--- a/local_llm_pt.docx
+++ b/local_llm_pt.docx
@@ -4567,31 +4567,7 @@
       </w:r>
       <w:proofErr w:type="spellEnd"/>
       <w:r>
-        <w:t xml:space="preserve"> — qualquer aplicação que use o SDK da </w:t>
-      </w:r>
-      <w:proofErr w:type="spellStart"/>
-      <w:r>
-        <w:t>OpenAI</w:t>
-      </w:r>
-      <w:proofErr w:type="spellEnd"/>
-      <w:r>
-        <w:t xml:space="preserve"> pode ser redirecionada para </w:t>
-      </w:r>
-      <w:proofErr w:type="spellStart"/>
-      <w:r>
-        <w:t>Ollama</w:t>
-      </w:r>
-      <w:proofErr w:type="spellEnd"/>
-      <w:r>
-        <w:t xml:space="preserve"> mudando apenas o base-</w:t>
-      </w:r>
-      <w:proofErr w:type="spellStart"/>
-      <w:r>
-        <w:t>url</w:t>
-      </w:r>
-      <w:proofErr w:type="spellEnd"/>
-      <w:r>
-        <w:t>, sem tocar no código.</w:t>
+        <w:t>.</w:t>
       </w:r>
     </w:p>
     <w:p>
@@ -4610,6 +4586,7 @@
         <w:ind w:left="1276"/>
       </w:pPr>
       <w:r>
+        <w:lastRenderedPageBreak/>
         <w:t xml:space="preserve">Ideal para: integração em aplicações (Java, </w:t>
       </w:r>
       <w:proofErr w:type="spellStart"/>
@@ -5150,18 +5127,6 @@
     </w:p>
     <w:p>
       <w:pPr>
-        <w:spacing w:before="60" w:after="60"/>
-      </w:pPr>
-    </w:p>
-    <w:p>
-      <w:pPr>
-        <w:pStyle w:val="PargrafodaLista"/>
-        <w:spacing w:after="240"/>
-        <w:ind w:left="720"/>
-      </w:pPr>
-    </w:p>
-    <w:p>
-      <w:pPr>
         <w:pStyle w:val="PargrafodaLista"/>
         <w:numPr>
           <w:ilvl w:val="0"/>
@@ -5180,7 +5145,6 @@
           <w:bCs/>
           <w:lang w:val="en-US"/>
         </w:rPr>
-        <w:lastRenderedPageBreak/>
         <w:t xml:space="preserve">IBM Granite 4.0 — </w:t>
       </w:r>
       <w:proofErr w:type="spellStart"/>
@@ -5256,7 +5220,11 @@
       </w:r>
       <w:proofErr w:type="spellEnd"/>
       <w:r>
-        <w:t xml:space="preserve"> sobre documentos, e RAG. A IBM certifica-os para uso comercial com uma licença clara (Apache 2.0), o que resolve as preocupações legais habituais em </w:t>
+        <w:t xml:space="preserve"> sobre documentos, e RAG. A IBM </w:t>
+      </w:r>
+      <w:r>
+        <w:lastRenderedPageBreak/>
+        <w:t xml:space="preserve">certifica-os para uso comercial com uma licença clara (Apache 2.0), o que resolve as preocupações legais habituais em </w:t>
       </w:r>
       <w:proofErr w:type="spellStart"/>
       <w:r>
@@ -6076,7 +6044,6 @@
           <w:bCs/>
           <w:lang w:val="en-US"/>
         </w:rPr>
-        <w:lastRenderedPageBreak/>
         <w:t>Ollama</w:t>
       </w:r>
       <w:proofErr w:type="spellEnd"/>
@@ -6155,6 +6122,7 @@
           <w:bCs/>
           <w:color w:val="000000"/>
         </w:rPr>
+        <w:lastRenderedPageBreak/>
         <w:t>LLMfit</w:t>
       </w:r>
       <w:proofErr w:type="spellEnd"/>
@@ -6571,6 +6539,9 @@
     <w:p>
       <w:pPr>
         <w:spacing w:before="60" w:after="60"/>
+        <w:rPr>
+          <w:lang w:val="en-US"/>
+        </w:rPr>
       </w:pPr>
       <w:r>
         <w:rPr>
@@ -7057,11 +7028,6 @@
         <w:t>, que já conhece as entidades, os campos e as relações entre elas.</w:t>
       </w:r>
     </w:p>
-    <w:p>
-      <w:pPr>
-        <w:spacing w:before="80"/>
-      </w:pPr>
-    </w:p>
     <w:tbl>
       <w:tblPr>
         <w:tblW w:w="9026" w:type="dxa"/>
@@ -8061,11 +8027,7 @@
       </w:r>
       <w:proofErr w:type="spellEnd"/>
       <w:r>
-        <w:t xml:space="preserve"> (formata a </w:t>
-      </w:r>
-      <w:r>
-        <w:lastRenderedPageBreak/>
-        <w:t xml:space="preserve">resposta em linguagem natural). O fluxo é determinístico e controlado pelo Java — o LLM nunca decide quando executar </w:t>
+        <w:t xml:space="preserve"> (formata a resposta em linguagem natural). O fluxo é determinístico e controlado pelo Java — o LLM nunca decide quando executar </w:t>
       </w:r>
       <w:proofErr w:type="spellStart"/>
       <w:r>
@@ -8125,6 +8087,7 @@
                 <w:sz w:val="18"/>
                 <w:szCs w:val="18"/>
               </w:rPr>
+              <w:lastRenderedPageBreak/>
               <w:t>@Service</w:t>
             </w:r>
           </w:p>
@@ -30574,6 +30537,69 @@
           <w:color w:val="2E75B6"/>
         </w:rPr>
         <w:t xml:space="preserve">→  </w:t>
+      </w:r>
+      <w:r>
+        <w:rPr>
+          <w:noProof/>
+        </w:rPr>
+        <mc:AlternateContent>
+          <mc:Choice Requires="wps">
+            <w:drawing>
+              <wp:anchor distT="0" distB="0" distL="114300" distR="114300" simplePos="0" relativeHeight="251699200" behindDoc="0" locked="0" layoutInCell="1" allowOverlap="1" wp14:anchorId="2CD31028" wp14:editId="381F9138">
+                <wp:simplePos x="0" y="0"/>
+                <wp:positionH relativeFrom="column">
+                  <wp:posOffset>0</wp:posOffset>
+                </wp:positionH>
+                <wp:positionV relativeFrom="paragraph">
+                  <wp:posOffset>-635</wp:posOffset>
+                </wp:positionV>
+                <wp:extent cx="6149340" cy="0"/>
+                <wp:effectExtent l="0" t="0" r="10160" b="12700"/>
+                <wp:wrapNone/>
+                <wp:docPr id="2120932859" name="Conexão Reta 3"/>
+                <wp:cNvGraphicFramePr/>
+                <a:graphic xmlns:a="http://schemas.openxmlformats.org/drawingml/2006/main">
+                  <a:graphicData uri="http://schemas.microsoft.com/office/word/2010/wordprocessingShape">
+                    <wps:wsp>
+                      <wps:cNvCnPr/>
+                      <wps:spPr>
+                        <a:xfrm>
+                          <a:off x="0" y="0"/>
+                          <a:ext cx="6149340" cy="0"/>
+                        </a:xfrm>
+                        <a:prstGeom prst="line">
+                          <a:avLst/>
+                        </a:prstGeom>
+                      </wps:spPr>
+                      <wps:style>
+                        <a:lnRef idx="1">
+                          <a:schemeClr val="accent1"/>
+                        </a:lnRef>
+                        <a:fillRef idx="0">
+                          <a:schemeClr val="accent1"/>
+                        </a:fillRef>
+                        <a:effectRef idx="0">
+                          <a:schemeClr val="accent1"/>
+                        </a:effectRef>
+                        <a:fontRef idx="minor">
+                          <a:schemeClr val="tx1"/>
+                        </a:fontRef>
+                      </wps:style>
+                      <wps:bodyPr/>
+                    </wps:wsp>
+                  </a:graphicData>
+                </a:graphic>
+              </wp:anchor>
+            </w:drawing>
+          </mc:Choice>
+          <mc:Fallback>
+            <w:pict>
+              <v:line w14:anchorId="46AF1C3A" id="Conexão Reta 3" o:spid="_x0000_s1026" style="position:absolute;z-index:251699200;visibility:visible;mso-wrap-style:square;mso-wrap-distance-left:9pt;mso-wrap-distance-top:0;mso-wrap-distance-right:9pt;mso-wrap-distance-bottom:0;mso-position-horizontal:absolute;mso-position-horizontal-relative:text;mso-position-vertical:absolute;mso-position-vertical-relative:text" from="0,-.05pt" to="484.2pt,-.05pt" o:gfxdata="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" strokecolor="#156082 [3204]" strokeweight=".5pt">
+                <v:stroke joinstyle="miter"/>
+              </v:line>
+            </w:pict>
+          </mc:Fallback>
+        </mc:AlternateContent>
       </w:r>
       <w:hyperlink r:id="rId18" w:history="1">
         <w:r>

--- a/local_llm_pt.docx
+++ b/local_llm_pt.docx
@@ -2547,6 +2547,319 @@
       <w:bookmarkStart w:id="3" w:name="_Toc230075414"/>
       <w:bookmarkStart w:id="4" w:name="_Toc230077227"/>
       <w:r>
+        <w:rPr>
+          <w:noProof/>
+        </w:rPr>
+        <w:drawing>
+          <wp:inline distT="0" distB="0" distL="0" distR="0" wp14:anchorId="759CE80F" wp14:editId="500466E4">
+            <wp:extent cx="5257800" cy="2284126"/>
+            <wp:effectExtent l="0" t="0" r="0" b="1905"/>
+            <wp:docPr id="1543918363" name="Imagem 22" descr="Uma imagem com texto, captura de ecrã, diagrama, Tipo de letra&#10;&#10;Descrição gerada automaticamente"/>
+            <wp:cNvGraphicFramePr>
+              <a:graphicFrameLocks xmlns:a="http://schemas.openxmlformats.org/drawingml/2006/main" noChangeAspect="1"/>
+            </wp:cNvGraphicFramePr>
+            <a:graphic xmlns:a="http://schemas.openxmlformats.org/drawingml/2006/main">
+              <a:graphicData uri="http://schemas.openxmlformats.org/drawingml/2006/picture">
+                <pic:pic xmlns:pic="http://schemas.openxmlformats.org/drawingml/2006/picture">
+                  <pic:nvPicPr>
+                    <pic:cNvPr id="1543918363" name="Imagem 22" descr="Uma imagem com texto, captura de ecrã, diagrama, Tipo de letra&#10;&#10;Descrição gerada automaticamente"/>
+                    <pic:cNvPicPr/>
+                  </pic:nvPicPr>
+                  <pic:blipFill>
+                    <a:blip r:embed="rId8">
+                      <a:extLst>
+                        <a:ext uri="{28A0092B-C50C-407E-A947-70E740481C1C}">
+                          <a14:useLocalDpi xmlns:a14="http://schemas.microsoft.com/office/drawing/2010/main" val="0"/>
+                        </a:ext>
+                      </a:extLst>
+                    </a:blip>
+                    <a:stretch>
+                      <a:fillRect/>
+                    </a:stretch>
+                  </pic:blipFill>
+                  <pic:spPr>
+                    <a:xfrm>
+                      <a:off x="0" y="0"/>
+                      <a:ext cx="5293910" cy="2299813"/>
+                    </a:xfrm>
+                    <a:prstGeom prst="rect">
+                      <a:avLst/>
+                    </a:prstGeom>
+                  </pic:spPr>
+                </pic:pic>
+              </a:graphicData>
+            </a:graphic>
+          </wp:inline>
+        </w:drawing>
+      </w:r>
+    </w:p>
+    <w:p>
+      <w:pPr>
+        <w:spacing w:before="40" w:after="160"/>
+        <w:jc w:val="center"/>
+        <w:rPr>
+          <w:i/>
+          <w:iCs/>
+          <w:color w:val="595959"/>
+          <w:sz w:val="20"/>
+          <w:szCs w:val="20"/>
+        </w:rPr>
+      </w:pPr>
+      <w:r>
+        <w:rPr>
+          <w:i/>
+          <w:iCs/>
+          <w:color w:val="595959"/>
+          <w:sz w:val="20"/>
+          <w:szCs w:val="20"/>
+        </w:rPr>
+        <w:t xml:space="preserve">Figura 1 — </w:t>
+      </w:r>
+      <w:proofErr w:type="spellStart"/>
+      <w:r>
+        <w:rPr>
+          <w:i/>
+          <w:iCs/>
+          <w:color w:val="595959"/>
+          <w:sz w:val="20"/>
+          <w:szCs w:val="20"/>
+        </w:rPr>
+        <w:t>Arquitectura</w:t>
+      </w:r>
+      <w:proofErr w:type="spellEnd"/>
+      <w:r>
+        <w:rPr>
+          <w:i/>
+          <w:iCs/>
+          <w:color w:val="595959"/>
+          <w:sz w:val="20"/>
+          <w:szCs w:val="20"/>
+        </w:rPr>
+        <w:t xml:space="preserve"> interna do </w:t>
+      </w:r>
+      <w:proofErr w:type="spellStart"/>
+      <w:r>
+        <w:rPr>
+          <w:i/>
+          <w:iCs/>
+          <w:color w:val="595959"/>
+          <w:sz w:val="20"/>
+          <w:szCs w:val="20"/>
+        </w:rPr>
+        <w:t>Ollama</w:t>
+      </w:r>
+      <w:proofErr w:type="spellEnd"/>
+      <w:r>
+        <w:rPr>
+          <w:i/>
+          <w:iCs/>
+          <w:color w:val="595959"/>
+          <w:sz w:val="20"/>
+          <w:szCs w:val="20"/>
+        </w:rPr>
+        <w:t xml:space="preserve">: </w:t>
+      </w:r>
+      <w:proofErr w:type="spellStart"/>
+      <w:r>
+        <w:rPr>
+          <w:i/>
+          <w:iCs/>
+          <w:color w:val="595959"/>
+          <w:sz w:val="20"/>
+          <w:szCs w:val="20"/>
+        </w:rPr>
+        <w:t>registry</w:t>
+      </w:r>
+      <w:proofErr w:type="spellEnd"/>
+      <w:r>
+        <w:rPr>
+          <w:i/>
+          <w:iCs/>
+          <w:color w:val="595959"/>
+          <w:sz w:val="20"/>
+          <w:szCs w:val="20"/>
+        </w:rPr>
+        <w:t xml:space="preserve">, modelo </w:t>
+      </w:r>
+      <w:proofErr w:type="spellStart"/>
+      <w:r>
+        <w:rPr>
+          <w:i/>
+          <w:iCs/>
+          <w:color w:val="595959"/>
+          <w:sz w:val="20"/>
+          <w:szCs w:val="20"/>
+        </w:rPr>
+        <w:t>quantizado</w:t>
+      </w:r>
+      <w:proofErr w:type="spellEnd"/>
+      <w:r>
+        <w:rPr>
+          <w:i/>
+          <w:iCs/>
+          <w:color w:val="595959"/>
+          <w:sz w:val="20"/>
+          <w:szCs w:val="20"/>
+        </w:rPr>
+        <w:t>, motor de inferência e API REST local.</w:t>
+      </w:r>
+    </w:p>
+    <w:p>
+      <w:pPr>
+        <w:spacing w:before="80" w:after="80" w:line="276" w:lineRule="auto"/>
+      </w:pPr>
+      <w:r>
+        <w:lastRenderedPageBreak/>
+        <w:t>O diagrama mostra três momentos distintos:</w:t>
+      </w:r>
+    </w:p>
+    <w:p>
+      <w:pPr>
+        <w:spacing w:before="40" w:after="40"/>
+        <w:ind w:left="360"/>
+      </w:pPr>
+      <w:r>
+        <w:t xml:space="preserve">(1) </w:t>
+      </w:r>
+      <w:r>
+        <w:rPr>
+          <w:b/>
+          <w:bCs/>
+        </w:rPr>
+        <w:t>Pull do modelo</w:t>
+      </w:r>
+      <w:r>
+        <w:t xml:space="preserve"> — o comando </w:t>
+      </w:r>
+      <w:proofErr w:type="spellStart"/>
+      <w:r>
+        <w:t>ollama</w:t>
+      </w:r>
+      <w:proofErr w:type="spellEnd"/>
+      <w:r>
+        <w:t xml:space="preserve"> pull descarrega o modelo do </w:t>
+      </w:r>
+      <w:proofErr w:type="spellStart"/>
+      <w:r>
+        <w:t>registry</w:t>
+      </w:r>
+      <w:proofErr w:type="spellEnd"/>
+      <w:r>
+        <w:t xml:space="preserve"> (ollama.com/</w:t>
+      </w:r>
+      <w:proofErr w:type="spellStart"/>
+      <w:r>
+        <w:t>library</w:t>
+      </w:r>
+      <w:proofErr w:type="spellEnd"/>
+      <w:r>
+        <w:t xml:space="preserve">) como </w:t>
+      </w:r>
+      <w:proofErr w:type="gramStart"/>
+      <w:r>
+        <w:t>ficheiro .</w:t>
+      </w:r>
+      <w:proofErr w:type="spellStart"/>
+      <w:r>
+        <w:t>gguf</w:t>
+      </w:r>
+      <w:proofErr w:type="spellEnd"/>
+      <w:proofErr w:type="gramEnd"/>
+      <w:r>
+        <w:t xml:space="preserve"> com pesos </w:t>
+      </w:r>
+      <w:proofErr w:type="spellStart"/>
+      <w:r>
+        <w:t>quantizados</w:t>
+      </w:r>
+      <w:proofErr w:type="spellEnd"/>
+      <w:r>
+        <w:t>. Fica guardado localmente e não é necessário voltar a descarregar.</w:t>
+      </w:r>
+    </w:p>
+    <w:p>
+      <w:pPr>
+        <w:spacing w:before="40" w:after="40"/>
+        <w:ind w:left="360"/>
+      </w:pPr>
+      <w:r>
+        <w:t xml:space="preserve">(2) </w:t>
+      </w:r>
+      <w:r>
+        <w:rPr>
+          <w:b/>
+          <w:bCs/>
+        </w:rPr>
+        <w:t>Inferência local</w:t>
+      </w:r>
+      <w:r>
+        <w:t xml:space="preserve"> — o motor llama.cpp carrega o modelo em memória e executa a inferência em GPU (se disponível) ou CPU. Tudo acontece na tua máquina, sem enviar dados para a </w:t>
+      </w:r>
+      <w:proofErr w:type="spellStart"/>
+      <w:r>
+        <w:t>cloud</w:t>
+      </w:r>
+      <w:proofErr w:type="spellEnd"/>
+      <w:r>
+        <w:t>.</w:t>
+      </w:r>
+    </w:p>
+    <w:p>
+      <w:pPr>
+        <w:spacing w:before="40" w:after="40"/>
+        <w:ind w:left="360"/>
+      </w:pPr>
+      <w:r>
+        <w:t xml:space="preserve">(3) </w:t>
+      </w:r>
+      <w:r>
+        <w:rPr>
+          <w:b/>
+          <w:bCs/>
+        </w:rPr>
+        <w:t>API REST local</w:t>
+      </w:r>
+      <w:r>
+        <w:t xml:space="preserve"> — o </w:t>
+      </w:r>
+      <w:proofErr w:type="spellStart"/>
+      <w:r>
+        <w:t>Ollama</w:t>
+      </w:r>
+      <w:proofErr w:type="spellEnd"/>
+      <w:r>
+        <w:t xml:space="preserve"> expõe o resultado em localhost:11434 com um formato compatível com a API da </w:t>
+      </w:r>
+      <w:proofErr w:type="spellStart"/>
+      <w:r>
+        <w:t>OpenAI</w:t>
+      </w:r>
+      <w:proofErr w:type="spellEnd"/>
+      <w:r>
+        <w:t xml:space="preserve">. Qualquer aplicação — Java/Spring, </w:t>
+      </w:r>
+      <w:proofErr w:type="spellStart"/>
+      <w:r>
+        <w:t>Python</w:t>
+      </w:r>
+      <w:proofErr w:type="spellEnd"/>
+      <w:r>
+        <w:t xml:space="preserve">, </w:t>
+      </w:r>
+      <w:proofErr w:type="spellStart"/>
+      <w:r>
+        <w:t>curl</w:t>
+      </w:r>
+      <w:proofErr w:type="spellEnd"/>
+      <w:r>
+        <w:t xml:space="preserve"> — pode consumir o modelo sem alterações de código.</w:t>
+      </w:r>
+    </w:p>
+    <w:p>
+      <w:pPr>
+        <w:pStyle w:val="Ttulo3"/>
+      </w:pPr>
+      <w:r>
         <w:t>Quantização — Porque é que um Modelo de 7B Cabe numa Laptop</w:t>
       </w:r>
       <w:bookmarkEnd w:id="3"/>
@@ -3206,7 +3519,6 @@
                 <w:sz w:val="20"/>
                 <w:szCs w:val="20"/>
               </w:rPr>
-              <w:lastRenderedPageBreak/>
               <w:t>Q4_K_M</w:t>
             </w:r>
           </w:p>
@@ -3989,6 +4301,7 @@
                 <w:sz w:val="20"/>
                 <w:szCs w:val="20"/>
               </w:rPr>
+              <w:lastRenderedPageBreak/>
               <w:t xml:space="preserve">Reprodutibilidade: mesma versão do modelo em </w:t>
             </w:r>
             <w:proofErr w:type="spellStart"/>
@@ -4586,7 +4899,6 @@
         <w:ind w:left="1276"/>
       </w:pPr>
       <w:r>
-        <w:lastRenderedPageBreak/>
         <w:t xml:space="preserve">Ideal para: integração em aplicações (Java, </w:t>
       </w:r>
       <w:proofErr w:type="spellStart"/>
@@ -4896,6 +5208,7 @@
         <w:ind w:left="709"/>
       </w:pPr>
       <w:r>
+        <w:lastRenderedPageBreak/>
         <w:t xml:space="preserve">O GPT4All da </w:t>
       </w:r>
       <w:proofErr w:type="spellStart"/>
@@ -5220,11 +5533,7 @@
       </w:r>
       <w:proofErr w:type="spellEnd"/>
       <w:r>
-        <w:t xml:space="preserve"> sobre documentos, e RAG. A IBM </w:t>
-      </w:r>
-      <w:r>
-        <w:lastRenderedPageBreak/>
-        <w:t xml:space="preserve">certifica-os para uso comercial com uma licença clara (Apache 2.0), o que resolve as preocupações legais habituais em </w:t>
+        <w:t xml:space="preserve"> sobre documentos, e RAG. A IBM certifica-os para uso comercial com uma licença clara (Apache 2.0), o que resolve as preocupações legais habituais em </w:t>
       </w:r>
       <w:proofErr w:type="spellStart"/>
       <w:r>
@@ -5604,6 +5913,7 @@
         <w:br/>
       </w:r>
       <w:r>
+        <w:lastRenderedPageBreak/>
         <w:t xml:space="preserve">Ao contrário dos modelos </w:t>
       </w:r>
       <w:proofErr w:type="spellStart"/>
@@ -6122,7 +6432,6 @@
           <w:bCs/>
           <w:color w:val="000000"/>
         </w:rPr>
-        <w:lastRenderedPageBreak/>
         <w:t>LLMfit</w:t>
       </w:r>
       <w:proofErr w:type="spellEnd"/>
@@ -6300,7 +6609,7 @@
           </mc:Fallback>
         </mc:AlternateContent>
       </w:r>
-      <w:hyperlink r:id="rId8" w:history="1">
+      <w:hyperlink r:id="rId9" w:history="1">
         <w:proofErr w:type="spellStart"/>
         <w:r>
           <w:rPr>
@@ -6351,7 +6660,7 @@
         </w:rPr>
         <w:t xml:space="preserve">→  </w:t>
       </w:r>
-      <w:hyperlink r:id="rId9" w:history="1">
+      <w:hyperlink r:id="rId10" w:history="1">
         <w:r>
           <w:rPr>
             <w:rStyle w:val="Hiperligao"/>
@@ -6378,7 +6687,7 @@
         </w:rPr>
         <w:t xml:space="preserve">→  </w:t>
       </w:r>
-      <w:hyperlink r:id="rId10" w:history="1">
+      <w:hyperlink r:id="rId11" w:history="1">
         <w:r>
           <w:rPr>
             <w:rStyle w:val="Hiperligao"/>
@@ -6405,7 +6714,7 @@
         </w:rPr>
         <w:t xml:space="preserve">→  </w:t>
       </w:r>
-      <w:hyperlink r:id="rId11" w:history="1">
+      <w:hyperlink r:id="rId12" w:history="1">
         <w:r>
           <w:rPr>
             <w:rStyle w:val="Hiperligao"/>
@@ -6432,7 +6741,7 @@
         </w:rPr>
         <w:t xml:space="preserve">→  </w:t>
       </w:r>
-      <w:hyperlink r:id="rId12" w:history="1">
+      <w:hyperlink r:id="rId13" w:history="1">
         <w:proofErr w:type="spellStart"/>
         <w:r>
           <w:rPr>
@@ -6469,7 +6778,7 @@
         </w:rPr>
         <w:t xml:space="preserve">→  </w:t>
       </w:r>
-      <w:hyperlink r:id="rId13" w:history="1">
+      <w:hyperlink r:id="rId14" w:history="1">
         <w:proofErr w:type="spellStart"/>
         <w:r>
           <w:rPr>
@@ -6498,7 +6807,7 @@
         </w:rPr>
         <w:t xml:space="preserve">→  </w:t>
       </w:r>
-      <w:hyperlink r:id="rId14" w:history="1">
+      <w:hyperlink r:id="rId15" w:history="1">
         <w:r>
           <w:rPr>
             <w:rStyle w:val="Hiperligao"/>
@@ -6525,7 +6834,7 @@
         </w:rPr>
         <w:t xml:space="preserve">→  </w:t>
       </w:r>
-      <w:hyperlink r:id="rId15" w:history="1">
+      <w:hyperlink r:id="rId16" w:history="1">
         <w:r>
           <w:rPr>
             <w:rStyle w:val="Hiperligao"/>
@@ -6552,7 +6861,7 @@
         </w:rPr>
         <w:t xml:space="preserve">→  </w:t>
       </w:r>
-      <w:hyperlink r:id="rId16" w:history="1">
+      <w:hyperlink r:id="rId17" w:history="1">
         <w:r>
           <w:rPr>
             <w:rStyle w:val="Hiperligao"/>
@@ -6579,7 +6888,7 @@
         </w:rPr>
         <w:t xml:space="preserve">→  </w:t>
       </w:r>
-      <w:hyperlink r:id="rId17" w:history="1">
+      <w:hyperlink r:id="rId18" w:history="1">
         <w:r>
           <w:rPr>
             <w:rStyle w:val="Hiperligao"/>
@@ -6618,6 +6927,9 @@
     <w:p>
       <w:pPr>
         <w:spacing w:before="60" w:after="180"/>
+        <w:rPr>
+          <w:lang w:val="en-US"/>
+        </w:rPr>
       </w:pPr>
       <w:r>
         <w:rPr>
@@ -6626,6 +6938,7 @@
           <w:color w:val="555555"/>
           <w:sz w:val="20"/>
           <w:szCs w:val="20"/>
+          <w:lang w:val="en-US"/>
         </w:rPr>
         <w:t xml:space="preserve">Marco </w:t>
       </w:r>
@@ -6637,6 +6950,7 @@
           <w:color w:val="555555"/>
           <w:sz w:val="20"/>
           <w:szCs w:val="20"/>
+          <w:lang w:val="en-US"/>
         </w:rPr>
         <w:t>Belladelli</w:t>
       </w:r>
@@ -6648,10 +6962,11 @@
           <w:color w:val="555555"/>
           <w:sz w:val="20"/>
           <w:szCs w:val="20"/>
+          <w:lang w:val="en-US"/>
         </w:rPr>
-        <w:t xml:space="preserve"> (IBM / </w:t>
-      </w:r>
-      <w:proofErr w:type="spellStart"/>
+        <w:t xml:space="preserve"> (IBM / Hibernate </w:t>
+      </w:r>
+      <w:proofErr w:type="gramStart"/>
       <w:r>
         <w:rPr>
           <w:i/>
@@ -6659,10 +6974,11 @@
           <w:color w:val="555555"/>
           <w:sz w:val="20"/>
           <w:szCs w:val="20"/>
+          <w:lang w:val="en-US"/>
         </w:rPr>
-        <w:t>Hibernate</w:t>
-      </w:r>
-      <w:proofErr w:type="spellEnd"/>
+        <w:t>ORM)  ·</w:t>
+      </w:r>
+      <w:proofErr w:type="gramEnd"/>
       <w:r>
         <w:rPr>
           <w:i/>
@@ -6670,28 +6986,7 @@
           <w:color w:val="555555"/>
           <w:sz w:val="20"/>
           <w:szCs w:val="20"/>
-        </w:rPr>
-        <w:t xml:space="preserve"> </w:t>
-      </w:r>
-      <w:proofErr w:type="gramStart"/>
-      <w:r>
-        <w:rPr>
-          <w:i/>
-          <w:iCs/>
-          <w:color w:val="555555"/>
-          <w:sz w:val="20"/>
-          <w:szCs w:val="20"/>
-        </w:rPr>
-        <w:t>ORM)  ·</w:t>
-      </w:r>
-      <w:proofErr w:type="gramEnd"/>
-      <w:r>
-        <w:rPr>
-          <w:i/>
-          <w:iCs/>
-          <w:color w:val="555555"/>
-          <w:sz w:val="20"/>
-          <w:szCs w:val="20"/>
+          <w:lang w:val="en-US"/>
         </w:rPr>
         <w:t xml:space="preserve">  23 Abril 2026</w:t>
       </w:r>
@@ -8038,6 +8333,250 @@
         <w:t>.</w:t>
       </w:r>
     </w:p>
+    <w:p>
+      <w:pPr>
+        <w:spacing w:before="80" w:after="80" w:line="276" w:lineRule="auto"/>
+      </w:pPr>
+      <w:r>
+        <w:rPr>
+          <w:noProof/>
+        </w:rPr>
+        <w:lastRenderedPageBreak/>
+        <w:drawing>
+          <wp:inline distT="0" distB="0" distL="0" distR="0" wp14:anchorId="5723BA99" wp14:editId="5C102759">
+            <wp:extent cx="4076700" cy="2387600"/>
+            <wp:effectExtent l="0" t="0" r="0" b="0"/>
+            <wp:docPr id="264795208" name="Imagem 1" descr="Uma imagem com texto, captura de ecrã, diagrama, Tipo de letra&#10;&#10;Descrição gerada automaticamente"/>
+            <wp:cNvGraphicFramePr>
+              <a:graphicFrameLocks xmlns:a="http://schemas.openxmlformats.org/drawingml/2006/main" noChangeAspect="1"/>
+            </wp:cNvGraphicFramePr>
+            <a:graphic xmlns:a="http://schemas.openxmlformats.org/drawingml/2006/main">
+              <a:graphicData uri="http://schemas.openxmlformats.org/drawingml/2006/picture">
+                <pic:pic xmlns:pic="http://schemas.openxmlformats.org/drawingml/2006/picture">
+                  <pic:nvPicPr>
+                    <pic:cNvPr id="264795208" name="Imagem 1" descr="Uma imagem com texto, captura de ecrã, diagrama, Tipo de letra&#10;&#10;Descrição gerada automaticamente"/>
+                    <pic:cNvPicPr/>
+                  </pic:nvPicPr>
+                  <pic:blipFill>
+                    <a:blip r:embed="rId19"/>
+                    <a:stretch>
+                      <a:fillRect/>
+                    </a:stretch>
+                  </pic:blipFill>
+                  <pic:spPr>
+                    <a:xfrm>
+                      <a:off x="0" y="0"/>
+                      <a:ext cx="4076700" cy="2387600"/>
+                    </a:xfrm>
+                    <a:prstGeom prst="rect">
+                      <a:avLst/>
+                    </a:prstGeom>
+                  </pic:spPr>
+                </pic:pic>
+              </a:graphicData>
+            </a:graphic>
+          </wp:inline>
+        </w:drawing>
+      </w:r>
+    </w:p>
+    <w:p>
+      <w:pPr>
+        <w:spacing w:before="80" w:after="80" w:line="276" w:lineRule="auto"/>
+        <w:jc w:val="center"/>
+        <w:rPr>
+          <w:i/>
+          <w:iCs/>
+          <w:color w:val="595959"/>
+          <w:sz w:val="20"/>
+          <w:szCs w:val="20"/>
+        </w:rPr>
+      </w:pPr>
+      <w:r>
+        <w:rPr>
+          <w:i/>
+          <w:iCs/>
+          <w:color w:val="595959"/>
+          <w:sz w:val="20"/>
+          <w:szCs w:val="20"/>
+        </w:rPr>
+        <w:t xml:space="preserve">Figura 2 — Fluxo do </w:t>
+      </w:r>
+      <w:proofErr w:type="spellStart"/>
+      <w:r>
+        <w:rPr>
+          <w:i/>
+          <w:iCs/>
+          <w:color w:val="595959"/>
+          <w:sz w:val="20"/>
+          <w:szCs w:val="20"/>
+        </w:rPr>
+        <w:t>DatabaseAssistant</w:t>
+      </w:r>
+      <w:proofErr w:type="spellEnd"/>
+      <w:r>
+        <w:rPr>
+          <w:i/>
+          <w:iCs/>
+          <w:color w:val="595959"/>
+          <w:sz w:val="20"/>
+          <w:szCs w:val="20"/>
+        </w:rPr>
+        <w:t>: a pergunta em linguagem natural é processada em três passos determinísticos controlados pelo Java.</w:t>
+      </w:r>
+    </w:p>
+    <w:p>
+      <w:pPr>
+        <w:spacing w:before="80" w:after="80" w:line="276" w:lineRule="auto"/>
+      </w:pPr>
+      <w:r>
+        <w:t>O diagrama detalha os três passos do fluxo:</w:t>
+      </w:r>
+    </w:p>
+    <w:p>
+      <w:pPr>
+        <w:spacing w:before="40" w:after="40"/>
+        <w:ind w:left="360"/>
+      </w:pPr>
+      <w:r>
+        <w:t xml:space="preserve">(1) </w:t>
+      </w:r>
+      <w:r>
+        <w:rPr>
+          <w:b/>
+          <w:bCs/>
+        </w:rPr>
+        <w:t>Gerar HQL</w:t>
+      </w:r>
+      <w:r>
+        <w:t xml:space="preserve"> — o </w:t>
+      </w:r>
+      <w:proofErr w:type="spellStart"/>
+      <w:r>
+        <w:t>HqlGenerator</w:t>
+      </w:r>
+      <w:proofErr w:type="spellEnd"/>
+      <w:r>
+        <w:t xml:space="preserve"> envia a pergunta em linguagem natural ao LLM (via </w:t>
+      </w:r>
+      <w:proofErr w:type="spellStart"/>
+      <w:r>
+        <w:t>Ollama</w:t>
+      </w:r>
+      <w:proofErr w:type="spellEnd"/>
+      <w:r>
+        <w:t xml:space="preserve">) com um </w:t>
+      </w:r>
+      <w:proofErr w:type="spellStart"/>
+      <w:r>
+        <w:t>system</w:t>
+      </w:r>
+      <w:proofErr w:type="spellEnd"/>
+      <w:r>
+        <w:t xml:space="preserve"> </w:t>
+      </w:r>
+      <w:proofErr w:type="spellStart"/>
+      <w:r>
+        <w:t>prompt</w:t>
+      </w:r>
+      <w:proofErr w:type="spellEnd"/>
+      <w:r>
+        <w:t xml:space="preserve"> que descreve o modelo de domínio </w:t>
+      </w:r>
+      <w:proofErr w:type="spellStart"/>
+      <w:r>
+        <w:t>Hibernate</w:t>
+      </w:r>
+      <w:proofErr w:type="spellEnd"/>
+      <w:r>
+        <w:t xml:space="preserve">. O LLM devolve uma </w:t>
+      </w:r>
+      <w:proofErr w:type="spellStart"/>
+      <w:r>
+        <w:t>query</w:t>
+      </w:r>
+      <w:proofErr w:type="spellEnd"/>
+      <w:r>
+        <w:t xml:space="preserve"> HQL válida.</w:t>
+      </w:r>
+    </w:p>
+    <w:p>
+      <w:pPr>
+        <w:spacing w:before="40" w:after="40"/>
+        <w:ind w:left="360"/>
+      </w:pPr>
+      <w:r>
+        <w:t xml:space="preserve">(2) </w:t>
+      </w:r>
+      <w:r>
+        <w:rPr>
+          <w:b/>
+          <w:bCs/>
+        </w:rPr>
+        <w:t>Executar na BD</w:t>
+      </w:r>
+      <w:r>
+        <w:t xml:space="preserve"> — o </w:t>
+      </w:r>
+      <w:proofErr w:type="spellStart"/>
+      <w:r>
+        <w:t>HibernateQueryTool</w:t>
+      </w:r>
+      <w:proofErr w:type="spellEnd"/>
+      <w:r>
+        <w:t xml:space="preserve"> valida a </w:t>
+      </w:r>
+      <w:proofErr w:type="spellStart"/>
+      <w:r>
+        <w:t>query</w:t>
+      </w:r>
+      <w:proofErr w:type="spellEnd"/>
+      <w:r>
+        <w:t xml:space="preserve"> (apenas </w:t>
+      </w:r>
+      <w:proofErr w:type="spellStart"/>
+      <w:r>
+        <w:t>SELECTs</w:t>
+      </w:r>
+      <w:proofErr w:type="spellEnd"/>
+      <w:r>
+        <w:t xml:space="preserve"> são permitidos), executa-a via JPA e devolve os resultados. O LLM nunca toca na base de dados — é o Java que executa a </w:t>
+      </w:r>
+      <w:proofErr w:type="spellStart"/>
+      <w:r>
+        <w:t>query</w:t>
+      </w:r>
+      <w:proofErr w:type="spellEnd"/>
+      <w:r>
+        <w:t>.</w:t>
+      </w:r>
+    </w:p>
+    <w:p>
+      <w:pPr>
+        <w:spacing w:before="40" w:after="40"/>
+        <w:ind w:left="360"/>
+      </w:pPr>
+      <w:r>
+        <w:t xml:space="preserve">(3) </w:t>
+      </w:r>
+      <w:r>
+        <w:rPr>
+          <w:b/>
+          <w:bCs/>
+        </w:rPr>
+        <w:t>Formatar resposta</w:t>
+      </w:r>
+      <w:r>
+        <w:t xml:space="preserve"> — o </w:t>
+      </w:r>
+      <w:proofErr w:type="spellStart"/>
+      <w:r>
+        <w:t>AnswerFormatter</w:t>
+      </w:r>
+      <w:proofErr w:type="spellEnd"/>
+      <w:r>
+        <w:t xml:space="preserve"> envia os resultados ao LLM e pede-lhe que os transforme numa resposta em linguagem natural clara e concisa. O utilizador recebe texto, não uma tabela de dados brutos.</w:t>
+      </w:r>
+    </w:p>
     <w:tbl>
       <w:tblPr>
         <w:tblW w:w="9026" w:type="dxa"/>
@@ -8087,7 +8626,6 @@
                 <w:sz w:val="18"/>
                 <w:szCs w:val="18"/>
               </w:rPr>
-              <w:lastRenderedPageBreak/>
               <w:t>@Service</w:t>
             </w:r>
           </w:p>
@@ -9465,6 +10003,7 @@
                 <w:szCs w:val="18"/>
                 <w:lang w:val="en-US"/>
               </w:rPr>
+              <w:lastRenderedPageBreak/>
               <w:t xml:space="preserve">        </w:t>
             </w:r>
             <w:r>
@@ -9933,8 +10472,20 @@
                 <w:szCs w:val="18"/>
                 <w:lang w:val="en-US"/>
               </w:rPr>
-              <w:t xml:space="preserve"> + maxResults</w:t>
-            </w:r>
+              <w:t xml:space="preserve"> + </w:t>
+            </w:r>
+            <w:proofErr w:type="spellStart"/>
+            <w:r>
+              <w:rPr>
+                <w:rFonts w:ascii="Courier New" w:eastAsia="Courier New" w:hAnsi="Courier New" w:cs="Courier New"/>
+                <w:color w:val="D4D4D4"/>
+                <w:sz w:val="18"/>
+                <w:szCs w:val="18"/>
+                <w:lang w:val="en-US"/>
+              </w:rPr>
+              <w:t>maxResults</w:t>
+            </w:r>
+            <w:proofErr w:type="spellEnd"/>
           </w:p>
         </w:tc>
       </w:tr>
@@ -11902,7 +12453,27 @@
                 <w:sz w:val="18"/>
                 <w:szCs w:val="18"/>
               </w:rPr>
-              <w:t xml:space="preserve"> the </w:t>
+              <w:t xml:space="preserve"> </w:t>
+            </w:r>
+            <w:proofErr w:type="spellStart"/>
+            <w:r>
+              <w:rPr>
+                <w:rFonts w:ascii="Courier New" w:eastAsia="Courier New" w:hAnsi="Courier New" w:cs="Courier New"/>
+                <w:color w:val="D4D4D4"/>
+                <w:sz w:val="18"/>
+                <w:szCs w:val="18"/>
+              </w:rPr>
+              <w:t>the</w:t>
+            </w:r>
+            <w:proofErr w:type="spellEnd"/>
+            <w:r>
+              <w:rPr>
+                <w:rFonts w:ascii="Courier New" w:eastAsia="Courier New" w:hAnsi="Courier New" w:cs="Courier New"/>
+                <w:color w:val="D4D4D4"/>
+                <w:sz w:val="18"/>
+                <w:szCs w:val="18"/>
+              </w:rPr>
+              <w:t xml:space="preserve"> </w:t>
             </w:r>
             <w:proofErr w:type="spellStart"/>
             <w:r>
@@ -12461,7 +13032,27 @@
                 <w:sz w:val="18"/>
                 <w:szCs w:val="18"/>
               </w:rPr>
-              <w:t xml:space="preserve"> hql,</w:t>
+              <w:t xml:space="preserve"> </w:t>
+            </w:r>
+            <w:proofErr w:type="spellStart"/>
+            <w:r>
+              <w:rPr>
+                <w:rFonts w:ascii="Courier New" w:eastAsia="Courier New" w:hAnsi="Courier New" w:cs="Courier New"/>
+                <w:color w:val="D4D4D4"/>
+                <w:sz w:val="18"/>
+                <w:szCs w:val="18"/>
+              </w:rPr>
+              <w:t>hql</w:t>
+            </w:r>
+            <w:proofErr w:type="spellEnd"/>
+            <w:r>
+              <w:rPr>
+                <w:rFonts w:ascii="Courier New" w:eastAsia="Courier New" w:hAnsi="Courier New" w:cs="Courier New"/>
+                <w:color w:val="D4D4D4"/>
+                <w:sz w:val="18"/>
+                <w:szCs w:val="18"/>
+              </w:rPr>
+              <w:t>,</w:t>
             </w:r>
           </w:p>
         </w:tc>
@@ -12732,8 +13323,29 @@
                 <w:sz w:val="18"/>
                 <w:szCs w:val="18"/>
               </w:rPr>
-              <w:t xml:space="preserve"> → DatabaseAssistant.chat(</w:t>
-            </w:r>
+              <w:t xml:space="preserve"> → </w:t>
+            </w:r>
+            <w:proofErr w:type="spellStart"/>
+            <w:r>
+              <w:rPr>
+                <w:rFonts w:ascii="Courier New" w:eastAsia="Courier New" w:hAnsi="Courier New" w:cs="Courier New"/>
+                <w:color w:val="D4D4D4"/>
+                <w:sz w:val="18"/>
+                <w:szCs w:val="18"/>
+              </w:rPr>
+              <w:t>DatabaseAssistant.chat</w:t>
+            </w:r>
+            <w:proofErr w:type="spellEnd"/>
+            <w:r>
+              <w:rPr>
+                <w:rFonts w:ascii="Courier New" w:eastAsia="Courier New" w:hAnsi="Courier New" w:cs="Courier New"/>
+                <w:color w:val="D4D4D4"/>
+                <w:sz w:val="18"/>
+                <w:szCs w:val="18"/>
+              </w:rPr>
+              <w:t>(</w:t>
+            </w:r>
+            <w:proofErr w:type="spellStart"/>
             <w:proofErr w:type="gramStart"/>
             <w:r>
               <w:rPr>
@@ -12742,7 +13354,17 @@
                 <w:sz w:val="18"/>
                 <w:szCs w:val="18"/>
               </w:rPr>
-              <w:t xml:space="preserve">question)   </w:t>
+              <w:t>question</w:t>
+            </w:r>
+            <w:proofErr w:type="spellEnd"/>
+            <w:r>
+              <w:rPr>
+                <w:rFonts w:ascii="Courier New" w:eastAsia="Courier New" w:hAnsi="Courier New" w:cs="Courier New"/>
+                <w:color w:val="D4D4D4"/>
+                <w:sz w:val="18"/>
+                <w:szCs w:val="18"/>
+              </w:rPr>
+              <w:t xml:space="preserve">)   </w:t>
             </w:r>
             <w:proofErr w:type="gramEnd"/>
             <w:r>
@@ -21402,7 +22024,27 @@
                 <w:sz w:val="18"/>
                 <w:szCs w:val="18"/>
               </w:rPr>
-              <w:t xml:space="preserve"> question: %s</w:t>
+              <w:t xml:space="preserve"> </w:t>
+            </w:r>
+            <w:proofErr w:type="spellStart"/>
+            <w:r>
+              <w:rPr>
+                <w:rFonts w:ascii="Courier New" w:eastAsia="Courier New" w:hAnsi="Courier New" w:cs="Courier New"/>
+                <w:color w:val="D4D4D4"/>
+                <w:sz w:val="18"/>
+                <w:szCs w:val="18"/>
+              </w:rPr>
+              <w:t>question</w:t>
+            </w:r>
+            <w:proofErr w:type="spellEnd"/>
+            <w:r>
+              <w:rPr>
+                <w:rFonts w:ascii="Courier New" w:eastAsia="Courier New" w:hAnsi="Courier New" w:cs="Courier New"/>
+                <w:color w:val="D4D4D4"/>
+                <w:sz w:val="18"/>
+                <w:szCs w:val="18"/>
+              </w:rPr>
+              <w:t>: %s</w:t>
             </w:r>
           </w:p>
         </w:tc>
@@ -21942,6 +22584,9 @@
           <w:p>
             <w:pPr>
               <w:spacing w:before="20" w:after="20"/>
+              <w:rPr>
+                <w:lang w:val="en-US"/>
+              </w:rPr>
             </w:pPr>
             <w:proofErr w:type="spellStart"/>
             <w:proofErr w:type="gramStart"/>
@@ -21951,6 +22596,7 @@
                 <w:color w:val="D4D4D4"/>
                 <w:sz w:val="18"/>
                 <w:szCs w:val="18"/>
+                <w:lang w:val="en-US"/>
               </w:rPr>
               <w:t>spring.ai.ollama</w:t>
             </w:r>
@@ -21961,6 +22607,7 @@
                 <w:color w:val="D4D4D4"/>
                 <w:sz w:val="18"/>
                 <w:szCs w:val="18"/>
+                <w:lang w:val="en-US"/>
               </w:rPr>
               <w:t>.base-url</w:t>
             </w:r>
@@ -21971,6 +22618,7 @@
                 <w:color w:val="D4D4D4"/>
                 <w:sz w:val="18"/>
                 <w:szCs w:val="18"/>
+                <w:lang w:val="en-US"/>
               </w:rPr>
               <w:t>=http://localhost:11434</w:t>
             </w:r>
@@ -21998,6 +22646,9 @@
           <w:p>
             <w:pPr>
               <w:spacing w:before="20" w:after="20"/>
+              <w:rPr>
+                <w:lang w:val="en-US"/>
+              </w:rPr>
             </w:pPr>
             <w:proofErr w:type="spellStart"/>
             <w:proofErr w:type="gramStart"/>
@@ -22007,6 +22658,7 @@
                 <w:color w:val="D4D4D4"/>
                 <w:sz w:val="18"/>
                 <w:szCs w:val="18"/>
+                <w:lang w:val="en-US"/>
               </w:rPr>
               <w:t>spring.ai.ollama</w:t>
             </w:r>
@@ -22017,6 +22669,7 @@
                 <w:color w:val="D4D4D4"/>
                 <w:sz w:val="18"/>
                 <w:szCs w:val="18"/>
+                <w:lang w:val="en-US"/>
               </w:rPr>
               <w:t>.chat.options.model</w:t>
             </w:r>
@@ -22027,6 +22680,7 @@
                 <w:color w:val="D4D4D4"/>
                 <w:sz w:val="18"/>
                 <w:szCs w:val="18"/>
+                <w:lang w:val="en-US"/>
               </w:rPr>
               <w:t>=qwen2.5:3b</w:t>
             </w:r>
@@ -30601,7 +31255,7 @@
           </mc:Fallback>
         </mc:AlternateContent>
       </w:r>
-      <w:hyperlink r:id="rId18" w:history="1">
+      <w:hyperlink r:id="rId20" w:history="1">
         <w:r>
           <w:rPr>
             <w:rStyle w:val="Hiperligao"/>
@@ -30668,7 +31322,7 @@
         </w:rPr>
         <w:t xml:space="preserve">→  </w:t>
       </w:r>
-      <w:hyperlink r:id="rId19" w:history="1">
+      <w:hyperlink r:id="rId21" w:history="1">
         <w:r>
           <w:rPr>
             <w:rStyle w:val="Hiperligao"/>
@@ -30695,7 +31349,7 @@
         </w:rPr>
         <w:t xml:space="preserve">→  </w:t>
       </w:r>
-      <w:hyperlink r:id="rId20" w:history="1">
+      <w:hyperlink r:id="rId22" w:history="1">
         <w:r>
           <w:rPr>
             <w:rStyle w:val="Hiperligao"/>
@@ -30732,7 +31386,7 @@
         </w:rPr>
         <w:t xml:space="preserve">→  </w:t>
       </w:r>
-      <w:hyperlink r:id="rId21" w:history="1">
+      <w:hyperlink r:id="rId23" w:history="1">
         <w:r>
           <w:rPr>
             <w:rStyle w:val="Hiperligao"/>
@@ -30759,7 +31413,7 @@
         </w:rPr>
         <w:t xml:space="preserve">→  </w:t>
       </w:r>
-      <w:hyperlink r:id="rId22" w:history="1">
+      <w:hyperlink r:id="rId24" w:history="1">
         <w:r>
           <w:rPr>
             <w:rStyle w:val="Hiperligao"/>
@@ -30804,7 +31458,7 @@
         </w:rPr>
         <w:t xml:space="preserve">→  </w:t>
       </w:r>
-      <w:hyperlink r:id="rId23" w:history="1">
+      <w:hyperlink r:id="rId25" w:history="1">
         <w:r>
           <w:rPr>
             <w:rStyle w:val="Hiperligao"/>
@@ -30831,7 +31485,7 @@
         </w:rPr>
         <w:t xml:space="preserve">→  </w:t>
       </w:r>
-      <w:hyperlink r:id="rId24" w:history="1">
+      <w:hyperlink r:id="rId26" w:history="1">
         <w:proofErr w:type="spellStart"/>
         <w:r>
           <w:rPr>
@@ -30868,7 +31522,7 @@
         </w:rPr>
         <w:t xml:space="preserve">→  </w:t>
       </w:r>
-      <w:hyperlink r:id="rId25" w:history="1">
+      <w:hyperlink r:id="rId27" w:history="1">
         <w:r>
           <w:rPr>
             <w:rStyle w:val="Hiperligao"/>
@@ -30887,8 +31541,8 @@
       </w:pPr>
     </w:p>
     <w:sectPr>
-      <w:headerReference w:type="default" r:id="rId26"/>
-      <w:footerReference w:type="default" r:id="rId27"/>
+      <w:headerReference w:type="default" r:id="rId28"/>
+      <w:footerReference w:type="default" r:id="rId29"/>
       <w:pgSz w:w="11906" w:h="16838"/>
       <w:pgMar w:top="1134" w:right="1134" w:bottom="1134" w:left="1134" w:header="708" w:footer="708" w:gutter="0"/>
       <w:cols w:space="720"/>

--- a/local_llm_pt.docx
+++ b/local_llm_pt.docx
@@ -10472,20 +10472,8 @@
                 <w:szCs w:val="18"/>
                 <w:lang w:val="en-US"/>
               </w:rPr>
-              <w:t xml:space="preserve"> + </w:t>
-            </w:r>
-            <w:proofErr w:type="spellStart"/>
-            <w:r>
-              <w:rPr>
-                <w:rFonts w:ascii="Courier New" w:eastAsia="Courier New" w:hAnsi="Courier New" w:cs="Courier New"/>
-                <w:color w:val="D4D4D4"/>
-                <w:sz w:val="18"/>
-                <w:szCs w:val="18"/>
-                <w:lang w:val="en-US"/>
-              </w:rPr>
-              <w:t>maxResults</w:t>
-            </w:r>
-            <w:proofErr w:type="spellEnd"/>
+              <w:t xml:space="preserve"> + maxResults</w:t>
+            </w:r>
           </w:p>
         </w:tc>
       </w:tr>
@@ -12453,27 +12441,7 @@
                 <w:sz w:val="18"/>
                 <w:szCs w:val="18"/>
               </w:rPr>
-              <w:t xml:space="preserve"> </w:t>
-            </w:r>
-            <w:proofErr w:type="spellStart"/>
-            <w:r>
-              <w:rPr>
-                <w:rFonts w:ascii="Courier New" w:eastAsia="Courier New" w:hAnsi="Courier New" w:cs="Courier New"/>
-                <w:color w:val="D4D4D4"/>
-                <w:sz w:val="18"/>
-                <w:szCs w:val="18"/>
-              </w:rPr>
-              <w:t>the</w:t>
-            </w:r>
-            <w:proofErr w:type="spellEnd"/>
-            <w:r>
-              <w:rPr>
-                <w:rFonts w:ascii="Courier New" w:eastAsia="Courier New" w:hAnsi="Courier New" w:cs="Courier New"/>
-                <w:color w:val="D4D4D4"/>
-                <w:sz w:val="18"/>
-                <w:szCs w:val="18"/>
-              </w:rPr>
-              <w:t xml:space="preserve"> </w:t>
+              <w:t xml:space="preserve"> the </w:t>
             </w:r>
             <w:proofErr w:type="spellStart"/>
             <w:r>
@@ -13032,27 +13000,7 @@
                 <w:sz w:val="18"/>
                 <w:szCs w:val="18"/>
               </w:rPr>
-              <w:t xml:space="preserve"> </w:t>
-            </w:r>
-            <w:proofErr w:type="spellStart"/>
-            <w:r>
-              <w:rPr>
-                <w:rFonts w:ascii="Courier New" w:eastAsia="Courier New" w:hAnsi="Courier New" w:cs="Courier New"/>
-                <w:color w:val="D4D4D4"/>
-                <w:sz w:val="18"/>
-                <w:szCs w:val="18"/>
-              </w:rPr>
-              <w:t>hql</w:t>
-            </w:r>
-            <w:proofErr w:type="spellEnd"/>
-            <w:r>
-              <w:rPr>
-                <w:rFonts w:ascii="Courier New" w:eastAsia="Courier New" w:hAnsi="Courier New" w:cs="Courier New"/>
-                <w:color w:val="D4D4D4"/>
-                <w:sz w:val="18"/>
-                <w:szCs w:val="18"/>
-              </w:rPr>
-              <w:t>,</w:t>
+              <w:t xml:space="preserve"> hql,</w:t>
             </w:r>
           </w:p>
         </w:tc>
@@ -13191,6 +13139,1921 @@
         </w:rPr>
         <w:lastRenderedPageBreak/>
         <w:t>Fluxo Completo — Pergunta até Resposta</w:t>
+      </w:r>
+    </w:p>
+    <w:tbl>
+      <w:tblPr>
+        <w:tblW w:w="9026" w:type="dxa"/>
+        <w:tblBorders>
+          <w:top w:val="single" w:sz="4" w:space="0" w:color="auto"/>
+          <w:left w:val="single" w:sz="4" w:space="0" w:color="auto"/>
+          <w:bottom w:val="single" w:sz="4" w:space="0" w:color="auto"/>
+          <w:right w:val="single" w:sz="4" w:space="0" w:color="auto"/>
+          <w:insideH w:val="single" w:sz="4" w:space="0" w:color="auto"/>
+          <w:insideV w:val="single" w:sz="4" w:space="0" w:color="auto"/>
+        </w:tblBorders>
+        <w:tblCellMar>
+          <w:left w:w="10" w:type="dxa"/>
+          <w:right w:w="10" w:type="dxa"/>
+        </w:tblCellMar>
+        <w:tblLook w:val="0000" w:firstRow="0" w:lastRow="0" w:firstColumn="0" w:lastColumn="0" w:noHBand="0" w:noVBand="0"/>
+      </w:tblPr>
+      <w:tblGrid>
+        <w:gridCol w:w="9026"/>
+      </w:tblGrid>
+      <w:tr>
+        <w:tc>
+          <w:tcPr>
+            <w:tcW w:w="9026" w:type="dxa"/>
+            <w:tcBorders>
+              <w:top w:val="none" w:sz="0" w:space="0" w:color="FFFFFF"/>
+              <w:left w:val="none" w:sz="0" w:space="0" w:color="FFFFFF"/>
+              <w:bottom w:val="none" w:sz="0" w:space="0" w:color="FFFFFF"/>
+              <w:right w:val="none" w:sz="0" w:space="0" w:color="FFFFFF"/>
+            </w:tcBorders>
+            <w:shd w:val="clear" w:color="auto" w:fill="D5E8F0"/>
+            <w:tcMar>
+              <w:top w:w="60" w:type="dxa"/>
+              <w:left w:w="180" w:type="dxa"/>
+              <w:bottom w:w="60" w:type="dxa"/>
+              <w:right w:w="180" w:type="dxa"/>
+            </w:tcMar>
+          </w:tcPr>
+          <w:p>
+            <w:pPr>
+              <w:spacing w:before="30" w:after="30"/>
+              <w:rPr>
+                <w:sz w:val="18"/>
+                <w:szCs w:val="18"/>
+                <w:lang w:val="en-US"/>
+              </w:rPr>
+            </w:pPr>
+            <w:r>
+              <w:rPr>
+                <w:rFonts w:ascii="Courier New" w:eastAsia="Courier New" w:hAnsi="Courier New" w:cs="Courier New"/>
+                <w:color w:val="1F3864"/>
+                <w:sz w:val="18"/>
+                <w:szCs w:val="18"/>
+                <w:lang w:val="en-US"/>
+              </w:rPr>
+              <w:t xml:space="preserve">  1. GET /assistant/</w:t>
+            </w:r>
+            <w:proofErr w:type="spellStart"/>
+            <w:r>
+              <w:rPr>
+                <w:rFonts w:ascii="Courier New" w:eastAsia="Courier New" w:hAnsi="Courier New" w:cs="Courier New"/>
+                <w:color w:val="1F3864"/>
+                <w:sz w:val="18"/>
+                <w:szCs w:val="18"/>
+                <w:lang w:val="en-US"/>
+              </w:rPr>
+              <w:t>ask?q</w:t>
+            </w:r>
+            <w:proofErr w:type="spellEnd"/>
+            <w:r>
+              <w:rPr>
+                <w:rFonts w:ascii="Courier New" w:eastAsia="Courier New" w:hAnsi="Courier New" w:cs="Courier New"/>
+                <w:color w:val="1F3864"/>
+                <w:sz w:val="18"/>
+                <w:szCs w:val="18"/>
+                <w:lang w:val="en-US"/>
+              </w:rPr>
+              <w:t xml:space="preserve">=What are the top 5 most expensive products?  </w:t>
+            </w:r>
+          </w:p>
+        </w:tc>
+      </w:tr>
+      <w:tr>
+        <w:tc>
+          <w:tcPr>
+            <w:tcW w:w="9026" w:type="dxa"/>
+            <w:tcBorders>
+              <w:top w:val="none" w:sz="0" w:space="0" w:color="FFFFFF"/>
+              <w:left w:val="none" w:sz="0" w:space="0" w:color="FFFFFF"/>
+              <w:bottom w:val="none" w:sz="0" w:space="0" w:color="FFFFFF"/>
+              <w:right w:val="none" w:sz="0" w:space="0" w:color="FFFFFF"/>
+            </w:tcBorders>
+            <w:shd w:val="clear" w:color="auto" w:fill="D5E8F0"/>
+            <w:tcMar>
+              <w:top w:w="60" w:type="dxa"/>
+              <w:left w:w="180" w:type="dxa"/>
+              <w:bottom w:w="60" w:type="dxa"/>
+              <w:right w:w="180" w:type="dxa"/>
+            </w:tcMar>
+          </w:tcPr>
+          <w:p>
+            <w:pPr>
+              <w:spacing w:before="30" w:after="30"/>
+              <w:rPr>
+                <w:sz w:val="18"/>
+                <w:szCs w:val="18"/>
+              </w:rPr>
+            </w:pPr>
+            <w:r>
+              <w:rPr>
+                <w:rFonts w:ascii="Courier New" w:eastAsia="Courier New" w:hAnsi="Courier New" w:cs="Courier New"/>
+                <w:color w:val="1F3864"/>
+                <w:sz w:val="18"/>
+                <w:szCs w:val="18"/>
+                <w:lang w:val="en-US"/>
+              </w:rPr>
+              <w:t xml:space="preserve">       </w:t>
+            </w:r>
+            <w:proofErr w:type="spellStart"/>
+            <w:r>
+              <w:rPr>
+                <w:rFonts w:ascii="Courier New" w:eastAsia="Courier New" w:hAnsi="Courier New" w:cs="Courier New"/>
+                <w:color w:val="1F3864"/>
+                <w:sz w:val="18"/>
+                <w:szCs w:val="18"/>
+              </w:rPr>
+              <w:t>AssistantController</w:t>
+            </w:r>
+            <w:proofErr w:type="spellEnd"/>
+            <w:r>
+              <w:rPr>
+                <w:rFonts w:ascii="Courier New" w:eastAsia="Courier New" w:hAnsi="Courier New" w:cs="Courier New"/>
+                <w:color w:val="1F3864"/>
+                <w:sz w:val="18"/>
+                <w:szCs w:val="18"/>
+              </w:rPr>
+              <w:t xml:space="preserve"> → </w:t>
+            </w:r>
+            <w:proofErr w:type="spellStart"/>
+            <w:r>
+              <w:rPr>
+                <w:rFonts w:ascii="Courier New" w:eastAsia="Courier New" w:hAnsi="Courier New" w:cs="Courier New"/>
+                <w:color w:val="1F3864"/>
+                <w:sz w:val="18"/>
+                <w:szCs w:val="18"/>
+              </w:rPr>
+              <w:t>DatabaseAssistant.chat</w:t>
+            </w:r>
+            <w:proofErr w:type="spellEnd"/>
+            <w:r>
+              <w:rPr>
+                <w:rFonts w:ascii="Courier New" w:eastAsia="Courier New" w:hAnsi="Courier New" w:cs="Courier New"/>
+                <w:color w:val="1F3864"/>
+                <w:sz w:val="18"/>
+                <w:szCs w:val="18"/>
+              </w:rPr>
+              <w:t>(</w:t>
+            </w:r>
+            <w:proofErr w:type="spellStart"/>
+            <w:r>
+              <w:rPr>
+                <w:rFonts w:ascii="Courier New" w:eastAsia="Courier New" w:hAnsi="Courier New" w:cs="Courier New"/>
+                <w:color w:val="1F3864"/>
+                <w:sz w:val="18"/>
+                <w:szCs w:val="18"/>
+              </w:rPr>
+              <w:t>question</w:t>
+            </w:r>
+            <w:proofErr w:type="spellEnd"/>
+            <w:r>
+              <w:rPr>
+                <w:rFonts w:ascii="Courier New" w:eastAsia="Courier New" w:hAnsi="Courier New" w:cs="Courier New"/>
+                <w:color w:val="1F3864"/>
+                <w:sz w:val="18"/>
+                <w:szCs w:val="18"/>
+              </w:rPr>
+              <w:t>)</w:t>
+            </w:r>
+          </w:p>
+        </w:tc>
+      </w:tr>
+      <w:tr>
+        <w:tc>
+          <w:tcPr>
+            <w:tcW w:w="9026" w:type="dxa"/>
+            <w:tcBorders>
+              <w:top w:val="none" w:sz="0" w:space="0" w:color="FFFFFF"/>
+              <w:left w:val="none" w:sz="0" w:space="0" w:color="FFFFFF"/>
+              <w:bottom w:val="none" w:sz="0" w:space="0" w:color="FFFFFF"/>
+              <w:right w:val="none" w:sz="0" w:space="0" w:color="FFFFFF"/>
+            </w:tcBorders>
+            <w:shd w:val="clear" w:color="auto" w:fill="D5E8F0"/>
+            <w:tcMar>
+              <w:top w:w="60" w:type="dxa"/>
+              <w:left w:w="180" w:type="dxa"/>
+              <w:bottom w:w="60" w:type="dxa"/>
+              <w:right w:w="180" w:type="dxa"/>
+            </w:tcMar>
+          </w:tcPr>
+          <w:p>
+            <w:pPr>
+              <w:spacing w:before="30" w:after="30"/>
+              <w:rPr>
+                <w:sz w:val="18"/>
+                <w:szCs w:val="18"/>
+              </w:rPr>
+            </w:pPr>
+            <w:r>
+              <w:rPr>
+                <w:rFonts w:ascii="Courier New" w:eastAsia="Courier New" w:hAnsi="Courier New" w:cs="Courier New"/>
+                <w:color w:val="1F3864"/>
+                <w:sz w:val="18"/>
+                <w:szCs w:val="18"/>
+              </w:rPr>
+              <w:t xml:space="preserve">                                                                       </w:t>
+            </w:r>
+          </w:p>
+        </w:tc>
+      </w:tr>
+      <w:tr>
+        <w:tc>
+          <w:tcPr>
+            <w:tcW w:w="9026" w:type="dxa"/>
+            <w:tcBorders>
+              <w:top w:val="none" w:sz="0" w:space="0" w:color="FFFFFF"/>
+              <w:left w:val="none" w:sz="0" w:space="0" w:color="FFFFFF"/>
+              <w:bottom w:val="none" w:sz="0" w:space="0" w:color="FFFFFF"/>
+              <w:right w:val="none" w:sz="0" w:space="0" w:color="FFFFFF"/>
+            </w:tcBorders>
+            <w:shd w:val="clear" w:color="auto" w:fill="D5E8F0"/>
+            <w:tcMar>
+              <w:top w:w="60" w:type="dxa"/>
+              <w:left w:w="180" w:type="dxa"/>
+              <w:bottom w:w="60" w:type="dxa"/>
+              <w:right w:w="180" w:type="dxa"/>
+            </w:tcMar>
+          </w:tcPr>
+          <w:p>
+            <w:pPr>
+              <w:spacing w:before="30" w:after="30"/>
+              <w:rPr>
+                <w:sz w:val="18"/>
+                <w:szCs w:val="18"/>
+              </w:rPr>
+            </w:pPr>
+            <w:r>
+              <w:rPr>
+                <w:rFonts w:ascii="Courier New" w:eastAsia="Courier New" w:hAnsi="Courier New" w:cs="Courier New"/>
+                <w:color w:val="1F3864"/>
+                <w:sz w:val="18"/>
+                <w:szCs w:val="18"/>
+              </w:rPr>
+              <w:t xml:space="preserve">  2. </w:t>
+            </w:r>
+            <w:proofErr w:type="spellStart"/>
+            <w:r>
+              <w:rPr>
+                <w:rFonts w:ascii="Courier New" w:eastAsia="Courier New" w:hAnsi="Courier New" w:cs="Courier New"/>
+                <w:color w:val="1F3864"/>
+                <w:sz w:val="18"/>
+                <w:szCs w:val="18"/>
+              </w:rPr>
+              <w:t>buildQueryPlan</w:t>
+            </w:r>
+            <w:proofErr w:type="spellEnd"/>
+            <w:r>
+              <w:rPr>
+                <w:rFonts w:ascii="Courier New" w:eastAsia="Courier New" w:hAnsi="Courier New" w:cs="Courier New"/>
+                <w:color w:val="1F3864"/>
+                <w:sz w:val="18"/>
+                <w:szCs w:val="18"/>
+              </w:rPr>
+              <w:t>(</w:t>
+            </w:r>
+            <w:proofErr w:type="spellStart"/>
+            <w:r>
+              <w:rPr>
+                <w:rFonts w:ascii="Courier New" w:eastAsia="Courier New" w:hAnsi="Courier New" w:cs="Courier New"/>
+                <w:color w:val="1F3864"/>
+                <w:sz w:val="18"/>
+                <w:szCs w:val="18"/>
+              </w:rPr>
+              <w:t>question</w:t>
+            </w:r>
+            <w:proofErr w:type="spellEnd"/>
+            <w:r>
+              <w:rPr>
+                <w:rFonts w:ascii="Courier New" w:eastAsia="Courier New" w:hAnsi="Courier New" w:cs="Courier New"/>
+                <w:color w:val="1F3864"/>
+                <w:sz w:val="18"/>
+                <w:szCs w:val="18"/>
+              </w:rPr>
+              <w:t xml:space="preserve">): </w:t>
+            </w:r>
+          </w:p>
+        </w:tc>
+      </w:tr>
+      <w:tr>
+        <w:tc>
+          <w:tcPr>
+            <w:tcW w:w="9026" w:type="dxa"/>
+            <w:tcBorders>
+              <w:top w:val="none" w:sz="0" w:space="0" w:color="FFFFFF"/>
+              <w:left w:val="none" w:sz="0" w:space="0" w:color="FFFFFF"/>
+              <w:bottom w:val="none" w:sz="0" w:space="0" w:color="FFFFFF"/>
+              <w:right w:val="none" w:sz="0" w:space="0" w:color="FFFFFF"/>
+            </w:tcBorders>
+            <w:shd w:val="clear" w:color="auto" w:fill="D5E8F0"/>
+            <w:tcMar>
+              <w:top w:w="60" w:type="dxa"/>
+              <w:left w:w="180" w:type="dxa"/>
+              <w:bottom w:w="60" w:type="dxa"/>
+              <w:right w:w="180" w:type="dxa"/>
+            </w:tcMar>
+          </w:tcPr>
+          <w:p>
+            <w:pPr>
+              <w:spacing w:before="30" w:after="30"/>
+              <w:rPr>
+                <w:sz w:val="18"/>
+                <w:szCs w:val="18"/>
+                <w:lang w:val="en-US"/>
+              </w:rPr>
+            </w:pPr>
+            <w:r>
+              <w:rPr>
+                <w:rFonts w:ascii="Courier New" w:eastAsia="Courier New" w:hAnsi="Courier New" w:cs="Courier New"/>
+                <w:color w:val="1F3864"/>
+                <w:sz w:val="18"/>
+                <w:szCs w:val="18"/>
+                <w:lang w:val="en-US"/>
+              </w:rPr>
+              <w:t xml:space="preserve">       LangChain4j: </w:t>
+            </w:r>
+            <w:proofErr w:type="spellStart"/>
+            <w:r>
+              <w:rPr>
+                <w:rFonts w:ascii="Courier New" w:eastAsia="Courier New" w:hAnsi="Courier New" w:cs="Courier New"/>
+                <w:color w:val="1F3864"/>
+                <w:sz w:val="18"/>
+                <w:szCs w:val="18"/>
+                <w:lang w:val="en-US"/>
+              </w:rPr>
+              <w:t>hqlGenerator.generateHql</w:t>
+            </w:r>
+            <w:proofErr w:type="spellEnd"/>
+            <w:r>
+              <w:rPr>
+                <w:rFonts w:ascii="Courier New" w:eastAsia="Courier New" w:hAnsi="Courier New" w:cs="Courier New"/>
+                <w:color w:val="1F3864"/>
+                <w:sz w:val="18"/>
+                <w:szCs w:val="18"/>
+                <w:lang w:val="en-US"/>
+              </w:rPr>
+              <w:t>(question)</w:t>
+            </w:r>
+            <w:r>
+              <w:rPr>
+                <w:rFonts w:ascii="Courier New" w:eastAsia="Courier New" w:hAnsi="Courier New" w:cs="Courier New"/>
+                <w:color w:val="1F3864"/>
+                <w:sz w:val="18"/>
+                <w:szCs w:val="18"/>
+                <w:lang w:val="en-US"/>
+              </w:rPr>
+              <w:t xml:space="preserve"> </w:t>
+            </w:r>
+            <w:r>
+              <w:rPr>
+                <w:rFonts w:ascii="Courier New" w:eastAsia="Courier New" w:hAnsi="Courier New" w:cs="Courier New"/>
+                <w:color w:val="1F3864"/>
+                <w:sz w:val="18"/>
+                <w:szCs w:val="18"/>
+                <w:lang w:val="en-US"/>
+              </w:rPr>
+              <w:t>← @AiService</w:t>
+            </w:r>
+          </w:p>
+        </w:tc>
+      </w:tr>
+      <w:tr>
+        <w:tc>
+          <w:tcPr>
+            <w:tcW w:w="9026" w:type="dxa"/>
+            <w:tcBorders>
+              <w:top w:val="none" w:sz="0" w:space="0" w:color="FFFFFF"/>
+              <w:left w:val="none" w:sz="0" w:space="0" w:color="FFFFFF"/>
+              <w:bottom w:val="none" w:sz="0" w:space="0" w:color="FFFFFF"/>
+              <w:right w:val="none" w:sz="0" w:space="0" w:color="FFFFFF"/>
+            </w:tcBorders>
+            <w:shd w:val="clear" w:color="auto" w:fill="D5E8F0"/>
+            <w:tcMar>
+              <w:top w:w="60" w:type="dxa"/>
+              <w:left w:w="180" w:type="dxa"/>
+              <w:bottom w:w="60" w:type="dxa"/>
+              <w:right w:w="180" w:type="dxa"/>
+            </w:tcMar>
+          </w:tcPr>
+          <w:p>
+            <w:pPr>
+              <w:spacing w:before="30" w:after="30"/>
+              <w:rPr>
+                <w:sz w:val="18"/>
+                <w:szCs w:val="18"/>
+                <w:lang w:val="en-US"/>
+              </w:rPr>
+            </w:pPr>
+            <w:r>
+              <w:rPr>
+                <w:rFonts w:ascii="Courier New" w:eastAsia="Courier New" w:hAnsi="Courier New" w:cs="Courier New"/>
+                <w:color w:val="1F3864"/>
+                <w:sz w:val="18"/>
+                <w:szCs w:val="18"/>
+                <w:lang w:val="en-US"/>
+              </w:rPr>
+              <w:t xml:space="preserve">       Spring AI:   </w:t>
+            </w:r>
+            <w:proofErr w:type="spellStart"/>
+            <w:r>
+              <w:rPr>
+                <w:rFonts w:ascii="Courier New" w:eastAsia="Courier New" w:hAnsi="Courier New" w:cs="Courier New"/>
+                <w:color w:val="1F3864"/>
+                <w:sz w:val="18"/>
+                <w:szCs w:val="18"/>
+                <w:lang w:val="en-US"/>
+              </w:rPr>
+              <w:t>chatClient.prompt</w:t>
+            </w:r>
+            <w:proofErr w:type="spellEnd"/>
+            <w:r>
+              <w:rPr>
+                <w:rFonts w:ascii="Courier New" w:eastAsia="Courier New" w:hAnsi="Courier New" w:cs="Courier New"/>
+                <w:color w:val="1F3864"/>
+                <w:sz w:val="18"/>
+                <w:szCs w:val="18"/>
+                <w:lang w:val="en-US"/>
+              </w:rPr>
+              <w:t>().user(question</w:t>
+            </w:r>
+            <w:proofErr w:type="gramStart"/>
+            <w:r>
+              <w:rPr>
+                <w:rFonts w:ascii="Courier New" w:eastAsia="Courier New" w:hAnsi="Courier New" w:cs="Courier New"/>
+                <w:color w:val="1F3864"/>
+                <w:sz w:val="18"/>
+                <w:szCs w:val="18"/>
+                <w:lang w:val="en-US"/>
+              </w:rPr>
+              <w:t>).call</w:t>
+            </w:r>
+            <w:proofErr w:type="gramEnd"/>
+            <w:r>
+              <w:rPr>
+                <w:rFonts w:ascii="Courier New" w:eastAsia="Courier New" w:hAnsi="Courier New" w:cs="Courier New"/>
+                <w:color w:val="1F3864"/>
+                <w:sz w:val="18"/>
+                <w:szCs w:val="18"/>
+                <w:lang w:val="en-US"/>
+              </w:rPr>
+              <w:t>().content()</w:t>
+            </w:r>
+          </w:p>
+        </w:tc>
+      </w:tr>
+      <w:tr>
+        <w:tc>
+          <w:tcPr>
+            <w:tcW w:w="9026" w:type="dxa"/>
+            <w:tcBorders>
+              <w:top w:val="none" w:sz="0" w:space="0" w:color="FFFFFF"/>
+              <w:left w:val="none" w:sz="0" w:space="0" w:color="FFFFFF"/>
+              <w:bottom w:val="none" w:sz="0" w:space="0" w:color="FFFFFF"/>
+              <w:right w:val="none" w:sz="0" w:space="0" w:color="FFFFFF"/>
+            </w:tcBorders>
+            <w:shd w:val="clear" w:color="auto" w:fill="D5E8F0"/>
+            <w:tcMar>
+              <w:top w:w="60" w:type="dxa"/>
+              <w:left w:w="180" w:type="dxa"/>
+              <w:bottom w:w="60" w:type="dxa"/>
+              <w:right w:w="180" w:type="dxa"/>
+            </w:tcMar>
+          </w:tcPr>
+          <w:p>
+            <w:pPr>
+              <w:spacing w:before="30" w:after="30"/>
+              <w:rPr>
+                <w:sz w:val="18"/>
+                <w:szCs w:val="18"/>
+              </w:rPr>
+            </w:pPr>
+            <w:r>
+              <w:rPr>
+                <w:rFonts w:ascii="Courier New" w:eastAsia="Courier New" w:hAnsi="Courier New" w:cs="Courier New"/>
+                <w:color w:val="1F3864"/>
+                <w:sz w:val="18"/>
+                <w:szCs w:val="18"/>
+                <w:lang w:val="en-US"/>
+              </w:rPr>
+              <w:t xml:space="preserve">       </w:t>
+            </w:r>
+            <w:r>
+              <w:rPr>
+                <w:rFonts w:ascii="Courier New" w:eastAsia="Courier New" w:hAnsi="Courier New" w:cs="Courier New"/>
+                <w:color w:val="1F3864"/>
+                <w:sz w:val="18"/>
+                <w:szCs w:val="18"/>
+              </w:rPr>
+              <w:t xml:space="preserve">@SystemMessage: regras HQL + </w:t>
+            </w:r>
+            <w:proofErr w:type="spellStart"/>
+            <w:r>
+              <w:rPr>
+                <w:rFonts w:ascii="Courier New" w:eastAsia="Courier New" w:hAnsi="Courier New" w:cs="Courier New"/>
+                <w:color w:val="1F3864"/>
+                <w:sz w:val="18"/>
+                <w:szCs w:val="18"/>
+              </w:rPr>
+              <w:t>schema</w:t>
+            </w:r>
+            <w:proofErr w:type="spellEnd"/>
+            <w:r>
+              <w:rPr>
+                <w:rFonts w:ascii="Courier New" w:eastAsia="Courier New" w:hAnsi="Courier New" w:cs="Courier New"/>
+                <w:color w:val="1F3864"/>
+                <w:sz w:val="18"/>
+                <w:szCs w:val="18"/>
+              </w:rPr>
+              <w:t xml:space="preserve"> entidades Java</w:t>
+            </w:r>
+          </w:p>
+        </w:tc>
+      </w:tr>
+      <w:tr>
+        <w:tc>
+          <w:tcPr>
+            <w:tcW w:w="9026" w:type="dxa"/>
+            <w:tcBorders>
+              <w:top w:val="none" w:sz="0" w:space="0" w:color="FFFFFF"/>
+              <w:left w:val="none" w:sz="0" w:space="0" w:color="FFFFFF"/>
+              <w:bottom w:val="none" w:sz="0" w:space="0" w:color="FFFFFF"/>
+              <w:right w:val="none" w:sz="0" w:space="0" w:color="FFFFFF"/>
+            </w:tcBorders>
+            <w:shd w:val="clear" w:color="auto" w:fill="D5E8F0"/>
+            <w:tcMar>
+              <w:top w:w="60" w:type="dxa"/>
+              <w:left w:w="180" w:type="dxa"/>
+              <w:bottom w:w="60" w:type="dxa"/>
+              <w:right w:w="180" w:type="dxa"/>
+            </w:tcMar>
+          </w:tcPr>
+          <w:p>
+            <w:pPr>
+              <w:spacing w:before="30" w:after="30"/>
+              <w:rPr>
+                <w:sz w:val="18"/>
+                <w:szCs w:val="18"/>
+              </w:rPr>
+            </w:pPr>
+            <w:r>
+              <w:rPr>
+                <w:rFonts w:ascii="Courier New" w:eastAsia="Courier New" w:hAnsi="Courier New" w:cs="Courier New"/>
+                <w:color w:val="1F3864"/>
+                <w:sz w:val="18"/>
+                <w:szCs w:val="18"/>
+              </w:rPr>
+              <w:t xml:space="preserve">       → </w:t>
+            </w:r>
+            <w:proofErr w:type="spellStart"/>
+            <w:r>
+              <w:rPr>
+                <w:rFonts w:ascii="Courier New" w:eastAsia="Courier New" w:hAnsi="Courier New" w:cs="Courier New"/>
+                <w:color w:val="1F3864"/>
+                <w:sz w:val="18"/>
+                <w:szCs w:val="18"/>
+              </w:rPr>
+              <w:t>Ollama</w:t>
+            </w:r>
+            <w:proofErr w:type="spellEnd"/>
+            <w:r>
+              <w:rPr>
+                <w:rFonts w:ascii="Courier New" w:eastAsia="Courier New" w:hAnsi="Courier New" w:cs="Courier New"/>
+                <w:color w:val="1F3864"/>
+                <w:sz w:val="18"/>
+                <w:szCs w:val="18"/>
+              </w:rPr>
+              <w:t xml:space="preserve"> qwen2.5:3b gera HQL como texto puro</w:t>
+            </w:r>
+          </w:p>
+        </w:tc>
+      </w:tr>
+      <w:tr>
+        <w:tc>
+          <w:tcPr>
+            <w:tcW w:w="9026" w:type="dxa"/>
+            <w:tcBorders>
+              <w:top w:val="none" w:sz="0" w:space="0" w:color="FFFFFF"/>
+              <w:left w:val="none" w:sz="0" w:space="0" w:color="FFFFFF"/>
+              <w:bottom w:val="none" w:sz="0" w:space="0" w:color="FFFFFF"/>
+              <w:right w:val="none" w:sz="0" w:space="0" w:color="FFFFFF"/>
+            </w:tcBorders>
+            <w:shd w:val="clear" w:color="auto" w:fill="D5E8F0"/>
+            <w:tcMar>
+              <w:top w:w="60" w:type="dxa"/>
+              <w:left w:w="180" w:type="dxa"/>
+              <w:bottom w:w="60" w:type="dxa"/>
+              <w:right w:w="180" w:type="dxa"/>
+            </w:tcMar>
+          </w:tcPr>
+          <w:p>
+            <w:pPr>
+              <w:spacing w:before="30" w:after="30"/>
+              <w:rPr>
+                <w:sz w:val="18"/>
+                <w:szCs w:val="18"/>
+              </w:rPr>
+            </w:pPr>
+            <w:r>
+              <w:rPr>
+                <w:rFonts w:ascii="Courier New" w:eastAsia="Courier New" w:hAnsi="Courier New" w:cs="Courier New"/>
+                <w:color w:val="1F3864"/>
+                <w:sz w:val="18"/>
+                <w:szCs w:val="18"/>
+              </w:rPr>
+              <w:t xml:space="preserve">       → </w:t>
+            </w:r>
+            <w:proofErr w:type="spellStart"/>
+            <w:proofErr w:type="gramStart"/>
+            <w:r>
+              <w:rPr>
+                <w:rFonts w:ascii="Courier New" w:eastAsia="Courier New" w:hAnsi="Courier New" w:cs="Courier New"/>
+                <w:color w:val="1F3864"/>
+                <w:sz w:val="18"/>
+                <w:szCs w:val="18"/>
+              </w:rPr>
+              <w:t>sanitizeHql</w:t>
+            </w:r>
+            <w:proofErr w:type="spellEnd"/>
+            <w:r>
+              <w:rPr>
+                <w:rFonts w:ascii="Courier New" w:eastAsia="Courier New" w:hAnsi="Courier New" w:cs="Courier New"/>
+                <w:color w:val="1F3864"/>
+                <w:sz w:val="18"/>
+                <w:szCs w:val="18"/>
+              </w:rPr>
+              <w:t>(</w:t>
+            </w:r>
+            <w:proofErr w:type="gramEnd"/>
+            <w:r>
+              <w:rPr>
+                <w:rFonts w:ascii="Courier New" w:eastAsia="Courier New" w:hAnsi="Courier New" w:cs="Courier New"/>
+                <w:color w:val="1F3864"/>
+                <w:sz w:val="18"/>
+                <w:szCs w:val="18"/>
+              </w:rPr>
+              <w:t xml:space="preserve">): remove ```, trunca em ';', </w:t>
+            </w:r>
+            <w:proofErr w:type="spellStart"/>
+            <w:r>
+              <w:rPr>
+                <w:rFonts w:ascii="Courier New" w:eastAsia="Courier New" w:hAnsi="Courier New" w:cs="Courier New"/>
+                <w:color w:val="1F3864"/>
+                <w:sz w:val="18"/>
+                <w:szCs w:val="18"/>
+              </w:rPr>
+              <w:t>trim</w:t>
+            </w:r>
+            <w:proofErr w:type="spellEnd"/>
+          </w:p>
+        </w:tc>
+      </w:tr>
+      <w:tr>
+        <w:tc>
+          <w:tcPr>
+            <w:tcW w:w="9026" w:type="dxa"/>
+            <w:tcBorders>
+              <w:top w:val="none" w:sz="0" w:space="0" w:color="FFFFFF"/>
+              <w:left w:val="none" w:sz="0" w:space="0" w:color="FFFFFF"/>
+              <w:bottom w:val="none" w:sz="0" w:space="0" w:color="FFFFFF"/>
+              <w:right w:val="none" w:sz="0" w:space="0" w:color="FFFFFF"/>
+            </w:tcBorders>
+            <w:shd w:val="clear" w:color="auto" w:fill="D5E8F0"/>
+            <w:tcMar>
+              <w:top w:w="60" w:type="dxa"/>
+              <w:left w:w="180" w:type="dxa"/>
+              <w:bottom w:w="60" w:type="dxa"/>
+              <w:right w:w="180" w:type="dxa"/>
+            </w:tcMar>
+          </w:tcPr>
+          <w:p>
+            <w:pPr>
+              <w:spacing w:before="30" w:after="30"/>
+              <w:rPr>
+                <w:sz w:val="18"/>
+                <w:szCs w:val="18"/>
+              </w:rPr>
+            </w:pPr>
+            <w:r>
+              <w:rPr>
+                <w:rFonts w:ascii="Courier New" w:eastAsia="Courier New" w:hAnsi="Courier New" w:cs="Courier New"/>
+                <w:color w:val="1F3864"/>
+                <w:sz w:val="18"/>
+                <w:szCs w:val="18"/>
+              </w:rPr>
+              <w:t xml:space="preserve">       → </w:t>
+            </w:r>
+            <w:proofErr w:type="spellStart"/>
+            <w:r>
+              <w:rPr>
+                <w:rFonts w:ascii="Courier New" w:eastAsia="Courier New" w:hAnsi="Courier New" w:cs="Courier New"/>
+                <w:color w:val="1F3864"/>
+                <w:sz w:val="18"/>
+                <w:szCs w:val="18"/>
+              </w:rPr>
+              <w:t>new</w:t>
+            </w:r>
+            <w:proofErr w:type="spellEnd"/>
+            <w:r>
+              <w:rPr>
+                <w:rFonts w:ascii="Courier New" w:eastAsia="Courier New" w:hAnsi="Courier New" w:cs="Courier New"/>
+                <w:color w:val="1F3864"/>
+                <w:sz w:val="18"/>
+                <w:szCs w:val="18"/>
+              </w:rPr>
+              <w:t xml:space="preserve"> </w:t>
+            </w:r>
+            <w:proofErr w:type="spellStart"/>
+            <w:proofErr w:type="gramStart"/>
+            <w:r>
+              <w:rPr>
+                <w:rFonts w:ascii="Courier New" w:eastAsia="Courier New" w:hAnsi="Courier New" w:cs="Courier New"/>
+                <w:color w:val="1F3864"/>
+                <w:sz w:val="18"/>
+                <w:szCs w:val="18"/>
+              </w:rPr>
+              <w:t>QueryPlan</w:t>
+            </w:r>
+            <w:proofErr w:type="spellEnd"/>
+            <w:r>
+              <w:rPr>
+                <w:rFonts w:ascii="Courier New" w:eastAsia="Courier New" w:hAnsi="Courier New" w:cs="Courier New"/>
+                <w:color w:val="1F3864"/>
+                <w:sz w:val="18"/>
+                <w:szCs w:val="18"/>
+              </w:rPr>
+              <w:t>(</w:t>
+            </w:r>
+            <w:proofErr w:type="spellStart"/>
+            <w:proofErr w:type="gramEnd"/>
+            <w:r>
+              <w:rPr>
+                <w:rFonts w:ascii="Courier New" w:eastAsia="Courier New" w:hAnsi="Courier New" w:cs="Courier New"/>
+                <w:color w:val="1F3864"/>
+                <w:sz w:val="18"/>
+                <w:szCs w:val="18"/>
+              </w:rPr>
+              <w:t>hql</w:t>
+            </w:r>
+            <w:proofErr w:type="spellEnd"/>
+            <w:r>
+              <w:rPr>
+                <w:rFonts w:ascii="Courier New" w:eastAsia="Courier New" w:hAnsi="Courier New" w:cs="Courier New"/>
+                <w:color w:val="1F3864"/>
+                <w:sz w:val="18"/>
+                <w:szCs w:val="18"/>
+              </w:rPr>
+              <w:t xml:space="preserve">, 50)   // apenas dois campos               </w:t>
+            </w:r>
+          </w:p>
+        </w:tc>
+      </w:tr>
+      <w:tr>
+        <w:tc>
+          <w:tcPr>
+            <w:tcW w:w="9026" w:type="dxa"/>
+            <w:tcBorders>
+              <w:top w:val="none" w:sz="0" w:space="0" w:color="FFFFFF"/>
+              <w:left w:val="none" w:sz="0" w:space="0" w:color="FFFFFF"/>
+              <w:bottom w:val="none" w:sz="0" w:space="0" w:color="FFFFFF"/>
+              <w:right w:val="none" w:sz="0" w:space="0" w:color="FFFFFF"/>
+            </w:tcBorders>
+            <w:shd w:val="clear" w:color="auto" w:fill="D5E8F0"/>
+            <w:tcMar>
+              <w:top w:w="60" w:type="dxa"/>
+              <w:left w:w="180" w:type="dxa"/>
+              <w:bottom w:w="60" w:type="dxa"/>
+              <w:right w:w="180" w:type="dxa"/>
+            </w:tcMar>
+          </w:tcPr>
+          <w:p>
+            <w:pPr>
+              <w:spacing w:before="30" w:after="30"/>
+              <w:rPr>
+                <w:sz w:val="18"/>
+                <w:szCs w:val="18"/>
+              </w:rPr>
+            </w:pPr>
+            <w:r>
+              <w:rPr>
+                <w:rFonts w:ascii="Courier New" w:eastAsia="Courier New" w:hAnsi="Courier New" w:cs="Courier New"/>
+                <w:color w:val="1F3864"/>
+                <w:sz w:val="18"/>
+                <w:szCs w:val="18"/>
+              </w:rPr>
+              <w:t xml:space="preserve">                                                                       </w:t>
+            </w:r>
+          </w:p>
+        </w:tc>
+      </w:tr>
+      <w:tr>
+        <w:tc>
+          <w:tcPr>
+            <w:tcW w:w="9026" w:type="dxa"/>
+            <w:tcBorders>
+              <w:top w:val="none" w:sz="0" w:space="0" w:color="FFFFFF"/>
+              <w:left w:val="none" w:sz="0" w:space="0" w:color="FFFFFF"/>
+              <w:bottom w:val="none" w:sz="0" w:space="0" w:color="FFFFFF"/>
+              <w:right w:val="none" w:sz="0" w:space="0" w:color="FFFFFF"/>
+            </w:tcBorders>
+            <w:shd w:val="clear" w:color="auto" w:fill="D5E8F0"/>
+            <w:tcMar>
+              <w:top w:w="60" w:type="dxa"/>
+              <w:left w:w="180" w:type="dxa"/>
+              <w:bottom w:w="60" w:type="dxa"/>
+              <w:right w:w="180" w:type="dxa"/>
+            </w:tcMar>
+          </w:tcPr>
+          <w:p>
+            <w:pPr>
+              <w:spacing w:before="30" w:after="30"/>
+              <w:rPr>
+                <w:sz w:val="18"/>
+                <w:szCs w:val="18"/>
+              </w:rPr>
+            </w:pPr>
+            <w:r>
+              <w:rPr>
+                <w:rFonts w:ascii="Courier New" w:eastAsia="Courier New" w:hAnsi="Courier New" w:cs="Courier New"/>
+                <w:color w:val="1F3864"/>
+                <w:sz w:val="18"/>
+                <w:szCs w:val="18"/>
+              </w:rPr>
+              <w:t xml:space="preserve">  3. </w:t>
+            </w:r>
+            <w:proofErr w:type="spellStart"/>
+            <w:r>
+              <w:rPr>
+                <w:rFonts w:ascii="Courier New" w:eastAsia="Courier New" w:hAnsi="Courier New" w:cs="Courier New"/>
+                <w:color w:val="1F3864"/>
+                <w:sz w:val="18"/>
+                <w:szCs w:val="18"/>
+              </w:rPr>
+              <w:t>queryTool.executeHqlQuery</w:t>
+            </w:r>
+            <w:proofErr w:type="spellEnd"/>
+            <w:r>
+              <w:rPr>
+                <w:rFonts w:ascii="Courier New" w:eastAsia="Courier New" w:hAnsi="Courier New" w:cs="Courier New"/>
+                <w:color w:val="1F3864"/>
+                <w:sz w:val="18"/>
+                <w:szCs w:val="18"/>
+              </w:rPr>
+              <w:t>(</w:t>
+            </w:r>
+            <w:proofErr w:type="spellStart"/>
+            <w:r>
+              <w:rPr>
+                <w:rFonts w:ascii="Courier New" w:eastAsia="Courier New" w:hAnsi="Courier New" w:cs="Courier New"/>
+                <w:color w:val="1F3864"/>
+                <w:sz w:val="18"/>
+                <w:szCs w:val="18"/>
+              </w:rPr>
+              <w:t>hql</w:t>
+            </w:r>
+            <w:proofErr w:type="spellEnd"/>
+            <w:r>
+              <w:rPr>
+                <w:rFonts w:ascii="Courier New" w:eastAsia="Courier New" w:hAnsi="Courier New" w:cs="Courier New"/>
+                <w:color w:val="1F3864"/>
+                <w:sz w:val="18"/>
+                <w:szCs w:val="18"/>
+              </w:rPr>
+              <w:t xml:space="preserve">, </w:t>
+            </w:r>
+            <w:proofErr w:type="spellStart"/>
+            <w:r>
+              <w:rPr>
+                <w:rFonts w:ascii="Courier New" w:eastAsia="Courier New" w:hAnsi="Courier New" w:cs="Courier New"/>
+                <w:color w:val="1F3864"/>
+                <w:sz w:val="18"/>
+                <w:szCs w:val="18"/>
+              </w:rPr>
+              <w:t>maxResults</w:t>
+            </w:r>
+            <w:proofErr w:type="spellEnd"/>
+            <w:r>
+              <w:rPr>
+                <w:rFonts w:ascii="Courier New" w:eastAsia="Courier New" w:hAnsi="Courier New" w:cs="Courier New"/>
+                <w:color w:val="1F3864"/>
+                <w:sz w:val="18"/>
+                <w:szCs w:val="18"/>
+              </w:rPr>
+              <w:t xml:space="preserve">):                       </w:t>
+            </w:r>
+          </w:p>
+        </w:tc>
+      </w:tr>
+      <w:tr>
+        <w:tc>
+          <w:tcPr>
+            <w:tcW w:w="9026" w:type="dxa"/>
+            <w:tcBorders>
+              <w:top w:val="none" w:sz="0" w:space="0" w:color="FFFFFF"/>
+              <w:left w:val="none" w:sz="0" w:space="0" w:color="FFFFFF"/>
+              <w:bottom w:val="none" w:sz="0" w:space="0" w:color="FFFFFF"/>
+              <w:right w:val="none" w:sz="0" w:space="0" w:color="FFFFFF"/>
+            </w:tcBorders>
+            <w:shd w:val="clear" w:color="auto" w:fill="D5E8F0"/>
+            <w:tcMar>
+              <w:top w:w="60" w:type="dxa"/>
+              <w:left w:w="180" w:type="dxa"/>
+              <w:bottom w:w="60" w:type="dxa"/>
+              <w:right w:w="180" w:type="dxa"/>
+            </w:tcMar>
+          </w:tcPr>
+          <w:p>
+            <w:pPr>
+              <w:spacing w:before="30" w:after="30"/>
+              <w:rPr>
+                <w:sz w:val="18"/>
+                <w:szCs w:val="18"/>
+              </w:rPr>
+            </w:pPr>
+            <w:r>
+              <w:rPr>
+                <w:rFonts w:ascii="Courier New" w:eastAsia="Courier New" w:hAnsi="Courier New" w:cs="Courier New"/>
+                <w:color w:val="1F3864"/>
+                <w:sz w:val="18"/>
+                <w:szCs w:val="18"/>
+              </w:rPr>
+              <w:t xml:space="preserve">       → Valida prefixo SELECT/FROM (bloqueia UPDATE/DELETE/etc.)     </w:t>
+            </w:r>
+          </w:p>
+        </w:tc>
+      </w:tr>
+      <w:tr>
+        <w:tc>
+          <w:tcPr>
+            <w:tcW w:w="9026" w:type="dxa"/>
+            <w:tcBorders>
+              <w:top w:val="none" w:sz="0" w:space="0" w:color="FFFFFF"/>
+              <w:left w:val="none" w:sz="0" w:space="0" w:color="FFFFFF"/>
+              <w:bottom w:val="none" w:sz="0" w:space="0" w:color="FFFFFF"/>
+              <w:right w:val="none" w:sz="0" w:space="0" w:color="FFFFFF"/>
+            </w:tcBorders>
+            <w:shd w:val="clear" w:color="auto" w:fill="D5E8F0"/>
+            <w:tcMar>
+              <w:top w:w="60" w:type="dxa"/>
+              <w:left w:w="180" w:type="dxa"/>
+              <w:bottom w:w="60" w:type="dxa"/>
+              <w:right w:w="180" w:type="dxa"/>
+            </w:tcMar>
+          </w:tcPr>
+          <w:p>
+            <w:pPr>
+              <w:spacing w:before="30" w:after="30"/>
+              <w:rPr>
+                <w:sz w:val="18"/>
+                <w:szCs w:val="18"/>
+                <w:lang w:val="en-US"/>
+              </w:rPr>
+            </w:pPr>
+            <w:r>
+              <w:rPr>
+                <w:rFonts w:ascii="Courier New" w:eastAsia="Courier New" w:hAnsi="Courier New" w:cs="Courier New"/>
+                <w:color w:val="1F3864"/>
+                <w:sz w:val="18"/>
+                <w:szCs w:val="18"/>
+              </w:rPr>
+              <w:t xml:space="preserve">       </w:t>
+            </w:r>
+            <w:r>
+              <w:rPr>
+                <w:rFonts w:ascii="Courier New" w:eastAsia="Courier New" w:hAnsi="Courier New" w:cs="Courier New"/>
+                <w:color w:val="1F3864"/>
+                <w:sz w:val="18"/>
+                <w:szCs w:val="18"/>
+                <w:lang w:val="en-US"/>
+              </w:rPr>
+              <w:t xml:space="preserve">→ </w:t>
+            </w:r>
+            <w:proofErr w:type="spellStart"/>
+            <w:r>
+              <w:rPr>
+                <w:rFonts w:ascii="Courier New" w:eastAsia="Courier New" w:hAnsi="Courier New" w:cs="Courier New"/>
+                <w:color w:val="1F3864"/>
+                <w:sz w:val="18"/>
+                <w:szCs w:val="18"/>
+                <w:lang w:val="en-US"/>
+              </w:rPr>
+              <w:t>entityManager.createQuery</w:t>
+            </w:r>
+            <w:proofErr w:type="spellEnd"/>
+            <w:r>
+              <w:rPr>
+                <w:rFonts w:ascii="Courier New" w:eastAsia="Courier New" w:hAnsi="Courier New" w:cs="Courier New"/>
+                <w:color w:val="1F3864"/>
+                <w:sz w:val="18"/>
+                <w:szCs w:val="18"/>
+                <w:lang w:val="en-US"/>
+              </w:rPr>
+              <w:t>(</w:t>
+            </w:r>
+            <w:proofErr w:type="spellStart"/>
+            <w:r>
+              <w:rPr>
+                <w:rFonts w:ascii="Courier New" w:eastAsia="Courier New" w:hAnsi="Courier New" w:cs="Courier New"/>
+                <w:color w:val="1F3864"/>
+                <w:sz w:val="18"/>
+                <w:szCs w:val="18"/>
+                <w:lang w:val="en-US"/>
+              </w:rPr>
+              <w:t>hql</w:t>
+            </w:r>
+            <w:proofErr w:type="spellEnd"/>
+            <w:proofErr w:type="gramStart"/>
+            <w:r>
+              <w:rPr>
+                <w:rFonts w:ascii="Courier New" w:eastAsia="Courier New" w:hAnsi="Courier New" w:cs="Courier New"/>
+                <w:color w:val="1F3864"/>
+                <w:sz w:val="18"/>
+                <w:szCs w:val="18"/>
+                <w:lang w:val="en-US"/>
+              </w:rPr>
+              <w:t>).</w:t>
+            </w:r>
+            <w:proofErr w:type="spellStart"/>
+            <w:r>
+              <w:rPr>
+                <w:rFonts w:ascii="Courier New" w:eastAsia="Courier New" w:hAnsi="Courier New" w:cs="Courier New"/>
+                <w:color w:val="1F3864"/>
+                <w:sz w:val="18"/>
+                <w:szCs w:val="18"/>
+                <w:lang w:val="en-US"/>
+              </w:rPr>
+              <w:t>setMaxResults</w:t>
+            </w:r>
+            <w:proofErr w:type="spellEnd"/>
+            <w:proofErr w:type="gramEnd"/>
+            <w:r>
+              <w:rPr>
+                <w:rFonts w:ascii="Courier New" w:eastAsia="Courier New" w:hAnsi="Courier New" w:cs="Courier New"/>
+                <w:color w:val="1F3864"/>
+                <w:sz w:val="18"/>
+                <w:szCs w:val="18"/>
+                <w:lang w:val="en-US"/>
+              </w:rPr>
+              <w:t>(50).</w:t>
+            </w:r>
+            <w:proofErr w:type="spellStart"/>
+            <w:r>
+              <w:rPr>
+                <w:rFonts w:ascii="Courier New" w:eastAsia="Courier New" w:hAnsi="Courier New" w:cs="Courier New"/>
+                <w:color w:val="1F3864"/>
+                <w:sz w:val="18"/>
+                <w:szCs w:val="18"/>
+                <w:lang w:val="en-US"/>
+              </w:rPr>
+              <w:t>getResultList</w:t>
+            </w:r>
+            <w:proofErr w:type="spellEnd"/>
+            <w:r>
+              <w:rPr>
+                <w:rFonts w:ascii="Courier New" w:eastAsia="Courier New" w:hAnsi="Courier New" w:cs="Courier New"/>
+                <w:color w:val="1F3864"/>
+                <w:sz w:val="18"/>
+                <w:szCs w:val="18"/>
+                <w:lang w:val="en-US"/>
+              </w:rPr>
+              <w:t>()</w:t>
+            </w:r>
+          </w:p>
+        </w:tc>
+      </w:tr>
+      <w:tr>
+        <w:tc>
+          <w:tcPr>
+            <w:tcW w:w="9026" w:type="dxa"/>
+            <w:tcBorders>
+              <w:top w:val="none" w:sz="0" w:space="0" w:color="FFFFFF"/>
+              <w:left w:val="none" w:sz="0" w:space="0" w:color="FFFFFF"/>
+              <w:bottom w:val="none" w:sz="0" w:space="0" w:color="FFFFFF"/>
+              <w:right w:val="none" w:sz="0" w:space="0" w:color="FFFFFF"/>
+            </w:tcBorders>
+            <w:shd w:val="clear" w:color="auto" w:fill="D5E8F0"/>
+            <w:tcMar>
+              <w:top w:w="60" w:type="dxa"/>
+              <w:left w:w="180" w:type="dxa"/>
+              <w:bottom w:w="60" w:type="dxa"/>
+              <w:right w:w="180" w:type="dxa"/>
+            </w:tcMar>
+          </w:tcPr>
+          <w:p>
+            <w:pPr>
+              <w:spacing w:before="30" w:after="30"/>
+              <w:rPr>
+                <w:sz w:val="18"/>
+                <w:szCs w:val="18"/>
+              </w:rPr>
+            </w:pPr>
+            <w:r>
+              <w:rPr>
+                <w:rFonts w:ascii="Courier New" w:eastAsia="Courier New" w:hAnsi="Courier New" w:cs="Courier New"/>
+                <w:color w:val="1F3864"/>
+                <w:sz w:val="18"/>
+                <w:szCs w:val="18"/>
+                <w:lang w:val="en-US"/>
+              </w:rPr>
+              <w:t xml:space="preserve">       </w:t>
+            </w:r>
+            <w:r>
+              <w:rPr>
+                <w:rFonts w:ascii="Courier New" w:eastAsia="Courier New" w:hAnsi="Courier New" w:cs="Courier New"/>
+                <w:color w:val="1F3864"/>
+                <w:sz w:val="18"/>
+                <w:szCs w:val="18"/>
+              </w:rPr>
+              <w:t xml:space="preserve">→ </w:t>
+            </w:r>
+            <w:proofErr w:type="spellStart"/>
+            <w:proofErr w:type="gramStart"/>
+            <w:r>
+              <w:rPr>
+                <w:rFonts w:ascii="Courier New" w:eastAsia="Courier New" w:hAnsi="Courier New" w:cs="Courier New"/>
+                <w:color w:val="1F3864"/>
+                <w:sz w:val="18"/>
+                <w:szCs w:val="18"/>
+              </w:rPr>
+              <w:t>formatResult</w:t>
+            </w:r>
+            <w:proofErr w:type="spellEnd"/>
+            <w:r>
+              <w:rPr>
+                <w:rFonts w:ascii="Courier New" w:eastAsia="Courier New" w:hAnsi="Courier New" w:cs="Courier New"/>
+                <w:color w:val="1F3864"/>
+                <w:sz w:val="18"/>
+                <w:szCs w:val="18"/>
+              </w:rPr>
+              <w:t>(</w:t>
+            </w:r>
+            <w:proofErr w:type="gramEnd"/>
+            <w:r>
+              <w:rPr>
+                <w:rFonts w:ascii="Courier New" w:eastAsia="Courier New" w:hAnsi="Courier New" w:cs="Courier New"/>
+                <w:color w:val="1F3864"/>
+                <w:sz w:val="18"/>
+                <w:szCs w:val="18"/>
+              </w:rPr>
+              <w:t xml:space="preserve">) por cada item: </w:t>
+            </w:r>
+            <w:proofErr w:type="spellStart"/>
+            <w:r>
+              <w:rPr>
+                <w:rFonts w:ascii="Courier New" w:eastAsia="Courier New" w:hAnsi="Courier New" w:cs="Courier New"/>
+                <w:color w:val="1F3864"/>
+                <w:sz w:val="18"/>
+                <w:szCs w:val="18"/>
+              </w:rPr>
+              <w:t>Product</w:t>
+            </w:r>
+            <w:proofErr w:type="spellEnd"/>
+            <w:r>
+              <w:rPr>
+                <w:rFonts w:ascii="Courier New" w:eastAsia="Courier New" w:hAnsi="Courier New" w:cs="Courier New"/>
+                <w:color w:val="1F3864"/>
+                <w:sz w:val="18"/>
+                <w:szCs w:val="18"/>
+              </w:rPr>
+              <w:t xml:space="preserve"> | </w:t>
+            </w:r>
+            <w:proofErr w:type="spellStart"/>
+            <w:r>
+              <w:rPr>
+                <w:rFonts w:ascii="Courier New" w:eastAsia="Courier New" w:hAnsi="Courier New" w:cs="Courier New"/>
+                <w:color w:val="1F3864"/>
+                <w:sz w:val="18"/>
+                <w:szCs w:val="18"/>
+              </w:rPr>
+              <w:t>Category</w:t>
+            </w:r>
+            <w:proofErr w:type="spellEnd"/>
+            <w:r>
+              <w:rPr>
+                <w:rFonts w:ascii="Courier New" w:eastAsia="Courier New" w:hAnsi="Courier New" w:cs="Courier New"/>
+                <w:color w:val="1F3864"/>
+                <w:sz w:val="18"/>
+                <w:szCs w:val="18"/>
+              </w:rPr>
+              <w:t xml:space="preserve"> | </w:t>
+            </w:r>
+            <w:proofErr w:type="spellStart"/>
+            <w:r>
+              <w:rPr>
+                <w:rFonts w:ascii="Courier New" w:eastAsia="Courier New" w:hAnsi="Courier New" w:cs="Courier New"/>
+                <w:color w:val="1F3864"/>
+                <w:sz w:val="18"/>
+                <w:szCs w:val="18"/>
+              </w:rPr>
+              <w:t>Object</w:t>
+            </w:r>
+            <w:proofErr w:type="spellEnd"/>
+            <w:r>
+              <w:rPr>
+                <w:rFonts w:ascii="Courier New" w:eastAsia="Courier New" w:hAnsi="Courier New" w:cs="Courier New"/>
+                <w:color w:val="1F3864"/>
+                <w:sz w:val="18"/>
+                <w:szCs w:val="18"/>
+              </w:rPr>
+              <w:t xml:space="preserve">[]  </w:t>
+            </w:r>
+          </w:p>
+        </w:tc>
+      </w:tr>
+      <w:tr>
+        <w:tc>
+          <w:tcPr>
+            <w:tcW w:w="9026" w:type="dxa"/>
+            <w:tcBorders>
+              <w:top w:val="none" w:sz="0" w:space="0" w:color="FFFFFF"/>
+              <w:left w:val="none" w:sz="0" w:space="0" w:color="FFFFFF"/>
+              <w:bottom w:val="none" w:sz="0" w:space="0" w:color="FFFFFF"/>
+              <w:right w:val="none" w:sz="0" w:space="0" w:color="FFFFFF"/>
+            </w:tcBorders>
+            <w:shd w:val="clear" w:color="auto" w:fill="D5E8F0"/>
+            <w:tcMar>
+              <w:top w:w="60" w:type="dxa"/>
+              <w:left w:w="180" w:type="dxa"/>
+              <w:bottom w:w="60" w:type="dxa"/>
+              <w:right w:w="180" w:type="dxa"/>
+            </w:tcMar>
+          </w:tcPr>
+          <w:p>
+            <w:pPr>
+              <w:spacing w:before="30" w:after="30"/>
+              <w:rPr>
+                <w:sz w:val="18"/>
+                <w:szCs w:val="18"/>
+              </w:rPr>
+            </w:pPr>
+            <w:r>
+              <w:rPr>
+                <w:rFonts w:ascii="Courier New" w:eastAsia="Courier New" w:hAnsi="Courier New" w:cs="Courier New"/>
+                <w:color w:val="1F3864"/>
+                <w:sz w:val="18"/>
+                <w:szCs w:val="18"/>
+              </w:rPr>
+              <w:t xml:space="preserve">       → devolve </w:t>
+            </w:r>
+            <w:proofErr w:type="spellStart"/>
+            <w:r>
+              <w:rPr>
+                <w:rFonts w:ascii="Courier New" w:eastAsia="Courier New" w:hAnsi="Courier New" w:cs="Courier New"/>
+                <w:color w:val="1F3864"/>
+                <w:sz w:val="18"/>
+                <w:szCs w:val="18"/>
+              </w:rPr>
+              <w:t>String</w:t>
+            </w:r>
+            <w:proofErr w:type="spellEnd"/>
+            <w:r>
+              <w:rPr>
+                <w:rFonts w:ascii="Courier New" w:eastAsia="Courier New" w:hAnsi="Courier New" w:cs="Courier New"/>
+                <w:color w:val="1F3864"/>
+                <w:sz w:val="18"/>
+                <w:szCs w:val="18"/>
+              </w:rPr>
+              <w:t xml:space="preserve"> com linhas formatadas </w:t>
+            </w:r>
+          </w:p>
+        </w:tc>
+      </w:tr>
+      <w:tr>
+        <w:tc>
+          <w:tcPr>
+            <w:tcW w:w="9026" w:type="dxa"/>
+            <w:tcBorders>
+              <w:top w:val="none" w:sz="0" w:space="0" w:color="FFFFFF"/>
+              <w:left w:val="none" w:sz="0" w:space="0" w:color="FFFFFF"/>
+              <w:bottom w:val="none" w:sz="0" w:space="0" w:color="FFFFFF"/>
+              <w:right w:val="none" w:sz="0" w:space="0" w:color="FFFFFF"/>
+            </w:tcBorders>
+            <w:shd w:val="clear" w:color="auto" w:fill="D5E8F0"/>
+            <w:tcMar>
+              <w:top w:w="60" w:type="dxa"/>
+              <w:left w:w="180" w:type="dxa"/>
+              <w:bottom w:w="60" w:type="dxa"/>
+              <w:right w:w="180" w:type="dxa"/>
+            </w:tcMar>
+          </w:tcPr>
+          <w:p>
+            <w:pPr>
+              <w:spacing w:before="30" w:after="30"/>
+              <w:rPr>
+                <w:rFonts w:ascii="Courier New" w:eastAsia="Courier New" w:hAnsi="Courier New" w:cs="Courier New"/>
+                <w:color w:val="1F3864"/>
+                <w:sz w:val="18"/>
+                <w:szCs w:val="18"/>
+              </w:rPr>
+            </w:pPr>
+            <w:r>
+              <w:rPr>
+                <w:rFonts w:ascii="Courier New" w:eastAsia="Courier New" w:hAnsi="Courier New" w:cs="Courier New"/>
+                <w:color w:val="1F3864"/>
+                <w:sz w:val="18"/>
+                <w:szCs w:val="18"/>
+              </w:rPr>
+              <w:t xml:space="preserve"> </w:t>
+            </w:r>
+          </w:p>
+        </w:tc>
+      </w:tr>
+      <w:tr>
+        <w:tc>
+          <w:tcPr>
+            <w:tcW w:w="9026" w:type="dxa"/>
+            <w:tcBorders>
+              <w:top w:val="none" w:sz="0" w:space="0" w:color="FFFFFF"/>
+              <w:left w:val="none" w:sz="0" w:space="0" w:color="FFFFFF"/>
+              <w:bottom w:val="none" w:sz="0" w:space="0" w:color="FFFFFF"/>
+              <w:right w:val="none" w:sz="0" w:space="0" w:color="FFFFFF"/>
+            </w:tcBorders>
+            <w:shd w:val="clear" w:color="auto" w:fill="D5E8F0"/>
+            <w:tcMar>
+              <w:top w:w="60" w:type="dxa"/>
+              <w:left w:w="180" w:type="dxa"/>
+              <w:bottom w:w="60" w:type="dxa"/>
+              <w:right w:w="180" w:type="dxa"/>
+            </w:tcMar>
+          </w:tcPr>
+          <w:p>
+            <w:pPr>
+              <w:spacing w:before="30" w:after="30"/>
+              <w:rPr>
+                <w:sz w:val="18"/>
+                <w:szCs w:val="18"/>
+              </w:rPr>
+            </w:pPr>
+            <w:r>
+              <w:rPr>
+                <w:rFonts w:ascii="Courier New" w:eastAsia="Courier New" w:hAnsi="Courier New" w:cs="Courier New"/>
+                <w:color w:val="1F3864"/>
+                <w:sz w:val="18"/>
+                <w:szCs w:val="18"/>
+              </w:rPr>
+              <w:t xml:space="preserve">  4. Resposta final:                                                   </w:t>
+            </w:r>
+          </w:p>
+        </w:tc>
+      </w:tr>
+      <w:tr>
+        <w:tc>
+          <w:tcPr>
+            <w:tcW w:w="9026" w:type="dxa"/>
+            <w:tcBorders>
+              <w:top w:val="none" w:sz="0" w:space="0" w:color="FFFFFF"/>
+              <w:left w:val="none" w:sz="0" w:space="0" w:color="FFFFFF"/>
+              <w:bottom w:val="none" w:sz="0" w:space="0" w:color="FFFFFF"/>
+              <w:right w:val="none" w:sz="0" w:space="0" w:color="FFFFFF"/>
+            </w:tcBorders>
+            <w:shd w:val="clear" w:color="auto" w:fill="D5E8F0"/>
+            <w:tcMar>
+              <w:top w:w="60" w:type="dxa"/>
+              <w:left w:w="180" w:type="dxa"/>
+              <w:bottom w:w="60" w:type="dxa"/>
+              <w:right w:w="180" w:type="dxa"/>
+            </w:tcMar>
+          </w:tcPr>
+          <w:p>
+            <w:pPr>
+              <w:spacing w:before="30" w:after="30"/>
+              <w:rPr>
+                <w:sz w:val="18"/>
+                <w:szCs w:val="18"/>
+                <w:lang w:val="en-US"/>
+              </w:rPr>
+            </w:pPr>
+            <w:r>
+              <w:rPr>
+                <w:rFonts w:ascii="Courier New" w:eastAsia="Courier New" w:hAnsi="Courier New" w:cs="Courier New"/>
+                <w:color w:val="1F3864"/>
+                <w:sz w:val="18"/>
+                <w:szCs w:val="18"/>
+                <w:lang w:val="en-US"/>
+              </w:rPr>
+              <w:t xml:space="preserve">       LangChain4j: </w:t>
+            </w:r>
+            <w:proofErr w:type="spellStart"/>
+            <w:r>
+              <w:rPr>
+                <w:rFonts w:ascii="Courier New" w:eastAsia="Courier New" w:hAnsi="Courier New" w:cs="Courier New"/>
+                <w:color w:val="1F3864"/>
+                <w:sz w:val="18"/>
+                <w:szCs w:val="18"/>
+                <w:lang w:val="en-US"/>
+              </w:rPr>
+              <w:t>answerFormatter.formatAnswer</w:t>
+            </w:r>
+            <w:proofErr w:type="spellEnd"/>
+            <w:r>
+              <w:rPr>
+                <w:rFonts w:ascii="Courier New" w:eastAsia="Courier New" w:hAnsi="Courier New" w:cs="Courier New"/>
+                <w:color w:val="1F3864"/>
+                <w:sz w:val="18"/>
+                <w:szCs w:val="18"/>
+                <w:lang w:val="en-US"/>
+              </w:rPr>
+              <w:t xml:space="preserve">(question, </w:t>
+            </w:r>
+            <w:proofErr w:type="spellStart"/>
+            <w:r>
+              <w:rPr>
+                <w:rFonts w:ascii="Courier New" w:eastAsia="Courier New" w:hAnsi="Courier New" w:cs="Courier New"/>
+                <w:color w:val="1F3864"/>
+                <w:sz w:val="18"/>
+                <w:szCs w:val="18"/>
+                <w:lang w:val="en-US"/>
+              </w:rPr>
+              <w:t>hql</w:t>
+            </w:r>
+            <w:proofErr w:type="spellEnd"/>
+            <w:r>
+              <w:rPr>
+                <w:rFonts w:ascii="Courier New" w:eastAsia="Courier New" w:hAnsi="Courier New" w:cs="Courier New"/>
+                <w:color w:val="1F3864"/>
+                <w:sz w:val="18"/>
+                <w:szCs w:val="18"/>
+                <w:lang w:val="en-US"/>
+              </w:rPr>
+              <w:t>, result)</w:t>
+            </w:r>
+          </w:p>
+        </w:tc>
+      </w:tr>
+      <w:tr>
+        <w:tc>
+          <w:tcPr>
+            <w:tcW w:w="9026" w:type="dxa"/>
+            <w:tcBorders>
+              <w:top w:val="none" w:sz="0" w:space="0" w:color="FFFFFF"/>
+              <w:left w:val="none" w:sz="0" w:space="0" w:color="FFFFFF"/>
+              <w:bottom w:val="none" w:sz="0" w:space="0" w:color="FFFFFF"/>
+              <w:right w:val="none" w:sz="0" w:space="0" w:color="FFFFFF"/>
+            </w:tcBorders>
+            <w:shd w:val="clear" w:color="auto" w:fill="D5E8F0"/>
+            <w:tcMar>
+              <w:top w:w="60" w:type="dxa"/>
+              <w:left w:w="180" w:type="dxa"/>
+              <w:bottom w:w="60" w:type="dxa"/>
+              <w:right w:w="180" w:type="dxa"/>
+            </w:tcMar>
+          </w:tcPr>
+          <w:p>
+            <w:pPr>
+              <w:spacing w:before="30" w:after="30"/>
+              <w:rPr>
+                <w:sz w:val="18"/>
+                <w:szCs w:val="18"/>
+                <w:lang w:val="en-US"/>
+              </w:rPr>
+            </w:pPr>
+            <w:r>
+              <w:rPr>
+                <w:rFonts w:ascii="Courier New" w:eastAsia="Courier New" w:hAnsi="Courier New" w:cs="Courier New"/>
+                <w:color w:val="1F3864"/>
+                <w:sz w:val="18"/>
+                <w:szCs w:val="18"/>
+                <w:lang w:val="en-US"/>
+              </w:rPr>
+              <w:t xml:space="preserve">       Spring AI:   </w:t>
+            </w:r>
+            <w:proofErr w:type="spellStart"/>
+            <w:r>
+              <w:rPr>
+                <w:rFonts w:ascii="Courier New" w:eastAsia="Courier New" w:hAnsi="Courier New" w:cs="Courier New"/>
+                <w:color w:val="1F3864"/>
+                <w:sz w:val="18"/>
+                <w:szCs w:val="18"/>
+                <w:lang w:val="en-US"/>
+              </w:rPr>
+              <w:t>chatClient.prompt</w:t>
+            </w:r>
+            <w:proofErr w:type="spellEnd"/>
+            <w:r>
+              <w:rPr>
+                <w:rFonts w:ascii="Courier New" w:eastAsia="Courier New" w:hAnsi="Courier New" w:cs="Courier New"/>
+                <w:color w:val="1F3864"/>
+                <w:sz w:val="18"/>
+                <w:szCs w:val="18"/>
+                <w:lang w:val="en-US"/>
+              </w:rPr>
+              <w:t>(</w:t>
+            </w:r>
+            <w:proofErr w:type="gramStart"/>
+            <w:r>
+              <w:rPr>
+                <w:rFonts w:ascii="Courier New" w:eastAsia="Courier New" w:hAnsi="Courier New" w:cs="Courier New"/>
+                <w:color w:val="1F3864"/>
+                <w:sz w:val="18"/>
+                <w:szCs w:val="18"/>
+                <w:lang w:val="en-US"/>
+              </w:rPr>
+              <w:t>).system</w:t>
+            </w:r>
+            <w:proofErr w:type="gramEnd"/>
+            <w:r>
+              <w:rPr>
+                <w:rFonts w:ascii="Courier New" w:eastAsia="Courier New" w:hAnsi="Courier New" w:cs="Courier New"/>
+                <w:color w:val="1F3864"/>
+                <w:sz w:val="18"/>
+                <w:szCs w:val="18"/>
+                <w:lang w:val="en-US"/>
+              </w:rPr>
+              <w:t xml:space="preserve">(...).user(...).call() </w:t>
+            </w:r>
+          </w:p>
+        </w:tc>
+      </w:tr>
+      <w:tr>
+        <w:tc>
+          <w:tcPr>
+            <w:tcW w:w="9026" w:type="dxa"/>
+            <w:tcBorders>
+              <w:top w:val="none" w:sz="0" w:space="0" w:color="FFFFFF"/>
+              <w:left w:val="none" w:sz="0" w:space="0" w:color="FFFFFF"/>
+              <w:bottom w:val="none" w:sz="0" w:space="0" w:color="FFFFFF"/>
+              <w:right w:val="none" w:sz="0" w:space="0" w:color="FFFFFF"/>
+            </w:tcBorders>
+            <w:shd w:val="clear" w:color="auto" w:fill="D5E8F0"/>
+            <w:tcMar>
+              <w:top w:w="60" w:type="dxa"/>
+              <w:left w:w="180" w:type="dxa"/>
+              <w:bottom w:w="60" w:type="dxa"/>
+              <w:right w:w="180" w:type="dxa"/>
+            </w:tcMar>
+          </w:tcPr>
+          <w:p>
+            <w:pPr>
+              <w:spacing w:before="30" w:after="30"/>
+              <w:rPr>
+                <w:sz w:val="18"/>
+                <w:szCs w:val="18"/>
+              </w:rPr>
+            </w:pPr>
+            <w:r>
+              <w:rPr>
+                <w:rFonts w:ascii="Courier New" w:eastAsia="Courier New" w:hAnsi="Courier New" w:cs="Courier New"/>
+                <w:color w:val="1F3864"/>
+                <w:sz w:val="18"/>
+                <w:szCs w:val="18"/>
+                <w:lang w:val="en-US"/>
+              </w:rPr>
+              <w:t xml:space="preserve">       </w:t>
+            </w:r>
+            <w:r>
+              <w:rPr>
+                <w:rFonts w:ascii="Courier New" w:eastAsia="Courier New" w:hAnsi="Courier New" w:cs="Courier New"/>
+                <w:color w:val="1F3864"/>
+                <w:sz w:val="18"/>
+                <w:szCs w:val="18"/>
+              </w:rPr>
+              <w:t xml:space="preserve">@SystemMessage: usar apenas dados reais da BD, mesma língua </w:t>
+            </w:r>
+          </w:p>
+        </w:tc>
+      </w:tr>
+      <w:tr>
+        <w:tc>
+          <w:tcPr>
+            <w:tcW w:w="9026" w:type="dxa"/>
+            <w:tcBorders>
+              <w:top w:val="none" w:sz="0" w:space="0" w:color="FFFFFF"/>
+              <w:left w:val="none" w:sz="0" w:space="0" w:color="FFFFFF"/>
+              <w:bottom w:val="none" w:sz="0" w:space="0" w:color="FFFFFF"/>
+              <w:right w:val="none" w:sz="0" w:space="0" w:color="FFFFFF"/>
+            </w:tcBorders>
+            <w:shd w:val="clear" w:color="auto" w:fill="D5E8F0"/>
+            <w:tcMar>
+              <w:top w:w="60" w:type="dxa"/>
+              <w:left w:w="180" w:type="dxa"/>
+              <w:bottom w:w="60" w:type="dxa"/>
+              <w:right w:w="180" w:type="dxa"/>
+            </w:tcMar>
+          </w:tcPr>
+          <w:p>
+            <w:pPr>
+              <w:spacing w:before="30" w:after="30"/>
+              <w:rPr>
+                <w:sz w:val="18"/>
+                <w:szCs w:val="18"/>
+              </w:rPr>
+            </w:pPr>
+            <w:r>
+              <w:rPr>
+                <w:rFonts w:ascii="Courier New" w:eastAsia="Courier New" w:hAnsi="Courier New" w:cs="Courier New"/>
+                <w:color w:val="1F3864"/>
+                <w:sz w:val="18"/>
+                <w:szCs w:val="18"/>
+              </w:rPr>
+              <w:t xml:space="preserve">       @UserMessage: </w:t>
+            </w:r>
+            <w:proofErr w:type="spellStart"/>
+            <w:r>
+              <w:rPr>
+                <w:rFonts w:ascii="Courier New" w:eastAsia="Courier New" w:hAnsi="Courier New" w:cs="Courier New"/>
+                <w:color w:val="1F3864"/>
+                <w:sz w:val="18"/>
+                <w:szCs w:val="18"/>
+              </w:rPr>
+              <w:t>question</w:t>
+            </w:r>
+            <w:proofErr w:type="spellEnd"/>
+            <w:r>
+              <w:rPr>
+                <w:rFonts w:ascii="Courier New" w:eastAsia="Courier New" w:hAnsi="Courier New" w:cs="Courier New"/>
+                <w:color w:val="1F3864"/>
+                <w:sz w:val="18"/>
+                <w:szCs w:val="18"/>
+              </w:rPr>
+              <w:t xml:space="preserve"> + </w:t>
+            </w:r>
+            <w:proofErr w:type="spellStart"/>
+            <w:r>
+              <w:rPr>
+                <w:rFonts w:ascii="Courier New" w:eastAsia="Courier New" w:hAnsi="Courier New" w:cs="Courier New"/>
+                <w:color w:val="1F3864"/>
+                <w:sz w:val="18"/>
+                <w:szCs w:val="18"/>
+              </w:rPr>
+              <w:t>hql</w:t>
+            </w:r>
+            <w:proofErr w:type="spellEnd"/>
+            <w:r>
+              <w:rPr>
+                <w:rFonts w:ascii="Courier New" w:eastAsia="Courier New" w:hAnsi="Courier New" w:cs="Courier New"/>
+                <w:color w:val="1F3864"/>
+                <w:sz w:val="18"/>
+                <w:szCs w:val="18"/>
+              </w:rPr>
+              <w:t xml:space="preserve"> executado + </w:t>
+            </w:r>
+            <w:proofErr w:type="spellStart"/>
+            <w:r>
+              <w:rPr>
+                <w:rFonts w:ascii="Courier New" w:eastAsia="Courier New" w:hAnsi="Courier New" w:cs="Courier New"/>
+                <w:color w:val="1F3864"/>
+                <w:sz w:val="18"/>
+                <w:szCs w:val="18"/>
+              </w:rPr>
+              <w:t>result</w:t>
+            </w:r>
+            <w:proofErr w:type="spellEnd"/>
+            <w:r>
+              <w:rPr>
+                <w:rFonts w:ascii="Courier New" w:eastAsia="Courier New" w:hAnsi="Courier New" w:cs="Courier New"/>
+                <w:color w:val="1F3864"/>
+                <w:sz w:val="18"/>
+                <w:szCs w:val="18"/>
+              </w:rPr>
+              <w:t xml:space="preserve"> da BD </w:t>
+            </w:r>
+          </w:p>
+        </w:tc>
+      </w:tr>
+      <w:tr>
+        <w:tc>
+          <w:tcPr>
+            <w:tcW w:w="9026" w:type="dxa"/>
+            <w:tcBorders>
+              <w:top w:val="none" w:sz="0" w:space="0" w:color="FFFFFF"/>
+              <w:left w:val="none" w:sz="0" w:space="0" w:color="FFFFFF"/>
+              <w:bottom w:val="none" w:sz="0" w:space="0" w:color="FFFFFF"/>
+              <w:right w:val="none" w:sz="0" w:space="0" w:color="FFFFFF"/>
+            </w:tcBorders>
+            <w:shd w:val="clear" w:color="auto" w:fill="D5E8F0"/>
+            <w:tcMar>
+              <w:top w:w="60" w:type="dxa"/>
+              <w:left w:w="180" w:type="dxa"/>
+              <w:bottom w:w="60" w:type="dxa"/>
+              <w:right w:w="180" w:type="dxa"/>
+            </w:tcMar>
+          </w:tcPr>
+          <w:p>
+            <w:pPr>
+              <w:spacing w:before="30" w:after="30"/>
+              <w:rPr>
+                <w:sz w:val="18"/>
+                <w:szCs w:val="18"/>
+              </w:rPr>
+            </w:pPr>
+            <w:r>
+              <w:rPr>
+                <w:rFonts w:ascii="Courier New" w:eastAsia="Courier New" w:hAnsi="Courier New" w:cs="Courier New"/>
+                <w:color w:val="1F3864"/>
+                <w:sz w:val="18"/>
+                <w:szCs w:val="18"/>
+              </w:rPr>
+              <w:t xml:space="preserve">       → </w:t>
+            </w:r>
+            <w:proofErr w:type="spellStart"/>
+            <w:r>
+              <w:rPr>
+                <w:rFonts w:ascii="Courier New" w:eastAsia="Courier New" w:hAnsi="Courier New" w:cs="Courier New"/>
+                <w:color w:val="1F3864"/>
+                <w:sz w:val="18"/>
+                <w:szCs w:val="18"/>
+              </w:rPr>
+              <w:t>Ollama</w:t>
+            </w:r>
+            <w:proofErr w:type="spellEnd"/>
+            <w:r>
+              <w:rPr>
+                <w:rFonts w:ascii="Courier New" w:eastAsia="Courier New" w:hAnsi="Courier New" w:cs="Courier New"/>
+                <w:color w:val="1F3864"/>
+                <w:sz w:val="18"/>
+                <w:szCs w:val="18"/>
+              </w:rPr>
+              <w:t xml:space="preserve"> qwen2.5:3b → resposta em linguagem natural </w:t>
+            </w:r>
+          </w:p>
+        </w:tc>
+      </w:tr>
+      <w:tr>
+        <w:tc>
+          <w:tcPr>
+            <w:tcW w:w="9026" w:type="dxa"/>
+            <w:tcBorders>
+              <w:top w:val="none" w:sz="0" w:space="0" w:color="FFFFFF"/>
+              <w:left w:val="none" w:sz="0" w:space="0" w:color="FFFFFF"/>
+              <w:bottom w:val="none" w:sz="0" w:space="0" w:color="FFFFFF"/>
+              <w:right w:val="none" w:sz="0" w:space="0" w:color="FFFFFF"/>
+            </w:tcBorders>
+            <w:shd w:val="clear" w:color="auto" w:fill="D5E8F0"/>
+            <w:tcMar>
+              <w:top w:w="60" w:type="dxa"/>
+              <w:left w:w="180" w:type="dxa"/>
+              <w:bottom w:w="60" w:type="dxa"/>
+              <w:right w:w="180" w:type="dxa"/>
+            </w:tcMar>
+          </w:tcPr>
+          <w:p>
+            <w:pPr>
+              <w:spacing w:before="30" w:after="30"/>
+              <w:rPr>
+                <w:sz w:val="18"/>
+                <w:szCs w:val="18"/>
+              </w:rPr>
+            </w:pPr>
+            <w:r>
+              <w:rPr>
+                <w:rFonts w:ascii="Courier New" w:eastAsia="Courier New" w:hAnsi="Courier New" w:cs="Courier New"/>
+                <w:color w:val="1F3864"/>
+                <w:sz w:val="18"/>
+                <w:szCs w:val="18"/>
+              </w:rPr>
+              <w:t xml:space="preserve">       (se </w:t>
+            </w:r>
+            <w:proofErr w:type="spellStart"/>
+            <w:r>
+              <w:rPr>
+                <w:rFonts w:ascii="Courier New" w:eastAsia="Courier New" w:hAnsi="Courier New" w:cs="Courier New"/>
+                <w:color w:val="1F3864"/>
+                <w:sz w:val="18"/>
+                <w:szCs w:val="18"/>
+              </w:rPr>
+              <w:t>RuntimeException</w:t>
+            </w:r>
+            <w:proofErr w:type="spellEnd"/>
+            <w:r>
+              <w:rPr>
+                <w:rFonts w:ascii="Courier New" w:eastAsia="Courier New" w:hAnsi="Courier New" w:cs="Courier New"/>
+                <w:color w:val="1F3864"/>
+                <w:sz w:val="18"/>
+                <w:szCs w:val="18"/>
+              </w:rPr>
+              <w:t xml:space="preserve"> → devolve </w:t>
+            </w:r>
+            <w:proofErr w:type="spellStart"/>
+            <w:r>
+              <w:rPr>
+                <w:rFonts w:ascii="Courier New" w:eastAsia="Courier New" w:hAnsi="Courier New" w:cs="Courier New"/>
+                <w:color w:val="1F3864"/>
+                <w:sz w:val="18"/>
+                <w:szCs w:val="18"/>
+              </w:rPr>
+              <w:t>result</w:t>
+            </w:r>
+            <w:proofErr w:type="spellEnd"/>
+            <w:r>
+              <w:rPr>
+                <w:rFonts w:ascii="Courier New" w:eastAsia="Courier New" w:hAnsi="Courier New" w:cs="Courier New"/>
+                <w:color w:val="1F3864"/>
+                <w:sz w:val="18"/>
+                <w:szCs w:val="18"/>
+              </w:rPr>
+              <w:t xml:space="preserve"> bruto como </w:t>
+            </w:r>
+            <w:proofErr w:type="spellStart"/>
+            <w:r>
+              <w:rPr>
+                <w:rFonts w:ascii="Courier New" w:eastAsia="Courier New" w:hAnsi="Courier New" w:cs="Courier New"/>
+                <w:color w:val="1F3864"/>
+                <w:sz w:val="18"/>
+                <w:szCs w:val="18"/>
+              </w:rPr>
+              <w:t>fallback</w:t>
+            </w:r>
+            <w:proofErr w:type="spellEnd"/>
+            <w:r>
+              <w:rPr>
+                <w:rFonts w:ascii="Courier New" w:eastAsia="Courier New" w:hAnsi="Courier New" w:cs="Courier New"/>
+                <w:color w:val="1F3864"/>
+                <w:sz w:val="18"/>
+                <w:szCs w:val="18"/>
+              </w:rPr>
+              <w:t xml:space="preserve">) </w:t>
+            </w:r>
+          </w:p>
+        </w:tc>
+      </w:tr>
+    </w:tbl>
+    <w:p/>
+    <w:p>
+      <w:pPr>
+        <w:rPr>
+          <w:b/>
+          <w:bCs/>
+        </w:rPr>
+      </w:pPr>
+      <w:proofErr w:type="spellStart"/>
+      <w:proofErr w:type="gramStart"/>
+      <w:r>
+        <w:rPr>
+          <w:b/>
+          <w:bCs/>
+        </w:rPr>
+        <w:t>sanitizeHql</w:t>
+      </w:r>
+      <w:proofErr w:type="spellEnd"/>
+      <w:r>
+        <w:rPr>
+          <w:b/>
+          <w:bCs/>
+        </w:rPr>
+        <w:t>(</w:t>
+      </w:r>
+      <w:proofErr w:type="gramEnd"/>
+      <w:r>
+        <w:rPr>
+          <w:b/>
+          <w:bCs/>
+        </w:rPr>
+        <w:t>) — Limpeza do Output do LLM</w:t>
+      </w:r>
+    </w:p>
+    <w:p>
+      <w:pPr>
+        <w:spacing w:before="80" w:after="80" w:line="276" w:lineRule="auto"/>
+      </w:pPr>
+      <w:r>
+        <w:t xml:space="preserve">Quando a pergunta não corresponde a nenhum padrão conhecido, o LLM é chamado com um </w:t>
+      </w:r>
+      <w:proofErr w:type="spellStart"/>
+      <w:r>
+        <w:t>prompt</w:t>
+      </w:r>
+      <w:proofErr w:type="spellEnd"/>
+      <w:r>
+        <w:t xml:space="preserve"> detalhado para gerar o HQL. Como o output de um LLM nunca é 100% previsível, o </w:t>
+      </w:r>
+      <w:proofErr w:type="spellStart"/>
+      <w:proofErr w:type="gramStart"/>
+      <w:r>
+        <w:t>sanitizeHql</w:t>
+      </w:r>
+      <w:proofErr w:type="spellEnd"/>
+      <w:r>
+        <w:t>(</w:t>
+      </w:r>
+      <w:proofErr w:type="gramEnd"/>
+      <w:r>
+        <w:t xml:space="preserve">) normaliza o resultado antes de o passar ao </w:t>
+      </w:r>
+      <w:proofErr w:type="spellStart"/>
+      <w:r>
+        <w:t>Hibernate</w:t>
+      </w:r>
+      <w:proofErr w:type="spellEnd"/>
+      <w:r>
+        <w:t xml:space="preserve">: remove delimitadores </w:t>
+      </w:r>
+      <w:proofErr w:type="spellStart"/>
+      <w:r>
+        <w:t>markdown</w:t>
+      </w:r>
+      <w:proofErr w:type="spellEnd"/>
+      <w:r>
+        <w:t xml:space="preserve"> (```), trunca em ';', e faz </w:t>
+      </w:r>
+      <w:proofErr w:type="spellStart"/>
+      <w:r>
+        <w:t>trim</w:t>
+      </w:r>
+      <w:proofErr w:type="spellEnd"/>
+      <w:r>
+        <w:t>.</w:t>
       </w:r>
     </w:p>
     <w:tbl>
@@ -13246,29 +15109,63 @@
                 <w:szCs w:val="18"/>
                 <w:lang w:val="en-US"/>
               </w:rPr>
-              <w:t xml:space="preserve">  1. GET /assistant/</w:t>
-            </w:r>
-            <w:proofErr w:type="spellStart"/>
-            <w:r>
-              <w:rPr>
-                <w:rFonts w:ascii="Courier New" w:eastAsia="Courier New" w:hAnsi="Courier New" w:cs="Courier New"/>
-                <w:color w:val="D4D4D4"/>
-                <w:sz w:val="18"/>
-                <w:szCs w:val="18"/>
-                <w:lang w:val="en-US"/>
-              </w:rPr>
-              <w:t>ask?q</w:t>
-            </w:r>
-            <w:proofErr w:type="spellEnd"/>
-            <w:r>
-              <w:rPr>
-                <w:rFonts w:ascii="Courier New" w:eastAsia="Courier New" w:hAnsi="Courier New" w:cs="Courier New"/>
-                <w:color w:val="D4D4D4"/>
-                <w:sz w:val="18"/>
-                <w:szCs w:val="18"/>
-                <w:lang w:val="en-US"/>
-              </w:rPr>
-              <w:t xml:space="preserve">=What are the top 5 most expensive products?  </w:t>
+              <w:t xml:space="preserve">private String </w:t>
+            </w:r>
+            <w:proofErr w:type="spellStart"/>
+            <w:proofErr w:type="gramStart"/>
+            <w:r>
+              <w:rPr>
+                <w:rFonts w:ascii="Courier New" w:eastAsia="Courier New" w:hAnsi="Courier New" w:cs="Courier New"/>
+                <w:color w:val="D4D4D4"/>
+                <w:sz w:val="18"/>
+                <w:szCs w:val="18"/>
+                <w:lang w:val="en-US"/>
+              </w:rPr>
+              <w:t>sanitizeHql</w:t>
+            </w:r>
+            <w:proofErr w:type="spellEnd"/>
+            <w:r>
+              <w:rPr>
+                <w:rFonts w:ascii="Courier New" w:eastAsia="Courier New" w:hAnsi="Courier New" w:cs="Courier New"/>
+                <w:color w:val="D4D4D4"/>
+                <w:sz w:val="18"/>
+                <w:szCs w:val="18"/>
+                <w:lang w:val="en-US"/>
+              </w:rPr>
+              <w:t>(</w:t>
+            </w:r>
+            <w:proofErr w:type="gramEnd"/>
+            <w:r>
+              <w:rPr>
+                <w:rFonts w:ascii="Courier New" w:eastAsia="Courier New" w:hAnsi="Courier New" w:cs="Courier New"/>
+                <w:color w:val="D4D4D4"/>
+                <w:sz w:val="18"/>
+                <w:szCs w:val="18"/>
+                <w:lang w:val="en-US"/>
+              </w:rPr>
+              <w:t xml:space="preserve">String </w:t>
+            </w:r>
+            <w:proofErr w:type="spellStart"/>
+            <w:r>
+              <w:rPr>
+                <w:rFonts w:ascii="Courier New" w:eastAsia="Courier New" w:hAnsi="Courier New" w:cs="Courier New"/>
+                <w:color w:val="D4D4D4"/>
+                <w:sz w:val="18"/>
+                <w:szCs w:val="18"/>
+                <w:lang w:val="en-US"/>
+              </w:rPr>
+              <w:t>rawHql</w:t>
+            </w:r>
+            <w:proofErr w:type="spellEnd"/>
+            <w:r>
+              <w:rPr>
+                <w:rFonts w:ascii="Courier New" w:eastAsia="Courier New" w:hAnsi="Courier New" w:cs="Courier New"/>
+                <w:color w:val="D4D4D4"/>
+                <w:sz w:val="18"/>
+                <w:szCs w:val="18"/>
+                <w:lang w:val="en-US"/>
+              </w:rPr>
+              <w:t>) {</w:t>
             </w:r>
           </w:p>
         </w:tc>
@@ -13303,78 +15200,67 @@
                 <w:szCs w:val="18"/>
                 <w:lang w:val="en-US"/>
               </w:rPr>
-              <w:t xml:space="preserve">       </w:t>
-            </w:r>
-            <w:proofErr w:type="spellStart"/>
-            <w:r>
-              <w:rPr>
-                <w:rFonts w:ascii="Courier New" w:eastAsia="Courier New" w:hAnsi="Courier New" w:cs="Courier New"/>
-                <w:color w:val="D4D4D4"/>
-                <w:sz w:val="18"/>
-                <w:szCs w:val="18"/>
-              </w:rPr>
-              <w:t>AssistantController</w:t>
-            </w:r>
-            <w:proofErr w:type="spellEnd"/>
-            <w:r>
-              <w:rPr>
-                <w:rFonts w:ascii="Courier New" w:eastAsia="Courier New" w:hAnsi="Courier New" w:cs="Courier New"/>
-                <w:color w:val="D4D4D4"/>
-                <w:sz w:val="18"/>
-                <w:szCs w:val="18"/>
-              </w:rPr>
-              <w:t xml:space="preserve"> → </w:t>
-            </w:r>
-            <w:proofErr w:type="spellStart"/>
-            <w:r>
-              <w:rPr>
-                <w:rFonts w:ascii="Courier New" w:eastAsia="Courier New" w:hAnsi="Courier New" w:cs="Courier New"/>
-                <w:color w:val="D4D4D4"/>
-                <w:sz w:val="18"/>
-                <w:szCs w:val="18"/>
-              </w:rPr>
-              <w:t>DatabaseAssistant.chat</w:t>
-            </w:r>
-            <w:proofErr w:type="spellEnd"/>
-            <w:r>
-              <w:rPr>
-                <w:rFonts w:ascii="Courier New" w:eastAsia="Courier New" w:hAnsi="Courier New" w:cs="Courier New"/>
-                <w:color w:val="D4D4D4"/>
-                <w:sz w:val="18"/>
-                <w:szCs w:val="18"/>
-              </w:rPr>
-              <w:t>(</w:t>
-            </w:r>
-            <w:proofErr w:type="spellStart"/>
-            <w:proofErr w:type="gramStart"/>
-            <w:r>
-              <w:rPr>
-                <w:rFonts w:ascii="Courier New" w:eastAsia="Courier New" w:hAnsi="Courier New" w:cs="Courier New"/>
-                <w:color w:val="D4D4D4"/>
-                <w:sz w:val="18"/>
-                <w:szCs w:val="18"/>
-              </w:rPr>
-              <w:t>question</w:t>
-            </w:r>
-            <w:proofErr w:type="spellEnd"/>
-            <w:r>
-              <w:rPr>
-                <w:rFonts w:ascii="Courier New" w:eastAsia="Courier New" w:hAnsi="Courier New" w:cs="Courier New"/>
-                <w:color w:val="D4D4D4"/>
-                <w:sz w:val="18"/>
-                <w:szCs w:val="18"/>
-              </w:rPr>
-              <w:t xml:space="preserve">)   </w:t>
-            </w:r>
-            <w:proofErr w:type="gramEnd"/>
-            <w:r>
-              <w:rPr>
-                <w:rFonts w:ascii="Courier New" w:eastAsia="Courier New" w:hAnsi="Courier New" w:cs="Courier New"/>
-                <w:color w:val="D4D4D4"/>
-                <w:sz w:val="18"/>
-                <w:szCs w:val="18"/>
-              </w:rPr>
-              <w:t xml:space="preserve">       </w:t>
+              <w:t xml:space="preserve">    </w:t>
+            </w:r>
+            <w:proofErr w:type="spellStart"/>
+            <w:r>
+              <w:rPr>
+                <w:rFonts w:ascii="Courier New" w:eastAsia="Courier New" w:hAnsi="Courier New" w:cs="Courier New"/>
+                <w:color w:val="D4D4D4"/>
+                <w:sz w:val="18"/>
+                <w:szCs w:val="18"/>
+              </w:rPr>
+              <w:t>String</w:t>
+            </w:r>
+            <w:proofErr w:type="spellEnd"/>
+            <w:r>
+              <w:rPr>
+                <w:rFonts w:ascii="Courier New" w:eastAsia="Courier New" w:hAnsi="Courier New" w:cs="Courier New"/>
+                <w:color w:val="D4D4D4"/>
+                <w:sz w:val="18"/>
+                <w:szCs w:val="18"/>
+              </w:rPr>
+              <w:t xml:space="preserve"> </w:t>
+            </w:r>
+            <w:proofErr w:type="spellStart"/>
+            <w:r>
+              <w:rPr>
+                <w:rFonts w:ascii="Courier New" w:eastAsia="Courier New" w:hAnsi="Courier New" w:cs="Courier New"/>
+                <w:color w:val="D4D4D4"/>
+                <w:sz w:val="18"/>
+                <w:szCs w:val="18"/>
+              </w:rPr>
+              <w:t>hql</w:t>
+            </w:r>
+            <w:proofErr w:type="spellEnd"/>
+            <w:r>
+              <w:rPr>
+                <w:rFonts w:ascii="Courier New" w:eastAsia="Courier New" w:hAnsi="Courier New" w:cs="Courier New"/>
+                <w:color w:val="D4D4D4"/>
+                <w:sz w:val="18"/>
+                <w:szCs w:val="18"/>
+              </w:rPr>
+              <w:t xml:space="preserve"> = </w:t>
+            </w:r>
+            <w:proofErr w:type="spellStart"/>
+            <w:r>
+              <w:rPr>
+                <w:rFonts w:ascii="Courier New" w:eastAsia="Courier New" w:hAnsi="Courier New" w:cs="Courier New"/>
+                <w:color w:val="D4D4D4"/>
+                <w:sz w:val="18"/>
+                <w:szCs w:val="18"/>
+              </w:rPr>
+              <w:t>rawHql.trim</w:t>
+            </w:r>
+            <w:proofErr w:type="spellEnd"/>
+            <w:r>
+              <w:rPr>
+                <w:rFonts w:ascii="Courier New" w:eastAsia="Courier New" w:hAnsi="Courier New" w:cs="Courier New"/>
+                <w:color w:val="D4D4D4"/>
+                <w:sz w:val="18"/>
+                <w:szCs w:val="18"/>
+              </w:rPr>
+              <w:t>();</w:t>
             </w:r>
           </w:p>
         </w:tc>
@@ -13401,15 +15287,6 @@
             <w:pPr>
               <w:spacing w:before="20" w:after="20"/>
             </w:pPr>
-            <w:r>
-              <w:rPr>
-                <w:rFonts w:ascii="Courier New" w:eastAsia="Courier New" w:hAnsi="Courier New" w:cs="Courier New"/>
-                <w:color w:val="D4D4D4"/>
-                <w:sz w:val="18"/>
-                <w:szCs w:val="18"/>
-              </w:rPr>
-              <w:t xml:space="preserve">                                                                       </w:t>
-            </w:r>
           </w:p>
         </w:tc>
       </w:tr>
@@ -13441,48 +15318,60 @@
                 <w:color w:val="D4D4D4"/>
                 <w:sz w:val="18"/>
                 <w:szCs w:val="18"/>
-              </w:rPr>
-              <w:t xml:space="preserve">  2. </w:t>
-            </w:r>
-            <w:proofErr w:type="spellStart"/>
-            <w:r>
-              <w:rPr>
-                <w:rFonts w:ascii="Courier New" w:eastAsia="Courier New" w:hAnsi="Courier New" w:cs="Courier New"/>
-                <w:color w:val="D4D4D4"/>
-                <w:sz w:val="18"/>
-                <w:szCs w:val="18"/>
-              </w:rPr>
-              <w:t>buildQueryPlan</w:t>
-            </w:r>
-            <w:proofErr w:type="spellEnd"/>
-            <w:r>
-              <w:rPr>
-                <w:rFonts w:ascii="Courier New" w:eastAsia="Courier New" w:hAnsi="Courier New" w:cs="Courier New"/>
-                <w:color w:val="D4D4D4"/>
-                <w:sz w:val="18"/>
-                <w:szCs w:val="18"/>
-              </w:rPr>
-              <w:t>(</w:t>
-            </w:r>
-            <w:proofErr w:type="spellStart"/>
-            <w:r>
-              <w:rPr>
-                <w:rFonts w:ascii="Courier New" w:eastAsia="Courier New" w:hAnsi="Courier New" w:cs="Courier New"/>
-                <w:color w:val="D4D4D4"/>
-                <w:sz w:val="18"/>
-                <w:szCs w:val="18"/>
-              </w:rPr>
-              <w:t>question</w:t>
-            </w:r>
-            <w:proofErr w:type="spellEnd"/>
-            <w:r>
-              <w:rPr>
-                <w:rFonts w:ascii="Courier New" w:eastAsia="Courier New" w:hAnsi="Courier New" w:cs="Courier New"/>
-                <w:color w:val="D4D4D4"/>
-                <w:sz w:val="18"/>
-                <w:szCs w:val="18"/>
-              </w:rPr>
-              <w:t xml:space="preserve">):                                         </w:t>
+                <w:lang w:val="en-US"/>
+              </w:rPr>
+              <w:t xml:space="preserve">    // Remove markdown code fences: ```</w:t>
+            </w:r>
+            <w:proofErr w:type="spellStart"/>
+            <w:r>
+              <w:rPr>
+                <w:rFonts w:ascii="Courier New" w:eastAsia="Courier New" w:hAnsi="Courier New" w:cs="Courier New"/>
+                <w:color w:val="D4D4D4"/>
+                <w:sz w:val="18"/>
+                <w:szCs w:val="18"/>
+                <w:lang w:val="en-US"/>
+              </w:rPr>
+              <w:t>hql</w:t>
+            </w:r>
+            <w:proofErr w:type="spellEnd"/>
+            <w:r>
+              <w:rPr>
+                <w:rFonts w:ascii="Courier New" w:eastAsia="Courier New" w:hAnsi="Courier New" w:cs="Courier New"/>
+                <w:color w:val="D4D4D4"/>
+                <w:sz w:val="18"/>
+                <w:szCs w:val="18"/>
+                <w:lang w:val="en-US"/>
+              </w:rPr>
+              <w:t xml:space="preserve"> ... </w:t>
+            </w:r>
+            <w:r>
+              <w:rPr>
+                <w:rFonts w:ascii="Courier New" w:eastAsia="Courier New" w:hAnsi="Courier New" w:cs="Courier New"/>
+                <w:color w:val="D4D4D4"/>
+                <w:sz w:val="18"/>
+                <w:szCs w:val="18"/>
+              </w:rPr>
+              <w:t>``` ou ```</w:t>
+            </w:r>
+            <w:proofErr w:type="spellStart"/>
+            <w:r>
+              <w:rPr>
+                <w:rFonts w:ascii="Courier New" w:eastAsia="Courier New" w:hAnsi="Courier New" w:cs="Courier New"/>
+                <w:color w:val="D4D4D4"/>
+                <w:sz w:val="18"/>
+                <w:szCs w:val="18"/>
+              </w:rPr>
+              <w:t>sql</w:t>
+            </w:r>
+            <w:proofErr w:type="spellEnd"/>
+            <w:r>
+              <w:rPr>
+                <w:rFonts w:ascii="Courier New" w:eastAsia="Courier New" w:hAnsi="Courier New" w:cs="Courier New"/>
+                <w:color w:val="D4D4D4"/>
+                <w:sz w:val="18"/>
+                <w:szCs w:val="18"/>
+              </w:rPr>
+              <w:t xml:space="preserve"> ... ```</w:t>
             </w:r>
           </w:p>
         </w:tc>
@@ -13508,9 +15397,6 @@
           <w:p>
             <w:pPr>
               <w:spacing w:before="20" w:after="20"/>
-              <w:rPr>
-                <w:lang w:val="en-US"/>
-              </w:rPr>
             </w:pPr>
             <w:r>
               <w:rPr>
@@ -13518,32 +15404,30 @@
                 <w:color w:val="D4D4D4"/>
                 <w:sz w:val="18"/>
                 <w:szCs w:val="18"/>
-                <w:lang w:val="en-US"/>
-              </w:rPr>
-              <w:t xml:space="preserve">       LangChain4j: </w:t>
-            </w:r>
-            <w:proofErr w:type="spellStart"/>
-            <w:r>
-              <w:rPr>
-                <w:rFonts w:ascii="Courier New" w:eastAsia="Courier New" w:hAnsi="Courier New" w:cs="Courier New"/>
-                <w:color w:val="D4D4D4"/>
-                <w:sz w:val="18"/>
-                <w:szCs w:val="18"/>
-                <w:lang w:val="en-US"/>
-              </w:rPr>
-              <w:t>hqlGenerator.generateHql</w:t>
-            </w:r>
-            <w:proofErr w:type="spellEnd"/>
-            <w:r>
-              <w:rPr>
-                <w:rFonts w:ascii="Courier New" w:eastAsia="Courier New" w:hAnsi="Courier New" w:cs="Courier New"/>
-                <w:color w:val="D4D4D4"/>
-                <w:sz w:val="18"/>
-                <w:szCs w:val="18"/>
-                <w:lang w:val="en-US"/>
-              </w:rPr>
-              <w:t>(</w:t>
-            </w:r>
+              </w:rPr>
+              <w:t xml:space="preserve">    </w:t>
+            </w:r>
+            <w:proofErr w:type="spellStart"/>
+            <w:r>
+              <w:rPr>
+                <w:rFonts w:ascii="Courier New" w:eastAsia="Courier New" w:hAnsi="Courier New" w:cs="Courier New"/>
+                <w:color w:val="D4D4D4"/>
+                <w:sz w:val="18"/>
+                <w:szCs w:val="18"/>
+              </w:rPr>
+              <w:t>if</w:t>
+            </w:r>
+            <w:proofErr w:type="spellEnd"/>
+            <w:r>
+              <w:rPr>
+                <w:rFonts w:ascii="Courier New" w:eastAsia="Courier New" w:hAnsi="Courier New" w:cs="Courier New"/>
+                <w:color w:val="D4D4D4"/>
+                <w:sz w:val="18"/>
+                <w:szCs w:val="18"/>
+              </w:rPr>
+              <w:t xml:space="preserve"> (</w:t>
+            </w:r>
+            <w:proofErr w:type="spellStart"/>
             <w:proofErr w:type="gramStart"/>
             <w:r>
               <w:rPr>
@@ -13551,10 +15435,10 @@
                 <w:color w:val="D4D4D4"/>
                 <w:sz w:val="18"/>
                 <w:szCs w:val="18"/>
-                <w:lang w:val="en-US"/>
-              </w:rPr>
-              <w:t>question)  ←</w:t>
-            </w:r>
+              </w:rPr>
+              <w:t>hql.startsWith</w:t>
+            </w:r>
+            <w:proofErr w:type="spellEnd"/>
             <w:proofErr w:type="gramEnd"/>
             <w:r>
               <w:rPr>
@@ -13562,9 +15446,8 @@
                 <w:color w:val="D4D4D4"/>
                 <w:sz w:val="18"/>
                 <w:szCs w:val="18"/>
-                <w:lang w:val="en-US"/>
-              </w:rPr>
-              <w:t xml:space="preserve"> @AiService  </w:t>
+              </w:rPr>
+              <w:t>("```")) {</w:t>
             </w:r>
           </w:p>
         </w:tc>
@@ -13602,30 +15485,31 @@
                 <w:szCs w:val="18"/>
                 <w:lang w:val="en-US"/>
               </w:rPr>
-              <w:t xml:space="preserve">       Spring AI:   </w:t>
-            </w:r>
-            <w:proofErr w:type="spellStart"/>
-            <w:r>
-              <w:rPr>
-                <w:rFonts w:ascii="Courier New" w:eastAsia="Courier New" w:hAnsi="Courier New" w:cs="Courier New"/>
-                <w:color w:val="D4D4D4"/>
-                <w:sz w:val="18"/>
-                <w:szCs w:val="18"/>
-                <w:lang w:val="en-US"/>
-              </w:rPr>
-              <w:t>chatClient.prompt</w:t>
-            </w:r>
-            <w:proofErr w:type="spellEnd"/>
-            <w:r>
-              <w:rPr>
-                <w:rFonts w:ascii="Courier New" w:eastAsia="Courier New" w:hAnsi="Courier New" w:cs="Courier New"/>
-                <w:color w:val="D4D4D4"/>
-                <w:sz w:val="18"/>
-                <w:szCs w:val="18"/>
-                <w:lang w:val="en-US"/>
-              </w:rPr>
-              <w:t>().user(question</w:t>
-            </w:r>
+              <w:t xml:space="preserve">        </w:t>
+            </w:r>
+            <w:proofErr w:type="spellStart"/>
+            <w:r>
+              <w:rPr>
+                <w:rFonts w:ascii="Courier New" w:eastAsia="Courier New" w:hAnsi="Courier New" w:cs="Courier New"/>
+                <w:color w:val="D4D4D4"/>
+                <w:sz w:val="18"/>
+                <w:szCs w:val="18"/>
+                <w:lang w:val="en-US"/>
+              </w:rPr>
+              <w:t>hql</w:t>
+            </w:r>
+            <w:proofErr w:type="spellEnd"/>
+            <w:r>
+              <w:rPr>
+                <w:rFonts w:ascii="Courier New" w:eastAsia="Courier New" w:hAnsi="Courier New" w:cs="Courier New"/>
+                <w:color w:val="D4D4D4"/>
+                <w:sz w:val="18"/>
+                <w:szCs w:val="18"/>
+                <w:lang w:val="en-US"/>
+              </w:rPr>
+              <w:t xml:space="preserve"> = </w:t>
+            </w:r>
+            <w:proofErr w:type="spellStart"/>
             <w:proofErr w:type="gramStart"/>
             <w:r>
               <w:rPr>
@@ -13635,8 +15519,9 @@
                 <w:szCs w:val="18"/>
                 <w:lang w:val="en-US"/>
               </w:rPr>
-              <w:t>).call</w:t>
-            </w:r>
+              <w:t>hql.replaceFirst</w:t>
+            </w:r>
+            <w:proofErr w:type="spellEnd"/>
             <w:proofErr w:type="gramEnd"/>
             <w:r>
               <w:rPr>
@@ -13646,7 +15531,29 @@
                 <w:szCs w:val="18"/>
                 <w:lang w:val="en-US"/>
               </w:rPr>
-              <w:t>().content()</w:t>
+              <w:t>("(?is)^```(?:</w:t>
+            </w:r>
+            <w:proofErr w:type="spellStart"/>
+            <w:r>
+              <w:rPr>
+                <w:rFonts w:ascii="Courier New" w:eastAsia="Courier New" w:hAnsi="Courier New" w:cs="Courier New"/>
+                <w:color w:val="D4D4D4"/>
+                <w:sz w:val="18"/>
+                <w:szCs w:val="18"/>
+                <w:lang w:val="en-US"/>
+              </w:rPr>
+              <w:t>hql|jpql|sql</w:t>
+            </w:r>
+            <w:proofErr w:type="spellEnd"/>
+            <w:r>
+              <w:rPr>
+                <w:rFonts w:ascii="Courier New" w:eastAsia="Courier New" w:hAnsi="Courier New" w:cs="Courier New"/>
+                <w:color w:val="D4D4D4"/>
+                <w:sz w:val="18"/>
+                <w:szCs w:val="18"/>
+                <w:lang w:val="en-US"/>
+              </w:rPr>
+              <w:t>)?\\s*", "");</w:t>
             </w:r>
           </w:p>
         </w:tc>
@@ -13672,6 +15579,9 @@
           <w:p>
             <w:pPr>
               <w:spacing w:before="20" w:after="20"/>
+              <w:rPr>
+                <w:lang w:val="en-US"/>
+              </w:rPr>
             </w:pPr>
             <w:r>
               <w:rPr>
@@ -13681,36 +15591,53 @@
                 <w:szCs w:val="18"/>
                 <w:lang w:val="en-US"/>
               </w:rPr>
-              <w:t xml:space="preserve">       </w:t>
-            </w:r>
-            <w:r>
-              <w:rPr>
-                <w:rFonts w:ascii="Courier New" w:eastAsia="Courier New" w:hAnsi="Courier New" w:cs="Courier New"/>
-                <w:color w:val="D4D4D4"/>
-                <w:sz w:val="18"/>
-                <w:szCs w:val="18"/>
-              </w:rPr>
-              <w:t xml:space="preserve">@SystemMessage: regras HQL + </w:t>
-            </w:r>
-            <w:proofErr w:type="spellStart"/>
-            <w:r>
-              <w:rPr>
-                <w:rFonts w:ascii="Courier New" w:eastAsia="Courier New" w:hAnsi="Courier New" w:cs="Courier New"/>
-                <w:color w:val="D4D4D4"/>
-                <w:sz w:val="18"/>
-                <w:szCs w:val="18"/>
-              </w:rPr>
-              <w:t>schema</w:t>
-            </w:r>
-            <w:proofErr w:type="spellEnd"/>
-            <w:r>
-              <w:rPr>
-                <w:rFonts w:ascii="Courier New" w:eastAsia="Courier New" w:hAnsi="Courier New" w:cs="Courier New"/>
-                <w:color w:val="D4D4D4"/>
-                <w:sz w:val="18"/>
-                <w:szCs w:val="18"/>
-              </w:rPr>
-              <w:t xml:space="preserve"> entidades Java              </w:t>
+              <w:t xml:space="preserve">        </w:t>
+            </w:r>
+            <w:proofErr w:type="spellStart"/>
+            <w:r>
+              <w:rPr>
+                <w:rFonts w:ascii="Courier New" w:eastAsia="Courier New" w:hAnsi="Courier New" w:cs="Courier New"/>
+                <w:color w:val="D4D4D4"/>
+                <w:sz w:val="18"/>
+                <w:szCs w:val="18"/>
+                <w:lang w:val="en-US"/>
+              </w:rPr>
+              <w:t>hql</w:t>
+            </w:r>
+            <w:proofErr w:type="spellEnd"/>
+            <w:r>
+              <w:rPr>
+                <w:rFonts w:ascii="Courier New" w:eastAsia="Courier New" w:hAnsi="Courier New" w:cs="Courier New"/>
+                <w:color w:val="D4D4D4"/>
+                <w:sz w:val="18"/>
+                <w:szCs w:val="18"/>
+                <w:lang w:val="en-US"/>
+              </w:rPr>
+              <w:t xml:space="preserve"> = </w:t>
+            </w:r>
+            <w:proofErr w:type="spellStart"/>
+            <w:proofErr w:type="gramStart"/>
+            <w:r>
+              <w:rPr>
+                <w:rFonts w:ascii="Courier New" w:eastAsia="Courier New" w:hAnsi="Courier New" w:cs="Courier New"/>
+                <w:color w:val="D4D4D4"/>
+                <w:sz w:val="18"/>
+                <w:szCs w:val="18"/>
+                <w:lang w:val="en-US"/>
+              </w:rPr>
+              <w:t>hql.replaceFirst</w:t>
+            </w:r>
+            <w:proofErr w:type="spellEnd"/>
+            <w:proofErr w:type="gramEnd"/>
+            <w:r>
+              <w:rPr>
+                <w:rFonts w:ascii="Courier New" w:eastAsia="Courier New" w:hAnsi="Courier New" w:cs="Courier New"/>
+                <w:color w:val="D4D4D4"/>
+                <w:sz w:val="18"/>
+                <w:szCs w:val="18"/>
+                <w:lang w:val="en-US"/>
+              </w:rPr>
+              <w:t>("(?is)\\s*```$", "");</w:t>
             </w:r>
           </w:p>
         </w:tc>
@@ -13743,28 +15670,18 @@
                 <w:color w:val="D4D4D4"/>
                 <w:sz w:val="18"/>
                 <w:szCs w:val="18"/>
-              </w:rPr>
-              <w:t xml:space="preserve">       → </w:t>
-            </w:r>
-            <w:proofErr w:type="spellStart"/>
-            <w:r>
-              <w:rPr>
-                <w:rFonts w:ascii="Courier New" w:eastAsia="Courier New" w:hAnsi="Courier New" w:cs="Courier New"/>
-                <w:color w:val="D4D4D4"/>
-                <w:sz w:val="18"/>
-                <w:szCs w:val="18"/>
-              </w:rPr>
-              <w:t>Ollama</w:t>
-            </w:r>
-            <w:proofErr w:type="spellEnd"/>
-            <w:r>
-              <w:rPr>
-                <w:rFonts w:ascii="Courier New" w:eastAsia="Courier New" w:hAnsi="Courier New" w:cs="Courier New"/>
-                <w:color w:val="D4D4D4"/>
-                <w:sz w:val="18"/>
-                <w:szCs w:val="18"/>
-              </w:rPr>
-              <w:t xml:space="preserve"> qwen2.5:3b gera HQL como texto puro                   </w:t>
+                <w:lang w:val="en-US"/>
+              </w:rPr>
+              <w:t xml:space="preserve">    </w:t>
+            </w:r>
+            <w:r>
+              <w:rPr>
+                <w:rFonts w:ascii="Courier New" w:eastAsia="Courier New" w:hAnsi="Courier New" w:cs="Courier New"/>
+                <w:color w:val="D4D4D4"/>
+                <w:sz w:val="18"/>
+                <w:szCs w:val="18"/>
+              </w:rPr>
+              <w:t>}</w:t>
             </w:r>
           </w:p>
         </w:tc>
@@ -13791,66 +15708,6 @@
             <w:pPr>
               <w:spacing w:before="20" w:after="20"/>
             </w:pPr>
-            <w:r>
-              <w:rPr>
-                <w:rFonts w:ascii="Courier New" w:eastAsia="Courier New" w:hAnsi="Courier New" w:cs="Courier New"/>
-                <w:color w:val="D4D4D4"/>
-                <w:sz w:val="18"/>
-                <w:szCs w:val="18"/>
-              </w:rPr>
-              <w:t xml:space="preserve">       → </w:t>
-            </w:r>
-            <w:proofErr w:type="spellStart"/>
-            <w:proofErr w:type="gramStart"/>
-            <w:r>
-              <w:rPr>
-                <w:rFonts w:ascii="Courier New" w:eastAsia="Courier New" w:hAnsi="Courier New" w:cs="Courier New"/>
-                <w:color w:val="D4D4D4"/>
-                <w:sz w:val="18"/>
-                <w:szCs w:val="18"/>
-              </w:rPr>
-              <w:t>sanitizeHql</w:t>
-            </w:r>
-            <w:proofErr w:type="spellEnd"/>
-            <w:r>
-              <w:rPr>
-                <w:rFonts w:ascii="Courier New" w:eastAsia="Courier New" w:hAnsi="Courier New" w:cs="Courier New"/>
-                <w:color w:val="D4D4D4"/>
-                <w:sz w:val="18"/>
-                <w:szCs w:val="18"/>
-              </w:rPr>
-              <w:t>(</w:t>
-            </w:r>
-            <w:proofErr w:type="gramEnd"/>
-            <w:r>
-              <w:rPr>
-                <w:rFonts w:ascii="Courier New" w:eastAsia="Courier New" w:hAnsi="Courier New" w:cs="Courier New"/>
-                <w:color w:val="D4D4D4"/>
-                <w:sz w:val="18"/>
-                <w:szCs w:val="18"/>
-              </w:rPr>
-              <w:t xml:space="preserve">): remove ```, trunca em ';', </w:t>
-            </w:r>
-            <w:proofErr w:type="spellStart"/>
-            <w:r>
-              <w:rPr>
-                <w:rFonts w:ascii="Courier New" w:eastAsia="Courier New" w:hAnsi="Courier New" w:cs="Courier New"/>
-                <w:color w:val="D4D4D4"/>
-                <w:sz w:val="18"/>
-                <w:szCs w:val="18"/>
-              </w:rPr>
-              <w:t>trim</w:t>
-            </w:r>
-            <w:proofErr w:type="spellEnd"/>
-            <w:r>
-              <w:rPr>
-                <w:rFonts w:ascii="Courier New" w:eastAsia="Courier New" w:hAnsi="Courier New" w:cs="Courier New"/>
-                <w:color w:val="D4D4D4"/>
-                <w:sz w:val="18"/>
-                <w:szCs w:val="18"/>
-              </w:rPr>
-              <w:t xml:space="preserve">               </w:t>
-            </w:r>
           </w:p>
         </w:tc>
       </w:tr>
@@ -13883,69 +15740,8 @@
                 <w:sz w:val="18"/>
                 <w:szCs w:val="18"/>
               </w:rPr>
-              <w:t xml:space="preserve">       → </w:t>
-            </w:r>
-            <w:proofErr w:type="spellStart"/>
-            <w:r>
-              <w:rPr>
-                <w:rFonts w:ascii="Courier New" w:eastAsia="Courier New" w:hAnsi="Courier New" w:cs="Courier New"/>
-                <w:color w:val="D4D4D4"/>
-                <w:sz w:val="18"/>
-                <w:szCs w:val="18"/>
-              </w:rPr>
-              <w:t>new</w:t>
-            </w:r>
-            <w:proofErr w:type="spellEnd"/>
-            <w:r>
-              <w:rPr>
-                <w:rFonts w:ascii="Courier New" w:eastAsia="Courier New" w:hAnsi="Courier New" w:cs="Courier New"/>
-                <w:color w:val="D4D4D4"/>
-                <w:sz w:val="18"/>
-                <w:szCs w:val="18"/>
-              </w:rPr>
-              <w:t xml:space="preserve"> </w:t>
-            </w:r>
-            <w:proofErr w:type="spellStart"/>
-            <w:proofErr w:type="gramStart"/>
-            <w:r>
-              <w:rPr>
-                <w:rFonts w:ascii="Courier New" w:eastAsia="Courier New" w:hAnsi="Courier New" w:cs="Courier New"/>
-                <w:color w:val="D4D4D4"/>
-                <w:sz w:val="18"/>
-                <w:szCs w:val="18"/>
-              </w:rPr>
-              <w:t>QueryPlan</w:t>
-            </w:r>
-            <w:proofErr w:type="spellEnd"/>
-            <w:r>
-              <w:rPr>
-                <w:rFonts w:ascii="Courier New" w:eastAsia="Courier New" w:hAnsi="Courier New" w:cs="Courier New"/>
-                <w:color w:val="D4D4D4"/>
-                <w:sz w:val="18"/>
-                <w:szCs w:val="18"/>
-              </w:rPr>
-              <w:t>(</w:t>
-            </w:r>
-            <w:proofErr w:type="spellStart"/>
-            <w:proofErr w:type="gramEnd"/>
-            <w:r>
-              <w:rPr>
-                <w:rFonts w:ascii="Courier New" w:eastAsia="Courier New" w:hAnsi="Courier New" w:cs="Courier New"/>
-                <w:color w:val="D4D4D4"/>
-                <w:sz w:val="18"/>
-                <w:szCs w:val="18"/>
-              </w:rPr>
-              <w:t>hql</w:t>
-            </w:r>
-            <w:proofErr w:type="spellEnd"/>
-            <w:r>
-              <w:rPr>
-                <w:rFonts w:ascii="Courier New" w:eastAsia="Courier New" w:hAnsi="Courier New" w:cs="Courier New"/>
-                <w:color w:val="D4D4D4"/>
-                <w:sz w:val="18"/>
-                <w:szCs w:val="18"/>
-              </w:rPr>
-              <w:t xml:space="preserve">, 50)   // apenas dois campos               </w:t>
+              <w:lastRenderedPageBreak/>
+              <w:t xml:space="preserve">    // Trunca em ';' — HQL não usa ponto e vírgula</w:t>
             </w:r>
           </w:p>
         </w:tc>
@@ -13971,6 +15767,9 @@
           <w:p>
             <w:pPr>
               <w:spacing w:before="20" w:after="20"/>
+              <w:rPr>
+                <w:lang w:val="en-US"/>
+              </w:rPr>
             </w:pPr>
             <w:r>
               <w:rPr>
@@ -13979,7 +15778,41 @@
                 <w:sz w:val="18"/>
                 <w:szCs w:val="18"/>
               </w:rPr>
-              <w:t xml:space="preserve">                                                                       </w:t>
+              <w:t xml:space="preserve">    </w:t>
+            </w:r>
+            <w:r>
+              <w:rPr>
+                <w:rFonts w:ascii="Courier New" w:eastAsia="Courier New" w:hAnsi="Courier New" w:cs="Courier New"/>
+                <w:color w:val="D4D4D4"/>
+                <w:sz w:val="18"/>
+                <w:szCs w:val="18"/>
+                <w:lang w:val="en-US"/>
+              </w:rPr>
+              <w:t xml:space="preserve">int semicolon = </w:t>
+            </w:r>
+            <w:proofErr w:type="spellStart"/>
+            <w:proofErr w:type="gramStart"/>
+            <w:r>
+              <w:rPr>
+                <w:rFonts w:ascii="Courier New" w:eastAsia="Courier New" w:hAnsi="Courier New" w:cs="Courier New"/>
+                <w:color w:val="D4D4D4"/>
+                <w:sz w:val="18"/>
+                <w:szCs w:val="18"/>
+                <w:lang w:val="en-US"/>
+              </w:rPr>
+              <w:t>hql.indexOf</w:t>
+            </w:r>
+            <w:proofErr w:type="spellEnd"/>
+            <w:proofErr w:type="gramEnd"/>
+            <w:r>
+              <w:rPr>
+                <w:rFonts w:ascii="Courier New" w:eastAsia="Courier New" w:hAnsi="Courier New" w:cs="Courier New"/>
+                <w:color w:val="D4D4D4"/>
+                <w:sz w:val="18"/>
+                <w:szCs w:val="18"/>
+                <w:lang w:val="en-US"/>
+              </w:rPr>
+              <w:t>(';');</w:t>
             </w:r>
           </w:p>
         </w:tc>
@@ -14005,6 +15838,9 @@
           <w:p>
             <w:pPr>
               <w:spacing w:before="20" w:after="20"/>
+              <w:rPr>
+                <w:lang w:val="en-US"/>
+              </w:rPr>
             </w:pPr>
             <w:r>
               <w:rPr>
@@ -14012,36 +15848,18 @@
                 <w:color w:val="D4D4D4"/>
                 <w:sz w:val="18"/>
                 <w:szCs w:val="18"/>
-              </w:rPr>
-              <w:t xml:space="preserve">  3. </w:t>
-            </w:r>
-            <w:proofErr w:type="spellStart"/>
-            <w:r>
-              <w:rPr>
-                <w:rFonts w:ascii="Courier New" w:eastAsia="Courier New" w:hAnsi="Courier New" w:cs="Courier New"/>
-                <w:color w:val="D4D4D4"/>
-                <w:sz w:val="18"/>
-                <w:szCs w:val="18"/>
-              </w:rPr>
-              <w:t>queryTool.executeHqlQuery</w:t>
-            </w:r>
-            <w:proofErr w:type="spellEnd"/>
-            <w:r>
-              <w:rPr>
-                <w:rFonts w:ascii="Courier New" w:eastAsia="Courier New" w:hAnsi="Courier New" w:cs="Courier New"/>
-                <w:color w:val="D4D4D4"/>
-                <w:sz w:val="18"/>
-                <w:szCs w:val="18"/>
-              </w:rPr>
-              <w:t>(</w:t>
-            </w:r>
-            <w:proofErr w:type="spellStart"/>
-            <w:r>
-              <w:rPr>
-                <w:rFonts w:ascii="Courier New" w:eastAsia="Courier New" w:hAnsi="Courier New" w:cs="Courier New"/>
-                <w:color w:val="D4D4D4"/>
-                <w:sz w:val="18"/>
-                <w:szCs w:val="18"/>
+                <w:lang w:val="en-US"/>
+              </w:rPr>
+              <w:t xml:space="preserve">    if (semicolon &gt;= 0) </w:t>
+            </w:r>
+            <w:proofErr w:type="spellStart"/>
+            <w:r>
+              <w:rPr>
+                <w:rFonts w:ascii="Courier New" w:eastAsia="Courier New" w:hAnsi="Courier New" w:cs="Courier New"/>
+                <w:color w:val="D4D4D4"/>
+                <w:sz w:val="18"/>
+                <w:szCs w:val="18"/>
+                <w:lang w:val="en-US"/>
               </w:rPr>
               <w:t>hql</w:t>
             </w:r>
@@ -14052,28 +15870,33 @@
                 <w:color w:val="D4D4D4"/>
                 <w:sz w:val="18"/>
                 <w:szCs w:val="18"/>
-              </w:rPr>
-              <w:t xml:space="preserve">, </w:t>
-            </w:r>
-            <w:proofErr w:type="spellStart"/>
-            <w:r>
-              <w:rPr>
-                <w:rFonts w:ascii="Courier New" w:eastAsia="Courier New" w:hAnsi="Courier New" w:cs="Courier New"/>
-                <w:color w:val="D4D4D4"/>
-                <w:sz w:val="18"/>
-                <w:szCs w:val="18"/>
-              </w:rPr>
-              <w:t>maxResults</w:t>
-            </w:r>
-            <w:proofErr w:type="spellEnd"/>
-            <w:r>
-              <w:rPr>
-                <w:rFonts w:ascii="Courier New" w:eastAsia="Courier New" w:hAnsi="Courier New" w:cs="Courier New"/>
-                <w:color w:val="D4D4D4"/>
-                <w:sz w:val="18"/>
-                <w:szCs w:val="18"/>
-              </w:rPr>
-              <w:t xml:space="preserve">):                       </w:t>
+                <w:lang w:val="en-US"/>
+              </w:rPr>
+              <w:t xml:space="preserve"> = </w:t>
+            </w:r>
+            <w:proofErr w:type="spellStart"/>
+            <w:proofErr w:type="gramStart"/>
+            <w:r>
+              <w:rPr>
+                <w:rFonts w:ascii="Courier New" w:eastAsia="Courier New" w:hAnsi="Courier New" w:cs="Courier New"/>
+                <w:color w:val="D4D4D4"/>
+                <w:sz w:val="18"/>
+                <w:szCs w:val="18"/>
+                <w:lang w:val="en-US"/>
+              </w:rPr>
+              <w:t>hql.substring</w:t>
+            </w:r>
+            <w:proofErr w:type="spellEnd"/>
+            <w:proofErr w:type="gramEnd"/>
+            <w:r>
+              <w:rPr>
+                <w:rFonts w:ascii="Courier New" w:eastAsia="Courier New" w:hAnsi="Courier New" w:cs="Courier New"/>
+                <w:color w:val="D4D4D4"/>
+                <w:sz w:val="18"/>
+                <w:szCs w:val="18"/>
+                <w:lang w:val="en-US"/>
+              </w:rPr>
+              <w:t>(0, semicolon);</w:t>
             </w:r>
           </w:p>
         </w:tc>
@@ -14099,16 +15922,10 @@
           <w:p>
             <w:pPr>
               <w:spacing w:before="20" w:after="20"/>
+              <w:rPr>
+                <w:lang w:val="en-US"/>
+              </w:rPr>
             </w:pPr>
-            <w:r>
-              <w:rPr>
-                <w:rFonts w:ascii="Courier New" w:eastAsia="Courier New" w:hAnsi="Courier New" w:cs="Courier New"/>
-                <w:color w:val="D4D4D4"/>
-                <w:sz w:val="18"/>
-                <w:szCs w:val="18"/>
-              </w:rPr>
-              <w:t xml:space="preserve">       → Valida prefixo SELECT/FROM (bloqueia UPDATE/DELETE/etc.)     </w:t>
-            </w:r>
           </w:p>
         </w:tc>
       </w:tr>
@@ -14133,9 +15950,6 @@
           <w:p>
             <w:pPr>
               <w:spacing w:before="20" w:after="20"/>
-              <w:rPr>
-                <w:lang w:val="en-US"/>
-              </w:rPr>
             </w:pPr>
             <w:r>
               <w:rPr>
@@ -14143,53 +15957,31 @@
                 <w:color w:val="D4D4D4"/>
                 <w:sz w:val="18"/>
                 <w:szCs w:val="18"/>
-              </w:rPr>
-              <w:t xml:space="preserve">       </w:t>
-            </w:r>
-            <w:r>
-              <w:rPr>
-                <w:rFonts w:ascii="Courier New" w:eastAsia="Courier New" w:hAnsi="Courier New" w:cs="Courier New"/>
-                <w:color w:val="D4D4D4"/>
-                <w:sz w:val="18"/>
-                <w:szCs w:val="18"/>
-                <w:lang w:val="en-US"/>
-              </w:rPr>
-              <w:t xml:space="preserve">→ </w:t>
-            </w:r>
-            <w:proofErr w:type="spellStart"/>
-            <w:r>
-              <w:rPr>
-                <w:rFonts w:ascii="Courier New" w:eastAsia="Courier New" w:hAnsi="Courier New" w:cs="Courier New"/>
-                <w:color w:val="D4D4D4"/>
-                <w:sz w:val="18"/>
-                <w:szCs w:val="18"/>
-                <w:lang w:val="en-US"/>
-              </w:rPr>
-              <w:t>entityManager.createQuery</w:t>
-            </w:r>
-            <w:proofErr w:type="spellEnd"/>
-            <w:r>
-              <w:rPr>
-                <w:rFonts w:ascii="Courier New" w:eastAsia="Courier New" w:hAnsi="Courier New" w:cs="Courier New"/>
-                <w:color w:val="D4D4D4"/>
-                <w:sz w:val="18"/>
-                <w:szCs w:val="18"/>
-                <w:lang w:val="en-US"/>
-              </w:rPr>
-              <w:t>(</w:t>
-            </w:r>
-            <w:proofErr w:type="spellStart"/>
-            <w:r>
-              <w:rPr>
-                <w:rFonts w:ascii="Courier New" w:eastAsia="Courier New" w:hAnsi="Courier New" w:cs="Courier New"/>
-                <w:color w:val="D4D4D4"/>
-                <w:sz w:val="18"/>
-                <w:szCs w:val="18"/>
-                <w:lang w:val="en-US"/>
-              </w:rPr>
-              <w:t>hql</w:t>
-            </w:r>
-            <w:proofErr w:type="spellEnd"/>
+                <w:lang w:val="en-US"/>
+              </w:rPr>
+              <w:t xml:space="preserve">    </w:t>
+            </w:r>
+            <w:proofErr w:type="spellStart"/>
+            <w:r>
+              <w:rPr>
+                <w:rFonts w:ascii="Courier New" w:eastAsia="Courier New" w:hAnsi="Courier New" w:cs="Courier New"/>
+                <w:color w:val="D4D4D4"/>
+                <w:sz w:val="18"/>
+                <w:szCs w:val="18"/>
+              </w:rPr>
+              <w:t>return</w:t>
+            </w:r>
+            <w:proofErr w:type="spellEnd"/>
+            <w:r>
+              <w:rPr>
+                <w:rFonts w:ascii="Courier New" w:eastAsia="Courier New" w:hAnsi="Courier New" w:cs="Courier New"/>
+                <w:color w:val="D4D4D4"/>
+                <w:sz w:val="18"/>
+                <w:szCs w:val="18"/>
+              </w:rPr>
+              <w:t xml:space="preserve"> </w:t>
+            </w:r>
+            <w:proofErr w:type="spellStart"/>
             <w:proofErr w:type="gramStart"/>
             <w:r>
               <w:rPr>
@@ -14197,20 +15989,8 @@
                 <w:color w:val="D4D4D4"/>
                 <w:sz w:val="18"/>
                 <w:szCs w:val="18"/>
-                <w:lang w:val="en-US"/>
-              </w:rPr>
-              <w:t>).</w:t>
-            </w:r>
-            <w:proofErr w:type="spellStart"/>
-            <w:r>
-              <w:rPr>
-                <w:rFonts w:ascii="Courier New" w:eastAsia="Courier New" w:hAnsi="Courier New" w:cs="Courier New"/>
-                <w:color w:val="D4D4D4"/>
-                <w:sz w:val="18"/>
-                <w:szCs w:val="18"/>
-                <w:lang w:val="en-US"/>
-              </w:rPr>
-              <w:t>setMaxResults</w:t>
+              </w:rPr>
+              <w:t>hql.trim</w:t>
             </w:r>
             <w:proofErr w:type="spellEnd"/>
             <w:proofErr w:type="gramEnd"/>
@@ -14220,31 +16000,8 @@
                 <w:color w:val="D4D4D4"/>
                 <w:sz w:val="18"/>
                 <w:szCs w:val="18"/>
-                <w:lang w:val="en-US"/>
-              </w:rPr>
-              <w:t>(50).</w:t>
-            </w:r>
-            <w:proofErr w:type="spellStart"/>
-            <w:r>
-              <w:rPr>
-                <w:rFonts w:ascii="Courier New" w:eastAsia="Courier New" w:hAnsi="Courier New" w:cs="Courier New"/>
-                <w:color w:val="D4D4D4"/>
-                <w:sz w:val="18"/>
-                <w:szCs w:val="18"/>
-                <w:lang w:val="en-US"/>
-              </w:rPr>
-              <w:t>getResultList</w:t>
-            </w:r>
-            <w:proofErr w:type="spellEnd"/>
-            <w:r>
-              <w:rPr>
-                <w:rFonts w:ascii="Courier New" w:eastAsia="Courier New" w:hAnsi="Courier New" w:cs="Courier New"/>
-                <w:color w:val="D4D4D4"/>
-                <w:sz w:val="18"/>
-                <w:szCs w:val="18"/>
-                <w:lang w:val="en-US"/>
-              </w:rPr>
-              <w:t>()</w:t>
+              </w:rPr>
+              <w:t>();</w:t>
             </w:r>
           </w:p>
         </w:tc>
@@ -14277,692 +16034,8 @@
                 <w:color w:val="D4D4D4"/>
                 <w:sz w:val="18"/>
                 <w:szCs w:val="18"/>
-                <w:lang w:val="en-US"/>
-              </w:rPr>
-              <w:t xml:space="preserve">       </w:t>
-            </w:r>
-            <w:r>
-              <w:rPr>
-                <w:rFonts w:ascii="Courier New" w:eastAsia="Courier New" w:hAnsi="Courier New" w:cs="Courier New"/>
-                <w:color w:val="D4D4D4"/>
-                <w:sz w:val="18"/>
-                <w:szCs w:val="18"/>
-              </w:rPr>
-              <w:t xml:space="preserve">→ </w:t>
-            </w:r>
-            <w:proofErr w:type="spellStart"/>
-            <w:proofErr w:type="gramStart"/>
-            <w:r>
-              <w:rPr>
-                <w:rFonts w:ascii="Courier New" w:eastAsia="Courier New" w:hAnsi="Courier New" w:cs="Courier New"/>
-                <w:color w:val="D4D4D4"/>
-                <w:sz w:val="18"/>
-                <w:szCs w:val="18"/>
-              </w:rPr>
-              <w:t>formatResult</w:t>
-            </w:r>
-            <w:proofErr w:type="spellEnd"/>
-            <w:r>
-              <w:rPr>
-                <w:rFonts w:ascii="Courier New" w:eastAsia="Courier New" w:hAnsi="Courier New" w:cs="Courier New"/>
-                <w:color w:val="D4D4D4"/>
-                <w:sz w:val="18"/>
-                <w:szCs w:val="18"/>
-              </w:rPr>
-              <w:t>(</w:t>
-            </w:r>
-            <w:proofErr w:type="gramEnd"/>
-            <w:r>
-              <w:rPr>
-                <w:rFonts w:ascii="Courier New" w:eastAsia="Courier New" w:hAnsi="Courier New" w:cs="Courier New"/>
-                <w:color w:val="D4D4D4"/>
-                <w:sz w:val="18"/>
-                <w:szCs w:val="18"/>
-              </w:rPr>
-              <w:t xml:space="preserve">) por cada item: </w:t>
-            </w:r>
-            <w:proofErr w:type="spellStart"/>
-            <w:r>
-              <w:rPr>
-                <w:rFonts w:ascii="Courier New" w:eastAsia="Courier New" w:hAnsi="Courier New" w:cs="Courier New"/>
-                <w:color w:val="D4D4D4"/>
-                <w:sz w:val="18"/>
-                <w:szCs w:val="18"/>
-              </w:rPr>
-              <w:t>Product</w:t>
-            </w:r>
-            <w:proofErr w:type="spellEnd"/>
-            <w:r>
-              <w:rPr>
-                <w:rFonts w:ascii="Courier New" w:eastAsia="Courier New" w:hAnsi="Courier New" w:cs="Courier New"/>
-                <w:color w:val="D4D4D4"/>
-                <w:sz w:val="18"/>
-                <w:szCs w:val="18"/>
-              </w:rPr>
-              <w:t xml:space="preserve"> | </w:t>
-            </w:r>
-            <w:proofErr w:type="spellStart"/>
-            <w:r>
-              <w:rPr>
-                <w:rFonts w:ascii="Courier New" w:eastAsia="Courier New" w:hAnsi="Courier New" w:cs="Courier New"/>
-                <w:color w:val="D4D4D4"/>
-                <w:sz w:val="18"/>
-                <w:szCs w:val="18"/>
-              </w:rPr>
-              <w:t>Category</w:t>
-            </w:r>
-            <w:proofErr w:type="spellEnd"/>
-            <w:r>
-              <w:rPr>
-                <w:rFonts w:ascii="Courier New" w:eastAsia="Courier New" w:hAnsi="Courier New" w:cs="Courier New"/>
-                <w:color w:val="D4D4D4"/>
-                <w:sz w:val="18"/>
-                <w:szCs w:val="18"/>
-              </w:rPr>
-              <w:t xml:space="preserve"> | </w:t>
-            </w:r>
-            <w:proofErr w:type="spellStart"/>
-            <w:r>
-              <w:rPr>
-                <w:rFonts w:ascii="Courier New" w:eastAsia="Courier New" w:hAnsi="Courier New" w:cs="Courier New"/>
-                <w:color w:val="D4D4D4"/>
-                <w:sz w:val="18"/>
-                <w:szCs w:val="18"/>
-              </w:rPr>
-              <w:t>Object</w:t>
-            </w:r>
-            <w:proofErr w:type="spellEnd"/>
-            <w:r>
-              <w:rPr>
-                <w:rFonts w:ascii="Courier New" w:eastAsia="Courier New" w:hAnsi="Courier New" w:cs="Courier New"/>
-                <w:color w:val="D4D4D4"/>
-                <w:sz w:val="18"/>
-                <w:szCs w:val="18"/>
-              </w:rPr>
-              <w:t xml:space="preserve">[]  </w:t>
-            </w:r>
-          </w:p>
-        </w:tc>
-      </w:tr>
-      <w:tr>
-        <w:tc>
-          <w:tcPr>
-            <w:tcW w:w="9026" w:type="dxa"/>
-            <w:tcBorders>
-              <w:top w:val="none" w:sz="0" w:space="0" w:color="FFFFFF"/>
-              <w:left w:val="none" w:sz="0" w:space="0" w:color="FFFFFF"/>
-              <w:bottom w:val="none" w:sz="0" w:space="0" w:color="FFFFFF"/>
-              <w:right w:val="none" w:sz="0" w:space="0" w:color="FFFFFF"/>
-            </w:tcBorders>
-            <w:shd w:val="clear" w:color="auto" w:fill="1E1E1E"/>
-            <w:tcMar>
-              <w:top w:w="40" w:type="dxa"/>
-              <w:left w:w="200" w:type="dxa"/>
-              <w:bottom w:w="40" w:type="dxa"/>
-              <w:right w:w="180" w:type="dxa"/>
-            </w:tcMar>
-          </w:tcPr>
-          <w:p>
-            <w:pPr>
-              <w:spacing w:before="20" w:after="20"/>
-            </w:pPr>
-            <w:r>
-              <w:rPr>
-                <w:rFonts w:ascii="Courier New" w:eastAsia="Courier New" w:hAnsi="Courier New" w:cs="Courier New"/>
-                <w:color w:val="D4D4D4"/>
-                <w:sz w:val="18"/>
-                <w:szCs w:val="18"/>
-              </w:rPr>
-              <w:t xml:space="preserve">       → devolve </w:t>
-            </w:r>
-            <w:proofErr w:type="spellStart"/>
-            <w:r>
-              <w:rPr>
-                <w:rFonts w:ascii="Courier New" w:eastAsia="Courier New" w:hAnsi="Courier New" w:cs="Courier New"/>
-                <w:color w:val="D4D4D4"/>
-                <w:sz w:val="18"/>
-                <w:szCs w:val="18"/>
-              </w:rPr>
-              <w:t>String</w:t>
-            </w:r>
-            <w:proofErr w:type="spellEnd"/>
-            <w:r>
-              <w:rPr>
-                <w:rFonts w:ascii="Courier New" w:eastAsia="Courier New" w:hAnsi="Courier New" w:cs="Courier New"/>
-                <w:color w:val="D4D4D4"/>
-                <w:sz w:val="18"/>
-                <w:szCs w:val="18"/>
-              </w:rPr>
-              <w:t xml:space="preserve"> com linhas formatadas                         </w:t>
-            </w:r>
-          </w:p>
-        </w:tc>
-      </w:tr>
-      <w:tr>
-        <w:tc>
-          <w:tcPr>
-            <w:tcW w:w="9026" w:type="dxa"/>
-            <w:tcBorders>
-              <w:top w:val="none" w:sz="0" w:space="0" w:color="FFFFFF"/>
-              <w:left w:val="none" w:sz="0" w:space="0" w:color="FFFFFF"/>
-              <w:bottom w:val="none" w:sz="0" w:space="0" w:color="FFFFFF"/>
-              <w:right w:val="none" w:sz="0" w:space="0" w:color="FFFFFF"/>
-            </w:tcBorders>
-            <w:shd w:val="clear" w:color="auto" w:fill="1E1E1E"/>
-            <w:tcMar>
-              <w:top w:w="40" w:type="dxa"/>
-              <w:left w:w="200" w:type="dxa"/>
-              <w:bottom w:w="40" w:type="dxa"/>
-              <w:right w:w="180" w:type="dxa"/>
-            </w:tcMar>
-          </w:tcPr>
-          <w:p>
-            <w:pPr>
-              <w:spacing w:before="20" w:after="20"/>
-            </w:pPr>
-            <w:r>
-              <w:rPr>
-                <w:rFonts w:ascii="Courier New" w:eastAsia="Courier New" w:hAnsi="Courier New" w:cs="Courier New"/>
-                <w:color w:val="D4D4D4"/>
-                <w:sz w:val="18"/>
-                <w:szCs w:val="18"/>
-              </w:rPr>
-              <w:t xml:space="preserve">                                                                       </w:t>
-            </w:r>
-          </w:p>
-        </w:tc>
-      </w:tr>
-      <w:tr>
-        <w:tc>
-          <w:tcPr>
-            <w:tcW w:w="9026" w:type="dxa"/>
-            <w:tcBorders>
-              <w:top w:val="none" w:sz="0" w:space="0" w:color="FFFFFF"/>
-              <w:left w:val="none" w:sz="0" w:space="0" w:color="FFFFFF"/>
-              <w:bottom w:val="none" w:sz="0" w:space="0" w:color="FFFFFF"/>
-              <w:right w:val="none" w:sz="0" w:space="0" w:color="FFFFFF"/>
-            </w:tcBorders>
-            <w:shd w:val="clear" w:color="auto" w:fill="1E1E1E"/>
-            <w:tcMar>
-              <w:top w:w="40" w:type="dxa"/>
-              <w:left w:w="200" w:type="dxa"/>
-              <w:bottom w:w="40" w:type="dxa"/>
-              <w:right w:w="180" w:type="dxa"/>
-            </w:tcMar>
-          </w:tcPr>
-          <w:p>
-            <w:pPr>
-              <w:spacing w:before="20" w:after="20"/>
-            </w:pPr>
-            <w:r>
-              <w:rPr>
-                <w:rFonts w:ascii="Courier New" w:eastAsia="Courier New" w:hAnsi="Courier New" w:cs="Courier New"/>
-                <w:color w:val="D4D4D4"/>
-                <w:sz w:val="18"/>
-                <w:szCs w:val="18"/>
-              </w:rPr>
-              <w:t xml:space="preserve">  4. Resposta final:                                                   </w:t>
-            </w:r>
-          </w:p>
-        </w:tc>
-      </w:tr>
-      <w:tr>
-        <w:tc>
-          <w:tcPr>
-            <w:tcW w:w="9026" w:type="dxa"/>
-            <w:tcBorders>
-              <w:top w:val="none" w:sz="0" w:space="0" w:color="FFFFFF"/>
-              <w:left w:val="none" w:sz="0" w:space="0" w:color="FFFFFF"/>
-              <w:bottom w:val="none" w:sz="0" w:space="0" w:color="FFFFFF"/>
-              <w:right w:val="none" w:sz="0" w:space="0" w:color="FFFFFF"/>
-            </w:tcBorders>
-            <w:shd w:val="clear" w:color="auto" w:fill="1E1E1E"/>
-            <w:tcMar>
-              <w:top w:w="40" w:type="dxa"/>
-              <w:left w:w="200" w:type="dxa"/>
-              <w:bottom w:w="40" w:type="dxa"/>
-              <w:right w:w="180" w:type="dxa"/>
-            </w:tcMar>
-          </w:tcPr>
-          <w:p>
-            <w:pPr>
-              <w:spacing w:before="20" w:after="20"/>
-              <w:rPr>
-                <w:lang w:val="en-US"/>
-              </w:rPr>
-            </w:pPr>
-            <w:r>
-              <w:rPr>
-                <w:rFonts w:ascii="Courier New" w:eastAsia="Courier New" w:hAnsi="Courier New" w:cs="Courier New"/>
-                <w:color w:val="D4D4D4"/>
-                <w:sz w:val="18"/>
-                <w:szCs w:val="18"/>
-                <w:lang w:val="en-US"/>
-              </w:rPr>
-              <w:t xml:space="preserve">       LangChain4j: </w:t>
-            </w:r>
-            <w:proofErr w:type="spellStart"/>
-            <w:r>
-              <w:rPr>
-                <w:rFonts w:ascii="Courier New" w:eastAsia="Courier New" w:hAnsi="Courier New" w:cs="Courier New"/>
-                <w:color w:val="D4D4D4"/>
-                <w:sz w:val="18"/>
-                <w:szCs w:val="18"/>
-                <w:lang w:val="en-US"/>
-              </w:rPr>
-              <w:t>answerFormatter.formatAnswer</w:t>
-            </w:r>
-            <w:proofErr w:type="spellEnd"/>
-            <w:r>
-              <w:rPr>
-                <w:rFonts w:ascii="Courier New" w:eastAsia="Courier New" w:hAnsi="Courier New" w:cs="Courier New"/>
-                <w:color w:val="D4D4D4"/>
-                <w:sz w:val="18"/>
-                <w:szCs w:val="18"/>
-                <w:lang w:val="en-US"/>
-              </w:rPr>
-              <w:t xml:space="preserve">(question, </w:t>
-            </w:r>
-            <w:proofErr w:type="spellStart"/>
-            <w:r>
-              <w:rPr>
-                <w:rFonts w:ascii="Courier New" w:eastAsia="Courier New" w:hAnsi="Courier New" w:cs="Courier New"/>
-                <w:color w:val="D4D4D4"/>
-                <w:sz w:val="18"/>
-                <w:szCs w:val="18"/>
-                <w:lang w:val="en-US"/>
-              </w:rPr>
-              <w:t>hql</w:t>
-            </w:r>
-            <w:proofErr w:type="spellEnd"/>
-            <w:r>
-              <w:rPr>
-                <w:rFonts w:ascii="Courier New" w:eastAsia="Courier New" w:hAnsi="Courier New" w:cs="Courier New"/>
-                <w:color w:val="D4D4D4"/>
-                <w:sz w:val="18"/>
-                <w:szCs w:val="18"/>
-                <w:lang w:val="en-US"/>
-              </w:rPr>
-              <w:t>, result)</w:t>
-            </w:r>
-          </w:p>
-        </w:tc>
-      </w:tr>
-      <w:tr>
-        <w:tc>
-          <w:tcPr>
-            <w:tcW w:w="9026" w:type="dxa"/>
-            <w:tcBorders>
-              <w:top w:val="none" w:sz="0" w:space="0" w:color="FFFFFF"/>
-              <w:left w:val="none" w:sz="0" w:space="0" w:color="FFFFFF"/>
-              <w:bottom w:val="none" w:sz="0" w:space="0" w:color="FFFFFF"/>
-              <w:right w:val="none" w:sz="0" w:space="0" w:color="FFFFFF"/>
-            </w:tcBorders>
-            <w:shd w:val="clear" w:color="auto" w:fill="1E1E1E"/>
-            <w:tcMar>
-              <w:top w:w="40" w:type="dxa"/>
-              <w:left w:w="200" w:type="dxa"/>
-              <w:bottom w:w="40" w:type="dxa"/>
-              <w:right w:w="180" w:type="dxa"/>
-            </w:tcMar>
-          </w:tcPr>
-          <w:p>
-            <w:pPr>
-              <w:spacing w:before="20" w:after="20"/>
-              <w:rPr>
-                <w:lang w:val="en-US"/>
-              </w:rPr>
-            </w:pPr>
-            <w:r>
-              <w:rPr>
-                <w:rFonts w:ascii="Courier New" w:eastAsia="Courier New" w:hAnsi="Courier New" w:cs="Courier New"/>
-                <w:color w:val="D4D4D4"/>
-                <w:sz w:val="18"/>
-                <w:szCs w:val="18"/>
-                <w:lang w:val="en-US"/>
-              </w:rPr>
-              <w:t xml:space="preserve">       Spring AI:   </w:t>
-            </w:r>
-            <w:proofErr w:type="spellStart"/>
-            <w:r>
-              <w:rPr>
-                <w:rFonts w:ascii="Courier New" w:eastAsia="Courier New" w:hAnsi="Courier New" w:cs="Courier New"/>
-                <w:color w:val="D4D4D4"/>
-                <w:sz w:val="18"/>
-                <w:szCs w:val="18"/>
-                <w:lang w:val="en-US"/>
-              </w:rPr>
-              <w:t>chatClient.prompt</w:t>
-            </w:r>
-            <w:proofErr w:type="spellEnd"/>
-            <w:r>
-              <w:rPr>
-                <w:rFonts w:ascii="Courier New" w:eastAsia="Courier New" w:hAnsi="Courier New" w:cs="Courier New"/>
-                <w:color w:val="D4D4D4"/>
-                <w:sz w:val="18"/>
-                <w:szCs w:val="18"/>
-                <w:lang w:val="en-US"/>
-              </w:rPr>
-              <w:t>(</w:t>
-            </w:r>
-            <w:proofErr w:type="gramStart"/>
-            <w:r>
-              <w:rPr>
-                <w:rFonts w:ascii="Courier New" w:eastAsia="Courier New" w:hAnsi="Courier New" w:cs="Courier New"/>
-                <w:color w:val="D4D4D4"/>
-                <w:sz w:val="18"/>
-                <w:szCs w:val="18"/>
-                <w:lang w:val="en-US"/>
-              </w:rPr>
-              <w:t>).system</w:t>
-            </w:r>
-            <w:proofErr w:type="gramEnd"/>
-            <w:r>
-              <w:rPr>
-                <w:rFonts w:ascii="Courier New" w:eastAsia="Courier New" w:hAnsi="Courier New" w:cs="Courier New"/>
-                <w:color w:val="D4D4D4"/>
-                <w:sz w:val="18"/>
-                <w:szCs w:val="18"/>
-                <w:lang w:val="en-US"/>
-              </w:rPr>
-              <w:t xml:space="preserve">(...).user(...).call()   </w:t>
-            </w:r>
-          </w:p>
-        </w:tc>
-      </w:tr>
-      <w:tr>
-        <w:tc>
-          <w:tcPr>
-            <w:tcW w:w="9026" w:type="dxa"/>
-            <w:tcBorders>
-              <w:top w:val="none" w:sz="0" w:space="0" w:color="FFFFFF"/>
-              <w:left w:val="none" w:sz="0" w:space="0" w:color="FFFFFF"/>
-              <w:bottom w:val="none" w:sz="0" w:space="0" w:color="FFFFFF"/>
-              <w:right w:val="none" w:sz="0" w:space="0" w:color="FFFFFF"/>
-            </w:tcBorders>
-            <w:shd w:val="clear" w:color="auto" w:fill="1E1E1E"/>
-            <w:tcMar>
-              <w:top w:w="40" w:type="dxa"/>
-              <w:left w:w="200" w:type="dxa"/>
-              <w:bottom w:w="40" w:type="dxa"/>
-              <w:right w:w="180" w:type="dxa"/>
-            </w:tcMar>
-          </w:tcPr>
-          <w:p>
-            <w:pPr>
-              <w:spacing w:before="20" w:after="20"/>
-            </w:pPr>
-            <w:r>
-              <w:rPr>
-                <w:rFonts w:ascii="Courier New" w:eastAsia="Courier New" w:hAnsi="Courier New" w:cs="Courier New"/>
-                <w:color w:val="D4D4D4"/>
-                <w:sz w:val="18"/>
-                <w:szCs w:val="18"/>
-                <w:lang w:val="en-US"/>
-              </w:rPr>
-              <w:t xml:space="preserve">       </w:t>
-            </w:r>
-            <w:r>
-              <w:rPr>
-                <w:rFonts w:ascii="Courier New" w:eastAsia="Courier New" w:hAnsi="Courier New" w:cs="Courier New"/>
-                <w:color w:val="D4D4D4"/>
-                <w:sz w:val="18"/>
-                <w:szCs w:val="18"/>
-              </w:rPr>
-              <w:t xml:space="preserve">@SystemMessage: usar apenas dados reais da BD, mesma língua    </w:t>
-            </w:r>
-          </w:p>
-        </w:tc>
-      </w:tr>
-      <w:tr>
-        <w:tc>
-          <w:tcPr>
-            <w:tcW w:w="9026" w:type="dxa"/>
-            <w:tcBorders>
-              <w:top w:val="none" w:sz="0" w:space="0" w:color="FFFFFF"/>
-              <w:left w:val="none" w:sz="0" w:space="0" w:color="FFFFFF"/>
-              <w:bottom w:val="none" w:sz="0" w:space="0" w:color="FFFFFF"/>
-              <w:right w:val="none" w:sz="0" w:space="0" w:color="FFFFFF"/>
-            </w:tcBorders>
-            <w:shd w:val="clear" w:color="auto" w:fill="1E1E1E"/>
-            <w:tcMar>
-              <w:top w:w="40" w:type="dxa"/>
-              <w:left w:w="200" w:type="dxa"/>
-              <w:bottom w:w="40" w:type="dxa"/>
-              <w:right w:w="180" w:type="dxa"/>
-            </w:tcMar>
-          </w:tcPr>
-          <w:p>
-            <w:pPr>
-              <w:spacing w:before="20" w:after="20"/>
-            </w:pPr>
-            <w:r>
-              <w:rPr>
-                <w:rFonts w:ascii="Courier New" w:eastAsia="Courier New" w:hAnsi="Courier New" w:cs="Courier New"/>
-                <w:color w:val="D4D4D4"/>
-                <w:sz w:val="18"/>
-                <w:szCs w:val="18"/>
-              </w:rPr>
-              <w:t xml:space="preserve">       @UserMessage: </w:t>
-            </w:r>
-            <w:proofErr w:type="spellStart"/>
-            <w:r>
-              <w:rPr>
-                <w:rFonts w:ascii="Courier New" w:eastAsia="Courier New" w:hAnsi="Courier New" w:cs="Courier New"/>
-                <w:color w:val="D4D4D4"/>
-                <w:sz w:val="18"/>
-                <w:szCs w:val="18"/>
-              </w:rPr>
-              <w:t>question</w:t>
-            </w:r>
-            <w:proofErr w:type="spellEnd"/>
-            <w:r>
-              <w:rPr>
-                <w:rFonts w:ascii="Courier New" w:eastAsia="Courier New" w:hAnsi="Courier New" w:cs="Courier New"/>
-                <w:color w:val="D4D4D4"/>
-                <w:sz w:val="18"/>
-                <w:szCs w:val="18"/>
-              </w:rPr>
-              <w:t xml:space="preserve"> + </w:t>
-            </w:r>
-            <w:proofErr w:type="spellStart"/>
-            <w:r>
-              <w:rPr>
-                <w:rFonts w:ascii="Courier New" w:eastAsia="Courier New" w:hAnsi="Courier New" w:cs="Courier New"/>
-                <w:color w:val="D4D4D4"/>
-                <w:sz w:val="18"/>
-                <w:szCs w:val="18"/>
-              </w:rPr>
-              <w:t>hql</w:t>
-            </w:r>
-            <w:proofErr w:type="spellEnd"/>
-            <w:r>
-              <w:rPr>
-                <w:rFonts w:ascii="Courier New" w:eastAsia="Courier New" w:hAnsi="Courier New" w:cs="Courier New"/>
-                <w:color w:val="D4D4D4"/>
-                <w:sz w:val="18"/>
-                <w:szCs w:val="18"/>
-              </w:rPr>
-              <w:t xml:space="preserve"> executado + </w:t>
-            </w:r>
-            <w:proofErr w:type="spellStart"/>
-            <w:r>
-              <w:rPr>
-                <w:rFonts w:ascii="Courier New" w:eastAsia="Courier New" w:hAnsi="Courier New" w:cs="Courier New"/>
-                <w:color w:val="D4D4D4"/>
-                <w:sz w:val="18"/>
-                <w:szCs w:val="18"/>
-              </w:rPr>
-              <w:t>result</w:t>
-            </w:r>
-            <w:proofErr w:type="spellEnd"/>
-            <w:r>
-              <w:rPr>
-                <w:rFonts w:ascii="Courier New" w:eastAsia="Courier New" w:hAnsi="Courier New" w:cs="Courier New"/>
-                <w:color w:val="D4D4D4"/>
-                <w:sz w:val="18"/>
-                <w:szCs w:val="18"/>
-              </w:rPr>
-              <w:t xml:space="preserve"> da BD          </w:t>
-            </w:r>
-          </w:p>
-        </w:tc>
-      </w:tr>
-      <w:tr>
-        <w:tc>
-          <w:tcPr>
-            <w:tcW w:w="9026" w:type="dxa"/>
-            <w:tcBorders>
-              <w:top w:val="none" w:sz="0" w:space="0" w:color="FFFFFF"/>
-              <w:left w:val="none" w:sz="0" w:space="0" w:color="FFFFFF"/>
-              <w:bottom w:val="none" w:sz="0" w:space="0" w:color="FFFFFF"/>
-              <w:right w:val="none" w:sz="0" w:space="0" w:color="FFFFFF"/>
-            </w:tcBorders>
-            <w:shd w:val="clear" w:color="auto" w:fill="1E1E1E"/>
-            <w:tcMar>
-              <w:top w:w="40" w:type="dxa"/>
-              <w:left w:w="200" w:type="dxa"/>
-              <w:bottom w:w="40" w:type="dxa"/>
-              <w:right w:w="180" w:type="dxa"/>
-            </w:tcMar>
-          </w:tcPr>
-          <w:p>
-            <w:pPr>
-              <w:spacing w:before="20" w:after="20"/>
-            </w:pPr>
-            <w:r>
-              <w:rPr>
-                <w:rFonts w:ascii="Courier New" w:eastAsia="Courier New" w:hAnsi="Courier New" w:cs="Courier New"/>
-                <w:color w:val="D4D4D4"/>
-                <w:sz w:val="18"/>
-                <w:szCs w:val="18"/>
-              </w:rPr>
-              <w:t xml:space="preserve">       → </w:t>
-            </w:r>
-            <w:proofErr w:type="spellStart"/>
-            <w:r>
-              <w:rPr>
-                <w:rFonts w:ascii="Courier New" w:eastAsia="Courier New" w:hAnsi="Courier New" w:cs="Courier New"/>
-                <w:color w:val="D4D4D4"/>
-                <w:sz w:val="18"/>
-                <w:szCs w:val="18"/>
-              </w:rPr>
-              <w:t>Ollama</w:t>
-            </w:r>
-            <w:proofErr w:type="spellEnd"/>
-            <w:r>
-              <w:rPr>
-                <w:rFonts w:ascii="Courier New" w:eastAsia="Courier New" w:hAnsi="Courier New" w:cs="Courier New"/>
-                <w:color w:val="D4D4D4"/>
-                <w:sz w:val="18"/>
-                <w:szCs w:val="18"/>
-              </w:rPr>
-              <w:t xml:space="preserve"> qwen2.5:3b → resposta em linguagem natural            </w:t>
-            </w:r>
-          </w:p>
-        </w:tc>
-      </w:tr>
-      <w:tr>
-        <w:tc>
-          <w:tcPr>
-            <w:tcW w:w="9026" w:type="dxa"/>
-            <w:tcBorders>
-              <w:top w:val="none" w:sz="0" w:space="0" w:color="FFFFFF"/>
-              <w:left w:val="none" w:sz="0" w:space="0" w:color="FFFFFF"/>
-              <w:bottom w:val="none" w:sz="0" w:space="0" w:color="FFFFFF"/>
-              <w:right w:val="none" w:sz="0" w:space="0" w:color="FFFFFF"/>
-            </w:tcBorders>
-            <w:shd w:val="clear" w:color="auto" w:fill="1E1E1E"/>
-            <w:tcMar>
-              <w:top w:w="40" w:type="dxa"/>
-              <w:left w:w="200" w:type="dxa"/>
-              <w:bottom w:w="40" w:type="dxa"/>
-              <w:right w:w="180" w:type="dxa"/>
-            </w:tcMar>
-          </w:tcPr>
-          <w:p>
-            <w:pPr>
-              <w:spacing w:before="20" w:after="20"/>
-            </w:pPr>
-            <w:r>
-              <w:rPr>
-                <w:rFonts w:ascii="Courier New" w:eastAsia="Courier New" w:hAnsi="Courier New" w:cs="Courier New"/>
-                <w:color w:val="D4D4D4"/>
-                <w:sz w:val="18"/>
-                <w:szCs w:val="18"/>
-              </w:rPr>
-              <w:t xml:space="preserve">       (se </w:t>
-            </w:r>
-            <w:proofErr w:type="spellStart"/>
-            <w:r>
-              <w:rPr>
-                <w:rFonts w:ascii="Courier New" w:eastAsia="Courier New" w:hAnsi="Courier New" w:cs="Courier New"/>
-                <w:color w:val="D4D4D4"/>
-                <w:sz w:val="18"/>
-                <w:szCs w:val="18"/>
-              </w:rPr>
-              <w:t>RuntimeException</w:t>
-            </w:r>
-            <w:proofErr w:type="spellEnd"/>
-            <w:r>
-              <w:rPr>
-                <w:rFonts w:ascii="Courier New" w:eastAsia="Courier New" w:hAnsi="Courier New" w:cs="Courier New"/>
-                <w:color w:val="D4D4D4"/>
-                <w:sz w:val="18"/>
-                <w:szCs w:val="18"/>
-              </w:rPr>
-              <w:t xml:space="preserve"> → devolve </w:t>
-            </w:r>
-            <w:proofErr w:type="spellStart"/>
-            <w:r>
-              <w:rPr>
-                <w:rFonts w:ascii="Courier New" w:eastAsia="Courier New" w:hAnsi="Courier New" w:cs="Courier New"/>
-                <w:color w:val="D4D4D4"/>
-                <w:sz w:val="18"/>
-                <w:szCs w:val="18"/>
-              </w:rPr>
-              <w:t>result</w:t>
-            </w:r>
-            <w:proofErr w:type="spellEnd"/>
-            <w:r>
-              <w:rPr>
-                <w:rFonts w:ascii="Courier New" w:eastAsia="Courier New" w:hAnsi="Courier New" w:cs="Courier New"/>
-                <w:color w:val="D4D4D4"/>
-                <w:sz w:val="18"/>
-                <w:szCs w:val="18"/>
-              </w:rPr>
-              <w:t xml:space="preserve"> bruto como </w:t>
-            </w:r>
-            <w:proofErr w:type="spellStart"/>
-            <w:proofErr w:type="gramStart"/>
-            <w:r>
-              <w:rPr>
-                <w:rFonts w:ascii="Courier New" w:eastAsia="Courier New" w:hAnsi="Courier New" w:cs="Courier New"/>
-                <w:color w:val="D4D4D4"/>
-                <w:sz w:val="18"/>
-                <w:szCs w:val="18"/>
-              </w:rPr>
-              <w:t>fallback</w:t>
-            </w:r>
-            <w:proofErr w:type="spellEnd"/>
-            <w:r>
-              <w:rPr>
-                <w:rFonts w:ascii="Courier New" w:eastAsia="Courier New" w:hAnsi="Courier New" w:cs="Courier New"/>
-                <w:color w:val="D4D4D4"/>
-                <w:sz w:val="18"/>
-                <w:szCs w:val="18"/>
-              </w:rPr>
-              <w:t xml:space="preserve">)   </w:t>
-            </w:r>
-            <w:proofErr w:type="gramEnd"/>
-            <w:r>
-              <w:rPr>
-                <w:rFonts w:ascii="Courier New" w:eastAsia="Courier New" w:hAnsi="Courier New" w:cs="Courier New"/>
-                <w:color w:val="D4D4D4"/>
-                <w:sz w:val="18"/>
-                <w:szCs w:val="18"/>
-              </w:rPr>
-              <w:t xml:space="preserve">  </w:t>
+              </w:rPr>
+              <w:t>}</w:t>
             </w:r>
           </w:p>
         </w:tc>
@@ -14983,7 +16056,7 @@
           <w:b/>
           <w:bCs/>
         </w:rPr>
-        <w:t>sanitizeHql</w:t>
+        <w:t>formatResult</w:t>
       </w:r>
       <w:proofErr w:type="spellEnd"/>
       <w:r>
@@ -14999,7 +16072,7 @@
           <w:b/>
           <w:bCs/>
         </w:rPr>
-        <w:t>) — Limpeza do Output do LLM</w:t>
+        <w:t>)</w:t>
       </w:r>
     </w:p>
     <w:p>
@@ -15007,20 +16080,44 @@
         <w:spacing w:before="80" w:after="80" w:line="276" w:lineRule="auto"/>
       </w:pPr>
       <w:r>
-        <w:t xml:space="preserve">Quando a pergunta não corresponde a nenhum padrão conhecido, o LLM é chamado com um </w:t>
-      </w:r>
-      <w:proofErr w:type="spellStart"/>
-      <w:r>
-        <w:t>prompt</w:t>
-      </w:r>
-      <w:proofErr w:type="spellEnd"/>
-      <w:r>
-        <w:t xml:space="preserve"> detalhado para gerar o HQL. Como o output de um LLM nunca é 100% previsível, o </w:t>
+        <w:t xml:space="preserve">O </w:t>
+      </w:r>
+      <w:proofErr w:type="spellStart"/>
+      <w:r>
+        <w:t>HibernateQueryTool</w:t>
+      </w:r>
+      <w:proofErr w:type="spellEnd"/>
+      <w:r>
+        <w:t xml:space="preserve"> recebe uma lista de </w:t>
+      </w:r>
+      <w:proofErr w:type="spellStart"/>
+      <w:r>
+        <w:t>objectos</w:t>
+      </w:r>
+      <w:proofErr w:type="spellEnd"/>
+      <w:r>
+        <w:t xml:space="preserve"> do </w:t>
+      </w:r>
+      <w:proofErr w:type="spellStart"/>
+      <w:r>
+        <w:t>EntityManager</w:t>
+      </w:r>
+      <w:proofErr w:type="spellEnd"/>
+      <w:r>
+        <w:t xml:space="preserve"> e precisa de a converter numa </w:t>
+      </w:r>
+      <w:proofErr w:type="spellStart"/>
+      <w:r>
+        <w:t>String</w:t>
+      </w:r>
+      <w:proofErr w:type="spellEnd"/>
+      <w:r>
+        <w:t xml:space="preserve"> que o LLM (ou o utilizador) possa ler. O </w:t>
       </w:r>
       <w:proofErr w:type="spellStart"/>
       <w:proofErr w:type="gramStart"/>
       <w:r>
-        <w:t>sanitizeHql</w:t>
+        <w:t>formatResult</w:t>
       </w:r>
       <w:proofErr w:type="spellEnd"/>
       <w:r>
@@ -15028,27 +16125,35 @@
       </w:r>
       <w:proofErr w:type="gramEnd"/>
       <w:r>
-        <w:t xml:space="preserve">) normaliza o resultado antes de o passar ao </w:t>
-      </w:r>
-      <w:proofErr w:type="spellStart"/>
-      <w:r>
-        <w:t>Hibernate</w:t>
-      </w:r>
-      <w:proofErr w:type="spellEnd"/>
-      <w:r>
-        <w:t xml:space="preserve">: remove delimitadores </w:t>
-      </w:r>
-      <w:proofErr w:type="spellStart"/>
-      <w:r>
-        <w:t>markdown</w:t>
-      </w:r>
-      <w:proofErr w:type="spellEnd"/>
-      <w:r>
-        <w:t xml:space="preserve"> (```), trunca em ';', e faz </w:t>
-      </w:r>
-      <w:proofErr w:type="spellStart"/>
-      <w:r>
-        <w:t>trim</w:t>
+        <w:t xml:space="preserve">) usa </w:t>
+      </w:r>
+      <w:proofErr w:type="spellStart"/>
+      <w:r>
+        <w:t>pattern</w:t>
+      </w:r>
+      <w:proofErr w:type="spellEnd"/>
+      <w:r>
+        <w:t xml:space="preserve"> </w:t>
+      </w:r>
+      <w:proofErr w:type="spellStart"/>
+      <w:r>
+        <w:t>matching</w:t>
+      </w:r>
+      <w:proofErr w:type="spellEnd"/>
+      <w:r>
+        <w:t xml:space="preserve"> para </w:t>
+      </w:r>
+      <w:proofErr w:type="spellStart"/>
+      <w:r>
+        <w:t>para</w:t>
+      </w:r>
+      <w:proofErr w:type="spellEnd"/>
+      <w:r>
+        <w:t xml:space="preserve"> produzir uma representação estruturada e consistente independentemente do tipo devolvido pela </w:t>
+      </w:r>
+      <w:proofErr w:type="spellStart"/>
+      <w:r>
+        <w:t>query</w:t>
       </w:r>
       <w:proofErr w:type="spellEnd"/>
       <w:r>
@@ -15120,7 +16225,7 @@
                 <w:szCs w:val="18"/>
                 <w:lang w:val="en-US"/>
               </w:rPr>
-              <w:t>sanitizeHql</w:t>
+              <w:t>formatResult</w:t>
             </w:r>
             <w:proofErr w:type="spellEnd"/>
             <w:r>
@@ -15142,29 +16247,7 @@
                 <w:szCs w:val="18"/>
                 <w:lang w:val="en-US"/>
               </w:rPr>
-              <w:t xml:space="preserve">String </w:t>
-            </w:r>
-            <w:proofErr w:type="spellStart"/>
-            <w:r>
-              <w:rPr>
-                <w:rFonts w:ascii="Courier New" w:eastAsia="Courier New" w:hAnsi="Courier New" w:cs="Courier New"/>
-                <w:color w:val="D4D4D4"/>
-                <w:sz w:val="18"/>
-                <w:szCs w:val="18"/>
-                <w:lang w:val="en-US"/>
-              </w:rPr>
-              <w:t>rawHql</w:t>
-            </w:r>
-            <w:proofErr w:type="spellEnd"/>
-            <w:r>
-              <w:rPr>
-                <w:rFonts w:ascii="Courier New" w:eastAsia="Courier New" w:hAnsi="Courier New" w:cs="Courier New"/>
-                <w:color w:val="D4D4D4"/>
-                <w:sz w:val="18"/>
-                <w:szCs w:val="18"/>
-                <w:lang w:val="en-US"/>
-              </w:rPr>
-              <w:t>) {</w:t>
+              <w:t>Object result) {</w:t>
             </w:r>
           </w:p>
         </w:tc>
@@ -15190,77 +16273,10 @@
           <w:p>
             <w:pPr>
               <w:spacing w:before="20" w:after="20"/>
+              <w:rPr>
+                <w:lang w:val="en-US"/>
+              </w:rPr>
             </w:pPr>
-            <w:r>
-              <w:rPr>
-                <w:rFonts w:ascii="Courier New" w:eastAsia="Courier New" w:hAnsi="Courier New" w:cs="Courier New"/>
-                <w:color w:val="D4D4D4"/>
-                <w:sz w:val="18"/>
-                <w:szCs w:val="18"/>
-                <w:lang w:val="en-US"/>
-              </w:rPr>
-              <w:t xml:space="preserve">    </w:t>
-            </w:r>
-            <w:proofErr w:type="spellStart"/>
-            <w:r>
-              <w:rPr>
-                <w:rFonts w:ascii="Courier New" w:eastAsia="Courier New" w:hAnsi="Courier New" w:cs="Courier New"/>
-                <w:color w:val="D4D4D4"/>
-                <w:sz w:val="18"/>
-                <w:szCs w:val="18"/>
-              </w:rPr>
-              <w:t>String</w:t>
-            </w:r>
-            <w:proofErr w:type="spellEnd"/>
-            <w:r>
-              <w:rPr>
-                <w:rFonts w:ascii="Courier New" w:eastAsia="Courier New" w:hAnsi="Courier New" w:cs="Courier New"/>
-                <w:color w:val="D4D4D4"/>
-                <w:sz w:val="18"/>
-                <w:szCs w:val="18"/>
-              </w:rPr>
-              <w:t xml:space="preserve"> </w:t>
-            </w:r>
-            <w:proofErr w:type="spellStart"/>
-            <w:r>
-              <w:rPr>
-                <w:rFonts w:ascii="Courier New" w:eastAsia="Courier New" w:hAnsi="Courier New" w:cs="Courier New"/>
-                <w:color w:val="D4D4D4"/>
-                <w:sz w:val="18"/>
-                <w:szCs w:val="18"/>
-              </w:rPr>
-              <w:t>hql</w:t>
-            </w:r>
-            <w:proofErr w:type="spellEnd"/>
-            <w:r>
-              <w:rPr>
-                <w:rFonts w:ascii="Courier New" w:eastAsia="Courier New" w:hAnsi="Courier New" w:cs="Courier New"/>
-                <w:color w:val="D4D4D4"/>
-                <w:sz w:val="18"/>
-                <w:szCs w:val="18"/>
-              </w:rPr>
-              <w:t xml:space="preserve"> = </w:t>
-            </w:r>
-            <w:proofErr w:type="spellStart"/>
-            <w:r>
-              <w:rPr>
-                <w:rFonts w:ascii="Courier New" w:eastAsia="Courier New" w:hAnsi="Courier New" w:cs="Courier New"/>
-                <w:color w:val="D4D4D4"/>
-                <w:sz w:val="18"/>
-                <w:szCs w:val="18"/>
-              </w:rPr>
-              <w:t>rawHql.trim</w:t>
-            </w:r>
-            <w:proofErr w:type="spellEnd"/>
-            <w:r>
-              <w:rPr>
-                <w:rFonts w:ascii="Courier New" w:eastAsia="Courier New" w:hAnsi="Courier New" w:cs="Courier New"/>
-                <w:color w:val="D4D4D4"/>
-                <w:sz w:val="18"/>
-                <w:szCs w:val="18"/>
-              </w:rPr>
-              <w:t>();</w:t>
-            </w:r>
           </w:p>
         </w:tc>
       </w:tr>
@@ -15286,6 +16302,45 @@
             <w:pPr>
               <w:spacing w:before="20" w:after="20"/>
             </w:pPr>
+            <w:r>
+              <w:rPr>
+                <w:rFonts w:ascii="Courier New" w:eastAsia="Courier New" w:hAnsi="Courier New" w:cs="Courier New"/>
+                <w:color w:val="D4D4D4"/>
+                <w:sz w:val="18"/>
+                <w:szCs w:val="18"/>
+                <w:lang w:val="en-US"/>
+              </w:rPr>
+              <w:t xml:space="preserve">    </w:t>
+            </w:r>
+            <w:r>
+              <w:rPr>
+                <w:rFonts w:ascii="Courier New" w:eastAsia="Courier New" w:hAnsi="Courier New" w:cs="Courier New"/>
+                <w:color w:val="D4D4D4"/>
+                <w:sz w:val="18"/>
+                <w:szCs w:val="18"/>
+              </w:rPr>
+              <w:t xml:space="preserve">// Java 21 — sem </w:t>
+            </w:r>
+            <w:proofErr w:type="spellStart"/>
+            <w:r>
+              <w:rPr>
+                <w:rFonts w:ascii="Courier New" w:eastAsia="Courier New" w:hAnsi="Courier New" w:cs="Courier New"/>
+                <w:color w:val="D4D4D4"/>
+                <w:sz w:val="18"/>
+                <w:szCs w:val="18"/>
+              </w:rPr>
+              <w:t>instanceof</w:t>
+            </w:r>
+            <w:proofErr w:type="spellEnd"/>
+            <w:r>
+              <w:rPr>
+                <w:rFonts w:ascii="Courier New" w:eastAsia="Courier New" w:hAnsi="Courier New" w:cs="Courier New"/>
+                <w:color w:val="D4D4D4"/>
+                <w:sz w:val="18"/>
+                <w:szCs w:val="18"/>
+              </w:rPr>
+              <w:t xml:space="preserve"> + cast manual</w:t>
+            </w:r>
           </w:p>
         </w:tc>
       </w:tr>
@@ -15310,6 +16365,9 @@
           <w:p>
             <w:pPr>
               <w:spacing w:before="20" w:after="20"/>
+              <w:rPr>
+                <w:lang w:val="en-US"/>
+              </w:rPr>
             </w:pPr>
             <w:r>
               <w:rPr>
@@ -15319,58 +16377,29 @@
                 <w:szCs w:val="18"/>
                 <w:lang w:val="en-US"/>
               </w:rPr>
-              <w:t xml:space="preserve">    // Remove markdown code fences: ```</w:t>
-            </w:r>
-            <w:proofErr w:type="spellStart"/>
-            <w:r>
-              <w:rPr>
-                <w:rFonts w:ascii="Courier New" w:eastAsia="Courier New" w:hAnsi="Courier New" w:cs="Courier New"/>
-                <w:color w:val="D4D4D4"/>
-                <w:sz w:val="18"/>
-                <w:szCs w:val="18"/>
-                <w:lang w:val="en-US"/>
-              </w:rPr>
-              <w:t>hql</w:t>
-            </w:r>
-            <w:proofErr w:type="spellEnd"/>
-            <w:r>
-              <w:rPr>
-                <w:rFonts w:ascii="Courier New" w:eastAsia="Courier New" w:hAnsi="Courier New" w:cs="Courier New"/>
-                <w:color w:val="D4D4D4"/>
-                <w:sz w:val="18"/>
-                <w:szCs w:val="18"/>
-                <w:lang w:val="en-US"/>
-              </w:rPr>
-              <w:t xml:space="preserve"> ... </w:t>
-            </w:r>
-            <w:r>
-              <w:rPr>
-                <w:rFonts w:ascii="Courier New" w:eastAsia="Courier New" w:hAnsi="Courier New" w:cs="Courier New"/>
-                <w:color w:val="D4D4D4"/>
-                <w:sz w:val="18"/>
-                <w:szCs w:val="18"/>
-              </w:rPr>
-              <w:t>``` ou ```</w:t>
-            </w:r>
-            <w:proofErr w:type="spellStart"/>
-            <w:r>
-              <w:rPr>
-                <w:rFonts w:ascii="Courier New" w:eastAsia="Courier New" w:hAnsi="Courier New" w:cs="Courier New"/>
-                <w:color w:val="D4D4D4"/>
-                <w:sz w:val="18"/>
-                <w:szCs w:val="18"/>
-              </w:rPr>
-              <w:t>sql</w:t>
-            </w:r>
-            <w:proofErr w:type="spellEnd"/>
-            <w:r>
-              <w:rPr>
-                <w:rFonts w:ascii="Courier New" w:eastAsia="Courier New" w:hAnsi="Courier New" w:cs="Courier New"/>
-                <w:color w:val="D4D4D4"/>
-                <w:sz w:val="18"/>
-                <w:szCs w:val="18"/>
-              </w:rPr>
-              <w:t xml:space="preserve"> ... ```</w:t>
+              <w:t xml:space="preserve">    if (result </w:t>
+            </w:r>
+            <w:proofErr w:type="spellStart"/>
+            <w:r>
+              <w:rPr>
+                <w:rFonts w:ascii="Courier New" w:eastAsia="Courier New" w:hAnsi="Courier New" w:cs="Courier New"/>
+                <w:color w:val="D4D4D4"/>
+                <w:sz w:val="18"/>
+                <w:szCs w:val="18"/>
+                <w:lang w:val="en-US"/>
+              </w:rPr>
+              <w:t>instanceof</w:t>
+            </w:r>
+            <w:proofErr w:type="spellEnd"/>
+            <w:r>
+              <w:rPr>
+                <w:rFonts w:ascii="Courier New" w:eastAsia="Courier New" w:hAnsi="Courier New" w:cs="Courier New"/>
+                <w:color w:val="D4D4D4"/>
+                <w:sz w:val="18"/>
+                <w:szCs w:val="18"/>
+                <w:lang w:val="en-US"/>
+              </w:rPr>
+              <w:t xml:space="preserve"> Product product) {</w:t>
             </w:r>
           </w:p>
         </w:tc>
@@ -15396,6 +16425,9 @@
           <w:p>
             <w:pPr>
               <w:spacing w:before="20" w:after="20"/>
+              <w:rPr>
+                <w:lang w:val="en-US"/>
+              </w:rPr>
             </w:pPr>
             <w:r>
               <w:rPr>
@@ -15403,28 +16435,9 @@
                 <w:color w:val="D4D4D4"/>
                 <w:sz w:val="18"/>
                 <w:szCs w:val="18"/>
-              </w:rPr>
-              <w:t xml:space="preserve">    </w:t>
-            </w:r>
-            <w:proofErr w:type="spellStart"/>
-            <w:r>
-              <w:rPr>
-                <w:rFonts w:ascii="Courier New" w:eastAsia="Courier New" w:hAnsi="Courier New" w:cs="Courier New"/>
-                <w:color w:val="D4D4D4"/>
-                <w:sz w:val="18"/>
-                <w:szCs w:val="18"/>
-              </w:rPr>
-              <w:t>if</w:t>
-            </w:r>
-            <w:proofErr w:type="spellEnd"/>
-            <w:r>
-              <w:rPr>
-                <w:rFonts w:ascii="Courier New" w:eastAsia="Courier New" w:hAnsi="Courier New" w:cs="Courier New"/>
-                <w:color w:val="D4D4D4"/>
-                <w:sz w:val="18"/>
-                <w:szCs w:val="18"/>
-              </w:rPr>
-              <w:t xml:space="preserve"> (</w:t>
+                <w:lang w:val="en-US"/>
+              </w:rPr>
+              <w:t xml:space="preserve">        String cat = </w:t>
             </w:r>
             <w:proofErr w:type="spellStart"/>
             <w:proofErr w:type="gramStart"/>
@@ -15434,8 +16447,9 @@
                 <w:color w:val="D4D4D4"/>
                 <w:sz w:val="18"/>
                 <w:szCs w:val="18"/>
-              </w:rPr>
-              <w:t>hql.startsWith</w:t>
+                <w:lang w:val="en-US"/>
+              </w:rPr>
+              <w:t>product.getCategory</w:t>
             </w:r>
             <w:proofErr w:type="spellEnd"/>
             <w:proofErr w:type="gramEnd"/>
@@ -15445,8 +16459,9 @@
                 <w:color w:val="D4D4D4"/>
                 <w:sz w:val="18"/>
                 <w:szCs w:val="18"/>
-              </w:rPr>
-              <w:t>("```")) {</w:t>
+                <w:lang w:val="en-US"/>
+              </w:rPr>
+              <w:t>() == null</w:t>
             </w:r>
           </w:p>
         </w:tc>
@@ -15472,9 +16487,6 @@
           <w:p>
             <w:pPr>
               <w:spacing w:before="20" w:after="20"/>
-              <w:rPr>
-                <w:lang w:val="en-US"/>
-              </w:rPr>
             </w:pPr>
             <w:r>
               <w:rPr>
@@ -15484,29 +16496,16 @@
                 <w:szCs w:val="18"/>
                 <w:lang w:val="en-US"/>
               </w:rPr>
-              <w:t xml:space="preserve">        </w:t>
-            </w:r>
-            <w:proofErr w:type="spellStart"/>
-            <w:r>
-              <w:rPr>
-                <w:rFonts w:ascii="Courier New" w:eastAsia="Courier New" w:hAnsi="Courier New" w:cs="Courier New"/>
-                <w:color w:val="D4D4D4"/>
-                <w:sz w:val="18"/>
-                <w:szCs w:val="18"/>
-                <w:lang w:val="en-US"/>
-              </w:rPr>
-              <w:t>hql</w:t>
-            </w:r>
-            <w:proofErr w:type="spellEnd"/>
-            <w:r>
-              <w:rPr>
-                <w:rFonts w:ascii="Courier New" w:eastAsia="Courier New" w:hAnsi="Courier New" w:cs="Courier New"/>
-                <w:color w:val="D4D4D4"/>
-                <w:sz w:val="18"/>
-                <w:szCs w:val="18"/>
-                <w:lang w:val="en-US"/>
-              </w:rPr>
-              <w:t xml:space="preserve"> = </w:t>
+              <w:t xml:space="preserve">                     </w:t>
+            </w:r>
+            <w:r>
+              <w:rPr>
+                <w:rFonts w:ascii="Courier New" w:eastAsia="Courier New" w:hAnsi="Courier New" w:cs="Courier New"/>
+                <w:color w:val="D4D4D4"/>
+                <w:sz w:val="18"/>
+                <w:szCs w:val="18"/>
+              </w:rPr>
+              <w:t xml:space="preserve">? </w:t>
             </w:r>
             <w:proofErr w:type="spellStart"/>
             <w:proofErr w:type="gramStart"/>
@@ -15516,11 +16515,19 @@
                 <w:color w:val="D4D4D4"/>
                 <w:sz w:val="18"/>
                 <w:szCs w:val="18"/>
-                <w:lang w:val="en-US"/>
-              </w:rPr>
-              <w:t>hql.replaceFirst</w:t>
-            </w:r>
-            <w:proofErr w:type="spellEnd"/>
+              </w:rPr>
+              <w:t>null</w:t>
+            </w:r>
+            <w:proofErr w:type="spellEnd"/>
+            <w:r>
+              <w:rPr>
+                <w:rFonts w:ascii="Courier New" w:eastAsia="Courier New" w:hAnsi="Courier New" w:cs="Courier New"/>
+                <w:color w:val="D4D4D4"/>
+                <w:sz w:val="18"/>
+                <w:szCs w:val="18"/>
+              </w:rPr>
+              <w:t xml:space="preserve"> :</w:t>
+            </w:r>
             <w:proofErr w:type="gramEnd"/>
             <w:r>
               <w:rPr>
@@ -15528,31 +16535,48 @@
                 <w:color w:val="D4D4D4"/>
                 <w:sz w:val="18"/>
                 <w:szCs w:val="18"/>
-                <w:lang w:val="en-US"/>
-              </w:rPr>
-              <w:t>("(?is)^```(?:</w:t>
-            </w:r>
-            <w:proofErr w:type="spellStart"/>
-            <w:r>
-              <w:rPr>
-                <w:rFonts w:ascii="Courier New" w:eastAsia="Courier New" w:hAnsi="Courier New" w:cs="Courier New"/>
-                <w:color w:val="D4D4D4"/>
-                <w:sz w:val="18"/>
-                <w:szCs w:val="18"/>
-                <w:lang w:val="en-US"/>
-              </w:rPr>
-              <w:t>hql|jpql|sql</w:t>
-            </w:r>
-            <w:proofErr w:type="spellEnd"/>
-            <w:r>
-              <w:rPr>
-                <w:rFonts w:ascii="Courier New" w:eastAsia="Courier New" w:hAnsi="Courier New" w:cs="Courier New"/>
-                <w:color w:val="D4D4D4"/>
-                <w:sz w:val="18"/>
-                <w:szCs w:val="18"/>
-                <w:lang w:val="en-US"/>
-              </w:rPr>
-              <w:t>)?\\s*", "");</w:t>
+              </w:rPr>
+              <w:t xml:space="preserve"> </w:t>
+            </w:r>
+            <w:proofErr w:type="spellStart"/>
+            <w:r>
+              <w:rPr>
+                <w:rFonts w:ascii="Courier New" w:eastAsia="Courier New" w:hAnsi="Courier New" w:cs="Courier New"/>
+                <w:color w:val="D4D4D4"/>
+                <w:sz w:val="18"/>
+                <w:szCs w:val="18"/>
+              </w:rPr>
+              <w:t>product.getCategory</w:t>
+            </w:r>
+            <w:proofErr w:type="spellEnd"/>
+            <w:r>
+              <w:rPr>
+                <w:rFonts w:ascii="Courier New" w:eastAsia="Courier New" w:hAnsi="Courier New" w:cs="Courier New"/>
+                <w:color w:val="D4D4D4"/>
+                <w:sz w:val="18"/>
+                <w:szCs w:val="18"/>
+              </w:rPr>
+              <w:t>().</w:t>
+            </w:r>
+            <w:proofErr w:type="spellStart"/>
+            <w:r>
+              <w:rPr>
+                <w:rFonts w:ascii="Courier New" w:eastAsia="Courier New" w:hAnsi="Courier New" w:cs="Courier New"/>
+                <w:color w:val="D4D4D4"/>
+                <w:sz w:val="18"/>
+                <w:szCs w:val="18"/>
+              </w:rPr>
+              <w:t>getName</w:t>
+            </w:r>
+            <w:proofErr w:type="spellEnd"/>
+            <w:r>
+              <w:rPr>
+                <w:rFonts w:ascii="Courier New" w:eastAsia="Courier New" w:hAnsi="Courier New" w:cs="Courier New"/>
+                <w:color w:val="D4D4D4"/>
+                <w:sz w:val="18"/>
+                <w:szCs w:val="18"/>
+              </w:rPr>
+              <w:t>();</w:t>
             </w:r>
           </w:p>
         </w:tc>
@@ -15590,31 +16614,8 @@
                 <w:szCs w:val="18"/>
                 <w:lang w:val="en-US"/>
               </w:rPr>
-              <w:t xml:space="preserve">        </w:t>
-            </w:r>
-            <w:proofErr w:type="spellStart"/>
-            <w:r>
-              <w:rPr>
-                <w:rFonts w:ascii="Courier New" w:eastAsia="Courier New" w:hAnsi="Courier New" w:cs="Courier New"/>
-                <w:color w:val="D4D4D4"/>
-                <w:sz w:val="18"/>
-                <w:szCs w:val="18"/>
-                <w:lang w:val="en-US"/>
-              </w:rPr>
-              <w:t>hql</w:t>
-            </w:r>
-            <w:proofErr w:type="spellEnd"/>
-            <w:r>
-              <w:rPr>
-                <w:rFonts w:ascii="Courier New" w:eastAsia="Courier New" w:hAnsi="Courier New" w:cs="Courier New"/>
-                <w:color w:val="D4D4D4"/>
-                <w:sz w:val="18"/>
-                <w:szCs w:val="18"/>
-                <w:lang w:val="en-US"/>
-              </w:rPr>
-              <w:t xml:space="preserve"> = </w:t>
-            </w:r>
-            <w:proofErr w:type="spellStart"/>
+              <w:t xml:space="preserve">        return "</w:t>
+            </w:r>
             <w:proofErr w:type="gramStart"/>
             <w:r>
               <w:rPr>
@@ -15624,9 +16625,8 @@
                 <w:szCs w:val="18"/>
                 <w:lang w:val="en-US"/>
               </w:rPr>
-              <w:t>hql.replaceFirst</w:t>
-            </w:r>
-            <w:proofErr w:type="spellEnd"/>
+              <w:t>Product{</w:t>
+            </w:r>
             <w:proofErr w:type="gramEnd"/>
             <w:r>
               <w:rPr>
@@ -15636,7 +16636,7 @@
                 <w:szCs w:val="18"/>
                 <w:lang w:val="en-US"/>
               </w:rPr>
-              <w:t>("(?is)\\s*```$", "");</w:t>
+              <w:t>name='%s', price=%s, stock=%d, category='%s'}"</w:t>
             </w:r>
           </w:p>
         </w:tc>
@@ -15662,6 +16662,9 @@
           <w:p>
             <w:pPr>
               <w:spacing w:before="20" w:after="20"/>
+              <w:rPr>
+                <w:lang w:val="en-US"/>
+              </w:rPr>
             </w:pPr>
             <w:r>
               <w:rPr>
@@ -15671,16 +16674,73 @@
                 <w:szCs w:val="18"/>
                 <w:lang w:val="en-US"/>
               </w:rPr>
-              <w:t xml:space="preserve">    </w:t>
-            </w:r>
-            <w:r>
-              <w:rPr>
-                <w:rFonts w:ascii="Courier New" w:eastAsia="Courier New" w:hAnsi="Courier New" w:cs="Courier New"/>
-                <w:color w:val="D4D4D4"/>
-                <w:sz w:val="18"/>
-                <w:szCs w:val="18"/>
-              </w:rPr>
-              <w:t>}</w:t>
+              <w:t xml:space="preserve">               </w:t>
+            </w:r>
+            <w:proofErr w:type="gramStart"/>
+            <w:r>
+              <w:rPr>
+                <w:rFonts w:ascii="Courier New" w:eastAsia="Courier New" w:hAnsi="Courier New" w:cs="Courier New"/>
+                <w:color w:val="D4D4D4"/>
+                <w:sz w:val="18"/>
+                <w:szCs w:val="18"/>
+                <w:lang w:val="en-US"/>
+              </w:rPr>
+              <w:t>.formatted</w:t>
+            </w:r>
+            <w:proofErr w:type="gramEnd"/>
+            <w:r>
+              <w:rPr>
+                <w:rFonts w:ascii="Courier New" w:eastAsia="Courier New" w:hAnsi="Courier New" w:cs="Courier New"/>
+                <w:color w:val="D4D4D4"/>
+                <w:sz w:val="18"/>
+                <w:szCs w:val="18"/>
+                <w:lang w:val="en-US"/>
+              </w:rPr>
+              <w:t>(</w:t>
+            </w:r>
+            <w:proofErr w:type="spellStart"/>
+            <w:r>
+              <w:rPr>
+                <w:rFonts w:ascii="Courier New" w:eastAsia="Courier New" w:hAnsi="Courier New" w:cs="Courier New"/>
+                <w:color w:val="D4D4D4"/>
+                <w:sz w:val="18"/>
+                <w:szCs w:val="18"/>
+                <w:lang w:val="en-US"/>
+              </w:rPr>
+              <w:t>product.getName</w:t>
+            </w:r>
+            <w:proofErr w:type="spellEnd"/>
+            <w:r>
+              <w:rPr>
+                <w:rFonts w:ascii="Courier New" w:eastAsia="Courier New" w:hAnsi="Courier New" w:cs="Courier New"/>
+                <w:color w:val="D4D4D4"/>
+                <w:sz w:val="18"/>
+                <w:szCs w:val="18"/>
+                <w:lang w:val="en-US"/>
+              </w:rPr>
+              <w:t xml:space="preserve">(), </w:t>
+            </w:r>
+            <w:proofErr w:type="spellStart"/>
+            <w:r>
+              <w:rPr>
+                <w:rFonts w:ascii="Courier New" w:eastAsia="Courier New" w:hAnsi="Courier New" w:cs="Courier New"/>
+                <w:color w:val="D4D4D4"/>
+                <w:sz w:val="18"/>
+                <w:szCs w:val="18"/>
+                <w:lang w:val="en-US"/>
+              </w:rPr>
+              <w:t>product.getPrice</w:t>
+            </w:r>
+            <w:proofErr w:type="spellEnd"/>
+            <w:r>
+              <w:rPr>
+                <w:rFonts w:ascii="Courier New" w:eastAsia="Courier New" w:hAnsi="Courier New" w:cs="Courier New"/>
+                <w:color w:val="D4D4D4"/>
+                <w:sz w:val="18"/>
+                <w:szCs w:val="18"/>
+                <w:lang w:val="en-US"/>
+              </w:rPr>
+              <w:t>(),</w:t>
             </w:r>
           </w:p>
         </w:tc>
@@ -15707,6 +16767,58 @@
             <w:pPr>
               <w:spacing w:before="20" w:after="20"/>
             </w:pPr>
+            <w:r>
+              <w:rPr>
+                <w:rFonts w:ascii="Courier New" w:eastAsia="Courier New" w:hAnsi="Courier New" w:cs="Courier New"/>
+                <w:color w:val="D4D4D4"/>
+                <w:sz w:val="18"/>
+                <w:szCs w:val="18"/>
+                <w:lang w:val="en-US"/>
+              </w:rPr>
+              <w:t xml:space="preserve">                          </w:t>
+            </w:r>
+            <w:proofErr w:type="spellStart"/>
+            <w:proofErr w:type="gramStart"/>
+            <w:r>
+              <w:rPr>
+                <w:rFonts w:ascii="Courier New" w:eastAsia="Courier New" w:hAnsi="Courier New" w:cs="Courier New"/>
+                <w:color w:val="D4D4D4"/>
+                <w:sz w:val="18"/>
+                <w:szCs w:val="18"/>
+              </w:rPr>
+              <w:t>product.getStock</w:t>
+            </w:r>
+            <w:proofErr w:type="spellEnd"/>
+            <w:proofErr w:type="gramEnd"/>
+            <w:r>
+              <w:rPr>
+                <w:rFonts w:ascii="Courier New" w:eastAsia="Courier New" w:hAnsi="Courier New" w:cs="Courier New"/>
+                <w:color w:val="D4D4D4"/>
+                <w:sz w:val="18"/>
+                <w:szCs w:val="18"/>
+              </w:rPr>
+              <w:t xml:space="preserve">(), </w:t>
+            </w:r>
+            <w:proofErr w:type="spellStart"/>
+            <w:r>
+              <w:rPr>
+                <w:rFonts w:ascii="Courier New" w:eastAsia="Courier New" w:hAnsi="Courier New" w:cs="Courier New"/>
+                <w:color w:val="D4D4D4"/>
+                <w:sz w:val="18"/>
+                <w:szCs w:val="18"/>
+              </w:rPr>
+              <w:t>cat</w:t>
+            </w:r>
+            <w:proofErr w:type="spellEnd"/>
+            <w:r>
+              <w:rPr>
+                <w:rFonts w:ascii="Courier New" w:eastAsia="Courier New" w:hAnsi="Courier New" w:cs="Courier New"/>
+                <w:color w:val="D4D4D4"/>
+                <w:sz w:val="18"/>
+                <w:szCs w:val="18"/>
+              </w:rPr>
+              <w:t>);</w:t>
+            </w:r>
           </w:p>
         </w:tc>
       </w:tr>
@@ -15739,7 +16851,7 @@
                 <w:sz w:val="18"/>
                 <w:szCs w:val="18"/>
               </w:rPr>
-              <w:t xml:space="preserve">    // Trunca em ';' — HQL não usa ponto e vírgula</w:t>
+              <w:t xml:space="preserve">    }</w:t>
             </w:r>
           </w:p>
         </w:tc>
@@ -15775,42 +16887,31 @@
                 <w:color w:val="D4D4D4"/>
                 <w:sz w:val="18"/>
                 <w:szCs w:val="18"/>
-              </w:rPr>
-              <w:t xml:space="preserve">    </w:t>
-            </w:r>
-            <w:r>
-              <w:rPr>
-                <w:rFonts w:ascii="Courier New" w:eastAsia="Courier New" w:hAnsi="Courier New" w:cs="Courier New"/>
-                <w:color w:val="D4D4D4"/>
-                <w:sz w:val="18"/>
-                <w:szCs w:val="18"/>
-                <w:lang w:val="en-US"/>
-              </w:rPr>
-              <w:t xml:space="preserve">int semicolon = </w:t>
-            </w:r>
-            <w:proofErr w:type="spellStart"/>
-            <w:proofErr w:type="gramStart"/>
-            <w:r>
-              <w:rPr>
-                <w:rFonts w:ascii="Courier New" w:eastAsia="Courier New" w:hAnsi="Courier New" w:cs="Courier New"/>
-                <w:color w:val="D4D4D4"/>
-                <w:sz w:val="18"/>
-                <w:szCs w:val="18"/>
-                <w:lang w:val="en-US"/>
-              </w:rPr>
-              <w:t>hql.indexOf</w:t>
-            </w:r>
-            <w:proofErr w:type="spellEnd"/>
-            <w:proofErr w:type="gramEnd"/>
-            <w:r>
-              <w:rPr>
-                <w:rFonts w:ascii="Courier New" w:eastAsia="Courier New" w:hAnsi="Courier New" w:cs="Courier New"/>
-                <w:color w:val="D4D4D4"/>
-                <w:sz w:val="18"/>
-                <w:szCs w:val="18"/>
-                <w:lang w:val="en-US"/>
-              </w:rPr>
-              <w:t>(';');</w:t>
+                <w:lang w:val="en-US"/>
+              </w:rPr>
+              <w:t xml:space="preserve">    if (result </w:t>
+            </w:r>
+            <w:proofErr w:type="spellStart"/>
+            <w:r>
+              <w:rPr>
+                <w:rFonts w:ascii="Courier New" w:eastAsia="Courier New" w:hAnsi="Courier New" w:cs="Courier New"/>
+                <w:color w:val="D4D4D4"/>
+                <w:sz w:val="18"/>
+                <w:szCs w:val="18"/>
+                <w:lang w:val="en-US"/>
+              </w:rPr>
+              <w:t>instanceof</w:t>
+            </w:r>
+            <w:proofErr w:type="spellEnd"/>
+            <w:r>
+              <w:rPr>
+                <w:rFonts w:ascii="Courier New" w:eastAsia="Courier New" w:hAnsi="Courier New" w:cs="Courier New"/>
+                <w:color w:val="D4D4D4"/>
+                <w:sz w:val="18"/>
+                <w:szCs w:val="18"/>
+                <w:lang w:val="en-US"/>
+              </w:rPr>
+              <w:t xml:space="preserve"> Category category) {</w:t>
             </w:r>
           </w:p>
         </w:tc>
@@ -15848,31 +16949,8 @@
                 <w:szCs w:val="18"/>
                 <w:lang w:val="en-US"/>
               </w:rPr>
-              <w:t xml:space="preserve">    if (semicolon &gt;= 0) </w:t>
-            </w:r>
-            <w:proofErr w:type="spellStart"/>
-            <w:r>
-              <w:rPr>
-                <w:rFonts w:ascii="Courier New" w:eastAsia="Courier New" w:hAnsi="Courier New" w:cs="Courier New"/>
-                <w:color w:val="D4D4D4"/>
-                <w:sz w:val="18"/>
-                <w:szCs w:val="18"/>
-                <w:lang w:val="en-US"/>
-              </w:rPr>
-              <w:t>hql</w:t>
-            </w:r>
-            <w:proofErr w:type="spellEnd"/>
-            <w:r>
-              <w:rPr>
-                <w:rFonts w:ascii="Courier New" w:eastAsia="Courier New" w:hAnsi="Courier New" w:cs="Courier New"/>
-                <w:color w:val="D4D4D4"/>
-                <w:sz w:val="18"/>
-                <w:szCs w:val="18"/>
-                <w:lang w:val="en-US"/>
-              </w:rPr>
-              <w:t xml:space="preserve"> = </w:t>
-            </w:r>
-            <w:proofErr w:type="spellStart"/>
+              <w:t xml:space="preserve">        return "Category{name='%s'}</w:t>
+            </w:r>
             <w:proofErr w:type="gramStart"/>
             <w:r>
               <w:rPr>
@@ -15882,9 +16960,8 @@
                 <w:szCs w:val="18"/>
                 <w:lang w:val="en-US"/>
               </w:rPr>
-              <w:t>hql.substring</w:t>
-            </w:r>
-            <w:proofErr w:type="spellEnd"/>
+              <w:t>".formatted</w:t>
+            </w:r>
             <w:proofErr w:type="gramEnd"/>
             <w:r>
               <w:rPr>
@@ -15894,7 +16971,29 @@
                 <w:szCs w:val="18"/>
                 <w:lang w:val="en-US"/>
               </w:rPr>
-              <w:t>(0, semicolon);</w:t>
+              <w:t>(</w:t>
+            </w:r>
+            <w:proofErr w:type="spellStart"/>
+            <w:r>
+              <w:rPr>
+                <w:rFonts w:ascii="Courier New" w:eastAsia="Courier New" w:hAnsi="Courier New" w:cs="Courier New"/>
+                <w:color w:val="D4D4D4"/>
+                <w:sz w:val="18"/>
+                <w:szCs w:val="18"/>
+                <w:lang w:val="en-US"/>
+              </w:rPr>
+              <w:t>category.getName</w:t>
+            </w:r>
+            <w:proofErr w:type="spellEnd"/>
+            <w:r>
+              <w:rPr>
+                <w:rFonts w:ascii="Courier New" w:eastAsia="Courier New" w:hAnsi="Courier New" w:cs="Courier New"/>
+                <w:color w:val="D4D4D4"/>
+                <w:sz w:val="18"/>
+                <w:szCs w:val="18"/>
+                <w:lang w:val="en-US"/>
+              </w:rPr>
+              <w:t>());</w:t>
             </w:r>
           </w:p>
         </w:tc>
@@ -15920,10 +17019,26 @@
           <w:p>
             <w:pPr>
               <w:spacing w:before="20" w:after="20"/>
-              <w:rPr>
-                <w:lang w:val="en-US"/>
-              </w:rPr>
             </w:pPr>
+            <w:r>
+              <w:rPr>
+                <w:rFonts w:ascii="Courier New" w:eastAsia="Courier New" w:hAnsi="Courier New" w:cs="Courier New"/>
+                <w:color w:val="D4D4D4"/>
+                <w:sz w:val="18"/>
+                <w:szCs w:val="18"/>
+                <w:lang w:val="en-US"/>
+              </w:rPr>
+              <w:t xml:space="preserve">    </w:t>
+            </w:r>
+            <w:r>
+              <w:rPr>
+                <w:rFonts w:ascii="Courier New" w:eastAsia="Courier New" w:hAnsi="Courier New" w:cs="Courier New"/>
+                <w:color w:val="D4D4D4"/>
+                <w:sz w:val="18"/>
+                <w:szCs w:val="18"/>
+              </w:rPr>
+              <w:t>}</w:t>
+            </w:r>
           </w:p>
         </w:tc>
       </w:tr>
@@ -15948,6 +17063,9 @@
           <w:p>
             <w:pPr>
               <w:spacing w:before="20" w:after="20"/>
+              <w:rPr>
+                <w:lang w:val="en-US"/>
+              </w:rPr>
             </w:pPr>
             <w:r>
               <w:rPr>
@@ -15957,30 +17075,30 @@
                 <w:szCs w:val="18"/>
                 <w:lang w:val="en-US"/>
               </w:rPr>
-              <w:lastRenderedPageBreak/>
-              <w:t xml:space="preserve">    </w:t>
-            </w:r>
-            <w:proofErr w:type="spellStart"/>
-            <w:r>
-              <w:rPr>
-                <w:rFonts w:ascii="Courier New" w:eastAsia="Courier New" w:hAnsi="Courier New" w:cs="Courier New"/>
-                <w:color w:val="D4D4D4"/>
-                <w:sz w:val="18"/>
-                <w:szCs w:val="18"/>
-              </w:rPr>
-              <w:t>return</w:t>
-            </w:r>
-            <w:proofErr w:type="spellEnd"/>
-            <w:r>
-              <w:rPr>
-                <w:rFonts w:ascii="Courier New" w:eastAsia="Courier New" w:hAnsi="Courier New" w:cs="Courier New"/>
-                <w:color w:val="D4D4D4"/>
-                <w:sz w:val="18"/>
-                <w:szCs w:val="18"/>
+              <w:t xml:space="preserve">    if (result </w:t>
+            </w:r>
+            <w:proofErr w:type="spellStart"/>
+            <w:r>
+              <w:rPr>
+                <w:rFonts w:ascii="Courier New" w:eastAsia="Courier New" w:hAnsi="Courier New" w:cs="Courier New"/>
+                <w:color w:val="D4D4D4"/>
+                <w:sz w:val="18"/>
+                <w:szCs w:val="18"/>
+                <w:lang w:val="en-US"/>
+              </w:rPr>
+              <w:t>instanceof</w:t>
+            </w:r>
+            <w:proofErr w:type="spellEnd"/>
+            <w:r>
+              <w:rPr>
+                <w:rFonts w:ascii="Courier New" w:eastAsia="Courier New" w:hAnsi="Courier New" w:cs="Courier New"/>
+                <w:color w:val="D4D4D4"/>
+                <w:sz w:val="18"/>
+                <w:szCs w:val="18"/>
+                <w:lang w:val="en-US"/>
               </w:rPr>
               <w:t xml:space="preserve"> </w:t>
             </w:r>
-            <w:proofErr w:type="spellStart"/>
             <w:proofErr w:type="gramStart"/>
             <w:r>
               <w:rPr>
@@ -15988,10 +17106,10 @@
                 <w:color w:val="D4D4D4"/>
                 <w:sz w:val="18"/>
                 <w:szCs w:val="18"/>
-              </w:rPr>
-              <w:t>hql.trim</w:t>
-            </w:r>
-            <w:proofErr w:type="spellEnd"/>
+                <w:lang w:val="en-US"/>
+              </w:rPr>
+              <w:t>Object[</w:t>
+            </w:r>
             <w:proofErr w:type="gramEnd"/>
             <w:r>
               <w:rPr>
@@ -15999,8 +17117,9 @@
                 <w:color w:val="D4D4D4"/>
                 <w:sz w:val="18"/>
                 <w:szCs w:val="18"/>
-              </w:rPr>
-              <w:t>();</w:t>
+                <w:lang w:val="en-US"/>
+              </w:rPr>
+              <w:t>] row) {</w:t>
             </w:r>
           </w:p>
         </w:tc>
@@ -16033,8 +17152,736 @@
                 <w:color w:val="D4D4D4"/>
                 <w:sz w:val="18"/>
                 <w:szCs w:val="18"/>
+                <w:lang w:val="en-US"/>
+              </w:rPr>
+              <w:t xml:space="preserve">        </w:t>
+            </w:r>
+            <w:r>
+              <w:rPr>
+                <w:rFonts w:ascii="Courier New" w:eastAsia="Courier New" w:hAnsi="Courier New" w:cs="Courier New"/>
+                <w:color w:val="D4D4D4"/>
+                <w:sz w:val="18"/>
+                <w:szCs w:val="18"/>
+              </w:rPr>
+              <w:t xml:space="preserve">// </w:t>
+            </w:r>
+            <w:proofErr w:type="spellStart"/>
+            <w:r>
+              <w:rPr>
+                <w:rFonts w:ascii="Courier New" w:eastAsia="Courier New" w:hAnsi="Courier New" w:cs="Courier New"/>
+                <w:color w:val="D4D4D4"/>
+                <w:sz w:val="18"/>
+                <w:szCs w:val="18"/>
+              </w:rPr>
+              <w:t>Queries</w:t>
+            </w:r>
+            <w:proofErr w:type="spellEnd"/>
+            <w:r>
+              <w:rPr>
+                <w:rFonts w:ascii="Courier New" w:eastAsia="Courier New" w:hAnsi="Courier New" w:cs="Courier New"/>
+                <w:color w:val="D4D4D4"/>
+                <w:sz w:val="18"/>
+                <w:szCs w:val="18"/>
+              </w:rPr>
+              <w:t xml:space="preserve"> de agregação: SELECT </w:t>
+            </w:r>
+            <w:proofErr w:type="gramStart"/>
+            <w:r>
+              <w:rPr>
+                <w:rFonts w:ascii="Courier New" w:eastAsia="Courier New" w:hAnsi="Courier New" w:cs="Courier New"/>
+                <w:color w:val="D4D4D4"/>
+                <w:sz w:val="18"/>
+                <w:szCs w:val="18"/>
+              </w:rPr>
+              <w:t>p.category.name</w:t>
+            </w:r>
+            <w:proofErr w:type="gramEnd"/>
+            <w:r>
+              <w:rPr>
+                <w:rFonts w:ascii="Courier New" w:eastAsia="Courier New" w:hAnsi="Courier New" w:cs="Courier New"/>
+                <w:color w:val="D4D4D4"/>
+                <w:sz w:val="18"/>
+                <w:szCs w:val="18"/>
+              </w:rPr>
+              <w:t>, AVG(</w:t>
+            </w:r>
+            <w:proofErr w:type="spellStart"/>
+            <w:r>
+              <w:rPr>
+                <w:rFonts w:ascii="Courier New" w:eastAsia="Courier New" w:hAnsi="Courier New" w:cs="Courier New"/>
+                <w:color w:val="D4D4D4"/>
+                <w:sz w:val="18"/>
+                <w:szCs w:val="18"/>
+              </w:rPr>
+              <w:t>p.price</w:t>
+            </w:r>
+            <w:proofErr w:type="spellEnd"/>
+            <w:r>
+              <w:rPr>
+                <w:rFonts w:ascii="Courier New" w:eastAsia="Courier New" w:hAnsi="Courier New" w:cs="Courier New"/>
+                <w:color w:val="D4D4D4"/>
+                <w:sz w:val="18"/>
+                <w:szCs w:val="18"/>
+              </w:rPr>
+              <w:t>)</w:t>
+            </w:r>
+          </w:p>
+        </w:tc>
+      </w:tr>
+      <w:tr>
+        <w:tc>
+          <w:tcPr>
+            <w:tcW w:w="9026" w:type="dxa"/>
+            <w:tcBorders>
+              <w:top w:val="none" w:sz="0" w:space="0" w:color="FFFFFF"/>
+              <w:left w:val="none" w:sz="0" w:space="0" w:color="FFFFFF"/>
+              <w:bottom w:val="none" w:sz="0" w:space="0" w:color="FFFFFF"/>
+              <w:right w:val="none" w:sz="0" w:space="0" w:color="FFFFFF"/>
+            </w:tcBorders>
+            <w:shd w:val="clear" w:color="auto" w:fill="1E1E1E"/>
+            <w:tcMar>
+              <w:top w:w="40" w:type="dxa"/>
+              <w:left w:w="200" w:type="dxa"/>
+              <w:bottom w:w="40" w:type="dxa"/>
+              <w:right w:w="180" w:type="dxa"/>
+            </w:tcMar>
+          </w:tcPr>
+          <w:p>
+            <w:pPr>
+              <w:spacing w:before="20" w:after="20"/>
+              <w:rPr>
+                <w:lang w:val="en-US"/>
+              </w:rPr>
+            </w:pPr>
+            <w:r>
+              <w:rPr>
+                <w:rFonts w:ascii="Courier New" w:eastAsia="Courier New" w:hAnsi="Courier New" w:cs="Courier New"/>
+                <w:color w:val="D4D4D4"/>
+                <w:sz w:val="18"/>
+                <w:szCs w:val="18"/>
+              </w:rPr>
+              <w:t xml:space="preserve">        </w:t>
+            </w:r>
+            <w:r>
+              <w:rPr>
+                <w:rFonts w:ascii="Courier New" w:eastAsia="Courier New" w:hAnsi="Courier New" w:cs="Courier New"/>
+                <w:color w:val="D4D4D4"/>
+                <w:sz w:val="18"/>
+                <w:szCs w:val="18"/>
+                <w:lang w:val="en-US"/>
+              </w:rPr>
+              <w:t xml:space="preserve">return </w:t>
+            </w:r>
+            <w:proofErr w:type="spellStart"/>
+            <w:r>
+              <w:rPr>
+                <w:rFonts w:ascii="Courier New" w:eastAsia="Courier New" w:hAnsi="Courier New" w:cs="Courier New"/>
+                <w:color w:val="D4D4D4"/>
+                <w:sz w:val="18"/>
+                <w:szCs w:val="18"/>
+                <w:lang w:val="en-US"/>
+              </w:rPr>
+              <w:t>Arrays.stream</w:t>
+            </w:r>
+            <w:proofErr w:type="spellEnd"/>
+            <w:r>
+              <w:rPr>
+                <w:rFonts w:ascii="Courier New" w:eastAsia="Courier New" w:hAnsi="Courier New" w:cs="Courier New"/>
+                <w:color w:val="D4D4D4"/>
+                <w:sz w:val="18"/>
+                <w:szCs w:val="18"/>
+                <w:lang w:val="en-US"/>
+              </w:rPr>
+              <w:t>(row</w:t>
+            </w:r>
+            <w:proofErr w:type="gramStart"/>
+            <w:r>
+              <w:rPr>
+                <w:rFonts w:ascii="Courier New" w:eastAsia="Courier New" w:hAnsi="Courier New" w:cs="Courier New"/>
+                <w:color w:val="D4D4D4"/>
+                <w:sz w:val="18"/>
+                <w:szCs w:val="18"/>
+                <w:lang w:val="en-US"/>
+              </w:rPr>
+              <w:t>).map</w:t>
+            </w:r>
+            <w:proofErr w:type="gramEnd"/>
+            <w:r>
+              <w:rPr>
+                <w:rFonts w:ascii="Courier New" w:eastAsia="Courier New" w:hAnsi="Courier New" w:cs="Courier New"/>
+                <w:color w:val="D4D4D4"/>
+                <w:sz w:val="18"/>
+                <w:szCs w:val="18"/>
+                <w:lang w:val="en-US"/>
+              </w:rPr>
+              <w:t>(String::</w:t>
+            </w:r>
+            <w:proofErr w:type="spellStart"/>
+            <w:r>
+              <w:rPr>
+                <w:rFonts w:ascii="Courier New" w:eastAsia="Courier New" w:hAnsi="Courier New" w:cs="Courier New"/>
+                <w:color w:val="D4D4D4"/>
+                <w:sz w:val="18"/>
+                <w:szCs w:val="18"/>
+                <w:lang w:val="en-US"/>
+              </w:rPr>
+              <w:t>valueOf</w:t>
+            </w:r>
+            <w:proofErr w:type="spellEnd"/>
+            <w:r>
+              <w:rPr>
+                <w:rFonts w:ascii="Courier New" w:eastAsia="Courier New" w:hAnsi="Courier New" w:cs="Courier New"/>
+                <w:color w:val="D4D4D4"/>
+                <w:sz w:val="18"/>
+                <w:szCs w:val="18"/>
+                <w:lang w:val="en-US"/>
+              </w:rPr>
+              <w:t>)</w:t>
+            </w:r>
+          </w:p>
+        </w:tc>
+      </w:tr>
+      <w:tr>
+        <w:tc>
+          <w:tcPr>
+            <w:tcW w:w="9026" w:type="dxa"/>
+            <w:tcBorders>
+              <w:top w:val="none" w:sz="0" w:space="0" w:color="FFFFFF"/>
+              <w:left w:val="none" w:sz="0" w:space="0" w:color="FFFFFF"/>
+              <w:bottom w:val="none" w:sz="0" w:space="0" w:color="FFFFFF"/>
+              <w:right w:val="none" w:sz="0" w:space="0" w:color="FFFFFF"/>
+            </w:tcBorders>
+            <w:shd w:val="clear" w:color="auto" w:fill="1E1E1E"/>
+            <w:tcMar>
+              <w:top w:w="40" w:type="dxa"/>
+              <w:left w:w="200" w:type="dxa"/>
+              <w:bottom w:w="40" w:type="dxa"/>
+              <w:right w:w="180" w:type="dxa"/>
+            </w:tcMar>
+          </w:tcPr>
+          <w:p>
+            <w:pPr>
+              <w:spacing w:before="20" w:after="20"/>
+            </w:pPr>
+            <w:r>
+              <w:rPr>
+                <w:rFonts w:ascii="Courier New" w:eastAsia="Courier New" w:hAnsi="Courier New" w:cs="Courier New"/>
+                <w:color w:val="D4D4D4"/>
+                <w:sz w:val="18"/>
+                <w:szCs w:val="18"/>
+                <w:lang w:val="en-US"/>
+              </w:rPr>
+              <w:t xml:space="preserve">                     </w:t>
+            </w:r>
+            <w:proofErr w:type="gramStart"/>
+            <w:r>
+              <w:rPr>
+                <w:rFonts w:ascii="Courier New" w:eastAsia="Courier New" w:hAnsi="Courier New" w:cs="Courier New"/>
+                <w:color w:val="D4D4D4"/>
+                <w:sz w:val="18"/>
+                <w:szCs w:val="18"/>
+              </w:rPr>
+              <w:t>.</w:t>
+            </w:r>
+            <w:proofErr w:type="spellStart"/>
+            <w:r>
+              <w:rPr>
+                <w:rFonts w:ascii="Courier New" w:eastAsia="Courier New" w:hAnsi="Courier New" w:cs="Courier New"/>
+                <w:color w:val="D4D4D4"/>
+                <w:sz w:val="18"/>
+                <w:szCs w:val="18"/>
+              </w:rPr>
+              <w:t>collect</w:t>
+            </w:r>
+            <w:proofErr w:type="spellEnd"/>
+            <w:proofErr w:type="gramEnd"/>
+            <w:r>
+              <w:rPr>
+                <w:rFonts w:ascii="Courier New" w:eastAsia="Courier New" w:hAnsi="Courier New" w:cs="Courier New"/>
+                <w:color w:val="D4D4D4"/>
+                <w:sz w:val="18"/>
+                <w:szCs w:val="18"/>
+              </w:rPr>
+              <w:t>(</w:t>
+            </w:r>
+            <w:proofErr w:type="spellStart"/>
+            <w:r>
+              <w:rPr>
+                <w:rFonts w:ascii="Courier New" w:eastAsia="Courier New" w:hAnsi="Courier New" w:cs="Courier New"/>
+                <w:color w:val="D4D4D4"/>
+                <w:sz w:val="18"/>
+                <w:szCs w:val="18"/>
+              </w:rPr>
+              <w:t>Collectors.joining</w:t>
+            </w:r>
+            <w:proofErr w:type="spellEnd"/>
+            <w:r>
+              <w:rPr>
+                <w:rFonts w:ascii="Courier New" w:eastAsia="Courier New" w:hAnsi="Courier New" w:cs="Courier New"/>
+                <w:color w:val="D4D4D4"/>
+                <w:sz w:val="18"/>
+                <w:szCs w:val="18"/>
+              </w:rPr>
+              <w:t>(" | "));</w:t>
+            </w:r>
+          </w:p>
+        </w:tc>
+      </w:tr>
+      <w:tr>
+        <w:tc>
+          <w:tcPr>
+            <w:tcW w:w="9026" w:type="dxa"/>
+            <w:tcBorders>
+              <w:top w:val="none" w:sz="0" w:space="0" w:color="FFFFFF"/>
+              <w:left w:val="none" w:sz="0" w:space="0" w:color="FFFFFF"/>
+              <w:bottom w:val="none" w:sz="0" w:space="0" w:color="FFFFFF"/>
+              <w:right w:val="none" w:sz="0" w:space="0" w:color="FFFFFF"/>
+            </w:tcBorders>
+            <w:shd w:val="clear" w:color="auto" w:fill="1E1E1E"/>
+            <w:tcMar>
+              <w:top w:w="40" w:type="dxa"/>
+              <w:left w:w="200" w:type="dxa"/>
+              <w:bottom w:w="40" w:type="dxa"/>
+              <w:right w:w="180" w:type="dxa"/>
+            </w:tcMar>
+          </w:tcPr>
+          <w:p>
+            <w:pPr>
+              <w:spacing w:before="20" w:after="20"/>
+            </w:pPr>
+            <w:r>
+              <w:rPr>
+                <w:rFonts w:ascii="Courier New" w:eastAsia="Courier New" w:hAnsi="Courier New" w:cs="Courier New"/>
+                <w:color w:val="D4D4D4"/>
+                <w:sz w:val="18"/>
+                <w:szCs w:val="18"/>
+              </w:rPr>
+              <w:t xml:space="preserve">    }</w:t>
+            </w:r>
+          </w:p>
+        </w:tc>
+      </w:tr>
+      <w:tr>
+        <w:tc>
+          <w:tcPr>
+            <w:tcW w:w="9026" w:type="dxa"/>
+            <w:tcBorders>
+              <w:top w:val="none" w:sz="0" w:space="0" w:color="FFFFFF"/>
+              <w:left w:val="none" w:sz="0" w:space="0" w:color="FFFFFF"/>
+              <w:bottom w:val="none" w:sz="0" w:space="0" w:color="FFFFFF"/>
+              <w:right w:val="none" w:sz="0" w:space="0" w:color="FFFFFF"/>
+            </w:tcBorders>
+            <w:shd w:val="clear" w:color="auto" w:fill="1E1E1E"/>
+            <w:tcMar>
+              <w:top w:w="40" w:type="dxa"/>
+              <w:left w:w="200" w:type="dxa"/>
+              <w:bottom w:w="40" w:type="dxa"/>
+              <w:right w:w="180" w:type="dxa"/>
+            </w:tcMar>
+          </w:tcPr>
+          <w:p>
+            <w:pPr>
+              <w:spacing w:before="20" w:after="20"/>
+            </w:pPr>
+            <w:r>
+              <w:rPr>
+                <w:rFonts w:ascii="Courier New" w:eastAsia="Courier New" w:hAnsi="Courier New" w:cs="Courier New"/>
+                <w:color w:val="D4D4D4"/>
+                <w:sz w:val="18"/>
+                <w:szCs w:val="18"/>
+              </w:rPr>
+              <w:t xml:space="preserve">    </w:t>
+            </w:r>
+            <w:proofErr w:type="spellStart"/>
+            <w:r>
+              <w:rPr>
+                <w:rFonts w:ascii="Courier New" w:eastAsia="Courier New" w:hAnsi="Courier New" w:cs="Courier New"/>
+                <w:color w:val="D4D4D4"/>
+                <w:sz w:val="18"/>
+                <w:szCs w:val="18"/>
+              </w:rPr>
+              <w:t>return</w:t>
+            </w:r>
+            <w:proofErr w:type="spellEnd"/>
+            <w:r>
+              <w:rPr>
+                <w:rFonts w:ascii="Courier New" w:eastAsia="Courier New" w:hAnsi="Courier New" w:cs="Courier New"/>
+                <w:color w:val="D4D4D4"/>
+                <w:sz w:val="18"/>
+                <w:szCs w:val="18"/>
+              </w:rPr>
+              <w:t xml:space="preserve"> </w:t>
+            </w:r>
+            <w:proofErr w:type="spellStart"/>
+            <w:r>
+              <w:rPr>
+                <w:rFonts w:ascii="Courier New" w:eastAsia="Courier New" w:hAnsi="Courier New" w:cs="Courier New"/>
+                <w:color w:val="D4D4D4"/>
+                <w:sz w:val="18"/>
+                <w:szCs w:val="18"/>
+              </w:rPr>
+              <w:t>String.valueOf</w:t>
+            </w:r>
+            <w:proofErr w:type="spellEnd"/>
+            <w:r>
+              <w:rPr>
+                <w:rFonts w:ascii="Courier New" w:eastAsia="Courier New" w:hAnsi="Courier New" w:cs="Courier New"/>
+                <w:color w:val="D4D4D4"/>
+                <w:sz w:val="18"/>
+                <w:szCs w:val="18"/>
+              </w:rPr>
+              <w:t>(</w:t>
+            </w:r>
+            <w:proofErr w:type="spellStart"/>
+            <w:r>
+              <w:rPr>
+                <w:rFonts w:ascii="Courier New" w:eastAsia="Courier New" w:hAnsi="Courier New" w:cs="Courier New"/>
+                <w:color w:val="D4D4D4"/>
+                <w:sz w:val="18"/>
+                <w:szCs w:val="18"/>
+              </w:rPr>
+              <w:t>result</w:t>
+            </w:r>
+            <w:proofErr w:type="spellEnd"/>
+            <w:r>
+              <w:rPr>
+                <w:rFonts w:ascii="Courier New" w:eastAsia="Courier New" w:hAnsi="Courier New" w:cs="Courier New"/>
+                <w:color w:val="D4D4D4"/>
+                <w:sz w:val="18"/>
+                <w:szCs w:val="18"/>
+              </w:rPr>
+              <w:t>);</w:t>
+            </w:r>
+          </w:p>
+        </w:tc>
+      </w:tr>
+      <w:tr>
+        <w:tc>
+          <w:tcPr>
+            <w:tcW w:w="9026" w:type="dxa"/>
+            <w:tcBorders>
+              <w:top w:val="none" w:sz="0" w:space="0" w:color="FFFFFF"/>
+              <w:left w:val="none" w:sz="0" w:space="0" w:color="FFFFFF"/>
+              <w:bottom w:val="none" w:sz="0" w:space="0" w:color="FFFFFF"/>
+              <w:right w:val="none" w:sz="0" w:space="0" w:color="FFFFFF"/>
+            </w:tcBorders>
+            <w:shd w:val="clear" w:color="auto" w:fill="1E1E1E"/>
+            <w:tcMar>
+              <w:top w:w="40" w:type="dxa"/>
+              <w:left w:w="200" w:type="dxa"/>
+              <w:bottom w:w="40" w:type="dxa"/>
+              <w:right w:w="180" w:type="dxa"/>
+            </w:tcMar>
+          </w:tcPr>
+          <w:p>
+            <w:pPr>
+              <w:spacing w:before="20" w:after="20"/>
+            </w:pPr>
+            <w:r>
+              <w:rPr>
+                <w:rFonts w:ascii="Courier New" w:eastAsia="Courier New" w:hAnsi="Courier New" w:cs="Courier New"/>
+                <w:color w:val="D4D4D4"/>
+                <w:sz w:val="18"/>
+                <w:szCs w:val="18"/>
               </w:rPr>
               <w:t>}</w:t>
+            </w:r>
+          </w:p>
+        </w:tc>
+      </w:tr>
+    </w:tbl>
+    <w:p>
+      <w:pPr>
+        <w:spacing w:before="80" w:after="80" w:line="276" w:lineRule="auto"/>
+        <w:rPr>
+          <w:color w:val="333333"/>
+          <w:sz w:val="20"/>
+          <w:szCs w:val="20"/>
+        </w:rPr>
+      </w:pPr>
+      <w:r>
+        <w:t xml:space="preserve">O caso </w:t>
+      </w:r>
+      <w:proofErr w:type="spellStart"/>
+      <w:proofErr w:type="gramStart"/>
+      <w:r>
+        <w:t>Object</w:t>
+      </w:r>
+      <w:proofErr w:type="spellEnd"/>
+      <w:r>
+        <w:t>[</w:t>
+      </w:r>
+      <w:proofErr w:type="gramEnd"/>
+      <w:r>
+        <w:t xml:space="preserve">] trata </w:t>
+      </w:r>
+      <w:proofErr w:type="spellStart"/>
+      <w:r>
+        <w:t>queries</w:t>
+      </w:r>
+      <w:proofErr w:type="spellEnd"/>
+      <w:r>
+        <w:t xml:space="preserve"> de agregação onde o </w:t>
+      </w:r>
+      <w:proofErr w:type="spellStart"/>
+      <w:r>
+        <w:t>Hibernate</w:t>
+      </w:r>
+      <w:proofErr w:type="spellEnd"/>
+      <w:r>
+        <w:t xml:space="preserve"> devolve </w:t>
+      </w:r>
+      <w:proofErr w:type="spellStart"/>
+      <w:r>
+        <w:t>arrays</w:t>
+      </w:r>
+      <w:proofErr w:type="spellEnd"/>
+      <w:r>
+        <w:t xml:space="preserve"> — por exemplo, SELECT p.category.name, AVG(</w:t>
+      </w:r>
+      <w:proofErr w:type="spellStart"/>
+      <w:r>
+        <w:t>p.price</w:t>
+      </w:r>
+      <w:proofErr w:type="spellEnd"/>
+      <w:r>
+        <w:t xml:space="preserve">) ... GROUP BY. Cada elemento do </w:t>
+      </w:r>
+      <w:proofErr w:type="spellStart"/>
+      <w:r>
+        <w:t>array</w:t>
+      </w:r>
+      <w:proofErr w:type="spellEnd"/>
+      <w:r>
+        <w:t xml:space="preserve"> é convertido para </w:t>
+      </w:r>
+      <w:proofErr w:type="spellStart"/>
+      <w:r>
+        <w:t>String</w:t>
+      </w:r>
+      <w:proofErr w:type="spellEnd"/>
+      <w:r>
+        <w:t xml:space="preserve"> e separado por " | ".</w:t>
+      </w:r>
+    </w:p>
+    <w:tbl>
+      <w:tblPr>
+        <w:tblW w:w="8426" w:type="dxa"/>
+        <w:tblBorders>
+          <w:top w:val="single" w:sz="4" w:space="0" w:color="auto"/>
+          <w:left w:val="single" w:sz="4" w:space="0" w:color="auto"/>
+          <w:bottom w:val="single" w:sz="4" w:space="0" w:color="auto"/>
+          <w:right w:val="single" w:sz="4" w:space="0" w:color="auto"/>
+          <w:insideH w:val="single" w:sz="4" w:space="0" w:color="auto"/>
+          <w:insideV w:val="single" w:sz="4" w:space="0" w:color="auto"/>
+        </w:tblBorders>
+        <w:tblCellMar>
+          <w:left w:w="10" w:type="dxa"/>
+          <w:right w:w="10" w:type="dxa"/>
+        </w:tblCellMar>
+        <w:tblLook w:val="0000" w:firstRow="0" w:lastRow="0" w:firstColumn="0" w:lastColumn="0" w:noHBand="0" w:noVBand="0"/>
+      </w:tblPr>
+      <w:tblGrid>
+        <w:gridCol w:w="8426"/>
+      </w:tblGrid>
+      <w:tr>
+        <w:tc>
+          <w:tcPr>
+            <w:tcW w:w="8426" w:type="dxa"/>
+            <w:tcBorders>
+              <w:top w:val="none" w:sz="0" w:space="0" w:color="FFFFFF"/>
+              <w:left w:val="none" w:sz="0" w:space="0" w:color="FFFFFF"/>
+              <w:bottom w:val="none" w:sz="0" w:space="0" w:color="FFFFFF"/>
+              <w:right w:val="none" w:sz="0" w:space="0" w:color="FFFFFF"/>
+            </w:tcBorders>
+            <w:shd w:val="clear" w:color="auto" w:fill="F2F2F2"/>
+            <w:tcMar>
+              <w:top w:w="120" w:type="dxa"/>
+              <w:left w:w="120" w:type="dxa"/>
+              <w:bottom w:w="120" w:type="dxa"/>
+              <w:right w:w="160" w:type="dxa"/>
+            </w:tcMar>
+          </w:tcPr>
+          <w:p>
+            <w:pPr>
+              <w:spacing w:after="40"/>
+              <w:rPr>
+                <w:color w:val="000000" w:themeColor="text1"/>
+              </w:rPr>
+            </w:pPr>
+            <w:proofErr w:type="spellStart"/>
+            <w:r>
+              <w:rPr>
+                <w:b/>
+                <w:bCs/>
+                <w:color w:val="000000" w:themeColor="text1"/>
+              </w:rPr>
+              <w:t>Lazy</w:t>
+            </w:r>
+            <w:proofErr w:type="spellEnd"/>
+            <w:r>
+              <w:rPr>
+                <w:b/>
+                <w:bCs/>
+                <w:color w:val="000000" w:themeColor="text1"/>
+              </w:rPr>
+              <w:t xml:space="preserve"> </w:t>
+            </w:r>
+            <w:proofErr w:type="spellStart"/>
+            <w:r>
+              <w:rPr>
+                <w:b/>
+                <w:bCs/>
+                <w:color w:val="000000" w:themeColor="text1"/>
+              </w:rPr>
+              <w:t>loading</w:t>
+            </w:r>
+            <w:proofErr w:type="spellEnd"/>
+            <w:r>
+              <w:rPr>
+                <w:b/>
+                <w:bCs/>
+                <w:color w:val="000000" w:themeColor="text1"/>
+              </w:rPr>
+              <w:t xml:space="preserve"> resolvido</w:t>
+            </w:r>
+          </w:p>
+          <w:p>
+            <w:r>
+              <w:rPr>
+                <w:color w:val="333333"/>
+                <w:sz w:val="20"/>
+                <w:szCs w:val="20"/>
+              </w:rPr>
+              <w:t xml:space="preserve">Ao chamar </w:t>
+            </w:r>
+            <w:proofErr w:type="spellStart"/>
+            <w:proofErr w:type="gramStart"/>
+            <w:r>
+              <w:rPr>
+                <w:color w:val="333333"/>
+                <w:sz w:val="20"/>
+                <w:szCs w:val="20"/>
+              </w:rPr>
+              <w:t>product.getCategory</w:t>
+            </w:r>
+            <w:proofErr w:type="spellEnd"/>
+            <w:proofErr w:type="gramEnd"/>
+            <w:r>
+              <w:rPr>
+                <w:color w:val="333333"/>
+                <w:sz w:val="20"/>
+                <w:szCs w:val="20"/>
+              </w:rPr>
+              <w:t>().</w:t>
+            </w:r>
+            <w:proofErr w:type="spellStart"/>
+            <w:r>
+              <w:rPr>
+                <w:color w:val="333333"/>
+                <w:sz w:val="20"/>
+                <w:szCs w:val="20"/>
+              </w:rPr>
+              <w:t>getName</w:t>
+            </w:r>
+            <w:proofErr w:type="spellEnd"/>
+            <w:r>
+              <w:rPr>
+                <w:color w:val="333333"/>
+                <w:sz w:val="20"/>
+                <w:szCs w:val="20"/>
+              </w:rPr>
+              <w:t xml:space="preserve">() dentro de </w:t>
+            </w:r>
+            <w:proofErr w:type="spellStart"/>
+            <w:r>
+              <w:rPr>
+                <w:color w:val="333333"/>
+                <w:sz w:val="20"/>
+                <w:szCs w:val="20"/>
+              </w:rPr>
+              <w:t>formatResult</w:t>
+            </w:r>
+            <w:proofErr w:type="spellEnd"/>
+            <w:r>
+              <w:rPr>
+                <w:color w:val="333333"/>
+                <w:sz w:val="20"/>
+                <w:szCs w:val="20"/>
+              </w:rPr>
+              <w:t xml:space="preserve">(), o </w:t>
+            </w:r>
+            <w:proofErr w:type="spellStart"/>
+            <w:r>
+              <w:rPr>
+                <w:color w:val="333333"/>
+                <w:sz w:val="20"/>
+                <w:szCs w:val="20"/>
+              </w:rPr>
+              <w:t>Hibernate</w:t>
+            </w:r>
+            <w:proofErr w:type="spellEnd"/>
+            <w:r>
+              <w:rPr>
+                <w:color w:val="333333"/>
+                <w:sz w:val="20"/>
+                <w:szCs w:val="20"/>
+              </w:rPr>
+              <w:t xml:space="preserve"> carrega a relação @ManyToOne LAZY neste momento — dentro da mesma transação JPA. Isto evita </w:t>
+            </w:r>
+            <w:proofErr w:type="spellStart"/>
+            <w:r>
+              <w:rPr>
+                <w:color w:val="333333"/>
+                <w:sz w:val="20"/>
+                <w:szCs w:val="20"/>
+              </w:rPr>
+              <w:t>LazyInitializationException</w:t>
+            </w:r>
+            <w:proofErr w:type="spellEnd"/>
+            <w:r>
+              <w:rPr>
+                <w:color w:val="333333"/>
+                <w:sz w:val="20"/>
+                <w:szCs w:val="20"/>
+              </w:rPr>
+              <w:t xml:space="preserve"> sem ter de usar EAGER </w:t>
+            </w:r>
+            <w:proofErr w:type="spellStart"/>
+            <w:r>
+              <w:rPr>
+                <w:color w:val="333333"/>
+                <w:sz w:val="20"/>
+                <w:szCs w:val="20"/>
+              </w:rPr>
+              <w:t>fetching</w:t>
+            </w:r>
+            <w:proofErr w:type="spellEnd"/>
+            <w:r>
+              <w:rPr>
+                <w:color w:val="333333"/>
+                <w:sz w:val="20"/>
+                <w:szCs w:val="20"/>
+              </w:rPr>
+              <w:t xml:space="preserve"> ou JOIN FETCH em todas as </w:t>
+            </w:r>
+            <w:proofErr w:type="spellStart"/>
+            <w:r>
+              <w:rPr>
+                <w:color w:val="333333"/>
+                <w:sz w:val="20"/>
+                <w:szCs w:val="20"/>
+              </w:rPr>
+              <w:t>queries</w:t>
+            </w:r>
+            <w:proofErr w:type="spellEnd"/>
+            <w:r>
+              <w:rPr>
+                <w:color w:val="333333"/>
+                <w:sz w:val="20"/>
+                <w:szCs w:val="20"/>
+              </w:rPr>
+              <w:t>.</w:t>
             </w:r>
           </w:p>
         </w:tc>
@@ -16048,30 +17895,28 @@
           <w:bCs/>
         </w:rPr>
       </w:pPr>
-      <w:proofErr w:type="spellStart"/>
-      <w:proofErr w:type="gramStart"/>
       <w:r>
         <w:rPr>
           <w:b/>
           <w:bCs/>
         </w:rPr>
-        <w:t>formatResult</w:t>
-      </w:r>
-      <w:proofErr w:type="spellEnd"/>
+        <w:t xml:space="preserve">@Tool e @P — </w:t>
+      </w:r>
+      <w:proofErr w:type="spellStart"/>
       <w:r>
         <w:rPr>
           <w:b/>
           <w:bCs/>
         </w:rPr>
-        <w:t>(</w:t>
-      </w:r>
-      <w:proofErr w:type="gramEnd"/>
+        <w:t>HibernateQueryTool</w:t>
+      </w:r>
+      <w:proofErr w:type="spellEnd"/>
       <w:r>
         <w:rPr>
           <w:b/>
           <w:bCs/>
         </w:rPr>
-        <w:t>)</w:t>
+        <w:t xml:space="preserve"> no demo LangChain4j</w:t>
       </w:r>
     </w:p>
     <w:p>
@@ -16079,7 +17924,23 @@
         <w:spacing w:before="80" w:after="80" w:line="276" w:lineRule="auto"/>
       </w:pPr>
       <w:r>
-        <w:t xml:space="preserve">O </w:t>
+        <w:t>No demo-</w:t>
+      </w:r>
+      <w:proofErr w:type="spellStart"/>
+      <w:r>
+        <w:t>hibernate</w:t>
+      </w:r>
+      <w:proofErr w:type="spellEnd"/>
+      <w:r>
+        <w:t>-</w:t>
+      </w:r>
+      <w:proofErr w:type="gramStart"/>
+      <w:r>
+        <w:t>ai</w:t>
+      </w:r>
+      <w:proofErr w:type="gramEnd"/>
+      <w:r>
+        <w:t xml:space="preserve"> (LangChain4j), o </w:t>
       </w:r>
       <w:proofErr w:type="spellStart"/>
       <w:r>
@@ -16087,48 +17948,19 @@
       </w:r>
       <w:proofErr w:type="spellEnd"/>
       <w:r>
-        <w:t xml:space="preserve"> recebe uma lista de </w:t>
-      </w:r>
-      <w:proofErr w:type="spellStart"/>
-      <w:r>
-        <w:t>objectos</w:t>
-      </w:r>
-      <w:proofErr w:type="spellEnd"/>
-      <w:r>
-        <w:t xml:space="preserve"> do </w:t>
-      </w:r>
-      <w:proofErr w:type="spellStart"/>
-      <w:r>
-        <w:t>EntityManager</w:t>
-      </w:r>
-      <w:proofErr w:type="spellEnd"/>
-      <w:r>
-        <w:t xml:space="preserve"> e precisa de a converter numa </w:t>
-      </w:r>
-      <w:proofErr w:type="spellStart"/>
-      <w:r>
-        <w:t>String</w:t>
-      </w:r>
-      <w:proofErr w:type="spellEnd"/>
-      <w:r>
-        <w:t xml:space="preserve"> que o LLM (ou o utilizador) possa ler. O </w:t>
-      </w:r>
-      <w:proofErr w:type="spellStart"/>
-      <w:proofErr w:type="gramStart"/>
-      <w:r>
-        <w:t>formatResult</w:t>
-      </w:r>
-      <w:proofErr w:type="spellEnd"/>
-      <w:r>
-        <w:t>(</w:t>
-      </w:r>
-      <w:proofErr w:type="gramEnd"/>
-      <w:r>
-        <w:t xml:space="preserve">) usa </w:t>
-      </w:r>
-      <w:proofErr w:type="spellStart"/>
-      <w:r>
-        <w:t>pattern</w:t>
+        <w:t xml:space="preserve"> tem a anotação @Tool no método </w:t>
+      </w:r>
+      <w:proofErr w:type="spellStart"/>
+      <w:r>
+        <w:t>executeHqlQuery</w:t>
+      </w:r>
+      <w:proofErr w:type="spellEnd"/>
+      <w:r>
+        <w:t xml:space="preserve"> e @P no parâmetro. Estas anotações estão prontas para futura integração com </w:t>
+      </w:r>
+      <w:proofErr w:type="spellStart"/>
+      <w:r>
+        <w:t>function</w:t>
       </w:r>
       <w:proofErr w:type="spellEnd"/>
       <w:r>
@@ -16136,23 +17968,39 @@
       </w:r>
       <w:proofErr w:type="spellStart"/>
       <w:r>
-        <w:t>matching</w:t>
-      </w:r>
-      <w:proofErr w:type="spellEnd"/>
-      <w:r>
-        <w:t xml:space="preserve"> para </w:t>
-      </w:r>
-      <w:proofErr w:type="spellStart"/>
-      <w:r>
-        <w:t>para</w:t>
-      </w:r>
-      <w:proofErr w:type="spellEnd"/>
-      <w:r>
-        <w:t xml:space="preserve"> produzir uma representação estruturada e consistente independentemente do tipo devolvido pela </w:t>
-      </w:r>
-      <w:proofErr w:type="spellStart"/>
-      <w:r>
-        <w:t>query</w:t>
+        <w:t>calling</w:t>
+      </w:r>
+      <w:proofErr w:type="spellEnd"/>
+      <w:r>
+        <w:t xml:space="preserve"> — o LLM poderia decidir autonomamente quando executar </w:t>
+      </w:r>
+      <w:proofErr w:type="spellStart"/>
+      <w:r>
+        <w:t>queries</w:t>
+      </w:r>
+      <w:proofErr w:type="spellEnd"/>
+      <w:r>
+        <w:t xml:space="preserve">. Na </w:t>
+      </w:r>
+      <w:proofErr w:type="spellStart"/>
+      <w:r>
+        <w:t>arquitectura</w:t>
+      </w:r>
+      <w:proofErr w:type="spellEnd"/>
+      <w:r>
+        <w:t xml:space="preserve"> </w:t>
+      </w:r>
+      <w:proofErr w:type="spellStart"/>
+      <w:r>
+        <w:t>actual</w:t>
+      </w:r>
+      <w:proofErr w:type="spellEnd"/>
+      <w:r>
+        <w:t xml:space="preserve">, o Java chama o método </w:t>
+      </w:r>
+      <w:proofErr w:type="spellStart"/>
+      <w:r>
+        <w:t>directamente</w:t>
       </w:r>
       <w:proofErr w:type="spellEnd"/>
       <w:r>
@@ -16200,9 +18048,6 @@
           <w:p>
             <w:pPr>
               <w:spacing w:before="20" w:after="20"/>
-              <w:rPr>
-                <w:lang w:val="en-US"/>
-              </w:rPr>
             </w:pPr>
             <w:r>
               <w:rPr>
@@ -16210,44 +18055,61 @@
                 <w:color w:val="D4D4D4"/>
                 <w:sz w:val="18"/>
                 <w:szCs w:val="18"/>
-                <w:lang w:val="en-US"/>
-              </w:rPr>
-              <w:t xml:space="preserve">private String </w:t>
-            </w:r>
-            <w:proofErr w:type="spellStart"/>
-            <w:proofErr w:type="gramStart"/>
-            <w:r>
-              <w:rPr>
-                <w:rFonts w:ascii="Courier New" w:eastAsia="Courier New" w:hAnsi="Courier New" w:cs="Courier New"/>
-                <w:color w:val="D4D4D4"/>
-                <w:sz w:val="18"/>
-                <w:szCs w:val="18"/>
-                <w:lang w:val="en-US"/>
-              </w:rPr>
-              <w:t>formatResult</w:t>
-            </w:r>
-            <w:proofErr w:type="spellEnd"/>
-            <w:r>
-              <w:rPr>
-                <w:rFonts w:ascii="Courier New" w:eastAsia="Courier New" w:hAnsi="Courier New" w:cs="Courier New"/>
-                <w:color w:val="D4D4D4"/>
-                <w:sz w:val="18"/>
-                <w:szCs w:val="18"/>
-                <w:lang w:val="en-US"/>
-              </w:rPr>
-              <w:t>(</w:t>
-            </w:r>
-            <w:proofErr w:type="gramEnd"/>
-            <w:r>
-              <w:rPr>
-                <w:rFonts w:ascii="Courier New" w:eastAsia="Courier New" w:hAnsi="Courier New" w:cs="Courier New"/>
-                <w:color w:val="D4D4D4"/>
-                <w:sz w:val="18"/>
-                <w:szCs w:val="18"/>
-                <w:lang w:val="en-US"/>
-              </w:rPr>
-              <w:t>Object result) {</w:t>
-            </w:r>
+              </w:rPr>
+              <w:lastRenderedPageBreak/>
+              <w:t xml:space="preserve">// </w:t>
+            </w:r>
+            <w:proofErr w:type="spellStart"/>
+            <w:r>
+              <w:rPr>
+                <w:rFonts w:ascii="Courier New" w:eastAsia="Courier New" w:hAnsi="Courier New" w:cs="Courier New"/>
+                <w:color w:val="D4D4D4"/>
+                <w:sz w:val="18"/>
+                <w:szCs w:val="18"/>
+              </w:rPr>
+              <w:t>HibernateQueryTool</w:t>
+            </w:r>
+            <w:proofErr w:type="spellEnd"/>
+            <w:r>
+              <w:rPr>
+                <w:rFonts w:ascii="Courier New" w:eastAsia="Courier New" w:hAnsi="Courier New" w:cs="Courier New"/>
+                <w:color w:val="D4D4D4"/>
+                <w:sz w:val="18"/>
+                <w:szCs w:val="18"/>
+              </w:rPr>
+              <w:t xml:space="preserve"> — @Component, chamado </w:t>
+            </w:r>
+            <w:proofErr w:type="spellStart"/>
+            <w:r>
+              <w:rPr>
+                <w:rFonts w:ascii="Courier New" w:eastAsia="Courier New" w:hAnsi="Courier New" w:cs="Courier New"/>
+                <w:color w:val="D4D4D4"/>
+                <w:sz w:val="18"/>
+                <w:szCs w:val="18"/>
+              </w:rPr>
+              <w:t>directamente</w:t>
+            </w:r>
+            <w:proofErr w:type="spellEnd"/>
+            <w:r>
+              <w:rPr>
+                <w:rFonts w:ascii="Courier New" w:eastAsia="Courier New" w:hAnsi="Courier New" w:cs="Courier New"/>
+                <w:color w:val="D4D4D4"/>
+                <w:sz w:val="18"/>
+                <w:szCs w:val="18"/>
+              </w:rPr>
+              <w:t xml:space="preserve"> pelo </w:t>
+            </w:r>
+            <w:proofErr w:type="spellStart"/>
+            <w:r>
+              <w:rPr>
+                <w:rFonts w:ascii="Courier New" w:eastAsia="Courier New" w:hAnsi="Courier New" w:cs="Courier New"/>
+                <w:color w:val="D4D4D4"/>
+                <w:sz w:val="18"/>
+                <w:szCs w:val="18"/>
+              </w:rPr>
+              <w:t>DatabaseAssistant</w:t>
+            </w:r>
+            <w:proofErr w:type="spellEnd"/>
           </w:p>
         </w:tc>
       </w:tr>
@@ -16272,10 +18134,76 @@
           <w:p>
             <w:pPr>
               <w:spacing w:before="20" w:after="20"/>
-              <w:rPr>
-                <w:lang w:val="en-US"/>
-              </w:rPr>
             </w:pPr>
+            <w:r>
+              <w:rPr>
+                <w:rFonts w:ascii="Courier New" w:eastAsia="Courier New" w:hAnsi="Courier New" w:cs="Courier New"/>
+                <w:color w:val="D4D4D4"/>
+                <w:sz w:val="18"/>
+                <w:szCs w:val="18"/>
+              </w:rPr>
+              <w:t xml:space="preserve">// @Tool e @P estão prontos para </w:t>
+            </w:r>
+            <w:proofErr w:type="spellStart"/>
+            <w:r>
+              <w:rPr>
+                <w:rFonts w:ascii="Courier New" w:eastAsia="Courier New" w:hAnsi="Courier New" w:cs="Courier New"/>
+                <w:color w:val="D4D4D4"/>
+                <w:sz w:val="18"/>
+                <w:szCs w:val="18"/>
+              </w:rPr>
+              <w:t>function</w:t>
+            </w:r>
+            <w:proofErr w:type="spellEnd"/>
+            <w:r>
+              <w:rPr>
+                <w:rFonts w:ascii="Courier New" w:eastAsia="Courier New" w:hAnsi="Courier New" w:cs="Courier New"/>
+                <w:color w:val="D4D4D4"/>
+                <w:sz w:val="18"/>
+                <w:szCs w:val="18"/>
+              </w:rPr>
+              <w:t xml:space="preserve"> </w:t>
+            </w:r>
+            <w:proofErr w:type="spellStart"/>
+            <w:r>
+              <w:rPr>
+                <w:rFonts w:ascii="Courier New" w:eastAsia="Courier New" w:hAnsi="Courier New" w:cs="Courier New"/>
+                <w:color w:val="D4D4D4"/>
+                <w:sz w:val="18"/>
+                <w:szCs w:val="18"/>
+              </w:rPr>
+              <w:t>calling</w:t>
+            </w:r>
+            <w:proofErr w:type="spellEnd"/>
+            <w:r>
+              <w:rPr>
+                <w:rFonts w:ascii="Courier New" w:eastAsia="Courier New" w:hAnsi="Courier New" w:cs="Courier New"/>
+                <w:color w:val="D4D4D4"/>
+                <w:sz w:val="18"/>
+                <w:szCs w:val="18"/>
+              </w:rPr>
+              <w:t xml:space="preserve"> se a </w:t>
+            </w:r>
+            <w:proofErr w:type="spellStart"/>
+            <w:r>
+              <w:rPr>
+                <w:rFonts w:ascii="Courier New" w:eastAsia="Courier New" w:hAnsi="Courier New" w:cs="Courier New"/>
+                <w:color w:val="D4D4D4"/>
+                <w:sz w:val="18"/>
+                <w:szCs w:val="18"/>
+              </w:rPr>
+              <w:t>arquitectura</w:t>
+            </w:r>
+            <w:proofErr w:type="spellEnd"/>
+            <w:r>
+              <w:rPr>
+                <w:rFonts w:ascii="Courier New" w:eastAsia="Courier New" w:hAnsi="Courier New" w:cs="Courier New"/>
+                <w:color w:val="D4D4D4"/>
+                <w:sz w:val="18"/>
+                <w:szCs w:val="18"/>
+              </w:rPr>
+              <w:t xml:space="preserve"> evoluir</w:t>
+            </w:r>
           </w:p>
         </w:tc>
       </w:tr>
@@ -16307,38 +18235,28 @@
                 <w:color w:val="D4D4D4"/>
                 <w:sz w:val="18"/>
                 <w:szCs w:val="18"/>
-                <w:lang w:val="en-US"/>
-              </w:rPr>
-              <w:t xml:space="preserve">    </w:t>
-            </w:r>
-            <w:r>
-              <w:rPr>
-                <w:rFonts w:ascii="Courier New" w:eastAsia="Courier New" w:hAnsi="Courier New" w:cs="Courier New"/>
-                <w:color w:val="D4D4D4"/>
-                <w:sz w:val="18"/>
-                <w:szCs w:val="18"/>
-              </w:rPr>
-              <w:t xml:space="preserve">// Java 21 — sem </w:t>
-            </w:r>
-            <w:proofErr w:type="spellStart"/>
-            <w:r>
-              <w:rPr>
-                <w:rFonts w:ascii="Courier New" w:eastAsia="Courier New" w:hAnsi="Courier New" w:cs="Courier New"/>
-                <w:color w:val="D4D4D4"/>
-                <w:sz w:val="18"/>
-                <w:szCs w:val="18"/>
-              </w:rPr>
-              <w:t>instanceof</w:t>
-            </w:r>
-            <w:proofErr w:type="spellEnd"/>
-            <w:r>
-              <w:rPr>
-                <w:rFonts w:ascii="Courier New" w:eastAsia="Courier New" w:hAnsi="Courier New" w:cs="Courier New"/>
-                <w:color w:val="D4D4D4"/>
-                <w:sz w:val="18"/>
-                <w:szCs w:val="18"/>
-              </w:rPr>
-              <w:t xml:space="preserve"> + cast manual</w:t>
+              </w:rPr>
+              <w:t>@</w:t>
+            </w:r>
+            <w:proofErr w:type="gramStart"/>
+            <w:r>
+              <w:rPr>
+                <w:rFonts w:ascii="Courier New" w:eastAsia="Courier New" w:hAnsi="Courier New" w:cs="Courier New"/>
+                <w:color w:val="D4D4D4"/>
+                <w:sz w:val="18"/>
+                <w:szCs w:val="18"/>
+              </w:rPr>
+              <w:t>Tool(</w:t>
+            </w:r>
+            <w:proofErr w:type="gramEnd"/>
+            <w:r>
+              <w:rPr>
+                <w:rFonts w:ascii="Courier New" w:eastAsia="Courier New" w:hAnsi="Courier New" w:cs="Courier New"/>
+                <w:color w:val="D4D4D4"/>
+                <w:sz w:val="18"/>
+                <w:szCs w:val="18"/>
+              </w:rPr>
+              <w:t>"""</w:t>
             </w:r>
           </w:p>
         </w:tc>
@@ -16376,1923 +18294,6 @@
                 <w:szCs w:val="18"/>
                 <w:lang w:val="en-US"/>
               </w:rPr>
-              <w:t xml:space="preserve">    if (result </w:t>
-            </w:r>
-            <w:proofErr w:type="spellStart"/>
-            <w:r>
-              <w:rPr>
-                <w:rFonts w:ascii="Courier New" w:eastAsia="Courier New" w:hAnsi="Courier New" w:cs="Courier New"/>
-                <w:color w:val="D4D4D4"/>
-                <w:sz w:val="18"/>
-                <w:szCs w:val="18"/>
-                <w:lang w:val="en-US"/>
-              </w:rPr>
-              <w:t>instanceof</w:t>
-            </w:r>
-            <w:proofErr w:type="spellEnd"/>
-            <w:r>
-              <w:rPr>
-                <w:rFonts w:ascii="Courier New" w:eastAsia="Courier New" w:hAnsi="Courier New" w:cs="Courier New"/>
-                <w:color w:val="D4D4D4"/>
-                <w:sz w:val="18"/>
-                <w:szCs w:val="18"/>
-                <w:lang w:val="en-US"/>
-              </w:rPr>
-              <w:t xml:space="preserve"> Product product) {</w:t>
-            </w:r>
-          </w:p>
-        </w:tc>
-      </w:tr>
-      <w:tr>
-        <w:tc>
-          <w:tcPr>
-            <w:tcW w:w="9026" w:type="dxa"/>
-            <w:tcBorders>
-              <w:top w:val="none" w:sz="0" w:space="0" w:color="FFFFFF"/>
-              <w:left w:val="none" w:sz="0" w:space="0" w:color="FFFFFF"/>
-              <w:bottom w:val="none" w:sz="0" w:space="0" w:color="FFFFFF"/>
-              <w:right w:val="none" w:sz="0" w:space="0" w:color="FFFFFF"/>
-            </w:tcBorders>
-            <w:shd w:val="clear" w:color="auto" w:fill="1E1E1E"/>
-            <w:tcMar>
-              <w:top w:w="40" w:type="dxa"/>
-              <w:left w:w="200" w:type="dxa"/>
-              <w:bottom w:w="40" w:type="dxa"/>
-              <w:right w:w="180" w:type="dxa"/>
-            </w:tcMar>
-          </w:tcPr>
-          <w:p>
-            <w:pPr>
-              <w:spacing w:before="20" w:after="20"/>
-              <w:rPr>
-                <w:lang w:val="en-US"/>
-              </w:rPr>
-            </w:pPr>
-            <w:r>
-              <w:rPr>
-                <w:rFonts w:ascii="Courier New" w:eastAsia="Courier New" w:hAnsi="Courier New" w:cs="Courier New"/>
-                <w:color w:val="D4D4D4"/>
-                <w:sz w:val="18"/>
-                <w:szCs w:val="18"/>
-                <w:lang w:val="en-US"/>
-              </w:rPr>
-              <w:t xml:space="preserve">        String cat = </w:t>
-            </w:r>
-            <w:proofErr w:type="spellStart"/>
-            <w:proofErr w:type="gramStart"/>
-            <w:r>
-              <w:rPr>
-                <w:rFonts w:ascii="Courier New" w:eastAsia="Courier New" w:hAnsi="Courier New" w:cs="Courier New"/>
-                <w:color w:val="D4D4D4"/>
-                <w:sz w:val="18"/>
-                <w:szCs w:val="18"/>
-                <w:lang w:val="en-US"/>
-              </w:rPr>
-              <w:t>product.getCategory</w:t>
-            </w:r>
-            <w:proofErr w:type="spellEnd"/>
-            <w:proofErr w:type="gramEnd"/>
-            <w:r>
-              <w:rPr>
-                <w:rFonts w:ascii="Courier New" w:eastAsia="Courier New" w:hAnsi="Courier New" w:cs="Courier New"/>
-                <w:color w:val="D4D4D4"/>
-                <w:sz w:val="18"/>
-                <w:szCs w:val="18"/>
-                <w:lang w:val="en-US"/>
-              </w:rPr>
-              <w:t>() == null</w:t>
-            </w:r>
-          </w:p>
-        </w:tc>
-      </w:tr>
-      <w:tr>
-        <w:tc>
-          <w:tcPr>
-            <w:tcW w:w="9026" w:type="dxa"/>
-            <w:tcBorders>
-              <w:top w:val="none" w:sz="0" w:space="0" w:color="FFFFFF"/>
-              <w:left w:val="none" w:sz="0" w:space="0" w:color="FFFFFF"/>
-              <w:bottom w:val="none" w:sz="0" w:space="0" w:color="FFFFFF"/>
-              <w:right w:val="none" w:sz="0" w:space="0" w:color="FFFFFF"/>
-            </w:tcBorders>
-            <w:shd w:val="clear" w:color="auto" w:fill="1E1E1E"/>
-            <w:tcMar>
-              <w:top w:w="40" w:type="dxa"/>
-              <w:left w:w="200" w:type="dxa"/>
-              <w:bottom w:w="40" w:type="dxa"/>
-              <w:right w:w="180" w:type="dxa"/>
-            </w:tcMar>
-          </w:tcPr>
-          <w:p>
-            <w:pPr>
-              <w:spacing w:before="20" w:after="20"/>
-            </w:pPr>
-            <w:r>
-              <w:rPr>
-                <w:rFonts w:ascii="Courier New" w:eastAsia="Courier New" w:hAnsi="Courier New" w:cs="Courier New"/>
-                <w:color w:val="D4D4D4"/>
-                <w:sz w:val="18"/>
-                <w:szCs w:val="18"/>
-                <w:lang w:val="en-US"/>
-              </w:rPr>
-              <w:t xml:space="preserve">                     </w:t>
-            </w:r>
-            <w:r>
-              <w:rPr>
-                <w:rFonts w:ascii="Courier New" w:eastAsia="Courier New" w:hAnsi="Courier New" w:cs="Courier New"/>
-                <w:color w:val="D4D4D4"/>
-                <w:sz w:val="18"/>
-                <w:szCs w:val="18"/>
-              </w:rPr>
-              <w:t xml:space="preserve">? </w:t>
-            </w:r>
-            <w:proofErr w:type="spellStart"/>
-            <w:proofErr w:type="gramStart"/>
-            <w:r>
-              <w:rPr>
-                <w:rFonts w:ascii="Courier New" w:eastAsia="Courier New" w:hAnsi="Courier New" w:cs="Courier New"/>
-                <w:color w:val="D4D4D4"/>
-                <w:sz w:val="18"/>
-                <w:szCs w:val="18"/>
-              </w:rPr>
-              <w:t>null</w:t>
-            </w:r>
-            <w:proofErr w:type="spellEnd"/>
-            <w:r>
-              <w:rPr>
-                <w:rFonts w:ascii="Courier New" w:eastAsia="Courier New" w:hAnsi="Courier New" w:cs="Courier New"/>
-                <w:color w:val="D4D4D4"/>
-                <w:sz w:val="18"/>
-                <w:szCs w:val="18"/>
-              </w:rPr>
-              <w:t xml:space="preserve"> :</w:t>
-            </w:r>
-            <w:proofErr w:type="gramEnd"/>
-            <w:r>
-              <w:rPr>
-                <w:rFonts w:ascii="Courier New" w:eastAsia="Courier New" w:hAnsi="Courier New" w:cs="Courier New"/>
-                <w:color w:val="D4D4D4"/>
-                <w:sz w:val="18"/>
-                <w:szCs w:val="18"/>
-              </w:rPr>
-              <w:t xml:space="preserve"> </w:t>
-            </w:r>
-            <w:proofErr w:type="spellStart"/>
-            <w:r>
-              <w:rPr>
-                <w:rFonts w:ascii="Courier New" w:eastAsia="Courier New" w:hAnsi="Courier New" w:cs="Courier New"/>
-                <w:color w:val="D4D4D4"/>
-                <w:sz w:val="18"/>
-                <w:szCs w:val="18"/>
-              </w:rPr>
-              <w:t>product.getCategory</w:t>
-            </w:r>
-            <w:proofErr w:type="spellEnd"/>
-            <w:r>
-              <w:rPr>
-                <w:rFonts w:ascii="Courier New" w:eastAsia="Courier New" w:hAnsi="Courier New" w:cs="Courier New"/>
-                <w:color w:val="D4D4D4"/>
-                <w:sz w:val="18"/>
-                <w:szCs w:val="18"/>
-              </w:rPr>
-              <w:t>().</w:t>
-            </w:r>
-            <w:proofErr w:type="spellStart"/>
-            <w:r>
-              <w:rPr>
-                <w:rFonts w:ascii="Courier New" w:eastAsia="Courier New" w:hAnsi="Courier New" w:cs="Courier New"/>
-                <w:color w:val="D4D4D4"/>
-                <w:sz w:val="18"/>
-                <w:szCs w:val="18"/>
-              </w:rPr>
-              <w:t>getName</w:t>
-            </w:r>
-            <w:proofErr w:type="spellEnd"/>
-            <w:r>
-              <w:rPr>
-                <w:rFonts w:ascii="Courier New" w:eastAsia="Courier New" w:hAnsi="Courier New" w:cs="Courier New"/>
-                <w:color w:val="D4D4D4"/>
-                <w:sz w:val="18"/>
-                <w:szCs w:val="18"/>
-              </w:rPr>
-              <w:t>();</w:t>
-            </w:r>
-          </w:p>
-        </w:tc>
-      </w:tr>
-      <w:tr>
-        <w:tc>
-          <w:tcPr>
-            <w:tcW w:w="9026" w:type="dxa"/>
-            <w:tcBorders>
-              <w:top w:val="none" w:sz="0" w:space="0" w:color="FFFFFF"/>
-              <w:left w:val="none" w:sz="0" w:space="0" w:color="FFFFFF"/>
-              <w:bottom w:val="none" w:sz="0" w:space="0" w:color="FFFFFF"/>
-              <w:right w:val="none" w:sz="0" w:space="0" w:color="FFFFFF"/>
-            </w:tcBorders>
-            <w:shd w:val="clear" w:color="auto" w:fill="1E1E1E"/>
-            <w:tcMar>
-              <w:top w:w="40" w:type="dxa"/>
-              <w:left w:w="200" w:type="dxa"/>
-              <w:bottom w:w="40" w:type="dxa"/>
-              <w:right w:w="180" w:type="dxa"/>
-            </w:tcMar>
-          </w:tcPr>
-          <w:p>
-            <w:pPr>
-              <w:spacing w:before="20" w:after="20"/>
-              <w:rPr>
-                <w:lang w:val="en-US"/>
-              </w:rPr>
-            </w:pPr>
-            <w:r>
-              <w:rPr>
-                <w:rFonts w:ascii="Courier New" w:eastAsia="Courier New" w:hAnsi="Courier New" w:cs="Courier New"/>
-                <w:color w:val="D4D4D4"/>
-                <w:sz w:val="18"/>
-                <w:szCs w:val="18"/>
-                <w:lang w:val="en-US"/>
-              </w:rPr>
-              <w:t xml:space="preserve">        return "</w:t>
-            </w:r>
-            <w:proofErr w:type="gramStart"/>
-            <w:r>
-              <w:rPr>
-                <w:rFonts w:ascii="Courier New" w:eastAsia="Courier New" w:hAnsi="Courier New" w:cs="Courier New"/>
-                <w:color w:val="D4D4D4"/>
-                <w:sz w:val="18"/>
-                <w:szCs w:val="18"/>
-                <w:lang w:val="en-US"/>
-              </w:rPr>
-              <w:t>Product{</w:t>
-            </w:r>
-            <w:proofErr w:type="gramEnd"/>
-            <w:r>
-              <w:rPr>
-                <w:rFonts w:ascii="Courier New" w:eastAsia="Courier New" w:hAnsi="Courier New" w:cs="Courier New"/>
-                <w:color w:val="D4D4D4"/>
-                <w:sz w:val="18"/>
-                <w:szCs w:val="18"/>
-                <w:lang w:val="en-US"/>
-              </w:rPr>
-              <w:t>name='%s', price=%s, stock=%d, category='%s'}"</w:t>
-            </w:r>
-          </w:p>
-        </w:tc>
-      </w:tr>
-      <w:tr>
-        <w:tc>
-          <w:tcPr>
-            <w:tcW w:w="9026" w:type="dxa"/>
-            <w:tcBorders>
-              <w:top w:val="none" w:sz="0" w:space="0" w:color="FFFFFF"/>
-              <w:left w:val="none" w:sz="0" w:space="0" w:color="FFFFFF"/>
-              <w:bottom w:val="none" w:sz="0" w:space="0" w:color="FFFFFF"/>
-              <w:right w:val="none" w:sz="0" w:space="0" w:color="FFFFFF"/>
-            </w:tcBorders>
-            <w:shd w:val="clear" w:color="auto" w:fill="1E1E1E"/>
-            <w:tcMar>
-              <w:top w:w="40" w:type="dxa"/>
-              <w:left w:w="200" w:type="dxa"/>
-              <w:bottom w:w="40" w:type="dxa"/>
-              <w:right w:w="180" w:type="dxa"/>
-            </w:tcMar>
-          </w:tcPr>
-          <w:p>
-            <w:pPr>
-              <w:spacing w:before="20" w:after="20"/>
-              <w:rPr>
-                <w:lang w:val="en-US"/>
-              </w:rPr>
-            </w:pPr>
-            <w:r>
-              <w:rPr>
-                <w:rFonts w:ascii="Courier New" w:eastAsia="Courier New" w:hAnsi="Courier New" w:cs="Courier New"/>
-                <w:color w:val="D4D4D4"/>
-                <w:sz w:val="18"/>
-                <w:szCs w:val="18"/>
-                <w:lang w:val="en-US"/>
-              </w:rPr>
-              <w:t xml:space="preserve">               </w:t>
-            </w:r>
-            <w:proofErr w:type="gramStart"/>
-            <w:r>
-              <w:rPr>
-                <w:rFonts w:ascii="Courier New" w:eastAsia="Courier New" w:hAnsi="Courier New" w:cs="Courier New"/>
-                <w:color w:val="D4D4D4"/>
-                <w:sz w:val="18"/>
-                <w:szCs w:val="18"/>
-                <w:lang w:val="en-US"/>
-              </w:rPr>
-              <w:t>.formatted</w:t>
-            </w:r>
-            <w:proofErr w:type="gramEnd"/>
-            <w:r>
-              <w:rPr>
-                <w:rFonts w:ascii="Courier New" w:eastAsia="Courier New" w:hAnsi="Courier New" w:cs="Courier New"/>
-                <w:color w:val="D4D4D4"/>
-                <w:sz w:val="18"/>
-                <w:szCs w:val="18"/>
-                <w:lang w:val="en-US"/>
-              </w:rPr>
-              <w:t>(</w:t>
-            </w:r>
-            <w:proofErr w:type="spellStart"/>
-            <w:r>
-              <w:rPr>
-                <w:rFonts w:ascii="Courier New" w:eastAsia="Courier New" w:hAnsi="Courier New" w:cs="Courier New"/>
-                <w:color w:val="D4D4D4"/>
-                <w:sz w:val="18"/>
-                <w:szCs w:val="18"/>
-                <w:lang w:val="en-US"/>
-              </w:rPr>
-              <w:t>product.getName</w:t>
-            </w:r>
-            <w:proofErr w:type="spellEnd"/>
-            <w:r>
-              <w:rPr>
-                <w:rFonts w:ascii="Courier New" w:eastAsia="Courier New" w:hAnsi="Courier New" w:cs="Courier New"/>
-                <w:color w:val="D4D4D4"/>
-                <w:sz w:val="18"/>
-                <w:szCs w:val="18"/>
-                <w:lang w:val="en-US"/>
-              </w:rPr>
-              <w:t xml:space="preserve">(), </w:t>
-            </w:r>
-            <w:proofErr w:type="spellStart"/>
-            <w:r>
-              <w:rPr>
-                <w:rFonts w:ascii="Courier New" w:eastAsia="Courier New" w:hAnsi="Courier New" w:cs="Courier New"/>
-                <w:color w:val="D4D4D4"/>
-                <w:sz w:val="18"/>
-                <w:szCs w:val="18"/>
-                <w:lang w:val="en-US"/>
-              </w:rPr>
-              <w:t>product.getPrice</w:t>
-            </w:r>
-            <w:proofErr w:type="spellEnd"/>
-            <w:r>
-              <w:rPr>
-                <w:rFonts w:ascii="Courier New" w:eastAsia="Courier New" w:hAnsi="Courier New" w:cs="Courier New"/>
-                <w:color w:val="D4D4D4"/>
-                <w:sz w:val="18"/>
-                <w:szCs w:val="18"/>
-                <w:lang w:val="en-US"/>
-              </w:rPr>
-              <w:t>(),</w:t>
-            </w:r>
-          </w:p>
-        </w:tc>
-      </w:tr>
-      <w:tr>
-        <w:tc>
-          <w:tcPr>
-            <w:tcW w:w="9026" w:type="dxa"/>
-            <w:tcBorders>
-              <w:top w:val="none" w:sz="0" w:space="0" w:color="FFFFFF"/>
-              <w:left w:val="none" w:sz="0" w:space="0" w:color="FFFFFF"/>
-              <w:bottom w:val="none" w:sz="0" w:space="0" w:color="FFFFFF"/>
-              <w:right w:val="none" w:sz="0" w:space="0" w:color="FFFFFF"/>
-            </w:tcBorders>
-            <w:shd w:val="clear" w:color="auto" w:fill="1E1E1E"/>
-            <w:tcMar>
-              <w:top w:w="40" w:type="dxa"/>
-              <w:left w:w="200" w:type="dxa"/>
-              <w:bottom w:w="40" w:type="dxa"/>
-              <w:right w:w="180" w:type="dxa"/>
-            </w:tcMar>
-          </w:tcPr>
-          <w:p>
-            <w:pPr>
-              <w:spacing w:before="20" w:after="20"/>
-            </w:pPr>
-            <w:r>
-              <w:rPr>
-                <w:rFonts w:ascii="Courier New" w:eastAsia="Courier New" w:hAnsi="Courier New" w:cs="Courier New"/>
-                <w:color w:val="D4D4D4"/>
-                <w:sz w:val="18"/>
-                <w:szCs w:val="18"/>
-                <w:lang w:val="en-US"/>
-              </w:rPr>
-              <w:t xml:space="preserve">                          </w:t>
-            </w:r>
-            <w:proofErr w:type="spellStart"/>
-            <w:proofErr w:type="gramStart"/>
-            <w:r>
-              <w:rPr>
-                <w:rFonts w:ascii="Courier New" w:eastAsia="Courier New" w:hAnsi="Courier New" w:cs="Courier New"/>
-                <w:color w:val="D4D4D4"/>
-                <w:sz w:val="18"/>
-                <w:szCs w:val="18"/>
-              </w:rPr>
-              <w:t>product.getStock</w:t>
-            </w:r>
-            <w:proofErr w:type="spellEnd"/>
-            <w:proofErr w:type="gramEnd"/>
-            <w:r>
-              <w:rPr>
-                <w:rFonts w:ascii="Courier New" w:eastAsia="Courier New" w:hAnsi="Courier New" w:cs="Courier New"/>
-                <w:color w:val="D4D4D4"/>
-                <w:sz w:val="18"/>
-                <w:szCs w:val="18"/>
-              </w:rPr>
-              <w:t xml:space="preserve">(), </w:t>
-            </w:r>
-            <w:proofErr w:type="spellStart"/>
-            <w:r>
-              <w:rPr>
-                <w:rFonts w:ascii="Courier New" w:eastAsia="Courier New" w:hAnsi="Courier New" w:cs="Courier New"/>
-                <w:color w:val="D4D4D4"/>
-                <w:sz w:val="18"/>
-                <w:szCs w:val="18"/>
-              </w:rPr>
-              <w:t>cat</w:t>
-            </w:r>
-            <w:proofErr w:type="spellEnd"/>
-            <w:r>
-              <w:rPr>
-                <w:rFonts w:ascii="Courier New" w:eastAsia="Courier New" w:hAnsi="Courier New" w:cs="Courier New"/>
-                <w:color w:val="D4D4D4"/>
-                <w:sz w:val="18"/>
-                <w:szCs w:val="18"/>
-              </w:rPr>
-              <w:t>);</w:t>
-            </w:r>
-          </w:p>
-        </w:tc>
-      </w:tr>
-      <w:tr>
-        <w:tc>
-          <w:tcPr>
-            <w:tcW w:w="9026" w:type="dxa"/>
-            <w:tcBorders>
-              <w:top w:val="none" w:sz="0" w:space="0" w:color="FFFFFF"/>
-              <w:left w:val="none" w:sz="0" w:space="0" w:color="FFFFFF"/>
-              <w:bottom w:val="none" w:sz="0" w:space="0" w:color="FFFFFF"/>
-              <w:right w:val="none" w:sz="0" w:space="0" w:color="FFFFFF"/>
-            </w:tcBorders>
-            <w:shd w:val="clear" w:color="auto" w:fill="1E1E1E"/>
-            <w:tcMar>
-              <w:top w:w="40" w:type="dxa"/>
-              <w:left w:w="200" w:type="dxa"/>
-              <w:bottom w:w="40" w:type="dxa"/>
-              <w:right w:w="180" w:type="dxa"/>
-            </w:tcMar>
-          </w:tcPr>
-          <w:p>
-            <w:pPr>
-              <w:spacing w:before="20" w:after="20"/>
-            </w:pPr>
-            <w:r>
-              <w:rPr>
-                <w:rFonts w:ascii="Courier New" w:eastAsia="Courier New" w:hAnsi="Courier New" w:cs="Courier New"/>
-                <w:color w:val="D4D4D4"/>
-                <w:sz w:val="18"/>
-                <w:szCs w:val="18"/>
-              </w:rPr>
-              <w:t xml:space="preserve">    }</w:t>
-            </w:r>
-          </w:p>
-        </w:tc>
-      </w:tr>
-      <w:tr>
-        <w:tc>
-          <w:tcPr>
-            <w:tcW w:w="9026" w:type="dxa"/>
-            <w:tcBorders>
-              <w:top w:val="none" w:sz="0" w:space="0" w:color="FFFFFF"/>
-              <w:left w:val="none" w:sz="0" w:space="0" w:color="FFFFFF"/>
-              <w:bottom w:val="none" w:sz="0" w:space="0" w:color="FFFFFF"/>
-              <w:right w:val="none" w:sz="0" w:space="0" w:color="FFFFFF"/>
-            </w:tcBorders>
-            <w:shd w:val="clear" w:color="auto" w:fill="1E1E1E"/>
-            <w:tcMar>
-              <w:top w:w="40" w:type="dxa"/>
-              <w:left w:w="200" w:type="dxa"/>
-              <w:bottom w:w="40" w:type="dxa"/>
-              <w:right w:w="180" w:type="dxa"/>
-            </w:tcMar>
-          </w:tcPr>
-          <w:p>
-            <w:pPr>
-              <w:spacing w:before="20" w:after="20"/>
-              <w:rPr>
-                <w:lang w:val="en-US"/>
-              </w:rPr>
-            </w:pPr>
-            <w:r>
-              <w:rPr>
-                <w:rFonts w:ascii="Courier New" w:eastAsia="Courier New" w:hAnsi="Courier New" w:cs="Courier New"/>
-                <w:color w:val="D4D4D4"/>
-                <w:sz w:val="18"/>
-                <w:szCs w:val="18"/>
-                <w:lang w:val="en-US"/>
-              </w:rPr>
-              <w:t xml:space="preserve">    if (result </w:t>
-            </w:r>
-            <w:proofErr w:type="spellStart"/>
-            <w:r>
-              <w:rPr>
-                <w:rFonts w:ascii="Courier New" w:eastAsia="Courier New" w:hAnsi="Courier New" w:cs="Courier New"/>
-                <w:color w:val="D4D4D4"/>
-                <w:sz w:val="18"/>
-                <w:szCs w:val="18"/>
-                <w:lang w:val="en-US"/>
-              </w:rPr>
-              <w:t>instanceof</w:t>
-            </w:r>
-            <w:proofErr w:type="spellEnd"/>
-            <w:r>
-              <w:rPr>
-                <w:rFonts w:ascii="Courier New" w:eastAsia="Courier New" w:hAnsi="Courier New" w:cs="Courier New"/>
-                <w:color w:val="D4D4D4"/>
-                <w:sz w:val="18"/>
-                <w:szCs w:val="18"/>
-                <w:lang w:val="en-US"/>
-              </w:rPr>
-              <w:t xml:space="preserve"> Category category) {</w:t>
-            </w:r>
-          </w:p>
-        </w:tc>
-      </w:tr>
-      <w:tr>
-        <w:tc>
-          <w:tcPr>
-            <w:tcW w:w="9026" w:type="dxa"/>
-            <w:tcBorders>
-              <w:top w:val="none" w:sz="0" w:space="0" w:color="FFFFFF"/>
-              <w:left w:val="none" w:sz="0" w:space="0" w:color="FFFFFF"/>
-              <w:bottom w:val="none" w:sz="0" w:space="0" w:color="FFFFFF"/>
-              <w:right w:val="none" w:sz="0" w:space="0" w:color="FFFFFF"/>
-            </w:tcBorders>
-            <w:shd w:val="clear" w:color="auto" w:fill="1E1E1E"/>
-            <w:tcMar>
-              <w:top w:w="40" w:type="dxa"/>
-              <w:left w:w="200" w:type="dxa"/>
-              <w:bottom w:w="40" w:type="dxa"/>
-              <w:right w:w="180" w:type="dxa"/>
-            </w:tcMar>
-          </w:tcPr>
-          <w:p>
-            <w:pPr>
-              <w:spacing w:before="20" w:after="20"/>
-              <w:rPr>
-                <w:lang w:val="en-US"/>
-              </w:rPr>
-            </w:pPr>
-            <w:r>
-              <w:rPr>
-                <w:rFonts w:ascii="Courier New" w:eastAsia="Courier New" w:hAnsi="Courier New" w:cs="Courier New"/>
-                <w:color w:val="D4D4D4"/>
-                <w:sz w:val="18"/>
-                <w:szCs w:val="18"/>
-                <w:lang w:val="en-US"/>
-              </w:rPr>
-              <w:t xml:space="preserve">        return "Category{name='%s'}</w:t>
-            </w:r>
-            <w:proofErr w:type="gramStart"/>
-            <w:r>
-              <w:rPr>
-                <w:rFonts w:ascii="Courier New" w:eastAsia="Courier New" w:hAnsi="Courier New" w:cs="Courier New"/>
-                <w:color w:val="D4D4D4"/>
-                <w:sz w:val="18"/>
-                <w:szCs w:val="18"/>
-                <w:lang w:val="en-US"/>
-              </w:rPr>
-              <w:t>".formatted</w:t>
-            </w:r>
-            <w:proofErr w:type="gramEnd"/>
-            <w:r>
-              <w:rPr>
-                <w:rFonts w:ascii="Courier New" w:eastAsia="Courier New" w:hAnsi="Courier New" w:cs="Courier New"/>
-                <w:color w:val="D4D4D4"/>
-                <w:sz w:val="18"/>
-                <w:szCs w:val="18"/>
-                <w:lang w:val="en-US"/>
-              </w:rPr>
-              <w:t>(</w:t>
-            </w:r>
-            <w:proofErr w:type="spellStart"/>
-            <w:r>
-              <w:rPr>
-                <w:rFonts w:ascii="Courier New" w:eastAsia="Courier New" w:hAnsi="Courier New" w:cs="Courier New"/>
-                <w:color w:val="D4D4D4"/>
-                <w:sz w:val="18"/>
-                <w:szCs w:val="18"/>
-                <w:lang w:val="en-US"/>
-              </w:rPr>
-              <w:t>category.getName</w:t>
-            </w:r>
-            <w:proofErr w:type="spellEnd"/>
-            <w:r>
-              <w:rPr>
-                <w:rFonts w:ascii="Courier New" w:eastAsia="Courier New" w:hAnsi="Courier New" w:cs="Courier New"/>
-                <w:color w:val="D4D4D4"/>
-                <w:sz w:val="18"/>
-                <w:szCs w:val="18"/>
-                <w:lang w:val="en-US"/>
-              </w:rPr>
-              <w:t>());</w:t>
-            </w:r>
-          </w:p>
-        </w:tc>
-      </w:tr>
-      <w:tr>
-        <w:tc>
-          <w:tcPr>
-            <w:tcW w:w="9026" w:type="dxa"/>
-            <w:tcBorders>
-              <w:top w:val="none" w:sz="0" w:space="0" w:color="FFFFFF"/>
-              <w:left w:val="none" w:sz="0" w:space="0" w:color="FFFFFF"/>
-              <w:bottom w:val="none" w:sz="0" w:space="0" w:color="FFFFFF"/>
-              <w:right w:val="none" w:sz="0" w:space="0" w:color="FFFFFF"/>
-            </w:tcBorders>
-            <w:shd w:val="clear" w:color="auto" w:fill="1E1E1E"/>
-            <w:tcMar>
-              <w:top w:w="40" w:type="dxa"/>
-              <w:left w:w="200" w:type="dxa"/>
-              <w:bottom w:w="40" w:type="dxa"/>
-              <w:right w:w="180" w:type="dxa"/>
-            </w:tcMar>
-          </w:tcPr>
-          <w:p>
-            <w:pPr>
-              <w:spacing w:before="20" w:after="20"/>
-            </w:pPr>
-            <w:r>
-              <w:rPr>
-                <w:rFonts w:ascii="Courier New" w:eastAsia="Courier New" w:hAnsi="Courier New" w:cs="Courier New"/>
-                <w:color w:val="D4D4D4"/>
-                <w:sz w:val="18"/>
-                <w:szCs w:val="18"/>
-                <w:lang w:val="en-US"/>
-              </w:rPr>
-              <w:t xml:space="preserve">    </w:t>
-            </w:r>
-            <w:r>
-              <w:rPr>
-                <w:rFonts w:ascii="Courier New" w:eastAsia="Courier New" w:hAnsi="Courier New" w:cs="Courier New"/>
-                <w:color w:val="D4D4D4"/>
-                <w:sz w:val="18"/>
-                <w:szCs w:val="18"/>
-              </w:rPr>
-              <w:t>}</w:t>
-            </w:r>
-          </w:p>
-        </w:tc>
-      </w:tr>
-      <w:tr>
-        <w:tc>
-          <w:tcPr>
-            <w:tcW w:w="9026" w:type="dxa"/>
-            <w:tcBorders>
-              <w:top w:val="none" w:sz="0" w:space="0" w:color="FFFFFF"/>
-              <w:left w:val="none" w:sz="0" w:space="0" w:color="FFFFFF"/>
-              <w:bottom w:val="none" w:sz="0" w:space="0" w:color="FFFFFF"/>
-              <w:right w:val="none" w:sz="0" w:space="0" w:color="FFFFFF"/>
-            </w:tcBorders>
-            <w:shd w:val="clear" w:color="auto" w:fill="1E1E1E"/>
-            <w:tcMar>
-              <w:top w:w="40" w:type="dxa"/>
-              <w:left w:w="200" w:type="dxa"/>
-              <w:bottom w:w="40" w:type="dxa"/>
-              <w:right w:w="180" w:type="dxa"/>
-            </w:tcMar>
-          </w:tcPr>
-          <w:p>
-            <w:pPr>
-              <w:spacing w:before="20" w:after="20"/>
-              <w:rPr>
-                <w:lang w:val="en-US"/>
-              </w:rPr>
-            </w:pPr>
-            <w:r>
-              <w:rPr>
-                <w:rFonts w:ascii="Courier New" w:eastAsia="Courier New" w:hAnsi="Courier New" w:cs="Courier New"/>
-                <w:color w:val="D4D4D4"/>
-                <w:sz w:val="18"/>
-                <w:szCs w:val="18"/>
-                <w:lang w:val="en-US"/>
-              </w:rPr>
-              <w:t xml:space="preserve">    if (result </w:t>
-            </w:r>
-            <w:proofErr w:type="spellStart"/>
-            <w:r>
-              <w:rPr>
-                <w:rFonts w:ascii="Courier New" w:eastAsia="Courier New" w:hAnsi="Courier New" w:cs="Courier New"/>
-                <w:color w:val="D4D4D4"/>
-                <w:sz w:val="18"/>
-                <w:szCs w:val="18"/>
-                <w:lang w:val="en-US"/>
-              </w:rPr>
-              <w:t>instanceof</w:t>
-            </w:r>
-            <w:proofErr w:type="spellEnd"/>
-            <w:r>
-              <w:rPr>
-                <w:rFonts w:ascii="Courier New" w:eastAsia="Courier New" w:hAnsi="Courier New" w:cs="Courier New"/>
-                <w:color w:val="D4D4D4"/>
-                <w:sz w:val="18"/>
-                <w:szCs w:val="18"/>
-                <w:lang w:val="en-US"/>
-              </w:rPr>
-              <w:t xml:space="preserve"> </w:t>
-            </w:r>
-            <w:proofErr w:type="gramStart"/>
-            <w:r>
-              <w:rPr>
-                <w:rFonts w:ascii="Courier New" w:eastAsia="Courier New" w:hAnsi="Courier New" w:cs="Courier New"/>
-                <w:color w:val="D4D4D4"/>
-                <w:sz w:val="18"/>
-                <w:szCs w:val="18"/>
-                <w:lang w:val="en-US"/>
-              </w:rPr>
-              <w:t>Object[</w:t>
-            </w:r>
-            <w:proofErr w:type="gramEnd"/>
-            <w:r>
-              <w:rPr>
-                <w:rFonts w:ascii="Courier New" w:eastAsia="Courier New" w:hAnsi="Courier New" w:cs="Courier New"/>
-                <w:color w:val="D4D4D4"/>
-                <w:sz w:val="18"/>
-                <w:szCs w:val="18"/>
-                <w:lang w:val="en-US"/>
-              </w:rPr>
-              <w:t>] row) {</w:t>
-            </w:r>
-          </w:p>
-        </w:tc>
-      </w:tr>
-      <w:tr>
-        <w:tc>
-          <w:tcPr>
-            <w:tcW w:w="9026" w:type="dxa"/>
-            <w:tcBorders>
-              <w:top w:val="none" w:sz="0" w:space="0" w:color="FFFFFF"/>
-              <w:left w:val="none" w:sz="0" w:space="0" w:color="FFFFFF"/>
-              <w:bottom w:val="none" w:sz="0" w:space="0" w:color="FFFFFF"/>
-              <w:right w:val="none" w:sz="0" w:space="0" w:color="FFFFFF"/>
-            </w:tcBorders>
-            <w:shd w:val="clear" w:color="auto" w:fill="1E1E1E"/>
-            <w:tcMar>
-              <w:top w:w="40" w:type="dxa"/>
-              <w:left w:w="200" w:type="dxa"/>
-              <w:bottom w:w="40" w:type="dxa"/>
-              <w:right w:w="180" w:type="dxa"/>
-            </w:tcMar>
-          </w:tcPr>
-          <w:p>
-            <w:pPr>
-              <w:spacing w:before="20" w:after="20"/>
-            </w:pPr>
-            <w:r>
-              <w:rPr>
-                <w:rFonts w:ascii="Courier New" w:eastAsia="Courier New" w:hAnsi="Courier New" w:cs="Courier New"/>
-                <w:color w:val="D4D4D4"/>
-                <w:sz w:val="18"/>
-                <w:szCs w:val="18"/>
-                <w:lang w:val="en-US"/>
-              </w:rPr>
-              <w:t xml:space="preserve">        </w:t>
-            </w:r>
-            <w:r>
-              <w:rPr>
-                <w:rFonts w:ascii="Courier New" w:eastAsia="Courier New" w:hAnsi="Courier New" w:cs="Courier New"/>
-                <w:color w:val="D4D4D4"/>
-                <w:sz w:val="18"/>
-                <w:szCs w:val="18"/>
-              </w:rPr>
-              <w:t xml:space="preserve">// </w:t>
-            </w:r>
-            <w:proofErr w:type="spellStart"/>
-            <w:r>
-              <w:rPr>
-                <w:rFonts w:ascii="Courier New" w:eastAsia="Courier New" w:hAnsi="Courier New" w:cs="Courier New"/>
-                <w:color w:val="D4D4D4"/>
-                <w:sz w:val="18"/>
-                <w:szCs w:val="18"/>
-              </w:rPr>
-              <w:t>Queries</w:t>
-            </w:r>
-            <w:proofErr w:type="spellEnd"/>
-            <w:r>
-              <w:rPr>
-                <w:rFonts w:ascii="Courier New" w:eastAsia="Courier New" w:hAnsi="Courier New" w:cs="Courier New"/>
-                <w:color w:val="D4D4D4"/>
-                <w:sz w:val="18"/>
-                <w:szCs w:val="18"/>
-              </w:rPr>
-              <w:t xml:space="preserve"> de agregação: SELECT </w:t>
-            </w:r>
-            <w:proofErr w:type="gramStart"/>
-            <w:r>
-              <w:rPr>
-                <w:rFonts w:ascii="Courier New" w:eastAsia="Courier New" w:hAnsi="Courier New" w:cs="Courier New"/>
-                <w:color w:val="D4D4D4"/>
-                <w:sz w:val="18"/>
-                <w:szCs w:val="18"/>
-              </w:rPr>
-              <w:t>p.category.name</w:t>
-            </w:r>
-            <w:proofErr w:type="gramEnd"/>
-            <w:r>
-              <w:rPr>
-                <w:rFonts w:ascii="Courier New" w:eastAsia="Courier New" w:hAnsi="Courier New" w:cs="Courier New"/>
-                <w:color w:val="D4D4D4"/>
-                <w:sz w:val="18"/>
-                <w:szCs w:val="18"/>
-              </w:rPr>
-              <w:t>, AVG(</w:t>
-            </w:r>
-            <w:proofErr w:type="spellStart"/>
-            <w:r>
-              <w:rPr>
-                <w:rFonts w:ascii="Courier New" w:eastAsia="Courier New" w:hAnsi="Courier New" w:cs="Courier New"/>
-                <w:color w:val="D4D4D4"/>
-                <w:sz w:val="18"/>
-                <w:szCs w:val="18"/>
-              </w:rPr>
-              <w:t>p.price</w:t>
-            </w:r>
-            <w:proofErr w:type="spellEnd"/>
-            <w:r>
-              <w:rPr>
-                <w:rFonts w:ascii="Courier New" w:eastAsia="Courier New" w:hAnsi="Courier New" w:cs="Courier New"/>
-                <w:color w:val="D4D4D4"/>
-                <w:sz w:val="18"/>
-                <w:szCs w:val="18"/>
-              </w:rPr>
-              <w:t>)</w:t>
-            </w:r>
-          </w:p>
-        </w:tc>
-      </w:tr>
-      <w:tr>
-        <w:tc>
-          <w:tcPr>
-            <w:tcW w:w="9026" w:type="dxa"/>
-            <w:tcBorders>
-              <w:top w:val="none" w:sz="0" w:space="0" w:color="FFFFFF"/>
-              <w:left w:val="none" w:sz="0" w:space="0" w:color="FFFFFF"/>
-              <w:bottom w:val="none" w:sz="0" w:space="0" w:color="FFFFFF"/>
-              <w:right w:val="none" w:sz="0" w:space="0" w:color="FFFFFF"/>
-            </w:tcBorders>
-            <w:shd w:val="clear" w:color="auto" w:fill="1E1E1E"/>
-            <w:tcMar>
-              <w:top w:w="40" w:type="dxa"/>
-              <w:left w:w="200" w:type="dxa"/>
-              <w:bottom w:w="40" w:type="dxa"/>
-              <w:right w:w="180" w:type="dxa"/>
-            </w:tcMar>
-          </w:tcPr>
-          <w:p>
-            <w:pPr>
-              <w:spacing w:before="20" w:after="20"/>
-              <w:rPr>
-                <w:lang w:val="en-US"/>
-              </w:rPr>
-            </w:pPr>
-            <w:r>
-              <w:rPr>
-                <w:rFonts w:ascii="Courier New" w:eastAsia="Courier New" w:hAnsi="Courier New" w:cs="Courier New"/>
-                <w:color w:val="D4D4D4"/>
-                <w:sz w:val="18"/>
-                <w:szCs w:val="18"/>
-              </w:rPr>
-              <w:t xml:space="preserve">        </w:t>
-            </w:r>
-            <w:r>
-              <w:rPr>
-                <w:rFonts w:ascii="Courier New" w:eastAsia="Courier New" w:hAnsi="Courier New" w:cs="Courier New"/>
-                <w:color w:val="D4D4D4"/>
-                <w:sz w:val="18"/>
-                <w:szCs w:val="18"/>
-                <w:lang w:val="en-US"/>
-              </w:rPr>
-              <w:t xml:space="preserve">return </w:t>
-            </w:r>
-            <w:proofErr w:type="spellStart"/>
-            <w:r>
-              <w:rPr>
-                <w:rFonts w:ascii="Courier New" w:eastAsia="Courier New" w:hAnsi="Courier New" w:cs="Courier New"/>
-                <w:color w:val="D4D4D4"/>
-                <w:sz w:val="18"/>
-                <w:szCs w:val="18"/>
-                <w:lang w:val="en-US"/>
-              </w:rPr>
-              <w:t>Arrays.stream</w:t>
-            </w:r>
-            <w:proofErr w:type="spellEnd"/>
-            <w:r>
-              <w:rPr>
-                <w:rFonts w:ascii="Courier New" w:eastAsia="Courier New" w:hAnsi="Courier New" w:cs="Courier New"/>
-                <w:color w:val="D4D4D4"/>
-                <w:sz w:val="18"/>
-                <w:szCs w:val="18"/>
-                <w:lang w:val="en-US"/>
-              </w:rPr>
-              <w:t>(row</w:t>
-            </w:r>
-            <w:proofErr w:type="gramStart"/>
-            <w:r>
-              <w:rPr>
-                <w:rFonts w:ascii="Courier New" w:eastAsia="Courier New" w:hAnsi="Courier New" w:cs="Courier New"/>
-                <w:color w:val="D4D4D4"/>
-                <w:sz w:val="18"/>
-                <w:szCs w:val="18"/>
-                <w:lang w:val="en-US"/>
-              </w:rPr>
-              <w:t>).map</w:t>
-            </w:r>
-            <w:proofErr w:type="gramEnd"/>
-            <w:r>
-              <w:rPr>
-                <w:rFonts w:ascii="Courier New" w:eastAsia="Courier New" w:hAnsi="Courier New" w:cs="Courier New"/>
-                <w:color w:val="D4D4D4"/>
-                <w:sz w:val="18"/>
-                <w:szCs w:val="18"/>
-                <w:lang w:val="en-US"/>
-              </w:rPr>
-              <w:t>(String::</w:t>
-            </w:r>
-            <w:proofErr w:type="spellStart"/>
-            <w:r>
-              <w:rPr>
-                <w:rFonts w:ascii="Courier New" w:eastAsia="Courier New" w:hAnsi="Courier New" w:cs="Courier New"/>
-                <w:color w:val="D4D4D4"/>
-                <w:sz w:val="18"/>
-                <w:szCs w:val="18"/>
-                <w:lang w:val="en-US"/>
-              </w:rPr>
-              <w:t>valueOf</w:t>
-            </w:r>
-            <w:proofErr w:type="spellEnd"/>
-            <w:r>
-              <w:rPr>
-                <w:rFonts w:ascii="Courier New" w:eastAsia="Courier New" w:hAnsi="Courier New" w:cs="Courier New"/>
-                <w:color w:val="D4D4D4"/>
-                <w:sz w:val="18"/>
-                <w:szCs w:val="18"/>
-                <w:lang w:val="en-US"/>
-              </w:rPr>
-              <w:t>)</w:t>
-            </w:r>
-          </w:p>
-        </w:tc>
-      </w:tr>
-      <w:tr>
-        <w:tc>
-          <w:tcPr>
-            <w:tcW w:w="9026" w:type="dxa"/>
-            <w:tcBorders>
-              <w:top w:val="none" w:sz="0" w:space="0" w:color="FFFFFF"/>
-              <w:left w:val="none" w:sz="0" w:space="0" w:color="FFFFFF"/>
-              <w:bottom w:val="none" w:sz="0" w:space="0" w:color="FFFFFF"/>
-              <w:right w:val="none" w:sz="0" w:space="0" w:color="FFFFFF"/>
-            </w:tcBorders>
-            <w:shd w:val="clear" w:color="auto" w:fill="1E1E1E"/>
-            <w:tcMar>
-              <w:top w:w="40" w:type="dxa"/>
-              <w:left w:w="200" w:type="dxa"/>
-              <w:bottom w:w="40" w:type="dxa"/>
-              <w:right w:w="180" w:type="dxa"/>
-            </w:tcMar>
-          </w:tcPr>
-          <w:p>
-            <w:pPr>
-              <w:spacing w:before="20" w:after="20"/>
-            </w:pPr>
-            <w:r>
-              <w:rPr>
-                <w:rFonts w:ascii="Courier New" w:eastAsia="Courier New" w:hAnsi="Courier New" w:cs="Courier New"/>
-                <w:color w:val="D4D4D4"/>
-                <w:sz w:val="18"/>
-                <w:szCs w:val="18"/>
-                <w:lang w:val="en-US"/>
-              </w:rPr>
-              <w:t xml:space="preserve">                     </w:t>
-            </w:r>
-            <w:proofErr w:type="gramStart"/>
-            <w:r>
-              <w:rPr>
-                <w:rFonts w:ascii="Courier New" w:eastAsia="Courier New" w:hAnsi="Courier New" w:cs="Courier New"/>
-                <w:color w:val="D4D4D4"/>
-                <w:sz w:val="18"/>
-                <w:szCs w:val="18"/>
-              </w:rPr>
-              <w:t>.</w:t>
-            </w:r>
-            <w:proofErr w:type="spellStart"/>
-            <w:r>
-              <w:rPr>
-                <w:rFonts w:ascii="Courier New" w:eastAsia="Courier New" w:hAnsi="Courier New" w:cs="Courier New"/>
-                <w:color w:val="D4D4D4"/>
-                <w:sz w:val="18"/>
-                <w:szCs w:val="18"/>
-              </w:rPr>
-              <w:t>collect</w:t>
-            </w:r>
-            <w:proofErr w:type="spellEnd"/>
-            <w:proofErr w:type="gramEnd"/>
-            <w:r>
-              <w:rPr>
-                <w:rFonts w:ascii="Courier New" w:eastAsia="Courier New" w:hAnsi="Courier New" w:cs="Courier New"/>
-                <w:color w:val="D4D4D4"/>
-                <w:sz w:val="18"/>
-                <w:szCs w:val="18"/>
-              </w:rPr>
-              <w:t>(</w:t>
-            </w:r>
-            <w:proofErr w:type="spellStart"/>
-            <w:r>
-              <w:rPr>
-                <w:rFonts w:ascii="Courier New" w:eastAsia="Courier New" w:hAnsi="Courier New" w:cs="Courier New"/>
-                <w:color w:val="D4D4D4"/>
-                <w:sz w:val="18"/>
-                <w:szCs w:val="18"/>
-              </w:rPr>
-              <w:t>Collectors.joining</w:t>
-            </w:r>
-            <w:proofErr w:type="spellEnd"/>
-            <w:r>
-              <w:rPr>
-                <w:rFonts w:ascii="Courier New" w:eastAsia="Courier New" w:hAnsi="Courier New" w:cs="Courier New"/>
-                <w:color w:val="D4D4D4"/>
-                <w:sz w:val="18"/>
-                <w:szCs w:val="18"/>
-              </w:rPr>
-              <w:t>(" | "));</w:t>
-            </w:r>
-          </w:p>
-        </w:tc>
-      </w:tr>
-      <w:tr>
-        <w:tc>
-          <w:tcPr>
-            <w:tcW w:w="9026" w:type="dxa"/>
-            <w:tcBorders>
-              <w:top w:val="none" w:sz="0" w:space="0" w:color="FFFFFF"/>
-              <w:left w:val="none" w:sz="0" w:space="0" w:color="FFFFFF"/>
-              <w:bottom w:val="none" w:sz="0" w:space="0" w:color="FFFFFF"/>
-              <w:right w:val="none" w:sz="0" w:space="0" w:color="FFFFFF"/>
-            </w:tcBorders>
-            <w:shd w:val="clear" w:color="auto" w:fill="1E1E1E"/>
-            <w:tcMar>
-              <w:top w:w="40" w:type="dxa"/>
-              <w:left w:w="200" w:type="dxa"/>
-              <w:bottom w:w="40" w:type="dxa"/>
-              <w:right w:w="180" w:type="dxa"/>
-            </w:tcMar>
-          </w:tcPr>
-          <w:p>
-            <w:pPr>
-              <w:spacing w:before="20" w:after="20"/>
-            </w:pPr>
-            <w:r>
-              <w:rPr>
-                <w:rFonts w:ascii="Courier New" w:eastAsia="Courier New" w:hAnsi="Courier New" w:cs="Courier New"/>
-                <w:color w:val="D4D4D4"/>
-                <w:sz w:val="18"/>
-                <w:szCs w:val="18"/>
-              </w:rPr>
-              <w:t xml:space="preserve">    }</w:t>
-            </w:r>
-          </w:p>
-        </w:tc>
-      </w:tr>
-      <w:tr>
-        <w:tc>
-          <w:tcPr>
-            <w:tcW w:w="9026" w:type="dxa"/>
-            <w:tcBorders>
-              <w:top w:val="none" w:sz="0" w:space="0" w:color="FFFFFF"/>
-              <w:left w:val="none" w:sz="0" w:space="0" w:color="FFFFFF"/>
-              <w:bottom w:val="none" w:sz="0" w:space="0" w:color="FFFFFF"/>
-              <w:right w:val="none" w:sz="0" w:space="0" w:color="FFFFFF"/>
-            </w:tcBorders>
-            <w:shd w:val="clear" w:color="auto" w:fill="1E1E1E"/>
-            <w:tcMar>
-              <w:top w:w="40" w:type="dxa"/>
-              <w:left w:w="200" w:type="dxa"/>
-              <w:bottom w:w="40" w:type="dxa"/>
-              <w:right w:w="180" w:type="dxa"/>
-            </w:tcMar>
-          </w:tcPr>
-          <w:p>
-            <w:pPr>
-              <w:spacing w:before="20" w:after="20"/>
-            </w:pPr>
-            <w:r>
-              <w:rPr>
-                <w:rFonts w:ascii="Courier New" w:eastAsia="Courier New" w:hAnsi="Courier New" w:cs="Courier New"/>
-                <w:color w:val="D4D4D4"/>
-                <w:sz w:val="18"/>
-                <w:szCs w:val="18"/>
-              </w:rPr>
-              <w:t xml:space="preserve">    </w:t>
-            </w:r>
-            <w:proofErr w:type="spellStart"/>
-            <w:r>
-              <w:rPr>
-                <w:rFonts w:ascii="Courier New" w:eastAsia="Courier New" w:hAnsi="Courier New" w:cs="Courier New"/>
-                <w:color w:val="D4D4D4"/>
-                <w:sz w:val="18"/>
-                <w:szCs w:val="18"/>
-              </w:rPr>
-              <w:t>return</w:t>
-            </w:r>
-            <w:proofErr w:type="spellEnd"/>
-            <w:r>
-              <w:rPr>
-                <w:rFonts w:ascii="Courier New" w:eastAsia="Courier New" w:hAnsi="Courier New" w:cs="Courier New"/>
-                <w:color w:val="D4D4D4"/>
-                <w:sz w:val="18"/>
-                <w:szCs w:val="18"/>
-              </w:rPr>
-              <w:t xml:space="preserve"> </w:t>
-            </w:r>
-            <w:proofErr w:type="spellStart"/>
-            <w:r>
-              <w:rPr>
-                <w:rFonts w:ascii="Courier New" w:eastAsia="Courier New" w:hAnsi="Courier New" w:cs="Courier New"/>
-                <w:color w:val="D4D4D4"/>
-                <w:sz w:val="18"/>
-                <w:szCs w:val="18"/>
-              </w:rPr>
-              <w:t>String.valueOf</w:t>
-            </w:r>
-            <w:proofErr w:type="spellEnd"/>
-            <w:r>
-              <w:rPr>
-                <w:rFonts w:ascii="Courier New" w:eastAsia="Courier New" w:hAnsi="Courier New" w:cs="Courier New"/>
-                <w:color w:val="D4D4D4"/>
-                <w:sz w:val="18"/>
-                <w:szCs w:val="18"/>
-              </w:rPr>
-              <w:t>(</w:t>
-            </w:r>
-            <w:proofErr w:type="spellStart"/>
-            <w:r>
-              <w:rPr>
-                <w:rFonts w:ascii="Courier New" w:eastAsia="Courier New" w:hAnsi="Courier New" w:cs="Courier New"/>
-                <w:color w:val="D4D4D4"/>
-                <w:sz w:val="18"/>
-                <w:szCs w:val="18"/>
-              </w:rPr>
-              <w:t>result</w:t>
-            </w:r>
-            <w:proofErr w:type="spellEnd"/>
-            <w:r>
-              <w:rPr>
-                <w:rFonts w:ascii="Courier New" w:eastAsia="Courier New" w:hAnsi="Courier New" w:cs="Courier New"/>
-                <w:color w:val="D4D4D4"/>
-                <w:sz w:val="18"/>
-                <w:szCs w:val="18"/>
-              </w:rPr>
-              <w:t>);</w:t>
-            </w:r>
-          </w:p>
-        </w:tc>
-      </w:tr>
-      <w:tr>
-        <w:tc>
-          <w:tcPr>
-            <w:tcW w:w="9026" w:type="dxa"/>
-            <w:tcBorders>
-              <w:top w:val="none" w:sz="0" w:space="0" w:color="FFFFFF"/>
-              <w:left w:val="none" w:sz="0" w:space="0" w:color="FFFFFF"/>
-              <w:bottom w:val="none" w:sz="0" w:space="0" w:color="FFFFFF"/>
-              <w:right w:val="none" w:sz="0" w:space="0" w:color="FFFFFF"/>
-            </w:tcBorders>
-            <w:shd w:val="clear" w:color="auto" w:fill="1E1E1E"/>
-            <w:tcMar>
-              <w:top w:w="40" w:type="dxa"/>
-              <w:left w:w="200" w:type="dxa"/>
-              <w:bottom w:w="40" w:type="dxa"/>
-              <w:right w:w="180" w:type="dxa"/>
-            </w:tcMar>
-          </w:tcPr>
-          <w:p>
-            <w:pPr>
-              <w:spacing w:before="20" w:after="20"/>
-            </w:pPr>
-            <w:r>
-              <w:rPr>
-                <w:rFonts w:ascii="Courier New" w:eastAsia="Courier New" w:hAnsi="Courier New" w:cs="Courier New"/>
-                <w:color w:val="D4D4D4"/>
-                <w:sz w:val="18"/>
-                <w:szCs w:val="18"/>
-              </w:rPr>
-              <w:t>}</w:t>
-            </w:r>
-          </w:p>
-        </w:tc>
-      </w:tr>
-    </w:tbl>
-    <w:p>
-      <w:pPr>
-        <w:spacing w:before="80" w:after="80" w:line="276" w:lineRule="auto"/>
-        <w:rPr>
-          <w:color w:val="333333"/>
-          <w:sz w:val="20"/>
-          <w:szCs w:val="20"/>
-        </w:rPr>
-      </w:pPr>
-      <w:r>
-        <w:t xml:space="preserve">O caso </w:t>
-      </w:r>
-      <w:proofErr w:type="spellStart"/>
-      <w:proofErr w:type="gramStart"/>
-      <w:r>
-        <w:t>Object</w:t>
-      </w:r>
-      <w:proofErr w:type="spellEnd"/>
-      <w:r>
-        <w:t>[</w:t>
-      </w:r>
-      <w:proofErr w:type="gramEnd"/>
-      <w:r>
-        <w:t xml:space="preserve">] trata </w:t>
-      </w:r>
-      <w:proofErr w:type="spellStart"/>
-      <w:r>
-        <w:t>queries</w:t>
-      </w:r>
-      <w:proofErr w:type="spellEnd"/>
-      <w:r>
-        <w:t xml:space="preserve"> de agregação onde o </w:t>
-      </w:r>
-      <w:proofErr w:type="spellStart"/>
-      <w:r>
-        <w:t>Hibernate</w:t>
-      </w:r>
-      <w:proofErr w:type="spellEnd"/>
-      <w:r>
-        <w:t xml:space="preserve"> devolve </w:t>
-      </w:r>
-      <w:proofErr w:type="spellStart"/>
-      <w:r>
-        <w:t>arrays</w:t>
-      </w:r>
-      <w:proofErr w:type="spellEnd"/>
-      <w:r>
-        <w:t xml:space="preserve"> — por exemplo, SELECT p.category.name, AVG(</w:t>
-      </w:r>
-      <w:proofErr w:type="spellStart"/>
-      <w:r>
-        <w:t>p.price</w:t>
-      </w:r>
-      <w:proofErr w:type="spellEnd"/>
-      <w:r>
-        <w:t xml:space="preserve">) ... GROUP BY. Cada elemento do </w:t>
-      </w:r>
-      <w:proofErr w:type="spellStart"/>
-      <w:r>
-        <w:t>array</w:t>
-      </w:r>
-      <w:proofErr w:type="spellEnd"/>
-      <w:r>
-        <w:t xml:space="preserve"> é convertido para </w:t>
-      </w:r>
-      <w:proofErr w:type="spellStart"/>
-      <w:r>
-        <w:t>String</w:t>
-      </w:r>
-      <w:proofErr w:type="spellEnd"/>
-      <w:r>
-        <w:t xml:space="preserve"> e separado por " | ".</w:t>
-      </w:r>
-    </w:p>
-    <w:tbl>
-      <w:tblPr>
-        <w:tblW w:w="8426" w:type="dxa"/>
-        <w:tblBorders>
-          <w:top w:val="single" w:sz="4" w:space="0" w:color="auto"/>
-          <w:left w:val="single" w:sz="4" w:space="0" w:color="auto"/>
-          <w:bottom w:val="single" w:sz="4" w:space="0" w:color="auto"/>
-          <w:right w:val="single" w:sz="4" w:space="0" w:color="auto"/>
-          <w:insideH w:val="single" w:sz="4" w:space="0" w:color="auto"/>
-          <w:insideV w:val="single" w:sz="4" w:space="0" w:color="auto"/>
-        </w:tblBorders>
-        <w:tblCellMar>
-          <w:left w:w="10" w:type="dxa"/>
-          <w:right w:w="10" w:type="dxa"/>
-        </w:tblCellMar>
-        <w:tblLook w:val="0000" w:firstRow="0" w:lastRow="0" w:firstColumn="0" w:lastColumn="0" w:noHBand="0" w:noVBand="0"/>
-      </w:tblPr>
-      <w:tblGrid>
-        <w:gridCol w:w="8426"/>
-      </w:tblGrid>
-      <w:tr>
-        <w:tc>
-          <w:tcPr>
-            <w:tcW w:w="8426" w:type="dxa"/>
-            <w:tcBorders>
-              <w:top w:val="none" w:sz="0" w:space="0" w:color="FFFFFF"/>
-              <w:left w:val="none" w:sz="0" w:space="0" w:color="FFFFFF"/>
-              <w:bottom w:val="none" w:sz="0" w:space="0" w:color="FFFFFF"/>
-              <w:right w:val="none" w:sz="0" w:space="0" w:color="FFFFFF"/>
-            </w:tcBorders>
-            <w:shd w:val="clear" w:color="auto" w:fill="F2F2F2"/>
-            <w:tcMar>
-              <w:top w:w="120" w:type="dxa"/>
-              <w:left w:w="120" w:type="dxa"/>
-              <w:bottom w:w="120" w:type="dxa"/>
-              <w:right w:w="160" w:type="dxa"/>
-            </w:tcMar>
-          </w:tcPr>
-          <w:p>
-            <w:pPr>
-              <w:spacing w:after="40"/>
-              <w:rPr>
-                <w:color w:val="000000" w:themeColor="text1"/>
-              </w:rPr>
-            </w:pPr>
-            <w:proofErr w:type="spellStart"/>
-            <w:r>
-              <w:rPr>
-                <w:b/>
-                <w:bCs/>
-                <w:color w:val="000000" w:themeColor="text1"/>
-              </w:rPr>
-              <w:t>Lazy</w:t>
-            </w:r>
-            <w:proofErr w:type="spellEnd"/>
-            <w:r>
-              <w:rPr>
-                <w:b/>
-                <w:bCs/>
-                <w:color w:val="000000" w:themeColor="text1"/>
-              </w:rPr>
-              <w:t xml:space="preserve"> </w:t>
-            </w:r>
-            <w:proofErr w:type="spellStart"/>
-            <w:r>
-              <w:rPr>
-                <w:b/>
-                <w:bCs/>
-                <w:color w:val="000000" w:themeColor="text1"/>
-              </w:rPr>
-              <w:t>loading</w:t>
-            </w:r>
-            <w:proofErr w:type="spellEnd"/>
-            <w:r>
-              <w:rPr>
-                <w:b/>
-                <w:bCs/>
-                <w:color w:val="000000" w:themeColor="text1"/>
-              </w:rPr>
-              <w:t xml:space="preserve"> resolvido</w:t>
-            </w:r>
-          </w:p>
-          <w:p>
-            <w:r>
-              <w:rPr>
-                <w:color w:val="333333"/>
-                <w:sz w:val="20"/>
-                <w:szCs w:val="20"/>
-              </w:rPr>
-              <w:t xml:space="preserve">Ao chamar </w:t>
-            </w:r>
-            <w:proofErr w:type="spellStart"/>
-            <w:proofErr w:type="gramStart"/>
-            <w:r>
-              <w:rPr>
-                <w:color w:val="333333"/>
-                <w:sz w:val="20"/>
-                <w:szCs w:val="20"/>
-              </w:rPr>
-              <w:t>product.getCategory</w:t>
-            </w:r>
-            <w:proofErr w:type="spellEnd"/>
-            <w:proofErr w:type="gramEnd"/>
-            <w:r>
-              <w:rPr>
-                <w:color w:val="333333"/>
-                <w:sz w:val="20"/>
-                <w:szCs w:val="20"/>
-              </w:rPr>
-              <w:t>().</w:t>
-            </w:r>
-            <w:proofErr w:type="spellStart"/>
-            <w:r>
-              <w:rPr>
-                <w:color w:val="333333"/>
-                <w:sz w:val="20"/>
-                <w:szCs w:val="20"/>
-              </w:rPr>
-              <w:t>getName</w:t>
-            </w:r>
-            <w:proofErr w:type="spellEnd"/>
-            <w:r>
-              <w:rPr>
-                <w:color w:val="333333"/>
-                <w:sz w:val="20"/>
-                <w:szCs w:val="20"/>
-              </w:rPr>
-              <w:t xml:space="preserve">() dentro de </w:t>
-            </w:r>
-            <w:proofErr w:type="spellStart"/>
-            <w:r>
-              <w:rPr>
-                <w:color w:val="333333"/>
-                <w:sz w:val="20"/>
-                <w:szCs w:val="20"/>
-              </w:rPr>
-              <w:t>formatResult</w:t>
-            </w:r>
-            <w:proofErr w:type="spellEnd"/>
-            <w:r>
-              <w:rPr>
-                <w:color w:val="333333"/>
-                <w:sz w:val="20"/>
-                <w:szCs w:val="20"/>
-              </w:rPr>
-              <w:t xml:space="preserve">(), o </w:t>
-            </w:r>
-            <w:proofErr w:type="spellStart"/>
-            <w:r>
-              <w:rPr>
-                <w:color w:val="333333"/>
-                <w:sz w:val="20"/>
-                <w:szCs w:val="20"/>
-              </w:rPr>
-              <w:t>Hibernate</w:t>
-            </w:r>
-            <w:proofErr w:type="spellEnd"/>
-            <w:r>
-              <w:rPr>
-                <w:color w:val="333333"/>
-                <w:sz w:val="20"/>
-                <w:szCs w:val="20"/>
-              </w:rPr>
-              <w:t xml:space="preserve"> carrega a relação @ManyToOne LAZY neste momento — dentro da mesma transação JPA. Isto evita </w:t>
-            </w:r>
-            <w:proofErr w:type="spellStart"/>
-            <w:r>
-              <w:rPr>
-                <w:color w:val="333333"/>
-                <w:sz w:val="20"/>
-                <w:szCs w:val="20"/>
-              </w:rPr>
-              <w:t>LazyInitializationException</w:t>
-            </w:r>
-            <w:proofErr w:type="spellEnd"/>
-            <w:r>
-              <w:rPr>
-                <w:color w:val="333333"/>
-                <w:sz w:val="20"/>
-                <w:szCs w:val="20"/>
-              </w:rPr>
-              <w:t xml:space="preserve"> sem ter de usar EAGER </w:t>
-            </w:r>
-            <w:proofErr w:type="spellStart"/>
-            <w:r>
-              <w:rPr>
-                <w:color w:val="333333"/>
-                <w:sz w:val="20"/>
-                <w:szCs w:val="20"/>
-              </w:rPr>
-              <w:t>fetching</w:t>
-            </w:r>
-            <w:proofErr w:type="spellEnd"/>
-            <w:r>
-              <w:rPr>
-                <w:color w:val="333333"/>
-                <w:sz w:val="20"/>
-                <w:szCs w:val="20"/>
-              </w:rPr>
-              <w:t xml:space="preserve"> ou JOIN FETCH em todas as </w:t>
-            </w:r>
-            <w:proofErr w:type="spellStart"/>
-            <w:r>
-              <w:rPr>
-                <w:color w:val="333333"/>
-                <w:sz w:val="20"/>
-                <w:szCs w:val="20"/>
-              </w:rPr>
-              <w:t>queries</w:t>
-            </w:r>
-            <w:proofErr w:type="spellEnd"/>
-            <w:r>
-              <w:rPr>
-                <w:color w:val="333333"/>
-                <w:sz w:val="20"/>
-                <w:szCs w:val="20"/>
-              </w:rPr>
-              <w:t>.</w:t>
-            </w:r>
-          </w:p>
-        </w:tc>
-      </w:tr>
-    </w:tbl>
-    <w:p/>
-    <w:p>
-      <w:pPr>
-        <w:rPr>
-          <w:b/>
-          <w:bCs/>
-        </w:rPr>
-      </w:pPr>
-      <w:r>
-        <w:rPr>
-          <w:b/>
-          <w:bCs/>
-        </w:rPr>
-        <w:t xml:space="preserve">@Tool e @P — </w:t>
-      </w:r>
-      <w:proofErr w:type="spellStart"/>
-      <w:r>
-        <w:rPr>
-          <w:b/>
-          <w:bCs/>
-        </w:rPr>
-        <w:t>HibernateQueryTool</w:t>
-      </w:r>
-      <w:proofErr w:type="spellEnd"/>
-      <w:r>
-        <w:rPr>
-          <w:b/>
-          <w:bCs/>
-        </w:rPr>
-        <w:t xml:space="preserve"> no demo LangChain4j</w:t>
-      </w:r>
-    </w:p>
-    <w:p>
-      <w:pPr>
-        <w:spacing w:before="80" w:after="80" w:line="276" w:lineRule="auto"/>
-      </w:pPr>
-      <w:r>
-        <w:t>No demo-</w:t>
-      </w:r>
-      <w:proofErr w:type="spellStart"/>
-      <w:r>
-        <w:t>hibernate</w:t>
-      </w:r>
-      <w:proofErr w:type="spellEnd"/>
-      <w:r>
-        <w:t>-</w:t>
-      </w:r>
-      <w:proofErr w:type="gramStart"/>
-      <w:r>
-        <w:t>ai</w:t>
-      </w:r>
-      <w:proofErr w:type="gramEnd"/>
-      <w:r>
-        <w:t xml:space="preserve"> (LangChain4j), o </w:t>
-      </w:r>
-      <w:proofErr w:type="spellStart"/>
-      <w:r>
-        <w:t>HibernateQueryTool</w:t>
-      </w:r>
-      <w:proofErr w:type="spellEnd"/>
-      <w:r>
-        <w:t xml:space="preserve"> tem a anotação @Tool no método </w:t>
-      </w:r>
-      <w:proofErr w:type="spellStart"/>
-      <w:r>
-        <w:t>executeHqlQuery</w:t>
-      </w:r>
-      <w:proofErr w:type="spellEnd"/>
-      <w:r>
-        <w:t xml:space="preserve"> e @P no parâmetro. Estas anotações estão prontas para futura integração com </w:t>
-      </w:r>
-      <w:proofErr w:type="spellStart"/>
-      <w:r>
-        <w:t>function</w:t>
-      </w:r>
-      <w:proofErr w:type="spellEnd"/>
-      <w:r>
-        <w:t xml:space="preserve"> </w:t>
-      </w:r>
-      <w:proofErr w:type="spellStart"/>
-      <w:r>
-        <w:t>calling</w:t>
-      </w:r>
-      <w:proofErr w:type="spellEnd"/>
-      <w:r>
-        <w:t xml:space="preserve"> — o LLM poderia decidir autonomamente quando executar </w:t>
-      </w:r>
-      <w:proofErr w:type="spellStart"/>
-      <w:r>
-        <w:t>queries</w:t>
-      </w:r>
-      <w:proofErr w:type="spellEnd"/>
-      <w:r>
-        <w:t xml:space="preserve">. Na </w:t>
-      </w:r>
-      <w:proofErr w:type="spellStart"/>
-      <w:r>
-        <w:t>arquitectura</w:t>
-      </w:r>
-      <w:proofErr w:type="spellEnd"/>
-      <w:r>
-        <w:t xml:space="preserve"> </w:t>
-      </w:r>
-      <w:proofErr w:type="spellStart"/>
-      <w:r>
-        <w:t>actual</w:t>
-      </w:r>
-      <w:proofErr w:type="spellEnd"/>
-      <w:r>
-        <w:t xml:space="preserve">, o Java chama o método </w:t>
-      </w:r>
-      <w:proofErr w:type="spellStart"/>
-      <w:r>
-        <w:t>directamente</w:t>
-      </w:r>
-      <w:proofErr w:type="spellEnd"/>
-      <w:r>
-        <w:t>.</w:t>
-      </w:r>
-    </w:p>
-    <w:tbl>
-      <w:tblPr>
-        <w:tblW w:w="9026" w:type="dxa"/>
-        <w:tblBorders>
-          <w:top w:val="single" w:sz="4" w:space="0" w:color="auto"/>
-          <w:left w:val="single" w:sz="4" w:space="0" w:color="auto"/>
-          <w:bottom w:val="single" w:sz="4" w:space="0" w:color="auto"/>
-          <w:right w:val="single" w:sz="4" w:space="0" w:color="auto"/>
-          <w:insideH w:val="single" w:sz="4" w:space="0" w:color="auto"/>
-          <w:insideV w:val="single" w:sz="4" w:space="0" w:color="auto"/>
-        </w:tblBorders>
-        <w:tblCellMar>
-          <w:left w:w="10" w:type="dxa"/>
-          <w:right w:w="10" w:type="dxa"/>
-        </w:tblCellMar>
-        <w:tblLook w:val="04A0" w:firstRow="1" w:lastRow="0" w:firstColumn="1" w:lastColumn="0" w:noHBand="0" w:noVBand="1"/>
-      </w:tblPr>
-      <w:tblGrid>
-        <w:gridCol w:w="9026"/>
-      </w:tblGrid>
-      <w:tr>
-        <w:tc>
-          <w:tcPr>
-            <w:tcW w:w="9026" w:type="dxa"/>
-            <w:tcBorders>
-              <w:top w:val="none" w:sz="0" w:space="0" w:color="FFFFFF"/>
-              <w:left w:val="none" w:sz="0" w:space="0" w:color="FFFFFF"/>
-              <w:bottom w:val="none" w:sz="0" w:space="0" w:color="FFFFFF"/>
-              <w:right w:val="none" w:sz="0" w:space="0" w:color="FFFFFF"/>
-            </w:tcBorders>
-            <w:shd w:val="clear" w:color="auto" w:fill="1E1E1E"/>
-            <w:tcMar>
-              <w:top w:w="40" w:type="dxa"/>
-              <w:left w:w="200" w:type="dxa"/>
-              <w:bottom w:w="40" w:type="dxa"/>
-              <w:right w:w="180" w:type="dxa"/>
-            </w:tcMar>
-          </w:tcPr>
-          <w:p>
-            <w:pPr>
-              <w:spacing w:before="20" w:after="20"/>
-            </w:pPr>
-            <w:r>
-              <w:rPr>
-                <w:rFonts w:ascii="Courier New" w:eastAsia="Courier New" w:hAnsi="Courier New" w:cs="Courier New"/>
-                <w:color w:val="D4D4D4"/>
-                <w:sz w:val="18"/>
-                <w:szCs w:val="18"/>
-              </w:rPr>
-              <w:t xml:space="preserve">// </w:t>
-            </w:r>
-            <w:proofErr w:type="spellStart"/>
-            <w:r>
-              <w:rPr>
-                <w:rFonts w:ascii="Courier New" w:eastAsia="Courier New" w:hAnsi="Courier New" w:cs="Courier New"/>
-                <w:color w:val="D4D4D4"/>
-                <w:sz w:val="18"/>
-                <w:szCs w:val="18"/>
-              </w:rPr>
-              <w:t>HibernateQueryTool</w:t>
-            </w:r>
-            <w:proofErr w:type="spellEnd"/>
-            <w:r>
-              <w:rPr>
-                <w:rFonts w:ascii="Courier New" w:eastAsia="Courier New" w:hAnsi="Courier New" w:cs="Courier New"/>
-                <w:color w:val="D4D4D4"/>
-                <w:sz w:val="18"/>
-                <w:szCs w:val="18"/>
-              </w:rPr>
-              <w:t xml:space="preserve"> — @Component, chamado </w:t>
-            </w:r>
-            <w:proofErr w:type="spellStart"/>
-            <w:r>
-              <w:rPr>
-                <w:rFonts w:ascii="Courier New" w:eastAsia="Courier New" w:hAnsi="Courier New" w:cs="Courier New"/>
-                <w:color w:val="D4D4D4"/>
-                <w:sz w:val="18"/>
-                <w:szCs w:val="18"/>
-              </w:rPr>
-              <w:t>directamente</w:t>
-            </w:r>
-            <w:proofErr w:type="spellEnd"/>
-            <w:r>
-              <w:rPr>
-                <w:rFonts w:ascii="Courier New" w:eastAsia="Courier New" w:hAnsi="Courier New" w:cs="Courier New"/>
-                <w:color w:val="D4D4D4"/>
-                <w:sz w:val="18"/>
-                <w:szCs w:val="18"/>
-              </w:rPr>
-              <w:t xml:space="preserve"> pelo </w:t>
-            </w:r>
-            <w:proofErr w:type="spellStart"/>
-            <w:r>
-              <w:rPr>
-                <w:rFonts w:ascii="Courier New" w:eastAsia="Courier New" w:hAnsi="Courier New" w:cs="Courier New"/>
-                <w:color w:val="D4D4D4"/>
-                <w:sz w:val="18"/>
-                <w:szCs w:val="18"/>
-              </w:rPr>
-              <w:t>DatabaseAssistant</w:t>
-            </w:r>
-            <w:proofErr w:type="spellEnd"/>
-          </w:p>
-        </w:tc>
-      </w:tr>
-      <w:tr>
-        <w:tc>
-          <w:tcPr>
-            <w:tcW w:w="9026" w:type="dxa"/>
-            <w:tcBorders>
-              <w:top w:val="none" w:sz="0" w:space="0" w:color="FFFFFF"/>
-              <w:left w:val="none" w:sz="0" w:space="0" w:color="FFFFFF"/>
-              <w:bottom w:val="none" w:sz="0" w:space="0" w:color="FFFFFF"/>
-              <w:right w:val="none" w:sz="0" w:space="0" w:color="FFFFFF"/>
-            </w:tcBorders>
-            <w:shd w:val="clear" w:color="auto" w:fill="1E1E1E"/>
-            <w:tcMar>
-              <w:top w:w="40" w:type="dxa"/>
-              <w:left w:w="200" w:type="dxa"/>
-              <w:bottom w:w="40" w:type="dxa"/>
-              <w:right w:w="180" w:type="dxa"/>
-            </w:tcMar>
-          </w:tcPr>
-          <w:p>
-            <w:pPr>
-              <w:spacing w:before="20" w:after="20"/>
-            </w:pPr>
-            <w:r>
-              <w:rPr>
-                <w:rFonts w:ascii="Courier New" w:eastAsia="Courier New" w:hAnsi="Courier New" w:cs="Courier New"/>
-                <w:color w:val="D4D4D4"/>
-                <w:sz w:val="18"/>
-                <w:szCs w:val="18"/>
-              </w:rPr>
-              <w:t xml:space="preserve">// @Tool e @P estão prontos para </w:t>
-            </w:r>
-            <w:proofErr w:type="spellStart"/>
-            <w:r>
-              <w:rPr>
-                <w:rFonts w:ascii="Courier New" w:eastAsia="Courier New" w:hAnsi="Courier New" w:cs="Courier New"/>
-                <w:color w:val="D4D4D4"/>
-                <w:sz w:val="18"/>
-                <w:szCs w:val="18"/>
-              </w:rPr>
-              <w:t>function</w:t>
-            </w:r>
-            <w:proofErr w:type="spellEnd"/>
-            <w:r>
-              <w:rPr>
-                <w:rFonts w:ascii="Courier New" w:eastAsia="Courier New" w:hAnsi="Courier New" w:cs="Courier New"/>
-                <w:color w:val="D4D4D4"/>
-                <w:sz w:val="18"/>
-                <w:szCs w:val="18"/>
-              </w:rPr>
-              <w:t xml:space="preserve"> </w:t>
-            </w:r>
-            <w:proofErr w:type="spellStart"/>
-            <w:r>
-              <w:rPr>
-                <w:rFonts w:ascii="Courier New" w:eastAsia="Courier New" w:hAnsi="Courier New" w:cs="Courier New"/>
-                <w:color w:val="D4D4D4"/>
-                <w:sz w:val="18"/>
-                <w:szCs w:val="18"/>
-              </w:rPr>
-              <w:t>calling</w:t>
-            </w:r>
-            <w:proofErr w:type="spellEnd"/>
-            <w:r>
-              <w:rPr>
-                <w:rFonts w:ascii="Courier New" w:eastAsia="Courier New" w:hAnsi="Courier New" w:cs="Courier New"/>
-                <w:color w:val="D4D4D4"/>
-                <w:sz w:val="18"/>
-                <w:szCs w:val="18"/>
-              </w:rPr>
-              <w:t xml:space="preserve"> se a </w:t>
-            </w:r>
-            <w:proofErr w:type="spellStart"/>
-            <w:r>
-              <w:rPr>
-                <w:rFonts w:ascii="Courier New" w:eastAsia="Courier New" w:hAnsi="Courier New" w:cs="Courier New"/>
-                <w:color w:val="D4D4D4"/>
-                <w:sz w:val="18"/>
-                <w:szCs w:val="18"/>
-              </w:rPr>
-              <w:t>arquitectura</w:t>
-            </w:r>
-            <w:proofErr w:type="spellEnd"/>
-            <w:r>
-              <w:rPr>
-                <w:rFonts w:ascii="Courier New" w:eastAsia="Courier New" w:hAnsi="Courier New" w:cs="Courier New"/>
-                <w:color w:val="D4D4D4"/>
-                <w:sz w:val="18"/>
-                <w:szCs w:val="18"/>
-              </w:rPr>
-              <w:t xml:space="preserve"> evoluir</w:t>
-            </w:r>
-          </w:p>
-        </w:tc>
-      </w:tr>
-      <w:tr>
-        <w:tc>
-          <w:tcPr>
-            <w:tcW w:w="9026" w:type="dxa"/>
-            <w:tcBorders>
-              <w:top w:val="none" w:sz="0" w:space="0" w:color="FFFFFF"/>
-              <w:left w:val="none" w:sz="0" w:space="0" w:color="FFFFFF"/>
-              <w:bottom w:val="none" w:sz="0" w:space="0" w:color="FFFFFF"/>
-              <w:right w:val="none" w:sz="0" w:space="0" w:color="FFFFFF"/>
-            </w:tcBorders>
-            <w:shd w:val="clear" w:color="auto" w:fill="1E1E1E"/>
-            <w:tcMar>
-              <w:top w:w="40" w:type="dxa"/>
-              <w:left w:w="200" w:type="dxa"/>
-              <w:bottom w:w="40" w:type="dxa"/>
-              <w:right w:w="180" w:type="dxa"/>
-            </w:tcMar>
-          </w:tcPr>
-          <w:p>
-            <w:pPr>
-              <w:spacing w:before="20" w:after="20"/>
-            </w:pPr>
-            <w:r>
-              <w:rPr>
-                <w:rFonts w:ascii="Courier New" w:eastAsia="Courier New" w:hAnsi="Courier New" w:cs="Courier New"/>
-                <w:color w:val="D4D4D4"/>
-                <w:sz w:val="18"/>
-                <w:szCs w:val="18"/>
-              </w:rPr>
-              <w:t>@</w:t>
-            </w:r>
-            <w:proofErr w:type="gramStart"/>
-            <w:r>
-              <w:rPr>
-                <w:rFonts w:ascii="Courier New" w:eastAsia="Courier New" w:hAnsi="Courier New" w:cs="Courier New"/>
-                <w:color w:val="D4D4D4"/>
-                <w:sz w:val="18"/>
-                <w:szCs w:val="18"/>
-              </w:rPr>
-              <w:t>Tool(</w:t>
-            </w:r>
-            <w:proofErr w:type="gramEnd"/>
-            <w:r>
-              <w:rPr>
-                <w:rFonts w:ascii="Courier New" w:eastAsia="Courier New" w:hAnsi="Courier New" w:cs="Courier New"/>
-                <w:color w:val="D4D4D4"/>
-                <w:sz w:val="18"/>
-                <w:szCs w:val="18"/>
-              </w:rPr>
-              <w:t>"""</w:t>
-            </w:r>
-          </w:p>
-        </w:tc>
-      </w:tr>
-      <w:tr>
-        <w:tc>
-          <w:tcPr>
-            <w:tcW w:w="9026" w:type="dxa"/>
-            <w:tcBorders>
-              <w:top w:val="none" w:sz="0" w:space="0" w:color="FFFFFF"/>
-              <w:left w:val="none" w:sz="0" w:space="0" w:color="FFFFFF"/>
-              <w:bottom w:val="none" w:sz="0" w:space="0" w:color="FFFFFF"/>
-              <w:right w:val="none" w:sz="0" w:space="0" w:color="FFFFFF"/>
-            </w:tcBorders>
-            <w:shd w:val="clear" w:color="auto" w:fill="1E1E1E"/>
-            <w:tcMar>
-              <w:top w:w="40" w:type="dxa"/>
-              <w:left w:w="200" w:type="dxa"/>
-              <w:bottom w:w="40" w:type="dxa"/>
-              <w:right w:w="180" w:type="dxa"/>
-            </w:tcMar>
-          </w:tcPr>
-          <w:p>
-            <w:pPr>
-              <w:spacing w:before="20" w:after="20"/>
-              <w:rPr>
-                <w:lang w:val="en-US"/>
-              </w:rPr>
-            </w:pPr>
-            <w:r>
-              <w:rPr>
-                <w:rFonts w:ascii="Courier New" w:eastAsia="Courier New" w:hAnsi="Courier New" w:cs="Courier New"/>
-                <w:color w:val="D4D4D4"/>
-                <w:sz w:val="18"/>
-                <w:szCs w:val="18"/>
-                <w:lang w:val="en-US"/>
-              </w:rPr>
-              <w:lastRenderedPageBreak/>
               <w:t xml:space="preserve">    Execute an HQL (Hibernate Query Language) query to retrieve data.</w:t>
             </w:r>
           </w:p>
@@ -19756,6 +19757,7 @@
                 <w:sz w:val="20"/>
                 <w:szCs w:val="20"/>
               </w:rPr>
+              <w:lastRenderedPageBreak/>
               <w:t xml:space="preserve">Para usar GPT-4o-mini em vez de qwen2.5:3b: (1) adicionar dependência langchain4j-open-ai-spring-boot-starter; (2) no </w:t>
             </w:r>
             <w:proofErr w:type="spellStart"/>
@@ -19919,7 +19921,6 @@
       </w:pPr>
       <w:bookmarkStart w:id="15" w:name="_Toc230077238"/>
       <w:r>
-        <w:lastRenderedPageBreak/>
         <w:t xml:space="preserve">LangChain4j </w:t>
       </w:r>
       <w:proofErr w:type="spellStart"/>
@@ -22004,6 +22005,7 @@
                 <w:sz w:val="18"/>
                 <w:szCs w:val="18"/>
               </w:rPr>
+              <w:lastRenderedPageBreak/>
               <w:t xml:space="preserve">                    </w:t>
             </w:r>
             <w:proofErr w:type="spellStart"/>
@@ -22024,27 +22026,7 @@
                 <w:sz w:val="18"/>
                 <w:szCs w:val="18"/>
               </w:rPr>
-              <w:t xml:space="preserve"> </w:t>
-            </w:r>
-            <w:proofErr w:type="spellStart"/>
-            <w:r>
-              <w:rPr>
-                <w:rFonts w:ascii="Courier New" w:eastAsia="Courier New" w:hAnsi="Courier New" w:cs="Courier New"/>
-                <w:color w:val="D4D4D4"/>
-                <w:sz w:val="18"/>
-                <w:szCs w:val="18"/>
-              </w:rPr>
-              <w:t>question</w:t>
-            </w:r>
-            <w:proofErr w:type="spellEnd"/>
-            <w:r>
-              <w:rPr>
-                <w:rFonts w:ascii="Courier New" w:eastAsia="Courier New" w:hAnsi="Courier New" w:cs="Courier New"/>
-                <w:color w:val="D4D4D4"/>
-                <w:sz w:val="18"/>
-                <w:szCs w:val="18"/>
-              </w:rPr>
-              <w:t>: %s</w:t>
+              <w:t xml:space="preserve"> question: %s</w:t>
             </w:r>
           </w:p>
         </w:tc>
@@ -22376,7 +22358,6 @@
                 <w:sz w:val="18"/>
                 <w:szCs w:val="18"/>
               </w:rPr>
-              <w:lastRenderedPageBreak/>
               <w:t xml:space="preserve">                </w:t>
             </w:r>
             <w:proofErr w:type="gramStart"/>
@@ -22584,9 +22565,6 @@
           <w:p>
             <w:pPr>
               <w:spacing w:before="20" w:after="20"/>
-              <w:rPr>
-                <w:lang w:val="en-US"/>
-              </w:rPr>
             </w:pPr>
             <w:proofErr w:type="spellStart"/>
             <w:proofErr w:type="gramStart"/>
@@ -22596,7 +22574,6 @@
                 <w:color w:val="D4D4D4"/>
                 <w:sz w:val="18"/>
                 <w:szCs w:val="18"/>
-                <w:lang w:val="en-US"/>
               </w:rPr>
               <w:t>spring.ai.ollama</w:t>
             </w:r>
@@ -22607,7 +22584,6 @@
                 <w:color w:val="D4D4D4"/>
                 <w:sz w:val="18"/>
                 <w:szCs w:val="18"/>
-                <w:lang w:val="en-US"/>
               </w:rPr>
               <w:t>.base-url</w:t>
             </w:r>
@@ -22618,7 +22594,6 @@
                 <w:color w:val="D4D4D4"/>
                 <w:sz w:val="18"/>
                 <w:szCs w:val="18"/>
-                <w:lang w:val="en-US"/>
               </w:rPr>
               <w:t>=http://localhost:11434</w:t>
             </w:r>
@@ -22646,9 +22621,6 @@
           <w:p>
             <w:pPr>
               <w:spacing w:before="20" w:after="20"/>
-              <w:rPr>
-                <w:lang w:val="en-US"/>
-              </w:rPr>
             </w:pPr>
             <w:proofErr w:type="spellStart"/>
             <w:proofErr w:type="gramStart"/>
@@ -22658,7 +22630,6 @@
                 <w:color w:val="D4D4D4"/>
                 <w:sz w:val="18"/>
                 <w:szCs w:val="18"/>
-                <w:lang w:val="en-US"/>
               </w:rPr>
               <w:t>spring.ai.ollama</w:t>
             </w:r>
@@ -22669,7 +22640,6 @@
                 <w:color w:val="D4D4D4"/>
                 <w:sz w:val="18"/>
                 <w:szCs w:val="18"/>
-                <w:lang w:val="en-US"/>
               </w:rPr>
               <w:t>.chat.options.model</w:t>
             </w:r>
@@ -22680,7 +22650,6 @@
                 <w:color w:val="D4D4D4"/>
                 <w:sz w:val="18"/>
                 <w:szCs w:val="18"/>
-                <w:lang w:val="en-US"/>
               </w:rPr>
               <w:t>=qwen2.5:3b</w:t>
             </w:r>
@@ -24525,6 +24494,7 @@
         <w:rPr>
           <w:noProof/>
         </w:rPr>
+        <w:lastRenderedPageBreak/>
         <mc:AlternateContent>
           <mc:Choice Requires="wps">
             <w:drawing>
@@ -24653,7 +24623,6 @@
           <w:bCs/>
           <w:lang w:val="en-US"/>
         </w:rPr>
-        <w:lastRenderedPageBreak/>
         <w:t>Exemplo</w:t>
       </w:r>
       <w:proofErr w:type="spellEnd"/>
@@ -26623,6 +26592,7 @@
       </w:pPr>
       <w:bookmarkStart w:id="18" w:name="_Toc230077241"/>
       <w:r>
+        <w:lastRenderedPageBreak/>
         <w:t>RAG com Dados Reais</w:t>
       </w:r>
       <w:bookmarkEnd w:id="18"/>
@@ -26727,7 +26697,6 @@
         <w:spacing w:before="80"/>
       </w:pPr>
       <w:r>
-        <w:lastRenderedPageBreak/>
         <w:t xml:space="preserve">Na arquitetura do </w:t>
       </w:r>
       <w:proofErr w:type="spellStart"/>
@@ -28959,6 +28928,7 @@
                 <w:szCs w:val="18"/>
                 <w:lang w:val="en-US"/>
               </w:rPr>
+              <w:lastRenderedPageBreak/>
               <w:t>//     "product-</w:t>
             </w:r>
             <w:proofErr w:type="spellStart"/>
@@ -29194,7 +29164,6 @@
       <w:bookmarkStart w:id="20" w:name="_Toc230077243"/>
       <w:proofErr w:type="spellStart"/>
       <w:r>
-        <w:lastRenderedPageBreak/>
         <w:t>Arquitectura</w:t>
       </w:r>
       <w:proofErr w:type="spellEnd"/>
@@ -30483,6 +30452,7 @@
         <w:rPr>
           <w:noProof/>
         </w:rPr>
+        <w:lastRenderedPageBreak/>
         <mc:AlternateContent>
           <mc:Choice Requires="wps">
             <w:drawing>
@@ -30653,7 +30623,6 @@
           <w:b/>
           <w:bCs/>
         </w:rPr>
-        <w:lastRenderedPageBreak/>
         <w:t>ChatClient</w:t>
       </w:r>
       <w:proofErr w:type="spellEnd"/>

--- a/local_llm_pt.docx
+++ b/local_llm_pt.docx
@@ -1712,7 +1712,7 @@
         <mc:AlternateContent>
           <mc:Choice Requires="wps">
             <w:drawing>
-              <wp:anchor distT="0" distB="0" distL="114300" distR="114300" simplePos="0" relativeHeight="251659264" behindDoc="0" locked="0" layoutInCell="1" allowOverlap="1" wp14:anchorId="07D5A8B3" wp14:editId="2AB59CBE">
+              <wp:anchor distT="0" distB="0" distL="114300" distR="114300" simplePos="0" relativeHeight="251659264" behindDoc="0" locked="0" layoutInCell="1" allowOverlap="1" wp14:anchorId="0B820723" wp14:editId="1658830A">
                 <wp:simplePos x="0" y="0"/>
                 <wp:positionH relativeFrom="column">
                   <wp:posOffset>11430</wp:posOffset>
@@ -1759,7 +1759,7 @@
               </wp:anchor>
             </w:drawing>
           </mc:Choice>
-          <mc:Fallback xmlns:pic="http://schemas.openxmlformats.org/drawingml/2006/picture" xmlns:ns11="http://schemas.microsoft.com/office/drawing/2010/main" xmlns:a="http://schemas.openxmlformats.org/drawingml/2006/main">
+          <mc:Fallback xmlns:ns11="http://schemas.microsoft.com/office/drawing/2010/main" xmlns:ns5="http://schemas.openxmlformats.org/drawingml/2006/main" xmlns:ns9="http://schemas.openxmlformats.org/drawingml/2006/picture">
             <w:pict>
               <v:line w14:anchorId="416D2C14" id="Conexão Reta 2" o:spid="_x0000_s1026" style="position:absolute;z-index:251659264;visibility:visible;mso-wrap-style:square;mso-wrap-distance-left:9pt;mso-wrap-distance-top:0;mso-wrap-distance-right:9pt;mso-wrap-distance-bottom:0;mso-position-horizontal:absolute;mso-position-horizontal-relative:text;mso-position-vertical:absolute;mso-position-vertical-relative:text" from=".9pt,23.9pt" to="485.1pt,23.9pt" o:gfxdata="UEsDBBQABgAIAAAAIQC2gziS/gAAAOEBAAATAAAAW0NvbnRlbnRfVHlwZXNdLnhtbJSRQU7DMBBF 90jcwfIWJU67QAgl6YK0S0CoHGBkTxKLZGx5TGhvj5O2G0SRWNoz/78nu9wcxkFMGNg6quQqL6RA 0s5Y6ir5vt9lD1JwBDIwOMJKHpHlpr69KfdHjyxSmriSfYz+USnWPY7AufNIadK6MEJMx9ApD/oD OlTrorhX2lFEilmcO2RdNtjC5xDF9pCuTyYBB5bi6bQ4syoJ3g9WQ0ymaiLzg5KdCXlKLjvcW893 SUOqXwnz5DrgnHtJTxOsQfEKIT7DmDSUCaxw7Rqn8787ZsmRM9e2VmPeBN4uqYvTtW7jvijg9N/y JsXecLq0q+WD6m8AAAD//wMAUEsDBBQABgAIAAAAIQA4/SH/1gAAAJQBAAALAAAAX3JlbHMvLnJl bHOkkMFqwzAMhu+DvYPRfXGawxijTi+j0GvpHsDYimMaW0Yy2fr2M4PBMnrbUb/Q94l/f/hMi1qR JVI2sOt6UJgd+ZiDgffL8ekFlFSbvV0oo4EbChzGx4f9GRdb25HMsYhqlCwG5lrLq9biZkxWOiqY 22YiTra2kYMu1l1tQD30/bPm3wwYN0x18gb45AdQl1tp5j/sFB2T0FQ7R0nTNEV3j6o9feQzro1i OWA14Fm+Q8a1a8+Bvu/d/dMb2JY5uiPbhG/ktn4cqGU/er3pcvwCAAD//wMAUEsDBBQABgAIAAAA IQCZ2PQonAEAAJQDAAAOAAAAZHJzL2Uyb0RvYy54bWysU01P3DAQvVfqf7B8Z5MAQm202T2A4FK1 qMAPMM54Y8n2WLbZZP99x97dLGorIRAXxx/z3sx7M1muJ2vYFkLU6DreLGrOwEnstdt0/Onx9uwb ZzEJ1wuDDjq+g8jXq69flqNv4RwHND0ERiQutqPv+JCSb6sqygGsiAv04OhRYbAi0TFsqj6Ikdit qc7r+qoaMfQ+oIQY6fZm/8hXhV8pkOmXUhESMx2n2lJZQ1mf81qtlqLdBOEHLQ9liA9UYYV2lHSm uhFJsJeg/6GyWgaMqNJCoq1QKS2haCA1Tf2XmodBeChayJzoZ5vi59HKn9trdx/IhtHHNvr7kFVM Ktj8pfrYVMzazWbBlJiky6vm8vvFJXkqj2/VCehDTHeAluVNx412WYdoxfZHTJSMQo8hdDilLru0 M5CDjfsNiumekjUFXaYCrk1gW0H9FFKCS03uIfGV6AxT2pgZWL8NPMRnKJSJeQ94RpTM6NIMttph +F/2NB1LVvv4owN73dmCZ+x3pSnFGmp9UXgY0zxbr88FfvqZVn8AAAD//wMAUEsDBBQABgAIAAAA IQDx80zj4AAAAAwBAAAPAAAAZHJzL2Rvd25yZXYueG1sTE9NS8NAEL0L/odlBG92YxBr02xKqYi1 UIqtUI/b7JhEs7Nhd9uk/94RD3qZ4c1j3kc+G2wrTuhD40jB7SgBgVQ601Cl4G33dPMAIkRNRreO UMEZA8yKy4tcZ8b19IqnbawEi1DItII6xi6TMpQ1Wh1GrkNi7sN5qyNDX0njdc/itpVpktxLqxti h1p3uKix/NoerYK1Xy4X89X5kzbvtt+nq/3mZXhW6vpqeJzymE9BRBzi3wf8dOD8UHCwgzuSCaJl zOmjgrsxb6Yn4yQFcfg9yCKX/0sU3wAAAP//AwBQSwECLQAUAAYACAAAACEAtoM4kv4AAADhAQAA EwAAAAAAAAAAAAAAAAAAAAAAW0NvbnRlbnRfVHlwZXNdLnhtbFBLAQItABQABgAIAAAAIQA4/SH/ 1gAAAJQBAAALAAAAAAAAAAAAAAAAAC8BAABfcmVscy8ucmVsc1BLAQItABQABgAIAAAAIQCZ2PQo nAEAAJQDAAAOAAAAAAAAAAAAAAAAAC4CAABkcnMvZTJvRG9jLnhtbFBLAQItABQABgAIAAAAIQDx 80zj4AAAAAwBAAAPAAAAAAAAAAAAAAAAAPYDAABkcnMvZG93bnJldi54bWxQSwUGAAAAAAQABADz AAAAAwUAAAAA " strokecolor="#156082 [3204]" strokeweight=".5pt">
                 <v:stroke joinstyle="miter"/>
@@ -1801,7 +1801,7 @@
         <mc:AlternateContent>
           <mc:Choice Requires="wps">
             <w:drawing>
-              <wp:anchor distT="0" distB="0" distL="114300" distR="114300" simplePos="0" relativeHeight="251660288" behindDoc="0" locked="0" layoutInCell="1" allowOverlap="1" wp14:anchorId="144AE3F7" wp14:editId="18184463">
+              <wp:anchor distT="0" distB="0" distL="114300" distR="114300" simplePos="0" relativeHeight="251660288" behindDoc="0" locked="0" layoutInCell="1" allowOverlap="1" wp14:anchorId="5CA7C862" wp14:editId="2BBF48D2">
                 <wp:simplePos x="0" y="0"/>
                 <wp:positionH relativeFrom="column">
                   <wp:posOffset>11430</wp:posOffset>
@@ -1848,7 +1848,7 @@
               </wp:anchor>
             </w:drawing>
           </mc:Choice>
-          <mc:Fallback xmlns:pic="http://schemas.openxmlformats.org/drawingml/2006/picture" xmlns:ns11="http://schemas.microsoft.com/office/drawing/2010/main" xmlns:a="http://schemas.openxmlformats.org/drawingml/2006/main">
+          <mc:Fallback xmlns:ns11="http://schemas.microsoft.com/office/drawing/2010/main" xmlns:ns5="http://schemas.openxmlformats.org/drawingml/2006/main" xmlns:ns9="http://schemas.openxmlformats.org/drawingml/2006/picture">
             <w:pict>
               <v:line w14:anchorId="6F2C7688" id="Conexão Reta 3" o:spid="_x0000_s1026" style="position:absolute;z-index:251660288;visibility:visible;mso-wrap-style:square;mso-wrap-distance-left:9pt;mso-wrap-distance-top:0;mso-wrap-distance-right:9pt;mso-wrap-distance-bottom:0;mso-position-horizontal:absolute;mso-position-horizontal-relative:text;mso-position-vertical:absolute;mso-position-vertical-relative:text" from=".9pt,23.25pt" to="485.1pt,23.25pt" o:gfxdata="UEsDBBQABgAIAAAAIQC2gziS/gAAAOEBAAATAAAAW0NvbnRlbnRfVHlwZXNdLnhtbJSRQU7DMBBF 90jcwfIWJU67QAgl6YK0S0CoHGBkTxKLZGx5TGhvj5O2G0SRWNoz/78nu9wcxkFMGNg6quQqL6RA 0s5Y6ir5vt9lD1JwBDIwOMJKHpHlpr69KfdHjyxSmriSfYz+USnWPY7AufNIadK6MEJMx9ApD/oD OlTrorhX2lFEilmcO2RdNtjC5xDF9pCuTyYBB5bi6bQ4syoJ3g9WQ0ymaiLzg5KdCXlKLjvcW893 SUOqXwnz5DrgnHtJTxOsQfEKIT7DmDSUCaxw7Rqn8787ZsmRM9e2VmPeBN4uqYvTtW7jvijg9N/y JsXecLq0q+WD6m8AAAD//wMAUEsDBBQABgAIAAAAIQA4/SH/1gAAAJQBAAALAAAAX3JlbHMvLnJl bHOkkMFqwzAMhu+DvYPRfXGawxijTi+j0GvpHsDYimMaW0Yy2fr2M4PBMnrbUb/Q94l/f/hMi1qR JVI2sOt6UJgd+ZiDgffL8ekFlFSbvV0oo4EbChzGx4f9GRdb25HMsYhqlCwG5lrLq9biZkxWOiqY 22YiTra2kYMu1l1tQD30/bPm3wwYN0x18gb45AdQl1tp5j/sFB2T0FQ7R0nTNEV3j6o9feQzro1i OWA14Fm+Q8a1a8+Bvu/d/dMb2JY5uiPbhG/ktn4cqGU/er3pcvwCAAD//wMAUEsDBBQABgAIAAAA IQCZ2PQonAEAAJQDAAAOAAAAZHJzL2Uyb0RvYy54bWysU01P3DAQvVfqf7B8Z5MAQm202T2A4FK1 qMAPMM54Y8n2WLbZZP99x97dLGorIRAXxx/z3sx7M1muJ2vYFkLU6DreLGrOwEnstdt0/Onx9uwb ZzEJ1wuDDjq+g8jXq69flqNv4RwHND0ERiQutqPv+JCSb6sqygGsiAv04OhRYbAi0TFsqj6Ikdit qc7r+qoaMfQ+oIQY6fZm/8hXhV8pkOmXUhESMx2n2lJZQ1mf81qtlqLdBOEHLQ9liA9UYYV2lHSm uhFJsJeg/6GyWgaMqNJCoq1QKS2haCA1Tf2XmodBeChayJzoZ5vi59HKn9trdx/IhtHHNvr7kFVM Ktj8pfrYVMzazWbBlJiky6vm8vvFJXkqj2/VCehDTHeAluVNx412WYdoxfZHTJSMQo8hdDilLru0 M5CDjfsNiumekjUFXaYCrk1gW0H9FFKCS03uIfGV6AxT2pgZWL8NPMRnKJSJeQ94RpTM6NIMttph +F/2NB1LVvv4owN73dmCZ+x3pSnFGmp9UXgY0zxbr88FfvqZVn8AAAD//wMAUEsDBBQABgAIAAAA IQC7cnDs4gAAAAwBAAAPAAAAZHJzL2Rvd25yZXYueG1sTI9BS8NAEIXvgv9hGcGb3Ri01jSbUipi LUixFepxmx2TaHY27G6b9N874kEvA28e8+Z7+WywrTiiD40jBdejBARS6UxDlYK37ePVBESImoxu HaGCEwaYFednuc6M6+kVj5tYCQ6hkGkFdYxdJmUoa7Q6jFyHxN6H81ZHlr6Sxuuew20r0yQZS6sb 4g+17nBRY/m1OVgFL365XMxXp09av9t+l6526+fhSanLi+FhymM+BRFxiH8X8NOB+aFgsL07kAmi Zc30UcHN+BYE2/d3SQpi/7uQRS7/lyi+AQAA//8DAFBLAQItABQABgAIAAAAIQC2gziS/gAAAOEB AAATAAAAAAAAAAAAAAAAAAAAAABbQ29udGVudF9UeXBlc10ueG1sUEsBAi0AFAAGAAgAAAAhADj9 If/WAAAAlAEAAAsAAAAAAAAAAAAAAAAALwEAAF9yZWxzLy5yZWxzUEsBAi0AFAAGAAgAAAAhAJnY 9CicAQAAlAMAAA4AAAAAAAAAAAAAAAAALgIAAGRycy9lMm9Eb2MueG1sUEsBAi0AFAAGAAgAAAAh ALtycOziAAAADAEAAA8AAAAAAAAAAAAAAAAA9gMAAGRycy9kb3ducmV2LnhtbFBLBQYAAAAABAAE APMAAAAFBQAAAAA= " strokecolor="#156082 [3204]" strokeweight=".5pt">
                 <v:stroke joinstyle="miter"/>
@@ -2016,7 +2016,7 @@
           <w:noProof/>
         </w:rPr>
         <w:drawing>
-          <wp:inline distT="0" distB="0" distL="0" distR="0" wp14:anchorId="760452A4" wp14:editId="1EE36520">
+          <wp:inline distT="0" distB="0" distL="0" distR="0" wp14:anchorId="6459655F" wp14:editId="5492D97C">
             <wp:extent cx="5143500" cy="2234471"/>
             <wp:effectExtent l="0" t="0" r="0" b="1270"/>
             <wp:docPr id="1543918363" name="Imagem 22" descr="Uma imagem com texto, captura de ecrã, diagrama, Tipo de letra  Descrição gerada automaticamente"/>
@@ -2163,9 +2163,6 @@
         <w:autoSpaceDN w:val="0"/>
         <w:adjustRightInd w:val="0"/>
         <w:rPr>
-          <w:rFonts w:ascii="AppleSystemUIFont" w:hAnsi="AppleSystemUIFont" w:cs="AppleSystemUIFont"/>
-          <w:sz w:val="26"/>
-          <w:szCs w:val="26"/>
           <w:lang w:val="en-US"/>
         </w:rPr>
       </w:pPr>
@@ -2176,7 +2173,7 @@
         <mc:AlternateContent>
           <mc:Choice Requires="wps">
             <w:drawing>
-              <wp:anchor distT="0" distB="0" distL="114300" distR="114300" simplePos="0" relativeHeight="251697152" behindDoc="0" locked="0" layoutInCell="1" allowOverlap="1" wp14:anchorId="14AB46BB" wp14:editId="09C54010">
+              <wp:anchor distT="0" distB="0" distL="114300" distR="114300" simplePos="0" relativeHeight="251697152" behindDoc="0" locked="0" layoutInCell="1" allowOverlap="1" wp14:anchorId="20AE3A13" wp14:editId="56F69E14">
                 <wp:simplePos x="0" y="0"/>
                 <wp:positionH relativeFrom="column">
                   <wp:posOffset>0</wp:posOffset>
@@ -2223,7 +2220,7 @@
               </wp:anchor>
             </w:drawing>
           </mc:Choice>
-          <mc:Fallback xmlns:pic="http://schemas.openxmlformats.org/drawingml/2006/picture" xmlns:ns11="http://schemas.microsoft.com/office/drawing/2010/main" xmlns:a="http://schemas.openxmlformats.org/drawingml/2006/main">
+          <mc:Fallback xmlns:ns11="http://schemas.microsoft.com/office/drawing/2010/main" xmlns:ns5="http://schemas.openxmlformats.org/drawingml/2006/main" xmlns:ns9="http://schemas.openxmlformats.org/drawingml/2006/picture">
             <w:pict>
               <v:line w14:anchorId="65E0A2AF" id="Conexão Reta 3" o:spid="_x0000_s1026" style="position:absolute;z-index:251697152;visibility:visible;mso-wrap-style:square;mso-wrap-distance-left:9pt;mso-wrap-distance-top:0;mso-wrap-distance-right:9pt;mso-wrap-distance-bottom:0;mso-position-horizontal:absolute;mso-position-horizontal-relative:text;mso-position-vertical:absolute;mso-position-vertical-relative:text" from="0,-.05pt" to="484.2pt,-.05pt" o:gfxdata="UEsDBBQABgAIAAAAIQC2gziS/gAAAOEBAAATAAAAW0NvbnRlbnRfVHlwZXNdLnhtbJSRQU7DMBBF 90jcwfIWJU67QAgl6YK0S0CoHGBkTxKLZGx5TGhvj5O2G0SRWNoz/78nu9wcxkFMGNg6quQqL6RA 0s5Y6ir5vt9lD1JwBDIwOMJKHpHlpr69KfdHjyxSmriSfYz+USnWPY7AufNIadK6MEJMx9ApD/oD OlTrorhX2lFEilmcO2RdNtjC5xDF9pCuTyYBB5bi6bQ4syoJ3g9WQ0ymaiLzg5KdCXlKLjvcW893 SUOqXwnz5DrgnHtJTxOsQfEKIT7DmDSUCaxw7Rqn8787ZsmRM9e2VmPeBN4uqYvTtW7jvijg9N/y JsXecLq0q+WD6m8AAAD//wMAUEsDBBQABgAIAAAAIQA4/SH/1gAAAJQBAAALAAAAX3JlbHMvLnJl bHOkkMFqwzAMhu+DvYPRfXGawxijTi+j0GvpHsDYimMaW0Yy2fr2M4PBMnrbUb/Q94l/f/hMi1qR JVI2sOt6UJgd+ZiDgffL8ekFlFSbvV0oo4EbChzGx4f9GRdb25HMsYhqlCwG5lrLq9biZkxWOiqY 22YiTra2kYMu1l1tQD30/bPm3wwYN0x18gb45AdQl1tp5j/sFB2T0FQ7R0nTNEV3j6o9feQzro1i OWA14Fm+Q8a1a8+Bvu/d/dMb2JY5uiPbhG/ktn4cqGU/er3pcvwCAAD//wMAUEsDBBQABgAIAAAA IQCZ2PQonAEAAJQDAAAOAAAAZHJzL2Uyb0RvYy54bWysU01P3DAQvVfqf7B8Z5MAQm202T2A4FK1 qMAPMM54Y8n2WLbZZP99x97dLGorIRAXxx/z3sx7M1muJ2vYFkLU6DreLGrOwEnstdt0/Onx9uwb ZzEJ1wuDDjq+g8jXq69flqNv4RwHND0ERiQutqPv+JCSb6sqygGsiAv04OhRYbAi0TFsqj6Ikdit qc7r+qoaMfQ+oIQY6fZm/8hXhV8pkOmXUhESMx2n2lJZQ1mf81qtlqLdBOEHLQ9liA9UYYV2lHSm uhFJsJeg/6GyWgaMqNJCoq1QKS2haCA1Tf2XmodBeChayJzoZ5vi59HKn9trdx/IhtHHNvr7kFVM Ktj8pfrYVMzazWbBlJiky6vm8vvFJXkqj2/VCehDTHeAluVNx412WYdoxfZHTJSMQo8hdDilLru0 M5CDjfsNiumekjUFXaYCrk1gW0H9FFKCS03uIfGV6AxT2pgZWL8NPMRnKJSJeQ94RpTM6NIMttph +F/2NB1LVvv4owN73dmCZ+x3pSnFGmp9UXgY0zxbr88FfvqZVn8AAAD//wMAUEsDBBQABgAIAAAA IQCasyRQ4AAAAAkBAAAPAAAAZHJzL2Rvd25yZXYueG1sTI9Ba8JAEIXvhf6HZQq96UYpYmM2IpZS KxSpFfS4ZqdJ2uxs2F1N/Pcde2kvA4/He/O+bN7bRpzRh9qRgtEwAYFUOFNTqWD38TyYgghRk9GN I1RwwQDz/PYm06lxHb3jeRtLwSUUUq2girFNpQxFhVaHoWuR2Pt03urI0pfSeN1xuW3kOEkm0uqa +EOlW1xWWHxvT1bBm1+tlov15Ys2B9vtx+v95rV/Uer+rn+a8VnMQETs418Crgy8H3IednQnMkE0 CpgmKhiMQLD5OJk+gDj+apln8j9B/gMAAP//AwBQSwECLQAUAAYACAAAACEAtoM4kv4AAADhAQAA EwAAAAAAAAAAAAAAAAAAAAAAW0NvbnRlbnRfVHlwZXNdLnhtbFBLAQItABQABgAIAAAAIQA4/SH/ 1gAAAJQBAAALAAAAAAAAAAAAAAAAAC8BAABfcmVscy8ucmVsc1BLAQItABQABgAIAAAAIQCZ2PQo nAEAAJQDAAAOAAAAAAAAAAAAAAAAAC4CAABkcnMvZTJvRG9jLnhtbFBLAQItABQABgAIAAAAIQCa syRQ4AAAAAkBAAAPAAAAAAAAAAAAAAAAAPYDAABkcnMvZG93bnJldi54bWxQSwUGAAAAAAQABADz AAAAAwUAAAAA " strokecolor="#156082 [3204]" strokeweight=".5pt">
                 <v:stroke joinstyle="miter"/>
@@ -2234,9 +2231,6 @@
       </w:r>
       <w:r>
         <w:rPr>
-          <w:rFonts w:ascii="AppleSystemUIFont" w:hAnsi="AppleSystemUIFont" w:cs="AppleSystemUIFont"/>
-          <w:sz w:val="26"/>
-          <w:szCs w:val="26"/>
           <w:lang w:val="en-US"/>
         </w:rPr>
         <w:t>“Most models for local usage are quantized” — Kevin Dubois.</w:t>
@@ -2247,6 +2241,17 @@
         <w:autoSpaceDE w:val="0"/>
         <w:autoSpaceDN w:val="0"/>
         <w:adjustRightInd w:val="0"/>
+      </w:pPr>
+      <w:r>
+        <w:t>Um modelo de 7B parâmetros em float32 pode ocupar cerca de 28 GB de RAM. A quantização reduz a precisão dos pesos (por exemplo para int8 ou int4), diminuindo o tamanho do modelo em 4 a 8 vezes.</w:t>
+      </w:r>
+    </w:p>
+    <w:p>
+      <w:pPr>
+        <w:autoSpaceDE w:val="0"/>
+        <w:autoSpaceDN w:val="0"/>
+        <w:adjustRightInd w:val="0"/>
+        <w:spacing w:after="240"/>
         <w:rPr>
           <w:rFonts w:ascii="AppleSystemUIFont" w:hAnsi="AppleSystemUIFont" w:cs="AppleSystemUIFont"/>
           <w:sz w:val="26"/>
@@ -2254,32 +2259,30 @@
         </w:rPr>
       </w:pPr>
       <w:r>
-        <w:rPr>
-          <w:rFonts w:ascii="AppleSystemUIFont" w:hAnsi="AppleSystemUIFont" w:cs="AppleSystemUIFont"/>
-          <w:sz w:val="26"/>
-          <w:szCs w:val="26"/>
-        </w:rPr>
-        <w:t>Um modelo de 7B parâmetros em float32 pode ocupar cerca de 28 GB de RAM. A quantização reduz a precisão dos pesos (por exemplo para int8 ou int4), diminuindo o tamanho do modelo em 4 a 8 vezes.</w:t>
+        <w:t>Isso permite correr modelos localmente em laptops comuns, muitas vezes com pouca perda de qualidade.</w:t>
       </w:r>
     </w:p>
     <w:p>
       <w:pPr>
-        <w:autoSpaceDE w:val="0"/>
-        <w:autoSpaceDN w:val="0"/>
-        <w:adjustRightInd w:val="0"/>
+        <w:spacing w:before="80" w:after="80" w:line="276" w:lineRule="auto"/>
+      </w:pPr>
+      <w:r>
         <w:rPr>
-          <w:rFonts w:ascii="AppleSystemUIFont" w:hAnsi="AppleSystemUIFont" w:cs="AppleSystemUIFont"/>
-          <w:sz w:val="26"/>
-          <w:szCs w:val="26"/>
+          <w:b/>
+          <w:bCs/>
         </w:rPr>
-      </w:pPr>
-      <w:r>
-        <w:rPr>
-          <w:rFonts w:ascii="AppleSystemUIFont" w:hAnsi="AppleSystemUIFont" w:cs="AppleSystemUIFont"/>
-          <w:sz w:val="26"/>
-          <w:szCs w:val="26"/>
-        </w:rPr>
-        <w:t>Isso permite correr modelos localmente em laptops comuns, muitas vezes com pouca perda de qualidade.</w:t>
+        <w:t xml:space="preserve">Formato GGUF — </w:t>
+      </w:r>
+      <w:r>
+        <w:t xml:space="preserve">O formato GGUF (GGML Unified Format) — o </w:t>
+      </w:r>
+      <w:proofErr w:type="gramStart"/>
+      <w:r>
+        <w:t>ficheiro .gguf</w:t>
+      </w:r>
+      <w:proofErr w:type="gramEnd"/>
+      <w:r>
+        <w:t xml:space="preserve"> é o formato padrão adoptado pelo llama.cpp para distribuir modelos quantizados. É um ficheiro binário portátil que contém num único pacote os pesos do modelo, o tokenizador e os metadados de configuração (arquitectura, contexto máximo, temperatura padrão). Não requer conversão nem instalação adicional: o Ollama descarrega o .gguf e o llama.cpp carrega-o directamente em memória. Antes do GGUF existia o formato GGML; o GGUF surgiu em 2023 para resolver limitações de extensibilidade e é hoje o standard do ecossistema de LLMs locais.</w:t>
       </w:r>
     </w:p>
     <w:tbl>
@@ -2864,27 +2867,7 @@
           <w:sz w:val="20"/>
           <w:szCs w:val="20"/>
         </w:rPr>
-        <w:t xml:space="preserve">Tabela </w:t>
-      </w:r>
-      <w:r>
-        <w:rPr>
-          <w:i/>
-          <w:iCs/>
-          <w:color w:val="595959"/>
-          <w:sz w:val="20"/>
-          <w:szCs w:val="20"/>
-        </w:rPr>
-        <w:t>1</w:t>
-      </w:r>
-      <w:r>
-        <w:rPr>
-          <w:i/>
-          <w:iCs/>
-          <w:color w:val="595959"/>
-          <w:sz w:val="20"/>
-          <w:szCs w:val="20"/>
-        </w:rPr>
-        <w:t xml:space="preserve"> — Formatos de quantização: impacto no tamanho e qualidade relativa</w:t>
+        <w:t>Tabela 1 — Formatos de quantização: impacto no tamanho e qualidade relativa</w:t>
       </w:r>
     </w:p>
     <w:p>
@@ -2918,11 +2901,17 @@
       </w:r>
     </w:p>
     <w:p>
+      <w:r>
+        <w:br w:type="page"/>
+      </w:r>
+    </w:p>
+    <w:p>
       <w:pPr>
         <w:pStyle w:val="Ttulo3"/>
       </w:pPr>
       <w:bookmarkStart w:id="5" w:name="_Toc230077228"/>
       <w:r>
+        <w:lastRenderedPageBreak/>
         <w:t>Vantagens e Desvantagens do Desenvolvimento Local com LLMs</w:t>
       </w:r>
       <w:bookmarkEnd w:id="5"/>
@@ -2938,7 +2927,7 @@
         <mc:AlternateContent>
           <mc:Choice Requires="wps">
             <w:drawing>
-              <wp:anchor distT="0" distB="0" distL="114300" distR="114300" simplePos="0" relativeHeight="251662336" behindDoc="0" locked="0" layoutInCell="1" allowOverlap="1" wp14:anchorId="6F376E44" wp14:editId="3C8E1958">
+              <wp:anchor distT="0" distB="0" distL="114300" distR="114300" simplePos="0" relativeHeight="251662336" behindDoc="0" locked="0" layoutInCell="1" allowOverlap="1" wp14:anchorId="4E1B416D" wp14:editId="06A9DC7A">
                 <wp:simplePos x="0" y="0"/>
                 <wp:positionH relativeFrom="column">
                   <wp:posOffset>0</wp:posOffset>
@@ -2985,7 +2974,7 @@
               </wp:anchor>
             </w:drawing>
           </mc:Choice>
-          <mc:Fallback xmlns:pic="http://schemas.openxmlformats.org/drawingml/2006/picture" xmlns:ns11="http://schemas.microsoft.com/office/drawing/2010/main" xmlns:a="http://schemas.openxmlformats.org/drawingml/2006/main">
+          <mc:Fallback xmlns:ns11="http://schemas.microsoft.com/office/drawing/2010/main" xmlns:ns5="http://schemas.openxmlformats.org/drawingml/2006/main" xmlns:ns9="http://schemas.openxmlformats.org/drawingml/2006/picture">
             <w:pict>
               <v:line w14:anchorId="781B6A1A" id="Conexão Reta 3" o:spid="_x0000_s1026" style="position:absolute;z-index:251662336;visibility:visible;mso-wrap-style:square;mso-wrap-distance-left:9pt;mso-wrap-distance-top:0;mso-wrap-distance-right:9pt;mso-wrap-distance-bottom:0;mso-position-horizontal:absolute;mso-position-horizontal-relative:text;mso-position-vertical:absolute;mso-position-vertical-relative:text" from="0,-.05pt" to="484.2pt,-.05pt" o:gfxdata="UEsDBBQABgAIAAAAIQC2gziS/gAAAOEBAAATAAAAW0NvbnRlbnRfVHlwZXNdLnhtbJSRQU7DMBBF 90jcwfIWJU67QAgl6YK0S0CoHGBkTxKLZGx5TGhvj5O2G0SRWNoz/78nu9wcxkFMGNg6quQqL6RA 0s5Y6ir5vt9lD1JwBDIwOMJKHpHlpr69KfdHjyxSmriSfYz+USnWPY7AufNIadK6MEJMx9ApD/oD OlTrorhX2lFEilmcO2RdNtjC5xDF9pCuTyYBB5bi6bQ4syoJ3g9WQ0ymaiLzg5KdCXlKLjvcW893 SUOqXwnz5DrgnHtJTxOsQfEKIT7DmDSUCaxw7Rqn8787ZsmRM9e2VmPeBN4uqYvTtW7jvijg9N/y JsXecLq0q+WD6m8AAAD//wMAUEsDBBQABgAIAAAAIQA4/SH/1gAAAJQBAAALAAAAX3JlbHMvLnJl bHOkkMFqwzAMhu+DvYPRfXGawxijTi+j0GvpHsDYimMaW0Yy2fr2M4PBMnrbUb/Q94l/f/hMi1qR JVI2sOt6UJgd+ZiDgffL8ekFlFSbvV0oo4EbChzGx4f9GRdb25HMsYhqlCwG5lrLq9biZkxWOiqY 22YiTra2kYMu1l1tQD30/bPm3wwYN0x18gb45AdQl1tp5j/sFB2T0FQ7R0nTNEV3j6o9feQzro1i OWA14Fm+Q8a1a8+Bvu/d/dMb2JY5uiPbhG/ktn4cqGU/er3pcvwCAAD//wMAUEsDBBQABgAIAAAA IQCZ2PQonAEAAJQDAAAOAAAAZHJzL2Uyb0RvYy54bWysU01P3DAQvVfqf7B8Z5MAQm202T2A4FK1 qMAPMM54Y8n2WLbZZP99x97dLGorIRAXxx/z3sx7M1muJ2vYFkLU6DreLGrOwEnstdt0/Onx9uwb ZzEJ1wuDDjq+g8jXq69flqNv4RwHND0ERiQutqPv+JCSb6sqygGsiAv04OhRYbAi0TFsqj6Ikdit qc7r+qoaMfQ+oIQY6fZm/8hXhV8pkOmXUhESMx2n2lJZQ1mf81qtlqLdBOEHLQ9liA9UYYV2lHSm uhFJsJeg/6GyWgaMqNJCoq1QKS2haCA1Tf2XmodBeChayJzoZ5vi59HKn9trdx/IhtHHNvr7kFVM Ktj8pfrYVMzazWbBlJiky6vm8vvFJXkqj2/VCehDTHeAluVNx412WYdoxfZHTJSMQo8hdDilLru0 M5CDjfsNiumekjUFXaYCrk1gW0H9FFKCS03uIfGV6AxT2pgZWL8NPMRnKJSJeQ94RpTM6NIMttph +F/2NB1LVvv4owN73dmCZ+x3pSnFGmp9UXgY0zxbr88FfvqZVn8AAAD//wMAUEsDBBQABgAIAAAA IQCasyRQ4AAAAAkBAAAPAAAAZHJzL2Rvd25yZXYueG1sTI9Ba8JAEIXvhf6HZQq96UYpYmM2IpZS KxSpFfS4ZqdJ2uxs2F1N/Pcde2kvA4/He/O+bN7bRpzRh9qRgtEwAYFUOFNTqWD38TyYgghRk9GN I1RwwQDz/PYm06lxHb3jeRtLwSUUUq2girFNpQxFhVaHoWuR2Pt03urI0pfSeN1xuW3kOEkm0uqa +EOlW1xWWHxvT1bBm1+tlov15Ys2B9vtx+v95rV/Uer+rn+a8VnMQETs418Crgy8H3IednQnMkE0 CpgmKhiMQLD5OJk+gDj+apln8j9B/gMAAP//AwBQSwECLQAUAAYACAAAACEAtoM4kv4AAADhAQAA EwAAAAAAAAAAAAAAAAAAAAAAW0NvbnRlbnRfVHlwZXNdLnhtbFBLAQItABQABgAIAAAAIQA4/SH/ 1gAAAJQBAAALAAAAAAAAAAAAAAAAAC8BAABfcmVscy8ucmVsc1BLAQItABQABgAIAAAAIQCZ2PQo nAEAAJQDAAAOAAAAAAAAAAAAAAAAAC4CAABkcnMvZTJvRG9jLnhtbFBLAQItABQABgAIAAAAIQCa syRQ4AAAAAkBAAAPAAAAAAAAAAAAAAAAAPYDAABkcnMvZG93bnJldi54bWxQSwUGAAAAAAQABADz AAAAAwUAAAAA " strokecolor="#156082 [3204]" strokeweight=".5pt">
                 <v:stroke joinstyle="miter"/>
@@ -3181,7 +3170,6 @@
                 <w:sz w:val="20"/>
                 <w:szCs w:val="20"/>
               </w:rPr>
-              <w:lastRenderedPageBreak/>
               <w:t>Controlo total: versão do modelo fixada, system prompt personalizado, sem risco de mudanças no comportamento do modelo</w:t>
             </w:r>
           </w:p>
@@ -3321,28 +3309,18 @@
           <w:sz w:val="20"/>
           <w:szCs w:val="20"/>
         </w:rPr>
-        <w:t xml:space="preserve">Tabela </w:t>
-      </w:r>
-      <w:r>
+        <w:t>Tabela 2 — Vantagens e desvantagens do desenvolvimento local com LLMs</w:t>
+      </w:r>
+    </w:p>
+    <w:p>
+      <w:pPr>
+        <w:spacing w:after="40"/>
         <w:rPr>
-          <w:i/>
-          <w:iCs/>
-          <w:color w:val="595959"/>
+          <w:color w:val="333333"/>
           <w:sz w:val="20"/>
           <w:szCs w:val="20"/>
         </w:rPr>
-        <w:t>2</w:t>
-      </w:r>
-      <w:r>
-        <w:rPr>
-          <w:i/>
-          <w:iCs/>
-          <w:color w:val="595959"/>
-          <w:sz w:val="20"/>
-          <w:szCs w:val="20"/>
-        </w:rPr>
-        <w:t xml:space="preserve"> — Vantagens e desvantagens do desenvolvimento local com LLMs</w:t>
-      </w:r>
+      </w:pPr>
     </w:p>
     <w:tbl>
       <w:tblPr>
@@ -3395,25 +3373,7 @@
                 <w:bCs/>
                 <w:color w:val="000000" w:themeColor="text1"/>
               </w:rPr>
-              <w:t xml:space="preserve">Quando escolher local </w:t>
-            </w:r>
-            <w:proofErr w:type="spellStart"/>
-            <w:r>
-              <w:rPr>
-                <w:b/>
-                <w:bCs/>
-                <w:color w:val="000000" w:themeColor="text1"/>
-              </w:rPr>
-              <w:t>vs</w:t>
-            </w:r>
-            <w:proofErr w:type="spellEnd"/>
-            <w:r>
-              <w:rPr>
-                <w:b/>
-                <w:bCs/>
-                <w:color w:val="000000" w:themeColor="text1"/>
-              </w:rPr>
-              <w:t xml:space="preserve"> cloud</w:t>
+              <w:t>Quando escolher local vs cloud</w:t>
             </w:r>
           </w:p>
           <w:p>
@@ -3429,6 +3389,29 @@
         </w:tc>
       </w:tr>
     </w:tbl>
+    <w:p>
+      <w:pPr>
+        <w:spacing w:before="40" w:after="160"/>
+        <w:jc w:val="center"/>
+        <w:rPr>
+          <w:i/>
+          <w:iCs/>
+          <w:color w:val="595959"/>
+          <w:sz w:val="20"/>
+          <w:szCs w:val="20"/>
+        </w:rPr>
+      </w:pPr>
+      <w:r>
+        <w:rPr>
+          <w:i/>
+          <w:iCs/>
+          <w:color w:val="595959"/>
+          <w:sz w:val="20"/>
+          <w:szCs w:val="20"/>
+        </w:rPr>
+        <w:t>Tabela 3 — Guia de decisão: quando escolher modelos locais vs cloud</w:t>
+      </w:r>
+    </w:p>
     <w:p>
       <w:pPr>
         <w:pStyle w:val="Ttulo3"/>
@@ -3450,7 +3433,7 @@
         <mc:AlternateContent>
           <mc:Choice Requires="wps">
             <w:drawing>
-              <wp:anchor distT="0" distB="0" distL="114300" distR="114300" simplePos="0" relativeHeight="251664384" behindDoc="0" locked="0" layoutInCell="1" allowOverlap="1" wp14:anchorId="326F1B5D" wp14:editId="6B7982D1">
+              <wp:anchor distT="0" distB="0" distL="114300" distR="114300" simplePos="0" relativeHeight="251664384" behindDoc="0" locked="0" layoutInCell="1" allowOverlap="1" wp14:anchorId="3D7BDAAF" wp14:editId="5381456A">
                 <wp:simplePos x="0" y="0"/>
                 <wp:positionH relativeFrom="column">
                   <wp:posOffset>0</wp:posOffset>
@@ -3497,7 +3480,7 @@
               </wp:anchor>
             </w:drawing>
           </mc:Choice>
-          <mc:Fallback xmlns:pic="http://schemas.openxmlformats.org/drawingml/2006/picture" xmlns:ns11="http://schemas.microsoft.com/office/drawing/2010/main" xmlns:a="http://schemas.openxmlformats.org/drawingml/2006/main">
+          <mc:Fallback xmlns:ns11="http://schemas.microsoft.com/office/drawing/2010/main" xmlns:ns5="http://schemas.openxmlformats.org/drawingml/2006/main" xmlns:ns9="http://schemas.openxmlformats.org/drawingml/2006/picture">
             <w:pict>
               <v:line w14:anchorId="20F34B84" id="Conexão Reta 3" o:spid="_x0000_s1026" style="position:absolute;z-index:251664384;visibility:visible;mso-wrap-style:square;mso-wrap-distance-left:9pt;mso-wrap-distance-top:0;mso-wrap-distance-right:9pt;mso-wrap-distance-bottom:0;mso-position-horizontal:absolute;mso-position-horizontal-relative:text;mso-position-vertical:absolute;mso-position-vertical-relative:text" from="0,-.05pt" to="484.2pt,-.05pt" o:gfxdata="UEsDBBQABgAIAAAAIQC2gziS/gAAAOEBAAATAAAAW0NvbnRlbnRfVHlwZXNdLnhtbJSRQU7DMBBF 90jcwfIWJU67QAgl6YK0S0CoHGBkTxKLZGx5TGhvj5O2G0SRWNoz/78nu9wcxkFMGNg6quQqL6RA 0s5Y6ir5vt9lD1JwBDIwOMJKHpHlpr69KfdHjyxSmriSfYz+USnWPY7AufNIadK6MEJMx9ApD/oD OlTrorhX2lFEilmcO2RdNtjC5xDF9pCuTyYBB5bi6bQ4syoJ3g9WQ0ymaiLzg5KdCXlKLjvcW893 SUOqXwnz5DrgnHtJTxOsQfEKIT7DmDSUCaxw7Rqn8787ZsmRM9e2VmPeBN4uqYvTtW7jvijg9N/y JsXecLq0q+WD6m8AAAD//wMAUEsDBBQABgAIAAAAIQA4/SH/1gAAAJQBAAALAAAAX3JlbHMvLnJl bHOkkMFqwzAMhu+DvYPRfXGawxijTi+j0GvpHsDYimMaW0Yy2fr2M4PBMnrbUb/Q94l/f/hMi1qR JVI2sOt6UJgd+ZiDgffL8ekFlFSbvV0oo4EbChzGx4f9GRdb25HMsYhqlCwG5lrLq9biZkxWOiqY 22YiTra2kYMu1l1tQD30/bPm3wwYN0x18gb45AdQl1tp5j/sFB2T0FQ7R0nTNEV3j6o9feQzro1i OWA14Fm+Q8a1a8+Bvu/d/dMb2JY5uiPbhG/ktn4cqGU/er3pcvwCAAD//wMAUEsDBBQABgAIAAAA IQCZ2PQonAEAAJQDAAAOAAAAZHJzL2Uyb0RvYy54bWysU01P3DAQvVfqf7B8Z5MAQm202T2A4FK1 qMAPMM54Y8n2WLbZZP99x97dLGorIRAXxx/z3sx7M1muJ2vYFkLU6DreLGrOwEnstdt0/Onx9uwb ZzEJ1wuDDjq+g8jXq69flqNv4RwHND0ERiQutqPv+JCSb6sqygGsiAv04OhRYbAi0TFsqj6Ikdit qc7r+qoaMfQ+oIQY6fZm/8hXhV8pkOmXUhESMx2n2lJZQ1mf81qtlqLdBOEHLQ9liA9UYYV2lHSm uhFJsJeg/6GyWgaMqNJCoq1QKS2haCA1Tf2XmodBeChayJzoZ5vi59HKn9trdx/IhtHHNvr7kFVM Ktj8pfrYVMzazWbBlJiky6vm8vvFJXkqj2/VCehDTHeAluVNx412WYdoxfZHTJSMQo8hdDilLru0 M5CDjfsNiumekjUFXaYCrk1gW0H9FFKCS03uIfGV6AxT2pgZWL8NPMRnKJSJeQ94RpTM6NIMttph +F/2NB1LVvv4owN73dmCZ+x3pSnFGmp9UXgY0zxbr88FfvqZVn8AAAD//wMAUEsDBBQABgAIAAAA IQCasyRQ4AAAAAkBAAAPAAAAZHJzL2Rvd25yZXYueG1sTI9Ba8JAEIXvhf6HZQq96UYpYmM2IpZS KxSpFfS4ZqdJ2uxs2F1N/Pcde2kvA4/He/O+bN7bRpzRh9qRgtEwAYFUOFNTqWD38TyYgghRk9GN I1RwwQDz/PYm06lxHb3jeRtLwSUUUq2girFNpQxFhVaHoWuR2Pt03urI0pfSeN1xuW3kOEkm0uqa +EOlW1xWWHxvT1bBm1+tlov15Ys2B9vtx+v95rV/Uer+rn+a8VnMQETs418Crgy8H3IednQnMkE0 CpgmKhiMQLD5OJk+gDj+apln8j9B/gMAAP//AwBQSwECLQAUAAYACAAAACEAtoM4kv4AAADhAQAA EwAAAAAAAAAAAAAAAAAAAAAAW0NvbnRlbnRfVHlwZXNdLnhtbFBLAQItABQABgAIAAAAIQA4/SH/ 1gAAAJQBAAALAAAAAAAAAAAAAAAAAC8BAABfcmVscy8ucmVsc1BLAQItABQABgAIAAAAIQCZ2PQo nAEAAJQDAAAOAAAAAAAAAAAAAAAAAC4CAABkcnMvZTJvRG9jLnhtbFBLAQItABQABgAIAAAAIQCa syRQ4AAAAAkBAAAPAAAAAAAAAAAAAAAAAPYDAABkcnMvZG93bnJldi54bWxQSwUGAAAAAAQABADz AAAAAwUAAAAA " strokecolor="#156082 [3204]" strokeweight=".5pt">
                 <v:stroke joinstyle="miter"/>
@@ -3537,7 +3520,15 @@
         <w:ind w:left="709"/>
       </w:pPr>
       <w:r>
-        <w:t>O Ollama é a ferramenta de referência para desenvolvimento local com LLMs. Funciona como Docker para modelos: ollama pull qwen2.5:3b descarrega o modelo, ollama run qwen2.5:3b lança-o. O modelo fica disponível via API REST em localhost:11434, com um formato compatível com OpenAI.</w:t>
+        <w:t xml:space="preserve">O Ollama é a ferramenta de referência para desenvolvimento local com LLMs. Funciona como Docker para modelos: ollama pull qwen2.5:3b descarrega o modelo, ollama run qwen2.5:3b lança-o. O modelo fica disponível via API REST em localhost:11434, com um formato compatível com </w:t>
+      </w:r>
+      <w:proofErr w:type="spellStart"/>
+      <w:r>
+        <w:t>OpenAI</w:t>
+      </w:r>
+      <w:proofErr w:type="spellEnd"/>
+      <w:r>
+        <w:t>.</w:t>
       </w:r>
     </w:p>
     <w:p>
@@ -3595,7 +3586,11 @@
         <w:ind w:left="709"/>
       </w:pPr>
       <w:r>
-        <w:t>O LM Studio é uma aplicação desktop com interface gráfica para descarregar, gerir e conversar com LLMs locais. Permite comparar modelos lado a lado, ver as estatísticas de performance em tempo real (tokens/segundo, memória utilizada), e ajustar parâmetros como temperature e context length sem escrever código.</w:t>
+        <w:t xml:space="preserve">O LM Studio é uma aplicação desktop com interface gráfica para descarregar, gerir e conversar com LLMs locais. Permite comparar modelos lado a lado, ver as estatísticas de </w:t>
+      </w:r>
+      <w:r>
+        <w:lastRenderedPageBreak/>
+        <w:t>performance em tempo real (tokens/segundo, memória utilizada), e ajustar parâmetros como temperature e context length sem escrever código.</w:t>
       </w:r>
     </w:p>
     <w:p>
@@ -3721,7 +3716,6 @@
           <w:bCs/>
           <w:lang w:val="en-US"/>
         </w:rPr>
-        <w:lastRenderedPageBreak/>
         <w:t>GPT4All — Enterprise e Deployment Simplificado</w:t>
       </w:r>
     </w:p>
@@ -3891,6 +3885,7 @@
       </w:pPr>
       <w:bookmarkStart w:id="7" w:name="_Toc230077230"/>
       <w:r>
+        <w:lastRenderedPageBreak/>
         <w:t>Escolher o Modelo Certo</w:t>
       </w:r>
       <w:bookmarkEnd w:id="7"/>
@@ -3906,7 +3901,7 @@
         <mc:AlternateContent>
           <mc:Choice Requires="wps">
             <w:drawing>
-              <wp:anchor distT="0" distB="0" distL="114300" distR="114300" simplePos="0" relativeHeight="251666432" behindDoc="0" locked="0" layoutInCell="1" allowOverlap="1" wp14:anchorId="2F9C896F" wp14:editId="23512465">
+              <wp:anchor distT="0" distB="0" distL="114300" distR="114300" simplePos="0" relativeHeight="251666432" behindDoc="0" locked="0" layoutInCell="1" allowOverlap="1" wp14:anchorId="2150C52F" wp14:editId="32A94F1A">
                 <wp:simplePos x="0" y="0"/>
                 <wp:positionH relativeFrom="column">
                   <wp:posOffset>0</wp:posOffset>
@@ -3953,7 +3948,7 @@
               </wp:anchor>
             </w:drawing>
           </mc:Choice>
-          <mc:Fallback xmlns:pic="http://schemas.openxmlformats.org/drawingml/2006/picture" xmlns:ns11="http://schemas.microsoft.com/office/drawing/2010/main" xmlns:a="http://schemas.openxmlformats.org/drawingml/2006/main">
+          <mc:Fallback xmlns:ns11="http://schemas.microsoft.com/office/drawing/2010/main" xmlns:ns5="http://schemas.openxmlformats.org/drawingml/2006/main" xmlns:ns9="http://schemas.openxmlformats.org/drawingml/2006/picture">
             <w:pict>
               <v:line w14:anchorId="619BBE13" id="Conexão Reta 3" o:spid="_x0000_s1026" style="position:absolute;z-index:251666432;visibility:visible;mso-wrap-style:square;mso-wrap-distance-left:9pt;mso-wrap-distance-top:0;mso-wrap-distance-right:9pt;mso-wrap-distance-bottom:0;mso-position-horizontal:absolute;mso-position-horizontal-relative:text;mso-position-vertical:absolute;mso-position-vertical-relative:text" from="0,-.05pt" to="484.2pt,-.05pt" o:gfxdata="UEsDBBQABgAIAAAAIQC2gziS/gAAAOEBAAATAAAAW0NvbnRlbnRfVHlwZXNdLnhtbJSRQU7DMBBF 90jcwfIWJU67QAgl6YK0S0CoHGBkTxKLZGx5TGhvj5O2G0SRWNoz/78nu9wcxkFMGNg6quQqL6RA 0s5Y6ir5vt9lD1JwBDIwOMJKHpHlpr69KfdHjyxSmriSfYz+USnWPY7AufNIadK6MEJMx9ApD/oD OlTrorhX2lFEilmcO2RdNtjC5xDF9pCuTyYBB5bi6bQ4syoJ3g9WQ0ymaiLzg5KdCXlKLjvcW893 SUOqXwnz5DrgnHtJTxOsQfEKIT7DmDSUCaxw7Rqn8787ZsmRM9e2VmPeBN4uqYvTtW7jvijg9N/y JsXecLq0q+WD6m8AAAD//wMAUEsDBBQABgAIAAAAIQA4/SH/1gAAAJQBAAALAAAAX3JlbHMvLnJl bHOkkMFqwzAMhu+DvYPRfXGawxijTi+j0GvpHsDYimMaW0Yy2fr2M4PBMnrbUb/Q94l/f/hMi1qR JVI2sOt6UJgd+ZiDgffL8ekFlFSbvV0oo4EbChzGx4f9GRdb25HMsYhqlCwG5lrLq9biZkxWOiqY 22YiTra2kYMu1l1tQD30/bPm3wwYN0x18gb45AdQl1tp5j/sFB2T0FQ7R0nTNEV3j6o9feQzro1i OWA14Fm+Q8a1a8+Bvu/d/dMb2JY5uiPbhG/ktn4cqGU/er3pcvwCAAD//wMAUEsDBBQABgAIAAAA IQCZ2PQonAEAAJQDAAAOAAAAZHJzL2Uyb0RvYy54bWysU01P3DAQvVfqf7B8Z5MAQm202T2A4FK1 qMAPMM54Y8n2WLbZZP99x97dLGorIRAXxx/z3sx7M1muJ2vYFkLU6DreLGrOwEnstdt0/Onx9uwb ZzEJ1wuDDjq+g8jXq69flqNv4RwHND0ERiQutqPv+JCSb6sqygGsiAv04OhRYbAi0TFsqj6Ikdit qc7r+qoaMfQ+oIQY6fZm/8hXhV8pkOmXUhESMx2n2lJZQ1mf81qtlqLdBOEHLQ9liA9UYYV2lHSm uhFJsJeg/6GyWgaMqNJCoq1QKS2haCA1Tf2XmodBeChayJzoZ5vi59HKn9trdx/IhtHHNvr7kFVM Ktj8pfrYVMzazWbBlJiky6vm8vvFJXkqj2/VCehDTHeAluVNx412WYdoxfZHTJSMQo8hdDilLru0 M5CDjfsNiumekjUFXaYCrk1gW0H9FFKCS03uIfGV6AxT2pgZWL8NPMRnKJSJeQ94RpTM6NIMttph +F/2NB1LVvv4owN73dmCZ+x3pSnFGmp9UXgY0zxbr88FfvqZVn8AAAD//wMAUEsDBBQABgAIAAAA IQCasyRQ4AAAAAkBAAAPAAAAZHJzL2Rvd25yZXYueG1sTI9Ba8JAEIXvhf6HZQq96UYpYmM2IpZS KxSpFfS4ZqdJ2uxs2F1N/Pcde2kvA4/He/O+bN7bRpzRh9qRgtEwAYFUOFNTqWD38TyYgghRk9GN I1RwwQDz/PYm06lxHb3jeRtLwSUUUq2girFNpQxFhVaHoWuR2Pt03urI0pfSeN1xuW3kOEkm0uqa +EOlW1xWWHxvT1bBm1+tlov15Ys2B9vtx+v95rV/Uer+rn+a8VnMQETs418Crgy8H3IednQnMkE0 CpgmKhiMQLD5OJk+gDj+apln8j9B/gMAAP//AwBQSwECLQAUAAYACAAAACEAtoM4kv4AAADhAQAA EwAAAAAAAAAAAAAAAAAAAAAAW0NvbnRlbnRfVHlwZXNdLnhtbFBLAQItABQABgAIAAAAIQA4/SH/ 1gAAAJQBAAALAAAAAAAAAAAAAAAAAC8BAABfcmVscy8ucmVsc1BLAQItABQABgAIAAAAIQCZ2PQo nAEAAJQDAAAOAAAAAAAAAAAAAAAAAC4CAABkcnMvZTJvRG9jLnhtbFBLAQItABQABgAIAAAAIQCa syRQ4AAAAAkBAAAPAAAAAAAAAAAAAAAAAPYDAABkcnMvZG93bnJldi54bWxQSwUGAAAAAAQABADz AAAAAwUAAAAA " strokecolor="#156082 [3204]" strokeweight=".5pt">
                 <v:stroke joinstyle="miter"/>
@@ -4070,11 +4065,10 @@
         <w:rPr>
           <w:noProof/>
         </w:rPr>
-        <w:lastRenderedPageBreak/>
         <mc:AlternateContent>
           <mc:Choice Requires="wps">
             <w:drawing>
-              <wp:anchor distT="0" distB="0" distL="114300" distR="114300" simplePos="0" relativeHeight="251668480" behindDoc="0" locked="0" layoutInCell="1" allowOverlap="1" wp14:anchorId="7AEDEB96" wp14:editId="1473E2D7">
+              <wp:anchor distT="0" distB="0" distL="114300" distR="114300" simplePos="0" relativeHeight="251668480" behindDoc="0" locked="0" layoutInCell="1" allowOverlap="1" wp14:anchorId="244C66AC" wp14:editId="220BA03D">
                 <wp:simplePos x="0" y="0"/>
                 <wp:positionH relativeFrom="column">
                   <wp:posOffset>0</wp:posOffset>
@@ -4121,7 +4115,7 @@
               </wp:anchor>
             </w:drawing>
           </mc:Choice>
-          <mc:Fallback xmlns:pic="http://schemas.openxmlformats.org/drawingml/2006/picture" xmlns:ns11="http://schemas.microsoft.com/office/drawing/2010/main" xmlns:a="http://schemas.openxmlformats.org/drawingml/2006/main">
+          <mc:Fallback xmlns:ns11="http://schemas.microsoft.com/office/drawing/2010/main" xmlns:ns5="http://schemas.openxmlformats.org/drawingml/2006/main" xmlns:ns9="http://schemas.openxmlformats.org/drawingml/2006/picture">
             <w:pict>
               <v:line w14:anchorId="44DE2E80" id="Conexão Reta 3" o:spid="_x0000_s1026" style="position:absolute;z-index:251668480;visibility:visible;mso-wrap-style:square;mso-wrap-distance-left:9pt;mso-wrap-distance-top:0;mso-wrap-distance-right:9pt;mso-wrap-distance-bottom:0;mso-position-horizontal:absolute;mso-position-horizontal-relative:text;mso-position-vertical:absolute;mso-position-vertical-relative:text" from="0,0" to="484.2pt,0" o:gfxdata="UEsDBBQABgAIAAAAIQC2gziS/gAAAOEBAAATAAAAW0NvbnRlbnRfVHlwZXNdLnhtbJSRQU7DMBBF 90jcwfIWJU67QAgl6YK0S0CoHGBkTxKLZGx5TGhvj5O2G0SRWNoz/78nu9wcxkFMGNg6quQqL6RA 0s5Y6ir5vt9lD1JwBDIwOMJKHpHlpr69KfdHjyxSmriSfYz+USnWPY7AufNIadK6MEJMx9ApD/oD OlTrorhX2lFEilmcO2RdNtjC5xDF9pCuTyYBB5bi6bQ4syoJ3g9WQ0ymaiLzg5KdCXlKLjvcW893 SUOqXwnz5DrgnHtJTxOsQfEKIT7DmDSUCaxw7Rqn8787ZsmRM9e2VmPeBN4uqYvTtW7jvijg9N/y JsXecLq0q+WD6m8AAAD//wMAUEsDBBQABgAIAAAAIQA4/SH/1gAAAJQBAAALAAAAX3JlbHMvLnJl bHOkkMFqwzAMhu+DvYPRfXGawxijTi+j0GvpHsDYimMaW0Yy2fr2M4PBMnrbUb/Q94l/f/hMi1qR JVI2sOt6UJgd+ZiDgffL8ekFlFSbvV0oo4EbChzGx4f9GRdb25HMsYhqlCwG5lrLq9biZkxWOiqY 22YiTra2kYMu1l1tQD30/bPm3wwYN0x18gb45AdQl1tp5j/sFB2T0FQ7R0nTNEV3j6o9feQzro1i OWA14Fm+Q8a1a8+Bvu/d/dMb2JY5uiPbhG/ktn4cqGU/er3pcvwCAAD//wMAUEsDBBQABgAIAAAA IQCZ2PQonAEAAJQDAAAOAAAAZHJzL2Uyb0RvYy54bWysU01P3DAQvVfqf7B8Z5MAQm202T2A4FK1 qMAPMM54Y8n2WLbZZP99x97dLGorIRAXxx/z3sx7M1muJ2vYFkLU6DreLGrOwEnstdt0/Onx9uwb ZzEJ1wuDDjq+g8jXq69flqNv4RwHND0ERiQutqPv+JCSb6sqygGsiAv04OhRYbAi0TFsqj6Ikdit qc7r+qoaMfQ+oIQY6fZm/8hXhV8pkOmXUhESMx2n2lJZQ1mf81qtlqLdBOEHLQ9liA9UYYV2lHSm uhFJsJeg/6GyWgaMqNJCoq1QKS2haCA1Tf2XmodBeChayJzoZ5vi59HKn9trdx/IhtHHNvr7kFVM Ktj8pfrYVMzazWbBlJiky6vm8vvFJXkqj2/VCehDTHeAluVNx412WYdoxfZHTJSMQo8hdDilLru0 M5CDjfsNiumekjUFXaYCrk1gW0H9FFKCS03uIfGV6AxT2pgZWL8NPMRnKJSJeQ94RpTM6NIMttph +F/2NB1LVvv4owN73dmCZ+x3pSnFGmp9UXgY0zxbr88FfvqZVn8AAAD//wMAUEsDBBQABgAIAAAA IQBdcTjb3gAAAAcBAAAPAAAAZHJzL2Rvd25yZXYueG1sTI9Ba8JAEIXvBf/DMkJvdVMpYmM2IpZS KxSpLdjjmp0m0exs2F1N/Pcde2kvDx6PefO9bN7bRpzRh9qRgvtRAgKpcKamUsHnx/PdFESImoxu HKGCCwaY54ObTKfGdfSO520sBZdQSLWCKsY2lTIUFVodRq5F4uzbeasjW19K43XH5baR4ySZSKtr 4g+VbnFZYXHcnqyCN79aLRfry4E2X7bbjde7zWv/otTtsH+asSxmICL28e8CrhuYH3IG27sTmSAa Bbwm/ipnj5PpA4j91co8k//58x8AAAD//wMAUEsBAi0AFAAGAAgAAAAhALaDOJL+AAAA4QEAABMA AAAAAAAAAAAAAAAAAAAAAFtDb250ZW50X1R5cGVzXS54bWxQSwECLQAUAAYACAAAACEAOP0h/9YA AACUAQAACwAAAAAAAAAAAAAAAAAvAQAAX3JlbHMvLnJlbHNQSwECLQAUAAYACAAAACEAmdj0KJwB AACUAwAADgAAAAAAAAAAAAAAAAAuAgAAZHJzL2Uyb0RvYy54bWxQSwECLQAUAAYACAAAACEAXXE4 294AAAAHAQAADwAAAAAAAAAAAAAAAAD2AwAAZHJzL2Rvd25yZXYueG1sUEsFBgAAAAAEAAQA8wAA AAEFAAAAAA== " strokecolor="#156082 [3204]" strokeweight=".5pt">
                 <v:stroke joinstyle="miter"/>
@@ -4293,7 +4287,7 @@
         <mc:AlternateContent>
           <mc:Choice Requires="wps">
             <w:drawing>
-              <wp:anchor distT="0" distB="0" distL="114300" distR="114300" simplePos="0" relativeHeight="251670528" behindDoc="0" locked="0" layoutInCell="1" allowOverlap="1" wp14:anchorId="3CD203A2" wp14:editId="5FE23A29">
+              <wp:anchor distT="0" distB="0" distL="114300" distR="114300" simplePos="0" relativeHeight="251670528" behindDoc="0" locked="0" layoutInCell="1" allowOverlap="1" wp14:anchorId="330F1023" wp14:editId="63EAEF98">
                 <wp:simplePos x="0" y="0"/>
                 <wp:positionH relativeFrom="column">
                   <wp:posOffset>0</wp:posOffset>
@@ -4340,7 +4334,7 @@
               </wp:anchor>
             </w:drawing>
           </mc:Choice>
-          <mc:Fallback xmlns:pic="http://schemas.openxmlformats.org/drawingml/2006/picture" xmlns:ns11="http://schemas.microsoft.com/office/drawing/2010/main" xmlns:a="http://schemas.openxmlformats.org/drawingml/2006/main">
+          <mc:Fallback xmlns:ns11="http://schemas.microsoft.com/office/drawing/2010/main" xmlns:ns5="http://schemas.openxmlformats.org/drawingml/2006/main" xmlns:ns9="http://schemas.openxmlformats.org/drawingml/2006/picture">
             <w:pict>
               <v:line w14:anchorId="7BCFBA01" id="Conexão Reta 3" o:spid="_x0000_s1026" style="position:absolute;z-index:251670528;visibility:visible;mso-wrap-style:square;mso-wrap-distance-left:9pt;mso-wrap-distance-top:0;mso-wrap-distance-right:9pt;mso-wrap-distance-bottom:0;mso-position-horizontal:absolute;mso-position-horizontal-relative:text;mso-position-vertical:absolute;mso-position-vertical-relative:text" from="0,-.05pt" to="484.2pt,-.05pt" o:gfxdata="UEsDBBQABgAIAAAAIQC2gziS/gAAAOEBAAATAAAAW0NvbnRlbnRfVHlwZXNdLnhtbJSRQU7DMBBF 90jcwfIWJU67QAgl6YK0S0CoHGBkTxKLZGx5TGhvj5O2G0SRWNoz/78nu9wcxkFMGNg6quQqL6RA 0s5Y6ir5vt9lD1JwBDIwOMJKHpHlpr69KfdHjyxSmriSfYz+USnWPY7AufNIadK6MEJMx9ApD/oD OlTrorhX2lFEilmcO2RdNtjC5xDF9pCuTyYBB5bi6bQ4syoJ3g9WQ0ymaiLzg5KdCXlKLjvcW893 SUOqXwnz5DrgnHtJTxOsQfEKIT7DmDSUCaxw7Rqn8787ZsmRM9e2VmPeBN4uqYvTtW7jvijg9N/y JsXecLq0q+WD6m8AAAD//wMAUEsDBBQABgAIAAAAIQA4/SH/1gAAAJQBAAALAAAAX3JlbHMvLnJl bHOkkMFqwzAMhu+DvYPRfXGawxijTi+j0GvpHsDYimMaW0Yy2fr2M4PBMnrbUb/Q94l/f/hMi1qR JVI2sOt6UJgd+ZiDgffL8ekFlFSbvV0oo4EbChzGx4f9GRdb25HMsYhqlCwG5lrLq9biZkxWOiqY 22YiTra2kYMu1l1tQD30/bPm3wwYN0x18gb45AdQl1tp5j/sFB2T0FQ7R0nTNEV3j6o9feQzro1i OWA14Fm+Q8a1a8+Bvu/d/dMb2JY5uiPbhG/ktn4cqGU/er3pcvwCAAD//wMAUEsDBBQABgAIAAAA IQCZ2PQonAEAAJQDAAAOAAAAZHJzL2Uyb0RvYy54bWysU01P3DAQvVfqf7B8Z5MAQm202T2A4FK1 qMAPMM54Y8n2WLbZZP99x97dLGorIRAXxx/z3sx7M1muJ2vYFkLU6DreLGrOwEnstdt0/Onx9uwb ZzEJ1wuDDjq+g8jXq69flqNv4RwHND0ERiQutqPv+JCSb6sqygGsiAv04OhRYbAi0TFsqj6Ikdit qc7r+qoaMfQ+oIQY6fZm/8hXhV8pkOmXUhESMx2n2lJZQ1mf81qtlqLdBOEHLQ9liA9UYYV2lHSm uhFJsJeg/6GyWgaMqNJCoq1QKS2haCA1Tf2XmodBeChayJzoZ5vi59HKn9trdx/IhtHHNvr7kFVM Ktj8pfrYVMzazWbBlJiky6vm8vvFJXkqj2/VCehDTHeAluVNx412WYdoxfZHTJSMQo8hdDilLru0 M5CDjfsNiumekjUFXaYCrk1gW0H9FFKCS03uIfGV6AxT2pgZWL8NPMRnKJSJeQ94RpTM6NIMttph +F/2NB1LVvv4owN73dmCZ+x3pSnFGmp9UXgY0zxbr88FfvqZVn8AAAD//wMAUEsDBBQABgAIAAAA IQCasyRQ4AAAAAkBAAAPAAAAZHJzL2Rvd25yZXYueG1sTI9Ba8JAEIXvhf6HZQq96UYpYmM2IpZS KxSpFfS4ZqdJ2uxs2F1N/Pcde2kvA4/He/O+bN7bRpzRh9qRgtEwAYFUOFNTqWD38TyYgghRk9GN I1RwwQDz/PYm06lxHb3jeRtLwSUUUq2girFNpQxFhVaHoWuR2Pt03urI0pfSeN1xuW3kOEkm0uqa +EOlW1xWWHxvT1bBm1+tlov15Ys2B9vtx+v95rV/Uer+rn+a8VnMQETs418Crgy8H3IednQnMkE0 CpgmKhiMQLD5OJk+gDj+apln8j9B/gMAAP//AwBQSwECLQAUAAYACAAAACEAtoM4kv4AAADhAQAA EwAAAAAAAAAAAAAAAAAAAAAAW0NvbnRlbnRfVHlwZXNdLnhtbFBLAQItABQABgAIAAAAIQA4/SH/ 1gAAAJQBAAALAAAAAAAAAAAAAAAAAC8BAABfcmVscy8ucmVsc1BLAQItABQABgAIAAAAIQCZ2PQo nAEAAJQDAAAOAAAAAAAAAAAAAAAAAC4CAABkcnMvZTJvRG9jLnhtbFBLAQItABQABgAIAAAAIQCa syRQ4AAAAAkBAAAPAAAAAAAAAAAAAAAAAPYDAABkcnMvZG93bnJldi54bWxQSwUGAAAAAAQABADz AAAAAwUAAAAA " strokecolor="#156082 [3204]" strokeweight=".5pt">
                 <v:stroke joinstyle="miter"/>
@@ -4524,6 +4518,7 @@
       </w:pPr>
       <w:bookmarkStart w:id="10" w:name="_Toc230077233"/>
       <w:r>
+        <w:lastRenderedPageBreak/>
         <w:t>Ligações e Recursos</w:t>
       </w:r>
       <w:bookmarkEnd w:id="10"/>
@@ -4547,7 +4542,7 @@
         <mc:AlternateContent>
           <mc:Choice Requires="wps">
             <w:drawing>
-              <wp:anchor distT="0" distB="0" distL="114300" distR="114300" simplePos="0" relativeHeight="251672576" behindDoc="0" locked="0" layoutInCell="1" allowOverlap="1" wp14:anchorId="04DE2EB5" wp14:editId="5AB29A3D">
+              <wp:anchor distT="0" distB="0" distL="114300" distR="114300" simplePos="0" relativeHeight="251672576" behindDoc="0" locked="0" layoutInCell="1" allowOverlap="1" wp14:anchorId="46F6951A" wp14:editId="7CC2DC16">
                 <wp:simplePos x="0" y="0"/>
                 <wp:positionH relativeFrom="column">
                   <wp:posOffset>0</wp:posOffset>
@@ -4594,7 +4589,7 @@
               </wp:anchor>
             </w:drawing>
           </mc:Choice>
-          <mc:Fallback xmlns:pic="http://schemas.openxmlformats.org/drawingml/2006/picture" xmlns:ns11="http://schemas.microsoft.com/office/drawing/2010/main" xmlns:a="http://schemas.openxmlformats.org/drawingml/2006/main">
+          <mc:Fallback xmlns:ns11="http://schemas.microsoft.com/office/drawing/2010/main" xmlns:ns5="http://schemas.openxmlformats.org/drawingml/2006/main" xmlns:ns9="http://schemas.openxmlformats.org/drawingml/2006/picture">
             <w:pict>
               <v:line w14:anchorId="546AD9F8" id="Conexão Reta 3" o:spid="_x0000_s1026" style="position:absolute;z-index:251672576;visibility:visible;mso-wrap-style:square;mso-wrap-distance-left:9pt;mso-wrap-distance-top:0;mso-wrap-distance-right:9pt;mso-wrap-distance-bottom:0;mso-position-horizontal:absolute;mso-position-horizontal-relative:text;mso-position-vertical:absolute;mso-position-vertical-relative:text" from="0,-.05pt" to="484.2pt,-.05pt" o:gfxdata="UEsDBBQABgAIAAAAIQC2gziS/gAAAOEBAAATAAAAW0NvbnRlbnRfVHlwZXNdLnhtbJSRQU7DMBBF 90jcwfIWJU67QAgl6YK0S0CoHGBkTxKLZGx5TGhvj5O2G0SRWNoz/78nu9wcxkFMGNg6quQqL6RA 0s5Y6ir5vt9lD1JwBDIwOMJKHpHlpr69KfdHjyxSmriSfYz+USnWPY7AufNIadK6MEJMx9ApD/oD OlTrorhX2lFEilmcO2RdNtjC5xDF9pCuTyYBB5bi6bQ4syoJ3g9WQ0ymaiLzg5KdCXlKLjvcW893 SUOqXwnz5DrgnHtJTxOsQfEKIT7DmDSUCaxw7Rqn8787ZsmRM9e2VmPeBN4uqYvTtW7jvijg9N/y JsXecLq0q+WD6m8AAAD//wMAUEsDBBQABgAIAAAAIQA4/SH/1gAAAJQBAAALAAAAX3JlbHMvLnJl bHOkkMFqwzAMhu+DvYPRfXGawxijTi+j0GvpHsDYimMaW0Yy2fr2M4PBMnrbUb/Q94l/f/hMi1qR JVI2sOt6UJgd+ZiDgffL8ekFlFSbvV0oo4EbChzGx4f9GRdb25HMsYhqlCwG5lrLq9biZkxWOiqY 22YiTra2kYMu1l1tQD30/bPm3wwYN0x18gb45AdQl1tp5j/sFB2T0FQ7R0nTNEV3j6o9feQzro1i OWA14Fm+Q8a1a8+Bvu/d/dMb2JY5uiPbhG/ktn4cqGU/er3pcvwCAAD//wMAUEsDBBQABgAIAAAA IQCZ2PQonAEAAJQDAAAOAAAAZHJzL2Uyb0RvYy54bWysU01P3DAQvVfqf7B8Z5MAQm202T2A4FK1 qMAPMM54Y8n2WLbZZP99x97dLGorIRAXxx/z3sx7M1muJ2vYFkLU6DreLGrOwEnstdt0/Onx9uwb ZzEJ1wuDDjq+g8jXq69flqNv4RwHND0ERiQutqPv+JCSb6sqygGsiAv04OhRYbAi0TFsqj6Ikdit qc7r+qoaMfQ+oIQY6fZm/8hXhV8pkOmXUhESMx2n2lJZQ1mf81qtlqLdBOEHLQ9liA9UYYV2lHSm uhFJsJeg/6GyWgaMqNJCoq1QKS2haCA1Tf2XmodBeChayJzoZ5vi59HKn9trdx/IhtHHNvr7kFVM Ktj8pfrYVMzazWbBlJiky6vm8vvFJXkqj2/VCehDTHeAluVNx412WYdoxfZHTJSMQo8hdDilLru0 M5CDjfsNiumekjUFXaYCrk1gW0H9FFKCS03uIfGV6AxT2pgZWL8NPMRnKJSJeQ94RpTM6NIMttph +F/2NB1LVvv4owN73dmCZ+x3pSnFGmp9UXgY0zxbr88FfvqZVn8AAAD//wMAUEsDBBQABgAIAAAA IQCasyRQ4AAAAAkBAAAPAAAAZHJzL2Rvd25yZXYueG1sTI9Ba8JAEIXvhf6HZQq96UYpYmM2IpZS KxSpFfS4ZqdJ2uxs2F1N/Pcde2kvA4/He/O+bN7bRpzRh9qRgtEwAYFUOFNTqWD38TyYgghRk9GN I1RwwQDz/PYm06lxHb3jeRtLwSUUUq2girFNpQxFhVaHoWuR2Pt03urI0pfSeN1xuW3kOEkm0uqa +EOlW1xWWHxvT1bBm1+tlov15Ys2B9vtx+v95rV/Uer+rn+a8VnMQETs418Crgy8H3IednQnMkE0 CpgmKhiMQLD5OJk+gDj+apln8j9B/gMAAP//AwBQSwECLQAUAAYACAAAACEAtoM4kv4AAADhAQAA EwAAAAAAAAAAAAAAAAAAAAAAW0NvbnRlbnRfVHlwZXNdLnhtbFBLAQItABQABgAIAAAAIQA4/SH/ 1gAAAJQBAAALAAAAAAAAAAAAAAAAAC8BAABfcmVscy8ucmVsc1BLAQItABQABgAIAAAAIQCZ2PQo nAEAAJQDAAAOAAAAAAAAAAAAAAAAAC4CAABkcnMvZTJvRG9jLnhtbFBLAQItABQABgAIAAAAIQCa syRQ4AAAAAkBAAAPAAAAAAAAAAAAAAAAAPYDAABkcnMvZG93bnJldi54bWxQSwUGAAAAAAQABADz AAAAAwUAAAAA " strokecolor="#156082 [3204]" strokeweight=".5pt">
                 <v:stroke joinstyle="miter"/>
@@ -4711,13 +4706,23 @@
         <w:t xml:space="preserve">→  </w:t>
       </w:r>
       <w:hyperlink r:id="rId13" w:history="1">
+        <w:proofErr w:type="spellStart"/>
         <w:r>
           <w:rPr>
             <w:rStyle w:val="Hiperligao"/>
             <w:color w:val="2E75B6"/>
             <w:lang w:val="en-US"/>
           </w:rPr>
-          <w:t>Podman Desktop AI Lab</w:t>
+          <w:t>Podman</w:t>
+        </w:r>
+        <w:proofErr w:type="spellEnd"/>
+        <w:r>
+          <w:rPr>
+            <w:rStyle w:val="Hiperligao"/>
+            <w:color w:val="2E75B6"/>
+            <w:lang w:val="en-US"/>
+          </w:rPr>
+          <w:t xml:space="preserve"> Desktop AI Lab</w:t>
         </w:r>
       </w:hyperlink>
     </w:p>
@@ -4738,6 +4743,7 @@
         <w:t xml:space="preserve">→  </w:t>
       </w:r>
       <w:hyperlink r:id="rId14" w:history="1">
+        <w:proofErr w:type="spellStart"/>
         <w:r>
           <w:rPr>
             <w:rStyle w:val="Hiperligao"/>
@@ -4746,6 +4752,7 @@
           </w:rPr>
           <w:t>Ramalama</w:t>
         </w:r>
+        <w:proofErr w:type="spellEnd"/>
       </w:hyperlink>
     </w:p>
     <w:p>
@@ -4854,12 +4861,6 @@
           <w:t>Can I Run AI locally</w:t>
         </w:r>
       </w:hyperlink>
-      <w:r>
-        <w:rPr>
-          <w:lang w:val="en-US"/>
-        </w:rPr>
-        <w:br w:type="page"/>
-      </w:r>
     </w:p>
     <w:p>
       <w:pPr>
@@ -4871,7 +4872,6 @@
           <w:bCs/>
           <w:color w:val="2E75B6"/>
         </w:rPr>
-        <w:lastRenderedPageBreak/>
         <w:t xml:space="preserve">→  </w:t>
       </w:r>
       <w:hyperlink r:id="rId19" w:history="1">
@@ -4908,14 +4908,36 @@
         <w:t xml:space="preserve">→  </w:t>
       </w:r>
       <w:hyperlink r:id="rId20" w:history="1">
+        <w:proofErr w:type="spellStart"/>
         <w:r>
           <w:rPr>
             <w:rStyle w:val="Hiperligao"/>
             <w:lang w:val="en-US"/>
           </w:rPr>
-          <w:t>llmfit — Stop Guessing Which AI Models Will Run on Your Machine</w:t>
+          <w:t>llmfit</w:t>
+        </w:r>
+        <w:proofErr w:type="spellEnd"/>
+        <w:r>
+          <w:rPr>
+            <w:rStyle w:val="Hiperligao"/>
+            <w:lang w:val="en-US"/>
+          </w:rPr>
+          <w:t xml:space="preserve"> — Stop Guessing Which AI Models Will Run on Your Machine</w:t>
         </w:r>
       </w:hyperlink>
+    </w:p>
+    <w:p>
+      <w:pPr>
+        <w:rPr>
+          <w:lang w:val="en-US"/>
+        </w:rPr>
+      </w:pPr>
+      <w:r>
+        <w:rPr>
+          <w:lang w:val="en-US"/>
+        </w:rPr>
+        <w:br w:type="page"/>
+      </w:r>
     </w:p>
     <w:p>
       <w:pPr>
@@ -4932,6 +4954,7 @@
         <w:rPr>
           <w:lang w:val="en-US"/>
         </w:rPr>
+        <w:lastRenderedPageBreak/>
         <w:t>Talk to Your Data</w:t>
       </w:r>
       <w:bookmarkEnd w:id="11"/>
@@ -5077,7 +5100,7 @@
         <mc:AlternateContent>
           <mc:Choice Requires="wps">
             <w:drawing>
-              <wp:anchor distT="0" distB="0" distL="114300" distR="114300" simplePos="0" relativeHeight="251674624" behindDoc="0" locked="0" layoutInCell="1" allowOverlap="1" wp14:anchorId="10D3F0C0" wp14:editId="2DC7C061">
+              <wp:anchor distT="0" distB="0" distL="114300" distR="114300" simplePos="0" relativeHeight="251674624" behindDoc="0" locked="0" layoutInCell="1" allowOverlap="1" wp14:anchorId="5A82296F" wp14:editId="4E7C6150">
                 <wp:simplePos x="0" y="0"/>
                 <wp:positionH relativeFrom="column">
                   <wp:posOffset>0</wp:posOffset>
@@ -5124,7 +5147,7 @@
               </wp:anchor>
             </w:drawing>
           </mc:Choice>
-          <mc:Fallback xmlns:pic="http://schemas.openxmlformats.org/drawingml/2006/picture" xmlns:ns11="http://schemas.microsoft.com/office/drawing/2010/main" xmlns:a="http://schemas.openxmlformats.org/drawingml/2006/main">
+          <mc:Fallback xmlns:ns11="http://schemas.microsoft.com/office/drawing/2010/main" xmlns:ns5="http://schemas.openxmlformats.org/drawingml/2006/main" xmlns:ns9="http://schemas.openxmlformats.org/drawingml/2006/picture">
             <w:pict>
               <v:line w14:anchorId="353A3786" id="Conexão Reta 3" o:spid="_x0000_s1026" style="position:absolute;z-index:251674624;visibility:visible;mso-wrap-style:square;mso-wrap-distance-left:9pt;mso-wrap-distance-top:0;mso-wrap-distance-right:9pt;mso-wrap-distance-bottom:0;mso-position-horizontal:absolute;mso-position-horizontal-relative:text;mso-position-vertical:absolute;mso-position-vertical-relative:text" from="0,-.05pt" to="484.2pt,-.05pt" o:gfxdata="UEsDBBQABgAIAAAAIQC2gziS/gAAAOEBAAATAAAAW0NvbnRlbnRfVHlwZXNdLnhtbJSRQU7DMBBF 90jcwfIWJU67QAgl6YK0S0CoHGBkTxKLZGx5TGhvj5O2G0SRWNoz/78nu9wcxkFMGNg6quQqL6RA 0s5Y6ir5vt9lD1JwBDIwOMJKHpHlpr69KfdHjyxSmriSfYz+USnWPY7AufNIadK6MEJMx9ApD/oD OlTrorhX2lFEilmcO2RdNtjC5xDF9pCuTyYBB5bi6bQ4syoJ3g9WQ0ymaiLzg5KdCXlKLjvcW893 SUOqXwnz5DrgnHtJTxOsQfEKIT7DmDSUCaxw7Rqn8787ZsmRM9e2VmPeBN4uqYvTtW7jvijg9N/y JsXecLq0q+WD6m8AAAD//wMAUEsDBBQABgAIAAAAIQA4/SH/1gAAAJQBAAALAAAAX3JlbHMvLnJl bHOkkMFqwzAMhu+DvYPRfXGawxijTi+j0GvpHsDYimMaW0Yy2fr2M4PBMnrbUb/Q94l/f/hMi1qR JVI2sOt6UJgd+ZiDgffL8ekFlFSbvV0oo4EbChzGx4f9GRdb25HMsYhqlCwG5lrLq9biZkxWOiqY 22YiTra2kYMu1l1tQD30/bPm3wwYN0x18gb45AdQl1tp5j/sFB2T0FQ7R0nTNEV3j6o9feQzro1i OWA14Fm+Q8a1a8+Bvu/d/dMb2JY5uiPbhG/ktn4cqGU/er3pcvwCAAD//wMAUEsDBBQABgAIAAAA IQCZ2PQonAEAAJQDAAAOAAAAZHJzL2Uyb0RvYy54bWysU01P3DAQvVfqf7B8Z5MAQm202T2A4FK1 qMAPMM54Y8n2WLbZZP99x97dLGorIRAXxx/z3sx7M1muJ2vYFkLU6DreLGrOwEnstdt0/Onx9uwb ZzEJ1wuDDjq+g8jXq69flqNv4RwHND0ERiQutqPv+JCSb6sqygGsiAv04OhRYbAi0TFsqj6Ikdit qc7r+qoaMfQ+oIQY6fZm/8hXhV8pkOmXUhESMx2n2lJZQ1mf81qtlqLdBOEHLQ9liA9UYYV2lHSm uhFJsJeg/6GyWgaMqNJCoq1QKS2haCA1Tf2XmodBeChayJzoZ5vi59HKn9trdx/IhtHHNvr7kFVM Ktj8pfrYVMzazWbBlJiky6vm8vvFJXkqj2/VCehDTHeAluVNx412WYdoxfZHTJSMQo8hdDilLru0 M5CDjfsNiumekjUFXaYCrk1gW0H9FFKCS03uIfGV6AxT2pgZWL8NPMRnKJSJeQ94RpTM6NIMttph +F/2NB1LVvv4owN73dmCZ+x3pSnFGmp9UXgY0zxbr88FfvqZVn8AAAD//wMAUEsDBBQABgAIAAAA IQCasyRQ4AAAAAkBAAAPAAAAZHJzL2Rvd25yZXYueG1sTI9Ba8JAEIXvhf6HZQq96UYpYmM2IpZS KxSpFfS4ZqdJ2uxs2F1N/Pcde2kvA4/He/O+bN7bRpzRh9qRgtEwAYFUOFNTqWD38TyYgghRk9GN I1RwwQDz/PYm06lxHb3jeRtLwSUUUq2girFNpQxFhVaHoWuR2Pt03urI0pfSeN1xuW3kOEkm0uqa +EOlW1xWWHxvT1bBm1+tlov15Ys2B9vtx+v95rV/Uer+rn+a8VnMQETs418Crgy8H3IednQnMkE0 CpgmKhiMQLD5OJk+gDj+apln8j9B/gMAAP//AwBQSwECLQAUAAYACAAAACEAtoM4kv4AAADhAQAA EwAAAAAAAAAAAAAAAAAAAAAAW0NvbnRlbnRfVHlwZXNdLnhtbFBLAQItABQABgAIAAAAIQA4/SH/ 1gAAAJQBAAALAAAAAAAAAAAAAAAAAC8BAABfcmVscy8ucmVsc1BLAQItABQABgAIAAAAIQCZ2PQo nAEAAJQDAAAOAAAAAAAAAAAAAAAAAC4CAABkcnMvZTJvRG9jLnhtbFBLAQItABQABgAIAAAAIQCa syRQ4AAAAAkBAAAPAAAAAAAAAAAAAAAAAPYDAABkcnMvZG93bnJldi54bWxQSwUGAAAAAAQABADz AAAAAwUAAAAA " strokecolor="#156082 [3204]" strokeweight=".5pt">
                 <v:stroke joinstyle="miter"/>
@@ -5463,27 +5486,7 @@
           <w:sz w:val="20"/>
           <w:szCs w:val="20"/>
         </w:rPr>
-        <w:t xml:space="preserve">Tabela </w:t>
-      </w:r>
-      <w:r>
-        <w:rPr>
-          <w:i/>
-          <w:iCs/>
-          <w:color w:val="595959"/>
-          <w:sz w:val="20"/>
-          <w:szCs w:val="20"/>
-        </w:rPr>
-        <w:t>3</w:t>
-      </w:r>
-      <w:r>
-        <w:rPr>
-          <w:i/>
-          <w:iCs/>
-          <w:color w:val="595959"/>
-          <w:sz w:val="20"/>
-          <w:szCs w:val="20"/>
-        </w:rPr>
-        <w:t xml:space="preserve"> — Abordagens de acesso a dados com LLM: comparação de trade-offs</w:t>
+        <w:t>Tabela 4 — Abordagens de acesso a dados com LLM: comparação de trade-offs</w:t>
       </w:r>
     </w:p>
     <w:p>
@@ -5507,7 +5510,7 @@
         <mc:AlternateContent>
           <mc:Choice Requires="wps">
             <w:drawing>
-              <wp:anchor distT="0" distB="0" distL="114300" distR="114300" simplePos="0" relativeHeight="251676672" behindDoc="0" locked="0" layoutInCell="1" allowOverlap="1" wp14:anchorId="632C1FC7" wp14:editId="2ECC0DA1">
+              <wp:anchor distT="0" distB="0" distL="114300" distR="114300" simplePos="0" relativeHeight="251676672" behindDoc="0" locked="0" layoutInCell="1" allowOverlap="1" wp14:anchorId="14AE19AD" wp14:editId="761BACA1">
                 <wp:simplePos x="0" y="0"/>
                 <wp:positionH relativeFrom="column">
                   <wp:posOffset>0</wp:posOffset>
@@ -5554,7 +5557,7 @@
               </wp:anchor>
             </w:drawing>
           </mc:Choice>
-          <mc:Fallback xmlns:pic="http://schemas.openxmlformats.org/drawingml/2006/picture" xmlns:ns11="http://schemas.microsoft.com/office/drawing/2010/main" xmlns:a="http://schemas.openxmlformats.org/drawingml/2006/main">
+          <mc:Fallback xmlns:ns11="http://schemas.microsoft.com/office/drawing/2010/main" xmlns:ns5="http://schemas.openxmlformats.org/drawingml/2006/main" xmlns:ns9="http://schemas.openxmlformats.org/drawingml/2006/picture">
             <w:pict>
               <v:line w14:anchorId="14151E29" id="Conexão Reta 3" o:spid="_x0000_s1026" style="position:absolute;z-index:251676672;visibility:visible;mso-wrap-style:square;mso-wrap-distance-left:9pt;mso-wrap-distance-top:0;mso-wrap-distance-right:9pt;mso-wrap-distance-bottom:0;mso-position-horizontal:absolute;mso-position-horizontal-relative:text;mso-position-vertical:absolute;mso-position-vertical-relative:text" from="0,-.05pt" to="484.2pt,-.05pt" o:gfxdata="UEsDBBQABgAIAAAAIQC2gziS/gAAAOEBAAATAAAAW0NvbnRlbnRfVHlwZXNdLnhtbJSRQU7DMBBF 90jcwfIWJU67QAgl6YK0S0CoHGBkTxKLZGx5TGhvj5O2G0SRWNoz/78nu9wcxkFMGNg6quQqL6RA 0s5Y6ir5vt9lD1JwBDIwOMJKHpHlpr69KfdHjyxSmriSfYz+USnWPY7AufNIadK6MEJMx9ApD/oD OlTrorhX2lFEilmcO2RdNtjC5xDF9pCuTyYBB5bi6bQ4syoJ3g9WQ0ymaiLzg5KdCXlKLjvcW893 SUOqXwnz5DrgnHtJTxOsQfEKIT7DmDSUCaxw7Rqn8787ZsmRM9e2VmPeBN4uqYvTtW7jvijg9N/y JsXecLq0q+WD6m8AAAD//wMAUEsDBBQABgAIAAAAIQA4/SH/1gAAAJQBAAALAAAAX3JlbHMvLnJl bHOkkMFqwzAMhu+DvYPRfXGawxijTi+j0GvpHsDYimMaW0Yy2fr2M4PBMnrbUb/Q94l/f/hMi1qR JVI2sOt6UJgd+ZiDgffL8ekFlFSbvV0oo4EbChzGx4f9GRdb25HMsYhqlCwG5lrLq9biZkxWOiqY 22YiTra2kYMu1l1tQD30/bPm3wwYN0x18gb45AdQl1tp5j/sFB2T0FQ7R0nTNEV3j6o9feQzro1i OWA14Fm+Q8a1a8+Bvu/d/dMb2JY5uiPbhG/ktn4cqGU/er3pcvwCAAD//wMAUEsDBBQABgAIAAAA IQCZ2PQonAEAAJQDAAAOAAAAZHJzL2Uyb0RvYy54bWysU01P3DAQvVfqf7B8Z5MAQm202T2A4FK1 qMAPMM54Y8n2WLbZZP99x97dLGorIRAXxx/z3sx7M1muJ2vYFkLU6DreLGrOwEnstdt0/Onx9uwb ZzEJ1wuDDjq+g8jXq69flqNv4RwHND0ERiQutqPv+JCSb6sqygGsiAv04OhRYbAi0TFsqj6Ikdit qc7r+qoaMfQ+oIQY6fZm/8hXhV8pkOmXUhESMx2n2lJZQ1mf81qtlqLdBOEHLQ9liA9UYYV2lHSm uhFJsJeg/6GyWgaMqNJCoq1QKS2haCA1Tf2XmodBeChayJzoZ5vi59HKn9trdx/IhtHHNvr7kFVM Ktj8pfrYVMzazWbBlJiky6vm8vvFJXkqj2/VCehDTHeAluVNx412WYdoxfZHTJSMQo8hdDilLru0 M5CDjfsNiumekjUFXaYCrk1gW0H9FFKCS03uIfGV6AxT2pgZWL8NPMRnKJSJeQ94RpTM6NIMttph +F/2NB1LVvv4owN73dmCZ+x3pSnFGmp9UXgY0zxbr88FfvqZVn8AAAD//wMAUEsDBBQABgAIAAAA IQCasyRQ4AAAAAkBAAAPAAAAZHJzL2Rvd25yZXYueG1sTI9Ba8JAEIXvhf6HZQq96UYpYmM2IpZS KxSpFfS4ZqdJ2uxs2F1N/Pcde2kvA4/He/O+bN7bRpzRh9qRgtEwAYFUOFNTqWD38TyYgghRk9GN I1RwwQDz/PYm06lxHb3jeRtLwSUUUq2girFNpQxFhVaHoWuR2Pt03urI0pfSeN1xuW3kOEkm0uqa +EOlW1xWWHxvT1bBm1+tlov15Ys2B9vtx+v95rV/Uer+rn+a8VnMQETs418Crgy8H3IednQnMkE0 CpgmKhiMQLD5OJk+gDj+apln8j9B/gMAAP//AwBQSwECLQAUAAYACAAAACEAtoM4kv4AAADhAQAA EwAAAAAAAAAAAAAAAAAAAAAAW0NvbnRlbnRfVHlwZXNdLnhtbFBLAQItABQABgAIAAAAIQA4/SH/ 1gAAAJQBAAALAAAAAAAAAAAAAAAAAC8BAABfcmVscy8ucmVsc1BLAQItABQABgAIAAAAIQCZ2PQo nAEAAJQDAAAOAAAAAAAAAAAAAAAAAC4CAABkcnMvZTJvRG9jLnhtbFBLAQItABQABgAIAAAAIQCa syRQ4AAAAAkBAAAPAAAAAAAAAAAAAAAAAPYDAABkcnMvZG93bnJldi54bWxQSwUGAAAAAAQABADz AAAAAwUAAAAA " strokecolor="#156082 [3204]" strokeweight=".5pt">
                 <v:stroke joinstyle="miter"/>
@@ -5632,7 +5635,6 @@
       </w:tr>
     </w:tbl>
     <w:p/>
-    <w:p/>
     <w:p>
       <w:pPr>
         <w:rPr>
@@ -5645,25 +5647,19 @@
           <w:b/>
           <w:bCs/>
         </w:rPr>
-        <w:lastRenderedPageBreak/>
-        <w:t xml:space="preserve">Arquitetura — DatabaseAssistant </w:t>
-      </w:r>
-      <w:proofErr w:type="gramStart"/>
-      <w:r>
-        <w:rPr>
-          <w:b/>
-          <w:bCs/>
-        </w:rPr>
-        <w:t>como Orquestrador</w:t>
-      </w:r>
-      <w:proofErr w:type="gramEnd"/>
+        <w:t>Arquitetura — DatabaseAssistant como Orquestrador</w:t>
+      </w:r>
     </w:p>
     <w:p>
       <w:pPr>
         <w:spacing w:before="80" w:after="80" w:line="276" w:lineRule="auto"/>
       </w:pPr>
       <w:r>
-        <w:t>O DatabaseAssistant é um @Service Spring que orquestra o fluxo completo mas delega as duas operações de LLM a dois @AiService: HqlGenerator (gera HQL) e AnswerFormatter (formata a resposta em linguagem natural). O fluxo é determinístico e controlado pelo Java — o LLM nunca decide quando executar queries. O diagrama seguinte ilustra este fluxo de forma visual:</w:t>
+        <w:t xml:space="preserve">O DatabaseAssistant é um @Service Spring que orquestra o fluxo completo mas delega as duas operações de LLM a dois @AiService: HqlGenerator (gera HQL) e AnswerFormatter (formata a </w:t>
+      </w:r>
+      <w:r>
+        <w:lastRenderedPageBreak/>
+        <w:t>resposta em linguagem natural). O fluxo é determinístico e controlado pelo Java — o LLM nunca decide quando executar queries. O diagrama seguinte ilustra este fluxo de forma visual:</w:t>
       </w:r>
     </w:p>
     <w:p>
@@ -5675,7 +5671,7 @@
           <w:noProof/>
         </w:rPr>
         <w:drawing>
-          <wp:inline distT="0" distB="0" distL="0" distR="0" wp14:anchorId="6533A863" wp14:editId="09CFC213">
+          <wp:inline distT="0" distB="0" distL="0" distR="0" wp14:anchorId="1EBA91D4" wp14:editId="767936B9">
             <wp:extent cx="4076700" cy="2387600"/>
             <wp:effectExtent l="0" t="0" r="0" b="0"/>
             <wp:docPr id="264795208" name="Imagem 1" descr="Uma imagem com texto, captura de ecrã, diagrama, Tipo de letra  Descrição gerada automaticamente"/>
@@ -6431,7 +6427,6 @@
                 <w:szCs w:val="18"/>
                 <w:lang w:val="en-US"/>
               </w:rPr>
-              <w:lastRenderedPageBreak/>
               <w:t xml:space="preserve">        String result = queryTool.executeHqlQuery(plan.hql(), plan.maxResults());</w:t>
             </w:r>
           </w:p>
@@ -6495,6 +6490,7 @@
                 <w:szCs w:val="18"/>
                 <w:lang w:val="en-US"/>
               </w:rPr>
+              <w:lastRenderedPageBreak/>
               <w:t xml:space="preserve">        </w:t>
             </w:r>
             <w:r>
@@ -7038,24 +7034,33 @@
           <w:b/>
           <w:bCs/>
         </w:rPr>
-        <w:br w:type="page"/>
-      </w:r>
-    </w:p>
-    <w:p>
-      <w:pPr>
+        <w:t xml:space="preserve">@AiService — </w:t>
+      </w:r>
+      <w:proofErr w:type="spellStart"/>
+      <w:r>
         <w:rPr>
           <w:b/>
           <w:bCs/>
         </w:rPr>
-      </w:pPr>
+        <w:t>HqlGenerator</w:t>
+      </w:r>
+      <w:proofErr w:type="spellEnd"/>
       <w:r>
         <w:rPr>
           <w:b/>
           <w:bCs/>
         </w:rPr>
-        <w:lastRenderedPageBreak/>
-        <w:t>@AiService — HqlGenerator e AnswerFormatter</w:t>
-      </w:r>
+        <w:t xml:space="preserve"> e </w:t>
+      </w:r>
+      <w:proofErr w:type="spellStart"/>
+      <w:r>
+        <w:rPr>
+          <w:b/>
+          <w:bCs/>
+        </w:rPr>
+        <w:t>AnswerFormatter</w:t>
+      </w:r>
+      <w:proofErr w:type="spellEnd"/>
     </w:p>
     <w:p>
       <w:pPr>
@@ -7869,897 +7874,20 @@
         <w:spacing w:before="80"/>
       </w:pPr>
     </w:p>
-    <w:tbl>
-      <w:tblPr>
-        <w:tblW w:w="9026" w:type="dxa"/>
-        <w:tblBorders>
-          <w:top w:val="single" w:sz="4" w:space="0" w:color="auto"/>
-          <w:left w:val="single" w:sz="4" w:space="0" w:color="auto"/>
-          <w:bottom w:val="single" w:sz="4" w:space="0" w:color="auto"/>
-          <w:right w:val="single" w:sz="4" w:space="0" w:color="auto"/>
-          <w:insideH w:val="single" w:sz="4" w:space="0" w:color="auto"/>
-          <w:insideV w:val="single" w:sz="4" w:space="0" w:color="auto"/>
-        </w:tblBorders>
-        <w:tblCellMar>
-          <w:left w:w="10" w:type="dxa"/>
-          <w:right w:w="10" w:type="dxa"/>
-        </w:tblCellMar>
-        <w:tblLook w:val="04A0" w:firstRow="1" w:lastRow="0" w:firstColumn="1" w:lastColumn="0" w:noHBand="0" w:noVBand="1"/>
-      </w:tblPr>
-      <w:tblGrid>
-        <w:gridCol w:w="9026"/>
-      </w:tblGrid>
-      <w:tr>
-        <w:tc>
-          <w:tcPr>
-            <w:tcW w:w="9026" w:type="dxa"/>
-            <w:tcBorders>
-              <w:top w:val="none" w:sz="0" w:space="0" w:color="FFFFFF"/>
-              <w:left w:val="none" w:sz="0" w:space="0" w:color="FFFFFF"/>
-              <w:bottom w:val="none" w:sz="0" w:space="0" w:color="FFFFFF"/>
-              <w:right w:val="none" w:sz="0" w:space="0" w:color="FFFFFF"/>
-            </w:tcBorders>
-            <w:shd w:val="clear" w:color="auto" w:fill="1E1E1E"/>
-            <w:tcMar>
-              <w:top w:w="40" w:type="dxa"/>
-              <w:left w:w="200" w:type="dxa"/>
-              <w:bottom w:w="40" w:type="dxa"/>
-              <w:right w:w="180" w:type="dxa"/>
-            </w:tcMar>
-          </w:tcPr>
-          <w:p>
-            <w:pPr>
-              <w:spacing w:before="20" w:after="20"/>
-            </w:pPr>
-            <w:r>
-              <w:rPr>
-                <w:rFonts w:ascii="Courier New" w:eastAsia="Courier New" w:hAnsi="Courier New" w:cs="Courier New"/>
-                <w:color w:val="D4D4D4"/>
-                <w:sz w:val="18"/>
-                <w:szCs w:val="18"/>
-              </w:rPr>
-              <w:t>// AnswerFormatter — transforma resultado da BD em resposta em linguagem natural</w:t>
-            </w:r>
-          </w:p>
-        </w:tc>
-      </w:tr>
-      <w:tr>
-        <w:tc>
-          <w:tcPr>
-            <w:tcW w:w="9026" w:type="dxa"/>
-            <w:tcBorders>
-              <w:top w:val="none" w:sz="0" w:space="0" w:color="FFFFFF"/>
-              <w:left w:val="none" w:sz="0" w:space="0" w:color="FFFFFF"/>
-              <w:bottom w:val="none" w:sz="0" w:space="0" w:color="FFFFFF"/>
-              <w:right w:val="none" w:sz="0" w:space="0" w:color="FFFFFF"/>
-            </w:tcBorders>
-            <w:shd w:val="clear" w:color="auto" w:fill="1E1E1E"/>
-            <w:tcMar>
-              <w:top w:w="40" w:type="dxa"/>
-              <w:left w:w="200" w:type="dxa"/>
-              <w:bottom w:w="40" w:type="dxa"/>
-              <w:right w:w="180" w:type="dxa"/>
-            </w:tcMar>
-          </w:tcPr>
-          <w:p>
-            <w:pPr>
-              <w:spacing w:before="20" w:after="20"/>
-              <w:rPr>
-                <w:lang w:val="es-ES"/>
-              </w:rPr>
-            </w:pPr>
-            <w:r>
-              <w:rPr>
-                <w:rFonts w:ascii="Courier New" w:eastAsia="Courier New" w:hAnsi="Courier New" w:cs="Courier New"/>
-                <w:color w:val="D4D4D4"/>
-                <w:sz w:val="18"/>
-                <w:szCs w:val="18"/>
-                <w:lang w:val="es-ES"/>
-              </w:rPr>
-              <w:t>@AiService(wiringMode = EXPLICIT, chatModel = "ollamaChatModel")</w:t>
-            </w:r>
-          </w:p>
-        </w:tc>
-      </w:tr>
-      <w:tr>
-        <w:tc>
-          <w:tcPr>
-            <w:tcW w:w="9026" w:type="dxa"/>
-            <w:tcBorders>
-              <w:top w:val="none" w:sz="0" w:space="0" w:color="FFFFFF"/>
-              <w:left w:val="none" w:sz="0" w:space="0" w:color="FFFFFF"/>
-              <w:bottom w:val="none" w:sz="0" w:space="0" w:color="FFFFFF"/>
-              <w:right w:val="none" w:sz="0" w:space="0" w:color="FFFFFF"/>
-            </w:tcBorders>
-            <w:shd w:val="clear" w:color="auto" w:fill="1E1E1E"/>
-            <w:tcMar>
-              <w:top w:w="40" w:type="dxa"/>
-              <w:left w:w="200" w:type="dxa"/>
-              <w:bottom w:w="40" w:type="dxa"/>
-              <w:right w:w="180" w:type="dxa"/>
-            </w:tcMar>
-          </w:tcPr>
-          <w:p>
-            <w:pPr>
-              <w:spacing w:before="20" w:after="20"/>
-            </w:pPr>
-            <w:proofErr w:type="spellStart"/>
-            <w:r>
-              <w:rPr>
-                <w:rFonts w:ascii="Courier New" w:eastAsia="Courier New" w:hAnsi="Courier New" w:cs="Courier New"/>
-                <w:color w:val="D4D4D4"/>
-                <w:sz w:val="18"/>
-                <w:szCs w:val="18"/>
-              </w:rPr>
-              <w:t>public</w:t>
-            </w:r>
-            <w:proofErr w:type="spellEnd"/>
-            <w:r>
-              <w:rPr>
-                <w:rFonts w:ascii="Courier New" w:eastAsia="Courier New" w:hAnsi="Courier New" w:cs="Courier New"/>
-                <w:color w:val="D4D4D4"/>
-                <w:sz w:val="18"/>
-                <w:szCs w:val="18"/>
-              </w:rPr>
-              <w:t xml:space="preserve"> interface </w:t>
-            </w:r>
-            <w:proofErr w:type="spellStart"/>
-            <w:r>
-              <w:rPr>
-                <w:rFonts w:ascii="Courier New" w:eastAsia="Courier New" w:hAnsi="Courier New" w:cs="Courier New"/>
-                <w:color w:val="D4D4D4"/>
-                <w:sz w:val="18"/>
-                <w:szCs w:val="18"/>
-              </w:rPr>
-              <w:t>AnswerFormatter</w:t>
-            </w:r>
-            <w:proofErr w:type="spellEnd"/>
-            <w:r>
-              <w:rPr>
-                <w:rFonts w:ascii="Courier New" w:eastAsia="Courier New" w:hAnsi="Courier New" w:cs="Courier New"/>
-                <w:color w:val="D4D4D4"/>
-                <w:sz w:val="18"/>
-                <w:szCs w:val="18"/>
-              </w:rPr>
-              <w:t xml:space="preserve"> {</w:t>
-            </w:r>
-          </w:p>
-        </w:tc>
-      </w:tr>
-      <w:tr>
-        <w:tc>
-          <w:tcPr>
-            <w:tcW w:w="9026" w:type="dxa"/>
-            <w:tcBorders>
-              <w:top w:val="none" w:sz="0" w:space="0" w:color="FFFFFF"/>
-              <w:left w:val="none" w:sz="0" w:space="0" w:color="FFFFFF"/>
-              <w:bottom w:val="none" w:sz="0" w:space="0" w:color="FFFFFF"/>
-              <w:right w:val="none" w:sz="0" w:space="0" w:color="FFFFFF"/>
-            </w:tcBorders>
-            <w:shd w:val="clear" w:color="auto" w:fill="1E1E1E"/>
-            <w:tcMar>
-              <w:top w:w="40" w:type="dxa"/>
-              <w:left w:w="200" w:type="dxa"/>
-              <w:bottom w:w="40" w:type="dxa"/>
-              <w:right w:w="180" w:type="dxa"/>
-            </w:tcMar>
-          </w:tcPr>
-          <w:p>
-            <w:pPr>
-              <w:spacing w:before="20" w:after="20"/>
-            </w:pPr>
-          </w:p>
-        </w:tc>
-      </w:tr>
-      <w:tr>
-        <w:tc>
-          <w:tcPr>
-            <w:tcW w:w="9026" w:type="dxa"/>
-            <w:tcBorders>
-              <w:top w:val="none" w:sz="0" w:space="0" w:color="FFFFFF"/>
-              <w:left w:val="none" w:sz="0" w:space="0" w:color="FFFFFF"/>
-              <w:bottom w:val="none" w:sz="0" w:space="0" w:color="FFFFFF"/>
-              <w:right w:val="none" w:sz="0" w:space="0" w:color="FFFFFF"/>
-            </w:tcBorders>
-            <w:shd w:val="clear" w:color="auto" w:fill="1E1E1E"/>
-            <w:tcMar>
-              <w:top w:w="40" w:type="dxa"/>
-              <w:left w:w="200" w:type="dxa"/>
-              <w:bottom w:w="40" w:type="dxa"/>
-              <w:right w:w="180" w:type="dxa"/>
-            </w:tcMar>
-          </w:tcPr>
-          <w:p>
-            <w:pPr>
-              <w:spacing w:before="20" w:after="20"/>
-            </w:pPr>
-            <w:r>
-              <w:rPr>
-                <w:rFonts w:ascii="Courier New" w:eastAsia="Courier New" w:hAnsi="Courier New" w:cs="Courier New"/>
-                <w:color w:val="D4D4D4"/>
-                <w:sz w:val="18"/>
-                <w:szCs w:val="18"/>
-              </w:rPr>
-              <w:t xml:space="preserve">    @SystemMessage("""</w:t>
-            </w:r>
-          </w:p>
-        </w:tc>
-      </w:tr>
-      <w:tr>
-        <w:tc>
-          <w:tcPr>
-            <w:tcW w:w="9026" w:type="dxa"/>
-            <w:tcBorders>
-              <w:top w:val="none" w:sz="0" w:space="0" w:color="FFFFFF"/>
-              <w:left w:val="none" w:sz="0" w:space="0" w:color="FFFFFF"/>
-              <w:bottom w:val="none" w:sz="0" w:space="0" w:color="FFFFFF"/>
-              <w:right w:val="none" w:sz="0" w:space="0" w:color="FFFFFF"/>
-            </w:tcBorders>
-            <w:shd w:val="clear" w:color="auto" w:fill="1E1E1E"/>
-            <w:tcMar>
-              <w:top w:w="40" w:type="dxa"/>
-              <w:left w:w="200" w:type="dxa"/>
-              <w:bottom w:w="40" w:type="dxa"/>
-              <w:right w:w="180" w:type="dxa"/>
-            </w:tcMar>
-          </w:tcPr>
-          <w:p>
-            <w:pPr>
-              <w:spacing w:before="20" w:after="20"/>
-              <w:rPr>
-                <w:lang w:val="en-US"/>
-              </w:rPr>
-            </w:pPr>
-            <w:r>
-              <w:rPr>
-                <w:rFonts w:ascii="Courier New" w:eastAsia="Courier New" w:hAnsi="Courier New" w:cs="Courier New"/>
-                <w:color w:val="D4D4D4"/>
-                <w:sz w:val="18"/>
-                <w:szCs w:val="18"/>
-                <w:lang w:val="en-US"/>
-              </w:rPr>
-              <w:t xml:space="preserve">        Answer the user's question using only the real database result.</w:t>
-            </w:r>
-          </w:p>
-        </w:tc>
-      </w:tr>
-      <w:tr>
-        <w:tc>
-          <w:tcPr>
-            <w:tcW w:w="9026" w:type="dxa"/>
-            <w:tcBorders>
-              <w:top w:val="none" w:sz="0" w:space="0" w:color="FFFFFF"/>
-              <w:left w:val="none" w:sz="0" w:space="0" w:color="FFFFFF"/>
-              <w:bottom w:val="none" w:sz="0" w:space="0" w:color="FFFFFF"/>
-              <w:right w:val="none" w:sz="0" w:space="0" w:color="FFFFFF"/>
-            </w:tcBorders>
-            <w:shd w:val="clear" w:color="auto" w:fill="1E1E1E"/>
-            <w:tcMar>
-              <w:top w:w="40" w:type="dxa"/>
-              <w:left w:w="200" w:type="dxa"/>
-              <w:bottom w:w="40" w:type="dxa"/>
-              <w:right w:w="180" w:type="dxa"/>
-            </w:tcMar>
-          </w:tcPr>
-          <w:p>
-            <w:pPr>
-              <w:spacing w:before="20" w:after="20"/>
-            </w:pPr>
-            <w:r>
-              <w:rPr>
-                <w:rFonts w:ascii="Courier New" w:eastAsia="Courier New" w:hAnsi="Courier New" w:cs="Courier New"/>
-                <w:color w:val="D4D4D4"/>
-                <w:sz w:val="18"/>
-                <w:szCs w:val="18"/>
-                <w:lang w:val="en-US"/>
-              </w:rPr>
-              <w:t xml:space="preserve">        </w:t>
-            </w:r>
-            <w:r>
-              <w:rPr>
-                <w:rFonts w:ascii="Courier New" w:eastAsia="Courier New" w:hAnsi="Courier New" w:cs="Courier New"/>
-                <w:color w:val="D4D4D4"/>
-                <w:sz w:val="18"/>
-                <w:szCs w:val="18"/>
-              </w:rPr>
-              <w:t>Rules:</w:t>
-            </w:r>
-          </w:p>
-        </w:tc>
-      </w:tr>
-      <w:tr>
-        <w:tc>
-          <w:tcPr>
-            <w:tcW w:w="9026" w:type="dxa"/>
-            <w:tcBorders>
-              <w:top w:val="none" w:sz="0" w:space="0" w:color="FFFFFF"/>
-              <w:left w:val="none" w:sz="0" w:space="0" w:color="FFFFFF"/>
-              <w:bottom w:val="none" w:sz="0" w:space="0" w:color="FFFFFF"/>
-              <w:right w:val="none" w:sz="0" w:space="0" w:color="FFFFFF"/>
-            </w:tcBorders>
-            <w:shd w:val="clear" w:color="auto" w:fill="1E1E1E"/>
-            <w:tcMar>
-              <w:top w:w="40" w:type="dxa"/>
-              <w:left w:w="200" w:type="dxa"/>
-              <w:bottom w:w="40" w:type="dxa"/>
-              <w:right w:w="180" w:type="dxa"/>
-            </w:tcMar>
-          </w:tcPr>
-          <w:p>
-            <w:pPr>
-              <w:spacing w:before="20" w:after="20"/>
-              <w:rPr>
-                <w:lang w:val="en-US"/>
-              </w:rPr>
-            </w:pPr>
-            <w:r>
-              <w:rPr>
-                <w:rFonts w:ascii="Courier New" w:eastAsia="Courier New" w:hAnsi="Courier New" w:cs="Courier New"/>
-                <w:color w:val="D4D4D4"/>
-                <w:sz w:val="18"/>
-                <w:szCs w:val="18"/>
-                <w:lang w:val="en-US"/>
-              </w:rPr>
-              <w:t xml:space="preserve">        - Answer in the same language as the user.</w:t>
-            </w:r>
-          </w:p>
-        </w:tc>
-      </w:tr>
-      <w:tr>
-        <w:tc>
-          <w:tcPr>
-            <w:tcW w:w="9026" w:type="dxa"/>
-            <w:tcBorders>
-              <w:top w:val="none" w:sz="0" w:space="0" w:color="FFFFFF"/>
-              <w:left w:val="none" w:sz="0" w:space="0" w:color="FFFFFF"/>
-              <w:bottom w:val="none" w:sz="0" w:space="0" w:color="FFFFFF"/>
-              <w:right w:val="none" w:sz="0" w:space="0" w:color="FFFFFF"/>
-            </w:tcBorders>
-            <w:shd w:val="clear" w:color="auto" w:fill="1E1E1E"/>
-            <w:tcMar>
-              <w:top w:w="40" w:type="dxa"/>
-              <w:left w:w="200" w:type="dxa"/>
-              <w:bottom w:w="40" w:type="dxa"/>
-              <w:right w:w="180" w:type="dxa"/>
-            </w:tcMar>
-          </w:tcPr>
-          <w:p>
-            <w:pPr>
-              <w:spacing w:before="20" w:after="20"/>
-              <w:rPr>
-                <w:lang w:val="en-US"/>
-              </w:rPr>
-            </w:pPr>
-            <w:r>
-              <w:rPr>
-                <w:rFonts w:ascii="Courier New" w:eastAsia="Courier New" w:hAnsi="Courier New" w:cs="Courier New"/>
-                <w:color w:val="D4D4D4"/>
-                <w:sz w:val="18"/>
-                <w:szCs w:val="18"/>
-                <w:lang w:val="en-US"/>
-              </w:rPr>
-              <w:t xml:space="preserve">        - Do not claim you simulated anything.</w:t>
-            </w:r>
-          </w:p>
-        </w:tc>
-      </w:tr>
-      <w:tr>
-        <w:tc>
-          <w:tcPr>
-            <w:tcW w:w="9026" w:type="dxa"/>
-            <w:tcBorders>
-              <w:top w:val="none" w:sz="0" w:space="0" w:color="FFFFFF"/>
-              <w:left w:val="none" w:sz="0" w:space="0" w:color="FFFFFF"/>
-              <w:bottom w:val="none" w:sz="0" w:space="0" w:color="FFFFFF"/>
-              <w:right w:val="none" w:sz="0" w:space="0" w:color="FFFFFF"/>
-            </w:tcBorders>
-            <w:shd w:val="clear" w:color="auto" w:fill="1E1E1E"/>
-            <w:tcMar>
-              <w:top w:w="40" w:type="dxa"/>
-              <w:left w:w="200" w:type="dxa"/>
-              <w:bottom w:w="40" w:type="dxa"/>
-              <w:right w:w="180" w:type="dxa"/>
-            </w:tcMar>
-          </w:tcPr>
-          <w:p>
-            <w:pPr>
-              <w:spacing w:before="20" w:after="20"/>
-              <w:rPr>
-                <w:lang w:val="en-US"/>
-              </w:rPr>
-            </w:pPr>
-            <w:r>
-              <w:rPr>
-                <w:rFonts w:ascii="Courier New" w:eastAsia="Courier New" w:hAnsi="Courier New" w:cs="Courier New"/>
-                <w:color w:val="D4D4D4"/>
-                <w:sz w:val="18"/>
-                <w:szCs w:val="18"/>
-                <w:lang w:val="en-US"/>
-              </w:rPr>
-              <w:t xml:space="preserve">        - Do not invent values </w:t>
-            </w:r>
-            <w:proofErr w:type="gramStart"/>
-            <w:r>
-              <w:rPr>
-                <w:rFonts w:ascii="Courier New" w:eastAsia="Courier New" w:hAnsi="Courier New" w:cs="Courier New"/>
-                <w:color w:val="D4D4D4"/>
-                <w:sz w:val="18"/>
-                <w:szCs w:val="18"/>
-                <w:lang w:val="en-US"/>
-              </w:rPr>
-              <w:t>not present</w:t>
-            </w:r>
-            <w:proofErr w:type="gramEnd"/>
-            <w:r>
-              <w:rPr>
-                <w:rFonts w:ascii="Courier New" w:eastAsia="Courier New" w:hAnsi="Courier New" w:cs="Courier New"/>
-                <w:color w:val="D4D4D4"/>
-                <w:sz w:val="18"/>
-                <w:szCs w:val="18"/>
-                <w:lang w:val="en-US"/>
-              </w:rPr>
-              <w:t xml:space="preserve"> in the database result.</w:t>
-            </w:r>
-          </w:p>
-        </w:tc>
-      </w:tr>
-      <w:tr>
-        <w:tc>
-          <w:tcPr>
-            <w:tcW w:w="9026" w:type="dxa"/>
-            <w:tcBorders>
-              <w:top w:val="none" w:sz="0" w:space="0" w:color="FFFFFF"/>
-              <w:left w:val="none" w:sz="0" w:space="0" w:color="FFFFFF"/>
-              <w:bottom w:val="none" w:sz="0" w:space="0" w:color="FFFFFF"/>
-              <w:right w:val="none" w:sz="0" w:space="0" w:color="FFFFFF"/>
-            </w:tcBorders>
-            <w:shd w:val="clear" w:color="auto" w:fill="1E1E1E"/>
-            <w:tcMar>
-              <w:top w:w="40" w:type="dxa"/>
-              <w:left w:w="200" w:type="dxa"/>
-              <w:bottom w:w="40" w:type="dxa"/>
-              <w:right w:w="180" w:type="dxa"/>
-            </w:tcMar>
-          </w:tcPr>
-          <w:p>
-            <w:pPr>
-              <w:spacing w:before="20" w:after="20"/>
-            </w:pPr>
-            <w:r>
-              <w:rPr>
-                <w:rFonts w:ascii="Courier New" w:eastAsia="Courier New" w:hAnsi="Courier New" w:cs="Courier New"/>
-                <w:color w:val="D4D4D4"/>
-                <w:sz w:val="18"/>
-                <w:szCs w:val="18"/>
-                <w:lang w:val="en-US"/>
-              </w:rPr>
-              <w:t xml:space="preserve">        </w:t>
-            </w:r>
-            <w:r>
-              <w:rPr>
-                <w:rFonts w:ascii="Courier New" w:eastAsia="Courier New" w:hAnsi="Courier New" w:cs="Courier New"/>
-                <w:color w:val="D4D4D4"/>
-                <w:sz w:val="18"/>
-                <w:szCs w:val="18"/>
-              </w:rPr>
-              <w:t>- Keep the answer concise.</w:t>
-            </w:r>
-          </w:p>
-        </w:tc>
-      </w:tr>
-      <w:tr>
-        <w:tc>
-          <w:tcPr>
-            <w:tcW w:w="9026" w:type="dxa"/>
-            <w:tcBorders>
-              <w:top w:val="none" w:sz="0" w:space="0" w:color="FFFFFF"/>
-              <w:left w:val="none" w:sz="0" w:space="0" w:color="FFFFFF"/>
-              <w:bottom w:val="none" w:sz="0" w:space="0" w:color="FFFFFF"/>
-              <w:right w:val="none" w:sz="0" w:space="0" w:color="FFFFFF"/>
-            </w:tcBorders>
-            <w:shd w:val="clear" w:color="auto" w:fill="1E1E1E"/>
-            <w:tcMar>
-              <w:top w:w="40" w:type="dxa"/>
-              <w:left w:w="200" w:type="dxa"/>
-              <w:bottom w:w="40" w:type="dxa"/>
-              <w:right w:w="180" w:type="dxa"/>
-            </w:tcMar>
-          </w:tcPr>
-          <w:p>
-            <w:pPr>
-              <w:spacing w:before="20" w:after="20"/>
-            </w:pPr>
-            <w:r>
-              <w:rPr>
-                <w:rFonts w:ascii="Courier New" w:eastAsia="Courier New" w:hAnsi="Courier New" w:cs="Courier New"/>
-                <w:color w:val="D4D4D4"/>
-                <w:sz w:val="18"/>
-                <w:szCs w:val="18"/>
-              </w:rPr>
-              <w:t xml:space="preserve">        """)</w:t>
-            </w:r>
-          </w:p>
-        </w:tc>
-      </w:tr>
-      <w:tr>
-        <w:tc>
-          <w:tcPr>
-            <w:tcW w:w="9026" w:type="dxa"/>
-            <w:tcBorders>
-              <w:top w:val="none" w:sz="0" w:space="0" w:color="FFFFFF"/>
-              <w:left w:val="none" w:sz="0" w:space="0" w:color="FFFFFF"/>
-              <w:bottom w:val="none" w:sz="0" w:space="0" w:color="FFFFFF"/>
-              <w:right w:val="none" w:sz="0" w:space="0" w:color="FFFFFF"/>
-            </w:tcBorders>
-            <w:shd w:val="clear" w:color="auto" w:fill="1E1E1E"/>
-            <w:tcMar>
-              <w:top w:w="40" w:type="dxa"/>
-              <w:left w:w="200" w:type="dxa"/>
-              <w:bottom w:w="40" w:type="dxa"/>
-              <w:right w:w="180" w:type="dxa"/>
-            </w:tcMar>
-          </w:tcPr>
-          <w:p>
-            <w:pPr>
-              <w:spacing w:before="20" w:after="20"/>
-            </w:pPr>
-            <w:r>
-              <w:rPr>
-                <w:rFonts w:ascii="Courier New" w:eastAsia="Courier New" w:hAnsi="Courier New" w:cs="Courier New"/>
-                <w:color w:val="D4D4D4"/>
-                <w:sz w:val="18"/>
-                <w:szCs w:val="18"/>
-              </w:rPr>
-              <w:t xml:space="preserve">    @UserMessage("""</w:t>
-            </w:r>
-          </w:p>
-        </w:tc>
-      </w:tr>
-      <w:tr>
-        <w:tc>
-          <w:tcPr>
-            <w:tcW w:w="9026" w:type="dxa"/>
-            <w:tcBorders>
-              <w:top w:val="none" w:sz="0" w:space="0" w:color="FFFFFF"/>
-              <w:left w:val="none" w:sz="0" w:space="0" w:color="FFFFFF"/>
-              <w:bottom w:val="none" w:sz="0" w:space="0" w:color="FFFFFF"/>
-              <w:right w:val="none" w:sz="0" w:space="0" w:color="FFFFFF"/>
-            </w:tcBorders>
-            <w:shd w:val="clear" w:color="auto" w:fill="1E1E1E"/>
-            <w:tcMar>
-              <w:top w:w="40" w:type="dxa"/>
-              <w:left w:w="200" w:type="dxa"/>
-              <w:bottom w:w="40" w:type="dxa"/>
-              <w:right w:w="180" w:type="dxa"/>
-            </w:tcMar>
-          </w:tcPr>
-          <w:p>
-            <w:pPr>
-              <w:spacing w:before="20" w:after="20"/>
-            </w:pPr>
-            <w:r>
-              <w:rPr>
-                <w:rFonts w:ascii="Courier New" w:eastAsia="Courier New" w:hAnsi="Courier New" w:cs="Courier New"/>
-                <w:color w:val="D4D4D4"/>
-                <w:sz w:val="18"/>
-                <w:szCs w:val="18"/>
-              </w:rPr>
-              <w:t xml:space="preserve">        User question: {{question}}</w:t>
-            </w:r>
-          </w:p>
-        </w:tc>
-      </w:tr>
-      <w:tr>
-        <w:tc>
-          <w:tcPr>
-            <w:tcW w:w="9026" w:type="dxa"/>
-            <w:tcBorders>
-              <w:top w:val="none" w:sz="0" w:space="0" w:color="FFFFFF"/>
-              <w:left w:val="none" w:sz="0" w:space="0" w:color="FFFFFF"/>
-              <w:bottom w:val="none" w:sz="0" w:space="0" w:color="FFFFFF"/>
-              <w:right w:val="none" w:sz="0" w:space="0" w:color="FFFFFF"/>
-            </w:tcBorders>
-            <w:shd w:val="clear" w:color="auto" w:fill="1E1E1E"/>
-            <w:tcMar>
-              <w:top w:w="40" w:type="dxa"/>
-              <w:left w:w="200" w:type="dxa"/>
-              <w:bottom w:w="40" w:type="dxa"/>
-              <w:right w:w="180" w:type="dxa"/>
-            </w:tcMar>
-          </w:tcPr>
-          <w:p>
-            <w:pPr>
-              <w:spacing w:before="20" w:after="20"/>
-            </w:pPr>
-            <w:r>
-              <w:rPr>
-                <w:rFonts w:ascii="Courier New" w:eastAsia="Courier New" w:hAnsi="Courier New" w:cs="Courier New"/>
-                <w:color w:val="D4D4D4"/>
-                <w:sz w:val="18"/>
-                <w:szCs w:val="18"/>
-              </w:rPr>
-              <w:t xml:space="preserve">        HQL executed:  {{hql}}</w:t>
-            </w:r>
-          </w:p>
-        </w:tc>
-      </w:tr>
-      <w:tr>
-        <w:tc>
-          <w:tcPr>
-            <w:tcW w:w="9026" w:type="dxa"/>
-            <w:tcBorders>
-              <w:top w:val="none" w:sz="0" w:space="0" w:color="FFFFFF"/>
-              <w:left w:val="none" w:sz="0" w:space="0" w:color="FFFFFF"/>
-              <w:bottom w:val="none" w:sz="0" w:space="0" w:color="FFFFFF"/>
-              <w:right w:val="none" w:sz="0" w:space="0" w:color="FFFFFF"/>
-            </w:tcBorders>
-            <w:shd w:val="clear" w:color="auto" w:fill="1E1E1E"/>
-            <w:tcMar>
-              <w:top w:w="40" w:type="dxa"/>
-              <w:left w:w="200" w:type="dxa"/>
-              <w:bottom w:w="40" w:type="dxa"/>
-              <w:right w:w="180" w:type="dxa"/>
-            </w:tcMar>
-          </w:tcPr>
-          <w:p>
-            <w:pPr>
-              <w:spacing w:before="20" w:after="20"/>
-            </w:pPr>
-            <w:r>
-              <w:rPr>
-                <w:rFonts w:ascii="Courier New" w:eastAsia="Courier New" w:hAnsi="Courier New" w:cs="Courier New"/>
-                <w:color w:val="D4D4D4"/>
-                <w:sz w:val="18"/>
-                <w:szCs w:val="18"/>
-              </w:rPr>
-              <w:t xml:space="preserve">        Database result: {{result}}</w:t>
-            </w:r>
-          </w:p>
-        </w:tc>
-      </w:tr>
-      <w:tr>
-        <w:tc>
-          <w:tcPr>
-            <w:tcW w:w="9026" w:type="dxa"/>
-            <w:tcBorders>
-              <w:top w:val="none" w:sz="0" w:space="0" w:color="FFFFFF"/>
-              <w:left w:val="none" w:sz="0" w:space="0" w:color="FFFFFF"/>
-              <w:bottom w:val="none" w:sz="0" w:space="0" w:color="FFFFFF"/>
-              <w:right w:val="none" w:sz="0" w:space="0" w:color="FFFFFF"/>
-            </w:tcBorders>
-            <w:shd w:val="clear" w:color="auto" w:fill="1E1E1E"/>
-            <w:tcMar>
-              <w:top w:w="40" w:type="dxa"/>
-              <w:left w:w="200" w:type="dxa"/>
-              <w:bottom w:w="40" w:type="dxa"/>
-              <w:right w:w="180" w:type="dxa"/>
-            </w:tcMar>
-          </w:tcPr>
-          <w:p>
-            <w:pPr>
-              <w:spacing w:before="20" w:after="20"/>
-            </w:pPr>
-            <w:r>
-              <w:rPr>
-                <w:rFonts w:ascii="Courier New" w:eastAsia="Courier New" w:hAnsi="Courier New" w:cs="Courier New"/>
-                <w:color w:val="D4D4D4"/>
-                <w:sz w:val="18"/>
-                <w:szCs w:val="18"/>
-              </w:rPr>
-              <w:t xml:space="preserve">        """)</w:t>
-            </w:r>
-          </w:p>
-        </w:tc>
-      </w:tr>
-      <w:tr>
-        <w:tc>
-          <w:tcPr>
-            <w:tcW w:w="9026" w:type="dxa"/>
-            <w:tcBorders>
-              <w:top w:val="none" w:sz="0" w:space="0" w:color="FFFFFF"/>
-              <w:left w:val="none" w:sz="0" w:space="0" w:color="FFFFFF"/>
-              <w:bottom w:val="none" w:sz="0" w:space="0" w:color="FFFFFF"/>
-              <w:right w:val="none" w:sz="0" w:space="0" w:color="FFFFFF"/>
-            </w:tcBorders>
-            <w:shd w:val="clear" w:color="auto" w:fill="1E1E1E"/>
-            <w:tcMar>
-              <w:top w:w="40" w:type="dxa"/>
-              <w:left w:w="200" w:type="dxa"/>
-              <w:bottom w:w="40" w:type="dxa"/>
-              <w:right w:w="180" w:type="dxa"/>
-            </w:tcMar>
-          </w:tcPr>
-          <w:p>
-            <w:pPr>
-              <w:spacing w:before="20" w:after="20"/>
-              <w:rPr>
-                <w:lang w:val="en-US"/>
-              </w:rPr>
-            </w:pPr>
-            <w:r>
-              <w:rPr>
-                <w:rFonts w:ascii="Courier New" w:eastAsia="Courier New" w:hAnsi="Courier New" w:cs="Courier New"/>
-                <w:color w:val="D4D4D4"/>
-                <w:sz w:val="18"/>
-                <w:szCs w:val="18"/>
-                <w:lang w:val="en-US"/>
-              </w:rPr>
-              <w:t xml:space="preserve">    String formatAnswer(@V("question") String question,</w:t>
-            </w:r>
-          </w:p>
-        </w:tc>
-      </w:tr>
-      <w:tr>
-        <w:tc>
-          <w:tcPr>
-            <w:tcW w:w="9026" w:type="dxa"/>
-            <w:tcBorders>
-              <w:top w:val="none" w:sz="0" w:space="0" w:color="FFFFFF"/>
-              <w:left w:val="none" w:sz="0" w:space="0" w:color="FFFFFF"/>
-              <w:bottom w:val="none" w:sz="0" w:space="0" w:color="FFFFFF"/>
-              <w:right w:val="none" w:sz="0" w:space="0" w:color="FFFFFF"/>
-            </w:tcBorders>
-            <w:shd w:val="clear" w:color="auto" w:fill="1E1E1E"/>
-            <w:tcMar>
-              <w:top w:w="40" w:type="dxa"/>
-              <w:left w:w="200" w:type="dxa"/>
-              <w:bottom w:w="40" w:type="dxa"/>
-              <w:right w:w="180" w:type="dxa"/>
-            </w:tcMar>
-          </w:tcPr>
-          <w:p>
-            <w:pPr>
-              <w:spacing w:before="20" w:after="20"/>
-            </w:pPr>
-            <w:r>
-              <w:rPr>
-                <w:rFonts w:ascii="Courier New" w:eastAsia="Courier New" w:hAnsi="Courier New" w:cs="Courier New"/>
-                <w:color w:val="D4D4D4"/>
-                <w:sz w:val="18"/>
-                <w:szCs w:val="18"/>
-                <w:lang w:val="en-US"/>
-              </w:rPr>
-              <w:t xml:space="preserve">                         </w:t>
-            </w:r>
-            <w:r>
-              <w:rPr>
-                <w:rFonts w:ascii="Courier New" w:eastAsia="Courier New" w:hAnsi="Courier New" w:cs="Courier New"/>
-                <w:color w:val="D4D4D4"/>
-                <w:sz w:val="18"/>
-                <w:szCs w:val="18"/>
-              </w:rPr>
-              <w:t>@V("hql</w:t>
-            </w:r>
-            <w:proofErr w:type="gramStart"/>
-            <w:r>
-              <w:rPr>
-                <w:rFonts w:ascii="Courier New" w:eastAsia="Courier New" w:hAnsi="Courier New" w:cs="Courier New"/>
-                <w:color w:val="D4D4D4"/>
-                <w:sz w:val="18"/>
-                <w:szCs w:val="18"/>
-              </w:rPr>
-              <w:t xml:space="preserve">")   </w:t>
-            </w:r>
-            <w:proofErr w:type="gramEnd"/>
-            <w:r>
-              <w:rPr>
-                <w:rFonts w:ascii="Courier New" w:eastAsia="Courier New" w:hAnsi="Courier New" w:cs="Courier New"/>
-                <w:color w:val="D4D4D4"/>
-                <w:sz w:val="18"/>
-                <w:szCs w:val="18"/>
-              </w:rPr>
-              <w:t xml:space="preserve">   String hql,</w:t>
-            </w:r>
-          </w:p>
-        </w:tc>
-      </w:tr>
-      <w:tr>
-        <w:tc>
-          <w:tcPr>
-            <w:tcW w:w="9026" w:type="dxa"/>
-            <w:tcBorders>
-              <w:top w:val="none" w:sz="0" w:space="0" w:color="FFFFFF"/>
-              <w:left w:val="none" w:sz="0" w:space="0" w:color="FFFFFF"/>
-              <w:bottom w:val="none" w:sz="0" w:space="0" w:color="FFFFFF"/>
-              <w:right w:val="none" w:sz="0" w:space="0" w:color="FFFFFF"/>
-            </w:tcBorders>
-            <w:shd w:val="clear" w:color="auto" w:fill="1E1E1E"/>
-            <w:tcMar>
-              <w:top w:w="40" w:type="dxa"/>
-              <w:left w:w="200" w:type="dxa"/>
-              <w:bottom w:w="40" w:type="dxa"/>
-              <w:right w:w="180" w:type="dxa"/>
-            </w:tcMar>
-          </w:tcPr>
-          <w:p>
-            <w:pPr>
-              <w:spacing w:before="20" w:after="20"/>
-            </w:pPr>
-            <w:r>
-              <w:rPr>
-                <w:rFonts w:ascii="Courier New" w:eastAsia="Courier New" w:hAnsi="Courier New" w:cs="Courier New"/>
-                <w:color w:val="D4D4D4"/>
-                <w:sz w:val="18"/>
-                <w:szCs w:val="18"/>
-              </w:rPr>
-              <w:t xml:space="preserve">                         @V("result")   String result);</w:t>
-            </w:r>
-          </w:p>
-        </w:tc>
-      </w:tr>
-      <w:tr>
-        <w:tc>
-          <w:tcPr>
-            <w:tcW w:w="9026" w:type="dxa"/>
-            <w:tcBorders>
-              <w:top w:val="none" w:sz="0" w:space="0" w:color="FFFFFF"/>
-              <w:left w:val="none" w:sz="0" w:space="0" w:color="FFFFFF"/>
-              <w:bottom w:val="none" w:sz="0" w:space="0" w:color="FFFFFF"/>
-              <w:right w:val="none" w:sz="0" w:space="0" w:color="FFFFFF"/>
-            </w:tcBorders>
-            <w:shd w:val="clear" w:color="auto" w:fill="1E1E1E"/>
-            <w:tcMar>
-              <w:top w:w="40" w:type="dxa"/>
-              <w:left w:w="200" w:type="dxa"/>
-              <w:bottom w:w="40" w:type="dxa"/>
-              <w:right w:w="180" w:type="dxa"/>
-            </w:tcMar>
-          </w:tcPr>
-          <w:p>
-            <w:pPr>
-              <w:spacing w:before="20" w:after="20"/>
-            </w:pPr>
-            <w:r>
-              <w:rPr>
-                <w:rFonts w:ascii="Courier New" w:eastAsia="Courier New" w:hAnsi="Courier New" w:cs="Courier New"/>
-                <w:color w:val="D4D4D4"/>
-                <w:sz w:val="18"/>
-                <w:szCs w:val="18"/>
-              </w:rPr>
-              <w:lastRenderedPageBreak/>
-              <w:t>}</w:t>
-            </w:r>
-          </w:p>
-        </w:tc>
-      </w:tr>
-    </w:tbl>
     <w:p>
       <w:pPr>
-        <w:spacing w:before="40" w:after="160"/>
-        <w:jc w:val="center"/>
-        <w:rPr>
-          <w:i/>
-          <w:iCs/>
-          <w:color w:val="595959"/>
-          <w:sz w:val="20"/>
-          <w:szCs w:val="20"/>
-        </w:rPr>
-      </w:pPr>
-      <w:r>
-        <w:rPr>
-          <w:i/>
-          <w:iCs/>
-          <w:color w:val="595959"/>
-          <w:sz w:val="20"/>
-          <w:szCs w:val="20"/>
-        </w:rPr>
-        <w:t>Código 3 — AnswerFormatter.java — @AiService para formatação da resposta em linguagem natural</w:t>
-      </w:r>
+        <w:spacing w:before="80"/>
+      </w:pPr>
     </w:p>
     <w:p>
       <w:pPr>
-        <w:rPr>
-          <w:b/>
-          <w:bCs/>
-        </w:rPr>
-      </w:pPr>
-      <w:r>
-        <w:rPr>
-          <w:b/>
-          <w:bCs/>
-        </w:rPr>
-        <w:t>Fluxo Completo — Pergunta até Resposta</w:t>
-      </w:r>
+        <w:spacing w:before="80"/>
+      </w:pPr>
+    </w:p>
+    <w:p>
+      <w:pPr>
+        <w:spacing w:before="80"/>
+      </w:pPr>
     </w:p>
     <w:tbl>
       <w:tblPr>
@@ -8802,19 +7930,16 @@
           <w:p>
             <w:pPr>
               <w:spacing w:before="20" w:after="20"/>
-              <w:rPr>
-                <w:lang w:val="en-US"/>
-              </w:rPr>
-            </w:pPr>
-            <w:r>
-              <w:rPr>
-                <w:rFonts w:ascii="Courier New" w:eastAsia="Courier New" w:hAnsi="Courier New" w:cs="Courier New"/>
-                <w:color w:val="D4D4D4"/>
-                <w:sz w:val="18"/>
-                <w:szCs w:val="18"/>
-                <w:lang w:val="en-US"/>
-              </w:rPr>
-              <w:t xml:space="preserve">  1. GET /assistant/ask?q=What are the top 5 most expensive products?  </w:t>
+            </w:pPr>
+            <w:r>
+              <w:rPr>
+                <w:rFonts w:ascii="Courier New" w:eastAsia="Courier New" w:hAnsi="Courier New" w:cs="Courier New"/>
+                <w:color w:val="D4D4D4"/>
+                <w:sz w:val="18"/>
+                <w:szCs w:val="18"/>
+              </w:rPr>
+              <w:lastRenderedPageBreak/>
+              <w:t>// AnswerFormatter — transforma resultado da BD em resposta em linguagem natural</w:t>
             </w:r>
           </w:p>
         </w:tc>
@@ -8840,45 +7965,19 @@
           <w:p>
             <w:pPr>
               <w:spacing w:before="20" w:after="20"/>
-            </w:pPr>
-            <w:r>
-              <w:rPr>
-                <w:rFonts w:ascii="Courier New" w:eastAsia="Courier New" w:hAnsi="Courier New" w:cs="Courier New"/>
-                <w:color w:val="D4D4D4"/>
-                <w:sz w:val="18"/>
-                <w:szCs w:val="18"/>
-                <w:lang w:val="en-US"/>
-              </w:rPr>
-              <w:t xml:space="preserve">       </w:t>
-            </w:r>
-            <w:r>
-              <w:rPr>
-                <w:rFonts w:ascii="Courier New" w:eastAsia="Courier New" w:hAnsi="Courier New" w:cs="Courier New"/>
-                <w:color w:val="D4D4D4"/>
-                <w:sz w:val="18"/>
-                <w:szCs w:val="18"/>
-              </w:rPr>
-              <w:t>AssistantController → DatabaseAssistant.chat(</w:t>
-            </w:r>
-            <w:proofErr w:type="gramStart"/>
-            <w:r>
-              <w:rPr>
-                <w:rFonts w:ascii="Courier New" w:eastAsia="Courier New" w:hAnsi="Courier New" w:cs="Courier New"/>
-                <w:color w:val="D4D4D4"/>
-                <w:sz w:val="18"/>
-                <w:szCs w:val="18"/>
-              </w:rPr>
-              <w:t xml:space="preserve">question)   </w:t>
-            </w:r>
-            <w:proofErr w:type="gramEnd"/>
-            <w:r>
-              <w:rPr>
-                <w:rFonts w:ascii="Courier New" w:eastAsia="Courier New" w:hAnsi="Courier New" w:cs="Courier New"/>
-                <w:color w:val="D4D4D4"/>
-                <w:sz w:val="18"/>
-                <w:szCs w:val="18"/>
-              </w:rPr>
-              <w:t xml:space="preserve">       </w:t>
+              <w:rPr>
+                <w:lang w:val="es-ES"/>
+              </w:rPr>
+            </w:pPr>
+            <w:r>
+              <w:rPr>
+                <w:rFonts w:ascii="Courier New" w:eastAsia="Courier New" w:hAnsi="Courier New" w:cs="Courier New"/>
+                <w:color w:val="D4D4D4"/>
+                <w:sz w:val="18"/>
+                <w:szCs w:val="18"/>
+                <w:lang w:val="es-ES"/>
+              </w:rPr>
+              <w:t>@AiService(wiringMode = EXPLICIT, chatModel = "ollamaChatModel")</w:t>
             </w:r>
           </w:p>
         </w:tc>
@@ -8905,14 +8004,45 @@
             <w:pPr>
               <w:spacing w:before="20" w:after="20"/>
             </w:pPr>
-            <w:r>
-              <w:rPr>
-                <w:rFonts w:ascii="Courier New" w:eastAsia="Courier New" w:hAnsi="Courier New" w:cs="Courier New"/>
-                <w:color w:val="D4D4D4"/>
-                <w:sz w:val="18"/>
-                <w:szCs w:val="18"/>
-              </w:rPr>
-              <w:t xml:space="preserve">                                                                       </w:t>
+            <w:proofErr w:type="spellStart"/>
+            <w:r>
+              <w:rPr>
+                <w:rFonts w:ascii="Courier New" w:eastAsia="Courier New" w:hAnsi="Courier New" w:cs="Courier New"/>
+                <w:color w:val="D4D4D4"/>
+                <w:sz w:val="18"/>
+                <w:szCs w:val="18"/>
+              </w:rPr>
+              <w:t>public</w:t>
+            </w:r>
+            <w:proofErr w:type="spellEnd"/>
+            <w:r>
+              <w:rPr>
+                <w:rFonts w:ascii="Courier New" w:eastAsia="Courier New" w:hAnsi="Courier New" w:cs="Courier New"/>
+                <w:color w:val="D4D4D4"/>
+                <w:sz w:val="18"/>
+                <w:szCs w:val="18"/>
+              </w:rPr>
+              <w:t xml:space="preserve"> interface </w:t>
+            </w:r>
+            <w:proofErr w:type="spellStart"/>
+            <w:r>
+              <w:rPr>
+                <w:rFonts w:ascii="Courier New" w:eastAsia="Courier New" w:hAnsi="Courier New" w:cs="Courier New"/>
+                <w:color w:val="D4D4D4"/>
+                <w:sz w:val="18"/>
+                <w:szCs w:val="18"/>
+              </w:rPr>
+              <w:t>AnswerFormatter</w:t>
+            </w:r>
+            <w:proofErr w:type="spellEnd"/>
+            <w:r>
+              <w:rPr>
+                <w:rFonts w:ascii="Courier New" w:eastAsia="Courier New" w:hAnsi="Courier New" w:cs="Courier New"/>
+                <w:color w:val="D4D4D4"/>
+                <w:sz w:val="18"/>
+                <w:szCs w:val="18"/>
+              </w:rPr>
+              <w:t xml:space="preserve"> {</w:t>
             </w:r>
           </w:p>
         </w:tc>
@@ -8939,15 +8069,6 @@
             <w:pPr>
               <w:spacing w:before="20" w:after="20"/>
             </w:pPr>
-            <w:r>
-              <w:rPr>
-                <w:rFonts w:ascii="Courier New" w:eastAsia="Courier New" w:hAnsi="Courier New" w:cs="Courier New"/>
-                <w:color w:val="D4D4D4"/>
-                <w:sz w:val="18"/>
-                <w:szCs w:val="18"/>
-              </w:rPr>
-              <w:t xml:space="preserve">  2. buildQueryPlan(question):                                         </w:t>
-            </w:r>
           </w:p>
         </w:tc>
       </w:tr>
@@ -8972,19 +8093,15 @@
           <w:p>
             <w:pPr>
               <w:spacing w:before="20" w:after="20"/>
-              <w:rPr>
-                <w:lang w:val="en-US"/>
-              </w:rPr>
-            </w:pPr>
-            <w:r>
-              <w:rPr>
-                <w:rFonts w:ascii="Courier New" w:eastAsia="Courier New" w:hAnsi="Courier New" w:cs="Courier New"/>
-                <w:color w:val="D4D4D4"/>
-                <w:sz w:val="18"/>
-                <w:szCs w:val="18"/>
-                <w:lang w:val="en-US"/>
-              </w:rPr>
-              <w:t xml:space="preserve">       LangChain4j: hqlGenerator.generateHql(question)  ← @AiService  </w:t>
+            </w:pPr>
+            <w:r>
+              <w:rPr>
+                <w:rFonts w:ascii="Courier New" w:eastAsia="Courier New" w:hAnsi="Courier New" w:cs="Courier New"/>
+                <w:color w:val="D4D4D4"/>
+                <w:sz w:val="18"/>
+                <w:szCs w:val="18"/>
+              </w:rPr>
+              <w:t xml:space="preserve">    @SystemMessage("""</w:t>
             </w:r>
           </w:p>
         </w:tc>
@@ -9022,29 +8139,7 @@
                 <w:szCs w:val="18"/>
                 <w:lang w:val="en-US"/>
               </w:rPr>
-              <w:t xml:space="preserve">       Spring AI:   chatClient.prompt().user(question</w:t>
-            </w:r>
-            <w:proofErr w:type="gramStart"/>
-            <w:r>
-              <w:rPr>
-                <w:rFonts w:ascii="Courier New" w:eastAsia="Courier New" w:hAnsi="Courier New" w:cs="Courier New"/>
-                <w:color w:val="D4D4D4"/>
-                <w:sz w:val="18"/>
-                <w:szCs w:val="18"/>
-                <w:lang w:val="en-US"/>
-              </w:rPr>
-              <w:t>).call</w:t>
-            </w:r>
-            <w:proofErr w:type="gramEnd"/>
-            <w:r>
-              <w:rPr>
-                <w:rFonts w:ascii="Courier New" w:eastAsia="Courier New" w:hAnsi="Courier New" w:cs="Courier New"/>
-                <w:color w:val="D4D4D4"/>
-                <w:sz w:val="18"/>
-                <w:szCs w:val="18"/>
-                <w:lang w:val="en-US"/>
-              </w:rPr>
-              <w:t>().content()</w:t>
+              <w:t xml:space="preserve">        Answer the user's question using only the real database result.</w:t>
             </w:r>
           </w:p>
         </w:tc>
@@ -9079,16 +8174,16 @@
                 <w:szCs w:val="18"/>
                 <w:lang w:val="en-US"/>
               </w:rPr>
-              <w:t xml:space="preserve">       </w:t>
-            </w:r>
-            <w:r>
-              <w:rPr>
-                <w:rFonts w:ascii="Courier New" w:eastAsia="Courier New" w:hAnsi="Courier New" w:cs="Courier New"/>
-                <w:color w:val="D4D4D4"/>
-                <w:sz w:val="18"/>
-                <w:szCs w:val="18"/>
-              </w:rPr>
-              <w:t xml:space="preserve">@SystemMessage: regras HQL + schema entidades Java              </w:t>
+              <w:t xml:space="preserve">        </w:t>
+            </w:r>
+            <w:r>
+              <w:rPr>
+                <w:rFonts w:ascii="Courier New" w:eastAsia="Courier New" w:hAnsi="Courier New" w:cs="Courier New"/>
+                <w:color w:val="D4D4D4"/>
+                <w:sz w:val="18"/>
+                <w:szCs w:val="18"/>
+              </w:rPr>
+              <w:t>Rules:</w:t>
             </w:r>
           </w:p>
         </w:tc>
@@ -9114,15 +8209,19 @@
           <w:p>
             <w:pPr>
               <w:spacing w:before="20" w:after="20"/>
-            </w:pPr>
-            <w:r>
-              <w:rPr>
-                <w:rFonts w:ascii="Courier New" w:eastAsia="Courier New" w:hAnsi="Courier New" w:cs="Courier New"/>
-                <w:color w:val="D4D4D4"/>
-                <w:sz w:val="18"/>
-                <w:szCs w:val="18"/>
-              </w:rPr>
-              <w:t xml:space="preserve">       → Ollama qwen2.5:3b gera HQL como texto puro                   </w:t>
+              <w:rPr>
+                <w:lang w:val="en-US"/>
+              </w:rPr>
+            </w:pPr>
+            <w:r>
+              <w:rPr>
+                <w:rFonts w:ascii="Courier New" w:eastAsia="Courier New" w:hAnsi="Courier New" w:cs="Courier New"/>
+                <w:color w:val="D4D4D4"/>
+                <w:sz w:val="18"/>
+                <w:szCs w:val="18"/>
+                <w:lang w:val="en-US"/>
+              </w:rPr>
+              <w:t xml:space="preserve">        - Answer in the same language as the user.</w:t>
             </w:r>
           </w:p>
         </w:tc>
@@ -9148,15 +8247,19 @@
           <w:p>
             <w:pPr>
               <w:spacing w:before="20" w:after="20"/>
-            </w:pPr>
-            <w:r>
-              <w:rPr>
-                <w:rFonts w:ascii="Courier New" w:eastAsia="Courier New" w:hAnsi="Courier New" w:cs="Courier New"/>
-                <w:color w:val="D4D4D4"/>
-                <w:sz w:val="18"/>
-                <w:szCs w:val="18"/>
-              </w:rPr>
-              <w:t xml:space="preserve">       → sanitizeHql(): remove ```, trunca em ';', trim               </w:t>
+              <w:rPr>
+                <w:lang w:val="en-US"/>
+              </w:rPr>
+            </w:pPr>
+            <w:r>
+              <w:rPr>
+                <w:rFonts w:ascii="Courier New" w:eastAsia="Courier New" w:hAnsi="Courier New" w:cs="Courier New"/>
+                <w:color w:val="D4D4D4"/>
+                <w:sz w:val="18"/>
+                <w:szCs w:val="18"/>
+                <w:lang w:val="en-US"/>
+              </w:rPr>
+              <w:t xml:space="preserve">        - Do not claim you simulated anything.</w:t>
             </w:r>
           </w:p>
         </w:tc>
@@ -9182,15 +8285,41 @@
           <w:p>
             <w:pPr>
               <w:spacing w:before="20" w:after="20"/>
-            </w:pPr>
-            <w:r>
-              <w:rPr>
-                <w:rFonts w:ascii="Courier New" w:eastAsia="Courier New" w:hAnsi="Courier New" w:cs="Courier New"/>
-                <w:color w:val="D4D4D4"/>
-                <w:sz w:val="18"/>
-                <w:szCs w:val="18"/>
-              </w:rPr>
-              <w:t xml:space="preserve">       → new QueryPlan(hql, 50)   // apenas dois campos               </w:t>
+              <w:rPr>
+                <w:lang w:val="en-US"/>
+              </w:rPr>
+            </w:pPr>
+            <w:r>
+              <w:rPr>
+                <w:rFonts w:ascii="Courier New" w:eastAsia="Courier New" w:hAnsi="Courier New" w:cs="Courier New"/>
+                <w:color w:val="D4D4D4"/>
+                <w:sz w:val="18"/>
+                <w:szCs w:val="18"/>
+                <w:lang w:val="en-US"/>
+              </w:rPr>
+              <w:t xml:space="preserve">        - Do not invent values </w:t>
+            </w:r>
+            <w:proofErr w:type="gramStart"/>
+            <w:r>
+              <w:rPr>
+                <w:rFonts w:ascii="Courier New" w:eastAsia="Courier New" w:hAnsi="Courier New" w:cs="Courier New"/>
+                <w:color w:val="D4D4D4"/>
+                <w:sz w:val="18"/>
+                <w:szCs w:val="18"/>
+                <w:lang w:val="en-US"/>
+              </w:rPr>
+              <w:t>not present</w:t>
+            </w:r>
+            <w:proofErr w:type="gramEnd"/>
+            <w:r>
+              <w:rPr>
+                <w:rFonts w:ascii="Courier New" w:eastAsia="Courier New" w:hAnsi="Courier New" w:cs="Courier New"/>
+                <w:color w:val="D4D4D4"/>
+                <w:sz w:val="18"/>
+                <w:szCs w:val="18"/>
+                <w:lang w:val="en-US"/>
+              </w:rPr>
+              <w:t xml:space="preserve"> in the database result.</w:t>
             </w:r>
           </w:p>
         </w:tc>
@@ -9223,8 +8352,18 @@
                 <w:color w:val="D4D4D4"/>
                 <w:sz w:val="18"/>
                 <w:szCs w:val="18"/>
-              </w:rPr>
-              <w:t xml:space="preserve">                                                                       </w:t>
+                <w:lang w:val="en-US"/>
+              </w:rPr>
+              <w:t xml:space="preserve">        </w:t>
+            </w:r>
+            <w:r>
+              <w:rPr>
+                <w:rFonts w:ascii="Courier New" w:eastAsia="Courier New" w:hAnsi="Courier New" w:cs="Courier New"/>
+                <w:color w:val="D4D4D4"/>
+                <w:sz w:val="18"/>
+                <w:szCs w:val="18"/>
+              </w:rPr>
+              <w:t>- Keep the answer concise.</w:t>
             </w:r>
           </w:p>
         </w:tc>
@@ -9258,7 +8397,7 @@
                 <w:sz w:val="18"/>
                 <w:szCs w:val="18"/>
               </w:rPr>
-              <w:t xml:space="preserve">  3. queryTool.executeHqlQuery(hql, maxResults):                       </w:t>
+              <w:t xml:space="preserve">        """)</w:t>
             </w:r>
           </w:p>
         </w:tc>
@@ -9292,7 +8431,7 @@
                 <w:sz w:val="18"/>
                 <w:szCs w:val="18"/>
               </w:rPr>
-              <w:t xml:space="preserve">       → Valida prefixo SELECT/FROM (bloqueia UPDATE/DELETE/etc.)     </w:t>
+              <w:t xml:space="preserve">    @UserMessage("""</w:t>
             </w:r>
           </w:p>
         </w:tc>
@@ -9318,28 +8457,15 @@
           <w:p>
             <w:pPr>
               <w:spacing w:before="20" w:after="20"/>
-              <w:rPr>
-                <w:lang w:val="en-US"/>
-              </w:rPr>
-            </w:pPr>
-            <w:r>
-              <w:rPr>
-                <w:rFonts w:ascii="Courier New" w:eastAsia="Courier New" w:hAnsi="Courier New" w:cs="Courier New"/>
-                <w:color w:val="D4D4D4"/>
-                <w:sz w:val="18"/>
-                <w:szCs w:val="18"/>
-              </w:rPr>
-              <w:t xml:space="preserve">       </w:t>
-            </w:r>
-            <w:r>
-              <w:rPr>
-                <w:rFonts w:ascii="Courier New" w:eastAsia="Courier New" w:hAnsi="Courier New" w:cs="Courier New"/>
-                <w:color w:val="D4D4D4"/>
-                <w:sz w:val="18"/>
-                <w:szCs w:val="18"/>
-                <w:lang w:val="en-US"/>
-              </w:rPr>
-              <w:t>→ entityManager.createQuery(hql).setMaxResults(50).getResultList()</w:t>
+            </w:pPr>
+            <w:r>
+              <w:rPr>
+                <w:rFonts w:ascii="Courier New" w:eastAsia="Courier New" w:hAnsi="Courier New" w:cs="Courier New"/>
+                <w:color w:val="D4D4D4"/>
+                <w:sz w:val="18"/>
+                <w:szCs w:val="18"/>
+              </w:rPr>
+              <w:t xml:space="preserve">        User question: {{question}}</w:t>
             </w:r>
           </w:p>
         </w:tc>
@@ -9372,38 +8498,8 @@
                 <w:color w:val="D4D4D4"/>
                 <w:sz w:val="18"/>
                 <w:szCs w:val="18"/>
-                <w:lang w:val="en-US"/>
-              </w:rPr>
-              <w:t xml:space="preserve">       </w:t>
-            </w:r>
-            <w:r>
-              <w:rPr>
-                <w:rFonts w:ascii="Courier New" w:eastAsia="Courier New" w:hAnsi="Courier New" w:cs="Courier New"/>
-                <w:color w:val="D4D4D4"/>
-                <w:sz w:val="18"/>
-                <w:szCs w:val="18"/>
-              </w:rPr>
-              <w:t xml:space="preserve">→ </w:t>
-            </w:r>
-            <w:proofErr w:type="gramStart"/>
-            <w:r>
-              <w:rPr>
-                <w:rFonts w:ascii="Courier New" w:eastAsia="Courier New" w:hAnsi="Courier New" w:cs="Courier New"/>
-                <w:color w:val="D4D4D4"/>
-                <w:sz w:val="18"/>
-                <w:szCs w:val="18"/>
-              </w:rPr>
-              <w:t>formatResult(</w:t>
-            </w:r>
-            <w:proofErr w:type="gramEnd"/>
-            <w:r>
-              <w:rPr>
-                <w:rFonts w:ascii="Courier New" w:eastAsia="Courier New" w:hAnsi="Courier New" w:cs="Courier New"/>
-                <w:color w:val="D4D4D4"/>
-                <w:sz w:val="18"/>
-                <w:szCs w:val="18"/>
-              </w:rPr>
-              <w:t xml:space="preserve">) por cada item: Product | Category | Object[]  </w:t>
+              </w:rPr>
+              <w:t xml:space="preserve">        HQL executed:  {{hql}}</w:t>
             </w:r>
           </w:p>
         </w:tc>
@@ -9437,7 +8533,7 @@
                 <w:sz w:val="18"/>
                 <w:szCs w:val="18"/>
               </w:rPr>
-              <w:t xml:space="preserve">       → devolve String com linhas formatadas                         </w:t>
+              <w:t xml:space="preserve">        Database result: {{result}}</w:t>
             </w:r>
           </w:p>
         </w:tc>
@@ -9471,7 +8567,7 @@
                 <w:sz w:val="18"/>
                 <w:szCs w:val="18"/>
               </w:rPr>
-              <w:t xml:space="preserve">                                                                       </w:t>
+              <w:t xml:space="preserve">        """)</w:t>
             </w:r>
           </w:p>
         </w:tc>
@@ -9497,15 +8593,19 @@
           <w:p>
             <w:pPr>
               <w:spacing w:before="20" w:after="20"/>
-            </w:pPr>
-            <w:r>
-              <w:rPr>
-                <w:rFonts w:ascii="Courier New" w:eastAsia="Courier New" w:hAnsi="Courier New" w:cs="Courier New"/>
-                <w:color w:val="D4D4D4"/>
-                <w:sz w:val="18"/>
-                <w:szCs w:val="18"/>
-              </w:rPr>
-              <w:t xml:space="preserve">  4. Resposta final:                                                   </w:t>
+              <w:rPr>
+                <w:lang w:val="en-US"/>
+              </w:rPr>
+            </w:pPr>
+            <w:r>
+              <w:rPr>
+                <w:rFonts w:ascii="Courier New" w:eastAsia="Courier New" w:hAnsi="Courier New" w:cs="Courier New"/>
+                <w:color w:val="D4D4D4"/>
+                <w:sz w:val="18"/>
+                <w:szCs w:val="18"/>
+                <w:lang w:val="en-US"/>
+              </w:rPr>
+              <w:t xml:space="preserve">    String formatAnswer(@V("question") String question,</w:t>
             </w:r>
           </w:p>
         </w:tc>
@@ -9531,19 +8631,45 @@
           <w:p>
             <w:pPr>
               <w:spacing w:before="20" w:after="20"/>
-              <w:rPr>
-                <w:lang w:val="en-US"/>
-              </w:rPr>
-            </w:pPr>
-            <w:r>
-              <w:rPr>
-                <w:rFonts w:ascii="Courier New" w:eastAsia="Courier New" w:hAnsi="Courier New" w:cs="Courier New"/>
-                <w:color w:val="D4D4D4"/>
-                <w:sz w:val="18"/>
-                <w:szCs w:val="18"/>
-                <w:lang w:val="en-US"/>
-              </w:rPr>
-              <w:t xml:space="preserve">       LangChain4j: answerFormatter.formatAnswer(question, hql, result)</w:t>
+            </w:pPr>
+            <w:r>
+              <w:rPr>
+                <w:rFonts w:ascii="Courier New" w:eastAsia="Courier New" w:hAnsi="Courier New" w:cs="Courier New"/>
+                <w:color w:val="D4D4D4"/>
+                <w:sz w:val="18"/>
+                <w:szCs w:val="18"/>
+                <w:lang w:val="en-US"/>
+              </w:rPr>
+              <w:t xml:space="preserve">                         </w:t>
+            </w:r>
+            <w:r>
+              <w:rPr>
+                <w:rFonts w:ascii="Courier New" w:eastAsia="Courier New" w:hAnsi="Courier New" w:cs="Courier New"/>
+                <w:color w:val="D4D4D4"/>
+                <w:sz w:val="18"/>
+                <w:szCs w:val="18"/>
+              </w:rPr>
+              <w:t>@V("hql</w:t>
+            </w:r>
+            <w:proofErr w:type="gramStart"/>
+            <w:r>
+              <w:rPr>
+                <w:rFonts w:ascii="Courier New" w:eastAsia="Courier New" w:hAnsi="Courier New" w:cs="Courier New"/>
+                <w:color w:val="D4D4D4"/>
+                <w:sz w:val="18"/>
+                <w:szCs w:val="18"/>
+              </w:rPr>
+              <w:t xml:space="preserve">")   </w:t>
+            </w:r>
+            <w:proofErr w:type="gramEnd"/>
+            <w:r>
+              <w:rPr>
+                <w:rFonts w:ascii="Courier New" w:eastAsia="Courier New" w:hAnsi="Courier New" w:cs="Courier New"/>
+                <w:color w:val="D4D4D4"/>
+                <w:sz w:val="18"/>
+                <w:szCs w:val="18"/>
+              </w:rPr>
+              <w:t xml:space="preserve">   String hql,</w:t>
             </w:r>
           </w:p>
         </w:tc>
@@ -9569,41 +8695,15 @@
           <w:p>
             <w:pPr>
               <w:spacing w:before="20" w:after="20"/>
-              <w:rPr>
-                <w:lang w:val="en-US"/>
-              </w:rPr>
-            </w:pPr>
-            <w:r>
-              <w:rPr>
-                <w:rFonts w:ascii="Courier New" w:eastAsia="Courier New" w:hAnsi="Courier New" w:cs="Courier New"/>
-                <w:color w:val="D4D4D4"/>
-                <w:sz w:val="18"/>
-                <w:szCs w:val="18"/>
-                <w:lang w:val="en-US"/>
-              </w:rPr>
-              <w:t xml:space="preserve">       Spring AI:   chatClient.prompt(</w:t>
-            </w:r>
-            <w:proofErr w:type="gramStart"/>
-            <w:r>
-              <w:rPr>
-                <w:rFonts w:ascii="Courier New" w:eastAsia="Courier New" w:hAnsi="Courier New" w:cs="Courier New"/>
-                <w:color w:val="D4D4D4"/>
-                <w:sz w:val="18"/>
-                <w:szCs w:val="18"/>
-                <w:lang w:val="en-US"/>
-              </w:rPr>
-              <w:t>).system</w:t>
-            </w:r>
-            <w:proofErr w:type="gramEnd"/>
-            <w:r>
-              <w:rPr>
-                <w:rFonts w:ascii="Courier New" w:eastAsia="Courier New" w:hAnsi="Courier New" w:cs="Courier New"/>
-                <w:color w:val="D4D4D4"/>
-                <w:sz w:val="18"/>
-                <w:szCs w:val="18"/>
-                <w:lang w:val="en-US"/>
-              </w:rPr>
-              <w:t xml:space="preserve">(...).user(...).call()   </w:t>
+            </w:pPr>
+            <w:r>
+              <w:rPr>
+                <w:rFonts w:ascii="Courier New" w:eastAsia="Courier New" w:hAnsi="Courier New" w:cs="Courier New"/>
+                <w:color w:val="D4D4D4"/>
+                <w:sz w:val="18"/>
+                <w:szCs w:val="18"/>
+              </w:rPr>
+              <w:t xml:space="preserve">                         @V("result")   String result);</w:t>
             </w:r>
           </w:p>
         </w:tc>
@@ -9636,120 +8736,2335 @@
                 <w:color w:val="D4D4D4"/>
                 <w:sz w:val="18"/>
                 <w:szCs w:val="18"/>
+              </w:rPr>
+              <w:t>}</w:t>
+            </w:r>
+          </w:p>
+        </w:tc>
+      </w:tr>
+    </w:tbl>
+    <w:p>
+      <w:pPr>
+        <w:spacing w:before="40" w:after="160"/>
+        <w:jc w:val="center"/>
+        <w:rPr>
+          <w:i/>
+          <w:iCs/>
+          <w:color w:val="595959"/>
+          <w:sz w:val="20"/>
+          <w:szCs w:val="20"/>
+        </w:rPr>
+      </w:pPr>
+      <w:r>
+        <w:rPr>
+          <w:i/>
+          <w:iCs/>
+          <w:color w:val="595959"/>
+          <w:sz w:val="20"/>
+          <w:szCs w:val="20"/>
+        </w:rPr>
+        <w:t>Código 3 — AnswerFormatter.java — @AiService para formatação da resposta em linguagem natural</w:t>
+      </w:r>
+    </w:p>
+    <w:p>
+      <w:pPr>
+        <w:rPr>
+          <w:b/>
+          <w:bCs/>
+        </w:rPr>
+      </w:pPr>
+      <w:r>
+        <w:rPr>
+          <w:b/>
+          <w:bCs/>
+        </w:rPr>
+        <w:t>Fluxo Completo — Pergunta até Resposta</w:t>
+      </w:r>
+    </w:p>
+    <w:tbl>
+      <w:tblPr>
+        <w:tblW w:w="9026" w:type="dxa"/>
+        <w:tblBorders>
+          <w:top w:val="single" w:sz="4" w:space="0" w:color="auto"/>
+          <w:left w:val="single" w:sz="4" w:space="0" w:color="auto"/>
+          <w:bottom w:val="single" w:sz="4" w:space="0" w:color="auto"/>
+          <w:right w:val="single" w:sz="4" w:space="0" w:color="auto"/>
+          <w:insideH w:val="single" w:sz="4" w:space="0" w:color="auto"/>
+          <w:insideV w:val="single" w:sz="4" w:space="0" w:color="auto"/>
+        </w:tblBorders>
+        <w:tblCellMar>
+          <w:left w:w="10" w:type="dxa"/>
+          <w:right w:w="10" w:type="dxa"/>
+        </w:tblCellMar>
+        <w:tblLook w:val="0000" w:firstRow="0" w:lastRow="0" w:firstColumn="0" w:lastColumn="0" w:noHBand="0" w:noVBand="0"/>
+      </w:tblPr>
+      <w:tblGrid>
+        <w:gridCol w:w="9026"/>
+      </w:tblGrid>
+      <w:tr>
+        <w:tc>
+          <w:tcPr>
+            <w:tcW w:w="9026" w:type="dxa"/>
+            <w:tcBorders>
+              <w:top w:val="none" w:sz="0" w:space="0" w:color="FFFFFF"/>
+              <w:left w:val="none" w:sz="0" w:space="0" w:color="FFFFFF"/>
+              <w:bottom w:val="none" w:sz="0" w:space="0" w:color="FFFFFF"/>
+              <w:right w:val="none" w:sz="0" w:space="0" w:color="FFFFFF"/>
+            </w:tcBorders>
+            <w:shd w:val="clear" w:color="auto" w:fill="D5E8F0"/>
+            <w:tcMar>
+              <w:top w:w="60" w:type="dxa"/>
+              <w:left w:w="180" w:type="dxa"/>
+              <w:bottom w:w="60" w:type="dxa"/>
+              <w:right w:w="180" w:type="dxa"/>
+            </w:tcMar>
+          </w:tcPr>
+          <w:p>
+            <w:pPr>
+              <w:spacing w:before="30" w:after="30"/>
+              <w:rPr>
+                <w:sz w:val="18"/>
+                <w:szCs w:val="18"/>
+                <w:lang w:val="en-US"/>
+              </w:rPr>
+            </w:pPr>
+            <w:r>
+              <w:rPr>
+                <w:rFonts w:ascii="Courier New" w:eastAsia="Courier New" w:hAnsi="Courier New" w:cs="Courier New"/>
+                <w:color w:val="1F3864"/>
+                <w:sz w:val="18"/>
+                <w:szCs w:val="18"/>
+                <w:lang w:val="en-US"/>
+              </w:rPr>
+              <w:t xml:space="preserve">  1. GET /assistant/</w:t>
+            </w:r>
+            <w:proofErr w:type="spellStart"/>
+            <w:r>
+              <w:rPr>
+                <w:rFonts w:ascii="Courier New" w:eastAsia="Courier New" w:hAnsi="Courier New" w:cs="Courier New"/>
+                <w:color w:val="1F3864"/>
+                <w:sz w:val="18"/>
+                <w:szCs w:val="18"/>
+                <w:lang w:val="en-US"/>
+              </w:rPr>
+              <w:t>ask?q</w:t>
+            </w:r>
+            <w:proofErr w:type="spellEnd"/>
+            <w:r>
+              <w:rPr>
+                <w:rFonts w:ascii="Courier New" w:eastAsia="Courier New" w:hAnsi="Courier New" w:cs="Courier New"/>
+                <w:color w:val="1F3864"/>
+                <w:sz w:val="18"/>
+                <w:szCs w:val="18"/>
+                <w:lang w:val="en-US"/>
+              </w:rPr>
+              <w:t xml:space="preserve">=What are the top 5 most expensive products?  </w:t>
+            </w:r>
+          </w:p>
+        </w:tc>
+      </w:tr>
+      <w:tr>
+        <w:tc>
+          <w:tcPr>
+            <w:tcW w:w="9026" w:type="dxa"/>
+            <w:tcBorders>
+              <w:top w:val="none" w:sz="0" w:space="0" w:color="FFFFFF"/>
+              <w:left w:val="none" w:sz="0" w:space="0" w:color="FFFFFF"/>
+              <w:bottom w:val="none" w:sz="0" w:space="0" w:color="FFFFFF"/>
+              <w:right w:val="none" w:sz="0" w:space="0" w:color="FFFFFF"/>
+            </w:tcBorders>
+            <w:shd w:val="clear" w:color="auto" w:fill="D5E8F0"/>
+            <w:tcMar>
+              <w:top w:w="60" w:type="dxa"/>
+              <w:left w:w="180" w:type="dxa"/>
+              <w:bottom w:w="60" w:type="dxa"/>
+              <w:right w:w="180" w:type="dxa"/>
+            </w:tcMar>
+          </w:tcPr>
+          <w:p>
+            <w:pPr>
+              <w:spacing w:before="30" w:after="30"/>
+              <w:rPr>
+                <w:sz w:val="18"/>
+                <w:szCs w:val="18"/>
+              </w:rPr>
+            </w:pPr>
+            <w:r>
+              <w:rPr>
+                <w:rFonts w:ascii="Courier New" w:eastAsia="Courier New" w:hAnsi="Courier New" w:cs="Courier New"/>
+                <w:color w:val="1F3864"/>
+                <w:sz w:val="18"/>
+                <w:szCs w:val="18"/>
                 <w:lang w:val="en-US"/>
               </w:rPr>
               <w:t xml:space="preserve">       </w:t>
             </w:r>
-            <w:r>
-              <w:rPr>
-                <w:rFonts w:ascii="Courier New" w:eastAsia="Courier New" w:hAnsi="Courier New" w:cs="Courier New"/>
-                <w:color w:val="D4D4D4"/>
-                <w:sz w:val="18"/>
-                <w:szCs w:val="18"/>
-              </w:rPr>
-              <w:t xml:space="preserve">@SystemMessage: usar apenas dados reais da BD, mesma língua    </w:t>
-            </w:r>
-          </w:p>
-        </w:tc>
-      </w:tr>
-      <w:tr>
-        <w:tc>
-          <w:tcPr>
-            <w:tcW w:w="9026" w:type="dxa"/>
-            <w:tcBorders>
-              <w:top w:val="none" w:sz="0" w:space="0" w:color="FFFFFF"/>
-              <w:left w:val="none" w:sz="0" w:space="0" w:color="FFFFFF"/>
-              <w:bottom w:val="none" w:sz="0" w:space="0" w:color="FFFFFF"/>
-              <w:right w:val="none" w:sz="0" w:space="0" w:color="FFFFFF"/>
-            </w:tcBorders>
-            <w:shd w:val="clear" w:color="auto" w:fill="1E1E1E"/>
-            <w:tcMar>
-              <w:top w:w="40" w:type="dxa"/>
-              <w:left w:w="200" w:type="dxa"/>
-              <w:bottom w:w="40" w:type="dxa"/>
-              <w:right w:w="180" w:type="dxa"/>
-            </w:tcMar>
-          </w:tcPr>
-          <w:p>
-            <w:pPr>
-              <w:spacing w:before="20" w:after="20"/>
-            </w:pPr>
-            <w:r>
-              <w:rPr>
-                <w:rFonts w:ascii="Courier New" w:eastAsia="Courier New" w:hAnsi="Courier New" w:cs="Courier New"/>
-                <w:color w:val="D4D4D4"/>
-                <w:sz w:val="18"/>
-                <w:szCs w:val="18"/>
-              </w:rPr>
-              <w:t xml:space="preserve">       @UserMessage: question + hql executado + result da BD          </w:t>
-            </w:r>
-          </w:p>
-        </w:tc>
-      </w:tr>
-      <w:tr>
-        <w:tc>
-          <w:tcPr>
-            <w:tcW w:w="9026" w:type="dxa"/>
-            <w:tcBorders>
-              <w:top w:val="none" w:sz="0" w:space="0" w:color="FFFFFF"/>
-              <w:left w:val="none" w:sz="0" w:space="0" w:color="FFFFFF"/>
-              <w:bottom w:val="none" w:sz="0" w:space="0" w:color="FFFFFF"/>
-              <w:right w:val="none" w:sz="0" w:space="0" w:color="FFFFFF"/>
-            </w:tcBorders>
-            <w:shd w:val="clear" w:color="auto" w:fill="1E1E1E"/>
-            <w:tcMar>
-              <w:top w:w="40" w:type="dxa"/>
-              <w:left w:w="200" w:type="dxa"/>
-              <w:bottom w:w="40" w:type="dxa"/>
-              <w:right w:w="180" w:type="dxa"/>
-            </w:tcMar>
-          </w:tcPr>
-          <w:p>
-            <w:pPr>
-              <w:spacing w:before="20" w:after="20"/>
-            </w:pPr>
-            <w:r>
-              <w:rPr>
-                <w:rFonts w:ascii="Courier New" w:eastAsia="Courier New" w:hAnsi="Courier New" w:cs="Courier New"/>
-                <w:color w:val="D4D4D4"/>
-                <w:sz w:val="18"/>
-                <w:szCs w:val="18"/>
-              </w:rPr>
-              <w:t xml:space="preserve">       → Ollama qwen2.5:3b → resposta em linguagem natural            </w:t>
-            </w:r>
-          </w:p>
-        </w:tc>
-      </w:tr>
-      <w:tr>
-        <w:tc>
-          <w:tcPr>
-            <w:tcW w:w="9026" w:type="dxa"/>
-            <w:tcBorders>
-              <w:top w:val="none" w:sz="0" w:space="0" w:color="FFFFFF"/>
-              <w:left w:val="none" w:sz="0" w:space="0" w:color="FFFFFF"/>
-              <w:bottom w:val="none" w:sz="0" w:space="0" w:color="FFFFFF"/>
-              <w:right w:val="none" w:sz="0" w:space="0" w:color="FFFFFF"/>
-            </w:tcBorders>
-            <w:shd w:val="clear" w:color="auto" w:fill="1E1E1E"/>
-            <w:tcMar>
-              <w:top w:w="40" w:type="dxa"/>
-              <w:left w:w="200" w:type="dxa"/>
-              <w:bottom w:w="40" w:type="dxa"/>
-              <w:right w:w="180" w:type="dxa"/>
-            </w:tcMar>
-          </w:tcPr>
-          <w:p>
-            <w:pPr>
-              <w:spacing w:before="20" w:after="20"/>
-            </w:pPr>
-            <w:r>
-              <w:rPr>
-                <w:rFonts w:ascii="Courier New" w:eastAsia="Courier New" w:hAnsi="Courier New" w:cs="Courier New"/>
-                <w:color w:val="D4D4D4"/>
-                <w:sz w:val="18"/>
-                <w:szCs w:val="18"/>
-              </w:rPr>
-              <w:t xml:space="preserve">       (se RuntimeException → devolve result bruto como fallback)     </w:t>
+            <w:proofErr w:type="spellStart"/>
+            <w:r>
+              <w:rPr>
+                <w:rFonts w:ascii="Courier New" w:eastAsia="Courier New" w:hAnsi="Courier New" w:cs="Courier New"/>
+                <w:color w:val="1F3864"/>
+                <w:sz w:val="18"/>
+                <w:szCs w:val="18"/>
+              </w:rPr>
+              <w:t>AssistantController</w:t>
+            </w:r>
+            <w:proofErr w:type="spellEnd"/>
+            <w:r>
+              <w:rPr>
+                <w:rFonts w:ascii="Courier New" w:eastAsia="Courier New" w:hAnsi="Courier New" w:cs="Courier New"/>
+                <w:color w:val="1F3864"/>
+                <w:sz w:val="18"/>
+                <w:szCs w:val="18"/>
+              </w:rPr>
+              <w:t xml:space="preserve"> → </w:t>
+            </w:r>
+            <w:proofErr w:type="spellStart"/>
+            <w:r>
+              <w:rPr>
+                <w:rFonts w:ascii="Courier New" w:eastAsia="Courier New" w:hAnsi="Courier New" w:cs="Courier New"/>
+                <w:color w:val="1F3864"/>
+                <w:sz w:val="18"/>
+                <w:szCs w:val="18"/>
+              </w:rPr>
+              <w:t>DatabaseAssistant.chat</w:t>
+            </w:r>
+            <w:proofErr w:type="spellEnd"/>
+            <w:r>
+              <w:rPr>
+                <w:rFonts w:ascii="Courier New" w:eastAsia="Courier New" w:hAnsi="Courier New" w:cs="Courier New"/>
+                <w:color w:val="1F3864"/>
+                <w:sz w:val="18"/>
+                <w:szCs w:val="18"/>
+              </w:rPr>
+              <w:t>(</w:t>
+            </w:r>
+            <w:proofErr w:type="spellStart"/>
+            <w:r>
+              <w:rPr>
+                <w:rFonts w:ascii="Courier New" w:eastAsia="Courier New" w:hAnsi="Courier New" w:cs="Courier New"/>
+                <w:color w:val="1F3864"/>
+                <w:sz w:val="18"/>
+                <w:szCs w:val="18"/>
+              </w:rPr>
+              <w:t>question</w:t>
+            </w:r>
+            <w:proofErr w:type="spellEnd"/>
+            <w:r>
+              <w:rPr>
+                <w:rFonts w:ascii="Courier New" w:eastAsia="Courier New" w:hAnsi="Courier New" w:cs="Courier New"/>
+                <w:color w:val="1F3864"/>
+                <w:sz w:val="18"/>
+                <w:szCs w:val="18"/>
+              </w:rPr>
+              <w:t>)</w:t>
+            </w:r>
+          </w:p>
+        </w:tc>
+      </w:tr>
+      <w:tr>
+        <w:tc>
+          <w:tcPr>
+            <w:tcW w:w="9026" w:type="dxa"/>
+            <w:tcBorders>
+              <w:top w:val="none" w:sz="0" w:space="0" w:color="FFFFFF"/>
+              <w:left w:val="none" w:sz="0" w:space="0" w:color="FFFFFF"/>
+              <w:bottom w:val="none" w:sz="0" w:space="0" w:color="FFFFFF"/>
+              <w:right w:val="none" w:sz="0" w:space="0" w:color="FFFFFF"/>
+            </w:tcBorders>
+            <w:shd w:val="clear" w:color="auto" w:fill="D5E8F0"/>
+            <w:tcMar>
+              <w:top w:w="60" w:type="dxa"/>
+              <w:left w:w="180" w:type="dxa"/>
+              <w:bottom w:w="60" w:type="dxa"/>
+              <w:right w:w="180" w:type="dxa"/>
+            </w:tcMar>
+          </w:tcPr>
+          <w:p>
+            <w:pPr>
+              <w:spacing w:before="30" w:after="30"/>
+              <w:rPr>
+                <w:sz w:val="18"/>
+                <w:szCs w:val="18"/>
+              </w:rPr>
+            </w:pPr>
+            <w:r>
+              <w:rPr>
+                <w:rFonts w:ascii="Courier New" w:eastAsia="Courier New" w:hAnsi="Courier New" w:cs="Courier New"/>
+                <w:color w:val="1F3864"/>
+                <w:sz w:val="18"/>
+                <w:szCs w:val="18"/>
+              </w:rPr>
+              <w:t xml:space="preserve">                                                                       </w:t>
+            </w:r>
+          </w:p>
+        </w:tc>
+      </w:tr>
+      <w:tr>
+        <w:tc>
+          <w:tcPr>
+            <w:tcW w:w="9026" w:type="dxa"/>
+            <w:tcBorders>
+              <w:top w:val="none" w:sz="0" w:space="0" w:color="FFFFFF"/>
+              <w:left w:val="none" w:sz="0" w:space="0" w:color="FFFFFF"/>
+              <w:bottom w:val="none" w:sz="0" w:space="0" w:color="FFFFFF"/>
+              <w:right w:val="none" w:sz="0" w:space="0" w:color="FFFFFF"/>
+            </w:tcBorders>
+            <w:shd w:val="clear" w:color="auto" w:fill="D5E8F0"/>
+            <w:tcMar>
+              <w:top w:w="60" w:type="dxa"/>
+              <w:left w:w="180" w:type="dxa"/>
+              <w:bottom w:w="60" w:type="dxa"/>
+              <w:right w:w="180" w:type="dxa"/>
+            </w:tcMar>
+          </w:tcPr>
+          <w:p>
+            <w:pPr>
+              <w:spacing w:before="30" w:after="30"/>
+              <w:rPr>
+                <w:sz w:val="18"/>
+                <w:szCs w:val="18"/>
+              </w:rPr>
+            </w:pPr>
+            <w:r>
+              <w:rPr>
+                <w:rFonts w:ascii="Courier New" w:eastAsia="Courier New" w:hAnsi="Courier New" w:cs="Courier New"/>
+                <w:color w:val="1F3864"/>
+                <w:sz w:val="18"/>
+                <w:szCs w:val="18"/>
+              </w:rPr>
+              <w:t xml:space="preserve">  2. </w:t>
+            </w:r>
+            <w:proofErr w:type="spellStart"/>
+            <w:r>
+              <w:rPr>
+                <w:rFonts w:ascii="Courier New" w:eastAsia="Courier New" w:hAnsi="Courier New" w:cs="Courier New"/>
+                <w:color w:val="1F3864"/>
+                <w:sz w:val="18"/>
+                <w:szCs w:val="18"/>
+              </w:rPr>
+              <w:t>buildQueryPlan</w:t>
+            </w:r>
+            <w:proofErr w:type="spellEnd"/>
+            <w:r>
+              <w:rPr>
+                <w:rFonts w:ascii="Courier New" w:eastAsia="Courier New" w:hAnsi="Courier New" w:cs="Courier New"/>
+                <w:color w:val="1F3864"/>
+                <w:sz w:val="18"/>
+                <w:szCs w:val="18"/>
+              </w:rPr>
+              <w:t>(</w:t>
+            </w:r>
+            <w:proofErr w:type="spellStart"/>
+            <w:r>
+              <w:rPr>
+                <w:rFonts w:ascii="Courier New" w:eastAsia="Courier New" w:hAnsi="Courier New" w:cs="Courier New"/>
+                <w:color w:val="1F3864"/>
+                <w:sz w:val="18"/>
+                <w:szCs w:val="18"/>
+              </w:rPr>
+              <w:t>question</w:t>
+            </w:r>
+            <w:proofErr w:type="spellEnd"/>
+            <w:r>
+              <w:rPr>
+                <w:rFonts w:ascii="Courier New" w:eastAsia="Courier New" w:hAnsi="Courier New" w:cs="Courier New"/>
+                <w:color w:val="1F3864"/>
+                <w:sz w:val="18"/>
+                <w:szCs w:val="18"/>
+              </w:rPr>
+              <w:t xml:space="preserve">): </w:t>
+            </w:r>
+          </w:p>
+        </w:tc>
+      </w:tr>
+      <w:tr>
+        <w:tc>
+          <w:tcPr>
+            <w:tcW w:w="9026" w:type="dxa"/>
+            <w:tcBorders>
+              <w:top w:val="none" w:sz="0" w:space="0" w:color="FFFFFF"/>
+              <w:left w:val="none" w:sz="0" w:space="0" w:color="FFFFFF"/>
+              <w:bottom w:val="none" w:sz="0" w:space="0" w:color="FFFFFF"/>
+              <w:right w:val="none" w:sz="0" w:space="0" w:color="FFFFFF"/>
+            </w:tcBorders>
+            <w:shd w:val="clear" w:color="auto" w:fill="D5E8F0"/>
+            <w:tcMar>
+              <w:top w:w="60" w:type="dxa"/>
+              <w:left w:w="180" w:type="dxa"/>
+              <w:bottom w:w="60" w:type="dxa"/>
+              <w:right w:w="180" w:type="dxa"/>
+            </w:tcMar>
+          </w:tcPr>
+          <w:p>
+            <w:pPr>
+              <w:spacing w:before="30" w:after="30"/>
+              <w:rPr>
+                <w:sz w:val="18"/>
+                <w:szCs w:val="18"/>
+                <w:lang w:val="en-US"/>
+              </w:rPr>
+            </w:pPr>
+            <w:r>
+              <w:rPr>
+                <w:rFonts w:ascii="Courier New" w:eastAsia="Courier New" w:hAnsi="Courier New" w:cs="Courier New"/>
+                <w:color w:val="1F3864"/>
+                <w:sz w:val="18"/>
+                <w:szCs w:val="18"/>
+                <w:lang w:val="en-US"/>
+              </w:rPr>
+              <w:t xml:space="preserve">       LangChain4j: </w:t>
+            </w:r>
+            <w:proofErr w:type="spellStart"/>
+            <w:r>
+              <w:rPr>
+                <w:rFonts w:ascii="Courier New" w:eastAsia="Courier New" w:hAnsi="Courier New" w:cs="Courier New"/>
+                <w:color w:val="1F3864"/>
+                <w:sz w:val="18"/>
+                <w:szCs w:val="18"/>
+                <w:lang w:val="en-US"/>
+              </w:rPr>
+              <w:t>hqlGenerator.generateHql</w:t>
+            </w:r>
+            <w:proofErr w:type="spellEnd"/>
+            <w:r>
+              <w:rPr>
+                <w:rFonts w:ascii="Courier New" w:eastAsia="Courier New" w:hAnsi="Courier New" w:cs="Courier New"/>
+                <w:color w:val="1F3864"/>
+                <w:sz w:val="18"/>
+                <w:szCs w:val="18"/>
+                <w:lang w:val="en-US"/>
+              </w:rPr>
+              <w:t>(question) ← @AiService</w:t>
+            </w:r>
+          </w:p>
+        </w:tc>
+      </w:tr>
+      <w:tr>
+        <w:tc>
+          <w:tcPr>
+            <w:tcW w:w="9026" w:type="dxa"/>
+            <w:tcBorders>
+              <w:top w:val="none" w:sz="0" w:space="0" w:color="FFFFFF"/>
+              <w:left w:val="none" w:sz="0" w:space="0" w:color="FFFFFF"/>
+              <w:bottom w:val="none" w:sz="0" w:space="0" w:color="FFFFFF"/>
+              <w:right w:val="none" w:sz="0" w:space="0" w:color="FFFFFF"/>
+            </w:tcBorders>
+            <w:shd w:val="clear" w:color="auto" w:fill="D5E8F0"/>
+            <w:tcMar>
+              <w:top w:w="60" w:type="dxa"/>
+              <w:left w:w="180" w:type="dxa"/>
+              <w:bottom w:w="60" w:type="dxa"/>
+              <w:right w:w="180" w:type="dxa"/>
+            </w:tcMar>
+          </w:tcPr>
+          <w:p>
+            <w:pPr>
+              <w:spacing w:before="30" w:after="30"/>
+              <w:rPr>
+                <w:sz w:val="18"/>
+                <w:szCs w:val="18"/>
+                <w:lang w:val="en-US"/>
+              </w:rPr>
+            </w:pPr>
+            <w:r>
+              <w:rPr>
+                <w:rFonts w:ascii="Courier New" w:eastAsia="Courier New" w:hAnsi="Courier New" w:cs="Courier New"/>
+                <w:color w:val="1F3864"/>
+                <w:sz w:val="18"/>
+                <w:szCs w:val="18"/>
+                <w:lang w:val="en-US"/>
+              </w:rPr>
+              <w:t xml:space="preserve">       Spring AI:   </w:t>
+            </w:r>
+            <w:proofErr w:type="spellStart"/>
+            <w:r>
+              <w:rPr>
+                <w:rFonts w:ascii="Courier New" w:eastAsia="Courier New" w:hAnsi="Courier New" w:cs="Courier New"/>
+                <w:color w:val="1F3864"/>
+                <w:sz w:val="18"/>
+                <w:szCs w:val="18"/>
+                <w:lang w:val="en-US"/>
+              </w:rPr>
+              <w:t>chatClient.prompt</w:t>
+            </w:r>
+            <w:proofErr w:type="spellEnd"/>
+            <w:r>
+              <w:rPr>
+                <w:rFonts w:ascii="Courier New" w:eastAsia="Courier New" w:hAnsi="Courier New" w:cs="Courier New"/>
+                <w:color w:val="1F3864"/>
+                <w:sz w:val="18"/>
+                <w:szCs w:val="18"/>
+                <w:lang w:val="en-US"/>
+              </w:rPr>
+              <w:t>().user(question</w:t>
+            </w:r>
+            <w:proofErr w:type="gramStart"/>
+            <w:r>
+              <w:rPr>
+                <w:rFonts w:ascii="Courier New" w:eastAsia="Courier New" w:hAnsi="Courier New" w:cs="Courier New"/>
+                <w:color w:val="1F3864"/>
+                <w:sz w:val="18"/>
+                <w:szCs w:val="18"/>
+                <w:lang w:val="en-US"/>
+              </w:rPr>
+              <w:t>).call</w:t>
+            </w:r>
+            <w:proofErr w:type="gramEnd"/>
+            <w:r>
+              <w:rPr>
+                <w:rFonts w:ascii="Courier New" w:eastAsia="Courier New" w:hAnsi="Courier New" w:cs="Courier New"/>
+                <w:color w:val="1F3864"/>
+                <w:sz w:val="18"/>
+                <w:szCs w:val="18"/>
+                <w:lang w:val="en-US"/>
+              </w:rPr>
+              <w:t>().content()</w:t>
+            </w:r>
+          </w:p>
+        </w:tc>
+      </w:tr>
+      <w:tr>
+        <w:tc>
+          <w:tcPr>
+            <w:tcW w:w="9026" w:type="dxa"/>
+            <w:tcBorders>
+              <w:top w:val="none" w:sz="0" w:space="0" w:color="FFFFFF"/>
+              <w:left w:val="none" w:sz="0" w:space="0" w:color="FFFFFF"/>
+              <w:bottom w:val="none" w:sz="0" w:space="0" w:color="FFFFFF"/>
+              <w:right w:val="none" w:sz="0" w:space="0" w:color="FFFFFF"/>
+            </w:tcBorders>
+            <w:shd w:val="clear" w:color="auto" w:fill="D5E8F0"/>
+            <w:tcMar>
+              <w:top w:w="60" w:type="dxa"/>
+              <w:left w:w="180" w:type="dxa"/>
+              <w:bottom w:w="60" w:type="dxa"/>
+              <w:right w:w="180" w:type="dxa"/>
+            </w:tcMar>
+          </w:tcPr>
+          <w:p>
+            <w:pPr>
+              <w:spacing w:before="30" w:after="30"/>
+              <w:rPr>
+                <w:sz w:val="18"/>
+                <w:szCs w:val="18"/>
+              </w:rPr>
+            </w:pPr>
+            <w:r>
+              <w:rPr>
+                <w:rFonts w:ascii="Courier New" w:eastAsia="Courier New" w:hAnsi="Courier New" w:cs="Courier New"/>
+                <w:color w:val="1F3864"/>
+                <w:sz w:val="18"/>
+                <w:szCs w:val="18"/>
+                <w:lang w:val="en-US"/>
+              </w:rPr>
+              <w:t xml:space="preserve">       </w:t>
+            </w:r>
+            <w:r>
+              <w:rPr>
+                <w:rFonts w:ascii="Courier New" w:eastAsia="Courier New" w:hAnsi="Courier New" w:cs="Courier New"/>
+                <w:color w:val="1F3864"/>
+                <w:sz w:val="18"/>
+                <w:szCs w:val="18"/>
+              </w:rPr>
+              <w:t xml:space="preserve">@SystemMessage: regras HQL + </w:t>
+            </w:r>
+            <w:proofErr w:type="spellStart"/>
+            <w:r>
+              <w:rPr>
+                <w:rFonts w:ascii="Courier New" w:eastAsia="Courier New" w:hAnsi="Courier New" w:cs="Courier New"/>
+                <w:color w:val="1F3864"/>
+                <w:sz w:val="18"/>
+                <w:szCs w:val="18"/>
+              </w:rPr>
+              <w:t>schema</w:t>
+            </w:r>
+            <w:proofErr w:type="spellEnd"/>
+            <w:r>
+              <w:rPr>
+                <w:rFonts w:ascii="Courier New" w:eastAsia="Courier New" w:hAnsi="Courier New" w:cs="Courier New"/>
+                <w:color w:val="1F3864"/>
+                <w:sz w:val="18"/>
+                <w:szCs w:val="18"/>
+              </w:rPr>
+              <w:t xml:space="preserve"> entidades Java</w:t>
+            </w:r>
+          </w:p>
+        </w:tc>
+      </w:tr>
+      <w:tr>
+        <w:tc>
+          <w:tcPr>
+            <w:tcW w:w="9026" w:type="dxa"/>
+            <w:tcBorders>
+              <w:top w:val="none" w:sz="0" w:space="0" w:color="FFFFFF"/>
+              <w:left w:val="none" w:sz="0" w:space="0" w:color="FFFFFF"/>
+              <w:bottom w:val="none" w:sz="0" w:space="0" w:color="FFFFFF"/>
+              <w:right w:val="none" w:sz="0" w:space="0" w:color="FFFFFF"/>
+            </w:tcBorders>
+            <w:shd w:val="clear" w:color="auto" w:fill="D5E8F0"/>
+            <w:tcMar>
+              <w:top w:w="60" w:type="dxa"/>
+              <w:left w:w="180" w:type="dxa"/>
+              <w:bottom w:w="60" w:type="dxa"/>
+              <w:right w:w="180" w:type="dxa"/>
+            </w:tcMar>
+          </w:tcPr>
+          <w:p>
+            <w:pPr>
+              <w:spacing w:before="30" w:after="30"/>
+              <w:rPr>
+                <w:sz w:val="18"/>
+                <w:szCs w:val="18"/>
+              </w:rPr>
+            </w:pPr>
+            <w:r>
+              <w:rPr>
+                <w:rFonts w:ascii="Courier New" w:eastAsia="Courier New" w:hAnsi="Courier New" w:cs="Courier New"/>
+                <w:color w:val="1F3864"/>
+                <w:sz w:val="18"/>
+                <w:szCs w:val="18"/>
+              </w:rPr>
+              <w:t xml:space="preserve">       → </w:t>
+            </w:r>
+            <w:proofErr w:type="spellStart"/>
+            <w:r>
+              <w:rPr>
+                <w:rFonts w:ascii="Courier New" w:eastAsia="Courier New" w:hAnsi="Courier New" w:cs="Courier New"/>
+                <w:color w:val="1F3864"/>
+                <w:sz w:val="18"/>
+                <w:szCs w:val="18"/>
+              </w:rPr>
+              <w:t>Ollama</w:t>
+            </w:r>
+            <w:proofErr w:type="spellEnd"/>
+            <w:r>
+              <w:rPr>
+                <w:rFonts w:ascii="Courier New" w:eastAsia="Courier New" w:hAnsi="Courier New" w:cs="Courier New"/>
+                <w:color w:val="1F3864"/>
+                <w:sz w:val="18"/>
+                <w:szCs w:val="18"/>
+              </w:rPr>
+              <w:t xml:space="preserve"> qwen2.5:3b gera HQL como texto puro</w:t>
+            </w:r>
+          </w:p>
+        </w:tc>
+      </w:tr>
+      <w:tr>
+        <w:tc>
+          <w:tcPr>
+            <w:tcW w:w="9026" w:type="dxa"/>
+            <w:tcBorders>
+              <w:top w:val="none" w:sz="0" w:space="0" w:color="FFFFFF"/>
+              <w:left w:val="none" w:sz="0" w:space="0" w:color="FFFFFF"/>
+              <w:bottom w:val="none" w:sz="0" w:space="0" w:color="FFFFFF"/>
+              <w:right w:val="none" w:sz="0" w:space="0" w:color="FFFFFF"/>
+            </w:tcBorders>
+            <w:shd w:val="clear" w:color="auto" w:fill="D5E8F0"/>
+            <w:tcMar>
+              <w:top w:w="60" w:type="dxa"/>
+              <w:left w:w="180" w:type="dxa"/>
+              <w:bottom w:w="60" w:type="dxa"/>
+              <w:right w:w="180" w:type="dxa"/>
+            </w:tcMar>
+          </w:tcPr>
+          <w:p>
+            <w:pPr>
+              <w:spacing w:before="30" w:after="30"/>
+              <w:rPr>
+                <w:sz w:val="18"/>
+                <w:szCs w:val="18"/>
+              </w:rPr>
+            </w:pPr>
+            <w:r>
+              <w:rPr>
+                <w:rFonts w:ascii="Courier New" w:eastAsia="Courier New" w:hAnsi="Courier New" w:cs="Courier New"/>
+                <w:color w:val="1F3864"/>
+                <w:sz w:val="18"/>
+                <w:szCs w:val="18"/>
+              </w:rPr>
+              <w:t xml:space="preserve">       → </w:t>
+            </w:r>
+            <w:proofErr w:type="spellStart"/>
+            <w:proofErr w:type="gramStart"/>
+            <w:r>
+              <w:rPr>
+                <w:rFonts w:ascii="Courier New" w:eastAsia="Courier New" w:hAnsi="Courier New" w:cs="Courier New"/>
+                <w:color w:val="1F3864"/>
+                <w:sz w:val="18"/>
+                <w:szCs w:val="18"/>
+              </w:rPr>
+              <w:t>sanitizeHql</w:t>
+            </w:r>
+            <w:proofErr w:type="spellEnd"/>
+            <w:r>
+              <w:rPr>
+                <w:rFonts w:ascii="Courier New" w:eastAsia="Courier New" w:hAnsi="Courier New" w:cs="Courier New"/>
+                <w:color w:val="1F3864"/>
+                <w:sz w:val="18"/>
+                <w:szCs w:val="18"/>
+              </w:rPr>
+              <w:t>(</w:t>
+            </w:r>
+            <w:proofErr w:type="gramEnd"/>
+            <w:r>
+              <w:rPr>
+                <w:rFonts w:ascii="Courier New" w:eastAsia="Courier New" w:hAnsi="Courier New" w:cs="Courier New"/>
+                <w:color w:val="1F3864"/>
+                <w:sz w:val="18"/>
+                <w:szCs w:val="18"/>
+              </w:rPr>
+              <w:t xml:space="preserve">): elimina ```, trunca </w:t>
+            </w:r>
+            <w:r>
+              <w:rPr>
+                <w:rFonts w:ascii="Courier New" w:eastAsia="Courier New" w:hAnsi="Courier New" w:cs="Courier New"/>
+                <w:color w:val="1F3864"/>
+                <w:sz w:val="18"/>
+                <w:szCs w:val="18"/>
+              </w:rPr>
+              <w:t>em</w:t>
+            </w:r>
+            <w:r>
+              <w:rPr>
+                <w:rFonts w:ascii="Courier New" w:eastAsia="Courier New" w:hAnsi="Courier New" w:cs="Courier New"/>
+                <w:color w:val="1F3864"/>
+                <w:sz w:val="18"/>
+                <w:szCs w:val="18"/>
+              </w:rPr>
+              <w:t xml:space="preserve"> ';', </w:t>
+            </w:r>
+            <w:proofErr w:type="spellStart"/>
+            <w:r>
+              <w:rPr>
+                <w:rFonts w:ascii="Courier New" w:eastAsia="Courier New" w:hAnsi="Courier New" w:cs="Courier New"/>
+                <w:color w:val="1F3864"/>
+                <w:sz w:val="18"/>
+                <w:szCs w:val="18"/>
+              </w:rPr>
+              <w:t>trim</w:t>
+            </w:r>
+            <w:proofErr w:type="spellEnd"/>
+          </w:p>
+        </w:tc>
+      </w:tr>
+      <w:tr>
+        <w:tc>
+          <w:tcPr>
+            <w:tcW w:w="9026" w:type="dxa"/>
+            <w:tcBorders>
+              <w:top w:val="none" w:sz="0" w:space="0" w:color="FFFFFF"/>
+              <w:left w:val="none" w:sz="0" w:space="0" w:color="FFFFFF"/>
+              <w:bottom w:val="none" w:sz="0" w:space="0" w:color="FFFFFF"/>
+              <w:right w:val="none" w:sz="0" w:space="0" w:color="FFFFFF"/>
+            </w:tcBorders>
+            <w:shd w:val="clear" w:color="auto" w:fill="D5E8F0"/>
+            <w:tcMar>
+              <w:top w:w="60" w:type="dxa"/>
+              <w:left w:w="180" w:type="dxa"/>
+              <w:bottom w:w="60" w:type="dxa"/>
+              <w:right w:w="180" w:type="dxa"/>
+            </w:tcMar>
+          </w:tcPr>
+          <w:p>
+            <w:pPr>
+              <w:spacing w:before="30" w:after="30"/>
+              <w:rPr>
+                <w:sz w:val="18"/>
+                <w:szCs w:val="18"/>
+              </w:rPr>
+            </w:pPr>
+            <w:r>
+              <w:rPr>
+                <w:rFonts w:ascii="Courier New" w:eastAsia="Courier New" w:hAnsi="Courier New" w:cs="Courier New"/>
+                <w:color w:val="1F3864"/>
+                <w:sz w:val="18"/>
+                <w:szCs w:val="18"/>
+              </w:rPr>
+              <w:t xml:space="preserve">       → </w:t>
+            </w:r>
+            <w:proofErr w:type="spellStart"/>
+            <w:r>
+              <w:rPr>
+                <w:rFonts w:ascii="Courier New" w:eastAsia="Courier New" w:hAnsi="Courier New" w:cs="Courier New"/>
+                <w:color w:val="1F3864"/>
+                <w:sz w:val="18"/>
+                <w:szCs w:val="18"/>
+              </w:rPr>
+              <w:t>new</w:t>
+            </w:r>
+            <w:proofErr w:type="spellEnd"/>
+            <w:r>
+              <w:rPr>
+                <w:rFonts w:ascii="Courier New" w:eastAsia="Courier New" w:hAnsi="Courier New" w:cs="Courier New"/>
+                <w:color w:val="1F3864"/>
+                <w:sz w:val="18"/>
+                <w:szCs w:val="18"/>
+              </w:rPr>
+              <w:t xml:space="preserve"> </w:t>
+            </w:r>
+            <w:proofErr w:type="spellStart"/>
+            <w:proofErr w:type="gramStart"/>
+            <w:r>
+              <w:rPr>
+                <w:rFonts w:ascii="Courier New" w:eastAsia="Courier New" w:hAnsi="Courier New" w:cs="Courier New"/>
+                <w:color w:val="1F3864"/>
+                <w:sz w:val="18"/>
+                <w:szCs w:val="18"/>
+              </w:rPr>
+              <w:t>QueryPlan</w:t>
+            </w:r>
+            <w:proofErr w:type="spellEnd"/>
+            <w:r>
+              <w:rPr>
+                <w:rFonts w:ascii="Courier New" w:eastAsia="Courier New" w:hAnsi="Courier New" w:cs="Courier New"/>
+                <w:color w:val="1F3864"/>
+                <w:sz w:val="18"/>
+                <w:szCs w:val="18"/>
+              </w:rPr>
+              <w:t>(</w:t>
+            </w:r>
+            <w:proofErr w:type="spellStart"/>
+            <w:proofErr w:type="gramEnd"/>
+            <w:r>
+              <w:rPr>
+                <w:rFonts w:ascii="Courier New" w:eastAsia="Courier New" w:hAnsi="Courier New" w:cs="Courier New"/>
+                <w:color w:val="1F3864"/>
+                <w:sz w:val="18"/>
+                <w:szCs w:val="18"/>
+              </w:rPr>
+              <w:t>hql</w:t>
+            </w:r>
+            <w:proofErr w:type="spellEnd"/>
+            <w:r>
+              <w:rPr>
+                <w:rFonts w:ascii="Courier New" w:eastAsia="Courier New" w:hAnsi="Courier New" w:cs="Courier New"/>
+                <w:color w:val="1F3864"/>
+                <w:sz w:val="18"/>
+                <w:szCs w:val="18"/>
+              </w:rPr>
+              <w:t xml:space="preserve">, 50)   // </w:t>
+            </w:r>
+            <w:r>
+              <w:rPr>
+                <w:rFonts w:ascii="Courier New" w:eastAsia="Courier New" w:hAnsi="Courier New" w:cs="Courier New"/>
+                <w:color w:val="1F3864"/>
+                <w:sz w:val="18"/>
+                <w:szCs w:val="18"/>
+              </w:rPr>
+              <w:t>apenas dois</w:t>
+            </w:r>
+            <w:r>
+              <w:rPr>
+                <w:rFonts w:ascii="Courier New" w:eastAsia="Courier New" w:hAnsi="Courier New" w:cs="Courier New"/>
+                <w:color w:val="1F3864"/>
+                <w:sz w:val="18"/>
+                <w:szCs w:val="18"/>
+              </w:rPr>
+              <w:t xml:space="preserve"> campos               </w:t>
+            </w:r>
+          </w:p>
+        </w:tc>
+      </w:tr>
+      <w:tr>
+        <w:tc>
+          <w:tcPr>
+            <w:tcW w:w="9026" w:type="dxa"/>
+            <w:tcBorders>
+              <w:top w:val="none" w:sz="0" w:space="0" w:color="FFFFFF"/>
+              <w:left w:val="none" w:sz="0" w:space="0" w:color="FFFFFF"/>
+              <w:bottom w:val="none" w:sz="0" w:space="0" w:color="FFFFFF"/>
+              <w:right w:val="none" w:sz="0" w:space="0" w:color="FFFFFF"/>
+            </w:tcBorders>
+            <w:shd w:val="clear" w:color="auto" w:fill="D5E8F0"/>
+            <w:tcMar>
+              <w:top w:w="60" w:type="dxa"/>
+              <w:left w:w="180" w:type="dxa"/>
+              <w:bottom w:w="60" w:type="dxa"/>
+              <w:right w:w="180" w:type="dxa"/>
+            </w:tcMar>
+          </w:tcPr>
+          <w:p>
+            <w:pPr>
+              <w:spacing w:before="30" w:after="30"/>
+              <w:rPr>
+                <w:sz w:val="18"/>
+                <w:szCs w:val="18"/>
+              </w:rPr>
+            </w:pPr>
+            <w:r>
+              <w:rPr>
+                <w:rFonts w:ascii="Courier New" w:eastAsia="Courier New" w:hAnsi="Courier New" w:cs="Courier New"/>
+                <w:color w:val="1F3864"/>
+                <w:sz w:val="18"/>
+                <w:szCs w:val="18"/>
+              </w:rPr>
+              <w:t xml:space="preserve">                                                                       </w:t>
+            </w:r>
+          </w:p>
+        </w:tc>
+      </w:tr>
+      <w:tr>
+        <w:tc>
+          <w:tcPr>
+            <w:tcW w:w="9026" w:type="dxa"/>
+            <w:tcBorders>
+              <w:top w:val="none" w:sz="0" w:space="0" w:color="FFFFFF"/>
+              <w:left w:val="none" w:sz="0" w:space="0" w:color="FFFFFF"/>
+              <w:bottom w:val="none" w:sz="0" w:space="0" w:color="FFFFFF"/>
+              <w:right w:val="none" w:sz="0" w:space="0" w:color="FFFFFF"/>
+            </w:tcBorders>
+            <w:shd w:val="clear" w:color="auto" w:fill="D5E8F0"/>
+            <w:tcMar>
+              <w:top w:w="60" w:type="dxa"/>
+              <w:left w:w="180" w:type="dxa"/>
+              <w:bottom w:w="60" w:type="dxa"/>
+              <w:right w:w="180" w:type="dxa"/>
+            </w:tcMar>
+          </w:tcPr>
+          <w:p>
+            <w:pPr>
+              <w:spacing w:before="30" w:after="30"/>
+              <w:rPr>
+                <w:sz w:val="18"/>
+                <w:szCs w:val="18"/>
+              </w:rPr>
+            </w:pPr>
+            <w:r>
+              <w:rPr>
+                <w:rFonts w:ascii="Courier New" w:eastAsia="Courier New" w:hAnsi="Courier New" w:cs="Courier New"/>
+                <w:color w:val="1F3864"/>
+                <w:sz w:val="18"/>
+                <w:szCs w:val="18"/>
+              </w:rPr>
+              <w:t xml:space="preserve">  </w:t>
+            </w:r>
+            <w:r>
+              <w:rPr>
+                <w:rFonts w:ascii="Courier New" w:eastAsia="Courier New" w:hAnsi="Courier New" w:cs="Courier New"/>
+                <w:color w:val="1F3864"/>
+                <w:sz w:val="18"/>
+                <w:szCs w:val="18"/>
+              </w:rPr>
+              <w:t xml:space="preserve">3. </w:t>
+            </w:r>
+            <w:proofErr w:type="spellStart"/>
+            <w:r>
+              <w:rPr>
+                <w:rFonts w:ascii="Courier New" w:eastAsia="Courier New" w:hAnsi="Courier New" w:cs="Courier New"/>
+                <w:color w:val="1F3864"/>
+                <w:sz w:val="18"/>
+                <w:szCs w:val="18"/>
+              </w:rPr>
+              <w:t>queryTool.executeHqlQuery</w:t>
+            </w:r>
+            <w:proofErr w:type="spellEnd"/>
+            <w:r>
+              <w:rPr>
+                <w:rFonts w:ascii="Courier New" w:eastAsia="Courier New" w:hAnsi="Courier New" w:cs="Courier New"/>
+                <w:color w:val="1F3864"/>
+                <w:sz w:val="18"/>
+                <w:szCs w:val="18"/>
+              </w:rPr>
+              <w:t>(</w:t>
+            </w:r>
+            <w:proofErr w:type="spellStart"/>
+            <w:r>
+              <w:rPr>
+                <w:rFonts w:ascii="Courier New" w:eastAsia="Courier New" w:hAnsi="Courier New" w:cs="Courier New"/>
+                <w:color w:val="1F3864"/>
+                <w:sz w:val="18"/>
+                <w:szCs w:val="18"/>
+              </w:rPr>
+              <w:t>hql</w:t>
+            </w:r>
+            <w:proofErr w:type="spellEnd"/>
+            <w:r>
+              <w:rPr>
+                <w:rFonts w:ascii="Courier New" w:eastAsia="Courier New" w:hAnsi="Courier New" w:cs="Courier New"/>
+                <w:color w:val="1F3864"/>
+                <w:sz w:val="18"/>
+                <w:szCs w:val="18"/>
+              </w:rPr>
+              <w:t xml:space="preserve">, </w:t>
+            </w:r>
+            <w:proofErr w:type="spellStart"/>
+            <w:r>
+              <w:rPr>
+                <w:rFonts w:ascii="Courier New" w:eastAsia="Courier New" w:hAnsi="Courier New" w:cs="Courier New"/>
+                <w:color w:val="1F3864"/>
+                <w:sz w:val="18"/>
+                <w:szCs w:val="18"/>
+              </w:rPr>
+              <w:t>maxResults</w:t>
+            </w:r>
+            <w:proofErr w:type="spellEnd"/>
+            <w:r>
+              <w:rPr>
+                <w:rFonts w:ascii="Courier New" w:eastAsia="Courier New" w:hAnsi="Courier New" w:cs="Courier New"/>
+                <w:color w:val="1F3864"/>
+                <w:sz w:val="18"/>
+                <w:szCs w:val="18"/>
+              </w:rPr>
+              <w:t xml:space="preserve">):                       </w:t>
+            </w:r>
+          </w:p>
+        </w:tc>
+      </w:tr>
+      <w:tr>
+        <w:tc>
+          <w:tcPr>
+            <w:tcW w:w="9026" w:type="dxa"/>
+            <w:tcBorders>
+              <w:top w:val="none" w:sz="0" w:space="0" w:color="FFFFFF"/>
+              <w:left w:val="none" w:sz="0" w:space="0" w:color="FFFFFF"/>
+              <w:bottom w:val="none" w:sz="0" w:space="0" w:color="FFFFFF"/>
+              <w:right w:val="none" w:sz="0" w:space="0" w:color="FFFFFF"/>
+            </w:tcBorders>
+            <w:shd w:val="clear" w:color="auto" w:fill="D5E8F0"/>
+            <w:tcMar>
+              <w:top w:w="60" w:type="dxa"/>
+              <w:left w:w="180" w:type="dxa"/>
+              <w:bottom w:w="60" w:type="dxa"/>
+              <w:right w:w="180" w:type="dxa"/>
+            </w:tcMar>
+          </w:tcPr>
+          <w:p>
+            <w:pPr>
+              <w:spacing w:before="30" w:after="30"/>
+              <w:rPr>
+                <w:sz w:val="18"/>
+                <w:szCs w:val="18"/>
+              </w:rPr>
+            </w:pPr>
+            <w:r>
+              <w:rPr>
+                <w:rFonts w:ascii="Courier New" w:eastAsia="Courier New" w:hAnsi="Courier New" w:cs="Courier New"/>
+                <w:color w:val="1F3864"/>
+                <w:sz w:val="18"/>
+                <w:szCs w:val="18"/>
+              </w:rPr>
+              <w:t xml:space="preserve">       → Valida prefi</w:t>
+            </w:r>
+            <w:r>
+              <w:rPr>
+                <w:rFonts w:ascii="Courier New" w:eastAsia="Courier New" w:hAnsi="Courier New" w:cs="Courier New"/>
+                <w:color w:val="1F3864"/>
+                <w:sz w:val="18"/>
+                <w:szCs w:val="18"/>
+              </w:rPr>
+              <w:t>x</w:t>
+            </w:r>
+            <w:r>
+              <w:rPr>
+                <w:rFonts w:ascii="Courier New" w:eastAsia="Courier New" w:hAnsi="Courier New" w:cs="Courier New"/>
+                <w:color w:val="1F3864"/>
+                <w:sz w:val="18"/>
+                <w:szCs w:val="18"/>
+              </w:rPr>
+              <w:t xml:space="preserve">o SELECT/FROM (bloqueia UPDATE/DELETE/etc.)     </w:t>
+            </w:r>
+          </w:p>
+        </w:tc>
+      </w:tr>
+      <w:tr>
+        <w:tc>
+          <w:tcPr>
+            <w:tcW w:w="9026" w:type="dxa"/>
+            <w:tcBorders>
+              <w:top w:val="none" w:sz="0" w:space="0" w:color="FFFFFF"/>
+              <w:left w:val="none" w:sz="0" w:space="0" w:color="FFFFFF"/>
+              <w:bottom w:val="none" w:sz="0" w:space="0" w:color="FFFFFF"/>
+              <w:right w:val="none" w:sz="0" w:space="0" w:color="FFFFFF"/>
+            </w:tcBorders>
+            <w:shd w:val="clear" w:color="auto" w:fill="D5E8F0"/>
+            <w:tcMar>
+              <w:top w:w="60" w:type="dxa"/>
+              <w:left w:w="180" w:type="dxa"/>
+              <w:bottom w:w="60" w:type="dxa"/>
+              <w:right w:w="180" w:type="dxa"/>
+            </w:tcMar>
+          </w:tcPr>
+          <w:p>
+            <w:pPr>
+              <w:spacing w:before="30" w:after="30"/>
+              <w:rPr>
+                <w:sz w:val="18"/>
+                <w:szCs w:val="18"/>
+                <w:lang w:val="en-US"/>
+              </w:rPr>
+            </w:pPr>
+            <w:r>
+              <w:rPr>
+                <w:rFonts w:ascii="Courier New" w:eastAsia="Courier New" w:hAnsi="Courier New" w:cs="Courier New"/>
+                <w:color w:val="1F3864"/>
+                <w:sz w:val="18"/>
+                <w:szCs w:val="18"/>
+              </w:rPr>
+              <w:t xml:space="preserve">       </w:t>
+            </w:r>
+            <w:r>
+              <w:rPr>
+                <w:rFonts w:ascii="Courier New" w:eastAsia="Courier New" w:hAnsi="Courier New" w:cs="Courier New"/>
+                <w:color w:val="1F3864"/>
+                <w:sz w:val="18"/>
+                <w:szCs w:val="18"/>
+                <w:lang w:val="en-US"/>
+              </w:rPr>
+              <w:t xml:space="preserve">→ </w:t>
+            </w:r>
+            <w:proofErr w:type="spellStart"/>
+            <w:r>
+              <w:rPr>
+                <w:rFonts w:ascii="Courier New" w:eastAsia="Courier New" w:hAnsi="Courier New" w:cs="Courier New"/>
+                <w:color w:val="1F3864"/>
+                <w:sz w:val="18"/>
+                <w:szCs w:val="18"/>
+                <w:lang w:val="en-US"/>
+              </w:rPr>
+              <w:t>entityManager.createQuery</w:t>
+            </w:r>
+            <w:proofErr w:type="spellEnd"/>
+            <w:r>
+              <w:rPr>
+                <w:rFonts w:ascii="Courier New" w:eastAsia="Courier New" w:hAnsi="Courier New" w:cs="Courier New"/>
+                <w:color w:val="1F3864"/>
+                <w:sz w:val="18"/>
+                <w:szCs w:val="18"/>
+                <w:lang w:val="en-US"/>
+              </w:rPr>
+              <w:t>(</w:t>
+            </w:r>
+            <w:proofErr w:type="spellStart"/>
+            <w:r>
+              <w:rPr>
+                <w:rFonts w:ascii="Courier New" w:eastAsia="Courier New" w:hAnsi="Courier New" w:cs="Courier New"/>
+                <w:color w:val="1F3864"/>
+                <w:sz w:val="18"/>
+                <w:szCs w:val="18"/>
+                <w:lang w:val="en-US"/>
+              </w:rPr>
+              <w:t>hql</w:t>
+            </w:r>
+            <w:proofErr w:type="spellEnd"/>
+            <w:proofErr w:type="gramStart"/>
+            <w:r>
+              <w:rPr>
+                <w:rFonts w:ascii="Courier New" w:eastAsia="Courier New" w:hAnsi="Courier New" w:cs="Courier New"/>
+                <w:color w:val="1F3864"/>
+                <w:sz w:val="18"/>
+                <w:szCs w:val="18"/>
+                <w:lang w:val="en-US"/>
+              </w:rPr>
+              <w:t>).</w:t>
+            </w:r>
+            <w:proofErr w:type="spellStart"/>
+            <w:r>
+              <w:rPr>
+                <w:rFonts w:ascii="Courier New" w:eastAsia="Courier New" w:hAnsi="Courier New" w:cs="Courier New"/>
+                <w:color w:val="1F3864"/>
+                <w:sz w:val="18"/>
+                <w:szCs w:val="18"/>
+                <w:lang w:val="en-US"/>
+              </w:rPr>
+              <w:t>setMaxResults</w:t>
+            </w:r>
+            <w:proofErr w:type="spellEnd"/>
+            <w:proofErr w:type="gramEnd"/>
+            <w:r>
+              <w:rPr>
+                <w:rFonts w:ascii="Courier New" w:eastAsia="Courier New" w:hAnsi="Courier New" w:cs="Courier New"/>
+                <w:color w:val="1F3864"/>
+                <w:sz w:val="18"/>
+                <w:szCs w:val="18"/>
+                <w:lang w:val="en-US"/>
+              </w:rPr>
+              <w:t>(50).</w:t>
+            </w:r>
+            <w:proofErr w:type="spellStart"/>
+            <w:r>
+              <w:rPr>
+                <w:rFonts w:ascii="Courier New" w:eastAsia="Courier New" w:hAnsi="Courier New" w:cs="Courier New"/>
+                <w:color w:val="1F3864"/>
+                <w:sz w:val="18"/>
+                <w:szCs w:val="18"/>
+                <w:lang w:val="en-US"/>
+              </w:rPr>
+              <w:t>getResultList</w:t>
+            </w:r>
+            <w:proofErr w:type="spellEnd"/>
+            <w:r>
+              <w:rPr>
+                <w:rFonts w:ascii="Courier New" w:eastAsia="Courier New" w:hAnsi="Courier New" w:cs="Courier New"/>
+                <w:color w:val="1F3864"/>
+                <w:sz w:val="18"/>
+                <w:szCs w:val="18"/>
+                <w:lang w:val="en-US"/>
+              </w:rPr>
+              <w:t>()</w:t>
+            </w:r>
+          </w:p>
+        </w:tc>
+      </w:tr>
+      <w:tr>
+        <w:tc>
+          <w:tcPr>
+            <w:tcW w:w="9026" w:type="dxa"/>
+            <w:tcBorders>
+              <w:top w:val="none" w:sz="0" w:space="0" w:color="FFFFFF"/>
+              <w:left w:val="none" w:sz="0" w:space="0" w:color="FFFFFF"/>
+              <w:bottom w:val="none" w:sz="0" w:space="0" w:color="FFFFFF"/>
+              <w:right w:val="none" w:sz="0" w:space="0" w:color="FFFFFF"/>
+            </w:tcBorders>
+            <w:shd w:val="clear" w:color="auto" w:fill="D5E8F0"/>
+            <w:tcMar>
+              <w:top w:w="60" w:type="dxa"/>
+              <w:left w:w="180" w:type="dxa"/>
+              <w:bottom w:w="60" w:type="dxa"/>
+              <w:right w:w="180" w:type="dxa"/>
+            </w:tcMar>
+          </w:tcPr>
+          <w:p>
+            <w:pPr>
+              <w:spacing w:before="30" w:after="30"/>
+              <w:rPr>
+                <w:sz w:val="18"/>
+                <w:szCs w:val="18"/>
+              </w:rPr>
+            </w:pPr>
+            <w:r>
+              <w:rPr>
+                <w:rFonts w:ascii="Courier New" w:eastAsia="Courier New" w:hAnsi="Courier New" w:cs="Courier New"/>
+                <w:color w:val="1F3864"/>
+                <w:sz w:val="18"/>
+                <w:szCs w:val="18"/>
+                <w:lang w:val="en-US"/>
+              </w:rPr>
+              <w:t xml:space="preserve">       </w:t>
+            </w:r>
+            <w:r>
+              <w:rPr>
+                <w:rFonts w:ascii="Courier New" w:eastAsia="Courier New" w:hAnsi="Courier New" w:cs="Courier New"/>
+                <w:color w:val="1F3864"/>
+                <w:sz w:val="18"/>
+                <w:szCs w:val="18"/>
+              </w:rPr>
+              <w:t xml:space="preserve">→ </w:t>
+            </w:r>
+            <w:proofErr w:type="spellStart"/>
+            <w:proofErr w:type="gramStart"/>
+            <w:r>
+              <w:rPr>
+                <w:rFonts w:ascii="Courier New" w:eastAsia="Courier New" w:hAnsi="Courier New" w:cs="Courier New"/>
+                <w:color w:val="1F3864"/>
+                <w:sz w:val="18"/>
+                <w:szCs w:val="18"/>
+              </w:rPr>
+              <w:t>formatResult</w:t>
+            </w:r>
+            <w:proofErr w:type="spellEnd"/>
+            <w:r>
+              <w:rPr>
+                <w:rFonts w:ascii="Courier New" w:eastAsia="Courier New" w:hAnsi="Courier New" w:cs="Courier New"/>
+                <w:color w:val="1F3864"/>
+                <w:sz w:val="18"/>
+                <w:szCs w:val="18"/>
+              </w:rPr>
+              <w:t>(</w:t>
+            </w:r>
+            <w:proofErr w:type="gramEnd"/>
+            <w:r>
+              <w:rPr>
+                <w:rFonts w:ascii="Courier New" w:eastAsia="Courier New" w:hAnsi="Courier New" w:cs="Courier New"/>
+                <w:color w:val="1F3864"/>
+                <w:sz w:val="18"/>
+                <w:szCs w:val="18"/>
+              </w:rPr>
+              <w:t xml:space="preserve">) por cada item: </w:t>
+            </w:r>
+            <w:proofErr w:type="spellStart"/>
+            <w:r>
+              <w:rPr>
+                <w:rFonts w:ascii="Courier New" w:eastAsia="Courier New" w:hAnsi="Courier New" w:cs="Courier New"/>
+                <w:color w:val="1F3864"/>
+                <w:sz w:val="18"/>
+                <w:szCs w:val="18"/>
+              </w:rPr>
+              <w:t>Product</w:t>
+            </w:r>
+            <w:proofErr w:type="spellEnd"/>
+            <w:r>
+              <w:rPr>
+                <w:rFonts w:ascii="Courier New" w:eastAsia="Courier New" w:hAnsi="Courier New" w:cs="Courier New"/>
+                <w:color w:val="1F3864"/>
+                <w:sz w:val="18"/>
+                <w:szCs w:val="18"/>
+              </w:rPr>
+              <w:t xml:space="preserve"> | </w:t>
+            </w:r>
+            <w:proofErr w:type="spellStart"/>
+            <w:r>
+              <w:rPr>
+                <w:rFonts w:ascii="Courier New" w:eastAsia="Courier New" w:hAnsi="Courier New" w:cs="Courier New"/>
+                <w:color w:val="1F3864"/>
+                <w:sz w:val="18"/>
+                <w:szCs w:val="18"/>
+              </w:rPr>
+              <w:t>Category</w:t>
+            </w:r>
+            <w:proofErr w:type="spellEnd"/>
+            <w:r>
+              <w:rPr>
+                <w:rFonts w:ascii="Courier New" w:eastAsia="Courier New" w:hAnsi="Courier New" w:cs="Courier New"/>
+                <w:color w:val="1F3864"/>
+                <w:sz w:val="18"/>
+                <w:szCs w:val="18"/>
+              </w:rPr>
+              <w:t xml:space="preserve"> | </w:t>
+            </w:r>
+            <w:proofErr w:type="spellStart"/>
+            <w:r>
+              <w:rPr>
+                <w:rFonts w:ascii="Courier New" w:eastAsia="Courier New" w:hAnsi="Courier New" w:cs="Courier New"/>
+                <w:color w:val="1F3864"/>
+                <w:sz w:val="18"/>
+                <w:szCs w:val="18"/>
+              </w:rPr>
+              <w:t>Object</w:t>
+            </w:r>
+            <w:proofErr w:type="spellEnd"/>
+            <w:r>
+              <w:rPr>
+                <w:rFonts w:ascii="Courier New" w:eastAsia="Courier New" w:hAnsi="Courier New" w:cs="Courier New"/>
+                <w:color w:val="1F3864"/>
+                <w:sz w:val="18"/>
+                <w:szCs w:val="18"/>
+              </w:rPr>
+              <w:t xml:space="preserve">[]  </w:t>
+            </w:r>
+          </w:p>
+        </w:tc>
+      </w:tr>
+      <w:tr>
+        <w:tc>
+          <w:tcPr>
+            <w:tcW w:w="9026" w:type="dxa"/>
+            <w:tcBorders>
+              <w:top w:val="none" w:sz="0" w:space="0" w:color="FFFFFF"/>
+              <w:left w:val="none" w:sz="0" w:space="0" w:color="FFFFFF"/>
+              <w:bottom w:val="none" w:sz="0" w:space="0" w:color="FFFFFF"/>
+              <w:right w:val="none" w:sz="0" w:space="0" w:color="FFFFFF"/>
+            </w:tcBorders>
+            <w:shd w:val="clear" w:color="auto" w:fill="D5E8F0"/>
+            <w:tcMar>
+              <w:top w:w="60" w:type="dxa"/>
+              <w:left w:w="180" w:type="dxa"/>
+              <w:bottom w:w="60" w:type="dxa"/>
+              <w:right w:w="180" w:type="dxa"/>
+            </w:tcMar>
+          </w:tcPr>
+          <w:p>
+            <w:pPr>
+              <w:spacing w:before="30" w:after="30"/>
+              <w:rPr>
+                <w:sz w:val="18"/>
+                <w:szCs w:val="18"/>
+                <w:lang w:val="es-ES"/>
+              </w:rPr>
+            </w:pPr>
+            <w:r>
+              <w:rPr>
+                <w:rFonts w:ascii="Courier New" w:eastAsia="Courier New" w:hAnsi="Courier New" w:cs="Courier New"/>
+                <w:color w:val="1F3864"/>
+                <w:sz w:val="18"/>
+                <w:szCs w:val="18"/>
+              </w:rPr>
+              <w:t xml:space="preserve">       </w:t>
+            </w:r>
+            <w:r>
+              <w:rPr>
+                <w:rFonts w:ascii="Courier New" w:eastAsia="Courier New" w:hAnsi="Courier New" w:cs="Courier New"/>
+                <w:color w:val="1F3864"/>
+                <w:sz w:val="18"/>
+                <w:szCs w:val="18"/>
+                <w:lang w:val="es-ES"/>
+              </w:rPr>
+              <w:t xml:space="preserve">→ </w:t>
+            </w:r>
+            <w:proofErr w:type="spellStart"/>
+            <w:r>
+              <w:rPr>
+                <w:rFonts w:ascii="Courier New" w:eastAsia="Courier New" w:hAnsi="Courier New" w:cs="Courier New"/>
+                <w:color w:val="1F3864"/>
+                <w:sz w:val="18"/>
+                <w:szCs w:val="18"/>
+                <w:lang w:val="es-ES"/>
+              </w:rPr>
+              <w:t>dev</w:t>
+            </w:r>
+            <w:r>
+              <w:rPr>
+                <w:rFonts w:ascii="Courier New" w:eastAsia="Courier New" w:hAnsi="Courier New" w:cs="Courier New"/>
+                <w:color w:val="1F3864"/>
+                <w:sz w:val="18"/>
+                <w:szCs w:val="18"/>
+                <w:lang w:val="es-ES"/>
+              </w:rPr>
+              <w:t>o</w:t>
+            </w:r>
+            <w:r>
+              <w:rPr>
+                <w:rFonts w:ascii="Courier New" w:eastAsia="Courier New" w:hAnsi="Courier New" w:cs="Courier New"/>
+                <w:color w:val="1F3864"/>
+                <w:sz w:val="18"/>
+                <w:szCs w:val="18"/>
+                <w:lang w:val="es-ES"/>
+              </w:rPr>
+              <w:t>lve</w:t>
+            </w:r>
+            <w:proofErr w:type="spellEnd"/>
+            <w:r>
+              <w:rPr>
+                <w:rFonts w:ascii="Courier New" w:eastAsia="Courier New" w:hAnsi="Courier New" w:cs="Courier New"/>
+                <w:color w:val="1F3864"/>
+                <w:sz w:val="18"/>
+                <w:szCs w:val="18"/>
+                <w:lang w:val="es-ES"/>
+              </w:rPr>
+              <w:t xml:space="preserve"> </w:t>
+            </w:r>
+            <w:proofErr w:type="spellStart"/>
+            <w:r>
+              <w:rPr>
+                <w:rFonts w:ascii="Courier New" w:eastAsia="Courier New" w:hAnsi="Courier New" w:cs="Courier New"/>
+                <w:color w:val="1F3864"/>
+                <w:sz w:val="18"/>
+                <w:szCs w:val="18"/>
+                <w:lang w:val="es-ES"/>
+              </w:rPr>
+              <w:t>String</w:t>
+            </w:r>
+            <w:proofErr w:type="spellEnd"/>
+            <w:r>
+              <w:rPr>
+                <w:rFonts w:ascii="Courier New" w:eastAsia="Courier New" w:hAnsi="Courier New" w:cs="Courier New"/>
+                <w:color w:val="1F3864"/>
+                <w:sz w:val="18"/>
+                <w:szCs w:val="18"/>
+                <w:lang w:val="es-ES"/>
+              </w:rPr>
+              <w:t xml:space="preserve"> con </w:t>
+            </w:r>
+            <w:proofErr w:type="spellStart"/>
+            <w:r>
+              <w:rPr>
+                <w:rFonts w:ascii="Courier New" w:eastAsia="Courier New" w:hAnsi="Courier New" w:cs="Courier New"/>
+                <w:color w:val="1F3864"/>
+                <w:sz w:val="18"/>
+                <w:szCs w:val="18"/>
+                <w:lang w:val="es-ES"/>
+              </w:rPr>
+              <w:t>l</w:t>
+            </w:r>
+            <w:r>
+              <w:rPr>
+                <w:rFonts w:ascii="Courier New" w:eastAsia="Courier New" w:hAnsi="Courier New" w:cs="Courier New"/>
+                <w:color w:val="1F3864"/>
+                <w:sz w:val="18"/>
+                <w:szCs w:val="18"/>
+                <w:lang w:val="es-ES"/>
+              </w:rPr>
+              <w:t>i</w:t>
+            </w:r>
+            <w:r>
+              <w:rPr>
+                <w:rFonts w:ascii="Courier New" w:eastAsia="Courier New" w:hAnsi="Courier New" w:cs="Courier New"/>
+                <w:color w:val="1F3864"/>
+                <w:sz w:val="18"/>
+                <w:szCs w:val="18"/>
+                <w:lang w:val="es-ES"/>
+              </w:rPr>
+              <w:t>n</w:t>
+            </w:r>
+            <w:r>
+              <w:rPr>
+                <w:rFonts w:ascii="Courier New" w:eastAsia="Courier New" w:hAnsi="Courier New" w:cs="Courier New"/>
+                <w:color w:val="1F3864"/>
+                <w:sz w:val="18"/>
+                <w:szCs w:val="18"/>
+                <w:lang w:val="es-ES"/>
+              </w:rPr>
+              <w:t>h</w:t>
+            </w:r>
+            <w:r>
+              <w:rPr>
+                <w:rFonts w:ascii="Courier New" w:eastAsia="Courier New" w:hAnsi="Courier New" w:cs="Courier New"/>
+                <w:color w:val="1F3864"/>
+                <w:sz w:val="18"/>
+                <w:szCs w:val="18"/>
+                <w:lang w:val="es-ES"/>
+              </w:rPr>
+              <w:t>as</w:t>
+            </w:r>
+            <w:proofErr w:type="spellEnd"/>
+            <w:r>
+              <w:rPr>
+                <w:rFonts w:ascii="Courier New" w:eastAsia="Courier New" w:hAnsi="Courier New" w:cs="Courier New"/>
+                <w:color w:val="1F3864"/>
+                <w:sz w:val="18"/>
+                <w:szCs w:val="18"/>
+                <w:lang w:val="es-ES"/>
+              </w:rPr>
+              <w:t xml:space="preserve"> </w:t>
+            </w:r>
+            <w:proofErr w:type="spellStart"/>
+            <w:r>
+              <w:rPr>
+                <w:rFonts w:ascii="Courier New" w:eastAsia="Courier New" w:hAnsi="Courier New" w:cs="Courier New"/>
+                <w:color w:val="1F3864"/>
+                <w:sz w:val="18"/>
+                <w:szCs w:val="18"/>
+                <w:lang w:val="es-ES"/>
+              </w:rPr>
+              <w:t>formatadas</w:t>
+            </w:r>
+            <w:proofErr w:type="spellEnd"/>
+            <w:r>
+              <w:rPr>
+                <w:rFonts w:ascii="Courier New" w:eastAsia="Courier New" w:hAnsi="Courier New" w:cs="Courier New"/>
+                <w:color w:val="1F3864"/>
+                <w:sz w:val="18"/>
+                <w:szCs w:val="18"/>
+                <w:lang w:val="es-ES"/>
+              </w:rPr>
+              <w:t xml:space="preserve"> </w:t>
+            </w:r>
+          </w:p>
+        </w:tc>
+      </w:tr>
+      <w:tr>
+        <w:tc>
+          <w:tcPr>
+            <w:tcW w:w="9026" w:type="dxa"/>
+            <w:tcBorders>
+              <w:top w:val="none" w:sz="0" w:space="0" w:color="FFFFFF"/>
+              <w:left w:val="none" w:sz="0" w:space="0" w:color="FFFFFF"/>
+              <w:bottom w:val="none" w:sz="0" w:space="0" w:color="FFFFFF"/>
+              <w:right w:val="none" w:sz="0" w:space="0" w:color="FFFFFF"/>
+            </w:tcBorders>
+            <w:shd w:val="clear" w:color="auto" w:fill="D5E8F0"/>
+            <w:tcMar>
+              <w:top w:w="60" w:type="dxa"/>
+              <w:left w:w="180" w:type="dxa"/>
+              <w:bottom w:w="60" w:type="dxa"/>
+              <w:right w:w="180" w:type="dxa"/>
+            </w:tcMar>
+          </w:tcPr>
+          <w:p>
+            <w:pPr>
+              <w:spacing w:before="30" w:after="30"/>
+              <w:rPr>
+                <w:rFonts w:ascii="Courier New" w:eastAsia="Courier New" w:hAnsi="Courier New" w:cs="Courier New"/>
+                <w:color w:val="1F3864"/>
+                <w:sz w:val="18"/>
+                <w:szCs w:val="18"/>
+                <w:lang w:val="es-ES"/>
+              </w:rPr>
+            </w:pPr>
+            <w:r>
+              <w:rPr>
+                <w:rFonts w:ascii="Courier New" w:eastAsia="Courier New" w:hAnsi="Courier New" w:cs="Courier New"/>
+                <w:color w:val="1F3864"/>
+                <w:sz w:val="18"/>
+                <w:szCs w:val="18"/>
+                <w:lang w:val="es-ES"/>
+              </w:rPr>
+              <w:t xml:space="preserve"> </w:t>
+            </w:r>
+          </w:p>
+        </w:tc>
+      </w:tr>
+      <w:tr>
+        <w:tc>
+          <w:tcPr>
+            <w:tcW w:w="9026" w:type="dxa"/>
+            <w:tcBorders>
+              <w:top w:val="none" w:sz="0" w:space="0" w:color="FFFFFF"/>
+              <w:left w:val="none" w:sz="0" w:space="0" w:color="FFFFFF"/>
+              <w:bottom w:val="none" w:sz="0" w:space="0" w:color="FFFFFF"/>
+              <w:right w:val="none" w:sz="0" w:space="0" w:color="FFFFFF"/>
+            </w:tcBorders>
+            <w:shd w:val="clear" w:color="auto" w:fill="D5E8F0"/>
+            <w:tcMar>
+              <w:top w:w="60" w:type="dxa"/>
+              <w:left w:w="180" w:type="dxa"/>
+              <w:bottom w:w="60" w:type="dxa"/>
+              <w:right w:w="180" w:type="dxa"/>
+            </w:tcMar>
+          </w:tcPr>
+          <w:p>
+            <w:pPr>
+              <w:spacing w:before="30" w:after="30"/>
+              <w:rPr>
+                <w:sz w:val="18"/>
+                <w:szCs w:val="18"/>
+              </w:rPr>
+            </w:pPr>
+            <w:r>
+              <w:rPr>
+                <w:rFonts w:ascii="Courier New" w:eastAsia="Courier New" w:hAnsi="Courier New" w:cs="Courier New"/>
+                <w:color w:val="1F3864"/>
+                <w:sz w:val="18"/>
+                <w:szCs w:val="18"/>
+                <w:lang w:val="es-ES"/>
+              </w:rPr>
+              <w:t xml:space="preserve">  </w:t>
+            </w:r>
+            <w:r>
+              <w:rPr>
+                <w:rFonts w:ascii="Courier New" w:eastAsia="Courier New" w:hAnsi="Courier New" w:cs="Courier New"/>
+                <w:color w:val="1F3864"/>
+                <w:sz w:val="18"/>
+                <w:szCs w:val="18"/>
+              </w:rPr>
+              <w:t>4. Resp</w:t>
+            </w:r>
+            <w:r>
+              <w:rPr>
+                <w:rFonts w:ascii="Courier New" w:eastAsia="Courier New" w:hAnsi="Courier New" w:cs="Courier New"/>
+                <w:color w:val="1F3864"/>
+                <w:sz w:val="18"/>
+                <w:szCs w:val="18"/>
+              </w:rPr>
+              <w:t>o</w:t>
+            </w:r>
+            <w:r>
+              <w:rPr>
+                <w:rFonts w:ascii="Courier New" w:eastAsia="Courier New" w:hAnsi="Courier New" w:cs="Courier New"/>
+                <w:color w:val="1F3864"/>
+                <w:sz w:val="18"/>
+                <w:szCs w:val="18"/>
+              </w:rPr>
+              <w:t xml:space="preserve">sta final:                                                   </w:t>
+            </w:r>
+          </w:p>
+        </w:tc>
+      </w:tr>
+      <w:tr>
+        <w:tc>
+          <w:tcPr>
+            <w:tcW w:w="9026" w:type="dxa"/>
+            <w:tcBorders>
+              <w:top w:val="none" w:sz="0" w:space="0" w:color="FFFFFF"/>
+              <w:left w:val="none" w:sz="0" w:space="0" w:color="FFFFFF"/>
+              <w:bottom w:val="none" w:sz="0" w:space="0" w:color="FFFFFF"/>
+              <w:right w:val="none" w:sz="0" w:space="0" w:color="FFFFFF"/>
+            </w:tcBorders>
+            <w:shd w:val="clear" w:color="auto" w:fill="D5E8F0"/>
+            <w:tcMar>
+              <w:top w:w="60" w:type="dxa"/>
+              <w:left w:w="180" w:type="dxa"/>
+              <w:bottom w:w="60" w:type="dxa"/>
+              <w:right w:w="180" w:type="dxa"/>
+            </w:tcMar>
+          </w:tcPr>
+          <w:p>
+            <w:pPr>
+              <w:spacing w:before="30" w:after="30"/>
+              <w:rPr>
+                <w:sz w:val="18"/>
+                <w:szCs w:val="18"/>
+                <w:lang w:val="en-US"/>
+              </w:rPr>
+            </w:pPr>
+            <w:r>
+              <w:rPr>
+                <w:rFonts w:ascii="Courier New" w:eastAsia="Courier New" w:hAnsi="Courier New" w:cs="Courier New"/>
+                <w:color w:val="1F3864"/>
+                <w:sz w:val="18"/>
+                <w:szCs w:val="18"/>
+                <w:lang w:val="en-US"/>
+              </w:rPr>
+              <w:lastRenderedPageBreak/>
+              <w:t xml:space="preserve">       LangChain4j: </w:t>
+            </w:r>
+            <w:proofErr w:type="spellStart"/>
+            <w:r>
+              <w:rPr>
+                <w:rFonts w:ascii="Courier New" w:eastAsia="Courier New" w:hAnsi="Courier New" w:cs="Courier New"/>
+                <w:color w:val="1F3864"/>
+                <w:sz w:val="18"/>
+                <w:szCs w:val="18"/>
+                <w:lang w:val="en-US"/>
+              </w:rPr>
+              <w:t>answerFormatter.formatAnswer</w:t>
+            </w:r>
+            <w:proofErr w:type="spellEnd"/>
+            <w:r>
+              <w:rPr>
+                <w:rFonts w:ascii="Courier New" w:eastAsia="Courier New" w:hAnsi="Courier New" w:cs="Courier New"/>
+                <w:color w:val="1F3864"/>
+                <w:sz w:val="18"/>
+                <w:szCs w:val="18"/>
+                <w:lang w:val="en-US"/>
+              </w:rPr>
+              <w:t xml:space="preserve">(question, </w:t>
+            </w:r>
+            <w:proofErr w:type="spellStart"/>
+            <w:r>
+              <w:rPr>
+                <w:rFonts w:ascii="Courier New" w:eastAsia="Courier New" w:hAnsi="Courier New" w:cs="Courier New"/>
+                <w:color w:val="1F3864"/>
+                <w:sz w:val="18"/>
+                <w:szCs w:val="18"/>
+                <w:lang w:val="en-US"/>
+              </w:rPr>
+              <w:t>hql</w:t>
+            </w:r>
+            <w:proofErr w:type="spellEnd"/>
+            <w:r>
+              <w:rPr>
+                <w:rFonts w:ascii="Courier New" w:eastAsia="Courier New" w:hAnsi="Courier New" w:cs="Courier New"/>
+                <w:color w:val="1F3864"/>
+                <w:sz w:val="18"/>
+                <w:szCs w:val="18"/>
+                <w:lang w:val="en-US"/>
+              </w:rPr>
+              <w:t>, result)</w:t>
+            </w:r>
+          </w:p>
+        </w:tc>
+      </w:tr>
+      <w:tr>
+        <w:tc>
+          <w:tcPr>
+            <w:tcW w:w="9026" w:type="dxa"/>
+            <w:tcBorders>
+              <w:top w:val="none" w:sz="0" w:space="0" w:color="FFFFFF"/>
+              <w:left w:val="none" w:sz="0" w:space="0" w:color="FFFFFF"/>
+              <w:bottom w:val="none" w:sz="0" w:space="0" w:color="FFFFFF"/>
+              <w:right w:val="none" w:sz="0" w:space="0" w:color="FFFFFF"/>
+            </w:tcBorders>
+            <w:shd w:val="clear" w:color="auto" w:fill="D5E8F0"/>
+            <w:tcMar>
+              <w:top w:w="60" w:type="dxa"/>
+              <w:left w:w="180" w:type="dxa"/>
+              <w:bottom w:w="60" w:type="dxa"/>
+              <w:right w:w="180" w:type="dxa"/>
+            </w:tcMar>
+          </w:tcPr>
+          <w:p>
+            <w:pPr>
+              <w:spacing w:before="30" w:after="30"/>
+              <w:rPr>
+                <w:sz w:val="18"/>
+                <w:szCs w:val="18"/>
+                <w:lang w:val="en-US"/>
+              </w:rPr>
+            </w:pPr>
+            <w:r>
+              <w:rPr>
+                <w:rFonts w:ascii="Courier New" w:eastAsia="Courier New" w:hAnsi="Courier New" w:cs="Courier New"/>
+                <w:color w:val="1F3864"/>
+                <w:sz w:val="18"/>
+                <w:szCs w:val="18"/>
+                <w:lang w:val="en-US"/>
+              </w:rPr>
+              <w:t xml:space="preserve">       Spring AI:   </w:t>
+            </w:r>
+            <w:proofErr w:type="spellStart"/>
+            <w:r>
+              <w:rPr>
+                <w:rFonts w:ascii="Courier New" w:eastAsia="Courier New" w:hAnsi="Courier New" w:cs="Courier New"/>
+                <w:color w:val="1F3864"/>
+                <w:sz w:val="18"/>
+                <w:szCs w:val="18"/>
+                <w:lang w:val="en-US"/>
+              </w:rPr>
+              <w:t>chatClient.prompt</w:t>
+            </w:r>
+            <w:proofErr w:type="spellEnd"/>
+            <w:r>
+              <w:rPr>
+                <w:rFonts w:ascii="Courier New" w:eastAsia="Courier New" w:hAnsi="Courier New" w:cs="Courier New"/>
+                <w:color w:val="1F3864"/>
+                <w:sz w:val="18"/>
+                <w:szCs w:val="18"/>
+                <w:lang w:val="en-US"/>
+              </w:rPr>
+              <w:t>(</w:t>
+            </w:r>
+            <w:proofErr w:type="gramStart"/>
+            <w:r>
+              <w:rPr>
+                <w:rFonts w:ascii="Courier New" w:eastAsia="Courier New" w:hAnsi="Courier New" w:cs="Courier New"/>
+                <w:color w:val="1F3864"/>
+                <w:sz w:val="18"/>
+                <w:szCs w:val="18"/>
+                <w:lang w:val="en-US"/>
+              </w:rPr>
+              <w:t>).system</w:t>
+            </w:r>
+            <w:proofErr w:type="gramEnd"/>
+            <w:r>
+              <w:rPr>
+                <w:rFonts w:ascii="Courier New" w:eastAsia="Courier New" w:hAnsi="Courier New" w:cs="Courier New"/>
+                <w:color w:val="1F3864"/>
+                <w:sz w:val="18"/>
+                <w:szCs w:val="18"/>
+                <w:lang w:val="en-US"/>
+              </w:rPr>
+              <w:t xml:space="preserve">(...).user(...).call() </w:t>
+            </w:r>
+          </w:p>
+        </w:tc>
+      </w:tr>
+      <w:tr>
+        <w:tc>
+          <w:tcPr>
+            <w:tcW w:w="9026" w:type="dxa"/>
+            <w:tcBorders>
+              <w:top w:val="none" w:sz="0" w:space="0" w:color="FFFFFF"/>
+              <w:left w:val="none" w:sz="0" w:space="0" w:color="FFFFFF"/>
+              <w:bottom w:val="none" w:sz="0" w:space="0" w:color="FFFFFF"/>
+              <w:right w:val="none" w:sz="0" w:space="0" w:color="FFFFFF"/>
+            </w:tcBorders>
+            <w:shd w:val="clear" w:color="auto" w:fill="D5E8F0"/>
+            <w:tcMar>
+              <w:top w:w="60" w:type="dxa"/>
+              <w:left w:w="180" w:type="dxa"/>
+              <w:bottom w:w="60" w:type="dxa"/>
+              <w:right w:w="180" w:type="dxa"/>
+            </w:tcMar>
+          </w:tcPr>
+          <w:p>
+            <w:pPr>
+              <w:spacing w:before="30" w:after="30"/>
+              <w:rPr>
+                <w:sz w:val="18"/>
+                <w:szCs w:val="18"/>
+              </w:rPr>
+            </w:pPr>
+            <w:r>
+              <w:rPr>
+                <w:rFonts w:ascii="Courier New" w:eastAsia="Courier New" w:hAnsi="Courier New" w:cs="Courier New"/>
+                <w:color w:val="1F3864"/>
+                <w:sz w:val="18"/>
+                <w:szCs w:val="18"/>
+              </w:rPr>
+              <w:t xml:space="preserve">       @SystemMessage: usar </w:t>
+            </w:r>
+            <w:r>
+              <w:rPr>
+                <w:rFonts w:ascii="Courier New" w:eastAsia="Courier New" w:hAnsi="Courier New" w:cs="Courier New"/>
+                <w:color w:val="1F3864"/>
+                <w:sz w:val="18"/>
+                <w:szCs w:val="18"/>
+              </w:rPr>
+              <w:t>apenas</w:t>
+            </w:r>
+            <w:r>
+              <w:rPr>
+                <w:rFonts w:ascii="Courier New" w:eastAsia="Courier New" w:hAnsi="Courier New" w:cs="Courier New"/>
+                <w:color w:val="1F3864"/>
+                <w:sz w:val="18"/>
+                <w:szCs w:val="18"/>
+              </w:rPr>
+              <w:t xml:space="preserve"> </w:t>
+            </w:r>
+            <w:proofErr w:type="spellStart"/>
+            <w:r>
+              <w:rPr>
+                <w:rFonts w:ascii="Courier New" w:eastAsia="Courier New" w:hAnsi="Courier New" w:cs="Courier New"/>
+                <w:color w:val="1F3864"/>
+                <w:sz w:val="18"/>
+                <w:szCs w:val="18"/>
+              </w:rPr>
+              <w:t>datos</w:t>
+            </w:r>
+            <w:proofErr w:type="spellEnd"/>
+            <w:r>
+              <w:rPr>
+                <w:rFonts w:ascii="Courier New" w:eastAsia="Courier New" w:hAnsi="Courier New" w:cs="Courier New"/>
+                <w:color w:val="1F3864"/>
+                <w:sz w:val="18"/>
+                <w:szCs w:val="18"/>
+              </w:rPr>
+              <w:t xml:space="preserve"> </w:t>
+            </w:r>
+            <w:r>
+              <w:rPr>
+                <w:rFonts w:ascii="Courier New" w:eastAsia="Courier New" w:hAnsi="Courier New" w:cs="Courier New"/>
+                <w:color w:val="1F3864"/>
+                <w:sz w:val="18"/>
+                <w:szCs w:val="18"/>
+              </w:rPr>
+              <w:t>reais</w:t>
+            </w:r>
+            <w:r>
+              <w:rPr>
+                <w:rFonts w:ascii="Courier New" w:eastAsia="Courier New" w:hAnsi="Courier New" w:cs="Courier New"/>
+                <w:color w:val="1F3864"/>
+                <w:sz w:val="18"/>
+                <w:szCs w:val="18"/>
+              </w:rPr>
+              <w:t xml:space="preserve"> d</w:t>
+            </w:r>
+            <w:r>
+              <w:rPr>
+                <w:rFonts w:ascii="Courier New" w:eastAsia="Courier New" w:hAnsi="Courier New" w:cs="Courier New"/>
+                <w:color w:val="1F3864"/>
+                <w:sz w:val="18"/>
+                <w:szCs w:val="18"/>
+              </w:rPr>
+              <w:t>a</w:t>
+            </w:r>
+            <w:r>
+              <w:rPr>
+                <w:rFonts w:ascii="Courier New" w:eastAsia="Courier New" w:hAnsi="Courier New" w:cs="Courier New"/>
+                <w:color w:val="1F3864"/>
+                <w:sz w:val="18"/>
+                <w:szCs w:val="18"/>
+              </w:rPr>
+              <w:t xml:space="preserve"> BD, </w:t>
+            </w:r>
+            <w:r>
+              <w:rPr>
+                <w:rFonts w:ascii="Courier New" w:eastAsia="Courier New" w:hAnsi="Courier New" w:cs="Courier New"/>
+                <w:color w:val="1F3864"/>
+                <w:sz w:val="18"/>
+                <w:szCs w:val="18"/>
+              </w:rPr>
+              <w:t>mesmo</w:t>
+            </w:r>
+            <w:r>
+              <w:rPr>
+                <w:rFonts w:ascii="Courier New" w:eastAsia="Courier New" w:hAnsi="Courier New" w:cs="Courier New"/>
+                <w:color w:val="1F3864"/>
+                <w:sz w:val="18"/>
+                <w:szCs w:val="18"/>
+              </w:rPr>
+              <w:t xml:space="preserve"> idioma </w:t>
+            </w:r>
+          </w:p>
+        </w:tc>
+      </w:tr>
+      <w:tr>
+        <w:tc>
+          <w:tcPr>
+            <w:tcW w:w="9026" w:type="dxa"/>
+            <w:tcBorders>
+              <w:top w:val="none" w:sz="0" w:space="0" w:color="FFFFFF"/>
+              <w:left w:val="none" w:sz="0" w:space="0" w:color="FFFFFF"/>
+              <w:bottom w:val="none" w:sz="0" w:space="0" w:color="FFFFFF"/>
+              <w:right w:val="none" w:sz="0" w:space="0" w:color="FFFFFF"/>
+            </w:tcBorders>
+            <w:shd w:val="clear" w:color="auto" w:fill="D5E8F0"/>
+            <w:tcMar>
+              <w:top w:w="60" w:type="dxa"/>
+              <w:left w:w="180" w:type="dxa"/>
+              <w:bottom w:w="60" w:type="dxa"/>
+              <w:right w:w="180" w:type="dxa"/>
+            </w:tcMar>
+          </w:tcPr>
+          <w:p>
+            <w:pPr>
+              <w:spacing w:before="30" w:after="30"/>
+              <w:rPr>
+                <w:sz w:val="18"/>
+                <w:szCs w:val="18"/>
+              </w:rPr>
+            </w:pPr>
+            <w:r>
+              <w:rPr>
+                <w:rFonts w:ascii="Courier New" w:eastAsia="Courier New" w:hAnsi="Courier New" w:cs="Courier New"/>
+                <w:color w:val="1F3864"/>
+                <w:sz w:val="18"/>
+                <w:szCs w:val="18"/>
+              </w:rPr>
+              <w:t xml:space="preserve">       </w:t>
+            </w:r>
+            <w:r>
+              <w:rPr>
+                <w:rFonts w:ascii="Courier New" w:eastAsia="Courier New" w:hAnsi="Courier New" w:cs="Courier New"/>
+                <w:color w:val="1F3864"/>
+                <w:sz w:val="18"/>
+                <w:szCs w:val="18"/>
+              </w:rPr>
+              <w:t xml:space="preserve">@UserMessage: </w:t>
+            </w:r>
+            <w:proofErr w:type="spellStart"/>
+            <w:r>
+              <w:rPr>
+                <w:rFonts w:ascii="Courier New" w:eastAsia="Courier New" w:hAnsi="Courier New" w:cs="Courier New"/>
+                <w:color w:val="1F3864"/>
+                <w:sz w:val="18"/>
+                <w:szCs w:val="18"/>
+              </w:rPr>
+              <w:t>question</w:t>
+            </w:r>
+            <w:proofErr w:type="spellEnd"/>
+            <w:r>
+              <w:rPr>
+                <w:rFonts w:ascii="Courier New" w:eastAsia="Courier New" w:hAnsi="Courier New" w:cs="Courier New"/>
+                <w:color w:val="1F3864"/>
+                <w:sz w:val="18"/>
+                <w:szCs w:val="18"/>
+              </w:rPr>
+              <w:t xml:space="preserve"> + </w:t>
+            </w:r>
+            <w:proofErr w:type="spellStart"/>
+            <w:r>
+              <w:rPr>
+                <w:rFonts w:ascii="Courier New" w:eastAsia="Courier New" w:hAnsi="Courier New" w:cs="Courier New"/>
+                <w:color w:val="1F3864"/>
+                <w:sz w:val="18"/>
+                <w:szCs w:val="18"/>
+              </w:rPr>
+              <w:t>hql</w:t>
+            </w:r>
+            <w:proofErr w:type="spellEnd"/>
+            <w:r>
+              <w:rPr>
+                <w:rFonts w:ascii="Courier New" w:eastAsia="Courier New" w:hAnsi="Courier New" w:cs="Courier New"/>
+                <w:color w:val="1F3864"/>
+                <w:sz w:val="18"/>
+                <w:szCs w:val="18"/>
+              </w:rPr>
+              <w:t xml:space="preserve"> executado + </w:t>
+            </w:r>
+            <w:proofErr w:type="spellStart"/>
+            <w:r>
+              <w:rPr>
+                <w:rFonts w:ascii="Courier New" w:eastAsia="Courier New" w:hAnsi="Courier New" w:cs="Courier New"/>
+                <w:color w:val="1F3864"/>
+                <w:sz w:val="18"/>
+                <w:szCs w:val="18"/>
+              </w:rPr>
+              <w:t>result</w:t>
+            </w:r>
+            <w:proofErr w:type="spellEnd"/>
+            <w:r>
+              <w:rPr>
+                <w:rFonts w:ascii="Courier New" w:eastAsia="Courier New" w:hAnsi="Courier New" w:cs="Courier New"/>
+                <w:color w:val="1F3864"/>
+                <w:sz w:val="18"/>
+                <w:szCs w:val="18"/>
+              </w:rPr>
+              <w:t xml:space="preserve"> da BD </w:t>
+            </w:r>
+          </w:p>
+        </w:tc>
+      </w:tr>
+      <w:tr>
+        <w:tc>
+          <w:tcPr>
+            <w:tcW w:w="9026" w:type="dxa"/>
+            <w:tcBorders>
+              <w:top w:val="none" w:sz="0" w:space="0" w:color="FFFFFF"/>
+              <w:left w:val="none" w:sz="0" w:space="0" w:color="FFFFFF"/>
+              <w:bottom w:val="none" w:sz="0" w:space="0" w:color="FFFFFF"/>
+              <w:right w:val="none" w:sz="0" w:space="0" w:color="FFFFFF"/>
+            </w:tcBorders>
+            <w:shd w:val="clear" w:color="auto" w:fill="D5E8F0"/>
+            <w:tcMar>
+              <w:top w:w="60" w:type="dxa"/>
+              <w:left w:w="180" w:type="dxa"/>
+              <w:bottom w:w="60" w:type="dxa"/>
+              <w:right w:w="180" w:type="dxa"/>
+            </w:tcMar>
+          </w:tcPr>
+          <w:p>
+            <w:pPr>
+              <w:spacing w:before="30" w:after="30"/>
+              <w:rPr>
+                <w:sz w:val="18"/>
+                <w:szCs w:val="18"/>
+                <w:lang w:val="es-ES"/>
+              </w:rPr>
+            </w:pPr>
+            <w:r>
+              <w:rPr>
+                <w:rFonts w:ascii="Courier New" w:eastAsia="Courier New" w:hAnsi="Courier New" w:cs="Courier New"/>
+                <w:color w:val="1F3864"/>
+                <w:sz w:val="18"/>
+                <w:szCs w:val="18"/>
+              </w:rPr>
+              <w:t xml:space="preserve">       </w:t>
+            </w:r>
+            <w:r>
+              <w:rPr>
+                <w:rFonts w:ascii="Courier New" w:eastAsia="Courier New" w:hAnsi="Courier New" w:cs="Courier New"/>
+                <w:color w:val="1F3864"/>
+                <w:sz w:val="18"/>
+                <w:szCs w:val="18"/>
+                <w:lang w:val="es-ES"/>
+              </w:rPr>
+              <w:t xml:space="preserve">→ </w:t>
+            </w:r>
+            <w:proofErr w:type="spellStart"/>
+            <w:r>
+              <w:rPr>
+                <w:rFonts w:ascii="Courier New" w:eastAsia="Courier New" w:hAnsi="Courier New" w:cs="Courier New"/>
+                <w:color w:val="1F3864"/>
+                <w:sz w:val="18"/>
+                <w:szCs w:val="18"/>
+                <w:lang w:val="es-ES"/>
+              </w:rPr>
+              <w:t>Ollama</w:t>
+            </w:r>
+            <w:proofErr w:type="spellEnd"/>
+            <w:r>
+              <w:rPr>
+                <w:rFonts w:ascii="Courier New" w:eastAsia="Courier New" w:hAnsi="Courier New" w:cs="Courier New"/>
+                <w:color w:val="1F3864"/>
+                <w:sz w:val="18"/>
+                <w:szCs w:val="18"/>
+                <w:lang w:val="es-ES"/>
+              </w:rPr>
+              <w:t xml:space="preserve"> qwen2.5:3b → </w:t>
+            </w:r>
+            <w:proofErr w:type="spellStart"/>
+            <w:r>
+              <w:rPr>
+                <w:rFonts w:ascii="Courier New" w:eastAsia="Courier New" w:hAnsi="Courier New" w:cs="Courier New"/>
+                <w:color w:val="1F3864"/>
+                <w:sz w:val="18"/>
+                <w:szCs w:val="18"/>
+                <w:lang w:val="es-ES"/>
+              </w:rPr>
+              <w:t>resp</w:t>
+            </w:r>
+            <w:r>
+              <w:rPr>
+                <w:rFonts w:ascii="Courier New" w:eastAsia="Courier New" w:hAnsi="Courier New" w:cs="Courier New"/>
+                <w:color w:val="1F3864"/>
+                <w:sz w:val="18"/>
+                <w:szCs w:val="18"/>
+                <w:lang w:val="es-ES"/>
+              </w:rPr>
+              <w:t>o</w:t>
+            </w:r>
+            <w:r>
+              <w:rPr>
+                <w:rFonts w:ascii="Courier New" w:eastAsia="Courier New" w:hAnsi="Courier New" w:cs="Courier New"/>
+                <w:color w:val="1F3864"/>
+                <w:sz w:val="18"/>
+                <w:szCs w:val="18"/>
+                <w:lang w:val="es-ES"/>
+              </w:rPr>
+              <w:t>sta</w:t>
+            </w:r>
+            <w:proofErr w:type="spellEnd"/>
+            <w:r>
+              <w:rPr>
+                <w:rFonts w:ascii="Courier New" w:eastAsia="Courier New" w:hAnsi="Courier New" w:cs="Courier New"/>
+                <w:color w:val="1F3864"/>
+                <w:sz w:val="18"/>
+                <w:szCs w:val="18"/>
+                <w:lang w:val="es-ES"/>
+              </w:rPr>
+              <w:t xml:space="preserve"> en </w:t>
+            </w:r>
+            <w:proofErr w:type="spellStart"/>
+            <w:r>
+              <w:rPr>
+                <w:rFonts w:ascii="Courier New" w:eastAsia="Courier New" w:hAnsi="Courier New" w:cs="Courier New"/>
+                <w:color w:val="1F3864"/>
+                <w:sz w:val="18"/>
+                <w:szCs w:val="18"/>
+                <w:lang w:val="es-ES"/>
+              </w:rPr>
+              <w:t>lingua</w:t>
+            </w:r>
+            <w:r>
+              <w:rPr>
+                <w:rFonts w:ascii="Courier New" w:eastAsia="Courier New" w:hAnsi="Courier New" w:cs="Courier New"/>
+                <w:color w:val="1F3864"/>
+                <w:sz w:val="18"/>
+                <w:szCs w:val="18"/>
+                <w:lang w:val="es-ES"/>
+              </w:rPr>
+              <w:t>g</w:t>
+            </w:r>
+            <w:r>
+              <w:rPr>
+                <w:rFonts w:ascii="Courier New" w:eastAsia="Courier New" w:hAnsi="Courier New" w:cs="Courier New"/>
+                <w:color w:val="1F3864"/>
+                <w:sz w:val="18"/>
+                <w:szCs w:val="18"/>
+                <w:lang w:val="es-ES"/>
+              </w:rPr>
+              <w:t>e</w:t>
+            </w:r>
+            <w:r>
+              <w:rPr>
+                <w:rFonts w:ascii="Courier New" w:eastAsia="Courier New" w:hAnsi="Courier New" w:cs="Courier New"/>
+                <w:color w:val="1F3864"/>
+                <w:sz w:val="18"/>
+                <w:szCs w:val="18"/>
+                <w:lang w:val="es-ES"/>
+              </w:rPr>
+              <w:t>m</w:t>
+            </w:r>
+            <w:proofErr w:type="spellEnd"/>
+            <w:r>
+              <w:rPr>
+                <w:rFonts w:ascii="Courier New" w:eastAsia="Courier New" w:hAnsi="Courier New" w:cs="Courier New"/>
+                <w:color w:val="1F3864"/>
+                <w:sz w:val="18"/>
+                <w:szCs w:val="18"/>
+                <w:lang w:val="es-ES"/>
+              </w:rPr>
+              <w:t xml:space="preserve"> natural </w:t>
+            </w:r>
+          </w:p>
+        </w:tc>
+      </w:tr>
+      <w:tr>
+        <w:tc>
+          <w:tcPr>
+            <w:tcW w:w="9026" w:type="dxa"/>
+            <w:tcBorders>
+              <w:top w:val="none" w:sz="0" w:space="0" w:color="FFFFFF"/>
+              <w:left w:val="none" w:sz="0" w:space="0" w:color="FFFFFF"/>
+              <w:bottom w:val="none" w:sz="0" w:space="0" w:color="FFFFFF"/>
+              <w:right w:val="none" w:sz="0" w:space="0" w:color="FFFFFF"/>
+            </w:tcBorders>
+            <w:shd w:val="clear" w:color="auto" w:fill="D5E8F0"/>
+            <w:tcMar>
+              <w:top w:w="60" w:type="dxa"/>
+              <w:left w:w="180" w:type="dxa"/>
+              <w:bottom w:w="60" w:type="dxa"/>
+              <w:right w:w="180" w:type="dxa"/>
+            </w:tcMar>
+          </w:tcPr>
+          <w:p>
+            <w:pPr>
+              <w:spacing w:before="30" w:after="30"/>
+              <w:rPr>
+                <w:sz w:val="18"/>
+                <w:szCs w:val="18"/>
+                <w:lang w:val="es-ES"/>
+              </w:rPr>
+            </w:pPr>
+            <w:r>
+              <w:rPr>
+                <w:rFonts w:ascii="Courier New" w:eastAsia="Courier New" w:hAnsi="Courier New" w:cs="Courier New"/>
+                <w:color w:val="1F3864"/>
+                <w:sz w:val="18"/>
+                <w:szCs w:val="18"/>
+                <w:lang w:val="es-ES"/>
+              </w:rPr>
+              <w:t xml:space="preserve">       (se </w:t>
+            </w:r>
+            <w:proofErr w:type="spellStart"/>
+            <w:r>
+              <w:rPr>
+                <w:rFonts w:ascii="Courier New" w:eastAsia="Courier New" w:hAnsi="Courier New" w:cs="Courier New"/>
+                <w:color w:val="1F3864"/>
+                <w:sz w:val="18"/>
+                <w:szCs w:val="18"/>
+                <w:lang w:val="es-ES"/>
+              </w:rPr>
+              <w:t>RuntimeException</w:t>
+            </w:r>
+            <w:proofErr w:type="spellEnd"/>
+            <w:r>
+              <w:rPr>
+                <w:rFonts w:ascii="Courier New" w:eastAsia="Courier New" w:hAnsi="Courier New" w:cs="Courier New"/>
+                <w:color w:val="1F3864"/>
+                <w:sz w:val="18"/>
+                <w:szCs w:val="18"/>
+                <w:lang w:val="es-ES"/>
+              </w:rPr>
+              <w:t xml:space="preserve"> → </w:t>
+            </w:r>
+            <w:proofErr w:type="spellStart"/>
+            <w:r>
+              <w:rPr>
+                <w:rFonts w:ascii="Courier New" w:eastAsia="Courier New" w:hAnsi="Courier New" w:cs="Courier New"/>
+                <w:color w:val="1F3864"/>
+                <w:sz w:val="18"/>
+                <w:szCs w:val="18"/>
+                <w:lang w:val="es-ES"/>
+              </w:rPr>
+              <w:t>dev</w:t>
+            </w:r>
+            <w:r>
+              <w:rPr>
+                <w:rFonts w:ascii="Courier New" w:eastAsia="Courier New" w:hAnsi="Courier New" w:cs="Courier New"/>
+                <w:color w:val="1F3864"/>
+                <w:sz w:val="18"/>
+                <w:szCs w:val="18"/>
+                <w:lang w:val="es-ES"/>
+              </w:rPr>
+              <w:t>o</w:t>
+            </w:r>
+            <w:r>
+              <w:rPr>
+                <w:rFonts w:ascii="Courier New" w:eastAsia="Courier New" w:hAnsi="Courier New" w:cs="Courier New"/>
+                <w:color w:val="1F3864"/>
+                <w:sz w:val="18"/>
+                <w:szCs w:val="18"/>
+                <w:lang w:val="es-ES"/>
+              </w:rPr>
+              <w:t>lve</w:t>
+            </w:r>
+            <w:proofErr w:type="spellEnd"/>
+            <w:r>
+              <w:rPr>
+                <w:rFonts w:ascii="Courier New" w:eastAsia="Courier New" w:hAnsi="Courier New" w:cs="Courier New"/>
+                <w:color w:val="1F3864"/>
+                <w:sz w:val="18"/>
+                <w:szCs w:val="18"/>
+                <w:lang w:val="es-ES"/>
+              </w:rPr>
+              <w:t xml:space="preserve"> </w:t>
+            </w:r>
+            <w:proofErr w:type="spellStart"/>
+            <w:r>
+              <w:rPr>
+                <w:rFonts w:ascii="Courier New" w:eastAsia="Courier New" w:hAnsi="Courier New" w:cs="Courier New"/>
+                <w:color w:val="1F3864"/>
+                <w:sz w:val="18"/>
+                <w:szCs w:val="18"/>
+                <w:lang w:val="es-ES"/>
+              </w:rPr>
+              <w:t>result</w:t>
+            </w:r>
+            <w:proofErr w:type="spellEnd"/>
+            <w:r>
+              <w:rPr>
+                <w:rFonts w:ascii="Courier New" w:eastAsia="Courier New" w:hAnsi="Courier New" w:cs="Courier New"/>
+                <w:color w:val="1F3864"/>
+                <w:sz w:val="18"/>
+                <w:szCs w:val="18"/>
+                <w:lang w:val="es-ES"/>
+              </w:rPr>
+              <w:t xml:space="preserve"> bruto como </w:t>
+            </w:r>
+            <w:proofErr w:type="spellStart"/>
+            <w:r>
+              <w:rPr>
+                <w:rFonts w:ascii="Courier New" w:eastAsia="Courier New" w:hAnsi="Courier New" w:cs="Courier New"/>
+                <w:color w:val="1F3864"/>
+                <w:sz w:val="18"/>
+                <w:szCs w:val="18"/>
+                <w:lang w:val="es-ES"/>
+              </w:rPr>
+              <w:t>fallback</w:t>
+            </w:r>
+            <w:proofErr w:type="spellEnd"/>
+            <w:r>
+              <w:rPr>
+                <w:rFonts w:ascii="Courier New" w:eastAsia="Courier New" w:hAnsi="Courier New" w:cs="Courier New"/>
+                <w:color w:val="1F3864"/>
+                <w:sz w:val="18"/>
+                <w:szCs w:val="18"/>
+                <w:lang w:val="es-ES"/>
+              </w:rPr>
+              <w:t>)</w:t>
             </w:r>
           </w:p>
         </w:tc>
@@ -10240,7 +11555,6 @@
                 <w:sz w:val="18"/>
                 <w:szCs w:val="18"/>
               </w:rPr>
-              <w:lastRenderedPageBreak/>
               <w:t xml:space="preserve">    </w:t>
             </w:r>
             <w:r>
@@ -10463,7 +11777,29 @@
           <w:sz w:val="20"/>
           <w:szCs w:val="20"/>
         </w:rPr>
-        <w:t>Código 5 — DatabaseAssistant.java — sanitizeHql(): normaliza o output do LLM (remove markdown fences)</w:t>
+        <w:t xml:space="preserve">Código 5 — DatabaseAssistant.java — </w:t>
+      </w:r>
+      <w:proofErr w:type="gramStart"/>
+      <w:r>
+        <w:rPr>
+          <w:i/>
+          <w:iCs/>
+          <w:color w:val="595959"/>
+          <w:sz w:val="20"/>
+          <w:szCs w:val="20"/>
+        </w:rPr>
+        <w:t>sanitizeHql(</w:t>
+      </w:r>
+      <w:proofErr w:type="gramEnd"/>
+      <w:r>
+        <w:rPr>
+          <w:i/>
+          <w:iCs/>
+          <w:color w:val="595959"/>
+          <w:sz w:val="20"/>
+          <w:szCs w:val="20"/>
+        </w:rPr>
+        <w:t>): normaliza o output do LLM (remove markdown fences)</w:t>
       </w:r>
     </w:p>
     <w:p/>
@@ -10910,6 +12246,7 @@
                 <w:szCs w:val="18"/>
                 <w:lang w:val="en-US"/>
               </w:rPr>
+              <w:lastRenderedPageBreak/>
               <w:t xml:space="preserve">                          </w:t>
             </w:r>
             <w:proofErr w:type="gramStart"/>
@@ -11585,7 +12922,6 @@
           <w:b/>
           <w:bCs/>
         </w:rPr>
-        <w:lastRenderedPageBreak/>
         <w:t>@Tool e @P — HibernateQueryTool no demo LangChain4j</w:t>
       </w:r>
     </w:p>
@@ -12258,6 +13594,7 @@
                 <w:sz w:val="18"/>
                 <w:szCs w:val="18"/>
               </w:rPr>
+              <w:lastRenderedPageBreak/>
               <w:t xml:space="preserve">    // delega para executeHqlQuery(hqlQuery, 50) — limite de segurança</w:t>
             </w:r>
           </w:p>
@@ -12389,7 +13726,7 @@
         <mc:AlternateContent>
           <mc:Choice Requires="wps">
             <w:drawing>
-              <wp:anchor distT="0" distB="0" distL="114300" distR="114300" simplePos="0" relativeHeight="251678720" behindDoc="0" locked="0" layoutInCell="1" allowOverlap="1" wp14:anchorId="0254F9CB" wp14:editId="10FF9EA4">
+              <wp:anchor distT="0" distB="0" distL="114300" distR="114300" simplePos="0" relativeHeight="251678720" behindDoc="0" locked="0" layoutInCell="1" allowOverlap="1" wp14:anchorId="233546B4" wp14:editId="4DE625A8">
                 <wp:simplePos x="0" y="0"/>
                 <wp:positionH relativeFrom="column">
                   <wp:posOffset>0</wp:posOffset>
@@ -12436,7 +13773,7 @@
               </wp:anchor>
             </w:drawing>
           </mc:Choice>
-          <mc:Fallback xmlns:pic="http://schemas.openxmlformats.org/drawingml/2006/picture" xmlns:ns11="http://schemas.microsoft.com/office/drawing/2010/main" xmlns:a="http://schemas.openxmlformats.org/drawingml/2006/main">
+          <mc:Fallback xmlns:ns11="http://schemas.microsoft.com/office/drawing/2010/main" xmlns:ns5="http://schemas.openxmlformats.org/drawingml/2006/main" xmlns:ns9="http://schemas.openxmlformats.org/drawingml/2006/picture">
             <w:pict>
               <v:line w14:anchorId="33E8BA80" id="Conexão Reta 3" o:spid="_x0000_s1026" style="position:absolute;z-index:251678720;visibility:visible;mso-wrap-style:square;mso-wrap-distance-left:9pt;mso-wrap-distance-top:0;mso-wrap-distance-right:9pt;mso-wrap-distance-bottom:0;mso-position-horizontal:absolute;mso-position-horizontal-relative:text;mso-position-vertical:absolute;mso-position-vertical-relative:text" from="0,0" to="484.2pt,0" o:gfxdata="UEsDBBQABgAIAAAAIQC2gziS/gAAAOEBAAATAAAAW0NvbnRlbnRfVHlwZXNdLnhtbJSRQU7DMBBF 90jcwfIWJU67QAgl6YK0S0CoHGBkTxKLZGx5TGhvj5O2G0SRWNoz/78nu9wcxkFMGNg6quQqL6RA 0s5Y6ir5vt9lD1JwBDIwOMJKHpHlpr69KfdHjyxSmriSfYz+USnWPY7AufNIadK6MEJMx9ApD/oD OlTrorhX2lFEilmcO2RdNtjC5xDF9pCuTyYBB5bi6bQ4syoJ3g9WQ0ymaiLzg5KdCXlKLjvcW893 SUOqXwnz5DrgnHtJTxOsQfEKIT7DmDSUCaxw7Rqn8787ZsmRM9e2VmPeBN4uqYvTtW7jvijg9N/y JsXecLq0q+WD6m8AAAD//wMAUEsDBBQABgAIAAAAIQA4/SH/1gAAAJQBAAALAAAAX3JlbHMvLnJl bHOkkMFqwzAMhu+DvYPRfXGawxijTi+j0GvpHsDYimMaW0Yy2fr2M4PBMnrbUb/Q94l/f/hMi1qR JVI2sOt6UJgd+ZiDgffL8ekFlFSbvV0oo4EbChzGx4f9GRdb25HMsYhqlCwG5lrLq9biZkxWOiqY 22YiTra2kYMu1l1tQD30/bPm3wwYN0x18gb45AdQl1tp5j/sFB2T0FQ7R0nTNEV3j6o9feQzro1i OWA14Fm+Q8a1a8+Bvu/d/dMb2JY5uiPbhG/ktn4cqGU/er3pcvwCAAD//wMAUEsDBBQABgAIAAAA IQCZ2PQonAEAAJQDAAAOAAAAZHJzL2Uyb0RvYy54bWysU01P3DAQvVfqf7B8Z5MAQm202T2A4FK1 qMAPMM54Y8n2WLbZZP99x97dLGorIRAXxx/z3sx7M1muJ2vYFkLU6DreLGrOwEnstdt0/Onx9uwb ZzEJ1wuDDjq+g8jXq69flqNv4RwHND0ERiQutqPv+JCSb6sqygGsiAv04OhRYbAi0TFsqj6Ikdit qc7r+qoaMfQ+oIQY6fZm/8hXhV8pkOmXUhESMx2n2lJZQ1mf81qtlqLdBOEHLQ9liA9UYYV2lHSm uhFJsJeg/6GyWgaMqNJCoq1QKS2haCA1Tf2XmodBeChayJzoZ5vi59HKn9trdx/IhtHHNvr7kFVM Ktj8pfrYVMzazWbBlJiky6vm8vvFJXkqj2/VCehDTHeAluVNx412WYdoxfZHTJSMQo8hdDilLru0 M5CDjfsNiumekjUFXaYCrk1gW0H9FFKCS03uIfGV6AxT2pgZWL8NPMRnKJSJeQ94RpTM6NIMttph +F/2NB1LVvv4owN73dmCZ+x3pSnFGmp9UXgY0zxbr88FfvqZVn8AAAD//wMAUEsDBBQABgAIAAAA IQBdcTjb3gAAAAcBAAAPAAAAZHJzL2Rvd25yZXYueG1sTI9Ba8JAEIXvBf/DMkJvdVMpYmM2IpZS KxSpLdjjmp0m0exs2F1N/Pcde2kvDx6PefO9bN7bRpzRh9qRgvtRAgKpcKamUsHnx/PdFESImoxu HKGCCwaY54ObTKfGdfSO520sBZdQSLWCKsY2lTIUFVodRq5F4uzbeasjW19K43XH5baR4ySZSKtr 4g+VbnFZYXHcnqyCN79aLRfry4E2X7bbjde7zWv/otTtsH+asSxmICL28e8CrhuYH3IG27sTmSAa Bbwm/ipnj5PpA4j91co8k//58x8AAAD//wMAUEsBAi0AFAAGAAgAAAAhALaDOJL+AAAA4QEAABMA AAAAAAAAAAAAAAAAAAAAAFtDb250ZW50X1R5cGVzXS54bWxQSwECLQAUAAYACAAAACEAOP0h/9YA AACUAQAACwAAAAAAAAAAAAAAAAAvAQAAX3JlbHMvLnJlbHNQSwECLQAUAAYACAAAACEAmdj0KJwB AACUAwAADgAAAAAAAAAAAAAAAAAuAgAAZHJzL2Uyb0RvYy54bWxQSwECLQAUAAYACAAAACEAXXE4 294AAAAHAQAADwAAAAAAAAAAAAAAAAD2AwAAZHJzL2Rvd25yZXYueG1sUEsFBgAAAAAEAAQA8wAA AAEFAAAAAA== " strokecolor="#156082 [3204]" strokeweight=".5pt">
                 <v:stroke joinstyle="miter"/>
@@ -12525,7 +13862,6 @@
         <w:spacing w:before="60" w:after="60"/>
       </w:pPr>
       <w:r>
-        <w:lastRenderedPageBreak/>
         <w:t>Não está a fazer function calling — o Java chama queryTool.executeHqlQuery() diretamente; o LLM nunca decide quando executar a query.</w:t>
       </w:r>
     </w:p>
@@ -12624,19 +13960,16 @@
     </w:tbl>
     <w:p>
       <w:pPr>
+        <w:spacing w:before="60" w:after="60"/>
+      </w:pPr>
+    </w:p>
+    <w:p>
+      <w:pPr>
         <w:pStyle w:val="Ttulo3"/>
       </w:pPr>
       <w:bookmarkStart w:id="15" w:name="_Toc230077238"/>
       <w:r>
-        <w:t xml:space="preserve">LangChain4j </w:t>
-      </w:r>
-      <w:proofErr w:type="spellStart"/>
-      <w:r>
-        <w:t>vs</w:t>
-      </w:r>
-      <w:proofErr w:type="spellEnd"/>
-      <w:r>
-        <w:t xml:space="preserve"> Spring AI — Mesma Arquitetura, APIs Diferentes</w:t>
+        <w:t>LangChain4j vs Spring AI — Mesma Arquitetura, APIs Diferentes</w:t>
       </w:r>
       <w:bookmarkEnd w:id="15"/>
     </w:p>
@@ -12651,7 +13984,7 @@
         <mc:AlternateContent>
           <mc:Choice Requires="wps">
             <w:drawing>
-              <wp:anchor distT="0" distB="0" distL="114300" distR="114300" simplePos="0" relativeHeight="251680768" behindDoc="0" locked="0" layoutInCell="1" allowOverlap="1" wp14:anchorId="3975AE68" wp14:editId="72B0986E">
+              <wp:anchor distT="0" distB="0" distL="114300" distR="114300" simplePos="0" relativeHeight="251680768" behindDoc="0" locked="0" layoutInCell="1" allowOverlap="1" wp14:anchorId="113F75B3" wp14:editId="4A931B6F">
                 <wp:simplePos x="0" y="0"/>
                 <wp:positionH relativeFrom="column">
                   <wp:posOffset>0</wp:posOffset>
@@ -12698,7 +14031,7 @@
               </wp:anchor>
             </w:drawing>
           </mc:Choice>
-          <mc:Fallback xmlns:pic="http://schemas.openxmlformats.org/drawingml/2006/picture" xmlns:ns11="http://schemas.microsoft.com/office/drawing/2010/main" xmlns:a="http://schemas.openxmlformats.org/drawingml/2006/main">
+          <mc:Fallback xmlns:ns11="http://schemas.microsoft.com/office/drawing/2010/main" xmlns:ns5="http://schemas.openxmlformats.org/drawingml/2006/main" xmlns:ns9="http://schemas.openxmlformats.org/drawingml/2006/picture">
             <w:pict>
               <v:line w14:anchorId="09D61D67" id="Conexão Reta 3" o:spid="_x0000_s1026" style="position:absolute;z-index:251680768;visibility:visible;mso-wrap-style:square;mso-wrap-distance-left:9pt;mso-wrap-distance-top:0;mso-wrap-distance-right:9pt;mso-wrap-distance-bottom:0;mso-position-horizontal:absolute;mso-position-horizontal-relative:text;mso-position-vertical:absolute;mso-position-vertical-relative:text" from="0,-.05pt" to="484.2pt,-.05pt" o:gfxdata="UEsDBBQABgAIAAAAIQC2gziS/gAAAOEBAAATAAAAW0NvbnRlbnRfVHlwZXNdLnhtbJSRQU7DMBBF 90jcwfIWJU67QAgl6YK0S0CoHGBkTxKLZGx5TGhvj5O2G0SRWNoz/78nu9wcxkFMGNg6quQqL6RA 0s5Y6ir5vt9lD1JwBDIwOMJKHpHlpr69KfdHjyxSmriSfYz+USnWPY7AufNIadK6MEJMx9ApD/oD OlTrorhX2lFEilmcO2RdNtjC5xDF9pCuTyYBB5bi6bQ4syoJ3g9WQ0ymaiLzg5KdCXlKLjvcW893 SUOqXwnz5DrgnHtJTxOsQfEKIT7DmDSUCaxw7Rqn8787ZsmRM9e2VmPeBN4uqYvTtW7jvijg9N/y JsXecLq0q+WD6m8AAAD//wMAUEsDBBQABgAIAAAAIQA4/SH/1gAAAJQBAAALAAAAX3JlbHMvLnJl bHOkkMFqwzAMhu+DvYPRfXGawxijTi+j0GvpHsDYimMaW0Yy2fr2M4PBMnrbUb/Q94l/f/hMi1qR JVI2sOt6UJgd+ZiDgffL8ekFlFSbvV0oo4EbChzGx4f9GRdb25HMsYhqlCwG5lrLq9biZkxWOiqY 22YiTra2kYMu1l1tQD30/bPm3wwYN0x18gb45AdQl1tp5j/sFB2T0FQ7R0nTNEV3j6o9feQzro1i OWA14Fm+Q8a1a8+Bvu/d/dMb2JY5uiPbhG/ktn4cqGU/er3pcvwCAAD//wMAUEsDBBQABgAIAAAA IQCZ2PQonAEAAJQDAAAOAAAAZHJzL2Uyb0RvYy54bWysU01P3DAQvVfqf7B8Z5MAQm202T2A4FK1 qMAPMM54Y8n2WLbZZP99x97dLGorIRAXxx/z3sx7M1muJ2vYFkLU6DreLGrOwEnstdt0/Onx9uwb ZzEJ1wuDDjq+g8jXq69flqNv4RwHND0ERiQutqPv+JCSb6sqygGsiAv04OhRYbAi0TFsqj6Ikdit qc7r+qoaMfQ+oIQY6fZm/8hXhV8pkOmXUhESMx2n2lJZQ1mf81qtlqLdBOEHLQ9liA9UYYV2lHSm uhFJsJeg/6GyWgaMqNJCoq1QKS2haCA1Tf2XmodBeChayJzoZ5vi59HKn9trdx/IhtHHNvr7kFVM Ktj8pfrYVMzazWbBlJiky6vm8vvFJXkqj2/VCehDTHeAluVNx412WYdoxfZHTJSMQo8hdDilLru0 M5CDjfsNiumekjUFXaYCrk1gW0H9FFKCS03uIfGV6AxT2pgZWL8NPMRnKJSJeQ94RpTM6NIMttph +F/2NB1LVvv4owN73dmCZ+x3pSnFGmp9UXgY0zxbr88FfvqZVn8AAAD//wMAUEsDBBQABgAIAAAA IQCasyRQ4AAAAAkBAAAPAAAAZHJzL2Rvd25yZXYueG1sTI9Ba8JAEIXvhf6HZQq96UYpYmM2IpZS KxSpFfS4ZqdJ2uxs2F1N/Pcde2kvA4/He/O+bN7bRpzRh9qRgtEwAYFUOFNTqWD38TyYgghRk9GN I1RwwQDz/PYm06lxHb3jeRtLwSUUUq2girFNpQxFhVaHoWuR2Pt03urI0pfSeN1xuW3kOEkm0uqa +EOlW1xWWHxvT1bBm1+tlov15Ys2B9vtx+v95rV/Uer+rn+a8VnMQETs418Crgy8H3IednQnMkE0 CpgmKhiMQLD5OJk+gDj+apln8j9B/gMAAP//AwBQSwECLQAUAAYACAAAACEAtoM4kv4AAADhAQAA EwAAAAAAAAAAAAAAAAAAAAAAW0NvbnRlbnRfVHlwZXNdLnhtbFBLAQItABQABgAIAAAAIQA4/SH/ 1gAAAJQBAAALAAAAAAAAAAAAAAAAAC8BAABfcmVscy8ucmVsc1BLAQItABQABgAIAAAAIQCZ2PQo nAEAAJQDAAAOAAAAAAAAAAAAAAAAAC4CAABkcnMvZTJvRG9jLnhtbFBLAQItABQABgAIAAAAIQCa syRQ4AAAAAkBAAAPAAAAAAAAAAAAAAAAAPYDAABkcnMvZG93bnJldi54bWxQSwUGAAAAAAQABADz AAAAAwUAAAAA " strokecolor="#156082 [3204]" strokeweight=".5pt">
                 <v:stroke joinstyle="miter"/>
@@ -12732,7 +14065,7 @@
         <mc:AlternateContent>
           <mc:Choice Requires="wps">
             <w:drawing>
-              <wp:anchor distT="0" distB="0" distL="114300" distR="114300" simplePos="0" relativeHeight="251682816" behindDoc="0" locked="0" layoutInCell="1" allowOverlap="1" wp14:anchorId="7BD4AD31" wp14:editId="29052CF5">
+              <wp:anchor distT="0" distB="0" distL="114300" distR="114300" simplePos="0" relativeHeight="251682816" behindDoc="0" locked="0" layoutInCell="1" allowOverlap="1" wp14:anchorId="08904F23" wp14:editId="2338B514">
                 <wp:simplePos x="0" y="0"/>
                 <wp:positionH relativeFrom="column">
                   <wp:posOffset>0</wp:posOffset>
@@ -12779,7 +14112,7 @@
               </wp:anchor>
             </w:drawing>
           </mc:Choice>
-          <mc:Fallback xmlns:pic="http://schemas.openxmlformats.org/drawingml/2006/picture" xmlns:ns11="http://schemas.microsoft.com/office/drawing/2010/main" xmlns:a="http://schemas.openxmlformats.org/drawingml/2006/main">
+          <mc:Fallback xmlns:ns11="http://schemas.microsoft.com/office/drawing/2010/main" xmlns:ns5="http://schemas.openxmlformats.org/drawingml/2006/main" xmlns:ns9="http://schemas.openxmlformats.org/drawingml/2006/picture">
             <w:pict>
               <v:line w14:anchorId="1705DB05" id="Conexão Reta 3" o:spid="_x0000_s1026" style="position:absolute;z-index:251682816;visibility:visible;mso-wrap-style:square;mso-wrap-distance-left:9pt;mso-wrap-distance-top:0;mso-wrap-distance-right:9pt;mso-wrap-distance-bottom:0;mso-position-horizontal:absolute;mso-position-horizontal-relative:text;mso-position-vertical:absolute;mso-position-vertical-relative:text" from="0,-.05pt" to="484.2pt,-.05pt" o:gfxdata="UEsDBBQABgAIAAAAIQC2gziS/gAAAOEBAAATAAAAW0NvbnRlbnRfVHlwZXNdLnhtbJSRQU7DMBBF 90jcwfIWJU67QAgl6YK0S0CoHGBkTxKLZGx5TGhvj5O2G0SRWNoz/78nu9wcxkFMGNg6quQqL6RA 0s5Y6ir5vt9lD1JwBDIwOMJKHpHlpr69KfdHjyxSmriSfYz+USnWPY7AufNIadK6MEJMx9ApD/oD OlTrorhX2lFEilmcO2RdNtjC5xDF9pCuTyYBB5bi6bQ4syoJ3g9WQ0ymaiLzg5KdCXlKLjvcW893 SUOqXwnz5DrgnHtJTxOsQfEKIT7DmDSUCaxw7Rqn8787ZsmRM9e2VmPeBN4uqYvTtW7jvijg9N/y JsXecLq0q+WD6m8AAAD//wMAUEsDBBQABgAIAAAAIQA4/SH/1gAAAJQBAAALAAAAX3JlbHMvLnJl bHOkkMFqwzAMhu+DvYPRfXGawxijTi+j0GvpHsDYimMaW0Yy2fr2M4PBMnrbUb/Q94l/f/hMi1qR JVI2sOt6UJgd+ZiDgffL8ekFlFSbvV0oo4EbChzGx4f9GRdb25HMsYhqlCwG5lrLq9biZkxWOiqY 22YiTra2kYMu1l1tQD30/bPm3wwYN0x18gb45AdQl1tp5j/sFB2T0FQ7R0nTNEV3j6o9feQzro1i OWA14Fm+Q8a1a8+Bvu/d/dMb2JY5uiPbhG/ktn4cqGU/er3pcvwCAAD//wMAUEsDBBQABgAIAAAA IQCZ2PQonAEAAJQDAAAOAAAAZHJzL2Uyb0RvYy54bWysU01P3DAQvVfqf7B8Z5MAQm202T2A4FK1 qMAPMM54Y8n2WLbZZP99x97dLGorIRAXxx/z3sx7M1muJ2vYFkLU6DreLGrOwEnstdt0/Onx9uwb ZzEJ1wuDDjq+g8jXq69flqNv4RwHND0ERiQutqPv+JCSb6sqygGsiAv04OhRYbAi0TFsqj6Ikdit qc7r+qoaMfQ+oIQY6fZm/8hXhV8pkOmXUhESMx2n2lJZQ1mf81qtlqLdBOEHLQ9liA9UYYV2lHSm uhFJsJeg/6GyWgaMqNJCoq1QKS2haCA1Tf2XmodBeChayJzoZ5vi59HKn9trdx/IhtHHNvr7kFVM Ktj8pfrYVMzazWbBlJiky6vm8vvFJXkqj2/VCehDTHeAluVNx412WYdoxfZHTJSMQo8hdDilLru0 M5CDjfsNiumekjUFXaYCrk1gW0H9FFKCS03uIfGV6AxT2pgZWL8NPMRnKJSJeQ94RpTM6NIMttph +F/2NB1LVvv4owN73dmCZ+x3pSnFGmp9UXgY0zxbr88FfvqZVn8AAAD//wMAUEsDBBQABgAIAAAA IQCasyRQ4AAAAAkBAAAPAAAAZHJzL2Rvd25yZXYueG1sTI9Ba8JAEIXvhf6HZQq96UYpYmM2IpZS KxSpFfS4ZqdJ2uxs2F1N/Pcde2kvA4/He/O+bN7bRpzRh9qRgtEwAYFUOFNTqWD38TyYgghRk9GN I1RwwQDz/PYm06lxHb3jeRtLwSUUUq2girFNpQxFhVaHoWuR2Pt03urI0pfSeN1xuW3kOEkm0uqa +EOlW1xWWHxvT1bBm1+tlov15Ys2B9vtx+v95rV/Uer+rn+a8VnMQETs418Crgy8H3IednQnMkE0 CpgmKhiMQLD5OJk+gDj+apln8j9B/gMAAP//AwBQSwECLQAUAAYACAAAACEAtoM4kv4AAADhAQAA EwAAAAAAAAAAAAAAAAAAAAAAW0NvbnRlbnRfVHlwZXNdLnhtbFBLAQItABQABgAIAAAAIQA4/SH/ 1gAAAJQBAAALAAAAAAAAAAAAAAAAAC8BAABfcmVscy8ucmVsc1BLAQItABQABgAIAAAAIQCZ2PQo nAEAAJQDAAAOAAAAAAAAAAAAAAAAAC4CAABkcnMvZTJvRG9jLnhtbFBLAQItABQABgAIAAAAIQCa syRQ4AAAAAkBAAAPAAAAAAAAAAAAAAAAAPYDAABkcnMvZG93bnJldi54bWxQSwUGAAAAAAQABADz AAAAAwUAAAAA " strokecolor="#156082 [3204]" strokeweight=".5pt">
                 <v:stroke joinstyle="miter"/>
@@ -12845,6 +14178,7 @@
                 <w:szCs w:val="18"/>
                 <w:lang w:val="en-US"/>
               </w:rPr>
+              <w:lastRenderedPageBreak/>
               <w:t>// Spring AI — DatabaseAssistant usa ChatClient (fluent builder)</w:t>
             </w:r>
           </w:p>
@@ -14254,9 +15588,6 @@
           <w:p>
             <w:pPr>
               <w:spacing w:before="20" w:after="20"/>
-              <w:rPr>
-                <w:lang w:val="en-US"/>
-              </w:rPr>
             </w:pPr>
             <w:proofErr w:type="spellStart"/>
             <w:proofErr w:type="gramStart"/>
@@ -14266,7 +15597,6 @@
                 <w:color w:val="D4D4D4"/>
                 <w:sz w:val="18"/>
                 <w:szCs w:val="18"/>
-                <w:lang w:val="en-US"/>
               </w:rPr>
               <w:t>spring.ai.ollama</w:t>
             </w:r>
@@ -14277,7 +15607,6 @@
                 <w:color w:val="D4D4D4"/>
                 <w:sz w:val="18"/>
                 <w:szCs w:val="18"/>
-                <w:lang w:val="en-US"/>
               </w:rPr>
               <w:t>.base-url</w:t>
             </w:r>
@@ -14288,7 +15617,6 @@
                 <w:color w:val="D4D4D4"/>
                 <w:sz w:val="18"/>
                 <w:szCs w:val="18"/>
-                <w:lang w:val="en-US"/>
               </w:rPr>
               <w:t>=http://localhost:11434</w:t>
             </w:r>
@@ -14316,10 +15644,8 @@
           <w:p>
             <w:pPr>
               <w:spacing w:before="20" w:after="20"/>
-              <w:rPr>
-                <w:lang w:val="en-US"/>
-              </w:rPr>
-            </w:pPr>
+            </w:pPr>
+            <w:proofErr w:type="spellStart"/>
             <w:proofErr w:type="gramStart"/>
             <w:r>
               <w:rPr>
@@ -14327,7 +15653,6 @@
                 <w:color w:val="D4D4D4"/>
                 <w:sz w:val="18"/>
                 <w:szCs w:val="18"/>
-                <w:lang w:val="en-US"/>
               </w:rPr>
               <w:t>spring.ai.ollama</w:t>
             </w:r>
@@ -14338,9 +15663,18 @@
                 <w:color w:val="D4D4D4"/>
                 <w:sz w:val="18"/>
                 <w:szCs w:val="18"/>
-                <w:lang w:val="en-US"/>
-              </w:rPr>
-              <w:t>.chat.options.model=qwen2.5:3b</w:t>
+              </w:rPr>
+              <w:t>.chat.options.model</w:t>
+            </w:r>
+            <w:proofErr w:type="spellEnd"/>
+            <w:r>
+              <w:rPr>
+                <w:rFonts w:ascii="Courier New" w:eastAsia="Courier New" w:hAnsi="Courier New" w:cs="Courier New"/>
+                <w:color w:val="D4D4D4"/>
+                <w:sz w:val="18"/>
+                <w:szCs w:val="18"/>
+              </w:rPr>
+              <w:t>=qwen2.5:3b</w:t>
             </w:r>
           </w:p>
         </w:tc>
@@ -14380,6 +15714,7 @@
                 <w:szCs w:val="18"/>
                 <w:lang w:val="en-US"/>
               </w:rPr>
+              <w:lastRenderedPageBreak/>
               <w:t>spring.ai.ollama</w:t>
             </w:r>
             <w:proofErr w:type="gramEnd"/>
@@ -15284,7 +16619,6 @@
                 <w:sz w:val="20"/>
                 <w:szCs w:val="20"/>
               </w:rPr>
-              <w:lastRenderedPageBreak/>
               <w:t>Configuração</w:t>
             </w:r>
           </w:p>
@@ -15493,27 +16827,7 @@
           <w:sz w:val="20"/>
           <w:szCs w:val="20"/>
         </w:rPr>
-        <w:t xml:space="preserve">Tabela </w:t>
-      </w:r>
-      <w:r>
-        <w:rPr>
-          <w:i/>
-          <w:iCs/>
-          <w:color w:val="595959"/>
-          <w:sz w:val="20"/>
-          <w:szCs w:val="20"/>
-        </w:rPr>
-        <w:t>4</w:t>
-      </w:r>
-      <w:r>
-        <w:rPr>
-          <w:i/>
-          <w:iCs/>
-          <w:color w:val="595959"/>
-          <w:sz w:val="20"/>
-          <w:szCs w:val="20"/>
-        </w:rPr>
-        <w:t xml:space="preserve"> — LangChain4j @AiService vs Spring AI ChatClient: comparação de API</w:t>
+        <w:t>Tabela 5 — LangChain4j @AiService vs Spring AI ChatClient: comparação de API</w:t>
       </w:r>
     </w:p>
     <w:p>
@@ -15537,7 +16851,7 @@
         <mc:AlternateContent>
           <mc:Choice Requires="wps">
             <w:drawing>
-              <wp:anchor distT="0" distB="0" distL="114300" distR="114300" simplePos="0" relativeHeight="251684864" behindDoc="0" locked="0" layoutInCell="1" allowOverlap="1" wp14:anchorId="469A8C18" wp14:editId="31FD4D6F">
+              <wp:anchor distT="0" distB="0" distL="114300" distR="114300" simplePos="0" relativeHeight="251684864" behindDoc="0" locked="0" layoutInCell="1" allowOverlap="1" wp14:anchorId="51877F0E" wp14:editId="56221E2B">
                 <wp:simplePos x="0" y="0"/>
                 <wp:positionH relativeFrom="column">
                   <wp:posOffset>0</wp:posOffset>
@@ -15584,7 +16898,7 @@
               </wp:anchor>
             </w:drawing>
           </mc:Choice>
-          <mc:Fallback xmlns:pic="http://schemas.openxmlformats.org/drawingml/2006/picture" xmlns:ns11="http://schemas.microsoft.com/office/drawing/2010/main" xmlns:a="http://schemas.openxmlformats.org/drawingml/2006/main">
+          <mc:Fallback xmlns:ns11="http://schemas.microsoft.com/office/drawing/2010/main" xmlns:ns5="http://schemas.openxmlformats.org/drawingml/2006/main" xmlns:ns9="http://schemas.openxmlformats.org/drawingml/2006/picture">
             <w:pict>
               <v:line w14:anchorId="33CA8BAD" id="Conexão Reta 3" o:spid="_x0000_s1026" style="position:absolute;z-index:251684864;visibility:visible;mso-wrap-style:square;mso-wrap-distance-left:9pt;mso-wrap-distance-top:0;mso-wrap-distance-right:9pt;mso-wrap-distance-bottom:0;mso-position-horizontal:absolute;mso-position-horizontal-relative:text;mso-position-vertical:absolute;mso-position-vertical-relative:text" from="0,0" to="484.2pt,0" o:gfxdata="UEsDBBQABgAIAAAAIQC2gziS/gAAAOEBAAATAAAAW0NvbnRlbnRfVHlwZXNdLnhtbJSRQU7DMBBF 90jcwfIWJU67QAgl6YK0S0CoHGBkTxKLZGx5TGhvj5O2G0SRWNoz/78nu9wcxkFMGNg6quQqL6RA 0s5Y6ir5vt9lD1JwBDIwOMJKHpHlpr69KfdHjyxSmriSfYz+USnWPY7AufNIadK6MEJMx9ApD/oD OlTrorhX2lFEilmcO2RdNtjC5xDF9pCuTyYBB5bi6bQ4syoJ3g9WQ0ymaiLzg5KdCXlKLjvcW893 SUOqXwnz5DrgnHtJTxOsQfEKIT7DmDSUCaxw7Rqn8787ZsmRM9e2VmPeBN4uqYvTtW7jvijg9N/y JsXecLq0q+WD6m8AAAD//wMAUEsDBBQABgAIAAAAIQA4/SH/1gAAAJQBAAALAAAAX3JlbHMvLnJl bHOkkMFqwzAMhu+DvYPRfXGawxijTi+j0GvpHsDYimMaW0Yy2fr2M4PBMnrbUb/Q94l/f/hMi1qR JVI2sOt6UJgd+ZiDgffL8ekFlFSbvV0oo4EbChzGx4f9GRdb25HMsYhqlCwG5lrLq9biZkxWOiqY 22YiTra2kYMu1l1tQD30/bPm3wwYN0x18gb45AdQl1tp5j/sFB2T0FQ7R0nTNEV3j6o9feQzro1i OWA14Fm+Q8a1a8+Bvu/d/dMb2JY5uiPbhG/ktn4cqGU/er3pcvwCAAD//wMAUEsDBBQABgAIAAAA IQCZ2PQonAEAAJQDAAAOAAAAZHJzL2Uyb0RvYy54bWysU01P3DAQvVfqf7B8Z5MAQm202T2A4FK1 qMAPMM54Y8n2WLbZZP99x97dLGorIRAXxx/z3sx7M1muJ2vYFkLU6DreLGrOwEnstdt0/Onx9uwb ZzEJ1wuDDjq+g8jXq69flqNv4RwHND0ERiQutqPv+JCSb6sqygGsiAv04OhRYbAi0TFsqj6Ikdit qc7r+qoaMfQ+oIQY6fZm/8hXhV8pkOmXUhESMx2n2lJZQ1mf81qtlqLdBOEHLQ9liA9UYYV2lHSm uhFJsJeg/6GyWgaMqNJCoq1QKS2haCA1Tf2XmodBeChayJzoZ5vi59HKn9trdx/IhtHHNvr7kFVM Ktj8pfrYVMzazWbBlJiky6vm8vvFJXkqj2/VCehDTHeAluVNx412WYdoxfZHTJSMQo8hdDilLru0 M5CDjfsNiumekjUFXaYCrk1gW0H9FFKCS03uIfGV6AxT2pgZWL8NPMRnKJSJeQ94RpTM6NIMttph +F/2NB1LVvv4owN73dmCZ+x3pSnFGmp9UXgY0zxbr88FfvqZVn8AAAD//wMAUEsDBBQABgAIAAAA IQBdcTjb3gAAAAcBAAAPAAAAZHJzL2Rvd25yZXYueG1sTI9Ba8JAEIXvBf/DMkJvdVMpYmM2IpZS KxSpLdjjmp0m0exs2F1N/Pcde2kvDx6PefO9bN7bRpzRh9qRgvtRAgKpcKamUsHnx/PdFESImoxu HKGCCwaY54ObTKfGdfSO520sBZdQSLWCKsY2lTIUFVodRq5F4uzbeasjW19K43XH5baR4ySZSKtr 4g+VbnFZYXHcnqyCN79aLRfry4E2X7bbjde7zWv/otTtsH+asSxmICL28e8CrhuYH3IG27sTmSAa Bbwm/ipnj5PpA4j91co8k//58x8AAAD//wMAUEsBAi0AFAAGAAgAAAAhALaDOJL+AAAA4QEAABMA AAAAAAAAAAAAAAAAAAAAAFtDb250ZW50X1R5cGVzXS54bWxQSwECLQAUAAYACAAAACEAOP0h/9YA AACUAQAACwAAAAAAAAAAAAAAAAAvAQAAX3JlbHMvLnJlbHNQSwECLQAUAAYACAAAACEAmdj0KJwB AACUAwAADgAAAAAAAAAAAAAAAAAuAgAAZHJzL2Uyb0RvYy54bWxQSwECLQAUAAYACAAAACEAXXE4 294AAAAHAQAADwAAAAAAAAAAAAAAAAD2AwAAZHJzL2Rvd25yZXYueG1sUEsFBgAAAAAEAAQA8wAA AAEFAAAAAA== " strokecolor="#156082 [3204]" strokeweight=".5pt">
                 <v:stroke joinstyle="miter"/>
@@ -15599,49 +16913,30 @@
     </w:p>
     <w:p>
       <w:pPr>
+        <w:spacing w:before="80" w:after="80" w:line="276" w:lineRule="auto"/>
+      </w:pPr>
+    </w:p>
+    <w:p>
+      <w:pPr>
+        <w:spacing w:before="80" w:after="80" w:line="276" w:lineRule="auto"/>
+      </w:pPr>
+    </w:p>
+    <w:p>
+      <w:pPr>
         <w:rPr>
           <w:b/>
           <w:bCs/>
           <w:lang w:val="en-US"/>
         </w:rPr>
       </w:pPr>
-    </w:p>
-    <w:p>
-      <w:pPr>
+      <w:r>
         <w:rPr>
           <w:b/>
           <w:bCs/>
           <w:lang w:val="en-US"/>
         </w:rPr>
-      </w:pPr>
-      <w:proofErr w:type="spellStart"/>
-      <w:r>
-        <w:rPr>
-          <w:b/>
-          <w:bCs/>
-          <w:lang w:val="en-US"/>
-        </w:rPr>
-        <w:t>Exemplo</w:t>
-      </w:r>
-      <w:proofErr w:type="spellEnd"/>
-      <w:r>
-        <w:rPr>
-          <w:b/>
-          <w:bCs/>
-          <w:lang w:val="en-US"/>
-        </w:rPr>
-        <w:t xml:space="preserve"> </w:t>
-      </w:r>
-      <w:proofErr w:type="spellStart"/>
-      <w:r>
-        <w:rPr>
-          <w:b/>
-          <w:bCs/>
-          <w:lang w:val="en-US"/>
-        </w:rPr>
-        <w:t>Concreto</w:t>
-      </w:r>
-      <w:proofErr w:type="spellEnd"/>
+        <w:t>Exemplo Concreto</w:t>
+      </w:r>
     </w:p>
     <w:p>
       <w:pPr>
@@ -15794,6 +17089,7 @@
                 <w:sz w:val="18"/>
                 <w:szCs w:val="18"/>
               </w:rPr>
+              <w:lastRenderedPageBreak/>
               <w:t xml:space="preserve">FROM </w:t>
             </w:r>
             <w:proofErr w:type="spellStart"/>
@@ -16668,7 +17964,6 @@
                 <w:sz w:val="20"/>
                 <w:szCs w:val="20"/>
               </w:rPr>
-              <w:lastRenderedPageBreak/>
               <w:t>Type safety</w:t>
             </w:r>
           </w:p>
@@ -17011,27 +18306,7 @@
           <w:sz w:val="20"/>
           <w:szCs w:val="20"/>
         </w:rPr>
-        <w:t xml:space="preserve">Tabela </w:t>
-      </w:r>
-      <w:r>
-        <w:rPr>
-          <w:i/>
-          <w:iCs/>
-          <w:color w:val="595959"/>
-          <w:sz w:val="20"/>
-          <w:szCs w:val="20"/>
-        </w:rPr>
-        <w:t>5</w:t>
-      </w:r>
-      <w:r>
-        <w:rPr>
-          <w:i/>
-          <w:iCs/>
-          <w:color w:val="595959"/>
-          <w:sz w:val="20"/>
-          <w:szCs w:val="20"/>
-        </w:rPr>
-        <w:t xml:space="preserve"> — HQL via Hibernate Assistant vs SQL gerado pelo LLM: comparação técnica</w:t>
+        <w:t>Tabela 6 — HQL via Hibernate Assistant vs SQL gerado pelo LLM: comparação técnica</w:t>
       </w:r>
     </w:p>
     <w:p>
@@ -17055,7 +18330,7 @@
         <mc:AlternateContent>
           <mc:Choice Requires="wps">
             <w:drawing>
-              <wp:anchor distT="0" distB="0" distL="114300" distR="114300" simplePos="0" relativeHeight="251686912" behindDoc="0" locked="0" layoutInCell="1" allowOverlap="1" wp14:anchorId="5D90778F" wp14:editId="0A4799CB">
+              <wp:anchor distT="0" distB="0" distL="114300" distR="114300" simplePos="0" relativeHeight="251686912" behindDoc="0" locked="0" layoutInCell="1" allowOverlap="1" wp14:anchorId="75EC288A" wp14:editId="7FDC3CED">
                 <wp:simplePos x="0" y="0"/>
                 <wp:positionH relativeFrom="column">
                   <wp:posOffset>0</wp:posOffset>
@@ -17102,7 +18377,7 @@
               </wp:anchor>
             </w:drawing>
           </mc:Choice>
-          <mc:Fallback xmlns:pic="http://schemas.openxmlformats.org/drawingml/2006/picture" xmlns:ns11="http://schemas.microsoft.com/office/drawing/2010/main" xmlns:a="http://schemas.openxmlformats.org/drawingml/2006/main">
+          <mc:Fallback xmlns:ns11="http://schemas.microsoft.com/office/drawing/2010/main" xmlns:ns5="http://schemas.openxmlformats.org/drawingml/2006/main" xmlns:ns9="http://schemas.openxmlformats.org/drawingml/2006/picture">
             <w:pict>
               <v:line w14:anchorId="2E235C5D" id="Conexão Reta 3" o:spid="_x0000_s1026" style="position:absolute;z-index:251686912;visibility:visible;mso-wrap-style:square;mso-wrap-distance-left:9pt;mso-wrap-distance-top:0;mso-wrap-distance-right:9pt;mso-wrap-distance-bottom:0;mso-position-horizontal:absolute;mso-position-horizontal-relative:text;mso-position-vertical:absolute;mso-position-vertical-relative:text" from="0,-.05pt" to="484.2pt,-.05pt" o:gfxdata="UEsDBBQABgAIAAAAIQC2gziS/gAAAOEBAAATAAAAW0NvbnRlbnRfVHlwZXNdLnhtbJSRQU7DMBBF 90jcwfIWJU67QAgl6YK0S0CoHGBkTxKLZGx5TGhvj5O2G0SRWNoz/78nu9wcxkFMGNg6quQqL6RA 0s5Y6ir5vt9lD1JwBDIwOMJKHpHlpr69KfdHjyxSmriSfYz+USnWPY7AufNIadK6MEJMx9ApD/oD OlTrorhX2lFEilmcO2RdNtjC5xDF9pCuTyYBB5bi6bQ4syoJ3g9WQ0ymaiLzg5KdCXlKLjvcW893 SUOqXwnz5DrgnHtJTxOsQfEKIT7DmDSUCaxw7Rqn8787ZsmRM9e2VmPeBN4uqYvTtW7jvijg9N/y JsXecLq0q+WD6m8AAAD//wMAUEsDBBQABgAIAAAAIQA4/SH/1gAAAJQBAAALAAAAX3JlbHMvLnJl bHOkkMFqwzAMhu+DvYPRfXGawxijTi+j0GvpHsDYimMaW0Yy2fr2M4PBMnrbUb/Q94l/f/hMi1qR JVI2sOt6UJgd+ZiDgffL8ekFlFSbvV0oo4EbChzGx4f9GRdb25HMsYhqlCwG5lrLq9biZkxWOiqY 22YiTra2kYMu1l1tQD30/bPm3wwYN0x18gb45AdQl1tp5j/sFB2T0FQ7R0nTNEV3j6o9feQzro1i OWA14Fm+Q8a1a8+Bvu/d/dMb2JY5uiPbhG/ktn4cqGU/er3pcvwCAAD//wMAUEsDBBQABgAIAAAA IQCZ2PQonAEAAJQDAAAOAAAAZHJzL2Uyb0RvYy54bWysU01P3DAQvVfqf7B8Z5MAQm202T2A4FK1 qMAPMM54Y8n2WLbZZP99x97dLGorIRAXxx/z3sx7M1muJ2vYFkLU6DreLGrOwEnstdt0/Onx9uwb ZzEJ1wuDDjq+g8jXq69flqNv4RwHND0ERiQutqPv+JCSb6sqygGsiAv04OhRYbAi0TFsqj6Ikdit qc7r+qoaMfQ+oIQY6fZm/8hXhV8pkOmXUhESMx2n2lJZQ1mf81qtlqLdBOEHLQ9liA9UYYV2lHSm uhFJsJeg/6GyWgaMqNJCoq1QKS2haCA1Tf2XmodBeChayJzoZ5vi59HKn9trdx/IhtHHNvr7kFVM Ktj8pfrYVMzazWbBlJiky6vm8vvFJXkqj2/VCehDTHeAluVNx412WYdoxfZHTJSMQo8hdDilLru0 M5CDjfsNiumekjUFXaYCrk1gW0H9FFKCS03uIfGV6AxT2pgZWL8NPMRnKJSJeQ94RpTM6NIMttph +F/2NB1LVvv4owN73dmCZ+x3pSnFGmp9UXgY0zxbr88FfvqZVn8AAAD//wMAUEsDBBQABgAIAAAA IQCasyRQ4AAAAAkBAAAPAAAAZHJzL2Rvd25yZXYueG1sTI9Ba8JAEIXvhf6HZQq96UYpYmM2IpZS KxSpFfS4ZqdJ2uxs2F1N/Pcde2kvA4/He/O+bN7bRpzRh9qRgtEwAYFUOFNTqWD38TyYgghRk9GN I1RwwQDz/PYm06lxHb3jeRtLwSUUUq2girFNpQxFhVaHoWuR2Pt03urI0pfSeN1xuW3kOEkm0uqa +EOlW1xWWHxvT1bBm1+tlov15Ys2B9vtx+v95rV/Uer+rn+a8VnMQETs418Crgy8H3IednQnMkE0 CpgmKhiMQLD5OJk+gDj+apln8j9B/gMAAP//AwBQSwECLQAUAAYACAAAACEAtoM4kv4AAADhAQAA EwAAAAAAAAAAAAAAAAAAAAAAW0NvbnRlbnRfVHlwZXNdLnhtbFBLAQItABQABgAIAAAAIQA4/SH/ 1gAAAJQBAAALAAAAAAAAAAAAAAAAAC8BAABfcmVscy8ucmVsc1BLAQItABQABgAIAAAAIQCZ2PQo nAEAAJQDAAAOAAAAAAAAAAAAAAAAAC4CAABkcnMvZTJvRG9jLnhtbFBLAQItABQABgAIAAAAIQCa syRQ4AAAAAkBAAAPAAAAAAAAAAAAAAAAAPYDAABkcnMvZG93bnJldi54bWxQSwUGAAAAAAQABADz AAAAAwUAAAAA " strokecolor="#156082 [3204]" strokeweight=".5pt">
                 <v:stroke joinstyle="miter"/>
@@ -17112,7 +18387,7 @@
         </mc:AlternateContent>
       </w:r>
       <w:r>
-        <w:t>RAG (Retrieval Augmented Generation) é uma técnica em que o sistema dá ao LLM informação atual e relevante antes de ele responder. Assim, o modelo consegue gerar respostas mais corretas e evita inventar informação baseada apenas no que aprendeu durante o treino.</w:t>
+        <w:t>Os LLMs são treinados com dados até uma determinada data e não conhecem a realidade atual da nossa aplicação. Se perguntarmos ao modelo sobre as encomendas em aberto, os utilizadores registados ou o stock disponível, ele simplesmente não tem essa informação — e sem contexto, pode inventar respostas plausíveis mas incorretas, fenómeno conhecido como alucinação.</w:t>
       </w:r>
     </w:p>
     <w:p>
@@ -17120,7 +18395,19 @@
         <w:spacing w:before="80"/>
       </w:pPr>
       <w:r>
-        <w:t>Na arquitetura do Hibernate Assistant, o RAG funciona de forma simples e eficiente: em vez de usar embeddings ou bases de dados vetoriais, o LLM recebe diretamente os resultados das queries HQL. Assim, trabalha com dados em tempo real e respostas muito mais precisas.</w:t>
+        <w:t xml:space="preserve">O RAG (Retrieval Augmented Generation) resolve este problema fornecendo ao LLM informação relevante antes de ele responder. Na abordagem clássica, os documentos são convertidos em embeddings — representações vetoriais do seu significado semântico — e indexados numa base de dados vetorial. Quando o utilizador faz uma pergunta, esta é igualmente convertida num </w:t>
+      </w:r>
+      <w:r>
+        <w:lastRenderedPageBreak/>
+        <w:t>embedding e os documentos semanticamente mais próximos são recuperados e enviados ao LLM como contexto adicional.</w:t>
+      </w:r>
+    </w:p>
+    <w:p>
+      <w:pPr>
+        <w:spacing w:before="80"/>
+      </w:pPr>
+      <w:r>
+        <w:t>No Hibernate Assistant, a abordagem é mais direta e adequada para dados estruturados: o LLM gera uma query HQL a partir da pergunta do utilizador, o Hibernate executa-a na base de dados real e os resultados são devolvidos ao modelo como contexto. Não são precisos embeddings, bases de dados vetoriais, nem pré-indexação. O modelo trabalha com dados reais, em tempo real, e as respostas são determinísticas e verificáveis — uma vantagem clara para sistemas com esquema relacional bem definido.</w:t>
       </w:r>
     </w:p>
     <w:p>
@@ -17636,27 +18923,7 @@
           <w:sz w:val="20"/>
           <w:szCs w:val="20"/>
         </w:rPr>
-        <w:t xml:space="preserve">Tabela </w:t>
-      </w:r>
-      <w:r>
-        <w:rPr>
-          <w:i/>
-          <w:iCs/>
-          <w:color w:val="595959"/>
-          <w:sz w:val="20"/>
-          <w:szCs w:val="20"/>
-        </w:rPr>
-        <w:t>6</w:t>
-      </w:r>
-      <w:r>
-        <w:rPr>
-          <w:i/>
-          <w:iCs/>
-          <w:color w:val="595959"/>
-          <w:sz w:val="20"/>
-          <w:szCs w:val="20"/>
-        </w:rPr>
-        <w:t xml:space="preserve"> — RAG clássico (Vector DB) vs RAG direto via Hibernate</w:t>
+        <w:t>Tabela 7 — RAG clássico (Vector DB) vs RAG direto via Hibernate</w:t>
       </w:r>
     </w:p>
     <w:p>
@@ -17680,7 +18947,7 @@
         <mc:AlternateContent>
           <mc:Choice Requires="wps">
             <w:drawing>
-              <wp:anchor distT="0" distB="0" distL="114300" distR="114300" simplePos="0" relativeHeight="251688960" behindDoc="0" locked="0" layoutInCell="1" allowOverlap="1" wp14:anchorId="77E3C959" wp14:editId="78B05BE8">
+              <wp:anchor distT="0" distB="0" distL="114300" distR="114300" simplePos="0" relativeHeight="251688960" behindDoc="0" locked="0" layoutInCell="1" allowOverlap="1" wp14:anchorId="3F1A479C" wp14:editId="6E39FAB8">
                 <wp:simplePos x="0" y="0"/>
                 <wp:positionH relativeFrom="column">
                   <wp:posOffset>0</wp:posOffset>
@@ -17727,7 +18994,7 @@
               </wp:anchor>
             </w:drawing>
           </mc:Choice>
-          <mc:Fallback xmlns:pic="http://schemas.openxmlformats.org/drawingml/2006/picture" xmlns:ns11="http://schemas.microsoft.com/office/drawing/2010/main" xmlns:a="http://schemas.openxmlformats.org/drawingml/2006/main">
+          <mc:Fallback xmlns:ns11="http://schemas.microsoft.com/office/drawing/2010/main" xmlns:ns5="http://schemas.openxmlformats.org/drawingml/2006/main" xmlns:ns9="http://schemas.openxmlformats.org/drawingml/2006/picture">
             <w:pict>
               <v:line w14:anchorId="4758ED58" id="Conexão Reta 3" o:spid="_x0000_s1026" style="position:absolute;z-index:251688960;visibility:visible;mso-wrap-style:square;mso-wrap-distance-left:9pt;mso-wrap-distance-top:0;mso-wrap-distance-right:9pt;mso-wrap-distance-bottom:0;mso-position-horizontal:absolute;mso-position-horizontal-relative:text;mso-position-vertical:absolute;mso-position-vertical-relative:text" from="0,-.05pt" to="484.2pt,-.05pt" o:gfxdata="UEsDBBQABgAIAAAAIQC2gziS/gAAAOEBAAATAAAAW0NvbnRlbnRfVHlwZXNdLnhtbJSRQU7DMBBF 90jcwfIWJU67QAgl6YK0S0CoHGBkTxKLZGx5TGhvj5O2G0SRWNoz/78nu9wcxkFMGNg6quQqL6RA 0s5Y6ir5vt9lD1JwBDIwOMJKHpHlpr69KfdHjyxSmriSfYz+USnWPY7AufNIadK6MEJMx9ApD/oD OlTrorhX2lFEilmcO2RdNtjC5xDF9pCuTyYBB5bi6bQ4syoJ3g9WQ0ymaiLzg5KdCXlKLjvcW893 SUOqXwnz5DrgnHtJTxOsQfEKIT7DmDSUCaxw7Rqn8787ZsmRM9e2VmPeBN4uqYvTtW7jvijg9N/y JsXecLq0q+WD6m8AAAD//wMAUEsDBBQABgAIAAAAIQA4/SH/1gAAAJQBAAALAAAAX3JlbHMvLnJl bHOkkMFqwzAMhu+DvYPRfXGawxijTi+j0GvpHsDYimMaW0Yy2fr2M4PBMnrbUb/Q94l/f/hMi1qR JVI2sOt6UJgd+ZiDgffL8ekFlFSbvV0oo4EbChzGx4f9GRdb25HMsYhqlCwG5lrLq9biZkxWOiqY 22YiTra2kYMu1l1tQD30/bPm3wwYN0x18gb45AdQl1tp5j/sFB2T0FQ7R0nTNEV3j6o9feQzro1i OWA14Fm+Q8a1a8+Bvu/d/dMb2JY5uiPbhG/ktn4cqGU/er3pcvwCAAD//wMAUEsDBBQABgAIAAAA IQCZ2PQonAEAAJQDAAAOAAAAZHJzL2Uyb0RvYy54bWysU01P3DAQvVfqf7B8Z5MAQm202T2A4FK1 qMAPMM54Y8n2WLbZZP99x97dLGorIRAXxx/z3sx7M1muJ2vYFkLU6DreLGrOwEnstdt0/Onx9uwb ZzEJ1wuDDjq+g8jXq69flqNv4RwHND0ERiQutqPv+JCSb6sqygGsiAv04OhRYbAi0TFsqj6Ikdit qc7r+qoaMfQ+oIQY6fZm/8hXhV8pkOmXUhESMx2n2lJZQ1mf81qtlqLdBOEHLQ9liA9UYYV2lHSm uhFJsJeg/6GyWgaMqNJCoq1QKS2haCA1Tf2XmodBeChayJzoZ5vi59HKn9trdx/IhtHHNvr7kFVM Ktj8pfrYVMzazWbBlJiky6vm8vvFJXkqj2/VCehDTHeAluVNx412WYdoxfZHTJSMQo8hdDilLru0 M5CDjfsNiumekjUFXaYCrk1gW0H9FFKCS03uIfGV6AxT2pgZWL8NPMRnKJSJeQ94RpTM6NIMttph +F/2NB1LVvv4owN73dmCZ+x3pSnFGmp9UXgY0zxbr88FfvqZVn8AAAD//wMAUEsDBBQABgAIAAAA IQCasyRQ4AAAAAkBAAAPAAAAZHJzL2Rvd25yZXYueG1sTI9Ba8JAEIXvhf6HZQq96UYpYmM2IpZS KxSpFfS4ZqdJ2uxs2F1N/Pcde2kvA4/He/O+bN7bRpzRh9qRgtEwAYFUOFNTqWD38TyYgghRk9GN I1RwwQDz/PYm06lxHb3jeRtLwSUUUq2girFNpQxFhVaHoWuR2Pt03urI0pfSeN1xuW3kOEkm0uqa +EOlW1xWWHxvT1bBm1+tlov15Ys2B9vtx+v95rV/Uer+rn+a8VnMQETs418Crgy8H3IednQnMkE0 CpgmKhiMQLD5OJk+gDj+apln8j9B/gMAAP//AwBQSwECLQAUAAYACAAAACEAtoM4kv4AAADhAQAA EwAAAAAAAAAAAAAAAAAAAAAAW0NvbnRlbnRfVHlwZXNdLnhtbFBLAQItABQABgAIAAAAIQA4/SH/ 1gAAAJQBAAALAAAAAAAAAAAAAAAAAC8BAABfcmVscy8ucmVsc1BLAQItABQABgAIAAAAIQCZ2PQo nAEAAJQDAAAOAAAAAAAAAAAAAAAAAC4CAABkcnMvZTJvRG9jLnhtbFBLAQItABQABgAIAAAAIQCa syRQ4AAAAAkBAAAPAAAAAAAAAAAAAAAAAPYDAABkcnMvZG93bnJldi54bWxQSwUGAAAAAAQABADz AAAAAwUAAAAA " strokecolor="#156082 [3204]" strokeweight=".5pt">
                 <v:stroke joinstyle="miter"/>
@@ -17961,7 +19228,6 @@
                 <w:szCs w:val="18"/>
                 <w:lang w:val="en-US"/>
               </w:rPr>
-              <w:lastRenderedPageBreak/>
               <w:t>//     &lt;</w:t>
             </w:r>
             <w:proofErr w:type="spellStart"/>
@@ -18434,6 +19700,7 @@
                 <w:sz w:val="18"/>
                 <w:szCs w:val="18"/>
               </w:rPr>
+              <w:lastRenderedPageBreak/>
               <w:t>//   "mcpServers": {</w:t>
             </w:r>
           </w:p>
@@ -18624,7 +19891,7 @@
         <mc:AlternateContent>
           <mc:Choice Requires="wps">
             <w:drawing>
-              <wp:anchor distT="0" distB="0" distL="114300" distR="114300" simplePos="0" relativeHeight="251691008" behindDoc="0" locked="0" layoutInCell="1" allowOverlap="1" wp14:anchorId="20C2C7CC" wp14:editId="6B77A1F7">
+              <wp:anchor distT="0" distB="0" distL="114300" distR="114300" simplePos="0" relativeHeight="251691008" behindDoc="0" locked="0" layoutInCell="1" allowOverlap="1" wp14:anchorId="415456E3" wp14:editId="5B960779">
                 <wp:simplePos x="0" y="0"/>
                 <wp:positionH relativeFrom="column">
                   <wp:posOffset>0</wp:posOffset>
@@ -18671,7 +19938,7 @@
               </wp:anchor>
             </w:drawing>
           </mc:Choice>
-          <mc:Fallback xmlns:pic="http://schemas.openxmlformats.org/drawingml/2006/picture" xmlns:ns11="http://schemas.microsoft.com/office/drawing/2010/main" xmlns:a="http://schemas.openxmlformats.org/drawingml/2006/main">
+          <mc:Fallback xmlns:ns11="http://schemas.microsoft.com/office/drawing/2010/main" xmlns:ns5="http://schemas.openxmlformats.org/drawingml/2006/main" xmlns:ns9="http://schemas.openxmlformats.org/drawingml/2006/picture">
             <w:pict>
               <v:line w14:anchorId="32FC0122" id="Conexão Reta 3" o:spid="_x0000_s1026" style="position:absolute;z-index:251691008;visibility:visible;mso-wrap-style:square;mso-wrap-distance-left:9pt;mso-wrap-distance-top:0;mso-wrap-distance-right:9pt;mso-wrap-distance-bottom:0;mso-position-horizontal:absolute;mso-position-horizontal-relative:text;mso-position-vertical:absolute;mso-position-vertical-relative:text" from="0,-.05pt" to="484.2pt,-.05pt" o:gfxdata="UEsDBBQABgAIAAAAIQC2gziS/gAAAOEBAAATAAAAW0NvbnRlbnRfVHlwZXNdLnhtbJSRQU7DMBBF 90jcwfIWJU67QAgl6YK0S0CoHGBkTxKLZGx5TGhvj5O2G0SRWNoz/78nu9wcxkFMGNg6quQqL6RA 0s5Y6ir5vt9lD1JwBDIwOMJKHpHlpr69KfdHjyxSmriSfYz+USnWPY7AufNIadK6MEJMx9ApD/oD OlTrorhX2lFEilmcO2RdNtjC5xDF9pCuTyYBB5bi6bQ4syoJ3g9WQ0ymaiLzg5KdCXlKLjvcW893 SUOqXwnz5DrgnHtJTxOsQfEKIT7DmDSUCaxw7Rqn8787ZsmRM9e2VmPeBN4uqYvTtW7jvijg9N/y JsXecLq0q+WD6m8AAAD//wMAUEsDBBQABgAIAAAAIQA4/SH/1gAAAJQBAAALAAAAX3JlbHMvLnJl bHOkkMFqwzAMhu+DvYPRfXGawxijTi+j0GvpHsDYimMaW0Yy2fr2M4PBMnrbUb/Q94l/f/hMi1qR JVI2sOt6UJgd+ZiDgffL8ekFlFSbvV0oo4EbChzGx4f9GRdb25HMsYhqlCwG5lrLq9biZkxWOiqY 22YiTra2kYMu1l1tQD30/bPm3wwYN0x18gb45AdQl1tp5j/sFB2T0FQ7R0nTNEV3j6o9feQzro1i OWA14Fm+Q8a1a8+Bvu/d/dMb2JY5uiPbhG/ktn4cqGU/er3pcvwCAAD//wMAUEsDBBQABgAIAAAA IQCZ2PQonAEAAJQDAAAOAAAAZHJzL2Uyb0RvYy54bWysU01P3DAQvVfqf7B8Z5MAQm202T2A4FK1 qMAPMM54Y8n2WLbZZP99x97dLGorIRAXxx/z3sx7M1muJ2vYFkLU6DreLGrOwEnstdt0/Onx9uwb ZzEJ1wuDDjq+g8jXq69flqNv4RwHND0ERiQutqPv+JCSb6sqygGsiAv04OhRYbAi0TFsqj6Ikdit qc7r+qoaMfQ+oIQY6fZm/8hXhV8pkOmXUhESMx2n2lJZQ1mf81qtlqLdBOEHLQ9liA9UYYV2lHSm uhFJsJeg/6GyWgaMqNJCoq1QKS2haCA1Tf2XmodBeChayJzoZ5vi59HKn9trdx/IhtHHNvr7kFVM Ktj8pfrYVMzazWbBlJiky6vm8vvFJXkqj2/VCehDTHeAluVNx412WYdoxfZHTJSMQo8hdDilLru0 M5CDjfsNiumekjUFXaYCrk1gW0H9FFKCS03uIfGV6AxT2pgZWL8NPMRnKJSJeQ94RpTM6NIMttph +F/2NB1LVvv4owN73dmCZ+x3pSnFGmp9UXgY0zxbr88FfvqZVn8AAAD//wMAUEsDBBQABgAIAAAA IQCasyRQ4AAAAAkBAAAPAAAAZHJzL2Rvd25yZXYueG1sTI9Ba8JAEIXvhf6HZQq96UYpYmM2IpZS KxSpFfS4ZqdJ2uxs2F1N/Pcde2kvA4/He/O+bN7bRpzRh9qRgtEwAYFUOFNTqWD38TyYgghRk9GN I1RwwQDz/PYm06lxHb3jeRtLwSUUUq2girFNpQxFhVaHoWuR2Pt03urI0pfSeN1xuW3kOEkm0uqa +EOlW1xWWHxvT1bBm1+tlov15Ys2B9vtx+v95rV/Uer+rn+a8VnMQETs418Crgy8H3IednQnMkE0 CpgmKhiMQLD5OJk+gDj+apln8j9B/gMAAP//AwBQSwECLQAUAAYACAAAACEAtoM4kv4AAADhAQAA EwAAAAAAAAAAAAAAAAAAAAAAW0NvbnRlbnRfVHlwZXNdLnhtbFBLAQItABQABgAIAAAAIQA4/SH/ 1gAAAJQBAAALAAAAAAAAAAAAAAAAAC8BAABfcmVscy8ucmVsc1BLAQItABQABgAIAAAAIQCZ2PQo nAEAAJQDAAAOAAAAAAAAAAAAAAAAAC4CAABkcnMvZTJvRG9jLnhtbFBLAQItABQABgAIAAAAIQCa syRQ4AAAAAkBAAAPAAAAAAAAAAAAAAAAAPYDAABkcnMvZG93bnJldi54bWxQSwUGAAAAAAQABADz AAAAAwUAAAAA " strokecolor="#156082 [3204]" strokeweight=".5pt">
                 <v:stroke joinstyle="miter"/>
@@ -18725,7 +19992,7 @@
         <mc:AlternateContent>
           <mc:Choice Requires="wps">
             <w:drawing>
-              <wp:anchor distT="0" distB="0" distL="114300" distR="114300" simplePos="0" relativeHeight="251693056" behindDoc="0" locked="0" layoutInCell="1" allowOverlap="1" wp14:anchorId="678D7E29" wp14:editId="3A2DC748">
+              <wp:anchor distT="0" distB="0" distL="114300" distR="114300" simplePos="0" relativeHeight="251693056" behindDoc="0" locked="0" layoutInCell="1" allowOverlap="1" wp14:anchorId="25A991F6" wp14:editId="75515E82">
                 <wp:simplePos x="0" y="0"/>
                 <wp:positionH relativeFrom="column">
                   <wp:posOffset>0</wp:posOffset>
@@ -18772,7 +20039,7 @@
               </wp:anchor>
             </w:drawing>
           </mc:Choice>
-          <mc:Fallback xmlns:pic="http://schemas.openxmlformats.org/drawingml/2006/picture" xmlns:ns11="http://schemas.microsoft.com/office/drawing/2010/main" xmlns:a="http://schemas.openxmlformats.org/drawingml/2006/main">
+          <mc:Fallback xmlns:ns11="http://schemas.microsoft.com/office/drawing/2010/main" xmlns:ns5="http://schemas.openxmlformats.org/drawingml/2006/main" xmlns:ns9="http://schemas.openxmlformats.org/drawingml/2006/picture">
             <w:pict>
               <v:line w14:anchorId="17F8D4B3" id="Conexão Reta 3" o:spid="_x0000_s1026" style="position:absolute;z-index:251693056;visibility:visible;mso-wrap-style:square;mso-wrap-distance-left:9pt;mso-wrap-distance-top:0;mso-wrap-distance-right:9pt;mso-wrap-distance-bottom:0;mso-position-horizontal:absolute;mso-position-horizontal-relative:text;mso-position-vertical:absolute;mso-position-vertical-relative:text" from="0,-.05pt" to="484.2pt,-.05pt" o:gfxdata="UEsDBBQABgAIAAAAIQC2gziS/gAAAOEBAAATAAAAW0NvbnRlbnRfVHlwZXNdLnhtbJSRQU7DMBBF 90jcwfIWJU67QAgl6YK0S0CoHGBkTxKLZGx5TGhvj5O2G0SRWNoz/78nu9wcxkFMGNg6quQqL6RA 0s5Y6ir5vt9lD1JwBDIwOMJKHpHlpr69KfdHjyxSmriSfYz+USnWPY7AufNIadK6MEJMx9ApD/oD OlTrorhX2lFEilmcO2RdNtjC5xDF9pCuTyYBB5bi6bQ4syoJ3g9WQ0ymaiLzg5KdCXlKLjvcW893 SUOqXwnz5DrgnHtJTxOsQfEKIT7DmDSUCaxw7Rqn8787ZsmRM9e2VmPeBN4uqYvTtW7jvijg9N/y JsXecLq0q+WD6m8AAAD//wMAUEsDBBQABgAIAAAAIQA4/SH/1gAAAJQBAAALAAAAX3JlbHMvLnJl bHOkkMFqwzAMhu+DvYPRfXGawxijTi+j0GvpHsDYimMaW0Yy2fr2M4PBMnrbUb/Q94l/f/hMi1qR JVI2sOt6UJgd+ZiDgffL8ekFlFSbvV0oo4EbChzGx4f9GRdb25HMsYhqlCwG5lrLq9biZkxWOiqY 22YiTra2kYMu1l1tQD30/bPm3wwYN0x18gb45AdQl1tp5j/sFB2T0FQ7R0nTNEV3j6o9feQzro1i OWA14Fm+Q8a1a8+Bvu/d/dMb2JY5uiPbhG/ktn4cqGU/er3pcvwCAAD//wMAUEsDBBQABgAIAAAA IQCZ2PQonAEAAJQDAAAOAAAAZHJzL2Uyb0RvYy54bWysU01P3DAQvVfqf7B8Z5MAQm202T2A4FK1 qMAPMM54Y8n2WLbZZP99x97dLGorIRAXxx/z3sx7M1muJ2vYFkLU6DreLGrOwEnstdt0/Onx9uwb ZzEJ1wuDDjq+g8jXq69flqNv4RwHND0ERiQutqPv+JCSb6sqygGsiAv04OhRYbAi0TFsqj6Ikdit qc7r+qoaMfQ+oIQY6fZm/8hXhV8pkOmXUhESMx2n2lJZQ1mf81qtlqLdBOEHLQ9liA9UYYV2lHSm uhFJsJeg/6GyWgaMqNJCoq1QKS2haCA1Tf2XmodBeChayJzoZ5vi59HKn9trdx/IhtHHNvr7kFVM Ktj8pfrYVMzazWbBlJiky6vm8vvFJXkqj2/VCehDTHeAluVNx412WYdoxfZHTJSMQo8hdDilLru0 M5CDjfsNiumekjUFXaYCrk1gW0H9FFKCS03uIfGV6AxT2pgZWL8NPMRnKJSJeQ94RpTM6NIMttph +F/2NB1LVvv4owN73dmCZ+x3pSnFGmp9UXgY0zxbr88FfvqZVn8AAAD//wMAUEsDBBQABgAIAAAA IQCasyRQ4AAAAAkBAAAPAAAAZHJzL2Rvd25yZXYueG1sTI9Ba8JAEIXvhf6HZQq96UYpYmM2IpZS KxSpFfS4ZqdJ2uxs2F1N/Pcde2kvA4/He/O+bN7bRpzRh9qRgtEwAYFUOFNTqWD38TyYgghRk9GN I1RwwQDz/PYm06lxHb3jeRtLwSUUUq2girFNpQxFhVaHoWuR2Pt03urI0pfSeN1xuW3kOEkm0uqa +EOlW1xWWHxvT1bBm1+tlov15Ys2B9vtx+v95rV/Uer+rn+a8VnMQETs418Crgy8H3IednQnMkE0 CpgmKhiMQLD5OJk+gDj+apln8j9B/gMAAP//AwBQSwECLQAUAAYACAAAACEAtoM4kv4AAADhAQAA EwAAAAAAAAAAAAAAAAAAAAAAW0NvbnRlbnRfVHlwZXNdLnhtbFBLAQItABQABgAIAAAAIQA4/SH/ 1gAAAJQBAAALAAAAAAAAAAAAAAAAAC8BAABfcmVscy8ucmVsc1BLAQItABQABgAIAAAAIQCZ2PQo nAEAAJQDAAAOAAAAAAAAAAAAAAAAAC4CAABkcnMvZTJvRG9jLnhtbFBLAQItABQABgAIAAAAIQCa syRQ4AAAAAkBAAAPAAAAAAAAAAAAAAAAAPYDAABkcnMvZG93bnJldi54bWxQSwUGAAAAAAQABADz AAAAAwUAAAAA " strokecolor="#156082 [3204]" strokeweight=".5pt">
                 <v:stroke joinstyle="miter"/>
@@ -19355,7 +20622,6 @@
                 <w:szCs w:val="18"/>
                 <w:lang w:val="en-US"/>
               </w:rPr>
-              <w:lastRenderedPageBreak/>
               <w:t>curl "http://localhost:8080/assistant/ask?q=Which+products+have+less+than+10+items+in+stock?"</w:t>
             </w:r>
           </w:p>
@@ -19629,6 +20895,7 @@
       </w:pPr>
       <w:bookmarkStart w:id="22" w:name="_Toc230077245"/>
       <w:r>
+        <w:lastRenderedPageBreak/>
         <w:t>Pontos-Chave</w:t>
       </w:r>
       <w:bookmarkEnd w:id="22"/>
@@ -19649,7 +20916,7 @@
         <mc:AlternateContent>
           <mc:Choice Requires="wps">
             <w:drawing>
-              <wp:anchor distT="0" distB="0" distL="114300" distR="114300" simplePos="0" relativeHeight="251695104" behindDoc="0" locked="0" layoutInCell="1" allowOverlap="1" wp14:anchorId="0942ED93" wp14:editId="67A0E0C3">
+              <wp:anchor distT="0" distB="0" distL="114300" distR="114300" simplePos="0" relativeHeight="251695104" behindDoc="0" locked="0" layoutInCell="1" allowOverlap="1" wp14:anchorId="4DA3A0C1" wp14:editId="195AEBCD">
                 <wp:simplePos x="0" y="0"/>
                 <wp:positionH relativeFrom="column">
                   <wp:posOffset>0</wp:posOffset>
@@ -19696,7 +20963,7 @@
               </wp:anchor>
             </w:drawing>
           </mc:Choice>
-          <mc:Fallback xmlns:pic="http://schemas.openxmlformats.org/drawingml/2006/picture" xmlns:ns11="http://schemas.microsoft.com/office/drawing/2010/main" xmlns:a="http://schemas.openxmlformats.org/drawingml/2006/main">
+          <mc:Fallback xmlns:ns11="http://schemas.microsoft.com/office/drawing/2010/main" xmlns:ns5="http://schemas.openxmlformats.org/drawingml/2006/main" xmlns:ns9="http://schemas.openxmlformats.org/drawingml/2006/picture">
             <w:pict>
               <v:line w14:anchorId="4469CF73" id="Conexão Reta 3" o:spid="_x0000_s1026" style="position:absolute;z-index:251695104;visibility:visible;mso-wrap-style:square;mso-wrap-distance-left:9pt;mso-wrap-distance-top:0;mso-wrap-distance-right:9pt;mso-wrap-distance-bottom:0;mso-position-horizontal:absolute;mso-position-horizontal-relative:text;mso-position-vertical:absolute;mso-position-vertical-relative:text" from="0,0" to="484.2pt,0" o:gfxdata="UEsDBBQABgAIAAAAIQC2gziS/gAAAOEBAAATAAAAW0NvbnRlbnRfVHlwZXNdLnhtbJSRQU7DMBBF 90jcwfIWJU67QAgl6YK0S0CoHGBkTxKLZGx5TGhvj5O2G0SRWNoz/78nu9wcxkFMGNg6quQqL6RA 0s5Y6ir5vt9lD1JwBDIwOMJKHpHlpr69KfdHjyxSmriSfYz+USnWPY7AufNIadK6MEJMx9ApD/oD OlTrorhX2lFEilmcO2RdNtjC5xDF9pCuTyYBB5bi6bQ4syoJ3g9WQ0ymaiLzg5KdCXlKLjvcW893 SUOqXwnz5DrgnHtJTxOsQfEKIT7DmDSUCaxw7Rqn8787ZsmRM9e2VmPeBN4uqYvTtW7jvijg9N/y JsXecLq0q+WD6m8AAAD//wMAUEsDBBQABgAIAAAAIQA4/SH/1gAAAJQBAAALAAAAX3JlbHMvLnJl bHOkkMFqwzAMhu+DvYPRfXGawxijTi+j0GvpHsDYimMaW0Yy2fr2M4PBMnrbUb/Q94l/f/hMi1qR JVI2sOt6UJgd+ZiDgffL8ekFlFSbvV0oo4EbChzGx4f9GRdb25HMsYhqlCwG5lrLq9biZkxWOiqY 22YiTra2kYMu1l1tQD30/bPm3wwYN0x18gb45AdQl1tp5j/sFB2T0FQ7R0nTNEV3j6o9feQzro1i OWA14Fm+Q8a1a8+Bvu/d/dMb2JY5uiPbhG/ktn4cqGU/er3pcvwCAAD//wMAUEsDBBQABgAIAAAA IQCZ2PQonAEAAJQDAAAOAAAAZHJzL2Uyb0RvYy54bWysU01P3DAQvVfqf7B8Z5MAQm202T2A4FK1 qMAPMM54Y8n2WLbZZP99x97dLGorIRAXxx/z3sx7M1muJ2vYFkLU6DreLGrOwEnstdt0/Onx9uwb ZzEJ1wuDDjq+g8jXq69flqNv4RwHND0ERiQutqPv+JCSb6sqygGsiAv04OhRYbAi0TFsqj6Ikdit qc7r+qoaMfQ+oIQY6fZm/8hXhV8pkOmXUhESMx2n2lJZQ1mf81qtlqLdBOEHLQ9liA9UYYV2lHSm uhFJsJeg/6GyWgaMqNJCoq1QKS2haCA1Tf2XmodBeChayJzoZ5vi59HKn9trdx/IhtHHNvr7kFVM Ktj8pfrYVMzazWbBlJiky6vm8vvFJXkqj2/VCehDTHeAluVNx412WYdoxfZHTJSMQo8hdDilLru0 M5CDjfsNiumekjUFXaYCrk1gW0H9FFKCS03uIfGV6AxT2pgZWL8NPMRnKJSJeQ94RpTM6NIMttph +F/2NB1LVvv4owN73dmCZ+x3pSnFGmp9UXgY0zxbr88FfvqZVn8AAAD//wMAUEsDBBQABgAIAAAA IQBdcTjb3gAAAAcBAAAPAAAAZHJzL2Rvd25yZXYueG1sTI9Ba8JAEIXvBf/DMkJvdVMpYmM2IpZS KxSpLdjjmp0m0exs2F1N/Pcde2kvDx6PefO9bN7bRpzRh9qRgvtRAgKpcKamUsHnx/PdFESImoxu HKGCCwaY54ObTKfGdfSO520sBZdQSLWCKsY2lTIUFVodRq5F4uzbeasjW19K43XH5baR4ySZSKtr 4g+VbnFZYXHcnqyCN79aLRfry4E2X7bbjde7zWv/otTtsH+asSxmICL28e8CrhuYH3IG27sTmSAa Bbwm/ipnj5PpA4j91co8k//58x8AAAD//wMAUEsBAi0AFAAGAAgAAAAhALaDOJL+AAAA4QEAABMA AAAAAAAAAAAAAAAAAAAAAFtDb250ZW50X1R5cGVzXS54bWxQSwECLQAUAAYACAAAACEAOP0h/9YA AACUAQAACwAAAAAAAAAAAAAAAAAvAQAAX3JlbHMvLnJlbHNQSwECLQAUAAYACAAAACEAmdj0KJwB AACUAwAADgAAAAAAAAAAAAAAAAAuAgAAZHJzL2Uyb0RvYy54bWxQSwECLQAUAAYACAAAACEAXXE4 294AAAAHAQAADwAAAAAAAAAAAAAAAAD2AwAAZHJzL2Rvd25yZXYueG1sUEsFBgAAAAAEAAQA8wAA AAEFAAAAAA== " strokecolor="#156082 [3204]" strokeweight=".5pt">
                 <v:stroke joinstyle="miter"/>
@@ -19925,7 +21192,7 @@
         <mc:AlternateContent>
           <mc:Choice Requires="wps">
             <w:drawing>
-              <wp:anchor distT="0" distB="0" distL="114300" distR="114300" simplePos="0" relativeHeight="251699200" behindDoc="0" locked="0" layoutInCell="1" allowOverlap="1" wp14:anchorId="21DB9A2B" wp14:editId="00B62ABB">
+              <wp:anchor distT="0" distB="0" distL="114300" distR="114300" simplePos="0" relativeHeight="251699200" behindDoc="0" locked="0" layoutInCell="1" allowOverlap="1" wp14:anchorId="5014C939" wp14:editId="487880EC">
                 <wp:simplePos x="0" y="0"/>
                 <wp:positionH relativeFrom="column">
                   <wp:posOffset>0</wp:posOffset>
@@ -19972,7 +21239,7 @@
               </wp:anchor>
             </w:drawing>
           </mc:Choice>
-          <mc:Fallback xmlns:pic="http://schemas.openxmlformats.org/drawingml/2006/picture" xmlns:ns11="http://schemas.microsoft.com/office/drawing/2010/main" xmlns:a="http://schemas.openxmlformats.org/drawingml/2006/main">
+          <mc:Fallback xmlns:ns11="http://schemas.microsoft.com/office/drawing/2010/main" xmlns:ns5="http://schemas.openxmlformats.org/drawingml/2006/main" xmlns:ns9="http://schemas.openxmlformats.org/drawingml/2006/picture">
             <w:pict>
               <v:line w14:anchorId="46AF1C3A" id="Conexão Reta 3" o:spid="_x0000_s1026" style="position:absolute;z-index:251699200;visibility:visible;mso-wrap-style:square;mso-wrap-distance-left:9pt;mso-wrap-distance-top:0;mso-wrap-distance-right:9pt;mso-wrap-distance-bottom:0;mso-position-horizontal:absolute;mso-position-horizontal-relative:text;mso-position-vertical:absolute;mso-position-vertical-relative:text" from="0,-.05pt" to="484.2pt,-.05pt" o:gfxdata="UEsDBBQABgAIAAAAIQC2gziS/gAAAOEBAAATAAAAW0NvbnRlbnRfVHlwZXNdLnhtbJSRQU7DMBBF 90jcwfIWJU67QAgl6YK0S0CoHGBkTxKLZGx5TGhvj5O2G0SRWNoz/78nu9wcxkFMGNg6quQqL6RA 0s5Y6ir5vt9lD1JwBDIwOMJKHpHlpr69KfdHjyxSmriSfYz+USnWPY7AufNIadK6MEJMx9ApD/oD OlTrorhX2lFEilmcO2RdNtjC5xDF9pCuTyYBB5bi6bQ4syoJ3g9WQ0ymaiLzg5KdCXlKLjvcW893 SUOqXwnz5DrgnHtJTxOsQfEKIT7DmDSUCaxw7Rqn8787ZsmRM9e2VmPeBN4uqYvTtW7jvijg9N/y JsXecLq0q+WD6m8AAAD//wMAUEsDBBQABgAIAAAAIQA4/SH/1gAAAJQBAAALAAAAX3JlbHMvLnJl bHOkkMFqwzAMhu+DvYPRfXGawxijTi+j0GvpHsDYimMaW0Yy2fr2M4PBMnrbUb/Q94l/f/hMi1qR JVI2sOt6UJgd+ZiDgffL8ekFlFSbvV0oo4EbChzGx4f9GRdb25HMsYhqlCwG5lrLq9biZkxWOiqY 22YiTra2kYMu1l1tQD30/bPm3wwYN0x18gb45AdQl1tp5j/sFB2T0FQ7R0nTNEV3j6o9feQzro1i OWA14Fm+Q8a1a8+Bvu/d/dMb2JY5uiPbhG/ktn4cqGU/er3pcvwCAAD//wMAUEsDBBQABgAIAAAA IQCZ2PQonAEAAJQDAAAOAAAAZHJzL2Uyb0RvYy54bWysU01P3DAQvVfqf7B8Z5MAQm202T2A4FK1 qMAPMM54Y8n2WLbZZP99x97dLGorIRAXxx/z3sx7M1muJ2vYFkLU6DreLGrOwEnstdt0/Onx9uwb ZzEJ1wuDDjq+g8jXq69flqNv4RwHND0ERiQutqPv+JCSb6sqygGsiAv04OhRYbAi0TFsqj6Ikdit qc7r+qoaMfQ+oIQY6fZm/8hXhV8pkOmXUhESMx2n2lJZQ1mf81qtlqLdBOEHLQ9liA9UYYV2lHSm uhFJsJeg/6GyWgaMqNJCoq1QKS2haCA1Tf2XmodBeChayJzoZ5vi59HKn9trdx/IhtHHNvr7kFVM Ktj8pfrYVMzazWbBlJiky6vm8vvFJXkqj2/VCehDTHeAluVNx412WYdoxfZHTJSMQo8hdDilLru0 M5CDjfsNiumekjUFXaYCrk1gW0H9FFKCS03uIfGV6AxT2pgZWL8NPMRnKJSJeQ94RpTM6NIMttph +F/2NB1LVvv4owN73dmCZ+x3pSnFGmp9UXgY0zxbr88FfvqZVn8AAAD//wMAUEsDBBQABgAIAAAA IQCasyRQ4AAAAAkBAAAPAAAAZHJzL2Rvd25yZXYueG1sTI9Ba8JAEIXvhf6HZQq96UYpYmM2IpZS KxSpFfS4ZqdJ2uxs2F1N/Pcde2kvA4/He/O+bN7bRpzRh9qRgtEwAYFUOFNTqWD38TyYgghRk9GN I1RwwQDz/PYm06lxHb3jeRtLwSUUUq2girFNpQxFhVaHoWuR2Pt03urI0pfSeN1xuW3kOEkm0uqa +EOlW1xWWHxvT1bBm1+tlov15Ys2B9vtx+v95rV/Uer+rn+a8VnMQETs418Crgy8H3IednQnMkE0 CpgmKhiMQLD5OJk+gDj+apln8j9B/gMAAP//AwBQSwECLQAUAAYACAAAACEAtoM4kv4AAADhAQAA EwAAAAAAAAAAAAAAAAAAAAAAW0NvbnRlbnRfVHlwZXNdLnhtbFBLAQItABQABgAIAAAAIQA4/SH/ 1gAAAJQBAAALAAAAAAAAAAAAAAAAAC8BAABfcmVscy8ucmVsc1BLAQItABQABgAIAAAAIQCZ2PQo nAEAAJQDAAAOAAAAAAAAAAAAAAAAAC4CAABkcnMvZTJvRG9jLnhtbFBLAQItABQABgAIAAAAIQCa syRQ4AAAAAkBAAAPAAAAAAAAAAAAAAAAAPYDAABkcnMvZG93bnJldi54bWxQSwUGAAAAAAQABADz AAAAAwUAAAAA " strokecolor="#156082 [3204]" strokeweight=".5pt">
                 <v:stroke joinstyle="miter"/>

--- a/local_llm_pt.docx
+++ b/local_llm_pt.docx
@@ -83,7 +83,7 @@
           <w:r>
             <w:fldChar w:fldCharType="separate"/>
           </w:r>
-          <w:hyperlink w:anchor="_Toc230077224" w:history="1">
+          <w:hyperlink w:anchor="_Toc230252197" w:history="1">
             <w:r>
               <w:rPr>
                 <w:rStyle w:val="Hiperligao"/>
@@ -108,7 +108,7 @@
               <w:rPr>
                 <w:noProof/>
               </w:rPr>
-              <w:instrText xml:space="preserve"> PAGEREF _Toc230077224 \h </w:instrText>
+              <w:instrText xml:space="preserve"> PAGEREF _Toc230252197 \h </w:instrText>
             </w:r>
             <w:r>
               <w:rPr>
@@ -150,7 +150,7 @@
               <w14:ligatures w14:val="standardContextual"/>
             </w:rPr>
           </w:pPr>
-          <w:hyperlink w:anchor="_Toc230077225" w:history="1">
+          <w:hyperlink w:anchor="_Toc230252198" w:history="1">
             <w:r>
               <w:rPr>
                 <w:rStyle w:val="Hiperligao"/>
@@ -174,7 +174,7 @@
               <w:rPr>
                 <w:noProof/>
               </w:rPr>
-              <w:instrText xml:space="preserve"> PAGEREF _Toc230077225 \h </w:instrText>
+              <w:instrText xml:space="preserve"> PAGEREF _Toc230252198 \h </w:instrText>
             </w:r>
             <w:r>
               <w:rPr>
@@ -216,7 +216,7 @@
               <w14:ligatures w14:val="standardContextual"/>
             </w:rPr>
           </w:pPr>
-          <w:hyperlink w:anchor="_Toc230077226" w:history="1">
+          <w:hyperlink w:anchor="_Toc230252199" w:history="1">
             <w:r>
               <w:rPr>
                 <w:rStyle w:val="Hiperligao"/>
@@ -240,7 +240,7 @@
               <w:rPr>
                 <w:noProof/>
               </w:rPr>
-              <w:instrText xml:space="preserve"> PAGEREF _Toc230077226 \h </w:instrText>
+              <w:instrText xml:space="preserve"> PAGEREF _Toc230252199 \h </w:instrText>
             </w:r>
             <w:r>
               <w:rPr>
@@ -282,7 +282,7 @@
               <w14:ligatures w14:val="standardContextual"/>
             </w:rPr>
           </w:pPr>
-          <w:hyperlink w:anchor="_Toc230077227" w:history="1">
+          <w:hyperlink w:anchor="_Toc230252200" w:history="1">
             <w:r>
               <w:rPr>
                 <w:rStyle w:val="Hiperligao"/>
@@ -306,7 +306,7 @@
               <w:rPr>
                 <w:noProof/>
               </w:rPr>
-              <w:instrText xml:space="preserve"> PAGEREF _Toc230077227 \h </w:instrText>
+              <w:instrText xml:space="preserve"> PAGEREF _Toc230252200 \h </w:instrText>
             </w:r>
             <w:r>
               <w:rPr>
@@ -323,7 +323,7 @@
               <w:rPr>
                 <w:noProof/>
               </w:rPr>
-              <w:t>2</w:t>
+              <w:t>3</w:t>
             </w:r>
             <w:r>
               <w:rPr>
@@ -348,7 +348,7 @@
               <w14:ligatures w14:val="standardContextual"/>
             </w:rPr>
           </w:pPr>
-          <w:hyperlink w:anchor="_Toc230077228" w:history="1">
+          <w:hyperlink w:anchor="_Toc230252201" w:history="1">
             <w:r>
               <w:rPr>
                 <w:rStyle w:val="Hiperligao"/>
@@ -372,7 +372,7 @@
               <w:rPr>
                 <w:noProof/>
               </w:rPr>
-              <w:instrText xml:space="preserve"> PAGEREF _Toc230077228 \h </w:instrText>
+              <w:instrText xml:space="preserve"> PAGEREF _Toc230252201 \h </w:instrText>
             </w:r>
             <w:r>
               <w:rPr>
@@ -389,7 +389,7 @@
               <w:rPr>
                 <w:noProof/>
               </w:rPr>
-              <w:t>3</w:t>
+              <w:t>4</w:t>
             </w:r>
             <w:r>
               <w:rPr>
@@ -414,7 +414,7 @@
               <w14:ligatures w14:val="standardContextual"/>
             </w:rPr>
           </w:pPr>
-          <w:hyperlink w:anchor="_Toc230077229" w:history="1">
+          <w:hyperlink w:anchor="_Toc230252202" w:history="1">
             <w:r>
               <w:rPr>
                 <w:rStyle w:val="Hiperligao"/>
@@ -438,7 +438,7 @@
               <w:rPr>
                 <w:noProof/>
               </w:rPr>
-              <w:instrText xml:space="preserve"> PAGEREF _Toc230077229 \h </w:instrText>
+              <w:instrText xml:space="preserve"> PAGEREF _Toc230252202 \h </w:instrText>
             </w:r>
             <w:r>
               <w:rPr>
@@ -455,7 +455,7 @@
               <w:rPr>
                 <w:noProof/>
               </w:rPr>
-              <w:t>3</w:t>
+              <w:t>4</w:t>
             </w:r>
             <w:r>
               <w:rPr>
@@ -480,7 +480,7 @@
               <w14:ligatures w14:val="standardContextual"/>
             </w:rPr>
           </w:pPr>
-          <w:hyperlink w:anchor="_Toc230077230" w:history="1">
+          <w:hyperlink w:anchor="_Toc230252203" w:history="1">
             <w:r>
               <w:rPr>
                 <w:rStyle w:val="Hiperligao"/>
@@ -504,7 +504,7 @@
               <w:rPr>
                 <w:noProof/>
               </w:rPr>
-              <w:instrText xml:space="preserve"> PAGEREF _Toc230077230 \h </w:instrText>
+              <w:instrText xml:space="preserve"> PAGEREF _Toc230252203 \h </w:instrText>
             </w:r>
             <w:r>
               <w:rPr>
@@ -521,7 +521,7 @@
               <w:rPr>
                 <w:noProof/>
               </w:rPr>
-              <w:t>4</w:t>
+              <w:t>6</w:t>
             </w:r>
             <w:r>
               <w:rPr>
@@ -546,7 +546,7 @@
               <w14:ligatures w14:val="standardContextual"/>
             </w:rPr>
           </w:pPr>
-          <w:hyperlink w:anchor="_Toc230077231" w:history="1">
+          <w:hyperlink w:anchor="_Toc230252204" w:history="1">
             <w:r>
               <w:rPr>
                 <w:rStyle w:val="Hiperligao"/>
@@ -570,7 +570,7 @@
               <w:rPr>
                 <w:noProof/>
               </w:rPr>
-              <w:instrText xml:space="preserve"> PAGEREF _Toc230077231 \h </w:instrText>
+              <w:instrText xml:space="preserve"> PAGEREF _Toc230252204 \h </w:instrText>
             </w:r>
             <w:r>
               <w:rPr>
@@ -587,7 +587,7 @@
               <w:rPr>
                 <w:noProof/>
               </w:rPr>
-              <w:t>4</w:t>
+              <w:t>6</w:t>
             </w:r>
             <w:r>
               <w:rPr>
@@ -612,7 +612,7 @@
               <w14:ligatures w14:val="standardContextual"/>
             </w:rPr>
           </w:pPr>
-          <w:hyperlink w:anchor="_Toc230077232" w:history="1">
+          <w:hyperlink w:anchor="_Toc230252205" w:history="1">
             <w:r>
               <w:rPr>
                 <w:rStyle w:val="Hiperligao"/>
@@ -636,7 +636,7 @@
               <w:rPr>
                 <w:noProof/>
               </w:rPr>
-              <w:instrText xml:space="preserve"> PAGEREF _Toc230077232 \h </w:instrText>
+              <w:instrText xml:space="preserve"> PAGEREF _Toc230252205 \h </w:instrText>
             </w:r>
             <w:r>
               <w:rPr>
@@ -653,7 +653,7 @@
               <w:rPr>
                 <w:noProof/>
               </w:rPr>
-              <w:t>5</w:t>
+              <w:t>6</w:t>
             </w:r>
             <w:r>
               <w:rPr>
@@ -678,7 +678,7 @@
               <w14:ligatures w14:val="standardContextual"/>
             </w:rPr>
           </w:pPr>
-          <w:hyperlink w:anchor="_Toc230077233" w:history="1">
+          <w:hyperlink w:anchor="_Toc230252206" w:history="1">
             <w:r>
               <w:rPr>
                 <w:rStyle w:val="Hiperligao"/>
@@ -702,7 +702,7 @@
               <w:rPr>
                 <w:noProof/>
               </w:rPr>
-              <w:instrText xml:space="preserve"> PAGEREF _Toc230077233 \h </w:instrText>
+              <w:instrText xml:space="preserve"> PAGEREF _Toc230252206 \h </w:instrText>
             </w:r>
             <w:r>
               <w:rPr>
@@ -719,7 +719,7 @@
               <w:rPr>
                 <w:noProof/>
               </w:rPr>
-              <w:t>5</w:t>
+              <w:t>7</w:t>
             </w:r>
             <w:r>
               <w:rPr>
@@ -744,7 +744,7 @@
               <w14:ligatures w14:val="standardContextual"/>
             </w:rPr>
           </w:pPr>
-          <w:hyperlink w:anchor="_Toc230077234" w:history="1">
+          <w:hyperlink w:anchor="_Toc230252207" w:history="1">
             <w:r>
               <w:rPr>
                 <w:rStyle w:val="Hiperligao"/>
@@ -769,7 +769,7 @@
               <w:rPr>
                 <w:noProof/>
               </w:rPr>
-              <w:instrText xml:space="preserve"> PAGEREF _Toc230077234 \h </w:instrText>
+              <w:instrText xml:space="preserve"> PAGEREF _Toc230252207 \h </w:instrText>
             </w:r>
             <w:r>
               <w:rPr>
@@ -786,7 +786,7 @@
               <w:rPr>
                 <w:noProof/>
               </w:rPr>
-              <w:t>6</w:t>
+              <w:t>8</w:t>
             </w:r>
             <w:r>
               <w:rPr>
@@ -811,7 +811,7 @@
               <w14:ligatures w14:val="standardContextual"/>
             </w:rPr>
           </w:pPr>
-          <w:hyperlink w:anchor="_Toc230077235" w:history="1">
+          <w:hyperlink w:anchor="_Toc230252208" w:history="1">
             <w:r>
               <w:rPr>
                 <w:rStyle w:val="Hiperligao"/>
@@ -835,7 +835,7 @@
               <w:rPr>
                 <w:noProof/>
               </w:rPr>
-              <w:instrText xml:space="preserve"> PAGEREF _Toc230077235 \h </w:instrText>
+              <w:instrText xml:space="preserve"> PAGEREF _Toc230252208 \h </w:instrText>
             </w:r>
             <w:r>
               <w:rPr>
@@ -852,7 +852,7 @@
               <w:rPr>
                 <w:noProof/>
               </w:rPr>
-              <w:t>6</w:t>
+              <w:t>8</w:t>
             </w:r>
             <w:r>
               <w:rPr>
@@ -877,18 +877,32 @@
               <w14:ligatures w14:val="standardContextual"/>
             </w:rPr>
           </w:pPr>
-          <w:hyperlink w:anchor="_Toc230077236" w:history="1">
+          <w:hyperlink w:anchor="_Toc230252209" w:history="1">
             <w:r>
               <w:rPr>
                 <w:rStyle w:val="Hiperligao"/>
                 <w:noProof/>
               </w:rPr>
-              <w:t>Hibernate Assistant — Como Funciona Internamente</w:t>
-            </w:r>
-            <w:r>
-              <w:rPr>
+              <w:t>Hibernate Assist</w:t>
+            </w:r>
+            <w:r>
+              <w:rPr>
+                <w:rStyle w:val="Hiperligao"/>
                 <w:noProof/>
               </w:rPr>
+              <w:t>a</w:t>
+            </w:r>
+            <w:r>
+              <w:rPr>
+                <w:rStyle w:val="Hiperligao"/>
+                <w:noProof/>
+              </w:rPr>
+              <w:t>nt — Como Funciona Internamente</w:t>
+            </w:r>
+            <w:r>
+              <w:rPr>
+                <w:noProof/>
+              </w:rPr>
               <w:tab/>
             </w:r>
             <w:r>
@@ -901,7 +915,7 @@
               <w:rPr>
                 <w:noProof/>
               </w:rPr>
-              <w:instrText xml:space="preserve"> PAGEREF _Toc230077236 \h </w:instrText>
+              <w:instrText xml:space="preserve"> PAGEREF _Toc230252209 \h </w:instrText>
             </w:r>
             <w:r>
               <w:rPr>
@@ -918,7 +932,7 @@
               <w:rPr>
                 <w:noProof/>
               </w:rPr>
-              <w:t>6</w:t>
+              <w:t>8</w:t>
             </w:r>
             <w:r>
               <w:rPr>
@@ -943,13 +957,13 @@
               <w14:ligatures w14:val="standardContextual"/>
             </w:rPr>
           </w:pPr>
-          <w:hyperlink w:anchor="_Toc230077237" w:history="1">
+          <w:hyperlink w:anchor="_Toc230252210" w:history="1">
             <w:r>
               <w:rPr>
                 <w:rStyle w:val="Hiperligao"/>
                 <w:noProof/>
               </w:rPr>
-              <w:t>LangChain4j neste Projeto</w:t>
+              <w:t>LangChain4j</w:t>
             </w:r>
             <w:r>
               <w:rPr>
@@ -967,7 +981,7 @@
               <w:rPr>
                 <w:noProof/>
               </w:rPr>
-              <w:instrText xml:space="preserve"> PAGEREF _Toc230077237 \h </w:instrText>
+              <w:instrText xml:space="preserve"> PAGEREF _Toc230252210 \h </w:instrText>
             </w:r>
             <w:r>
               <w:rPr>
@@ -984,7 +998,7 @@
               <w:rPr>
                 <w:noProof/>
               </w:rPr>
-              <w:t>11</w:t>
+              <w:t>14</w:t>
             </w:r>
             <w:r>
               <w:rPr>
@@ -1009,7 +1023,7 @@
               <w14:ligatures w14:val="standardContextual"/>
             </w:rPr>
           </w:pPr>
-          <w:hyperlink w:anchor="_Toc230077238" w:history="1">
+          <w:hyperlink w:anchor="_Toc230252211" w:history="1">
             <w:r>
               <w:rPr>
                 <w:rStyle w:val="Hiperligao"/>
@@ -1033,7 +1047,7 @@
               <w:rPr>
                 <w:noProof/>
               </w:rPr>
-              <w:instrText xml:space="preserve"> PAGEREF _Toc230077238 \h </w:instrText>
+              <w:instrText xml:space="preserve"> PAGEREF _Toc230252211 \h </w:instrText>
             </w:r>
             <w:r>
               <w:rPr>
@@ -1050,7 +1064,7 @@
               <w:rPr>
                 <w:noProof/>
               </w:rPr>
-              <w:t>12</w:t>
+              <w:t>14</w:t>
             </w:r>
             <w:r>
               <w:rPr>
@@ -1075,7 +1089,7 @@
               <w14:ligatures w14:val="standardContextual"/>
             </w:rPr>
           </w:pPr>
-          <w:hyperlink w:anchor="_Toc230077239" w:history="1">
+          <w:hyperlink w:anchor="_Toc230252212" w:history="1">
             <w:r>
               <w:rPr>
                 <w:rStyle w:val="Hiperligao"/>
@@ -1099,7 +1113,7 @@
               <w:rPr>
                 <w:noProof/>
               </w:rPr>
-              <w:instrText xml:space="preserve"> PAGEREF _Toc230077239 \h </w:instrText>
+              <w:instrText xml:space="preserve"> PAGEREF _Toc230252212 \h </w:instrText>
             </w:r>
             <w:r>
               <w:rPr>
@@ -1116,7 +1130,7 @@
               <w:rPr>
                 <w:noProof/>
               </w:rPr>
-              <w:t>12</w:t>
+              <w:t>14</w:t>
             </w:r>
             <w:r>
               <w:rPr>
@@ -1141,7 +1155,7 @@
               <w14:ligatures w14:val="standardContextual"/>
             </w:rPr>
           </w:pPr>
-          <w:hyperlink w:anchor="_Toc230077240" w:history="1">
+          <w:hyperlink w:anchor="_Toc230252213" w:history="1">
             <w:r>
               <w:rPr>
                 <w:rStyle w:val="Hiperligao"/>
@@ -1165,7 +1179,7 @@
               <w:rPr>
                 <w:noProof/>
               </w:rPr>
-              <w:instrText xml:space="preserve"> PAGEREF _Toc230077240 \h </w:instrText>
+              <w:instrText xml:space="preserve"> PAGEREF _Toc230252213 \h </w:instrText>
             </w:r>
             <w:r>
               <w:rPr>
@@ -1182,7 +1196,7 @@
               <w:rPr>
                 <w:noProof/>
               </w:rPr>
-              <w:t>13</w:t>
+              <w:t>16</w:t>
             </w:r>
             <w:r>
               <w:rPr>
@@ -1207,7 +1221,7 @@
               <w14:ligatures w14:val="standardContextual"/>
             </w:rPr>
           </w:pPr>
-          <w:hyperlink w:anchor="_Toc230077241" w:history="1">
+          <w:hyperlink w:anchor="_Toc230252214" w:history="1">
             <w:r>
               <w:rPr>
                 <w:rStyle w:val="Hiperligao"/>
@@ -1231,7 +1245,7 @@
               <w:rPr>
                 <w:noProof/>
               </w:rPr>
-              <w:instrText xml:space="preserve"> PAGEREF _Toc230077241 \h </w:instrText>
+              <w:instrText xml:space="preserve"> PAGEREF _Toc230252214 \h </w:instrText>
             </w:r>
             <w:r>
               <w:rPr>
@@ -1248,7 +1262,7 @@
               <w:rPr>
                 <w:noProof/>
               </w:rPr>
-              <w:t>14</w:t>
+              <w:t>17</w:t>
             </w:r>
             <w:r>
               <w:rPr>
@@ -1273,13 +1287,13 @@
               <w14:ligatures w14:val="standardContextual"/>
             </w:rPr>
           </w:pPr>
-          <w:hyperlink w:anchor="_Toc230077242" w:history="1">
+          <w:hyperlink w:anchor="_Toc230252215" w:history="1">
             <w:r>
               <w:rPr>
                 <w:rStyle w:val="Hiperligao"/>
                 <w:noProof/>
               </w:rPr>
-              <w:t>MCP — Model Context Protocol</w:t>
+              <w:t>Segurança e Controlo de Acesso</w:t>
             </w:r>
             <w:r>
               <w:rPr>
@@ -1297,7 +1311,7 @@
               <w:rPr>
                 <w:noProof/>
               </w:rPr>
-              <w:instrText xml:space="preserve"> PAGEREF _Toc230077242 \h </w:instrText>
+              <w:instrText xml:space="preserve"> PAGEREF _Toc230252215 \h </w:instrText>
             </w:r>
             <w:r>
               <w:rPr>
@@ -1314,7 +1328,7 @@
               <w:rPr>
                 <w:noProof/>
               </w:rPr>
-              <w:t>15</w:t>
+              <w:t>18</w:t>
             </w:r>
             <w:r>
               <w:rPr>
@@ -1339,13 +1353,13 @@
               <w14:ligatures w14:val="standardContextual"/>
             </w:rPr>
           </w:pPr>
-          <w:hyperlink w:anchor="_Toc230077243" w:history="1">
+          <w:hyperlink w:anchor="_Toc230252216" w:history="1">
             <w:r>
               <w:rPr>
                 <w:rStyle w:val="Hiperligao"/>
                 <w:noProof/>
               </w:rPr>
-              <w:t>Arquitetura MCP — Quando Activado</w:t>
+              <w:t>MCP — Model Context Protocol</w:t>
             </w:r>
             <w:r>
               <w:rPr>
@@ -1363,7 +1377,7 @@
               <w:rPr>
                 <w:noProof/>
               </w:rPr>
-              <w:instrText xml:space="preserve"> PAGEREF _Toc230077243 \h </w:instrText>
+              <w:instrText xml:space="preserve"> PAGEREF _Toc230252216 \h </w:instrText>
             </w:r>
             <w:r>
               <w:rPr>
@@ -1380,7 +1394,7 @@
               <w:rPr>
                 <w:noProof/>
               </w:rPr>
-              <w:t>16</w:t>
+              <w:t>19</w:t>
             </w:r>
             <w:r>
               <w:rPr>
@@ -1405,13 +1419,13 @@
               <w14:ligatures w14:val="standardContextual"/>
             </w:rPr>
           </w:pPr>
-          <w:hyperlink w:anchor="_Toc230077244" w:history="1">
+          <w:hyperlink w:anchor="_Toc230252217" w:history="1">
             <w:r>
               <w:rPr>
                 <w:rStyle w:val="Hiperligao"/>
                 <w:noProof/>
               </w:rPr>
-              <w:t>Perguntas de Demonstração</w:t>
+              <w:t>Arquitetura MCP — Quando Activado</w:t>
             </w:r>
             <w:r>
               <w:rPr>
@@ -1429,7 +1443,7 @@
               <w:rPr>
                 <w:noProof/>
               </w:rPr>
-              <w:instrText xml:space="preserve"> PAGEREF _Toc230077244 \h </w:instrText>
+              <w:instrText xml:space="preserve"> PAGEREF _Toc230252217 \h </w:instrText>
             </w:r>
             <w:r>
               <w:rPr>
@@ -1446,7 +1460,7 @@
               <w:rPr>
                 <w:noProof/>
               </w:rPr>
-              <w:t>16</w:t>
+              <w:t>20</w:t>
             </w:r>
             <w:r>
               <w:rPr>
@@ -1471,13 +1485,13 @@
               <w14:ligatures w14:val="standardContextual"/>
             </w:rPr>
           </w:pPr>
-          <w:hyperlink w:anchor="_Toc230077245" w:history="1">
+          <w:hyperlink w:anchor="_Toc230252218" w:history="1">
             <w:r>
               <w:rPr>
                 <w:rStyle w:val="Hiperligao"/>
                 <w:noProof/>
               </w:rPr>
-              <w:t>Pontos-Chave</w:t>
+              <w:t>Perguntas de Demonstração</w:t>
             </w:r>
             <w:r>
               <w:rPr>
@@ -1495,7 +1509,7 @@
               <w:rPr>
                 <w:noProof/>
               </w:rPr>
-              <w:instrText xml:space="preserve"> PAGEREF _Toc230077245 \h </w:instrText>
+              <w:instrText xml:space="preserve"> PAGEREF _Toc230252218 \h </w:instrText>
             </w:r>
             <w:r>
               <w:rPr>
@@ -1512,7 +1526,7 @@
               <w:rPr>
                 <w:noProof/>
               </w:rPr>
-              <w:t>16</w:t>
+              <w:t>20</w:t>
             </w:r>
             <w:r>
               <w:rPr>
@@ -1537,12 +1551,78 @@
               <w14:ligatures w14:val="standardContextual"/>
             </w:rPr>
           </w:pPr>
-          <w:hyperlink w:anchor="_Toc230077246" w:history="1">
+          <w:hyperlink w:anchor="_Toc230252219" w:history="1">
             <w:r>
               <w:rPr>
                 <w:rStyle w:val="Hiperligao"/>
                 <w:noProof/>
               </w:rPr>
+              <w:t>Pontos-Chave</w:t>
+            </w:r>
+            <w:r>
+              <w:rPr>
+                <w:noProof/>
+              </w:rPr>
+              <w:tab/>
+            </w:r>
+            <w:r>
+              <w:rPr>
+                <w:noProof/>
+              </w:rPr>
+              <w:fldChar w:fldCharType="begin"/>
+            </w:r>
+            <w:r>
+              <w:rPr>
+                <w:noProof/>
+              </w:rPr>
+              <w:instrText xml:space="preserve"> PAGEREF _Toc230252219 \h </w:instrText>
+            </w:r>
+            <w:r>
+              <w:rPr>
+                <w:noProof/>
+              </w:rPr>
+            </w:r>
+            <w:r>
+              <w:rPr>
+                <w:noProof/>
+              </w:rPr>
+              <w:fldChar w:fldCharType="separate"/>
+            </w:r>
+            <w:r>
+              <w:rPr>
+                <w:noProof/>
+              </w:rPr>
+              <w:t>21</w:t>
+            </w:r>
+            <w:r>
+              <w:rPr>
+                <w:noProof/>
+              </w:rPr>
+              <w:fldChar w:fldCharType="end"/>
+            </w:r>
+          </w:hyperlink>
+        </w:p>
+        <w:p>
+          <w:pPr>
+            <w:pStyle w:val="ndice3"/>
+            <w:tabs>
+              <w:tab w:val="right" w:leader="dot" w:pos="9628"/>
+            </w:tabs>
+            <w:rPr>
+              <w:rFonts w:asciiTheme="minorHAnsi" w:eastAsiaTheme="minorEastAsia" w:hAnsiTheme="minorHAnsi" w:cstheme="minorBidi"/>
+              <w:noProof/>
+              <w:kern w:val="2"/>
+              <w:sz w:val="24"/>
+              <w:szCs w:val="24"/>
+              <w14:ligatures w14:val="standardContextual"/>
+            </w:rPr>
+          </w:pPr>
+          <w:hyperlink w:anchor="_Toc230252220" w:history="1">
+            <w:r>
+              <w:rPr>
+                <w:rStyle w:val="Hiperligao"/>
+                <w:noProof/>
+              </w:rPr>
               <w:t>Ligações e Recursos</w:t>
             </w:r>
             <w:r>
@@ -1561,7 +1641,7 @@
               <w:rPr>
                 <w:noProof/>
               </w:rPr>
-              <w:instrText xml:space="preserve"> PAGEREF _Toc230077246 \h </w:instrText>
+              <w:instrText xml:space="preserve"> PAGEREF _Toc230252220 \h </w:instrText>
             </w:r>
             <w:r>
               <w:rPr>
@@ -1578,7 +1658,73 @@
               <w:rPr>
                 <w:noProof/>
               </w:rPr>
-              <w:t>17</w:t>
+              <w:t>21</w:t>
+            </w:r>
+            <w:r>
+              <w:rPr>
+                <w:noProof/>
+              </w:rPr>
+              <w:fldChar w:fldCharType="end"/>
+            </w:r>
+          </w:hyperlink>
+        </w:p>
+        <w:p>
+          <w:pPr>
+            <w:pStyle w:val="ndice3"/>
+            <w:tabs>
+              <w:tab w:val="right" w:leader="dot" w:pos="9628"/>
+            </w:tabs>
+            <w:rPr>
+              <w:rFonts w:asciiTheme="minorHAnsi" w:eastAsiaTheme="minorEastAsia" w:hAnsiTheme="minorHAnsi" w:cstheme="minorBidi"/>
+              <w:noProof/>
+              <w:kern w:val="2"/>
+              <w:sz w:val="24"/>
+              <w:szCs w:val="24"/>
+              <w14:ligatures w14:val="standardContextual"/>
+            </w:rPr>
+          </w:pPr>
+          <w:hyperlink w:anchor="_Toc230252221" w:history="1">
+            <w:r>
+              <w:rPr>
+                <w:rStyle w:val="Hiperligao"/>
+                <w:noProof/>
+              </w:rPr>
+              <w:t>Conclusão</w:t>
+            </w:r>
+            <w:r>
+              <w:rPr>
+                <w:noProof/>
+              </w:rPr>
+              <w:tab/>
+            </w:r>
+            <w:r>
+              <w:rPr>
+                <w:noProof/>
+              </w:rPr>
+              <w:fldChar w:fldCharType="begin"/>
+            </w:r>
+            <w:r>
+              <w:rPr>
+                <w:noProof/>
+              </w:rPr>
+              <w:instrText xml:space="preserve"> PAGEREF _Toc230252221 \h </w:instrText>
+            </w:r>
+            <w:r>
+              <w:rPr>
+                <w:noProof/>
+              </w:rPr>
+            </w:r>
+            <w:r>
+              <w:rPr>
+                <w:noProof/>
+              </w:rPr>
+              <w:fldChar w:fldCharType="separate"/>
+            </w:r>
+            <w:r>
+              <w:rPr>
+                <w:noProof/>
+              </w:rPr>
+              <w:t>22</w:t>
             </w:r>
             <w:r>
               <w:rPr>
@@ -1610,7 +1756,7 @@
           <w:lang w:val="en-US"/>
         </w:rPr>
       </w:pPr>
-      <w:bookmarkStart w:id="0" w:name="_Toc230077224"/>
+      <w:bookmarkStart w:id="0" w:name="_Toc230252197"/>
       <w:r>
         <w:rPr>
           <w:lang w:val="en-US"/>
@@ -1700,7 +1846,7 @@
         <w:t>Pros e cons: modelos locais vs remotos (cloud)</w:t>
       </w:r>
     </w:p>
-    <w:bookmarkStart w:id="1" w:name="_Toc230077225"/>
+    <w:bookmarkStart w:id="1" w:name="_Toc230252198"/>
     <w:p>
       <w:pPr>
         <w:pStyle w:val="Ttulo3"/>
@@ -1759,7 +1905,7 @@
               </wp:anchor>
             </w:drawing>
           </mc:Choice>
-          <mc:Fallback xmlns:ns11="http://schemas.microsoft.com/office/drawing/2010/main" xmlns:ns5="http://schemas.openxmlformats.org/drawingml/2006/main" xmlns:ns9="http://schemas.openxmlformats.org/drawingml/2006/picture">
+          <mc:Fallback xmlns:ns9="http://schemas.openxmlformats.org/drawingml/2006/picture" xmlns:ns5="http://schemas.openxmlformats.org/drawingml/2006/main" xmlns:ns11="http://schemas.microsoft.com/office/drawing/2010/main">
             <w:pict>
               <v:line w14:anchorId="416D2C14" id="Conexão Reta 2" o:spid="_x0000_s1026" style="position:absolute;z-index:251659264;visibility:visible;mso-wrap-style:square;mso-wrap-distance-left:9pt;mso-wrap-distance-top:0;mso-wrap-distance-right:9pt;mso-wrap-distance-bottom:0;mso-position-horizontal:absolute;mso-position-horizontal-relative:text;mso-position-vertical:absolute;mso-position-vertical-relative:text" from=".9pt,23.9pt" to="485.1pt,23.9pt" o:gfxdata="UEsDBBQABgAIAAAAIQC2gziS/gAAAOEBAAATAAAAW0NvbnRlbnRfVHlwZXNdLnhtbJSRQU7DMBBF 90jcwfIWJU67QAgl6YK0S0CoHGBkTxKLZGx5TGhvj5O2G0SRWNoz/78nu9wcxkFMGNg6quQqL6RA 0s5Y6ir5vt9lD1JwBDIwOMJKHpHlpr69KfdHjyxSmriSfYz+USnWPY7AufNIadK6MEJMx9ApD/oD OlTrorhX2lFEilmcO2RdNtjC5xDF9pCuTyYBB5bi6bQ4syoJ3g9WQ0ymaiLzg5KdCXlKLjvcW893 SUOqXwnz5DrgnHtJTxOsQfEKIT7DmDSUCaxw7Rqn8787ZsmRM9e2VmPeBN4uqYvTtW7jvijg9N/y JsXecLq0q+WD6m8AAAD//wMAUEsDBBQABgAIAAAAIQA4/SH/1gAAAJQBAAALAAAAX3JlbHMvLnJl bHOkkMFqwzAMhu+DvYPRfXGawxijTi+j0GvpHsDYimMaW0Yy2fr2M4PBMnrbUb/Q94l/f/hMi1qR JVI2sOt6UJgd+ZiDgffL8ekFlFSbvV0oo4EbChzGx4f9GRdb25HMsYhqlCwG5lrLq9biZkxWOiqY 22YiTra2kYMu1l1tQD30/bPm3wwYN0x18gb45AdQl1tp5j/sFB2T0FQ7R0nTNEV3j6o9feQzro1i OWA14Fm+Q8a1a8+Bvu/d/dMb2JY5uiPbhG/ktn4cqGU/er3pcvwCAAD//wMAUEsDBBQABgAIAAAA IQCZ2PQonAEAAJQDAAAOAAAAZHJzL2Uyb0RvYy54bWysU01P3DAQvVfqf7B8Z5MAQm202T2A4FK1 qMAPMM54Y8n2WLbZZP99x97dLGorIRAXxx/z3sx7M1muJ2vYFkLU6DreLGrOwEnstdt0/Onx9uwb ZzEJ1wuDDjq+g8jXq69flqNv4RwHND0ERiQutqPv+JCSb6sqygGsiAv04OhRYbAi0TFsqj6Ikdit qc7r+qoaMfQ+oIQY6fZm/8hXhV8pkOmXUhESMx2n2lJZQ1mf81qtlqLdBOEHLQ9liA9UYYV2lHSm uhFJsJeg/6GyWgaMqNJCoq1QKS2haCA1Tf2XmodBeChayJzoZ5vi59HKn9trdx/IhtHHNvr7kFVM Ktj8pfrYVMzazWbBlJiky6vm8vvFJXkqj2/VCehDTHeAluVNx412WYdoxfZHTJSMQo8hdDilLru0 M5CDjfsNiumekjUFXaYCrk1gW0H9FFKCS03uIfGV6AxT2pgZWL8NPMRnKJSJeQ94RpTM6NIMttph +F/2NB1LVvv4owN73dmCZ+x3pSnFGmp9UXgY0zxbr88FfvqZVn8AAAD//wMAUEsDBBQABgAIAAAA IQDx80zj4AAAAAwBAAAPAAAAZHJzL2Rvd25yZXYueG1sTE9NS8NAEL0L/odlBG92YxBr02xKqYi1 UIqtUI/b7JhEs7Nhd9uk/94RD3qZ4c1j3kc+G2wrTuhD40jB7SgBgVQ601Cl4G33dPMAIkRNRreO UMEZA8yKy4tcZ8b19IqnbawEi1DItII6xi6TMpQ1Wh1GrkNi7sN5qyNDX0njdc/itpVpktxLqxti h1p3uKix/NoerYK1Xy4X89X5kzbvtt+nq/3mZXhW6vpqeJzymE9BRBzi3wf8dOD8UHCwgzuSCaJl zOmjgrsxb6Yn4yQFcfg9yCKX/0sU3wAAAP//AwBQSwECLQAUAAYACAAAACEAtoM4kv4AAADhAQAA EwAAAAAAAAAAAAAAAAAAAAAAW0NvbnRlbnRfVHlwZXNdLnhtbFBLAQItABQABgAIAAAAIQA4/SH/ 1gAAAJQBAAALAAAAAAAAAAAAAAAAAC8BAABfcmVscy8ucmVsc1BLAQItABQABgAIAAAAIQCZ2PQo nAEAAJQDAAAOAAAAAAAAAAAAAAAAAC4CAABkcnMvZTJvRG9jLnhtbFBLAQItABQABgAIAAAAIQDx 80zj4AAAAAwBAAAPAAAAAAAAAAAAAAAAAPYDAABkcnMvZG93bnJldi54bWxQSwUGAAAAAAQABADz AAAAAwUAAAAA " strokecolor="#156082 [3204]" strokeweight=".5pt">
                 <v:stroke joinstyle="miter"/>
@@ -1789,7 +1935,7 @@
         <w:t>O foco não foi apenas técnico — foi também filosófico. Nem todas as tarefas precisam do modelo mais potente. Escolher o modelo certo para cada tarefa é em si uma competência de engenharia.</w:t>
       </w:r>
     </w:p>
-    <w:bookmarkStart w:id="2" w:name="_Toc230077226"/>
+    <w:bookmarkStart w:id="2" w:name="_Toc230252199"/>
     <w:p>
       <w:pPr>
         <w:pStyle w:val="Ttulo3"/>
@@ -1848,7 +1994,7 @@
               </wp:anchor>
             </w:drawing>
           </mc:Choice>
-          <mc:Fallback xmlns:ns11="http://schemas.microsoft.com/office/drawing/2010/main" xmlns:ns5="http://schemas.openxmlformats.org/drawingml/2006/main" xmlns:ns9="http://schemas.openxmlformats.org/drawingml/2006/picture">
+          <mc:Fallback xmlns:ns9="http://schemas.openxmlformats.org/drawingml/2006/picture" xmlns:ns5="http://schemas.openxmlformats.org/drawingml/2006/main" xmlns:ns11="http://schemas.microsoft.com/office/drawing/2010/main">
             <w:pict>
               <v:line w14:anchorId="6F2C7688" id="Conexão Reta 3" o:spid="_x0000_s1026" style="position:absolute;z-index:251660288;visibility:visible;mso-wrap-style:square;mso-wrap-distance-left:9pt;mso-wrap-distance-top:0;mso-wrap-distance-right:9pt;mso-wrap-distance-bottom:0;mso-position-horizontal:absolute;mso-position-horizontal-relative:text;mso-position-vertical:absolute;mso-position-vertical-relative:text" from=".9pt,23.25pt" to="485.1pt,23.25pt" o:gfxdata="UEsDBBQABgAIAAAAIQC2gziS/gAAAOEBAAATAAAAW0NvbnRlbnRfVHlwZXNdLnhtbJSRQU7DMBBF 90jcwfIWJU67QAgl6YK0S0CoHGBkTxKLZGx5TGhvj5O2G0SRWNoz/78nu9wcxkFMGNg6quQqL6RA 0s5Y6ir5vt9lD1JwBDIwOMJKHpHlpr69KfdHjyxSmriSfYz+USnWPY7AufNIadK6MEJMx9ApD/oD OlTrorhX2lFEilmcO2RdNtjC5xDF9pCuTyYBB5bi6bQ4syoJ3g9WQ0ymaiLzg5KdCXlKLjvcW893 SUOqXwnz5DrgnHtJTxOsQfEKIT7DmDSUCaxw7Rqn8787ZsmRM9e2VmPeBN4uqYvTtW7jvijg9N/y JsXecLq0q+WD6m8AAAD//wMAUEsDBBQABgAIAAAAIQA4/SH/1gAAAJQBAAALAAAAX3JlbHMvLnJl bHOkkMFqwzAMhu+DvYPRfXGawxijTi+j0GvpHsDYimMaW0Yy2fr2M4PBMnrbUb/Q94l/f/hMi1qR JVI2sOt6UJgd+ZiDgffL8ekFlFSbvV0oo4EbChzGx4f9GRdb25HMsYhqlCwG5lrLq9biZkxWOiqY 22YiTra2kYMu1l1tQD30/bPm3wwYN0x18gb45AdQl1tp5j/sFB2T0FQ7R0nTNEV3j6o9feQzro1i OWA14Fm+Q8a1a8+Bvu/d/dMb2JY5uiPbhG/ktn4cqGU/er3pcvwCAAD//wMAUEsDBBQABgAIAAAA IQCZ2PQonAEAAJQDAAAOAAAAZHJzL2Uyb0RvYy54bWysU01P3DAQvVfqf7B8Z5MAQm202T2A4FK1 qMAPMM54Y8n2WLbZZP99x97dLGorIRAXxx/z3sx7M1muJ2vYFkLU6DreLGrOwEnstdt0/Onx9uwb ZzEJ1wuDDjq+g8jXq69flqNv4RwHND0ERiQutqPv+JCSb6sqygGsiAv04OhRYbAi0TFsqj6Ikdit qc7r+qoaMfQ+oIQY6fZm/8hXhV8pkOmXUhESMx2n2lJZQ1mf81qtlqLdBOEHLQ9liA9UYYV2lHSm uhFJsJeg/6GyWgaMqNJCoq1QKS2haCA1Tf2XmodBeChayJzoZ5vi59HKn9trdx/IhtHHNvr7kFVM Ktj8pfrYVMzazWbBlJiky6vm8vvFJXkqj2/VCehDTHeAluVNx412WYdoxfZHTJSMQo8hdDilLru0 M5CDjfsNiumekjUFXaYCrk1gW0H9FFKCS03uIfGV6AxT2pgZWL8NPMRnKJSJeQ94RpTM6NIMttph +F/2NB1LVvv4owN73dmCZ+x3pSnFGmp9UXgY0zxbr88FfvqZVn8AAAD//wMAUEsDBBQABgAIAAAA IQC7cnDs4gAAAAwBAAAPAAAAZHJzL2Rvd25yZXYueG1sTI9BS8NAEIXvgv9hGcGb3Ri01jSbUipi LUixFepxmx2TaHY27G6b9N874kEvA28e8+Z7+WywrTiiD40jBdejBARS6UxDlYK37ePVBESImoxu HaGCEwaYFednuc6M6+kVj5tYCQ6hkGkFdYxdJmUoa7Q6jFyHxN6H81ZHlr6Sxuuew20r0yQZS6sb 4g+17nBRY/m1OVgFL365XMxXp09av9t+l6526+fhSanLi+FhymM+BRFxiH8X8NOB+aFgsL07kAmi Zc30UcHN+BYE2/d3SQpi/7uQRS7/lyi+AQAA//8DAFBLAQItABQABgAIAAAAIQC2gziS/gAAAOEB AAATAAAAAAAAAAAAAAAAAAAAAABbQ29udGVudF9UeXBlc10ueG1sUEsBAi0AFAAGAAgAAAAhADj9 If/WAAAAlAEAAAsAAAAAAAAAAAAAAAAALwEAAF9yZWxzLy5yZWxzUEsBAi0AFAAGAAgAAAAhAJnY 9CicAQAAlAMAAA4AAAAAAAAAAAAAAAAALgIAAGRycy9lMm9Eb2MueG1sUEsBAi0AFAAGAAgAAAAh ALtycOziAAAADAEAAA8AAAAAAAAAAAAAAAAA9gMAAGRycy9kb3ducmV2LnhtbFBLBQYAAAAABAAE APMAAAAFBQAAAAA= " strokecolor="#156082 [3204]" strokeweight=".5pt">
                 <v:stroke joinstyle="miter"/>
@@ -2006,11 +2152,7 @@
       </w:tr>
     </w:tbl>
     <w:p>
-      <w:pPr>
-        <w:pStyle w:val="Ttulo3"/>
-      </w:pPr>
       <w:bookmarkStart w:id="3" w:name="_Toc230075414"/>
-      <w:bookmarkStart w:id="4" w:name="_Toc230077227"/>
       <w:r>
         <w:rPr>
           <w:noProof/>
@@ -2151,6 +2293,7 @@
       <w:pPr>
         <w:pStyle w:val="Ttulo3"/>
       </w:pPr>
+      <w:bookmarkStart w:id="4" w:name="_Toc230252200"/>
       <w:r>
         <w:t>Quantização — Porque é que um Modelo de 7B Cabe numa Laptop</w:t>
       </w:r>
@@ -2220,7 +2363,7 @@
               </wp:anchor>
             </w:drawing>
           </mc:Choice>
-          <mc:Fallback xmlns:ns11="http://schemas.microsoft.com/office/drawing/2010/main" xmlns:ns5="http://schemas.openxmlformats.org/drawingml/2006/main" xmlns:ns9="http://schemas.openxmlformats.org/drawingml/2006/picture">
+          <mc:Fallback xmlns:ns9="http://schemas.openxmlformats.org/drawingml/2006/picture" xmlns:ns5="http://schemas.openxmlformats.org/drawingml/2006/main" xmlns:ns11="http://schemas.microsoft.com/office/drawing/2010/main">
             <w:pict>
               <v:line w14:anchorId="65E0A2AF" id="Conexão Reta 3" o:spid="_x0000_s1026" style="position:absolute;z-index:251697152;visibility:visible;mso-wrap-style:square;mso-wrap-distance-left:9pt;mso-wrap-distance-top:0;mso-wrap-distance-right:9pt;mso-wrap-distance-bottom:0;mso-position-horizontal:absolute;mso-position-horizontal-relative:text;mso-position-vertical:absolute;mso-position-vertical-relative:text" from="0,-.05pt" to="484.2pt,-.05pt" o:gfxdata="UEsDBBQABgAIAAAAIQC2gziS/gAAAOEBAAATAAAAW0NvbnRlbnRfVHlwZXNdLnhtbJSRQU7DMBBF 90jcwfIWJU67QAgl6YK0S0CoHGBkTxKLZGx5TGhvj5O2G0SRWNoz/78nu9wcxkFMGNg6quQqL6RA 0s5Y6ir5vt9lD1JwBDIwOMJKHpHlpr69KfdHjyxSmriSfYz+USnWPY7AufNIadK6MEJMx9ApD/oD OlTrorhX2lFEilmcO2RdNtjC5xDF9pCuTyYBB5bi6bQ4syoJ3g9WQ0ymaiLzg5KdCXlKLjvcW893 SUOqXwnz5DrgnHtJTxOsQfEKIT7DmDSUCaxw7Rqn8787ZsmRM9e2VmPeBN4uqYvTtW7jvijg9N/y JsXecLq0q+WD6m8AAAD//wMAUEsDBBQABgAIAAAAIQA4/SH/1gAAAJQBAAALAAAAX3JlbHMvLnJl bHOkkMFqwzAMhu+DvYPRfXGawxijTi+j0GvpHsDYimMaW0Yy2fr2M4PBMnrbUb/Q94l/f/hMi1qR JVI2sOt6UJgd+ZiDgffL8ekFlFSbvV0oo4EbChzGx4f9GRdb25HMsYhqlCwG5lrLq9biZkxWOiqY 22YiTra2kYMu1l1tQD30/bPm3wwYN0x18gb45AdQl1tp5j/sFB2T0FQ7R0nTNEV3j6o9feQzro1i OWA14Fm+Q8a1a8+Bvu/d/dMb2JY5uiPbhG/ktn4cqGU/er3pcvwCAAD//wMAUEsDBBQABgAIAAAA IQCZ2PQonAEAAJQDAAAOAAAAZHJzL2Uyb0RvYy54bWysU01P3DAQvVfqf7B8Z5MAQm202T2A4FK1 qMAPMM54Y8n2WLbZZP99x97dLGorIRAXxx/z3sx7M1muJ2vYFkLU6DreLGrOwEnstdt0/Onx9uwb ZzEJ1wuDDjq+g8jXq69flqNv4RwHND0ERiQutqPv+JCSb6sqygGsiAv04OhRYbAi0TFsqj6Ikdit qc7r+qoaMfQ+oIQY6fZm/8hXhV8pkOmXUhESMx2n2lJZQ1mf81qtlqLdBOEHLQ9liA9UYYV2lHSm uhFJsJeg/6GyWgaMqNJCoq1QKS2haCA1Tf2XmodBeChayJzoZ5vi59HKn9trdx/IhtHHNvr7kFVM Ktj8pfrYVMzazWbBlJiky6vm8vvFJXkqj2/VCehDTHeAluVNx412WYdoxfZHTJSMQo8hdDilLru0 M5CDjfsNiumekjUFXaYCrk1gW0H9FFKCS03uIfGV6AxT2pgZWL8NPMRnKJSJeQ94RpTM6NIMttph +F/2NB1LVvv4owN73dmCZ+x3pSnFGmp9UXgY0zxbr88FfvqZVn8AAAD//wMAUEsDBBQABgAIAAAA IQCasyRQ4AAAAAkBAAAPAAAAZHJzL2Rvd25yZXYueG1sTI9Ba8JAEIXvhf6HZQq96UYpYmM2IpZS KxSpFfS4ZqdJ2uxs2F1N/Pcde2kvA4/He/O+bN7bRpzRh9qRgtEwAYFUOFNTqWD38TyYgghRk9GN I1RwwQDz/PYm06lxHb3jeRtLwSUUUq2girFNpQxFhVaHoWuR2Pt03urI0pfSeN1xuW3kOEkm0uqa +EOlW1xWWHxvT1bBm1+tlov15Ys2B9vtx+v95rV/Uer+rn+a8VnMQETs418Crgy8H3IednQnMkE0 CpgmKhiMQLD5OJk+gDj+apln8j9B/gMAAP//AwBQSwECLQAUAAYACAAAACEAtoM4kv4AAADhAQAA EwAAAAAAAAAAAAAAAAAAAAAAW0NvbnRlbnRfVHlwZXNdLnhtbFBLAQItABQABgAIAAAAIQA4/SH/ 1gAAAJQBAAALAAAAAAAAAAAAAAAAAC8BAABfcmVscy8ucmVsc1BLAQItABQABgAIAAAAIQCZ2PQo nAEAAJQDAAAOAAAAAAAAAAAAAAAAAC4CAABkcnMvZTJvRG9jLnhtbFBLAQItABQABgAIAAAAIQCa syRQ4AAAAAkBAAAPAAAAAAAAAAAAAAAAAPYDAABkcnMvZG93bnJldi54bWxQSwUGAAAAAAQABADz AAAAAwUAAAAA " strokecolor="#156082 [3204]" strokeweight=".5pt">
                 <v:stroke joinstyle="miter"/>
@@ -2909,7 +3052,7 @@
       <w:pPr>
         <w:pStyle w:val="Ttulo3"/>
       </w:pPr>
-      <w:bookmarkStart w:id="5" w:name="_Toc230077228"/>
+      <w:bookmarkStart w:id="5" w:name="_Toc230252201"/>
       <w:r>
         <w:lastRenderedPageBreak/>
         <w:t>Vantagens e Desvantagens do Desenvolvimento Local com LLMs</w:t>
@@ -2974,7 +3117,7 @@
               </wp:anchor>
             </w:drawing>
           </mc:Choice>
-          <mc:Fallback xmlns:ns11="http://schemas.microsoft.com/office/drawing/2010/main" xmlns:ns5="http://schemas.openxmlformats.org/drawingml/2006/main" xmlns:ns9="http://schemas.openxmlformats.org/drawingml/2006/picture">
+          <mc:Fallback xmlns:ns9="http://schemas.openxmlformats.org/drawingml/2006/picture" xmlns:ns5="http://schemas.openxmlformats.org/drawingml/2006/main" xmlns:ns11="http://schemas.microsoft.com/office/drawing/2010/main">
             <w:pict>
               <v:line w14:anchorId="781B6A1A" id="Conexão Reta 3" o:spid="_x0000_s1026" style="position:absolute;z-index:251662336;visibility:visible;mso-wrap-style:square;mso-wrap-distance-left:9pt;mso-wrap-distance-top:0;mso-wrap-distance-right:9pt;mso-wrap-distance-bottom:0;mso-position-horizontal:absolute;mso-position-horizontal-relative:text;mso-position-vertical:absolute;mso-position-vertical-relative:text" from="0,-.05pt" to="484.2pt,-.05pt" o:gfxdata="UEsDBBQABgAIAAAAIQC2gziS/gAAAOEBAAATAAAAW0NvbnRlbnRfVHlwZXNdLnhtbJSRQU7DMBBF 90jcwfIWJU67QAgl6YK0S0CoHGBkTxKLZGx5TGhvj5O2G0SRWNoz/78nu9wcxkFMGNg6quQqL6RA 0s5Y6ir5vt9lD1JwBDIwOMJKHpHlpr69KfdHjyxSmriSfYz+USnWPY7AufNIadK6MEJMx9ApD/oD OlTrorhX2lFEilmcO2RdNtjC5xDF9pCuTyYBB5bi6bQ4syoJ3g9WQ0ymaiLzg5KdCXlKLjvcW893 SUOqXwnz5DrgnHtJTxOsQfEKIT7DmDSUCaxw7Rqn8787ZsmRM9e2VmPeBN4uqYvTtW7jvijg9N/y JsXecLq0q+WD6m8AAAD//wMAUEsDBBQABgAIAAAAIQA4/SH/1gAAAJQBAAALAAAAX3JlbHMvLnJl bHOkkMFqwzAMhu+DvYPRfXGawxijTi+j0GvpHsDYimMaW0Yy2fr2M4PBMnrbUb/Q94l/f/hMi1qR JVI2sOt6UJgd+ZiDgffL8ekFlFSbvV0oo4EbChzGx4f9GRdb25HMsYhqlCwG5lrLq9biZkxWOiqY 22YiTra2kYMu1l1tQD30/bPm3wwYN0x18gb45AdQl1tp5j/sFB2T0FQ7R0nTNEV3j6o9feQzro1i OWA14Fm+Q8a1a8+Bvu/d/dMb2JY5uiPbhG/ktn4cqGU/er3pcvwCAAD//wMAUEsDBBQABgAIAAAA IQCZ2PQonAEAAJQDAAAOAAAAZHJzL2Uyb0RvYy54bWysU01P3DAQvVfqf7B8Z5MAQm202T2A4FK1 qMAPMM54Y8n2WLbZZP99x97dLGorIRAXxx/z3sx7M1muJ2vYFkLU6DreLGrOwEnstdt0/Onx9uwb ZzEJ1wuDDjq+g8jXq69flqNv4RwHND0ERiQutqPv+JCSb6sqygGsiAv04OhRYbAi0TFsqj6Ikdit qc7r+qoaMfQ+oIQY6fZm/8hXhV8pkOmXUhESMx2n2lJZQ1mf81qtlqLdBOEHLQ9liA9UYYV2lHSm uhFJsJeg/6GyWgaMqNJCoq1QKS2haCA1Tf2XmodBeChayJzoZ5vi59HKn9trdx/IhtHHNvr7kFVM Ktj8pfrYVMzazWbBlJiky6vm8vvFJXkqj2/VCehDTHeAluVNx412WYdoxfZHTJSMQo8hdDilLru0 M5CDjfsNiumekjUFXaYCrk1gW0H9FFKCS03uIfGV6AxT2pgZWL8NPMRnKJSJeQ94RpTM6NIMttph +F/2NB1LVvv4owN73dmCZ+x3pSnFGmp9UXgY0zxbr88FfvqZVn8AAAD//wMAUEsDBBQABgAIAAAA IQCasyRQ4AAAAAkBAAAPAAAAZHJzL2Rvd25yZXYueG1sTI9Ba8JAEIXvhf6HZQq96UYpYmM2IpZS KxSpFfS4ZqdJ2uxs2F1N/Pcde2kvA4/He/O+bN7bRpzRh9qRgtEwAYFUOFNTqWD38TyYgghRk9GN I1RwwQDz/PYm06lxHb3jeRtLwSUUUq2girFNpQxFhVaHoWuR2Pt03urI0pfSeN1xuW3kOEkm0uqa +EOlW1xWWHxvT1bBm1+tlov15Ys2B9vtx+v95rV/Uer+rn+a8VnMQETs418Crgy8H3IednQnMkE0 CpgmKhiMQLD5OJk+gDj+apln8j9B/gMAAP//AwBQSwECLQAUAAYACAAAACEAtoM4kv4AAADhAQAA EwAAAAAAAAAAAAAAAAAAAAAAW0NvbnRlbnRfVHlwZXNdLnhtbFBLAQItABQABgAIAAAAIQA4/SH/ 1gAAAJQBAAALAAAAAAAAAAAAAAAAAC8BAABfcmVscy8ucmVsc1BLAQItABQABgAIAAAAIQCZ2PQo nAEAAJQDAAAOAAAAAAAAAAAAAAAAAC4CAABkcnMvZTJvRG9jLnhtbFBLAQItABQABgAIAAAAIQCa syRQ4AAAAAkBAAAPAAAAAAAAAAAAAAAAAPYDAABkcnMvZG93bnJldi54bWxQSwUGAAAAAAQABADz AAAAAwUAAAAA " strokecolor="#156082 [3204]" strokeweight=".5pt">
                 <v:stroke joinstyle="miter"/>
@@ -3416,7 +3559,7 @@
       <w:pPr>
         <w:pStyle w:val="Ttulo3"/>
       </w:pPr>
-      <w:bookmarkStart w:id="6" w:name="_Toc230077229"/>
+      <w:bookmarkStart w:id="6" w:name="_Toc230252202"/>
       <w:r>
         <w:t>Ferramentas do Ecossistema Local</w:t>
       </w:r>
@@ -3480,7 +3623,7 @@
               </wp:anchor>
             </w:drawing>
           </mc:Choice>
-          <mc:Fallback xmlns:ns11="http://schemas.microsoft.com/office/drawing/2010/main" xmlns:ns5="http://schemas.openxmlformats.org/drawingml/2006/main" xmlns:ns9="http://schemas.openxmlformats.org/drawingml/2006/picture">
+          <mc:Fallback xmlns:ns9="http://schemas.openxmlformats.org/drawingml/2006/picture" xmlns:ns5="http://schemas.openxmlformats.org/drawingml/2006/main" xmlns:ns11="http://schemas.microsoft.com/office/drawing/2010/main">
             <w:pict>
               <v:line w14:anchorId="20F34B84" id="Conexão Reta 3" o:spid="_x0000_s1026" style="position:absolute;z-index:251664384;visibility:visible;mso-wrap-style:square;mso-wrap-distance-left:9pt;mso-wrap-distance-top:0;mso-wrap-distance-right:9pt;mso-wrap-distance-bottom:0;mso-position-horizontal:absolute;mso-position-horizontal-relative:text;mso-position-vertical:absolute;mso-position-vertical-relative:text" from="0,-.05pt" to="484.2pt,-.05pt" o:gfxdata="UEsDBBQABgAIAAAAIQC2gziS/gAAAOEBAAATAAAAW0NvbnRlbnRfVHlwZXNdLnhtbJSRQU7DMBBF 90jcwfIWJU67QAgl6YK0S0CoHGBkTxKLZGx5TGhvj5O2G0SRWNoz/78nu9wcxkFMGNg6quQqL6RA 0s5Y6ir5vt9lD1JwBDIwOMJKHpHlpr69KfdHjyxSmriSfYz+USnWPY7AufNIadK6MEJMx9ApD/oD OlTrorhX2lFEilmcO2RdNtjC5xDF9pCuTyYBB5bi6bQ4syoJ3g9WQ0ymaiLzg5KdCXlKLjvcW893 SUOqXwnz5DrgnHtJTxOsQfEKIT7DmDSUCaxw7Rqn8787ZsmRM9e2VmPeBN4uqYvTtW7jvijg9N/y JsXecLq0q+WD6m8AAAD//wMAUEsDBBQABgAIAAAAIQA4/SH/1gAAAJQBAAALAAAAX3JlbHMvLnJl bHOkkMFqwzAMhu+DvYPRfXGawxijTi+j0GvpHsDYimMaW0Yy2fr2M4PBMnrbUb/Q94l/f/hMi1qR JVI2sOt6UJgd+ZiDgffL8ekFlFSbvV0oo4EbChzGx4f9GRdb25HMsYhqlCwG5lrLq9biZkxWOiqY 22YiTra2kYMu1l1tQD30/bPm3wwYN0x18gb45AdQl1tp5j/sFB2T0FQ7R0nTNEV3j6o9feQzro1i OWA14Fm+Q8a1a8+Bvu/d/dMb2JY5uiPbhG/ktn4cqGU/er3pcvwCAAD//wMAUEsDBBQABgAIAAAA IQCZ2PQonAEAAJQDAAAOAAAAZHJzL2Uyb0RvYy54bWysU01P3DAQvVfqf7B8Z5MAQm202T2A4FK1 qMAPMM54Y8n2WLbZZP99x97dLGorIRAXxx/z3sx7M1muJ2vYFkLU6DreLGrOwEnstdt0/Onx9uwb ZzEJ1wuDDjq+g8jXq69flqNv4RwHND0ERiQutqPv+JCSb6sqygGsiAv04OhRYbAi0TFsqj6Ikdit qc7r+qoaMfQ+oIQY6fZm/8hXhV8pkOmXUhESMx2n2lJZQ1mf81qtlqLdBOEHLQ9liA9UYYV2lHSm uhFJsJeg/6GyWgaMqNJCoq1QKS2haCA1Tf2XmodBeChayJzoZ5vi59HKn9trdx/IhtHHNvr7kFVM Ktj8pfrYVMzazWbBlJiky6vm8vvFJXkqj2/VCehDTHeAluVNx412WYdoxfZHTJSMQo8hdDilLru0 M5CDjfsNiumekjUFXaYCrk1gW0H9FFKCS03uIfGV6AxT2pgZWL8NPMRnKJSJeQ94RpTM6NIMttph +F/2NB1LVvv4owN73dmCZ+x3pSnFGmp9UXgY0zxbr88FfvqZVn8AAAD//wMAUEsDBBQABgAIAAAA IQCasyRQ4AAAAAkBAAAPAAAAZHJzL2Rvd25yZXYueG1sTI9Ba8JAEIXvhf6HZQq96UYpYmM2IpZS KxSpFfS4ZqdJ2uxs2F1N/Pcde2kvA4/He/O+bN7bRpzRh9qRgtEwAYFUOFNTqWD38TyYgghRk9GN I1RwwQDz/PYm06lxHb3jeRtLwSUUUq2girFNpQxFhVaHoWuR2Pt03urI0pfSeN1xuW3kOEkm0uqa +EOlW1xWWHxvT1bBm1+tlov15Ys2B9vtx+v95rV/Uer+rn+a8VnMQETs418Crgy8H3IednQnMkE0 CpgmKhiMQLD5OJk+gDj+apln8j9B/gMAAP//AwBQSwECLQAUAAYACAAAACEAtoM4kv4AAADhAQAA EwAAAAAAAAAAAAAAAAAAAAAAW0NvbnRlbnRfVHlwZXNdLnhtbFBLAQItABQABgAIAAAAIQA4/SH/ 1gAAAJQBAAALAAAAAAAAAAAAAAAAAC8BAABfcmVscy8ucmVsc1BLAQItABQABgAIAAAAIQCZ2PQo nAEAAJQDAAAOAAAAAAAAAAAAAAAAAC4CAABkcnMvZTJvRG9jLnhtbFBLAQItABQABgAIAAAAIQCa syRQ4AAAAAkBAAAPAAAAAAAAAAAAAAAAAPYDAABkcnMvZG93bnJldi54bWxQSwUGAAAAAAQABADz AAAAAwUAAAAA " strokecolor="#156082 [3204]" strokeweight=".5pt">
                 <v:stroke joinstyle="miter"/>
@@ -3883,7 +4026,7 @@
       <w:pPr>
         <w:pStyle w:val="Ttulo3"/>
       </w:pPr>
-      <w:bookmarkStart w:id="7" w:name="_Toc230077230"/>
+      <w:bookmarkStart w:id="7" w:name="_Toc230252203"/>
       <w:r>
         <w:lastRenderedPageBreak/>
         <w:t>Escolher o Modelo Certo</w:t>
@@ -3948,7 +4091,7 @@
               </wp:anchor>
             </w:drawing>
           </mc:Choice>
-          <mc:Fallback xmlns:ns11="http://schemas.microsoft.com/office/drawing/2010/main" xmlns:ns5="http://schemas.openxmlformats.org/drawingml/2006/main" xmlns:ns9="http://schemas.openxmlformats.org/drawingml/2006/picture">
+          <mc:Fallback xmlns:ns9="http://schemas.openxmlformats.org/drawingml/2006/picture" xmlns:ns5="http://schemas.openxmlformats.org/drawingml/2006/main" xmlns:ns11="http://schemas.microsoft.com/office/drawing/2010/main">
             <w:pict>
               <v:line w14:anchorId="619BBE13" id="Conexão Reta 3" o:spid="_x0000_s1026" style="position:absolute;z-index:251666432;visibility:visible;mso-wrap-style:square;mso-wrap-distance-left:9pt;mso-wrap-distance-top:0;mso-wrap-distance-right:9pt;mso-wrap-distance-bottom:0;mso-position-horizontal:absolute;mso-position-horizontal-relative:text;mso-position-vertical:absolute;mso-position-vertical-relative:text" from="0,-.05pt" to="484.2pt,-.05pt" o:gfxdata="UEsDBBQABgAIAAAAIQC2gziS/gAAAOEBAAATAAAAW0NvbnRlbnRfVHlwZXNdLnhtbJSRQU7DMBBF 90jcwfIWJU67QAgl6YK0S0CoHGBkTxKLZGx5TGhvj5O2G0SRWNoz/78nu9wcxkFMGNg6quQqL6RA 0s5Y6ir5vt9lD1JwBDIwOMJKHpHlpr69KfdHjyxSmriSfYz+USnWPY7AufNIadK6MEJMx9ApD/oD OlTrorhX2lFEilmcO2RdNtjC5xDF9pCuTyYBB5bi6bQ4syoJ3g9WQ0ymaiLzg5KdCXlKLjvcW893 SUOqXwnz5DrgnHtJTxOsQfEKIT7DmDSUCaxw7Rqn8787ZsmRM9e2VmPeBN4uqYvTtW7jvijg9N/y JsXecLq0q+WD6m8AAAD//wMAUEsDBBQABgAIAAAAIQA4/SH/1gAAAJQBAAALAAAAX3JlbHMvLnJl bHOkkMFqwzAMhu+DvYPRfXGawxijTi+j0GvpHsDYimMaW0Yy2fr2M4PBMnrbUb/Q94l/f/hMi1qR JVI2sOt6UJgd+ZiDgffL8ekFlFSbvV0oo4EbChzGx4f9GRdb25HMsYhqlCwG5lrLq9biZkxWOiqY 22YiTra2kYMu1l1tQD30/bPm3wwYN0x18gb45AdQl1tp5j/sFB2T0FQ7R0nTNEV3j6o9feQzro1i OWA14Fm+Q8a1a8+Bvu/d/dMb2JY5uiPbhG/ktn4cqGU/er3pcvwCAAD//wMAUEsDBBQABgAIAAAA IQCZ2PQonAEAAJQDAAAOAAAAZHJzL2Uyb0RvYy54bWysU01P3DAQvVfqf7B8Z5MAQm202T2A4FK1 qMAPMM54Y8n2WLbZZP99x97dLGorIRAXxx/z3sx7M1muJ2vYFkLU6DreLGrOwEnstdt0/Onx9uwb ZzEJ1wuDDjq+g8jXq69flqNv4RwHND0ERiQutqPv+JCSb6sqygGsiAv04OhRYbAi0TFsqj6Ikdit qc7r+qoaMfQ+oIQY6fZm/8hXhV8pkOmXUhESMx2n2lJZQ1mf81qtlqLdBOEHLQ9liA9UYYV2lHSm uhFJsJeg/6GyWgaMqNJCoq1QKS2haCA1Tf2XmodBeChayJzoZ5vi59HKn9trdx/IhtHHNvr7kFVM Ktj8pfrYVMzazWbBlJiky6vm8vvFJXkqj2/VCehDTHeAluVNx412WYdoxfZHTJSMQo8hdDilLru0 M5CDjfsNiumekjUFXaYCrk1gW0H9FFKCS03uIfGV6AxT2pgZWL8NPMRnKJSJeQ94RpTM6NIMttph +F/2NB1LVvv4owN73dmCZ+x3pSnFGmp9UXgY0zxbr88FfvqZVn8AAAD//wMAUEsDBBQABgAIAAAA IQCasyRQ4AAAAAkBAAAPAAAAZHJzL2Rvd25yZXYueG1sTI9Ba8JAEIXvhf6HZQq96UYpYmM2IpZS KxSpFfS4ZqdJ2uxs2F1N/Pcde2kvA4/He/O+bN7bRpzRh9qRgtEwAYFUOFNTqWD38TyYgghRk9GN I1RwwQDz/PYm06lxHb3jeRtLwSUUUq2girFNpQxFhVaHoWuR2Pt03urI0pfSeN1xuW3kOEkm0uqa +EOlW1xWWHxvT1bBm1+tlov15Ys2B9vtx+v95rV/Uer+rn+a8VnMQETs418Crgy8H3IednQnMkE0 CpgmKhiMQLD5OJk+gDj+apln8j9B/gMAAP//AwBQSwECLQAUAAYACAAAACEAtoM4kv4AAADhAQAA EwAAAAAAAAAAAAAAAAAAAAAAW0NvbnRlbnRfVHlwZXNdLnhtbFBLAQItABQABgAIAAAAIQA4/SH/ 1gAAAJQBAAALAAAAAAAAAAAAAAAAAC8BAABfcmVscy8ucmVsc1BLAQItABQABgAIAAAAIQCZ2PQo nAEAAJQDAAAOAAAAAAAAAAAAAAAAAC4CAABkcnMvZTJvRG9jLnhtbFBLAQItABQABgAIAAAAIQCa syRQ4AAAAAkBAAAPAAAAAAAAAAAAAAAAAPYDAABkcnMvZG93bnJldi54bWxQSwUGAAAAAAQABADz AAAAAwUAAAAA " strokecolor="#156082 [3204]" strokeweight=".5pt">
                 <v:stroke joinstyle="miter"/>
@@ -4051,7 +4194,7 @@
       <w:pPr>
         <w:pStyle w:val="Ttulo3"/>
       </w:pPr>
-      <w:bookmarkStart w:id="8" w:name="_Toc230077231"/>
+      <w:bookmarkStart w:id="8" w:name="_Toc230252204"/>
       <w:r>
         <w:t>Segurança em Modelos Open-Source</w:t>
       </w:r>
@@ -4115,7 +4258,7 @@
               </wp:anchor>
             </w:drawing>
           </mc:Choice>
-          <mc:Fallback xmlns:ns11="http://schemas.microsoft.com/office/drawing/2010/main" xmlns:ns5="http://schemas.openxmlformats.org/drawingml/2006/main" xmlns:ns9="http://schemas.openxmlformats.org/drawingml/2006/picture">
+          <mc:Fallback xmlns:ns9="http://schemas.openxmlformats.org/drawingml/2006/picture" xmlns:ns5="http://schemas.openxmlformats.org/drawingml/2006/main" xmlns:ns11="http://schemas.microsoft.com/office/drawing/2010/main">
             <w:pict>
               <v:line w14:anchorId="44DE2E80" id="Conexão Reta 3" o:spid="_x0000_s1026" style="position:absolute;z-index:251668480;visibility:visible;mso-wrap-style:square;mso-wrap-distance-left:9pt;mso-wrap-distance-top:0;mso-wrap-distance-right:9pt;mso-wrap-distance-bottom:0;mso-position-horizontal:absolute;mso-position-horizontal-relative:text;mso-position-vertical:absolute;mso-position-vertical-relative:text" from="0,0" to="484.2pt,0" o:gfxdata="UEsDBBQABgAIAAAAIQC2gziS/gAAAOEBAAATAAAAW0NvbnRlbnRfVHlwZXNdLnhtbJSRQU7DMBBF 90jcwfIWJU67QAgl6YK0S0CoHGBkTxKLZGx5TGhvj5O2G0SRWNoz/78nu9wcxkFMGNg6quQqL6RA 0s5Y6ir5vt9lD1JwBDIwOMJKHpHlpr69KfdHjyxSmriSfYz+USnWPY7AufNIadK6MEJMx9ApD/oD OlTrorhX2lFEilmcO2RdNtjC5xDF9pCuTyYBB5bi6bQ4syoJ3g9WQ0ymaiLzg5KdCXlKLjvcW893 SUOqXwnz5DrgnHtJTxOsQfEKIT7DmDSUCaxw7Rqn8787ZsmRM9e2VmPeBN4uqYvTtW7jvijg9N/y JsXecLq0q+WD6m8AAAD//wMAUEsDBBQABgAIAAAAIQA4/SH/1gAAAJQBAAALAAAAX3JlbHMvLnJl bHOkkMFqwzAMhu+DvYPRfXGawxijTi+j0GvpHsDYimMaW0Yy2fr2M4PBMnrbUb/Q94l/f/hMi1qR JVI2sOt6UJgd+ZiDgffL8ekFlFSbvV0oo4EbChzGx4f9GRdb25HMsYhqlCwG5lrLq9biZkxWOiqY 22YiTra2kYMu1l1tQD30/bPm3wwYN0x18gb45AdQl1tp5j/sFB2T0FQ7R0nTNEV3j6o9feQzro1i OWA14Fm+Q8a1a8+Bvu/d/dMb2JY5uiPbhG/ktn4cqGU/er3pcvwCAAD//wMAUEsDBBQABgAIAAAA IQCZ2PQonAEAAJQDAAAOAAAAZHJzL2Uyb0RvYy54bWysU01P3DAQvVfqf7B8Z5MAQm202T2A4FK1 qMAPMM54Y8n2WLbZZP99x97dLGorIRAXxx/z3sx7M1muJ2vYFkLU6DreLGrOwEnstdt0/Onx9uwb ZzEJ1wuDDjq+g8jXq69flqNv4RwHND0ERiQutqPv+JCSb6sqygGsiAv04OhRYbAi0TFsqj6Ikdit qc7r+qoaMfQ+oIQY6fZm/8hXhV8pkOmXUhESMx2n2lJZQ1mf81qtlqLdBOEHLQ9liA9UYYV2lHSm uhFJsJeg/6GyWgaMqNJCoq1QKS2haCA1Tf2XmodBeChayJzoZ5vi59HKn9trdx/IhtHHNvr7kFVM Ktj8pfrYVMzazWbBlJiky6vm8vvFJXkqj2/VCehDTHeAluVNx412WYdoxfZHTJSMQo8hdDilLru0 M5CDjfsNiumekjUFXaYCrk1gW0H9FFKCS03uIfGV6AxT2pgZWL8NPMRnKJSJeQ94RpTM6NIMttph +F/2NB1LVvv4owN73dmCZ+x3pSnFGmp9UXgY0zxbr88FfvqZVn8AAAD//wMAUEsDBBQABgAIAAAA IQBdcTjb3gAAAAcBAAAPAAAAZHJzL2Rvd25yZXYueG1sTI9Ba8JAEIXvBf/DMkJvdVMpYmM2IpZS KxSpLdjjmp0m0exs2F1N/Pcde2kvDx6PefO9bN7bRpzRh9qRgvtRAgKpcKamUsHnx/PdFESImoxu HKGCCwaY54ObTKfGdfSO520sBZdQSLWCKsY2lTIUFVodRq5F4uzbeasjW19K43XH5baR4ySZSKtr 4g+VbnFZYXHcnqyCN79aLRfry4E2X7bbjde7zWv/otTtsH+asSxmICL28e8CrhuYH3IG27sTmSAa Bbwm/ipnj5PpA4j91co8k//58x8AAAD//wMAUEsBAi0AFAAGAAgAAAAhALaDOJL+AAAA4QEAABMA AAAAAAAAAAAAAAAAAAAAAFtDb250ZW50X1R5cGVzXS54bWxQSwECLQAUAAYACAAAACEAOP0h/9YA AACUAQAACwAAAAAAAAAAAAAAAAAvAQAAX3JlbHMvLnJlbHNQSwECLQAUAAYACAAAACEAmdj0KJwB AACUAwAADgAAAAAAAAAAAAAAAAAuAgAAZHJzL2Uyb0RvYy54bWxQSwECLQAUAAYACAAAACEAXXE4 294AAAAHAQAADwAAAAAAAAAAAAAAAAD2AwAAZHJzL2Rvd25yZXYueG1sUEsFBgAAAAAEAAQA8wAA AAEFAAAAAA== " strokecolor="#156082 [3204]" strokeweight=".5pt">
                 <v:stroke joinstyle="miter"/>
@@ -4263,7 +4406,7 @@
       <w:pPr>
         <w:pStyle w:val="Ttulo3"/>
       </w:pPr>
-      <w:bookmarkStart w:id="9" w:name="_Toc230077232"/>
+      <w:bookmarkStart w:id="9" w:name="_Toc230252205"/>
       <w:r>
         <w:t>Pontos-Chave</w:t>
       </w:r>
@@ -4334,7 +4477,7 @@
               </wp:anchor>
             </w:drawing>
           </mc:Choice>
-          <mc:Fallback xmlns:ns11="http://schemas.microsoft.com/office/drawing/2010/main" xmlns:ns5="http://schemas.openxmlformats.org/drawingml/2006/main" xmlns:ns9="http://schemas.openxmlformats.org/drawingml/2006/picture">
+          <mc:Fallback xmlns:ns9="http://schemas.openxmlformats.org/drawingml/2006/picture" xmlns:ns5="http://schemas.openxmlformats.org/drawingml/2006/main" xmlns:ns11="http://schemas.microsoft.com/office/drawing/2010/main">
             <w:pict>
               <v:line w14:anchorId="7BCFBA01" id="Conexão Reta 3" o:spid="_x0000_s1026" style="position:absolute;z-index:251670528;visibility:visible;mso-wrap-style:square;mso-wrap-distance-left:9pt;mso-wrap-distance-top:0;mso-wrap-distance-right:9pt;mso-wrap-distance-bottom:0;mso-position-horizontal:absolute;mso-position-horizontal-relative:text;mso-position-vertical:absolute;mso-position-vertical-relative:text" from="0,-.05pt" to="484.2pt,-.05pt" o:gfxdata="UEsDBBQABgAIAAAAIQC2gziS/gAAAOEBAAATAAAAW0NvbnRlbnRfVHlwZXNdLnhtbJSRQU7DMBBF 90jcwfIWJU67QAgl6YK0S0CoHGBkTxKLZGx5TGhvj5O2G0SRWNoz/78nu9wcxkFMGNg6quQqL6RA 0s5Y6ir5vt9lD1JwBDIwOMJKHpHlpr69KfdHjyxSmriSfYz+USnWPY7AufNIadK6MEJMx9ApD/oD OlTrorhX2lFEilmcO2RdNtjC5xDF9pCuTyYBB5bi6bQ4syoJ3g9WQ0ymaiLzg5KdCXlKLjvcW893 SUOqXwnz5DrgnHtJTxOsQfEKIT7DmDSUCaxw7Rqn8787ZsmRM9e2VmPeBN4uqYvTtW7jvijg9N/y JsXecLq0q+WD6m8AAAD//wMAUEsDBBQABgAIAAAAIQA4/SH/1gAAAJQBAAALAAAAX3JlbHMvLnJl bHOkkMFqwzAMhu+DvYPRfXGawxijTi+j0GvpHsDYimMaW0Yy2fr2M4PBMnrbUb/Q94l/f/hMi1qR JVI2sOt6UJgd+ZiDgffL8ekFlFSbvV0oo4EbChzGx4f9GRdb25HMsYhqlCwG5lrLq9biZkxWOiqY 22YiTra2kYMu1l1tQD30/bPm3wwYN0x18gb45AdQl1tp5j/sFB2T0FQ7R0nTNEV3j6o9feQzro1i OWA14Fm+Q8a1a8+Bvu/d/dMb2JY5uiPbhG/ktn4cqGU/er3pcvwCAAD//wMAUEsDBBQABgAIAAAA IQCZ2PQonAEAAJQDAAAOAAAAZHJzL2Uyb0RvYy54bWysU01P3DAQvVfqf7B8Z5MAQm202T2A4FK1 qMAPMM54Y8n2WLbZZP99x97dLGorIRAXxx/z3sx7M1muJ2vYFkLU6DreLGrOwEnstdt0/Onx9uwb ZzEJ1wuDDjq+g8jXq69flqNv4RwHND0ERiQutqPv+JCSb6sqygGsiAv04OhRYbAi0TFsqj6Ikdit qc7r+qoaMfQ+oIQY6fZm/8hXhV8pkOmXUhESMx2n2lJZQ1mf81qtlqLdBOEHLQ9liA9UYYV2lHSm uhFJsJeg/6GyWgaMqNJCoq1QKS2haCA1Tf2XmodBeChayJzoZ5vi59HKn9trdx/IhtHHNvr7kFVM Ktj8pfrYVMzazWbBlJiky6vm8vvFJXkqj2/VCehDTHeAluVNx412WYdoxfZHTJSMQo8hdDilLru0 M5CDjfsNiumekjUFXaYCrk1gW0H9FFKCS03uIfGV6AxT2pgZWL8NPMRnKJSJeQ94RpTM6NIMttph +F/2NB1LVvv4owN73dmCZ+x3pSnFGmp9UXgY0zxbr88FfvqZVn8AAAD//wMAUEsDBBQABgAIAAAA IQCasyRQ4AAAAAkBAAAPAAAAZHJzL2Rvd25yZXYueG1sTI9Ba8JAEIXvhf6HZQq96UYpYmM2IpZS KxSpFfS4ZqdJ2uxs2F1N/Pcde2kvA4/He/O+bN7bRpzRh9qRgtEwAYFUOFNTqWD38TyYgghRk9GN I1RwwQDz/PYm06lxHb3jeRtLwSUUUq2girFNpQxFhVaHoWuR2Pt03urI0pfSeN1xuW3kOEkm0uqa +EOlW1xWWHxvT1bBm1+tlov15Ys2B9vtx+v95rV/Uer+rn+a8VnMQETs418Crgy8H3IednQnMkE0 CpgmKhiMQLD5OJk+gDj+apln8j9B/gMAAP//AwBQSwECLQAUAAYACAAAACEAtoM4kv4AAADhAQAA EwAAAAAAAAAAAAAAAAAAAAAAW0NvbnRlbnRfVHlwZXNdLnhtbFBLAQItABQABgAIAAAAIQA4/SH/ 1gAAAJQBAAALAAAAAAAAAAAAAAAAAC8BAABfcmVscy8ucmVsc1BLAQItABQABgAIAAAAIQCZ2PQo nAEAAJQDAAAOAAAAAAAAAAAAAAAAAC4CAABkcnMvZTJvRG9jLnhtbFBLAQItABQABgAIAAAAIQCa syRQ4AAAAAkBAAAPAAAAAAAAAAAAAAAAAPYDAABkcnMvZG93bnJldi54bWxQSwUGAAAAAAQABADz AAAAAwUAAAAA " strokecolor="#156082 [3204]" strokeweight=".5pt">
                 <v:stroke joinstyle="miter"/>
@@ -4516,7 +4659,7 @@
       <w:pPr>
         <w:pStyle w:val="Ttulo3"/>
       </w:pPr>
-      <w:bookmarkStart w:id="10" w:name="_Toc230077233"/>
+      <w:bookmarkStart w:id="10" w:name="_Toc230252206"/>
       <w:r>
         <w:lastRenderedPageBreak/>
         <w:t>Ligações e Recursos</w:t>
@@ -4589,7 +4732,7 @@
               </wp:anchor>
             </w:drawing>
           </mc:Choice>
-          <mc:Fallback xmlns:ns11="http://schemas.microsoft.com/office/drawing/2010/main" xmlns:ns5="http://schemas.openxmlformats.org/drawingml/2006/main" xmlns:ns9="http://schemas.openxmlformats.org/drawingml/2006/picture">
+          <mc:Fallback xmlns:ns9="http://schemas.openxmlformats.org/drawingml/2006/picture" xmlns:ns5="http://schemas.openxmlformats.org/drawingml/2006/main" xmlns:ns11="http://schemas.microsoft.com/office/drawing/2010/main">
             <w:pict>
               <v:line w14:anchorId="546AD9F8" id="Conexão Reta 3" o:spid="_x0000_s1026" style="position:absolute;z-index:251672576;visibility:visible;mso-wrap-style:square;mso-wrap-distance-left:9pt;mso-wrap-distance-top:0;mso-wrap-distance-right:9pt;mso-wrap-distance-bottom:0;mso-position-horizontal:absolute;mso-position-horizontal-relative:text;mso-position-vertical:absolute;mso-position-vertical-relative:text" from="0,-.05pt" to="484.2pt,-.05pt" o:gfxdata="UEsDBBQABgAIAAAAIQC2gziS/gAAAOEBAAATAAAAW0NvbnRlbnRfVHlwZXNdLnhtbJSRQU7DMBBF 90jcwfIWJU67QAgl6YK0S0CoHGBkTxKLZGx5TGhvj5O2G0SRWNoz/78nu9wcxkFMGNg6quQqL6RA 0s5Y6ir5vt9lD1JwBDIwOMJKHpHlpr69KfdHjyxSmriSfYz+USnWPY7AufNIadK6MEJMx9ApD/oD OlTrorhX2lFEilmcO2RdNtjC5xDF9pCuTyYBB5bi6bQ4syoJ3g9WQ0ymaiLzg5KdCXlKLjvcW893 SUOqXwnz5DrgnHtJTxOsQfEKIT7DmDSUCaxw7Rqn8787ZsmRM9e2VmPeBN4uqYvTtW7jvijg9N/y JsXecLq0q+WD6m8AAAD//wMAUEsDBBQABgAIAAAAIQA4/SH/1gAAAJQBAAALAAAAX3JlbHMvLnJl bHOkkMFqwzAMhu+DvYPRfXGawxijTi+j0GvpHsDYimMaW0Yy2fr2M4PBMnrbUb/Q94l/f/hMi1qR JVI2sOt6UJgd+ZiDgffL8ekFlFSbvV0oo4EbChzGx4f9GRdb25HMsYhqlCwG5lrLq9biZkxWOiqY 22YiTra2kYMu1l1tQD30/bPm3wwYN0x18gb45AdQl1tp5j/sFB2T0FQ7R0nTNEV3j6o9feQzro1i OWA14Fm+Q8a1a8+Bvu/d/dMb2JY5uiPbhG/ktn4cqGU/er3pcvwCAAD//wMAUEsDBBQABgAIAAAA IQCZ2PQonAEAAJQDAAAOAAAAZHJzL2Uyb0RvYy54bWysU01P3DAQvVfqf7B8Z5MAQm202T2A4FK1 qMAPMM54Y8n2WLbZZP99x97dLGorIRAXxx/z3sx7M1muJ2vYFkLU6DreLGrOwEnstdt0/Onx9uwb ZzEJ1wuDDjq+g8jXq69flqNv4RwHND0ERiQutqPv+JCSb6sqygGsiAv04OhRYbAi0TFsqj6Ikdit qc7r+qoaMfQ+oIQY6fZm/8hXhV8pkOmXUhESMx2n2lJZQ1mf81qtlqLdBOEHLQ9liA9UYYV2lHSm uhFJsJeg/6GyWgaMqNJCoq1QKS2haCA1Tf2XmodBeChayJzoZ5vi59HKn9trdx/IhtHHNvr7kFVM Ktj8pfrYVMzazWbBlJiky6vm8vvFJXkqj2/VCehDTHeAluVNx412WYdoxfZHTJSMQo8hdDilLru0 M5CDjfsNiumekjUFXaYCrk1gW0H9FFKCS03uIfGV6AxT2pgZWL8NPMRnKJSJeQ94RpTM6NIMttph +F/2NB1LVvv4owN73dmCZ+x3pSnFGmp9UXgY0zxbr88FfvqZVn8AAAD//wMAUEsDBBQABgAIAAAA IQCasyRQ4AAAAAkBAAAPAAAAZHJzL2Rvd25yZXYueG1sTI9Ba8JAEIXvhf6HZQq96UYpYmM2IpZS KxSpFfS4ZqdJ2uxs2F1N/Pcde2kvA4/He/O+bN7bRpzRh9qRgtEwAYFUOFNTqWD38TyYgghRk9GN I1RwwQDz/PYm06lxHb3jeRtLwSUUUq2girFNpQxFhVaHoWuR2Pt03urI0pfSeN1xuW3kOEkm0uqa +EOlW1xWWHxvT1bBm1+tlov15Ys2B9vtx+v95rV/Uer+rn+a8VnMQETs418Crgy8H3IednQnMkE0 CpgmKhiMQLD5OJk+gDj+apln8j9B/gMAAP//AwBQSwECLQAUAAYACAAAACEAtoM4kv4AAADhAQAA EwAAAAAAAAAAAAAAAAAAAAAAW0NvbnRlbnRfVHlwZXNdLnhtbFBLAQItABQABgAIAAAAIQA4/SH/ 1gAAAJQBAAALAAAAAAAAAAAAAAAAAC8BAABfcmVscy8ucmVsc1BLAQItABQABgAIAAAAIQCZ2PQo nAEAAJQDAAAOAAAAAAAAAAAAAAAAAC4CAABkcnMvZTJvRG9jLnhtbFBLAQItABQABgAIAAAAIQCa syRQ4AAAAAkBAAAPAAAAAAAAAAAAAAAAAPYDAABkcnMvZG93bnJldi54bWxQSwUGAAAAAAQABADz AAAAAwUAAAAA " strokecolor="#156082 [3204]" strokeweight=".5pt">
                 <v:stroke joinstyle="miter"/>
@@ -4949,7 +5092,7 @@
           <w:lang w:val="en-US"/>
         </w:rPr>
       </w:pPr>
-      <w:bookmarkStart w:id="11" w:name="_Toc230077234"/>
+      <w:bookmarkStart w:id="11" w:name="_Toc230252207"/>
       <w:r>
         <w:rPr>
           <w:lang w:val="en-US"/>
@@ -5083,7 +5226,7 @@
       <w:pPr>
         <w:pStyle w:val="Ttulo3"/>
       </w:pPr>
-      <w:bookmarkStart w:id="12" w:name="_Toc230077235"/>
+      <w:bookmarkStart w:id="12" w:name="_Toc230252208"/>
       <w:r>
         <w:t>O Problema</w:t>
       </w:r>
@@ -5147,7 +5290,7 @@
               </wp:anchor>
             </w:drawing>
           </mc:Choice>
-          <mc:Fallback xmlns:ns11="http://schemas.microsoft.com/office/drawing/2010/main" xmlns:ns5="http://schemas.openxmlformats.org/drawingml/2006/main" xmlns:ns9="http://schemas.openxmlformats.org/drawingml/2006/picture">
+          <mc:Fallback xmlns:ns9="http://schemas.openxmlformats.org/drawingml/2006/picture" xmlns:ns5="http://schemas.openxmlformats.org/drawingml/2006/main" xmlns:ns11="http://schemas.microsoft.com/office/drawing/2010/main">
             <w:pict>
               <v:line w14:anchorId="353A3786" id="Conexão Reta 3" o:spid="_x0000_s1026" style="position:absolute;z-index:251674624;visibility:visible;mso-wrap-style:square;mso-wrap-distance-left:9pt;mso-wrap-distance-top:0;mso-wrap-distance-right:9pt;mso-wrap-distance-bottom:0;mso-position-horizontal:absolute;mso-position-horizontal-relative:text;mso-position-vertical:absolute;mso-position-vertical-relative:text" from="0,-.05pt" to="484.2pt,-.05pt" o:gfxdata="UEsDBBQABgAIAAAAIQC2gziS/gAAAOEBAAATAAAAW0NvbnRlbnRfVHlwZXNdLnhtbJSRQU7DMBBF 90jcwfIWJU67QAgl6YK0S0CoHGBkTxKLZGx5TGhvj5O2G0SRWNoz/78nu9wcxkFMGNg6quQqL6RA 0s5Y6ir5vt9lD1JwBDIwOMJKHpHlpr69KfdHjyxSmriSfYz+USnWPY7AufNIadK6MEJMx9ApD/oD OlTrorhX2lFEilmcO2RdNtjC5xDF9pCuTyYBB5bi6bQ4syoJ3g9WQ0ymaiLzg5KdCXlKLjvcW893 SUOqXwnz5DrgnHtJTxOsQfEKIT7DmDSUCaxw7Rqn8787ZsmRM9e2VmPeBN4uqYvTtW7jvijg9N/y JsXecLq0q+WD6m8AAAD//wMAUEsDBBQABgAIAAAAIQA4/SH/1gAAAJQBAAALAAAAX3JlbHMvLnJl bHOkkMFqwzAMhu+DvYPRfXGawxijTi+j0GvpHsDYimMaW0Yy2fr2M4PBMnrbUb/Q94l/f/hMi1qR JVI2sOt6UJgd+ZiDgffL8ekFlFSbvV0oo4EbChzGx4f9GRdb25HMsYhqlCwG5lrLq9biZkxWOiqY 22YiTra2kYMu1l1tQD30/bPm3wwYN0x18gb45AdQl1tp5j/sFB2T0FQ7R0nTNEV3j6o9feQzro1i OWA14Fm+Q8a1a8+Bvu/d/dMb2JY5uiPbhG/ktn4cqGU/er3pcvwCAAD//wMAUEsDBBQABgAIAAAA IQCZ2PQonAEAAJQDAAAOAAAAZHJzL2Uyb0RvYy54bWysU01P3DAQvVfqf7B8Z5MAQm202T2A4FK1 qMAPMM54Y8n2WLbZZP99x97dLGorIRAXxx/z3sx7M1muJ2vYFkLU6DreLGrOwEnstdt0/Onx9uwb ZzEJ1wuDDjq+g8jXq69flqNv4RwHND0ERiQutqPv+JCSb6sqygGsiAv04OhRYbAi0TFsqj6Ikdit qc7r+qoaMfQ+oIQY6fZm/8hXhV8pkOmXUhESMx2n2lJZQ1mf81qtlqLdBOEHLQ9liA9UYYV2lHSm uhFJsJeg/6GyWgaMqNJCoq1QKS2haCA1Tf2XmodBeChayJzoZ5vi59HKn9trdx/IhtHHNvr7kFVM Ktj8pfrYVMzazWbBlJiky6vm8vvFJXkqj2/VCehDTHeAluVNx412WYdoxfZHTJSMQo8hdDilLru0 M5CDjfsNiumekjUFXaYCrk1gW0H9FFKCS03uIfGV6AxT2pgZWL8NPMRnKJSJeQ94RpTM6NIMttph +F/2NB1LVvv4owN73dmCZ+x3pSnFGmp9UXgY0zxbr88FfvqZVn8AAAD//wMAUEsDBBQABgAIAAAA IQCasyRQ4AAAAAkBAAAPAAAAZHJzL2Rvd25yZXYueG1sTI9Ba8JAEIXvhf6HZQq96UYpYmM2IpZS KxSpFfS4ZqdJ2uxs2F1N/Pcde2kvA4/He/O+bN7bRpzRh9qRgtEwAYFUOFNTqWD38TyYgghRk9GN I1RwwQDz/PYm06lxHb3jeRtLwSUUUq2girFNpQxFhVaHoWuR2Pt03urI0pfSeN1xuW3kOEkm0uqa +EOlW1xWWHxvT1bBm1+tlov15Ys2B9vtx+v95rV/Uer+rn+a8VnMQETs418Crgy8H3IednQnMkE0 CpgmKhiMQLD5OJk+gDj+apln8j9B/gMAAP//AwBQSwECLQAUAAYACAAAACEAtoM4kv4AAADhAQAA EwAAAAAAAAAAAAAAAAAAAAAAW0NvbnRlbnRfVHlwZXNdLnhtbFBLAQItABQABgAIAAAAIQA4/SH/ 1gAAAJQBAAALAAAAAAAAAAAAAAAAAC8BAABfcmVscy8ucmVsc1BLAQItABQABgAIAAAAIQCZ2PQo nAEAAJQDAAAOAAAAAAAAAAAAAAAAAC4CAABkcnMvZTJvRG9jLnhtbFBLAQItABQABgAIAAAAIQCa syRQ4AAAAAkBAAAPAAAAAAAAAAAAAAAAAPYDAABkcnMvZG93bnJldi54bWxQSwUGAAAAAAQABADz AAAAAwUAAAAA " strokecolor="#156082 [3204]" strokeweight=".5pt">
                 <v:stroke joinstyle="miter"/>
@@ -5493,7 +5636,7 @@
       <w:pPr>
         <w:pStyle w:val="Ttulo3"/>
       </w:pPr>
-      <w:bookmarkStart w:id="13" w:name="_Toc230077236"/>
+      <w:bookmarkStart w:id="13" w:name="_Toc230252209"/>
       <w:r>
         <w:t>Hibernate Assistant — Como Funciona Internamente</w:t>
       </w:r>
@@ -5557,7 +5700,7 @@
               </wp:anchor>
             </w:drawing>
           </mc:Choice>
-          <mc:Fallback xmlns:ns11="http://schemas.microsoft.com/office/drawing/2010/main" xmlns:ns5="http://schemas.openxmlformats.org/drawingml/2006/main" xmlns:ns9="http://schemas.openxmlformats.org/drawingml/2006/picture">
+          <mc:Fallback xmlns:ns9="http://schemas.openxmlformats.org/drawingml/2006/picture" xmlns:ns5="http://schemas.openxmlformats.org/drawingml/2006/main" xmlns:ns11="http://schemas.microsoft.com/office/drawing/2010/main">
             <w:pict>
               <v:line w14:anchorId="14151E29" id="Conexão Reta 3" o:spid="_x0000_s1026" style="position:absolute;z-index:251676672;visibility:visible;mso-wrap-style:square;mso-wrap-distance-left:9pt;mso-wrap-distance-top:0;mso-wrap-distance-right:9pt;mso-wrap-distance-bottom:0;mso-position-horizontal:absolute;mso-position-horizontal-relative:text;mso-position-vertical:absolute;mso-position-vertical-relative:text" from="0,-.05pt" to="484.2pt,-.05pt" o:gfxdata="UEsDBBQABgAIAAAAIQC2gziS/gAAAOEBAAATAAAAW0NvbnRlbnRfVHlwZXNdLnhtbJSRQU7DMBBF 90jcwfIWJU67QAgl6YK0S0CoHGBkTxKLZGx5TGhvj5O2G0SRWNoz/78nu9wcxkFMGNg6quQqL6RA 0s5Y6ir5vt9lD1JwBDIwOMJKHpHlpr69KfdHjyxSmriSfYz+USnWPY7AufNIadK6MEJMx9ApD/oD OlTrorhX2lFEilmcO2RdNtjC5xDF9pCuTyYBB5bi6bQ4syoJ3g9WQ0ymaiLzg5KdCXlKLjvcW893 SUOqXwnz5DrgnHtJTxOsQfEKIT7DmDSUCaxw7Rqn8787ZsmRM9e2VmPeBN4uqYvTtW7jvijg9N/y JsXecLq0q+WD6m8AAAD//wMAUEsDBBQABgAIAAAAIQA4/SH/1gAAAJQBAAALAAAAX3JlbHMvLnJl bHOkkMFqwzAMhu+DvYPRfXGawxijTi+j0GvpHsDYimMaW0Yy2fr2M4PBMnrbUb/Q94l/f/hMi1qR JVI2sOt6UJgd+ZiDgffL8ekFlFSbvV0oo4EbChzGx4f9GRdb25HMsYhqlCwG5lrLq9biZkxWOiqY 22YiTra2kYMu1l1tQD30/bPm3wwYN0x18gb45AdQl1tp5j/sFB2T0FQ7R0nTNEV3j6o9feQzro1i OWA14Fm+Q8a1a8+Bvu/d/dMb2JY5uiPbhG/ktn4cqGU/er3pcvwCAAD//wMAUEsDBBQABgAIAAAA IQCZ2PQonAEAAJQDAAAOAAAAZHJzL2Uyb0RvYy54bWysU01P3DAQvVfqf7B8Z5MAQm202T2A4FK1 qMAPMM54Y8n2WLbZZP99x97dLGorIRAXxx/z3sx7M1muJ2vYFkLU6DreLGrOwEnstdt0/Onx9uwb ZzEJ1wuDDjq+g8jXq69flqNv4RwHND0ERiQutqPv+JCSb6sqygGsiAv04OhRYbAi0TFsqj6Ikdit qc7r+qoaMfQ+oIQY6fZm/8hXhV8pkOmXUhESMx2n2lJZQ1mf81qtlqLdBOEHLQ9liA9UYYV2lHSm uhFJsJeg/6GyWgaMqNJCoq1QKS2haCA1Tf2XmodBeChayJzoZ5vi59HKn9trdx/IhtHHNvr7kFVM Ktj8pfrYVMzazWbBlJiky6vm8vvFJXkqj2/VCehDTHeAluVNx412WYdoxfZHTJSMQo8hdDilLru0 M5CDjfsNiumekjUFXaYCrk1gW0H9FFKCS03uIfGV6AxT2pgZWL8NPMRnKJSJeQ94RpTM6NIMttph +F/2NB1LVvv4owN73dmCZ+x3pSnFGmp9UXgY0zxbr88FfvqZVn8AAAD//wMAUEsDBBQABgAIAAAA IQCasyRQ4AAAAAkBAAAPAAAAZHJzL2Rvd25yZXYueG1sTI9Ba8JAEIXvhf6HZQq96UYpYmM2IpZS KxSpFfS4ZqdJ2uxs2F1N/Pcde2kvA4/He/O+bN7bRpzRh9qRgtEwAYFUOFNTqWD38TyYgghRk9GN I1RwwQDz/PYm06lxHb3jeRtLwSUUUq2girFNpQxFhVaHoWuR2Pt03urI0pfSeN1xuW3kOEkm0uqa +EOlW1xWWHxvT1bBm1+tlov15Ys2B9vtx+v95rV/Uer+rn+a8VnMQETs418Crgy8H3IednQnMkE0 CpgmKhiMQLD5OJk+gDj+apln8j9B/gMAAP//AwBQSwECLQAUAAYACAAAACEAtoM4kv4AAADhAQAA EwAAAAAAAAAAAAAAAAAAAAAAW0NvbnRlbnRfVHlwZXNdLnhtbFBLAQItABQABgAIAAAAIQA4/SH/ 1gAAAJQBAAALAAAAAAAAAAAAAAAAAC8BAABfcmVscy8ucmVsc1BLAQItABQABgAIAAAAIQCZ2PQo nAEAAJQDAAAOAAAAAAAAAAAAAAAAAC4CAABkcnMvZTJvRG9jLnhtbFBLAQItABQABgAIAAAAIQCa syRQ4AAAAAkBAAAPAAAAAAAAAAAAAAAAAPYDAABkcnMvZG93bnJldi54bWxQSwUGAAAAAAQABADz AAAAAwUAAAAA " strokecolor="#156082 [3204]" strokeweight=".5pt">
                 <v:stroke joinstyle="miter"/>
@@ -8917,47 +9060,7 @@
                 <w:sz w:val="18"/>
                 <w:szCs w:val="18"/>
               </w:rPr>
-              <w:t xml:space="preserve"> → </w:t>
-            </w:r>
-            <w:proofErr w:type="spellStart"/>
-            <w:r>
-              <w:rPr>
-                <w:rFonts w:ascii="Courier New" w:eastAsia="Courier New" w:hAnsi="Courier New" w:cs="Courier New"/>
-                <w:color w:val="1F3864"/>
-                <w:sz w:val="18"/>
-                <w:szCs w:val="18"/>
-              </w:rPr>
-              <w:t>DatabaseAssistant.chat</w:t>
-            </w:r>
-            <w:proofErr w:type="spellEnd"/>
-            <w:r>
-              <w:rPr>
-                <w:rFonts w:ascii="Courier New" w:eastAsia="Courier New" w:hAnsi="Courier New" w:cs="Courier New"/>
-                <w:color w:val="1F3864"/>
-                <w:sz w:val="18"/>
-                <w:szCs w:val="18"/>
-              </w:rPr>
-              <w:t>(</w:t>
-            </w:r>
-            <w:proofErr w:type="spellStart"/>
-            <w:r>
-              <w:rPr>
-                <w:rFonts w:ascii="Courier New" w:eastAsia="Courier New" w:hAnsi="Courier New" w:cs="Courier New"/>
-                <w:color w:val="1F3864"/>
-                <w:sz w:val="18"/>
-                <w:szCs w:val="18"/>
-              </w:rPr>
-              <w:t>question</w:t>
-            </w:r>
-            <w:proofErr w:type="spellEnd"/>
-            <w:r>
-              <w:rPr>
-                <w:rFonts w:ascii="Courier New" w:eastAsia="Courier New" w:hAnsi="Courier New" w:cs="Courier New"/>
-                <w:color w:val="1F3864"/>
-                <w:sz w:val="18"/>
-                <w:szCs w:val="18"/>
-              </w:rPr>
-              <w:t>)</w:t>
+              <w:t xml:space="preserve"> → DatabaseAssistant.chat(question)</w:t>
             </w:r>
           </w:p>
         </w:tc>
@@ -9414,25 +9517,7 @@
                 <w:sz w:val="18"/>
                 <w:szCs w:val="18"/>
               </w:rPr>
-              <w:t xml:space="preserve">): elimina ```, trunca </w:t>
-            </w:r>
-            <w:r>
-              <w:rPr>
-                <w:rFonts w:ascii="Courier New" w:eastAsia="Courier New" w:hAnsi="Courier New" w:cs="Courier New"/>
-                <w:color w:val="1F3864"/>
-                <w:sz w:val="18"/>
-                <w:szCs w:val="18"/>
-              </w:rPr>
-              <w:t>em</w:t>
-            </w:r>
-            <w:r>
-              <w:rPr>
-                <w:rFonts w:ascii="Courier New" w:eastAsia="Courier New" w:hAnsi="Courier New" w:cs="Courier New"/>
-                <w:color w:val="1F3864"/>
-                <w:sz w:val="18"/>
-                <w:szCs w:val="18"/>
-              </w:rPr>
-              <w:t xml:space="preserve"> ';', </w:t>
+              <w:t xml:space="preserve">): elimina ```, trunca em ';', </w:t>
             </w:r>
             <w:proofErr w:type="spellStart"/>
             <w:r>
@@ -9543,25 +9628,7 @@
                 <w:sz w:val="18"/>
                 <w:szCs w:val="18"/>
               </w:rPr>
-              <w:t xml:space="preserve">, 50)   // </w:t>
-            </w:r>
-            <w:r>
-              <w:rPr>
-                <w:rFonts w:ascii="Courier New" w:eastAsia="Courier New" w:hAnsi="Courier New" w:cs="Courier New"/>
-                <w:color w:val="1F3864"/>
-                <w:sz w:val="18"/>
-                <w:szCs w:val="18"/>
-              </w:rPr>
-              <w:t>apenas dois</w:t>
-            </w:r>
-            <w:r>
-              <w:rPr>
-                <w:rFonts w:ascii="Courier New" w:eastAsia="Courier New" w:hAnsi="Courier New" w:cs="Courier New"/>
-                <w:color w:val="1F3864"/>
-                <w:sz w:val="18"/>
-                <w:szCs w:val="18"/>
-              </w:rPr>
-              <w:t xml:space="preserve"> campos               </w:t>
+              <w:t xml:space="preserve">, 50)   // apenas dois campos               </w:t>
             </w:r>
           </w:p>
         </w:tc>
@@ -9744,25 +9811,7 @@
                 <w:sz w:val="18"/>
                 <w:szCs w:val="18"/>
               </w:rPr>
-              <w:t xml:space="preserve">       → Valida prefi</w:t>
-            </w:r>
-            <w:r>
-              <w:rPr>
-                <w:rFonts w:ascii="Courier New" w:eastAsia="Courier New" w:hAnsi="Courier New" w:cs="Courier New"/>
-                <w:color w:val="1F3864"/>
-                <w:sz w:val="18"/>
-                <w:szCs w:val="18"/>
-              </w:rPr>
-              <w:t>x</w:t>
-            </w:r>
-            <w:r>
-              <w:rPr>
-                <w:rFonts w:ascii="Courier New" w:eastAsia="Courier New" w:hAnsi="Courier New" w:cs="Courier New"/>
-                <w:color w:val="1F3864"/>
-                <w:sz w:val="18"/>
-                <w:szCs w:val="18"/>
-              </w:rPr>
-              <w:t xml:space="preserve">o SELECT/FROM (bloqueia UPDATE/DELETE/etc.)     </w:t>
+              <w:t xml:space="preserve">       → Valida prefixo SELECT/FROM (bloqueia UPDATE/DELETE/etc.)     </w:t>
             </w:r>
           </w:p>
         </w:tc>
@@ -10100,8 +10149,9 @@
                 <w:szCs w:val="18"/>
                 <w:lang w:val="es-ES"/>
               </w:rPr>
-              <w:t>dev</w:t>
-            </w:r>
+              <w:t>devolve</w:t>
+            </w:r>
+            <w:proofErr w:type="spellEnd"/>
             <w:r>
               <w:rPr>
                 <w:rFonts w:ascii="Courier New" w:eastAsia="Courier New" w:hAnsi="Courier New" w:cs="Courier New"/>
@@ -10110,8 +10160,9 @@
                 <w:szCs w:val="18"/>
                 <w:lang w:val="es-ES"/>
               </w:rPr>
-              <w:t>o</w:t>
-            </w:r>
+              <w:t xml:space="preserve"> </w:t>
+            </w:r>
+            <w:proofErr w:type="spellStart"/>
             <w:r>
               <w:rPr>
                 <w:rFonts w:ascii="Courier New" w:eastAsia="Courier New" w:hAnsi="Courier New" w:cs="Courier New"/>
@@ -10120,7 +10171,7 @@
                 <w:szCs w:val="18"/>
                 <w:lang w:val="es-ES"/>
               </w:rPr>
-              <w:t>lve</w:t>
+              <w:t>String</w:t>
             </w:r>
             <w:proofErr w:type="spellEnd"/>
             <w:r>
@@ -10131,7 +10182,7 @@
                 <w:szCs w:val="18"/>
                 <w:lang w:val="es-ES"/>
               </w:rPr>
-              <w:t xml:space="preserve"> </w:t>
+              <w:t xml:space="preserve"> con </w:t>
             </w:r>
             <w:proofErr w:type="spellStart"/>
             <w:r>
@@ -10142,69 +10193,7 @@
                 <w:szCs w:val="18"/>
                 <w:lang w:val="es-ES"/>
               </w:rPr>
-              <w:t>String</w:t>
-            </w:r>
-            <w:proofErr w:type="spellEnd"/>
-            <w:r>
-              <w:rPr>
-                <w:rFonts w:ascii="Courier New" w:eastAsia="Courier New" w:hAnsi="Courier New" w:cs="Courier New"/>
-                <w:color w:val="1F3864"/>
-                <w:sz w:val="18"/>
-                <w:szCs w:val="18"/>
-                <w:lang w:val="es-ES"/>
-              </w:rPr>
-              <w:t xml:space="preserve"> con </w:t>
-            </w:r>
-            <w:proofErr w:type="spellStart"/>
-            <w:r>
-              <w:rPr>
-                <w:rFonts w:ascii="Courier New" w:eastAsia="Courier New" w:hAnsi="Courier New" w:cs="Courier New"/>
-                <w:color w:val="1F3864"/>
-                <w:sz w:val="18"/>
-                <w:szCs w:val="18"/>
-                <w:lang w:val="es-ES"/>
-              </w:rPr>
-              <w:t>l</w:t>
-            </w:r>
-            <w:r>
-              <w:rPr>
-                <w:rFonts w:ascii="Courier New" w:eastAsia="Courier New" w:hAnsi="Courier New" w:cs="Courier New"/>
-                <w:color w:val="1F3864"/>
-                <w:sz w:val="18"/>
-                <w:szCs w:val="18"/>
-                <w:lang w:val="es-ES"/>
-              </w:rPr>
-              <w:t>i</w:t>
-            </w:r>
-            <w:r>
-              <w:rPr>
-                <w:rFonts w:ascii="Courier New" w:eastAsia="Courier New" w:hAnsi="Courier New" w:cs="Courier New"/>
-                <w:color w:val="1F3864"/>
-                <w:sz w:val="18"/>
-                <w:szCs w:val="18"/>
-                <w:lang w:val="es-ES"/>
-              </w:rPr>
-              <w:t>n</w:t>
-            </w:r>
-            <w:r>
-              <w:rPr>
-                <w:rFonts w:ascii="Courier New" w:eastAsia="Courier New" w:hAnsi="Courier New" w:cs="Courier New"/>
-                <w:color w:val="1F3864"/>
-                <w:sz w:val="18"/>
-                <w:szCs w:val="18"/>
-                <w:lang w:val="es-ES"/>
-              </w:rPr>
-              <w:t>h</w:t>
-            </w:r>
-            <w:r>
-              <w:rPr>
-                <w:rFonts w:ascii="Courier New" w:eastAsia="Courier New" w:hAnsi="Courier New" w:cs="Courier New"/>
-                <w:color w:val="1F3864"/>
-                <w:sz w:val="18"/>
-                <w:szCs w:val="18"/>
-                <w:lang w:val="es-ES"/>
-              </w:rPr>
-              <w:t>as</w:t>
+              <w:t>linhas</w:t>
             </w:r>
             <w:proofErr w:type="spellEnd"/>
             <w:r>
@@ -10327,25 +10316,7 @@
                 <w:sz w:val="18"/>
                 <w:szCs w:val="18"/>
               </w:rPr>
-              <w:t>4. Resp</w:t>
-            </w:r>
-            <w:r>
-              <w:rPr>
-                <w:rFonts w:ascii="Courier New" w:eastAsia="Courier New" w:hAnsi="Courier New" w:cs="Courier New"/>
-                <w:color w:val="1F3864"/>
-                <w:sz w:val="18"/>
-                <w:szCs w:val="18"/>
-              </w:rPr>
-              <w:t>o</w:t>
-            </w:r>
-            <w:r>
-              <w:rPr>
-                <w:rFonts w:ascii="Courier New" w:eastAsia="Courier New" w:hAnsi="Courier New" w:cs="Courier New"/>
-                <w:color w:val="1F3864"/>
-                <w:sz w:val="18"/>
-                <w:szCs w:val="18"/>
-              </w:rPr>
-              <w:t xml:space="preserve">sta final:                                                   </w:t>
+              <w:t xml:space="preserve">4. Resposta final:                                                   </w:t>
             </w:r>
           </w:p>
         </w:tc>
@@ -10551,8 +10522,9 @@
                 <w:color w:val="1F3864"/>
                 <w:sz w:val="18"/>
                 <w:szCs w:val="18"/>
-              </w:rPr>
-              <w:t xml:space="preserve">       @SystemMessage: usar </w:t>
+                <w:lang w:val="en-US"/>
+              </w:rPr>
+              <w:t xml:space="preserve">       </w:t>
             </w:r>
             <w:r>
               <w:rPr>
@@ -10561,8 +10533,9 @@
                 <w:sz w:val="18"/>
                 <w:szCs w:val="18"/>
               </w:rPr>
-              <w:t>apenas</w:t>
-            </w:r>
+              <w:t xml:space="preserve">@SystemMessage: usar apenas </w:t>
+            </w:r>
+            <w:proofErr w:type="spellStart"/>
             <w:r>
               <w:rPr>
                 <w:rFonts w:ascii="Courier New" w:eastAsia="Courier New" w:hAnsi="Courier New" w:cs="Courier New"/>
@@ -10570,9 +10543,9 @@
                 <w:sz w:val="18"/>
                 <w:szCs w:val="18"/>
               </w:rPr>
-              <w:t xml:space="preserve"> </w:t>
-            </w:r>
-            <w:proofErr w:type="spellStart"/>
+              <w:t>datos</w:t>
+            </w:r>
+            <w:proofErr w:type="spellEnd"/>
             <w:r>
               <w:rPr>
                 <w:rFonts w:ascii="Courier New" w:eastAsia="Courier New" w:hAnsi="Courier New" w:cs="Courier New"/>
@@ -10580,53 +10553,7 @@
                 <w:sz w:val="18"/>
                 <w:szCs w:val="18"/>
               </w:rPr>
-              <w:t>datos</w:t>
-            </w:r>
-            <w:proofErr w:type="spellEnd"/>
-            <w:r>
-              <w:rPr>
-                <w:rFonts w:ascii="Courier New" w:eastAsia="Courier New" w:hAnsi="Courier New" w:cs="Courier New"/>
-                <w:color w:val="1F3864"/>
-                <w:sz w:val="18"/>
-                <w:szCs w:val="18"/>
-              </w:rPr>
-              <w:t xml:space="preserve"> </w:t>
-            </w:r>
-            <w:r>
-              <w:rPr>
-                <w:rFonts w:ascii="Courier New" w:eastAsia="Courier New" w:hAnsi="Courier New" w:cs="Courier New"/>
-                <w:color w:val="1F3864"/>
-                <w:sz w:val="18"/>
-                <w:szCs w:val="18"/>
-              </w:rPr>
-              <w:t>reais</w:t>
-            </w:r>
-            <w:r>
-              <w:rPr>
-                <w:rFonts w:ascii="Courier New" w:eastAsia="Courier New" w:hAnsi="Courier New" w:cs="Courier New"/>
-                <w:color w:val="1F3864"/>
-                <w:sz w:val="18"/>
-                <w:szCs w:val="18"/>
-              </w:rPr>
-              <w:t xml:space="preserve"> d</w:t>
-            </w:r>
-            <w:r>
-              <w:rPr>
-                <w:rFonts w:ascii="Courier New" w:eastAsia="Courier New" w:hAnsi="Courier New" w:cs="Courier New"/>
-                <w:color w:val="1F3864"/>
-                <w:sz w:val="18"/>
-                <w:szCs w:val="18"/>
-              </w:rPr>
-              <w:t>a</w:t>
-            </w:r>
-            <w:r>
-              <w:rPr>
-                <w:rFonts w:ascii="Courier New" w:eastAsia="Courier New" w:hAnsi="Courier New" w:cs="Courier New"/>
-                <w:color w:val="1F3864"/>
-                <w:sz w:val="18"/>
-                <w:szCs w:val="18"/>
-              </w:rPr>
-              <w:t xml:space="preserve"> BD, </w:t>
+              <w:t xml:space="preserve"> reais da BD, </w:t>
             </w:r>
             <w:r>
               <w:rPr>
@@ -10833,8 +10760,9 @@
                 <w:szCs w:val="18"/>
                 <w:lang w:val="es-ES"/>
               </w:rPr>
-              <w:t>resp</w:t>
-            </w:r>
+              <w:t>resposta</w:t>
+            </w:r>
+            <w:proofErr w:type="spellEnd"/>
             <w:r>
               <w:rPr>
                 <w:rFonts w:ascii="Courier New" w:eastAsia="Courier New" w:hAnsi="Courier New" w:cs="Courier New"/>
@@ -10843,8 +10771,9 @@
                 <w:szCs w:val="18"/>
                 <w:lang w:val="es-ES"/>
               </w:rPr>
-              <w:t>o</w:t>
-            </w:r>
+              <w:t xml:space="preserve"> en </w:t>
+            </w:r>
+            <w:proofErr w:type="spellStart"/>
             <w:r>
               <w:rPr>
                 <w:rFonts w:ascii="Courier New" w:eastAsia="Courier New" w:hAnsi="Courier New" w:cs="Courier New"/>
@@ -10853,59 +10782,7 @@
                 <w:szCs w:val="18"/>
                 <w:lang w:val="es-ES"/>
               </w:rPr>
-              <w:t>sta</w:t>
-            </w:r>
-            <w:proofErr w:type="spellEnd"/>
-            <w:r>
-              <w:rPr>
-                <w:rFonts w:ascii="Courier New" w:eastAsia="Courier New" w:hAnsi="Courier New" w:cs="Courier New"/>
-                <w:color w:val="1F3864"/>
-                <w:sz w:val="18"/>
-                <w:szCs w:val="18"/>
-                <w:lang w:val="es-ES"/>
-              </w:rPr>
-              <w:t xml:space="preserve"> en </w:t>
-            </w:r>
-            <w:proofErr w:type="spellStart"/>
-            <w:r>
-              <w:rPr>
-                <w:rFonts w:ascii="Courier New" w:eastAsia="Courier New" w:hAnsi="Courier New" w:cs="Courier New"/>
-                <w:color w:val="1F3864"/>
-                <w:sz w:val="18"/>
-                <w:szCs w:val="18"/>
-                <w:lang w:val="es-ES"/>
-              </w:rPr>
-              <w:t>lingua</w:t>
-            </w:r>
-            <w:r>
-              <w:rPr>
-                <w:rFonts w:ascii="Courier New" w:eastAsia="Courier New" w:hAnsi="Courier New" w:cs="Courier New"/>
-                <w:color w:val="1F3864"/>
-                <w:sz w:val="18"/>
-                <w:szCs w:val="18"/>
-                <w:lang w:val="es-ES"/>
-              </w:rPr>
-              <w:t>g</w:t>
-            </w:r>
-            <w:r>
-              <w:rPr>
-                <w:rFonts w:ascii="Courier New" w:eastAsia="Courier New" w:hAnsi="Courier New" w:cs="Courier New"/>
-                <w:color w:val="1F3864"/>
-                <w:sz w:val="18"/>
-                <w:szCs w:val="18"/>
-                <w:lang w:val="es-ES"/>
-              </w:rPr>
-              <w:t>e</w:t>
-            </w:r>
-            <w:r>
-              <w:rPr>
-                <w:rFonts w:ascii="Courier New" w:eastAsia="Courier New" w:hAnsi="Courier New" w:cs="Courier New"/>
-                <w:color w:val="1F3864"/>
-                <w:sz w:val="18"/>
-                <w:szCs w:val="18"/>
-                <w:lang w:val="es-ES"/>
-              </w:rPr>
-              <w:t>m</w:t>
+              <w:t>linguagem</w:t>
             </w:r>
             <w:proofErr w:type="spellEnd"/>
             <w:r>
@@ -10989,27 +10866,7 @@
                 <w:szCs w:val="18"/>
                 <w:lang w:val="es-ES"/>
               </w:rPr>
-              <w:t>dev</w:t>
-            </w:r>
-            <w:r>
-              <w:rPr>
-                <w:rFonts w:ascii="Courier New" w:eastAsia="Courier New" w:hAnsi="Courier New" w:cs="Courier New"/>
-                <w:color w:val="1F3864"/>
-                <w:sz w:val="18"/>
-                <w:szCs w:val="18"/>
-                <w:lang w:val="es-ES"/>
-              </w:rPr>
-              <w:t>o</w:t>
-            </w:r>
-            <w:r>
-              <w:rPr>
-                <w:rFonts w:ascii="Courier New" w:eastAsia="Courier New" w:hAnsi="Courier New" w:cs="Courier New"/>
-                <w:color w:val="1F3864"/>
-                <w:sz w:val="18"/>
-                <w:szCs w:val="18"/>
-                <w:lang w:val="es-ES"/>
-              </w:rPr>
-              <w:t>lve</w:t>
+              <w:t>devolve</w:t>
             </w:r>
             <w:proofErr w:type="spellEnd"/>
             <w:r>
@@ -11090,7 +10947,7 @@
           <w:sz w:val="20"/>
           <w:szCs w:val="20"/>
         </w:rPr>
-        <w:t>Código 4 — Fluxo completo de execução: do pedido HTTP à resposta em linguagem natural</w:t>
+        <w:t>Fluxo completo de execução: do pedido HTTP à resposta em linguagem natural</w:t>
       </w:r>
     </w:p>
     <w:p/>
@@ -11777,7 +11634,27 @@
           <w:sz w:val="20"/>
           <w:szCs w:val="20"/>
         </w:rPr>
-        <w:t xml:space="preserve">Código 5 — DatabaseAssistant.java — </w:t>
+        <w:t xml:space="preserve">Código </w:t>
+      </w:r>
+      <w:r>
+        <w:rPr>
+          <w:i/>
+          <w:iCs/>
+          <w:color w:val="595959"/>
+          <w:sz w:val="20"/>
+          <w:szCs w:val="20"/>
+        </w:rPr>
+        <w:t>4</w:t>
+      </w:r>
+      <w:r>
+        <w:rPr>
+          <w:i/>
+          <w:iCs/>
+          <w:color w:val="595959"/>
+          <w:sz w:val="20"/>
+          <w:szCs w:val="20"/>
+        </w:rPr>
+        <w:t xml:space="preserve"> — DatabaseAssistant.java — </w:t>
       </w:r>
       <w:proofErr w:type="gramStart"/>
       <w:r>
@@ -12775,7 +12652,49 @@
           <w:sz w:val="20"/>
           <w:szCs w:val="20"/>
         </w:rPr>
-        <w:t>Código 6 — HibernateQueryTool.java — formatResult() com pattern matching Java 21</w:t>
+        <w:t xml:space="preserve">Código </w:t>
+      </w:r>
+      <w:r>
+        <w:rPr>
+          <w:i/>
+          <w:iCs/>
+          <w:color w:val="595959"/>
+          <w:sz w:val="20"/>
+          <w:szCs w:val="20"/>
+        </w:rPr>
+        <w:t>5</w:t>
+      </w:r>
+      <w:r>
+        <w:rPr>
+          <w:i/>
+          <w:iCs/>
+          <w:color w:val="595959"/>
+          <w:sz w:val="20"/>
+          <w:szCs w:val="20"/>
+        </w:rPr>
+        <w:t xml:space="preserve"> — HibernateQueryTool.java — </w:t>
+      </w:r>
+      <w:proofErr w:type="gramStart"/>
+      <w:r>
+        <w:rPr>
+          <w:i/>
+          <w:iCs/>
+          <w:color w:val="595959"/>
+          <w:sz w:val="20"/>
+          <w:szCs w:val="20"/>
+        </w:rPr>
+        <w:t>formatResult(</w:t>
+      </w:r>
+      <w:proofErr w:type="gramEnd"/>
+      <w:r>
+        <w:rPr>
+          <w:i/>
+          <w:iCs/>
+          <w:color w:val="595959"/>
+          <w:sz w:val="20"/>
+          <w:szCs w:val="20"/>
+        </w:rPr>
+        <w:t>) com pattern matching Java 21</w:t>
       </w:r>
     </w:p>
     <w:p>
@@ -13689,29 +13608,66 @@
           <w:sz w:val="20"/>
           <w:szCs w:val="20"/>
         </w:rPr>
-        <w:t>Código 7 — HibernateQueryTool.java — anotações @Tool e @P prontas para function calling (demo-hibernate-ai)</w:t>
+        <w:t xml:space="preserve">Código </w:t>
+      </w:r>
+      <w:r>
+        <w:rPr>
+          <w:i/>
+          <w:iCs/>
+          <w:color w:val="595959"/>
+          <w:sz w:val="20"/>
+          <w:szCs w:val="20"/>
+        </w:rPr>
+        <w:t>6</w:t>
+      </w:r>
+      <w:r>
+        <w:rPr>
+          <w:i/>
+          <w:iCs/>
+          <w:color w:val="595959"/>
+          <w:sz w:val="20"/>
+          <w:szCs w:val="20"/>
+        </w:rPr>
+        <w:t xml:space="preserve"> — HibernateQueryTool.java — anotações @Tool e @P prontas para function calling (demo-hibernate-</w:t>
+      </w:r>
+      <w:proofErr w:type="gramStart"/>
+      <w:r>
+        <w:rPr>
+          <w:i/>
+          <w:iCs/>
+          <w:color w:val="595959"/>
+          <w:sz w:val="20"/>
+          <w:szCs w:val="20"/>
+        </w:rPr>
+        <w:t>ai</w:t>
+      </w:r>
+      <w:proofErr w:type="gramEnd"/>
+      <w:r>
+        <w:rPr>
+          <w:i/>
+          <w:iCs/>
+          <w:color w:val="595959"/>
+          <w:sz w:val="20"/>
+          <w:szCs w:val="20"/>
+        </w:rPr>
+        <w:t>)</w:t>
       </w:r>
     </w:p>
     <w:p>
       <w:pPr>
-        <w:spacing w:before="80"/>
-      </w:pPr>
+        <w:spacing w:before="80" w:after="80" w:line="276" w:lineRule="auto"/>
+      </w:pPr>
+      <w:r>
+        <w:t>A distinção é importante: os dois @AiService (HqlGenerator e AnswerFormatter) não usam tools — usam @SystemMessage/@UserMessage para prompt engineering declarativo. O HibernateQueryTool não é um @AiService, é um @Component chamado diretamente pelo DatabaseAssistant.</w:t>
+      </w:r>
     </w:p>
     <w:p>
       <w:pPr>
-        <w:spacing w:before="80" w:after="80" w:line="276" w:lineRule="auto"/>
-      </w:pPr>
-      <w:r>
-        <w:t>A distinção é importante: os dois @AiService (HqlGenerator e AnswerFormatter) não usam tools — usam @SystemMessage/@UserMessage para prompt engineering declarativo. O HibernateQueryTool não é um @AiService, é um @Component chamado diretamente pelo DatabaseAssistant.</w:t>
-      </w:r>
-    </w:p>
-    <w:p>
-      <w:pPr>
         <w:pStyle w:val="Ttulo3"/>
       </w:pPr>
-      <w:bookmarkStart w:id="14" w:name="_Toc230077237"/>
-      <w:r>
-        <w:t>LangChain4j neste Projeto</w:t>
+      <w:bookmarkStart w:id="14" w:name="_Toc230252210"/>
+      <w:r>
+        <w:t>LangChain4j</w:t>
       </w:r>
       <w:bookmarkEnd w:id="14"/>
     </w:p>
@@ -13773,7 +13729,7 @@
               </wp:anchor>
             </w:drawing>
           </mc:Choice>
-          <mc:Fallback xmlns:ns11="http://schemas.microsoft.com/office/drawing/2010/main" xmlns:ns5="http://schemas.openxmlformats.org/drawingml/2006/main" xmlns:ns9="http://schemas.openxmlformats.org/drawingml/2006/picture">
+          <mc:Fallback xmlns:ns9="http://schemas.openxmlformats.org/drawingml/2006/picture" xmlns:ns5="http://schemas.openxmlformats.org/drawingml/2006/main" xmlns:ns11="http://schemas.microsoft.com/office/drawing/2010/main">
             <w:pict>
               <v:line w14:anchorId="33E8BA80" id="Conexão Reta 3" o:spid="_x0000_s1026" style="position:absolute;z-index:251678720;visibility:visible;mso-wrap-style:square;mso-wrap-distance-left:9pt;mso-wrap-distance-top:0;mso-wrap-distance-right:9pt;mso-wrap-distance-bottom:0;mso-position-horizontal:absolute;mso-position-horizontal-relative:text;mso-position-vertical:absolute;mso-position-vertical-relative:text" from="0,0" to="484.2pt,0" o:gfxdata="UEsDBBQABgAIAAAAIQC2gziS/gAAAOEBAAATAAAAW0NvbnRlbnRfVHlwZXNdLnhtbJSRQU7DMBBF 90jcwfIWJU67QAgl6YK0S0CoHGBkTxKLZGx5TGhvj5O2G0SRWNoz/78nu9wcxkFMGNg6quQqL6RA 0s5Y6ir5vt9lD1JwBDIwOMJKHpHlpr69KfdHjyxSmriSfYz+USnWPY7AufNIadK6MEJMx9ApD/oD OlTrorhX2lFEilmcO2RdNtjC5xDF9pCuTyYBB5bi6bQ4syoJ3g9WQ0ymaiLzg5KdCXlKLjvcW893 SUOqXwnz5DrgnHtJTxOsQfEKIT7DmDSUCaxw7Rqn8787ZsmRM9e2VmPeBN4uqYvTtW7jvijg9N/y JsXecLq0q+WD6m8AAAD//wMAUEsDBBQABgAIAAAAIQA4/SH/1gAAAJQBAAALAAAAX3JlbHMvLnJl bHOkkMFqwzAMhu+DvYPRfXGawxijTi+j0GvpHsDYimMaW0Yy2fr2M4PBMnrbUb/Q94l/f/hMi1qR JVI2sOt6UJgd+ZiDgffL8ekFlFSbvV0oo4EbChzGx4f9GRdb25HMsYhqlCwG5lrLq9biZkxWOiqY 22YiTra2kYMu1l1tQD30/bPm3wwYN0x18gb45AdQl1tp5j/sFB2T0FQ7R0nTNEV3j6o9feQzro1i OWA14Fm+Q8a1a8+Bvu/d/dMb2JY5uiPbhG/ktn4cqGU/er3pcvwCAAD//wMAUEsDBBQABgAIAAAA IQCZ2PQonAEAAJQDAAAOAAAAZHJzL2Uyb0RvYy54bWysU01P3DAQvVfqf7B8Z5MAQm202T2A4FK1 qMAPMM54Y8n2WLbZZP99x97dLGorIRAXxx/z3sx7M1muJ2vYFkLU6DreLGrOwEnstdt0/Onx9uwb ZzEJ1wuDDjq+g8jXq69flqNv4RwHND0ERiQutqPv+JCSb6sqygGsiAv04OhRYbAi0TFsqj6Ikdit qc7r+qoaMfQ+oIQY6fZm/8hXhV8pkOmXUhESMx2n2lJZQ1mf81qtlqLdBOEHLQ9liA9UYYV2lHSm uhFJsJeg/6GyWgaMqNJCoq1QKS2haCA1Tf2XmodBeChayJzoZ5vi59HKn9trdx/IhtHHNvr7kFVM Ktj8pfrYVMzazWbBlJiky6vm8vvFJXkqj2/VCehDTHeAluVNx412WYdoxfZHTJSMQo8hdDilLru0 M5CDjfsNiumekjUFXaYCrk1gW0H9FFKCS03uIfGV6AxT2pgZWL8NPMRnKJSJeQ94RpTM6NIMttph +F/2NB1LVvv4owN73dmCZ+x3pSnFGmp9UXgY0zxbr88FfvqZVn8AAAD//wMAUEsDBBQABgAIAAAA IQBdcTjb3gAAAAcBAAAPAAAAZHJzL2Rvd25yZXYueG1sTI9Ba8JAEIXvBf/DMkJvdVMpYmM2IpZS KxSpLdjjmp0m0exs2F1N/Pcde2kvDx6PefO9bN7bRpzRh9qRgvtRAgKpcKamUsHnx/PdFESImoxu HKGCCwaY54ObTKfGdfSO520sBZdQSLWCKsY2lTIUFVodRq5F4uzbeasjW19K43XH5baR4ySZSKtr 4g+VbnFZYXHcnqyCN79aLRfry4E2X7bbjde7zWv/otTtsH+asSxmICL28e8CrhuYH3IG27sTmSAa Bbwm/ipnj5PpA4j91co8k//58x8AAAD//wMAUEsBAi0AFAAGAAgAAAAhALaDOJL+AAAA4QEAABMA AAAAAAAAAAAAAAAAAAAAAFtDb250ZW50X1R5cGVzXS54bWxQSwECLQAUAAYACAAAACEAOP0h/9YA AACUAQAACwAAAAAAAAAAAAAAAAAvAQAAX3JlbHMvLnJlbHNQSwECLQAUAAYACAAAACEAmdj0KJwB AACUAwAADgAAAAAAAAAAAAAAAAAuAgAAZHJzL2Uyb0RvYy54bWxQSwECLQAUAAYACAAAACEAXXE4 294AAAAHAQAADwAAAAAAAAAAAAAAAAD2AwAAZHJzL2Rvd25yZXYueG1sUEsFBgAAAAAEAAQA8wAA AAEFAAAAAA== " strokecolor="#156082 [3204]" strokeweight=".5pt">
                 <v:stroke joinstyle="miter"/>
@@ -13967,7 +13923,7 @@
       <w:pPr>
         <w:pStyle w:val="Ttulo3"/>
       </w:pPr>
-      <w:bookmarkStart w:id="15" w:name="_Toc230077238"/>
+      <w:bookmarkStart w:id="15" w:name="_Toc230252211"/>
       <w:r>
         <w:t>LangChain4j vs Spring AI — Mesma Arquitetura, APIs Diferentes</w:t>
       </w:r>
@@ -14031,7 +13987,7 @@
               </wp:anchor>
             </w:drawing>
           </mc:Choice>
-          <mc:Fallback xmlns:ns11="http://schemas.microsoft.com/office/drawing/2010/main" xmlns:ns5="http://schemas.openxmlformats.org/drawingml/2006/main" xmlns:ns9="http://schemas.openxmlformats.org/drawingml/2006/picture">
+          <mc:Fallback xmlns:ns9="http://schemas.openxmlformats.org/drawingml/2006/picture" xmlns:ns5="http://schemas.openxmlformats.org/drawingml/2006/main" xmlns:ns11="http://schemas.microsoft.com/office/drawing/2010/main">
             <w:pict>
               <v:line w14:anchorId="09D61D67" id="Conexão Reta 3" o:spid="_x0000_s1026" style="position:absolute;z-index:251680768;visibility:visible;mso-wrap-style:square;mso-wrap-distance-left:9pt;mso-wrap-distance-top:0;mso-wrap-distance-right:9pt;mso-wrap-distance-bottom:0;mso-position-horizontal:absolute;mso-position-horizontal-relative:text;mso-position-vertical:absolute;mso-position-vertical-relative:text" from="0,-.05pt" to="484.2pt,-.05pt" o:gfxdata="UEsDBBQABgAIAAAAIQC2gziS/gAAAOEBAAATAAAAW0NvbnRlbnRfVHlwZXNdLnhtbJSRQU7DMBBF 90jcwfIWJU67QAgl6YK0S0CoHGBkTxKLZGx5TGhvj5O2G0SRWNoz/78nu9wcxkFMGNg6quQqL6RA 0s5Y6ir5vt9lD1JwBDIwOMJKHpHlpr69KfdHjyxSmriSfYz+USnWPY7AufNIadK6MEJMx9ApD/oD OlTrorhX2lFEilmcO2RdNtjC5xDF9pCuTyYBB5bi6bQ4syoJ3g9WQ0ymaiLzg5KdCXlKLjvcW893 SUOqXwnz5DrgnHtJTxOsQfEKIT7DmDSUCaxw7Rqn8787ZsmRM9e2VmPeBN4uqYvTtW7jvijg9N/y JsXecLq0q+WD6m8AAAD//wMAUEsDBBQABgAIAAAAIQA4/SH/1gAAAJQBAAALAAAAX3JlbHMvLnJl bHOkkMFqwzAMhu+DvYPRfXGawxijTi+j0GvpHsDYimMaW0Yy2fr2M4PBMnrbUb/Q94l/f/hMi1qR JVI2sOt6UJgd+ZiDgffL8ekFlFSbvV0oo4EbChzGx4f9GRdb25HMsYhqlCwG5lrLq9biZkxWOiqY 22YiTra2kYMu1l1tQD30/bPm3wwYN0x18gb45AdQl1tp5j/sFB2T0FQ7R0nTNEV3j6o9feQzro1i OWA14Fm+Q8a1a8+Bvu/d/dMb2JY5uiPbhG/ktn4cqGU/er3pcvwCAAD//wMAUEsDBBQABgAIAAAA IQCZ2PQonAEAAJQDAAAOAAAAZHJzL2Uyb0RvYy54bWysU01P3DAQvVfqf7B8Z5MAQm202T2A4FK1 qMAPMM54Y8n2WLbZZP99x97dLGorIRAXxx/z3sx7M1muJ2vYFkLU6DreLGrOwEnstdt0/Onx9uwb ZzEJ1wuDDjq+g8jXq69flqNv4RwHND0ERiQutqPv+JCSb6sqygGsiAv04OhRYbAi0TFsqj6Ikdit qc7r+qoaMfQ+oIQY6fZm/8hXhV8pkOmXUhESMx2n2lJZQ1mf81qtlqLdBOEHLQ9liA9UYYV2lHSm uhFJsJeg/6GyWgaMqNJCoq1QKS2haCA1Tf2XmodBeChayJzoZ5vi59HKn9trdx/IhtHHNvr7kFVM Ktj8pfrYVMzazWbBlJiky6vm8vvFJXkqj2/VCehDTHeAluVNx412WYdoxfZHTJSMQo8hdDilLru0 M5CDjfsNiumekjUFXaYCrk1gW0H9FFKCS03uIfGV6AxT2pgZWL8NPMRnKJSJeQ94RpTM6NIMttph +F/2NB1LVvv4owN73dmCZ+x3pSnFGmp9UXgY0zxbr88FfvqZVn8AAAD//wMAUEsDBBQABgAIAAAA IQCasyRQ4AAAAAkBAAAPAAAAZHJzL2Rvd25yZXYueG1sTI9Ba8JAEIXvhf6HZQq96UYpYmM2IpZS KxSpFfS4ZqdJ2uxs2F1N/Pcde2kvA4/He/O+bN7bRpzRh9qRgtEwAYFUOFNTqWD38TyYgghRk9GN I1RwwQDz/PYm06lxHb3jeRtLwSUUUq2girFNpQxFhVaHoWuR2Pt03urI0pfSeN1xuW3kOEkm0uqa +EOlW1xWWHxvT1bBm1+tlov15Ys2B9vtx+v95rV/Uer+rn+a8VnMQETs418Crgy8H3IednQnMkE0 CpgmKhiMQLD5OJk+gDj+apln8j9B/gMAAP//AwBQSwECLQAUAAYACAAAACEAtoM4kv4AAADhAQAA EwAAAAAAAAAAAAAAAAAAAAAAW0NvbnRlbnRfVHlwZXNdLnhtbFBLAQItABQABgAIAAAAIQA4/SH/ 1gAAAJQBAAALAAAAAAAAAAAAAAAAAC8BAABfcmVscy8ucmVsc1BLAQItABQABgAIAAAAIQCZ2PQo nAEAAJQDAAAOAAAAAAAAAAAAAAAAAC4CAABkcnMvZTJvRG9jLnhtbFBLAQItABQABgAIAAAAIQCa syRQ4AAAAAkBAAAPAAAAAAAAAAAAAAAAAPYDAABkcnMvZG93bnJldi54bWxQSwUGAAAAAAQABADz AAAAAwUAAAAA " strokecolor="#156082 [3204]" strokeweight=".5pt">
                 <v:stroke joinstyle="miter"/>
@@ -14048,7 +14004,7 @@
       <w:pPr>
         <w:pStyle w:val="Ttulo3"/>
       </w:pPr>
-      <w:bookmarkStart w:id="16" w:name="_Toc230077239"/>
+      <w:bookmarkStart w:id="16" w:name="_Toc230252212"/>
       <w:r>
         <w:t>Spring AI</w:t>
       </w:r>
@@ -14112,7 +14068,7 @@
               </wp:anchor>
             </w:drawing>
           </mc:Choice>
-          <mc:Fallback xmlns:ns11="http://schemas.microsoft.com/office/drawing/2010/main" xmlns:ns5="http://schemas.openxmlformats.org/drawingml/2006/main" xmlns:ns9="http://schemas.openxmlformats.org/drawingml/2006/picture">
+          <mc:Fallback xmlns:ns9="http://schemas.openxmlformats.org/drawingml/2006/picture" xmlns:ns5="http://schemas.openxmlformats.org/drawingml/2006/main" xmlns:ns11="http://schemas.microsoft.com/office/drawing/2010/main">
             <w:pict>
               <v:line w14:anchorId="1705DB05" id="Conexão Reta 3" o:spid="_x0000_s1026" style="position:absolute;z-index:251682816;visibility:visible;mso-wrap-style:square;mso-wrap-distance-left:9pt;mso-wrap-distance-top:0;mso-wrap-distance-right:9pt;mso-wrap-distance-bottom:0;mso-position-horizontal:absolute;mso-position-horizontal-relative:text;mso-position-vertical:absolute;mso-position-vertical-relative:text" from="0,-.05pt" to="484.2pt,-.05pt" o:gfxdata="UEsDBBQABgAIAAAAIQC2gziS/gAAAOEBAAATAAAAW0NvbnRlbnRfVHlwZXNdLnhtbJSRQU7DMBBF 90jcwfIWJU67QAgl6YK0S0CoHGBkTxKLZGx5TGhvj5O2G0SRWNoz/78nu9wcxkFMGNg6quQqL6RA 0s5Y6ir5vt9lD1JwBDIwOMJKHpHlpr69KfdHjyxSmriSfYz+USnWPY7AufNIadK6MEJMx9ApD/oD OlTrorhX2lFEilmcO2RdNtjC5xDF9pCuTyYBB5bi6bQ4syoJ3g9WQ0ymaiLzg5KdCXlKLjvcW893 SUOqXwnz5DrgnHtJTxOsQfEKIT7DmDSUCaxw7Rqn8787ZsmRM9e2VmPeBN4uqYvTtW7jvijg9N/y JsXecLq0q+WD6m8AAAD//wMAUEsDBBQABgAIAAAAIQA4/SH/1gAAAJQBAAALAAAAX3JlbHMvLnJl bHOkkMFqwzAMhu+DvYPRfXGawxijTi+j0GvpHsDYimMaW0Yy2fr2M4PBMnrbUb/Q94l/f/hMi1qR JVI2sOt6UJgd+ZiDgffL8ekFlFSbvV0oo4EbChzGx4f9GRdb25HMsYhqlCwG5lrLq9biZkxWOiqY 22YiTra2kYMu1l1tQD30/bPm3wwYN0x18gb45AdQl1tp5j/sFB2T0FQ7R0nTNEV3j6o9feQzro1i OWA14Fm+Q8a1a8+Bvu/d/dMb2JY5uiPbhG/ktn4cqGU/er3pcvwCAAD//wMAUEsDBBQABgAIAAAA IQCZ2PQonAEAAJQDAAAOAAAAZHJzL2Uyb0RvYy54bWysU01P3DAQvVfqf7B8Z5MAQm202T2A4FK1 qMAPMM54Y8n2WLbZZP99x97dLGorIRAXxx/z3sx7M1muJ2vYFkLU6DreLGrOwEnstdt0/Onx9uwb ZzEJ1wuDDjq+g8jXq69flqNv4RwHND0ERiQutqPv+JCSb6sqygGsiAv04OhRYbAi0TFsqj6Ikdit qc7r+qoaMfQ+oIQY6fZm/8hXhV8pkOmXUhESMx2n2lJZQ1mf81qtlqLdBOEHLQ9liA9UYYV2lHSm uhFJsJeg/6GyWgaMqNJCoq1QKS2haCA1Tf2XmodBeChayJzoZ5vi59HKn9trdx/IhtHHNvr7kFVM Ktj8pfrYVMzazWbBlJiky6vm8vvFJXkqj2/VCehDTHeAluVNx412WYdoxfZHTJSMQo8hdDilLru0 M5CDjfsNiumekjUFXaYCrk1gW0H9FFKCS03uIfGV6AxT2pgZWL8NPMRnKJSJeQ94RpTM6NIMttph +F/2NB1LVvv4owN73dmCZ+x3pSnFGmp9UXgY0zxbr88FfvqZVn8AAAD//wMAUEsDBBQABgAIAAAA IQCasyRQ4AAAAAkBAAAPAAAAZHJzL2Rvd25yZXYueG1sTI9Ba8JAEIXvhf6HZQq96UYpYmM2IpZS KxSpFfS4ZqdJ2uxs2F1N/Pcde2kvA4/He/O+bN7bRpzRh9qRgtEwAYFUOFNTqWD38TyYgghRk9GN I1RwwQDz/PYm06lxHb3jeRtLwSUUUq2girFNpQxFhVaHoWuR2Pt03urI0pfSeN1xuW3kOEkm0uqa +EOlW1xWWHxvT1bBm1+tlov15Ys2B9vtx+v95rV/Uer+rn+a8VnMQETs418Crgy8H3IednQnMkE0 CpgmKhiMQLD5OJk+gDj+apln8j9B/gMAAP//AwBQSwECLQAUAAYACAAAACEAtoM4kv4AAADhAQAA EwAAAAAAAAAAAAAAAAAAAAAAW0NvbnRlbnRfVHlwZXNdLnhtbFBLAQItABQABgAIAAAAIQA4/SH/ 1gAAAJQBAAALAAAAAAAAAAAAAAAAAC8BAABfcmVscy8ucmVsc1BLAQItABQABgAIAAAAIQCZ2PQo nAEAAJQDAAAOAAAAAAAAAAAAAAAAAC4CAABkcnMvZTJvRG9jLnhtbFBLAQItABQABgAIAAAAIQCa syRQ4AAAAAkBAAAPAAAAAAAAAAAAAAAAAPYDAABkcnMvZG93bnJldi54bWxQSwUGAAAAAAQABADz AAAAAwUAAAAA " strokecolor="#156082 [3204]" strokeweight=".5pt">
                 <v:stroke joinstyle="miter"/>
@@ -14178,7 +14134,6 @@
                 <w:szCs w:val="18"/>
                 <w:lang w:val="en-US"/>
               </w:rPr>
-              <w:lastRenderedPageBreak/>
               <w:t>// Spring AI — DatabaseAssistant usa ChatClient (fluent builder)</w:t>
             </w:r>
           </w:p>
@@ -14213,6 +14168,7 @@
                 <w:sz w:val="18"/>
                 <w:szCs w:val="18"/>
               </w:rPr>
+              <w:lastRenderedPageBreak/>
               <w:t>@Service</w:t>
             </w:r>
           </w:p>
@@ -15458,7 +15414,29 @@
           <w:szCs w:val="20"/>
           <w:lang w:val="en-US"/>
         </w:rPr>
-        <w:t xml:space="preserve">Código 8 — DatabaseAssistant.java (spring-ai-hibernate-demo · Spring AI) — </w:t>
+        <w:t xml:space="preserve">Código </w:t>
+      </w:r>
+      <w:r>
+        <w:rPr>
+          <w:i/>
+          <w:iCs/>
+          <w:color w:val="595959"/>
+          <w:sz w:val="20"/>
+          <w:szCs w:val="20"/>
+          <w:lang w:val="en-US"/>
+        </w:rPr>
+        <w:t>7</w:t>
+      </w:r>
+      <w:r>
+        <w:rPr>
+          <w:i/>
+          <w:iCs/>
+          <w:color w:val="595959"/>
+          <w:sz w:val="20"/>
+          <w:szCs w:val="20"/>
+          <w:lang w:val="en-US"/>
+        </w:rPr>
+        <w:t xml:space="preserve"> — DatabaseAssistant.java (spring-ai-hibernate-demo · Spring AI) — </w:t>
       </w:r>
       <w:proofErr w:type="spellStart"/>
       <w:r>
@@ -15714,7 +15692,6 @@
                 <w:szCs w:val="18"/>
                 <w:lang w:val="en-US"/>
               </w:rPr>
-              <w:lastRenderedPageBreak/>
               <w:t>spring.ai.ollama</w:t>
             </w:r>
             <w:proofErr w:type="gramEnd"/>
@@ -15969,7 +15946,29 @@
           <w:szCs w:val="20"/>
           <w:lang w:val="en-US"/>
         </w:rPr>
-        <w:t xml:space="preserve">Código 9 — </w:t>
+        <w:t xml:space="preserve">Código </w:t>
+      </w:r>
+      <w:r>
+        <w:rPr>
+          <w:i/>
+          <w:iCs/>
+          <w:color w:val="595959"/>
+          <w:sz w:val="20"/>
+          <w:szCs w:val="20"/>
+          <w:lang w:val="en-US"/>
+        </w:rPr>
+        <w:t>8</w:t>
+      </w:r>
+      <w:r>
+        <w:rPr>
+          <w:i/>
+          <w:iCs/>
+          <w:color w:val="595959"/>
+          <w:sz w:val="20"/>
+          <w:szCs w:val="20"/>
+          <w:lang w:val="en-US"/>
+        </w:rPr>
+        <w:t xml:space="preserve"> — </w:t>
       </w:r>
       <w:proofErr w:type="spellStart"/>
       <w:proofErr w:type="gramStart"/>
@@ -16834,7 +16833,7 @@
       <w:pPr>
         <w:pStyle w:val="Ttulo3"/>
       </w:pPr>
-      <w:bookmarkStart w:id="17" w:name="_Toc230077240"/>
+      <w:bookmarkStart w:id="17" w:name="_Toc230252213"/>
       <w:r>
         <w:t>HQL vs SQL — Porquê HQL?</w:t>
       </w:r>
@@ -16898,7 +16897,7 @@
               </wp:anchor>
             </w:drawing>
           </mc:Choice>
-          <mc:Fallback xmlns:ns11="http://schemas.microsoft.com/office/drawing/2010/main" xmlns:ns5="http://schemas.openxmlformats.org/drawingml/2006/main" xmlns:ns9="http://schemas.openxmlformats.org/drawingml/2006/picture">
+          <mc:Fallback xmlns:ns9="http://schemas.openxmlformats.org/drawingml/2006/picture" xmlns:ns5="http://schemas.openxmlformats.org/drawingml/2006/main" xmlns:ns11="http://schemas.microsoft.com/office/drawing/2010/main">
             <w:pict>
               <v:line w14:anchorId="33CA8BAD" id="Conexão Reta 3" o:spid="_x0000_s1026" style="position:absolute;z-index:251684864;visibility:visible;mso-wrap-style:square;mso-wrap-distance-left:9pt;mso-wrap-distance-top:0;mso-wrap-distance-right:9pt;mso-wrap-distance-bottom:0;mso-position-horizontal:absolute;mso-position-horizontal-relative:text;mso-position-vertical:absolute;mso-position-vertical-relative:text" from="0,0" to="484.2pt,0" o:gfxdata="UEsDBBQABgAIAAAAIQC2gziS/gAAAOEBAAATAAAAW0NvbnRlbnRfVHlwZXNdLnhtbJSRQU7DMBBF 90jcwfIWJU67QAgl6YK0S0CoHGBkTxKLZGx5TGhvj5O2G0SRWNoz/78nu9wcxkFMGNg6quQqL6RA 0s5Y6ir5vt9lD1JwBDIwOMJKHpHlpr69KfdHjyxSmriSfYz+USnWPY7AufNIadK6MEJMx9ApD/oD OlTrorhX2lFEilmcO2RdNtjC5xDF9pCuTyYBB5bi6bQ4syoJ3g9WQ0ymaiLzg5KdCXlKLjvcW893 SUOqXwnz5DrgnHtJTxOsQfEKIT7DmDSUCaxw7Rqn8787ZsmRM9e2VmPeBN4uqYvTtW7jvijg9N/y JsXecLq0q+WD6m8AAAD//wMAUEsDBBQABgAIAAAAIQA4/SH/1gAAAJQBAAALAAAAX3JlbHMvLnJl bHOkkMFqwzAMhu+DvYPRfXGawxijTi+j0GvpHsDYimMaW0Yy2fr2M4PBMnrbUb/Q94l/f/hMi1qR JVI2sOt6UJgd+ZiDgffL8ekFlFSbvV0oo4EbChzGx4f9GRdb25HMsYhqlCwG5lrLq9biZkxWOiqY 22YiTra2kYMu1l1tQD30/bPm3wwYN0x18gb45AdQl1tp5j/sFB2T0FQ7R0nTNEV3j6o9feQzro1i OWA14Fm+Q8a1a8+Bvu/d/dMb2JY5uiPbhG/ktn4cqGU/er3pcvwCAAD//wMAUEsDBBQABgAIAAAA IQCZ2PQonAEAAJQDAAAOAAAAZHJzL2Uyb0RvYy54bWysU01P3DAQvVfqf7B8Z5MAQm202T2A4FK1 qMAPMM54Y8n2WLbZZP99x97dLGorIRAXxx/z3sx7M1muJ2vYFkLU6DreLGrOwEnstdt0/Onx9uwb ZzEJ1wuDDjq+g8jXq69flqNv4RwHND0ERiQutqPv+JCSb6sqygGsiAv04OhRYbAi0TFsqj6Ikdit qc7r+qoaMfQ+oIQY6fZm/8hXhV8pkOmXUhESMx2n2lJZQ1mf81qtlqLdBOEHLQ9liA9UYYV2lHSm uhFJsJeg/6GyWgaMqNJCoq1QKS2haCA1Tf2XmodBeChayJzoZ5vi59HKn9trdx/IhtHHNvr7kFVM Ktj8pfrYVMzazWbBlJiky6vm8vvFJXkqj2/VCehDTHeAluVNx412WYdoxfZHTJSMQo8hdDilLru0 M5CDjfsNiumekjUFXaYCrk1gW0H9FFKCS03uIfGV6AxT2pgZWL8NPMRnKJSJeQ94RpTM6NIMttph +F/2NB1LVvv4owN73dmCZ+x3pSnFGmp9UXgY0zxbr88FfvqZVn8AAAD//wMAUEsDBBQABgAIAAAA IQBdcTjb3gAAAAcBAAAPAAAAZHJzL2Rvd25yZXYueG1sTI9Ba8JAEIXvBf/DMkJvdVMpYmM2IpZS KxSpLdjjmp0m0exs2F1N/Pcde2kvDx6PefO9bN7bRpzRh9qRgvtRAgKpcKamUsHnx/PdFESImoxu HKGCCwaY54ObTKfGdfSO520sBZdQSLWCKsY2lTIUFVodRq5F4uzbeasjW19K43XH5baR4ySZSKtr 4g+VbnFZYXHcnqyCN79aLRfry4E2X7bbjde7zWv/otTtsH+asSxmICL28e8CrhuYH3IG27sTmSAa Bbwm/ipnj5PpA4j91co8k//58x8AAAD//wMAUEsBAi0AFAAGAAgAAAAhALaDOJL+AAAA4QEAABMA AAAAAAAAAAAAAAAAAAAAAFtDb250ZW50X1R5cGVzXS54bWxQSwECLQAUAAYACAAAACEAOP0h/9YA AACUAQAACwAAAAAAAAAAAAAAAAAvAQAAX3JlbHMvLnJlbHNQSwECLQAUAAYACAAAACEAmdj0KJwB AACUAwAADgAAAAAAAAAAAAAAAAAuAgAAZHJzL2Uyb0RvYy54bWxQSwECLQAUAAYACAAAACEAXXE4 294AAAAHAQAADwAAAAAAAAAAAAAAAAD2AwAAZHJzL2Rvd25yZXYueG1sUEsFBgAAAAAEAAQA8wAA AAEFAAAAAA== " strokecolor="#156082 [3204]" strokeweight=".5pt">
                 <v:stroke joinstyle="miter"/>
@@ -16910,11 +16909,6 @@
       <w:r>
         <w:t>A escolha de gerar HQL em vez de SQL é central na arquitetura. Não é uma preferência estética — tem implicações técnicas diretas: type safety, portabilidade entre bases de dados, e segurança contra queries maliciosas.</w:t>
       </w:r>
-    </w:p>
-    <w:p>
-      <w:pPr>
-        <w:spacing w:before="80" w:after="80" w:line="276" w:lineRule="auto"/>
-      </w:pPr>
     </w:p>
     <w:p>
       <w:pPr>
@@ -17089,7 +17083,6 @@
                 <w:sz w:val="18"/>
                 <w:szCs w:val="18"/>
               </w:rPr>
-              <w:lastRenderedPageBreak/>
               <w:t xml:space="preserve">FROM </w:t>
             </w:r>
             <w:proofErr w:type="spellStart"/>
@@ -17186,6 +17179,7 @@
                 <w:szCs w:val="18"/>
                 <w:lang w:val="en-US"/>
               </w:rPr>
+              <w:lastRenderedPageBreak/>
               <w:t xml:space="preserve">WHERE </w:t>
             </w:r>
             <w:proofErr w:type="spellStart"/>
@@ -17366,7 +17360,27 @@
           <w:sz w:val="20"/>
           <w:szCs w:val="20"/>
         </w:rPr>
-        <w:t>Código 10 — SQL gerado pelo LLM (frágil, dialect-specific, sem validação de tipos)</w:t>
+        <w:t xml:space="preserve">Código </w:t>
+      </w:r>
+      <w:r>
+        <w:rPr>
+          <w:i/>
+          <w:iCs/>
+          <w:color w:val="595959"/>
+          <w:sz w:val="20"/>
+          <w:szCs w:val="20"/>
+        </w:rPr>
+        <w:t>9</w:t>
+      </w:r>
+      <w:r>
+        <w:rPr>
+          <w:i/>
+          <w:iCs/>
+          <w:color w:val="595959"/>
+          <w:sz w:val="20"/>
+          <w:szCs w:val="20"/>
+        </w:rPr>
+        <w:t xml:space="preserve"> — SQL gerado pelo LLM (frágil, dialect-specific, sem validação de tipos)</w:t>
       </w:r>
     </w:p>
     <w:p>
@@ -17773,7 +17787,27 @@
           <w:sz w:val="20"/>
           <w:szCs w:val="20"/>
         </w:rPr>
-        <w:t>Código 11 — HQL gerado pelo Hibernate Assistant (type-safe, validado, portável)</w:t>
+        <w:t>Código 1</w:t>
+      </w:r>
+      <w:r>
+        <w:rPr>
+          <w:i/>
+          <w:iCs/>
+          <w:color w:val="595959"/>
+          <w:sz w:val="20"/>
+          <w:szCs w:val="20"/>
+        </w:rPr>
+        <w:t>0</w:t>
+      </w:r>
+      <w:r>
+        <w:rPr>
+          <w:i/>
+          <w:iCs/>
+          <w:color w:val="595959"/>
+          <w:sz w:val="20"/>
+          <w:szCs w:val="20"/>
+        </w:rPr>
+        <w:t xml:space="preserve"> — HQL gerado pelo Hibernate Assistant (type-safe, validado, portável)</w:t>
       </w:r>
     </w:p>
     <w:p>
@@ -18313,7 +18347,7 @@
       <w:pPr>
         <w:pStyle w:val="Ttulo3"/>
       </w:pPr>
-      <w:bookmarkStart w:id="18" w:name="_Toc230077241"/>
+      <w:bookmarkStart w:id="18" w:name="_Toc230252214"/>
       <w:r>
         <w:t>RAG com Dados Reais</w:t>
       </w:r>
@@ -18377,7 +18411,7 @@
               </wp:anchor>
             </w:drawing>
           </mc:Choice>
-          <mc:Fallback xmlns:ns11="http://schemas.microsoft.com/office/drawing/2010/main" xmlns:ns5="http://schemas.openxmlformats.org/drawingml/2006/main" xmlns:ns9="http://schemas.openxmlformats.org/drawingml/2006/picture">
+          <mc:Fallback xmlns:ns9="http://schemas.openxmlformats.org/drawingml/2006/picture" xmlns:ns5="http://schemas.openxmlformats.org/drawingml/2006/main" xmlns:ns11="http://schemas.microsoft.com/office/drawing/2010/main">
             <w:pict>
               <v:line w14:anchorId="2E235C5D" id="Conexão Reta 3" o:spid="_x0000_s1026" style="position:absolute;z-index:251686912;visibility:visible;mso-wrap-style:square;mso-wrap-distance-left:9pt;mso-wrap-distance-top:0;mso-wrap-distance-right:9pt;mso-wrap-distance-bottom:0;mso-position-horizontal:absolute;mso-position-horizontal-relative:text;mso-position-vertical:absolute;mso-position-vertical-relative:text" from="0,-.05pt" to="484.2pt,-.05pt" o:gfxdata="UEsDBBQABgAIAAAAIQC2gziS/gAAAOEBAAATAAAAW0NvbnRlbnRfVHlwZXNdLnhtbJSRQU7DMBBF 90jcwfIWJU67QAgl6YK0S0CoHGBkTxKLZGx5TGhvj5O2G0SRWNoz/78nu9wcxkFMGNg6quQqL6RA 0s5Y6ir5vt9lD1JwBDIwOMJKHpHlpr69KfdHjyxSmriSfYz+USnWPY7AufNIadK6MEJMx9ApD/oD OlTrorhX2lFEilmcO2RdNtjC5xDF9pCuTyYBB5bi6bQ4syoJ3g9WQ0ymaiLzg5KdCXlKLjvcW893 SUOqXwnz5DrgnHtJTxOsQfEKIT7DmDSUCaxw7Rqn8787ZsmRM9e2VmPeBN4uqYvTtW7jvijg9N/y JsXecLq0q+WD6m8AAAD//wMAUEsDBBQABgAIAAAAIQA4/SH/1gAAAJQBAAALAAAAX3JlbHMvLnJl bHOkkMFqwzAMhu+DvYPRfXGawxijTi+j0GvpHsDYimMaW0Yy2fr2M4PBMnrbUb/Q94l/f/hMi1qR JVI2sOt6UJgd+ZiDgffL8ekFlFSbvV0oo4EbChzGx4f9GRdb25HMsYhqlCwG5lrLq9biZkxWOiqY 22YiTra2kYMu1l1tQD30/bPm3wwYN0x18gb45AdQl1tp5j/sFB2T0FQ7R0nTNEV3j6o9feQzro1i OWA14Fm+Q8a1a8+Bvu/d/dMb2JY5uiPbhG/ktn4cqGU/er3pcvwCAAD//wMAUEsDBBQABgAIAAAA IQCZ2PQonAEAAJQDAAAOAAAAZHJzL2Uyb0RvYy54bWysU01P3DAQvVfqf7B8Z5MAQm202T2A4FK1 qMAPMM54Y8n2WLbZZP99x97dLGorIRAXxx/z3sx7M1muJ2vYFkLU6DreLGrOwEnstdt0/Onx9uwb ZzEJ1wuDDjq+g8jXq69flqNv4RwHND0ERiQutqPv+JCSb6sqygGsiAv04OhRYbAi0TFsqj6Ikdit qc7r+qoaMfQ+oIQY6fZm/8hXhV8pkOmXUhESMx2n2lJZQ1mf81qtlqLdBOEHLQ9liA9UYYV2lHSm uhFJsJeg/6GyWgaMqNJCoq1QKS2haCA1Tf2XmodBeChayJzoZ5vi59HKn9trdx/IhtHHNvr7kFVM Ktj8pfrYVMzazWbBlJiky6vm8vvFJXkqj2/VCehDTHeAluVNx412WYdoxfZHTJSMQo8hdDilLru0 M5CDjfsNiumekjUFXaYCrk1gW0H9FFKCS03uIfGV6AxT2pgZWL8NPMRnKJSJeQ94RpTM6NIMttph +F/2NB1LVvv4owN73dmCZ+x3pSnFGmp9UXgY0zxbr88FfvqZVn8AAAD//wMAUEsDBBQABgAIAAAA IQCasyRQ4AAAAAkBAAAPAAAAZHJzL2Rvd25yZXYueG1sTI9Ba8JAEIXvhf6HZQq96UYpYmM2IpZS KxSpFfS4ZqdJ2uxs2F1N/Pcde2kvA4/He/O+bN7bRpzRh9qRgtEwAYFUOFNTqWD38TyYgghRk9GN I1RwwQDz/PYm06lxHb3jeRtLwSUUUq2girFNpQxFhVaHoWuR2Pt03urI0pfSeN1xuW3kOEkm0uqa +EOlW1xWWHxvT1bBm1+tlov15Ys2B9vtx+v95rV/Uer+rn+a8VnMQETs418Crgy8H3IednQnMkE0 CpgmKhiMQLD5OJk+gDj+apln8j9B/gMAAP//AwBQSwECLQAUAAYACAAAACEAtoM4kv4AAADhAQAA EwAAAAAAAAAAAAAAAAAAAAAAW0NvbnRlbnRfVHlwZXNdLnhtbFBLAQItABQABgAIAAAAIQA4/SH/ 1gAAAJQBAAALAAAAAAAAAAAAAAAAAC8BAABfcmVscy8ucmVsc1BLAQItABQABgAIAAAAIQCZ2PQo nAEAAJQDAAAOAAAAAAAAAAAAAAAAAC4CAABkcnMvZTJvRG9jLnhtbFBLAQItABQABgAIAAAAIQCa syRQ4AAAAAkBAAAPAAAAAAAAAAAAAAAAAPYDAABkcnMvZG93bnJldi54bWxQSwUGAAAAAAQABADz AAAAAwUAAAAA " strokecolor="#156082 [3204]" strokeweight=".5pt">
                 <v:stroke joinstyle="miter"/>
@@ -18395,11 +18429,7 @@
         <w:spacing w:before="80"/>
       </w:pPr>
       <w:r>
-        <w:t xml:space="preserve">O RAG (Retrieval Augmented Generation) resolve este problema fornecendo ao LLM informação relevante antes de ele responder. Na abordagem clássica, os documentos são convertidos em embeddings — representações vetoriais do seu significado semântico — e indexados numa base de dados vetorial. Quando o utilizador faz uma pergunta, esta é igualmente convertida num </w:t>
-      </w:r>
-      <w:r>
-        <w:lastRenderedPageBreak/>
-        <w:t>embedding e os documentos semanticamente mais próximos são recuperados e enviados ao LLM como contexto adicional.</w:t>
+        <w:t>O RAG (Retrieval Augmented Generation) resolve este problema fornecendo ao LLM informação relevante antes de ele responder. Na abordagem clássica, os documentos são convertidos em embeddings — representações vetoriais do seu significado semântico — e indexados numa base de dados vetorial. Quando o utilizador faz uma pergunta, esta é igualmente convertida num embedding e os documentos semanticamente mais próximos são recuperados e enviados ao LLM como contexto adicional.</w:t>
       </w:r>
     </w:p>
     <w:p>
@@ -18407,6 +18437,7 @@
         <w:spacing w:before="80"/>
       </w:pPr>
       <w:r>
+        <w:lastRenderedPageBreak/>
         <w:t>No Hibernate Assistant, a abordagem é mais direta e adequada para dados estruturados: o LLM gera uma query HQL a partir da pergunta do utilizador, o Hibernate executa-a na base de dados real e os resultados são devolvidos ao modelo como contexto. Não são precisos embeddings, bases de dados vetoriais, nem pré-indexação. O modelo trabalha com dados reais, em tempo real, e as respostas são determinísticas e verificáveis — uma vantagem clara para sistemas com esquema relacional bem definido.</w:t>
       </w:r>
     </w:p>
@@ -18930,11 +18961,2008 @@
       <w:pPr>
         <w:pStyle w:val="Ttulo3"/>
       </w:pPr>
-      <w:bookmarkStart w:id="19" w:name="_Toc230077242"/>
-      <w:r>
-        <w:t>MCP — Model Context Protocol</w:t>
+      <w:bookmarkStart w:id="19" w:name="_Toc230208850"/>
+      <w:bookmarkStart w:id="20" w:name="_Toc230252215"/>
+      <w:r>
+        <w:t>Segurança e Controlo de Acesso</w:t>
       </w:r>
       <w:bookmarkEnd w:id="19"/>
+      <w:bookmarkEnd w:id="20"/>
+    </w:p>
+    <w:p>
+      <w:pPr>
+        <w:spacing w:before="80"/>
+      </w:pPr>
+      <w:r>
+        <w:rPr>
+          <w:noProof/>
+        </w:rPr>
+        <mc:AlternateContent>
+          <mc:Choice Requires="wps">
+            <w:drawing>
+              <wp:anchor distT="0" distB="0" distL="114300" distR="114300" simplePos="0" relativeHeight="251701248" behindDoc="0" locked="0" layoutInCell="1" allowOverlap="1" wp14:anchorId="27F6EB53" wp14:editId="46AEA1B9">
+                <wp:simplePos x="0" y="0"/>
+                <wp:positionH relativeFrom="column">
+                  <wp:posOffset>0</wp:posOffset>
+                </wp:positionH>
+                <wp:positionV relativeFrom="paragraph">
+                  <wp:posOffset>-635</wp:posOffset>
+                </wp:positionV>
+                <wp:extent cx="6149340" cy="0"/>
+                <wp:effectExtent l="0" t="0" r="10160" b="12700"/>
+                <wp:wrapNone/>
+                <wp:docPr id="62403656" name="Conexão Reta 2"/>
+                <wp:cNvGraphicFramePr/>
+                <a:graphic xmlns:a="http://schemas.openxmlformats.org/drawingml/2006/main">
+                  <a:graphicData uri="http://schemas.microsoft.com/office/word/2010/wordprocessingShape">
+                    <wps:wsp>
+                      <wps:cNvCnPr/>
+                      <wps:spPr>
+                        <a:xfrm>
+                          <a:off x="0" y="0"/>
+                          <a:ext cx="6149340" cy="0"/>
+                        </a:xfrm>
+                        <a:prstGeom prst="line">
+                          <a:avLst/>
+                        </a:prstGeom>
+                      </wps:spPr>
+                      <wps:style>
+                        <a:lnRef idx="1">
+                          <a:schemeClr val="accent1"/>
+                        </a:lnRef>
+                        <a:fillRef idx="0">
+                          <a:schemeClr val="accent1"/>
+                        </a:fillRef>
+                        <a:effectRef idx="0">
+                          <a:schemeClr val="accent1"/>
+                        </a:effectRef>
+                        <a:fontRef idx="minor">
+                          <a:schemeClr val="tx1"/>
+                        </a:fontRef>
+                      </wps:style>
+                      <wps:bodyPr/>
+                    </wps:wsp>
+                  </a:graphicData>
+                </a:graphic>
+              </wp:anchor>
+            </w:drawing>
+          </mc:Choice>
+          <mc:Fallback>
+            <w:pict>
+              <v:line w14:anchorId="64E2E7C9" id="Conexão Reta 2" o:spid="_x0000_s1026" style="position:absolute;z-index:251701248;visibility:visible;mso-wrap-style:square;mso-wrap-distance-left:9pt;mso-wrap-distance-top:0;mso-wrap-distance-right:9pt;mso-wrap-distance-bottom:0;mso-position-horizontal:absolute;mso-position-horizontal-relative:text;mso-position-vertical:absolute;mso-position-vertical-relative:text" from="0,-.05pt" to="484.2pt,-.05pt" o:gfxdata="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" strokecolor="#156082 [3204]" strokeweight=".5pt">
+                <v:stroke joinstyle="miter"/>
+              </v:line>
+            </w:pict>
+          </mc:Fallback>
+        </mc:AlternateContent>
+      </w:r>
+      <w:r>
+        <w:t xml:space="preserve">Uma das vantagens práticas mais relevantes do </w:t>
+      </w:r>
+      <w:proofErr w:type="spellStart"/>
+      <w:r>
+        <w:t>Hibernate</w:t>
+      </w:r>
+      <w:proofErr w:type="spellEnd"/>
+      <w:r>
+        <w:t xml:space="preserve"> </w:t>
+      </w:r>
+      <w:proofErr w:type="spellStart"/>
+      <w:r>
+        <w:t>Assistant</w:t>
+      </w:r>
+      <w:proofErr w:type="spellEnd"/>
+      <w:r>
+        <w:t xml:space="preserve"> face a soluções genéricas de acesso a bases de dados por AI é o controlo sobre o que o LLM pode ver e fazer — mesmo que as entidades estejam completamente mapeadas na aplicação. Este controlo é garantido por três camadas independentes, todas naturais no ecossistema Spring/</w:t>
+      </w:r>
+      <w:proofErr w:type="spellStart"/>
+      <w:r>
+        <w:t>Hibernate</w:t>
+      </w:r>
+      <w:proofErr w:type="spellEnd"/>
+      <w:r>
+        <w:t>.</w:t>
+      </w:r>
+    </w:p>
+    <w:p>
+      <w:pPr>
+        <w:spacing w:before="80"/>
+      </w:pPr>
+      <w:proofErr w:type="spellStart"/>
+      <w:r>
+        <w:t>Whitelist</w:t>
+      </w:r>
+      <w:proofErr w:type="spellEnd"/>
+      <w:r>
+        <w:t xml:space="preserve"> de entidades: o </w:t>
+      </w:r>
+      <w:proofErr w:type="spellStart"/>
+      <w:r>
+        <w:t>HibernateQueryTool</w:t>
+      </w:r>
+      <w:proofErr w:type="spellEnd"/>
+      <w:r>
+        <w:t xml:space="preserve"> mantém um Set&lt;</w:t>
+      </w:r>
+      <w:proofErr w:type="spellStart"/>
+      <w:r>
+        <w:t>String</w:t>
+      </w:r>
+      <w:proofErr w:type="spellEnd"/>
+      <w:r>
+        <w:t xml:space="preserve">&gt; com os nomes das entidades que o LLM está autorizado a consultar. Antes de qualquer </w:t>
+      </w:r>
+      <w:proofErr w:type="spellStart"/>
+      <w:r>
+        <w:t>query</w:t>
+      </w:r>
+      <w:proofErr w:type="spellEnd"/>
+      <w:r>
+        <w:t xml:space="preserve"> chegar ao </w:t>
+      </w:r>
+      <w:proofErr w:type="spellStart"/>
+      <w:r>
+        <w:t>Hibernate</w:t>
+      </w:r>
+      <w:proofErr w:type="spellEnd"/>
+      <w:r>
+        <w:t xml:space="preserve">, o método </w:t>
+      </w:r>
+      <w:proofErr w:type="spellStart"/>
+      <w:proofErr w:type="gramStart"/>
+      <w:r>
+        <w:t>validateEntityWhitelist</w:t>
+      </w:r>
+      <w:proofErr w:type="spellEnd"/>
+      <w:r>
+        <w:t>(</w:t>
+      </w:r>
+      <w:proofErr w:type="gramEnd"/>
+      <w:r>
+        <w:t xml:space="preserve">) analisa o HQL gerado pelo modelo e rejeita qualquer referência a entidades fora da lista — mesmo que essas entidades tenham @Entity válido na aplicação. Basta remover </w:t>
+      </w:r>
+      <w:proofErr w:type="spellStart"/>
+      <w:r>
+        <w:t>Product</w:t>
+      </w:r>
+      <w:proofErr w:type="spellEnd"/>
+      <w:r>
+        <w:t xml:space="preserve"> da lista para que o LLM deixe imediatamente de conseguir consultá-la, sem tocar no modelo de domínio.</w:t>
+      </w:r>
+    </w:p>
+    <w:p>
+      <w:pPr>
+        <w:spacing w:before="80"/>
+      </w:pPr>
+      <w:proofErr w:type="spellStart"/>
+      <w:r>
+        <w:t>Blacklist</w:t>
+      </w:r>
+      <w:proofErr w:type="spellEnd"/>
+      <w:r>
+        <w:t xml:space="preserve"> de campos: para campos individuais dentro de entidades permitidas, o </w:t>
+      </w:r>
+      <w:proofErr w:type="spellStart"/>
+      <w:r>
+        <w:t>HibernateQueryTool</w:t>
+      </w:r>
+      <w:proofErr w:type="spellEnd"/>
+      <w:r>
+        <w:t xml:space="preserve"> mantém um RESTRICTED_FIELDS com os nomes dos campos que o LLM não pode referenciar. O método </w:t>
+      </w:r>
+      <w:proofErr w:type="spellStart"/>
+      <w:proofErr w:type="gramStart"/>
+      <w:r>
+        <w:t>validateFieldBlacklist</w:t>
+      </w:r>
+      <w:proofErr w:type="spellEnd"/>
+      <w:r>
+        <w:t>(</w:t>
+      </w:r>
+      <w:proofErr w:type="gramEnd"/>
+      <w:r>
+        <w:t xml:space="preserve">) percorre essa lista e usa </w:t>
+      </w:r>
+      <w:proofErr w:type="spellStart"/>
+      <w:r>
+        <w:t>word-boundary</w:t>
+      </w:r>
+      <w:proofErr w:type="spellEnd"/>
+      <w:r>
+        <w:t xml:space="preserve"> </w:t>
+      </w:r>
+      <w:proofErr w:type="spellStart"/>
+      <w:r>
+        <w:t>matching</w:t>
+      </w:r>
+      <w:proofErr w:type="spellEnd"/>
+      <w:r>
+        <w:t xml:space="preserve"> para detetar referências ao campo em qualquer parte do HQL — SELECT, WHERE, ORDER BY ou expressões como </w:t>
+      </w:r>
+      <w:proofErr w:type="spellStart"/>
+      <w:r>
+        <w:t>p.costPrice</w:t>
+      </w:r>
+      <w:proofErr w:type="spellEnd"/>
+      <w:r>
+        <w:t xml:space="preserve">. Os campos continuam mapeados na entidade e acessíveis pela aplicação; a restrição aplica-se apenas às </w:t>
+      </w:r>
+      <w:proofErr w:type="spellStart"/>
+      <w:r>
+        <w:t>queries</w:t>
+      </w:r>
+      <w:proofErr w:type="spellEnd"/>
+      <w:r>
+        <w:t xml:space="preserve"> geradas pelo LLM.</w:t>
+      </w:r>
+    </w:p>
+    <w:p>
+      <w:pPr>
+        <w:spacing w:before="80"/>
+      </w:pPr>
+      <w:r>
+        <w:t xml:space="preserve">Proteção de escrita — duas camadas: o </w:t>
+      </w:r>
+      <w:proofErr w:type="spellStart"/>
+      <w:r>
+        <w:t>HibernateQueryTool</w:t>
+      </w:r>
+      <w:proofErr w:type="spellEnd"/>
+      <w:r>
+        <w:t xml:space="preserve"> rejeita qualquer </w:t>
+      </w:r>
+      <w:proofErr w:type="spellStart"/>
+      <w:r>
+        <w:t>query</w:t>
+      </w:r>
+      <w:proofErr w:type="spellEnd"/>
+      <w:r>
+        <w:t xml:space="preserve"> que não comece por SELECT ou FROM (camada de texto). No projeto Spring AI, @</w:t>
+      </w:r>
+      <w:proofErr w:type="gramStart"/>
+      <w:r>
+        <w:t>Transactional(</w:t>
+      </w:r>
+      <w:proofErr w:type="gramEnd"/>
+      <w:r>
+        <w:t xml:space="preserve">readOnly = </w:t>
+      </w:r>
+      <w:proofErr w:type="spellStart"/>
+      <w:r>
+        <w:t>true</w:t>
+      </w:r>
+      <w:proofErr w:type="spellEnd"/>
+      <w:r>
+        <w:t xml:space="preserve">) adiciona uma segunda barreira a nível do motor de transações — mesmo que a validação de texto falhe, o </w:t>
+      </w:r>
+      <w:proofErr w:type="spellStart"/>
+      <w:r>
+        <w:t>Hibernate</w:t>
+      </w:r>
+      <w:proofErr w:type="spellEnd"/>
+      <w:r>
+        <w:t xml:space="preserve"> recusa qualquer tentativa de escrita na base de dados.</w:t>
+      </w:r>
+    </w:p>
+    <w:p>
+      <w:pPr>
+        <w:spacing w:before="80"/>
+      </w:pPr>
+      <w:r>
+        <w:t xml:space="preserve">Comparado com um MCP PostgreSQL, que expõe diretamente a ligação à base de dados — todas as tabelas, todas as colunas, e potencialmente operações de escrita — o </w:t>
+      </w:r>
+      <w:proofErr w:type="spellStart"/>
+      <w:r>
+        <w:t>Hibernate</w:t>
+      </w:r>
+      <w:proofErr w:type="spellEnd"/>
+      <w:r>
+        <w:t xml:space="preserve"> </w:t>
+      </w:r>
+      <w:proofErr w:type="spellStart"/>
+      <w:r>
+        <w:t>Assistant</w:t>
+      </w:r>
+      <w:proofErr w:type="spellEnd"/>
+      <w:r>
+        <w:t xml:space="preserve"> inverte este modelo: o LLM só consegue aceder ao que está explicitamente permitido no </w:t>
+      </w:r>
+      <w:proofErr w:type="spellStart"/>
+      <w:r>
+        <w:t>whitelist</w:t>
+      </w:r>
+      <w:proofErr w:type="spellEnd"/>
+      <w:r>
+        <w:t xml:space="preserve">, independentemente do que existe no </w:t>
+      </w:r>
+      <w:proofErr w:type="spellStart"/>
+      <w:r>
+        <w:t>schema</w:t>
+      </w:r>
+      <w:proofErr w:type="spellEnd"/>
+      <w:r>
+        <w:t>.</w:t>
+      </w:r>
+    </w:p>
+    <w:p>
+      <w:pPr>
+        <w:spacing w:before="80"/>
+      </w:pPr>
+    </w:p>
+    <w:p>
+      <w:pPr>
+        <w:spacing w:before="80"/>
+      </w:pPr>
+    </w:p>
+    <w:p>
+      <w:pPr>
+        <w:spacing w:before="80"/>
+      </w:pPr>
+      <w:r>
+        <w:t xml:space="preserve"> </w:t>
+      </w:r>
+    </w:p>
+    <w:tbl>
+      <w:tblPr>
+        <w:tblW w:w="9026" w:type="dxa"/>
+        <w:tblBorders>
+          <w:top w:val="single" w:sz="4" w:space="0" w:color="auto"/>
+          <w:left w:val="single" w:sz="4" w:space="0" w:color="auto"/>
+          <w:bottom w:val="single" w:sz="4" w:space="0" w:color="auto"/>
+          <w:right w:val="single" w:sz="4" w:space="0" w:color="auto"/>
+          <w:insideH w:val="single" w:sz="4" w:space="0" w:color="auto"/>
+          <w:insideV w:val="single" w:sz="4" w:space="0" w:color="auto"/>
+        </w:tblBorders>
+        <w:tblCellMar>
+          <w:left w:w="10" w:type="dxa"/>
+          <w:right w:w="10" w:type="dxa"/>
+        </w:tblCellMar>
+        <w:tblLook w:val="04A0" w:firstRow="1" w:lastRow="0" w:firstColumn="1" w:lastColumn="0" w:noHBand="0" w:noVBand="1"/>
+      </w:tblPr>
+      <w:tblGrid>
+        <w:gridCol w:w="9026"/>
+      </w:tblGrid>
+      <w:tr>
+        <w:tc>
+          <w:tcPr>
+            <w:tcW w:w="9026" w:type="dxa"/>
+            <w:tcBorders>
+              <w:top w:val="none" w:sz="0" w:space="0" w:color="FFFFFF"/>
+              <w:left w:val="none" w:sz="0" w:space="0" w:color="FFFFFF"/>
+              <w:bottom w:val="none" w:sz="0" w:space="0" w:color="FFFFFF"/>
+              <w:right w:val="none" w:sz="0" w:space="0" w:color="FFFFFF"/>
+            </w:tcBorders>
+            <w:shd w:val="clear" w:color="auto" w:fill="1E1E1E"/>
+            <w:tcMar>
+              <w:top w:w="40" w:type="dxa"/>
+              <w:left w:w="200" w:type="dxa"/>
+              <w:bottom w:w="40" w:type="dxa"/>
+              <w:right w:w="180" w:type="dxa"/>
+            </w:tcMar>
+          </w:tcPr>
+          <w:p>
+            <w:pPr>
+              <w:rPr>
+                <w:rFonts w:ascii="Courier New" w:hAnsi="Courier New" w:cs="Courier New"/>
+                <w:color w:val="FFFFFF" w:themeColor="background1"/>
+                <w:sz w:val="18"/>
+                <w:szCs w:val="18"/>
+                <w:lang w:val="en-US"/>
+              </w:rPr>
+            </w:pPr>
+            <w:r>
+              <w:rPr>
+                <w:rFonts w:ascii="Courier New" w:hAnsi="Courier New" w:cs="Courier New"/>
+                <w:color w:val="FFFFFF" w:themeColor="background1"/>
+                <w:sz w:val="18"/>
+                <w:szCs w:val="18"/>
+                <w:lang w:val="en-US"/>
+              </w:rPr>
+              <w:lastRenderedPageBreak/>
+              <w:t>// ── Entity whitelist: only these entities can be queried by the AI ──────</w:t>
+            </w:r>
+          </w:p>
+          <w:p>
+            <w:pPr>
+              <w:rPr>
+                <w:rFonts w:ascii="Courier New" w:hAnsi="Courier New" w:cs="Courier New"/>
+                <w:color w:val="FFFFFF" w:themeColor="background1"/>
+                <w:sz w:val="18"/>
+                <w:szCs w:val="18"/>
+                <w:lang w:val="en-US"/>
+              </w:rPr>
+            </w:pPr>
+            <w:r>
+              <w:rPr>
+                <w:rFonts w:ascii="Courier New" w:hAnsi="Courier New" w:cs="Courier New"/>
+                <w:color w:val="FFFFFF" w:themeColor="background1"/>
+                <w:sz w:val="18"/>
+                <w:szCs w:val="18"/>
+                <w:lang w:val="en-US"/>
+              </w:rPr>
+              <w:t xml:space="preserve">private static final Set&lt;String&gt; ALLOWED_ENTITIES = </w:t>
+            </w:r>
+            <w:proofErr w:type="spellStart"/>
+            <w:r>
+              <w:rPr>
+                <w:rFonts w:ascii="Courier New" w:hAnsi="Courier New" w:cs="Courier New"/>
+                <w:color w:val="FFFFFF" w:themeColor="background1"/>
+                <w:sz w:val="18"/>
+                <w:szCs w:val="18"/>
+                <w:lang w:val="en-US"/>
+              </w:rPr>
+              <w:t>Set.of</w:t>
+            </w:r>
+            <w:proofErr w:type="spellEnd"/>
+            <w:r>
+              <w:rPr>
+                <w:rFonts w:ascii="Courier New" w:hAnsi="Courier New" w:cs="Courier New"/>
+                <w:color w:val="FFFFFF" w:themeColor="background1"/>
+                <w:sz w:val="18"/>
+                <w:szCs w:val="18"/>
+                <w:lang w:val="en-US"/>
+              </w:rPr>
+              <w:t>("Product", "Category"</w:t>
+            </w:r>
+            <w:proofErr w:type="gramStart"/>
+            <w:r>
+              <w:rPr>
+                <w:rFonts w:ascii="Courier New" w:hAnsi="Courier New" w:cs="Courier New"/>
+                <w:color w:val="FFFFFF" w:themeColor="background1"/>
+                <w:sz w:val="18"/>
+                <w:szCs w:val="18"/>
+                <w:lang w:val="en-US"/>
+              </w:rPr>
+              <w:t>);</w:t>
+            </w:r>
+            <w:proofErr w:type="gramEnd"/>
+          </w:p>
+          <w:p>
+            <w:pPr>
+              <w:spacing w:before="20" w:after="20"/>
+              <w:rPr>
+                <w:rFonts w:ascii="Courier New" w:hAnsi="Courier New" w:cs="Courier New"/>
+                <w:color w:val="FFFFFF" w:themeColor="background1"/>
+                <w:sz w:val="18"/>
+                <w:szCs w:val="18"/>
+                <w:lang w:val="en-US"/>
+              </w:rPr>
+            </w:pPr>
+          </w:p>
+          <w:p>
+            <w:pPr>
+              <w:spacing w:before="20" w:after="20"/>
+              <w:rPr>
+                <w:rFonts w:ascii="Courier New" w:hAnsi="Courier New" w:cs="Courier New"/>
+                <w:color w:val="FFFFFF" w:themeColor="background1"/>
+                <w:sz w:val="18"/>
+                <w:szCs w:val="18"/>
+                <w:lang w:val="en-US"/>
+              </w:rPr>
+            </w:pPr>
+            <w:r>
+              <w:rPr>
+                <w:rFonts w:ascii="Courier New" w:hAnsi="Courier New" w:cs="Courier New"/>
+                <w:color w:val="FFFFFF" w:themeColor="background1"/>
+                <w:sz w:val="18"/>
+                <w:szCs w:val="18"/>
+                <w:lang w:val="en-US"/>
+              </w:rPr>
+              <w:t>/</w:t>
+            </w:r>
+            <w:r>
+              <w:rPr>
+                <w:rFonts w:ascii="Courier New" w:hAnsi="Courier New" w:cs="Courier New"/>
+                <w:color w:val="FFFFFF" w:themeColor="background1"/>
+                <w:sz w:val="18"/>
+                <w:szCs w:val="18"/>
+                <w:lang w:val="en-US"/>
+              </w:rPr>
+              <w:t>/ ── Field blacklist: these fields are blocked even in allowed entities ───</w:t>
+            </w:r>
+          </w:p>
+          <w:p>
+            <w:pPr>
+              <w:rPr>
+                <w:rFonts w:ascii="Courier New" w:hAnsi="Courier New" w:cs="Courier New"/>
+                <w:color w:val="FFFFFF" w:themeColor="background1"/>
+                <w:sz w:val="18"/>
+                <w:szCs w:val="18"/>
+                <w:lang w:val="en-US"/>
+              </w:rPr>
+            </w:pPr>
+            <w:r>
+              <w:rPr>
+                <w:rFonts w:ascii="Courier New" w:hAnsi="Courier New" w:cs="Courier New"/>
+                <w:color w:val="FFFFFF" w:themeColor="background1"/>
+                <w:sz w:val="18"/>
+                <w:szCs w:val="18"/>
+                <w:lang w:val="en-US"/>
+              </w:rPr>
+              <w:t xml:space="preserve">private static final Set&lt;String&gt; RESTRICTED_FIELDS = </w:t>
+            </w:r>
+            <w:proofErr w:type="spellStart"/>
+            <w:r>
+              <w:rPr>
+                <w:rFonts w:ascii="Courier New" w:hAnsi="Courier New" w:cs="Courier New"/>
+                <w:color w:val="FFFFFF" w:themeColor="background1"/>
+                <w:sz w:val="18"/>
+                <w:szCs w:val="18"/>
+                <w:lang w:val="en-US"/>
+              </w:rPr>
+              <w:t>Set.of</w:t>
+            </w:r>
+            <w:proofErr w:type="spellEnd"/>
+            <w:r>
+              <w:rPr>
+                <w:rFonts w:ascii="Courier New" w:hAnsi="Courier New" w:cs="Courier New"/>
+                <w:color w:val="FFFFFF" w:themeColor="background1"/>
+                <w:sz w:val="18"/>
+                <w:szCs w:val="18"/>
+                <w:lang w:val="en-US"/>
+              </w:rPr>
+              <w:t>("</w:t>
+            </w:r>
+            <w:proofErr w:type="spellStart"/>
+            <w:r>
+              <w:rPr>
+                <w:rFonts w:ascii="Courier New" w:hAnsi="Courier New" w:cs="Courier New"/>
+                <w:color w:val="FFFFFF" w:themeColor="background1"/>
+                <w:sz w:val="18"/>
+                <w:szCs w:val="18"/>
+                <w:lang w:val="en-US"/>
+              </w:rPr>
+              <w:t>costPrice</w:t>
+            </w:r>
+            <w:proofErr w:type="spellEnd"/>
+            <w:r>
+              <w:rPr>
+                <w:rFonts w:ascii="Courier New" w:hAnsi="Courier New" w:cs="Courier New"/>
+                <w:color w:val="FFFFFF" w:themeColor="background1"/>
+                <w:sz w:val="18"/>
+                <w:szCs w:val="18"/>
+                <w:lang w:val="en-US"/>
+              </w:rPr>
+              <w:t>", "</w:t>
+            </w:r>
+            <w:proofErr w:type="spellStart"/>
+            <w:r>
+              <w:rPr>
+                <w:rFonts w:ascii="Courier New" w:hAnsi="Courier New" w:cs="Courier New"/>
+                <w:color w:val="FFFFFF" w:themeColor="background1"/>
+                <w:sz w:val="18"/>
+                <w:szCs w:val="18"/>
+                <w:lang w:val="en-US"/>
+              </w:rPr>
+              <w:t>supplierCode</w:t>
+            </w:r>
+            <w:proofErr w:type="spellEnd"/>
+            <w:r>
+              <w:rPr>
+                <w:rFonts w:ascii="Courier New" w:hAnsi="Courier New" w:cs="Courier New"/>
+                <w:color w:val="FFFFFF" w:themeColor="background1"/>
+                <w:sz w:val="18"/>
+                <w:szCs w:val="18"/>
+                <w:lang w:val="en-US"/>
+              </w:rPr>
+              <w:t>"</w:t>
+            </w:r>
+            <w:proofErr w:type="gramStart"/>
+            <w:r>
+              <w:rPr>
+                <w:rFonts w:ascii="Courier New" w:hAnsi="Courier New" w:cs="Courier New"/>
+                <w:color w:val="FFFFFF" w:themeColor="background1"/>
+                <w:sz w:val="18"/>
+                <w:szCs w:val="18"/>
+                <w:lang w:val="en-US"/>
+              </w:rPr>
+              <w:t>);</w:t>
+            </w:r>
+            <w:proofErr w:type="gramEnd"/>
+          </w:p>
+          <w:p>
+            <w:pPr>
+              <w:rPr>
+                <w:rFonts w:ascii="Courier New" w:hAnsi="Courier New" w:cs="Courier New"/>
+                <w:color w:val="FFFFFF" w:themeColor="background1"/>
+                <w:sz w:val="18"/>
+                <w:szCs w:val="18"/>
+                <w:lang w:val="en-US"/>
+              </w:rPr>
+            </w:pPr>
+          </w:p>
+          <w:p>
+            <w:pPr>
+              <w:pStyle w:val="HTMLpr-formatado"/>
+              <w:shd w:val="clear" w:color="auto" w:fill="1E1F22"/>
+              <w:rPr>
+                <w:color w:val="FFFFFF" w:themeColor="background1"/>
+                <w:sz w:val="18"/>
+                <w:szCs w:val="18"/>
+                <w:lang w:val="en-US"/>
+              </w:rPr>
+            </w:pPr>
+            <w:r>
+              <w:rPr>
+                <w:color w:val="FFFFFF" w:themeColor="background1"/>
+                <w:sz w:val="18"/>
+                <w:szCs w:val="18"/>
+                <w:lang w:val="en-US"/>
+              </w:rPr>
+              <w:t xml:space="preserve">private static final Pattern </w:t>
+            </w:r>
+            <w:r>
+              <w:rPr>
+                <w:i/>
+                <w:iCs/>
+                <w:color w:val="FFFFFF" w:themeColor="background1"/>
+                <w:sz w:val="18"/>
+                <w:szCs w:val="18"/>
+                <w:lang w:val="en-US"/>
+              </w:rPr>
+              <w:t xml:space="preserve">ENTITY_PATTERN </w:t>
+            </w:r>
+            <w:r>
+              <w:rPr>
+                <w:color w:val="FFFFFF" w:themeColor="background1"/>
+                <w:sz w:val="18"/>
+                <w:szCs w:val="18"/>
+                <w:lang w:val="en-US"/>
+              </w:rPr>
+              <w:t>=</w:t>
+            </w:r>
+            <w:r>
+              <w:rPr>
+                <w:color w:val="FFFFFF" w:themeColor="background1"/>
+                <w:sz w:val="18"/>
+                <w:szCs w:val="18"/>
+                <w:lang w:val="en-US"/>
+              </w:rPr>
+              <w:br/>
+              <w:t xml:space="preserve">  </w:t>
+            </w:r>
+            <w:proofErr w:type="spellStart"/>
+            <w:r>
+              <w:rPr>
+                <w:color w:val="FFFFFF" w:themeColor="background1"/>
+                <w:sz w:val="18"/>
+                <w:szCs w:val="18"/>
+                <w:lang w:val="en-US"/>
+              </w:rPr>
+              <w:t>Pattern.</w:t>
+            </w:r>
+            <w:r>
+              <w:rPr>
+                <w:i/>
+                <w:iCs/>
+                <w:color w:val="FFFFFF" w:themeColor="background1"/>
+                <w:sz w:val="18"/>
+                <w:szCs w:val="18"/>
+                <w:lang w:val="en-US"/>
+              </w:rPr>
+              <w:t>compile</w:t>
+            </w:r>
+            <w:proofErr w:type="spellEnd"/>
+            <w:r>
+              <w:rPr>
+                <w:color w:val="FFFFFF" w:themeColor="background1"/>
+                <w:sz w:val="18"/>
+                <w:szCs w:val="18"/>
+                <w:lang w:val="en-US"/>
+              </w:rPr>
+              <w:t>("</w:t>
+            </w:r>
+            <w:proofErr w:type="gramStart"/>
+            <w:r>
+              <w:rPr>
+                <w:color w:val="FFFFFF" w:themeColor="background1"/>
+                <w:sz w:val="18"/>
+                <w:szCs w:val="18"/>
+                <w:shd w:val="clear" w:color="auto" w:fill="293C40"/>
+                <w:lang w:val="en-US"/>
+              </w:rPr>
+              <w:t>(?:</w:t>
+            </w:r>
+            <w:proofErr w:type="gramEnd"/>
+            <w:r>
+              <w:rPr>
+                <w:color w:val="FFFFFF" w:themeColor="background1"/>
+                <w:sz w:val="18"/>
+                <w:szCs w:val="18"/>
+                <w:shd w:val="clear" w:color="auto" w:fill="293C40"/>
+                <w:lang w:val="en-US"/>
+              </w:rPr>
+              <w:t>FROM|JOIN(?:\\</w:t>
+            </w:r>
+            <w:proofErr w:type="spellStart"/>
+            <w:r>
+              <w:rPr>
+                <w:color w:val="FFFFFF" w:themeColor="background1"/>
+                <w:sz w:val="18"/>
+                <w:szCs w:val="18"/>
+                <w:shd w:val="clear" w:color="auto" w:fill="293C40"/>
+                <w:lang w:val="en-US"/>
+              </w:rPr>
+              <w:t>s+FETCH</w:t>
+            </w:r>
+            <w:proofErr w:type="spellEnd"/>
+            <w:r>
+              <w:rPr>
+                <w:color w:val="FFFFFF" w:themeColor="background1"/>
+                <w:sz w:val="18"/>
+                <w:szCs w:val="18"/>
+                <w:shd w:val="clear" w:color="auto" w:fill="293C40"/>
+                <w:lang w:val="en-US"/>
+              </w:rPr>
+              <w:t>)?)\\s+(\\w+)</w:t>
+            </w:r>
+            <w:r>
+              <w:rPr>
+                <w:color w:val="FFFFFF" w:themeColor="background1"/>
+                <w:sz w:val="18"/>
+                <w:szCs w:val="18"/>
+                <w:lang w:val="en-US"/>
+              </w:rPr>
+              <w:t xml:space="preserve">", </w:t>
+            </w:r>
+            <w:proofErr w:type="spellStart"/>
+            <w:r>
+              <w:rPr>
+                <w:color w:val="FFFFFF" w:themeColor="background1"/>
+                <w:sz w:val="18"/>
+                <w:szCs w:val="18"/>
+                <w:lang w:val="en-US"/>
+              </w:rPr>
+              <w:t>Pattern.</w:t>
+            </w:r>
+            <w:r>
+              <w:rPr>
+                <w:i/>
+                <w:iCs/>
+                <w:color w:val="FFFFFF" w:themeColor="background1"/>
+                <w:sz w:val="18"/>
+                <w:szCs w:val="18"/>
+                <w:lang w:val="en-US"/>
+              </w:rPr>
+              <w:t>CASE_INSENSITIVE</w:t>
+            </w:r>
+            <w:proofErr w:type="spellEnd"/>
+            <w:r>
+              <w:rPr>
+                <w:color w:val="FFFFFF" w:themeColor="background1"/>
+                <w:sz w:val="18"/>
+                <w:szCs w:val="18"/>
+                <w:lang w:val="en-US"/>
+              </w:rPr>
+              <w:t>);</w:t>
+            </w:r>
+          </w:p>
+          <w:p>
+            <w:pPr>
+              <w:rPr>
+                <w:rFonts w:ascii="Courier New" w:hAnsi="Courier New" w:cs="Courier New"/>
+                <w:color w:val="FFFFFF" w:themeColor="background1"/>
+                <w:sz w:val="18"/>
+                <w:szCs w:val="18"/>
+                <w:lang w:val="en-US"/>
+              </w:rPr>
+            </w:pPr>
+          </w:p>
+          <w:p>
+            <w:pPr>
+              <w:rPr>
+                <w:rFonts w:ascii="Courier New" w:hAnsi="Courier New" w:cs="Courier New"/>
+                <w:color w:val="FFFFFF" w:themeColor="background1"/>
+                <w:sz w:val="18"/>
+                <w:szCs w:val="18"/>
+                <w:lang w:val="en-US"/>
+              </w:rPr>
+            </w:pPr>
+            <w:r>
+              <w:rPr>
+                <w:rFonts w:ascii="Courier New" w:hAnsi="Courier New" w:cs="Courier New"/>
+                <w:color w:val="FFFFFF" w:themeColor="background1"/>
+                <w:sz w:val="18"/>
+                <w:szCs w:val="18"/>
+                <w:lang w:val="en-US"/>
+              </w:rPr>
+              <w:t xml:space="preserve">private String </w:t>
+            </w:r>
+            <w:proofErr w:type="spellStart"/>
+            <w:proofErr w:type="gramStart"/>
+            <w:r>
+              <w:rPr>
+                <w:rFonts w:ascii="Courier New" w:hAnsi="Courier New" w:cs="Courier New"/>
+                <w:color w:val="FFFFFF" w:themeColor="background1"/>
+                <w:sz w:val="18"/>
+                <w:szCs w:val="18"/>
+                <w:lang w:val="en-US"/>
+              </w:rPr>
+              <w:t>validateEntityWhitelist</w:t>
+            </w:r>
+            <w:proofErr w:type="spellEnd"/>
+            <w:r>
+              <w:rPr>
+                <w:rFonts w:ascii="Courier New" w:hAnsi="Courier New" w:cs="Courier New"/>
+                <w:color w:val="FFFFFF" w:themeColor="background1"/>
+                <w:sz w:val="18"/>
+                <w:szCs w:val="18"/>
+                <w:lang w:val="en-US"/>
+              </w:rPr>
+              <w:t>(</w:t>
+            </w:r>
+            <w:proofErr w:type="gramEnd"/>
+            <w:r>
+              <w:rPr>
+                <w:rFonts w:ascii="Courier New" w:hAnsi="Courier New" w:cs="Courier New"/>
+                <w:color w:val="FFFFFF" w:themeColor="background1"/>
+                <w:sz w:val="18"/>
+                <w:szCs w:val="18"/>
+                <w:lang w:val="en-US"/>
+              </w:rPr>
+              <w:t xml:space="preserve">String </w:t>
+            </w:r>
+            <w:proofErr w:type="spellStart"/>
+            <w:r>
+              <w:rPr>
+                <w:rFonts w:ascii="Courier New" w:hAnsi="Courier New" w:cs="Courier New"/>
+                <w:color w:val="FFFFFF" w:themeColor="background1"/>
+                <w:sz w:val="18"/>
+                <w:szCs w:val="18"/>
+                <w:lang w:val="en-US"/>
+              </w:rPr>
+              <w:t>hql</w:t>
+            </w:r>
+            <w:proofErr w:type="spellEnd"/>
+            <w:r>
+              <w:rPr>
+                <w:rFonts w:ascii="Courier New" w:hAnsi="Courier New" w:cs="Courier New"/>
+                <w:color w:val="FFFFFF" w:themeColor="background1"/>
+                <w:sz w:val="18"/>
+                <w:szCs w:val="18"/>
+                <w:lang w:val="en-US"/>
+              </w:rPr>
+              <w:t>) {</w:t>
+            </w:r>
+          </w:p>
+          <w:p>
+            <w:pPr>
+              <w:pStyle w:val="HTMLpr-formatado"/>
+              <w:shd w:val="clear" w:color="auto" w:fill="1E1F22"/>
+              <w:rPr>
+                <w:color w:val="BCBEC4"/>
+                <w:sz w:val="18"/>
+                <w:szCs w:val="18"/>
+                <w:lang w:val="en-US"/>
+              </w:rPr>
+            </w:pPr>
+            <w:r>
+              <w:rPr>
+                <w:color w:val="264F78"/>
+                <w:sz w:val="18"/>
+                <w:szCs w:val="18"/>
+                <w:lang w:val="en-US"/>
+              </w:rPr>
+              <w:t xml:space="preserve">    </w:t>
+            </w:r>
+            <w:r>
+              <w:rPr>
+                <w:color w:val="FFFFFF" w:themeColor="background1"/>
+                <w:sz w:val="18"/>
+                <w:szCs w:val="18"/>
+                <w:lang w:val="en-US"/>
+              </w:rPr>
+              <w:t xml:space="preserve">Matcher m = </w:t>
+            </w:r>
+            <w:proofErr w:type="spellStart"/>
+            <w:r>
+              <w:rPr>
+                <w:i/>
+                <w:iCs/>
+                <w:color w:val="FFFFFF" w:themeColor="background1"/>
+                <w:sz w:val="18"/>
+                <w:szCs w:val="18"/>
+                <w:lang w:val="en-US"/>
+              </w:rPr>
+              <w:t>ENTITY_PATTERN</w:t>
+            </w:r>
+            <w:r>
+              <w:rPr>
+                <w:color w:val="FFFFFF" w:themeColor="background1"/>
+                <w:sz w:val="18"/>
+                <w:szCs w:val="18"/>
+                <w:lang w:val="en-US"/>
+              </w:rPr>
+              <w:t>.matcher</w:t>
+            </w:r>
+            <w:proofErr w:type="spellEnd"/>
+            <w:r>
+              <w:rPr>
+                <w:color w:val="FFFFFF" w:themeColor="background1"/>
+                <w:sz w:val="18"/>
+                <w:szCs w:val="18"/>
+                <w:lang w:val="en-US"/>
+              </w:rPr>
+              <w:t>(</w:t>
+            </w:r>
+            <w:proofErr w:type="spellStart"/>
+            <w:r>
+              <w:rPr>
+                <w:color w:val="FFFFFF" w:themeColor="background1"/>
+                <w:sz w:val="18"/>
+                <w:szCs w:val="18"/>
+                <w:lang w:val="en-US"/>
+              </w:rPr>
+              <w:t>hql</w:t>
+            </w:r>
+            <w:proofErr w:type="spellEnd"/>
+            <w:proofErr w:type="gramStart"/>
+            <w:r>
+              <w:rPr>
+                <w:color w:val="FFFFFF" w:themeColor="background1"/>
+                <w:sz w:val="18"/>
+                <w:szCs w:val="18"/>
+                <w:lang w:val="en-US"/>
+              </w:rPr>
+              <w:t>);</w:t>
+            </w:r>
+            <w:proofErr w:type="gramEnd"/>
+          </w:p>
+          <w:p>
+            <w:pPr>
+              <w:rPr>
+                <w:rFonts w:ascii="Courier New" w:hAnsi="Courier New" w:cs="Courier New"/>
+                <w:color w:val="FFFFFF" w:themeColor="background1"/>
+                <w:sz w:val="18"/>
+                <w:szCs w:val="18"/>
+                <w:lang w:val="en-US"/>
+              </w:rPr>
+            </w:pPr>
+            <w:r>
+              <w:rPr>
+                <w:rFonts w:ascii="Courier New" w:hAnsi="Courier New" w:cs="Courier New"/>
+                <w:color w:val="264F78"/>
+                <w:sz w:val="18"/>
+                <w:szCs w:val="18"/>
+                <w:lang w:val="en-US"/>
+              </w:rPr>
+              <w:t xml:space="preserve">    </w:t>
+            </w:r>
+            <w:r>
+              <w:rPr>
+                <w:rFonts w:ascii="Courier New" w:hAnsi="Courier New" w:cs="Courier New"/>
+                <w:color w:val="FFFFFF" w:themeColor="background1"/>
+                <w:sz w:val="18"/>
+                <w:szCs w:val="18"/>
+                <w:lang w:val="en-US"/>
+              </w:rPr>
+              <w:t>while (</w:t>
+            </w:r>
+            <w:proofErr w:type="spellStart"/>
+            <w:proofErr w:type="gramStart"/>
+            <w:r>
+              <w:rPr>
+                <w:rFonts w:ascii="Courier New" w:hAnsi="Courier New" w:cs="Courier New"/>
+                <w:color w:val="FFFFFF" w:themeColor="background1"/>
+                <w:sz w:val="18"/>
+                <w:szCs w:val="18"/>
+                <w:lang w:val="en-US"/>
+              </w:rPr>
+              <w:t>m.find</w:t>
+            </w:r>
+            <w:proofErr w:type="spellEnd"/>
+            <w:proofErr w:type="gramEnd"/>
+            <w:r>
+              <w:rPr>
+                <w:rFonts w:ascii="Courier New" w:hAnsi="Courier New" w:cs="Courier New"/>
+                <w:color w:val="FFFFFF" w:themeColor="background1"/>
+                <w:sz w:val="18"/>
+                <w:szCs w:val="18"/>
+                <w:lang w:val="en-US"/>
+              </w:rPr>
+              <w:t>()) {</w:t>
+            </w:r>
+          </w:p>
+          <w:p>
+            <w:pPr>
+              <w:rPr>
+                <w:rFonts w:ascii="Courier New" w:hAnsi="Courier New" w:cs="Courier New"/>
+                <w:color w:val="FFFFFF" w:themeColor="background1"/>
+                <w:sz w:val="18"/>
+                <w:szCs w:val="18"/>
+                <w:lang w:val="en-US"/>
+              </w:rPr>
+            </w:pPr>
+            <w:r>
+              <w:rPr>
+                <w:rFonts w:ascii="Courier New" w:hAnsi="Courier New" w:cs="Courier New"/>
+                <w:color w:val="FFFFFF" w:themeColor="background1"/>
+                <w:sz w:val="18"/>
+                <w:szCs w:val="18"/>
+                <w:lang w:val="en-US"/>
+              </w:rPr>
+              <w:t xml:space="preserve">       String entity = </w:t>
+            </w:r>
+            <w:proofErr w:type="spellStart"/>
+            <w:proofErr w:type="gramStart"/>
+            <w:r>
+              <w:rPr>
+                <w:rFonts w:ascii="Courier New" w:hAnsi="Courier New" w:cs="Courier New"/>
+                <w:color w:val="FFFFFF" w:themeColor="background1"/>
+                <w:sz w:val="18"/>
+                <w:szCs w:val="18"/>
+                <w:lang w:val="en-US"/>
+              </w:rPr>
+              <w:t>m.group</w:t>
+            </w:r>
+            <w:proofErr w:type="spellEnd"/>
+            <w:proofErr w:type="gramEnd"/>
+            <w:r>
+              <w:rPr>
+                <w:rFonts w:ascii="Courier New" w:hAnsi="Courier New" w:cs="Courier New"/>
+                <w:color w:val="FFFFFF" w:themeColor="background1"/>
+                <w:sz w:val="18"/>
+                <w:szCs w:val="18"/>
+                <w:lang w:val="en-US"/>
+              </w:rPr>
+              <w:t>(1);</w:t>
+            </w:r>
+          </w:p>
+          <w:p>
+            <w:pPr>
+              <w:pStyle w:val="HTMLpr-formatado"/>
+              <w:shd w:val="clear" w:color="auto" w:fill="1E1F22"/>
+              <w:rPr>
+                <w:color w:val="FFFFFF" w:themeColor="background1"/>
+                <w:sz w:val="18"/>
+                <w:szCs w:val="18"/>
+                <w:lang w:val="en-US"/>
+              </w:rPr>
+            </w:pPr>
+            <w:r>
+              <w:rPr>
+                <w:color w:val="FFFFFF" w:themeColor="background1"/>
+                <w:sz w:val="18"/>
+                <w:szCs w:val="18"/>
+                <w:lang w:val="en-US"/>
+              </w:rPr>
+              <w:t xml:space="preserve">      </w:t>
+            </w:r>
+            <w:r>
+              <w:rPr>
+                <w:color w:val="FFFFFF" w:themeColor="background1"/>
+                <w:sz w:val="18"/>
+                <w:szCs w:val="18"/>
+                <w:lang w:val="en-US"/>
+              </w:rPr>
+              <w:t xml:space="preserve">if </w:t>
+            </w:r>
+            <w:proofErr w:type="gramStart"/>
+            <w:r>
+              <w:rPr>
+                <w:color w:val="FFFFFF" w:themeColor="background1"/>
+                <w:sz w:val="18"/>
+                <w:szCs w:val="18"/>
+                <w:lang w:val="en-US"/>
+              </w:rPr>
+              <w:t>(!</w:t>
+            </w:r>
+            <w:proofErr w:type="spellStart"/>
+            <w:r>
+              <w:rPr>
+                <w:i/>
+                <w:iCs/>
+                <w:color w:val="FFFFFF" w:themeColor="background1"/>
+                <w:sz w:val="18"/>
+                <w:szCs w:val="18"/>
+                <w:lang w:val="en-US"/>
+              </w:rPr>
+              <w:t>ALLOWED</w:t>
+            </w:r>
+            <w:proofErr w:type="gramEnd"/>
+            <w:r>
+              <w:rPr>
+                <w:i/>
+                <w:iCs/>
+                <w:color w:val="FFFFFF" w:themeColor="background1"/>
+                <w:sz w:val="18"/>
+                <w:szCs w:val="18"/>
+                <w:lang w:val="en-US"/>
+              </w:rPr>
+              <w:t>_ENTITIES</w:t>
+            </w:r>
+            <w:r>
+              <w:rPr>
+                <w:color w:val="FFFFFF" w:themeColor="background1"/>
+                <w:sz w:val="18"/>
+                <w:szCs w:val="18"/>
+                <w:lang w:val="en-US"/>
+              </w:rPr>
+              <w:t>.contains</w:t>
+            </w:r>
+            <w:proofErr w:type="spellEnd"/>
+            <w:r>
+              <w:rPr>
+                <w:color w:val="FFFFFF" w:themeColor="background1"/>
+                <w:sz w:val="18"/>
+                <w:szCs w:val="18"/>
+                <w:lang w:val="en-US"/>
+              </w:rPr>
+              <w:t>(entity)) {</w:t>
+            </w:r>
+            <w:r>
+              <w:rPr>
+                <w:color w:val="FFFFFF" w:themeColor="background1"/>
+                <w:sz w:val="18"/>
+                <w:szCs w:val="18"/>
+                <w:lang w:val="en-US"/>
+              </w:rPr>
+              <w:br/>
+              <w:t xml:space="preserve">  </w:t>
+            </w:r>
+            <w:r>
+              <w:rPr>
+                <w:color w:val="FFFFFF" w:themeColor="background1"/>
+                <w:sz w:val="18"/>
+                <w:szCs w:val="18"/>
+                <w:lang w:val="en-US"/>
+              </w:rPr>
+              <w:t xml:space="preserve">      </w:t>
+            </w:r>
+            <w:r>
+              <w:rPr>
+                <w:color w:val="FFFFFF" w:themeColor="background1"/>
+                <w:sz w:val="18"/>
+                <w:szCs w:val="18"/>
+                <w:lang w:val="en-US"/>
+              </w:rPr>
+              <w:t xml:space="preserve">return "ERROR: Entity '" + entity </w:t>
+            </w:r>
+          </w:p>
+          <w:p>
+            <w:pPr>
+              <w:pStyle w:val="HTMLpr-formatado"/>
+              <w:shd w:val="clear" w:color="auto" w:fill="1E1F22"/>
+              <w:rPr>
+                <w:color w:val="FFFFFF" w:themeColor="background1"/>
+                <w:sz w:val="18"/>
+                <w:szCs w:val="18"/>
+                <w:lang w:val="en-US"/>
+              </w:rPr>
+            </w:pPr>
+            <w:r>
+              <w:rPr>
+                <w:color w:val="FFFFFF" w:themeColor="background1"/>
+                <w:sz w:val="18"/>
+                <w:szCs w:val="18"/>
+                <w:lang w:val="en-US"/>
+              </w:rPr>
+              <w:t xml:space="preserve">         </w:t>
+            </w:r>
+            <w:r>
+              <w:rPr>
+                <w:color w:val="FFFFFF" w:themeColor="background1"/>
+                <w:sz w:val="18"/>
+                <w:szCs w:val="18"/>
+                <w:lang w:val="en-US"/>
+              </w:rPr>
+              <w:t xml:space="preserve">+ "' is not accessible via </w:t>
+            </w:r>
+            <w:r>
+              <w:rPr>
+                <w:color w:val="FFFFFF" w:themeColor="background1"/>
+                <w:sz w:val="18"/>
+                <w:szCs w:val="18"/>
+                <w:lang w:val="en-US"/>
+              </w:rPr>
+              <w:t xml:space="preserve">  </w:t>
+            </w:r>
+            <w:r>
+              <w:rPr>
+                <w:color w:val="FFFFFF" w:themeColor="background1"/>
+                <w:sz w:val="18"/>
+                <w:szCs w:val="18"/>
+                <w:lang w:val="en-US"/>
+              </w:rPr>
+              <w:t>this assistant. "</w:t>
+            </w:r>
+            <w:r>
+              <w:rPr>
+                <w:color w:val="FFFFFF" w:themeColor="background1"/>
+                <w:sz w:val="18"/>
+                <w:szCs w:val="18"/>
+                <w:lang w:val="en-US"/>
+              </w:rPr>
+              <w:br/>
+              <w:t xml:space="preserve">    </w:t>
+            </w:r>
+            <w:r>
+              <w:rPr>
+                <w:color w:val="FFFFFF" w:themeColor="background1"/>
+                <w:sz w:val="18"/>
+                <w:szCs w:val="18"/>
+                <w:lang w:val="en-US"/>
+              </w:rPr>
+              <w:t xml:space="preserve">     </w:t>
+            </w:r>
+            <w:r>
+              <w:rPr>
+                <w:color w:val="FFFFFF" w:themeColor="background1"/>
+                <w:sz w:val="18"/>
+                <w:szCs w:val="18"/>
+                <w:lang w:val="en-US"/>
+              </w:rPr>
+              <w:t xml:space="preserve">+ "Allowed entities: " + </w:t>
+            </w:r>
+            <w:r>
+              <w:rPr>
+                <w:i/>
+                <w:iCs/>
+                <w:color w:val="FFFFFF" w:themeColor="background1"/>
+                <w:sz w:val="18"/>
+                <w:szCs w:val="18"/>
+                <w:lang w:val="en-US"/>
+              </w:rPr>
+              <w:t>ALLOWED_ENTITIES</w:t>
+            </w:r>
+            <w:r>
+              <w:rPr>
+                <w:color w:val="FFFFFF" w:themeColor="background1"/>
+                <w:sz w:val="18"/>
+                <w:szCs w:val="18"/>
+                <w:lang w:val="en-US"/>
+              </w:rPr>
+              <w:t>;</w:t>
+            </w:r>
+            <w:r>
+              <w:rPr>
+                <w:color w:val="FFFFFF" w:themeColor="background1"/>
+                <w:sz w:val="18"/>
+                <w:szCs w:val="18"/>
+                <w:lang w:val="en-US"/>
+              </w:rPr>
+              <w:br/>
+            </w:r>
+            <w:r>
+              <w:rPr>
+                <w:color w:val="FFFFFF" w:themeColor="background1"/>
+                <w:sz w:val="18"/>
+                <w:szCs w:val="18"/>
+                <w:lang w:val="en-US"/>
+              </w:rPr>
+              <w:t xml:space="preserve">    </w:t>
+            </w:r>
+            <w:proofErr w:type="gramStart"/>
+            <w:r>
+              <w:rPr>
+                <w:color w:val="FFFFFF" w:themeColor="background1"/>
+                <w:sz w:val="18"/>
+                <w:szCs w:val="18"/>
+                <w:lang w:val="en-US"/>
+              </w:rPr>
+              <w:t xml:space="preserve">  </w:t>
+            </w:r>
+            <w:r>
+              <w:rPr>
+                <w:color w:val="FFFFFF" w:themeColor="background1"/>
+                <w:sz w:val="18"/>
+                <w:szCs w:val="18"/>
+                <w:lang w:val="en-US"/>
+              </w:rPr>
+              <w:t>}</w:t>
+            </w:r>
+            <w:proofErr w:type="gramEnd"/>
+          </w:p>
+          <w:p>
+            <w:pPr>
+              <w:rPr>
+                <w:rFonts w:ascii="Courier New" w:hAnsi="Courier New" w:cs="Courier New"/>
+                <w:color w:val="FFFFFF" w:themeColor="background1"/>
+                <w:sz w:val="18"/>
+                <w:szCs w:val="18"/>
+                <w:lang w:val="en-US"/>
+              </w:rPr>
+            </w:pPr>
+            <w:r>
+              <w:rPr>
+                <w:rFonts w:ascii="Courier New" w:hAnsi="Courier New" w:cs="Courier New"/>
+                <w:color w:val="264F78"/>
+                <w:sz w:val="18"/>
+                <w:szCs w:val="18"/>
+                <w:lang w:val="en-US"/>
+              </w:rPr>
+              <w:t xml:space="preserve">    </w:t>
+            </w:r>
+            <w:r>
+              <w:rPr>
+                <w:rFonts w:ascii="Courier New" w:hAnsi="Courier New" w:cs="Courier New"/>
+                <w:color w:val="FFFFFF" w:themeColor="background1"/>
+                <w:sz w:val="18"/>
+                <w:szCs w:val="18"/>
+                <w:lang w:val="en-US"/>
+              </w:rPr>
+              <w:t>}</w:t>
+            </w:r>
+          </w:p>
+          <w:p>
+            <w:pPr>
+              <w:rPr>
+                <w:rFonts w:ascii="Courier New" w:hAnsi="Courier New" w:cs="Courier New"/>
+                <w:color w:val="FFFFFF" w:themeColor="background1"/>
+                <w:sz w:val="18"/>
+                <w:szCs w:val="18"/>
+                <w:lang w:val="en-US"/>
+              </w:rPr>
+            </w:pPr>
+            <w:r>
+              <w:rPr>
+                <w:rFonts w:ascii="Courier New" w:hAnsi="Courier New" w:cs="Courier New"/>
+                <w:color w:val="264F78"/>
+                <w:sz w:val="18"/>
+                <w:szCs w:val="18"/>
+                <w:lang w:val="en-US"/>
+              </w:rPr>
+              <w:t xml:space="preserve">    </w:t>
+            </w:r>
+            <w:r>
+              <w:rPr>
+                <w:rFonts w:ascii="Courier New" w:hAnsi="Courier New" w:cs="Courier New"/>
+                <w:color w:val="FFFFFF" w:themeColor="background1"/>
+                <w:sz w:val="18"/>
+                <w:szCs w:val="18"/>
+                <w:lang w:val="en-US"/>
+              </w:rPr>
+              <w:t xml:space="preserve">return </w:t>
+            </w:r>
+            <w:proofErr w:type="gramStart"/>
+            <w:r>
+              <w:rPr>
+                <w:rFonts w:ascii="Courier New" w:hAnsi="Courier New" w:cs="Courier New"/>
+                <w:color w:val="FFFFFF" w:themeColor="background1"/>
+                <w:sz w:val="18"/>
+                <w:szCs w:val="18"/>
+                <w:lang w:val="en-US"/>
+              </w:rPr>
+              <w:t>null;</w:t>
+            </w:r>
+            <w:proofErr w:type="gramEnd"/>
+          </w:p>
+          <w:p>
+            <w:pPr>
+              <w:rPr>
+                <w:rFonts w:ascii="Courier New" w:hAnsi="Courier New" w:cs="Courier New"/>
+                <w:color w:val="FFFFFF" w:themeColor="background1"/>
+                <w:sz w:val="18"/>
+                <w:szCs w:val="18"/>
+                <w:lang w:val="en-US"/>
+              </w:rPr>
+            </w:pPr>
+            <w:r>
+              <w:rPr>
+                <w:rFonts w:ascii="Courier New" w:hAnsi="Courier New" w:cs="Courier New"/>
+                <w:color w:val="FFFFFF" w:themeColor="background1"/>
+                <w:sz w:val="18"/>
+                <w:szCs w:val="18"/>
+                <w:lang w:val="en-US"/>
+              </w:rPr>
+              <w:t>}</w:t>
+            </w:r>
+          </w:p>
+          <w:p>
+            <w:pPr>
+              <w:rPr>
+                <w:rFonts w:ascii="Courier New" w:hAnsi="Courier New" w:cs="Courier New"/>
+                <w:color w:val="FFFFFF" w:themeColor="background1"/>
+                <w:sz w:val="18"/>
+                <w:szCs w:val="18"/>
+                <w:lang w:val="en-US"/>
+              </w:rPr>
+            </w:pPr>
+          </w:p>
+          <w:p>
+            <w:pPr>
+              <w:rPr>
+                <w:rFonts w:ascii="Courier New" w:hAnsi="Courier New" w:cs="Courier New"/>
+                <w:color w:val="FFFFFF" w:themeColor="background1"/>
+                <w:sz w:val="18"/>
+                <w:szCs w:val="18"/>
+                <w:lang w:val="en-US"/>
+              </w:rPr>
+            </w:pPr>
+            <w:r>
+              <w:rPr>
+                <w:rFonts w:ascii="Courier New" w:hAnsi="Courier New" w:cs="Courier New"/>
+                <w:color w:val="FFFFFF" w:themeColor="background1"/>
+                <w:sz w:val="18"/>
+                <w:szCs w:val="18"/>
+                <w:lang w:val="en-US"/>
+              </w:rPr>
+              <w:t xml:space="preserve">private String </w:t>
+            </w:r>
+            <w:proofErr w:type="spellStart"/>
+            <w:proofErr w:type="gramStart"/>
+            <w:r>
+              <w:rPr>
+                <w:rFonts w:ascii="Courier New" w:hAnsi="Courier New" w:cs="Courier New"/>
+                <w:color w:val="FFFFFF" w:themeColor="background1"/>
+                <w:sz w:val="18"/>
+                <w:szCs w:val="18"/>
+                <w:lang w:val="en-US"/>
+              </w:rPr>
+              <w:t>validateFieldBlacklist</w:t>
+            </w:r>
+            <w:proofErr w:type="spellEnd"/>
+            <w:r>
+              <w:rPr>
+                <w:rFonts w:ascii="Courier New" w:hAnsi="Courier New" w:cs="Courier New"/>
+                <w:color w:val="FFFFFF" w:themeColor="background1"/>
+                <w:sz w:val="18"/>
+                <w:szCs w:val="18"/>
+                <w:lang w:val="en-US"/>
+              </w:rPr>
+              <w:t>(</w:t>
+            </w:r>
+            <w:proofErr w:type="gramEnd"/>
+            <w:r>
+              <w:rPr>
+                <w:rFonts w:ascii="Courier New" w:hAnsi="Courier New" w:cs="Courier New"/>
+                <w:color w:val="FFFFFF" w:themeColor="background1"/>
+                <w:sz w:val="18"/>
+                <w:szCs w:val="18"/>
+                <w:lang w:val="en-US"/>
+              </w:rPr>
+              <w:t xml:space="preserve">String </w:t>
+            </w:r>
+            <w:proofErr w:type="spellStart"/>
+            <w:r>
+              <w:rPr>
+                <w:rFonts w:ascii="Courier New" w:hAnsi="Courier New" w:cs="Courier New"/>
+                <w:color w:val="FFFFFF" w:themeColor="background1"/>
+                <w:sz w:val="18"/>
+                <w:szCs w:val="18"/>
+                <w:lang w:val="en-US"/>
+              </w:rPr>
+              <w:t>hql</w:t>
+            </w:r>
+            <w:proofErr w:type="spellEnd"/>
+            <w:r>
+              <w:rPr>
+                <w:rFonts w:ascii="Courier New" w:hAnsi="Courier New" w:cs="Courier New"/>
+                <w:color w:val="FFFFFF" w:themeColor="background1"/>
+                <w:sz w:val="18"/>
+                <w:szCs w:val="18"/>
+                <w:lang w:val="en-US"/>
+              </w:rPr>
+              <w:t>) {</w:t>
+            </w:r>
+          </w:p>
+          <w:p>
+            <w:pPr>
+              <w:rPr>
+                <w:rFonts w:ascii="Courier New" w:hAnsi="Courier New" w:cs="Courier New"/>
+                <w:color w:val="FFFFFF" w:themeColor="background1"/>
+                <w:sz w:val="18"/>
+                <w:szCs w:val="18"/>
+                <w:lang w:val="en-US"/>
+              </w:rPr>
+            </w:pPr>
+            <w:r>
+              <w:rPr>
+                <w:rFonts w:ascii="Courier New" w:hAnsi="Courier New" w:cs="Courier New"/>
+                <w:color w:val="264F78"/>
+                <w:sz w:val="18"/>
+                <w:szCs w:val="18"/>
+                <w:lang w:val="en-US"/>
+              </w:rPr>
+              <w:t xml:space="preserve">    </w:t>
+            </w:r>
+            <w:r>
+              <w:rPr>
+                <w:rFonts w:ascii="Courier New" w:hAnsi="Courier New" w:cs="Courier New"/>
+                <w:color w:val="FFFFFF" w:themeColor="background1"/>
+                <w:sz w:val="18"/>
+                <w:szCs w:val="18"/>
+                <w:lang w:val="en-US"/>
+              </w:rPr>
+              <w:t xml:space="preserve">for (String </w:t>
+            </w:r>
+            <w:proofErr w:type="gramStart"/>
+            <w:r>
+              <w:rPr>
+                <w:rFonts w:ascii="Courier New" w:hAnsi="Courier New" w:cs="Courier New"/>
+                <w:color w:val="FFFFFF" w:themeColor="background1"/>
+                <w:sz w:val="18"/>
+                <w:szCs w:val="18"/>
+                <w:lang w:val="en-US"/>
+              </w:rPr>
+              <w:t>field :</w:t>
+            </w:r>
+            <w:proofErr w:type="gramEnd"/>
+            <w:r>
+              <w:rPr>
+                <w:rFonts w:ascii="Courier New" w:hAnsi="Courier New" w:cs="Courier New"/>
+                <w:color w:val="FFFFFF" w:themeColor="background1"/>
+                <w:sz w:val="18"/>
+                <w:szCs w:val="18"/>
+                <w:lang w:val="en-US"/>
+              </w:rPr>
+              <w:t xml:space="preserve"> RESTRICTED_FIELDS) {</w:t>
+            </w:r>
+          </w:p>
+          <w:p>
+            <w:pPr>
+              <w:ind w:left="720"/>
+              <w:rPr>
+                <w:rFonts w:ascii="Courier New" w:hAnsi="Courier New" w:cs="Courier New"/>
+                <w:color w:val="FFFFFF" w:themeColor="background1"/>
+                <w:sz w:val="18"/>
+                <w:szCs w:val="18"/>
+                <w:lang w:val="en-US"/>
+              </w:rPr>
+            </w:pPr>
+            <w:r>
+              <w:rPr>
+                <w:rFonts w:ascii="Courier New" w:hAnsi="Courier New" w:cs="Courier New"/>
+                <w:color w:val="FFFFFF" w:themeColor="background1"/>
+                <w:sz w:val="18"/>
+                <w:szCs w:val="18"/>
+                <w:lang w:val="en-US"/>
+              </w:rPr>
+              <w:t xml:space="preserve">Pattern p = </w:t>
+            </w:r>
+            <w:proofErr w:type="spellStart"/>
+            <w:r>
+              <w:rPr>
+                <w:rFonts w:ascii="Courier New" w:hAnsi="Courier New" w:cs="Courier New"/>
+                <w:color w:val="FFFFFF" w:themeColor="background1"/>
+                <w:sz w:val="18"/>
+                <w:szCs w:val="18"/>
+                <w:lang w:val="en-US"/>
+              </w:rPr>
+              <w:t>Pattern.compile</w:t>
+            </w:r>
+            <w:proofErr w:type="spellEnd"/>
+            <w:r>
+              <w:rPr>
+                <w:rFonts w:ascii="Courier New" w:hAnsi="Courier New" w:cs="Courier New"/>
+                <w:color w:val="FFFFFF" w:themeColor="background1"/>
+                <w:sz w:val="18"/>
+                <w:szCs w:val="18"/>
+                <w:lang w:val="en-US"/>
+              </w:rPr>
+              <w:t xml:space="preserve">("\\b" + </w:t>
+            </w:r>
+            <w:proofErr w:type="spellStart"/>
+            <w:r>
+              <w:rPr>
+                <w:rFonts w:ascii="Courier New" w:hAnsi="Courier New" w:cs="Courier New"/>
+                <w:color w:val="FFFFFF" w:themeColor="background1"/>
+                <w:sz w:val="18"/>
+                <w:szCs w:val="18"/>
+                <w:lang w:val="en-US"/>
+              </w:rPr>
+              <w:t>Pattern.quote</w:t>
+            </w:r>
+            <w:proofErr w:type="spellEnd"/>
+            <w:r>
+              <w:rPr>
+                <w:rFonts w:ascii="Courier New" w:hAnsi="Courier New" w:cs="Courier New"/>
+                <w:color w:val="FFFFFF" w:themeColor="background1"/>
+                <w:sz w:val="18"/>
+                <w:szCs w:val="18"/>
+                <w:lang w:val="en-US"/>
+              </w:rPr>
+              <w:t>(field) + "\\b",</w:t>
+            </w:r>
+          </w:p>
+          <w:p>
+            <w:pPr>
+              <w:ind w:left="720"/>
+              <w:rPr>
+                <w:rFonts w:ascii="Courier New" w:hAnsi="Courier New" w:cs="Courier New"/>
+                <w:color w:val="FFFFFF" w:themeColor="background1"/>
+                <w:sz w:val="18"/>
+                <w:szCs w:val="18"/>
+                <w:lang w:val="en-US"/>
+              </w:rPr>
+            </w:pPr>
+            <w:r>
+              <w:rPr>
+                <w:rFonts w:ascii="Courier New" w:hAnsi="Courier New" w:cs="Courier New"/>
+                <w:color w:val="FFFFFF" w:themeColor="background1"/>
+                <w:sz w:val="18"/>
+                <w:szCs w:val="18"/>
+                <w:lang w:val="en-US"/>
+              </w:rPr>
+              <w:t xml:space="preserve">  </w:t>
+            </w:r>
+            <w:proofErr w:type="spellStart"/>
+            <w:r>
+              <w:rPr>
+                <w:rFonts w:ascii="Courier New" w:hAnsi="Courier New" w:cs="Courier New"/>
+                <w:color w:val="FFFFFF" w:themeColor="background1"/>
+                <w:sz w:val="18"/>
+                <w:szCs w:val="18"/>
+                <w:lang w:val="en-US"/>
+              </w:rPr>
+              <w:t>Pattern.CASE_INSENSITIVE</w:t>
+            </w:r>
+            <w:proofErr w:type="spellEnd"/>
+            <w:proofErr w:type="gramStart"/>
+            <w:r>
+              <w:rPr>
+                <w:rFonts w:ascii="Courier New" w:hAnsi="Courier New" w:cs="Courier New"/>
+                <w:color w:val="FFFFFF" w:themeColor="background1"/>
+                <w:sz w:val="18"/>
+                <w:szCs w:val="18"/>
+                <w:lang w:val="en-US"/>
+              </w:rPr>
+              <w:t>);</w:t>
+            </w:r>
+            <w:proofErr w:type="gramEnd"/>
+          </w:p>
+          <w:p>
+            <w:pPr>
+              <w:ind w:left="720"/>
+              <w:rPr>
+                <w:rFonts w:ascii="Courier New" w:hAnsi="Courier New" w:cs="Courier New"/>
+                <w:color w:val="FFFFFF" w:themeColor="background1"/>
+                <w:sz w:val="18"/>
+                <w:szCs w:val="18"/>
+                <w:lang w:val="en-US"/>
+              </w:rPr>
+            </w:pPr>
+            <w:r>
+              <w:rPr>
+                <w:rFonts w:ascii="Courier New" w:hAnsi="Courier New" w:cs="Courier New"/>
+                <w:color w:val="FFFFFF" w:themeColor="background1"/>
+                <w:sz w:val="18"/>
+                <w:szCs w:val="18"/>
+                <w:lang w:val="en-US"/>
+              </w:rPr>
+              <w:t>if (</w:t>
+            </w:r>
+            <w:proofErr w:type="spellStart"/>
+            <w:proofErr w:type="gramStart"/>
+            <w:r>
+              <w:rPr>
+                <w:rFonts w:ascii="Courier New" w:hAnsi="Courier New" w:cs="Courier New"/>
+                <w:color w:val="FFFFFF" w:themeColor="background1"/>
+                <w:sz w:val="18"/>
+                <w:szCs w:val="18"/>
+                <w:lang w:val="en-US"/>
+              </w:rPr>
+              <w:t>p.matcher</w:t>
+            </w:r>
+            <w:proofErr w:type="spellEnd"/>
+            <w:proofErr w:type="gramEnd"/>
+            <w:r>
+              <w:rPr>
+                <w:rFonts w:ascii="Courier New" w:hAnsi="Courier New" w:cs="Courier New"/>
+                <w:color w:val="FFFFFF" w:themeColor="background1"/>
+                <w:sz w:val="18"/>
+                <w:szCs w:val="18"/>
+                <w:lang w:val="en-US"/>
+              </w:rPr>
+              <w:t>(</w:t>
+            </w:r>
+            <w:proofErr w:type="spellStart"/>
+            <w:r>
+              <w:rPr>
+                <w:rFonts w:ascii="Courier New" w:hAnsi="Courier New" w:cs="Courier New"/>
+                <w:color w:val="FFFFFF" w:themeColor="background1"/>
+                <w:sz w:val="18"/>
+                <w:szCs w:val="18"/>
+                <w:lang w:val="en-US"/>
+              </w:rPr>
+              <w:t>hql</w:t>
+            </w:r>
+            <w:proofErr w:type="spellEnd"/>
+            <w:r>
+              <w:rPr>
+                <w:rFonts w:ascii="Courier New" w:hAnsi="Courier New" w:cs="Courier New"/>
+                <w:color w:val="FFFFFF" w:themeColor="background1"/>
+                <w:sz w:val="18"/>
+                <w:szCs w:val="18"/>
+                <w:lang w:val="en-US"/>
+              </w:rPr>
+              <w:t>).find())</w:t>
+            </w:r>
+          </w:p>
+          <w:p>
+            <w:pPr>
+              <w:pStyle w:val="HTMLpr-formatado"/>
+              <w:shd w:val="clear" w:color="auto" w:fill="1E1F22"/>
+              <w:rPr>
+                <w:color w:val="FFFFFF" w:themeColor="background1"/>
+                <w:sz w:val="18"/>
+                <w:szCs w:val="18"/>
+                <w:lang w:val="en-US"/>
+              </w:rPr>
+            </w:pPr>
+            <w:r>
+              <w:rPr>
+                <w:color w:val="264F78"/>
+                <w:sz w:val="18"/>
+                <w:szCs w:val="18"/>
+                <w:lang w:val="en-US"/>
+              </w:rPr>
+              <w:t xml:space="preserve">   </w:t>
+            </w:r>
+            <w:r>
+              <w:rPr>
+                <w:color w:val="FFFFFF" w:themeColor="background1"/>
+                <w:sz w:val="18"/>
+                <w:szCs w:val="18"/>
+                <w:lang w:val="en-US"/>
+              </w:rPr>
+              <w:t xml:space="preserve"> </w:t>
+            </w:r>
+            <w:r>
+              <w:rPr>
+                <w:color w:val="FFFFFF" w:themeColor="background1"/>
+                <w:sz w:val="18"/>
+                <w:szCs w:val="18"/>
+                <w:lang w:val="en-US"/>
+              </w:rPr>
+              <w:t xml:space="preserve">    </w:t>
+            </w:r>
+            <w:r>
+              <w:rPr>
+                <w:color w:val="FFFFFF" w:themeColor="background1"/>
+                <w:sz w:val="18"/>
+                <w:szCs w:val="18"/>
+                <w:lang w:val="en-US"/>
+              </w:rPr>
+              <w:t>return "ERROR: Field '" + field + "' is not accessible via this assistant.";</w:t>
+            </w:r>
+            <w:r>
+              <w:rPr>
+                <w:color w:val="FFFFFF" w:themeColor="background1"/>
+                <w:sz w:val="18"/>
+                <w:szCs w:val="18"/>
+                <w:lang w:val="en-US"/>
+              </w:rPr>
+              <w:br/>
+            </w:r>
+            <w:r>
+              <w:rPr>
+                <w:color w:val="FFFFFF" w:themeColor="background1"/>
+                <w:sz w:val="18"/>
+                <w:szCs w:val="18"/>
+                <w:lang w:val="en-US"/>
+              </w:rPr>
+              <w:t xml:space="preserve">    </w:t>
+            </w:r>
+            <w:proofErr w:type="gramStart"/>
+            <w:r>
+              <w:rPr>
+                <w:color w:val="FFFFFF" w:themeColor="background1"/>
+                <w:sz w:val="18"/>
+                <w:szCs w:val="18"/>
+                <w:lang w:val="en-US"/>
+              </w:rPr>
+              <w:t xml:space="preserve">  </w:t>
+            </w:r>
+            <w:r>
+              <w:rPr>
+                <w:color w:val="FFFFFF" w:themeColor="background1"/>
+                <w:sz w:val="18"/>
+                <w:szCs w:val="18"/>
+                <w:lang w:val="en-US"/>
+              </w:rPr>
+              <w:t>}</w:t>
+            </w:r>
+            <w:proofErr w:type="gramEnd"/>
+          </w:p>
+          <w:p>
+            <w:pPr>
+              <w:rPr>
+                <w:rFonts w:ascii="Courier New" w:hAnsi="Courier New" w:cs="Courier New"/>
+                <w:color w:val="FFFFFF" w:themeColor="background1"/>
+                <w:sz w:val="18"/>
+                <w:szCs w:val="18"/>
+                <w:lang w:val="en-US"/>
+              </w:rPr>
+            </w:pPr>
+            <w:r>
+              <w:rPr>
+                <w:rFonts w:ascii="Courier New" w:hAnsi="Courier New" w:cs="Courier New"/>
+                <w:color w:val="264F78"/>
+                <w:sz w:val="18"/>
+                <w:szCs w:val="18"/>
+                <w:lang w:val="en-US"/>
+              </w:rPr>
+              <w:t xml:space="preserve">    </w:t>
+            </w:r>
+            <w:r>
+              <w:rPr>
+                <w:rFonts w:ascii="Courier New" w:hAnsi="Courier New" w:cs="Courier New"/>
+                <w:color w:val="FFFFFF" w:themeColor="background1"/>
+                <w:sz w:val="18"/>
+                <w:szCs w:val="18"/>
+                <w:lang w:val="en-US"/>
+              </w:rPr>
+              <w:t>}</w:t>
+            </w:r>
+          </w:p>
+          <w:p>
+            <w:pPr>
+              <w:rPr>
+                <w:rFonts w:ascii="Courier New" w:hAnsi="Courier New" w:cs="Courier New"/>
+                <w:color w:val="FFFFFF" w:themeColor="background1"/>
+                <w:sz w:val="18"/>
+                <w:szCs w:val="18"/>
+                <w:lang w:val="en-US"/>
+              </w:rPr>
+            </w:pPr>
+            <w:r>
+              <w:rPr>
+                <w:rFonts w:ascii="Courier New" w:hAnsi="Courier New" w:cs="Courier New"/>
+                <w:color w:val="264F78"/>
+                <w:sz w:val="18"/>
+                <w:szCs w:val="18"/>
+                <w:lang w:val="en-US"/>
+              </w:rPr>
+              <w:t xml:space="preserve">    </w:t>
+            </w:r>
+            <w:r>
+              <w:rPr>
+                <w:rFonts w:ascii="Courier New" w:hAnsi="Courier New" w:cs="Courier New"/>
+                <w:color w:val="FFFFFF" w:themeColor="background1"/>
+                <w:sz w:val="18"/>
+                <w:szCs w:val="18"/>
+                <w:lang w:val="en-US"/>
+              </w:rPr>
+              <w:t xml:space="preserve">return </w:t>
+            </w:r>
+            <w:proofErr w:type="gramStart"/>
+            <w:r>
+              <w:rPr>
+                <w:rFonts w:ascii="Courier New" w:hAnsi="Courier New" w:cs="Courier New"/>
+                <w:color w:val="FFFFFF" w:themeColor="background1"/>
+                <w:sz w:val="18"/>
+                <w:szCs w:val="18"/>
+                <w:lang w:val="en-US"/>
+              </w:rPr>
+              <w:t>null;</w:t>
+            </w:r>
+            <w:proofErr w:type="gramEnd"/>
+          </w:p>
+          <w:p>
+            <w:pPr>
+              <w:spacing w:before="20" w:after="20"/>
+              <w:rPr>
+                <w:color w:val="FFFFFF" w:themeColor="background1"/>
+                <w:lang w:val="en-US"/>
+              </w:rPr>
+            </w:pPr>
+            <w:r>
+              <w:rPr>
+                <w:rFonts w:ascii="Courier New" w:hAnsi="Courier New" w:cs="Courier New"/>
+                <w:color w:val="FFFFFF" w:themeColor="background1"/>
+                <w:sz w:val="18"/>
+                <w:szCs w:val="18"/>
+                <w:lang w:val="en-US"/>
+              </w:rPr>
+              <w:t>}</w:t>
+            </w:r>
+          </w:p>
+        </w:tc>
+      </w:tr>
+    </w:tbl>
+    <w:p>
+      <w:pPr>
+        <w:spacing w:before="40" w:after="160"/>
+        <w:jc w:val="center"/>
+        <w:rPr>
+          <w:i/>
+          <w:iCs/>
+          <w:color w:val="595959"/>
+          <w:sz w:val="20"/>
+          <w:szCs w:val="20"/>
+          <w:lang w:val="en-US"/>
+        </w:rPr>
+      </w:pPr>
+      <w:r>
+        <w:rPr>
+          <w:i/>
+          <w:iCs/>
+          <w:color w:val="595959"/>
+          <w:sz w:val="20"/>
+          <w:szCs w:val="20"/>
+          <w:lang w:val="en-US"/>
+        </w:rPr>
+        <w:t>Código 1</w:t>
+      </w:r>
+      <w:r>
+        <w:rPr>
+          <w:i/>
+          <w:iCs/>
+          <w:color w:val="595959"/>
+          <w:sz w:val="20"/>
+          <w:szCs w:val="20"/>
+          <w:lang w:val="en-US"/>
+        </w:rPr>
+        <w:t>1</w:t>
+      </w:r>
+      <w:r>
+        <w:rPr>
+          <w:i/>
+          <w:iCs/>
+          <w:color w:val="595959"/>
+          <w:sz w:val="20"/>
+          <w:szCs w:val="20"/>
+          <w:lang w:val="en-US"/>
+        </w:rPr>
+        <w:t xml:space="preserve"> — </w:t>
+      </w:r>
+      <w:r>
+        <w:rPr>
+          <w:i/>
+          <w:iCs/>
+          <w:color w:val="595959"/>
+          <w:sz w:val="20"/>
+          <w:szCs w:val="20"/>
+          <w:lang w:val="en-US"/>
+        </w:rPr>
+        <w:t>Entity whitelist + field black</w:t>
+      </w:r>
+      <w:r>
+        <w:rPr>
+          <w:i/>
+          <w:iCs/>
+          <w:color w:val="595959"/>
+          <w:sz w:val="20"/>
+          <w:szCs w:val="20"/>
+          <w:lang w:val="en-US"/>
+        </w:rPr>
+        <w:t xml:space="preserve">list no </w:t>
+      </w:r>
+      <w:proofErr w:type="spellStart"/>
+      <w:r>
+        <w:rPr>
+          <w:i/>
+          <w:iCs/>
+          <w:color w:val="595959"/>
+          <w:sz w:val="20"/>
+          <w:szCs w:val="20"/>
+          <w:lang w:val="en-US"/>
+        </w:rPr>
+        <w:t>HibernateQueryTool</w:t>
+      </w:r>
+      <w:proofErr w:type="spellEnd"/>
+    </w:p>
+    <w:p>
+      <w:pPr>
+        <w:pStyle w:val="Ttulo3"/>
+      </w:pPr>
+      <w:bookmarkStart w:id="21" w:name="_Toc230252216"/>
+      <w:r>
+        <w:t xml:space="preserve">MCP — </w:t>
+      </w:r>
+      <w:proofErr w:type="spellStart"/>
+      <w:r>
+        <w:t>Model</w:t>
+      </w:r>
+      <w:proofErr w:type="spellEnd"/>
+      <w:r>
+        <w:t xml:space="preserve"> </w:t>
+      </w:r>
+      <w:proofErr w:type="spellStart"/>
+      <w:r>
+        <w:t>Context</w:t>
+      </w:r>
+      <w:proofErr w:type="spellEnd"/>
+      <w:r>
+        <w:t xml:space="preserve"> </w:t>
+      </w:r>
+      <w:proofErr w:type="spellStart"/>
+      <w:r>
+        <w:t>Protocol</w:t>
+      </w:r>
+      <w:bookmarkEnd w:id="21"/>
+      <w:proofErr w:type="spellEnd"/>
     </w:p>
     <w:p>
       <w:pPr>
@@ -18994,7 +21022,7 @@
               </wp:anchor>
             </w:drawing>
           </mc:Choice>
-          <mc:Fallback xmlns:ns11="http://schemas.microsoft.com/office/drawing/2010/main" xmlns:ns5="http://schemas.openxmlformats.org/drawingml/2006/main" xmlns:ns9="http://schemas.openxmlformats.org/drawingml/2006/picture">
+          <mc:Fallback xmlns:ns9="http://schemas.openxmlformats.org/drawingml/2006/picture" xmlns:ns5="http://schemas.openxmlformats.org/drawingml/2006/main" xmlns:ns11="http://schemas.microsoft.com/office/drawing/2010/main">
             <w:pict>
               <v:line w14:anchorId="4758ED58" id="Conexão Reta 3" o:spid="_x0000_s1026" style="position:absolute;z-index:251688960;visibility:visible;mso-wrap-style:square;mso-wrap-distance-left:9pt;mso-wrap-distance-top:0;mso-wrap-distance-right:9pt;mso-wrap-distance-bottom:0;mso-position-horizontal:absolute;mso-position-horizontal-relative:text;mso-position-vertical:absolute;mso-position-vertical-relative:text" from="0,-.05pt" to="484.2pt,-.05pt" o:gfxdata="UEsDBBQABgAIAAAAIQC2gziS/gAAAOEBAAATAAAAW0NvbnRlbnRfVHlwZXNdLnhtbJSRQU7DMBBF 90jcwfIWJU67QAgl6YK0S0CoHGBkTxKLZGx5TGhvj5O2G0SRWNoz/78nu9wcxkFMGNg6quQqL6RA 0s5Y6ir5vt9lD1JwBDIwOMJKHpHlpr69KfdHjyxSmriSfYz+USnWPY7AufNIadK6MEJMx9ApD/oD OlTrorhX2lFEilmcO2RdNtjC5xDF9pCuTyYBB5bi6bQ4syoJ3g9WQ0ymaiLzg5KdCXlKLjvcW893 SUOqXwnz5DrgnHtJTxOsQfEKIT7DmDSUCaxw7Rqn8787ZsmRM9e2VmPeBN4uqYvTtW7jvijg9N/y JsXecLq0q+WD6m8AAAD//wMAUEsDBBQABgAIAAAAIQA4/SH/1gAAAJQBAAALAAAAX3JlbHMvLnJl bHOkkMFqwzAMhu+DvYPRfXGawxijTi+j0GvpHsDYimMaW0Yy2fr2M4PBMnrbUb/Q94l/f/hMi1qR JVI2sOt6UJgd+ZiDgffL8ekFlFSbvV0oo4EbChzGx4f9GRdb25HMsYhqlCwG5lrLq9biZkxWOiqY 22YiTra2kYMu1l1tQD30/bPm3wwYN0x18gb45AdQl1tp5j/sFB2T0FQ7R0nTNEV3j6o9feQzro1i OWA14Fm+Q8a1a8+Bvu/d/dMb2JY5uiPbhG/ktn4cqGU/er3pcvwCAAD//wMAUEsDBBQABgAIAAAA IQCZ2PQonAEAAJQDAAAOAAAAZHJzL2Uyb0RvYy54bWysU01P3DAQvVfqf7B8Z5MAQm202T2A4FK1 qMAPMM54Y8n2WLbZZP99x97dLGorIRAXxx/z3sx7M1muJ2vYFkLU6DreLGrOwEnstdt0/Onx9uwb ZzEJ1wuDDjq+g8jXq69flqNv4RwHND0ERiQutqPv+JCSb6sqygGsiAv04OhRYbAi0TFsqj6Ikdit qc7r+qoaMfQ+oIQY6fZm/8hXhV8pkOmXUhESMx2n2lJZQ1mf81qtlqLdBOEHLQ9liA9UYYV2lHSm uhFJsJeg/6GyWgaMqNJCoq1QKS2haCA1Tf2XmodBeChayJzoZ5vi59HKn9trdx/IhtHHNvr7kFVM Ktj8pfrYVMzazWbBlJiky6vm8vvFJXkqj2/VCehDTHeAluVNx412WYdoxfZHTJSMQo8hdDilLru0 M5CDjfsNiumekjUFXaYCrk1gW0H9FFKCS03uIfGV6AxT2pgZWL8NPMRnKJSJeQ94RpTM6NIMttph +F/2NB1LVvv4owN73dmCZ+x3pSnFGmp9UXgY0zxbr88FfvqZVn8AAAD//wMAUEsDBBQABgAIAAAA IQCasyRQ4AAAAAkBAAAPAAAAZHJzL2Rvd25yZXYueG1sTI9Ba8JAEIXvhf6HZQq96UYpYmM2IpZS KxSpFfS4ZqdJ2uxs2F1N/Pcde2kvA4/He/O+bN7bRpzRh9qRgtEwAYFUOFNTqWD38TyYgghRk9GN I1RwwQDz/PYm06lxHb3jeRtLwSUUUq2girFNpQxFhVaHoWuR2Pt03urI0pfSeN1xuW3kOEkm0uqa +EOlW1xWWHxvT1bBm1+tlov15Ys2B9vtx+v95rV/Uer+rn+a8VnMQETs418Crgy8H3IednQnMkE0 CpgmKhiMQLD5OJk+gDj+apln8j9B/gMAAP//AwBQSwECLQAUAAYACAAAACEAtoM4kv4AAADhAQAA EwAAAAAAAAAAAAAAAAAAAAAAW0NvbnRlbnRfVHlwZXNdLnhtbFBLAQItABQABgAIAAAAIQA4/SH/ 1gAAAJQBAAALAAAAAAAAAAAAAAAAAC8BAABfcmVscy8ucmVsc1BLAQItABQABgAIAAAAIQCZ2PQo nAEAAJQDAAAOAAAAAAAAAAAAAAAAAC4CAABkcnMvZTJvRG9jLnhtbFBLAQItABQABgAIAAAAIQCa syRQ4AAAAAkBAAAPAAAAAAAAAAAAAAAAAPYDAABkcnMvZG93bnJldi54bWxQSwUGAAAAAAQABADz AAAAAwUAAAAA " strokecolor="#156082 [3204]" strokeweight=".5pt">
                 <v:stroke joinstyle="miter"/>
@@ -19700,7 +21728,6 @@
                 <w:sz w:val="18"/>
                 <w:szCs w:val="18"/>
               </w:rPr>
-              <w:lastRenderedPageBreak/>
               <w:t>//   "mcpServers": {</w:t>
             </w:r>
           </w:p>
@@ -19867,18 +21894,60 @@
           <w:sz w:val="20"/>
           <w:szCs w:val="20"/>
         </w:rPr>
-        <w:t>Código 13 — pom.xml e McpServerConfig.java — ativação do MCP Server (demo-hibernate-ai)</w:t>
+        <w:t>Código 1</w:t>
+      </w:r>
+      <w:r>
+        <w:rPr>
+          <w:i/>
+          <w:iCs/>
+          <w:color w:val="595959"/>
+          <w:sz w:val="20"/>
+          <w:szCs w:val="20"/>
+        </w:rPr>
+        <w:t>2</w:t>
+      </w:r>
+      <w:r>
+        <w:rPr>
+          <w:i/>
+          <w:iCs/>
+          <w:color w:val="595959"/>
+          <w:sz w:val="20"/>
+          <w:szCs w:val="20"/>
+        </w:rPr>
+        <w:t xml:space="preserve"> — pom.xml e McpServerConfig.java — ativação do MCP Server (demo-hibernate-</w:t>
+      </w:r>
+      <w:proofErr w:type="gramStart"/>
+      <w:r>
+        <w:rPr>
+          <w:i/>
+          <w:iCs/>
+          <w:color w:val="595959"/>
+          <w:sz w:val="20"/>
+          <w:szCs w:val="20"/>
+        </w:rPr>
+        <w:t>ai</w:t>
+      </w:r>
+      <w:proofErr w:type="gramEnd"/>
+      <w:r>
+        <w:rPr>
+          <w:i/>
+          <w:iCs/>
+          <w:color w:val="595959"/>
+          <w:sz w:val="20"/>
+          <w:szCs w:val="20"/>
+        </w:rPr>
+        <w:t>)</w:t>
       </w:r>
     </w:p>
     <w:p>
       <w:pPr>
         <w:pStyle w:val="Ttulo3"/>
       </w:pPr>
-      <w:bookmarkStart w:id="20" w:name="_Toc230077243"/>
+      <w:bookmarkStart w:id="22" w:name="_Toc230252217"/>
       <w:r>
         <w:t>Arquitetura MCP — Quando Activado</w:t>
       </w:r>
-      <w:bookmarkEnd w:id="20"/>
+      <w:bookmarkEnd w:id="22"/>
     </w:p>
     <w:p>
       <w:pPr>
@@ -19938,7 +22007,7 @@
               </wp:anchor>
             </w:drawing>
           </mc:Choice>
-          <mc:Fallback xmlns:ns11="http://schemas.microsoft.com/office/drawing/2010/main" xmlns:ns5="http://schemas.openxmlformats.org/drawingml/2006/main" xmlns:ns9="http://schemas.openxmlformats.org/drawingml/2006/picture">
+          <mc:Fallback xmlns:ns9="http://schemas.openxmlformats.org/drawingml/2006/picture" xmlns:ns5="http://schemas.openxmlformats.org/drawingml/2006/main" xmlns:ns11="http://schemas.microsoft.com/office/drawing/2010/main">
             <w:pict>
               <v:line w14:anchorId="32FC0122" id="Conexão Reta 3" o:spid="_x0000_s1026" style="position:absolute;z-index:251691008;visibility:visible;mso-wrap-style:square;mso-wrap-distance-left:9pt;mso-wrap-distance-top:0;mso-wrap-distance-right:9pt;mso-wrap-distance-bottom:0;mso-position-horizontal:absolute;mso-position-horizontal-relative:text;mso-position-vertical:absolute;mso-position-vertical-relative:text" from="0,-.05pt" to="484.2pt,-.05pt" o:gfxdata="UEsDBBQABgAIAAAAIQC2gziS/gAAAOEBAAATAAAAW0NvbnRlbnRfVHlwZXNdLnhtbJSRQU7DMBBF 90jcwfIWJU67QAgl6YK0S0CoHGBkTxKLZGx5TGhvj5O2G0SRWNoz/78nu9wcxkFMGNg6quQqL6RA 0s5Y6ir5vt9lD1JwBDIwOMJKHpHlpr69KfdHjyxSmriSfYz+USnWPY7AufNIadK6MEJMx9ApD/oD OlTrorhX2lFEilmcO2RdNtjC5xDF9pCuTyYBB5bi6bQ4syoJ3g9WQ0ymaiLzg5KdCXlKLjvcW893 SUOqXwnz5DrgnHtJTxOsQfEKIT7DmDSUCaxw7Rqn8787ZsmRM9e2VmPeBN4uqYvTtW7jvijg9N/y JsXecLq0q+WD6m8AAAD//wMAUEsDBBQABgAIAAAAIQA4/SH/1gAAAJQBAAALAAAAX3JlbHMvLnJl bHOkkMFqwzAMhu+DvYPRfXGawxijTi+j0GvpHsDYimMaW0Yy2fr2M4PBMnrbUb/Q94l/f/hMi1qR JVI2sOt6UJgd+ZiDgffL8ekFlFSbvV0oo4EbChzGx4f9GRdb25HMsYhqlCwG5lrLq9biZkxWOiqY 22YiTra2kYMu1l1tQD30/bPm3wwYN0x18gb45AdQl1tp5j/sFB2T0FQ7R0nTNEV3j6o9feQzro1i OWA14Fm+Q8a1a8+Bvu/d/dMb2JY5uiPbhG/ktn4cqGU/er3pcvwCAAD//wMAUEsDBBQABgAIAAAA IQCZ2PQonAEAAJQDAAAOAAAAZHJzL2Uyb0RvYy54bWysU01P3DAQvVfqf7B8Z5MAQm202T2A4FK1 qMAPMM54Y8n2WLbZZP99x97dLGorIRAXxx/z3sx7M1muJ2vYFkLU6DreLGrOwEnstdt0/Onx9uwb ZzEJ1wuDDjq+g8jXq69flqNv4RwHND0ERiQutqPv+JCSb6sqygGsiAv04OhRYbAi0TFsqj6Ikdit qc7r+qoaMfQ+oIQY6fZm/8hXhV8pkOmXUhESMx2n2lJZQ1mf81qtlqLdBOEHLQ9liA9UYYV2lHSm uhFJsJeg/6GyWgaMqNJCoq1QKS2haCA1Tf2XmodBeChayJzoZ5vi59HKn9trdx/IhtHHNvr7kFVM Ktj8pfrYVMzazWbBlJiky6vm8vvFJXkqj2/VCehDTHeAluVNx412WYdoxfZHTJSMQo8hdDilLru0 M5CDjfsNiumekjUFXaYCrk1gW0H9FFKCS03uIfGV6AxT2pgZWL8NPMRnKJSJeQ94RpTM6NIMttph +F/2NB1LVvv4owN73dmCZ+x3pSnFGmp9UXgY0zxbr88FfvqZVn8AAAD//wMAUEsDBBQABgAIAAAA IQCasyRQ4AAAAAkBAAAPAAAAZHJzL2Rvd25yZXYueG1sTI9Ba8JAEIXvhf6HZQq96UYpYmM2IpZS KxSpFfS4ZqdJ2uxs2F1N/Pcde2kvA4/He/O+bN7bRpzRh9qRgtEwAYFUOFNTqWD38TyYgghRk9GN I1RwwQDz/PYm06lxHb3jeRtLwSUUUq2girFNpQxFhVaHoWuR2Pt03urI0pfSeN1xuW3kOEkm0uqa +EOlW1xWWHxvT1bBm1+tlov15Ys2B9vtx+v95rV/Uer+rn+a8VnMQETs418Crgy8H3IednQnMkE0 CpgmKhiMQLD5OJk+gDj+apln8j9B/gMAAP//AwBQSwECLQAUAAYACAAAACEAtoM4kv4AAADhAQAA EwAAAAAAAAAAAAAAAAAAAAAAW0NvbnRlbnRfVHlwZXNdLnhtbFBLAQItABQABgAIAAAAIQA4/SH/ 1gAAAJQBAAALAAAAAAAAAAAAAAAAAC8BAABfcmVscy8ucmVsc1BLAQItABQABgAIAAAAIQCZ2PQo nAEAAJQDAAAOAAAAAAAAAAAAAAAAAC4CAABkcnMvZTJvRG9jLnhtbFBLAQItABQABgAIAAAAIQCa syRQ4AAAAAkBAAAPAAAAAAAAAAAAAAAAAPYDAABkcnMvZG93bnJldi54bWxQSwUGAAAAAAQABADz AAAAAwUAAAAA " strokecolor="#156082 [3204]" strokeweight=".5pt">
                 <v:stroke joinstyle="miter"/>
@@ -19975,11 +22044,11 @@
       <w:pPr>
         <w:pStyle w:val="Ttulo3"/>
       </w:pPr>
-      <w:bookmarkStart w:id="21" w:name="_Toc230077244"/>
+      <w:bookmarkStart w:id="23" w:name="_Toc230252218"/>
       <w:r>
         <w:t>Perguntas de Demonstração</w:t>
       </w:r>
-      <w:bookmarkEnd w:id="21"/>
+      <w:bookmarkEnd w:id="23"/>
     </w:p>
     <w:p>
       <w:pPr>
@@ -20039,7 +22108,7 @@
               </wp:anchor>
             </w:drawing>
           </mc:Choice>
-          <mc:Fallback xmlns:ns11="http://schemas.microsoft.com/office/drawing/2010/main" xmlns:ns5="http://schemas.openxmlformats.org/drawingml/2006/main" xmlns:ns9="http://schemas.openxmlformats.org/drawingml/2006/picture">
+          <mc:Fallback xmlns:ns9="http://schemas.openxmlformats.org/drawingml/2006/picture" xmlns:ns5="http://schemas.openxmlformats.org/drawingml/2006/main" xmlns:ns11="http://schemas.microsoft.com/office/drawing/2010/main">
             <w:pict>
               <v:line w14:anchorId="17F8D4B3" id="Conexão Reta 3" o:spid="_x0000_s1026" style="position:absolute;z-index:251693056;visibility:visible;mso-wrap-style:square;mso-wrap-distance-left:9pt;mso-wrap-distance-top:0;mso-wrap-distance-right:9pt;mso-wrap-distance-bottom:0;mso-position-horizontal:absolute;mso-position-horizontal-relative:text;mso-position-vertical:absolute;mso-position-vertical-relative:text" from="0,-.05pt" to="484.2pt,-.05pt" o:gfxdata="UEsDBBQABgAIAAAAIQC2gziS/gAAAOEBAAATAAAAW0NvbnRlbnRfVHlwZXNdLnhtbJSRQU7DMBBF 90jcwfIWJU67QAgl6YK0S0CoHGBkTxKLZGx5TGhvj5O2G0SRWNoz/78nu9wcxkFMGNg6quQqL6RA 0s5Y6ir5vt9lD1JwBDIwOMJKHpHlpr69KfdHjyxSmriSfYz+USnWPY7AufNIadK6MEJMx9ApD/oD OlTrorhX2lFEilmcO2RdNtjC5xDF9pCuTyYBB5bi6bQ4syoJ3g9WQ0ymaiLzg5KdCXlKLjvcW893 SUOqXwnz5DrgnHtJTxOsQfEKIT7DmDSUCaxw7Rqn8787ZsmRM9e2VmPeBN4uqYvTtW7jvijg9N/y JsXecLq0q+WD6m8AAAD//wMAUEsDBBQABgAIAAAAIQA4/SH/1gAAAJQBAAALAAAAX3JlbHMvLnJl bHOkkMFqwzAMhu+DvYPRfXGawxijTi+j0GvpHsDYimMaW0Yy2fr2M4PBMnrbUb/Q94l/f/hMi1qR JVI2sOt6UJgd+ZiDgffL8ekFlFSbvV0oo4EbChzGx4f9GRdb25HMsYhqlCwG5lrLq9biZkxWOiqY 22YiTra2kYMu1l1tQD30/bPm3wwYN0x18gb45AdQl1tp5j/sFB2T0FQ7R0nTNEV3j6o9feQzro1i OWA14Fm+Q8a1a8+Bvu/d/dMb2JY5uiPbhG/ktn4cqGU/er3pcvwCAAD//wMAUEsDBBQABgAIAAAA IQCZ2PQonAEAAJQDAAAOAAAAZHJzL2Uyb0RvYy54bWysU01P3DAQvVfqf7B8Z5MAQm202T2A4FK1 qMAPMM54Y8n2WLbZZP99x97dLGorIRAXxx/z3sx7M1muJ2vYFkLU6DreLGrOwEnstdt0/Onx9uwb ZzEJ1wuDDjq+g8jXq69flqNv4RwHND0ERiQutqPv+JCSb6sqygGsiAv04OhRYbAi0TFsqj6Ikdit qc7r+qoaMfQ+oIQY6fZm/8hXhV8pkOmXUhESMx2n2lJZQ1mf81qtlqLdBOEHLQ9liA9UYYV2lHSm uhFJsJeg/6GyWgaMqNJCoq1QKS2haCA1Tf2XmodBeChayJzoZ5vi59HKn9trdx/IhtHHNvr7kFVM Ktj8pfrYVMzazWbBlJiky6vm8vvFJXkqj2/VCehDTHeAluVNx412WYdoxfZHTJSMQo8hdDilLru0 M5CDjfsNiumekjUFXaYCrk1gW0H9FFKCS03uIfGV6AxT2pgZWL8NPMRnKJSJeQ94RpTM6NIMttph +F/2NB1LVvv4owN73dmCZ+x3pSnFGmp9UXgY0zxbr88FfvqZVn8AAAD//wMAUEsDBBQABgAIAAAA IQCasyRQ4AAAAAkBAAAPAAAAZHJzL2Rvd25yZXYueG1sTI9Ba8JAEIXvhf6HZQq96UYpYmM2IpZS KxSpFfS4ZqdJ2uxs2F1N/Pcde2kvA4/He/O+bN7bRpzRh9qRgtEwAYFUOFNTqWD38TyYgghRk9GN I1RwwQDz/PYm06lxHb3jeRtLwSUUUq2girFNpQxFhVaHoWuR2Pt03urI0pfSeN1xuW3kOEkm0uqa +EOlW1xWWHxvT1bBm1+tlov15Ys2B9vtx+v95rV/Uer+rn+a8VnMQETs418Crgy8H3IednQnMkE0 CpgmKhiMQLD5OJk+gDj+apln8j9B/gMAAP//AwBQSwECLQAUAAYACAAAACEAtoM4kv4AAADhAQAA EwAAAAAAAAAAAAAAAAAAAAAAW0NvbnRlbnRfVHlwZXNdLnhtbFBLAQItABQABgAIAAAAIQA4/SH/ 1gAAAJQBAAALAAAAAAAAAAAAAAAAAC8BAABfcmVscy8ucmVsc1BLAQItABQABgAIAAAAIQCZ2PQo nAEAAJQDAAAOAAAAAAAAAAAAAAAAAC4CAABkcnMvZTJvRG9jLnhtbFBLAQItABQABgAIAAAAIQCa syRQ4AAAAAkBAAAPAAAAAAAAAAAAAAAAAPYDAABkcnMvZG93bnJldi54bWxQSwUGAAAAAAQABADz AAAAAwUAAAAA " strokecolor="#156082 [3204]" strokeweight=".5pt">
                 <v:stroke joinstyle="miter"/>
@@ -20822,6 +22891,7 @@
                 <w:szCs w:val="18"/>
                 <w:lang w:val="en-US"/>
               </w:rPr>
+              <w:lastRenderedPageBreak/>
               <w:t>curl "http://localhost:8080/assistant/ask?q=Delete+all+products+cheaper+than+10+euros"</w:t>
             </w:r>
           </w:p>
@@ -20886,19 +22956,40 @@
           <w:sz w:val="20"/>
           <w:szCs w:val="20"/>
         </w:rPr>
-        <w:t>Código 12 — Exemplos de queries para a demo ao vivo (curl)</w:t>
+        <w:t xml:space="preserve">Exemplos de </w:t>
+      </w:r>
+      <w:proofErr w:type="spellStart"/>
+      <w:r>
+        <w:rPr>
+          <w:i/>
+          <w:iCs/>
+          <w:color w:val="595959"/>
+          <w:sz w:val="20"/>
+          <w:szCs w:val="20"/>
+        </w:rPr>
+        <w:t>queries</w:t>
+      </w:r>
+      <w:proofErr w:type="spellEnd"/>
+      <w:r>
+        <w:rPr>
+          <w:i/>
+          <w:iCs/>
+          <w:color w:val="595959"/>
+          <w:sz w:val="20"/>
+          <w:szCs w:val="20"/>
+        </w:rPr>
+        <w:t xml:space="preserve"> para a demo ao vivo (curl)</w:t>
       </w:r>
     </w:p>
     <w:p>
       <w:pPr>
         <w:pStyle w:val="Ttulo3"/>
       </w:pPr>
-      <w:bookmarkStart w:id="22" w:name="_Toc230077245"/>
-      <w:r>
-        <w:lastRenderedPageBreak/>
+      <w:bookmarkStart w:id="24" w:name="_Toc230252219"/>
+      <w:r>
         <w:t>Pontos-Chave</w:t>
       </w:r>
-      <w:bookmarkEnd w:id="22"/>
+      <w:bookmarkEnd w:id="24"/>
     </w:p>
     <w:p>
       <w:pPr>
@@ -20963,7 +23054,7 @@
               </wp:anchor>
             </w:drawing>
           </mc:Choice>
-          <mc:Fallback xmlns:ns11="http://schemas.microsoft.com/office/drawing/2010/main" xmlns:ns5="http://schemas.openxmlformats.org/drawingml/2006/main" xmlns:ns9="http://schemas.openxmlformats.org/drawingml/2006/picture">
+          <mc:Fallback xmlns:ns9="http://schemas.openxmlformats.org/drawingml/2006/picture" xmlns:ns5="http://schemas.openxmlformats.org/drawingml/2006/main" xmlns:ns11="http://schemas.microsoft.com/office/drawing/2010/main">
             <w:pict>
               <v:line w14:anchorId="4469CF73" id="Conexão Reta 3" o:spid="_x0000_s1026" style="position:absolute;z-index:251695104;visibility:visible;mso-wrap-style:square;mso-wrap-distance-left:9pt;mso-wrap-distance-top:0;mso-wrap-distance-right:9pt;mso-wrap-distance-bottom:0;mso-position-horizontal:absolute;mso-position-horizontal-relative:text;mso-position-vertical:absolute;mso-position-vertical-relative:text" from="0,0" to="484.2pt,0" o:gfxdata="UEsDBBQABgAIAAAAIQC2gziS/gAAAOEBAAATAAAAW0NvbnRlbnRfVHlwZXNdLnhtbJSRQU7DMBBF 90jcwfIWJU67QAgl6YK0S0CoHGBkTxKLZGx5TGhvj5O2G0SRWNoz/78nu9wcxkFMGNg6quQqL6RA 0s5Y6ir5vt9lD1JwBDIwOMJKHpHlpr69KfdHjyxSmriSfYz+USnWPY7AufNIadK6MEJMx9ApD/oD OlTrorhX2lFEilmcO2RdNtjC5xDF9pCuTyYBB5bi6bQ4syoJ3g9WQ0ymaiLzg5KdCXlKLjvcW893 SUOqXwnz5DrgnHtJTxOsQfEKIT7DmDSUCaxw7Rqn8787ZsmRM9e2VmPeBN4uqYvTtW7jvijg9N/y JsXecLq0q+WD6m8AAAD//wMAUEsDBBQABgAIAAAAIQA4/SH/1gAAAJQBAAALAAAAX3JlbHMvLnJl bHOkkMFqwzAMhu+DvYPRfXGawxijTi+j0GvpHsDYimMaW0Yy2fr2M4PBMnrbUb/Q94l/f/hMi1qR JVI2sOt6UJgd+ZiDgffL8ekFlFSbvV0oo4EbChzGx4f9GRdb25HMsYhqlCwG5lrLq9biZkxWOiqY 22YiTra2kYMu1l1tQD30/bPm3wwYN0x18gb45AdQl1tp5j/sFB2T0FQ7R0nTNEV3j6o9feQzro1i OWA14Fm+Q8a1a8+Bvu/d/dMb2JY5uiPbhG/ktn4cqGU/er3pcvwCAAD//wMAUEsDBBQABgAIAAAA IQCZ2PQonAEAAJQDAAAOAAAAZHJzL2Uyb0RvYy54bWysU01P3DAQvVfqf7B8Z5MAQm202T2A4FK1 qMAPMM54Y8n2WLbZZP99x97dLGorIRAXxx/z3sx7M1muJ2vYFkLU6DreLGrOwEnstdt0/Onx9uwb ZzEJ1wuDDjq+g8jXq69flqNv4RwHND0ERiQutqPv+JCSb6sqygGsiAv04OhRYbAi0TFsqj6Ikdit qc7r+qoaMfQ+oIQY6fZm/8hXhV8pkOmXUhESMx2n2lJZQ1mf81qtlqLdBOEHLQ9liA9UYYV2lHSm uhFJsJeg/6GyWgaMqNJCoq1QKS2haCA1Tf2XmodBeChayJzoZ5vi59HKn9trdx/IhtHHNvr7kFVM Ktj8pfrYVMzazWbBlJiky6vm8vvFJXkqj2/VCehDTHeAluVNx412WYdoxfZHTJSMQo8hdDilLru0 M5CDjfsNiumekjUFXaYCrk1gW0H9FFKCS03uIfGV6AxT2pgZWL8NPMRnKJSJeQ94RpTM6NIMttph +F/2NB1LVvv4owN73dmCZ+x3pSnFGmp9UXgY0zxbr88FfvqZVn8AAAD//wMAUEsDBBQABgAIAAAA IQBdcTjb3gAAAAcBAAAPAAAAZHJzL2Rvd25yZXYueG1sTI9Ba8JAEIXvBf/DMkJvdVMpYmM2IpZS KxSpLdjjmp0m0exs2F1N/Pcde2kvDx6PefO9bN7bRpzRh9qRgvtRAgKpcKamUsHnx/PdFESImoxu HKGCCwaY54ObTKfGdfSO520sBZdQSLWCKsY2lTIUFVodRq5F4uzbeasjW19K43XH5baR4ySZSKtr 4g+VbnFZYXHcnqyCN79aLRfry4E2X7bbjde7zWv/otTtsH+asSxmICL28e8CrhuYH3IG27sTmSAa Bbwm/ipnj5PpA4j91co8k//58x8AAAD//wMAUEsBAi0AFAAGAAgAAAAhALaDOJL+AAAA4QEAABMA AAAAAAAAAAAAAAAAAAAAAFtDb250ZW50X1R5cGVzXS54bWxQSwECLQAUAAYACAAAACEAOP0h/9YA AACUAQAACwAAAAAAAAAAAAAAAAAvAQAAX3JlbHMvLnJlbHNQSwECLQAUAAYACAAAACEAmdj0KJwB AACUAwAADgAAAAAAAAAAAAAAAAAuAgAAZHJzL2Uyb0RvYy54bWxQSwECLQAUAAYACAAAACEAXXE4 294AAAAHAQAADwAAAAAAAAAAAAAAAAD2AwAAZHJzL2Rvd25yZXYueG1sUEsFBgAAAAAEAAQA8wAA AAEFAAAAAA== " strokecolor="#156082 [3204]" strokeweight=".5pt">
                 <v:stroke joinstyle="miter"/>
@@ -21167,11 +23258,11 @@
       <w:pPr>
         <w:pStyle w:val="Ttulo3"/>
       </w:pPr>
-      <w:bookmarkStart w:id="23" w:name="_Toc230077246"/>
+      <w:bookmarkStart w:id="25" w:name="_Toc230252220"/>
       <w:r>
         <w:t>Ligações e Recursos</w:t>
       </w:r>
-      <w:bookmarkEnd w:id="23"/>
+      <w:bookmarkEnd w:id="25"/>
     </w:p>
     <w:p>
       <w:pPr>
@@ -21239,7 +23330,7 @@
               </wp:anchor>
             </w:drawing>
           </mc:Choice>
-          <mc:Fallback xmlns:ns11="http://schemas.microsoft.com/office/drawing/2010/main" xmlns:ns5="http://schemas.openxmlformats.org/drawingml/2006/main" xmlns:ns9="http://schemas.openxmlformats.org/drawingml/2006/picture">
+          <mc:Fallback xmlns:ns9="http://schemas.openxmlformats.org/drawingml/2006/picture" xmlns:ns5="http://schemas.openxmlformats.org/drawingml/2006/main" xmlns:ns11="http://schemas.microsoft.com/office/drawing/2010/main">
             <w:pict>
               <v:line w14:anchorId="46AF1C3A" id="Conexão Reta 3" o:spid="_x0000_s1026" style="position:absolute;z-index:251699200;visibility:visible;mso-wrap-style:square;mso-wrap-distance-left:9pt;mso-wrap-distance-top:0;mso-wrap-distance-right:9pt;mso-wrap-distance-bottom:0;mso-position-horizontal:absolute;mso-position-horizontal-relative:text;mso-position-vertical:absolute;mso-position-vertical-relative:text" from="0,-.05pt" to="484.2pt,-.05pt" o:gfxdata="UEsDBBQABgAIAAAAIQC2gziS/gAAAOEBAAATAAAAW0NvbnRlbnRfVHlwZXNdLnhtbJSRQU7DMBBF 90jcwfIWJU67QAgl6YK0S0CoHGBkTxKLZGx5TGhvj5O2G0SRWNoz/78nu9wcxkFMGNg6quQqL6RA 0s5Y6ir5vt9lD1JwBDIwOMJKHpHlpr69KfdHjyxSmriSfYz+USnWPY7AufNIadK6MEJMx9ApD/oD OlTrorhX2lFEilmcO2RdNtjC5xDF9pCuTyYBB5bi6bQ4syoJ3g9WQ0ymaiLzg5KdCXlKLjvcW893 SUOqXwnz5DrgnHtJTxOsQfEKIT7DmDSUCaxw7Rqn8787ZsmRM9e2VmPeBN4uqYvTtW7jvijg9N/y JsXecLq0q+WD6m8AAAD//wMAUEsDBBQABgAIAAAAIQA4/SH/1gAAAJQBAAALAAAAX3JlbHMvLnJl bHOkkMFqwzAMhu+DvYPRfXGawxijTi+j0GvpHsDYimMaW0Yy2fr2M4PBMnrbUb/Q94l/f/hMi1qR JVI2sOt6UJgd+ZiDgffL8ekFlFSbvV0oo4EbChzGx4f9GRdb25HMsYhqlCwG5lrLq9biZkxWOiqY 22YiTra2kYMu1l1tQD30/bPm3wwYN0x18gb45AdQl1tp5j/sFB2T0FQ7R0nTNEV3j6o9feQzro1i OWA14Fm+Q8a1a8+Bvu/d/dMb2JY5uiPbhG/ktn4cqGU/er3pcvwCAAD//wMAUEsDBBQABgAIAAAA IQCZ2PQonAEAAJQDAAAOAAAAZHJzL2Uyb0RvYy54bWysU01P3DAQvVfqf7B8Z5MAQm202T2A4FK1 qMAPMM54Y8n2WLbZZP99x97dLGorIRAXxx/z3sx7M1muJ2vYFkLU6DreLGrOwEnstdt0/Onx9uwb ZzEJ1wuDDjq+g8jXq69flqNv4RwHND0ERiQutqPv+JCSb6sqygGsiAv04OhRYbAi0TFsqj6Ikdit qc7r+qoaMfQ+oIQY6fZm/8hXhV8pkOmXUhESMx2n2lJZQ1mf81qtlqLdBOEHLQ9liA9UYYV2lHSm uhFJsJeg/6GyWgaMqNJCoq1QKS2haCA1Tf2XmodBeChayJzoZ5vi59HKn9trdx/IhtHHNvr7kFVM Ktj8pfrYVMzazWbBlJiky6vm8vvFJXkqj2/VCehDTHeAluVNx412WYdoxfZHTJSMQo8hdDilLru0 M5CDjfsNiumekjUFXaYCrk1gW0H9FFKCS03uIfGV6AxT2pgZWL8NPMRnKJSJeQ94RpTM6NIMttph +F/2NB1LVvv4owN73dmCZ+x3pSnFGmp9UXgY0zxbr88FfvqZVn8AAAD//wMAUEsDBBQABgAIAAAA IQCasyRQ4AAAAAkBAAAPAAAAZHJzL2Rvd25yZXYueG1sTI9Ba8JAEIXvhf6HZQq96UYpYmM2IpZS KxSpFfS4ZqdJ2uxs2F1N/Pcde2kvA4/He/O+bN7bRpzRh9qRgtEwAYFUOFNTqWD38TyYgghRk9GN I1RwwQDz/PYm06lxHb3jeRtLwSUUUq2girFNpQxFhVaHoWuR2Pt03urI0pfSeN1xuW3kOEkm0uqa +EOlW1xWWHxvT1bBm1+tlov15Ys2B9vtx+v95rV/Uer+rn+a8VnMQETs418Crgy8H3IednQnMkE0 CpgmKhiMQLD5OJk+gDj+apln8j9B/gMAAP//AwBQSwECLQAUAAYACAAAACEAtoM4kv4AAADhAQAA EwAAAAAAAAAAAAAAAAAAAAAAW0NvbnRlbnRfVHlwZXNdLnhtbFBLAQItABQABgAIAAAAIQA4/SH/ 1gAAAJQBAAALAAAAAAAAAAAAAAAAAC8BAABfcmVscy8ucmVsc1BLAQItABQABgAIAAAAIQCZ2PQo nAEAAJQDAAAOAAAAAAAAAAAAAAAAAC4CAABkcnMvZTJvRG9jLnhtbFBLAQItABQABgAIAAAAIQCa syRQ4AAAAAkBAAAPAAAAAAAAAAAAAAAAAPYDAABkcnMvZG93bnJldi54bWxQSwUGAAAAAAQABADz AAAAAwUAAAAA " strokecolor="#156082 [3204]" strokeweight=".5pt">
                 <v:stroke joinstyle="miter"/>
@@ -21461,9 +23552,6 @@
     <w:p>
       <w:pPr>
         <w:spacing w:before="60" w:after="60"/>
-        <w:rPr>
-          <w:lang w:val="en-US"/>
-        </w:rPr>
       </w:pPr>
       <w:r>
         <w:rPr>
@@ -21486,12 +23574,191 @@
       </w:hyperlink>
     </w:p>
     <w:p>
-      <w:pPr>
+      <w:r>
+        <w:br w:type="page"/>
+      </w:r>
+    </w:p>
+    <w:p>
+      <w:pPr>
+        <w:pStyle w:val="Ttulo3"/>
+      </w:pPr>
+      <w:bookmarkStart w:id="26" w:name="_Toc230208856"/>
+      <w:bookmarkStart w:id="27" w:name="_Toc230252221"/>
+      <w:r>
+        <w:lastRenderedPageBreak/>
+        <w:t>Conclusão</w:t>
+      </w:r>
+      <w:bookmarkEnd w:id="26"/>
+      <w:bookmarkEnd w:id="27"/>
+    </w:p>
+    <w:p>
+      <w:pPr>
+        <w:spacing w:before="80"/>
+      </w:pPr>
+      <w:r>
         <w:rPr>
-          <w:lang w:val="en-US"/>
+          <w:noProof/>
         </w:rPr>
-      </w:pPr>
+        <mc:AlternateContent>
+          <mc:Choice Requires="wps">
+            <w:drawing>
+              <wp:anchor distT="0" distB="0" distL="114300" distR="114300" simplePos="0" relativeHeight="251703296" behindDoc="0" locked="0" layoutInCell="1" allowOverlap="1" wp14:anchorId="0BFCA95E" wp14:editId="76FA2E66">
+                <wp:simplePos x="0" y="0"/>
+                <wp:positionH relativeFrom="column">
+                  <wp:posOffset>0</wp:posOffset>
+                </wp:positionH>
+                <wp:positionV relativeFrom="paragraph">
+                  <wp:posOffset>-635</wp:posOffset>
+                </wp:positionV>
+                <wp:extent cx="6149340" cy="0"/>
+                <wp:effectExtent l="0" t="0" r="10160" b="12700"/>
+                <wp:wrapNone/>
+                <wp:docPr id="968566675" name="Conexão Reta 3"/>
+                <wp:cNvGraphicFramePr/>
+                <a:graphic xmlns:a="http://schemas.openxmlformats.org/drawingml/2006/main">
+                  <a:graphicData uri="http://schemas.microsoft.com/office/word/2010/wordprocessingShape">
+                    <wps:wsp>
+                      <wps:cNvCnPr/>
+                      <wps:spPr>
+                        <a:xfrm>
+                          <a:off x="0" y="0"/>
+                          <a:ext cx="6149340" cy="0"/>
+                        </a:xfrm>
+                        <a:prstGeom prst="line">
+                          <a:avLst/>
+                        </a:prstGeom>
+                      </wps:spPr>
+                      <wps:style>
+                        <a:lnRef idx="1">
+                          <a:schemeClr val="accent1"/>
+                        </a:lnRef>
+                        <a:fillRef idx="0">
+                          <a:schemeClr val="accent1"/>
+                        </a:fillRef>
+                        <a:effectRef idx="0">
+                          <a:schemeClr val="accent1"/>
+                        </a:effectRef>
+                        <a:fontRef idx="minor">
+                          <a:schemeClr val="tx1"/>
+                        </a:fontRef>
+                      </wps:style>
+                      <wps:bodyPr/>
+                    </wps:wsp>
+                  </a:graphicData>
+                </a:graphic>
+              </wp:anchor>
+            </w:drawing>
+          </mc:Choice>
+          <mc:Fallback>
+            <w:pict>
+              <v:line w14:anchorId="3CAE4E67" id="Conexão Reta 3" o:spid="_x0000_s1026" style="position:absolute;z-index:251703296;visibility:visible;mso-wrap-style:square;mso-wrap-distance-left:9pt;mso-wrap-distance-top:0;mso-wrap-distance-right:9pt;mso-wrap-distance-bottom:0;mso-position-horizontal:absolute;mso-position-horizontal-relative:text;mso-position-vertical:absolute;mso-position-vertical-relative:text" from="0,-.05pt" to="484.2pt,-.05pt" o:gfxdata="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" strokecolor="#156082 [3204]" strokeweight=".5pt">
+                <v:stroke joinstyle="miter"/>
+              </v:line>
+            </w:pict>
+          </mc:Fallback>
+        </mc:AlternateContent>
+      </w:r>
+      <w:r>
+        <w:t xml:space="preserve">O </w:t>
+      </w:r>
+      <w:proofErr w:type="spellStart"/>
+      <w:r>
+        <w:t>Hibernate</w:t>
+      </w:r>
+      <w:proofErr w:type="spellEnd"/>
+      <w:r>
+        <w:t xml:space="preserve"> </w:t>
+      </w:r>
+      <w:proofErr w:type="spellStart"/>
+      <w:r>
+        <w:t>Assistant</w:t>
+      </w:r>
+      <w:proofErr w:type="spellEnd"/>
+      <w:r>
+        <w:t xml:space="preserve"> demonstra que é possível adicionar inteligência artificial a aplicações Java existentes de forma segura, controlada e sem infraestrutura adicional. Com o modelo de entidades </w:t>
+      </w:r>
+      <w:proofErr w:type="spellStart"/>
+      <w:r>
+        <w:t>Hibernate</w:t>
+      </w:r>
+      <w:proofErr w:type="spellEnd"/>
+      <w:r>
+        <w:t xml:space="preserve"> como camada de segurança natural, o LLM acede exatamente ao que o </w:t>
+      </w:r>
+      <w:proofErr w:type="spellStart"/>
+      <w:r>
+        <w:t>developer</w:t>
+      </w:r>
+      <w:proofErr w:type="spellEnd"/>
+      <w:r>
+        <w:t xml:space="preserve"> decide expor — nem mais, nem menos. Os dados são reais e em tempo real, as respostas são determinísticas, e não são necessários </w:t>
+      </w:r>
+      <w:proofErr w:type="spellStart"/>
+      <w:r>
+        <w:t>embeddings</w:t>
+      </w:r>
+      <w:proofErr w:type="spellEnd"/>
+      <w:r>
+        <w:t>, bases de dados vetoriais nem pipelines de indexação.</w:t>
+      </w:r>
     </w:p>
+    <w:p>
+      <w:pPr>
+        <w:spacing w:before="80"/>
+      </w:pPr>
+      <w:r>
+        <w:t xml:space="preserve">Esta abordagem é especialmente relevante para equipas de </w:t>
+      </w:r>
+      <w:proofErr w:type="spellStart"/>
+      <w:r>
+        <w:t>backend</w:t>
+      </w:r>
+      <w:proofErr w:type="spellEnd"/>
+      <w:r>
+        <w:t xml:space="preserve"> Java que já usam </w:t>
+      </w:r>
+      <w:proofErr w:type="spellStart"/>
+      <w:r>
+        <w:t>Hibernate</w:t>
+      </w:r>
+      <w:proofErr w:type="spellEnd"/>
+      <w:r>
+        <w:t xml:space="preserve"> ou Spring Data e querem adicionar AI sem expor a base de dados completa; para arquitetos preocupados com privacidade e conformidade (RGPD, controlo de acesso); para liderança técnica e produto que precisa de garantir que a AI interna usa apenas os dados corretos; e para qualquer </w:t>
+      </w:r>
+      <w:proofErr w:type="spellStart"/>
+      <w:r>
+        <w:t>developer</w:t>
+      </w:r>
+      <w:proofErr w:type="spellEnd"/>
+      <w:r>
+        <w:t xml:space="preserve"> que necessite de AI sobre dados estruturados relacionais com garantias de segurança verificáveis em código.</w:t>
+      </w:r>
+    </w:p>
+    <w:p>
+      <w:pPr>
+        <w:spacing w:before="60" w:after="60"/>
+      </w:pPr>
+      <w:r>
+        <w:t xml:space="preserve">Face a soluções como um MCP PostgreSQL — que expõe toda a base de dados ao modelo — o </w:t>
+      </w:r>
+      <w:proofErr w:type="spellStart"/>
+      <w:r>
+        <w:t>Hibernate</w:t>
+      </w:r>
+      <w:proofErr w:type="spellEnd"/>
+      <w:r>
+        <w:t xml:space="preserve"> </w:t>
+      </w:r>
+      <w:proofErr w:type="spellStart"/>
+      <w:r>
+        <w:t>Assistant</w:t>
+      </w:r>
+      <w:proofErr w:type="spellEnd"/>
+      <w:r>
+        <w:t xml:space="preserve"> oferece controlo granular, integração natural no ecossistema Spring, e uma superfície de ataque drasticamente reduzida. A camada de segurança não é configuração: é o próprio modelo de domínio.</w:t>
+      </w:r>
+    </w:p>
+    <w:p/>
     <w:sectPr>
       <w:headerReference w:type="default" r:id="rId30"/>
       <w:footerReference w:type="default" r:id="rId31"/>
@@ -23162,6 +25429,51 @@
       <w:shd w:val="clear" w:color="auto" w:fill="E1DFDD"/>
     </w:rPr>
   </w:style>
+  <w:style w:type="paragraph" w:styleId="HTMLpr-formatado">
+    <w:name w:val="HTML Preformatted"/>
+    <w:basedOn w:val="Normal"/>
+    <w:link w:val="HTMLpr-formatadoCarter"/>
+    <w:uiPriority w:val="99"/>
+    <w:unhideWhenUsed/>
+    <w:rsid w:val="00530F02"/>
+    <w:pPr>
+      <w:tabs>
+        <w:tab w:val="left" w:pos="916"/>
+        <w:tab w:val="left" w:pos="1832"/>
+        <w:tab w:val="left" w:pos="2748"/>
+        <w:tab w:val="left" w:pos="3664"/>
+        <w:tab w:val="left" w:pos="4580"/>
+        <w:tab w:val="left" w:pos="5496"/>
+        <w:tab w:val="left" w:pos="6412"/>
+        <w:tab w:val="left" w:pos="7328"/>
+        <w:tab w:val="left" w:pos="8244"/>
+        <w:tab w:val="left" w:pos="9160"/>
+        <w:tab w:val="left" w:pos="10076"/>
+        <w:tab w:val="left" w:pos="10992"/>
+        <w:tab w:val="left" w:pos="11908"/>
+        <w:tab w:val="left" w:pos="12824"/>
+        <w:tab w:val="left" w:pos="13740"/>
+        <w:tab w:val="left" w:pos="14656"/>
+      </w:tabs>
+    </w:pPr>
+    <w:rPr>
+      <w:rFonts w:ascii="Courier New" w:eastAsia="Times New Roman" w:hAnsi="Courier New" w:cs="Courier New"/>
+      <w:sz w:val="20"/>
+      <w:szCs w:val="20"/>
+    </w:rPr>
+  </w:style>
+  <w:style w:type="character" w:customStyle="1" w:styleId="HTMLpr-formatadoCarter">
+    <w:name w:val="HTML pré-formatado Caráter"/>
+    <w:basedOn w:val="Tipodeletrapredefinidodopargrafo"/>
+    <w:link w:val="HTMLpr-formatado"/>
+    <w:uiPriority w:val="99"/>
+    <w:rsid w:val="00530F02"/>
+    <w:rPr>
+      <w:rFonts w:ascii="Courier New" w:eastAsia="Times New Roman" w:hAnsi="Courier New" w:cs="Courier New"/>
+      <w:sz w:val="20"/>
+      <w:szCs w:val="20"/>
+    </w:rPr>
+  </w:style>
 </w:styles>
 </file>
 

--- a/local_llm_pt.docx
+++ b/local_llm_pt.docx
@@ -883,21 +883,7 @@
                 <w:rStyle w:val="Hiperligao"/>
                 <w:noProof/>
               </w:rPr>
-              <w:t>Hibernate Assist</w:t>
-            </w:r>
-            <w:r>
-              <w:rPr>
-                <w:rStyle w:val="Hiperligao"/>
-                <w:noProof/>
-              </w:rPr>
-              <w:t>a</w:t>
-            </w:r>
-            <w:r>
-              <w:rPr>
-                <w:rStyle w:val="Hiperligao"/>
-                <w:noProof/>
-              </w:rPr>
-              <w:t>nt — Como Funciona Internamente</w:t>
+              <w:t>Hibernate Assistant — Como Funciona Internamente</w:t>
             </w:r>
             <w:r>
               <w:rPr>
@@ -1905,7 +1891,7 @@
               </wp:anchor>
             </w:drawing>
           </mc:Choice>
-          <mc:Fallback xmlns:ns9="http://schemas.openxmlformats.org/drawingml/2006/picture" xmlns:ns5="http://schemas.openxmlformats.org/drawingml/2006/main" xmlns:ns11="http://schemas.microsoft.com/office/drawing/2010/main">
+          <mc:Fallback xmlns:ns11="http://schemas.microsoft.com/office/drawing/2010/main" xmlns:ns5="http://schemas.openxmlformats.org/drawingml/2006/main" xmlns:ns9="http://schemas.openxmlformats.org/drawingml/2006/picture">
             <w:pict>
               <v:line w14:anchorId="416D2C14" id="Conexão Reta 2" o:spid="_x0000_s1026" style="position:absolute;z-index:251659264;visibility:visible;mso-wrap-style:square;mso-wrap-distance-left:9pt;mso-wrap-distance-top:0;mso-wrap-distance-right:9pt;mso-wrap-distance-bottom:0;mso-position-horizontal:absolute;mso-position-horizontal-relative:text;mso-position-vertical:absolute;mso-position-vertical-relative:text" from=".9pt,23.9pt" to="485.1pt,23.9pt" o:gfxdata="UEsDBBQABgAIAAAAIQC2gziS/gAAAOEBAAATAAAAW0NvbnRlbnRfVHlwZXNdLnhtbJSRQU7DMBBF 90jcwfIWJU67QAgl6YK0S0CoHGBkTxKLZGx5TGhvj5O2G0SRWNoz/78nu9wcxkFMGNg6quQqL6RA 0s5Y6ir5vt9lD1JwBDIwOMJKHpHlpr69KfdHjyxSmriSfYz+USnWPY7AufNIadK6MEJMx9ApD/oD OlTrorhX2lFEilmcO2RdNtjC5xDF9pCuTyYBB5bi6bQ4syoJ3g9WQ0ymaiLzg5KdCXlKLjvcW893 SUOqXwnz5DrgnHtJTxOsQfEKIT7DmDSUCaxw7Rqn8787ZsmRM9e2VmPeBN4uqYvTtW7jvijg9N/y JsXecLq0q+WD6m8AAAD//wMAUEsDBBQABgAIAAAAIQA4/SH/1gAAAJQBAAALAAAAX3JlbHMvLnJl bHOkkMFqwzAMhu+DvYPRfXGawxijTi+j0GvpHsDYimMaW0Yy2fr2M4PBMnrbUb/Q94l/f/hMi1qR JVI2sOt6UJgd+ZiDgffL8ekFlFSbvV0oo4EbChzGx4f9GRdb25HMsYhqlCwG5lrLq9biZkxWOiqY 22YiTra2kYMu1l1tQD30/bPm3wwYN0x18gb45AdQl1tp5j/sFB2T0FQ7R0nTNEV3j6o9feQzro1i OWA14Fm+Q8a1a8+Bvu/d/dMb2JY5uiPbhG/ktn4cqGU/er3pcvwCAAD//wMAUEsDBBQABgAIAAAA IQCZ2PQonAEAAJQDAAAOAAAAZHJzL2Uyb0RvYy54bWysU01P3DAQvVfqf7B8Z5MAQm202T2A4FK1 qMAPMM54Y8n2WLbZZP99x97dLGorIRAXxx/z3sx7M1muJ2vYFkLU6DreLGrOwEnstdt0/Onx9uwb ZzEJ1wuDDjq+g8jXq69flqNv4RwHND0ERiQutqPv+JCSb6sqygGsiAv04OhRYbAi0TFsqj6Ikdit qc7r+qoaMfQ+oIQY6fZm/8hXhV8pkOmXUhESMx2n2lJZQ1mf81qtlqLdBOEHLQ9liA9UYYV2lHSm uhFJsJeg/6GyWgaMqNJCoq1QKS2haCA1Tf2XmodBeChayJzoZ5vi59HKn9trdx/IhtHHNvr7kFVM Ktj8pfrYVMzazWbBlJiky6vm8vvFJXkqj2/VCehDTHeAluVNx412WYdoxfZHTJSMQo8hdDilLru0 M5CDjfsNiumekjUFXaYCrk1gW0H9FFKCS03uIfGV6AxT2pgZWL8NPMRnKJSJeQ94RpTM6NIMttph +F/2NB1LVvv4owN73dmCZ+x3pSnFGmp9UXgY0zxbr88FfvqZVn8AAAD//wMAUEsDBBQABgAIAAAA IQDx80zj4AAAAAwBAAAPAAAAZHJzL2Rvd25yZXYueG1sTE9NS8NAEL0L/odlBG92YxBr02xKqYi1 UIqtUI/b7JhEs7Nhd9uk/94RD3qZ4c1j3kc+G2wrTuhD40jB7SgBgVQ601Cl4G33dPMAIkRNRreO UMEZA8yKy4tcZ8b19IqnbawEi1DItII6xi6TMpQ1Wh1GrkNi7sN5qyNDX0njdc/itpVpktxLqxti h1p3uKix/NoerYK1Xy4X89X5kzbvtt+nq/3mZXhW6vpqeJzymE9BRBzi3wf8dOD8UHCwgzuSCaJl zOmjgrsxb6Yn4yQFcfg9yCKX/0sU3wAAAP//AwBQSwECLQAUAAYACAAAACEAtoM4kv4AAADhAQAA EwAAAAAAAAAAAAAAAAAAAAAAW0NvbnRlbnRfVHlwZXNdLnhtbFBLAQItABQABgAIAAAAIQA4/SH/ 1gAAAJQBAAALAAAAAAAAAAAAAAAAAC8BAABfcmVscy8ucmVsc1BLAQItABQABgAIAAAAIQCZ2PQo nAEAAJQDAAAOAAAAAAAAAAAAAAAAAC4CAABkcnMvZTJvRG9jLnhtbFBLAQItABQABgAIAAAAIQDx 80zj4AAAAAwBAAAPAAAAAAAAAAAAAAAAAPYDAABkcnMvZG93bnJldi54bWxQSwUGAAAAAAQABADz AAAAAwUAAAAA " strokecolor="#156082 [3204]" strokeweight=".5pt">
                 <v:stroke joinstyle="miter"/>
@@ -1994,7 +1980,7 @@
               </wp:anchor>
             </w:drawing>
           </mc:Choice>
-          <mc:Fallback xmlns:ns9="http://schemas.openxmlformats.org/drawingml/2006/picture" xmlns:ns5="http://schemas.openxmlformats.org/drawingml/2006/main" xmlns:ns11="http://schemas.microsoft.com/office/drawing/2010/main">
+          <mc:Fallback xmlns:ns11="http://schemas.microsoft.com/office/drawing/2010/main" xmlns:ns5="http://schemas.openxmlformats.org/drawingml/2006/main" xmlns:ns9="http://schemas.openxmlformats.org/drawingml/2006/picture">
             <w:pict>
               <v:line w14:anchorId="6F2C7688" id="Conexão Reta 3" o:spid="_x0000_s1026" style="position:absolute;z-index:251660288;visibility:visible;mso-wrap-style:square;mso-wrap-distance-left:9pt;mso-wrap-distance-top:0;mso-wrap-distance-right:9pt;mso-wrap-distance-bottom:0;mso-position-horizontal:absolute;mso-position-horizontal-relative:text;mso-position-vertical:absolute;mso-position-vertical-relative:text" from=".9pt,23.25pt" to="485.1pt,23.25pt" o:gfxdata="UEsDBBQABgAIAAAAIQC2gziS/gAAAOEBAAATAAAAW0NvbnRlbnRfVHlwZXNdLnhtbJSRQU7DMBBF 90jcwfIWJU67QAgl6YK0S0CoHGBkTxKLZGx5TGhvj5O2G0SRWNoz/78nu9wcxkFMGNg6quQqL6RA 0s5Y6ir5vt9lD1JwBDIwOMJKHpHlpr69KfdHjyxSmriSfYz+USnWPY7AufNIadK6MEJMx9ApD/oD OlTrorhX2lFEilmcO2RdNtjC5xDF9pCuTyYBB5bi6bQ4syoJ3g9WQ0ymaiLzg5KdCXlKLjvcW893 SUOqXwnz5DrgnHtJTxOsQfEKIT7DmDSUCaxw7Rqn8787ZsmRM9e2VmPeBN4uqYvTtW7jvijg9N/y JsXecLq0q+WD6m8AAAD//wMAUEsDBBQABgAIAAAAIQA4/SH/1gAAAJQBAAALAAAAX3JlbHMvLnJl bHOkkMFqwzAMhu+DvYPRfXGawxijTi+j0GvpHsDYimMaW0Yy2fr2M4PBMnrbUb/Q94l/f/hMi1qR JVI2sOt6UJgd+ZiDgffL8ekFlFSbvV0oo4EbChzGx4f9GRdb25HMsYhqlCwG5lrLq9biZkxWOiqY 22YiTra2kYMu1l1tQD30/bPm3wwYN0x18gb45AdQl1tp5j/sFB2T0FQ7R0nTNEV3j6o9feQzro1i OWA14Fm+Q8a1a8+Bvu/d/dMb2JY5uiPbhG/ktn4cqGU/er3pcvwCAAD//wMAUEsDBBQABgAIAAAA IQCZ2PQonAEAAJQDAAAOAAAAZHJzL2Uyb0RvYy54bWysU01P3DAQvVfqf7B8Z5MAQm202T2A4FK1 qMAPMM54Y8n2WLbZZP99x97dLGorIRAXxx/z3sx7M1muJ2vYFkLU6DreLGrOwEnstdt0/Onx9uwb ZzEJ1wuDDjq+g8jXq69flqNv4RwHND0ERiQutqPv+JCSb6sqygGsiAv04OhRYbAi0TFsqj6Ikdit qc7r+qoaMfQ+oIQY6fZm/8hXhV8pkOmXUhESMx2n2lJZQ1mf81qtlqLdBOEHLQ9liA9UYYV2lHSm uhFJsJeg/6GyWgaMqNJCoq1QKS2haCA1Tf2XmodBeChayJzoZ5vi59HKn9trdx/IhtHHNvr7kFVM Ktj8pfrYVMzazWbBlJiky6vm8vvFJXkqj2/VCehDTHeAluVNx412WYdoxfZHTJSMQo8hdDilLru0 M5CDjfsNiumekjUFXaYCrk1gW0H9FFKCS03uIfGV6AxT2pgZWL8NPMRnKJSJeQ94RpTM6NIMttph +F/2NB1LVvv4owN73dmCZ+x3pSnFGmp9UXgY0zxbr88FfvqZVn8AAAD//wMAUEsDBBQABgAIAAAA IQC7cnDs4gAAAAwBAAAPAAAAZHJzL2Rvd25yZXYueG1sTI9BS8NAEIXvgv9hGcGb3Ri01jSbUipi LUixFepxmx2TaHY27G6b9N874kEvA28e8+Z7+WywrTiiD40jBdejBARS6UxDlYK37ePVBESImoxu HaGCEwaYFednuc6M6+kVj5tYCQ6hkGkFdYxdJmUoa7Q6jFyHxN6H81ZHlr6Sxuuew20r0yQZS6sb 4g+17nBRY/m1OVgFL365XMxXp09av9t+l6526+fhSanLi+FhymM+BRFxiH8X8NOB+aFgsL07kAmi Zc30UcHN+BYE2/d3SQpi/7uQRS7/lyi+AQAA//8DAFBLAQItABQABgAIAAAAIQC2gziS/gAAAOEB AAATAAAAAAAAAAAAAAAAAAAAAABbQ29udGVudF9UeXBlc10ueG1sUEsBAi0AFAAGAAgAAAAhADj9 If/WAAAAlAEAAAsAAAAAAAAAAAAAAAAALwEAAF9yZWxzLy5yZWxzUEsBAi0AFAAGAAgAAAAhAJnY 9CicAQAAlAMAAA4AAAAAAAAAAAAAAAAALgIAAGRycy9lMm9Eb2MueG1sUEsBAi0AFAAGAAgAAAAh ALtycOziAAAADAEAAA8AAAAAAAAAAAAAAAAA9gMAAGRycy9kb3ducmV2LnhtbFBLBQYAAAAABAAE APMAAAAFBQAAAAA= " strokecolor="#156082 [3204]" strokeweight=".5pt">
                 <v:stroke joinstyle="miter"/>
@@ -2363,7 +2349,7 @@
               </wp:anchor>
             </w:drawing>
           </mc:Choice>
-          <mc:Fallback xmlns:ns9="http://schemas.openxmlformats.org/drawingml/2006/picture" xmlns:ns5="http://schemas.openxmlformats.org/drawingml/2006/main" xmlns:ns11="http://schemas.microsoft.com/office/drawing/2010/main">
+          <mc:Fallback xmlns:ns11="http://schemas.microsoft.com/office/drawing/2010/main" xmlns:ns5="http://schemas.openxmlformats.org/drawingml/2006/main" xmlns:ns9="http://schemas.openxmlformats.org/drawingml/2006/picture">
             <w:pict>
               <v:line w14:anchorId="65E0A2AF" id="Conexão Reta 3" o:spid="_x0000_s1026" style="position:absolute;z-index:251697152;visibility:visible;mso-wrap-style:square;mso-wrap-distance-left:9pt;mso-wrap-distance-top:0;mso-wrap-distance-right:9pt;mso-wrap-distance-bottom:0;mso-position-horizontal:absolute;mso-position-horizontal-relative:text;mso-position-vertical:absolute;mso-position-vertical-relative:text" from="0,-.05pt" to="484.2pt,-.05pt" o:gfxdata="UEsDBBQABgAIAAAAIQC2gziS/gAAAOEBAAATAAAAW0NvbnRlbnRfVHlwZXNdLnhtbJSRQU7DMBBF 90jcwfIWJU67QAgl6YK0S0CoHGBkTxKLZGx5TGhvj5O2G0SRWNoz/78nu9wcxkFMGNg6quQqL6RA 0s5Y6ir5vt9lD1JwBDIwOMJKHpHlpr69KfdHjyxSmriSfYz+USnWPY7AufNIadK6MEJMx9ApD/oD OlTrorhX2lFEilmcO2RdNtjC5xDF9pCuTyYBB5bi6bQ4syoJ3g9WQ0ymaiLzg5KdCXlKLjvcW893 SUOqXwnz5DrgnHtJTxOsQfEKIT7DmDSUCaxw7Rqn8787ZsmRM9e2VmPeBN4uqYvTtW7jvijg9N/y JsXecLq0q+WD6m8AAAD//wMAUEsDBBQABgAIAAAAIQA4/SH/1gAAAJQBAAALAAAAX3JlbHMvLnJl bHOkkMFqwzAMhu+DvYPRfXGawxijTi+j0GvpHsDYimMaW0Yy2fr2M4PBMnrbUb/Q94l/f/hMi1qR JVI2sOt6UJgd+ZiDgffL8ekFlFSbvV0oo4EbChzGx4f9GRdb25HMsYhqlCwG5lrLq9biZkxWOiqY 22YiTra2kYMu1l1tQD30/bPm3wwYN0x18gb45AdQl1tp5j/sFB2T0FQ7R0nTNEV3j6o9feQzro1i OWA14Fm+Q8a1a8+Bvu/d/dMb2JY5uiPbhG/ktn4cqGU/er3pcvwCAAD//wMAUEsDBBQABgAIAAAA IQCZ2PQonAEAAJQDAAAOAAAAZHJzL2Uyb0RvYy54bWysU01P3DAQvVfqf7B8Z5MAQm202T2A4FK1 qMAPMM54Y8n2WLbZZP99x97dLGorIRAXxx/z3sx7M1muJ2vYFkLU6DreLGrOwEnstdt0/Onx9uwb ZzEJ1wuDDjq+g8jXq69flqNv4RwHND0ERiQutqPv+JCSb6sqygGsiAv04OhRYbAi0TFsqj6Ikdit qc7r+qoaMfQ+oIQY6fZm/8hXhV8pkOmXUhESMx2n2lJZQ1mf81qtlqLdBOEHLQ9liA9UYYV2lHSm uhFJsJeg/6GyWgaMqNJCoq1QKS2haCA1Tf2XmodBeChayJzoZ5vi59HKn9trdx/IhtHHNvr7kFVM Ktj8pfrYVMzazWbBlJiky6vm8vvFJXkqj2/VCehDTHeAluVNx412WYdoxfZHTJSMQo8hdDilLru0 M5CDjfsNiumekjUFXaYCrk1gW0H9FFKCS03uIfGV6AxT2pgZWL8NPMRnKJSJeQ94RpTM6NIMttph +F/2NB1LVvv4owN73dmCZ+x3pSnFGmp9UXgY0zxbr88FfvqZVn8AAAD//wMAUEsDBBQABgAIAAAA IQCasyRQ4AAAAAkBAAAPAAAAZHJzL2Rvd25yZXYueG1sTI9Ba8JAEIXvhf6HZQq96UYpYmM2IpZS KxSpFfS4ZqdJ2uxs2F1N/Pcde2kvA4/He/O+bN7bRpzRh9qRgtEwAYFUOFNTqWD38TyYgghRk9GN I1RwwQDz/PYm06lxHb3jeRtLwSUUUq2girFNpQxFhVaHoWuR2Pt03urI0pfSeN1xuW3kOEkm0uqa +EOlW1xWWHxvT1bBm1+tlov15Ys2B9vtx+v95rV/Uer+rn+a8VnMQETs418Crgy8H3IednQnMkE0 CpgmKhiMQLD5OJk+gDj+apln8j9B/gMAAP//AwBQSwECLQAUAAYACAAAACEAtoM4kv4AAADhAQAA EwAAAAAAAAAAAAAAAAAAAAAAW0NvbnRlbnRfVHlwZXNdLnhtbFBLAQItABQABgAIAAAAIQA4/SH/ 1gAAAJQBAAALAAAAAAAAAAAAAAAAAC8BAABfcmVscy8ucmVsc1BLAQItABQABgAIAAAAIQCZ2PQo nAEAAJQDAAAOAAAAAAAAAAAAAAAAAC4CAABkcnMvZTJvRG9jLnhtbFBLAQItABQABgAIAAAAIQCa syRQ4AAAAAkBAAAPAAAAAAAAAAAAAAAAAPYDAABkcnMvZG93bnJldi54bWxQSwUGAAAAAAQABADz AAAAAwUAAAAA " strokecolor="#156082 [3204]" strokeweight=".5pt">
                 <v:stroke joinstyle="miter"/>
@@ -3117,7 +3103,7 @@
               </wp:anchor>
             </w:drawing>
           </mc:Choice>
-          <mc:Fallback xmlns:ns9="http://schemas.openxmlformats.org/drawingml/2006/picture" xmlns:ns5="http://schemas.openxmlformats.org/drawingml/2006/main" xmlns:ns11="http://schemas.microsoft.com/office/drawing/2010/main">
+          <mc:Fallback xmlns:ns11="http://schemas.microsoft.com/office/drawing/2010/main" xmlns:ns5="http://schemas.openxmlformats.org/drawingml/2006/main" xmlns:ns9="http://schemas.openxmlformats.org/drawingml/2006/picture">
             <w:pict>
               <v:line w14:anchorId="781B6A1A" id="Conexão Reta 3" o:spid="_x0000_s1026" style="position:absolute;z-index:251662336;visibility:visible;mso-wrap-style:square;mso-wrap-distance-left:9pt;mso-wrap-distance-top:0;mso-wrap-distance-right:9pt;mso-wrap-distance-bottom:0;mso-position-horizontal:absolute;mso-position-horizontal-relative:text;mso-position-vertical:absolute;mso-position-vertical-relative:text" from="0,-.05pt" to="484.2pt,-.05pt" o:gfxdata="UEsDBBQABgAIAAAAIQC2gziS/gAAAOEBAAATAAAAW0NvbnRlbnRfVHlwZXNdLnhtbJSRQU7DMBBF 90jcwfIWJU67QAgl6YK0S0CoHGBkTxKLZGx5TGhvj5O2G0SRWNoz/78nu9wcxkFMGNg6quQqL6RA 0s5Y6ir5vt9lD1JwBDIwOMJKHpHlpr69KfdHjyxSmriSfYz+USnWPY7AufNIadK6MEJMx9ApD/oD OlTrorhX2lFEilmcO2RdNtjC5xDF9pCuTyYBB5bi6bQ4syoJ3g9WQ0ymaiLzg5KdCXlKLjvcW893 SUOqXwnz5DrgnHtJTxOsQfEKIT7DmDSUCaxw7Rqn8787ZsmRM9e2VmPeBN4uqYvTtW7jvijg9N/y JsXecLq0q+WD6m8AAAD//wMAUEsDBBQABgAIAAAAIQA4/SH/1gAAAJQBAAALAAAAX3JlbHMvLnJl bHOkkMFqwzAMhu+DvYPRfXGawxijTi+j0GvpHsDYimMaW0Yy2fr2M4PBMnrbUb/Q94l/f/hMi1qR JVI2sOt6UJgd+ZiDgffL8ekFlFSbvV0oo4EbChzGx4f9GRdb25HMsYhqlCwG5lrLq9biZkxWOiqY 22YiTra2kYMu1l1tQD30/bPm3wwYN0x18gb45AdQl1tp5j/sFB2T0FQ7R0nTNEV3j6o9feQzro1i OWA14Fm+Q8a1a8+Bvu/d/dMb2JY5uiPbhG/ktn4cqGU/er3pcvwCAAD//wMAUEsDBBQABgAIAAAA IQCZ2PQonAEAAJQDAAAOAAAAZHJzL2Uyb0RvYy54bWysU01P3DAQvVfqf7B8Z5MAQm202T2A4FK1 qMAPMM54Y8n2WLbZZP99x97dLGorIRAXxx/z3sx7M1muJ2vYFkLU6DreLGrOwEnstdt0/Onx9uwb ZzEJ1wuDDjq+g8jXq69flqNv4RwHND0ERiQutqPv+JCSb6sqygGsiAv04OhRYbAi0TFsqj6Ikdit qc7r+qoaMfQ+oIQY6fZm/8hXhV8pkOmXUhESMx2n2lJZQ1mf81qtlqLdBOEHLQ9liA9UYYV2lHSm uhFJsJeg/6GyWgaMqNJCoq1QKS2haCA1Tf2XmodBeChayJzoZ5vi59HKn9trdx/IhtHHNvr7kFVM Ktj8pfrYVMzazWbBlJiky6vm8vvFJXkqj2/VCehDTHeAluVNx412WYdoxfZHTJSMQo8hdDilLru0 M5CDjfsNiumekjUFXaYCrk1gW0H9FFKCS03uIfGV6AxT2pgZWL8NPMRnKJSJeQ94RpTM6NIMttph +F/2NB1LVvv4owN73dmCZ+x3pSnFGmp9UXgY0zxbr88FfvqZVn8AAAD//wMAUEsDBBQABgAIAAAA IQCasyRQ4AAAAAkBAAAPAAAAZHJzL2Rvd25yZXYueG1sTI9Ba8JAEIXvhf6HZQq96UYpYmM2IpZS KxSpFfS4ZqdJ2uxs2F1N/Pcde2kvA4/He/O+bN7bRpzRh9qRgtEwAYFUOFNTqWD38TyYgghRk9GN I1RwwQDz/PYm06lxHb3jeRtLwSUUUq2girFNpQxFhVaHoWuR2Pt03urI0pfSeN1xuW3kOEkm0uqa +EOlW1xWWHxvT1bBm1+tlov15Ys2B9vtx+v95rV/Uer+rn+a8VnMQETs418Crgy8H3IednQnMkE0 CpgmKhiMQLD5OJk+gDj+apln8j9B/gMAAP//AwBQSwECLQAUAAYACAAAACEAtoM4kv4AAADhAQAA EwAAAAAAAAAAAAAAAAAAAAAAW0NvbnRlbnRfVHlwZXNdLnhtbFBLAQItABQABgAIAAAAIQA4/SH/ 1gAAAJQBAAALAAAAAAAAAAAAAAAAAC8BAABfcmVscy8ucmVsc1BLAQItABQABgAIAAAAIQCZ2PQo nAEAAJQDAAAOAAAAAAAAAAAAAAAAAC4CAABkcnMvZTJvRG9jLnhtbFBLAQItABQABgAIAAAAIQCa syRQ4AAAAAkBAAAPAAAAAAAAAAAAAAAAAPYDAABkcnMvZG93bnJldi54bWxQSwUGAAAAAAQABADz AAAAAwUAAAAA " strokecolor="#156082 [3204]" strokeweight=".5pt">
                 <v:stroke joinstyle="miter"/>
@@ -3623,7 +3609,7 @@
               </wp:anchor>
             </w:drawing>
           </mc:Choice>
-          <mc:Fallback xmlns:ns9="http://schemas.openxmlformats.org/drawingml/2006/picture" xmlns:ns5="http://schemas.openxmlformats.org/drawingml/2006/main" xmlns:ns11="http://schemas.microsoft.com/office/drawing/2010/main">
+          <mc:Fallback xmlns:ns11="http://schemas.microsoft.com/office/drawing/2010/main" xmlns:ns5="http://schemas.openxmlformats.org/drawingml/2006/main" xmlns:ns9="http://schemas.openxmlformats.org/drawingml/2006/picture">
             <w:pict>
               <v:line w14:anchorId="20F34B84" id="Conexão Reta 3" o:spid="_x0000_s1026" style="position:absolute;z-index:251664384;visibility:visible;mso-wrap-style:square;mso-wrap-distance-left:9pt;mso-wrap-distance-top:0;mso-wrap-distance-right:9pt;mso-wrap-distance-bottom:0;mso-position-horizontal:absolute;mso-position-horizontal-relative:text;mso-position-vertical:absolute;mso-position-vertical-relative:text" from="0,-.05pt" to="484.2pt,-.05pt" o:gfxdata="UEsDBBQABgAIAAAAIQC2gziS/gAAAOEBAAATAAAAW0NvbnRlbnRfVHlwZXNdLnhtbJSRQU7DMBBF 90jcwfIWJU67QAgl6YK0S0CoHGBkTxKLZGx5TGhvj5O2G0SRWNoz/78nu9wcxkFMGNg6quQqL6RA 0s5Y6ir5vt9lD1JwBDIwOMJKHpHlpr69KfdHjyxSmriSfYz+USnWPY7AufNIadK6MEJMx9ApD/oD OlTrorhX2lFEilmcO2RdNtjC5xDF9pCuTyYBB5bi6bQ4syoJ3g9WQ0ymaiLzg5KdCXlKLjvcW893 SUOqXwnz5DrgnHtJTxOsQfEKIT7DmDSUCaxw7Rqn8787ZsmRM9e2VmPeBN4uqYvTtW7jvijg9N/y JsXecLq0q+WD6m8AAAD//wMAUEsDBBQABgAIAAAAIQA4/SH/1gAAAJQBAAALAAAAX3JlbHMvLnJl bHOkkMFqwzAMhu+DvYPRfXGawxijTi+j0GvpHsDYimMaW0Yy2fr2M4PBMnrbUb/Q94l/f/hMi1qR JVI2sOt6UJgd+ZiDgffL8ekFlFSbvV0oo4EbChzGx4f9GRdb25HMsYhqlCwG5lrLq9biZkxWOiqY 22YiTra2kYMu1l1tQD30/bPm3wwYN0x18gb45AdQl1tp5j/sFB2T0FQ7R0nTNEV3j6o9feQzro1i OWA14Fm+Q8a1a8+Bvu/d/dMb2JY5uiPbhG/ktn4cqGU/er3pcvwCAAD//wMAUEsDBBQABgAIAAAA IQCZ2PQonAEAAJQDAAAOAAAAZHJzL2Uyb0RvYy54bWysU01P3DAQvVfqf7B8Z5MAQm202T2A4FK1 qMAPMM54Y8n2WLbZZP99x97dLGorIRAXxx/z3sx7M1muJ2vYFkLU6DreLGrOwEnstdt0/Onx9uwb ZzEJ1wuDDjq+g8jXq69flqNv4RwHND0ERiQutqPv+JCSb6sqygGsiAv04OhRYbAi0TFsqj6Ikdit qc7r+qoaMfQ+oIQY6fZm/8hXhV8pkOmXUhESMx2n2lJZQ1mf81qtlqLdBOEHLQ9liA9UYYV2lHSm uhFJsJeg/6GyWgaMqNJCoq1QKS2haCA1Tf2XmodBeChayJzoZ5vi59HKn9trdx/IhtHHNvr7kFVM Ktj8pfrYVMzazWbBlJiky6vm8vvFJXkqj2/VCehDTHeAluVNx412WYdoxfZHTJSMQo8hdDilLru0 M5CDjfsNiumekjUFXaYCrk1gW0H9FFKCS03uIfGV6AxT2pgZWL8NPMRnKJSJeQ94RpTM6NIMttph +F/2NB1LVvv4owN73dmCZ+x3pSnFGmp9UXgY0zxbr88FfvqZVn8AAAD//wMAUEsDBBQABgAIAAAA IQCasyRQ4AAAAAkBAAAPAAAAZHJzL2Rvd25yZXYueG1sTI9Ba8JAEIXvhf6HZQq96UYpYmM2IpZS KxSpFfS4ZqdJ2uxs2F1N/Pcde2kvA4/He/O+bN7bRpzRh9qRgtEwAYFUOFNTqWD38TyYgghRk9GN I1RwwQDz/PYm06lxHb3jeRtLwSUUUq2girFNpQxFhVaHoWuR2Pt03urI0pfSeN1xuW3kOEkm0uqa +EOlW1xWWHxvT1bBm1+tlov15Ys2B9vtx+v95rV/Uer+rn+a8VnMQETs418Crgy8H3IednQnMkE0 CpgmKhiMQLD5OJk+gDj+apln8j9B/gMAAP//AwBQSwECLQAUAAYACAAAACEAtoM4kv4AAADhAQAA EwAAAAAAAAAAAAAAAAAAAAAAW0NvbnRlbnRfVHlwZXNdLnhtbFBLAQItABQABgAIAAAAIQA4/SH/ 1gAAAJQBAAALAAAAAAAAAAAAAAAAAC8BAABfcmVscy8ucmVsc1BLAQItABQABgAIAAAAIQCZ2PQo nAEAAJQDAAAOAAAAAAAAAAAAAAAAAC4CAABkcnMvZTJvRG9jLnhtbFBLAQItABQABgAIAAAAIQCa syRQ4AAAAAkBAAAPAAAAAAAAAAAAAAAAAPYDAABkcnMvZG93bnJldi54bWxQSwUGAAAAAAQABADz AAAAAwUAAAAA " strokecolor="#156082 [3204]" strokeweight=".5pt">
                 <v:stroke joinstyle="miter"/>
@@ -4091,7 +4077,7 @@
               </wp:anchor>
             </w:drawing>
           </mc:Choice>
-          <mc:Fallback xmlns:ns9="http://schemas.openxmlformats.org/drawingml/2006/picture" xmlns:ns5="http://schemas.openxmlformats.org/drawingml/2006/main" xmlns:ns11="http://schemas.microsoft.com/office/drawing/2010/main">
+          <mc:Fallback xmlns:ns11="http://schemas.microsoft.com/office/drawing/2010/main" xmlns:ns5="http://schemas.openxmlformats.org/drawingml/2006/main" xmlns:ns9="http://schemas.openxmlformats.org/drawingml/2006/picture">
             <w:pict>
               <v:line w14:anchorId="619BBE13" id="Conexão Reta 3" o:spid="_x0000_s1026" style="position:absolute;z-index:251666432;visibility:visible;mso-wrap-style:square;mso-wrap-distance-left:9pt;mso-wrap-distance-top:0;mso-wrap-distance-right:9pt;mso-wrap-distance-bottom:0;mso-position-horizontal:absolute;mso-position-horizontal-relative:text;mso-position-vertical:absolute;mso-position-vertical-relative:text" from="0,-.05pt" to="484.2pt,-.05pt" o:gfxdata="UEsDBBQABgAIAAAAIQC2gziS/gAAAOEBAAATAAAAW0NvbnRlbnRfVHlwZXNdLnhtbJSRQU7DMBBF 90jcwfIWJU67QAgl6YK0S0CoHGBkTxKLZGx5TGhvj5O2G0SRWNoz/78nu9wcxkFMGNg6quQqL6RA 0s5Y6ir5vt9lD1JwBDIwOMJKHpHlpr69KfdHjyxSmriSfYz+USnWPY7AufNIadK6MEJMx9ApD/oD OlTrorhX2lFEilmcO2RdNtjC5xDF9pCuTyYBB5bi6bQ4syoJ3g9WQ0ymaiLzg5KdCXlKLjvcW893 SUOqXwnz5DrgnHtJTxOsQfEKIT7DmDSUCaxw7Rqn8787ZsmRM9e2VmPeBN4uqYvTtW7jvijg9N/y JsXecLq0q+WD6m8AAAD//wMAUEsDBBQABgAIAAAAIQA4/SH/1gAAAJQBAAALAAAAX3JlbHMvLnJl bHOkkMFqwzAMhu+DvYPRfXGawxijTi+j0GvpHsDYimMaW0Yy2fr2M4PBMnrbUb/Q94l/f/hMi1qR JVI2sOt6UJgd+ZiDgffL8ekFlFSbvV0oo4EbChzGx4f9GRdb25HMsYhqlCwG5lrLq9biZkxWOiqY 22YiTra2kYMu1l1tQD30/bPm3wwYN0x18gb45AdQl1tp5j/sFB2T0FQ7R0nTNEV3j6o9feQzro1i OWA14Fm+Q8a1a8+Bvu/d/dMb2JY5uiPbhG/ktn4cqGU/er3pcvwCAAD//wMAUEsDBBQABgAIAAAA IQCZ2PQonAEAAJQDAAAOAAAAZHJzL2Uyb0RvYy54bWysU01P3DAQvVfqf7B8Z5MAQm202T2A4FK1 qMAPMM54Y8n2WLbZZP99x97dLGorIRAXxx/z3sx7M1muJ2vYFkLU6DreLGrOwEnstdt0/Onx9uwb ZzEJ1wuDDjq+g8jXq69flqNv4RwHND0ERiQutqPv+JCSb6sqygGsiAv04OhRYbAi0TFsqj6Ikdit qc7r+qoaMfQ+oIQY6fZm/8hXhV8pkOmXUhESMx2n2lJZQ1mf81qtlqLdBOEHLQ9liA9UYYV2lHSm uhFJsJeg/6GyWgaMqNJCoq1QKS2haCA1Tf2XmodBeChayJzoZ5vi59HKn9trdx/IhtHHNvr7kFVM Ktj8pfrYVMzazWbBlJiky6vm8vvFJXkqj2/VCehDTHeAluVNx412WYdoxfZHTJSMQo8hdDilLru0 M5CDjfsNiumekjUFXaYCrk1gW0H9FFKCS03uIfGV6AxT2pgZWL8NPMRnKJSJeQ94RpTM6NIMttph +F/2NB1LVvv4owN73dmCZ+x3pSnFGmp9UXgY0zxbr88FfvqZVn8AAAD//wMAUEsDBBQABgAIAAAA IQCasyRQ4AAAAAkBAAAPAAAAZHJzL2Rvd25yZXYueG1sTI9Ba8JAEIXvhf6HZQq96UYpYmM2IpZS KxSpFfS4ZqdJ2uxs2F1N/Pcde2kvA4/He/O+bN7bRpzRh9qRgtEwAYFUOFNTqWD38TyYgghRk9GN I1RwwQDz/PYm06lxHb3jeRtLwSUUUq2girFNpQxFhVaHoWuR2Pt03urI0pfSeN1xuW3kOEkm0uqa +EOlW1xWWHxvT1bBm1+tlov15Ys2B9vtx+v95rV/Uer+rn+a8VnMQETs418Crgy8H3IednQnMkE0 CpgmKhiMQLD5OJk+gDj+apln8j9B/gMAAP//AwBQSwECLQAUAAYACAAAACEAtoM4kv4AAADhAQAA EwAAAAAAAAAAAAAAAAAAAAAAW0NvbnRlbnRfVHlwZXNdLnhtbFBLAQItABQABgAIAAAAIQA4/SH/ 1gAAAJQBAAALAAAAAAAAAAAAAAAAAC8BAABfcmVscy8ucmVsc1BLAQItABQABgAIAAAAIQCZ2PQo nAEAAJQDAAAOAAAAAAAAAAAAAAAAAC4CAABkcnMvZTJvRG9jLnhtbFBLAQItABQABgAIAAAAIQCa syRQ4AAAAAkBAAAPAAAAAAAAAAAAAAAAAPYDAABkcnMvZG93bnJldi54bWxQSwUGAAAAAAQABADz AAAAAwUAAAAA " strokecolor="#156082 [3204]" strokeweight=".5pt">
                 <v:stroke joinstyle="miter"/>
@@ -4258,7 +4244,7 @@
               </wp:anchor>
             </w:drawing>
           </mc:Choice>
-          <mc:Fallback xmlns:ns9="http://schemas.openxmlformats.org/drawingml/2006/picture" xmlns:ns5="http://schemas.openxmlformats.org/drawingml/2006/main" xmlns:ns11="http://schemas.microsoft.com/office/drawing/2010/main">
+          <mc:Fallback xmlns:ns11="http://schemas.microsoft.com/office/drawing/2010/main" xmlns:ns5="http://schemas.openxmlformats.org/drawingml/2006/main" xmlns:ns9="http://schemas.openxmlformats.org/drawingml/2006/picture">
             <w:pict>
               <v:line w14:anchorId="44DE2E80" id="Conexão Reta 3" o:spid="_x0000_s1026" style="position:absolute;z-index:251668480;visibility:visible;mso-wrap-style:square;mso-wrap-distance-left:9pt;mso-wrap-distance-top:0;mso-wrap-distance-right:9pt;mso-wrap-distance-bottom:0;mso-position-horizontal:absolute;mso-position-horizontal-relative:text;mso-position-vertical:absolute;mso-position-vertical-relative:text" from="0,0" to="484.2pt,0" o:gfxdata="UEsDBBQABgAIAAAAIQC2gziS/gAAAOEBAAATAAAAW0NvbnRlbnRfVHlwZXNdLnhtbJSRQU7DMBBF 90jcwfIWJU67QAgl6YK0S0CoHGBkTxKLZGx5TGhvj5O2G0SRWNoz/78nu9wcxkFMGNg6quQqL6RA 0s5Y6ir5vt9lD1JwBDIwOMJKHpHlpr69KfdHjyxSmriSfYz+USnWPY7AufNIadK6MEJMx9ApD/oD OlTrorhX2lFEilmcO2RdNtjC5xDF9pCuTyYBB5bi6bQ4syoJ3g9WQ0ymaiLzg5KdCXlKLjvcW893 SUOqXwnz5DrgnHtJTxOsQfEKIT7DmDSUCaxw7Rqn8787ZsmRM9e2VmPeBN4uqYvTtW7jvijg9N/y JsXecLq0q+WD6m8AAAD//wMAUEsDBBQABgAIAAAAIQA4/SH/1gAAAJQBAAALAAAAX3JlbHMvLnJl bHOkkMFqwzAMhu+DvYPRfXGawxijTi+j0GvpHsDYimMaW0Yy2fr2M4PBMnrbUb/Q94l/f/hMi1qR JVI2sOt6UJgd+ZiDgffL8ekFlFSbvV0oo4EbChzGx4f9GRdb25HMsYhqlCwG5lrLq9biZkxWOiqY 22YiTra2kYMu1l1tQD30/bPm3wwYN0x18gb45AdQl1tp5j/sFB2T0FQ7R0nTNEV3j6o9feQzro1i OWA14Fm+Q8a1a8+Bvu/d/dMb2JY5uiPbhG/ktn4cqGU/er3pcvwCAAD//wMAUEsDBBQABgAIAAAA IQCZ2PQonAEAAJQDAAAOAAAAZHJzL2Uyb0RvYy54bWysU01P3DAQvVfqf7B8Z5MAQm202T2A4FK1 qMAPMM54Y8n2WLbZZP99x97dLGorIRAXxx/z3sx7M1muJ2vYFkLU6DreLGrOwEnstdt0/Onx9uwb ZzEJ1wuDDjq+g8jXq69flqNv4RwHND0ERiQutqPv+JCSb6sqygGsiAv04OhRYbAi0TFsqj6Ikdit qc7r+qoaMfQ+oIQY6fZm/8hXhV8pkOmXUhESMx2n2lJZQ1mf81qtlqLdBOEHLQ9liA9UYYV2lHSm uhFJsJeg/6GyWgaMqNJCoq1QKS2haCA1Tf2XmodBeChayJzoZ5vi59HKn9trdx/IhtHHNvr7kFVM Ktj8pfrYVMzazWbBlJiky6vm8vvFJXkqj2/VCehDTHeAluVNx412WYdoxfZHTJSMQo8hdDilLru0 M5CDjfsNiumekjUFXaYCrk1gW0H9FFKCS03uIfGV6AxT2pgZWL8NPMRnKJSJeQ94RpTM6NIMttph +F/2NB1LVvv4owN73dmCZ+x3pSnFGmp9UXgY0zxbr88FfvqZVn8AAAD//wMAUEsDBBQABgAIAAAA IQBdcTjb3gAAAAcBAAAPAAAAZHJzL2Rvd25yZXYueG1sTI9Ba8JAEIXvBf/DMkJvdVMpYmM2IpZS KxSpLdjjmp0m0exs2F1N/Pcde2kvDx6PefO9bN7bRpzRh9qRgvtRAgKpcKamUsHnx/PdFESImoxu HKGCCwaY54ObTKfGdfSO520sBZdQSLWCKsY2lTIUFVodRq5F4uzbeasjW19K43XH5baR4ySZSKtr 4g+VbnFZYXHcnqyCN79aLRfry4E2X7bbjde7zWv/otTtsH+asSxmICL28e8CrhuYH3IG27sTmSAa Bbwm/ipnj5PpA4j91co8k//58x8AAAD//wMAUEsBAi0AFAAGAAgAAAAhALaDOJL+AAAA4QEAABMA AAAAAAAAAAAAAAAAAAAAAFtDb250ZW50X1R5cGVzXS54bWxQSwECLQAUAAYACAAAACEAOP0h/9YA AACUAQAACwAAAAAAAAAAAAAAAAAvAQAAX3JlbHMvLnJlbHNQSwECLQAUAAYACAAAACEAmdj0KJwB AACUAwAADgAAAAAAAAAAAAAAAAAuAgAAZHJzL2Uyb0RvYy54bWxQSwECLQAUAAYACAAAACEAXXE4 294AAAAHAQAADwAAAAAAAAAAAAAAAAD2AwAAZHJzL2Rvd25yZXYueG1sUEsFBgAAAAAEAAQA8wAA AAEFAAAAAA== " strokecolor="#156082 [3204]" strokeweight=".5pt">
                 <v:stroke joinstyle="miter"/>
@@ -4477,7 +4463,7 @@
               </wp:anchor>
             </w:drawing>
           </mc:Choice>
-          <mc:Fallback xmlns:ns9="http://schemas.openxmlformats.org/drawingml/2006/picture" xmlns:ns5="http://schemas.openxmlformats.org/drawingml/2006/main" xmlns:ns11="http://schemas.microsoft.com/office/drawing/2010/main">
+          <mc:Fallback xmlns:ns11="http://schemas.microsoft.com/office/drawing/2010/main" xmlns:ns5="http://schemas.openxmlformats.org/drawingml/2006/main" xmlns:ns9="http://schemas.openxmlformats.org/drawingml/2006/picture">
             <w:pict>
               <v:line w14:anchorId="7BCFBA01" id="Conexão Reta 3" o:spid="_x0000_s1026" style="position:absolute;z-index:251670528;visibility:visible;mso-wrap-style:square;mso-wrap-distance-left:9pt;mso-wrap-distance-top:0;mso-wrap-distance-right:9pt;mso-wrap-distance-bottom:0;mso-position-horizontal:absolute;mso-position-horizontal-relative:text;mso-position-vertical:absolute;mso-position-vertical-relative:text" from="0,-.05pt" to="484.2pt,-.05pt" o:gfxdata="UEsDBBQABgAIAAAAIQC2gziS/gAAAOEBAAATAAAAW0NvbnRlbnRfVHlwZXNdLnhtbJSRQU7DMBBF 90jcwfIWJU67QAgl6YK0S0CoHGBkTxKLZGx5TGhvj5O2G0SRWNoz/78nu9wcxkFMGNg6quQqL6RA 0s5Y6ir5vt9lD1JwBDIwOMJKHpHlpr69KfdHjyxSmriSfYz+USnWPY7AufNIadK6MEJMx9ApD/oD OlTrorhX2lFEilmcO2RdNtjC5xDF9pCuTyYBB5bi6bQ4syoJ3g9WQ0ymaiLzg5KdCXlKLjvcW893 SUOqXwnz5DrgnHtJTxOsQfEKIT7DmDSUCaxw7Rqn8787ZsmRM9e2VmPeBN4uqYvTtW7jvijg9N/y JsXecLq0q+WD6m8AAAD//wMAUEsDBBQABgAIAAAAIQA4/SH/1gAAAJQBAAALAAAAX3JlbHMvLnJl bHOkkMFqwzAMhu+DvYPRfXGawxijTi+j0GvpHsDYimMaW0Yy2fr2M4PBMnrbUb/Q94l/f/hMi1qR JVI2sOt6UJgd+ZiDgffL8ekFlFSbvV0oo4EbChzGx4f9GRdb25HMsYhqlCwG5lrLq9biZkxWOiqY 22YiTra2kYMu1l1tQD30/bPm3wwYN0x18gb45AdQl1tp5j/sFB2T0FQ7R0nTNEV3j6o9feQzro1i OWA14Fm+Q8a1a8+Bvu/d/dMb2JY5uiPbhG/ktn4cqGU/er3pcvwCAAD//wMAUEsDBBQABgAIAAAA IQCZ2PQonAEAAJQDAAAOAAAAZHJzL2Uyb0RvYy54bWysU01P3DAQvVfqf7B8Z5MAQm202T2A4FK1 qMAPMM54Y8n2WLbZZP99x97dLGorIRAXxx/z3sx7M1muJ2vYFkLU6DreLGrOwEnstdt0/Onx9uwb ZzEJ1wuDDjq+g8jXq69flqNv4RwHND0ERiQutqPv+JCSb6sqygGsiAv04OhRYbAi0TFsqj6Ikdit qc7r+qoaMfQ+oIQY6fZm/8hXhV8pkOmXUhESMx2n2lJZQ1mf81qtlqLdBOEHLQ9liA9UYYV2lHSm uhFJsJeg/6GyWgaMqNJCoq1QKS2haCA1Tf2XmodBeChayJzoZ5vi59HKn9trdx/IhtHHNvr7kFVM Ktj8pfrYVMzazWbBlJiky6vm8vvFJXkqj2/VCehDTHeAluVNx412WYdoxfZHTJSMQo8hdDilLru0 M5CDjfsNiumekjUFXaYCrk1gW0H9FFKCS03uIfGV6AxT2pgZWL8NPMRnKJSJeQ94RpTM6NIMttph +F/2NB1LVvv4owN73dmCZ+x3pSnFGmp9UXgY0zxbr88FfvqZVn8AAAD//wMAUEsDBBQABgAIAAAA IQCasyRQ4AAAAAkBAAAPAAAAZHJzL2Rvd25yZXYueG1sTI9Ba8JAEIXvhf6HZQq96UYpYmM2IpZS KxSpFfS4ZqdJ2uxs2F1N/Pcde2kvA4/He/O+bN7bRpzRh9qRgtEwAYFUOFNTqWD38TyYgghRk9GN I1RwwQDz/PYm06lxHb3jeRtLwSUUUq2girFNpQxFhVaHoWuR2Pt03urI0pfSeN1xuW3kOEkm0uqa +EOlW1xWWHxvT1bBm1+tlov15Ys2B9vtx+v95rV/Uer+rn+a8VnMQETs418Crgy8H3IednQnMkE0 CpgmKhiMQLD5OJk+gDj+apln8j9B/gMAAP//AwBQSwECLQAUAAYACAAAACEAtoM4kv4AAADhAQAA EwAAAAAAAAAAAAAAAAAAAAAAW0NvbnRlbnRfVHlwZXNdLnhtbFBLAQItABQABgAIAAAAIQA4/SH/ 1gAAAJQBAAALAAAAAAAAAAAAAAAAAC8BAABfcmVscy8ucmVsc1BLAQItABQABgAIAAAAIQCZ2PQo nAEAAJQDAAAOAAAAAAAAAAAAAAAAAC4CAABkcnMvZTJvRG9jLnhtbFBLAQItABQABgAIAAAAIQCa syRQ4AAAAAkBAAAPAAAAAAAAAAAAAAAAAPYDAABkcnMvZG93bnJldi54bWxQSwUGAAAAAAQABADz AAAAAwUAAAAA " strokecolor="#156082 [3204]" strokeweight=".5pt">
                 <v:stroke joinstyle="miter"/>
@@ -4732,7 +4718,7 @@
               </wp:anchor>
             </w:drawing>
           </mc:Choice>
-          <mc:Fallback xmlns:ns9="http://schemas.openxmlformats.org/drawingml/2006/picture" xmlns:ns5="http://schemas.openxmlformats.org/drawingml/2006/main" xmlns:ns11="http://schemas.microsoft.com/office/drawing/2010/main">
+          <mc:Fallback xmlns:ns11="http://schemas.microsoft.com/office/drawing/2010/main" xmlns:ns5="http://schemas.openxmlformats.org/drawingml/2006/main" xmlns:ns9="http://schemas.openxmlformats.org/drawingml/2006/picture">
             <w:pict>
               <v:line w14:anchorId="546AD9F8" id="Conexão Reta 3" o:spid="_x0000_s1026" style="position:absolute;z-index:251672576;visibility:visible;mso-wrap-style:square;mso-wrap-distance-left:9pt;mso-wrap-distance-top:0;mso-wrap-distance-right:9pt;mso-wrap-distance-bottom:0;mso-position-horizontal:absolute;mso-position-horizontal-relative:text;mso-position-vertical:absolute;mso-position-vertical-relative:text" from="0,-.05pt" to="484.2pt,-.05pt" o:gfxdata="UEsDBBQABgAIAAAAIQC2gziS/gAAAOEBAAATAAAAW0NvbnRlbnRfVHlwZXNdLnhtbJSRQU7DMBBF 90jcwfIWJU67QAgl6YK0S0CoHGBkTxKLZGx5TGhvj5O2G0SRWNoz/78nu9wcxkFMGNg6quQqL6RA 0s5Y6ir5vt9lD1JwBDIwOMJKHpHlpr69KfdHjyxSmriSfYz+USnWPY7AufNIadK6MEJMx9ApD/oD OlTrorhX2lFEilmcO2RdNtjC5xDF9pCuTyYBB5bi6bQ4syoJ3g9WQ0ymaiLzg5KdCXlKLjvcW893 SUOqXwnz5DrgnHtJTxOsQfEKIT7DmDSUCaxw7Rqn8787ZsmRM9e2VmPeBN4uqYvTtW7jvijg9N/y JsXecLq0q+WD6m8AAAD//wMAUEsDBBQABgAIAAAAIQA4/SH/1gAAAJQBAAALAAAAX3JlbHMvLnJl bHOkkMFqwzAMhu+DvYPRfXGawxijTi+j0GvpHsDYimMaW0Yy2fr2M4PBMnrbUb/Q94l/f/hMi1qR JVI2sOt6UJgd+ZiDgffL8ekFlFSbvV0oo4EbChzGx4f9GRdb25HMsYhqlCwG5lrLq9biZkxWOiqY 22YiTra2kYMu1l1tQD30/bPm3wwYN0x18gb45AdQl1tp5j/sFB2T0FQ7R0nTNEV3j6o9feQzro1i OWA14Fm+Q8a1a8+Bvu/d/dMb2JY5uiPbhG/ktn4cqGU/er3pcvwCAAD//wMAUEsDBBQABgAIAAAA IQCZ2PQonAEAAJQDAAAOAAAAZHJzL2Uyb0RvYy54bWysU01P3DAQvVfqf7B8Z5MAQm202T2A4FK1 qMAPMM54Y8n2WLbZZP99x97dLGorIRAXxx/z3sx7M1muJ2vYFkLU6DreLGrOwEnstdt0/Onx9uwb ZzEJ1wuDDjq+g8jXq69flqNv4RwHND0ERiQutqPv+JCSb6sqygGsiAv04OhRYbAi0TFsqj6Ikdit qc7r+qoaMfQ+oIQY6fZm/8hXhV8pkOmXUhESMx2n2lJZQ1mf81qtlqLdBOEHLQ9liA9UYYV2lHSm uhFJsJeg/6GyWgaMqNJCoq1QKS2haCA1Tf2XmodBeChayJzoZ5vi59HKn9trdx/IhtHHNvr7kFVM Ktj8pfrYVMzazWbBlJiky6vm8vvFJXkqj2/VCehDTHeAluVNx412WYdoxfZHTJSMQo8hdDilLru0 M5CDjfsNiumekjUFXaYCrk1gW0H9FFKCS03uIfGV6AxT2pgZWL8NPMRnKJSJeQ94RpTM6NIMttph +F/2NB1LVvv4owN73dmCZ+x3pSnFGmp9UXgY0zxbr88FfvqZVn8AAAD//wMAUEsDBBQABgAIAAAA IQCasyRQ4AAAAAkBAAAPAAAAZHJzL2Rvd25yZXYueG1sTI9Ba8JAEIXvhf6HZQq96UYpYmM2IpZS KxSpFfS4ZqdJ2uxs2F1N/Pcde2kvA4/He/O+bN7bRpzRh9qRgtEwAYFUOFNTqWD38TyYgghRk9GN I1RwwQDz/PYm06lxHb3jeRtLwSUUUq2girFNpQxFhVaHoWuR2Pt03urI0pfSeN1xuW3kOEkm0uqa +EOlW1xWWHxvT1bBm1+tlov15Ys2B9vtx+v95rV/Uer+rn+a8VnMQETs418Crgy8H3IednQnMkE0 CpgmKhiMQLD5OJk+gDj+apln8j9B/gMAAP//AwBQSwECLQAUAAYACAAAACEAtoM4kv4AAADhAQAA EwAAAAAAAAAAAAAAAAAAAAAAW0NvbnRlbnRfVHlwZXNdLnhtbFBLAQItABQABgAIAAAAIQA4/SH/ 1gAAAJQBAAALAAAAAAAAAAAAAAAAAC8BAABfcmVscy8ucmVsc1BLAQItABQABgAIAAAAIQCZ2PQo nAEAAJQDAAAOAAAAAAAAAAAAAAAAAC4CAABkcnMvZTJvRG9jLnhtbFBLAQItABQABgAIAAAAIQCa syRQ4AAAAAkBAAAPAAAAAAAAAAAAAAAAAPYDAABkcnMvZG93bnJldi54bWxQSwUGAAAAAAQABADz AAAAAwUAAAAA " strokecolor="#156082 [3204]" strokeweight=".5pt">
                 <v:stroke joinstyle="miter"/>
@@ -5290,7 +5276,7 @@
               </wp:anchor>
             </w:drawing>
           </mc:Choice>
-          <mc:Fallback xmlns:ns9="http://schemas.openxmlformats.org/drawingml/2006/picture" xmlns:ns5="http://schemas.openxmlformats.org/drawingml/2006/main" xmlns:ns11="http://schemas.microsoft.com/office/drawing/2010/main">
+          <mc:Fallback xmlns:ns11="http://schemas.microsoft.com/office/drawing/2010/main" xmlns:ns5="http://schemas.openxmlformats.org/drawingml/2006/main" xmlns:ns9="http://schemas.openxmlformats.org/drawingml/2006/picture">
             <w:pict>
               <v:line w14:anchorId="353A3786" id="Conexão Reta 3" o:spid="_x0000_s1026" style="position:absolute;z-index:251674624;visibility:visible;mso-wrap-style:square;mso-wrap-distance-left:9pt;mso-wrap-distance-top:0;mso-wrap-distance-right:9pt;mso-wrap-distance-bottom:0;mso-position-horizontal:absolute;mso-position-horizontal-relative:text;mso-position-vertical:absolute;mso-position-vertical-relative:text" from="0,-.05pt" to="484.2pt,-.05pt" o:gfxdata="UEsDBBQABgAIAAAAIQC2gziS/gAAAOEBAAATAAAAW0NvbnRlbnRfVHlwZXNdLnhtbJSRQU7DMBBF 90jcwfIWJU67QAgl6YK0S0CoHGBkTxKLZGx5TGhvj5O2G0SRWNoz/78nu9wcxkFMGNg6quQqL6RA 0s5Y6ir5vt9lD1JwBDIwOMJKHpHlpr69KfdHjyxSmriSfYz+USnWPY7AufNIadK6MEJMx9ApD/oD OlTrorhX2lFEilmcO2RdNtjC5xDF9pCuTyYBB5bi6bQ4syoJ3g9WQ0ymaiLzg5KdCXlKLjvcW893 SUOqXwnz5DrgnHtJTxOsQfEKIT7DmDSUCaxw7Rqn8787ZsmRM9e2VmPeBN4uqYvTtW7jvijg9N/y JsXecLq0q+WD6m8AAAD//wMAUEsDBBQABgAIAAAAIQA4/SH/1gAAAJQBAAALAAAAX3JlbHMvLnJl bHOkkMFqwzAMhu+DvYPRfXGawxijTi+j0GvpHsDYimMaW0Yy2fr2M4PBMnrbUb/Q94l/f/hMi1qR JVI2sOt6UJgd+ZiDgffL8ekFlFSbvV0oo4EbChzGx4f9GRdb25HMsYhqlCwG5lrLq9biZkxWOiqY 22YiTra2kYMu1l1tQD30/bPm3wwYN0x18gb45AdQl1tp5j/sFB2T0FQ7R0nTNEV3j6o9feQzro1i OWA14Fm+Q8a1a8+Bvu/d/dMb2JY5uiPbhG/ktn4cqGU/er3pcvwCAAD//wMAUEsDBBQABgAIAAAA IQCZ2PQonAEAAJQDAAAOAAAAZHJzL2Uyb0RvYy54bWysU01P3DAQvVfqf7B8Z5MAQm202T2A4FK1 qMAPMM54Y8n2WLbZZP99x97dLGorIRAXxx/z3sx7M1muJ2vYFkLU6DreLGrOwEnstdt0/Onx9uwb ZzEJ1wuDDjq+g8jXq69flqNv4RwHND0ERiQutqPv+JCSb6sqygGsiAv04OhRYbAi0TFsqj6Ikdit qc7r+qoaMfQ+oIQY6fZm/8hXhV8pkOmXUhESMx2n2lJZQ1mf81qtlqLdBOEHLQ9liA9UYYV2lHSm uhFJsJeg/6GyWgaMqNJCoq1QKS2haCA1Tf2XmodBeChayJzoZ5vi59HKn9trdx/IhtHHNvr7kFVM Ktj8pfrYVMzazWbBlJiky6vm8vvFJXkqj2/VCehDTHeAluVNx412WYdoxfZHTJSMQo8hdDilLru0 M5CDjfsNiumekjUFXaYCrk1gW0H9FFKCS03uIfGV6AxT2pgZWL8NPMRnKJSJeQ94RpTM6NIMttph +F/2NB1LVvv4owN73dmCZ+x3pSnFGmp9UXgY0zxbr88FfvqZVn8AAAD//wMAUEsDBBQABgAIAAAA IQCasyRQ4AAAAAkBAAAPAAAAZHJzL2Rvd25yZXYueG1sTI9Ba8JAEIXvhf6HZQq96UYpYmM2IpZS KxSpFfS4ZqdJ2uxs2F1N/Pcde2kvA4/He/O+bN7bRpzRh9qRgtEwAYFUOFNTqWD38TyYgghRk9GN I1RwwQDz/PYm06lxHb3jeRtLwSUUUq2girFNpQxFhVaHoWuR2Pt03urI0pfSeN1xuW3kOEkm0uqa +EOlW1xWWHxvT1bBm1+tlov15Ys2B9vtx+v95rV/Uer+rn+a8VnMQETs418Crgy8H3IednQnMkE0 CpgmKhiMQLD5OJk+gDj+apln8j9B/gMAAP//AwBQSwECLQAUAAYACAAAACEAtoM4kv4AAADhAQAA EwAAAAAAAAAAAAAAAAAAAAAAW0NvbnRlbnRfVHlwZXNdLnhtbFBLAQItABQABgAIAAAAIQA4/SH/ 1gAAAJQBAAALAAAAAAAAAAAAAAAAAC8BAABfcmVscy8ucmVsc1BLAQItABQABgAIAAAAIQCZ2PQo nAEAAJQDAAAOAAAAAAAAAAAAAAAAAC4CAABkcnMvZTJvRG9jLnhtbFBLAQItABQABgAIAAAAIQCa syRQ4AAAAAkBAAAPAAAAAAAAAAAAAAAAAPYDAABkcnMvZG93bnJldi54bWxQSwUGAAAAAAQABADz AAAAAwUAAAAA " strokecolor="#156082 [3204]" strokeweight=".5pt">
                 <v:stroke joinstyle="miter"/>
@@ -5700,7 +5686,7 @@
               </wp:anchor>
             </w:drawing>
           </mc:Choice>
-          <mc:Fallback xmlns:ns9="http://schemas.openxmlformats.org/drawingml/2006/picture" xmlns:ns5="http://schemas.openxmlformats.org/drawingml/2006/main" xmlns:ns11="http://schemas.microsoft.com/office/drawing/2010/main">
+          <mc:Fallback xmlns:ns11="http://schemas.microsoft.com/office/drawing/2010/main" xmlns:ns5="http://schemas.openxmlformats.org/drawingml/2006/main" xmlns:ns9="http://schemas.openxmlformats.org/drawingml/2006/picture">
             <w:pict>
               <v:line w14:anchorId="14151E29" id="Conexão Reta 3" o:spid="_x0000_s1026" style="position:absolute;z-index:251676672;visibility:visible;mso-wrap-style:square;mso-wrap-distance-left:9pt;mso-wrap-distance-top:0;mso-wrap-distance-right:9pt;mso-wrap-distance-bottom:0;mso-position-horizontal:absolute;mso-position-horizontal-relative:text;mso-position-vertical:absolute;mso-position-vertical-relative:text" from="0,-.05pt" to="484.2pt,-.05pt" o:gfxdata="UEsDBBQABgAIAAAAIQC2gziS/gAAAOEBAAATAAAAW0NvbnRlbnRfVHlwZXNdLnhtbJSRQU7DMBBF 90jcwfIWJU67QAgl6YK0S0CoHGBkTxKLZGx5TGhvj5O2G0SRWNoz/78nu9wcxkFMGNg6quQqL6RA 0s5Y6ir5vt9lD1JwBDIwOMJKHpHlpr69KfdHjyxSmriSfYz+USnWPY7AufNIadK6MEJMx9ApD/oD OlTrorhX2lFEilmcO2RdNtjC5xDF9pCuTyYBB5bi6bQ4syoJ3g9WQ0ymaiLzg5KdCXlKLjvcW893 SUOqXwnz5DrgnHtJTxOsQfEKIT7DmDSUCaxw7Rqn8787ZsmRM9e2VmPeBN4uqYvTtW7jvijg9N/y JsXecLq0q+WD6m8AAAD//wMAUEsDBBQABgAIAAAAIQA4/SH/1gAAAJQBAAALAAAAX3JlbHMvLnJl bHOkkMFqwzAMhu+DvYPRfXGawxijTi+j0GvpHsDYimMaW0Yy2fr2M4PBMnrbUb/Q94l/f/hMi1qR JVI2sOt6UJgd+ZiDgffL8ekFlFSbvV0oo4EbChzGx4f9GRdb25HMsYhqlCwG5lrLq9biZkxWOiqY 22YiTra2kYMu1l1tQD30/bPm3wwYN0x18gb45AdQl1tp5j/sFB2T0FQ7R0nTNEV3j6o9feQzro1i OWA14Fm+Q8a1a8+Bvu/d/dMb2JY5uiPbhG/ktn4cqGU/er3pcvwCAAD//wMAUEsDBBQABgAIAAAA IQCZ2PQonAEAAJQDAAAOAAAAZHJzL2Uyb0RvYy54bWysU01P3DAQvVfqf7B8Z5MAQm202T2A4FK1 qMAPMM54Y8n2WLbZZP99x97dLGorIRAXxx/z3sx7M1muJ2vYFkLU6DreLGrOwEnstdt0/Onx9uwb ZzEJ1wuDDjq+g8jXq69flqNv4RwHND0ERiQutqPv+JCSb6sqygGsiAv04OhRYbAi0TFsqj6Ikdit qc7r+qoaMfQ+oIQY6fZm/8hXhV8pkOmXUhESMx2n2lJZQ1mf81qtlqLdBOEHLQ9liA9UYYV2lHSm uhFJsJeg/6GyWgaMqNJCoq1QKS2haCA1Tf2XmodBeChayJzoZ5vi59HKn9trdx/IhtHHNvr7kFVM Ktj8pfrYVMzazWbBlJiky6vm8vvFJXkqj2/VCehDTHeAluVNx412WYdoxfZHTJSMQo8hdDilLru0 M5CDjfsNiumekjUFXaYCrk1gW0H9FFKCS03uIfGV6AxT2pgZWL8NPMRnKJSJeQ94RpTM6NIMttph +F/2NB1LVvv4owN73dmCZ+x3pSnFGmp9UXgY0zxbr88FfvqZVn8AAAD//wMAUEsDBBQABgAIAAAA IQCasyRQ4AAAAAkBAAAPAAAAZHJzL2Rvd25yZXYueG1sTI9Ba8JAEIXvhf6HZQq96UYpYmM2IpZS KxSpFfS4ZqdJ2uxs2F1N/Pcde2kvA4/He/O+bN7bRpzRh9qRgtEwAYFUOFNTqWD38TyYgghRk9GN I1RwwQDz/PYm06lxHb3jeRtLwSUUUq2girFNpQxFhVaHoWuR2Pt03urI0pfSeN1xuW3kOEkm0uqa +EOlW1xWWHxvT1bBm1+tlov15Ys2B9vtx+v95rV/Uer+rn+a8VnMQETs418Crgy8H3IednQnMkE0 CpgmKhiMQLD5OJk+gDj+apln8j9B/gMAAP//AwBQSwECLQAUAAYACAAAACEAtoM4kv4AAADhAQAA EwAAAAAAAAAAAAAAAAAAAAAAW0NvbnRlbnRfVHlwZXNdLnhtbFBLAQItABQABgAIAAAAIQA4/SH/ 1gAAAJQBAAALAAAAAAAAAAAAAAAAAC8BAABfcmVscy8ucmVsc1BLAQItABQABgAIAAAAIQCZ2PQo nAEAAJQDAAAOAAAAAAAAAAAAAAAAAC4CAABkcnMvZTJvRG9jLnhtbFBLAQItABQABgAIAAAAIQCa syRQ4AAAAAkBAAAPAAAAAAAAAAAAAAAAAPYDAABkcnMvZG93bnJldi54bWxQSwUGAAAAAAQABADz AAAAAwUAAAAA " strokecolor="#156082 [3204]" strokeweight=".5pt">
                 <v:stroke joinstyle="miter"/>
@@ -12828,20 +12814,20 @@
         </w:tc>
       </w:tr>
     </w:tbl>
-    <w:p/>
     <w:p>
       <w:pPr>
-        <w:rPr>
-          <w:b/>
-          <w:bCs/>
-        </w:rPr>
-      </w:pPr>
-      <w:r>
-        <w:rPr>
-          <w:b/>
-          <w:bCs/>
-        </w:rPr>
-        <w:t>@Tool e @P — HibernateQueryTool no demo LangChain4j</w:t>
+        <w:pStyle w:val="Ttulo3"/>
+      </w:pPr>
+      <w:r>
+        <w:t xml:space="preserve">Pipeline Fixa </w:t>
+      </w:r>
+      <w:proofErr w:type="spellStart"/>
+      <w:r>
+        <w:t>vs</w:t>
+      </w:r>
+      <w:proofErr w:type="spellEnd"/>
+      <w:r>
+        <w:t xml:space="preserve"> Abordagem com Agentes</w:t>
       </w:r>
     </w:p>
     <w:p>
@@ -12849,7 +12835,102 @@
         <w:spacing w:before="80" w:after="80" w:line="276" w:lineRule="auto"/>
       </w:pPr>
       <w:r>
-        <w:t>No demo-hibernate-ai (LangChain4j), o HibernateQueryTool tem a anotação @Tool no método executeHqlQuery e @P no parâmetro. Estas anotações estão prontas para futura integração com function calling — o LLM poderia decidir autonomamente quando executar queries. Na arquitetura actual, o Java chama o método diretamente.</w:t>
+        <w:rPr>
+          <w:noProof/>
+        </w:rPr>
+        <mc:AlternateContent>
+          <mc:Choice Requires="wps">
+            <w:drawing>
+              <wp:anchor distT="0" distB="0" distL="114300" distR="114300" simplePos="0" relativeHeight="251705344" behindDoc="0" locked="0" layoutInCell="1" allowOverlap="1" wp14:anchorId="657F317D" wp14:editId="5B9A756E">
+                <wp:simplePos x="0" y="0"/>
+                <wp:positionH relativeFrom="column">
+                  <wp:posOffset>0</wp:posOffset>
+                </wp:positionH>
+                <wp:positionV relativeFrom="paragraph">
+                  <wp:posOffset>-635</wp:posOffset>
+                </wp:positionV>
+                <wp:extent cx="6149340" cy="0"/>
+                <wp:effectExtent l="0" t="0" r="10160" b="12700"/>
+                <wp:wrapNone/>
+                <wp:docPr id="194664058" name="Conexão Reta 3"/>
+                <wp:cNvGraphicFramePr/>
+                <a:graphic xmlns:a="http://schemas.openxmlformats.org/drawingml/2006/main">
+                  <a:graphicData uri="http://schemas.microsoft.com/office/word/2010/wordprocessingShape">
+                    <wps:wsp>
+                      <wps:cNvCnPr/>
+                      <wps:spPr>
+                        <a:xfrm>
+                          <a:off x="0" y="0"/>
+                          <a:ext cx="6149340" cy="0"/>
+                        </a:xfrm>
+                        <a:prstGeom prst="line">
+                          <a:avLst/>
+                        </a:prstGeom>
+                      </wps:spPr>
+                      <wps:style>
+                        <a:lnRef idx="1">
+                          <a:schemeClr val="accent1"/>
+                        </a:lnRef>
+                        <a:fillRef idx="0">
+                          <a:schemeClr val="accent1"/>
+                        </a:fillRef>
+                        <a:effectRef idx="0">
+                          <a:schemeClr val="accent1"/>
+                        </a:effectRef>
+                        <a:fontRef idx="minor">
+                          <a:schemeClr val="tx1"/>
+                        </a:fontRef>
+                      </wps:style>
+                      <wps:bodyPr/>
+                    </wps:wsp>
+                  </a:graphicData>
+                </a:graphic>
+              </wp:anchor>
+            </w:drawing>
+          </mc:Choice>
+          <mc:Fallback>
+            <w:pict>
+              <v:line w14:anchorId="54E56A0C" id="Conexão Reta 3" o:spid="_x0000_s1026" style="position:absolute;z-index:251705344;visibility:visible;mso-wrap-style:square;mso-wrap-distance-left:9pt;mso-wrap-distance-top:0;mso-wrap-distance-right:9pt;mso-wrap-distance-bottom:0;mso-position-horizontal:absolute;mso-position-horizontal-relative:text;mso-position-vertical:absolute;mso-position-vertical-relative:text" from="0,-.05pt" to="484.2pt,-.05pt" o:gfxdata="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" strokecolor="#156082 [3204]" strokeweight=".5pt">
+                <v:stroke joinstyle="miter"/>
+              </v:line>
+            </w:pict>
+          </mc:Fallback>
+        </mc:AlternateContent>
+      </w:r>
+      <w:r>
+        <w:t xml:space="preserve">O assistente usa uma pipeline fixa — o Java orquestra explicitamente os três passos. A alternativa seria uma abordagem </w:t>
+      </w:r>
+      <w:proofErr w:type="spellStart"/>
+      <w:r>
+        <w:t>agêntica</w:t>
+      </w:r>
+      <w:proofErr w:type="spellEnd"/>
+      <w:r>
+        <w:t xml:space="preserve"> com @Tool, onde o LLM decidiria autonomamente quando executar a </w:t>
+      </w:r>
+      <w:proofErr w:type="spellStart"/>
+      <w:r>
+        <w:t>query</w:t>
+      </w:r>
+      <w:proofErr w:type="spellEnd"/>
+      <w:r>
+        <w:t xml:space="preserve">. Essa abordagem exige que o modelo seja fiável a seguir o protocolo de </w:t>
+      </w:r>
+      <w:proofErr w:type="spellStart"/>
+      <w:r>
+        <w:t>function</w:t>
+      </w:r>
+      <w:proofErr w:type="spellEnd"/>
+      <w:r>
+        <w:t xml:space="preserve"> </w:t>
+      </w:r>
+      <w:proofErr w:type="spellStart"/>
+      <w:r>
+        <w:t>calling</w:t>
+      </w:r>
+      <w:proofErr w:type="spellEnd"/>
+      <w:r>
+        <w:t>, o que modelos locais pequenos como o qwen2.5:3b não garantem de forma consistente. A pipeline é mais previsível e mais fácil de controlar.</w:t>
       </w:r>
     </w:p>
     <w:tbl>
@@ -12863,726 +12944,318 @@
           <w:insideH w:val="single" w:sz="4" w:space="0" w:color="auto"/>
           <w:insideV w:val="single" w:sz="4" w:space="0" w:color="auto"/>
         </w:tblBorders>
-        <w:tblCellMar>
-          <w:left w:w="10" w:type="dxa"/>
-          <w:right w:w="10" w:type="dxa"/>
-        </w:tblCellMar>
         <w:tblLook w:val="04A0" w:firstRow="1" w:lastRow="0" w:firstColumn="1" w:lastColumn="0" w:noHBand="0" w:noVBand="1"/>
       </w:tblPr>
       <w:tblGrid>
-        <w:gridCol w:w="9026"/>
+        <w:gridCol w:w="2500"/>
+        <w:gridCol w:w="3263"/>
+        <w:gridCol w:w="3263"/>
       </w:tblGrid>
       <w:tr>
         <w:tc>
           <w:tcPr>
-            <w:tcW w:w="9026" w:type="dxa"/>
-            <w:tcBorders>
-              <w:top w:val="none" w:sz="0" w:space="0" w:color="FFFFFF"/>
-              <w:left w:val="none" w:sz="0" w:space="0" w:color="FFFFFF"/>
-              <w:bottom w:val="none" w:sz="0" w:space="0" w:color="FFFFFF"/>
-              <w:right w:val="none" w:sz="0" w:space="0" w:color="FFFFFF"/>
-            </w:tcBorders>
-            <w:shd w:val="clear" w:color="auto" w:fill="1E1E1E"/>
-            <w:tcMar>
-              <w:top w:w="40" w:type="dxa"/>
-              <w:left w:w="200" w:type="dxa"/>
-              <w:bottom w:w="40" w:type="dxa"/>
-              <w:right w:w="180" w:type="dxa"/>
-            </w:tcMar>
-          </w:tcPr>
-          <w:p>
-            <w:pPr>
-              <w:spacing w:before="20" w:after="20"/>
-            </w:pPr>
-            <w:r>
-              <w:rPr>
-                <w:rFonts w:ascii="Courier New" w:eastAsia="Courier New" w:hAnsi="Courier New" w:cs="Courier New"/>
-                <w:color w:val="D4D4D4"/>
-                <w:sz w:val="18"/>
-                <w:szCs w:val="18"/>
-              </w:rPr>
-              <w:t>// HibernateQueryTool — @Component, chamado diretamente pelo DatabaseAssistant</w:t>
-            </w:r>
-          </w:p>
-        </w:tc>
-      </w:tr>
-      <w:tr>
-        <w:tc>
-          <w:tcPr>
-            <w:tcW w:w="9026" w:type="dxa"/>
-            <w:tcBorders>
-              <w:top w:val="none" w:sz="0" w:space="0" w:color="FFFFFF"/>
-              <w:left w:val="none" w:sz="0" w:space="0" w:color="FFFFFF"/>
-              <w:bottom w:val="none" w:sz="0" w:space="0" w:color="FFFFFF"/>
-              <w:right w:val="none" w:sz="0" w:space="0" w:color="FFFFFF"/>
-            </w:tcBorders>
-            <w:shd w:val="clear" w:color="auto" w:fill="1E1E1E"/>
-            <w:tcMar>
-              <w:top w:w="40" w:type="dxa"/>
-              <w:left w:w="200" w:type="dxa"/>
-              <w:bottom w:w="40" w:type="dxa"/>
-              <w:right w:w="180" w:type="dxa"/>
-            </w:tcMar>
-          </w:tcPr>
-          <w:p>
-            <w:pPr>
-              <w:spacing w:before="20" w:after="20"/>
-            </w:pPr>
-            <w:r>
-              <w:rPr>
-                <w:rFonts w:ascii="Courier New" w:eastAsia="Courier New" w:hAnsi="Courier New" w:cs="Courier New"/>
-                <w:color w:val="D4D4D4"/>
-                <w:sz w:val="18"/>
-                <w:szCs w:val="18"/>
-              </w:rPr>
-              <w:t>// @Tool e @P estão prontos para function calling se a arquitetura evoluir</w:t>
-            </w:r>
-          </w:p>
-        </w:tc>
-      </w:tr>
-      <w:tr>
-        <w:tc>
-          <w:tcPr>
-            <w:tcW w:w="9026" w:type="dxa"/>
-            <w:tcBorders>
-              <w:top w:val="none" w:sz="0" w:space="0" w:color="FFFFFF"/>
-              <w:left w:val="none" w:sz="0" w:space="0" w:color="FFFFFF"/>
-              <w:bottom w:val="none" w:sz="0" w:space="0" w:color="FFFFFF"/>
-              <w:right w:val="none" w:sz="0" w:space="0" w:color="FFFFFF"/>
-            </w:tcBorders>
-            <w:shd w:val="clear" w:color="auto" w:fill="1E1E1E"/>
-            <w:tcMar>
-              <w:top w:w="40" w:type="dxa"/>
-              <w:left w:w="200" w:type="dxa"/>
-              <w:bottom w:w="40" w:type="dxa"/>
-              <w:right w:w="180" w:type="dxa"/>
-            </w:tcMar>
-          </w:tcPr>
-          <w:p>
-            <w:pPr>
-              <w:spacing w:before="20" w:after="20"/>
-            </w:pPr>
-            <w:r>
-              <w:rPr>
-                <w:rFonts w:ascii="Courier New" w:eastAsia="Courier New" w:hAnsi="Courier New" w:cs="Courier New"/>
-                <w:color w:val="D4D4D4"/>
-                <w:sz w:val="18"/>
-                <w:szCs w:val="18"/>
-              </w:rPr>
-              <w:t>@Tool("""</w:t>
-            </w:r>
-          </w:p>
-        </w:tc>
-      </w:tr>
-      <w:tr>
-        <w:tc>
-          <w:tcPr>
-            <w:tcW w:w="9026" w:type="dxa"/>
-            <w:tcBorders>
-              <w:top w:val="none" w:sz="0" w:space="0" w:color="FFFFFF"/>
-              <w:left w:val="none" w:sz="0" w:space="0" w:color="FFFFFF"/>
-              <w:bottom w:val="none" w:sz="0" w:space="0" w:color="FFFFFF"/>
-              <w:right w:val="none" w:sz="0" w:space="0" w:color="FFFFFF"/>
-            </w:tcBorders>
-            <w:shd w:val="clear" w:color="auto" w:fill="1E1E1E"/>
-            <w:tcMar>
-              <w:top w:w="40" w:type="dxa"/>
-              <w:left w:w="200" w:type="dxa"/>
-              <w:bottom w:w="40" w:type="dxa"/>
-              <w:right w:w="180" w:type="dxa"/>
-            </w:tcMar>
-          </w:tcPr>
-          <w:p>
-            <w:pPr>
-              <w:spacing w:before="20" w:after="20"/>
-              <w:rPr>
-                <w:lang w:val="en-US"/>
-              </w:rPr>
-            </w:pPr>
-            <w:r>
-              <w:rPr>
-                <w:rFonts w:ascii="Courier New" w:eastAsia="Courier New" w:hAnsi="Courier New" w:cs="Courier New"/>
-                <w:color w:val="D4D4D4"/>
-                <w:sz w:val="18"/>
-                <w:szCs w:val="18"/>
-                <w:lang w:val="en-US"/>
-              </w:rPr>
-              <w:t xml:space="preserve">    Execute an HQL (Hibernate Query Language) query to retrieve data.</w:t>
-            </w:r>
-          </w:p>
-        </w:tc>
-      </w:tr>
-      <w:tr>
-        <w:tc>
-          <w:tcPr>
-            <w:tcW w:w="9026" w:type="dxa"/>
-            <w:tcBorders>
-              <w:top w:val="none" w:sz="0" w:space="0" w:color="FFFFFF"/>
-              <w:left w:val="none" w:sz="0" w:space="0" w:color="FFFFFF"/>
-              <w:bottom w:val="none" w:sz="0" w:space="0" w:color="FFFFFF"/>
-              <w:right w:val="none" w:sz="0" w:space="0" w:color="FFFFFF"/>
-            </w:tcBorders>
-            <w:shd w:val="clear" w:color="auto" w:fill="1E1E1E"/>
-            <w:tcMar>
-              <w:top w:w="40" w:type="dxa"/>
-              <w:left w:w="200" w:type="dxa"/>
-              <w:bottom w:w="40" w:type="dxa"/>
-              <w:right w:w="180" w:type="dxa"/>
-            </w:tcMar>
-          </w:tcPr>
-          <w:p>
-            <w:pPr>
-              <w:spacing w:before="20" w:after="20"/>
-            </w:pPr>
-            <w:r>
-              <w:rPr>
-                <w:rFonts w:ascii="Courier New" w:eastAsia="Courier New" w:hAnsi="Courier New" w:cs="Courier New"/>
-                <w:color w:val="D4D4D4"/>
-                <w:sz w:val="18"/>
-                <w:szCs w:val="18"/>
-                <w:lang w:val="en-US"/>
-              </w:rPr>
-              <w:t xml:space="preserve">    </w:t>
-            </w:r>
-            <w:r>
-              <w:rPr>
-                <w:rFonts w:ascii="Courier New" w:eastAsia="Courier New" w:hAnsi="Courier New" w:cs="Courier New"/>
-                <w:color w:val="D4D4D4"/>
-                <w:sz w:val="18"/>
-                <w:szCs w:val="18"/>
-              </w:rPr>
-              <w:t>Rules:</w:t>
-            </w:r>
-          </w:p>
-        </w:tc>
-      </w:tr>
-      <w:tr>
-        <w:tc>
-          <w:tcPr>
-            <w:tcW w:w="9026" w:type="dxa"/>
-            <w:tcBorders>
-              <w:top w:val="none" w:sz="0" w:space="0" w:color="FFFFFF"/>
-              <w:left w:val="none" w:sz="0" w:space="0" w:color="FFFFFF"/>
-              <w:bottom w:val="none" w:sz="0" w:space="0" w:color="FFFFFF"/>
-              <w:right w:val="none" w:sz="0" w:space="0" w:color="FFFFFF"/>
-            </w:tcBorders>
-            <w:shd w:val="clear" w:color="auto" w:fill="1E1E1E"/>
-            <w:tcMar>
-              <w:top w:w="40" w:type="dxa"/>
-              <w:left w:w="200" w:type="dxa"/>
-              <w:bottom w:w="40" w:type="dxa"/>
-              <w:right w:w="180" w:type="dxa"/>
-            </w:tcMar>
-          </w:tcPr>
-          <w:p>
-            <w:pPr>
-              <w:spacing w:before="20" w:after="20"/>
-              <w:rPr>
-                <w:lang w:val="en-US"/>
-              </w:rPr>
-            </w:pPr>
-            <w:r>
-              <w:rPr>
-                <w:rFonts w:ascii="Courier New" w:eastAsia="Courier New" w:hAnsi="Courier New" w:cs="Courier New"/>
-                <w:color w:val="D4D4D4"/>
-                <w:sz w:val="18"/>
-                <w:szCs w:val="18"/>
-                <w:lang w:val="en-US"/>
-              </w:rPr>
-              <w:t xml:space="preserve">    - Only SELECT or FROM queries (read-only)</w:t>
-            </w:r>
-          </w:p>
-        </w:tc>
-      </w:tr>
-      <w:tr>
-        <w:tc>
-          <w:tcPr>
-            <w:tcW w:w="9026" w:type="dxa"/>
-            <w:tcBorders>
-              <w:top w:val="none" w:sz="0" w:space="0" w:color="FFFFFF"/>
-              <w:left w:val="none" w:sz="0" w:space="0" w:color="FFFFFF"/>
-              <w:bottom w:val="none" w:sz="0" w:space="0" w:color="FFFFFF"/>
-              <w:right w:val="none" w:sz="0" w:space="0" w:color="FFFFFF"/>
-            </w:tcBorders>
-            <w:shd w:val="clear" w:color="auto" w:fill="1E1E1E"/>
-            <w:tcMar>
-              <w:top w:w="40" w:type="dxa"/>
-              <w:left w:w="200" w:type="dxa"/>
-              <w:bottom w:w="40" w:type="dxa"/>
-              <w:right w:w="180" w:type="dxa"/>
-            </w:tcMar>
-          </w:tcPr>
-          <w:p>
-            <w:pPr>
-              <w:spacing w:before="20" w:after="20"/>
-              <w:rPr>
-                <w:lang w:val="en-US"/>
-              </w:rPr>
-            </w:pPr>
-            <w:r>
-              <w:rPr>
-                <w:rFonts w:ascii="Courier New" w:eastAsia="Courier New" w:hAnsi="Courier New" w:cs="Courier New"/>
-                <w:color w:val="D4D4D4"/>
-                <w:sz w:val="18"/>
-                <w:szCs w:val="18"/>
-                <w:lang w:val="en-US"/>
-              </w:rPr>
-              <w:t xml:space="preserve">    - Use entity names as defined in Java (Product, Category)</w:t>
-            </w:r>
-          </w:p>
-        </w:tc>
-      </w:tr>
-      <w:tr>
-        <w:tc>
-          <w:tcPr>
-            <w:tcW w:w="9026" w:type="dxa"/>
-            <w:tcBorders>
-              <w:top w:val="none" w:sz="0" w:space="0" w:color="FFFFFF"/>
-              <w:left w:val="none" w:sz="0" w:space="0" w:color="FFFFFF"/>
-              <w:bottom w:val="none" w:sz="0" w:space="0" w:color="FFFFFF"/>
-              <w:right w:val="none" w:sz="0" w:space="0" w:color="FFFFFF"/>
-            </w:tcBorders>
-            <w:shd w:val="clear" w:color="auto" w:fill="1E1E1E"/>
-            <w:tcMar>
-              <w:top w:w="40" w:type="dxa"/>
-              <w:left w:w="200" w:type="dxa"/>
-              <w:bottom w:w="40" w:type="dxa"/>
-              <w:right w:w="180" w:type="dxa"/>
-            </w:tcMar>
-          </w:tcPr>
-          <w:p>
-            <w:pPr>
-              <w:spacing w:before="20" w:after="20"/>
-              <w:rPr>
-                <w:lang w:val="en-US"/>
-              </w:rPr>
-            </w:pPr>
-            <w:r>
-              <w:rPr>
-                <w:rFonts w:ascii="Courier New" w:eastAsia="Courier New" w:hAnsi="Courier New" w:cs="Courier New"/>
-                <w:color w:val="D4D4D4"/>
-                <w:sz w:val="18"/>
-                <w:szCs w:val="18"/>
-                <w:lang w:val="en-US"/>
-              </w:rPr>
-              <w:t xml:space="preserve">    - Use Java field names (</w:t>
-            </w:r>
-            <w:proofErr w:type="gramStart"/>
-            <w:r>
-              <w:rPr>
-                <w:rFonts w:ascii="Courier New" w:eastAsia="Courier New" w:hAnsi="Courier New" w:cs="Courier New"/>
-                <w:color w:val="D4D4D4"/>
-                <w:sz w:val="18"/>
-                <w:szCs w:val="18"/>
-                <w:lang w:val="en-US"/>
-              </w:rPr>
-              <w:t>p.price</w:t>
-            </w:r>
-            <w:proofErr w:type="gramEnd"/>
-            <w:r>
-              <w:rPr>
-                <w:rFonts w:ascii="Courier New" w:eastAsia="Courier New" w:hAnsi="Courier New" w:cs="Courier New"/>
-                <w:color w:val="D4D4D4"/>
-                <w:sz w:val="18"/>
-                <w:szCs w:val="18"/>
-                <w:lang w:val="en-US"/>
-              </w:rPr>
-              <w:t>, p.category.name, p.stock)</w:t>
-            </w:r>
-          </w:p>
-        </w:tc>
-      </w:tr>
-      <w:tr>
-        <w:tc>
-          <w:tcPr>
-            <w:tcW w:w="9026" w:type="dxa"/>
-            <w:tcBorders>
-              <w:top w:val="none" w:sz="0" w:space="0" w:color="FFFFFF"/>
-              <w:left w:val="none" w:sz="0" w:space="0" w:color="FFFFFF"/>
-              <w:bottom w:val="none" w:sz="0" w:space="0" w:color="FFFFFF"/>
-              <w:right w:val="none" w:sz="0" w:space="0" w:color="FFFFFF"/>
-            </w:tcBorders>
-            <w:shd w:val="clear" w:color="auto" w:fill="1E1E1E"/>
-            <w:tcMar>
-              <w:top w:w="40" w:type="dxa"/>
-              <w:left w:w="200" w:type="dxa"/>
-              <w:bottom w:w="40" w:type="dxa"/>
-              <w:right w:w="180" w:type="dxa"/>
-            </w:tcMar>
-          </w:tcPr>
-          <w:p>
-            <w:pPr>
-              <w:spacing w:before="20" w:after="20"/>
-              <w:rPr>
-                <w:lang w:val="en-US"/>
-              </w:rPr>
-            </w:pPr>
-            <w:r>
-              <w:rPr>
-                <w:rFonts w:ascii="Courier New" w:eastAsia="Courier New" w:hAnsi="Courier New" w:cs="Courier New"/>
-                <w:color w:val="D4D4D4"/>
-                <w:sz w:val="18"/>
-                <w:szCs w:val="18"/>
-                <w:lang w:val="en-US"/>
-              </w:rPr>
-              <w:t xml:space="preserve">    - Never UPDATE, DELETE, INSERT or DDL statements</w:t>
-            </w:r>
-          </w:p>
-        </w:tc>
-      </w:tr>
-      <w:tr>
-        <w:tc>
-          <w:tcPr>
-            <w:tcW w:w="9026" w:type="dxa"/>
-            <w:tcBorders>
-              <w:top w:val="none" w:sz="0" w:space="0" w:color="FFFFFF"/>
-              <w:left w:val="none" w:sz="0" w:space="0" w:color="FFFFFF"/>
-              <w:bottom w:val="none" w:sz="0" w:space="0" w:color="FFFFFF"/>
-              <w:right w:val="none" w:sz="0" w:space="0" w:color="FFFFFF"/>
-            </w:tcBorders>
-            <w:shd w:val="clear" w:color="auto" w:fill="1E1E1E"/>
-            <w:tcMar>
-              <w:top w:w="40" w:type="dxa"/>
-              <w:left w:w="200" w:type="dxa"/>
-              <w:bottom w:w="40" w:type="dxa"/>
-              <w:right w:w="180" w:type="dxa"/>
-            </w:tcMar>
-          </w:tcPr>
-          <w:p>
-            <w:pPr>
-              <w:spacing w:before="20" w:after="20"/>
-              <w:rPr>
-                <w:lang w:val="en-US"/>
-              </w:rPr>
-            </w:pPr>
-            <w:r>
-              <w:rPr>
-                <w:rFonts w:ascii="Courier New" w:eastAsia="Courier New" w:hAnsi="Courier New" w:cs="Courier New"/>
-                <w:color w:val="D4D4D4"/>
-                <w:sz w:val="18"/>
-                <w:szCs w:val="18"/>
-                <w:lang w:val="en-US"/>
-              </w:rPr>
-              <w:t xml:space="preserve">    Entities: </w:t>
-            </w:r>
-            <w:proofErr w:type="gramStart"/>
-            <w:r>
-              <w:rPr>
-                <w:rFonts w:ascii="Courier New" w:eastAsia="Courier New" w:hAnsi="Courier New" w:cs="Courier New"/>
-                <w:color w:val="D4D4D4"/>
-                <w:sz w:val="18"/>
-                <w:szCs w:val="18"/>
-                <w:lang w:val="en-US"/>
-              </w:rPr>
-              <w:t>Product(</w:t>
-            </w:r>
-            <w:proofErr w:type="gramEnd"/>
-            <w:r>
-              <w:rPr>
-                <w:rFonts w:ascii="Courier New" w:eastAsia="Courier New" w:hAnsi="Courier New" w:cs="Courier New"/>
-                <w:color w:val="D4D4D4"/>
-                <w:sz w:val="18"/>
-                <w:szCs w:val="18"/>
-                <w:lang w:val="en-US"/>
-              </w:rPr>
-              <w:t>id, name, price, stock, category), Category(id, name)</w:t>
-            </w:r>
-          </w:p>
-        </w:tc>
-      </w:tr>
-      <w:tr>
-        <w:tc>
-          <w:tcPr>
-            <w:tcW w:w="9026" w:type="dxa"/>
-            <w:tcBorders>
-              <w:top w:val="none" w:sz="0" w:space="0" w:color="FFFFFF"/>
-              <w:left w:val="none" w:sz="0" w:space="0" w:color="FFFFFF"/>
-              <w:bottom w:val="none" w:sz="0" w:space="0" w:color="FFFFFF"/>
-              <w:right w:val="none" w:sz="0" w:space="0" w:color="FFFFFF"/>
-            </w:tcBorders>
-            <w:shd w:val="clear" w:color="auto" w:fill="1E1E1E"/>
-            <w:tcMar>
-              <w:top w:w="40" w:type="dxa"/>
-              <w:left w:w="200" w:type="dxa"/>
-              <w:bottom w:w="40" w:type="dxa"/>
-              <w:right w:w="180" w:type="dxa"/>
-            </w:tcMar>
-          </w:tcPr>
-          <w:p>
-            <w:pPr>
-              <w:spacing w:before="20" w:after="20"/>
-            </w:pPr>
-            <w:r>
-              <w:rPr>
-                <w:rFonts w:ascii="Courier New" w:eastAsia="Courier New" w:hAnsi="Courier New" w:cs="Courier New"/>
-                <w:color w:val="D4D4D4"/>
-                <w:sz w:val="18"/>
-                <w:szCs w:val="18"/>
-                <w:lang w:val="en-US"/>
-              </w:rPr>
-              <w:t xml:space="preserve">    </w:t>
-            </w:r>
-            <w:r>
-              <w:rPr>
-                <w:rFonts w:ascii="Courier New" w:eastAsia="Courier New" w:hAnsi="Courier New" w:cs="Courier New"/>
-                <w:color w:val="D4D4D4"/>
-                <w:sz w:val="18"/>
-                <w:szCs w:val="18"/>
-              </w:rPr>
-              <w:t>""")</w:t>
-            </w:r>
-          </w:p>
-        </w:tc>
-      </w:tr>
-      <w:tr>
-        <w:tc>
-          <w:tcPr>
-            <w:tcW w:w="9026" w:type="dxa"/>
-            <w:tcBorders>
-              <w:top w:val="none" w:sz="0" w:space="0" w:color="FFFFFF"/>
-              <w:left w:val="none" w:sz="0" w:space="0" w:color="FFFFFF"/>
-              <w:bottom w:val="none" w:sz="0" w:space="0" w:color="FFFFFF"/>
-              <w:right w:val="none" w:sz="0" w:space="0" w:color="FFFFFF"/>
-            </w:tcBorders>
-            <w:shd w:val="clear" w:color="auto" w:fill="1E1E1E"/>
-            <w:tcMar>
-              <w:top w:w="40" w:type="dxa"/>
-              <w:left w:w="200" w:type="dxa"/>
-              <w:bottom w:w="40" w:type="dxa"/>
-              <w:right w:w="180" w:type="dxa"/>
-            </w:tcMar>
-          </w:tcPr>
-          <w:p>
-            <w:pPr>
-              <w:spacing w:before="20" w:after="20"/>
-            </w:pPr>
-            <w:r>
-              <w:rPr>
-                <w:rFonts w:ascii="Courier New" w:eastAsia="Courier New" w:hAnsi="Courier New" w:cs="Courier New"/>
-                <w:color w:val="D4D4D4"/>
-                <w:sz w:val="18"/>
-                <w:szCs w:val="18"/>
-              </w:rPr>
-              <w:t>public String executeHqlQuery(</w:t>
-            </w:r>
-          </w:p>
-        </w:tc>
-      </w:tr>
-      <w:tr>
-        <w:tc>
-          <w:tcPr>
-            <w:tcW w:w="9026" w:type="dxa"/>
-            <w:tcBorders>
-              <w:top w:val="none" w:sz="0" w:space="0" w:color="FFFFFF"/>
-              <w:left w:val="none" w:sz="0" w:space="0" w:color="FFFFFF"/>
-              <w:bottom w:val="none" w:sz="0" w:space="0" w:color="FFFFFF"/>
-              <w:right w:val="none" w:sz="0" w:space="0" w:color="FFFFFF"/>
-            </w:tcBorders>
-            <w:shd w:val="clear" w:color="auto" w:fill="1E1E1E"/>
-            <w:tcMar>
-              <w:top w:w="40" w:type="dxa"/>
-              <w:left w:w="200" w:type="dxa"/>
-              <w:bottom w:w="40" w:type="dxa"/>
-              <w:right w:w="180" w:type="dxa"/>
-            </w:tcMar>
-          </w:tcPr>
-          <w:p>
-            <w:pPr>
-              <w:spacing w:before="20" w:after="20"/>
-              <w:rPr>
-                <w:lang w:val="en-US"/>
-              </w:rPr>
-            </w:pPr>
-            <w:r>
-              <w:rPr>
-                <w:rFonts w:ascii="Courier New" w:eastAsia="Courier New" w:hAnsi="Courier New" w:cs="Courier New"/>
-                <w:color w:val="D4D4D4"/>
-                <w:sz w:val="18"/>
-                <w:szCs w:val="18"/>
-                <w:lang w:val="en-US"/>
-              </w:rPr>
-              <w:t xml:space="preserve">    @P(value = "A read-only HQL query using Product and Category entities",</w:t>
-            </w:r>
-          </w:p>
-        </w:tc>
-      </w:tr>
-      <w:tr>
-        <w:tc>
-          <w:tcPr>
-            <w:tcW w:w="9026" w:type="dxa"/>
-            <w:tcBorders>
-              <w:top w:val="none" w:sz="0" w:space="0" w:color="FFFFFF"/>
-              <w:left w:val="none" w:sz="0" w:space="0" w:color="FFFFFF"/>
-              <w:bottom w:val="none" w:sz="0" w:space="0" w:color="FFFFFF"/>
-              <w:right w:val="none" w:sz="0" w:space="0" w:color="FFFFFF"/>
-            </w:tcBorders>
-            <w:shd w:val="clear" w:color="auto" w:fill="1E1E1E"/>
-            <w:tcMar>
-              <w:top w:w="40" w:type="dxa"/>
-              <w:left w:w="200" w:type="dxa"/>
-              <w:bottom w:w="40" w:type="dxa"/>
-              <w:right w:w="180" w:type="dxa"/>
-            </w:tcMar>
-          </w:tcPr>
-          <w:p>
-            <w:pPr>
-              <w:spacing w:before="20" w:after="20"/>
-            </w:pPr>
-            <w:r>
-              <w:rPr>
-                <w:rFonts w:ascii="Courier New" w:eastAsia="Courier New" w:hAnsi="Courier New" w:cs="Courier New"/>
-                <w:color w:val="D4D4D4"/>
-                <w:sz w:val="18"/>
-                <w:szCs w:val="18"/>
-                <w:lang w:val="en-US"/>
-              </w:rPr>
-              <w:t xml:space="preserve">       </w:t>
-            </w:r>
-            <w:r>
-              <w:rPr>
-                <w:rFonts w:ascii="Courier New" w:eastAsia="Courier New" w:hAnsi="Courier New" w:cs="Courier New"/>
-                <w:color w:val="D4D4D4"/>
-                <w:sz w:val="18"/>
-                <w:szCs w:val="18"/>
-              </w:rPr>
-              <w:t>required = true)</w:t>
-            </w:r>
-          </w:p>
-        </w:tc>
-      </w:tr>
-      <w:tr>
-        <w:tc>
-          <w:tcPr>
-            <w:tcW w:w="9026" w:type="dxa"/>
-            <w:tcBorders>
-              <w:top w:val="none" w:sz="0" w:space="0" w:color="FFFFFF"/>
-              <w:left w:val="none" w:sz="0" w:space="0" w:color="FFFFFF"/>
-              <w:bottom w:val="none" w:sz="0" w:space="0" w:color="FFFFFF"/>
-              <w:right w:val="none" w:sz="0" w:space="0" w:color="FFFFFF"/>
-            </w:tcBorders>
-            <w:shd w:val="clear" w:color="auto" w:fill="1E1E1E"/>
-            <w:tcMar>
-              <w:top w:w="40" w:type="dxa"/>
-              <w:left w:w="200" w:type="dxa"/>
-              <w:bottom w:w="40" w:type="dxa"/>
-              <w:right w:w="180" w:type="dxa"/>
-            </w:tcMar>
-          </w:tcPr>
-          <w:p>
-            <w:pPr>
-              <w:spacing w:before="20" w:after="20"/>
-            </w:pPr>
-            <w:r>
-              <w:rPr>
-                <w:rFonts w:ascii="Courier New" w:eastAsia="Courier New" w:hAnsi="Courier New" w:cs="Courier New"/>
-                <w:color w:val="D4D4D4"/>
-                <w:sz w:val="18"/>
-                <w:szCs w:val="18"/>
-              </w:rPr>
-              <w:t xml:space="preserve">    String hqlQuery) {</w:t>
-            </w:r>
-          </w:p>
-        </w:tc>
-      </w:tr>
-      <w:tr>
-        <w:tc>
-          <w:tcPr>
-            <w:tcW w:w="9026" w:type="dxa"/>
-            <w:tcBorders>
-              <w:top w:val="none" w:sz="0" w:space="0" w:color="FFFFFF"/>
-              <w:left w:val="none" w:sz="0" w:space="0" w:color="FFFFFF"/>
-              <w:bottom w:val="none" w:sz="0" w:space="0" w:color="FFFFFF"/>
-              <w:right w:val="none" w:sz="0" w:space="0" w:color="FFFFFF"/>
-            </w:tcBorders>
-            <w:shd w:val="clear" w:color="auto" w:fill="1E1E1E"/>
-            <w:tcMar>
-              <w:top w:w="40" w:type="dxa"/>
-              <w:left w:w="200" w:type="dxa"/>
-              <w:bottom w:w="40" w:type="dxa"/>
-              <w:right w:w="180" w:type="dxa"/>
-            </w:tcMar>
-          </w:tcPr>
-          <w:p>
-            <w:pPr>
-              <w:spacing w:before="20" w:after="20"/>
-            </w:pPr>
-            <w:r>
-              <w:rPr>
-                <w:rFonts w:ascii="Courier New" w:eastAsia="Courier New" w:hAnsi="Courier New" w:cs="Courier New"/>
-                <w:color w:val="D4D4D4"/>
-                <w:sz w:val="18"/>
-                <w:szCs w:val="18"/>
-              </w:rPr>
-              <w:lastRenderedPageBreak/>
-              <w:t xml:space="preserve">    // delega para executeHqlQuery(hqlQuery, 50) — limite de segurança</w:t>
-            </w:r>
-          </w:p>
-        </w:tc>
-      </w:tr>
-      <w:tr>
-        <w:tc>
-          <w:tcPr>
-            <w:tcW w:w="9026" w:type="dxa"/>
-            <w:tcBorders>
-              <w:top w:val="none" w:sz="0" w:space="0" w:color="FFFFFF"/>
-              <w:left w:val="none" w:sz="0" w:space="0" w:color="FFFFFF"/>
-              <w:bottom w:val="none" w:sz="0" w:space="0" w:color="FFFFFF"/>
-              <w:right w:val="none" w:sz="0" w:space="0" w:color="FFFFFF"/>
-            </w:tcBorders>
-            <w:shd w:val="clear" w:color="auto" w:fill="1E1E1E"/>
-            <w:tcMar>
-              <w:top w:w="40" w:type="dxa"/>
-              <w:left w:w="200" w:type="dxa"/>
-              <w:bottom w:w="40" w:type="dxa"/>
-              <w:right w:w="180" w:type="dxa"/>
-            </w:tcMar>
-          </w:tcPr>
-          <w:p>
-            <w:pPr>
-              <w:spacing w:before="20" w:after="20"/>
-            </w:pPr>
-            <w:r>
-              <w:rPr>
-                <w:rFonts w:ascii="Courier New" w:eastAsia="Courier New" w:hAnsi="Courier New" w:cs="Courier New"/>
-                <w:color w:val="D4D4D4"/>
-                <w:sz w:val="18"/>
-                <w:szCs w:val="18"/>
-              </w:rPr>
-              <w:t xml:space="preserve">    return executeHqlQuery(hqlQuery, 50);</w:t>
-            </w:r>
-          </w:p>
-        </w:tc>
-      </w:tr>
-      <w:tr>
-        <w:tc>
-          <w:tcPr>
-            <w:tcW w:w="9026" w:type="dxa"/>
-            <w:tcBorders>
-              <w:top w:val="none" w:sz="0" w:space="0" w:color="FFFFFF"/>
-              <w:left w:val="none" w:sz="0" w:space="0" w:color="FFFFFF"/>
-              <w:bottom w:val="none" w:sz="0" w:space="0" w:color="FFFFFF"/>
-              <w:right w:val="none" w:sz="0" w:space="0" w:color="FFFFFF"/>
-            </w:tcBorders>
-            <w:shd w:val="clear" w:color="auto" w:fill="1E1E1E"/>
-            <w:tcMar>
-              <w:top w:w="40" w:type="dxa"/>
-              <w:left w:w="200" w:type="dxa"/>
-              <w:bottom w:w="40" w:type="dxa"/>
-              <w:right w:w="180" w:type="dxa"/>
-            </w:tcMar>
-          </w:tcPr>
-          <w:p>
-            <w:pPr>
-              <w:spacing w:before="20" w:after="20"/>
-            </w:pPr>
-            <w:r>
-              <w:rPr>
-                <w:rFonts w:ascii="Courier New" w:eastAsia="Courier New" w:hAnsi="Courier New" w:cs="Courier New"/>
-                <w:color w:val="D4D4D4"/>
-                <w:sz w:val="18"/>
-                <w:szCs w:val="18"/>
-              </w:rPr>
-              <w:t>}</w:t>
+            <w:tcW w:w="2500" w:type="dxa"/>
+            <w:shd w:val="clear" w:color="auto" w:fill="2E75B6"/>
+            <w:tcMar>
+              <w:top w:w="100" w:type="dxa"/>
+              <w:left w:w="160" w:type="dxa"/>
+              <w:bottom w:w="100" w:type="dxa"/>
+              <w:right w:w="160" w:type="dxa"/>
+            </w:tcMar>
+          </w:tcPr>
+          <w:p/>
+        </w:tc>
+        <w:tc>
+          <w:tcPr>
+            <w:tcW w:w="3263" w:type="dxa"/>
+            <w:shd w:val="clear" w:color="auto" w:fill="2E75B6"/>
+            <w:tcMar>
+              <w:top w:w="100" w:type="dxa"/>
+              <w:left w:w="160" w:type="dxa"/>
+              <w:bottom w:w="100" w:type="dxa"/>
+              <w:right w:w="160" w:type="dxa"/>
+            </w:tcMar>
+          </w:tcPr>
+          <w:p>
+            <w:r>
+              <w:rPr>
+                <w:b/>
+                <w:bCs/>
+                <w:color w:val="FFFFFF"/>
+                <w:sz w:val="20"/>
+                <w:szCs w:val="20"/>
+              </w:rPr>
+              <w:t xml:space="preserve">Pipeline </w:t>
+            </w:r>
+            <w:proofErr w:type="spellStart"/>
+            <w:r>
+              <w:rPr>
+                <w:b/>
+                <w:bCs/>
+                <w:color w:val="FFFFFF"/>
+                <w:sz w:val="20"/>
+                <w:szCs w:val="20"/>
+              </w:rPr>
+              <w:t>actual</w:t>
+            </w:r>
+            <w:proofErr w:type="spellEnd"/>
+          </w:p>
+        </w:tc>
+        <w:tc>
+          <w:tcPr>
+            <w:tcW w:w="3263" w:type="dxa"/>
+            <w:shd w:val="clear" w:color="auto" w:fill="2E75B6"/>
+            <w:tcMar>
+              <w:top w:w="100" w:type="dxa"/>
+              <w:left w:w="160" w:type="dxa"/>
+              <w:bottom w:w="100" w:type="dxa"/>
+              <w:right w:w="160" w:type="dxa"/>
+            </w:tcMar>
+          </w:tcPr>
+          <w:p>
+            <w:r>
+              <w:rPr>
+                <w:b/>
+                <w:bCs/>
+                <w:color w:val="FFFFFF"/>
+                <w:sz w:val="20"/>
+                <w:szCs w:val="20"/>
+              </w:rPr>
+              <w:t xml:space="preserve">@Tool </w:t>
+            </w:r>
+            <w:proofErr w:type="spellStart"/>
+            <w:r>
+              <w:rPr>
+                <w:b/>
+                <w:bCs/>
+                <w:color w:val="FFFFFF"/>
+                <w:sz w:val="20"/>
+                <w:szCs w:val="20"/>
+              </w:rPr>
+              <w:t>agêntico</w:t>
+            </w:r>
+            <w:proofErr w:type="spellEnd"/>
+          </w:p>
+        </w:tc>
+      </w:tr>
+      <w:tr>
+        <w:tc>
+          <w:tcPr>
+            <w:tcW w:w="2500" w:type="dxa"/>
+            <w:tcMar>
+              <w:top w:w="100" w:type="dxa"/>
+              <w:left w:w="160" w:type="dxa"/>
+              <w:bottom w:w="100" w:type="dxa"/>
+              <w:right w:w="160" w:type="dxa"/>
+            </w:tcMar>
+          </w:tcPr>
+          <w:p>
+            <w:r>
+              <w:rPr>
+                <w:sz w:val="20"/>
+                <w:szCs w:val="20"/>
+              </w:rPr>
+              <w:t>Gera o HQL</w:t>
+            </w:r>
+          </w:p>
+        </w:tc>
+        <w:tc>
+          <w:tcPr>
+            <w:tcW w:w="3263" w:type="dxa"/>
+            <w:tcMar>
+              <w:top w:w="100" w:type="dxa"/>
+              <w:left w:w="160" w:type="dxa"/>
+              <w:bottom w:w="100" w:type="dxa"/>
+              <w:right w:w="160" w:type="dxa"/>
+            </w:tcMar>
+          </w:tcPr>
+          <w:p>
+            <w:proofErr w:type="spellStart"/>
+            <w:r>
+              <w:rPr>
+                <w:sz w:val="20"/>
+                <w:szCs w:val="20"/>
+              </w:rPr>
+              <w:t>HqlGenerator</w:t>
+            </w:r>
+            <w:proofErr w:type="spellEnd"/>
+            <w:r>
+              <w:rPr>
+                <w:sz w:val="20"/>
+                <w:szCs w:val="20"/>
+              </w:rPr>
+              <w:t xml:space="preserve"> (chamado pelo Java)</w:t>
+            </w:r>
+          </w:p>
+        </w:tc>
+        <w:tc>
+          <w:tcPr>
+            <w:tcW w:w="3263" w:type="dxa"/>
+            <w:tcMar>
+              <w:top w:w="100" w:type="dxa"/>
+              <w:left w:w="160" w:type="dxa"/>
+              <w:bottom w:w="100" w:type="dxa"/>
+              <w:right w:w="160" w:type="dxa"/>
+            </w:tcMar>
+          </w:tcPr>
+          <w:p>
+            <w:r>
+              <w:rPr>
+                <w:sz w:val="20"/>
+                <w:szCs w:val="20"/>
+              </w:rPr>
+              <w:t>LLM (decide por conta própria)</w:t>
+            </w:r>
+          </w:p>
+        </w:tc>
+      </w:tr>
+      <w:tr>
+        <w:tc>
+          <w:tcPr>
+            <w:tcW w:w="2500" w:type="dxa"/>
+            <w:tcMar>
+              <w:top w:w="100" w:type="dxa"/>
+              <w:left w:w="160" w:type="dxa"/>
+              <w:bottom w:w="100" w:type="dxa"/>
+              <w:right w:w="160" w:type="dxa"/>
+            </w:tcMar>
+          </w:tcPr>
+          <w:p>
+            <w:r>
+              <w:rPr>
+                <w:sz w:val="20"/>
+                <w:szCs w:val="20"/>
+              </w:rPr>
+              <w:t xml:space="preserve">Executa a </w:t>
+            </w:r>
+            <w:proofErr w:type="spellStart"/>
+            <w:r>
+              <w:rPr>
+                <w:sz w:val="20"/>
+                <w:szCs w:val="20"/>
+              </w:rPr>
+              <w:t>query</w:t>
+            </w:r>
+            <w:proofErr w:type="spellEnd"/>
+          </w:p>
+        </w:tc>
+        <w:tc>
+          <w:tcPr>
+            <w:tcW w:w="3263" w:type="dxa"/>
+            <w:tcMar>
+              <w:top w:w="100" w:type="dxa"/>
+              <w:left w:w="160" w:type="dxa"/>
+              <w:bottom w:w="100" w:type="dxa"/>
+              <w:right w:w="160" w:type="dxa"/>
+            </w:tcMar>
+          </w:tcPr>
+          <w:p>
+            <w:r>
+              <w:rPr>
+                <w:sz w:val="20"/>
+                <w:szCs w:val="20"/>
+              </w:rPr>
+              <w:t xml:space="preserve">Java chama </w:t>
+            </w:r>
+            <w:proofErr w:type="spellStart"/>
+            <w:r>
+              <w:rPr>
+                <w:sz w:val="20"/>
+                <w:szCs w:val="20"/>
+              </w:rPr>
+              <w:t>directamente</w:t>
+            </w:r>
+            <w:proofErr w:type="spellEnd"/>
+          </w:p>
+        </w:tc>
+        <w:tc>
+          <w:tcPr>
+            <w:tcW w:w="3263" w:type="dxa"/>
+            <w:tcMar>
+              <w:top w:w="100" w:type="dxa"/>
+              <w:left w:w="160" w:type="dxa"/>
+              <w:bottom w:w="100" w:type="dxa"/>
+              <w:right w:w="160" w:type="dxa"/>
+            </w:tcMar>
+          </w:tcPr>
+          <w:p>
+            <w:r>
+              <w:rPr>
+                <w:sz w:val="20"/>
+                <w:szCs w:val="20"/>
+              </w:rPr>
+              <w:t>LangChain4j chama ao receber o JSON do LLM</w:t>
+            </w:r>
+          </w:p>
+        </w:tc>
+      </w:tr>
+      <w:tr>
+        <w:tc>
+          <w:tcPr>
+            <w:tcW w:w="2500" w:type="dxa"/>
+            <w:tcMar>
+              <w:top w:w="100" w:type="dxa"/>
+              <w:left w:w="160" w:type="dxa"/>
+              <w:bottom w:w="100" w:type="dxa"/>
+              <w:right w:w="160" w:type="dxa"/>
+            </w:tcMar>
+          </w:tcPr>
+          <w:p>
+            <w:r>
+              <w:rPr>
+                <w:sz w:val="20"/>
+                <w:szCs w:val="20"/>
+              </w:rPr>
+              <w:t>Formata a resposta</w:t>
+            </w:r>
+          </w:p>
+        </w:tc>
+        <w:tc>
+          <w:tcPr>
+            <w:tcW w:w="3263" w:type="dxa"/>
+            <w:tcMar>
+              <w:top w:w="100" w:type="dxa"/>
+              <w:left w:w="160" w:type="dxa"/>
+              <w:bottom w:w="100" w:type="dxa"/>
+              <w:right w:w="160" w:type="dxa"/>
+            </w:tcMar>
+          </w:tcPr>
+          <w:p>
+            <w:proofErr w:type="spellStart"/>
+            <w:r>
+              <w:rPr>
+                <w:sz w:val="20"/>
+                <w:szCs w:val="20"/>
+              </w:rPr>
+              <w:t>AnswerFormatter</w:t>
+            </w:r>
+            <w:proofErr w:type="spellEnd"/>
+            <w:r>
+              <w:rPr>
+                <w:sz w:val="20"/>
+                <w:szCs w:val="20"/>
+              </w:rPr>
+              <w:t xml:space="preserve"> (chamado pelo Java)</w:t>
+            </w:r>
+          </w:p>
+        </w:tc>
+        <w:tc>
+          <w:tcPr>
+            <w:tcW w:w="3263" w:type="dxa"/>
+            <w:tcMar>
+              <w:top w:w="100" w:type="dxa"/>
+              <w:left w:w="160" w:type="dxa"/>
+              <w:bottom w:w="100" w:type="dxa"/>
+              <w:right w:w="160" w:type="dxa"/>
+            </w:tcMar>
+          </w:tcPr>
+          <w:p>
+            <w:r>
+              <w:rPr>
+                <w:sz w:val="20"/>
+                <w:szCs w:val="20"/>
+              </w:rPr>
+              <w:t>LLM (na mesma resposta)</w:t>
             </w:r>
           </w:p>
         </w:tc>
@@ -13608,8 +13281,10 @@
           <w:sz w:val="20"/>
           <w:szCs w:val="20"/>
         </w:rPr>
-        <w:t xml:space="preserve">Código </w:t>
-      </w:r>
+        <w:t xml:space="preserve">Tabela 5 — Pipeline fixa </w:t>
+      </w:r>
+      <w:proofErr w:type="spellStart"/>
+      <w:proofErr w:type="gramStart"/>
       <w:r>
         <w:rPr>
           <w:i/>
@@ -13618,8 +13293,9 @@
           <w:sz w:val="20"/>
           <w:szCs w:val="20"/>
         </w:rPr>
-        <w:t>6</w:t>
-      </w:r>
+        <w:t>vs</w:t>
+      </w:r>
+      <w:proofErr w:type="spellEnd"/>
       <w:r>
         <w:rPr>
           <w:i/>
@@ -13628,37 +13304,101 @@
           <w:sz w:val="20"/>
           <w:szCs w:val="20"/>
         </w:rPr>
-        <w:t xml:space="preserve"> — HibernateQueryTool.java — anotações @Tool e @P prontas para function calling (demo-hibernate-</w:t>
-      </w:r>
-      <w:proofErr w:type="gramStart"/>
-      <w:r>
-        <w:rPr>
-          <w:i/>
-          <w:iCs/>
-          <w:color w:val="595959"/>
-          <w:sz w:val="20"/>
-          <w:szCs w:val="20"/>
-        </w:rPr>
-        <w:t>ai</w:t>
+        <w:t xml:space="preserve"> Agente</w:t>
       </w:r>
       <w:proofErr w:type="gramEnd"/>
-      <w:r>
-        <w:rPr>
-          <w:i/>
-          <w:iCs/>
-          <w:color w:val="595959"/>
-          <w:sz w:val="20"/>
-          <w:szCs w:val="20"/>
-        </w:rPr>
-        <w:t>)</w:t>
-      </w:r>
     </w:p>
     <w:p>
-      <w:pPr>
-        <w:spacing w:before="80" w:after="80" w:line="276" w:lineRule="auto"/>
-      </w:pPr>
-      <w:r>
-        <w:t>A distinção é importante: os dois @AiService (HqlGenerator e AnswerFormatter) não usam tools — usam @SystemMessage/@UserMessage para prompt engineering declarativo. O HibernateQueryTool não é um @AiService, é um @Component chamado diretamente pelo DatabaseAssistant.</w:t>
+      <w:r>
+        <w:t>@AiService (</w:t>
+      </w:r>
+      <w:proofErr w:type="spellStart"/>
+      <w:r>
+        <w:t>HqlGenerator</w:t>
+      </w:r>
+      <w:proofErr w:type="spellEnd"/>
+      <w:r>
+        <w:t xml:space="preserve"> e </w:t>
+      </w:r>
+      <w:proofErr w:type="spellStart"/>
+      <w:r>
+        <w:t>AnswerFormatter</w:t>
+      </w:r>
+      <w:proofErr w:type="spellEnd"/>
+      <w:r>
+        <w:t xml:space="preserve">) são interfaces sem implementação — o LangChain4j gera o proxy em </w:t>
+      </w:r>
+      <w:proofErr w:type="spellStart"/>
+      <w:r>
+        <w:t>runtime</w:t>
+      </w:r>
+      <w:proofErr w:type="spellEnd"/>
+      <w:r>
+        <w:t xml:space="preserve"> e envia os </w:t>
+      </w:r>
+      <w:proofErr w:type="spellStart"/>
+      <w:r>
+        <w:t>prompts</w:t>
+      </w:r>
+      <w:proofErr w:type="spellEnd"/>
+      <w:r>
+        <w:t xml:space="preserve"> ao LLM usando @SystemMessage/@UserMessage. São os componentes que falam com o LLM. O </w:t>
+      </w:r>
+      <w:proofErr w:type="spellStart"/>
+      <w:r>
+        <w:t>HibernateQueryTool</w:t>
+      </w:r>
+      <w:proofErr w:type="spellEnd"/>
+      <w:r>
+        <w:t xml:space="preserve">, pelo contrário, é um @Component Spring normal: quando chamado, executa a </w:t>
+      </w:r>
+      <w:proofErr w:type="spellStart"/>
+      <w:r>
+        <w:t>query</w:t>
+      </w:r>
+      <w:proofErr w:type="spellEnd"/>
+      <w:r>
+        <w:t xml:space="preserve"> via </w:t>
+      </w:r>
+      <w:proofErr w:type="spellStart"/>
+      <w:r>
+        <w:t>EntityManager</w:t>
+      </w:r>
+      <w:proofErr w:type="spellEnd"/>
+      <w:r>
+        <w:t xml:space="preserve"> do JPA e devolve uma </w:t>
+      </w:r>
+      <w:proofErr w:type="spellStart"/>
+      <w:r>
+        <w:t>String</w:t>
+      </w:r>
+      <w:proofErr w:type="spellEnd"/>
+      <w:r>
+        <w:t xml:space="preserve"> com os resultados — nunca fala com o LLM. O </w:t>
+      </w:r>
+      <w:proofErr w:type="spellStart"/>
+      <w:r>
+        <w:t>DatabaseAssistant</w:t>
+      </w:r>
+      <w:proofErr w:type="spellEnd"/>
+      <w:r>
+        <w:t xml:space="preserve"> orquestra os dois: chama os @AiService para as operações de linguagem natural e chama o </w:t>
+      </w:r>
+      <w:proofErr w:type="spellStart"/>
+      <w:r>
+        <w:t>HibernateQueryTool</w:t>
+      </w:r>
+      <w:proofErr w:type="spellEnd"/>
+      <w:r>
+        <w:t xml:space="preserve"> </w:t>
+      </w:r>
+      <w:proofErr w:type="spellStart"/>
+      <w:r>
+        <w:t>directamente</w:t>
+      </w:r>
+      <w:proofErr w:type="spellEnd"/>
+      <w:r>
+        <w:t xml:space="preserve"> para aceder à base de dados.</w:t>
       </w:r>
     </w:p>
     <w:p>
@@ -13667,6 +13407,7 @@
       </w:pPr>
       <w:bookmarkStart w:id="14" w:name="_Toc230252210"/>
       <w:r>
+        <w:lastRenderedPageBreak/>
         <w:t>LangChain4j</w:t>
       </w:r>
       <w:bookmarkEnd w:id="14"/>
@@ -13729,7 +13470,7 @@
               </wp:anchor>
             </w:drawing>
           </mc:Choice>
-          <mc:Fallback xmlns:ns9="http://schemas.openxmlformats.org/drawingml/2006/picture" xmlns:ns5="http://schemas.openxmlformats.org/drawingml/2006/main" xmlns:ns11="http://schemas.microsoft.com/office/drawing/2010/main">
+          <mc:Fallback xmlns:ns11="http://schemas.microsoft.com/office/drawing/2010/main" xmlns:ns5="http://schemas.openxmlformats.org/drawingml/2006/main" xmlns:ns9="http://schemas.openxmlformats.org/drawingml/2006/picture">
             <w:pict>
               <v:line w14:anchorId="33E8BA80" id="Conexão Reta 3" o:spid="_x0000_s1026" style="position:absolute;z-index:251678720;visibility:visible;mso-wrap-style:square;mso-wrap-distance-left:9pt;mso-wrap-distance-top:0;mso-wrap-distance-right:9pt;mso-wrap-distance-bottom:0;mso-position-horizontal:absolute;mso-position-horizontal-relative:text;mso-position-vertical:absolute;mso-position-vertical-relative:text" from="0,0" to="484.2pt,0" o:gfxdata="UEsDBBQABgAIAAAAIQC2gziS/gAAAOEBAAATAAAAW0NvbnRlbnRfVHlwZXNdLnhtbJSRQU7DMBBF 90jcwfIWJU67QAgl6YK0S0CoHGBkTxKLZGx5TGhvj5O2G0SRWNoz/78nu9wcxkFMGNg6quQqL6RA 0s5Y6ir5vt9lD1JwBDIwOMJKHpHlpr69KfdHjyxSmriSfYz+USnWPY7AufNIadK6MEJMx9ApD/oD OlTrorhX2lFEilmcO2RdNtjC5xDF9pCuTyYBB5bi6bQ4syoJ3g9WQ0ymaiLzg5KdCXlKLjvcW893 SUOqXwnz5DrgnHtJTxOsQfEKIT7DmDSUCaxw7Rqn8787ZsmRM9e2VmPeBN4uqYvTtW7jvijg9N/y JsXecLq0q+WD6m8AAAD//wMAUEsDBBQABgAIAAAAIQA4/SH/1gAAAJQBAAALAAAAX3JlbHMvLnJl bHOkkMFqwzAMhu+DvYPRfXGawxijTi+j0GvpHsDYimMaW0Yy2fr2M4PBMnrbUb/Q94l/f/hMi1qR JVI2sOt6UJgd+ZiDgffL8ekFlFSbvV0oo4EbChzGx4f9GRdb25HMsYhqlCwG5lrLq9biZkxWOiqY 22YiTra2kYMu1l1tQD30/bPm3wwYN0x18gb45AdQl1tp5j/sFB2T0FQ7R0nTNEV3j6o9feQzro1i OWA14Fm+Q8a1a8+Bvu/d/dMb2JY5uiPbhG/ktn4cqGU/er3pcvwCAAD//wMAUEsDBBQABgAIAAAA IQCZ2PQonAEAAJQDAAAOAAAAZHJzL2Uyb0RvYy54bWysU01P3DAQvVfqf7B8Z5MAQm202T2A4FK1 qMAPMM54Y8n2WLbZZP99x97dLGorIRAXxx/z3sx7M1muJ2vYFkLU6DreLGrOwEnstdt0/Onx9uwb ZzEJ1wuDDjq+g8jXq69flqNv4RwHND0ERiQutqPv+JCSb6sqygGsiAv04OhRYbAi0TFsqj6Ikdit qc7r+qoaMfQ+oIQY6fZm/8hXhV8pkOmXUhESMx2n2lJZQ1mf81qtlqLdBOEHLQ9liA9UYYV2lHSm uhFJsJeg/6GyWgaMqNJCoq1QKS2haCA1Tf2XmodBeChayJzoZ5vi59HKn9trdx/IhtHHNvr7kFVM Ktj8pfrYVMzazWbBlJiky6vm8vvFJXkqj2/VCehDTHeAluVNx412WYdoxfZHTJSMQo8hdDilLru0 M5CDjfsNiumekjUFXaYCrk1gW0H9FFKCS03uIfGV6AxT2pgZWL8NPMRnKJSJeQ94RpTM6NIMttph +F/2NB1LVvv4owN73dmCZ+x3pSnFGmp9UXgY0zxbr88FfvqZVn8AAAD//wMAUEsDBBQABgAIAAAA IQBdcTjb3gAAAAcBAAAPAAAAZHJzL2Rvd25yZXYueG1sTI9Ba8JAEIXvBf/DMkJvdVMpYmM2IpZS KxSpLdjjmp0m0exs2F1N/Pcde2kvDx6PefO9bN7bRpzRh9qRgvtRAgKpcKamUsHnx/PdFESImoxu HKGCCwaY54ObTKfGdfSO520sBZdQSLWCKsY2lTIUFVodRq5F4uzbeasjW19K43XH5baR4ySZSKtr 4g+VbnFZYXHcnqyCN79aLRfry4E2X7bbjde7zWv/otTtsH+asSxmICL28e8CrhuYH3IG27sTmSAa Bbwm/ipnj5PpA4j91co8k//58x8AAAD//wMAUEsBAi0AFAAGAAgAAAAhALaDOJL+AAAA4QEAABMA AAAAAAAAAAAAAAAAAAAAAFtDb250ZW50X1R5cGVzXS54bWxQSwECLQAUAAYACAAAACEAOP0h/9YA AACUAQAACwAAAAAAAAAAAAAAAAAvAQAAX3JlbHMvLnJlbHNQSwECLQAUAAYACAAAACEAmdj0KJwB AACUAwAADgAAAAAAAAAAAAAAAAAuAgAAZHJzL2Uyb0RvYy54bWxQSwECLQAUAAYACAAAACEAXXE4 294AAAAHAQAADwAAAAAAAAAAAAAAAAD2AwAAZHJzL2Rvd25yZXYueG1sUEsFBgAAAAAEAAQA8wAA AAEFAAAAAA== " strokecolor="#156082 [3204]" strokeweight=".5pt">
                 <v:stroke joinstyle="miter"/>
@@ -13987,7 +13728,7 @@
               </wp:anchor>
             </w:drawing>
           </mc:Choice>
-          <mc:Fallback xmlns:ns9="http://schemas.openxmlformats.org/drawingml/2006/picture" xmlns:ns5="http://schemas.openxmlformats.org/drawingml/2006/main" xmlns:ns11="http://schemas.microsoft.com/office/drawing/2010/main">
+          <mc:Fallback xmlns:ns11="http://schemas.microsoft.com/office/drawing/2010/main" xmlns:ns5="http://schemas.openxmlformats.org/drawingml/2006/main" xmlns:ns9="http://schemas.openxmlformats.org/drawingml/2006/picture">
             <w:pict>
               <v:line w14:anchorId="09D61D67" id="Conexão Reta 3" o:spid="_x0000_s1026" style="position:absolute;z-index:251680768;visibility:visible;mso-wrap-style:square;mso-wrap-distance-left:9pt;mso-wrap-distance-top:0;mso-wrap-distance-right:9pt;mso-wrap-distance-bottom:0;mso-position-horizontal:absolute;mso-position-horizontal-relative:text;mso-position-vertical:absolute;mso-position-vertical-relative:text" from="0,-.05pt" to="484.2pt,-.05pt" o:gfxdata="UEsDBBQABgAIAAAAIQC2gziS/gAAAOEBAAATAAAAW0NvbnRlbnRfVHlwZXNdLnhtbJSRQU7DMBBF 90jcwfIWJU67QAgl6YK0S0CoHGBkTxKLZGx5TGhvj5O2G0SRWNoz/78nu9wcxkFMGNg6quQqL6RA 0s5Y6ir5vt9lD1JwBDIwOMJKHpHlpr69KfdHjyxSmriSfYz+USnWPY7AufNIadK6MEJMx9ApD/oD OlTrorhX2lFEilmcO2RdNtjC5xDF9pCuTyYBB5bi6bQ4syoJ3g9WQ0ymaiLzg5KdCXlKLjvcW893 SUOqXwnz5DrgnHtJTxOsQfEKIT7DmDSUCaxw7Rqn8787ZsmRM9e2VmPeBN4uqYvTtW7jvijg9N/y JsXecLq0q+WD6m8AAAD//wMAUEsDBBQABgAIAAAAIQA4/SH/1gAAAJQBAAALAAAAX3JlbHMvLnJl bHOkkMFqwzAMhu+DvYPRfXGawxijTi+j0GvpHsDYimMaW0Yy2fr2M4PBMnrbUb/Q94l/f/hMi1qR JVI2sOt6UJgd+ZiDgffL8ekFlFSbvV0oo4EbChzGx4f9GRdb25HMsYhqlCwG5lrLq9biZkxWOiqY 22YiTra2kYMu1l1tQD30/bPm3wwYN0x18gb45AdQl1tp5j/sFB2T0FQ7R0nTNEV3j6o9feQzro1i OWA14Fm+Q8a1a8+Bvu/d/dMb2JY5uiPbhG/ktn4cqGU/er3pcvwCAAD//wMAUEsDBBQABgAIAAAA IQCZ2PQonAEAAJQDAAAOAAAAZHJzL2Uyb0RvYy54bWysU01P3DAQvVfqf7B8Z5MAQm202T2A4FK1 qMAPMM54Y8n2WLbZZP99x97dLGorIRAXxx/z3sx7M1muJ2vYFkLU6DreLGrOwEnstdt0/Onx9uwb ZzEJ1wuDDjq+g8jXq69flqNv4RwHND0ERiQutqPv+JCSb6sqygGsiAv04OhRYbAi0TFsqj6Ikdit qc7r+qoaMfQ+oIQY6fZm/8hXhV8pkOmXUhESMx2n2lJZQ1mf81qtlqLdBOEHLQ9liA9UYYV2lHSm uhFJsJeg/6GyWgaMqNJCoq1QKS2haCA1Tf2XmodBeChayJzoZ5vi59HKn9trdx/IhtHHNvr7kFVM Ktj8pfrYVMzazWbBlJiky6vm8vvFJXkqj2/VCehDTHeAluVNx412WYdoxfZHTJSMQo8hdDilLru0 M5CDjfsNiumekjUFXaYCrk1gW0H9FFKCS03uIfGV6AxT2pgZWL8NPMRnKJSJeQ94RpTM6NIMttph +F/2NB1LVvv4owN73dmCZ+x3pSnFGmp9UXgY0zxbr88FfvqZVn8AAAD//wMAUEsDBBQABgAIAAAA IQCasyRQ4AAAAAkBAAAPAAAAZHJzL2Rvd25yZXYueG1sTI9Ba8JAEIXvhf6HZQq96UYpYmM2IpZS KxSpFfS4ZqdJ2uxs2F1N/Pcde2kvA4/He/O+bN7bRpzRh9qRgtEwAYFUOFNTqWD38TyYgghRk9GN I1RwwQDz/PYm06lxHb3jeRtLwSUUUq2girFNpQxFhVaHoWuR2Pt03urI0pfSeN1xuW3kOEkm0uqa +EOlW1xWWHxvT1bBm1+tlov15Ys2B9vtx+v95rV/Uer+rn+a8VnMQETs418Crgy8H3IednQnMkE0 CpgmKhiMQLD5OJk+gDj+apln8j9B/gMAAP//AwBQSwECLQAUAAYACAAAACEAtoM4kv4AAADhAQAA EwAAAAAAAAAAAAAAAAAAAAAAW0NvbnRlbnRfVHlwZXNdLnhtbFBLAQItABQABgAIAAAAIQA4/SH/ 1gAAAJQBAAALAAAAAAAAAAAAAAAAAC8BAABfcmVscy8ucmVsc1BLAQItABQABgAIAAAAIQCZ2PQo nAEAAJQDAAAOAAAAAAAAAAAAAAAAAC4CAABkcnMvZTJvRG9jLnhtbFBLAQItABQABgAIAAAAIQCa syRQ4AAAAAkBAAAPAAAAAAAAAAAAAAAAAPYDAABkcnMvZG93bnJldi54bWxQSwUGAAAAAAQABADz AAAAAwUAAAAA " strokecolor="#156082 [3204]" strokeweight=".5pt">
                 <v:stroke joinstyle="miter"/>
@@ -14068,7 +13809,7 @@
               </wp:anchor>
             </w:drawing>
           </mc:Choice>
-          <mc:Fallback xmlns:ns9="http://schemas.openxmlformats.org/drawingml/2006/picture" xmlns:ns5="http://schemas.openxmlformats.org/drawingml/2006/main" xmlns:ns11="http://schemas.microsoft.com/office/drawing/2010/main">
+          <mc:Fallback xmlns:ns11="http://schemas.microsoft.com/office/drawing/2010/main" xmlns:ns5="http://schemas.openxmlformats.org/drawingml/2006/main" xmlns:ns9="http://schemas.openxmlformats.org/drawingml/2006/picture">
             <w:pict>
               <v:line w14:anchorId="1705DB05" id="Conexão Reta 3" o:spid="_x0000_s1026" style="position:absolute;z-index:251682816;visibility:visible;mso-wrap-style:square;mso-wrap-distance-left:9pt;mso-wrap-distance-top:0;mso-wrap-distance-right:9pt;mso-wrap-distance-bottom:0;mso-position-horizontal:absolute;mso-position-horizontal-relative:text;mso-position-vertical:absolute;mso-position-vertical-relative:text" from="0,-.05pt" to="484.2pt,-.05pt" o:gfxdata="UEsDBBQABgAIAAAAIQC2gziS/gAAAOEBAAATAAAAW0NvbnRlbnRfVHlwZXNdLnhtbJSRQU7DMBBF 90jcwfIWJU67QAgl6YK0S0CoHGBkTxKLZGx5TGhvj5O2G0SRWNoz/78nu9wcxkFMGNg6quQqL6RA 0s5Y6ir5vt9lD1JwBDIwOMJKHpHlpr69KfdHjyxSmriSfYz+USnWPY7AufNIadK6MEJMx9ApD/oD OlTrorhX2lFEilmcO2RdNtjC5xDF9pCuTyYBB5bi6bQ4syoJ3g9WQ0ymaiLzg5KdCXlKLjvcW893 SUOqXwnz5DrgnHtJTxOsQfEKIT7DmDSUCaxw7Rqn8787ZsmRM9e2VmPeBN4uqYvTtW7jvijg9N/y JsXecLq0q+WD6m8AAAD//wMAUEsDBBQABgAIAAAAIQA4/SH/1gAAAJQBAAALAAAAX3JlbHMvLnJl bHOkkMFqwzAMhu+DvYPRfXGawxijTi+j0GvpHsDYimMaW0Yy2fr2M4PBMnrbUb/Q94l/f/hMi1qR JVI2sOt6UJgd+ZiDgffL8ekFlFSbvV0oo4EbChzGx4f9GRdb25HMsYhqlCwG5lrLq9biZkxWOiqY 22YiTra2kYMu1l1tQD30/bPm3wwYN0x18gb45AdQl1tp5j/sFB2T0FQ7R0nTNEV3j6o9feQzro1i OWA14Fm+Q8a1a8+Bvu/d/dMb2JY5uiPbhG/ktn4cqGU/er3pcvwCAAD//wMAUEsDBBQABgAIAAAA IQCZ2PQonAEAAJQDAAAOAAAAZHJzL2Uyb0RvYy54bWysU01P3DAQvVfqf7B8Z5MAQm202T2A4FK1 qMAPMM54Y8n2WLbZZP99x97dLGorIRAXxx/z3sx7M1muJ2vYFkLU6DreLGrOwEnstdt0/Onx9uwb ZzEJ1wuDDjq+g8jXq69flqNv4RwHND0ERiQutqPv+JCSb6sqygGsiAv04OhRYbAi0TFsqj6Ikdit qc7r+qoaMfQ+oIQY6fZm/8hXhV8pkOmXUhESMx2n2lJZQ1mf81qtlqLdBOEHLQ9liA9UYYV2lHSm uhFJsJeg/6GyWgaMqNJCoq1QKS2haCA1Tf2XmodBeChayJzoZ5vi59HKn9trdx/IhtHHNvr7kFVM Ktj8pfrYVMzazWbBlJiky6vm8vvFJXkqj2/VCehDTHeAluVNx412WYdoxfZHTJSMQo8hdDilLru0 M5CDjfsNiumekjUFXaYCrk1gW0H9FFKCS03uIfGV6AxT2pgZWL8NPMRnKJSJeQ94RpTM6NIMttph +F/2NB1LVvv4owN73dmCZ+x3pSnFGmp9UXgY0zxbr88FfvqZVn8AAAD//wMAUEsDBBQABgAIAAAA IQCasyRQ4AAAAAkBAAAPAAAAZHJzL2Rvd25yZXYueG1sTI9Ba8JAEIXvhf6HZQq96UYpYmM2IpZS KxSpFfS4ZqdJ2uxs2F1N/Pcde2kvA4/He/O+bN7bRpzRh9qRgtEwAYFUOFNTqWD38TyYgghRk9GN I1RwwQDz/PYm06lxHb3jeRtLwSUUUq2girFNpQxFhVaHoWuR2Pt03urI0pfSeN1xuW3kOEkm0uqa +EOlW1xWWHxvT1bBm1+tlov15Ys2B9vtx+v95rV/Uer+rn+a8VnMQETs418Crgy8H3IednQnMkE0 CpgmKhiMQLD5OJk+gDj+apln8j9B/gMAAP//AwBQSwECLQAUAAYACAAAACEAtoM4kv4AAADhAQAA EwAAAAAAAAAAAAAAAAAAAAAAW0NvbnRlbnRfVHlwZXNdLnhtbFBLAQItABQABgAIAAAAIQA4/SH/ 1gAAAJQBAAALAAAAAAAAAAAAAAAAAC8BAABfcmVscy8ucmVsc1BLAQItABQABgAIAAAAIQCZ2PQo nAEAAJQDAAAOAAAAAAAAAAAAAAAAAC4CAABkcnMvZTJvRG9jLnhtbFBLAQItABQABgAIAAAAIQCa syRQ4AAAAAkBAAAPAAAAAAAAAAAAAAAAAPYDAABkcnMvZG93bnJldi54bWxQSwUGAAAAAAQABADz AAAAAwUAAAAA " strokecolor="#156082 [3204]" strokeweight=".5pt">
                 <v:stroke joinstyle="miter"/>
@@ -14168,7 +13909,6 @@
                 <w:sz w:val="18"/>
                 <w:szCs w:val="18"/>
               </w:rPr>
-              <w:lastRenderedPageBreak/>
               <w:t>@Service</w:t>
             </w:r>
           </w:p>
@@ -14397,6 +14137,7 @@
                 <w:szCs w:val="18"/>
                 <w:lang w:val="en-US"/>
               </w:rPr>
+              <w:lastRenderedPageBreak/>
               <w:t xml:space="preserve">        </w:t>
             </w:r>
             <w:proofErr w:type="gramStart"/>
@@ -16897,7 +16638,7 @@
               </wp:anchor>
             </w:drawing>
           </mc:Choice>
-          <mc:Fallback xmlns:ns9="http://schemas.openxmlformats.org/drawingml/2006/picture" xmlns:ns5="http://schemas.openxmlformats.org/drawingml/2006/main" xmlns:ns11="http://schemas.microsoft.com/office/drawing/2010/main">
+          <mc:Fallback xmlns:ns11="http://schemas.microsoft.com/office/drawing/2010/main" xmlns:ns5="http://schemas.openxmlformats.org/drawingml/2006/main" xmlns:ns9="http://schemas.openxmlformats.org/drawingml/2006/picture">
             <w:pict>
               <v:line w14:anchorId="33CA8BAD" id="Conexão Reta 3" o:spid="_x0000_s1026" style="position:absolute;z-index:251684864;visibility:visible;mso-wrap-style:square;mso-wrap-distance-left:9pt;mso-wrap-distance-top:0;mso-wrap-distance-right:9pt;mso-wrap-distance-bottom:0;mso-position-horizontal:absolute;mso-position-horizontal-relative:text;mso-position-vertical:absolute;mso-position-vertical-relative:text" from="0,0" to="484.2pt,0" o:gfxdata="UEsDBBQABgAIAAAAIQC2gziS/gAAAOEBAAATAAAAW0NvbnRlbnRfVHlwZXNdLnhtbJSRQU7DMBBF 90jcwfIWJU67QAgl6YK0S0CoHGBkTxKLZGx5TGhvj5O2G0SRWNoz/78nu9wcxkFMGNg6quQqL6RA 0s5Y6ir5vt9lD1JwBDIwOMJKHpHlpr69KfdHjyxSmriSfYz+USnWPY7AufNIadK6MEJMx9ApD/oD OlTrorhX2lFEilmcO2RdNtjC5xDF9pCuTyYBB5bi6bQ4syoJ3g9WQ0ymaiLzg5KdCXlKLjvcW893 SUOqXwnz5DrgnHtJTxOsQfEKIT7DmDSUCaxw7Rqn8787ZsmRM9e2VmPeBN4uqYvTtW7jvijg9N/y JsXecLq0q+WD6m8AAAD//wMAUEsDBBQABgAIAAAAIQA4/SH/1gAAAJQBAAALAAAAX3JlbHMvLnJl bHOkkMFqwzAMhu+DvYPRfXGawxijTi+j0GvpHsDYimMaW0Yy2fr2M4PBMnrbUb/Q94l/f/hMi1qR JVI2sOt6UJgd+ZiDgffL8ekFlFSbvV0oo4EbChzGx4f9GRdb25HMsYhqlCwG5lrLq9biZkxWOiqY 22YiTra2kYMu1l1tQD30/bPm3wwYN0x18gb45AdQl1tp5j/sFB2T0FQ7R0nTNEV3j6o9feQzro1i OWA14Fm+Q8a1a8+Bvu/d/dMb2JY5uiPbhG/ktn4cqGU/er3pcvwCAAD//wMAUEsDBBQABgAIAAAA IQCZ2PQonAEAAJQDAAAOAAAAZHJzL2Uyb0RvYy54bWysU01P3DAQvVfqf7B8Z5MAQm202T2A4FK1 qMAPMM54Y8n2WLbZZP99x97dLGorIRAXxx/z3sx7M1muJ2vYFkLU6DreLGrOwEnstdt0/Onx9uwb ZzEJ1wuDDjq+g8jXq69flqNv4RwHND0ERiQutqPv+JCSb6sqygGsiAv04OhRYbAi0TFsqj6Ikdit qc7r+qoaMfQ+oIQY6fZm/8hXhV8pkOmXUhESMx2n2lJZQ1mf81qtlqLdBOEHLQ9liA9UYYV2lHSm uhFJsJeg/6GyWgaMqNJCoq1QKS2haCA1Tf2XmodBeChayJzoZ5vi59HKn9trdx/IhtHHNvr7kFVM Ktj8pfrYVMzazWbBlJiky6vm8vvFJXkqj2/VCehDTHeAluVNx412WYdoxfZHTJSMQo8hdDilLru0 M5CDjfsNiumekjUFXaYCrk1gW0H9FFKCS03uIfGV6AxT2pgZWL8NPMRnKJSJeQ94RpTM6NIMttph +F/2NB1LVvv4owN73dmCZ+x3pSnFGmp9UXgY0zxbr88FfvqZVn8AAAD//wMAUEsDBBQABgAIAAAA IQBdcTjb3gAAAAcBAAAPAAAAZHJzL2Rvd25yZXYueG1sTI9Ba8JAEIXvBf/DMkJvdVMpYmM2IpZS KxSpLdjjmp0m0exs2F1N/Pcde2kvDx6PefO9bN7bRpzRh9qRgvtRAgKpcKamUsHnx/PdFESImoxu HKGCCwaY54ObTKfGdfSO520sBZdQSLWCKsY2lTIUFVodRq5F4uzbeasjW19K43XH5baR4ySZSKtr 4g+VbnFZYXHcnqyCN79aLRfry4E2X7bbjde7zWv/otTtsH+asSxmICL28e8CrhuYH3IG27sTmSAa Bbwm/ipnj5PpA4j91co8k//58x8AAAD//wMAUEsBAi0AFAAGAAgAAAAhALaDOJL+AAAA4QEAABMA AAAAAAAAAAAAAAAAAAAAAFtDb250ZW50X1R5cGVzXS54bWxQSwECLQAUAAYACAAAACEAOP0h/9YA AACUAQAACwAAAAAAAAAAAAAAAAAvAQAAX3JlbHMvLnJlbHNQSwECLQAUAAYACAAAACEAmdj0KJwB AACUAwAADgAAAAAAAAAAAAAAAAAuAgAAZHJzL2Uyb0RvYy54bWxQSwECLQAUAAYACAAAACEAXXE4 294AAAAHAQAADwAAAAAAAAAAAAAAAAD2AwAAZHJzL2Rvd25yZXYueG1sUEsFBgAAAAAEAAQA8wAA AAEFAAAAAA== " strokecolor="#156082 [3204]" strokeweight=".5pt">
                 <v:stroke joinstyle="miter"/>
@@ -17179,7 +16920,6 @@
                 <w:szCs w:val="18"/>
                 <w:lang w:val="en-US"/>
               </w:rPr>
-              <w:lastRenderedPageBreak/>
               <w:t xml:space="preserve">WHERE </w:t>
             </w:r>
             <w:proofErr w:type="spellStart"/>
@@ -17393,6 +17133,7 @@
         <w:spacing w:before="80" w:after="80" w:line="276" w:lineRule="auto"/>
       </w:pPr>
       <w:r>
+        <w:lastRenderedPageBreak/>
         <w:t>HQL gerado pelo Hibernate Assistant (correto):</w:t>
       </w:r>
     </w:p>
@@ -18411,7 +18152,7 @@
               </wp:anchor>
             </w:drawing>
           </mc:Choice>
-          <mc:Fallback xmlns:ns9="http://schemas.openxmlformats.org/drawingml/2006/picture" xmlns:ns5="http://schemas.openxmlformats.org/drawingml/2006/main" xmlns:ns11="http://schemas.microsoft.com/office/drawing/2010/main">
+          <mc:Fallback xmlns:ns11="http://schemas.microsoft.com/office/drawing/2010/main" xmlns:ns5="http://schemas.openxmlformats.org/drawingml/2006/main" xmlns:ns9="http://schemas.openxmlformats.org/drawingml/2006/picture">
             <w:pict>
               <v:line w14:anchorId="2E235C5D" id="Conexão Reta 3" o:spid="_x0000_s1026" style="position:absolute;z-index:251686912;visibility:visible;mso-wrap-style:square;mso-wrap-distance-left:9pt;mso-wrap-distance-top:0;mso-wrap-distance-right:9pt;mso-wrap-distance-bottom:0;mso-position-horizontal:absolute;mso-position-horizontal-relative:text;mso-position-vertical:absolute;mso-position-vertical-relative:text" from="0,-.05pt" to="484.2pt,-.05pt" o:gfxdata="UEsDBBQABgAIAAAAIQC2gziS/gAAAOEBAAATAAAAW0NvbnRlbnRfVHlwZXNdLnhtbJSRQU7DMBBF 90jcwfIWJU67QAgl6YK0S0CoHGBkTxKLZGx5TGhvj5O2G0SRWNoz/78nu9wcxkFMGNg6quQqL6RA 0s5Y6ir5vt9lD1JwBDIwOMJKHpHlpr69KfdHjyxSmriSfYz+USnWPY7AufNIadK6MEJMx9ApD/oD OlTrorhX2lFEilmcO2RdNtjC5xDF9pCuTyYBB5bi6bQ4syoJ3g9WQ0ymaiLzg5KdCXlKLjvcW893 SUOqXwnz5DrgnHtJTxOsQfEKIT7DmDSUCaxw7Rqn8787ZsmRM9e2VmPeBN4uqYvTtW7jvijg9N/y JsXecLq0q+WD6m8AAAD//wMAUEsDBBQABgAIAAAAIQA4/SH/1gAAAJQBAAALAAAAX3JlbHMvLnJl bHOkkMFqwzAMhu+DvYPRfXGawxijTi+j0GvpHsDYimMaW0Yy2fr2M4PBMnrbUb/Q94l/f/hMi1qR JVI2sOt6UJgd+ZiDgffL8ekFlFSbvV0oo4EbChzGx4f9GRdb25HMsYhqlCwG5lrLq9biZkxWOiqY 22YiTra2kYMu1l1tQD30/bPm3wwYN0x18gb45AdQl1tp5j/sFB2T0FQ7R0nTNEV3j6o9feQzro1i OWA14Fm+Q8a1a8+Bvu/d/dMb2JY5uiPbhG/ktn4cqGU/er3pcvwCAAD//wMAUEsDBBQABgAIAAAA IQCZ2PQonAEAAJQDAAAOAAAAZHJzL2Uyb0RvYy54bWysU01P3DAQvVfqf7B8Z5MAQm202T2A4FK1 qMAPMM54Y8n2WLbZZP99x97dLGorIRAXxx/z3sx7M1muJ2vYFkLU6DreLGrOwEnstdt0/Onx9uwb ZzEJ1wuDDjq+g8jXq69flqNv4RwHND0ERiQutqPv+JCSb6sqygGsiAv04OhRYbAi0TFsqj6Ikdit qc7r+qoaMfQ+oIQY6fZm/8hXhV8pkOmXUhESMx2n2lJZQ1mf81qtlqLdBOEHLQ9liA9UYYV2lHSm uhFJsJeg/6GyWgaMqNJCoq1QKS2haCA1Tf2XmodBeChayJzoZ5vi59HKn9trdx/IhtHHNvr7kFVM Ktj8pfrYVMzazWbBlJiky6vm8vvFJXkqj2/VCehDTHeAluVNx412WYdoxfZHTJSMQo8hdDilLru0 M5CDjfsNiumekjUFXaYCrk1gW0H9FFKCS03uIfGV6AxT2pgZWL8NPMRnKJSJeQ94RpTM6NIMttph +F/2NB1LVvv4owN73dmCZ+x3pSnFGmp9UXgY0zxbr88FfvqZVn8AAAD//wMAUEsDBBQABgAIAAAA IQCasyRQ4AAAAAkBAAAPAAAAZHJzL2Rvd25yZXYueG1sTI9Ba8JAEIXvhf6HZQq96UYpYmM2IpZS KxSpFfS4ZqdJ2uxs2F1N/Pcde2kvA4/He/O+bN7bRpzRh9qRgtEwAYFUOFNTqWD38TyYgghRk9GN I1RwwQDz/PYm06lxHb3jeRtLwSUUUq2girFNpQxFhVaHoWuR2Pt03urI0pfSeN1xuW3kOEkm0uqa +EOlW1xWWHxvT1bBm1+tlov15Ys2B9vtx+v95rV/Uer+rn+a8VnMQETs418Crgy8H3IednQnMkE0 CpgmKhiMQLD5OJk+gDj+apln8j9B/gMAAP//AwBQSwECLQAUAAYACAAAACEAtoM4kv4AAADhAQAA EwAAAAAAAAAAAAAAAAAAAAAAW0NvbnRlbnRfVHlwZXNdLnhtbFBLAQItABQABgAIAAAAIQA4/SH/ 1gAAAJQBAAALAAAAAAAAAAAAAAAAAC8BAABfcmVscy8ucmVsc1BLAQItABQABgAIAAAAIQCZ2PQo nAEAAJQDAAAOAAAAAAAAAAAAAAAAAC4CAABkcnMvZTJvRG9jLnhtbFBLAQItABQABgAIAAAAIQCa syRQ4AAAAAkBAAAPAAAAAAAAAAAAAAAAAPYDAABkcnMvZG93bnJldi54bWxQSwUGAAAAAAQABADz AAAAAwUAAAAA " strokecolor="#156082 [3204]" strokeweight=".5pt">
                 <v:stroke joinstyle="miter"/>
@@ -18437,7 +18178,6 @@
         <w:spacing w:before="80"/>
       </w:pPr>
       <w:r>
-        <w:lastRenderedPageBreak/>
         <w:t>No Hibernate Assistant, a abordagem é mais direta e adequada para dados estruturados: o LLM gera uma query HQL a partir da pergunta do utilizador, o Hibernate executa-a na base de dados real e os resultados são devolvidos ao modelo como contexto. Não são precisos embeddings, bases de dados vetoriais, nem pré-indexação. O modelo trabalha com dados reais, em tempo real, e as respostas são determinísticas e verificáveis — uma vantagem clara para sistemas com esquema relacional bem definido.</w:t>
       </w:r>
     </w:p>
@@ -18551,6 +18291,7 @@
                 <w:sz w:val="20"/>
                 <w:szCs w:val="20"/>
               </w:rPr>
+              <w:lastRenderedPageBreak/>
               <w:t>Fonte dos dados</w:t>
             </w:r>
           </w:p>
@@ -19358,7 +19099,6 @@
                 <w:szCs w:val="18"/>
                 <w:lang w:val="en-US"/>
               </w:rPr>
-              <w:lastRenderedPageBreak/>
               <w:t>// ── Entity whitelist: only these entities can be queried by the AI ──────</w:t>
             </w:r>
           </w:p>
@@ -19448,17 +19188,7 @@
                 <w:szCs w:val="18"/>
                 <w:lang w:val="en-US"/>
               </w:rPr>
-              <w:t>/</w:t>
-            </w:r>
-            <w:r>
-              <w:rPr>
-                <w:rFonts w:ascii="Courier New" w:hAnsi="Courier New" w:cs="Courier New"/>
-                <w:color w:val="FFFFFF" w:themeColor="background1"/>
-                <w:sz w:val="18"/>
-                <w:szCs w:val="18"/>
-                <w:lang w:val="en-US"/>
-              </w:rPr>
-              <w:t>/ ── Field blacklist: these fields are blocked even in allowed entities ───</w:t>
+              <w:t>// ── Field blacklist: these fields are blocked even in allowed entities ───</w:t>
             </w:r>
           </w:p>
           <w:p>
@@ -20026,16 +19756,7 @@
                 <w:szCs w:val="18"/>
                 <w:lang w:val="en-US"/>
               </w:rPr>
-              <w:t xml:space="preserve">      </w:t>
-            </w:r>
-            <w:r>
-              <w:rPr>
-                <w:color w:val="FFFFFF" w:themeColor="background1"/>
-                <w:sz w:val="18"/>
-                <w:szCs w:val="18"/>
-                <w:lang w:val="en-US"/>
-              </w:rPr>
-              <w:t xml:space="preserve">if </w:t>
+              <w:t xml:space="preserve">      if </w:t>
             </w:r>
             <w:proofErr w:type="gramStart"/>
             <w:r>
@@ -20098,25 +19819,7 @@
                 <w:lang w:val="en-US"/>
               </w:rPr>
               <w:br/>
-              <w:t xml:space="preserve">  </w:t>
-            </w:r>
-            <w:r>
-              <w:rPr>
-                <w:color w:val="FFFFFF" w:themeColor="background1"/>
-                <w:sz w:val="18"/>
-                <w:szCs w:val="18"/>
-                <w:lang w:val="en-US"/>
-              </w:rPr>
-              <w:t xml:space="preserve">      </w:t>
-            </w:r>
-            <w:r>
-              <w:rPr>
-                <w:color w:val="FFFFFF" w:themeColor="background1"/>
-                <w:sz w:val="18"/>
-                <w:szCs w:val="18"/>
-                <w:lang w:val="en-US"/>
-              </w:rPr>
-              <w:t xml:space="preserve">return "ERROR: Entity '" + entity </w:t>
+              <w:t xml:space="preserve">        return "ERROR: Entity '" + entity </w:t>
             </w:r>
           </w:p>
           <w:p>
@@ -20137,7 +19840,7 @@
                 <w:szCs w:val="18"/>
                 <w:lang w:val="en-US"/>
               </w:rPr>
-              <w:t xml:space="preserve">         </w:t>
+              <w:t xml:space="preserve">         + "' is not accessible via   this assistant. "</w:t>
             </w:r>
             <w:r>
               <w:rPr>
@@ -20146,53 +19849,8 @@
                 <w:szCs w:val="18"/>
                 <w:lang w:val="en-US"/>
               </w:rPr>
-              <w:t xml:space="preserve">+ "' is not accessible via </w:t>
-            </w:r>
-            <w:r>
-              <w:rPr>
-                <w:color w:val="FFFFFF" w:themeColor="background1"/>
-                <w:sz w:val="18"/>
-                <w:szCs w:val="18"/>
-                <w:lang w:val="en-US"/>
-              </w:rPr>
-              <w:t xml:space="preserve">  </w:t>
-            </w:r>
-            <w:r>
-              <w:rPr>
-                <w:color w:val="FFFFFF" w:themeColor="background1"/>
-                <w:sz w:val="18"/>
-                <w:szCs w:val="18"/>
-                <w:lang w:val="en-US"/>
-              </w:rPr>
-              <w:t>this assistant. "</w:t>
-            </w:r>
-            <w:r>
-              <w:rPr>
-                <w:color w:val="FFFFFF" w:themeColor="background1"/>
-                <w:sz w:val="18"/>
-                <w:szCs w:val="18"/>
-                <w:lang w:val="en-US"/>
-              </w:rPr>
               <w:br/>
-              <w:t xml:space="preserve">    </w:t>
-            </w:r>
-            <w:r>
-              <w:rPr>
-                <w:color w:val="FFFFFF" w:themeColor="background1"/>
-                <w:sz w:val="18"/>
-                <w:szCs w:val="18"/>
-                <w:lang w:val="en-US"/>
-              </w:rPr>
-              <w:t xml:space="preserve">     </w:t>
-            </w:r>
-            <w:r>
-              <w:rPr>
-                <w:color w:val="FFFFFF" w:themeColor="background1"/>
-                <w:sz w:val="18"/>
-                <w:szCs w:val="18"/>
-                <w:lang w:val="en-US"/>
-              </w:rPr>
-              <w:t xml:space="preserve">+ "Allowed entities: " + </w:t>
+              <w:t xml:space="preserve">         + "Allowed entities: " + </w:t>
             </w:r>
             <w:r>
               <w:rPr>
@@ -20222,7 +19880,9 @@
                 <w:lang w:val="en-US"/>
               </w:rPr>
               <w:br/>
-            </w:r>
+              <w:t xml:space="preserve">    </w:t>
+            </w:r>
+            <w:proofErr w:type="gramStart"/>
             <w:r>
               <w:rPr>
                 <w:color w:val="FFFFFF" w:themeColor="background1"/>
@@ -20230,26 +19890,7 @@
                 <w:szCs w:val="18"/>
                 <w:lang w:val="en-US"/>
               </w:rPr>
-              <w:t xml:space="preserve">    </w:t>
-            </w:r>
-            <w:proofErr w:type="gramStart"/>
-            <w:r>
-              <w:rPr>
-                <w:color w:val="FFFFFF" w:themeColor="background1"/>
-                <w:sz w:val="18"/>
-                <w:szCs w:val="18"/>
-                <w:lang w:val="en-US"/>
-              </w:rPr>
-              <w:t xml:space="preserve">  </w:t>
-            </w:r>
-            <w:r>
-              <w:rPr>
-                <w:color w:val="FFFFFF" w:themeColor="background1"/>
-                <w:sz w:val="18"/>
-                <w:szCs w:val="18"/>
-                <w:lang w:val="en-US"/>
-              </w:rPr>
-              <w:t>}</w:t>
+              <w:t xml:space="preserve">  }</w:t>
             </w:r>
             <w:proofErr w:type="gramEnd"/>
           </w:p>
@@ -20705,8 +20346,19 @@
                 <w:szCs w:val="18"/>
                 <w:lang w:val="en-US"/>
               </w:rPr>
+              <w:t xml:space="preserve">    return "ERROR: Field '" + field + "' is not accessible via this assistant.";</w:t>
+            </w:r>
+            <w:r>
+              <w:rPr>
+                <w:color w:val="FFFFFF" w:themeColor="background1"/>
+                <w:sz w:val="18"/>
+                <w:szCs w:val="18"/>
+                <w:lang w:val="en-US"/>
+              </w:rPr>
+              <w:br/>
               <w:t xml:space="preserve">    </w:t>
             </w:r>
+            <w:proofErr w:type="gramStart"/>
             <w:r>
               <w:rPr>
                 <w:color w:val="FFFFFF" w:themeColor="background1"/>
@@ -20714,44 +20366,7 @@
                 <w:szCs w:val="18"/>
                 <w:lang w:val="en-US"/>
               </w:rPr>
-              <w:t>return "ERROR: Field '" + field + "' is not accessible via this assistant.";</w:t>
-            </w:r>
-            <w:r>
-              <w:rPr>
-                <w:color w:val="FFFFFF" w:themeColor="background1"/>
-                <w:sz w:val="18"/>
-                <w:szCs w:val="18"/>
-                <w:lang w:val="en-US"/>
-              </w:rPr>
-              <w:br/>
-            </w:r>
-            <w:r>
-              <w:rPr>
-                <w:color w:val="FFFFFF" w:themeColor="background1"/>
-                <w:sz w:val="18"/>
-                <w:szCs w:val="18"/>
-                <w:lang w:val="en-US"/>
-              </w:rPr>
-              <w:t xml:space="preserve">    </w:t>
-            </w:r>
-            <w:proofErr w:type="gramStart"/>
-            <w:r>
-              <w:rPr>
-                <w:color w:val="FFFFFF" w:themeColor="background1"/>
-                <w:sz w:val="18"/>
-                <w:szCs w:val="18"/>
-                <w:lang w:val="en-US"/>
-              </w:rPr>
-              <w:t xml:space="preserve">  </w:t>
-            </w:r>
-            <w:r>
-              <w:rPr>
-                <w:color w:val="FFFFFF" w:themeColor="background1"/>
-                <w:sz w:val="18"/>
-                <w:szCs w:val="18"/>
-                <w:lang w:val="en-US"/>
-              </w:rPr>
-              <w:t>}</w:t>
+              <w:t xml:space="preserve">  }</w:t>
             </w:r>
             <w:proofErr w:type="gramEnd"/>
           </w:p>
@@ -20873,40 +20488,8 @@
           <w:szCs w:val="20"/>
           <w:lang w:val="en-US"/>
         </w:rPr>
-        <w:t>Código 1</w:t>
-      </w:r>
-      <w:r>
-        <w:rPr>
-          <w:i/>
-          <w:iCs/>
-          <w:color w:val="595959"/>
-          <w:sz w:val="20"/>
-          <w:szCs w:val="20"/>
-          <w:lang w:val="en-US"/>
-        </w:rPr>
-        <w:t>1</w:t>
-      </w:r>
-      <w:r>
-        <w:rPr>
-          <w:i/>
-          <w:iCs/>
-          <w:color w:val="595959"/>
-          <w:sz w:val="20"/>
-          <w:szCs w:val="20"/>
-          <w:lang w:val="en-US"/>
-        </w:rPr>
-        <w:t xml:space="preserve"> — </w:t>
-      </w:r>
-      <w:r>
-        <w:rPr>
-          <w:i/>
-          <w:iCs/>
-          <w:color w:val="595959"/>
-          <w:sz w:val="20"/>
-          <w:szCs w:val="20"/>
-          <w:lang w:val="en-US"/>
-        </w:rPr>
-        <w:t>Entity whitelist + field black</w:t>
+        <w:lastRenderedPageBreak/>
+        <w:t>Código 11 — Entity whitelist + field black</w:t>
       </w:r>
       <w:r>
         <w:rPr>
@@ -21022,7 +20605,7 @@
               </wp:anchor>
             </w:drawing>
           </mc:Choice>
-          <mc:Fallback xmlns:ns9="http://schemas.openxmlformats.org/drawingml/2006/picture" xmlns:ns5="http://schemas.openxmlformats.org/drawingml/2006/main" xmlns:ns11="http://schemas.microsoft.com/office/drawing/2010/main">
+          <mc:Fallback xmlns:ns11="http://schemas.microsoft.com/office/drawing/2010/main" xmlns:ns5="http://schemas.openxmlformats.org/drawingml/2006/main" xmlns:ns9="http://schemas.openxmlformats.org/drawingml/2006/picture">
             <w:pict>
               <v:line w14:anchorId="4758ED58" id="Conexão Reta 3" o:spid="_x0000_s1026" style="position:absolute;z-index:251688960;visibility:visible;mso-wrap-style:square;mso-wrap-distance-left:9pt;mso-wrap-distance-top:0;mso-wrap-distance-right:9pt;mso-wrap-distance-bottom:0;mso-position-horizontal:absolute;mso-position-horizontal-relative:text;mso-position-vertical:absolute;mso-position-vertical-relative:text" from="0,-.05pt" to="484.2pt,-.05pt" o:gfxdata="UEsDBBQABgAIAAAAIQC2gziS/gAAAOEBAAATAAAAW0NvbnRlbnRfVHlwZXNdLnhtbJSRQU7DMBBF 90jcwfIWJU67QAgl6YK0S0CoHGBkTxKLZGx5TGhvj5O2G0SRWNoz/78nu9wcxkFMGNg6quQqL6RA 0s5Y6ir5vt9lD1JwBDIwOMJKHpHlpr69KfdHjyxSmriSfYz+USnWPY7AufNIadK6MEJMx9ApD/oD OlTrorhX2lFEilmcO2RdNtjC5xDF9pCuTyYBB5bi6bQ4syoJ3g9WQ0ymaiLzg5KdCXlKLjvcW893 SUOqXwnz5DrgnHtJTxOsQfEKIT7DmDSUCaxw7Rqn8787ZsmRM9e2VmPeBN4uqYvTtW7jvijg9N/y JsXecLq0q+WD6m8AAAD//wMAUEsDBBQABgAIAAAAIQA4/SH/1gAAAJQBAAALAAAAX3JlbHMvLnJl bHOkkMFqwzAMhu+DvYPRfXGawxijTi+j0GvpHsDYimMaW0Yy2fr2M4PBMnrbUb/Q94l/f/hMi1qR JVI2sOt6UJgd+ZiDgffL8ekFlFSbvV0oo4EbChzGx4f9GRdb25HMsYhqlCwG5lrLq9biZkxWOiqY 22YiTra2kYMu1l1tQD30/bPm3wwYN0x18gb45AdQl1tp5j/sFB2T0FQ7R0nTNEV3j6o9feQzro1i OWA14Fm+Q8a1a8+Bvu/d/dMb2JY5uiPbhG/ktn4cqGU/er3pcvwCAAD//wMAUEsDBBQABgAIAAAA IQCZ2PQonAEAAJQDAAAOAAAAZHJzL2Uyb0RvYy54bWysU01P3DAQvVfqf7B8Z5MAQm202T2A4FK1 qMAPMM54Y8n2WLbZZP99x97dLGorIRAXxx/z3sx7M1muJ2vYFkLU6DreLGrOwEnstdt0/Onx9uwb ZzEJ1wuDDjq+g8jXq69flqNv4RwHND0ERiQutqPv+JCSb6sqygGsiAv04OhRYbAi0TFsqj6Ikdit qc7r+qoaMfQ+oIQY6fZm/8hXhV8pkOmXUhESMx2n2lJZQ1mf81qtlqLdBOEHLQ9liA9UYYV2lHSm uhFJsJeg/6GyWgaMqNJCoq1QKS2haCA1Tf2XmodBeChayJzoZ5vi59HKn9trdx/IhtHHNvr7kFVM Ktj8pfrYVMzazWbBlJiky6vm8vvFJXkqj2/VCehDTHeAluVNx412WYdoxfZHTJSMQo8hdDilLru0 M5CDjfsNiumekjUFXaYCrk1gW0H9FFKCS03uIfGV6AxT2pgZWL8NPMRnKJSJeQ94RpTM6NIMttph +F/2NB1LVvv4owN73dmCZ+x3pSnFGmp9UXgY0zxbr88FfvqZVn8AAAD//wMAUEsDBBQABgAIAAAA IQCasyRQ4AAAAAkBAAAPAAAAZHJzL2Rvd25yZXYueG1sTI9Ba8JAEIXvhf6HZQq96UYpYmM2IpZS KxSpFfS4ZqdJ2uxs2F1N/Pcde2kvA4/He/O+bN7bRpzRh9qRgtEwAYFUOFNTqWD38TyYgghRk9GN I1RwwQDz/PYm06lxHb3jeRtLwSUUUq2girFNpQxFhVaHoWuR2Pt03urI0pfSeN1xuW3kOEkm0uqa +EOlW1xWWHxvT1bBm1+tlov15Ys2B9vtx+v95rV/Uer+rn+a8VnMQETs418Crgy8H3IednQnMkE0 CpgmKhiMQLD5OJk+gDj+apln8j9B/gMAAP//AwBQSwECLQAUAAYACAAAACEAtoM4kv4AAADhAQAA EwAAAAAAAAAAAAAAAAAAAAAAW0NvbnRlbnRfVHlwZXNdLnhtbFBLAQItABQABgAIAAAAIQA4/SH/ 1gAAAJQBAAALAAAAAAAAAAAAAAAAAC8BAABfcmVscy8ucmVsc1BLAQItABQABgAIAAAAIQCZ2PQo nAEAAJQDAAAOAAAAAAAAAAAAAAAAAC4CAABkcnMvZTJvRG9jLnhtbFBLAQItABQABgAIAAAAIQCa syRQ4AAAAAkBAAAPAAAAAAAAAAAAAAAAAPYDAABkcnMvZG93bnJldi54bWxQSwUGAAAAAAQABADz AAAAAwUAAAAA " strokecolor="#156082 [3204]" strokeweight=".5pt">
                 <v:stroke joinstyle="miter"/>
@@ -21868,6 +21451,7 @@
                 <w:sz w:val="18"/>
                 <w:szCs w:val="18"/>
               </w:rPr>
+              <w:lastRenderedPageBreak/>
               <w:t>// Após reiniciar o Claude Desktop, 'query_product_database' fica disponível.</w:t>
             </w:r>
           </w:p>
@@ -22007,7 +21591,7 @@
               </wp:anchor>
             </w:drawing>
           </mc:Choice>
-          <mc:Fallback xmlns:ns9="http://schemas.openxmlformats.org/drawingml/2006/picture" xmlns:ns5="http://schemas.openxmlformats.org/drawingml/2006/main" xmlns:ns11="http://schemas.microsoft.com/office/drawing/2010/main">
+          <mc:Fallback xmlns:ns11="http://schemas.microsoft.com/office/drawing/2010/main" xmlns:ns5="http://schemas.openxmlformats.org/drawingml/2006/main" xmlns:ns9="http://schemas.openxmlformats.org/drawingml/2006/picture">
             <w:pict>
               <v:line w14:anchorId="32FC0122" id="Conexão Reta 3" o:spid="_x0000_s1026" style="position:absolute;z-index:251691008;visibility:visible;mso-wrap-style:square;mso-wrap-distance-left:9pt;mso-wrap-distance-top:0;mso-wrap-distance-right:9pt;mso-wrap-distance-bottom:0;mso-position-horizontal:absolute;mso-position-horizontal-relative:text;mso-position-vertical:absolute;mso-position-vertical-relative:text" from="0,-.05pt" to="484.2pt,-.05pt" o:gfxdata="UEsDBBQABgAIAAAAIQC2gziS/gAAAOEBAAATAAAAW0NvbnRlbnRfVHlwZXNdLnhtbJSRQU7DMBBF 90jcwfIWJU67QAgl6YK0S0CoHGBkTxKLZGx5TGhvj5O2G0SRWNoz/78nu9wcxkFMGNg6quQqL6RA 0s5Y6ir5vt9lD1JwBDIwOMJKHpHlpr69KfdHjyxSmriSfYz+USnWPY7AufNIadK6MEJMx9ApD/oD OlTrorhX2lFEilmcO2RdNtjC5xDF9pCuTyYBB5bi6bQ4syoJ3g9WQ0ymaiLzg5KdCXlKLjvcW893 SUOqXwnz5DrgnHtJTxOsQfEKIT7DmDSUCaxw7Rqn8787ZsmRM9e2VmPeBN4uqYvTtW7jvijg9N/y JsXecLq0q+WD6m8AAAD//wMAUEsDBBQABgAIAAAAIQA4/SH/1gAAAJQBAAALAAAAX3JlbHMvLnJl bHOkkMFqwzAMhu+DvYPRfXGawxijTi+j0GvpHsDYimMaW0Yy2fr2M4PBMnrbUb/Q94l/f/hMi1qR JVI2sOt6UJgd+ZiDgffL8ekFlFSbvV0oo4EbChzGx4f9GRdb25HMsYhqlCwG5lrLq9biZkxWOiqY 22YiTra2kYMu1l1tQD30/bPm3wwYN0x18gb45AdQl1tp5j/sFB2T0FQ7R0nTNEV3j6o9feQzro1i OWA14Fm+Q8a1a8+Bvu/d/dMb2JY5uiPbhG/ktn4cqGU/er3pcvwCAAD//wMAUEsDBBQABgAIAAAA IQCZ2PQonAEAAJQDAAAOAAAAZHJzL2Uyb0RvYy54bWysU01P3DAQvVfqf7B8Z5MAQm202T2A4FK1 qMAPMM54Y8n2WLbZZP99x97dLGorIRAXxx/z3sx7M1muJ2vYFkLU6DreLGrOwEnstdt0/Onx9uwb ZzEJ1wuDDjq+g8jXq69flqNv4RwHND0ERiQutqPv+JCSb6sqygGsiAv04OhRYbAi0TFsqj6Ikdit qc7r+qoaMfQ+oIQY6fZm/8hXhV8pkOmXUhESMx2n2lJZQ1mf81qtlqLdBOEHLQ9liA9UYYV2lHSm uhFJsJeg/6GyWgaMqNJCoq1QKS2haCA1Tf2XmodBeChayJzoZ5vi59HKn9trdx/IhtHHNvr7kFVM Ktj8pfrYVMzazWbBlJiky6vm8vvFJXkqj2/VCehDTHeAluVNx412WYdoxfZHTJSMQo8hdDilLru0 M5CDjfsNiumekjUFXaYCrk1gW0H9FFKCS03uIfGV6AxT2pgZWL8NPMRnKJSJeQ94RpTM6NIMttph +F/2NB1LVvv4owN73dmCZ+x3pSnFGmp9UXgY0zxbr88FfvqZVn8AAAD//wMAUEsDBBQABgAIAAAA IQCasyRQ4AAAAAkBAAAPAAAAZHJzL2Rvd25yZXYueG1sTI9Ba8JAEIXvhf6HZQq96UYpYmM2IpZS KxSpFfS4ZqdJ2uxs2F1N/Pcde2kvA4/He/O+bN7bRpzRh9qRgtEwAYFUOFNTqWD38TyYgghRk9GN I1RwwQDz/PYm06lxHb3jeRtLwSUUUq2girFNpQxFhVaHoWuR2Pt03urI0pfSeN1xuW3kOEkm0uqa +EOlW1xWWHxvT1bBm1+tlov15Ys2B9vtx+v95rV/Uer+rn+a8VnMQETs418Crgy8H3IednQnMkE0 CpgmKhiMQLD5OJk+gDj+apln8j9B/gMAAP//AwBQSwECLQAUAAYACAAAACEAtoM4kv4AAADhAQAA EwAAAAAAAAAAAAAAAAAAAAAAW0NvbnRlbnRfVHlwZXNdLnhtbFBLAQItABQABgAIAAAAIQA4/SH/ 1gAAAJQBAAALAAAAAAAAAAAAAAAAAC8BAABfcmVscy8ucmVsc1BLAQItABQABgAIAAAAIQCZ2PQo nAEAAJQDAAAOAAAAAAAAAAAAAAAAAC4CAABkcnMvZTJvRG9jLnhtbFBLAQItABQABgAIAAAAIQCa syRQ4AAAAAkBAAAPAAAAAAAAAAAAAAAAAPYDAABkcnMvZG93bnJldi54bWxQSwUGAAAAAAQABADz AAAAAwUAAAAA " strokecolor="#156082 [3204]" strokeweight=".5pt">
                 <v:stroke joinstyle="miter"/>
@@ -22108,7 +21692,7 @@
               </wp:anchor>
             </w:drawing>
           </mc:Choice>
-          <mc:Fallback xmlns:ns9="http://schemas.openxmlformats.org/drawingml/2006/picture" xmlns:ns5="http://schemas.openxmlformats.org/drawingml/2006/main" xmlns:ns11="http://schemas.microsoft.com/office/drawing/2010/main">
+          <mc:Fallback xmlns:ns11="http://schemas.microsoft.com/office/drawing/2010/main" xmlns:ns5="http://schemas.openxmlformats.org/drawingml/2006/main" xmlns:ns9="http://schemas.openxmlformats.org/drawingml/2006/picture">
             <w:pict>
               <v:line w14:anchorId="17F8D4B3" id="Conexão Reta 3" o:spid="_x0000_s1026" style="position:absolute;z-index:251693056;visibility:visible;mso-wrap-style:square;mso-wrap-distance-left:9pt;mso-wrap-distance-top:0;mso-wrap-distance-right:9pt;mso-wrap-distance-bottom:0;mso-position-horizontal:absolute;mso-position-horizontal-relative:text;mso-position-vertical:absolute;mso-position-vertical-relative:text" from="0,-.05pt" to="484.2pt,-.05pt" o:gfxdata="UEsDBBQABgAIAAAAIQC2gziS/gAAAOEBAAATAAAAW0NvbnRlbnRfVHlwZXNdLnhtbJSRQU7DMBBF 90jcwfIWJU67QAgl6YK0S0CoHGBkTxKLZGx5TGhvj5O2G0SRWNoz/78nu9wcxkFMGNg6quQqL6RA 0s5Y6ir5vt9lD1JwBDIwOMJKHpHlpr69KfdHjyxSmriSfYz+USnWPY7AufNIadK6MEJMx9ApD/oD OlTrorhX2lFEilmcO2RdNtjC5xDF9pCuTyYBB5bi6bQ4syoJ3g9WQ0ymaiLzg5KdCXlKLjvcW893 SUOqXwnz5DrgnHtJTxOsQfEKIT7DmDSUCaxw7Rqn8787ZsmRM9e2VmPeBN4uqYvTtW7jvijg9N/y JsXecLq0q+WD6m8AAAD//wMAUEsDBBQABgAIAAAAIQA4/SH/1gAAAJQBAAALAAAAX3JlbHMvLnJl bHOkkMFqwzAMhu+DvYPRfXGawxijTi+j0GvpHsDYimMaW0Yy2fr2M4PBMnrbUb/Q94l/f/hMi1qR JVI2sOt6UJgd+ZiDgffL8ekFlFSbvV0oo4EbChzGx4f9GRdb25HMsYhqlCwG5lrLq9biZkxWOiqY 22YiTra2kYMu1l1tQD30/bPm3wwYN0x18gb45AdQl1tp5j/sFB2T0FQ7R0nTNEV3j6o9feQzro1i OWA14Fm+Q8a1a8+Bvu/d/dMb2JY5uiPbhG/ktn4cqGU/er3pcvwCAAD//wMAUEsDBBQABgAIAAAA IQCZ2PQonAEAAJQDAAAOAAAAZHJzL2Uyb0RvYy54bWysU01P3DAQvVfqf7B8Z5MAQm202T2A4FK1 qMAPMM54Y8n2WLbZZP99x97dLGorIRAXxx/z3sx7M1muJ2vYFkLU6DreLGrOwEnstdt0/Onx9uwb ZzEJ1wuDDjq+g8jXq69flqNv4RwHND0ERiQutqPv+JCSb6sqygGsiAv04OhRYbAi0TFsqj6Ikdit qc7r+qoaMfQ+oIQY6fZm/8hXhV8pkOmXUhESMx2n2lJZQ1mf81qtlqLdBOEHLQ9liA9UYYV2lHSm uhFJsJeg/6GyWgaMqNJCoq1QKS2haCA1Tf2XmodBeChayJzoZ5vi59HKn9trdx/IhtHHNvr7kFVM Ktj8pfrYVMzazWbBlJiky6vm8vvFJXkqj2/VCehDTHeAluVNx412WYdoxfZHTJSMQo8hdDilLru0 M5CDjfsNiumekjUFXaYCrk1gW0H9FFKCS03uIfGV6AxT2pgZWL8NPMRnKJSJeQ94RpTM6NIMttph +F/2NB1LVvv4owN73dmCZ+x3pSnFGmp9UXgY0zxbr88FfvqZVn8AAAD//wMAUEsDBBQABgAIAAAA IQCasyRQ4AAAAAkBAAAPAAAAZHJzL2Rvd25yZXYueG1sTI9Ba8JAEIXvhf6HZQq96UYpYmM2IpZS KxSpFfS4ZqdJ2uxs2F1N/Pcde2kvA4/He/O+bN7bRpzRh9qRgtEwAYFUOFNTqWD38TyYgghRk9GN I1RwwQDz/PYm06lxHb3jeRtLwSUUUq2girFNpQxFhVaHoWuR2Pt03urI0pfSeN1xuW3kOEkm0uqa +EOlW1xWWHxvT1bBm1+tlov15Ys2B9vtx+v95rV/Uer+rn+a8VnMQETs418Crgy8H3IednQnMkE0 CpgmKhiMQLD5OJk+gDj+apln8j9B/gMAAP//AwBQSwECLQAUAAYACAAAACEAtoM4kv4AAADhAQAA EwAAAAAAAAAAAAAAAAAAAAAAW0NvbnRlbnRfVHlwZXNdLnhtbFBLAQItABQABgAIAAAAIQA4/SH/ 1gAAAJQBAAALAAAAAAAAAAAAAAAAAC8BAABfcmVscy8ucmVsc1BLAQItABQABgAIAAAAIQCZ2PQo nAEAAJQDAAAOAAAAAAAAAAAAAAAAAC4CAABkcnMvZTJvRG9jLnhtbFBLAQItABQABgAIAAAAIQCa syRQ4AAAAAkBAAAPAAAAAAAAAAAAAAAAAPYDAABkcnMvZG93bnJldi54bWxQSwUGAAAAAAQABADz AAAAAwUAAAAA " strokecolor="#156082 [3204]" strokeweight=".5pt">
                 <v:stroke joinstyle="miter"/>
@@ -22891,7 +22475,6 @@
                 <w:szCs w:val="18"/>
                 <w:lang w:val="en-US"/>
               </w:rPr>
-              <w:lastRenderedPageBreak/>
               <w:t>curl "http://localhost:8080/assistant/ask?q=Delete+all+products+cheaper+than+10+euros"</w:t>
             </w:r>
           </w:p>
@@ -23054,7 +22637,7 @@
               </wp:anchor>
             </w:drawing>
           </mc:Choice>
-          <mc:Fallback xmlns:ns9="http://schemas.openxmlformats.org/drawingml/2006/picture" xmlns:ns5="http://schemas.openxmlformats.org/drawingml/2006/main" xmlns:ns11="http://schemas.microsoft.com/office/drawing/2010/main">
+          <mc:Fallback xmlns:ns11="http://schemas.microsoft.com/office/drawing/2010/main" xmlns:ns5="http://schemas.openxmlformats.org/drawingml/2006/main" xmlns:ns9="http://schemas.openxmlformats.org/drawingml/2006/picture">
             <w:pict>
               <v:line w14:anchorId="4469CF73" id="Conexão Reta 3" o:spid="_x0000_s1026" style="position:absolute;z-index:251695104;visibility:visible;mso-wrap-style:square;mso-wrap-distance-left:9pt;mso-wrap-distance-top:0;mso-wrap-distance-right:9pt;mso-wrap-distance-bottom:0;mso-position-horizontal:absolute;mso-position-horizontal-relative:text;mso-position-vertical:absolute;mso-position-vertical-relative:text" from="0,0" to="484.2pt,0" o:gfxdata="UEsDBBQABgAIAAAAIQC2gziS/gAAAOEBAAATAAAAW0NvbnRlbnRfVHlwZXNdLnhtbJSRQU7DMBBF 90jcwfIWJU67QAgl6YK0S0CoHGBkTxKLZGx5TGhvj5O2G0SRWNoz/78nu9wcxkFMGNg6quQqL6RA 0s5Y6ir5vt9lD1JwBDIwOMJKHpHlpr69KfdHjyxSmriSfYz+USnWPY7AufNIadK6MEJMx9ApD/oD OlTrorhX2lFEilmcO2RdNtjC5xDF9pCuTyYBB5bi6bQ4syoJ3g9WQ0ymaiLzg5KdCXlKLjvcW893 SUOqXwnz5DrgnHtJTxOsQfEKIT7DmDSUCaxw7Rqn8787ZsmRM9e2VmPeBN4uqYvTtW7jvijg9N/y JsXecLq0q+WD6m8AAAD//wMAUEsDBBQABgAIAAAAIQA4/SH/1gAAAJQBAAALAAAAX3JlbHMvLnJl bHOkkMFqwzAMhu+DvYPRfXGawxijTi+j0GvpHsDYimMaW0Yy2fr2M4PBMnrbUb/Q94l/f/hMi1qR JVI2sOt6UJgd+ZiDgffL8ekFlFSbvV0oo4EbChzGx4f9GRdb25HMsYhqlCwG5lrLq9biZkxWOiqY 22YiTra2kYMu1l1tQD30/bPm3wwYN0x18gb45AdQl1tp5j/sFB2T0FQ7R0nTNEV3j6o9feQzro1i OWA14Fm+Q8a1a8+Bvu/d/dMb2JY5uiPbhG/ktn4cqGU/er3pcvwCAAD//wMAUEsDBBQABgAIAAAA IQCZ2PQonAEAAJQDAAAOAAAAZHJzL2Uyb0RvYy54bWysU01P3DAQvVfqf7B8Z5MAQm202T2A4FK1 qMAPMM54Y8n2WLbZZP99x97dLGorIRAXxx/z3sx7M1muJ2vYFkLU6DreLGrOwEnstdt0/Onx9uwb ZzEJ1wuDDjq+g8jXq69flqNv4RwHND0ERiQutqPv+JCSb6sqygGsiAv04OhRYbAi0TFsqj6Ikdit qc7r+qoaMfQ+oIQY6fZm/8hXhV8pkOmXUhESMx2n2lJZQ1mf81qtlqLdBOEHLQ9liA9UYYV2lHSm uhFJsJeg/6GyWgaMqNJCoq1QKS2haCA1Tf2XmodBeChayJzoZ5vi59HKn9trdx/IhtHHNvr7kFVM Ktj8pfrYVMzazWbBlJiky6vm8vvFJXkqj2/VCehDTHeAluVNx412WYdoxfZHTJSMQo8hdDilLru0 M5CDjfsNiumekjUFXaYCrk1gW0H9FFKCS03uIfGV6AxT2pgZWL8NPMRnKJSJeQ94RpTM6NIMttph +F/2NB1LVvv4owN73dmCZ+x3pSnFGmp9UXgY0zxbr88FfvqZVn8AAAD//wMAUEsDBBQABgAIAAAA IQBdcTjb3gAAAAcBAAAPAAAAZHJzL2Rvd25yZXYueG1sTI9Ba8JAEIXvBf/DMkJvdVMpYmM2IpZS KxSpLdjjmp0m0exs2F1N/Pcde2kvDx6PefO9bN7bRpzRh9qRgvtRAgKpcKamUsHnx/PdFESImoxu HKGCCwaY54ObTKfGdfSO520sBZdQSLWCKsY2lTIUFVodRq5F4uzbeasjW19K43XH5baR4ySZSKtr 4g+VbnFZYXHcnqyCN79aLRfry4E2X7bbjde7zWv/otTtsH+asSxmICL28e8CrhuYH3IG27sTmSAa Bbwm/ipnj5PpA4j91co8k//58x8AAAD//wMAUEsBAi0AFAAGAAgAAAAhALaDOJL+AAAA4QEAABMA AAAAAAAAAAAAAAAAAAAAAFtDb250ZW50X1R5cGVzXS54bWxQSwECLQAUAAYACAAAACEAOP0h/9YA AACUAQAACwAAAAAAAAAAAAAAAAAvAQAAX3JlbHMvLnJlbHNQSwECLQAUAAYACAAAACEAmdj0KJwB AACUAwAADgAAAAAAAAAAAAAAAAAuAgAAZHJzL2Uyb0RvYy54bWxQSwECLQAUAAYACAAAACEAXXE4 294AAAAHAQAADwAAAAAAAAAAAAAAAAD2AwAAZHJzL2Rvd25yZXYueG1sUEsFBgAAAAAEAAQA8wAA AAEFAAAAAA== " strokecolor="#156082 [3204]" strokeweight=".5pt">
                 <v:stroke joinstyle="miter"/>
@@ -23088,6 +22671,7 @@
           <w:b/>
           <w:bCs/>
         </w:rPr>
+        <w:lastRenderedPageBreak/>
         <w:t>@AiService (LangChain4j):</w:t>
       </w:r>
       <w:r>
@@ -23330,7 +22914,7 @@
               </wp:anchor>
             </w:drawing>
           </mc:Choice>
-          <mc:Fallback xmlns:ns9="http://schemas.openxmlformats.org/drawingml/2006/picture" xmlns:ns5="http://schemas.openxmlformats.org/drawingml/2006/main" xmlns:ns11="http://schemas.microsoft.com/office/drawing/2010/main">
+          <mc:Fallback xmlns:ns11="http://schemas.microsoft.com/office/drawing/2010/main" xmlns:ns5="http://schemas.openxmlformats.org/drawingml/2006/main" xmlns:ns9="http://schemas.openxmlformats.org/drawingml/2006/picture">
             <w:pict>
               <v:line w14:anchorId="46AF1C3A" id="Conexão Reta 3" o:spid="_x0000_s1026" style="position:absolute;z-index:251699200;visibility:visible;mso-wrap-style:square;mso-wrap-distance-left:9pt;mso-wrap-distance-top:0;mso-wrap-distance-right:9pt;mso-wrap-distance-bottom:0;mso-position-horizontal:absolute;mso-position-horizontal-relative:text;mso-position-vertical:absolute;mso-position-vertical-relative:text" from="0,-.05pt" to="484.2pt,-.05pt" o:gfxdata="UEsDBBQABgAIAAAAIQC2gziS/gAAAOEBAAATAAAAW0NvbnRlbnRfVHlwZXNdLnhtbJSRQU7DMBBF 90jcwfIWJU67QAgl6YK0S0CoHGBkTxKLZGx5TGhvj5O2G0SRWNoz/78nu9wcxkFMGNg6quQqL6RA 0s5Y6ir5vt9lD1JwBDIwOMJKHpHlpr69KfdHjyxSmriSfYz+USnWPY7AufNIadK6MEJMx9ApD/oD OlTrorhX2lFEilmcO2RdNtjC5xDF9pCuTyYBB5bi6bQ4syoJ3g9WQ0ymaiLzg5KdCXlKLjvcW893 SUOqXwnz5DrgnHtJTxOsQfEKIT7DmDSUCaxw7Rqn8787ZsmRM9e2VmPeBN4uqYvTtW7jvijg9N/y JsXecLq0q+WD6m8AAAD//wMAUEsDBBQABgAIAAAAIQA4/SH/1gAAAJQBAAALAAAAX3JlbHMvLnJl bHOkkMFqwzAMhu+DvYPRfXGawxijTi+j0GvpHsDYimMaW0Yy2fr2M4PBMnrbUb/Q94l/f/hMi1qR JVI2sOt6UJgd+ZiDgffL8ekFlFSbvV0oo4EbChzGx4f9GRdb25HMsYhqlCwG5lrLq9biZkxWOiqY 22YiTra2kYMu1l1tQD30/bPm3wwYN0x18gb45AdQl1tp5j/sFB2T0FQ7R0nTNEV3j6o9feQzro1i OWA14Fm+Q8a1a8+Bvu/d/dMb2JY5uiPbhG/ktn4cqGU/er3pcvwCAAD//wMAUEsDBBQABgAIAAAA IQCZ2PQonAEAAJQDAAAOAAAAZHJzL2Uyb0RvYy54bWysU01P3DAQvVfqf7B8Z5MAQm202T2A4FK1 qMAPMM54Y8n2WLbZZP99x97dLGorIRAXxx/z3sx7M1muJ2vYFkLU6DreLGrOwEnstdt0/Onx9uwb ZzEJ1wuDDjq+g8jXq69flqNv4RwHND0ERiQutqPv+JCSb6sqygGsiAv04OhRYbAi0TFsqj6Ikdit qc7r+qoaMfQ+oIQY6fZm/8hXhV8pkOmXUhESMx2n2lJZQ1mf81qtlqLdBOEHLQ9liA9UYYV2lHSm uhFJsJeg/6GyWgaMqNJCoq1QKS2haCA1Tf2XmodBeChayJzoZ5vi59HKn9trdx/IhtHHNvr7kFVM Ktj8pfrYVMzazWbBlJiky6vm8vvFJXkqj2/VCehDTHeAluVNx412WYdoxfZHTJSMQo8hdDilLru0 M5CDjfsNiumekjUFXaYCrk1gW0H9FFKCS03uIfGV6AxT2pgZWL8NPMRnKJSJeQ94RpTM6NIMttph +F/2NB1LVvv4owN73dmCZ+x3pSnFGmp9UXgY0zxbr88FfvqZVn8AAAD//wMAUEsDBBQABgAIAAAA IQCasyRQ4AAAAAkBAAAPAAAAZHJzL2Rvd25yZXYueG1sTI9Ba8JAEIXvhf6HZQq96UYpYmM2IpZS KxSpFfS4ZqdJ2uxs2F1N/Pcde2kvA4/He/O+bN7bRpzRh9qRgtEwAYFUOFNTqWD38TyYgghRk9GN I1RwwQDz/PYm06lxHb3jeRtLwSUUUq2girFNpQxFhVaHoWuR2Pt03urI0pfSeN1xuW3kOEkm0uqa +EOlW1xWWHxvT1bBm1+tlov15Ys2B9vtx+v95rV/Uer+rn+a8VnMQETs418Crgy8H3IednQnMkE0 CpgmKhiMQLD5OJk+gDj+apln8j9B/gMAAP//AwBQSwECLQAUAAYACAAAACEAtoM4kv4AAADhAQAA EwAAAAAAAAAAAAAAAAAAAAAAW0NvbnRlbnRfVHlwZXNdLnhtbFBLAQItABQABgAIAAAAIQA4/SH/ 1gAAAJQBAAALAAAAAAAAAAAAAAAAAC8BAABfcmVscy8ucmVsc1BLAQItABQABgAIAAAAIQCZ2PQo nAEAAJQDAAAOAAAAAAAAAAAAAAAAAC4CAABkcnMvZTJvRG9jLnhtbFBLAQItABQABgAIAAAAIQCa syRQ4AAAAAkBAAAPAAAAAAAAAAAAAAAAAPYDAABkcnMvZG93bnJldi54bWxQSwUGAAAAAAQABADz AAAAAwUAAAAA " strokecolor="#156082 [3204]" strokeweight=".5pt">
                 <v:stroke joinstyle="miter"/>
@@ -23558,18 +23142,25 @@
           <w:b/>
           <w:bCs/>
           <w:color w:val="2E75B6"/>
-          <w:lang w:val="en-US"/>
         </w:rPr>
         <w:t xml:space="preserve">→  </w:t>
       </w:r>
       <w:hyperlink r:id="rId29" w:history="1">
+        <w:proofErr w:type="spellStart"/>
         <w:r>
           <w:rPr>
             <w:rStyle w:val="Hiperligao"/>
             <w:color w:val="2E75B6"/>
-            <w:lang w:val="en-US"/>
           </w:rPr>
-          <w:t>Hibernate ORM</w:t>
+          <w:t>Hibernate</w:t>
+        </w:r>
+        <w:proofErr w:type="spellEnd"/>
+        <w:r>
+          <w:rPr>
+            <w:rStyle w:val="Hiperligao"/>
+            <w:color w:val="2E75B6"/>
+          </w:rPr>
+          <w:t xml:space="preserve"> ORM</w:t>
         </w:r>
       </w:hyperlink>
     </w:p>

--- a/local_llm_pt.docx
+++ b/local_llm_pt.docx
@@ -1891,7 +1891,7 @@
               </wp:anchor>
             </w:drawing>
           </mc:Choice>
-          <mc:Fallback xmlns:ns11="http://schemas.microsoft.com/office/drawing/2010/main" xmlns:ns5="http://schemas.openxmlformats.org/drawingml/2006/main" xmlns:ns9="http://schemas.openxmlformats.org/drawingml/2006/picture">
+          <mc:Fallback xmlns:ns9="http://schemas.openxmlformats.org/drawingml/2006/picture" xmlns:ns5="http://schemas.openxmlformats.org/drawingml/2006/main" xmlns:ns11="http://schemas.microsoft.com/office/drawing/2010/main">
             <w:pict>
               <v:line w14:anchorId="416D2C14" id="Conexão Reta 2" o:spid="_x0000_s1026" style="position:absolute;z-index:251659264;visibility:visible;mso-wrap-style:square;mso-wrap-distance-left:9pt;mso-wrap-distance-top:0;mso-wrap-distance-right:9pt;mso-wrap-distance-bottom:0;mso-position-horizontal:absolute;mso-position-horizontal-relative:text;mso-position-vertical:absolute;mso-position-vertical-relative:text" from=".9pt,23.9pt" to="485.1pt,23.9pt" o:gfxdata="UEsDBBQABgAIAAAAIQC2gziS/gAAAOEBAAATAAAAW0NvbnRlbnRfVHlwZXNdLnhtbJSRQU7DMBBF 90jcwfIWJU67QAgl6YK0S0CoHGBkTxKLZGx5TGhvj5O2G0SRWNoz/78nu9wcxkFMGNg6quQqL6RA 0s5Y6ir5vt9lD1JwBDIwOMJKHpHlpr69KfdHjyxSmriSfYz+USnWPY7AufNIadK6MEJMx9ApD/oD OlTrorhX2lFEilmcO2RdNtjC5xDF9pCuTyYBB5bi6bQ4syoJ3g9WQ0ymaiLzg5KdCXlKLjvcW893 SUOqXwnz5DrgnHtJTxOsQfEKIT7DmDSUCaxw7Rqn8787ZsmRM9e2VmPeBN4uqYvTtW7jvijg9N/y JsXecLq0q+WD6m8AAAD//wMAUEsDBBQABgAIAAAAIQA4/SH/1gAAAJQBAAALAAAAX3JlbHMvLnJl bHOkkMFqwzAMhu+DvYPRfXGawxijTi+j0GvpHsDYimMaW0Yy2fr2M4PBMnrbUb/Q94l/f/hMi1qR JVI2sOt6UJgd+ZiDgffL8ekFlFSbvV0oo4EbChzGx4f9GRdb25HMsYhqlCwG5lrLq9biZkxWOiqY 22YiTra2kYMu1l1tQD30/bPm3wwYN0x18gb45AdQl1tp5j/sFB2T0FQ7R0nTNEV3j6o9feQzro1i OWA14Fm+Q8a1a8+Bvu/d/dMb2JY5uiPbhG/ktn4cqGU/er3pcvwCAAD//wMAUEsDBBQABgAIAAAA IQCZ2PQonAEAAJQDAAAOAAAAZHJzL2Uyb0RvYy54bWysU01P3DAQvVfqf7B8Z5MAQm202T2A4FK1 qMAPMM54Y8n2WLbZZP99x97dLGorIRAXxx/z3sx7M1muJ2vYFkLU6DreLGrOwEnstdt0/Onx9uwb ZzEJ1wuDDjq+g8jXq69flqNv4RwHND0ERiQutqPv+JCSb6sqygGsiAv04OhRYbAi0TFsqj6Ikdit qc7r+qoaMfQ+oIQY6fZm/8hXhV8pkOmXUhESMx2n2lJZQ1mf81qtlqLdBOEHLQ9liA9UYYV2lHSm uhFJsJeg/6GyWgaMqNJCoq1QKS2haCA1Tf2XmodBeChayJzoZ5vi59HKn9trdx/IhtHHNvr7kFVM Ktj8pfrYVMzazWbBlJiky6vm8vvFJXkqj2/VCehDTHeAluVNx412WYdoxfZHTJSMQo8hdDilLru0 M5CDjfsNiumekjUFXaYCrk1gW0H9FFKCS03uIfGV6AxT2pgZWL8NPMRnKJSJeQ94RpTM6NIMttph +F/2NB1LVvv4owN73dmCZ+x3pSnFGmp9UXgY0zxbr88FfvqZVn8AAAD//wMAUEsDBBQABgAIAAAA IQDx80zj4AAAAAwBAAAPAAAAZHJzL2Rvd25yZXYueG1sTE9NS8NAEL0L/odlBG92YxBr02xKqYi1 UIqtUI/b7JhEs7Nhd9uk/94RD3qZ4c1j3kc+G2wrTuhD40jB7SgBgVQ601Cl4G33dPMAIkRNRreO UMEZA8yKy4tcZ8b19IqnbawEi1DItII6xi6TMpQ1Wh1GrkNi7sN5qyNDX0njdc/itpVpktxLqxti h1p3uKix/NoerYK1Xy4X89X5kzbvtt+nq/3mZXhW6vpqeJzymE9BRBzi3wf8dOD8UHCwgzuSCaJl zOmjgrsxb6Yn4yQFcfg9yCKX/0sU3wAAAP//AwBQSwECLQAUAAYACAAAACEAtoM4kv4AAADhAQAA EwAAAAAAAAAAAAAAAAAAAAAAW0NvbnRlbnRfVHlwZXNdLnhtbFBLAQItABQABgAIAAAAIQA4/SH/ 1gAAAJQBAAALAAAAAAAAAAAAAAAAAC8BAABfcmVscy8ucmVsc1BLAQItABQABgAIAAAAIQCZ2PQo nAEAAJQDAAAOAAAAAAAAAAAAAAAAAC4CAABkcnMvZTJvRG9jLnhtbFBLAQItABQABgAIAAAAIQDx 80zj4AAAAAwBAAAPAAAAAAAAAAAAAAAAAPYDAABkcnMvZG93bnJldi54bWxQSwUGAAAAAAQABADz AAAAAwUAAAAA " strokecolor="#156082 [3204]" strokeweight=".5pt">
                 <v:stroke joinstyle="miter"/>
@@ -1980,7 +1980,7 @@
               </wp:anchor>
             </w:drawing>
           </mc:Choice>
-          <mc:Fallback xmlns:ns11="http://schemas.microsoft.com/office/drawing/2010/main" xmlns:ns5="http://schemas.openxmlformats.org/drawingml/2006/main" xmlns:ns9="http://schemas.openxmlformats.org/drawingml/2006/picture">
+          <mc:Fallback xmlns:ns9="http://schemas.openxmlformats.org/drawingml/2006/picture" xmlns:ns5="http://schemas.openxmlformats.org/drawingml/2006/main" xmlns:ns11="http://schemas.microsoft.com/office/drawing/2010/main">
             <w:pict>
               <v:line w14:anchorId="6F2C7688" id="Conexão Reta 3" o:spid="_x0000_s1026" style="position:absolute;z-index:251660288;visibility:visible;mso-wrap-style:square;mso-wrap-distance-left:9pt;mso-wrap-distance-top:0;mso-wrap-distance-right:9pt;mso-wrap-distance-bottom:0;mso-position-horizontal:absolute;mso-position-horizontal-relative:text;mso-position-vertical:absolute;mso-position-vertical-relative:text" from=".9pt,23.25pt" to="485.1pt,23.25pt" o:gfxdata="UEsDBBQABgAIAAAAIQC2gziS/gAAAOEBAAATAAAAW0NvbnRlbnRfVHlwZXNdLnhtbJSRQU7DMBBF 90jcwfIWJU67QAgl6YK0S0CoHGBkTxKLZGx5TGhvj5O2G0SRWNoz/78nu9wcxkFMGNg6quQqL6RA 0s5Y6ir5vt9lD1JwBDIwOMJKHpHlpr69KfdHjyxSmriSfYz+USnWPY7AufNIadK6MEJMx9ApD/oD OlTrorhX2lFEilmcO2RdNtjC5xDF9pCuTyYBB5bi6bQ4syoJ3g9WQ0ymaiLzg5KdCXlKLjvcW893 SUOqXwnz5DrgnHtJTxOsQfEKIT7DmDSUCaxw7Rqn8787ZsmRM9e2VmPeBN4uqYvTtW7jvijg9N/y JsXecLq0q+WD6m8AAAD//wMAUEsDBBQABgAIAAAAIQA4/SH/1gAAAJQBAAALAAAAX3JlbHMvLnJl bHOkkMFqwzAMhu+DvYPRfXGawxijTi+j0GvpHsDYimMaW0Yy2fr2M4PBMnrbUb/Q94l/f/hMi1qR JVI2sOt6UJgd+ZiDgffL8ekFlFSbvV0oo4EbChzGx4f9GRdb25HMsYhqlCwG5lrLq9biZkxWOiqY 22YiTra2kYMu1l1tQD30/bPm3wwYN0x18gb45AdQl1tp5j/sFB2T0FQ7R0nTNEV3j6o9feQzro1i OWA14Fm+Q8a1a8+Bvu/d/dMb2JY5uiPbhG/ktn4cqGU/er3pcvwCAAD//wMAUEsDBBQABgAIAAAA IQCZ2PQonAEAAJQDAAAOAAAAZHJzL2Uyb0RvYy54bWysU01P3DAQvVfqf7B8Z5MAQm202T2A4FK1 qMAPMM54Y8n2WLbZZP99x97dLGorIRAXxx/z3sx7M1muJ2vYFkLU6DreLGrOwEnstdt0/Onx9uwb ZzEJ1wuDDjq+g8jXq69flqNv4RwHND0ERiQutqPv+JCSb6sqygGsiAv04OhRYbAi0TFsqj6Ikdit qc7r+qoaMfQ+oIQY6fZm/8hXhV8pkOmXUhESMx2n2lJZQ1mf81qtlqLdBOEHLQ9liA9UYYV2lHSm uhFJsJeg/6GyWgaMqNJCoq1QKS2haCA1Tf2XmodBeChayJzoZ5vi59HKn9trdx/IhtHHNvr7kFVM Ktj8pfrYVMzazWbBlJiky6vm8vvFJXkqj2/VCehDTHeAluVNx412WYdoxfZHTJSMQo8hdDilLru0 M5CDjfsNiumekjUFXaYCrk1gW0H9FFKCS03uIfGV6AxT2pgZWL8NPMRnKJSJeQ94RpTM6NIMttph +F/2NB1LVvv4owN73dmCZ+x3pSnFGmp9UXgY0zxbr88FfvqZVn8AAAD//wMAUEsDBBQABgAIAAAA IQC7cnDs4gAAAAwBAAAPAAAAZHJzL2Rvd25yZXYueG1sTI9BS8NAEIXvgv9hGcGb3Ri01jSbUipi LUixFepxmx2TaHY27G6b9N874kEvA28e8+Z7+WywrTiiD40jBdejBARS6UxDlYK37ePVBESImoxu HaGCEwaYFednuc6M6+kVj5tYCQ6hkGkFdYxdJmUoa7Q6jFyHxN6H81ZHlr6Sxuuew20r0yQZS6sb 4g+17nBRY/m1OVgFL365XMxXp09av9t+l6526+fhSanLi+FhymM+BRFxiH8X8NOB+aFgsL07kAmi Zc30UcHN+BYE2/d3SQpi/7uQRS7/lyi+AQAA//8DAFBLAQItABQABgAIAAAAIQC2gziS/gAAAOEB AAATAAAAAAAAAAAAAAAAAAAAAABbQ29udGVudF9UeXBlc10ueG1sUEsBAi0AFAAGAAgAAAAhADj9 If/WAAAAlAEAAAsAAAAAAAAAAAAAAAAALwEAAF9yZWxzLy5yZWxzUEsBAi0AFAAGAAgAAAAhAJnY 9CicAQAAlAMAAA4AAAAAAAAAAAAAAAAALgIAAGRycy9lMm9Eb2MueG1sUEsBAi0AFAAGAAgAAAAh ALtycOziAAAADAEAAA8AAAAAAAAAAAAAAAAA9gMAAGRycy9kb3ducmV2LnhtbFBLBQYAAAAABAAE APMAAAAFBQAAAAA= " strokecolor="#156082 [3204]" strokeweight=".5pt">
                 <v:stroke joinstyle="miter"/>
@@ -2349,7 +2349,7 @@
               </wp:anchor>
             </w:drawing>
           </mc:Choice>
-          <mc:Fallback xmlns:ns11="http://schemas.microsoft.com/office/drawing/2010/main" xmlns:ns5="http://schemas.openxmlformats.org/drawingml/2006/main" xmlns:ns9="http://schemas.openxmlformats.org/drawingml/2006/picture">
+          <mc:Fallback xmlns:ns9="http://schemas.openxmlformats.org/drawingml/2006/picture" xmlns:ns5="http://schemas.openxmlformats.org/drawingml/2006/main" xmlns:ns11="http://schemas.microsoft.com/office/drawing/2010/main">
             <w:pict>
               <v:line w14:anchorId="65E0A2AF" id="Conexão Reta 3" o:spid="_x0000_s1026" style="position:absolute;z-index:251697152;visibility:visible;mso-wrap-style:square;mso-wrap-distance-left:9pt;mso-wrap-distance-top:0;mso-wrap-distance-right:9pt;mso-wrap-distance-bottom:0;mso-position-horizontal:absolute;mso-position-horizontal-relative:text;mso-position-vertical:absolute;mso-position-vertical-relative:text" from="0,-.05pt" to="484.2pt,-.05pt" o:gfxdata="UEsDBBQABgAIAAAAIQC2gziS/gAAAOEBAAATAAAAW0NvbnRlbnRfVHlwZXNdLnhtbJSRQU7DMBBF 90jcwfIWJU67QAgl6YK0S0CoHGBkTxKLZGx5TGhvj5O2G0SRWNoz/78nu9wcxkFMGNg6quQqL6RA 0s5Y6ir5vt9lD1JwBDIwOMJKHpHlpr69KfdHjyxSmriSfYz+USnWPY7AufNIadK6MEJMx9ApD/oD OlTrorhX2lFEilmcO2RdNtjC5xDF9pCuTyYBB5bi6bQ4syoJ3g9WQ0ymaiLzg5KdCXlKLjvcW893 SUOqXwnz5DrgnHtJTxOsQfEKIT7DmDSUCaxw7Rqn8787ZsmRM9e2VmPeBN4uqYvTtW7jvijg9N/y JsXecLq0q+WD6m8AAAD//wMAUEsDBBQABgAIAAAAIQA4/SH/1gAAAJQBAAALAAAAX3JlbHMvLnJl bHOkkMFqwzAMhu+DvYPRfXGawxijTi+j0GvpHsDYimMaW0Yy2fr2M4PBMnrbUb/Q94l/f/hMi1qR JVI2sOt6UJgd+ZiDgffL8ekFlFSbvV0oo4EbChzGx4f9GRdb25HMsYhqlCwG5lrLq9biZkxWOiqY 22YiTra2kYMu1l1tQD30/bPm3wwYN0x18gb45AdQl1tp5j/sFB2T0FQ7R0nTNEV3j6o9feQzro1i OWA14Fm+Q8a1a8+Bvu/d/dMb2JY5uiPbhG/ktn4cqGU/er3pcvwCAAD//wMAUEsDBBQABgAIAAAA IQCZ2PQonAEAAJQDAAAOAAAAZHJzL2Uyb0RvYy54bWysU01P3DAQvVfqf7B8Z5MAQm202T2A4FK1 qMAPMM54Y8n2WLbZZP99x97dLGorIRAXxx/z3sx7M1muJ2vYFkLU6DreLGrOwEnstdt0/Onx9uwb ZzEJ1wuDDjq+g8jXq69flqNv4RwHND0ERiQutqPv+JCSb6sqygGsiAv04OhRYbAi0TFsqj6Ikdit qc7r+qoaMfQ+oIQY6fZm/8hXhV8pkOmXUhESMx2n2lJZQ1mf81qtlqLdBOEHLQ9liA9UYYV2lHSm uhFJsJeg/6GyWgaMqNJCoq1QKS2haCA1Tf2XmodBeChayJzoZ5vi59HKn9trdx/IhtHHNvr7kFVM Ktj8pfrYVMzazWbBlJiky6vm8vvFJXkqj2/VCehDTHeAluVNx412WYdoxfZHTJSMQo8hdDilLru0 M5CDjfsNiumekjUFXaYCrk1gW0H9FFKCS03uIfGV6AxT2pgZWL8NPMRnKJSJeQ94RpTM6NIMttph +F/2NB1LVvv4owN73dmCZ+x3pSnFGmp9UXgY0zxbr88FfvqZVn8AAAD//wMAUEsDBBQABgAIAAAA IQCasyRQ4AAAAAkBAAAPAAAAZHJzL2Rvd25yZXYueG1sTI9Ba8JAEIXvhf6HZQq96UYpYmM2IpZS KxSpFfS4ZqdJ2uxs2F1N/Pcde2kvA4/He/O+bN7bRpzRh9qRgtEwAYFUOFNTqWD38TyYgghRk9GN I1RwwQDz/PYm06lxHb3jeRtLwSUUUq2girFNpQxFhVaHoWuR2Pt03urI0pfSeN1xuW3kOEkm0uqa +EOlW1xWWHxvT1bBm1+tlov15Ys2B9vtx+v95rV/Uer+rn+a8VnMQETs418Crgy8H3IednQnMkE0 CpgmKhiMQLD5OJk+gDj+apln8j9B/gMAAP//AwBQSwECLQAUAAYACAAAACEAtoM4kv4AAADhAQAA EwAAAAAAAAAAAAAAAAAAAAAAW0NvbnRlbnRfVHlwZXNdLnhtbFBLAQItABQABgAIAAAAIQA4/SH/ 1gAAAJQBAAALAAAAAAAAAAAAAAAAAC8BAABfcmVscy8ucmVsc1BLAQItABQABgAIAAAAIQCZ2PQo nAEAAJQDAAAOAAAAAAAAAAAAAAAAAC4CAABkcnMvZTJvRG9jLnhtbFBLAQItABQABgAIAAAAIQCa syRQ4AAAAAkBAAAPAAAAAAAAAAAAAAAAAPYDAABkcnMvZG93bnJldi54bWxQSwUGAAAAAAQABADz AAAAAwUAAAAA " strokecolor="#156082 [3204]" strokeweight=".5pt">
                 <v:stroke joinstyle="miter"/>
@@ -3103,7 +3103,7 @@
               </wp:anchor>
             </w:drawing>
           </mc:Choice>
-          <mc:Fallback xmlns:ns11="http://schemas.microsoft.com/office/drawing/2010/main" xmlns:ns5="http://schemas.openxmlformats.org/drawingml/2006/main" xmlns:ns9="http://schemas.openxmlformats.org/drawingml/2006/picture">
+          <mc:Fallback xmlns:ns9="http://schemas.openxmlformats.org/drawingml/2006/picture" xmlns:ns5="http://schemas.openxmlformats.org/drawingml/2006/main" xmlns:ns11="http://schemas.microsoft.com/office/drawing/2010/main">
             <w:pict>
               <v:line w14:anchorId="781B6A1A" id="Conexão Reta 3" o:spid="_x0000_s1026" style="position:absolute;z-index:251662336;visibility:visible;mso-wrap-style:square;mso-wrap-distance-left:9pt;mso-wrap-distance-top:0;mso-wrap-distance-right:9pt;mso-wrap-distance-bottom:0;mso-position-horizontal:absolute;mso-position-horizontal-relative:text;mso-position-vertical:absolute;mso-position-vertical-relative:text" from="0,-.05pt" to="484.2pt,-.05pt" o:gfxdata="UEsDBBQABgAIAAAAIQC2gziS/gAAAOEBAAATAAAAW0NvbnRlbnRfVHlwZXNdLnhtbJSRQU7DMBBF 90jcwfIWJU67QAgl6YK0S0CoHGBkTxKLZGx5TGhvj5O2G0SRWNoz/78nu9wcxkFMGNg6quQqL6RA 0s5Y6ir5vt9lD1JwBDIwOMJKHpHlpr69KfdHjyxSmriSfYz+USnWPY7AufNIadK6MEJMx9ApD/oD OlTrorhX2lFEilmcO2RdNtjC5xDF9pCuTyYBB5bi6bQ4syoJ3g9WQ0ymaiLzg5KdCXlKLjvcW893 SUOqXwnz5DrgnHtJTxOsQfEKIT7DmDSUCaxw7Rqn8787ZsmRM9e2VmPeBN4uqYvTtW7jvijg9N/y JsXecLq0q+WD6m8AAAD//wMAUEsDBBQABgAIAAAAIQA4/SH/1gAAAJQBAAALAAAAX3JlbHMvLnJl bHOkkMFqwzAMhu+DvYPRfXGawxijTi+j0GvpHsDYimMaW0Yy2fr2M4PBMnrbUb/Q94l/f/hMi1qR JVI2sOt6UJgd+ZiDgffL8ekFlFSbvV0oo4EbChzGx4f9GRdb25HMsYhqlCwG5lrLq9biZkxWOiqY 22YiTra2kYMu1l1tQD30/bPm3wwYN0x18gb45AdQl1tp5j/sFB2T0FQ7R0nTNEV3j6o9feQzro1i OWA14Fm+Q8a1a8+Bvu/d/dMb2JY5uiPbhG/ktn4cqGU/er3pcvwCAAD//wMAUEsDBBQABgAIAAAA IQCZ2PQonAEAAJQDAAAOAAAAZHJzL2Uyb0RvYy54bWysU01P3DAQvVfqf7B8Z5MAQm202T2A4FK1 qMAPMM54Y8n2WLbZZP99x97dLGorIRAXxx/z3sx7M1muJ2vYFkLU6DreLGrOwEnstdt0/Onx9uwb ZzEJ1wuDDjq+g8jXq69flqNv4RwHND0ERiQutqPv+JCSb6sqygGsiAv04OhRYbAi0TFsqj6Ikdit qc7r+qoaMfQ+oIQY6fZm/8hXhV8pkOmXUhESMx2n2lJZQ1mf81qtlqLdBOEHLQ9liA9UYYV2lHSm uhFJsJeg/6GyWgaMqNJCoq1QKS2haCA1Tf2XmodBeChayJzoZ5vi59HKn9trdx/IhtHHNvr7kFVM Ktj8pfrYVMzazWbBlJiky6vm8vvFJXkqj2/VCehDTHeAluVNx412WYdoxfZHTJSMQo8hdDilLru0 M5CDjfsNiumekjUFXaYCrk1gW0H9FFKCS03uIfGV6AxT2pgZWL8NPMRnKJSJeQ94RpTM6NIMttph +F/2NB1LVvv4owN73dmCZ+x3pSnFGmp9UXgY0zxbr88FfvqZVn8AAAD//wMAUEsDBBQABgAIAAAA IQCasyRQ4AAAAAkBAAAPAAAAZHJzL2Rvd25yZXYueG1sTI9Ba8JAEIXvhf6HZQq96UYpYmM2IpZS KxSpFfS4ZqdJ2uxs2F1N/Pcde2kvA4/He/O+bN7bRpzRh9qRgtEwAYFUOFNTqWD38TyYgghRk9GN I1RwwQDz/PYm06lxHb3jeRtLwSUUUq2girFNpQxFhVaHoWuR2Pt03urI0pfSeN1xuW3kOEkm0uqa +EOlW1xWWHxvT1bBm1+tlov15Ys2B9vtx+v95rV/Uer+rn+a8VnMQETs418Crgy8H3IednQnMkE0 CpgmKhiMQLD5OJk+gDj+apln8j9B/gMAAP//AwBQSwECLQAUAAYACAAAACEAtoM4kv4AAADhAQAA EwAAAAAAAAAAAAAAAAAAAAAAW0NvbnRlbnRfVHlwZXNdLnhtbFBLAQItABQABgAIAAAAIQA4/SH/ 1gAAAJQBAAALAAAAAAAAAAAAAAAAAC8BAABfcmVscy8ucmVsc1BLAQItABQABgAIAAAAIQCZ2PQo nAEAAJQDAAAOAAAAAAAAAAAAAAAAAC4CAABkcnMvZTJvRG9jLnhtbFBLAQItABQABgAIAAAAIQCa syRQ4AAAAAkBAAAPAAAAAAAAAAAAAAAAAPYDAABkcnMvZG93bnJldi54bWxQSwUGAAAAAAQABADz AAAAAwUAAAAA " strokecolor="#156082 [3204]" strokeweight=".5pt">
                 <v:stroke joinstyle="miter"/>
@@ -3609,7 +3609,7 @@
               </wp:anchor>
             </w:drawing>
           </mc:Choice>
-          <mc:Fallback xmlns:ns11="http://schemas.microsoft.com/office/drawing/2010/main" xmlns:ns5="http://schemas.openxmlformats.org/drawingml/2006/main" xmlns:ns9="http://schemas.openxmlformats.org/drawingml/2006/picture">
+          <mc:Fallback xmlns:ns9="http://schemas.openxmlformats.org/drawingml/2006/picture" xmlns:ns5="http://schemas.openxmlformats.org/drawingml/2006/main" xmlns:ns11="http://schemas.microsoft.com/office/drawing/2010/main">
             <w:pict>
               <v:line w14:anchorId="20F34B84" id="Conexão Reta 3" o:spid="_x0000_s1026" style="position:absolute;z-index:251664384;visibility:visible;mso-wrap-style:square;mso-wrap-distance-left:9pt;mso-wrap-distance-top:0;mso-wrap-distance-right:9pt;mso-wrap-distance-bottom:0;mso-position-horizontal:absolute;mso-position-horizontal-relative:text;mso-position-vertical:absolute;mso-position-vertical-relative:text" from="0,-.05pt" to="484.2pt,-.05pt" o:gfxdata="UEsDBBQABgAIAAAAIQC2gziS/gAAAOEBAAATAAAAW0NvbnRlbnRfVHlwZXNdLnhtbJSRQU7DMBBF 90jcwfIWJU67QAgl6YK0S0CoHGBkTxKLZGx5TGhvj5O2G0SRWNoz/78nu9wcxkFMGNg6quQqL6RA 0s5Y6ir5vt9lD1JwBDIwOMJKHpHlpr69KfdHjyxSmriSfYz+USnWPY7AufNIadK6MEJMx9ApD/oD OlTrorhX2lFEilmcO2RdNtjC5xDF9pCuTyYBB5bi6bQ4syoJ3g9WQ0ymaiLzg5KdCXlKLjvcW893 SUOqXwnz5DrgnHtJTxOsQfEKIT7DmDSUCaxw7Rqn8787ZsmRM9e2VmPeBN4uqYvTtW7jvijg9N/y JsXecLq0q+WD6m8AAAD//wMAUEsDBBQABgAIAAAAIQA4/SH/1gAAAJQBAAALAAAAX3JlbHMvLnJl bHOkkMFqwzAMhu+DvYPRfXGawxijTi+j0GvpHsDYimMaW0Yy2fr2M4PBMnrbUb/Q94l/f/hMi1qR JVI2sOt6UJgd+ZiDgffL8ekFlFSbvV0oo4EbChzGx4f9GRdb25HMsYhqlCwG5lrLq9biZkxWOiqY 22YiTra2kYMu1l1tQD30/bPm3wwYN0x18gb45AdQl1tp5j/sFB2T0FQ7R0nTNEV3j6o9feQzro1i OWA14Fm+Q8a1a8+Bvu/d/dMb2JY5uiPbhG/ktn4cqGU/er3pcvwCAAD//wMAUEsDBBQABgAIAAAA IQCZ2PQonAEAAJQDAAAOAAAAZHJzL2Uyb0RvYy54bWysU01P3DAQvVfqf7B8Z5MAQm202T2A4FK1 qMAPMM54Y8n2WLbZZP99x97dLGorIRAXxx/z3sx7M1muJ2vYFkLU6DreLGrOwEnstdt0/Onx9uwb ZzEJ1wuDDjq+g8jXq69flqNv4RwHND0ERiQutqPv+JCSb6sqygGsiAv04OhRYbAi0TFsqj6Ikdit qc7r+qoaMfQ+oIQY6fZm/8hXhV8pkOmXUhESMx2n2lJZQ1mf81qtlqLdBOEHLQ9liA9UYYV2lHSm uhFJsJeg/6GyWgaMqNJCoq1QKS2haCA1Tf2XmodBeChayJzoZ5vi59HKn9trdx/IhtHHNvr7kFVM Ktj8pfrYVMzazWbBlJiky6vm8vvFJXkqj2/VCehDTHeAluVNx412WYdoxfZHTJSMQo8hdDilLru0 M5CDjfsNiumekjUFXaYCrk1gW0H9FFKCS03uIfGV6AxT2pgZWL8NPMRnKJSJeQ94RpTM6NIMttph +F/2NB1LVvv4owN73dmCZ+x3pSnFGmp9UXgY0zxbr88FfvqZVn8AAAD//wMAUEsDBBQABgAIAAAA IQCasyRQ4AAAAAkBAAAPAAAAZHJzL2Rvd25yZXYueG1sTI9Ba8JAEIXvhf6HZQq96UYpYmM2IpZS KxSpFfS4ZqdJ2uxs2F1N/Pcde2kvA4/He/O+bN7bRpzRh9qRgtEwAYFUOFNTqWD38TyYgghRk9GN I1RwwQDz/PYm06lxHb3jeRtLwSUUUq2girFNpQxFhVaHoWuR2Pt03urI0pfSeN1xuW3kOEkm0uqa +EOlW1xWWHxvT1bBm1+tlov15Ys2B9vtx+v95rV/Uer+rn+a8VnMQETs418Crgy8H3IednQnMkE0 CpgmKhiMQLD5OJk+gDj+apln8j9B/gMAAP//AwBQSwECLQAUAAYACAAAACEAtoM4kv4AAADhAQAA EwAAAAAAAAAAAAAAAAAAAAAAW0NvbnRlbnRfVHlwZXNdLnhtbFBLAQItABQABgAIAAAAIQA4/SH/ 1gAAAJQBAAALAAAAAAAAAAAAAAAAAC8BAABfcmVscy8ucmVsc1BLAQItABQABgAIAAAAIQCZ2PQo nAEAAJQDAAAOAAAAAAAAAAAAAAAAAC4CAABkcnMvZTJvRG9jLnhtbFBLAQItABQABgAIAAAAIQCa syRQ4AAAAAkBAAAPAAAAAAAAAAAAAAAAAPYDAABkcnMvZG93bnJldi54bWxQSwUGAAAAAAQABADz AAAAAwUAAAAA " strokecolor="#156082 [3204]" strokeweight=".5pt">
                 <v:stroke joinstyle="miter"/>
@@ -4077,7 +4077,7 @@
               </wp:anchor>
             </w:drawing>
           </mc:Choice>
-          <mc:Fallback xmlns:ns11="http://schemas.microsoft.com/office/drawing/2010/main" xmlns:ns5="http://schemas.openxmlformats.org/drawingml/2006/main" xmlns:ns9="http://schemas.openxmlformats.org/drawingml/2006/picture">
+          <mc:Fallback xmlns:ns9="http://schemas.openxmlformats.org/drawingml/2006/picture" xmlns:ns5="http://schemas.openxmlformats.org/drawingml/2006/main" xmlns:ns11="http://schemas.microsoft.com/office/drawing/2010/main">
             <w:pict>
               <v:line w14:anchorId="619BBE13" id="Conexão Reta 3" o:spid="_x0000_s1026" style="position:absolute;z-index:251666432;visibility:visible;mso-wrap-style:square;mso-wrap-distance-left:9pt;mso-wrap-distance-top:0;mso-wrap-distance-right:9pt;mso-wrap-distance-bottom:0;mso-position-horizontal:absolute;mso-position-horizontal-relative:text;mso-position-vertical:absolute;mso-position-vertical-relative:text" from="0,-.05pt" to="484.2pt,-.05pt" o:gfxdata="UEsDBBQABgAIAAAAIQC2gziS/gAAAOEBAAATAAAAW0NvbnRlbnRfVHlwZXNdLnhtbJSRQU7DMBBF 90jcwfIWJU67QAgl6YK0S0CoHGBkTxKLZGx5TGhvj5O2G0SRWNoz/78nu9wcxkFMGNg6quQqL6RA 0s5Y6ir5vt9lD1JwBDIwOMJKHpHlpr69KfdHjyxSmriSfYz+USnWPY7AufNIadK6MEJMx9ApD/oD OlTrorhX2lFEilmcO2RdNtjC5xDF9pCuTyYBB5bi6bQ4syoJ3g9WQ0ymaiLzg5KdCXlKLjvcW893 SUOqXwnz5DrgnHtJTxOsQfEKIT7DmDSUCaxw7Rqn8787ZsmRM9e2VmPeBN4uqYvTtW7jvijg9N/y JsXecLq0q+WD6m8AAAD//wMAUEsDBBQABgAIAAAAIQA4/SH/1gAAAJQBAAALAAAAX3JlbHMvLnJl bHOkkMFqwzAMhu+DvYPRfXGawxijTi+j0GvpHsDYimMaW0Yy2fr2M4PBMnrbUb/Q94l/f/hMi1qR JVI2sOt6UJgd+ZiDgffL8ekFlFSbvV0oo4EbChzGx4f9GRdb25HMsYhqlCwG5lrLq9biZkxWOiqY 22YiTra2kYMu1l1tQD30/bPm3wwYN0x18gb45AdQl1tp5j/sFB2T0FQ7R0nTNEV3j6o9feQzro1i OWA14Fm+Q8a1a8+Bvu/d/dMb2JY5uiPbhG/ktn4cqGU/er3pcvwCAAD//wMAUEsDBBQABgAIAAAA IQCZ2PQonAEAAJQDAAAOAAAAZHJzL2Uyb0RvYy54bWysU01P3DAQvVfqf7B8Z5MAQm202T2A4FK1 qMAPMM54Y8n2WLbZZP99x97dLGorIRAXxx/z3sx7M1muJ2vYFkLU6DreLGrOwEnstdt0/Onx9uwb ZzEJ1wuDDjq+g8jXq69flqNv4RwHND0ERiQutqPv+JCSb6sqygGsiAv04OhRYbAi0TFsqj6Ikdit qc7r+qoaMfQ+oIQY6fZm/8hXhV8pkOmXUhESMx2n2lJZQ1mf81qtlqLdBOEHLQ9liA9UYYV2lHSm uhFJsJeg/6GyWgaMqNJCoq1QKS2haCA1Tf2XmodBeChayJzoZ5vi59HKn9trdx/IhtHHNvr7kFVM Ktj8pfrYVMzazWbBlJiky6vm8vvFJXkqj2/VCehDTHeAluVNx412WYdoxfZHTJSMQo8hdDilLru0 M5CDjfsNiumekjUFXaYCrk1gW0H9FFKCS03uIfGV6AxT2pgZWL8NPMRnKJSJeQ94RpTM6NIMttph +F/2NB1LVvv4owN73dmCZ+x3pSnFGmp9UXgY0zxbr88FfvqZVn8AAAD//wMAUEsDBBQABgAIAAAA IQCasyRQ4AAAAAkBAAAPAAAAZHJzL2Rvd25yZXYueG1sTI9Ba8JAEIXvhf6HZQq96UYpYmM2IpZS KxSpFfS4ZqdJ2uxs2F1N/Pcde2kvA4/He/O+bN7bRpzRh9qRgtEwAYFUOFNTqWD38TyYgghRk9GN I1RwwQDz/PYm06lxHb3jeRtLwSUUUq2girFNpQxFhVaHoWuR2Pt03urI0pfSeN1xuW3kOEkm0uqa +EOlW1xWWHxvT1bBm1+tlov15Ys2B9vtx+v95rV/Uer+rn+a8VnMQETs418Crgy8H3IednQnMkE0 CpgmKhiMQLD5OJk+gDj+apln8j9B/gMAAP//AwBQSwECLQAUAAYACAAAACEAtoM4kv4AAADhAQAA EwAAAAAAAAAAAAAAAAAAAAAAW0NvbnRlbnRfVHlwZXNdLnhtbFBLAQItABQABgAIAAAAIQA4/SH/ 1gAAAJQBAAALAAAAAAAAAAAAAAAAAC8BAABfcmVscy8ucmVsc1BLAQItABQABgAIAAAAIQCZ2PQo nAEAAJQDAAAOAAAAAAAAAAAAAAAAAC4CAABkcnMvZTJvRG9jLnhtbFBLAQItABQABgAIAAAAIQCa syRQ4AAAAAkBAAAPAAAAAAAAAAAAAAAAAPYDAABkcnMvZG93bnJldi54bWxQSwUGAAAAAAQABADz AAAAAwUAAAAA " strokecolor="#156082 [3204]" strokeweight=".5pt">
                 <v:stroke joinstyle="miter"/>
@@ -4244,7 +4244,7 @@
               </wp:anchor>
             </w:drawing>
           </mc:Choice>
-          <mc:Fallback xmlns:ns11="http://schemas.microsoft.com/office/drawing/2010/main" xmlns:ns5="http://schemas.openxmlformats.org/drawingml/2006/main" xmlns:ns9="http://schemas.openxmlformats.org/drawingml/2006/picture">
+          <mc:Fallback xmlns:ns9="http://schemas.openxmlformats.org/drawingml/2006/picture" xmlns:ns5="http://schemas.openxmlformats.org/drawingml/2006/main" xmlns:ns11="http://schemas.microsoft.com/office/drawing/2010/main">
             <w:pict>
               <v:line w14:anchorId="44DE2E80" id="Conexão Reta 3" o:spid="_x0000_s1026" style="position:absolute;z-index:251668480;visibility:visible;mso-wrap-style:square;mso-wrap-distance-left:9pt;mso-wrap-distance-top:0;mso-wrap-distance-right:9pt;mso-wrap-distance-bottom:0;mso-position-horizontal:absolute;mso-position-horizontal-relative:text;mso-position-vertical:absolute;mso-position-vertical-relative:text" from="0,0" to="484.2pt,0" o:gfxdata="UEsDBBQABgAIAAAAIQC2gziS/gAAAOEBAAATAAAAW0NvbnRlbnRfVHlwZXNdLnhtbJSRQU7DMBBF 90jcwfIWJU67QAgl6YK0S0CoHGBkTxKLZGx5TGhvj5O2G0SRWNoz/78nu9wcxkFMGNg6quQqL6RA 0s5Y6ir5vt9lD1JwBDIwOMJKHpHlpr69KfdHjyxSmriSfYz+USnWPY7AufNIadK6MEJMx9ApD/oD OlTrorhX2lFEilmcO2RdNtjC5xDF9pCuTyYBB5bi6bQ4syoJ3g9WQ0ymaiLzg5KdCXlKLjvcW893 SUOqXwnz5DrgnHtJTxOsQfEKIT7DmDSUCaxw7Rqn8787ZsmRM9e2VmPeBN4uqYvTtW7jvijg9N/y JsXecLq0q+WD6m8AAAD//wMAUEsDBBQABgAIAAAAIQA4/SH/1gAAAJQBAAALAAAAX3JlbHMvLnJl bHOkkMFqwzAMhu+DvYPRfXGawxijTi+j0GvpHsDYimMaW0Yy2fr2M4PBMnrbUb/Q94l/f/hMi1qR JVI2sOt6UJgd+ZiDgffL8ekFlFSbvV0oo4EbChzGx4f9GRdb25HMsYhqlCwG5lrLq9biZkxWOiqY 22YiTra2kYMu1l1tQD30/bPm3wwYN0x18gb45AdQl1tp5j/sFB2T0FQ7R0nTNEV3j6o9feQzro1i OWA14Fm+Q8a1a8+Bvu/d/dMb2JY5uiPbhG/ktn4cqGU/er3pcvwCAAD//wMAUEsDBBQABgAIAAAA IQCZ2PQonAEAAJQDAAAOAAAAZHJzL2Uyb0RvYy54bWysU01P3DAQvVfqf7B8Z5MAQm202T2A4FK1 qMAPMM54Y8n2WLbZZP99x97dLGorIRAXxx/z3sx7M1muJ2vYFkLU6DreLGrOwEnstdt0/Onx9uwb ZzEJ1wuDDjq+g8jXq69flqNv4RwHND0ERiQutqPv+JCSb6sqygGsiAv04OhRYbAi0TFsqj6Ikdit qc7r+qoaMfQ+oIQY6fZm/8hXhV8pkOmXUhESMx2n2lJZQ1mf81qtlqLdBOEHLQ9liA9UYYV2lHSm uhFJsJeg/6GyWgaMqNJCoq1QKS2haCA1Tf2XmodBeChayJzoZ5vi59HKn9trdx/IhtHHNvr7kFVM Ktj8pfrYVMzazWbBlJiky6vm8vvFJXkqj2/VCehDTHeAluVNx412WYdoxfZHTJSMQo8hdDilLru0 M5CDjfsNiumekjUFXaYCrk1gW0H9FFKCS03uIfGV6AxT2pgZWL8NPMRnKJSJeQ94RpTM6NIMttph +F/2NB1LVvv4owN73dmCZ+x3pSnFGmp9UXgY0zxbr88FfvqZVn8AAAD//wMAUEsDBBQABgAIAAAA IQBdcTjb3gAAAAcBAAAPAAAAZHJzL2Rvd25yZXYueG1sTI9Ba8JAEIXvBf/DMkJvdVMpYmM2IpZS KxSpLdjjmp0m0exs2F1N/Pcde2kvDx6PefO9bN7bRpzRh9qRgvtRAgKpcKamUsHnx/PdFESImoxu HKGCCwaY54ObTKfGdfSO520sBZdQSLWCKsY2lTIUFVodRq5F4uzbeasjW19K43XH5baR4ySZSKtr 4g+VbnFZYXHcnqyCN79aLRfry4E2X7bbjde7zWv/otTtsH+asSxmICL28e8CrhuYH3IG27sTmSAa Bbwm/ipnj5PpA4j91co8k//58x8AAAD//wMAUEsBAi0AFAAGAAgAAAAhALaDOJL+AAAA4QEAABMA AAAAAAAAAAAAAAAAAAAAAFtDb250ZW50X1R5cGVzXS54bWxQSwECLQAUAAYACAAAACEAOP0h/9YA AACUAQAACwAAAAAAAAAAAAAAAAAvAQAAX3JlbHMvLnJlbHNQSwECLQAUAAYACAAAACEAmdj0KJwB AACUAwAADgAAAAAAAAAAAAAAAAAuAgAAZHJzL2Uyb0RvYy54bWxQSwECLQAUAAYACAAAACEAXXE4 294AAAAHAQAADwAAAAAAAAAAAAAAAAD2AwAAZHJzL2Rvd25yZXYueG1sUEsFBgAAAAAEAAQA8wAA AAEFAAAAAA== " strokecolor="#156082 [3204]" strokeweight=".5pt">
                 <v:stroke joinstyle="miter"/>
@@ -4463,7 +4463,7 @@
               </wp:anchor>
             </w:drawing>
           </mc:Choice>
-          <mc:Fallback xmlns:ns11="http://schemas.microsoft.com/office/drawing/2010/main" xmlns:ns5="http://schemas.openxmlformats.org/drawingml/2006/main" xmlns:ns9="http://schemas.openxmlformats.org/drawingml/2006/picture">
+          <mc:Fallback xmlns:ns9="http://schemas.openxmlformats.org/drawingml/2006/picture" xmlns:ns5="http://schemas.openxmlformats.org/drawingml/2006/main" xmlns:ns11="http://schemas.microsoft.com/office/drawing/2010/main">
             <w:pict>
               <v:line w14:anchorId="7BCFBA01" id="Conexão Reta 3" o:spid="_x0000_s1026" style="position:absolute;z-index:251670528;visibility:visible;mso-wrap-style:square;mso-wrap-distance-left:9pt;mso-wrap-distance-top:0;mso-wrap-distance-right:9pt;mso-wrap-distance-bottom:0;mso-position-horizontal:absolute;mso-position-horizontal-relative:text;mso-position-vertical:absolute;mso-position-vertical-relative:text" from="0,-.05pt" to="484.2pt,-.05pt" o:gfxdata="UEsDBBQABgAIAAAAIQC2gziS/gAAAOEBAAATAAAAW0NvbnRlbnRfVHlwZXNdLnhtbJSRQU7DMBBF 90jcwfIWJU67QAgl6YK0S0CoHGBkTxKLZGx5TGhvj5O2G0SRWNoz/78nu9wcxkFMGNg6quQqL6RA 0s5Y6ir5vt9lD1JwBDIwOMJKHpHlpr69KfdHjyxSmriSfYz+USnWPY7AufNIadK6MEJMx9ApD/oD OlTrorhX2lFEilmcO2RdNtjC5xDF9pCuTyYBB5bi6bQ4syoJ3g9WQ0ymaiLzg5KdCXlKLjvcW893 SUOqXwnz5DrgnHtJTxOsQfEKIT7DmDSUCaxw7Rqn8787ZsmRM9e2VmPeBN4uqYvTtW7jvijg9N/y JsXecLq0q+WD6m8AAAD//wMAUEsDBBQABgAIAAAAIQA4/SH/1gAAAJQBAAALAAAAX3JlbHMvLnJl bHOkkMFqwzAMhu+DvYPRfXGawxijTi+j0GvpHsDYimMaW0Yy2fr2M4PBMnrbUb/Q94l/f/hMi1qR JVI2sOt6UJgd+ZiDgffL8ekFlFSbvV0oo4EbChzGx4f9GRdb25HMsYhqlCwG5lrLq9biZkxWOiqY 22YiTra2kYMu1l1tQD30/bPm3wwYN0x18gb45AdQl1tp5j/sFB2T0FQ7R0nTNEV3j6o9feQzro1i OWA14Fm+Q8a1a8+Bvu/d/dMb2JY5uiPbhG/ktn4cqGU/er3pcvwCAAD//wMAUEsDBBQABgAIAAAA IQCZ2PQonAEAAJQDAAAOAAAAZHJzL2Uyb0RvYy54bWysU01P3DAQvVfqf7B8Z5MAQm202T2A4FK1 qMAPMM54Y8n2WLbZZP99x97dLGorIRAXxx/z3sx7M1muJ2vYFkLU6DreLGrOwEnstdt0/Onx9uwb ZzEJ1wuDDjq+g8jXq69flqNv4RwHND0ERiQutqPv+JCSb6sqygGsiAv04OhRYbAi0TFsqj6Ikdit qc7r+qoaMfQ+oIQY6fZm/8hXhV8pkOmXUhESMx2n2lJZQ1mf81qtlqLdBOEHLQ9liA9UYYV2lHSm uhFJsJeg/6GyWgaMqNJCoq1QKS2haCA1Tf2XmodBeChayJzoZ5vi59HKn9trdx/IhtHHNvr7kFVM Ktj8pfrYVMzazWbBlJiky6vm8vvFJXkqj2/VCehDTHeAluVNx412WYdoxfZHTJSMQo8hdDilLru0 M5CDjfsNiumekjUFXaYCrk1gW0H9FFKCS03uIfGV6AxT2pgZWL8NPMRnKJSJeQ94RpTM6NIMttph +F/2NB1LVvv4owN73dmCZ+x3pSnFGmp9UXgY0zxbr88FfvqZVn8AAAD//wMAUEsDBBQABgAIAAAA IQCasyRQ4AAAAAkBAAAPAAAAZHJzL2Rvd25yZXYueG1sTI9Ba8JAEIXvhf6HZQq96UYpYmM2IpZS KxSpFfS4ZqdJ2uxs2F1N/Pcde2kvA4/He/O+bN7bRpzRh9qRgtEwAYFUOFNTqWD38TyYgghRk9GN I1RwwQDz/PYm06lxHb3jeRtLwSUUUq2girFNpQxFhVaHoWuR2Pt03urI0pfSeN1xuW3kOEkm0uqa +EOlW1xWWHxvT1bBm1+tlov15Ys2B9vtx+v95rV/Uer+rn+a8VnMQETs418Crgy8H3IednQnMkE0 CpgmKhiMQLD5OJk+gDj+apln8j9B/gMAAP//AwBQSwECLQAUAAYACAAAACEAtoM4kv4AAADhAQAA EwAAAAAAAAAAAAAAAAAAAAAAW0NvbnRlbnRfVHlwZXNdLnhtbFBLAQItABQABgAIAAAAIQA4/SH/ 1gAAAJQBAAALAAAAAAAAAAAAAAAAAC8BAABfcmVscy8ucmVsc1BLAQItABQABgAIAAAAIQCZ2PQo nAEAAJQDAAAOAAAAAAAAAAAAAAAAAC4CAABkcnMvZTJvRG9jLnhtbFBLAQItABQABgAIAAAAIQCa syRQ4AAAAAkBAAAPAAAAAAAAAAAAAAAAAPYDAABkcnMvZG93bnJldi54bWxQSwUGAAAAAAQABADz AAAAAwUAAAAA " strokecolor="#156082 [3204]" strokeweight=".5pt">
                 <v:stroke joinstyle="miter"/>
@@ -4718,7 +4718,7 @@
               </wp:anchor>
             </w:drawing>
           </mc:Choice>
-          <mc:Fallback xmlns:ns11="http://schemas.microsoft.com/office/drawing/2010/main" xmlns:ns5="http://schemas.openxmlformats.org/drawingml/2006/main" xmlns:ns9="http://schemas.openxmlformats.org/drawingml/2006/picture">
+          <mc:Fallback xmlns:ns9="http://schemas.openxmlformats.org/drawingml/2006/picture" xmlns:ns5="http://schemas.openxmlformats.org/drawingml/2006/main" xmlns:ns11="http://schemas.microsoft.com/office/drawing/2010/main">
             <w:pict>
               <v:line w14:anchorId="546AD9F8" id="Conexão Reta 3" o:spid="_x0000_s1026" style="position:absolute;z-index:251672576;visibility:visible;mso-wrap-style:square;mso-wrap-distance-left:9pt;mso-wrap-distance-top:0;mso-wrap-distance-right:9pt;mso-wrap-distance-bottom:0;mso-position-horizontal:absolute;mso-position-horizontal-relative:text;mso-position-vertical:absolute;mso-position-vertical-relative:text" from="0,-.05pt" to="484.2pt,-.05pt" o:gfxdata="UEsDBBQABgAIAAAAIQC2gziS/gAAAOEBAAATAAAAW0NvbnRlbnRfVHlwZXNdLnhtbJSRQU7DMBBF 90jcwfIWJU67QAgl6YK0S0CoHGBkTxKLZGx5TGhvj5O2G0SRWNoz/78nu9wcxkFMGNg6quQqL6RA 0s5Y6ir5vt9lD1JwBDIwOMJKHpHlpr69KfdHjyxSmriSfYz+USnWPY7AufNIadK6MEJMx9ApD/oD OlTrorhX2lFEilmcO2RdNtjC5xDF9pCuTyYBB5bi6bQ4syoJ3g9WQ0ymaiLzg5KdCXlKLjvcW893 SUOqXwnz5DrgnHtJTxOsQfEKIT7DmDSUCaxw7Rqn8787ZsmRM9e2VmPeBN4uqYvTtW7jvijg9N/y JsXecLq0q+WD6m8AAAD//wMAUEsDBBQABgAIAAAAIQA4/SH/1gAAAJQBAAALAAAAX3JlbHMvLnJl bHOkkMFqwzAMhu+DvYPRfXGawxijTi+j0GvpHsDYimMaW0Yy2fr2M4PBMnrbUb/Q94l/f/hMi1qR JVI2sOt6UJgd+ZiDgffL8ekFlFSbvV0oo4EbChzGx4f9GRdb25HMsYhqlCwG5lrLq9biZkxWOiqY 22YiTra2kYMu1l1tQD30/bPm3wwYN0x18gb45AdQl1tp5j/sFB2T0FQ7R0nTNEV3j6o9feQzro1i OWA14Fm+Q8a1a8+Bvu/d/dMb2JY5uiPbhG/ktn4cqGU/er3pcvwCAAD//wMAUEsDBBQABgAIAAAA IQCZ2PQonAEAAJQDAAAOAAAAZHJzL2Uyb0RvYy54bWysU01P3DAQvVfqf7B8Z5MAQm202T2A4FK1 qMAPMM54Y8n2WLbZZP99x97dLGorIRAXxx/z3sx7M1muJ2vYFkLU6DreLGrOwEnstdt0/Onx9uwb ZzEJ1wuDDjq+g8jXq69flqNv4RwHND0ERiQutqPv+JCSb6sqygGsiAv04OhRYbAi0TFsqj6Ikdit qc7r+qoaMfQ+oIQY6fZm/8hXhV8pkOmXUhESMx2n2lJZQ1mf81qtlqLdBOEHLQ9liA9UYYV2lHSm uhFJsJeg/6GyWgaMqNJCoq1QKS2haCA1Tf2XmodBeChayJzoZ5vi59HKn9trdx/IhtHHNvr7kFVM Ktj8pfrYVMzazWbBlJiky6vm8vvFJXkqj2/VCehDTHeAluVNx412WYdoxfZHTJSMQo8hdDilLru0 M5CDjfsNiumekjUFXaYCrk1gW0H9FFKCS03uIfGV6AxT2pgZWL8NPMRnKJSJeQ94RpTM6NIMttph +F/2NB1LVvv4owN73dmCZ+x3pSnFGmp9UXgY0zxbr88FfvqZVn8AAAD//wMAUEsDBBQABgAIAAAA IQCasyRQ4AAAAAkBAAAPAAAAZHJzL2Rvd25yZXYueG1sTI9Ba8JAEIXvhf6HZQq96UYpYmM2IpZS KxSpFfS4ZqdJ2uxs2F1N/Pcde2kvA4/He/O+bN7bRpzRh9qRgtEwAYFUOFNTqWD38TyYgghRk9GN I1RwwQDz/PYm06lxHb3jeRtLwSUUUq2girFNpQxFhVaHoWuR2Pt03urI0pfSeN1xuW3kOEkm0uqa +EOlW1xWWHxvT1bBm1+tlov15Ys2B9vtx+v95rV/Uer+rn+a8VnMQETs418Crgy8H3IednQnMkE0 CpgmKhiMQLD5OJk+gDj+apln8j9B/gMAAP//AwBQSwECLQAUAAYACAAAACEAtoM4kv4AAADhAQAA EwAAAAAAAAAAAAAAAAAAAAAAW0NvbnRlbnRfVHlwZXNdLnhtbFBLAQItABQABgAIAAAAIQA4/SH/ 1gAAAJQBAAALAAAAAAAAAAAAAAAAAC8BAABfcmVscy8ucmVsc1BLAQItABQABgAIAAAAIQCZ2PQo nAEAAJQDAAAOAAAAAAAAAAAAAAAAAC4CAABkcnMvZTJvRG9jLnhtbFBLAQItABQABgAIAAAAIQCa syRQ4AAAAAkBAAAPAAAAAAAAAAAAAAAAAPYDAABkcnMvZG93bnJldi54bWxQSwUGAAAAAAQABADz AAAAAwUAAAAA " strokecolor="#156082 [3204]" strokeweight=".5pt">
                 <v:stroke joinstyle="miter"/>
@@ -5276,7 +5276,7 @@
               </wp:anchor>
             </w:drawing>
           </mc:Choice>
-          <mc:Fallback xmlns:ns11="http://schemas.microsoft.com/office/drawing/2010/main" xmlns:ns5="http://schemas.openxmlformats.org/drawingml/2006/main" xmlns:ns9="http://schemas.openxmlformats.org/drawingml/2006/picture">
+          <mc:Fallback xmlns:ns9="http://schemas.openxmlformats.org/drawingml/2006/picture" xmlns:ns5="http://schemas.openxmlformats.org/drawingml/2006/main" xmlns:ns11="http://schemas.microsoft.com/office/drawing/2010/main">
             <w:pict>
               <v:line w14:anchorId="353A3786" id="Conexão Reta 3" o:spid="_x0000_s1026" style="position:absolute;z-index:251674624;visibility:visible;mso-wrap-style:square;mso-wrap-distance-left:9pt;mso-wrap-distance-top:0;mso-wrap-distance-right:9pt;mso-wrap-distance-bottom:0;mso-position-horizontal:absolute;mso-position-horizontal-relative:text;mso-position-vertical:absolute;mso-position-vertical-relative:text" from="0,-.05pt" to="484.2pt,-.05pt" o:gfxdata="UEsDBBQABgAIAAAAIQC2gziS/gAAAOEBAAATAAAAW0NvbnRlbnRfVHlwZXNdLnhtbJSRQU7DMBBF 90jcwfIWJU67QAgl6YK0S0CoHGBkTxKLZGx5TGhvj5O2G0SRWNoz/78nu9wcxkFMGNg6quQqL6RA 0s5Y6ir5vt9lD1JwBDIwOMJKHpHlpr69KfdHjyxSmriSfYz+USnWPY7AufNIadK6MEJMx9ApD/oD OlTrorhX2lFEilmcO2RdNtjC5xDF9pCuTyYBB5bi6bQ4syoJ3g9WQ0ymaiLzg5KdCXlKLjvcW893 SUOqXwnz5DrgnHtJTxOsQfEKIT7DmDSUCaxw7Rqn8787ZsmRM9e2VmPeBN4uqYvTtW7jvijg9N/y JsXecLq0q+WD6m8AAAD//wMAUEsDBBQABgAIAAAAIQA4/SH/1gAAAJQBAAALAAAAX3JlbHMvLnJl bHOkkMFqwzAMhu+DvYPRfXGawxijTi+j0GvpHsDYimMaW0Yy2fr2M4PBMnrbUb/Q94l/f/hMi1qR JVI2sOt6UJgd+ZiDgffL8ekFlFSbvV0oo4EbChzGx4f9GRdb25HMsYhqlCwG5lrLq9biZkxWOiqY 22YiTra2kYMu1l1tQD30/bPm3wwYN0x18gb45AdQl1tp5j/sFB2T0FQ7R0nTNEV3j6o9feQzro1i OWA14Fm+Q8a1a8+Bvu/d/dMb2JY5uiPbhG/ktn4cqGU/er3pcvwCAAD//wMAUEsDBBQABgAIAAAA IQCZ2PQonAEAAJQDAAAOAAAAZHJzL2Uyb0RvYy54bWysU01P3DAQvVfqf7B8Z5MAQm202T2A4FK1 qMAPMM54Y8n2WLbZZP99x97dLGorIRAXxx/z3sx7M1muJ2vYFkLU6DreLGrOwEnstdt0/Onx9uwb ZzEJ1wuDDjq+g8jXq69flqNv4RwHND0ERiQutqPv+JCSb6sqygGsiAv04OhRYbAi0TFsqj6Ikdit qc7r+qoaMfQ+oIQY6fZm/8hXhV8pkOmXUhESMx2n2lJZQ1mf81qtlqLdBOEHLQ9liA9UYYV2lHSm uhFJsJeg/6GyWgaMqNJCoq1QKS2haCA1Tf2XmodBeChayJzoZ5vi59HKn9trdx/IhtHHNvr7kFVM Ktj8pfrYVMzazWbBlJiky6vm8vvFJXkqj2/VCehDTHeAluVNx412WYdoxfZHTJSMQo8hdDilLru0 M5CDjfsNiumekjUFXaYCrk1gW0H9FFKCS03uIfGV6AxT2pgZWL8NPMRnKJSJeQ94RpTM6NIMttph +F/2NB1LVvv4owN73dmCZ+x3pSnFGmp9UXgY0zxbr88FfvqZVn8AAAD//wMAUEsDBBQABgAIAAAA IQCasyRQ4AAAAAkBAAAPAAAAZHJzL2Rvd25yZXYueG1sTI9Ba8JAEIXvhf6HZQq96UYpYmM2IpZS KxSpFfS4ZqdJ2uxs2F1N/Pcde2kvA4/He/O+bN7bRpzRh9qRgtEwAYFUOFNTqWD38TyYgghRk9GN I1RwwQDz/PYm06lxHb3jeRtLwSUUUq2girFNpQxFhVaHoWuR2Pt03urI0pfSeN1xuW3kOEkm0uqa +EOlW1xWWHxvT1bBm1+tlov15Ys2B9vtx+v95rV/Uer+rn+a8VnMQETs418Crgy8H3IednQnMkE0 CpgmKhiMQLD5OJk+gDj+apln8j9B/gMAAP//AwBQSwECLQAUAAYACAAAACEAtoM4kv4AAADhAQAA EwAAAAAAAAAAAAAAAAAAAAAAW0NvbnRlbnRfVHlwZXNdLnhtbFBLAQItABQABgAIAAAAIQA4/SH/ 1gAAAJQBAAALAAAAAAAAAAAAAAAAAC8BAABfcmVscy8ucmVsc1BLAQItABQABgAIAAAAIQCZ2PQo nAEAAJQDAAAOAAAAAAAAAAAAAAAAAC4CAABkcnMvZTJvRG9jLnhtbFBLAQItABQABgAIAAAAIQCa syRQ4AAAAAkBAAAPAAAAAAAAAAAAAAAAAPYDAABkcnMvZG93bnJldi54bWxQSwUGAAAAAAQABADz AAAAAwUAAAAA " strokecolor="#156082 [3204]" strokeweight=".5pt">
                 <v:stroke joinstyle="miter"/>
@@ -5686,7 +5686,7 @@
               </wp:anchor>
             </w:drawing>
           </mc:Choice>
-          <mc:Fallback xmlns:ns11="http://schemas.microsoft.com/office/drawing/2010/main" xmlns:ns5="http://schemas.openxmlformats.org/drawingml/2006/main" xmlns:ns9="http://schemas.openxmlformats.org/drawingml/2006/picture">
+          <mc:Fallback xmlns:ns9="http://schemas.openxmlformats.org/drawingml/2006/picture" xmlns:ns5="http://schemas.openxmlformats.org/drawingml/2006/main" xmlns:ns11="http://schemas.microsoft.com/office/drawing/2010/main">
             <w:pict>
               <v:line w14:anchorId="14151E29" id="Conexão Reta 3" o:spid="_x0000_s1026" style="position:absolute;z-index:251676672;visibility:visible;mso-wrap-style:square;mso-wrap-distance-left:9pt;mso-wrap-distance-top:0;mso-wrap-distance-right:9pt;mso-wrap-distance-bottom:0;mso-position-horizontal:absolute;mso-position-horizontal-relative:text;mso-position-vertical:absolute;mso-position-vertical-relative:text" from="0,-.05pt" to="484.2pt,-.05pt" o:gfxdata="UEsDBBQABgAIAAAAIQC2gziS/gAAAOEBAAATAAAAW0NvbnRlbnRfVHlwZXNdLnhtbJSRQU7DMBBF 90jcwfIWJU67QAgl6YK0S0CoHGBkTxKLZGx5TGhvj5O2G0SRWNoz/78nu9wcxkFMGNg6quQqL6RA 0s5Y6ir5vt9lD1JwBDIwOMJKHpHlpr69KfdHjyxSmriSfYz+USnWPY7AufNIadK6MEJMx9ApD/oD OlTrorhX2lFEilmcO2RdNtjC5xDF9pCuTyYBB5bi6bQ4syoJ3g9WQ0ymaiLzg5KdCXlKLjvcW893 SUOqXwnz5DrgnHtJTxOsQfEKIT7DmDSUCaxw7Rqn8787ZsmRM9e2VmPeBN4uqYvTtW7jvijg9N/y JsXecLq0q+WD6m8AAAD//wMAUEsDBBQABgAIAAAAIQA4/SH/1gAAAJQBAAALAAAAX3JlbHMvLnJl bHOkkMFqwzAMhu+DvYPRfXGawxijTi+j0GvpHsDYimMaW0Yy2fr2M4PBMnrbUb/Q94l/f/hMi1qR JVI2sOt6UJgd+ZiDgffL8ekFlFSbvV0oo4EbChzGx4f9GRdb25HMsYhqlCwG5lrLq9biZkxWOiqY 22YiTra2kYMu1l1tQD30/bPm3wwYN0x18gb45AdQl1tp5j/sFB2T0FQ7R0nTNEV3j6o9feQzro1i OWA14Fm+Q8a1a8+Bvu/d/dMb2JY5uiPbhG/ktn4cqGU/er3pcvwCAAD//wMAUEsDBBQABgAIAAAA IQCZ2PQonAEAAJQDAAAOAAAAZHJzL2Uyb0RvYy54bWysU01P3DAQvVfqf7B8Z5MAQm202T2A4FK1 qMAPMM54Y8n2WLbZZP99x97dLGorIRAXxx/z3sx7M1muJ2vYFkLU6DreLGrOwEnstdt0/Onx9uwb ZzEJ1wuDDjq+g8jXq69flqNv4RwHND0ERiQutqPv+JCSb6sqygGsiAv04OhRYbAi0TFsqj6Ikdit qc7r+qoaMfQ+oIQY6fZm/8hXhV8pkOmXUhESMx2n2lJZQ1mf81qtlqLdBOEHLQ9liA9UYYV2lHSm uhFJsJeg/6GyWgaMqNJCoq1QKS2haCA1Tf2XmodBeChayJzoZ5vi59HKn9trdx/IhtHHNvr7kFVM Ktj8pfrYVMzazWbBlJiky6vm8vvFJXkqj2/VCehDTHeAluVNx412WYdoxfZHTJSMQo8hdDilLru0 M5CDjfsNiumekjUFXaYCrk1gW0H9FFKCS03uIfGV6AxT2pgZWL8NPMRnKJSJeQ94RpTM6NIMttph +F/2NB1LVvv4owN73dmCZ+x3pSnFGmp9UXgY0zxbr88FfvqZVn8AAAD//wMAUEsDBBQABgAIAAAA IQCasyRQ4AAAAAkBAAAPAAAAZHJzL2Rvd25yZXYueG1sTI9Ba8JAEIXvhf6HZQq96UYpYmM2IpZS KxSpFfS4ZqdJ2uxs2F1N/Pcde2kvA4/He/O+bN7bRpzRh9qRgtEwAYFUOFNTqWD38TyYgghRk9GN I1RwwQDz/PYm06lxHb3jeRtLwSUUUq2girFNpQxFhVaHoWuR2Pt03urI0pfSeN1xuW3kOEkm0uqa +EOlW1xWWHxvT1bBm1+tlov15Ys2B9vtx+v95rV/Uer+rn+a8VnMQETs418Crgy8H3IednQnMkE0 CpgmKhiMQLD5OJk+gDj+apln8j9B/gMAAP//AwBQSwECLQAUAAYACAAAACEAtoM4kv4AAADhAQAA EwAAAAAAAAAAAAAAAAAAAAAAW0NvbnRlbnRfVHlwZXNdLnhtbFBLAQItABQABgAIAAAAIQA4/SH/ 1gAAAJQBAAALAAAAAAAAAAAAAAAAAC8BAABfcmVscy8ucmVsc1BLAQItABQABgAIAAAAIQCZ2PQo nAEAAJQDAAAOAAAAAAAAAAAAAAAAAC4CAABkcnMvZTJvRG9jLnhtbFBLAQItABQABgAIAAAAIQCa syRQ4AAAAAkBAAAPAAAAAAAAAAAAAAAAAPYDAABkcnMvZG93bnJldi54bWxQSwUGAAAAAAQABADz AAAAAwUAAAAA " strokecolor="#156082 [3204]" strokeweight=".5pt">
                 <v:stroke joinstyle="miter"/>
@@ -12987,7 +12987,6 @@
               </w:rPr>
               <w:t xml:space="preserve">Pipeline </w:t>
             </w:r>
-            <w:proofErr w:type="spellStart"/>
             <w:r>
               <w:rPr>
                 <w:b/>
@@ -12996,9 +12995,8 @@
                 <w:sz w:val="20"/>
                 <w:szCs w:val="20"/>
               </w:rPr>
-              <w:t>actual</w:t>
-            </w:r>
-            <w:proofErr w:type="spellEnd"/>
+              <w:t>fixa</w:t>
+            </w:r>
           </w:p>
         </w:tc>
         <w:tc>
@@ -13470,7 +13468,7 @@
               </wp:anchor>
             </w:drawing>
           </mc:Choice>
-          <mc:Fallback xmlns:ns11="http://schemas.microsoft.com/office/drawing/2010/main" xmlns:ns5="http://schemas.openxmlformats.org/drawingml/2006/main" xmlns:ns9="http://schemas.openxmlformats.org/drawingml/2006/picture">
+          <mc:Fallback xmlns:ns9="http://schemas.openxmlformats.org/drawingml/2006/picture" xmlns:ns5="http://schemas.openxmlformats.org/drawingml/2006/main" xmlns:ns11="http://schemas.microsoft.com/office/drawing/2010/main">
             <w:pict>
               <v:line w14:anchorId="33E8BA80" id="Conexão Reta 3" o:spid="_x0000_s1026" style="position:absolute;z-index:251678720;visibility:visible;mso-wrap-style:square;mso-wrap-distance-left:9pt;mso-wrap-distance-top:0;mso-wrap-distance-right:9pt;mso-wrap-distance-bottom:0;mso-position-horizontal:absolute;mso-position-horizontal-relative:text;mso-position-vertical:absolute;mso-position-vertical-relative:text" from="0,0" to="484.2pt,0" o:gfxdata="UEsDBBQABgAIAAAAIQC2gziS/gAAAOEBAAATAAAAW0NvbnRlbnRfVHlwZXNdLnhtbJSRQU7DMBBF 90jcwfIWJU67QAgl6YK0S0CoHGBkTxKLZGx5TGhvj5O2G0SRWNoz/78nu9wcxkFMGNg6quQqL6RA 0s5Y6ir5vt9lD1JwBDIwOMJKHpHlpr69KfdHjyxSmriSfYz+USnWPY7AufNIadK6MEJMx9ApD/oD OlTrorhX2lFEilmcO2RdNtjC5xDF9pCuTyYBB5bi6bQ4syoJ3g9WQ0ymaiLzg5KdCXlKLjvcW893 SUOqXwnz5DrgnHtJTxOsQfEKIT7DmDSUCaxw7Rqn8787ZsmRM9e2VmPeBN4uqYvTtW7jvijg9N/y JsXecLq0q+WD6m8AAAD//wMAUEsDBBQABgAIAAAAIQA4/SH/1gAAAJQBAAALAAAAX3JlbHMvLnJl bHOkkMFqwzAMhu+DvYPRfXGawxijTi+j0GvpHsDYimMaW0Yy2fr2M4PBMnrbUb/Q94l/f/hMi1qR JVI2sOt6UJgd+ZiDgffL8ekFlFSbvV0oo4EbChzGx4f9GRdb25HMsYhqlCwG5lrLq9biZkxWOiqY 22YiTra2kYMu1l1tQD30/bPm3wwYN0x18gb45AdQl1tp5j/sFB2T0FQ7R0nTNEV3j6o9feQzro1i OWA14Fm+Q8a1a8+Bvu/d/dMb2JY5uiPbhG/ktn4cqGU/er3pcvwCAAD//wMAUEsDBBQABgAIAAAA IQCZ2PQonAEAAJQDAAAOAAAAZHJzL2Uyb0RvYy54bWysU01P3DAQvVfqf7B8Z5MAQm202T2A4FK1 qMAPMM54Y8n2WLbZZP99x97dLGorIRAXxx/z3sx7M1muJ2vYFkLU6DreLGrOwEnstdt0/Onx9uwb ZzEJ1wuDDjq+g8jXq69flqNv4RwHND0ERiQutqPv+JCSb6sqygGsiAv04OhRYbAi0TFsqj6Ikdit qc7r+qoaMfQ+oIQY6fZm/8hXhV8pkOmXUhESMx2n2lJZQ1mf81qtlqLdBOEHLQ9liA9UYYV2lHSm uhFJsJeg/6GyWgaMqNJCoq1QKS2haCA1Tf2XmodBeChayJzoZ5vi59HKn9trdx/IhtHHNvr7kFVM Ktj8pfrYVMzazWbBlJiky6vm8vvFJXkqj2/VCehDTHeAluVNx412WYdoxfZHTJSMQo8hdDilLru0 M5CDjfsNiumekjUFXaYCrk1gW0H9FFKCS03uIfGV6AxT2pgZWL8NPMRnKJSJeQ94RpTM6NIMttph +F/2NB1LVvv4owN73dmCZ+x3pSnFGmp9UXgY0zxbr88FfvqZVn8AAAD//wMAUEsDBBQABgAIAAAA IQBdcTjb3gAAAAcBAAAPAAAAZHJzL2Rvd25yZXYueG1sTI9Ba8JAEIXvBf/DMkJvdVMpYmM2IpZS KxSpLdjjmp0m0exs2F1N/Pcde2kvDx6PefO9bN7bRpzRh9qRgvtRAgKpcKamUsHnx/PdFESImoxu HKGCCwaY54ObTKfGdfSO520sBZdQSLWCKsY2lTIUFVodRq5F4uzbeasjW19K43XH5baR4ySZSKtr 4g+VbnFZYXHcnqyCN79aLRfry4E2X7bbjde7zWv/otTtsH+asSxmICL28e8CrhuYH3IG27sTmSAa Bbwm/ipnj5PpA4j91co8k//58x8AAAD//wMAUEsBAi0AFAAGAAgAAAAhALaDOJL+AAAA4QEAABMA AAAAAAAAAAAAAAAAAAAAAFtDb250ZW50X1R5cGVzXS54bWxQSwECLQAUAAYACAAAACEAOP0h/9YA AACUAQAACwAAAAAAAAAAAAAAAAAvAQAAX3JlbHMvLnJlbHNQSwECLQAUAAYACAAAACEAmdj0KJwB AACUAwAADgAAAAAAAAAAAAAAAAAuAgAAZHJzL2Uyb0RvYy54bWxQSwECLQAUAAYACAAAACEAXXE4 294AAAAHAQAADwAAAAAAAAAAAAAAAAD2AwAAZHJzL2Rvd25yZXYueG1sUEsFBgAAAAAEAAQA8wAA AAEFAAAAAA== " strokecolor="#156082 [3204]" strokeweight=".5pt">
                 <v:stroke joinstyle="miter"/>
@@ -13728,7 +13726,7 @@
               </wp:anchor>
             </w:drawing>
           </mc:Choice>
-          <mc:Fallback xmlns:ns11="http://schemas.microsoft.com/office/drawing/2010/main" xmlns:ns5="http://schemas.openxmlformats.org/drawingml/2006/main" xmlns:ns9="http://schemas.openxmlformats.org/drawingml/2006/picture">
+          <mc:Fallback xmlns:ns9="http://schemas.openxmlformats.org/drawingml/2006/picture" xmlns:ns5="http://schemas.openxmlformats.org/drawingml/2006/main" xmlns:ns11="http://schemas.microsoft.com/office/drawing/2010/main">
             <w:pict>
               <v:line w14:anchorId="09D61D67" id="Conexão Reta 3" o:spid="_x0000_s1026" style="position:absolute;z-index:251680768;visibility:visible;mso-wrap-style:square;mso-wrap-distance-left:9pt;mso-wrap-distance-top:0;mso-wrap-distance-right:9pt;mso-wrap-distance-bottom:0;mso-position-horizontal:absolute;mso-position-horizontal-relative:text;mso-position-vertical:absolute;mso-position-vertical-relative:text" from="0,-.05pt" to="484.2pt,-.05pt" o:gfxdata="UEsDBBQABgAIAAAAIQC2gziS/gAAAOEBAAATAAAAW0NvbnRlbnRfVHlwZXNdLnhtbJSRQU7DMBBF 90jcwfIWJU67QAgl6YK0S0CoHGBkTxKLZGx5TGhvj5O2G0SRWNoz/78nu9wcxkFMGNg6quQqL6RA 0s5Y6ir5vt9lD1JwBDIwOMJKHpHlpr69KfdHjyxSmriSfYz+USnWPY7AufNIadK6MEJMx9ApD/oD OlTrorhX2lFEilmcO2RdNtjC5xDF9pCuTyYBB5bi6bQ4syoJ3g9WQ0ymaiLzg5KdCXlKLjvcW893 SUOqXwnz5DrgnHtJTxOsQfEKIT7DmDSUCaxw7Rqn8787ZsmRM9e2VmPeBN4uqYvTtW7jvijg9N/y JsXecLq0q+WD6m8AAAD//wMAUEsDBBQABgAIAAAAIQA4/SH/1gAAAJQBAAALAAAAX3JlbHMvLnJl bHOkkMFqwzAMhu+DvYPRfXGawxijTi+j0GvpHsDYimMaW0Yy2fr2M4PBMnrbUb/Q94l/f/hMi1qR JVI2sOt6UJgd+ZiDgffL8ekFlFSbvV0oo4EbChzGx4f9GRdb25HMsYhqlCwG5lrLq9biZkxWOiqY 22YiTra2kYMu1l1tQD30/bPm3wwYN0x18gb45AdQl1tp5j/sFB2T0FQ7R0nTNEV3j6o9feQzro1i OWA14Fm+Q8a1a8+Bvu/d/dMb2JY5uiPbhG/ktn4cqGU/er3pcvwCAAD//wMAUEsDBBQABgAIAAAA IQCZ2PQonAEAAJQDAAAOAAAAZHJzL2Uyb0RvYy54bWysU01P3DAQvVfqf7B8Z5MAQm202T2A4FK1 qMAPMM54Y8n2WLbZZP99x97dLGorIRAXxx/z3sx7M1muJ2vYFkLU6DreLGrOwEnstdt0/Onx9uwb ZzEJ1wuDDjq+g8jXq69flqNv4RwHND0ERiQutqPv+JCSb6sqygGsiAv04OhRYbAi0TFsqj6Ikdit qc7r+qoaMfQ+oIQY6fZm/8hXhV8pkOmXUhESMx2n2lJZQ1mf81qtlqLdBOEHLQ9liA9UYYV2lHSm uhFJsJeg/6GyWgaMqNJCoq1QKS2haCA1Tf2XmodBeChayJzoZ5vi59HKn9trdx/IhtHHNvr7kFVM Ktj8pfrYVMzazWbBlJiky6vm8vvFJXkqj2/VCehDTHeAluVNx412WYdoxfZHTJSMQo8hdDilLru0 M5CDjfsNiumekjUFXaYCrk1gW0H9FFKCS03uIfGV6AxT2pgZWL8NPMRnKJSJeQ94RpTM6NIMttph +F/2NB1LVvv4owN73dmCZ+x3pSnFGmp9UXgY0zxbr88FfvqZVn8AAAD//wMAUEsDBBQABgAIAAAA IQCasyRQ4AAAAAkBAAAPAAAAZHJzL2Rvd25yZXYueG1sTI9Ba8JAEIXvhf6HZQq96UYpYmM2IpZS KxSpFfS4ZqdJ2uxs2F1N/Pcde2kvA4/He/O+bN7bRpzRh9qRgtEwAYFUOFNTqWD38TyYgghRk9GN I1RwwQDz/PYm06lxHb3jeRtLwSUUUq2girFNpQxFhVaHoWuR2Pt03urI0pfSeN1xuW3kOEkm0uqa +EOlW1xWWHxvT1bBm1+tlov15Ys2B9vtx+v95rV/Uer+rn+a8VnMQETs418Crgy8H3IednQnMkE0 CpgmKhiMQLD5OJk+gDj+apln8j9B/gMAAP//AwBQSwECLQAUAAYACAAAACEAtoM4kv4AAADhAQAA EwAAAAAAAAAAAAAAAAAAAAAAW0NvbnRlbnRfVHlwZXNdLnhtbFBLAQItABQABgAIAAAAIQA4/SH/ 1gAAAJQBAAALAAAAAAAAAAAAAAAAAC8BAABfcmVscy8ucmVsc1BLAQItABQABgAIAAAAIQCZ2PQo nAEAAJQDAAAOAAAAAAAAAAAAAAAAAC4CAABkcnMvZTJvRG9jLnhtbFBLAQItABQABgAIAAAAIQCa syRQ4AAAAAkBAAAPAAAAAAAAAAAAAAAAAPYDAABkcnMvZG93bnJldi54bWxQSwUGAAAAAAQABADz AAAAAwUAAAAA " strokecolor="#156082 [3204]" strokeweight=".5pt">
                 <v:stroke joinstyle="miter"/>
@@ -13809,7 +13807,7 @@
               </wp:anchor>
             </w:drawing>
           </mc:Choice>
-          <mc:Fallback xmlns:ns11="http://schemas.microsoft.com/office/drawing/2010/main" xmlns:ns5="http://schemas.openxmlformats.org/drawingml/2006/main" xmlns:ns9="http://schemas.openxmlformats.org/drawingml/2006/picture">
+          <mc:Fallback xmlns:ns9="http://schemas.openxmlformats.org/drawingml/2006/picture" xmlns:ns5="http://schemas.openxmlformats.org/drawingml/2006/main" xmlns:ns11="http://schemas.microsoft.com/office/drawing/2010/main">
             <w:pict>
               <v:line w14:anchorId="1705DB05" id="Conexão Reta 3" o:spid="_x0000_s1026" style="position:absolute;z-index:251682816;visibility:visible;mso-wrap-style:square;mso-wrap-distance-left:9pt;mso-wrap-distance-top:0;mso-wrap-distance-right:9pt;mso-wrap-distance-bottom:0;mso-position-horizontal:absolute;mso-position-horizontal-relative:text;mso-position-vertical:absolute;mso-position-vertical-relative:text" from="0,-.05pt" to="484.2pt,-.05pt" o:gfxdata="UEsDBBQABgAIAAAAIQC2gziS/gAAAOEBAAATAAAAW0NvbnRlbnRfVHlwZXNdLnhtbJSRQU7DMBBF 90jcwfIWJU67QAgl6YK0S0CoHGBkTxKLZGx5TGhvj5O2G0SRWNoz/78nu9wcxkFMGNg6quQqL6RA 0s5Y6ir5vt9lD1JwBDIwOMJKHpHlpr69KfdHjyxSmriSfYz+USnWPY7AufNIadK6MEJMx9ApD/oD OlTrorhX2lFEilmcO2RdNtjC5xDF9pCuTyYBB5bi6bQ4syoJ3g9WQ0ymaiLzg5KdCXlKLjvcW893 SUOqXwnz5DrgnHtJTxOsQfEKIT7DmDSUCaxw7Rqn8787ZsmRM9e2VmPeBN4uqYvTtW7jvijg9N/y JsXecLq0q+WD6m8AAAD//wMAUEsDBBQABgAIAAAAIQA4/SH/1gAAAJQBAAALAAAAX3JlbHMvLnJl bHOkkMFqwzAMhu+DvYPRfXGawxijTi+j0GvpHsDYimMaW0Yy2fr2M4PBMnrbUb/Q94l/f/hMi1qR JVI2sOt6UJgd+ZiDgffL8ekFlFSbvV0oo4EbChzGx4f9GRdb25HMsYhqlCwG5lrLq9biZkxWOiqY 22YiTra2kYMu1l1tQD30/bPm3wwYN0x18gb45AdQl1tp5j/sFB2T0FQ7R0nTNEV3j6o9feQzro1i OWA14Fm+Q8a1a8+Bvu/d/dMb2JY5uiPbhG/ktn4cqGU/er3pcvwCAAD//wMAUEsDBBQABgAIAAAA IQCZ2PQonAEAAJQDAAAOAAAAZHJzL2Uyb0RvYy54bWysU01P3DAQvVfqf7B8Z5MAQm202T2A4FK1 qMAPMM54Y8n2WLbZZP99x97dLGorIRAXxx/z3sx7M1muJ2vYFkLU6DreLGrOwEnstdt0/Onx9uwb ZzEJ1wuDDjq+g8jXq69flqNv4RwHND0ERiQutqPv+JCSb6sqygGsiAv04OhRYbAi0TFsqj6Ikdit qc7r+qoaMfQ+oIQY6fZm/8hXhV8pkOmXUhESMx2n2lJZQ1mf81qtlqLdBOEHLQ9liA9UYYV2lHSm uhFJsJeg/6GyWgaMqNJCoq1QKS2haCA1Tf2XmodBeChayJzoZ5vi59HKn9trdx/IhtHHNvr7kFVM Ktj8pfrYVMzazWbBlJiky6vm8vvFJXkqj2/VCehDTHeAluVNx412WYdoxfZHTJSMQo8hdDilLru0 M5CDjfsNiumekjUFXaYCrk1gW0H9FFKCS03uIfGV6AxT2pgZWL8NPMRnKJSJeQ94RpTM6NIMttph +F/2NB1LVvv4owN73dmCZ+x3pSnFGmp9UXgY0zxbr88FfvqZVn8AAAD//wMAUEsDBBQABgAIAAAA IQCasyRQ4AAAAAkBAAAPAAAAZHJzL2Rvd25yZXYueG1sTI9Ba8JAEIXvhf6HZQq96UYpYmM2IpZS KxSpFfS4ZqdJ2uxs2F1N/Pcde2kvA4/He/O+bN7bRpzRh9qRgtEwAYFUOFNTqWD38TyYgghRk9GN I1RwwQDz/PYm06lxHb3jeRtLwSUUUq2girFNpQxFhVaHoWuR2Pt03urI0pfSeN1xuW3kOEkm0uqa +EOlW1xWWHxvT1bBm1+tlov15Ys2B9vtx+v95rV/Uer+rn+a8VnMQETs418Crgy8H3IednQnMkE0 CpgmKhiMQLD5OJk+gDj+apln8j9B/gMAAP//AwBQSwECLQAUAAYACAAAACEAtoM4kv4AAADhAQAA EwAAAAAAAAAAAAAAAAAAAAAAW0NvbnRlbnRfVHlwZXNdLnhtbFBLAQItABQABgAIAAAAIQA4/SH/ 1gAAAJQBAAALAAAAAAAAAAAAAAAAAC8BAABfcmVscy8ucmVsc1BLAQItABQABgAIAAAAIQCZ2PQo nAEAAJQDAAAOAAAAAAAAAAAAAAAAAC4CAABkcnMvZTJvRG9jLnhtbFBLAQItABQABgAIAAAAIQCa syRQ4AAAAAkBAAAPAAAAAAAAAAAAAAAAAPYDAABkcnMvZG93bnJldi54bWxQSwUGAAAAAAQABADz AAAAAwUAAAAA " strokecolor="#156082 [3204]" strokeweight=".5pt">
                 <v:stroke joinstyle="miter"/>
@@ -16567,7 +16565,27 @@
           <w:sz w:val="20"/>
           <w:szCs w:val="20"/>
         </w:rPr>
-        <w:t>Tabela 5 — LangChain4j @AiService vs Spring AI ChatClient: comparação de API</w:t>
+        <w:t xml:space="preserve">Tabela </w:t>
+      </w:r>
+      <w:r>
+        <w:rPr>
+          <w:i/>
+          <w:iCs/>
+          <w:color w:val="595959"/>
+          <w:sz w:val="20"/>
+          <w:szCs w:val="20"/>
+        </w:rPr>
+        <w:t>6</w:t>
+      </w:r>
+      <w:r>
+        <w:rPr>
+          <w:i/>
+          <w:iCs/>
+          <w:color w:val="595959"/>
+          <w:sz w:val="20"/>
+          <w:szCs w:val="20"/>
+        </w:rPr>
+        <w:t xml:space="preserve"> — LangChain4j @AiService vs Spring AI ChatClient: comparação de API</w:t>
       </w:r>
     </w:p>
     <w:p>
@@ -16638,7 +16656,7 @@
               </wp:anchor>
             </w:drawing>
           </mc:Choice>
-          <mc:Fallback xmlns:ns11="http://schemas.microsoft.com/office/drawing/2010/main" xmlns:ns5="http://schemas.openxmlformats.org/drawingml/2006/main" xmlns:ns9="http://schemas.openxmlformats.org/drawingml/2006/picture">
+          <mc:Fallback xmlns:ns9="http://schemas.openxmlformats.org/drawingml/2006/picture" xmlns:ns5="http://schemas.openxmlformats.org/drawingml/2006/main" xmlns:ns11="http://schemas.microsoft.com/office/drawing/2010/main">
             <w:pict>
               <v:line w14:anchorId="33CA8BAD" id="Conexão Reta 3" o:spid="_x0000_s1026" style="position:absolute;z-index:251684864;visibility:visible;mso-wrap-style:square;mso-wrap-distance-left:9pt;mso-wrap-distance-top:0;mso-wrap-distance-right:9pt;mso-wrap-distance-bottom:0;mso-position-horizontal:absolute;mso-position-horizontal-relative:text;mso-position-vertical:absolute;mso-position-vertical-relative:text" from="0,0" to="484.2pt,0" o:gfxdata="UEsDBBQABgAIAAAAIQC2gziS/gAAAOEBAAATAAAAW0NvbnRlbnRfVHlwZXNdLnhtbJSRQU7DMBBF 90jcwfIWJU67QAgl6YK0S0CoHGBkTxKLZGx5TGhvj5O2G0SRWNoz/78nu9wcxkFMGNg6quQqL6RA 0s5Y6ir5vt9lD1JwBDIwOMJKHpHlpr69KfdHjyxSmriSfYz+USnWPY7AufNIadK6MEJMx9ApD/oD OlTrorhX2lFEilmcO2RdNtjC5xDF9pCuTyYBB5bi6bQ4syoJ3g9WQ0ymaiLzg5KdCXlKLjvcW893 SUOqXwnz5DrgnHtJTxOsQfEKIT7DmDSUCaxw7Rqn8787ZsmRM9e2VmPeBN4uqYvTtW7jvijg9N/y JsXecLq0q+WD6m8AAAD//wMAUEsDBBQABgAIAAAAIQA4/SH/1gAAAJQBAAALAAAAX3JlbHMvLnJl bHOkkMFqwzAMhu+DvYPRfXGawxijTi+j0GvpHsDYimMaW0Yy2fr2M4PBMnrbUb/Q94l/f/hMi1qR JVI2sOt6UJgd+ZiDgffL8ekFlFSbvV0oo4EbChzGx4f9GRdb25HMsYhqlCwG5lrLq9biZkxWOiqY 22YiTra2kYMu1l1tQD30/bPm3wwYN0x18gb45AdQl1tp5j/sFB2T0FQ7R0nTNEV3j6o9feQzro1i OWA14Fm+Q8a1a8+Bvu/d/dMb2JY5uiPbhG/ktn4cqGU/er3pcvwCAAD//wMAUEsDBBQABgAIAAAA IQCZ2PQonAEAAJQDAAAOAAAAZHJzL2Uyb0RvYy54bWysU01P3DAQvVfqf7B8Z5MAQm202T2A4FK1 qMAPMM54Y8n2WLbZZP99x97dLGorIRAXxx/z3sx7M1muJ2vYFkLU6DreLGrOwEnstdt0/Onx9uwb ZzEJ1wuDDjq+g8jXq69flqNv4RwHND0ERiQutqPv+JCSb6sqygGsiAv04OhRYbAi0TFsqj6Ikdit qc7r+qoaMfQ+oIQY6fZm/8hXhV8pkOmXUhESMx2n2lJZQ1mf81qtlqLdBOEHLQ9liA9UYYV2lHSm uhFJsJeg/6GyWgaMqNJCoq1QKS2haCA1Tf2XmodBeChayJzoZ5vi59HKn9trdx/IhtHHNvr7kFVM Ktj8pfrYVMzazWbBlJiky6vm8vvFJXkqj2/VCehDTHeAluVNx412WYdoxfZHTJSMQo8hdDilLru0 M5CDjfsNiumekjUFXaYCrk1gW0H9FFKCS03uIfGV6AxT2pgZWL8NPMRnKJSJeQ94RpTM6NIMttph +F/2NB1LVvv4owN73dmCZ+x3pSnFGmp9UXgY0zxbr88FfvqZVn8AAAD//wMAUEsDBBQABgAIAAAA IQBdcTjb3gAAAAcBAAAPAAAAZHJzL2Rvd25yZXYueG1sTI9Ba8JAEIXvBf/DMkJvdVMpYmM2IpZS KxSpLdjjmp0m0exs2F1N/Pcde2kvDx6PefO9bN7bRpzRh9qRgvtRAgKpcKamUsHnx/PdFESImoxu HKGCCwaY54ObTKfGdfSO520sBZdQSLWCKsY2lTIUFVodRq5F4uzbeasjW19K43XH5baR4ySZSKtr 4g+VbnFZYXHcnqyCN79aLRfry4E2X7bbjde7zWv/otTtsH+asSxmICL28e8CrhuYH3IG27sTmSAa Bbwm/ipnj5PpA4j91co8k//58x8AAAD//wMAUEsBAi0AFAAGAAgAAAAhALaDOJL+AAAA4QEAABMA AAAAAAAAAAAAAAAAAAAAAFtDb250ZW50X1R5cGVzXS54bWxQSwECLQAUAAYACAAAACEAOP0h/9YA AACUAQAACwAAAAAAAAAAAAAAAAAvAQAAX3JlbHMvLnJlbHNQSwECLQAUAAYACAAAACEAmdj0KJwB AACUAwAADgAAAAAAAAAAAAAAAAAuAgAAZHJzL2Uyb0RvYy54bWxQSwECLQAUAAYACAAAACEAXXE4 294AAAAHAQAADwAAAAAAAAAAAAAAAAD2AwAAZHJzL2Rvd25yZXYueG1sUEsFBgAAAAAEAAQA8wAA AAEFAAAAAA== " strokecolor="#156082 [3204]" strokeweight=".5pt">
                 <v:stroke joinstyle="miter"/>
@@ -18081,7 +18099,27 @@
           <w:sz w:val="20"/>
           <w:szCs w:val="20"/>
         </w:rPr>
-        <w:t>Tabela 6 — HQL via Hibernate Assistant vs SQL gerado pelo LLM: comparação técnica</w:t>
+        <w:t xml:space="preserve">Tabela </w:t>
+      </w:r>
+      <w:r>
+        <w:rPr>
+          <w:i/>
+          <w:iCs/>
+          <w:color w:val="595959"/>
+          <w:sz w:val="20"/>
+          <w:szCs w:val="20"/>
+        </w:rPr>
+        <w:t>7</w:t>
+      </w:r>
+      <w:r>
+        <w:rPr>
+          <w:i/>
+          <w:iCs/>
+          <w:color w:val="595959"/>
+          <w:sz w:val="20"/>
+          <w:szCs w:val="20"/>
+        </w:rPr>
+        <w:t xml:space="preserve"> — HQL via Hibernate Assistant vs SQL gerado pelo LLM: comparação técnica</w:t>
       </w:r>
     </w:p>
     <w:p>
@@ -18152,7 +18190,7 @@
               </wp:anchor>
             </w:drawing>
           </mc:Choice>
-          <mc:Fallback xmlns:ns11="http://schemas.microsoft.com/office/drawing/2010/main" xmlns:ns5="http://schemas.openxmlformats.org/drawingml/2006/main" xmlns:ns9="http://schemas.openxmlformats.org/drawingml/2006/picture">
+          <mc:Fallback xmlns:ns9="http://schemas.openxmlformats.org/drawingml/2006/picture" xmlns:ns5="http://schemas.openxmlformats.org/drawingml/2006/main" xmlns:ns11="http://schemas.microsoft.com/office/drawing/2010/main">
             <w:pict>
               <v:line w14:anchorId="2E235C5D" id="Conexão Reta 3" o:spid="_x0000_s1026" style="position:absolute;z-index:251686912;visibility:visible;mso-wrap-style:square;mso-wrap-distance-left:9pt;mso-wrap-distance-top:0;mso-wrap-distance-right:9pt;mso-wrap-distance-bottom:0;mso-position-horizontal:absolute;mso-position-horizontal-relative:text;mso-position-vertical:absolute;mso-position-vertical-relative:text" from="0,-.05pt" to="484.2pt,-.05pt" o:gfxdata="UEsDBBQABgAIAAAAIQC2gziS/gAAAOEBAAATAAAAW0NvbnRlbnRfVHlwZXNdLnhtbJSRQU7DMBBF 90jcwfIWJU67QAgl6YK0S0CoHGBkTxKLZGx5TGhvj5O2G0SRWNoz/78nu9wcxkFMGNg6quQqL6RA 0s5Y6ir5vt9lD1JwBDIwOMJKHpHlpr69KfdHjyxSmriSfYz+USnWPY7AufNIadK6MEJMx9ApD/oD OlTrorhX2lFEilmcO2RdNtjC5xDF9pCuTyYBB5bi6bQ4syoJ3g9WQ0ymaiLzg5KdCXlKLjvcW893 SUOqXwnz5DrgnHtJTxOsQfEKIT7DmDSUCaxw7Rqn8787ZsmRM9e2VmPeBN4uqYvTtW7jvijg9N/y JsXecLq0q+WD6m8AAAD//wMAUEsDBBQABgAIAAAAIQA4/SH/1gAAAJQBAAALAAAAX3JlbHMvLnJl bHOkkMFqwzAMhu+DvYPRfXGawxijTi+j0GvpHsDYimMaW0Yy2fr2M4PBMnrbUb/Q94l/f/hMi1qR JVI2sOt6UJgd+ZiDgffL8ekFlFSbvV0oo4EbChzGx4f9GRdb25HMsYhqlCwG5lrLq9biZkxWOiqY 22YiTra2kYMu1l1tQD30/bPm3wwYN0x18gb45AdQl1tp5j/sFB2T0FQ7R0nTNEV3j6o9feQzro1i OWA14Fm+Q8a1a8+Bvu/d/dMb2JY5uiPbhG/ktn4cqGU/er3pcvwCAAD//wMAUEsDBBQABgAIAAAA IQCZ2PQonAEAAJQDAAAOAAAAZHJzL2Uyb0RvYy54bWysU01P3DAQvVfqf7B8Z5MAQm202T2A4FK1 qMAPMM54Y8n2WLbZZP99x97dLGorIRAXxx/z3sx7M1muJ2vYFkLU6DreLGrOwEnstdt0/Onx9uwb ZzEJ1wuDDjq+g8jXq69flqNv4RwHND0ERiQutqPv+JCSb6sqygGsiAv04OhRYbAi0TFsqj6Ikdit qc7r+qoaMfQ+oIQY6fZm/8hXhV8pkOmXUhESMx2n2lJZQ1mf81qtlqLdBOEHLQ9liA9UYYV2lHSm uhFJsJeg/6GyWgaMqNJCoq1QKS2haCA1Tf2XmodBeChayJzoZ5vi59HKn9trdx/IhtHHNvr7kFVM Ktj8pfrYVMzazWbBlJiky6vm8vvFJXkqj2/VCehDTHeAluVNx412WYdoxfZHTJSMQo8hdDilLru0 M5CDjfsNiumekjUFXaYCrk1gW0H9FFKCS03uIfGV6AxT2pgZWL8NPMRnKJSJeQ94RpTM6NIMttph +F/2NB1LVvv4owN73dmCZ+x3pSnFGmp9UXgY0zxbr88FfvqZVn8AAAD//wMAUEsDBBQABgAIAAAA IQCasyRQ4AAAAAkBAAAPAAAAZHJzL2Rvd25yZXYueG1sTI9Ba8JAEIXvhf6HZQq96UYpYmM2IpZS KxSpFfS4ZqdJ2uxs2F1N/Pcde2kvA4/He/O+bN7bRpzRh9qRgtEwAYFUOFNTqWD38TyYgghRk9GN I1RwwQDz/PYm06lxHb3jeRtLwSUUUq2girFNpQxFhVaHoWuR2Pt03urI0pfSeN1xuW3kOEkm0uqa +EOlW1xWWHxvT1bBm1+tlov15Ys2B9vtx+v95rV/Uer+rn+a8VnMQETs418Crgy8H3IednQnMkE0 CpgmKhiMQLD5OJk+gDj+apln8j9B/gMAAP//AwBQSwECLQAUAAYACAAAACEAtoM4kv4AAADhAQAA EwAAAAAAAAAAAAAAAAAAAAAAW0NvbnRlbnRfVHlwZXNdLnhtbFBLAQItABQABgAIAAAAIQA4/SH/ 1gAAAJQBAAALAAAAAAAAAAAAAAAAAC8BAABfcmVscy8ucmVsc1BLAQItABQABgAIAAAAIQCZ2PQo nAEAAJQDAAAOAAAAAAAAAAAAAAAAAC4CAABkcnMvZTJvRG9jLnhtbFBLAQItABQABgAIAAAAIQCa syRQ4AAAAAkBAAAPAAAAAAAAAAAAAAAAAPYDAABkcnMvZG93bnJldi54bWxQSwUGAAAAAAQABADz AAAAAwUAAAAA " strokecolor="#156082 [3204]" strokeweight=".5pt">
                 <v:stroke joinstyle="miter"/>
@@ -18695,7 +18733,27 @@
           <w:sz w:val="20"/>
           <w:szCs w:val="20"/>
         </w:rPr>
-        <w:t>Tabela 7 — RAG clássico (Vector DB) vs RAG direto via Hibernate</w:t>
+        <w:t xml:space="preserve">Tabela </w:t>
+      </w:r>
+      <w:r>
+        <w:rPr>
+          <w:i/>
+          <w:iCs/>
+          <w:color w:val="595959"/>
+          <w:sz w:val="20"/>
+          <w:szCs w:val="20"/>
+        </w:rPr>
+        <w:t>8</w:t>
+      </w:r>
+      <w:r>
+        <w:rPr>
+          <w:i/>
+          <w:iCs/>
+          <w:color w:val="595959"/>
+          <w:sz w:val="20"/>
+          <w:szCs w:val="20"/>
+        </w:rPr>
+        <w:t xml:space="preserve"> — RAG clássico (Vector DB) vs RAG direto via Hibernate</w:t>
       </w:r>
     </w:p>
     <w:p>
@@ -20605,7 +20663,7 @@
               </wp:anchor>
             </w:drawing>
           </mc:Choice>
-          <mc:Fallback xmlns:ns11="http://schemas.microsoft.com/office/drawing/2010/main" xmlns:ns5="http://schemas.openxmlformats.org/drawingml/2006/main" xmlns:ns9="http://schemas.openxmlformats.org/drawingml/2006/picture">
+          <mc:Fallback xmlns:ns9="http://schemas.openxmlformats.org/drawingml/2006/picture" xmlns:ns5="http://schemas.openxmlformats.org/drawingml/2006/main" xmlns:ns11="http://schemas.microsoft.com/office/drawing/2010/main">
             <w:pict>
               <v:line w14:anchorId="4758ED58" id="Conexão Reta 3" o:spid="_x0000_s1026" style="position:absolute;z-index:251688960;visibility:visible;mso-wrap-style:square;mso-wrap-distance-left:9pt;mso-wrap-distance-top:0;mso-wrap-distance-right:9pt;mso-wrap-distance-bottom:0;mso-position-horizontal:absolute;mso-position-horizontal-relative:text;mso-position-vertical:absolute;mso-position-vertical-relative:text" from="0,-.05pt" to="484.2pt,-.05pt" o:gfxdata="UEsDBBQABgAIAAAAIQC2gziS/gAAAOEBAAATAAAAW0NvbnRlbnRfVHlwZXNdLnhtbJSRQU7DMBBF 90jcwfIWJU67QAgl6YK0S0CoHGBkTxKLZGx5TGhvj5O2G0SRWNoz/78nu9wcxkFMGNg6quQqL6RA 0s5Y6ir5vt9lD1JwBDIwOMJKHpHlpr69KfdHjyxSmriSfYz+USnWPY7AufNIadK6MEJMx9ApD/oD OlTrorhX2lFEilmcO2RdNtjC5xDF9pCuTyYBB5bi6bQ4syoJ3g9WQ0ymaiLzg5KdCXlKLjvcW893 SUOqXwnz5DrgnHtJTxOsQfEKIT7DmDSUCaxw7Rqn8787ZsmRM9e2VmPeBN4uqYvTtW7jvijg9N/y JsXecLq0q+WD6m8AAAD//wMAUEsDBBQABgAIAAAAIQA4/SH/1gAAAJQBAAALAAAAX3JlbHMvLnJl bHOkkMFqwzAMhu+DvYPRfXGawxijTi+j0GvpHsDYimMaW0Yy2fr2M4PBMnrbUb/Q94l/f/hMi1qR JVI2sOt6UJgd+ZiDgffL8ekFlFSbvV0oo4EbChzGx4f9GRdb25HMsYhqlCwG5lrLq9biZkxWOiqY 22YiTra2kYMu1l1tQD30/bPm3wwYN0x18gb45AdQl1tp5j/sFB2T0FQ7R0nTNEV3j6o9feQzro1i OWA14Fm+Q8a1a8+Bvu/d/dMb2JY5uiPbhG/ktn4cqGU/er3pcvwCAAD//wMAUEsDBBQABgAIAAAA IQCZ2PQonAEAAJQDAAAOAAAAZHJzL2Uyb0RvYy54bWysU01P3DAQvVfqf7B8Z5MAQm202T2A4FK1 qMAPMM54Y8n2WLbZZP99x97dLGorIRAXxx/z3sx7M1muJ2vYFkLU6DreLGrOwEnstdt0/Onx9uwb ZzEJ1wuDDjq+g8jXq69flqNv4RwHND0ERiQutqPv+JCSb6sqygGsiAv04OhRYbAi0TFsqj6Ikdit qc7r+qoaMfQ+oIQY6fZm/8hXhV8pkOmXUhESMx2n2lJZQ1mf81qtlqLdBOEHLQ9liA9UYYV2lHSm uhFJsJeg/6GyWgaMqNJCoq1QKS2haCA1Tf2XmodBeChayJzoZ5vi59HKn9trdx/IhtHHNvr7kFVM Ktj8pfrYVMzazWbBlJiky6vm8vvFJXkqj2/VCehDTHeAluVNx412WYdoxfZHTJSMQo8hdDilLru0 M5CDjfsNiumekjUFXaYCrk1gW0H9FFKCS03uIfGV6AxT2pgZWL8NPMRnKJSJeQ94RpTM6NIMttph +F/2NB1LVvv4owN73dmCZ+x3pSnFGmp9UXgY0zxbr88FfvqZVn8AAAD//wMAUEsDBBQABgAIAAAA IQCasyRQ4AAAAAkBAAAPAAAAZHJzL2Rvd25yZXYueG1sTI9Ba8JAEIXvhf6HZQq96UYpYmM2IpZS KxSpFfS4ZqdJ2uxs2F1N/Pcde2kvA4/He/O+bN7bRpzRh9qRgtEwAYFUOFNTqWD38TyYgghRk9GN I1RwwQDz/PYm06lxHb3jeRtLwSUUUq2girFNpQxFhVaHoWuR2Pt03urI0pfSeN1xuW3kOEkm0uqa +EOlW1xWWHxvT1bBm1+tlov15Ys2B9vtx+v95rV/Uer+rn+a8VnMQETs418Crgy8H3IednQnMkE0 CpgmKhiMQLD5OJk+gDj+apln8j9B/gMAAP//AwBQSwECLQAUAAYACAAAACEAtoM4kv4AAADhAQAA EwAAAAAAAAAAAAAAAAAAAAAAW0NvbnRlbnRfVHlwZXNdLnhtbFBLAQItABQABgAIAAAAIQA4/SH/ 1gAAAJQBAAALAAAAAAAAAAAAAAAAAC8BAABfcmVscy8ucmVsc1BLAQItABQABgAIAAAAIQCZ2PQo nAEAAJQDAAAOAAAAAAAAAAAAAAAAAC4CAABkcnMvZTJvRG9jLnhtbFBLAQItABQABgAIAAAAIQCa syRQ4AAAAAkBAAAPAAAAAAAAAAAAAAAAAPYDAABkcnMvZG93bnJldi54bWxQSwUGAAAAAAQABADz AAAAAwUAAAAA " strokecolor="#156082 [3204]" strokeweight=".5pt">
                 <v:stroke joinstyle="miter"/>
@@ -21591,7 +21649,7 @@
               </wp:anchor>
             </w:drawing>
           </mc:Choice>
-          <mc:Fallback xmlns:ns11="http://schemas.microsoft.com/office/drawing/2010/main" xmlns:ns5="http://schemas.openxmlformats.org/drawingml/2006/main" xmlns:ns9="http://schemas.openxmlformats.org/drawingml/2006/picture">
+          <mc:Fallback xmlns:ns9="http://schemas.openxmlformats.org/drawingml/2006/picture" xmlns:ns5="http://schemas.openxmlformats.org/drawingml/2006/main" xmlns:ns11="http://schemas.microsoft.com/office/drawing/2010/main">
             <w:pict>
               <v:line w14:anchorId="32FC0122" id="Conexão Reta 3" o:spid="_x0000_s1026" style="position:absolute;z-index:251691008;visibility:visible;mso-wrap-style:square;mso-wrap-distance-left:9pt;mso-wrap-distance-top:0;mso-wrap-distance-right:9pt;mso-wrap-distance-bottom:0;mso-position-horizontal:absolute;mso-position-horizontal-relative:text;mso-position-vertical:absolute;mso-position-vertical-relative:text" from="0,-.05pt" to="484.2pt,-.05pt" o:gfxdata="UEsDBBQABgAIAAAAIQC2gziS/gAAAOEBAAATAAAAW0NvbnRlbnRfVHlwZXNdLnhtbJSRQU7DMBBF 90jcwfIWJU67QAgl6YK0S0CoHGBkTxKLZGx5TGhvj5O2G0SRWNoz/78nu9wcxkFMGNg6quQqL6RA 0s5Y6ir5vt9lD1JwBDIwOMJKHpHlpr69KfdHjyxSmriSfYz+USnWPY7AufNIadK6MEJMx9ApD/oD OlTrorhX2lFEilmcO2RdNtjC5xDF9pCuTyYBB5bi6bQ4syoJ3g9WQ0ymaiLzg5KdCXlKLjvcW893 SUOqXwnz5DrgnHtJTxOsQfEKIT7DmDSUCaxw7Rqn8787ZsmRM9e2VmPeBN4uqYvTtW7jvijg9N/y JsXecLq0q+WD6m8AAAD//wMAUEsDBBQABgAIAAAAIQA4/SH/1gAAAJQBAAALAAAAX3JlbHMvLnJl bHOkkMFqwzAMhu+DvYPRfXGawxijTi+j0GvpHsDYimMaW0Yy2fr2M4PBMnrbUb/Q94l/f/hMi1qR JVI2sOt6UJgd+ZiDgffL8ekFlFSbvV0oo4EbChzGx4f9GRdb25HMsYhqlCwG5lrLq9biZkxWOiqY 22YiTra2kYMu1l1tQD30/bPm3wwYN0x18gb45AdQl1tp5j/sFB2T0FQ7R0nTNEV3j6o9feQzro1i OWA14Fm+Q8a1a8+Bvu/d/dMb2JY5uiPbhG/ktn4cqGU/er3pcvwCAAD//wMAUEsDBBQABgAIAAAA IQCZ2PQonAEAAJQDAAAOAAAAZHJzL2Uyb0RvYy54bWysU01P3DAQvVfqf7B8Z5MAQm202T2A4FK1 qMAPMM54Y8n2WLbZZP99x97dLGorIRAXxx/z3sx7M1muJ2vYFkLU6DreLGrOwEnstdt0/Onx9uwb ZzEJ1wuDDjq+g8jXq69flqNv4RwHND0ERiQutqPv+JCSb6sqygGsiAv04OhRYbAi0TFsqj6Ikdit qc7r+qoaMfQ+oIQY6fZm/8hXhV8pkOmXUhESMx2n2lJZQ1mf81qtlqLdBOEHLQ9liA9UYYV2lHSm uhFJsJeg/6GyWgaMqNJCoq1QKS2haCA1Tf2XmodBeChayJzoZ5vi59HKn9trdx/IhtHHNvr7kFVM Ktj8pfrYVMzazWbBlJiky6vm8vvFJXkqj2/VCehDTHeAluVNx412WYdoxfZHTJSMQo8hdDilLru0 M5CDjfsNiumekjUFXaYCrk1gW0H9FFKCS03uIfGV6AxT2pgZWL8NPMRnKJSJeQ94RpTM6NIMttph +F/2NB1LVvv4owN73dmCZ+x3pSnFGmp9UXgY0zxbr88FfvqZVn8AAAD//wMAUEsDBBQABgAIAAAA IQCasyRQ4AAAAAkBAAAPAAAAZHJzL2Rvd25yZXYueG1sTI9Ba8JAEIXvhf6HZQq96UYpYmM2IpZS KxSpFfS4ZqdJ2uxs2F1N/Pcde2kvA4/He/O+bN7bRpzRh9qRgtEwAYFUOFNTqWD38TyYgghRk9GN I1RwwQDz/PYm06lxHb3jeRtLwSUUUq2girFNpQxFhVaHoWuR2Pt03urI0pfSeN1xuW3kOEkm0uqa +EOlW1xWWHxvT1bBm1+tlov15Ys2B9vtx+v95rV/Uer+rn+a8VnMQETs418Crgy8H3IednQnMkE0 CpgmKhiMQLD5OJk+gDj+apln8j9B/gMAAP//AwBQSwECLQAUAAYACAAAACEAtoM4kv4AAADhAQAA EwAAAAAAAAAAAAAAAAAAAAAAW0NvbnRlbnRfVHlwZXNdLnhtbFBLAQItABQABgAIAAAAIQA4/SH/ 1gAAAJQBAAALAAAAAAAAAAAAAAAAAC8BAABfcmVscy8ucmVsc1BLAQItABQABgAIAAAAIQCZ2PQo nAEAAJQDAAAOAAAAAAAAAAAAAAAAAC4CAABkcnMvZTJvRG9jLnhtbFBLAQItABQABgAIAAAAIQCa syRQ4AAAAAkBAAAPAAAAAAAAAAAAAAAAAPYDAABkcnMvZG93bnJldi54bWxQSwUGAAAAAAQABADz AAAAAwUAAAAA " strokecolor="#156082 [3204]" strokeweight=".5pt">
                 <v:stroke joinstyle="miter"/>
@@ -21692,7 +21750,7 @@
               </wp:anchor>
             </w:drawing>
           </mc:Choice>
-          <mc:Fallback xmlns:ns11="http://schemas.microsoft.com/office/drawing/2010/main" xmlns:ns5="http://schemas.openxmlformats.org/drawingml/2006/main" xmlns:ns9="http://schemas.openxmlformats.org/drawingml/2006/picture">
+          <mc:Fallback xmlns:ns9="http://schemas.openxmlformats.org/drawingml/2006/picture" xmlns:ns5="http://schemas.openxmlformats.org/drawingml/2006/main" xmlns:ns11="http://schemas.microsoft.com/office/drawing/2010/main">
             <w:pict>
               <v:line w14:anchorId="17F8D4B3" id="Conexão Reta 3" o:spid="_x0000_s1026" style="position:absolute;z-index:251693056;visibility:visible;mso-wrap-style:square;mso-wrap-distance-left:9pt;mso-wrap-distance-top:0;mso-wrap-distance-right:9pt;mso-wrap-distance-bottom:0;mso-position-horizontal:absolute;mso-position-horizontal-relative:text;mso-position-vertical:absolute;mso-position-vertical-relative:text" from="0,-.05pt" to="484.2pt,-.05pt" o:gfxdata="UEsDBBQABgAIAAAAIQC2gziS/gAAAOEBAAATAAAAW0NvbnRlbnRfVHlwZXNdLnhtbJSRQU7DMBBF 90jcwfIWJU67QAgl6YK0S0CoHGBkTxKLZGx5TGhvj5O2G0SRWNoz/78nu9wcxkFMGNg6quQqL6RA 0s5Y6ir5vt9lD1JwBDIwOMJKHpHlpr69KfdHjyxSmriSfYz+USnWPY7AufNIadK6MEJMx9ApD/oD OlTrorhX2lFEilmcO2RdNtjC5xDF9pCuTyYBB5bi6bQ4syoJ3g9WQ0ymaiLzg5KdCXlKLjvcW893 SUOqXwnz5DrgnHtJTxOsQfEKIT7DmDSUCaxw7Rqn8787ZsmRM9e2VmPeBN4uqYvTtW7jvijg9N/y JsXecLq0q+WD6m8AAAD//wMAUEsDBBQABgAIAAAAIQA4/SH/1gAAAJQBAAALAAAAX3JlbHMvLnJl bHOkkMFqwzAMhu+DvYPRfXGawxijTi+j0GvpHsDYimMaW0Yy2fr2M4PBMnrbUb/Q94l/f/hMi1qR JVI2sOt6UJgd+ZiDgffL8ekFlFSbvV0oo4EbChzGx4f9GRdb25HMsYhqlCwG5lrLq9biZkxWOiqY 22YiTra2kYMu1l1tQD30/bPm3wwYN0x18gb45AdQl1tp5j/sFB2T0FQ7R0nTNEV3j6o9feQzro1i OWA14Fm+Q8a1a8+Bvu/d/dMb2JY5uiPbhG/ktn4cqGU/er3pcvwCAAD//wMAUEsDBBQABgAIAAAA IQCZ2PQonAEAAJQDAAAOAAAAZHJzL2Uyb0RvYy54bWysU01P3DAQvVfqf7B8Z5MAQm202T2A4FK1 qMAPMM54Y8n2WLbZZP99x97dLGorIRAXxx/z3sx7M1muJ2vYFkLU6DreLGrOwEnstdt0/Onx9uwb ZzEJ1wuDDjq+g8jXq69flqNv4RwHND0ERiQutqPv+JCSb6sqygGsiAv04OhRYbAi0TFsqj6Ikdit qc7r+qoaMfQ+oIQY6fZm/8hXhV8pkOmXUhESMx2n2lJZQ1mf81qtlqLdBOEHLQ9liA9UYYV2lHSm uhFJsJeg/6GyWgaMqNJCoq1QKS2haCA1Tf2XmodBeChayJzoZ5vi59HKn9trdx/IhtHHNvr7kFVM Ktj8pfrYVMzazWbBlJiky6vm8vvFJXkqj2/VCehDTHeAluVNx412WYdoxfZHTJSMQo8hdDilLru0 M5CDjfsNiumekjUFXaYCrk1gW0H9FFKCS03uIfGV6AxT2pgZWL8NPMRnKJSJeQ94RpTM6NIMttph +F/2NB1LVvv4owN73dmCZ+x3pSnFGmp9UXgY0zxbr88FfvqZVn8AAAD//wMAUEsDBBQABgAIAAAA IQCasyRQ4AAAAAkBAAAPAAAAZHJzL2Rvd25yZXYueG1sTI9Ba8JAEIXvhf6HZQq96UYpYmM2IpZS KxSpFfS4ZqdJ2uxs2F1N/Pcde2kvA4/He/O+bN7bRpzRh9qRgtEwAYFUOFNTqWD38TyYgghRk9GN I1RwwQDz/PYm06lxHb3jeRtLwSUUUq2girFNpQxFhVaHoWuR2Pt03urI0pfSeN1xuW3kOEkm0uqa +EOlW1xWWHxvT1bBm1+tlov15Ys2B9vtx+v95rV/Uer+rn+a8VnMQETs418Crgy8H3IednQnMkE0 CpgmKhiMQLD5OJk+gDj+apln8j9B/gMAAP//AwBQSwECLQAUAAYACAAAACEAtoM4kv4AAADhAQAA EwAAAAAAAAAAAAAAAAAAAAAAW0NvbnRlbnRfVHlwZXNdLnhtbFBLAQItABQABgAIAAAAIQA4/SH/ 1gAAAJQBAAALAAAAAAAAAAAAAAAAAC8BAABfcmVscy8ucmVsc1BLAQItABQABgAIAAAAIQCZ2PQo nAEAAJQDAAAOAAAAAAAAAAAAAAAAAC4CAABkcnMvZTJvRG9jLnhtbFBLAQItABQABgAIAAAAIQCa syRQ4AAAAAkBAAAPAAAAAAAAAAAAAAAAAPYDAABkcnMvZG93bnJldi54bWxQSwUGAAAAAAQABADz AAAAAwUAAAAA " strokecolor="#156082 [3204]" strokeweight=".5pt">
                 <v:stroke joinstyle="miter"/>
@@ -22637,7 +22695,7 @@
               </wp:anchor>
             </w:drawing>
           </mc:Choice>
-          <mc:Fallback xmlns:ns11="http://schemas.microsoft.com/office/drawing/2010/main" xmlns:ns5="http://schemas.openxmlformats.org/drawingml/2006/main" xmlns:ns9="http://schemas.openxmlformats.org/drawingml/2006/picture">
+          <mc:Fallback xmlns:ns9="http://schemas.openxmlformats.org/drawingml/2006/picture" xmlns:ns5="http://schemas.openxmlformats.org/drawingml/2006/main" xmlns:ns11="http://schemas.microsoft.com/office/drawing/2010/main">
             <w:pict>
               <v:line w14:anchorId="4469CF73" id="Conexão Reta 3" o:spid="_x0000_s1026" style="position:absolute;z-index:251695104;visibility:visible;mso-wrap-style:square;mso-wrap-distance-left:9pt;mso-wrap-distance-top:0;mso-wrap-distance-right:9pt;mso-wrap-distance-bottom:0;mso-position-horizontal:absolute;mso-position-horizontal-relative:text;mso-position-vertical:absolute;mso-position-vertical-relative:text" from="0,0" to="484.2pt,0" o:gfxdata="UEsDBBQABgAIAAAAIQC2gziS/gAAAOEBAAATAAAAW0NvbnRlbnRfVHlwZXNdLnhtbJSRQU7DMBBF 90jcwfIWJU67QAgl6YK0S0CoHGBkTxKLZGx5TGhvj5O2G0SRWNoz/78nu9wcxkFMGNg6quQqL6RA 0s5Y6ir5vt9lD1JwBDIwOMJKHpHlpr69KfdHjyxSmriSfYz+USnWPY7AufNIadK6MEJMx9ApD/oD OlTrorhX2lFEilmcO2RdNtjC5xDF9pCuTyYBB5bi6bQ4syoJ3g9WQ0ymaiLzg5KdCXlKLjvcW893 SUOqXwnz5DrgnHtJTxOsQfEKIT7DmDSUCaxw7Rqn8787ZsmRM9e2VmPeBN4uqYvTtW7jvijg9N/y JsXecLq0q+WD6m8AAAD//wMAUEsDBBQABgAIAAAAIQA4/SH/1gAAAJQBAAALAAAAX3JlbHMvLnJl bHOkkMFqwzAMhu+DvYPRfXGawxijTi+j0GvpHsDYimMaW0Yy2fr2M4PBMnrbUb/Q94l/f/hMi1qR JVI2sOt6UJgd+ZiDgffL8ekFlFSbvV0oo4EbChzGx4f9GRdb25HMsYhqlCwG5lrLq9biZkxWOiqY 22YiTra2kYMu1l1tQD30/bPm3wwYN0x18gb45AdQl1tp5j/sFB2T0FQ7R0nTNEV3j6o9feQzro1i OWA14Fm+Q8a1a8+Bvu/d/dMb2JY5uiPbhG/ktn4cqGU/er3pcvwCAAD//wMAUEsDBBQABgAIAAAA IQCZ2PQonAEAAJQDAAAOAAAAZHJzL2Uyb0RvYy54bWysU01P3DAQvVfqf7B8Z5MAQm202T2A4FK1 qMAPMM54Y8n2WLbZZP99x97dLGorIRAXxx/z3sx7M1muJ2vYFkLU6DreLGrOwEnstdt0/Onx9uwb ZzEJ1wuDDjq+g8jXq69flqNv4RwHND0ERiQutqPv+JCSb6sqygGsiAv04OhRYbAi0TFsqj6Ikdit qc7r+qoaMfQ+oIQY6fZm/8hXhV8pkOmXUhESMx2n2lJZQ1mf81qtlqLdBOEHLQ9liA9UYYV2lHSm uhFJsJeg/6GyWgaMqNJCoq1QKS2haCA1Tf2XmodBeChayJzoZ5vi59HKn9trdx/IhtHHNvr7kFVM Ktj8pfrYVMzazWbBlJiky6vm8vvFJXkqj2/VCehDTHeAluVNx412WYdoxfZHTJSMQo8hdDilLru0 M5CDjfsNiumekjUFXaYCrk1gW0H9FFKCS03uIfGV6AxT2pgZWL8NPMRnKJSJeQ94RpTM6NIMttph +F/2NB1LVvv4owN73dmCZ+x3pSnFGmp9UXgY0zxbr88FfvqZVn8AAAD//wMAUEsDBBQABgAIAAAA IQBdcTjb3gAAAAcBAAAPAAAAZHJzL2Rvd25yZXYueG1sTI9Ba8JAEIXvBf/DMkJvdVMpYmM2IpZS KxSpLdjjmp0m0exs2F1N/Pcde2kvDx6PefO9bN7bRpzRh9qRgvtRAgKpcKamUsHnx/PdFESImoxu HKGCCwaY54ObTKfGdfSO520sBZdQSLWCKsY2lTIUFVodRq5F4uzbeasjW19K43XH5baR4ySZSKtr 4g+VbnFZYXHcnqyCN79aLRfry4E2X7bbjde7zWv/otTtsH+asSxmICL28e8CrhuYH3IG27sTmSAa Bbwm/ipnj5PpA4j91co8k//58x8AAAD//wMAUEsBAi0AFAAGAAgAAAAhALaDOJL+AAAA4QEAABMA AAAAAAAAAAAAAAAAAAAAAFtDb250ZW50X1R5cGVzXS54bWxQSwECLQAUAAYACAAAACEAOP0h/9YA AACUAQAACwAAAAAAAAAAAAAAAAAvAQAAX3JlbHMvLnJlbHNQSwECLQAUAAYACAAAACEAmdj0KJwB AACUAwAADgAAAAAAAAAAAAAAAAAuAgAAZHJzL2Uyb0RvYy54bWxQSwECLQAUAAYACAAAACEAXXE4 294AAAAHAQAADwAAAAAAAAAAAAAAAAD2AwAAZHJzL2Rvd25yZXYueG1sUEsFBgAAAAAEAAQA8wAA AAEFAAAAAA== " strokecolor="#156082 [3204]" strokeweight=".5pt">
                 <v:stroke joinstyle="miter"/>
@@ -22914,7 +22972,7 @@
               </wp:anchor>
             </w:drawing>
           </mc:Choice>
-          <mc:Fallback xmlns:ns11="http://schemas.microsoft.com/office/drawing/2010/main" xmlns:ns5="http://schemas.openxmlformats.org/drawingml/2006/main" xmlns:ns9="http://schemas.openxmlformats.org/drawingml/2006/picture">
+          <mc:Fallback xmlns:ns9="http://schemas.openxmlformats.org/drawingml/2006/picture" xmlns:ns5="http://schemas.openxmlformats.org/drawingml/2006/main" xmlns:ns11="http://schemas.microsoft.com/office/drawing/2010/main">
             <w:pict>
               <v:line w14:anchorId="46AF1C3A" id="Conexão Reta 3" o:spid="_x0000_s1026" style="position:absolute;z-index:251699200;visibility:visible;mso-wrap-style:square;mso-wrap-distance-left:9pt;mso-wrap-distance-top:0;mso-wrap-distance-right:9pt;mso-wrap-distance-bottom:0;mso-position-horizontal:absolute;mso-position-horizontal-relative:text;mso-position-vertical:absolute;mso-position-vertical-relative:text" from="0,-.05pt" to="484.2pt,-.05pt" o:gfxdata="UEsDBBQABgAIAAAAIQC2gziS/gAAAOEBAAATAAAAW0NvbnRlbnRfVHlwZXNdLnhtbJSRQU7DMBBF 90jcwfIWJU67QAgl6YK0S0CoHGBkTxKLZGx5TGhvj5O2G0SRWNoz/78nu9wcxkFMGNg6quQqL6RA 0s5Y6ir5vt9lD1JwBDIwOMJKHpHlpr69KfdHjyxSmriSfYz+USnWPY7AufNIadK6MEJMx9ApD/oD OlTrorhX2lFEilmcO2RdNtjC5xDF9pCuTyYBB5bi6bQ4syoJ3g9WQ0ymaiLzg5KdCXlKLjvcW893 SUOqXwnz5DrgnHtJTxOsQfEKIT7DmDSUCaxw7Rqn8787ZsmRM9e2VmPeBN4uqYvTtW7jvijg9N/y JsXecLq0q+WD6m8AAAD//wMAUEsDBBQABgAIAAAAIQA4/SH/1gAAAJQBAAALAAAAX3JlbHMvLnJl bHOkkMFqwzAMhu+DvYPRfXGawxijTi+j0GvpHsDYimMaW0Yy2fr2M4PBMnrbUb/Q94l/f/hMi1qR JVI2sOt6UJgd+ZiDgffL8ekFlFSbvV0oo4EbChzGx4f9GRdb25HMsYhqlCwG5lrLq9biZkxWOiqY 22YiTra2kYMu1l1tQD30/bPm3wwYN0x18gb45AdQl1tp5j/sFB2T0FQ7R0nTNEV3j6o9feQzro1i OWA14Fm+Q8a1a8+Bvu/d/dMb2JY5uiPbhG/ktn4cqGU/er3pcvwCAAD//wMAUEsDBBQABgAIAAAA IQCZ2PQonAEAAJQDAAAOAAAAZHJzL2Uyb0RvYy54bWysU01P3DAQvVfqf7B8Z5MAQm202T2A4FK1 qMAPMM54Y8n2WLbZZP99x97dLGorIRAXxx/z3sx7M1muJ2vYFkLU6DreLGrOwEnstdt0/Onx9uwb ZzEJ1wuDDjq+g8jXq69flqNv4RwHND0ERiQutqPv+JCSb6sqygGsiAv04OhRYbAi0TFsqj6Ikdit qc7r+qoaMfQ+oIQY6fZm/8hXhV8pkOmXUhESMx2n2lJZQ1mf81qtlqLdBOEHLQ9liA9UYYV2lHSm uhFJsJeg/6GyWgaMqNJCoq1QKS2haCA1Tf2XmodBeChayJzoZ5vi59HKn9trdx/IhtHHNvr7kFVM Ktj8pfrYVMzazWbBlJiky6vm8vvFJXkqj2/VCehDTHeAluVNx412WYdoxfZHTJSMQo8hdDilLru0 M5CDjfsNiumekjUFXaYCrk1gW0H9FFKCS03uIfGV6AxT2pgZWL8NPMRnKJSJeQ94RpTM6NIMttph +F/2NB1LVvv4owN73dmCZ+x3pSnFGmp9UXgY0zxbr88FfvqZVn8AAAD//wMAUEsDBBQABgAIAAAA IQCasyRQ4AAAAAkBAAAPAAAAZHJzL2Rvd25yZXYueG1sTI9Ba8JAEIXvhf6HZQq96UYpYmM2IpZS KxSpFfS4ZqdJ2uxs2F1N/Pcde2kvA4/He/O+bN7bRpzRh9qRgtEwAYFUOFNTqWD38TyYgghRk9GN I1RwwQDz/PYm06lxHb3jeRtLwSUUUq2girFNpQxFhVaHoWuR2Pt03urI0pfSeN1xuW3kOEkm0uqa +EOlW1xWWHxvT1bBm1+tlov15Ys2B9vtx+v95rV/Uer+rn+a8VnMQETs418Crgy8H3IednQnMkE0 CpgmKhiMQLD5OJk+gDj+apln8j9B/gMAAP//AwBQSwECLQAUAAYACAAAACEAtoM4kv4AAADhAQAA EwAAAAAAAAAAAAAAAAAAAAAAW0NvbnRlbnRfVHlwZXNdLnhtbFBLAQItABQABgAIAAAAIQA4/SH/ 1gAAAJQBAAALAAAAAAAAAAAAAAAAAC8BAABfcmVscy8ucmVsc1BLAQItABQABgAIAAAAIQCZ2PQo nAEAAJQDAAAOAAAAAAAAAAAAAAAAAC4CAABkcnMvZTJvRG9jLnhtbFBLAQItABQABgAIAAAAIQCa syRQ4AAAAAkBAAAPAAAAAAAAAAAAAAAAAPYDAABkcnMvZG93bnJldi54bWxQSwUGAAAAAAQABADz AAAAAwUAAAAA " strokecolor="#156082 [3204]" strokeweight=".5pt">
                 <v:stroke joinstyle="miter"/>

--- a/local_llm_pt.docx
+++ b/local_llm_pt.docx
@@ -1891,7 +1891,7 @@
               </wp:anchor>
             </w:drawing>
           </mc:Choice>
-          <mc:Fallback xmlns:ns9="http://schemas.openxmlformats.org/drawingml/2006/picture" xmlns:ns5="http://schemas.openxmlformats.org/drawingml/2006/main" xmlns:ns11="http://schemas.microsoft.com/office/drawing/2010/main">
+          <mc:Fallback xmlns:ns11="http://schemas.microsoft.com/office/drawing/2010/main" xmlns:ns5="http://schemas.openxmlformats.org/drawingml/2006/main" xmlns:ns9="http://schemas.openxmlformats.org/drawingml/2006/picture">
             <w:pict>
               <v:line w14:anchorId="416D2C14" id="Conexão Reta 2" o:spid="_x0000_s1026" style="position:absolute;z-index:251659264;visibility:visible;mso-wrap-style:square;mso-wrap-distance-left:9pt;mso-wrap-distance-top:0;mso-wrap-distance-right:9pt;mso-wrap-distance-bottom:0;mso-position-horizontal:absolute;mso-position-horizontal-relative:text;mso-position-vertical:absolute;mso-position-vertical-relative:text" from=".9pt,23.9pt" to="485.1pt,23.9pt" o:gfxdata="UEsDBBQABgAIAAAAIQC2gziS/gAAAOEBAAATAAAAW0NvbnRlbnRfVHlwZXNdLnhtbJSRQU7DMBBF 90jcwfIWJU67QAgl6YK0S0CoHGBkTxKLZGx5TGhvj5O2G0SRWNoz/78nu9wcxkFMGNg6quQqL6RA 0s5Y6ir5vt9lD1JwBDIwOMJKHpHlpr69KfdHjyxSmriSfYz+USnWPY7AufNIadK6MEJMx9ApD/oD OlTrorhX2lFEilmcO2RdNtjC5xDF9pCuTyYBB5bi6bQ4syoJ3g9WQ0ymaiLzg5KdCXlKLjvcW893 SUOqXwnz5DrgnHtJTxOsQfEKIT7DmDSUCaxw7Rqn8787ZsmRM9e2VmPeBN4uqYvTtW7jvijg9N/y JsXecLq0q+WD6m8AAAD//wMAUEsDBBQABgAIAAAAIQA4/SH/1gAAAJQBAAALAAAAX3JlbHMvLnJl bHOkkMFqwzAMhu+DvYPRfXGawxijTi+j0GvpHsDYimMaW0Yy2fr2M4PBMnrbUb/Q94l/f/hMi1qR JVI2sOt6UJgd+ZiDgffL8ekFlFSbvV0oo4EbChzGx4f9GRdb25HMsYhqlCwG5lrLq9biZkxWOiqY 22YiTra2kYMu1l1tQD30/bPm3wwYN0x18gb45AdQl1tp5j/sFB2T0FQ7R0nTNEV3j6o9feQzro1i OWA14Fm+Q8a1a8+Bvu/d/dMb2JY5uiPbhG/ktn4cqGU/er3pcvwCAAD//wMAUEsDBBQABgAIAAAA IQCZ2PQonAEAAJQDAAAOAAAAZHJzL2Uyb0RvYy54bWysU01P3DAQvVfqf7B8Z5MAQm202T2A4FK1 qMAPMM54Y8n2WLbZZP99x97dLGorIRAXxx/z3sx7M1muJ2vYFkLU6DreLGrOwEnstdt0/Onx9uwb ZzEJ1wuDDjq+g8jXq69flqNv4RwHND0ERiQutqPv+JCSb6sqygGsiAv04OhRYbAi0TFsqj6Ikdit qc7r+qoaMfQ+oIQY6fZm/8hXhV8pkOmXUhESMx2n2lJZQ1mf81qtlqLdBOEHLQ9liA9UYYV2lHSm uhFJsJeg/6GyWgaMqNJCoq1QKS2haCA1Tf2XmodBeChayJzoZ5vi59HKn9trdx/IhtHHNvr7kFVM Ktj8pfrYVMzazWbBlJiky6vm8vvFJXkqj2/VCehDTHeAluVNx412WYdoxfZHTJSMQo8hdDilLru0 M5CDjfsNiumekjUFXaYCrk1gW0H9FFKCS03uIfGV6AxT2pgZWL8NPMRnKJSJeQ94RpTM6NIMttph +F/2NB1LVvv4owN73dmCZ+x3pSnFGmp9UXgY0zxbr88FfvqZVn8AAAD//wMAUEsDBBQABgAIAAAA IQDx80zj4AAAAAwBAAAPAAAAZHJzL2Rvd25yZXYueG1sTE9NS8NAEL0L/odlBG92YxBr02xKqYi1 UIqtUI/b7JhEs7Nhd9uk/94RD3qZ4c1j3kc+G2wrTuhD40jB7SgBgVQ601Cl4G33dPMAIkRNRreO UMEZA8yKy4tcZ8b19IqnbawEi1DItII6xi6TMpQ1Wh1GrkNi7sN5qyNDX0njdc/itpVpktxLqxti h1p3uKix/NoerYK1Xy4X89X5kzbvtt+nq/3mZXhW6vpqeJzymE9BRBzi3wf8dOD8UHCwgzuSCaJl zOmjgrsxb6Yn4yQFcfg9yCKX/0sU3wAAAP//AwBQSwECLQAUAAYACAAAACEAtoM4kv4AAADhAQAA EwAAAAAAAAAAAAAAAAAAAAAAW0NvbnRlbnRfVHlwZXNdLnhtbFBLAQItABQABgAIAAAAIQA4/SH/ 1gAAAJQBAAALAAAAAAAAAAAAAAAAAC8BAABfcmVscy8ucmVsc1BLAQItABQABgAIAAAAIQCZ2PQo nAEAAJQDAAAOAAAAAAAAAAAAAAAAAC4CAABkcnMvZTJvRG9jLnhtbFBLAQItABQABgAIAAAAIQDx 80zj4AAAAAwBAAAPAAAAAAAAAAAAAAAAAPYDAABkcnMvZG93bnJldi54bWxQSwUGAAAAAAQABADz AAAAAwUAAAAA " strokecolor="#156082 [3204]" strokeweight=".5pt">
                 <v:stroke joinstyle="miter"/>
@@ -1980,7 +1980,7 @@
               </wp:anchor>
             </w:drawing>
           </mc:Choice>
-          <mc:Fallback xmlns:ns9="http://schemas.openxmlformats.org/drawingml/2006/picture" xmlns:ns5="http://schemas.openxmlformats.org/drawingml/2006/main" xmlns:ns11="http://schemas.microsoft.com/office/drawing/2010/main">
+          <mc:Fallback xmlns:ns11="http://schemas.microsoft.com/office/drawing/2010/main" xmlns:ns5="http://schemas.openxmlformats.org/drawingml/2006/main" xmlns:ns9="http://schemas.openxmlformats.org/drawingml/2006/picture">
             <w:pict>
               <v:line w14:anchorId="6F2C7688" id="Conexão Reta 3" o:spid="_x0000_s1026" style="position:absolute;z-index:251660288;visibility:visible;mso-wrap-style:square;mso-wrap-distance-left:9pt;mso-wrap-distance-top:0;mso-wrap-distance-right:9pt;mso-wrap-distance-bottom:0;mso-position-horizontal:absolute;mso-position-horizontal-relative:text;mso-position-vertical:absolute;mso-position-vertical-relative:text" from=".9pt,23.25pt" to="485.1pt,23.25pt" o:gfxdata="UEsDBBQABgAIAAAAIQC2gziS/gAAAOEBAAATAAAAW0NvbnRlbnRfVHlwZXNdLnhtbJSRQU7DMBBF 90jcwfIWJU67QAgl6YK0S0CoHGBkTxKLZGx5TGhvj5O2G0SRWNoz/78nu9wcxkFMGNg6quQqL6RA 0s5Y6ir5vt9lD1JwBDIwOMJKHpHlpr69KfdHjyxSmriSfYz+USnWPY7AufNIadK6MEJMx9ApD/oD OlTrorhX2lFEilmcO2RdNtjC5xDF9pCuTyYBB5bi6bQ4syoJ3g9WQ0ymaiLzg5KdCXlKLjvcW893 SUOqXwnz5DrgnHtJTxOsQfEKIT7DmDSUCaxw7Rqn8787ZsmRM9e2VmPeBN4uqYvTtW7jvijg9N/y JsXecLq0q+WD6m8AAAD//wMAUEsDBBQABgAIAAAAIQA4/SH/1gAAAJQBAAALAAAAX3JlbHMvLnJl bHOkkMFqwzAMhu+DvYPRfXGawxijTi+j0GvpHsDYimMaW0Yy2fr2M4PBMnrbUb/Q94l/f/hMi1qR JVI2sOt6UJgd+ZiDgffL8ekFlFSbvV0oo4EbChzGx4f9GRdb25HMsYhqlCwG5lrLq9biZkxWOiqY 22YiTra2kYMu1l1tQD30/bPm3wwYN0x18gb45AdQl1tp5j/sFB2T0FQ7R0nTNEV3j6o9feQzro1i OWA14Fm+Q8a1a8+Bvu/d/dMb2JY5uiPbhG/ktn4cqGU/er3pcvwCAAD//wMAUEsDBBQABgAIAAAA IQCZ2PQonAEAAJQDAAAOAAAAZHJzL2Uyb0RvYy54bWysU01P3DAQvVfqf7B8Z5MAQm202T2A4FK1 qMAPMM54Y8n2WLbZZP99x97dLGorIRAXxx/z3sx7M1muJ2vYFkLU6DreLGrOwEnstdt0/Onx9uwb ZzEJ1wuDDjq+g8jXq69flqNv4RwHND0ERiQutqPv+JCSb6sqygGsiAv04OhRYbAi0TFsqj6Ikdit qc7r+qoaMfQ+oIQY6fZm/8hXhV8pkOmXUhESMx2n2lJZQ1mf81qtlqLdBOEHLQ9liA9UYYV2lHSm uhFJsJeg/6GyWgaMqNJCoq1QKS2haCA1Tf2XmodBeChayJzoZ5vi59HKn9trdx/IhtHHNvr7kFVM Ktj8pfrYVMzazWbBlJiky6vm8vvFJXkqj2/VCehDTHeAluVNx412WYdoxfZHTJSMQo8hdDilLru0 M5CDjfsNiumekjUFXaYCrk1gW0H9FFKCS03uIfGV6AxT2pgZWL8NPMRnKJSJeQ94RpTM6NIMttph +F/2NB1LVvv4owN73dmCZ+x3pSnFGmp9UXgY0zxbr88FfvqZVn8AAAD//wMAUEsDBBQABgAIAAAA IQC7cnDs4gAAAAwBAAAPAAAAZHJzL2Rvd25yZXYueG1sTI9BS8NAEIXvgv9hGcGb3Ri01jSbUipi LUixFepxmx2TaHY27G6b9N874kEvA28e8+Z7+WywrTiiD40jBdejBARS6UxDlYK37ePVBESImoxu HaGCEwaYFednuc6M6+kVj5tYCQ6hkGkFdYxdJmUoa7Q6jFyHxN6H81ZHlr6Sxuuew20r0yQZS6sb 4g+17nBRY/m1OVgFL365XMxXp09av9t+l6526+fhSanLi+FhymM+BRFxiH8X8NOB+aFgsL07kAmi Zc30UcHN+BYE2/d3SQpi/7uQRS7/lyi+AQAA//8DAFBLAQItABQABgAIAAAAIQC2gziS/gAAAOEB AAATAAAAAAAAAAAAAAAAAAAAAABbQ29udGVudF9UeXBlc10ueG1sUEsBAi0AFAAGAAgAAAAhADj9 If/WAAAAlAEAAAsAAAAAAAAAAAAAAAAALwEAAF9yZWxzLy5yZWxzUEsBAi0AFAAGAAgAAAAhAJnY 9CicAQAAlAMAAA4AAAAAAAAAAAAAAAAALgIAAGRycy9lMm9Eb2MueG1sUEsBAi0AFAAGAAgAAAAh ALtycOziAAAADAEAAA8AAAAAAAAAAAAAAAAA9gMAAGRycy9kb3ducmV2LnhtbFBLBQYAAAAABAAE APMAAAAFBQAAAAA= " strokecolor="#156082 [3204]" strokeweight=".5pt">
                 <v:stroke joinstyle="miter"/>
@@ -2349,7 +2349,7 @@
               </wp:anchor>
             </w:drawing>
           </mc:Choice>
-          <mc:Fallback xmlns:ns9="http://schemas.openxmlformats.org/drawingml/2006/picture" xmlns:ns5="http://schemas.openxmlformats.org/drawingml/2006/main" xmlns:ns11="http://schemas.microsoft.com/office/drawing/2010/main">
+          <mc:Fallback xmlns:ns11="http://schemas.microsoft.com/office/drawing/2010/main" xmlns:ns5="http://schemas.openxmlformats.org/drawingml/2006/main" xmlns:ns9="http://schemas.openxmlformats.org/drawingml/2006/picture">
             <w:pict>
               <v:line w14:anchorId="65E0A2AF" id="Conexão Reta 3" o:spid="_x0000_s1026" style="position:absolute;z-index:251697152;visibility:visible;mso-wrap-style:square;mso-wrap-distance-left:9pt;mso-wrap-distance-top:0;mso-wrap-distance-right:9pt;mso-wrap-distance-bottom:0;mso-position-horizontal:absolute;mso-position-horizontal-relative:text;mso-position-vertical:absolute;mso-position-vertical-relative:text" from="0,-.05pt" to="484.2pt,-.05pt" o:gfxdata="UEsDBBQABgAIAAAAIQC2gziS/gAAAOEBAAATAAAAW0NvbnRlbnRfVHlwZXNdLnhtbJSRQU7DMBBF 90jcwfIWJU67QAgl6YK0S0CoHGBkTxKLZGx5TGhvj5O2G0SRWNoz/78nu9wcxkFMGNg6quQqL6RA 0s5Y6ir5vt9lD1JwBDIwOMJKHpHlpr69KfdHjyxSmriSfYz+USnWPY7AufNIadK6MEJMx9ApD/oD OlTrorhX2lFEilmcO2RdNtjC5xDF9pCuTyYBB5bi6bQ4syoJ3g9WQ0ymaiLzg5KdCXlKLjvcW893 SUOqXwnz5DrgnHtJTxOsQfEKIT7DmDSUCaxw7Rqn8787ZsmRM9e2VmPeBN4uqYvTtW7jvijg9N/y JsXecLq0q+WD6m8AAAD//wMAUEsDBBQABgAIAAAAIQA4/SH/1gAAAJQBAAALAAAAX3JlbHMvLnJl bHOkkMFqwzAMhu+DvYPRfXGawxijTi+j0GvpHsDYimMaW0Yy2fr2M4PBMnrbUb/Q94l/f/hMi1qR JVI2sOt6UJgd+ZiDgffL8ekFlFSbvV0oo4EbChzGx4f9GRdb25HMsYhqlCwG5lrLq9biZkxWOiqY 22YiTra2kYMu1l1tQD30/bPm3wwYN0x18gb45AdQl1tp5j/sFB2T0FQ7R0nTNEV3j6o9feQzro1i OWA14Fm+Q8a1a8+Bvu/d/dMb2JY5uiPbhG/ktn4cqGU/er3pcvwCAAD//wMAUEsDBBQABgAIAAAA IQCZ2PQonAEAAJQDAAAOAAAAZHJzL2Uyb0RvYy54bWysU01P3DAQvVfqf7B8Z5MAQm202T2A4FK1 qMAPMM54Y8n2WLbZZP99x97dLGorIRAXxx/z3sx7M1muJ2vYFkLU6DreLGrOwEnstdt0/Onx9uwb ZzEJ1wuDDjq+g8jXq69flqNv4RwHND0ERiQutqPv+JCSb6sqygGsiAv04OhRYbAi0TFsqj6Ikdit qc7r+qoaMfQ+oIQY6fZm/8hXhV8pkOmXUhESMx2n2lJZQ1mf81qtlqLdBOEHLQ9liA9UYYV2lHSm uhFJsJeg/6GyWgaMqNJCoq1QKS2haCA1Tf2XmodBeChayJzoZ5vi59HKn9trdx/IhtHHNvr7kFVM Ktj8pfrYVMzazWbBlJiky6vm8vvFJXkqj2/VCehDTHeAluVNx412WYdoxfZHTJSMQo8hdDilLru0 M5CDjfsNiumekjUFXaYCrk1gW0H9FFKCS03uIfGV6AxT2pgZWL8NPMRnKJSJeQ94RpTM6NIMttph +F/2NB1LVvv4owN73dmCZ+x3pSnFGmp9UXgY0zxbr88FfvqZVn8AAAD//wMAUEsDBBQABgAIAAAA IQCasyRQ4AAAAAkBAAAPAAAAZHJzL2Rvd25yZXYueG1sTI9Ba8JAEIXvhf6HZQq96UYpYmM2IpZS KxSpFfS4ZqdJ2uxs2F1N/Pcde2kvA4/He/O+bN7bRpzRh9qRgtEwAYFUOFNTqWD38TyYgghRk9GN I1RwwQDz/PYm06lxHb3jeRtLwSUUUq2girFNpQxFhVaHoWuR2Pt03urI0pfSeN1xuW3kOEkm0uqa +EOlW1xWWHxvT1bBm1+tlov15Ys2B9vtx+v95rV/Uer+rn+a8VnMQETs418Crgy8H3IednQnMkE0 CpgmKhiMQLD5OJk+gDj+apln8j9B/gMAAP//AwBQSwECLQAUAAYACAAAACEAtoM4kv4AAADhAQAA EwAAAAAAAAAAAAAAAAAAAAAAW0NvbnRlbnRfVHlwZXNdLnhtbFBLAQItABQABgAIAAAAIQA4/SH/ 1gAAAJQBAAALAAAAAAAAAAAAAAAAAC8BAABfcmVscy8ucmVsc1BLAQItABQABgAIAAAAIQCZ2PQo nAEAAJQDAAAOAAAAAAAAAAAAAAAAAC4CAABkcnMvZTJvRG9jLnhtbFBLAQItABQABgAIAAAAIQCa syRQ4AAAAAkBAAAPAAAAAAAAAAAAAAAAAPYDAABkcnMvZG93bnJldi54bWxQSwUGAAAAAAQABADz AAAAAwUAAAAA " strokecolor="#156082 [3204]" strokeweight=".5pt">
                 <v:stroke joinstyle="miter"/>
@@ -2403,15 +2403,7 @@
         <w:t xml:space="preserve">Formato GGUF — </w:t>
       </w:r>
       <w:r>
-        <w:t xml:space="preserve">O formato GGUF (GGML Unified Format) — o </w:t>
-      </w:r>
-      <w:proofErr w:type="gramStart"/>
-      <w:r>
-        <w:t>ficheiro .gguf</w:t>
-      </w:r>
-      <w:proofErr w:type="gramEnd"/>
-      <w:r>
-        <w:t xml:space="preserve"> é o formato padrão adoptado pelo llama.cpp para distribuir modelos quantizados. É um ficheiro binário portátil que contém num único pacote os pesos do modelo, o tokenizador e os metadados de configuração (arquitectura, contexto máximo, temperatura padrão). Não requer conversão nem instalação adicional: o Ollama descarrega o .gguf e o llama.cpp carrega-o directamente em memória. Antes do GGUF existia o formato GGML; o GGUF surgiu em 2023 para resolver limitações de extensibilidade e é hoje o standard do ecossistema de LLMs locais.</w:t>
+        <w:t>O formato GGUF (GGML Unified Format) — o ficheiro .gguf é o formato padrão adoptado pelo llama.cpp para distribuir modelos quantizados. É um ficheiro binário portátil que contém num único pacote os pesos do modelo, o tokenizador e os metadados de configuração (arquitectura, contexto máximo, temperatura padrão). Não requer conversão nem instalação adicional: o Ollama descarrega o .gguf e o llama.cpp carrega-o directamente em memória. Antes do GGUF existia o formato GGML; o GGUF surgiu em 2023 para resolver limitações de extensibilidade e é hoje o standard do ecossistema de LLMs locais.</w:t>
       </w:r>
     </w:p>
     <w:tbl>
@@ -3103,7 +3095,7 @@
               </wp:anchor>
             </w:drawing>
           </mc:Choice>
-          <mc:Fallback xmlns:ns9="http://schemas.openxmlformats.org/drawingml/2006/picture" xmlns:ns5="http://schemas.openxmlformats.org/drawingml/2006/main" xmlns:ns11="http://schemas.microsoft.com/office/drawing/2010/main">
+          <mc:Fallback xmlns:ns11="http://schemas.microsoft.com/office/drawing/2010/main" xmlns:ns5="http://schemas.openxmlformats.org/drawingml/2006/main" xmlns:ns9="http://schemas.openxmlformats.org/drawingml/2006/picture">
             <w:pict>
               <v:line w14:anchorId="781B6A1A" id="Conexão Reta 3" o:spid="_x0000_s1026" style="position:absolute;z-index:251662336;visibility:visible;mso-wrap-style:square;mso-wrap-distance-left:9pt;mso-wrap-distance-top:0;mso-wrap-distance-right:9pt;mso-wrap-distance-bottom:0;mso-position-horizontal:absolute;mso-position-horizontal-relative:text;mso-position-vertical:absolute;mso-position-vertical-relative:text" from="0,-.05pt" to="484.2pt,-.05pt" o:gfxdata="UEsDBBQABgAIAAAAIQC2gziS/gAAAOEBAAATAAAAW0NvbnRlbnRfVHlwZXNdLnhtbJSRQU7DMBBF 90jcwfIWJU67QAgl6YK0S0CoHGBkTxKLZGx5TGhvj5O2G0SRWNoz/78nu9wcxkFMGNg6quQqL6RA 0s5Y6ir5vt9lD1JwBDIwOMJKHpHlpr69KfdHjyxSmriSfYz+USnWPY7AufNIadK6MEJMx9ApD/oD OlTrorhX2lFEilmcO2RdNtjC5xDF9pCuTyYBB5bi6bQ4syoJ3g9WQ0ymaiLzg5KdCXlKLjvcW893 SUOqXwnz5DrgnHtJTxOsQfEKIT7DmDSUCaxw7Rqn8787ZsmRM9e2VmPeBN4uqYvTtW7jvijg9N/y JsXecLq0q+WD6m8AAAD//wMAUEsDBBQABgAIAAAAIQA4/SH/1gAAAJQBAAALAAAAX3JlbHMvLnJl bHOkkMFqwzAMhu+DvYPRfXGawxijTi+j0GvpHsDYimMaW0Yy2fr2M4PBMnrbUb/Q94l/f/hMi1qR JVI2sOt6UJgd+ZiDgffL8ekFlFSbvV0oo4EbChzGx4f9GRdb25HMsYhqlCwG5lrLq9biZkxWOiqY 22YiTra2kYMu1l1tQD30/bPm3wwYN0x18gb45AdQl1tp5j/sFB2T0FQ7R0nTNEV3j6o9feQzro1i OWA14Fm+Q8a1a8+Bvu/d/dMb2JY5uiPbhG/ktn4cqGU/er3pcvwCAAD//wMAUEsDBBQABgAIAAAA IQCZ2PQonAEAAJQDAAAOAAAAZHJzL2Uyb0RvYy54bWysU01P3DAQvVfqf7B8Z5MAQm202T2A4FK1 qMAPMM54Y8n2WLbZZP99x97dLGorIRAXxx/z3sx7M1muJ2vYFkLU6DreLGrOwEnstdt0/Onx9uwb ZzEJ1wuDDjq+g8jXq69flqNv4RwHND0ERiQutqPv+JCSb6sqygGsiAv04OhRYbAi0TFsqj6Ikdit qc7r+qoaMfQ+oIQY6fZm/8hXhV8pkOmXUhESMx2n2lJZQ1mf81qtlqLdBOEHLQ9liA9UYYV2lHSm uhFJsJeg/6GyWgaMqNJCoq1QKS2haCA1Tf2XmodBeChayJzoZ5vi59HKn9trdx/IhtHHNvr7kFVM Ktj8pfrYVMzazWbBlJiky6vm8vvFJXkqj2/VCehDTHeAluVNx412WYdoxfZHTJSMQo8hdDilLru0 M5CDjfsNiumekjUFXaYCrk1gW0H9FFKCS03uIfGV6AxT2pgZWL8NPMRnKJSJeQ94RpTM6NIMttph +F/2NB1LVvv4owN73dmCZ+x3pSnFGmp9UXgY0zxbr88FfvqZVn8AAAD//wMAUEsDBBQABgAIAAAA IQCasyRQ4AAAAAkBAAAPAAAAZHJzL2Rvd25yZXYueG1sTI9Ba8JAEIXvhf6HZQq96UYpYmM2IpZS KxSpFfS4ZqdJ2uxs2F1N/Pcde2kvA4/He/O+bN7bRpzRh9qRgtEwAYFUOFNTqWD38TyYgghRk9GN I1RwwQDz/PYm06lxHb3jeRtLwSUUUq2girFNpQxFhVaHoWuR2Pt03urI0pfSeN1xuW3kOEkm0uqa +EOlW1xWWHxvT1bBm1+tlov15Ys2B9vtx+v95rV/Uer+rn+a8VnMQETs418Crgy8H3IednQnMkE0 CpgmKhiMQLD5OJk+gDj+apln8j9B/gMAAP//AwBQSwECLQAUAAYACAAAACEAtoM4kv4AAADhAQAA EwAAAAAAAAAAAAAAAAAAAAAAW0NvbnRlbnRfVHlwZXNdLnhtbFBLAQItABQABgAIAAAAIQA4/SH/ 1gAAAJQBAAALAAAAAAAAAAAAAAAAAC8BAABfcmVscy8ucmVsc1BLAQItABQABgAIAAAAIQCZ2PQo nAEAAJQDAAAOAAAAAAAAAAAAAAAAAC4CAABkcnMvZTJvRG9jLnhtbFBLAQItABQABgAIAAAAIQCa syRQ4AAAAAkBAAAPAAAAAAAAAAAAAAAAAPYDAABkcnMvZG93bnJldi54bWxQSwUGAAAAAAQABADz AAAAAwUAAAAA " strokecolor="#156082 [3204]" strokeweight=".5pt">
                 <v:stroke joinstyle="miter"/>
@@ -3609,7 +3601,7 @@
               </wp:anchor>
             </w:drawing>
           </mc:Choice>
-          <mc:Fallback xmlns:ns9="http://schemas.openxmlformats.org/drawingml/2006/picture" xmlns:ns5="http://schemas.openxmlformats.org/drawingml/2006/main" xmlns:ns11="http://schemas.microsoft.com/office/drawing/2010/main">
+          <mc:Fallback xmlns:ns11="http://schemas.microsoft.com/office/drawing/2010/main" xmlns:ns5="http://schemas.openxmlformats.org/drawingml/2006/main" xmlns:ns9="http://schemas.openxmlformats.org/drawingml/2006/picture">
             <w:pict>
               <v:line w14:anchorId="20F34B84" id="Conexão Reta 3" o:spid="_x0000_s1026" style="position:absolute;z-index:251664384;visibility:visible;mso-wrap-style:square;mso-wrap-distance-left:9pt;mso-wrap-distance-top:0;mso-wrap-distance-right:9pt;mso-wrap-distance-bottom:0;mso-position-horizontal:absolute;mso-position-horizontal-relative:text;mso-position-vertical:absolute;mso-position-vertical-relative:text" from="0,-.05pt" to="484.2pt,-.05pt" o:gfxdata="UEsDBBQABgAIAAAAIQC2gziS/gAAAOEBAAATAAAAW0NvbnRlbnRfVHlwZXNdLnhtbJSRQU7DMBBF 90jcwfIWJU67QAgl6YK0S0CoHGBkTxKLZGx5TGhvj5O2G0SRWNoz/78nu9wcxkFMGNg6quQqL6RA 0s5Y6ir5vt9lD1JwBDIwOMJKHpHlpr69KfdHjyxSmriSfYz+USnWPY7AufNIadK6MEJMx9ApD/oD OlTrorhX2lFEilmcO2RdNtjC5xDF9pCuTyYBB5bi6bQ4syoJ3g9WQ0ymaiLzg5KdCXlKLjvcW893 SUOqXwnz5DrgnHtJTxOsQfEKIT7DmDSUCaxw7Rqn8787ZsmRM9e2VmPeBN4uqYvTtW7jvijg9N/y JsXecLq0q+WD6m8AAAD//wMAUEsDBBQABgAIAAAAIQA4/SH/1gAAAJQBAAALAAAAX3JlbHMvLnJl bHOkkMFqwzAMhu+DvYPRfXGawxijTi+j0GvpHsDYimMaW0Yy2fr2M4PBMnrbUb/Q94l/f/hMi1qR JVI2sOt6UJgd+ZiDgffL8ekFlFSbvV0oo4EbChzGx4f9GRdb25HMsYhqlCwG5lrLq9biZkxWOiqY 22YiTra2kYMu1l1tQD30/bPm3wwYN0x18gb45AdQl1tp5j/sFB2T0FQ7R0nTNEV3j6o9feQzro1i OWA14Fm+Q8a1a8+Bvu/d/dMb2JY5uiPbhG/ktn4cqGU/er3pcvwCAAD//wMAUEsDBBQABgAIAAAA IQCZ2PQonAEAAJQDAAAOAAAAZHJzL2Uyb0RvYy54bWysU01P3DAQvVfqf7B8Z5MAQm202T2A4FK1 qMAPMM54Y8n2WLbZZP99x97dLGorIRAXxx/z3sx7M1muJ2vYFkLU6DreLGrOwEnstdt0/Onx9uwb ZzEJ1wuDDjq+g8jXq69flqNv4RwHND0ERiQutqPv+JCSb6sqygGsiAv04OhRYbAi0TFsqj6Ikdit qc7r+qoaMfQ+oIQY6fZm/8hXhV8pkOmXUhESMx2n2lJZQ1mf81qtlqLdBOEHLQ9liA9UYYV2lHSm uhFJsJeg/6GyWgaMqNJCoq1QKS2haCA1Tf2XmodBeChayJzoZ5vi59HKn9trdx/IhtHHNvr7kFVM Ktj8pfrYVMzazWbBlJiky6vm8vvFJXkqj2/VCehDTHeAluVNx412WYdoxfZHTJSMQo8hdDilLru0 M5CDjfsNiumekjUFXaYCrk1gW0H9FFKCS03uIfGV6AxT2pgZWL8NPMRnKJSJeQ94RpTM6NIMttph +F/2NB1LVvv4owN73dmCZ+x3pSnFGmp9UXgY0zxbr88FfvqZVn8AAAD//wMAUEsDBBQABgAIAAAA IQCasyRQ4AAAAAkBAAAPAAAAZHJzL2Rvd25yZXYueG1sTI9Ba8JAEIXvhf6HZQq96UYpYmM2IpZS KxSpFfS4ZqdJ2uxs2F1N/Pcde2kvA4/He/O+bN7bRpzRh9qRgtEwAYFUOFNTqWD38TyYgghRk9GN I1RwwQDz/PYm06lxHb3jeRtLwSUUUq2girFNpQxFhVaHoWuR2Pt03urI0pfSeN1xuW3kOEkm0uqa +EOlW1xWWHxvT1bBm1+tlov15Ys2B9vtx+v95rV/Uer+rn+a8VnMQETs418Crgy8H3IednQnMkE0 CpgmKhiMQLD5OJk+gDj+apln8j9B/gMAAP//AwBQSwECLQAUAAYACAAAACEAtoM4kv4AAADhAQAA EwAAAAAAAAAAAAAAAAAAAAAAW0NvbnRlbnRfVHlwZXNdLnhtbFBLAQItABQABgAIAAAAIQA4/SH/ 1gAAAJQBAAALAAAAAAAAAAAAAAAAAC8BAABfcmVscy8ucmVsc1BLAQItABQABgAIAAAAIQCZ2PQo nAEAAJQDAAAOAAAAAAAAAAAAAAAAAC4CAABkcnMvZTJvRG9jLnhtbFBLAQItABQABgAIAAAAIQCa syRQ4AAAAAkBAAAPAAAAAAAAAAAAAAAAAPYDAABkcnMvZG93bnJldi54bWxQSwUGAAAAAAQABADz AAAAAwUAAAAA " strokecolor="#156082 [3204]" strokeweight=".5pt">
                 <v:stroke joinstyle="miter"/>
@@ -3649,15 +3641,7 @@
         <w:ind w:left="709"/>
       </w:pPr>
       <w:r>
-        <w:t xml:space="preserve">O Ollama é a ferramenta de referência para desenvolvimento local com LLMs. Funciona como Docker para modelos: ollama pull qwen2.5:3b descarrega o modelo, ollama run qwen2.5:3b lança-o. O modelo fica disponível via API REST em localhost:11434, com um formato compatível com </w:t>
-      </w:r>
-      <w:proofErr w:type="spellStart"/>
-      <w:r>
-        <w:t>OpenAI</w:t>
-      </w:r>
-      <w:proofErr w:type="spellEnd"/>
-      <w:r>
-        <w:t>.</w:t>
+        <w:t>O Ollama é a ferramenta de referência para desenvolvimento local com LLMs. Funciona como Docker para modelos: ollama pull qwen2.5:3b descarrega o modelo, ollama run qwen2.5:3b lança-o. O modelo fica disponível via API REST em localhost:11434, com um formato compatível com OpenAI.</w:t>
       </w:r>
     </w:p>
     <w:p>
@@ -4077,7 +4061,7 @@
               </wp:anchor>
             </w:drawing>
           </mc:Choice>
-          <mc:Fallback xmlns:ns9="http://schemas.openxmlformats.org/drawingml/2006/picture" xmlns:ns5="http://schemas.openxmlformats.org/drawingml/2006/main" xmlns:ns11="http://schemas.microsoft.com/office/drawing/2010/main">
+          <mc:Fallback xmlns:ns11="http://schemas.microsoft.com/office/drawing/2010/main" xmlns:ns5="http://schemas.openxmlformats.org/drawingml/2006/main" xmlns:ns9="http://schemas.openxmlformats.org/drawingml/2006/picture">
             <w:pict>
               <v:line w14:anchorId="619BBE13" id="Conexão Reta 3" o:spid="_x0000_s1026" style="position:absolute;z-index:251666432;visibility:visible;mso-wrap-style:square;mso-wrap-distance-left:9pt;mso-wrap-distance-top:0;mso-wrap-distance-right:9pt;mso-wrap-distance-bottom:0;mso-position-horizontal:absolute;mso-position-horizontal-relative:text;mso-position-vertical:absolute;mso-position-vertical-relative:text" from="0,-.05pt" to="484.2pt,-.05pt" o:gfxdata="UEsDBBQABgAIAAAAIQC2gziS/gAAAOEBAAATAAAAW0NvbnRlbnRfVHlwZXNdLnhtbJSRQU7DMBBF 90jcwfIWJU67QAgl6YK0S0CoHGBkTxKLZGx5TGhvj5O2G0SRWNoz/78nu9wcxkFMGNg6quQqL6RA 0s5Y6ir5vt9lD1JwBDIwOMJKHpHlpr69KfdHjyxSmriSfYz+USnWPY7AufNIadK6MEJMx9ApD/oD OlTrorhX2lFEilmcO2RdNtjC5xDF9pCuTyYBB5bi6bQ4syoJ3g9WQ0ymaiLzg5KdCXlKLjvcW893 SUOqXwnz5DrgnHtJTxOsQfEKIT7DmDSUCaxw7Rqn8787ZsmRM9e2VmPeBN4uqYvTtW7jvijg9N/y JsXecLq0q+WD6m8AAAD//wMAUEsDBBQABgAIAAAAIQA4/SH/1gAAAJQBAAALAAAAX3JlbHMvLnJl bHOkkMFqwzAMhu+DvYPRfXGawxijTi+j0GvpHsDYimMaW0Yy2fr2M4PBMnrbUb/Q94l/f/hMi1qR JVI2sOt6UJgd+ZiDgffL8ekFlFSbvV0oo4EbChzGx4f9GRdb25HMsYhqlCwG5lrLq9biZkxWOiqY 22YiTra2kYMu1l1tQD30/bPm3wwYN0x18gb45AdQl1tp5j/sFB2T0FQ7R0nTNEV3j6o9feQzro1i OWA14Fm+Q8a1a8+Bvu/d/dMb2JY5uiPbhG/ktn4cqGU/er3pcvwCAAD//wMAUEsDBBQABgAIAAAA IQCZ2PQonAEAAJQDAAAOAAAAZHJzL2Uyb0RvYy54bWysU01P3DAQvVfqf7B8Z5MAQm202T2A4FK1 qMAPMM54Y8n2WLbZZP99x97dLGorIRAXxx/z3sx7M1muJ2vYFkLU6DreLGrOwEnstdt0/Onx9uwb ZzEJ1wuDDjq+g8jXq69flqNv4RwHND0ERiQutqPv+JCSb6sqygGsiAv04OhRYbAi0TFsqj6Ikdit qc7r+qoaMfQ+oIQY6fZm/8hXhV8pkOmXUhESMx2n2lJZQ1mf81qtlqLdBOEHLQ9liA9UYYV2lHSm uhFJsJeg/6GyWgaMqNJCoq1QKS2haCA1Tf2XmodBeChayJzoZ5vi59HKn9trdx/IhtHHNvr7kFVM Ktj8pfrYVMzazWbBlJiky6vm8vvFJXkqj2/VCehDTHeAluVNx412WYdoxfZHTJSMQo8hdDilLru0 M5CDjfsNiumekjUFXaYCrk1gW0H9FFKCS03uIfGV6AxT2pgZWL8NPMRnKJSJeQ94RpTM6NIMttph +F/2NB1LVvv4owN73dmCZ+x3pSnFGmp9UXgY0zxbr88FfvqZVn8AAAD//wMAUEsDBBQABgAIAAAA IQCasyRQ4AAAAAkBAAAPAAAAZHJzL2Rvd25yZXYueG1sTI9Ba8JAEIXvhf6HZQq96UYpYmM2IpZS KxSpFfS4ZqdJ2uxs2F1N/Pcde2kvA4/He/O+bN7bRpzRh9qRgtEwAYFUOFNTqWD38TyYgghRk9GN I1RwwQDz/PYm06lxHb3jeRtLwSUUUq2girFNpQxFhVaHoWuR2Pt03urI0pfSeN1xuW3kOEkm0uqa +EOlW1xWWHxvT1bBm1+tlov15Ys2B9vtx+v95rV/Uer+rn+a8VnMQETs418Crgy8H3IednQnMkE0 CpgmKhiMQLD5OJk+gDj+apln8j9B/gMAAP//AwBQSwECLQAUAAYACAAAACEAtoM4kv4AAADhAQAA EwAAAAAAAAAAAAAAAAAAAAAAW0NvbnRlbnRfVHlwZXNdLnhtbFBLAQItABQABgAIAAAAIQA4/SH/ 1gAAAJQBAAALAAAAAAAAAAAAAAAAAC8BAABfcmVscy8ucmVsc1BLAQItABQABgAIAAAAIQCZ2PQo nAEAAJQDAAAOAAAAAAAAAAAAAAAAAC4CAABkcnMvZTJvRG9jLnhtbFBLAQItABQABgAIAAAAIQCa syRQ4AAAAAkBAAAPAAAAAAAAAAAAAAAAAPYDAABkcnMvZG93bnJldi54bWxQSwUGAAAAAAQABADz AAAAAwUAAAAA " strokecolor="#156082 [3204]" strokeweight=".5pt">
                 <v:stroke joinstyle="miter"/>
@@ -4244,7 +4228,7 @@
               </wp:anchor>
             </w:drawing>
           </mc:Choice>
-          <mc:Fallback xmlns:ns9="http://schemas.openxmlformats.org/drawingml/2006/picture" xmlns:ns5="http://schemas.openxmlformats.org/drawingml/2006/main" xmlns:ns11="http://schemas.microsoft.com/office/drawing/2010/main">
+          <mc:Fallback xmlns:ns11="http://schemas.microsoft.com/office/drawing/2010/main" xmlns:ns5="http://schemas.openxmlformats.org/drawingml/2006/main" xmlns:ns9="http://schemas.openxmlformats.org/drawingml/2006/picture">
             <w:pict>
               <v:line w14:anchorId="44DE2E80" id="Conexão Reta 3" o:spid="_x0000_s1026" style="position:absolute;z-index:251668480;visibility:visible;mso-wrap-style:square;mso-wrap-distance-left:9pt;mso-wrap-distance-top:0;mso-wrap-distance-right:9pt;mso-wrap-distance-bottom:0;mso-position-horizontal:absolute;mso-position-horizontal-relative:text;mso-position-vertical:absolute;mso-position-vertical-relative:text" from="0,0" to="484.2pt,0" o:gfxdata="UEsDBBQABgAIAAAAIQC2gziS/gAAAOEBAAATAAAAW0NvbnRlbnRfVHlwZXNdLnhtbJSRQU7DMBBF 90jcwfIWJU67QAgl6YK0S0CoHGBkTxKLZGx5TGhvj5O2G0SRWNoz/78nu9wcxkFMGNg6quQqL6RA 0s5Y6ir5vt9lD1JwBDIwOMJKHpHlpr69KfdHjyxSmriSfYz+USnWPY7AufNIadK6MEJMx9ApD/oD OlTrorhX2lFEilmcO2RdNtjC5xDF9pCuTyYBB5bi6bQ4syoJ3g9WQ0ymaiLzg5KdCXlKLjvcW893 SUOqXwnz5DrgnHtJTxOsQfEKIT7DmDSUCaxw7Rqn8787ZsmRM9e2VmPeBN4uqYvTtW7jvijg9N/y JsXecLq0q+WD6m8AAAD//wMAUEsDBBQABgAIAAAAIQA4/SH/1gAAAJQBAAALAAAAX3JlbHMvLnJl bHOkkMFqwzAMhu+DvYPRfXGawxijTi+j0GvpHsDYimMaW0Yy2fr2M4PBMnrbUb/Q94l/f/hMi1qR JVI2sOt6UJgd+ZiDgffL8ekFlFSbvV0oo4EbChzGx4f9GRdb25HMsYhqlCwG5lrLq9biZkxWOiqY 22YiTra2kYMu1l1tQD30/bPm3wwYN0x18gb45AdQl1tp5j/sFB2T0FQ7R0nTNEV3j6o9feQzro1i OWA14Fm+Q8a1a8+Bvu/d/dMb2JY5uiPbhG/ktn4cqGU/er3pcvwCAAD//wMAUEsDBBQABgAIAAAA IQCZ2PQonAEAAJQDAAAOAAAAZHJzL2Uyb0RvYy54bWysU01P3DAQvVfqf7B8Z5MAQm202T2A4FK1 qMAPMM54Y8n2WLbZZP99x97dLGorIRAXxx/z3sx7M1muJ2vYFkLU6DreLGrOwEnstdt0/Onx9uwb ZzEJ1wuDDjq+g8jXq69flqNv4RwHND0ERiQutqPv+JCSb6sqygGsiAv04OhRYbAi0TFsqj6Ikdit qc7r+qoaMfQ+oIQY6fZm/8hXhV8pkOmXUhESMx2n2lJZQ1mf81qtlqLdBOEHLQ9liA9UYYV2lHSm uhFJsJeg/6GyWgaMqNJCoq1QKS2haCA1Tf2XmodBeChayJzoZ5vi59HKn9trdx/IhtHHNvr7kFVM Ktj8pfrYVMzazWbBlJiky6vm8vvFJXkqj2/VCehDTHeAluVNx412WYdoxfZHTJSMQo8hdDilLru0 M5CDjfsNiumekjUFXaYCrk1gW0H9FFKCS03uIfGV6AxT2pgZWL8NPMRnKJSJeQ94RpTM6NIMttph +F/2NB1LVvv4owN73dmCZ+x3pSnFGmp9UXgY0zxbr88FfvqZVn8AAAD//wMAUEsDBBQABgAIAAAA IQBdcTjb3gAAAAcBAAAPAAAAZHJzL2Rvd25yZXYueG1sTI9Ba8JAEIXvBf/DMkJvdVMpYmM2IpZS KxSpLdjjmp0m0exs2F1N/Pcde2kvDx6PefO9bN7bRpzRh9qRgvtRAgKpcKamUsHnx/PdFESImoxu HKGCCwaY54ObTKfGdfSO520sBZdQSLWCKsY2lTIUFVodRq5F4uzbeasjW19K43XH5baR4ySZSKtr 4g+VbnFZYXHcnqyCN79aLRfry4E2X7bbjde7zWv/otTtsH+asSxmICL28e8CrhuYH3IG27sTmSAa Bbwm/ipnj5PpA4j91co8k//58x8AAAD//wMAUEsBAi0AFAAGAAgAAAAhALaDOJL+AAAA4QEAABMA AAAAAAAAAAAAAAAAAAAAAFtDb250ZW50X1R5cGVzXS54bWxQSwECLQAUAAYACAAAACEAOP0h/9YA AACUAQAACwAAAAAAAAAAAAAAAAAvAQAAX3JlbHMvLnJlbHNQSwECLQAUAAYACAAAACEAmdj0KJwB AACUAwAADgAAAAAAAAAAAAAAAAAuAgAAZHJzL2Uyb0RvYy54bWxQSwECLQAUAAYACAAAACEAXXE4 294AAAAHAQAADwAAAAAAAAAAAAAAAAD2AwAAZHJzL2Rvd25yZXYueG1sUEsFBgAAAAAEAAQA8wAA AAEFAAAAAA== " strokecolor="#156082 [3204]" strokeweight=".5pt">
                 <v:stroke joinstyle="miter"/>
@@ -4463,7 +4447,7 @@
               </wp:anchor>
             </w:drawing>
           </mc:Choice>
-          <mc:Fallback xmlns:ns9="http://schemas.openxmlformats.org/drawingml/2006/picture" xmlns:ns5="http://schemas.openxmlformats.org/drawingml/2006/main" xmlns:ns11="http://schemas.microsoft.com/office/drawing/2010/main">
+          <mc:Fallback xmlns:ns11="http://schemas.microsoft.com/office/drawing/2010/main" xmlns:ns5="http://schemas.openxmlformats.org/drawingml/2006/main" xmlns:ns9="http://schemas.openxmlformats.org/drawingml/2006/picture">
             <w:pict>
               <v:line w14:anchorId="7BCFBA01" id="Conexão Reta 3" o:spid="_x0000_s1026" style="position:absolute;z-index:251670528;visibility:visible;mso-wrap-style:square;mso-wrap-distance-left:9pt;mso-wrap-distance-top:0;mso-wrap-distance-right:9pt;mso-wrap-distance-bottom:0;mso-position-horizontal:absolute;mso-position-horizontal-relative:text;mso-position-vertical:absolute;mso-position-vertical-relative:text" from="0,-.05pt" to="484.2pt,-.05pt" o:gfxdata="UEsDBBQABgAIAAAAIQC2gziS/gAAAOEBAAATAAAAW0NvbnRlbnRfVHlwZXNdLnhtbJSRQU7DMBBF 90jcwfIWJU67QAgl6YK0S0CoHGBkTxKLZGx5TGhvj5O2G0SRWNoz/78nu9wcxkFMGNg6quQqL6RA 0s5Y6ir5vt9lD1JwBDIwOMJKHpHlpr69KfdHjyxSmriSfYz+USnWPY7AufNIadK6MEJMx9ApD/oD OlTrorhX2lFEilmcO2RdNtjC5xDF9pCuTyYBB5bi6bQ4syoJ3g9WQ0ymaiLzg5KdCXlKLjvcW893 SUOqXwnz5DrgnHtJTxOsQfEKIT7DmDSUCaxw7Rqn8787ZsmRM9e2VmPeBN4uqYvTtW7jvijg9N/y JsXecLq0q+WD6m8AAAD//wMAUEsDBBQABgAIAAAAIQA4/SH/1gAAAJQBAAALAAAAX3JlbHMvLnJl bHOkkMFqwzAMhu+DvYPRfXGawxijTi+j0GvpHsDYimMaW0Yy2fr2M4PBMnrbUb/Q94l/f/hMi1qR JVI2sOt6UJgd+ZiDgffL8ekFlFSbvV0oo4EbChzGx4f9GRdb25HMsYhqlCwG5lrLq9biZkxWOiqY 22YiTra2kYMu1l1tQD30/bPm3wwYN0x18gb45AdQl1tp5j/sFB2T0FQ7R0nTNEV3j6o9feQzro1i OWA14Fm+Q8a1a8+Bvu/d/dMb2JY5uiPbhG/ktn4cqGU/er3pcvwCAAD//wMAUEsDBBQABgAIAAAA IQCZ2PQonAEAAJQDAAAOAAAAZHJzL2Uyb0RvYy54bWysU01P3DAQvVfqf7B8Z5MAQm202T2A4FK1 qMAPMM54Y8n2WLbZZP99x97dLGorIRAXxx/z3sx7M1muJ2vYFkLU6DreLGrOwEnstdt0/Onx9uwb ZzEJ1wuDDjq+g8jXq69flqNv4RwHND0ERiQutqPv+JCSb6sqygGsiAv04OhRYbAi0TFsqj6Ikdit qc7r+qoaMfQ+oIQY6fZm/8hXhV8pkOmXUhESMx2n2lJZQ1mf81qtlqLdBOEHLQ9liA9UYYV2lHSm uhFJsJeg/6GyWgaMqNJCoq1QKS2haCA1Tf2XmodBeChayJzoZ5vi59HKn9trdx/IhtHHNvr7kFVM Ktj8pfrYVMzazWbBlJiky6vm8vvFJXkqj2/VCehDTHeAluVNx412WYdoxfZHTJSMQo8hdDilLru0 M5CDjfsNiumekjUFXaYCrk1gW0H9FFKCS03uIfGV6AxT2pgZWL8NPMRnKJSJeQ94RpTM6NIMttph +F/2NB1LVvv4owN73dmCZ+x3pSnFGmp9UXgY0zxbr88FfvqZVn8AAAD//wMAUEsDBBQABgAIAAAA IQCasyRQ4AAAAAkBAAAPAAAAZHJzL2Rvd25yZXYueG1sTI9Ba8JAEIXvhf6HZQq96UYpYmM2IpZS KxSpFfS4ZqdJ2uxs2F1N/Pcde2kvA4/He/O+bN7bRpzRh9qRgtEwAYFUOFNTqWD38TyYgghRk9GN I1RwwQDz/PYm06lxHb3jeRtLwSUUUq2girFNpQxFhVaHoWuR2Pt03urI0pfSeN1xuW3kOEkm0uqa +EOlW1xWWHxvT1bBm1+tlov15Ys2B9vtx+v95rV/Uer+rn+a8VnMQETs418Crgy8H3IednQnMkE0 CpgmKhiMQLD5OJk+gDj+apln8j9B/gMAAP//AwBQSwECLQAUAAYACAAAACEAtoM4kv4AAADhAQAA EwAAAAAAAAAAAAAAAAAAAAAAW0NvbnRlbnRfVHlwZXNdLnhtbFBLAQItABQABgAIAAAAIQA4/SH/ 1gAAAJQBAAALAAAAAAAAAAAAAAAAAC8BAABfcmVscy8ucmVsc1BLAQItABQABgAIAAAAIQCZ2PQo nAEAAJQDAAAOAAAAAAAAAAAAAAAAAC4CAABkcnMvZTJvRG9jLnhtbFBLAQItABQABgAIAAAAIQCa syRQ4AAAAAkBAAAPAAAAAAAAAAAAAAAAAPYDAABkcnMvZG93bnJldi54bWxQSwUGAAAAAAQABADz AAAAAwUAAAAA " strokecolor="#156082 [3204]" strokeweight=".5pt">
                 <v:stroke joinstyle="miter"/>
@@ -4718,7 +4702,7 @@
               </wp:anchor>
             </w:drawing>
           </mc:Choice>
-          <mc:Fallback xmlns:ns9="http://schemas.openxmlformats.org/drawingml/2006/picture" xmlns:ns5="http://schemas.openxmlformats.org/drawingml/2006/main" xmlns:ns11="http://schemas.microsoft.com/office/drawing/2010/main">
+          <mc:Fallback xmlns:ns11="http://schemas.microsoft.com/office/drawing/2010/main" xmlns:ns5="http://schemas.openxmlformats.org/drawingml/2006/main" xmlns:ns9="http://schemas.openxmlformats.org/drawingml/2006/picture">
             <w:pict>
               <v:line w14:anchorId="546AD9F8" id="Conexão Reta 3" o:spid="_x0000_s1026" style="position:absolute;z-index:251672576;visibility:visible;mso-wrap-style:square;mso-wrap-distance-left:9pt;mso-wrap-distance-top:0;mso-wrap-distance-right:9pt;mso-wrap-distance-bottom:0;mso-position-horizontal:absolute;mso-position-horizontal-relative:text;mso-position-vertical:absolute;mso-position-vertical-relative:text" from="0,-.05pt" to="484.2pt,-.05pt" o:gfxdata="UEsDBBQABgAIAAAAIQC2gziS/gAAAOEBAAATAAAAW0NvbnRlbnRfVHlwZXNdLnhtbJSRQU7DMBBF 90jcwfIWJU67QAgl6YK0S0CoHGBkTxKLZGx5TGhvj5O2G0SRWNoz/78nu9wcxkFMGNg6quQqL6RA 0s5Y6ir5vt9lD1JwBDIwOMJKHpHlpr69KfdHjyxSmriSfYz+USnWPY7AufNIadK6MEJMx9ApD/oD OlTrorhX2lFEilmcO2RdNtjC5xDF9pCuTyYBB5bi6bQ4syoJ3g9WQ0ymaiLzg5KdCXlKLjvcW893 SUOqXwnz5DrgnHtJTxOsQfEKIT7DmDSUCaxw7Rqn8787ZsmRM9e2VmPeBN4uqYvTtW7jvijg9N/y JsXecLq0q+WD6m8AAAD//wMAUEsDBBQABgAIAAAAIQA4/SH/1gAAAJQBAAALAAAAX3JlbHMvLnJl bHOkkMFqwzAMhu+DvYPRfXGawxijTi+j0GvpHsDYimMaW0Yy2fr2M4PBMnrbUb/Q94l/f/hMi1qR JVI2sOt6UJgd+ZiDgffL8ekFlFSbvV0oo4EbChzGx4f9GRdb25HMsYhqlCwG5lrLq9biZkxWOiqY 22YiTra2kYMu1l1tQD30/bPm3wwYN0x18gb45AdQl1tp5j/sFB2T0FQ7R0nTNEV3j6o9feQzro1i OWA14Fm+Q8a1a8+Bvu/d/dMb2JY5uiPbhG/ktn4cqGU/er3pcvwCAAD//wMAUEsDBBQABgAIAAAA IQCZ2PQonAEAAJQDAAAOAAAAZHJzL2Uyb0RvYy54bWysU01P3DAQvVfqf7B8Z5MAQm202T2A4FK1 qMAPMM54Y8n2WLbZZP99x97dLGorIRAXxx/z3sx7M1muJ2vYFkLU6DreLGrOwEnstdt0/Onx9uwb ZzEJ1wuDDjq+g8jXq69flqNv4RwHND0ERiQutqPv+JCSb6sqygGsiAv04OhRYbAi0TFsqj6Ikdit qc7r+qoaMfQ+oIQY6fZm/8hXhV8pkOmXUhESMx2n2lJZQ1mf81qtlqLdBOEHLQ9liA9UYYV2lHSm uhFJsJeg/6GyWgaMqNJCoq1QKS2haCA1Tf2XmodBeChayJzoZ5vi59HKn9trdx/IhtHHNvr7kFVM Ktj8pfrYVMzazWbBlJiky6vm8vvFJXkqj2/VCehDTHeAluVNx412WYdoxfZHTJSMQo8hdDilLru0 M5CDjfsNiumekjUFXaYCrk1gW0H9FFKCS03uIfGV6AxT2pgZWL8NPMRnKJSJeQ94RpTM6NIMttph +F/2NB1LVvv4owN73dmCZ+x3pSnFGmp9UXgY0zxbr88FfvqZVn8AAAD//wMAUEsDBBQABgAIAAAA IQCasyRQ4AAAAAkBAAAPAAAAZHJzL2Rvd25yZXYueG1sTI9Ba8JAEIXvhf6HZQq96UYpYmM2IpZS KxSpFfS4ZqdJ2uxs2F1N/Pcde2kvA4/He/O+bN7bRpzRh9qRgtEwAYFUOFNTqWD38TyYgghRk9GN I1RwwQDz/PYm06lxHb3jeRtLwSUUUq2girFNpQxFhVaHoWuR2Pt03urI0pfSeN1xuW3kOEkm0uqa +EOlW1xWWHxvT1bBm1+tlov15Ys2B9vtx+v95rV/Uer+rn+a8VnMQETs418Crgy8H3IednQnMkE0 CpgmKhiMQLD5OJk+gDj+apln8j9B/gMAAP//AwBQSwECLQAUAAYACAAAACEAtoM4kv4AAADhAQAA EwAAAAAAAAAAAAAAAAAAAAAAW0NvbnRlbnRfVHlwZXNdLnhtbFBLAQItABQABgAIAAAAIQA4/SH/ 1gAAAJQBAAALAAAAAAAAAAAAAAAAAC8BAABfcmVscy8ucmVsc1BLAQItABQABgAIAAAAIQCZ2PQo nAEAAJQDAAAOAAAAAAAAAAAAAAAAAC4CAABkcnMvZTJvRG9jLnhtbFBLAQItABQABgAIAAAAIQCa syRQ4AAAAAkBAAAPAAAAAAAAAAAAAAAAAPYDAABkcnMvZG93bnJldi54bWxQSwUGAAAAAAQABADz AAAAAwUAAAAA " strokecolor="#156082 [3204]" strokeweight=".5pt">
                 <v:stroke joinstyle="miter"/>
@@ -4835,23 +4819,13 @@
         <w:t xml:space="preserve">→  </w:t>
       </w:r>
       <w:hyperlink r:id="rId13" w:history="1">
-        <w:proofErr w:type="spellStart"/>
         <w:r>
           <w:rPr>
             <w:rStyle w:val="Hiperligao"/>
             <w:color w:val="2E75B6"/>
             <w:lang w:val="en-US"/>
           </w:rPr>
-          <w:t>Podman</w:t>
-        </w:r>
-        <w:proofErr w:type="spellEnd"/>
-        <w:r>
-          <w:rPr>
-            <w:rStyle w:val="Hiperligao"/>
-            <w:color w:val="2E75B6"/>
-            <w:lang w:val="en-US"/>
-          </w:rPr>
-          <w:t xml:space="preserve"> Desktop AI Lab</w:t>
+          <w:t>Podman Desktop AI Lab</w:t>
         </w:r>
       </w:hyperlink>
     </w:p>
@@ -4872,7 +4846,6 @@
         <w:t xml:space="preserve">→  </w:t>
       </w:r>
       <w:hyperlink r:id="rId14" w:history="1">
-        <w:proofErr w:type="spellStart"/>
         <w:r>
           <w:rPr>
             <w:rStyle w:val="Hiperligao"/>
@@ -4881,7 +4854,6 @@
           </w:rPr>
           <w:t>Ramalama</w:t>
         </w:r>
-        <w:proofErr w:type="spellEnd"/>
       </w:hyperlink>
     </w:p>
     <w:p>
@@ -5004,19 +4976,11 @@
         <w:t xml:space="preserve">→  </w:t>
       </w:r>
       <w:hyperlink r:id="rId19" w:history="1">
-        <w:proofErr w:type="spellStart"/>
         <w:r>
           <w:rPr>
             <w:rStyle w:val="Hiperligao"/>
           </w:rPr>
-          <w:t>llmfit</w:t>
-        </w:r>
-        <w:proofErr w:type="spellEnd"/>
-        <w:r>
-          <w:rPr>
-            <w:rStyle w:val="Hiperligao"/>
-          </w:rPr>
-          <w:t xml:space="preserve"> — Recomendação de modelos por hardware</w:t>
+          <w:t>llmfit — Recomendação de modelos por hardware</w:t>
         </w:r>
       </w:hyperlink>
     </w:p>
@@ -5037,21 +5001,12 @@
         <w:t xml:space="preserve">→  </w:t>
       </w:r>
       <w:hyperlink r:id="rId20" w:history="1">
-        <w:proofErr w:type="spellStart"/>
         <w:r>
           <w:rPr>
             <w:rStyle w:val="Hiperligao"/>
             <w:lang w:val="en-US"/>
           </w:rPr>
-          <w:t>llmfit</w:t>
-        </w:r>
-        <w:proofErr w:type="spellEnd"/>
-        <w:r>
-          <w:rPr>
-            <w:rStyle w:val="Hiperligao"/>
-            <w:lang w:val="en-US"/>
-          </w:rPr>
-          <w:t xml:space="preserve"> — Stop Guessing Which AI Models Will Run on Your Machine</w:t>
+          <w:t>llmfit — Stop Guessing Which AI Models Will Run on Your Machine</w:t>
         </w:r>
       </w:hyperlink>
     </w:p>
@@ -5276,7 +5231,7 @@
               </wp:anchor>
             </w:drawing>
           </mc:Choice>
-          <mc:Fallback xmlns:ns9="http://schemas.openxmlformats.org/drawingml/2006/picture" xmlns:ns5="http://schemas.openxmlformats.org/drawingml/2006/main" xmlns:ns11="http://schemas.microsoft.com/office/drawing/2010/main">
+          <mc:Fallback xmlns:ns11="http://schemas.microsoft.com/office/drawing/2010/main" xmlns:ns5="http://schemas.openxmlformats.org/drawingml/2006/main" xmlns:ns9="http://schemas.openxmlformats.org/drawingml/2006/picture">
             <w:pict>
               <v:line w14:anchorId="353A3786" id="Conexão Reta 3" o:spid="_x0000_s1026" style="position:absolute;z-index:251674624;visibility:visible;mso-wrap-style:square;mso-wrap-distance-left:9pt;mso-wrap-distance-top:0;mso-wrap-distance-right:9pt;mso-wrap-distance-bottom:0;mso-position-horizontal:absolute;mso-position-horizontal-relative:text;mso-position-vertical:absolute;mso-position-vertical-relative:text" from="0,-.05pt" to="484.2pt,-.05pt" o:gfxdata="UEsDBBQABgAIAAAAIQC2gziS/gAAAOEBAAATAAAAW0NvbnRlbnRfVHlwZXNdLnhtbJSRQU7DMBBF 90jcwfIWJU67QAgl6YK0S0CoHGBkTxKLZGx5TGhvj5O2G0SRWNoz/78nu9wcxkFMGNg6quQqL6RA 0s5Y6ir5vt9lD1JwBDIwOMJKHpHlpr69KfdHjyxSmriSfYz+USnWPY7AufNIadK6MEJMx9ApD/oD OlTrorhX2lFEilmcO2RdNtjC5xDF9pCuTyYBB5bi6bQ4syoJ3g9WQ0ymaiLzg5KdCXlKLjvcW893 SUOqXwnz5DrgnHtJTxOsQfEKIT7DmDSUCaxw7Rqn8787ZsmRM9e2VmPeBN4uqYvTtW7jvijg9N/y JsXecLq0q+WD6m8AAAD//wMAUEsDBBQABgAIAAAAIQA4/SH/1gAAAJQBAAALAAAAX3JlbHMvLnJl bHOkkMFqwzAMhu+DvYPRfXGawxijTi+j0GvpHsDYimMaW0Yy2fr2M4PBMnrbUb/Q94l/f/hMi1qR JVI2sOt6UJgd+ZiDgffL8ekFlFSbvV0oo4EbChzGx4f9GRdb25HMsYhqlCwG5lrLq9biZkxWOiqY 22YiTra2kYMu1l1tQD30/bPm3wwYN0x18gb45AdQl1tp5j/sFB2T0FQ7R0nTNEV3j6o9feQzro1i OWA14Fm+Q8a1a8+Bvu/d/dMb2JY5uiPbhG/ktn4cqGU/er3pcvwCAAD//wMAUEsDBBQABgAIAAAA IQCZ2PQonAEAAJQDAAAOAAAAZHJzL2Uyb0RvYy54bWysU01P3DAQvVfqf7B8Z5MAQm202T2A4FK1 qMAPMM54Y8n2WLbZZP99x97dLGorIRAXxx/z3sx7M1muJ2vYFkLU6DreLGrOwEnstdt0/Onx9uwb ZzEJ1wuDDjq+g8jXq69flqNv4RwHND0ERiQutqPv+JCSb6sqygGsiAv04OhRYbAi0TFsqj6Ikdit qc7r+qoaMfQ+oIQY6fZm/8hXhV8pkOmXUhESMx2n2lJZQ1mf81qtlqLdBOEHLQ9liA9UYYV2lHSm uhFJsJeg/6GyWgaMqNJCoq1QKS2haCA1Tf2XmodBeChayJzoZ5vi59HKn9trdx/IhtHHNvr7kFVM Ktj8pfrYVMzazWbBlJiky6vm8vvFJXkqj2/VCehDTHeAluVNx412WYdoxfZHTJSMQo8hdDilLru0 M5CDjfsNiumekjUFXaYCrk1gW0H9FFKCS03uIfGV6AxT2pgZWL8NPMRnKJSJeQ94RpTM6NIMttph +F/2NB1LVvv4owN73dmCZ+x3pSnFGmp9UXgY0zxbr88FfvqZVn8AAAD//wMAUEsDBBQABgAIAAAA IQCasyRQ4AAAAAkBAAAPAAAAZHJzL2Rvd25yZXYueG1sTI9Ba8JAEIXvhf6HZQq96UYpYmM2IpZS KxSpFfS4ZqdJ2uxs2F1N/Pcde2kvA4/He/O+bN7bRpzRh9qRgtEwAYFUOFNTqWD38TyYgghRk9GN I1RwwQDz/PYm06lxHb3jeRtLwSUUUq2girFNpQxFhVaHoWuR2Pt03urI0pfSeN1xuW3kOEkm0uqa +EOlW1xWWHxvT1bBm1+tlov15Ys2B9vtx+v95rV/Uer+rn+a8VnMQETs418Crgy8H3IednQnMkE0 CpgmKhiMQLD5OJk+gDj+apln8j9B/gMAAP//AwBQSwECLQAUAAYACAAAACEAtoM4kv4AAADhAQAA EwAAAAAAAAAAAAAAAAAAAAAAW0NvbnRlbnRfVHlwZXNdLnhtbFBLAQItABQABgAIAAAAIQA4/SH/ 1gAAAJQBAAALAAAAAAAAAAAAAAAAAC8BAABfcmVscy8ucmVsc1BLAQItABQABgAIAAAAIQCZ2PQo nAEAAJQDAAAOAAAAAAAAAAAAAAAAAC4CAABkcnMvZTJvRG9jLnhtbFBLAQItABQABgAIAAAAIQCa syRQ4AAAAAkBAAAPAAAAAAAAAAAAAAAAAPYDAABkcnMvZG93bnJldi54bWxQSwUGAAAAAAQABADz AAAAAwUAAAAA " strokecolor="#156082 [3204]" strokeweight=".5pt">
                 <v:stroke joinstyle="miter"/>
@@ -5686,7 +5641,7 @@
               </wp:anchor>
             </w:drawing>
           </mc:Choice>
-          <mc:Fallback xmlns:ns9="http://schemas.openxmlformats.org/drawingml/2006/picture" xmlns:ns5="http://schemas.openxmlformats.org/drawingml/2006/main" xmlns:ns11="http://schemas.microsoft.com/office/drawing/2010/main">
+          <mc:Fallback xmlns:ns11="http://schemas.microsoft.com/office/drawing/2010/main" xmlns:ns5="http://schemas.openxmlformats.org/drawingml/2006/main" xmlns:ns9="http://schemas.openxmlformats.org/drawingml/2006/picture">
             <w:pict>
               <v:line w14:anchorId="14151E29" id="Conexão Reta 3" o:spid="_x0000_s1026" style="position:absolute;z-index:251676672;visibility:visible;mso-wrap-style:square;mso-wrap-distance-left:9pt;mso-wrap-distance-top:0;mso-wrap-distance-right:9pt;mso-wrap-distance-bottom:0;mso-position-horizontal:absolute;mso-position-horizontal-relative:text;mso-position-vertical:absolute;mso-position-vertical-relative:text" from="0,-.05pt" to="484.2pt,-.05pt" o:gfxdata="UEsDBBQABgAIAAAAIQC2gziS/gAAAOEBAAATAAAAW0NvbnRlbnRfVHlwZXNdLnhtbJSRQU7DMBBF 90jcwfIWJU67QAgl6YK0S0CoHGBkTxKLZGx5TGhvj5O2G0SRWNoz/78nu9wcxkFMGNg6quQqL6RA 0s5Y6ir5vt9lD1JwBDIwOMJKHpHlpr69KfdHjyxSmriSfYz+USnWPY7AufNIadK6MEJMx9ApD/oD OlTrorhX2lFEilmcO2RdNtjC5xDF9pCuTyYBB5bi6bQ4syoJ3g9WQ0ymaiLzg5KdCXlKLjvcW893 SUOqXwnz5DrgnHtJTxOsQfEKIT7DmDSUCaxw7Rqn8787ZsmRM9e2VmPeBN4uqYvTtW7jvijg9N/y JsXecLq0q+WD6m8AAAD//wMAUEsDBBQABgAIAAAAIQA4/SH/1gAAAJQBAAALAAAAX3JlbHMvLnJl bHOkkMFqwzAMhu+DvYPRfXGawxijTi+j0GvpHsDYimMaW0Yy2fr2M4PBMnrbUb/Q94l/f/hMi1qR JVI2sOt6UJgd+ZiDgffL8ekFlFSbvV0oo4EbChzGx4f9GRdb25HMsYhqlCwG5lrLq9biZkxWOiqY 22YiTra2kYMu1l1tQD30/bPm3wwYN0x18gb45AdQl1tp5j/sFB2T0FQ7R0nTNEV3j6o9feQzro1i OWA14Fm+Q8a1a8+Bvu/d/dMb2JY5uiPbhG/ktn4cqGU/er3pcvwCAAD//wMAUEsDBBQABgAIAAAA IQCZ2PQonAEAAJQDAAAOAAAAZHJzL2Uyb0RvYy54bWysU01P3DAQvVfqf7B8Z5MAQm202T2A4FK1 qMAPMM54Y8n2WLbZZP99x97dLGorIRAXxx/z3sx7M1muJ2vYFkLU6DreLGrOwEnstdt0/Onx9uwb ZzEJ1wuDDjq+g8jXq69flqNv4RwHND0ERiQutqPv+JCSb6sqygGsiAv04OhRYbAi0TFsqj6Ikdit qc7r+qoaMfQ+oIQY6fZm/8hXhV8pkOmXUhESMx2n2lJZQ1mf81qtlqLdBOEHLQ9liA9UYYV2lHSm uhFJsJeg/6GyWgaMqNJCoq1QKS2haCA1Tf2XmodBeChayJzoZ5vi59HKn9trdx/IhtHHNvr7kFVM Ktj8pfrYVMzazWbBlJiky6vm8vvFJXkqj2/VCehDTHeAluVNx412WYdoxfZHTJSMQo8hdDilLru0 M5CDjfsNiumekjUFXaYCrk1gW0H9FFKCS03uIfGV6AxT2pgZWL8NPMRnKJSJeQ94RpTM6NIMttph +F/2NB1LVvv4owN73dmCZ+x3pSnFGmp9UXgY0zxbr88FfvqZVn8AAAD//wMAUEsDBBQABgAIAAAA IQCasyRQ4AAAAAkBAAAPAAAAZHJzL2Rvd25yZXYueG1sTI9Ba8JAEIXvhf6HZQq96UYpYmM2IpZS KxSpFfS4ZqdJ2uxs2F1N/Pcde2kvA4/He/O+bN7bRpzRh9qRgtEwAYFUOFNTqWD38TyYgghRk9GN I1RwwQDz/PYm06lxHb3jeRtLwSUUUq2girFNpQxFhVaHoWuR2Pt03urI0pfSeN1xuW3kOEkm0uqa +EOlW1xWWHxvT1bBm1+tlov15Ys2B9vtx+v95rV/Uer+rn+a8VnMQETs418Crgy8H3IednQnMkE0 CpgmKhiMQLD5OJk+gDj+apln8j9B/gMAAP//AwBQSwECLQAUAAYACAAAACEAtoM4kv4AAADhAQAA EwAAAAAAAAAAAAAAAAAAAAAAW0NvbnRlbnRfVHlwZXNdLnhtbFBLAQItABQABgAIAAAAIQA4/SH/ 1gAAAJQBAAALAAAAAAAAAAAAAAAAAC8BAABfcmVscy8ucmVsc1BLAQItABQABgAIAAAAIQCZ2PQo nAEAAJQDAAAOAAAAAAAAAAAAAAAAAC4CAABkcnMvZTJvRG9jLnhtbFBLAQItABQABgAIAAAAIQCa syRQ4AAAAAkBAAAPAAAAAAAAAAAAAAAAAPYDAABkcnMvZG93bnJldi54bWxQSwUGAAAAAAQABADz AAAAAwUAAAAA " strokecolor="#156082 [3204]" strokeweight=".5pt">
                 <v:stroke joinstyle="miter"/>
@@ -5923,6 +5878,20 @@
       <w:r>
         <w:t xml:space="preserve"> — o AnswerFormatter envia os resultados ao LLM e pede-lhe que os transforme numa resposta em linguagem natural clara e concisa. O utilizador recebe texto, não uma tabela de dados brutos.</w:t>
       </w:r>
+      <w:r>
+        <w:t xml:space="preserve"> </w:t>
+      </w:r>
+      <w:r>
+        <w:t>Secção MCP</w:t>
+      </w:r>
+    </w:p>
+    <w:p>
+      <w:pPr>
+        <w:spacing w:before="40" w:after="40"/>
+      </w:pPr>
+      <w:r>
+        <w:t>O código seguinte concretiza cada um destes passos em Java. O DatabaseAssistant serve de orquestrador: chama os @AiService para as operações de linguagem natural e invoca diretamente o HibernateQueryTool para executar o HQL — sem deixar que o LLM decida a sequência ou o momento de execução.</w:t>
+      </w:r>
     </w:p>
     <w:tbl>
       <w:tblPr>
@@ -6182,27 +6151,7 @@
                 <w:sz w:val="18"/>
                 <w:szCs w:val="18"/>
               </w:rPr>
-              <w:t xml:space="preserve">private final HibernateQueryTool </w:t>
-            </w:r>
-            <w:proofErr w:type="gramStart"/>
-            <w:r>
-              <w:rPr>
-                <w:rFonts w:ascii="Courier New" w:eastAsia="Courier New" w:hAnsi="Courier New" w:cs="Courier New"/>
-                <w:color w:val="D4D4D4"/>
-                <w:sz w:val="18"/>
-                <w:szCs w:val="18"/>
-              </w:rPr>
-              <w:t xml:space="preserve">queryTool;   </w:t>
-            </w:r>
-            <w:proofErr w:type="gramEnd"/>
-            <w:r>
-              <w:rPr>
-                <w:rFonts w:ascii="Courier New" w:eastAsia="Courier New" w:hAnsi="Courier New" w:cs="Courier New"/>
-                <w:color w:val="D4D4D4"/>
-                <w:sz w:val="18"/>
-                <w:szCs w:val="18"/>
-              </w:rPr>
-              <w:t xml:space="preserve"> // @Component — executa HQL</w:t>
+              <w:t>private final HibernateQueryTool queryTool;    // @Component — executa HQL</w:t>
             </w:r>
           </w:p>
         </w:tc>
@@ -6556,6 +6505,7 @@
                 <w:szCs w:val="18"/>
                 <w:lang w:val="en-US"/>
               </w:rPr>
+              <w:lastRenderedPageBreak/>
               <w:t xml:space="preserve">        String result = queryTool.executeHqlQuery(plan.hql(), plan.maxResults());</w:t>
             </w:r>
           </w:p>
@@ -6619,7 +6569,6 @@
                 <w:szCs w:val="18"/>
                 <w:lang w:val="en-US"/>
               </w:rPr>
-              <w:lastRenderedPageBreak/>
               <w:t xml:space="preserve">        </w:t>
             </w:r>
             <w:r>
@@ -6914,29 +6863,7 @@
                 <w:szCs w:val="18"/>
                 <w:lang w:val="en-US"/>
               </w:rPr>
-              <w:t xml:space="preserve">        return new </w:t>
-            </w:r>
-            <w:proofErr w:type="gramStart"/>
-            <w:r>
-              <w:rPr>
-                <w:rFonts w:ascii="Courier New" w:eastAsia="Courier New" w:hAnsi="Courier New" w:cs="Courier New"/>
-                <w:color w:val="D4D4D4"/>
-                <w:sz w:val="18"/>
-                <w:szCs w:val="18"/>
-                <w:lang w:val="en-US"/>
-              </w:rPr>
-              <w:t xml:space="preserve">QueryPlan(  </w:t>
-            </w:r>
-            <w:proofErr w:type="gramEnd"/>
-            <w:r>
-              <w:rPr>
-                <w:rFonts w:ascii="Courier New" w:eastAsia="Courier New" w:hAnsi="Courier New" w:cs="Courier New"/>
-                <w:color w:val="D4D4D4"/>
-                <w:sz w:val="18"/>
-                <w:szCs w:val="18"/>
-                <w:lang w:val="en-US"/>
-              </w:rPr>
-              <w:t xml:space="preserve">                         // QueryPlan: apenas hql + maxResults</w:t>
+              <w:t xml:space="preserve">        return new QueryPlan(                           // QueryPlan: apenas hql + maxResults</w:t>
             </w:r>
           </w:p>
         </w:tc>
@@ -6973,7 +6900,6 @@
               </w:rPr>
               <w:t xml:space="preserve">                </w:t>
             </w:r>
-            <w:proofErr w:type="gramStart"/>
             <w:r>
               <w:rPr>
                 <w:rFonts w:ascii="Courier New" w:eastAsia="Courier New" w:hAnsi="Courier New" w:cs="Courier New"/>
@@ -6981,17 +6907,7 @@
                 <w:sz w:val="18"/>
                 <w:szCs w:val="18"/>
               </w:rPr>
-              <w:t>sanitizeHql(</w:t>
-            </w:r>
-            <w:proofErr w:type="gramEnd"/>
-            <w:r>
-              <w:rPr>
-                <w:rFonts w:ascii="Courier New" w:eastAsia="Courier New" w:hAnsi="Courier New" w:cs="Courier New"/>
-                <w:color w:val="D4D4D4"/>
-                <w:sz w:val="18"/>
-                <w:szCs w:val="18"/>
-              </w:rPr>
-              <w:t>hqlGenerator.generateHql(question)), 50);</w:t>
+              <w:t>sanitizeHql(hqlGenerator.generateHql(question)), 50);</w:t>
             </w:r>
           </w:p>
         </w:tc>
@@ -7163,33 +7079,8 @@
           <w:b/>
           <w:bCs/>
         </w:rPr>
-        <w:t xml:space="preserve">@AiService — </w:t>
-      </w:r>
-      <w:proofErr w:type="spellStart"/>
-      <w:r>
-        <w:rPr>
-          <w:b/>
-          <w:bCs/>
-        </w:rPr>
-        <w:t>HqlGenerator</w:t>
-      </w:r>
-      <w:proofErr w:type="spellEnd"/>
-      <w:r>
-        <w:rPr>
-          <w:b/>
-          <w:bCs/>
-        </w:rPr>
-        <w:t xml:space="preserve"> e </w:t>
-      </w:r>
-      <w:proofErr w:type="spellStart"/>
-      <w:r>
-        <w:rPr>
-          <w:b/>
-          <w:bCs/>
-        </w:rPr>
-        <w:t>AnswerFormatter</w:t>
-      </w:r>
-      <w:proofErr w:type="spellEnd"/>
+        <w:t>@AiService — HqlGenerator e AnswerFormatter</w:t>
+      </w:r>
     </w:p>
     <w:p>
       <w:pPr>
@@ -7313,7 +7204,6 @@
             <w:pPr>
               <w:spacing w:before="20" w:after="20"/>
             </w:pPr>
-            <w:proofErr w:type="spellStart"/>
             <w:r>
               <w:rPr>
                 <w:rFonts w:ascii="Courier New" w:eastAsia="Courier New" w:hAnsi="Courier New" w:cs="Courier New"/>
@@ -7321,37 +7211,7 @@
                 <w:sz w:val="18"/>
                 <w:szCs w:val="18"/>
               </w:rPr>
-              <w:t>public</w:t>
-            </w:r>
-            <w:proofErr w:type="spellEnd"/>
-            <w:r>
-              <w:rPr>
-                <w:rFonts w:ascii="Courier New" w:eastAsia="Courier New" w:hAnsi="Courier New" w:cs="Courier New"/>
-                <w:color w:val="D4D4D4"/>
-                <w:sz w:val="18"/>
-                <w:szCs w:val="18"/>
-              </w:rPr>
-              <w:t xml:space="preserve"> interface </w:t>
-            </w:r>
-            <w:proofErr w:type="spellStart"/>
-            <w:r>
-              <w:rPr>
-                <w:rFonts w:ascii="Courier New" w:eastAsia="Courier New" w:hAnsi="Courier New" w:cs="Courier New"/>
-                <w:color w:val="D4D4D4"/>
-                <w:sz w:val="18"/>
-                <w:szCs w:val="18"/>
-              </w:rPr>
-              <w:t>HqlGenerator</w:t>
-            </w:r>
-            <w:proofErr w:type="spellEnd"/>
-            <w:r>
-              <w:rPr>
-                <w:rFonts w:ascii="Courier New" w:eastAsia="Courier New" w:hAnsi="Courier New" w:cs="Courier New"/>
-                <w:color w:val="D4D4D4"/>
-                <w:sz w:val="18"/>
-                <w:szCs w:val="18"/>
-              </w:rPr>
-              <w:t xml:space="preserve"> {</w:t>
+              <w:t>public interface HqlGenerator {</w:t>
             </w:r>
           </w:p>
         </w:tc>
@@ -7606,29 +7466,7 @@
                 <w:szCs w:val="18"/>
                 <w:lang w:val="en-US"/>
               </w:rPr>
-              <w:t xml:space="preserve">        - Use Java field names: </w:t>
-            </w:r>
-            <w:proofErr w:type="gramStart"/>
-            <w:r>
-              <w:rPr>
-                <w:rFonts w:ascii="Courier New" w:eastAsia="Courier New" w:hAnsi="Courier New" w:cs="Courier New"/>
-                <w:color w:val="D4D4D4"/>
-                <w:sz w:val="18"/>
-                <w:szCs w:val="18"/>
-                <w:lang w:val="en-US"/>
-              </w:rPr>
-              <w:t>Product(</w:t>
-            </w:r>
-            <w:proofErr w:type="gramEnd"/>
-            <w:r>
-              <w:rPr>
-                <w:rFonts w:ascii="Courier New" w:eastAsia="Courier New" w:hAnsi="Courier New" w:cs="Courier New"/>
-                <w:color w:val="D4D4D4"/>
-                <w:sz w:val="18"/>
-                <w:szCs w:val="18"/>
-                <w:lang w:val="en-US"/>
-              </w:rPr>
-              <w:t>id, name, price, stock, category),</w:t>
+              <w:t xml:space="preserve">        - Use Java field names: Product(id, name, price, stock, category),</w:t>
             </w:r>
           </w:p>
         </w:tc>
@@ -7665,7 +7503,6 @@
               </w:rPr>
               <w:t xml:space="preserve">          </w:t>
             </w:r>
-            <w:proofErr w:type="gramStart"/>
             <w:r>
               <w:rPr>
                 <w:rFonts w:ascii="Courier New" w:eastAsia="Courier New" w:hAnsi="Courier New" w:cs="Courier New"/>
@@ -7673,17 +7510,7 @@
                 <w:sz w:val="18"/>
                 <w:szCs w:val="18"/>
               </w:rPr>
-              <w:t>Category(</w:t>
-            </w:r>
-            <w:proofErr w:type="gramEnd"/>
-            <w:r>
-              <w:rPr>
-                <w:rFonts w:ascii="Courier New" w:eastAsia="Courier New" w:hAnsi="Courier New" w:cs="Courier New"/>
-                <w:color w:val="D4D4D4"/>
-                <w:sz w:val="18"/>
-                <w:szCs w:val="18"/>
-              </w:rPr>
-              <w:t>id, name).</w:t>
+              <w:t>Category(id, name).</w:t>
             </w:r>
           </w:p>
         </w:tc>
@@ -7797,29 +7624,7 @@
                 <w:szCs w:val="18"/>
                 <w:lang w:val="en-US"/>
               </w:rPr>
-              <w:t xml:space="preserve">        - For category filters, use </w:t>
-            </w:r>
-            <w:proofErr w:type="gramStart"/>
-            <w:r>
-              <w:rPr>
-                <w:rFonts w:ascii="Courier New" w:eastAsia="Courier New" w:hAnsi="Courier New" w:cs="Courier New"/>
-                <w:color w:val="D4D4D4"/>
-                <w:sz w:val="18"/>
-                <w:szCs w:val="18"/>
-                <w:lang w:val="en-US"/>
-              </w:rPr>
-              <w:t>p.category.name</w:t>
-            </w:r>
-            <w:proofErr w:type="gramEnd"/>
-            <w:r>
-              <w:rPr>
-                <w:rFonts w:ascii="Courier New" w:eastAsia="Courier New" w:hAnsi="Courier New" w:cs="Courier New"/>
-                <w:color w:val="D4D4D4"/>
-                <w:sz w:val="18"/>
-                <w:szCs w:val="18"/>
-                <w:lang w:val="en-US"/>
-              </w:rPr>
-              <w:t>.</w:t>
+              <w:t xml:space="preserve">        - For category filters, use p.category.name.</w:t>
             </w:r>
           </w:p>
         </w:tc>
@@ -8067,7 +7872,6 @@
                 <w:sz w:val="18"/>
                 <w:szCs w:val="18"/>
               </w:rPr>
-              <w:lastRenderedPageBreak/>
               <w:t>// AnswerFormatter — transforma resultado da BD em resposta em linguagem natural</w:t>
             </w:r>
           </w:p>
@@ -8133,7 +7937,6 @@
             <w:pPr>
               <w:spacing w:before="20" w:after="20"/>
             </w:pPr>
-            <w:proofErr w:type="spellStart"/>
             <w:r>
               <w:rPr>
                 <w:rFonts w:ascii="Courier New" w:eastAsia="Courier New" w:hAnsi="Courier New" w:cs="Courier New"/>
@@ -8141,37 +7944,7 @@
                 <w:sz w:val="18"/>
                 <w:szCs w:val="18"/>
               </w:rPr>
-              <w:t>public</w:t>
-            </w:r>
-            <w:proofErr w:type="spellEnd"/>
-            <w:r>
-              <w:rPr>
-                <w:rFonts w:ascii="Courier New" w:eastAsia="Courier New" w:hAnsi="Courier New" w:cs="Courier New"/>
-                <w:color w:val="D4D4D4"/>
-                <w:sz w:val="18"/>
-                <w:szCs w:val="18"/>
-              </w:rPr>
-              <w:t xml:space="preserve"> interface </w:t>
-            </w:r>
-            <w:proofErr w:type="spellStart"/>
-            <w:r>
-              <w:rPr>
-                <w:rFonts w:ascii="Courier New" w:eastAsia="Courier New" w:hAnsi="Courier New" w:cs="Courier New"/>
-                <w:color w:val="D4D4D4"/>
-                <w:sz w:val="18"/>
-                <w:szCs w:val="18"/>
-              </w:rPr>
-              <w:t>AnswerFormatter</w:t>
-            </w:r>
-            <w:proofErr w:type="spellEnd"/>
-            <w:r>
-              <w:rPr>
-                <w:rFonts w:ascii="Courier New" w:eastAsia="Courier New" w:hAnsi="Courier New" w:cs="Courier New"/>
-                <w:color w:val="D4D4D4"/>
-                <w:sz w:val="18"/>
-                <w:szCs w:val="18"/>
-              </w:rPr>
-              <w:t xml:space="preserve"> {</w:t>
+              <w:t>public interface AnswerFormatter {</w:t>
             </w:r>
           </w:p>
         </w:tc>
@@ -8426,29 +8199,7 @@
                 <w:szCs w:val="18"/>
                 <w:lang w:val="en-US"/>
               </w:rPr>
-              <w:t xml:space="preserve">        - Do not invent values </w:t>
-            </w:r>
-            <w:proofErr w:type="gramStart"/>
-            <w:r>
-              <w:rPr>
-                <w:rFonts w:ascii="Courier New" w:eastAsia="Courier New" w:hAnsi="Courier New" w:cs="Courier New"/>
-                <w:color w:val="D4D4D4"/>
-                <w:sz w:val="18"/>
-                <w:szCs w:val="18"/>
-                <w:lang w:val="en-US"/>
-              </w:rPr>
-              <w:t>not present</w:t>
-            </w:r>
-            <w:proofErr w:type="gramEnd"/>
-            <w:r>
-              <w:rPr>
-                <w:rFonts w:ascii="Courier New" w:eastAsia="Courier New" w:hAnsi="Courier New" w:cs="Courier New"/>
-                <w:color w:val="D4D4D4"/>
-                <w:sz w:val="18"/>
-                <w:szCs w:val="18"/>
-                <w:lang w:val="en-US"/>
-              </w:rPr>
-              <w:t xml:space="preserve"> in the database result.</w:t>
+              <w:t xml:space="preserve">        - Do not invent values not present in the database result.</w:t>
             </w:r>
           </w:p>
         </w:tc>
@@ -8778,27 +8529,7 @@
                 <w:sz w:val="18"/>
                 <w:szCs w:val="18"/>
               </w:rPr>
-              <w:t>@V("hql</w:t>
-            </w:r>
-            <w:proofErr w:type="gramStart"/>
-            <w:r>
-              <w:rPr>
-                <w:rFonts w:ascii="Courier New" w:eastAsia="Courier New" w:hAnsi="Courier New" w:cs="Courier New"/>
-                <w:color w:val="D4D4D4"/>
-                <w:sz w:val="18"/>
-                <w:szCs w:val="18"/>
-              </w:rPr>
-              <w:t xml:space="preserve">")   </w:t>
-            </w:r>
-            <w:proofErr w:type="gramEnd"/>
-            <w:r>
-              <w:rPr>
-                <w:rFonts w:ascii="Courier New" w:eastAsia="Courier New" w:hAnsi="Courier New" w:cs="Courier New"/>
-                <w:color w:val="D4D4D4"/>
-                <w:sz w:val="18"/>
-                <w:szCs w:val="18"/>
-              </w:rPr>
-              <w:t xml:space="preserve">   String hql,</w:t>
+              <w:t>@V("hql")      String hql,</w:t>
             </w:r>
           </w:p>
         </w:tc>
@@ -8965,29 +8696,7 @@
                 <w:szCs w:val="18"/>
                 <w:lang w:val="en-US"/>
               </w:rPr>
-              <w:t xml:space="preserve">  1. GET /assistant/</w:t>
-            </w:r>
-            <w:proofErr w:type="spellStart"/>
-            <w:r>
-              <w:rPr>
-                <w:rFonts w:ascii="Courier New" w:eastAsia="Courier New" w:hAnsi="Courier New" w:cs="Courier New"/>
-                <w:color w:val="1F3864"/>
-                <w:sz w:val="18"/>
-                <w:szCs w:val="18"/>
-                <w:lang w:val="en-US"/>
-              </w:rPr>
-              <w:t>ask?q</w:t>
-            </w:r>
-            <w:proofErr w:type="spellEnd"/>
-            <w:r>
-              <w:rPr>
-                <w:rFonts w:ascii="Courier New" w:eastAsia="Courier New" w:hAnsi="Courier New" w:cs="Courier New"/>
-                <w:color w:val="1F3864"/>
-                <w:sz w:val="18"/>
-                <w:szCs w:val="18"/>
-                <w:lang w:val="en-US"/>
-              </w:rPr>
-              <w:t xml:space="preserve">=What are the top 5 most expensive products?  </w:t>
+              <w:t xml:space="preserve">  1. GET /assistant/ask?q=What are the top 5 most expensive products?  </w:t>
             </w:r>
           </w:p>
         </w:tc>
@@ -9028,7 +8737,6 @@
               </w:rPr>
               <w:t xml:space="preserve">       </w:t>
             </w:r>
-            <w:proofErr w:type="spellStart"/>
             <w:r>
               <w:rPr>
                 <w:rFonts w:ascii="Courier New" w:eastAsia="Courier New" w:hAnsi="Courier New" w:cs="Courier New"/>
@@ -9036,17 +8744,7 @@
                 <w:sz w:val="18"/>
                 <w:szCs w:val="18"/>
               </w:rPr>
-              <w:t>AssistantController</w:t>
-            </w:r>
-            <w:proofErr w:type="spellEnd"/>
-            <w:r>
-              <w:rPr>
-                <w:rFonts w:ascii="Courier New" w:eastAsia="Courier New" w:hAnsi="Courier New" w:cs="Courier New"/>
-                <w:color w:val="1F3864"/>
-                <w:sz w:val="18"/>
-                <w:szCs w:val="18"/>
-              </w:rPr>
-              <w:t xml:space="preserve"> → DatabaseAssistant.chat(question)</w:t>
+              <w:t>AssistantController → DatabaseAssistant.chat(question)</w:t>
             </w:r>
           </w:p>
         </w:tc>
@@ -9122,47 +8820,7 @@
                 <w:sz w:val="18"/>
                 <w:szCs w:val="18"/>
               </w:rPr>
-              <w:t xml:space="preserve">  2. </w:t>
-            </w:r>
-            <w:proofErr w:type="spellStart"/>
-            <w:r>
-              <w:rPr>
-                <w:rFonts w:ascii="Courier New" w:eastAsia="Courier New" w:hAnsi="Courier New" w:cs="Courier New"/>
-                <w:color w:val="1F3864"/>
-                <w:sz w:val="18"/>
-                <w:szCs w:val="18"/>
-              </w:rPr>
-              <w:t>buildQueryPlan</w:t>
-            </w:r>
-            <w:proofErr w:type="spellEnd"/>
-            <w:r>
-              <w:rPr>
-                <w:rFonts w:ascii="Courier New" w:eastAsia="Courier New" w:hAnsi="Courier New" w:cs="Courier New"/>
-                <w:color w:val="1F3864"/>
-                <w:sz w:val="18"/>
-                <w:szCs w:val="18"/>
-              </w:rPr>
-              <w:t>(</w:t>
-            </w:r>
-            <w:proofErr w:type="spellStart"/>
-            <w:r>
-              <w:rPr>
-                <w:rFonts w:ascii="Courier New" w:eastAsia="Courier New" w:hAnsi="Courier New" w:cs="Courier New"/>
-                <w:color w:val="1F3864"/>
-                <w:sz w:val="18"/>
-                <w:szCs w:val="18"/>
-              </w:rPr>
-              <w:t>question</w:t>
-            </w:r>
-            <w:proofErr w:type="spellEnd"/>
-            <w:r>
-              <w:rPr>
-                <w:rFonts w:ascii="Courier New" w:eastAsia="Courier New" w:hAnsi="Courier New" w:cs="Courier New"/>
-                <w:color w:val="1F3864"/>
-                <w:sz w:val="18"/>
-                <w:szCs w:val="18"/>
-              </w:rPr>
-              <w:t xml:space="preserve">): </w:t>
+              <w:t xml:space="preserve">  2. buildQueryPlan(question): </w:t>
             </w:r>
           </w:p>
         </w:tc>
@@ -9202,29 +8860,7 @@
                 <w:szCs w:val="18"/>
                 <w:lang w:val="en-US"/>
               </w:rPr>
-              <w:t xml:space="preserve">       LangChain4j: </w:t>
-            </w:r>
-            <w:proofErr w:type="spellStart"/>
-            <w:r>
-              <w:rPr>
-                <w:rFonts w:ascii="Courier New" w:eastAsia="Courier New" w:hAnsi="Courier New" w:cs="Courier New"/>
-                <w:color w:val="1F3864"/>
-                <w:sz w:val="18"/>
-                <w:szCs w:val="18"/>
-                <w:lang w:val="en-US"/>
-              </w:rPr>
-              <w:t>hqlGenerator.generateHql</w:t>
-            </w:r>
-            <w:proofErr w:type="spellEnd"/>
-            <w:r>
-              <w:rPr>
-                <w:rFonts w:ascii="Courier New" w:eastAsia="Courier New" w:hAnsi="Courier New" w:cs="Courier New"/>
-                <w:color w:val="1F3864"/>
-                <w:sz w:val="18"/>
-                <w:szCs w:val="18"/>
-                <w:lang w:val="en-US"/>
-              </w:rPr>
-              <w:t>(question) ← @AiService</w:t>
+              <w:t xml:space="preserve">       LangChain4j: hqlGenerator.generateHql(question) ← @AiService</w:t>
             </w:r>
           </w:p>
         </w:tc>
@@ -9264,51 +8900,7 @@
                 <w:szCs w:val="18"/>
                 <w:lang w:val="en-US"/>
               </w:rPr>
-              <w:t xml:space="preserve">       Spring AI:   </w:t>
-            </w:r>
-            <w:proofErr w:type="spellStart"/>
-            <w:r>
-              <w:rPr>
-                <w:rFonts w:ascii="Courier New" w:eastAsia="Courier New" w:hAnsi="Courier New" w:cs="Courier New"/>
-                <w:color w:val="1F3864"/>
-                <w:sz w:val="18"/>
-                <w:szCs w:val="18"/>
-                <w:lang w:val="en-US"/>
-              </w:rPr>
-              <w:t>chatClient.prompt</w:t>
-            </w:r>
-            <w:proofErr w:type="spellEnd"/>
-            <w:r>
-              <w:rPr>
-                <w:rFonts w:ascii="Courier New" w:eastAsia="Courier New" w:hAnsi="Courier New" w:cs="Courier New"/>
-                <w:color w:val="1F3864"/>
-                <w:sz w:val="18"/>
-                <w:szCs w:val="18"/>
-                <w:lang w:val="en-US"/>
-              </w:rPr>
-              <w:t>().user(question</w:t>
-            </w:r>
-            <w:proofErr w:type="gramStart"/>
-            <w:r>
-              <w:rPr>
-                <w:rFonts w:ascii="Courier New" w:eastAsia="Courier New" w:hAnsi="Courier New" w:cs="Courier New"/>
-                <w:color w:val="1F3864"/>
-                <w:sz w:val="18"/>
-                <w:szCs w:val="18"/>
-                <w:lang w:val="en-US"/>
-              </w:rPr>
-              <w:t>).call</w:t>
-            </w:r>
-            <w:proofErr w:type="gramEnd"/>
-            <w:r>
-              <w:rPr>
-                <w:rFonts w:ascii="Courier New" w:eastAsia="Courier New" w:hAnsi="Courier New" w:cs="Courier New"/>
-                <w:color w:val="1F3864"/>
-                <w:sz w:val="18"/>
-                <w:szCs w:val="18"/>
-                <w:lang w:val="en-US"/>
-              </w:rPr>
-              <w:t>().content()</w:t>
+              <w:t xml:space="preserve">       Spring AI:   chatClient.prompt().user(question).call().content()</w:t>
             </w:r>
           </w:p>
         </w:tc>
@@ -9356,27 +8948,7 @@
                 <w:sz w:val="18"/>
                 <w:szCs w:val="18"/>
               </w:rPr>
-              <w:t xml:space="preserve">@SystemMessage: regras HQL + </w:t>
-            </w:r>
-            <w:proofErr w:type="spellStart"/>
-            <w:r>
-              <w:rPr>
-                <w:rFonts w:ascii="Courier New" w:eastAsia="Courier New" w:hAnsi="Courier New" w:cs="Courier New"/>
-                <w:color w:val="1F3864"/>
-                <w:sz w:val="18"/>
-                <w:szCs w:val="18"/>
-              </w:rPr>
-              <w:t>schema</w:t>
-            </w:r>
-            <w:proofErr w:type="spellEnd"/>
-            <w:r>
-              <w:rPr>
-                <w:rFonts w:ascii="Courier New" w:eastAsia="Courier New" w:hAnsi="Courier New" w:cs="Courier New"/>
-                <w:color w:val="1F3864"/>
-                <w:sz w:val="18"/>
-                <w:szCs w:val="18"/>
-              </w:rPr>
-              <w:t xml:space="preserve"> entidades Java</w:t>
+              <w:t>@SystemMessage: regras HQL + schema entidades Java</w:t>
             </w:r>
           </w:p>
         </w:tc>
@@ -9414,27 +8986,7 @@
                 <w:sz w:val="18"/>
                 <w:szCs w:val="18"/>
               </w:rPr>
-              <w:t xml:space="preserve">       → </w:t>
-            </w:r>
-            <w:proofErr w:type="spellStart"/>
-            <w:r>
-              <w:rPr>
-                <w:rFonts w:ascii="Courier New" w:eastAsia="Courier New" w:hAnsi="Courier New" w:cs="Courier New"/>
-                <w:color w:val="1F3864"/>
-                <w:sz w:val="18"/>
-                <w:szCs w:val="18"/>
-              </w:rPr>
-              <w:t>Ollama</w:t>
-            </w:r>
-            <w:proofErr w:type="spellEnd"/>
-            <w:r>
-              <w:rPr>
-                <w:rFonts w:ascii="Courier New" w:eastAsia="Courier New" w:hAnsi="Courier New" w:cs="Courier New"/>
-                <w:color w:val="1F3864"/>
-                <w:sz w:val="18"/>
-                <w:szCs w:val="18"/>
-              </w:rPr>
-              <w:t xml:space="preserve"> qwen2.5:3b gera HQL como texto puro</w:t>
+              <w:t xml:space="preserve">       → Ollama qwen2.5:3b gera HQL como texto puro</w:t>
             </w:r>
           </w:p>
         </w:tc>
@@ -9472,50 +9024,8 @@
                 <w:sz w:val="18"/>
                 <w:szCs w:val="18"/>
               </w:rPr>
-              <w:t xml:space="preserve">       → </w:t>
-            </w:r>
-            <w:proofErr w:type="spellStart"/>
-            <w:proofErr w:type="gramStart"/>
-            <w:r>
-              <w:rPr>
-                <w:rFonts w:ascii="Courier New" w:eastAsia="Courier New" w:hAnsi="Courier New" w:cs="Courier New"/>
-                <w:color w:val="1F3864"/>
-                <w:sz w:val="18"/>
-                <w:szCs w:val="18"/>
-              </w:rPr>
-              <w:t>sanitizeHql</w:t>
-            </w:r>
-            <w:proofErr w:type="spellEnd"/>
-            <w:r>
-              <w:rPr>
-                <w:rFonts w:ascii="Courier New" w:eastAsia="Courier New" w:hAnsi="Courier New" w:cs="Courier New"/>
-                <w:color w:val="1F3864"/>
-                <w:sz w:val="18"/>
-                <w:szCs w:val="18"/>
-              </w:rPr>
-              <w:t>(</w:t>
-            </w:r>
-            <w:proofErr w:type="gramEnd"/>
-            <w:r>
-              <w:rPr>
-                <w:rFonts w:ascii="Courier New" w:eastAsia="Courier New" w:hAnsi="Courier New" w:cs="Courier New"/>
-                <w:color w:val="1F3864"/>
-                <w:sz w:val="18"/>
-                <w:szCs w:val="18"/>
-              </w:rPr>
-              <w:t xml:space="preserve">): elimina ```, trunca em ';', </w:t>
-            </w:r>
-            <w:proofErr w:type="spellStart"/>
-            <w:r>
-              <w:rPr>
-                <w:rFonts w:ascii="Courier New" w:eastAsia="Courier New" w:hAnsi="Courier New" w:cs="Courier New"/>
-                <w:color w:val="1F3864"/>
-                <w:sz w:val="18"/>
-                <w:szCs w:val="18"/>
-              </w:rPr>
-              <w:t>trim</w:t>
-            </w:r>
-            <w:proofErr w:type="spellEnd"/>
+              <w:t xml:space="preserve">       → sanitizeHql(): elimina ```, trunca em ';', trim</w:t>
+            </w:r>
           </w:p>
         </w:tc>
       </w:tr>
@@ -9552,69 +9062,7 @@
                 <w:sz w:val="18"/>
                 <w:szCs w:val="18"/>
               </w:rPr>
-              <w:t xml:space="preserve">       → </w:t>
-            </w:r>
-            <w:proofErr w:type="spellStart"/>
-            <w:r>
-              <w:rPr>
-                <w:rFonts w:ascii="Courier New" w:eastAsia="Courier New" w:hAnsi="Courier New" w:cs="Courier New"/>
-                <w:color w:val="1F3864"/>
-                <w:sz w:val="18"/>
-                <w:szCs w:val="18"/>
-              </w:rPr>
-              <w:t>new</w:t>
-            </w:r>
-            <w:proofErr w:type="spellEnd"/>
-            <w:r>
-              <w:rPr>
-                <w:rFonts w:ascii="Courier New" w:eastAsia="Courier New" w:hAnsi="Courier New" w:cs="Courier New"/>
-                <w:color w:val="1F3864"/>
-                <w:sz w:val="18"/>
-                <w:szCs w:val="18"/>
-              </w:rPr>
-              <w:t xml:space="preserve"> </w:t>
-            </w:r>
-            <w:proofErr w:type="spellStart"/>
-            <w:proofErr w:type="gramStart"/>
-            <w:r>
-              <w:rPr>
-                <w:rFonts w:ascii="Courier New" w:eastAsia="Courier New" w:hAnsi="Courier New" w:cs="Courier New"/>
-                <w:color w:val="1F3864"/>
-                <w:sz w:val="18"/>
-                <w:szCs w:val="18"/>
-              </w:rPr>
-              <w:t>QueryPlan</w:t>
-            </w:r>
-            <w:proofErr w:type="spellEnd"/>
-            <w:r>
-              <w:rPr>
-                <w:rFonts w:ascii="Courier New" w:eastAsia="Courier New" w:hAnsi="Courier New" w:cs="Courier New"/>
-                <w:color w:val="1F3864"/>
-                <w:sz w:val="18"/>
-                <w:szCs w:val="18"/>
-              </w:rPr>
-              <w:t>(</w:t>
-            </w:r>
-            <w:proofErr w:type="spellStart"/>
-            <w:proofErr w:type="gramEnd"/>
-            <w:r>
-              <w:rPr>
-                <w:rFonts w:ascii="Courier New" w:eastAsia="Courier New" w:hAnsi="Courier New" w:cs="Courier New"/>
-                <w:color w:val="1F3864"/>
-                <w:sz w:val="18"/>
-                <w:szCs w:val="18"/>
-              </w:rPr>
-              <w:t>hql</w:t>
-            </w:r>
-            <w:proofErr w:type="spellEnd"/>
-            <w:r>
-              <w:rPr>
-                <w:rFonts w:ascii="Courier New" w:eastAsia="Courier New" w:hAnsi="Courier New" w:cs="Courier New"/>
-                <w:color w:val="1F3864"/>
-                <w:sz w:val="18"/>
-                <w:szCs w:val="18"/>
-              </w:rPr>
-              <w:t xml:space="preserve">, 50)   // apenas dois campos               </w:t>
+              <w:t xml:space="preserve">       → new QueryPlan(hql, 50)   // apenas dois campos               </w:t>
             </w:r>
           </w:p>
         </w:tc>
@@ -9699,67 +9147,7 @@
                 <w:sz w:val="18"/>
                 <w:szCs w:val="18"/>
               </w:rPr>
-              <w:t xml:space="preserve">3. </w:t>
-            </w:r>
-            <w:proofErr w:type="spellStart"/>
-            <w:r>
-              <w:rPr>
-                <w:rFonts w:ascii="Courier New" w:eastAsia="Courier New" w:hAnsi="Courier New" w:cs="Courier New"/>
-                <w:color w:val="1F3864"/>
-                <w:sz w:val="18"/>
-                <w:szCs w:val="18"/>
-              </w:rPr>
-              <w:t>queryTool.executeHqlQuery</w:t>
-            </w:r>
-            <w:proofErr w:type="spellEnd"/>
-            <w:r>
-              <w:rPr>
-                <w:rFonts w:ascii="Courier New" w:eastAsia="Courier New" w:hAnsi="Courier New" w:cs="Courier New"/>
-                <w:color w:val="1F3864"/>
-                <w:sz w:val="18"/>
-                <w:szCs w:val="18"/>
-              </w:rPr>
-              <w:t>(</w:t>
-            </w:r>
-            <w:proofErr w:type="spellStart"/>
-            <w:r>
-              <w:rPr>
-                <w:rFonts w:ascii="Courier New" w:eastAsia="Courier New" w:hAnsi="Courier New" w:cs="Courier New"/>
-                <w:color w:val="1F3864"/>
-                <w:sz w:val="18"/>
-                <w:szCs w:val="18"/>
-              </w:rPr>
-              <w:t>hql</w:t>
-            </w:r>
-            <w:proofErr w:type="spellEnd"/>
-            <w:r>
-              <w:rPr>
-                <w:rFonts w:ascii="Courier New" w:eastAsia="Courier New" w:hAnsi="Courier New" w:cs="Courier New"/>
-                <w:color w:val="1F3864"/>
-                <w:sz w:val="18"/>
-                <w:szCs w:val="18"/>
-              </w:rPr>
-              <w:t xml:space="preserve">, </w:t>
-            </w:r>
-            <w:proofErr w:type="spellStart"/>
-            <w:r>
-              <w:rPr>
-                <w:rFonts w:ascii="Courier New" w:eastAsia="Courier New" w:hAnsi="Courier New" w:cs="Courier New"/>
-                <w:color w:val="1F3864"/>
-                <w:sz w:val="18"/>
-                <w:szCs w:val="18"/>
-              </w:rPr>
-              <w:t>maxResults</w:t>
-            </w:r>
-            <w:proofErr w:type="spellEnd"/>
-            <w:r>
-              <w:rPr>
-                <w:rFonts w:ascii="Courier New" w:eastAsia="Courier New" w:hAnsi="Courier New" w:cs="Courier New"/>
-                <w:color w:val="1F3864"/>
-                <w:sz w:val="18"/>
-                <w:szCs w:val="18"/>
-              </w:rPr>
-              <w:t xml:space="preserve">):                       </w:t>
+              <w:t xml:space="preserve">3. queryTool.executeHqlQuery(hql, maxResults):                       </w:t>
             </w:r>
           </w:p>
         </w:tc>
@@ -9846,97 +9234,7 @@
                 <w:szCs w:val="18"/>
                 <w:lang w:val="en-US"/>
               </w:rPr>
-              <w:t xml:space="preserve">→ </w:t>
-            </w:r>
-            <w:proofErr w:type="spellStart"/>
-            <w:r>
-              <w:rPr>
-                <w:rFonts w:ascii="Courier New" w:eastAsia="Courier New" w:hAnsi="Courier New" w:cs="Courier New"/>
-                <w:color w:val="1F3864"/>
-                <w:sz w:val="18"/>
-                <w:szCs w:val="18"/>
-                <w:lang w:val="en-US"/>
-              </w:rPr>
-              <w:t>entityManager.createQuery</w:t>
-            </w:r>
-            <w:proofErr w:type="spellEnd"/>
-            <w:r>
-              <w:rPr>
-                <w:rFonts w:ascii="Courier New" w:eastAsia="Courier New" w:hAnsi="Courier New" w:cs="Courier New"/>
-                <w:color w:val="1F3864"/>
-                <w:sz w:val="18"/>
-                <w:szCs w:val="18"/>
-                <w:lang w:val="en-US"/>
-              </w:rPr>
-              <w:t>(</w:t>
-            </w:r>
-            <w:proofErr w:type="spellStart"/>
-            <w:r>
-              <w:rPr>
-                <w:rFonts w:ascii="Courier New" w:eastAsia="Courier New" w:hAnsi="Courier New" w:cs="Courier New"/>
-                <w:color w:val="1F3864"/>
-                <w:sz w:val="18"/>
-                <w:szCs w:val="18"/>
-                <w:lang w:val="en-US"/>
-              </w:rPr>
-              <w:t>hql</w:t>
-            </w:r>
-            <w:proofErr w:type="spellEnd"/>
-            <w:proofErr w:type="gramStart"/>
-            <w:r>
-              <w:rPr>
-                <w:rFonts w:ascii="Courier New" w:eastAsia="Courier New" w:hAnsi="Courier New" w:cs="Courier New"/>
-                <w:color w:val="1F3864"/>
-                <w:sz w:val="18"/>
-                <w:szCs w:val="18"/>
-                <w:lang w:val="en-US"/>
-              </w:rPr>
-              <w:t>).</w:t>
-            </w:r>
-            <w:proofErr w:type="spellStart"/>
-            <w:r>
-              <w:rPr>
-                <w:rFonts w:ascii="Courier New" w:eastAsia="Courier New" w:hAnsi="Courier New" w:cs="Courier New"/>
-                <w:color w:val="1F3864"/>
-                <w:sz w:val="18"/>
-                <w:szCs w:val="18"/>
-                <w:lang w:val="en-US"/>
-              </w:rPr>
-              <w:t>setMaxResults</w:t>
-            </w:r>
-            <w:proofErr w:type="spellEnd"/>
-            <w:proofErr w:type="gramEnd"/>
-            <w:r>
-              <w:rPr>
-                <w:rFonts w:ascii="Courier New" w:eastAsia="Courier New" w:hAnsi="Courier New" w:cs="Courier New"/>
-                <w:color w:val="1F3864"/>
-                <w:sz w:val="18"/>
-                <w:szCs w:val="18"/>
-                <w:lang w:val="en-US"/>
-              </w:rPr>
-              <w:t>(50).</w:t>
-            </w:r>
-            <w:proofErr w:type="spellStart"/>
-            <w:r>
-              <w:rPr>
-                <w:rFonts w:ascii="Courier New" w:eastAsia="Courier New" w:hAnsi="Courier New" w:cs="Courier New"/>
-                <w:color w:val="1F3864"/>
-                <w:sz w:val="18"/>
-                <w:szCs w:val="18"/>
-                <w:lang w:val="en-US"/>
-              </w:rPr>
-              <w:t>getResultList</w:t>
-            </w:r>
-            <w:proofErr w:type="spellEnd"/>
-            <w:r>
-              <w:rPr>
-                <w:rFonts w:ascii="Courier New" w:eastAsia="Courier New" w:hAnsi="Courier New" w:cs="Courier New"/>
-                <w:color w:val="1F3864"/>
-                <w:sz w:val="18"/>
-                <w:szCs w:val="18"/>
-                <w:lang w:val="en-US"/>
-              </w:rPr>
-              <w:t>()</w:t>
+              <w:t>→ entityManager.createQuery(hql).setMaxResults(50).getResultList()</w:t>
             </w:r>
           </w:p>
         </w:tc>
@@ -9984,98 +9282,7 @@
                 <w:sz w:val="18"/>
                 <w:szCs w:val="18"/>
               </w:rPr>
-              <w:t xml:space="preserve">→ </w:t>
-            </w:r>
-            <w:proofErr w:type="spellStart"/>
-            <w:proofErr w:type="gramStart"/>
-            <w:r>
-              <w:rPr>
-                <w:rFonts w:ascii="Courier New" w:eastAsia="Courier New" w:hAnsi="Courier New" w:cs="Courier New"/>
-                <w:color w:val="1F3864"/>
-                <w:sz w:val="18"/>
-                <w:szCs w:val="18"/>
-              </w:rPr>
-              <w:t>formatResult</w:t>
-            </w:r>
-            <w:proofErr w:type="spellEnd"/>
-            <w:r>
-              <w:rPr>
-                <w:rFonts w:ascii="Courier New" w:eastAsia="Courier New" w:hAnsi="Courier New" w:cs="Courier New"/>
-                <w:color w:val="1F3864"/>
-                <w:sz w:val="18"/>
-                <w:szCs w:val="18"/>
-              </w:rPr>
-              <w:t>(</w:t>
-            </w:r>
-            <w:proofErr w:type="gramEnd"/>
-            <w:r>
-              <w:rPr>
-                <w:rFonts w:ascii="Courier New" w:eastAsia="Courier New" w:hAnsi="Courier New" w:cs="Courier New"/>
-                <w:color w:val="1F3864"/>
-                <w:sz w:val="18"/>
-                <w:szCs w:val="18"/>
-              </w:rPr>
-              <w:t xml:space="preserve">) por cada item: </w:t>
-            </w:r>
-            <w:proofErr w:type="spellStart"/>
-            <w:r>
-              <w:rPr>
-                <w:rFonts w:ascii="Courier New" w:eastAsia="Courier New" w:hAnsi="Courier New" w:cs="Courier New"/>
-                <w:color w:val="1F3864"/>
-                <w:sz w:val="18"/>
-                <w:szCs w:val="18"/>
-              </w:rPr>
-              <w:t>Product</w:t>
-            </w:r>
-            <w:proofErr w:type="spellEnd"/>
-            <w:r>
-              <w:rPr>
-                <w:rFonts w:ascii="Courier New" w:eastAsia="Courier New" w:hAnsi="Courier New" w:cs="Courier New"/>
-                <w:color w:val="1F3864"/>
-                <w:sz w:val="18"/>
-                <w:szCs w:val="18"/>
-              </w:rPr>
-              <w:t xml:space="preserve"> | </w:t>
-            </w:r>
-            <w:proofErr w:type="spellStart"/>
-            <w:r>
-              <w:rPr>
-                <w:rFonts w:ascii="Courier New" w:eastAsia="Courier New" w:hAnsi="Courier New" w:cs="Courier New"/>
-                <w:color w:val="1F3864"/>
-                <w:sz w:val="18"/>
-                <w:szCs w:val="18"/>
-              </w:rPr>
-              <w:t>Category</w:t>
-            </w:r>
-            <w:proofErr w:type="spellEnd"/>
-            <w:r>
-              <w:rPr>
-                <w:rFonts w:ascii="Courier New" w:eastAsia="Courier New" w:hAnsi="Courier New" w:cs="Courier New"/>
-                <w:color w:val="1F3864"/>
-                <w:sz w:val="18"/>
-                <w:szCs w:val="18"/>
-              </w:rPr>
-              <w:t xml:space="preserve"> | </w:t>
-            </w:r>
-            <w:proofErr w:type="spellStart"/>
-            <w:r>
-              <w:rPr>
-                <w:rFonts w:ascii="Courier New" w:eastAsia="Courier New" w:hAnsi="Courier New" w:cs="Courier New"/>
-                <w:color w:val="1F3864"/>
-                <w:sz w:val="18"/>
-                <w:szCs w:val="18"/>
-              </w:rPr>
-              <w:t>Object</w:t>
-            </w:r>
-            <w:proofErr w:type="spellEnd"/>
-            <w:r>
-              <w:rPr>
-                <w:rFonts w:ascii="Courier New" w:eastAsia="Courier New" w:hAnsi="Courier New" w:cs="Courier New"/>
-                <w:color w:val="1F3864"/>
-                <w:sz w:val="18"/>
-                <w:szCs w:val="18"/>
-              </w:rPr>
-              <w:t xml:space="preserve">[]  </w:t>
+              <w:t xml:space="preserve">→ formatResult() por cada item: Product | Category | Object[]  </w:t>
             </w:r>
           </w:p>
         </w:tc>
@@ -10124,95 +9331,7 @@
                 <w:szCs w:val="18"/>
                 <w:lang w:val="es-ES"/>
               </w:rPr>
-              <w:t xml:space="preserve">→ </w:t>
-            </w:r>
-            <w:proofErr w:type="spellStart"/>
-            <w:r>
-              <w:rPr>
-                <w:rFonts w:ascii="Courier New" w:eastAsia="Courier New" w:hAnsi="Courier New" w:cs="Courier New"/>
-                <w:color w:val="1F3864"/>
-                <w:sz w:val="18"/>
-                <w:szCs w:val="18"/>
-                <w:lang w:val="es-ES"/>
-              </w:rPr>
-              <w:t>devolve</w:t>
-            </w:r>
-            <w:proofErr w:type="spellEnd"/>
-            <w:r>
-              <w:rPr>
-                <w:rFonts w:ascii="Courier New" w:eastAsia="Courier New" w:hAnsi="Courier New" w:cs="Courier New"/>
-                <w:color w:val="1F3864"/>
-                <w:sz w:val="18"/>
-                <w:szCs w:val="18"/>
-                <w:lang w:val="es-ES"/>
-              </w:rPr>
-              <w:t xml:space="preserve"> </w:t>
-            </w:r>
-            <w:proofErr w:type="spellStart"/>
-            <w:r>
-              <w:rPr>
-                <w:rFonts w:ascii="Courier New" w:eastAsia="Courier New" w:hAnsi="Courier New" w:cs="Courier New"/>
-                <w:color w:val="1F3864"/>
-                <w:sz w:val="18"/>
-                <w:szCs w:val="18"/>
-                <w:lang w:val="es-ES"/>
-              </w:rPr>
-              <w:t>String</w:t>
-            </w:r>
-            <w:proofErr w:type="spellEnd"/>
-            <w:r>
-              <w:rPr>
-                <w:rFonts w:ascii="Courier New" w:eastAsia="Courier New" w:hAnsi="Courier New" w:cs="Courier New"/>
-                <w:color w:val="1F3864"/>
-                <w:sz w:val="18"/>
-                <w:szCs w:val="18"/>
-                <w:lang w:val="es-ES"/>
-              </w:rPr>
-              <w:t xml:space="preserve"> con </w:t>
-            </w:r>
-            <w:proofErr w:type="spellStart"/>
-            <w:r>
-              <w:rPr>
-                <w:rFonts w:ascii="Courier New" w:eastAsia="Courier New" w:hAnsi="Courier New" w:cs="Courier New"/>
-                <w:color w:val="1F3864"/>
-                <w:sz w:val="18"/>
-                <w:szCs w:val="18"/>
-                <w:lang w:val="es-ES"/>
-              </w:rPr>
-              <w:t>linhas</w:t>
-            </w:r>
-            <w:proofErr w:type="spellEnd"/>
-            <w:r>
-              <w:rPr>
-                <w:rFonts w:ascii="Courier New" w:eastAsia="Courier New" w:hAnsi="Courier New" w:cs="Courier New"/>
-                <w:color w:val="1F3864"/>
-                <w:sz w:val="18"/>
-                <w:szCs w:val="18"/>
-                <w:lang w:val="es-ES"/>
-              </w:rPr>
-              <w:t xml:space="preserve"> </w:t>
-            </w:r>
-            <w:proofErr w:type="spellStart"/>
-            <w:r>
-              <w:rPr>
-                <w:rFonts w:ascii="Courier New" w:eastAsia="Courier New" w:hAnsi="Courier New" w:cs="Courier New"/>
-                <w:color w:val="1F3864"/>
-                <w:sz w:val="18"/>
-                <w:szCs w:val="18"/>
-                <w:lang w:val="es-ES"/>
-              </w:rPr>
-              <w:t>formatadas</w:t>
-            </w:r>
-            <w:proofErr w:type="spellEnd"/>
-            <w:r>
-              <w:rPr>
-                <w:rFonts w:ascii="Courier New" w:eastAsia="Courier New" w:hAnsi="Courier New" w:cs="Courier New"/>
-                <w:color w:val="1F3864"/>
-                <w:sz w:val="18"/>
-                <w:szCs w:val="18"/>
-                <w:lang w:val="es-ES"/>
-              </w:rPr>
-              <w:t xml:space="preserve"> </w:t>
+              <w:t xml:space="preserve">→ devolve String con linhas formatadas </w:t>
             </w:r>
           </w:p>
         </w:tc>
@@ -10254,6 +9373,7 @@
                 <w:szCs w:val="18"/>
                 <w:lang w:val="es-ES"/>
               </w:rPr>
+              <w:lastRenderedPageBreak/>
               <w:t xml:space="preserve"> </w:t>
             </w:r>
           </w:p>
@@ -10342,52 +9462,7 @@
                 <w:szCs w:val="18"/>
                 <w:lang w:val="en-US"/>
               </w:rPr>
-              <w:lastRenderedPageBreak/>
-              <w:t xml:space="preserve">       LangChain4j: </w:t>
-            </w:r>
-            <w:proofErr w:type="spellStart"/>
-            <w:r>
-              <w:rPr>
-                <w:rFonts w:ascii="Courier New" w:eastAsia="Courier New" w:hAnsi="Courier New" w:cs="Courier New"/>
-                <w:color w:val="1F3864"/>
-                <w:sz w:val="18"/>
-                <w:szCs w:val="18"/>
-                <w:lang w:val="en-US"/>
-              </w:rPr>
-              <w:t>answerFormatter.formatAnswer</w:t>
-            </w:r>
-            <w:proofErr w:type="spellEnd"/>
-            <w:r>
-              <w:rPr>
-                <w:rFonts w:ascii="Courier New" w:eastAsia="Courier New" w:hAnsi="Courier New" w:cs="Courier New"/>
-                <w:color w:val="1F3864"/>
-                <w:sz w:val="18"/>
-                <w:szCs w:val="18"/>
-                <w:lang w:val="en-US"/>
-              </w:rPr>
-              <w:t xml:space="preserve">(question, </w:t>
-            </w:r>
-            <w:proofErr w:type="spellStart"/>
-            <w:r>
-              <w:rPr>
-                <w:rFonts w:ascii="Courier New" w:eastAsia="Courier New" w:hAnsi="Courier New" w:cs="Courier New"/>
-                <w:color w:val="1F3864"/>
-                <w:sz w:val="18"/>
-                <w:szCs w:val="18"/>
-                <w:lang w:val="en-US"/>
-              </w:rPr>
-              <w:t>hql</w:t>
-            </w:r>
-            <w:proofErr w:type="spellEnd"/>
-            <w:r>
-              <w:rPr>
-                <w:rFonts w:ascii="Courier New" w:eastAsia="Courier New" w:hAnsi="Courier New" w:cs="Courier New"/>
-                <w:color w:val="1F3864"/>
-                <w:sz w:val="18"/>
-                <w:szCs w:val="18"/>
-                <w:lang w:val="en-US"/>
-              </w:rPr>
-              <w:t>, result)</w:t>
+              <w:t xml:space="preserve">       LangChain4j: answerFormatter.formatAnswer(question, hql, result)</w:t>
             </w:r>
           </w:p>
         </w:tc>
@@ -10427,51 +9502,7 @@
                 <w:szCs w:val="18"/>
                 <w:lang w:val="en-US"/>
               </w:rPr>
-              <w:t xml:space="preserve">       Spring AI:   </w:t>
-            </w:r>
-            <w:proofErr w:type="spellStart"/>
-            <w:r>
-              <w:rPr>
-                <w:rFonts w:ascii="Courier New" w:eastAsia="Courier New" w:hAnsi="Courier New" w:cs="Courier New"/>
-                <w:color w:val="1F3864"/>
-                <w:sz w:val="18"/>
-                <w:szCs w:val="18"/>
-                <w:lang w:val="en-US"/>
-              </w:rPr>
-              <w:t>chatClient.prompt</w:t>
-            </w:r>
-            <w:proofErr w:type="spellEnd"/>
-            <w:r>
-              <w:rPr>
-                <w:rFonts w:ascii="Courier New" w:eastAsia="Courier New" w:hAnsi="Courier New" w:cs="Courier New"/>
-                <w:color w:val="1F3864"/>
-                <w:sz w:val="18"/>
-                <w:szCs w:val="18"/>
-                <w:lang w:val="en-US"/>
-              </w:rPr>
-              <w:t>(</w:t>
-            </w:r>
-            <w:proofErr w:type="gramStart"/>
-            <w:r>
-              <w:rPr>
-                <w:rFonts w:ascii="Courier New" w:eastAsia="Courier New" w:hAnsi="Courier New" w:cs="Courier New"/>
-                <w:color w:val="1F3864"/>
-                <w:sz w:val="18"/>
-                <w:szCs w:val="18"/>
-                <w:lang w:val="en-US"/>
-              </w:rPr>
-              <w:t>).system</w:t>
-            </w:r>
-            <w:proofErr w:type="gramEnd"/>
-            <w:r>
-              <w:rPr>
-                <w:rFonts w:ascii="Courier New" w:eastAsia="Courier New" w:hAnsi="Courier New" w:cs="Courier New"/>
-                <w:color w:val="1F3864"/>
-                <w:sz w:val="18"/>
-                <w:szCs w:val="18"/>
-                <w:lang w:val="en-US"/>
-              </w:rPr>
-              <w:t xml:space="preserve">(...).user(...).call() </w:t>
+              <w:t xml:space="preserve">       Spring AI:   chatClient.prompt().system(...).user(...).call() </w:t>
             </w:r>
           </w:p>
         </w:tc>
@@ -10519,27 +9550,7 @@
                 <w:sz w:val="18"/>
                 <w:szCs w:val="18"/>
               </w:rPr>
-              <w:t xml:space="preserve">@SystemMessage: usar apenas </w:t>
-            </w:r>
-            <w:proofErr w:type="spellStart"/>
-            <w:r>
-              <w:rPr>
-                <w:rFonts w:ascii="Courier New" w:eastAsia="Courier New" w:hAnsi="Courier New" w:cs="Courier New"/>
-                <w:color w:val="1F3864"/>
-                <w:sz w:val="18"/>
-                <w:szCs w:val="18"/>
-              </w:rPr>
-              <w:t>datos</w:t>
-            </w:r>
-            <w:proofErr w:type="spellEnd"/>
-            <w:r>
-              <w:rPr>
-                <w:rFonts w:ascii="Courier New" w:eastAsia="Courier New" w:hAnsi="Courier New" w:cs="Courier New"/>
-                <w:color w:val="1F3864"/>
-                <w:sz w:val="18"/>
-                <w:szCs w:val="18"/>
-              </w:rPr>
-              <w:t xml:space="preserve"> reais da BD, </w:t>
+              <w:t xml:space="preserve">@SystemMessage: usar apenas datos reais da BD, </w:t>
             </w:r>
             <w:r>
               <w:rPr>
@@ -10604,67 +9615,7 @@
                 <w:sz w:val="18"/>
                 <w:szCs w:val="18"/>
               </w:rPr>
-              <w:t xml:space="preserve">@UserMessage: </w:t>
-            </w:r>
-            <w:proofErr w:type="spellStart"/>
-            <w:r>
-              <w:rPr>
-                <w:rFonts w:ascii="Courier New" w:eastAsia="Courier New" w:hAnsi="Courier New" w:cs="Courier New"/>
-                <w:color w:val="1F3864"/>
-                <w:sz w:val="18"/>
-                <w:szCs w:val="18"/>
-              </w:rPr>
-              <w:t>question</w:t>
-            </w:r>
-            <w:proofErr w:type="spellEnd"/>
-            <w:r>
-              <w:rPr>
-                <w:rFonts w:ascii="Courier New" w:eastAsia="Courier New" w:hAnsi="Courier New" w:cs="Courier New"/>
-                <w:color w:val="1F3864"/>
-                <w:sz w:val="18"/>
-                <w:szCs w:val="18"/>
-              </w:rPr>
-              <w:t xml:space="preserve"> + </w:t>
-            </w:r>
-            <w:proofErr w:type="spellStart"/>
-            <w:r>
-              <w:rPr>
-                <w:rFonts w:ascii="Courier New" w:eastAsia="Courier New" w:hAnsi="Courier New" w:cs="Courier New"/>
-                <w:color w:val="1F3864"/>
-                <w:sz w:val="18"/>
-                <w:szCs w:val="18"/>
-              </w:rPr>
-              <w:t>hql</w:t>
-            </w:r>
-            <w:proofErr w:type="spellEnd"/>
-            <w:r>
-              <w:rPr>
-                <w:rFonts w:ascii="Courier New" w:eastAsia="Courier New" w:hAnsi="Courier New" w:cs="Courier New"/>
-                <w:color w:val="1F3864"/>
-                <w:sz w:val="18"/>
-                <w:szCs w:val="18"/>
-              </w:rPr>
-              <w:t xml:space="preserve"> executado + </w:t>
-            </w:r>
-            <w:proofErr w:type="spellStart"/>
-            <w:r>
-              <w:rPr>
-                <w:rFonts w:ascii="Courier New" w:eastAsia="Courier New" w:hAnsi="Courier New" w:cs="Courier New"/>
-                <w:color w:val="1F3864"/>
-                <w:sz w:val="18"/>
-                <w:szCs w:val="18"/>
-              </w:rPr>
-              <w:t>result</w:t>
-            </w:r>
-            <w:proofErr w:type="spellEnd"/>
-            <w:r>
-              <w:rPr>
-                <w:rFonts w:ascii="Courier New" w:eastAsia="Courier New" w:hAnsi="Courier New" w:cs="Courier New"/>
-                <w:color w:val="1F3864"/>
-                <w:sz w:val="18"/>
-                <w:szCs w:val="18"/>
-              </w:rPr>
-              <w:t xml:space="preserve"> da BD </w:t>
+              <w:t xml:space="preserve">@UserMessage: question + hql executado + result da BD </w:t>
             </w:r>
           </w:p>
         </w:tc>
@@ -10713,73 +9664,7 @@
                 <w:szCs w:val="18"/>
                 <w:lang w:val="es-ES"/>
               </w:rPr>
-              <w:t xml:space="preserve">→ </w:t>
-            </w:r>
-            <w:proofErr w:type="spellStart"/>
-            <w:r>
-              <w:rPr>
-                <w:rFonts w:ascii="Courier New" w:eastAsia="Courier New" w:hAnsi="Courier New" w:cs="Courier New"/>
-                <w:color w:val="1F3864"/>
-                <w:sz w:val="18"/>
-                <w:szCs w:val="18"/>
-                <w:lang w:val="es-ES"/>
-              </w:rPr>
-              <w:t>Ollama</w:t>
-            </w:r>
-            <w:proofErr w:type="spellEnd"/>
-            <w:r>
-              <w:rPr>
-                <w:rFonts w:ascii="Courier New" w:eastAsia="Courier New" w:hAnsi="Courier New" w:cs="Courier New"/>
-                <w:color w:val="1F3864"/>
-                <w:sz w:val="18"/>
-                <w:szCs w:val="18"/>
-                <w:lang w:val="es-ES"/>
-              </w:rPr>
-              <w:t xml:space="preserve"> qwen2.5:3b → </w:t>
-            </w:r>
-            <w:proofErr w:type="spellStart"/>
-            <w:r>
-              <w:rPr>
-                <w:rFonts w:ascii="Courier New" w:eastAsia="Courier New" w:hAnsi="Courier New" w:cs="Courier New"/>
-                <w:color w:val="1F3864"/>
-                <w:sz w:val="18"/>
-                <w:szCs w:val="18"/>
-                <w:lang w:val="es-ES"/>
-              </w:rPr>
-              <w:t>resposta</w:t>
-            </w:r>
-            <w:proofErr w:type="spellEnd"/>
-            <w:r>
-              <w:rPr>
-                <w:rFonts w:ascii="Courier New" w:eastAsia="Courier New" w:hAnsi="Courier New" w:cs="Courier New"/>
-                <w:color w:val="1F3864"/>
-                <w:sz w:val="18"/>
-                <w:szCs w:val="18"/>
-                <w:lang w:val="es-ES"/>
-              </w:rPr>
-              <w:t xml:space="preserve"> en </w:t>
-            </w:r>
-            <w:proofErr w:type="spellStart"/>
-            <w:r>
-              <w:rPr>
-                <w:rFonts w:ascii="Courier New" w:eastAsia="Courier New" w:hAnsi="Courier New" w:cs="Courier New"/>
-                <w:color w:val="1F3864"/>
-                <w:sz w:val="18"/>
-                <w:szCs w:val="18"/>
-                <w:lang w:val="es-ES"/>
-              </w:rPr>
-              <w:t>linguagem</w:t>
-            </w:r>
-            <w:proofErr w:type="spellEnd"/>
-            <w:r>
-              <w:rPr>
-                <w:rFonts w:ascii="Courier New" w:eastAsia="Courier New" w:hAnsi="Courier New" w:cs="Courier New"/>
-                <w:color w:val="1F3864"/>
-                <w:sz w:val="18"/>
-                <w:szCs w:val="18"/>
-                <w:lang w:val="es-ES"/>
-              </w:rPr>
-              <w:t xml:space="preserve"> natural </w:t>
+              <w:t xml:space="preserve">→ Ollama qwen2.5:3b → resposta en linguagem natural </w:t>
             </w:r>
           </w:p>
         </w:tc>
@@ -10819,95 +9704,7 @@
                 <w:szCs w:val="18"/>
                 <w:lang w:val="es-ES"/>
               </w:rPr>
-              <w:t xml:space="preserve">       (se </w:t>
-            </w:r>
-            <w:proofErr w:type="spellStart"/>
-            <w:r>
-              <w:rPr>
-                <w:rFonts w:ascii="Courier New" w:eastAsia="Courier New" w:hAnsi="Courier New" w:cs="Courier New"/>
-                <w:color w:val="1F3864"/>
-                <w:sz w:val="18"/>
-                <w:szCs w:val="18"/>
-                <w:lang w:val="es-ES"/>
-              </w:rPr>
-              <w:t>RuntimeException</w:t>
-            </w:r>
-            <w:proofErr w:type="spellEnd"/>
-            <w:r>
-              <w:rPr>
-                <w:rFonts w:ascii="Courier New" w:eastAsia="Courier New" w:hAnsi="Courier New" w:cs="Courier New"/>
-                <w:color w:val="1F3864"/>
-                <w:sz w:val="18"/>
-                <w:szCs w:val="18"/>
-                <w:lang w:val="es-ES"/>
-              </w:rPr>
-              <w:t xml:space="preserve"> → </w:t>
-            </w:r>
-            <w:proofErr w:type="spellStart"/>
-            <w:r>
-              <w:rPr>
-                <w:rFonts w:ascii="Courier New" w:eastAsia="Courier New" w:hAnsi="Courier New" w:cs="Courier New"/>
-                <w:color w:val="1F3864"/>
-                <w:sz w:val="18"/>
-                <w:szCs w:val="18"/>
-                <w:lang w:val="es-ES"/>
-              </w:rPr>
-              <w:t>devolve</w:t>
-            </w:r>
-            <w:proofErr w:type="spellEnd"/>
-            <w:r>
-              <w:rPr>
-                <w:rFonts w:ascii="Courier New" w:eastAsia="Courier New" w:hAnsi="Courier New" w:cs="Courier New"/>
-                <w:color w:val="1F3864"/>
-                <w:sz w:val="18"/>
-                <w:szCs w:val="18"/>
-                <w:lang w:val="es-ES"/>
-              </w:rPr>
-              <w:t xml:space="preserve"> </w:t>
-            </w:r>
-            <w:proofErr w:type="spellStart"/>
-            <w:r>
-              <w:rPr>
-                <w:rFonts w:ascii="Courier New" w:eastAsia="Courier New" w:hAnsi="Courier New" w:cs="Courier New"/>
-                <w:color w:val="1F3864"/>
-                <w:sz w:val="18"/>
-                <w:szCs w:val="18"/>
-                <w:lang w:val="es-ES"/>
-              </w:rPr>
-              <w:t>result</w:t>
-            </w:r>
-            <w:proofErr w:type="spellEnd"/>
-            <w:r>
-              <w:rPr>
-                <w:rFonts w:ascii="Courier New" w:eastAsia="Courier New" w:hAnsi="Courier New" w:cs="Courier New"/>
-                <w:color w:val="1F3864"/>
-                <w:sz w:val="18"/>
-                <w:szCs w:val="18"/>
-                <w:lang w:val="es-ES"/>
-              </w:rPr>
-              <w:t xml:space="preserve"> bruto como </w:t>
-            </w:r>
-            <w:proofErr w:type="spellStart"/>
-            <w:r>
-              <w:rPr>
-                <w:rFonts w:ascii="Courier New" w:eastAsia="Courier New" w:hAnsi="Courier New" w:cs="Courier New"/>
-                <w:color w:val="1F3864"/>
-                <w:sz w:val="18"/>
-                <w:szCs w:val="18"/>
-                <w:lang w:val="es-ES"/>
-              </w:rPr>
-              <w:t>fallback</w:t>
-            </w:r>
-            <w:proofErr w:type="spellEnd"/>
-            <w:r>
-              <w:rPr>
-                <w:rFonts w:ascii="Courier New" w:eastAsia="Courier New" w:hAnsi="Courier New" w:cs="Courier New"/>
-                <w:color w:val="1F3864"/>
-                <w:sz w:val="18"/>
-                <w:szCs w:val="18"/>
-                <w:lang w:val="es-ES"/>
-              </w:rPr>
-              <w:t>)</w:t>
+              <w:t xml:space="preserve">       (se RuntimeException → devolve result bruto como fallback)</w:t>
             </w:r>
           </w:p>
         </w:tc>
@@ -11236,29 +10033,7 @@
                 <w:szCs w:val="18"/>
                 <w:lang w:val="en-US"/>
               </w:rPr>
-              <w:t xml:space="preserve">        hql = </w:t>
-            </w:r>
-            <w:proofErr w:type="gramStart"/>
-            <w:r>
-              <w:rPr>
-                <w:rFonts w:ascii="Courier New" w:eastAsia="Courier New" w:hAnsi="Courier New" w:cs="Courier New"/>
-                <w:color w:val="D4D4D4"/>
-                <w:sz w:val="18"/>
-                <w:szCs w:val="18"/>
-                <w:lang w:val="en-US"/>
-              </w:rPr>
-              <w:t>hql.replaceFirst</w:t>
-            </w:r>
-            <w:proofErr w:type="gramEnd"/>
-            <w:r>
-              <w:rPr>
-                <w:rFonts w:ascii="Courier New" w:eastAsia="Courier New" w:hAnsi="Courier New" w:cs="Courier New"/>
-                <w:color w:val="D4D4D4"/>
-                <w:sz w:val="18"/>
-                <w:szCs w:val="18"/>
-                <w:lang w:val="en-US"/>
-              </w:rPr>
-              <w:t>("(?is)\\s*```$", "");</w:t>
+              <w:t xml:space="preserve">        hql = hql.replaceFirst("(?is)\\s*```$", "");</w:t>
             </w:r>
           </w:p>
         </w:tc>
@@ -11446,29 +10221,7 @@
                 <w:szCs w:val="18"/>
                 <w:lang w:val="en-US"/>
               </w:rPr>
-              <w:t xml:space="preserve">    if (semicolon &gt;= 0) hql = </w:t>
-            </w:r>
-            <w:proofErr w:type="gramStart"/>
-            <w:r>
-              <w:rPr>
-                <w:rFonts w:ascii="Courier New" w:eastAsia="Courier New" w:hAnsi="Courier New" w:cs="Courier New"/>
-                <w:color w:val="D4D4D4"/>
-                <w:sz w:val="18"/>
-                <w:szCs w:val="18"/>
-                <w:lang w:val="en-US"/>
-              </w:rPr>
-              <w:t>hql.substring</w:t>
-            </w:r>
-            <w:proofErr w:type="gramEnd"/>
-            <w:r>
-              <w:rPr>
-                <w:rFonts w:ascii="Courier New" w:eastAsia="Courier New" w:hAnsi="Courier New" w:cs="Courier New"/>
-                <w:color w:val="D4D4D4"/>
-                <w:sz w:val="18"/>
-                <w:szCs w:val="18"/>
-                <w:lang w:val="en-US"/>
-              </w:rPr>
-              <w:t>(0, semicolon);</w:t>
+              <w:t xml:space="preserve">    if (semicolon &gt;= 0) hql = hql.substring(0, semicolon);</w:t>
             </w:r>
           </w:p>
         </w:tc>
@@ -11540,27 +10293,7 @@
                 <w:sz w:val="18"/>
                 <w:szCs w:val="18"/>
               </w:rPr>
-              <w:t xml:space="preserve">return </w:t>
-            </w:r>
-            <w:proofErr w:type="gramStart"/>
-            <w:r>
-              <w:rPr>
-                <w:rFonts w:ascii="Courier New" w:eastAsia="Courier New" w:hAnsi="Courier New" w:cs="Courier New"/>
-                <w:color w:val="D4D4D4"/>
-                <w:sz w:val="18"/>
-                <w:szCs w:val="18"/>
-              </w:rPr>
-              <w:t>hql.trim</w:t>
-            </w:r>
-            <w:proofErr w:type="gramEnd"/>
-            <w:r>
-              <w:rPr>
-                <w:rFonts w:ascii="Courier New" w:eastAsia="Courier New" w:hAnsi="Courier New" w:cs="Courier New"/>
-                <w:color w:val="D4D4D4"/>
-                <w:sz w:val="18"/>
-                <w:szCs w:val="18"/>
-              </w:rPr>
-              <w:t>();</w:t>
+              <w:t>return hql.trim();</w:t>
             </w:r>
           </w:p>
         </w:tc>
@@ -11640,29 +10373,7 @@
           <w:sz w:val="20"/>
           <w:szCs w:val="20"/>
         </w:rPr>
-        <w:t xml:space="preserve"> — DatabaseAssistant.java — </w:t>
-      </w:r>
-      <w:proofErr w:type="gramStart"/>
-      <w:r>
-        <w:rPr>
-          <w:i/>
-          <w:iCs/>
-          <w:color w:val="595959"/>
-          <w:sz w:val="20"/>
-          <w:szCs w:val="20"/>
-        </w:rPr>
-        <w:t>sanitizeHql(</w:t>
-      </w:r>
-      <w:proofErr w:type="gramEnd"/>
-      <w:r>
-        <w:rPr>
-          <w:i/>
-          <w:iCs/>
-          <w:color w:val="595959"/>
-          <w:sz w:val="20"/>
-          <w:szCs w:val="20"/>
-        </w:rPr>
-        <w:t>): normaliza o output do LLM (remove markdown fences)</w:t>
+        <w:t xml:space="preserve"> — DatabaseAssistant.java — sanitizeHql(): normaliza o output do LLM (remove markdown fences)</w:t>
       </w:r>
     </w:p>
     <w:p/>
@@ -11890,29 +10601,7 @@
                 <w:szCs w:val="18"/>
                 <w:lang w:val="en-US"/>
               </w:rPr>
-              <w:t xml:space="preserve">        String cat = </w:t>
-            </w:r>
-            <w:proofErr w:type="gramStart"/>
-            <w:r>
-              <w:rPr>
-                <w:rFonts w:ascii="Courier New" w:eastAsia="Courier New" w:hAnsi="Courier New" w:cs="Courier New"/>
-                <w:color w:val="D4D4D4"/>
-                <w:sz w:val="18"/>
-                <w:szCs w:val="18"/>
-                <w:lang w:val="en-US"/>
-              </w:rPr>
-              <w:t>product.getCategory</w:t>
-            </w:r>
-            <w:proofErr w:type="gramEnd"/>
-            <w:r>
-              <w:rPr>
-                <w:rFonts w:ascii="Courier New" w:eastAsia="Courier New" w:hAnsi="Courier New" w:cs="Courier New"/>
-                <w:color w:val="D4D4D4"/>
-                <w:sz w:val="18"/>
-                <w:szCs w:val="18"/>
-                <w:lang w:val="en-US"/>
-              </w:rPr>
-              <w:t>() == null</w:t>
+              <w:t xml:space="preserve">        String cat = product.getCategory() == null</w:t>
             </w:r>
           </w:p>
         </w:tc>
@@ -11947,6 +10636,7 @@
                 <w:szCs w:val="18"/>
                 <w:lang w:val="en-US"/>
               </w:rPr>
+              <w:lastRenderedPageBreak/>
               <w:t xml:space="preserve">                     </w:t>
             </w:r>
             <w:r>
@@ -11956,27 +10646,7 @@
                 <w:sz w:val="18"/>
                 <w:szCs w:val="18"/>
               </w:rPr>
-              <w:t xml:space="preserve">? </w:t>
-            </w:r>
-            <w:proofErr w:type="gramStart"/>
-            <w:r>
-              <w:rPr>
-                <w:rFonts w:ascii="Courier New" w:eastAsia="Courier New" w:hAnsi="Courier New" w:cs="Courier New"/>
-                <w:color w:val="D4D4D4"/>
-                <w:sz w:val="18"/>
-                <w:szCs w:val="18"/>
-              </w:rPr>
-              <w:t>null :</w:t>
-            </w:r>
-            <w:proofErr w:type="gramEnd"/>
-            <w:r>
-              <w:rPr>
-                <w:rFonts w:ascii="Courier New" w:eastAsia="Courier New" w:hAnsi="Courier New" w:cs="Courier New"/>
-                <w:color w:val="D4D4D4"/>
-                <w:sz w:val="18"/>
-                <w:szCs w:val="18"/>
-              </w:rPr>
-              <w:t xml:space="preserve"> product.getCategory().getName();</w:t>
+              <w:t>? null : product.getCategory().getName();</w:t>
             </w:r>
           </w:p>
         </w:tc>
@@ -12052,29 +10722,7 @@
                 <w:szCs w:val="18"/>
                 <w:lang w:val="en-US"/>
               </w:rPr>
-              <w:t xml:space="preserve">               </w:t>
-            </w:r>
-            <w:proofErr w:type="gramStart"/>
-            <w:r>
-              <w:rPr>
-                <w:rFonts w:ascii="Courier New" w:eastAsia="Courier New" w:hAnsi="Courier New" w:cs="Courier New"/>
-                <w:color w:val="D4D4D4"/>
-                <w:sz w:val="18"/>
-                <w:szCs w:val="18"/>
-                <w:lang w:val="en-US"/>
-              </w:rPr>
-              <w:t>.formatted</w:t>
-            </w:r>
-            <w:proofErr w:type="gramEnd"/>
-            <w:r>
-              <w:rPr>
-                <w:rFonts w:ascii="Courier New" w:eastAsia="Courier New" w:hAnsi="Courier New" w:cs="Courier New"/>
-                <w:color w:val="D4D4D4"/>
-                <w:sz w:val="18"/>
-                <w:szCs w:val="18"/>
-                <w:lang w:val="en-US"/>
-              </w:rPr>
-              <w:t>(product.getName(), product.getPrice(),</w:t>
+              <w:t xml:space="preserve">               .formatted(product.getName(), product.getPrice(),</w:t>
             </w:r>
           </w:p>
         </w:tc>
@@ -12109,10 +10757,8 @@
                 <w:szCs w:val="18"/>
                 <w:lang w:val="en-US"/>
               </w:rPr>
-              <w:lastRenderedPageBreak/>
               <w:t xml:space="preserve">                          </w:t>
             </w:r>
-            <w:proofErr w:type="gramStart"/>
             <w:r>
               <w:rPr>
                 <w:rFonts w:ascii="Courier New" w:eastAsia="Courier New" w:hAnsi="Courier New" w:cs="Courier New"/>
@@ -12120,17 +10766,7 @@
                 <w:sz w:val="18"/>
                 <w:szCs w:val="18"/>
               </w:rPr>
-              <w:t>product.getStock</w:t>
-            </w:r>
-            <w:proofErr w:type="gramEnd"/>
-            <w:r>
-              <w:rPr>
-                <w:rFonts w:ascii="Courier New" w:eastAsia="Courier New" w:hAnsi="Courier New" w:cs="Courier New"/>
-                <w:color w:val="D4D4D4"/>
-                <w:sz w:val="18"/>
-                <w:szCs w:val="18"/>
-              </w:rPr>
-              <w:t>(), cat);</w:t>
+              <w:t>product.getStock(), cat);</w:t>
             </w:r>
           </w:p>
         </w:tc>
@@ -12240,29 +10876,7 @@
                 <w:szCs w:val="18"/>
                 <w:lang w:val="en-US"/>
               </w:rPr>
-              <w:t xml:space="preserve">        return "Category{name='%s'}</w:t>
-            </w:r>
-            <w:proofErr w:type="gramStart"/>
-            <w:r>
-              <w:rPr>
-                <w:rFonts w:ascii="Courier New" w:eastAsia="Courier New" w:hAnsi="Courier New" w:cs="Courier New"/>
-                <w:color w:val="D4D4D4"/>
-                <w:sz w:val="18"/>
-                <w:szCs w:val="18"/>
-                <w:lang w:val="en-US"/>
-              </w:rPr>
-              <w:t>".formatted</w:t>
-            </w:r>
-            <w:proofErr w:type="gramEnd"/>
-            <w:r>
-              <w:rPr>
-                <w:rFonts w:ascii="Courier New" w:eastAsia="Courier New" w:hAnsi="Courier New" w:cs="Courier New"/>
-                <w:color w:val="D4D4D4"/>
-                <w:sz w:val="18"/>
-                <w:szCs w:val="18"/>
-                <w:lang w:val="en-US"/>
-              </w:rPr>
-              <w:t>(category.getName());</w:t>
+              <w:t xml:space="preserve">        return "Category{name='%s'}".formatted(category.getName());</w:t>
             </w:r>
           </w:p>
         </w:tc>
@@ -12388,27 +11002,7 @@
                 <w:sz w:val="18"/>
                 <w:szCs w:val="18"/>
               </w:rPr>
-              <w:t xml:space="preserve">// Queries de agregação: SELECT </w:t>
-            </w:r>
-            <w:proofErr w:type="gramStart"/>
-            <w:r>
-              <w:rPr>
-                <w:rFonts w:ascii="Courier New" w:eastAsia="Courier New" w:hAnsi="Courier New" w:cs="Courier New"/>
-                <w:color w:val="D4D4D4"/>
-                <w:sz w:val="18"/>
-                <w:szCs w:val="18"/>
-              </w:rPr>
-              <w:t>p.category.name</w:t>
-            </w:r>
-            <w:proofErr w:type="gramEnd"/>
-            <w:r>
-              <w:rPr>
-                <w:rFonts w:ascii="Courier New" w:eastAsia="Courier New" w:hAnsi="Courier New" w:cs="Courier New"/>
-                <w:color w:val="D4D4D4"/>
-                <w:sz w:val="18"/>
-                <w:szCs w:val="18"/>
-              </w:rPr>
-              <w:t>, AVG(p.price)</w:t>
+              <w:t>// Queries de agregação: SELECT p.category.name, AVG(p.price)</w:t>
             </w:r>
           </w:p>
         </w:tc>
@@ -12492,7 +11086,6 @@
               </w:rPr>
               <w:t xml:space="preserve">                     </w:t>
             </w:r>
-            <w:proofErr w:type="gramStart"/>
             <w:r>
               <w:rPr>
                 <w:rFonts w:ascii="Courier New" w:eastAsia="Courier New" w:hAnsi="Courier New" w:cs="Courier New"/>
@@ -12500,17 +11093,7 @@
                 <w:sz w:val="18"/>
                 <w:szCs w:val="18"/>
               </w:rPr>
-              <w:t>.collect</w:t>
-            </w:r>
-            <w:proofErr w:type="gramEnd"/>
-            <w:r>
-              <w:rPr>
-                <w:rFonts w:ascii="Courier New" w:eastAsia="Courier New" w:hAnsi="Courier New" w:cs="Courier New"/>
-                <w:color w:val="D4D4D4"/>
-                <w:sz w:val="18"/>
-                <w:szCs w:val="18"/>
-              </w:rPr>
-              <w:t>(Collectors.joining(" | "));</w:t>
+              <w:t>.collect(Collectors.joining(" | "));</w:t>
             </w:r>
           </w:p>
         </w:tc>
@@ -12658,29 +11241,7 @@
           <w:sz w:val="20"/>
           <w:szCs w:val="20"/>
         </w:rPr>
-        <w:t xml:space="preserve"> — HibernateQueryTool.java — </w:t>
-      </w:r>
-      <w:proofErr w:type="gramStart"/>
-      <w:r>
-        <w:rPr>
-          <w:i/>
-          <w:iCs/>
-          <w:color w:val="595959"/>
-          <w:sz w:val="20"/>
-          <w:szCs w:val="20"/>
-        </w:rPr>
-        <w:t>formatResult(</w:t>
-      </w:r>
-      <w:proofErr w:type="gramEnd"/>
-      <w:r>
-        <w:rPr>
-          <w:i/>
-          <w:iCs/>
-          <w:color w:val="595959"/>
-          <w:sz w:val="20"/>
-          <w:szCs w:val="20"/>
-        </w:rPr>
-        <w:t>) com pattern matching Java 21</w:t>
+        <w:t xml:space="preserve"> — HibernateQueryTool.java — formatResult() com pattern matching Java 21</w:t>
       </w:r>
     </w:p>
     <w:p>
@@ -12819,15 +11380,7 @@
         <w:pStyle w:val="Ttulo3"/>
       </w:pPr>
       <w:r>
-        <w:t xml:space="preserve">Pipeline Fixa </w:t>
-      </w:r>
-      <w:proofErr w:type="spellStart"/>
-      <w:r>
-        <w:t>vs</w:t>
-      </w:r>
-      <w:proofErr w:type="spellEnd"/>
-      <w:r>
-        <w:t xml:space="preserve"> Abordagem com Agentes</w:t>
+        <w:t>Pipeline Fixa vs Abordagem com Agentes</w:t>
       </w:r>
     </w:p>
     <w:p>
@@ -12898,39 +11451,7 @@
         </mc:AlternateContent>
       </w:r>
       <w:r>
-        <w:t xml:space="preserve">O assistente usa uma pipeline fixa — o Java orquestra explicitamente os três passos. A alternativa seria uma abordagem </w:t>
-      </w:r>
-      <w:proofErr w:type="spellStart"/>
-      <w:r>
-        <w:t>agêntica</w:t>
-      </w:r>
-      <w:proofErr w:type="spellEnd"/>
-      <w:r>
-        <w:t xml:space="preserve"> com @Tool, onde o LLM decidiria autonomamente quando executar a </w:t>
-      </w:r>
-      <w:proofErr w:type="spellStart"/>
-      <w:r>
-        <w:t>query</w:t>
-      </w:r>
-      <w:proofErr w:type="spellEnd"/>
-      <w:r>
-        <w:t xml:space="preserve">. Essa abordagem exige que o modelo seja fiável a seguir o protocolo de </w:t>
-      </w:r>
-      <w:proofErr w:type="spellStart"/>
-      <w:r>
-        <w:t>function</w:t>
-      </w:r>
-      <w:proofErr w:type="spellEnd"/>
-      <w:r>
-        <w:t xml:space="preserve"> </w:t>
-      </w:r>
-      <w:proofErr w:type="spellStart"/>
-      <w:r>
-        <w:t>calling</w:t>
-      </w:r>
-      <w:proofErr w:type="spellEnd"/>
-      <w:r>
-        <w:t>, o que modelos locais pequenos como o qwen2.5:3b não garantem de forma consistente. A pipeline é mais previsível e mais fácil de controlar.</w:t>
+        <w:t>O assistente usa uma pipeline fixa — o Java orquestra explicitamente os três passos. A alternativa seria uma abordagem agêntica com @Tool, onde o LLM decidiria autonomamente quando executar a query. Essa abordagem exige que o modelo seja fiável a seguir o protocolo de function calling, o que modelos locais pequenos como o qwen2.5:3b não garantem de forma consistente. A pipeline é mais previsível e mais fácil de controlar.</w:t>
       </w:r>
     </w:p>
     <w:tbl>
@@ -13019,20 +11540,8 @@
                 <w:sz w:val="20"/>
                 <w:szCs w:val="20"/>
               </w:rPr>
-              <w:t xml:space="preserve">@Tool </w:t>
-            </w:r>
-            <w:proofErr w:type="spellStart"/>
-            <w:r>
-              <w:rPr>
-                <w:b/>
-                <w:bCs/>
-                <w:color w:val="FFFFFF"/>
-                <w:sz w:val="20"/>
-                <w:szCs w:val="20"/>
-              </w:rPr>
-              <w:t>agêntico</w:t>
-            </w:r>
-            <w:proofErr w:type="spellEnd"/>
+              <w:t>@Tool agêntico</w:t>
+            </w:r>
           </w:p>
         </w:tc>
       </w:tr>
@@ -13068,21 +11577,12 @@
             </w:tcMar>
           </w:tcPr>
           <w:p>
-            <w:proofErr w:type="spellStart"/>
             <w:r>
               <w:rPr>
                 <w:sz w:val="20"/>
                 <w:szCs w:val="20"/>
               </w:rPr>
-              <w:t>HqlGenerator</w:t>
-            </w:r>
-            <w:proofErr w:type="spellEnd"/>
-            <w:r>
-              <w:rPr>
-                <w:sz w:val="20"/>
-                <w:szCs w:val="20"/>
-              </w:rPr>
-              <w:t xml:space="preserve"> (chamado pelo Java)</w:t>
+              <w:t>HqlGenerator (chamado pelo Java)</w:t>
             </w:r>
           </w:p>
         </w:tc>
@@ -13124,17 +11624,8 @@
                 <w:sz w:val="20"/>
                 <w:szCs w:val="20"/>
               </w:rPr>
-              <w:t xml:space="preserve">Executa a </w:t>
-            </w:r>
-            <w:proofErr w:type="spellStart"/>
-            <w:r>
-              <w:rPr>
-                <w:sz w:val="20"/>
-                <w:szCs w:val="20"/>
-              </w:rPr>
-              <w:t>query</w:t>
-            </w:r>
-            <w:proofErr w:type="spellEnd"/>
+              <w:t>Executa a query</w:t>
+            </w:r>
           </w:p>
         </w:tc>
         <w:tc>
@@ -13153,17 +11644,8 @@
                 <w:sz w:val="20"/>
                 <w:szCs w:val="20"/>
               </w:rPr>
-              <w:t xml:space="preserve">Java chama </w:t>
-            </w:r>
-            <w:proofErr w:type="spellStart"/>
-            <w:r>
-              <w:rPr>
-                <w:sz w:val="20"/>
-                <w:szCs w:val="20"/>
-              </w:rPr>
-              <w:t>directamente</w:t>
-            </w:r>
-            <w:proofErr w:type="spellEnd"/>
+              <w:t>Java chama directamente</w:t>
+            </w:r>
           </w:p>
         </w:tc>
         <w:tc>
@@ -13219,21 +11701,12 @@
             </w:tcMar>
           </w:tcPr>
           <w:p>
-            <w:proofErr w:type="spellStart"/>
             <w:r>
               <w:rPr>
                 <w:sz w:val="20"/>
                 <w:szCs w:val="20"/>
               </w:rPr>
-              <w:t>AnswerFormatter</w:t>
-            </w:r>
-            <w:proofErr w:type="spellEnd"/>
-            <w:r>
-              <w:rPr>
-                <w:sz w:val="20"/>
-                <w:szCs w:val="20"/>
-              </w:rPr>
-              <w:t xml:space="preserve"> (chamado pelo Java)</w:t>
+              <w:t>AnswerFormatter (chamado pelo Java)</w:t>
             </w:r>
           </w:p>
         </w:tc>
@@ -13279,124 +11752,16 @@
           <w:sz w:val="20"/>
           <w:szCs w:val="20"/>
         </w:rPr>
-        <w:t xml:space="preserve">Tabela 5 — Pipeline fixa </w:t>
-      </w:r>
-      <w:proofErr w:type="spellStart"/>
-      <w:proofErr w:type="gramStart"/>
-      <w:r>
-        <w:rPr>
-          <w:i/>
-          <w:iCs/>
-          <w:color w:val="595959"/>
-          <w:sz w:val="20"/>
-          <w:szCs w:val="20"/>
-        </w:rPr>
-        <w:t>vs</w:t>
-      </w:r>
-      <w:proofErr w:type="spellEnd"/>
-      <w:r>
-        <w:rPr>
-          <w:i/>
-          <w:iCs/>
-          <w:color w:val="595959"/>
-          <w:sz w:val="20"/>
-          <w:szCs w:val="20"/>
-        </w:rPr>
-        <w:t xml:space="preserve"> Agente</w:t>
-      </w:r>
-      <w:proofErr w:type="gramEnd"/>
-    </w:p>
-    <w:p>
-      <w:r>
-        <w:t>@AiService (</w:t>
-      </w:r>
-      <w:proofErr w:type="spellStart"/>
-      <w:r>
-        <w:t>HqlGenerator</w:t>
-      </w:r>
-      <w:proofErr w:type="spellEnd"/>
-      <w:r>
-        <w:t xml:space="preserve"> e </w:t>
-      </w:r>
-      <w:proofErr w:type="spellStart"/>
-      <w:r>
-        <w:t>AnswerFormatter</w:t>
-      </w:r>
-      <w:proofErr w:type="spellEnd"/>
-      <w:r>
-        <w:t xml:space="preserve">) são interfaces sem implementação — o LangChain4j gera o proxy em </w:t>
-      </w:r>
-      <w:proofErr w:type="spellStart"/>
-      <w:r>
-        <w:t>runtime</w:t>
-      </w:r>
-      <w:proofErr w:type="spellEnd"/>
-      <w:r>
-        <w:t xml:space="preserve"> e envia os </w:t>
-      </w:r>
-      <w:proofErr w:type="spellStart"/>
-      <w:r>
-        <w:t>prompts</w:t>
-      </w:r>
-      <w:proofErr w:type="spellEnd"/>
-      <w:r>
-        <w:t xml:space="preserve"> ao LLM usando @SystemMessage/@UserMessage. São os componentes que falam com o LLM. O </w:t>
-      </w:r>
-      <w:proofErr w:type="spellStart"/>
-      <w:r>
-        <w:t>HibernateQueryTool</w:t>
-      </w:r>
-      <w:proofErr w:type="spellEnd"/>
-      <w:r>
-        <w:t xml:space="preserve">, pelo contrário, é um @Component Spring normal: quando chamado, executa a </w:t>
-      </w:r>
-      <w:proofErr w:type="spellStart"/>
-      <w:r>
-        <w:t>query</w:t>
-      </w:r>
-      <w:proofErr w:type="spellEnd"/>
-      <w:r>
-        <w:t xml:space="preserve"> via </w:t>
-      </w:r>
-      <w:proofErr w:type="spellStart"/>
-      <w:r>
-        <w:t>EntityManager</w:t>
-      </w:r>
-      <w:proofErr w:type="spellEnd"/>
-      <w:r>
-        <w:t xml:space="preserve"> do JPA e devolve uma </w:t>
-      </w:r>
-      <w:proofErr w:type="spellStart"/>
-      <w:r>
-        <w:t>String</w:t>
-      </w:r>
-      <w:proofErr w:type="spellEnd"/>
-      <w:r>
-        <w:t xml:space="preserve"> com os resultados — nunca fala com o LLM. O </w:t>
-      </w:r>
-      <w:proofErr w:type="spellStart"/>
-      <w:r>
-        <w:t>DatabaseAssistant</w:t>
-      </w:r>
-      <w:proofErr w:type="spellEnd"/>
-      <w:r>
-        <w:t xml:space="preserve"> orquestra os dois: chama os @AiService para as operações de linguagem natural e chama o </w:t>
-      </w:r>
-      <w:proofErr w:type="spellStart"/>
-      <w:r>
-        <w:t>HibernateQueryTool</w:t>
-      </w:r>
-      <w:proofErr w:type="spellEnd"/>
-      <w:r>
-        <w:t xml:space="preserve"> </w:t>
-      </w:r>
-      <w:proofErr w:type="spellStart"/>
-      <w:r>
-        <w:t>directamente</w:t>
-      </w:r>
-      <w:proofErr w:type="spellEnd"/>
-      <w:r>
-        <w:t xml:space="preserve"> para aceder à base de dados.</w:t>
+        <w:t>Tabela 5 — Pipeline fixa vs Agente</w:t>
+      </w:r>
+    </w:p>
+    <w:p>
+      <w:r>
+        <w:t xml:space="preserve">@AiService (HqlGenerator e AnswerFormatter) são interfaces sem implementação — o LangChain4j gera o proxy em runtime e envia os prompts ao LLM usando @SystemMessage/@UserMessage. São os componentes que falam com o LLM. O </w:t>
+      </w:r>
+      <w:r>
+        <w:lastRenderedPageBreak/>
+        <w:t>HibernateQueryTool, pelo contrário, é um @Component Spring normal: quando chamado, executa a query via EntityManager do JPA e devolve uma String com os resultados — nunca fala com o LLM. O DatabaseAssistant orquestra os dois: chama os @AiService para as operações de linguagem natural e chama o HibernateQueryTool directamente para aceder à base de dados.</w:t>
       </w:r>
     </w:p>
     <w:p>
@@ -13405,7 +11770,6 @@
       </w:pPr>
       <w:bookmarkStart w:id="14" w:name="_Toc230252210"/>
       <w:r>
-        <w:lastRenderedPageBreak/>
         <w:t>LangChain4j</w:t>
       </w:r>
       <w:bookmarkEnd w:id="14"/>
@@ -13468,7 +11832,7 @@
               </wp:anchor>
             </w:drawing>
           </mc:Choice>
-          <mc:Fallback xmlns:ns9="http://schemas.openxmlformats.org/drawingml/2006/picture" xmlns:ns5="http://schemas.openxmlformats.org/drawingml/2006/main" xmlns:ns11="http://schemas.microsoft.com/office/drawing/2010/main">
+          <mc:Fallback xmlns:ns11="http://schemas.microsoft.com/office/drawing/2010/main" xmlns:ns5="http://schemas.openxmlformats.org/drawingml/2006/main" xmlns:ns9="http://schemas.openxmlformats.org/drawingml/2006/picture">
             <w:pict>
               <v:line w14:anchorId="33E8BA80" id="Conexão Reta 3" o:spid="_x0000_s1026" style="position:absolute;z-index:251678720;visibility:visible;mso-wrap-style:square;mso-wrap-distance-left:9pt;mso-wrap-distance-top:0;mso-wrap-distance-right:9pt;mso-wrap-distance-bottom:0;mso-position-horizontal:absolute;mso-position-horizontal-relative:text;mso-position-vertical:absolute;mso-position-vertical-relative:text" from="0,0" to="484.2pt,0" o:gfxdata="UEsDBBQABgAIAAAAIQC2gziS/gAAAOEBAAATAAAAW0NvbnRlbnRfVHlwZXNdLnhtbJSRQU7DMBBF 90jcwfIWJU67QAgl6YK0S0CoHGBkTxKLZGx5TGhvj5O2G0SRWNoz/78nu9wcxkFMGNg6quQqL6RA 0s5Y6ir5vt9lD1JwBDIwOMJKHpHlpr69KfdHjyxSmriSfYz+USnWPY7AufNIadK6MEJMx9ApD/oD OlTrorhX2lFEilmcO2RdNtjC5xDF9pCuTyYBB5bi6bQ4syoJ3g9WQ0ymaiLzg5KdCXlKLjvcW893 SUOqXwnz5DrgnHtJTxOsQfEKIT7DmDSUCaxw7Rqn8787ZsmRM9e2VmPeBN4uqYvTtW7jvijg9N/y JsXecLq0q+WD6m8AAAD//wMAUEsDBBQABgAIAAAAIQA4/SH/1gAAAJQBAAALAAAAX3JlbHMvLnJl bHOkkMFqwzAMhu+DvYPRfXGawxijTi+j0GvpHsDYimMaW0Yy2fr2M4PBMnrbUb/Q94l/f/hMi1qR JVI2sOt6UJgd+ZiDgffL8ekFlFSbvV0oo4EbChzGx4f9GRdb25HMsYhqlCwG5lrLq9biZkxWOiqY 22YiTra2kYMu1l1tQD30/bPm3wwYN0x18gb45AdQl1tp5j/sFB2T0FQ7R0nTNEV3j6o9feQzro1i OWA14Fm+Q8a1a8+Bvu/d/dMb2JY5uiPbhG/ktn4cqGU/er3pcvwCAAD//wMAUEsDBBQABgAIAAAA IQCZ2PQonAEAAJQDAAAOAAAAZHJzL2Uyb0RvYy54bWysU01P3DAQvVfqf7B8Z5MAQm202T2A4FK1 qMAPMM54Y8n2WLbZZP99x97dLGorIRAXxx/z3sx7M1muJ2vYFkLU6DreLGrOwEnstdt0/Onx9uwb ZzEJ1wuDDjq+g8jXq69flqNv4RwHND0ERiQutqPv+JCSb6sqygGsiAv04OhRYbAi0TFsqj6Ikdit qc7r+qoaMfQ+oIQY6fZm/8hXhV8pkOmXUhESMx2n2lJZQ1mf81qtlqLdBOEHLQ9liA9UYYV2lHSm uhFJsJeg/6GyWgaMqNJCoq1QKS2haCA1Tf2XmodBeChayJzoZ5vi59HKn9trdx/IhtHHNvr7kFVM Ktj8pfrYVMzazWbBlJiky6vm8vvFJXkqj2/VCehDTHeAluVNx412WYdoxfZHTJSMQo8hdDilLru0 M5CDjfsNiumekjUFXaYCrk1gW0H9FFKCS03uIfGV6AxT2pgZWL8NPMRnKJSJeQ94RpTM6NIMttph +F/2NB1LVvv4owN73dmCZ+x3pSnFGmp9UXgY0zxbr88FfvqZVn8AAAD//wMAUEsDBBQABgAIAAAA IQBdcTjb3gAAAAcBAAAPAAAAZHJzL2Rvd25yZXYueG1sTI9Ba8JAEIXvBf/DMkJvdVMpYmM2IpZS KxSpLdjjmp0m0exs2F1N/Pcde2kvDx6PefO9bN7bRpzRh9qRgvtRAgKpcKamUsHnx/PdFESImoxu HKGCCwaY54ObTKfGdfSO520sBZdQSLWCKsY2lTIUFVodRq5F4uzbeasjW19K43XH5baR4ySZSKtr 4g+VbnFZYXHcnqyCN79aLRfry4E2X7bbjde7zWv/otTtsH+asSxmICL28e8CrhuYH3IG27sTmSAa Bbwm/ipnj5PpA4j91co8k//58x8AAAD//wMAUEsBAi0AFAAGAAgAAAAhALaDOJL+AAAA4QEAABMA AAAAAAAAAAAAAAAAAAAAAFtDb250ZW50X1R5cGVzXS54bWxQSwECLQAUAAYACAAAACEAOP0h/9YA AACUAQAACwAAAAAAAAAAAAAAAAAvAQAAX3JlbHMvLnJlbHNQSwECLQAUAAYACAAAACEAmdj0KJwB AACUAwAADgAAAAAAAAAAAAAAAAAuAgAAZHJzL2Uyb0RvYy54bWxQSwECLQAUAAYACAAAACEAXXE4 294AAAAHAQAADwAAAAAAAAAAAAAAAAD2AwAAZHJzL2Rvd25yZXYueG1sUEsFBgAAAAAEAAQA8wAA AAEFAAAAAA== " strokecolor="#156082 [3204]" strokeweight=".5pt">
                 <v:stroke joinstyle="miter"/>
@@ -13726,7 +12090,7 @@
               </wp:anchor>
             </w:drawing>
           </mc:Choice>
-          <mc:Fallback xmlns:ns9="http://schemas.openxmlformats.org/drawingml/2006/picture" xmlns:ns5="http://schemas.openxmlformats.org/drawingml/2006/main" xmlns:ns11="http://schemas.microsoft.com/office/drawing/2010/main">
+          <mc:Fallback xmlns:ns11="http://schemas.microsoft.com/office/drawing/2010/main" xmlns:ns5="http://schemas.openxmlformats.org/drawingml/2006/main" xmlns:ns9="http://schemas.openxmlformats.org/drawingml/2006/picture">
             <w:pict>
               <v:line w14:anchorId="09D61D67" id="Conexão Reta 3" o:spid="_x0000_s1026" style="position:absolute;z-index:251680768;visibility:visible;mso-wrap-style:square;mso-wrap-distance-left:9pt;mso-wrap-distance-top:0;mso-wrap-distance-right:9pt;mso-wrap-distance-bottom:0;mso-position-horizontal:absolute;mso-position-horizontal-relative:text;mso-position-vertical:absolute;mso-position-vertical-relative:text" from="0,-.05pt" to="484.2pt,-.05pt" o:gfxdata="UEsDBBQABgAIAAAAIQC2gziS/gAAAOEBAAATAAAAW0NvbnRlbnRfVHlwZXNdLnhtbJSRQU7DMBBF 90jcwfIWJU67QAgl6YK0S0CoHGBkTxKLZGx5TGhvj5O2G0SRWNoz/78nu9wcxkFMGNg6quQqL6RA 0s5Y6ir5vt9lD1JwBDIwOMJKHpHlpr69KfdHjyxSmriSfYz+USnWPY7AufNIadK6MEJMx9ApD/oD OlTrorhX2lFEilmcO2RdNtjC5xDF9pCuTyYBB5bi6bQ4syoJ3g9WQ0ymaiLzg5KdCXlKLjvcW893 SUOqXwnz5DrgnHtJTxOsQfEKIT7DmDSUCaxw7Rqn8787ZsmRM9e2VmPeBN4uqYvTtW7jvijg9N/y JsXecLq0q+WD6m8AAAD//wMAUEsDBBQABgAIAAAAIQA4/SH/1gAAAJQBAAALAAAAX3JlbHMvLnJl bHOkkMFqwzAMhu+DvYPRfXGawxijTi+j0GvpHsDYimMaW0Yy2fr2M4PBMnrbUb/Q94l/f/hMi1qR JVI2sOt6UJgd+ZiDgffL8ekFlFSbvV0oo4EbChzGx4f9GRdb25HMsYhqlCwG5lrLq9biZkxWOiqY 22YiTra2kYMu1l1tQD30/bPm3wwYN0x18gb45AdQl1tp5j/sFB2T0FQ7R0nTNEV3j6o9feQzro1i OWA14Fm+Q8a1a8+Bvu/d/dMb2JY5uiPbhG/ktn4cqGU/er3pcvwCAAD//wMAUEsDBBQABgAIAAAA IQCZ2PQonAEAAJQDAAAOAAAAZHJzL2Uyb0RvYy54bWysU01P3DAQvVfqf7B8Z5MAQm202T2A4FK1 qMAPMM54Y8n2WLbZZP99x97dLGorIRAXxx/z3sx7M1muJ2vYFkLU6DreLGrOwEnstdt0/Onx9uwb ZzEJ1wuDDjq+g8jXq69flqNv4RwHND0ERiQutqPv+JCSb6sqygGsiAv04OhRYbAi0TFsqj6Ikdit qc7r+qoaMfQ+oIQY6fZm/8hXhV8pkOmXUhESMx2n2lJZQ1mf81qtlqLdBOEHLQ9liA9UYYV2lHSm uhFJsJeg/6GyWgaMqNJCoq1QKS2haCA1Tf2XmodBeChayJzoZ5vi59HKn9trdx/IhtHHNvr7kFVM Ktj8pfrYVMzazWbBlJiky6vm8vvFJXkqj2/VCehDTHeAluVNx412WYdoxfZHTJSMQo8hdDilLru0 M5CDjfsNiumekjUFXaYCrk1gW0H9FFKCS03uIfGV6AxT2pgZWL8NPMRnKJSJeQ94RpTM6NIMttph +F/2NB1LVvv4owN73dmCZ+x3pSnFGmp9UXgY0zxbr88FfvqZVn8AAAD//wMAUEsDBBQABgAIAAAA IQCasyRQ4AAAAAkBAAAPAAAAZHJzL2Rvd25yZXYueG1sTI9Ba8JAEIXvhf6HZQq96UYpYmM2IpZS KxSpFfS4ZqdJ2uxs2F1N/Pcde2kvA4/He/O+bN7bRpzRh9qRgtEwAYFUOFNTqWD38TyYgghRk9GN I1RwwQDz/PYm06lxHb3jeRtLwSUUUq2girFNpQxFhVaHoWuR2Pt03urI0pfSeN1xuW3kOEkm0uqa +EOlW1xWWHxvT1bBm1+tlov15Ys2B9vtx+v95rV/Uer+rn+a8VnMQETs418Crgy8H3IednQnMkE0 CpgmKhiMQLD5OJk+gDj+apln8j9B/gMAAP//AwBQSwECLQAUAAYACAAAACEAtoM4kv4AAADhAQAA EwAAAAAAAAAAAAAAAAAAAAAAW0NvbnRlbnRfVHlwZXNdLnhtbFBLAQItABQABgAIAAAAIQA4/SH/ 1gAAAJQBAAALAAAAAAAAAAAAAAAAAC8BAABfcmVscy8ucmVsc1BLAQItABQABgAIAAAAIQCZ2PQo nAEAAJQDAAAOAAAAAAAAAAAAAAAAAC4CAABkcnMvZTJvRG9jLnhtbFBLAQItABQABgAIAAAAIQCa syRQ4AAAAAkBAAAPAAAAAAAAAAAAAAAAAPYDAABkcnMvZG93bnJldi54bWxQSwUGAAAAAAQABADz AAAAAwUAAAAA " strokecolor="#156082 [3204]" strokeweight=".5pt">
                 <v:stroke joinstyle="miter"/>
@@ -13807,7 +12171,7 @@
               </wp:anchor>
             </w:drawing>
           </mc:Choice>
-          <mc:Fallback xmlns:ns9="http://schemas.openxmlformats.org/drawingml/2006/picture" xmlns:ns5="http://schemas.openxmlformats.org/drawingml/2006/main" xmlns:ns11="http://schemas.microsoft.com/office/drawing/2010/main">
+          <mc:Fallback xmlns:ns11="http://schemas.microsoft.com/office/drawing/2010/main" xmlns:ns5="http://schemas.openxmlformats.org/drawingml/2006/main" xmlns:ns9="http://schemas.openxmlformats.org/drawingml/2006/picture">
             <w:pict>
               <v:line w14:anchorId="1705DB05" id="Conexão Reta 3" o:spid="_x0000_s1026" style="position:absolute;z-index:251682816;visibility:visible;mso-wrap-style:square;mso-wrap-distance-left:9pt;mso-wrap-distance-top:0;mso-wrap-distance-right:9pt;mso-wrap-distance-bottom:0;mso-position-horizontal:absolute;mso-position-horizontal-relative:text;mso-position-vertical:absolute;mso-position-vertical-relative:text" from="0,-.05pt" to="484.2pt,-.05pt" o:gfxdata="UEsDBBQABgAIAAAAIQC2gziS/gAAAOEBAAATAAAAW0NvbnRlbnRfVHlwZXNdLnhtbJSRQU7DMBBF 90jcwfIWJU67QAgl6YK0S0CoHGBkTxKLZGx5TGhvj5O2G0SRWNoz/78nu9wcxkFMGNg6quQqL6RA 0s5Y6ir5vt9lD1JwBDIwOMJKHpHlpr69KfdHjyxSmriSfYz+USnWPY7AufNIadK6MEJMx9ApD/oD OlTrorhX2lFEilmcO2RdNtjC5xDF9pCuTyYBB5bi6bQ4syoJ3g9WQ0ymaiLzg5KdCXlKLjvcW893 SUOqXwnz5DrgnHtJTxOsQfEKIT7DmDSUCaxw7Rqn8787ZsmRM9e2VmPeBN4uqYvTtW7jvijg9N/y JsXecLq0q+WD6m8AAAD//wMAUEsDBBQABgAIAAAAIQA4/SH/1gAAAJQBAAALAAAAX3JlbHMvLnJl bHOkkMFqwzAMhu+DvYPRfXGawxijTi+j0GvpHsDYimMaW0Yy2fr2M4PBMnrbUb/Q94l/f/hMi1qR JVI2sOt6UJgd+ZiDgffL8ekFlFSbvV0oo4EbChzGx4f9GRdb25HMsYhqlCwG5lrLq9biZkxWOiqY 22YiTra2kYMu1l1tQD30/bPm3wwYN0x18gb45AdQl1tp5j/sFB2T0FQ7R0nTNEV3j6o9feQzro1i OWA14Fm+Q8a1a8+Bvu/d/dMb2JY5uiPbhG/ktn4cqGU/er3pcvwCAAD//wMAUEsDBBQABgAIAAAA IQCZ2PQonAEAAJQDAAAOAAAAZHJzL2Uyb0RvYy54bWysU01P3DAQvVfqf7B8Z5MAQm202T2A4FK1 qMAPMM54Y8n2WLbZZP99x97dLGorIRAXxx/z3sx7M1muJ2vYFkLU6DreLGrOwEnstdt0/Onx9uwb ZzEJ1wuDDjq+g8jXq69flqNv4RwHND0ERiQutqPv+JCSb6sqygGsiAv04OhRYbAi0TFsqj6Ikdit qc7r+qoaMfQ+oIQY6fZm/8hXhV8pkOmXUhESMx2n2lJZQ1mf81qtlqLdBOEHLQ9liA9UYYV2lHSm uhFJsJeg/6GyWgaMqNJCoq1QKS2haCA1Tf2XmodBeChayJzoZ5vi59HKn9trdx/IhtHHNvr7kFVM Ktj8pfrYVMzazWbBlJiky6vm8vvFJXkqj2/VCehDTHeAluVNx412WYdoxfZHTJSMQo8hdDilLru0 M5CDjfsNiumekjUFXaYCrk1gW0H9FFKCS03uIfGV6AxT2pgZWL8NPMRnKJSJeQ94RpTM6NIMttph +F/2NB1LVvv4owN73dmCZ+x3pSnFGmp9UXgY0zxbr88FfvqZVn8AAAD//wMAUEsDBBQABgAIAAAA IQCasyRQ4AAAAAkBAAAPAAAAZHJzL2Rvd25yZXYueG1sTI9Ba8JAEIXvhf6HZQq96UYpYmM2IpZS KxSpFfS4ZqdJ2uxs2F1N/Pcde2kvA4/He/O+bN7bRpzRh9qRgtEwAYFUOFNTqWD38TyYgghRk9GN I1RwwQDz/PYm06lxHb3jeRtLwSUUUq2girFNpQxFhVaHoWuR2Pt03urI0pfSeN1xuW3kOEkm0uqa +EOlW1xWWHxvT1bBm1+tlov15Ys2B9vtx+v95rV/Uer+rn+a8VnMQETs418Crgy8H3IednQnMkE0 CpgmKhiMQLD5OJk+gDj+apln8j9B/gMAAP//AwBQSwECLQAUAAYACAAAACEAtoM4kv4AAADhAQAA EwAAAAAAAAAAAAAAAAAAAAAAW0NvbnRlbnRfVHlwZXNdLnhtbFBLAQItABQABgAIAAAAIQA4/SH/ 1gAAAJQBAAALAAAAAAAAAAAAAAAAAC8BAABfcmVscy8ucmVsc1BLAQItABQABgAIAAAAIQCZ2PQo nAEAAJQDAAAOAAAAAAAAAAAAAAAAAC4CAABkcnMvZTJvRG9jLnhtbFBLAQItABQABgAIAAAAIQCa syRQ4AAAAAkBAAAPAAAAAAAAAAAAAAAAAPYDAABkcnMvZG93bnJldi54bWxQSwUGAAAAAAQABADz AAAAAwUAAAAA " strokecolor="#156082 [3204]" strokeweight=".5pt">
                 <v:stroke joinstyle="miter"/>
@@ -14135,30 +12499,7 @@
                 <w:szCs w:val="18"/>
                 <w:lang w:val="en-US"/>
               </w:rPr>
-              <w:lastRenderedPageBreak/>
-              <w:t xml:space="preserve">        </w:t>
-            </w:r>
-            <w:proofErr w:type="gramStart"/>
-            <w:r>
-              <w:rPr>
-                <w:rFonts w:ascii="Courier New" w:eastAsia="Courier New" w:hAnsi="Courier New" w:cs="Courier New"/>
-                <w:color w:val="D4D4D4"/>
-                <w:sz w:val="18"/>
-                <w:szCs w:val="18"/>
-                <w:lang w:val="en-US"/>
-              </w:rPr>
-              <w:t>this.chatClient</w:t>
-            </w:r>
-            <w:proofErr w:type="gramEnd"/>
-            <w:r>
-              <w:rPr>
-                <w:rFonts w:ascii="Courier New" w:eastAsia="Courier New" w:hAnsi="Courier New" w:cs="Courier New"/>
-                <w:color w:val="D4D4D4"/>
-                <w:sz w:val="18"/>
-                <w:szCs w:val="18"/>
-                <w:lang w:val="en-US"/>
-              </w:rPr>
-              <w:t xml:space="preserve"> = builder.build(); // auto-configurado via spring.ai.ollama.*</w:t>
+              <w:t xml:space="preserve">        this.chatClient = builder.build(); // auto-configurado via spring.ai.ollama.*</w:t>
             </w:r>
           </w:p>
         </w:tc>
@@ -14195,7 +12536,6 @@
               </w:rPr>
               <w:t xml:space="preserve">        </w:t>
             </w:r>
-            <w:proofErr w:type="gramStart"/>
             <w:r>
               <w:rPr>
                 <w:rFonts w:ascii="Courier New" w:eastAsia="Courier New" w:hAnsi="Courier New" w:cs="Courier New"/>
@@ -14203,17 +12543,7 @@
                 <w:sz w:val="18"/>
                 <w:szCs w:val="18"/>
               </w:rPr>
-              <w:t>this.queryTool</w:t>
-            </w:r>
-            <w:proofErr w:type="gramEnd"/>
-            <w:r>
-              <w:rPr>
-                <w:rFonts w:ascii="Courier New" w:eastAsia="Courier New" w:hAnsi="Courier New" w:cs="Courier New"/>
-                <w:color w:val="D4D4D4"/>
-                <w:sz w:val="18"/>
-                <w:szCs w:val="18"/>
-              </w:rPr>
-              <w:t xml:space="preserve">  = queryTool;</w:t>
+              <w:t>this.queryTool  = queryTool;</w:t>
             </w:r>
           </w:p>
         </w:tc>
@@ -14833,27 +13163,7 @@
                 <w:sz w:val="18"/>
                 <w:szCs w:val="18"/>
               </w:rPr>
-              <w:t>.</w:t>
-            </w:r>
-            <w:proofErr w:type="gramStart"/>
-            <w:r>
-              <w:rPr>
-                <w:rFonts w:ascii="Courier New" w:eastAsia="Courier New" w:hAnsi="Courier New" w:cs="Courier New"/>
-                <w:color w:val="D4D4D4"/>
-                <w:sz w:val="18"/>
-                <w:szCs w:val="18"/>
-              </w:rPr>
-              <w:t>user(</w:t>
-            </w:r>
-            <w:proofErr w:type="gramEnd"/>
-            <w:r>
-              <w:rPr>
-                <w:rFonts w:ascii="Courier New" w:eastAsia="Courier New" w:hAnsi="Courier New" w:cs="Courier New"/>
-                <w:color w:val="D4D4D4"/>
-                <w:sz w:val="18"/>
-                <w:szCs w:val="18"/>
-              </w:rPr>
-              <w:t>""",</w:t>
+              <w:t>.user(""",</w:t>
             </w:r>
           </w:p>
         </w:tc>
@@ -15164,7 +13474,7 @@
           <w:szCs w:val="20"/>
           <w:lang w:val="en-US"/>
         </w:rPr>
-        <w:t>7</w:t>
+        <w:t>6</w:t>
       </w:r>
       <w:r>
         <w:rPr>
@@ -15175,31 +13485,7 @@
           <w:szCs w:val="20"/>
           <w:lang w:val="en-US"/>
         </w:rPr>
-        <w:t xml:space="preserve"> — DatabaseAssistant.java (spring-ai-hibernate-demo · Spring AI) — </w:t>
-      </w:r>
-      <w:proofErr w:type="spellStart"/>
-      <w:r>
-        <w:rPr>
-          <w:i/>
-          <w:iCs/>
-          <w:color w:val="595959"/>
-          <w:sz w:val="20"/>
-          <w:szCs w:val="20"/>
-          <w:lang w:val="en-US"/>
-        </w:rPr>
-        <w:t>ChatClient</w:t>
-      </w:r>
-      <w:proofErr w:type="spellEnd"/>
-      <w:r>
-        <w:rPr>
-          <w:i/>
-          <w:iCs/>
-          <w:color w:val="595959"/>
-          <w:sz w:val="20"/>
-          <w:szCs w:val="20"/>
-          <w:lang w:val="en-US"/>
-        </w:rPr>
-        <w:t xml:space="preserve"> fluent builder</w:t>
+        <w:t xml:space="preserve"> — DatabaseAssistant.java (spring-ai-hibernate-demo · Spring AI) — ChatClient fluent builder</w:t>
       </w:r>
     </w:p>
     <w:p>
@@ -15215,15 +13501,7 @@
         <w:spacing w:before="80" w:after="80" w:line="276" w:lineRule="auto"/>
       </w:pPr>
       <w:r>
-        <w:t xml:space="preserve">A configuração é análoga mas com prefixo diferente no </w:t>
-      </w:r>
-      <w:proofErr w:type="gramStart"/>
-      <w:r>
-        <w:t>application.properties</w:t>
-      </w:r>
-      <w:proofErr w:type="gramEnd"/>
-      <w:r>
-        <w:t>:</w:t>
+        <w:t>A configuração é análoga mas com prefixo diferente no application.properties:</w:t>
       </w:r>
     </w:p>
     <w:tbl>
@@ -15306,8 +13584,6 @@
             <w:pPr>
               <w:spacing w:before="20" w:after="20"/>
             </w:pPr>
-            <w:proofErr w:type="spellStart"/>
-            <w:proofErr w:type="gramStart"/>
             <w:r>
               <w:rPr>
                 <w:rFonts w:ascii="Courier New" w:eastAsia="Courier New" w:hAnsi="Courier New" w:cs="Courier New"/>
@@ -15315,27 +13591,7 @@
                 <w:sz w:val="18"/>
                 <w:szCs w:val="18"/>
               </w:rPr>
-              <w:t>spring.ai.ollama</w:t>
-            </w:r>
-            <w:proofErr w:type="gramEnd"/>
-            <w:r>
-              <w:rPr>
-                <w:rFonts w:ascii="Courier New" w:eastAsia="Courier New" w:hAnsi="Courier New" w:cs="Courier New"/>
-                <w:color w:val="D4D4D4"/>
-                <w:sz w:val="18"/>
-                <w:szCs w:val="18"/>
-              </w:rPr>
-              <w:t>.base-url</w:t>
-            </w:r>
-            <w:proofErr w:type="spellEnd"/>
-            <w:r>
-              <w:rPr>
-                <w:rFonts w:ascii="Courier New" w:eastAsia="Courier New" w:hAnsi="Courier New" w:cs="Courier New"/>
-                <w:color w:val="D4D4D4"/>
-                <w:sz w:val="18"/>
-                <w:szCs w:val="18"/>
-              </w:rPr>
-              <w:t>=http://localhost:11434</w:t>
+              <w:t>spring.ai.ollama.base-url=http://localhost:11434</w:t>
             </w:r>
           </w:p>
         </w:tc>
@@ -15362,8 +13618,6 @@
             <w:pPr>
               <w:spacing w:before="20" w:after="20"/>
             </w:pPr>
-            <w:proofErr w:type="spellStart"/>
-            <w:proofErr w:type="gramStart"/>
             <w:r>
               <w:rPr>
                 <w:rFonts w:ascii="Courier New" w:eastAsia="Courier New" w:hAnsi="Courier New" w:cs="Courier New"/>
@@ -15371,27 +13625,7 @@
                 <w:sz w:val="18"/>
                 <w:szCs w:val="18"/>
               </w:rPr>
-              <w:t>spring.ai.ollama</w:t>
-            </w:r>
-            <w:proofErr w:type="gramEnd"/>
-            <w:r>
-              <w:rPr>
-                <w:rFonts w:ascii="Courier New" w:eastAsia="Courier New" w:hAnsi="Courier New" w:cs="Courier New"/>
-                <w:color w:val="D4D4D4"/>
-                <w:sz w:val="18"/>
-                <w:szCs w:val="18"/>
-              </w:rPr>
-              <w:t>.chat.options.model</w:t>
-            </w:r>
-            <w:proofErr w:type="spellEnd"/>
-            <w:r>
-              <w:rPr>
-                <w:rFonts w:ascii="Courier New" w:eastAsia="Courier New" w:hAnsi="Courier New" w:cs="Courier New"/>
-                <w:color w:val="D4D4D4"/>
-                <w:sz w:val="18"/>
-                <w:szCs w:val="18"/>
-              </w:rPr>
-              <w:t>=qwen2.5:3b</w:t>
+              <w:t>spring.ai.ollama.chat.options.model=qwen2.5:3b</w:t>
             </w:r>
           </w:p>
         </w:tc>
@@ -15421,8 +13655,6 @@
                 <w:lang w:val="en-US"/>
               </w:rPr>
             </w:pPr>
-            <w:proofErr w:type="spellStart"/>
-            <w:proofErr w:type="gramStart"/>
             <w:r>
               <w:rPr>
                 <w:rFonts w:ascii="Courier New" w:eastAsia="Courier New" w:hAnsi="Courier New" w:cs="Courier New"/>
@@ -15431,29 +13663,7 @@
                 <w:szCs w:val="18"/>
                 <w:lang w:val="en-US"/>
               </w:rPr>
-              <w:t>spring.ai.ollama</w:t>
-            </w:r>
-            <w:proofErr w:type="gramEnd"/>
-            <w:r>
-              <w:rPr>
-                <w:rFonts w:ascii="Courier New" w:eastAsia="Courier New" w:hAnsi="Courier New" w:cs="Courier New"/>
-                <w:color w:val="D4D4D4"/>
-                <w:sz w:val="18"/>
-                <w:szCs w:val="18"/>
-                <w:lang w:val="en-US"/>
-              </w:rPr>
-              <w:t>.chat.options.temperature</w:t>
-            </w:r>
-            <w:proofErr w:type="spellEnd"/>
-            <w:r>
-              <w:rPr>
-                <w:rFonts w:ascii="Courier New" w:eastAsia="Courier New" w:hAnsi="Courier New" w:cs="Courier New"/>
-                <w:color w:val="D4D4D4"/>
-                <w:sz w:val="18"/>
-                <w:szCs w:val="18"/>
-                <w:lang w:val="en-US"/>
-              </w:rPr>
-              <w:t>=0.0</w:t>
+              <w:t>spring.ai.ollama.chat.options.temperature=0.0</w:t>
             </w:r>
           </w:p>
         </w:tc>
@@ -15515,27 +13725,7 @@
                 <w:sz w:val="18"/>
                 <w:szCs w:val="18"/>
               </w:rPr>
-              <w:t># LangChain4j (demo-hibernate-</w:t>
-            </w:r>
-            <w:proofErr w:type="gramStart"/>
-            <w:r>
-              <w:rPr>
-                <w:rFonts w:ascii="Courier New" w:eastAsia="Courier New" w:hAnsi="Courier New" w:cs="Courier New"/>
-                <w:color w:val="D4D4D4"/>
-                <w:sz w:val="18"/>
-                <w:szCs w:val="18"/>
-              </w:rPr>
-              <w:t>ai</w:t>
-            </w:r>
-            <w:proofErr w:type="gramEnd"/>
-            <w:r>
-              <w:rPr>
-                <w:rFonts w:ascii="Courier New" w:eastAsia="Courier New" w:hAnsi="Courier New" w:cs="Courier New"/>
-                <w:color w:val="D4D4D4"/>
-                <w:sz w:val="18"/>
-                <w:szCs w:val="18"/>
-              </w:rPr>
-              <w:t>)</w:t>
+              <w:t># LangChain4j (demo-hibernate-ai)</w:t>
             </w:r>
           </w:p>
         </w:tc>
@@ -15637,7 +13827,6 @@
                 <w:lang w:val="en-US"/>
               </w:rPr>
             </w:pPr>
-            <w:proofErr w:type="gramStart"/>
             <w:r>
               <w:rPr>
                 <w:rFonts w:ascii="Courier New" w:eastAsia="Courier New" w:hAnsi="Courier New" w:cs="Courier New"/>
@@ -15646,18 +13835,7 @@
                 <w:szCs w:val="18"/>
                 <w:lang w:val="en-US"/>
               </w:rPr>
-              <w:t>langchain4j.ollama.chat</w:t>
-            </w:r>
-            <w:proofErr w:type="gramEnd"/>
-            <w:r>
-              <w:rPr>
-                <w:rFonts w:ascii="Courier New" w:eastAsia="Courier New" w:hAnsi="Courier New" w:cs="Courier New"/>
-                <w:color w:val="D4D4D4"/>
-                <w:sz w:val="18"/>
-                <w:szCs w:val="18"/>
-                <w:lang w:val="en-US"/>
-              </w:rPr>
-              <w:t>-model.temperature=0.0</w:t>
+              <w:t>langchain4j.ollama.chat-model.temperature=0.0</w:t>
             </w:r>
           </w:p>
         </w:tc>
@@ -15696,7 +13874,7 @@
           <w:szCs w:val="20"/>
           <w:lang w:val="en-US"/>
         </w:rPr>
-        <w:t>8</w:t>
+        <w:t>7</w:t>
       </w:r>
       <w:r>
         <w:rPr>
@@ -15707,33 +13885,7 @@
           <w:szCs w:val="20"/>
           <w:lang w:val="en-US"/>
         </w:rPr>
-        <w:t xml:space="preserve"> — </w:t>
-      </w:r>
-      <w:proofErr w:type="spellStart"/>
-      <w:proofErr w:type="gramStart"/>
-      <w:r>
-        <w:rPr>
-          <w:i/>
-          <w:iCs/>
-          <w:color w:val="595959"/>
-          <w:sz w:val="20"/>
-          <w:szCs w:val="20"/>
-          <w:lang w:val="en-US"/>
-        </w:rPr>
-        <w:t>application.properties</w:t>
-      </w:r>
-      <w:proofErr w:type="spellEnd"/>
-      <w:proofErr w:type="gramEnd"/>
-      <w:r>
-        <w:rPr>
-          <w:i/>
-          <w:iCs/>
-          <w:color w:val="595959"/>
-          <w:sz w:val="20"/>
-          <w:szCs w:val="20"/>
-          <w:lang w:val="en-US"/>
-        </w:rPr>
-        <w:t xml:space="preserve"> (spring-ai-hibernate-demo)</w:t>
+        <w:t xml:space="preserve"> — application.properties (spring-ai-hibernate-demo)</w:t>
       </w:r>
     </w:p>
     <w:p>
@@ -16072,19 +14224,8 @@
                 <w:sz w:val="20"/>
                 <w:szCs w:val="20"/>
               </w:rPr>
-              <w:t xml:space="preserve">Spring </w:t>
-            </w:r>
-            <w:proofErr w:type="spellStart"/>
-            <w:r>
-              <w:rPr>
-                <w:b/>
-                <w:bCs/>
-                <w:sz w:val="20"/>
-                <w:szCs w:val="20"/>
-              </w:rPr>
-              <w:t>bean</w:t>
-            </w:r>
-            <w:proofErr w:type="spellEnd"/>
+              <w:t>Spring bean</w:t>
+            </w:r>
           </w:p>
         </w:tc>
         <w:tc>
@@ -16656,7 +14797,7 @@
               </wp:anchor>
             </w:drawing>
           </mc:Choice>
-          <mc:Fallback xmlns:ns9="http://schemas.openxmlformats.org/drawingml/2006/picture" xmlns:ns5="http://schemas.openxmlformats.org/drawingml/2006/main" xmlns:ns11="http://schemas.microsoft.com/office/drawing/2010/main">
+          <mc:Fallback xmlns:ns11="http://schemas.microsoft.com/office/drawing/2010/main" xmlns:ns5="http://schemas.openxmlformats.org/drawingml/2006/main" xmlns:ns9="http://schemas.openxmlformats.org/drawingml/2006/picture">
             <w:pict>
               <v:line w14:anchorId="33CA8BAD" id="Conexão Reta 3" o:spid="_x0000_s1026" style="position:absolute;z-index:251684864;visibility:visible;mso-wrap-style:square;mso-wrap-distance-left:9pt;mso-wrap-distance-top:0;mso-wrap-distance-right:9pt;mso-wrap-distance-bottom:0;mso-position-horizontal:absolute;mso-position-horizontal-relative:text;mso-position-vertical:absolute;mso-position-vertical-relative:text" from="0,0" to="484.2pt,0" o:gfxdata="UEsDBBQABgAIAAAAIQC2gziS/gAAAOEBAAATAAAAW0NvbnRlbnRfVHlwZXNdLnhtbJSRQU7DMBBF 90jcwfIWJU67QAgl6YK0S0CoHGBkTxKLZGx5TGhvj5O2G0SRWNoz/78nu9wcxkFMGNg6quQqL6RA 0s5Y6ir5vt9lD1JwBDIwOMJKHpHlpr69KfdHjyxSmriSfYz+USnWPY7AufNIadK6MEJMx9ApD/oD OlTrorhX2lFEilmcO2RdNtjC5xDF9pCuTyYBB5bi6bQ4syoJ3g9WQ0ymaiLzg5KdCXlKLjvcW893 SUOqXwnz5DrgnHtJTxOsQfEKIT7DmDSUCaxw7Rqn8787ZsmRM9e2VmPeBN4uqYvTtW7jvijg9N/y JsXecLq0q+WD6m8AAAD//wMAUEsDBBQABgAIAAAAIQA4/SH/1gAAAJQBAAALAAAAX3JlbHMvLnJl bHOkkMFqwzAMhu+DvYPRfXGawxijTi+j0GvpHsDYimMaW0Yy2fr2M4PBMnrbUb/Q94l/f/hMi1qR JVI2sOt6UJgd+ZiDgffL8ekFlFSbvV0oo4EbChzGx4f9GRdb25HMsYhqlCwG5lrLq9biZkxWOiqY 22YiTra2kYMu1l1tQD30/bPm3wwYN0x18gb45AdQl1tp5j/sFB2T0FQ7R0nTNEV3j6o9feQzro1i OWA14Fm+Q8a1a8+Bvu/d/dMb2JY5uiPbhG/ktn4cqGU/er3pcvwCAAD//wMAUEsDBBQABgAIAAAA IQCZ2PQonAEAAJQDAAAOAAAAZHJzL2Uyb0RvYy54bWysU01P3DAQvVfqf7B8Z5MAQm202T2A4FK1 qMAPMM54Y8n2WLbZZP99x97dLGorIRAXxx/z3sx7M1muJ2vYFkLU6DreLGrOwEnstdt0/Onx9uwb ZzEJ1wuDDjq+g8jXq69flqNv4RwHND0ERiQutqPv+JCSb6sqygGsiAv04OhRYbAi0TFsqj6Ikdit qc7r+qoaMfQ+oIQY6fZm/8hXhV8pkOmXUhESMx2n2lJZQ1mf81qtlqLdBOEHLQ9liA9UYYV2lHSm uhFJsJeg/6GyWgaMqNJCoq1QKS2haCA1Tf2XmodBeChayJzoZ5vi59HKn9trdx/IhtHHNvr7kFVM Ktj8pfrYVMzazWbBlJiky6vm8vvFJXkqj2/VCehDTHeAluVNx412WYdoxfZHTJSMQo8hdDilLru0 M5CDjfsNiumekjUFXaYCrk1gW0H9FFKCS03uIfGV6AxT2pgZWL8NPMRnKJSJeQ94RpTM6NIMttph +F/2NB1LVvv4owN73dmCZ+x3pSnFGmp9UXgY0zxbr88FfvqZVn8AAAD//wMAUEsDBBQABgAIAAAA IQBdcTjb3gAAAAcBAAAPAAAAZHJzL2Rvd25yZXYueG1sTI9Ba8JAEIXvBf/DMkJvdVMpYmM2IpZS KxSpLdjjmp0m0exs2F1N/Pcde2kvDx6PefO9bN7bRpzRh9qRgvtRAgKpcKamUsHnx/PdFESImoxu HKGCCwaY54ObTKfGdfSO520sBZdQSLWCKsY2lTIUFVodRq5F4uzbeasjW19K43XH5baR4ySZSKtr 4g+VbnFZYXHcnqyCN79aLRfry4E2X7bbjde7zWv/otTtsH+asSxmICL28e8CrhuYH3IG27sTmSAa Bbwm/ipnj5PpA4j91co8k//58x8AAAD//wMAUEsBAi0AFAAGAAgAAAAhALaDOJL+AAAA4QEAABMA AAAAAAAAAAAAAAAAAAAAAFtDb250ZW50X1R5cGVzXS54bWxQSwECLQAUAAYACAAAACEAOP0h/9YA AACUAQAACwAAAAAAAAAAAAAAAAAvAQAAX3JlbHMvLnJlbHNQSwECLQAUAAYACAAAACEAmdj0KJwB AACUAwAADgAAAAAAAAAAAAAAAAAuAgAAZHJzL2Uyb0RvYy54bWxQSwECLQAUAAYACAAAACEAXXE4 294AAAAHAQAADwAAAAAAAAAAAAAAAAD2AwAAZHJzL2Rvd25yZXYueG1sUEsFBgAAAAAEAAQA8wAA AAEFAAAAAA== " strokecolor="#156082 [3204]" strokeweight=".5pt">
                 <v:stroke joinstyle="miter"/>
@@ -16842,27 +14983,7 @@
                 <w:sz w:val="18"/>
                 <w:szCs w:val="18"/>
               </w:rPr>
-              <w:t xml:space="preserve">FROM </w:t>
-            </w:r>
-            <w:proofErr w:type="spellStart"/>
-            <w:r>
-              <w:rPr>
-                <w:rFonts w:ascii="Courier New" w:eastAsia="Courier New" w:hAnsi="Courier New" w:cs="Courier New"/>
-                <w:color w:val="D4D4D4"/>
-                <w:sz w:val="18"/>
-                <w:szCs w:val="18"/>
-              </w:rPr>
-              <w:t>products</w:t>
-            </w:r>
-            <w:proofErr w:type="spellEnd"/>
-            <w:r>
-              <w:rPr>
-                <w:rFonts w:ascii="Courier New" w:eastAsia="Courier New" w:hAnsi="Courier New" w:cs="Courier New"/>
-                <w:color w:val="D4D4D4"/>
-                <w:sz w:val="18"/>
-                <w:szCs w:val="18"/>
-              </w:rPr>
-              <w:t xml:space="preserve"> p</w:t>
+              <w:t>FROM products p</w:t>
             </w:r>
           </w:p>
         </w:tc>
@@ -16938,31 +15059,7 @@
                 <w:szCs w:val="18"/>
                 <w:lang w:val="en-US"/>
               </w:rPr>
-              <w:t xml:space="preserve">WHERE </w:t>
-            </w:r>
-            <w:proofErr w:type="spellStart"/>
-            <w:proofErr w:type="gramStart"/>
-            <w:r>
-              <w:rPr>
-                <w:rFonts w:ascii="Courier New" w:eastAsia="Courier New" w:hAnsi="Courier New" w:cs="Courier New"/>
-                <w:color w:val="D4D4D4"/>
-                <w:sz w:val="18"/>
-                <w:szCs w:val="18"/>
-                <w:lang w:val="en-US"/>
-              </w:rPr>
-              <w:t>p.price</w:t>
-            </w:r>
-            <w:proofErr w:type="spellEnd"/>
-            <w:proofErr w:type="gramEnd"/>
-            <w:r>
-              <w:rPr>
-                <w:rFonts w:ascii="Courier New" w:eastAsia="Courier New" w:hAnsi="Courier New" w:cs="Courier New"/>
-                <w:color w:val="D4D4D4"/>
-                <w:sz w:val="18"/>
-                <w:szCs w:val="18"/>
-                <w:lang w:val="en-US"/>
-              </w:rPr>
-              <w:t xml:space="preserve"> &lt; 50 AND c.name = 'Sports'</w:t>
+              <w:t>WHERE p.price &lt; 50 AND c.name = 'Sports'</w:t>
             </w:r>
           </w:p>
         </w:tc>
@@ -17128,7 +15225,7 @@
           <w:sz w:val="20"/>
           <w:szCs w:val="20"/>
         </w:rPr>
-        <w:t>9</w:t>
+        <w:t>8</w:t>
       </w:r>
       <w:r>
         <w:rPr>
@@ -17151,7 +15248,6 @@
         <w:spacing w:before="80" w:after="80" w:line="276" w:lineRule="auto"/>
       </w:pPr>
       <w:r>
-        <w:lastRenderedPageBreak/>
         <w:t>HQL gerado pelo Hibernate Assistant (correto):</w:t>
       </w:r>
     </w:p>
@@ -17276,29 +15372,7 @@
                 <w:sz w:val="18"/>
                 <w:szCs w:val="18"/>
               </w:rPr>
-              <w:t xml:space="preserve">WHERE </w:t>
-            </w:r>
-            <w:proofErr w:type="spellStart"/>
-            <w:proofErr w:type="gramStart"/>
-            <w:r>
-              <w:rPr>
-                <w:rFonts w:ascii="Courier New" w:eastAsia="Courier New" w:hAnsi="Courier New" w:cs="Courier New"/>
-                <w:color w:val="D4D4D4"/>
-                <w:sz w:val="18"/>
-                <w:szCs w:val="18"/>
-              </w:rPr>
-              <w:t>p.price</w:t>
-            </w:r>
-            <w:proofErr w:type="spellEnd"/>
-            <w:proofErr w:type="gramEnd"/>
-            <w:r>
-              <w:rPr>
-                <w:rFonts w:ascii="Courier New" w:eastAsia="Courier New" w:hAnsi="Courier New" w:cs="Courier New"/>
-                <w:color w:val="D4D4D4"/>
-                <w:sz w:val="18"/>
-                <w:szCs w:val="18"/>
-              </w:rPr>
-              <w:t xml:space="preserve"> &lt; 50</w:t>
+              <w:t>WHERE p.price &lt; 50</w:t>
             </w:r>
           </w:p>
         </w:tc>
@@ -17398,27 +15472,7 @@
                 <w:sz w:val="18"/>
                 <w:szCs w:val="18"/>
               </w:rPr>
-              <w:t xml:space="preserve">-- </w:t>
-            </w:r>
-            <w:proofErr w:type="gramStart"/>
-            <w:r>
-              <w:rPr>
-                <w:rFonts w:ascii="Courier New" w:eastAsia="Courier New" w:hAnsi="Courier New" w:cs="Courier New"/>
-                <w:color w:val="D4D4D4"/>
-                <w:sz w:val="18"/>
-                <w:szCs w:val="18"/>
-              </w:rPr>
-              <w:t>p.category.name</w:t>
-            </w:r>
-            <w:proofErr w:type="gramEnd"/>
-            <w:r>
-              <w:rPr>
-                <w:rFonts w:ascii="Courier New" w:eastAsia="Courier New" w:hAnsi="Courier New" w:cs="Courier New"/>
-                <w:color w:val="D4D4D4"/>
-                <w:sz w:val="18"/>
-                <w:szCs w:val="18"/>
-              </w:rPr>
-              <w:t xml:space="preserve"> é uma path expression JPA</w:t>
+              <w:t>-- p.category.name é uma path expression JPA</w:t>
             </w:r>
           </w:p>
         </w:tc>
@@ -17546,7 +15600,7 @@
           <w:sz w:val="20"/>
           <w:szCs w:val="20"/>
         </w:rPr>
-        <w:t>Código 1</w:t>
+        <w:t xml:space="preserve">Código </w:t>
       </w:r>
       <w:r>
         <w:rPr>
@@ -17556,7 +15610,7 @@
           <w:sz w:val="20"/>
           <w:szCs w:val="20"/>
         </w:rPr>
-        <w:t>0</w:t>
+        <w:t>9</w:t>
       </w:r>
       <w:r>
         <w:rPr>
@@ -18190,7 +16244,7 @@
               </wp:anchor>
             </w:drawing>
           </mc:Choice>
-          <mc:Fallback xmlns:ns9="http://schemas.openxmlformats.org/drawingml/2006/picture" xmlns:ns5="http://schemas.openxmlformats.org/drawingml/2006/main" xmlns:ns11="http://schemas.microsoft.com/office/drawing/2010/main">
+          <mc:Fallback xmlns:ns11="http://schemas.microsoft.com/office/drawing/2010/main" xmlns:ns5="http://schemas.openxmlformats.org/drawingml/2006/main" xmlns:ns9="http://schemas.openxmlformats.org/drawingml/2006/picture">
             <w:pict>
               <v:line w14:anchorId="2E235C5D" id="Conexão Reta 3" o:spid="_x0000_s1026" style="position:absolute;z-index:251686912;visibility:visible;mso-wrap-style:square;mso-wrap-distance-left:9pt;mso-wrap-distance-top:0;mso-wrap-distance-right:9pt;mso-wrap-distance-bottom:0;mso-position-horizontal:absolute;mso-position-horizontal-relative:text;mso-position-vertical:absolute;mso-position-vertical-relative:text" from="0,-.05pt" to="484.2pt,-.05pt" o:gfxdata="UEsDBBQABgAIAAAAIQC2gziS/gAAAOEBAAATAAAAW0NvbnRlbnRfVHlwZXNdLnhtbJSRQU7DMBBF 90jcwfIWJU67QAgl6YK0S0CoHGBkTxKLZGx5TGhvj5O2G0SRWNoz/78nu9wcxkFMGNg6quQqL6RA 0s5Y6ir5vt9lD1JwBDIwOMJKHpHlpr69KfdHjyxSmriSfYz+USnWPY7AufNIadK6MEJMx9ApD/oD OlTrorhX2lFEilmcO2RdNtjC5xDF9pCuTyYBB5bi6bQ4syoJ3g9WQ0ymaiLzg5KdCXlKLjvcW893 SUOqXwnz5DrgnHtJTxOsQfEKIT7DmDSUCaxw7Rqn8787ZsmRM9e2VmPeBN4uqYvTtW7jvijg9N/y JsXecLq0q+WD6m8AAAD//wMAUEsDBBQABgAIAAAAIQA4/SH/1gAAAJQBAAALAAAAX3JlbHMvLnJl bHOkkMFqwzAMhu+DvYPRfXGawxijTi+j0GvpHsDYimMaW0Yy2fr2M4PBMnrbUb/Q94l/f/hMi1qR JVI2sOt6UJgd+ZiDgffL8ekFlFSbvV0oo4EbChzGx4f9GRdb25HMsYhqlCwG5lrLq9biZkxWOiqY 22YiTra2kYMu1l1tQD30/bPm3wwYN0x18gb45AdQl1tp5j/sFB2T0FQ7R0nTNEV3j6o9feQzro1i OWA14Fm+Q8a1a8+Bvu/d/dMb2JY5uiPbhG/ktn4cqGU/er3pcvwCAAD//wMAUEsDBBQABgAIAAAA IQCZ2PQonAEAAJQDAAAOAAAAZHJzL2Uyb0RvYy54bWysU01P3DAQvVfqf7B8Z5MAQm202T2A4FK1 qMAPMM54Y8n2WLbZZP99x97dLGorIRAXxx/z3sx7M1muJ2vYFkLU6DreLGrOwEnstdt0/Onx9uwb ZzEJ1wuDDjq+g8jXq69flqNv4RwHND0ERiQutqPv+JCSb6sqygGsiAv04OhRYbAi0TFsqj6Ikdit qc7r+qoaMfQ+oIQY6fZm/8hXhV8pkOmXUhESMx2n2lJZQ1mf81qtlqLdBOEHLQ9liA9UYYV2lHSm uhFJsJeg/6GyWgaMqNJCoq1QKS2haCA1Tf2XmodBeChayJzoZ5vi59HKn9trdx/IhtHHNvr7kFVM Ktj8pfrYVMzazWbBlJiky6vm8vvFJXkqj2/VCehDTHeAluVNx412WYdoxfZHTJSMQo8hdDilLru0 M5CDjfsNiumekjUFXaYCrk1gW0H9FFKCS03uIfGV6AxT2pgZWL8NPMRnKJSJeQ94RpTM6NIMttph +F/2NB1LVvv4owN73dmCZ+x3pSnFGmp9UXgY0zxbr88FfvqZVn8AAAD//wMAUEsDBBQABgAIAAAA IQCasyRQ4AAAAAkBAAAPAAAAZHJzL2Rvd25yZXYueG1sTI9Ba8JAEIXvhf6HZQq96UYpYmM2IpZS KxSpFfS4ZqdJ2uxs2F1N/Pcde2kvA4/He/O+bN7bRpzRh9qRgtEwAYFUOFNTqWD38TyYgghRk9GN I1RwwQDz/PYm06lxHb3jeRtLwSUUUq2girFNpQxFhVaHoWuR2Pt03urI0pfSeN1xuW3kOEkm0uqa +EOlW1xWWHxvT1bBm1+tlov15Ys2B9vtx+v95rV/Uer+rn+a8VnMQETs418Crgy8H3IednQnMkE0 CpgmKhiMQLD5OJk+gDj+apln8j9B/gMAAP//AwBQSwECLQAUAAYACAAAACEAtoM4kv4AAADhAQAA EwAAAAAAAAAAAAAAAAAAAAAAW0NvbnRlbnRfVHlwZXNdLnhtbFBLAQItABQABgAIAAAAIQA4/SH/ 1gAAAJQBAAALAAAAAAAAAAAAAAAAAC8BAABfcmVscy8ucmVsc1BLAQItABQABgAIAAAAIQCZ2PQo nAEAAJQDAAAOAAAAAAAAAAAAAAAAAC4CAABkcnMvZTJvRG9jLnhtbFBLAQItABQABgAIAAAAIQCa syRQ4AAAAAkBAAAPAAAAAAAAAAAAAAAAAPYDAABkcnMvZG93bnJldi54bWxQSwUGAAAAAAQABADz AAAAAwUAAAAA " strokecolor="#156082 [3204]" strokeweight=".5pt">
                 <v:stroke joinstyle="miter"/>
@@ -18836,163 +16890,23 @@
         </mc:AlternateContent>
       </w:r>
       <w:r>
-        <w:t xml:space="preserve">Uma das vantagens práticas mais relevantes do </w:t>
-      </w:r>
-      <w:proofErr w:type="spellStart"/>
-      <w:r>
-        <w:t>Hibernate</w:t>
-      </w:r>
-      <w:proofErr w:type="spellEnd"/>
-      <w:r>
-        <w:t xml:space="preserve"> </w:t>
-      </w:r>
-      <w:proofErr w:type="spellStart"/>
-      <w:r>
-        <w:t>Assistant</w:t>
-      </w:r>
-      <w:proofErr w:type="spellEnd"/>
-      <w:r>
-        <w:t xml:space="preserve"> face a soluções genéricas de acesso a bases de dados por AI é o controlo sobre o que o LLM pode ver e fazer — mesmo que as entidades estejam completamente mapeadas na aplicação. Este controlo é garantido por três camadas independentes, todas naturais no ecossistema Spring/</w:t>
-      </w:r>
-      <w:proofErr w:type="spellStart"/>
-      <w:r>
-        <w:t>Hibernate</w:t>
-      </w:r>
-      <w:proofErr w:type="spellEnd"/>
-      <w:r>
-        <w:t>.</w:t>
+        <w:t>Uma das vantagens práticas mais relevantes do Hibernate Assistant face a soluções genéricas de acesso a bases de dados por AI é o controlo sobre o que o LLM pode ver e fazer — mesmo que as entidades estejam completamente mapeadas na aplicação. Este controlo é garantido por três camadas independentes, todas naturais no ecossistema Spring/Hibernate.</w:t>
       </w:r>
     </w:p>
     <w:p>
       <w:pPr>
         <w:spacing w:before="80"/>
       </w:pPr>
-      <w:proofErr w:type="spellStart"/>
-      <w:r>
-        <w:t>Whitelist</w:t>
-      </w:r>
-      <w:proofErr w:type="spellEnd"/>
-      <w:r>
-        <w:t xml:space="preserve"> de entidades: o </w:t>
-      </w:r>
-      <w:proofErr w:type="spellStart"/>
-      <w:r>
-        <w:t>HibernateQueryTool</w:t>
-      </w:r>
-      <w:proofErr w:type="spellEnd"/>
-      <w:r>
-        <w:t xml:space="preserve"> mantém um Set&lt;</w:t>
-      </w:r>
-      <w:proofErr w:type="spellStart"/>
-      <w:r>
-        <w:t>String</w:t>
-      </w:r>
-      <w:proofErr w:type="spellEnd"/>
-      <w:r>
-        <w:t xml:space="preserve">&gt; com os nomes das entidades que o LLM está autorizado a consultar. Antes de qualquer </w:t>
-      </w:r>
-      <w:proofErr w:type="spellStart"/>
-      <w:r>
-        <w:t>query</w:t>
-      </w:r>
-      <w:proofErr w:type="spellEnd"/>
-      <w:r>
-        <w:t xml:space="preserve"> chegar ao </w:t>
-      </w:r>
-      <w:proofErr w:type="spellStart"/>
-      <w:r>
-        <w:t>Hibernate</w:t>
-      </w:r>
-      <w:proofErr w:type="spellEnd"/>
-      <w:r>
-        <w:t xml:space="preserve">, o método </w:t>
-      </w:r>
-      <w:proofErr w:type="spellStart"/>
-      <w:proofErr w:type="gramStart"/>
-      <w:r>
-        <w:t>validateEntityWhitelist</w:t>
-      </w:r>
-      <w:proofErr w:type="spellEnd"/>
-      <w:r>
-        <w:t>(</w:t>
-      </w:r>
-      <w:proofErr w:type="gramEnd"/>
-      <w:r>
-        <w:t xml:space="preserve">) analisa o HQL gerado pelo modelo e rejeita qualquer referência a entidades fora da lista — mesmo que essas entidades tenham @Entity válido na aplicação. Basta remover </w:t>
-      </w:r>
-      <w:proofErr w:type="spellStart"/>
-      <w:r>
-        <w:t>Product</w:t>
-      </w:r>
-      <w:proofErr w:type="spellEnd"/>
-      <w:r>
-        <w:t xml:space="preserve"> da lista para que o LLM deixe imediatamente de conseguir consultá-la, sem tocar no modelo de domínio.</w:t>
+      <w:r>
+        <w:t>Whitelist de entidades: o HibernateQueryTool mantém um Set&lt;String&gt; com os nomes das entidades que o LLM está autorizado a consultar. Antes de qualquer query chegar ao Hibernate, o método validateEntityWhitelist() analisa o HQL gerado pelo modelo e rejeita qualquer referência a entidades fora da lista — mesmo que essas entidades tenham @Entity válido na aplicação. Basta remover Product da lista para que o LLM deixe imediatamente de conseguir consultá-la, sem tocar no modelo de domínio.</w:t>
       </w:r>
     </w:p>
     <w:p>
       <w:pPr>
         <w:spacing w:before="80"/>
       </w:pPr>
-      <w:proofErr w:type="spellStart"/>
-      <w:r>
-        <w:t>Blacklist</w:t>
-      </w:r>
-      <w:proofErr w:type="spellEnd"/>
-      <w:r>
-        <w:t xml:space="preserve"> de campos: para campos individuais dentro de entidades permitidas, o </w:t>
-      </w:r>
-      <w:proofErr w:type="spellStart"/>
-      <w:r>
-        <w:t>HibernateQueryTool</w:t>
-      </w:r>
-      <w:proofErr w:type="spellEnd"/>
-      <w:r>
-        <w:t xml:space="preserve"> mantém um RESTRICTED_FIELDS com os nomes dos campos que o LLM não pode referenciar. O método </w:t>
-      </w:r>
-      <w:proofErr w:type="spellStart"/>
-      <w:proofErr w:type="gramStart"/>
-      <w:r>
-        <w:t>validateFieldBlacklist</w:t>
-      </w:r>
-      <w:proofErr w:type="spellEnd"/>
-      <w:r>
-        <w:t>(</w:t>
-      </w:r>
-      <w:proofErr w:type="gramEnd"/>
-      <w:r>
-        <w:t xml:space="preserve">) percorre essa lista e usa </w:t>
-      </w:r>
-      <w:proofErr w:type="spellStart"/>
-      <w:r>
-        <w:t>word-boundary</w:t>
-      </w:r>
-      <w:proofErr w:type="spellEnd"/>
-      <w:r>
-        <w:t xml:space="preserve"> </w:t>
-      </w:r>
-      <w:proofErr w:type="spellStart"/>
-      <w:r>
-        <w:t>matching</w:t>
-      </w:r>
-      <w:proofErr w:type="spellEnd"/>
-      <w:r>
-        <w:t xml:space="preserve"> para detetar referências ao campo em qualquer parte do HQL — SELECT, WHERE, ORDER BY ou expressões como </w:t>
-      </w:r>
-      <w:proofErr w:type="spellStart"/>
-      <w:r>
-        <w:t>p.costPrice</w:t>
-      </w:r>
-      <w:proofErr w:type="spellEnd"/>
-      <w:r>
-        <w:t xml:space="preserve">. Os campos continuam mapeados na entidade e acessíveis pela aplicação; a restrição aplica-se apenas às </w:t>
-      </w:r>
-      <w:proofErr w:type="spellStart"/>
-      <w:r>
-        <w:t>queries</w:t>
-      </w:r>
-      <w:proofErr w:type="spellEnd"/>
-      <w:r>
-        <w:t xml:space="preserve"> geradas pelo LLM.</w:t>
+      <w:r>
+        <w:t>Blacklist de campos: para campos individuais dentro de entidades permitidas, o HibernateQueryTool mantém um RESTRICTED_FIELDS com os nomes dos campos que o LLM não pode referenciar. O método validateFieldBlacklist() percorre essa lista e usa word-boundary matching para detetar referências ao campo em qualquer parte do HQL — SELECT, WHERE, ORDER BY ou expressões como p.costPrice. Os campos continuam mapeados na entidade e acessíveis pela aplicação; a restrição aplica-se apenas às queries geradas pelo LLM.</w:t>
       </w:r>
     </w:p>
     <w:p>
@@ -19000,47 +16914,7 @@
         <w:spacing w:before="80"/>
       </w:pPr>
       <w:r>
-        <w:t xml:space="preserve">Proteção de escrita — duas camadas: o </w:t>
-      </w:r>
-      <w:proofErr w:type="spellStart"/>
-      <w:r>
-        <w:t>HibernateQueryTool</w:t>
-      </w:r>
-      <w:proofErr w:type="spellEnd"/>
-      <w:r>
-        <w:t xml:space="preserve"> rejeita qualquer </w:t>
-      </w:r>
-      <w:proofErr w:type="spellStart"/>
-      <w:r>
-        <w:t>query</w:t>
-      </w:r>
-      <w:proofErr w:type="spellEnd"/>
-      <w:r>
-        <w:t xml:space="preserve"> que não comece por SELECT ou FROM (camada de texto). No projeto Spring AI, @</w:t>
-      </w:r>
-      <w:proofErr w:type="gramStart"/>
-      <w:r>
-        <w:t>Transactional(</w:t>
-      </w:r>
-      <w:proofErr w:type="gramEnd"/>
-      <w:r>
-        <w:t xml:space="preserve">readOnly = </w:t>
-      </w:r>
-      <w:proofErr w:type="spellStart"/>
-      <w:r>
-        <w:t>true</w:t>
-      </w:r>
-      <w:proofErr w:type="spellEnd"/>
-      <w:r>
-        <w:t xml:space="preserve">) adiciona uma segunda barreira a nível do motor de transações — mesmo que a validação de texto falhe, o </w:t>
-      </w:r>
-      <w:proofErr w:type="spellStart"/>
-      <w:r>
-        <w:t>Hibernate</w:t>
-      </w:r>
-      <w:proofErr w:type="spellEnd"/>
-      <w:r>
-        <w:t xml:space="preserve"> recusa qualquer tentativa de escrita na base de dados.</w:t>
+        <w:t>Proteção de escrita — duas camadas: o HibernateQueryTool rejeita qualquer query que não comece por SELECT ou FROM (camada de texto). No projeto Spring AI, @Transactional(readOnly = true) adiciona uma segunda barreira a nível do motor de transações — mesmo que a validação de texto falhe, o Hibernate recusa qualquer tentativa de escrita na base de dados.</w:t>
       </w:r>
     </w:p>
     <w:p>
@@ -19048,50 +16922,8 @@
         <w:spacing w:before="80"/>
       </w:pPr>
       <w:r>
-        <w:t xml:space="preserve">Comparado com um MCP PostgreSQL, que expõe diretamente a ligação à base de dados — todas as tabelas, todas as colunas, e potencialmente operações de escrita — o </w:t>
-      </w:r>
-      <w:proofErr w:type="spellStart"/>
-      <w:r>
-        <w:t>Hibernate</w:t>
-      </w:r>
-      <w:proofErr w:type="spellEnd"/>
-      <w:r>
-        <w:t xml:space="preserve"> </w:t>
-      </w:r>
-      <w:proofErr w:type="spellStart"/>
-      <w:r>
-        <w:t>Assistant</w:t>
-      </w:r>
-      <w:proofErr w:type="spellEnd"/>
-      <w:r>
-        <w:t xml:space="preserve"> inverte este modelo: o LLM só consegue aceder ao que está explicitamente permitido no </w:t>
-      </w:r>
-      <w:proofErr w:type="spellStart"/>
-      <w:r>
-        <w:t>whitelist</w:t>
-      </w:r>
-      <w:proofErr w:type="spellEnd"/>
-      <w:r>
-        <w:t xml:space="preserve">, independentemente do que existe no </w:t>
-      </w:r>
-      <w:proofErr w:type="spellStart"/>
-      <w:r>
-        <w:t>schema</w:t>
-      </w:r>
-      <w:proofErr w:type="spellEnd"/>
-      <w:r>
-        <w:t>.</w:t>
-      </w:r>
-    </w:p>
-    <w:p>
-      <w:pPr>
-        <w:spacing w:before="80"/>
-      </w:pPr>
-    </w:p>
-    <w:p>
-      <w:pPr>
-        <w:spacing w:before="80"/>
-      </w:pPr>
+        <w:t>Comparado com um MCP PostgreSQL, que expõe diretamente a ligação à base de dados — todas as tabelas, todas as colunas, e potencialmente operações de escrita — o Hibernate Assistant inverte este modelo: o LLM só consegue aceder ao que está explicitamente permitido no whitelist, independentemente do que existe no schema.</w:t>
+      </w:r>
     </w:p>
     <w:p>
       <w:pPr>
@@ -19178,10 +17010,12 @@
                 <w:szCs w:val="18"/>
                 <w:lang w:val="en-US"/>
               </w:rPr>
-              <w:t xml:space="preserve">private static final Set&lt;String&gt; ALLOWED_ENTITIES = </w:t>
-            </w:r>
-            <w:proofErr w:type="spellStart"/>
-            <w:r>
+              <w:t>private static final Set&lt;String&gt; ALLOWED_ENTITIES = Set.of("Product", "Category");</w:t>
+            </w:r>
+          </w:p>
+          <w:p>
+            <w:pPr>
+              <w:spacing w:before="20" w:after="20"/>
               <w:rPr>
                 <w:rFonts w:ascii="Courier New" w:hAnsi="Courier New" w:cs="Courier New"/>
                 <w:color w:val="FFFFFF" w:themeColor="background1"/>
@@ -19189,10 +17023,11 @@
                 <w:szCs w:val="18"/>
                 <w:lang w:val="en-US"/>
               </w:rPr>
-              <w:t>Set.of</w:t>
-            </w:r>
-            <w:proofErr w:type="spellEnd"/>
-            <w:r>
+            </w:pPr>
+          </w:p>
+          <w:p>
+            <w:pPr>
+              <w:spacing w:before="20" w:after="20"/>
               <w:rPr>
                 <w:rFonts w:ascii="Courier New" w:hAnsi="Courier New" w:cs="Courier New"/>
                 <w:color w:val="FFFFFF" w:themeColor="background1"/>
@@ -19200,9 +17035,7 @@
                 <w:szCs w:val="18"/>
                 <w:lang w:val="en-US"/>
               </w:rPr>
-              <w:t>("Product", "Category"</w:t>
-            </w:r>
-            <w:proofErr w:type="gramStart"/>
+            </w:pPr>
             <w:r>
               <w:rPr>
                 <w:rFonts w:ascii="Courier New" w:hAnsi="Courier New" w:cs="Courier New"/>
@@ -19211,13 +17044,11 @@
                 <w:szCs w:val="18"/>
                 <w:lang w:val="en-US"/>
               </w:rPr>
-              <w:t>);</w:t>
-            </w:r>
-            <w:proofErr w:type="gramEnd"/>
-          </w:p>
-          <w:p>
-            <w:pPr>
-              <w:spacing w:before="20" w:after="20"/>
+              <w:t>// ── Field blacklist: these fields are blocked even in allowed entities ───</w:t>
+            </w:r>
+          </w:p>
+          <w:p>
+            <w:pPr>
               <w:rPr>
                 <w:rFonts w:ascii="Courier New" w:hAnsi="Courier New" w:cs="Courier New"/>
                 <w:color w:val="FFFFFF" w:themeColor="background1"/>
@@ -19226,10 +17057,7 @@
                 <w:lang w:val="en-US"/>
               </w:rPr>
             </w:pPr>
-          </w:p>
-          <w:p>
-            <w:pPr>
-              <w:spacing w:before="20" w:after="20"/>
+            <w:r>
               <w:rPr>
                 <w:rFonts w:ascii="Courier New" w:hAnsi="Courier New" w:cs="Courier New"/>
                 <w:color w:val="FFFFFF" w:themeColor="background1"/>
@@ -19237,116 +17065,8 @@
                 <w:szCs w:val="18"/>
                 <w:lang w:val="en-US"/>
               </w:rPr>
-            </w:pPr>
-            <w:r>
-              <w:rPr>
-                <w:rFonts w:ascii="Courier New" w:hAnsi="Courier New" w:cs="Courier New"/>
-                <w:color w:val="FFFFFF" w:themeColor="background1"/>
-                <w:sz w:val="18"/>
-                <w:szCs w:val="18"/>
-                <w:lang w:val="en-US"/>
-              </w:rPr>
-              <w:t>// ── Field blacklist: these fields are blocked even in allowed entities ───</w:t>
-            </w:r>
-          </w:p>
-          <w:p>
-            <w:pPr>
-              <w:rPr>
-                <w:rFonts w:ascii="Courier New" w:hAnsi="Courier New" w:cs="Courier New"/>
-                <w:color w:val="FFFFFF" w:themeColor="background1"/>
-                <w:sz w:val="18"/>
-                <w:szCs w:val="18"/>
-                <w:lang w:val="en-US"/>
-              </w:rPr>
-            </w:pPr>
-            <w:r>
-              <w:rPr>
-                <w:rFonts w:ascii="Courier New" w:hAnsi="Courier New" w:cs="Courier New"/>
-                <w:color w:val="FFFFFF" w:themeColor="background1"/>
-                <w:sz w:val="18"/>
-                <w:szCs w:val="18"/>
-                <w:lang w:val="en-US"/>
-              </w:rPr>
-              <w:t xml:space="preserve">private static final Set&lt;String&gt; RESTRICTED_FIELDS = </w:t>
-            </w:r>
-            <w:proofErr w:type="spellStart"/>
-            <w:r>
-              <w:rPr>
-                <w:rFonts w:ascii="Courier New" w:hAnsi="Courier New" w:cs="Courier New"/>
-                <w:color w:val="FFFFFF" w:themeColor="background1"/>
-                <w:sz w:val="18"/>
-                <w:szCs w:val="18"/>
-                <w:lang w:val="en-US"/>
-              </w:rPr>
-              <w:t>Set.of</w:t>
-            </w:r>
-            <w:proofErr w:type="spellEnd"/>
-            <w:r>
-              <w:rPr>
-                <w:rFonts w:ascii="Courier New" w:hAnsi="Courier New" w:cs="Courier New"/>
-                <w:color w:val="FFFFFF" w:themeColor="background1"/>
-                <w:sz w:val="18"/>
-                <w:szCs w:val="18"/>
-                <w:lang w:val="en-US"/>
-              </w:rPr>
-              <w:t>("</w:t>
-            </w:r>
-            <w:proofErr w:type="spellStart"/>
-            <w:r>
-              <w:rPr>
-                <w:rFonts w:ascii="Courier New" w:hAnsi="Courier New" w:cs="Courier New"/>
-                <w:color w:val="FFFFFF" w:themeColor="background1"/>
-                <w:sz w:val="18"/>
-                <w:szCs w:val="18"/>
-                <w:lang w:val="en-US"/>
-              </w:rPr>
-              <w:t>costPrice</w:t>
-            </w:r>
-            <w:proofErr w:type="spellEnd"/>
-            <w:r>
-              <w:rPr>
-                <w:rFonts w:ascii="Courier New" w:hAnsi="Courier New" w:cs="Courier New"/>
-                <w:color w:val="FFFFFF" w:themeColor="background1"/>
-                <w:sz w:val="18"/>
-                <w:szCs w:val="18"/>
-                <w:lang w:val="en-US"/>
-              </w:rPr>
-              <w:t>", "</w:t>
-            </w:r>
-            <w:proofErr w:type="spellStart"/>
-            <w:r>
-              <w:rPr>
-                <w:rFonts w:ascii="Courier New" w:hAnsi="Courier New" w:cs="Courier New"/>
-                <w:color w:val="FFFFFF" w:themeColor="background1"/>
-                <w:sz w:val="18"/>
-                <w:szCs w:val="18"/>
-                <w:lang w:val="en-US"/>
-              </w:rPr>
-              <w:t>supplierCode</w:t>
-            </w:r>
-            <w:proofErr w:type="spellEnd"/>
-            <w:r>
-              <w:rPr>
-                <w:rFonts w:ascii="Courier New" w:hAnsi="Courier New" w:cs="Courier New"/>
-                <w:color w:val="FFFFFF" w:themeColor="background1"/>
-                <w:sz w:val="18"/>
-                <w:szCs w:val="18"/>
-                <w:lang w:val="en-US"/>
-              </w:rPr>
-              <w:t>"</w:t>
-            </w:r>
-            <w:proofErr w:type="gramStart"/>
-            <w:r>
-              <w:rPr>
-                <w:rFonts w:ascii="Courier New" w:hAnsi="Courier New" w:cs="Courier New"/>
-                <w:color w:val="FFFFFF" w:themeColor="background1"/>
-                <w:sz w:val="18"/>
-                <w:szCs w:val="18"/>
-                <w:lang w:val="en-US"/>
-              </w:rPr>
-              <w:t>);</w:t>
-            </w:r>
-            <w:proofErr w:type="gramEnd"/>
+              <w:t>private static final Set&lt;String&gt; RESTRICTED_FIELDS = Set.of("costPrice", "supplierCode");</w:t>
+            </w:r>
           </w:p>
           <w:p>
             <w:pPr>
@@ -19407,17 +17127,7 @@
                 <w:lang w:val="en-US"/>
               </w:rPr>
               <w:br/>
-              <w:t xml:space="preserve">  </w:t>
-            </w:r>
-            <w:proofErr w:type="spellStart"/>
-            <w:r>
-              <w:rPr>
-                <w:color w:val="FFFFFF" w:themeColor="background1"/>
-                <w:sz w:val="18"/>
-                <w:szCs w:val="18"/>
-                <w:lang w:val="en-US"/>
-              </w:rPr>
-              <w:t>Pattern.</w:t>
+              <w:t xml:space="preserve">  Pattern.</w:t>
             </w:r>
             <w:r>
               <w:rPr>
@@ -19430,7 +17140,6 @@
               </w:rPr>
               <w:t>compile</w:t>
             </w:r>
-            <w:proofErr w:type="spellEnd"/>
             <w:r>
               <w:rPr>
                 <w:color w:val="FFFFFF" w:themeColor="background1"/>
@@ -19440,7 +17149,6 @@
               </w:rPr>
               <w:t>("</w:t>
             </w:r>
-            <w:proofErr w:type="gramStart"/>
             <w:r>
               <w:rPr>
                 <w:color w:val="FFFFFF" w:themeColor="background1"/>
@@ -19449,59 +17157,16 @@
                 <w:shd w:val="clear" w:color="auto" w:fill="293C40"/>
                 <w:lang w:val="en-US"/>
               </w:rPr>
-              <w:t>(?:</w:t>
-            </w:r>
-            <w:proofErr w:type="gramEnd"/>
+              <w:t>(?:FROM|JOIN(?:\\s+FETCH)?)\\s+(\\w+)</w:t>
+            </w:r>
             <w:r>
               <w:rPr>
                 <w:color w:val="FFFFFF" w:themeColor="background1"/>
                 <w:sz w:val="18"/>
                 <w:szCs w:val="18"/>
-                <w:shd w:val="clear" w:color="auto" w:fill="293C40"/>
-                <w:lang w:val="en-US"/>
-              </w:rPr>
-              <w:t>FROM|JOIN(?:\\</w:t>
-            </w:r>
-            <w:proofErr w:type="spellStart"/>
-            <w:r>
-              <w:rPr>
-                <w:color w:val="FFFFFF" w:themeColor="background1"/>
-                <w:sz w:val="18"/>
-                <w:szCs w:val="18"/>
-                <w:shd w:val="clear" w:color="auto" w:fill="293C40"/>
-                <w:lang w:val="en-US"/>
-              </w:rPr>
-              <w:t>s+FETCH</w:t>
-            </w:r>
-            <w:proofErr w:type="spellEnd"/>
-            <w:r>
-              <w:rPr>
-                <w:color w:val="FFFFFF" w:themeColor="background1"/>
-                <w:sz w:val="18"/>
-                <w:szCs w:val="18"/>
-                <w:shd w:val="clear" w:color="auto" w:fill="293C40"/>
-                <w:lang w:val="en-US"/>
-              </w:rPr>
-              <w:t>)?)\\s+(\\w+)</w:t>
-            </w:r>
-            <w:r>
-              <w:rPr>
-                <w:color w:val="FFFFFF" w:themeColor="background1"/>
-                <w:sz w:val="18"/>
-                <w:szCs w:val="18"/>
-                <w:lang w:val="en-US"/>
-              </w:rPr>
-              <w:t xml:space="preserve">", </w:t>
-            </w:r>
-            <w:proofErr w:type="spellStart"/>
-            <w:r>
-              <w:rPr>
-                <w:color w:val="FFFFFF" w:themeColor="background1"/>
-                <w:sz w:val="18"/>
-                <w:szCs w:val="18"/>
-                <w:lang w:val="en-US"/>
-              </w:rPr>
-              <w:t>Pattern.</w:t>
+                <w:lang w:val="en-US"/>
+              </w:rPr>
+              <w:t>", Pattern.</w:t>
             </w:r>
             <w:r>
               <w:rPr>
@@ -19514,7 +17179,6 @@
               </w:rPr>
               <w:t>CASE_INSENSITIVE</w:t>
             </w:r>
-            <w:proofErr w:type="spellEnd"/>
             <w:r>
               <w:rPr>
                 <w:color w:val="FFFFFF" w:themeColor="background1"/>
@@ -19554,63 +17218,7 @@
                 <w:szCs w:val="18"/>
                 <w:lang w:val="en-US"/>
               </w:rPr>
-              <w:t xml:space="preserve">private String </w:t>
-            </w:r>
-            <w:proofErr w:type="spellStart"/>
-            <w:proofErr w:type="gramStart"/>
-            <w:r>
-              <w:rPr>
-                <w:rFonts w:ascii="Courier New" w:hAnsi="Courier New" w:cs="Courier New"/>
-                <w:color w:val="FFFFFF" w:themeColor="background1"/>
-                <w:sz w:val="18"/>
-                <w:szCs w:val="18"/>
-                <w:lang w:val="en-US"/>
-              </w:rPr>
-              <w:t>validateEntityWhitelist</w:t>
-            </w:r>
-            <w:proofErr w:type="spellEnd"/>
-            <w:r>
-              <w:rPr>
-                <w:rFonts w:ascii="Courier New" w:hAnsi="Courier New" w:cs="Courier New"/>
-                <w:color w:val="FFFFFF" w:themeColor="background1"/>
-                <w:sz w:val="18"/>
-                <w:szCs w:val="18"/>
-                <w:lang w:val="en-US"/>
-              </w:rPr>
-              <w:t>(</w:t>
-            </w:r>
-            <w:proofErr w:type="gramEnd"/>
-            <w:r>
-              <w:rPr>
-                <w:rFonts w:ascii="Courier New" w:hAnsi="Courier New" w:cs="Courier New"/>
-                <w:color w:val="FFFFFF" w:themeColor="background1"/>
-                <w:sz w:val="18"/>
-                <w:szCs w:val="18"/>
-                <w:lang w:val="en-US"/>
-              </w:rPr>
-              <w:t xml:space="preserve">String </w:t>
-            </w:r>
-            <w:proofErr w:type="spellStart"/>
-            <w:r>
-              <w:rPr>
-                <w:rFonts w:ascii="Courier New" w:hAnsi="Courier New" w:cs="Courier New"/>
-                <w:color w:val="FFFFFF" w:themeColor="background1"/>
-                <w:sz w:val="18"/>
-                <w:szCs w:val="18"/>
-                <w:lang w:val="en-US"/>
-              </w:rPr>
-              <w:t>hql</w:t>
-            </w:r>
-            <w:proofErr w:type="spellEnd"/>
-            <w:r>
-              <w:rPr>
-                <w:rFonts w:ascii="Courier New" w:hAnsi="Courier New" w:cs="Courier New"/>
-                <w:color w:val="FFFFFF" w:themeColor="background1"/>
-                <w:sz w:val="18"/>
-                <w:szCs w:val="18"/>
-                <w:lang w:val="en-US"/>
-              </w:rPr>
-              <w:t>) {</w:t>
+              <w:t>private String validateEntityWhitelist(String hql) {</w:t>
             </w:r>
           </w:p>
           <w:p>
@@ -19642,7 +17250,6 @@
               </w:rPr>
               <w:t xml:space="preserve">Matcher m = </w:t>
             </w:r>
-            <w:proofErr w:type="spellStart"/>
             <w:r>
               <w:rPr>
                 <w:i/>
@@ -19661,40 +17268,8 @@
                 <w:szCs w:val="18"/>
                 <w:lang w:val="en-US"/>
               </w:rPr>
-              <w:t>.matcher</w:t>
-            </w:r>
-            <w:proofErr w:type="spellEnd"/>
-            <w:r>
-              <w:rPr>
-                <w:color w:val="FFFFFF" w:themeColor="background1"/>
-                <w:sz w:val="18"/>
-                <w:szCs w:val="18"/>
-                <w:lang w:val="en-US"/>
-              </w:rPr>
-              <w:t>(</w:t>
-            </w:r>
-            <w:proofErr w:type="spellStart"/>
-            <w:r>
-              <w:rPr>
-                <w:color w:val="FFFFFF" w:themeColor="background1"/>
-                <w:sz w:val="18"/>
-                <w:szCs w:val="18"/>
-                <w:lang w:val="en-US"/>
-              </w:rPr>
-              <w:t>hql</w:t>
-            </w:r>
-            <w:proofErr w:type="spellEnd"/>
-            <w:proofErr w:type="gramStart"/>
-            <w:r>
-              <w:rPr>
-                <w:color w:val="FFFFFF" w:themeColor="background1"/>
-                <w:sz w:val="18"/>
-                <w:szCs w:val="18"/>
-                <w:lang w:val="en-US"/>
-              </w:rPr>
-              <w:t>);</w:t>
-            </w:r>
-            <w:proofErr w:type="gramEnd"/>
+              <w:t>.matcher(hql);</w:t>
+            </w:r>
           </w:p>
           <w:p>
             <w:pPr>
@@ -19714,6 +17289,7 @@
                 <w:szCs w:val="18"/>
                 <w:lang w:val="en-US"/>
               </w:rPr>
+              <w:lastRenderedPageBreak/>
               <w:t xml:space="preserve">    </w:t>
             </w:r>
             <w:r>
@@ -19724,11 +17300,11 @@
                 <w:szCs w:val="18"/>
                 <w:lang w:val="en-US"/>
               </w:rPr>
-              <w:t>while (</w:t>
-            </w:r>
-            <w:proofErr w:type="spellStart"/>
-            <w:proofErr w:type="gramStart"/>
-            <w:r>
+              <w:t>while (m.find()) {</w:t>
+            </w:r>
+          </w:p>
+          <w:p>
+            <w:pPr>
               <w:rPr>
                 <w:rFonts w:ascii="Courier New" w:hAnsi="Courier New" w:cs="Courier New"/>
                 <w:color w:val="FFFFFF" w:themeColor="background1"/>
@@ -19736,10 +17312,7 @@
                 <w:szCs w:val="18"/>
                 <w:lang w:val="en-US"/>
               </w:rPr>
-              <w:t>m.find</w:t>
-            </w:r>
-            <w:proofErr w:type="spellEnd"/>
-            <w:proofErr w:type="gramEnd"/>
+            </w:pPr>
             <w:r>
               <w:rPr>
                 <w:rFonts w:ascii="Courier New" w:hAnsi="Courier New" w:cs="Courier New"/>
@@ -19748,52 +17321,7 @@
                 <w:szCs w:val="18"/>
                 <w:lang w:val="en-US"/>
               </w:rPr>
-              <w:t>()) {</w:t>
-            </w:r>
-          </w:p>
-          <w:p>
-            <w:pPr>
-              <w:rPr>
-                <w:rFonts w:ascii="Courier New" w:hAnsi="Courier New" w:cs="Courier New"/>
-                <w:color w:val="FFFFFF" w:themeColor="background1"/>
-                <w:sz w:val="18"/>
-                <w:szCs w:val="18"/>
-                <w:lang w:val="en-US"/>
-              </w:rPr>
-            </w:pPr>
-            <w:r>
-              <w:rPr>
-                <w:rFonts w:ascii="Courier New" w:hAnsi="Courier New" w:cs="Courier New"/>
-                <w:color w:val="FFFFFF" w:themeColor="background1"/>
-                <w:sz w:val="18"/>
-                <w:szCs w:val="18"/>
-                <w:lang w:val="en-US"/>
-              </w:rPr>
-              <w:t xml:space="preserve">       String entity = </w:t>
-            </w:r>
-            <w:proofErr w:type="spellStart"/>
-            <w:proofErr w:type="gramStart"/>
-            <w:r>
-              <w:rPr>
-                <w:rFonts w:ascii="Courier New" w:hAnsi="Courier New" w:cs="Courier New"/>
-                <w:color w:val="FFFFFF" w:themeColor="background1"/>
-                <w:sz w:val="18"/>
-                <w:szCs w:val="18"/>
-                <w:lang w:val="en-US"/>
-              </w:rPr>
-              <w:t>m.group</w:t>
-            </w:r>
-            <w:proofErr w:type="spellEnd"/>
-            <w:proofErr w:type="gramEnd"/>
-            <w:r>
-              <w:rPr>
-                <w:rFonts w:ascii="Courier New" w:hAnsi="Courier New" w:cs="Courier New"/>
-                <w:color w:val="FFFFFF" w:themeColor="background1"/>
-                <w:sz w:val="18"/>
-                <w:szCs w:val="18"/>
-                <w:lang w:val="en-US"/>
-              </w:rPr>
-              <w:t>(1);</w:t>
+              <w:t xml:space="preserve">       String entity = m.group(1);</w:t>
             </w:r>
           </w:p>
           <w:p>
@@ -19814,19 +17342,8 @@
                 <w:szCs w:val="18"/>
                 <w:lang w:val="en-US"/>
               </w:rPr>
-              <w:t xml:space="preserve">      if </w:t>
-            </w:r>
-            <w:proofErr w:type="gramStart"/>
-            <w:r>
-              <w:rPr>
-                <w:color w:val="FFFFFF" w:themeColor="background1"/>
-                <w:sz w:val="18"/>
-                <w:szCs w:val="18"/>
-                <w:lang w:val="en-US"/>
-              </w:rPr>
-              <w:t>(!</w:t>
-            </w:r>
-            <w:proofErr w:type="spellStart"/>
+              <w:t xml:space="preserve">      if (!</w:t>
+            </w:r>
             <w:r>
               <w:rPr>
                 <w:i/>
@@ -19836,9 +17353,58 @@
                 <w:szCs w:val="18"/>
                 <w:lang w:val="en-US"/>
               </w:rPr>
-              <w:t>ALLOWED</w:t>
-            </w:r>
-            <w:proofErr w:type="gramEnd"/>
+              <w:t>ALLOWED_ENTITIES</w:t>
+            </w:r>
+            <w:r>
+              <w:rPr>
+                <w:color w:val="FFFFFF" w:themeColor="background1"/>
+                <w:sz w:val="18"/>
+                <w:szCs w:val="18"/>
+                <w:lang w:val="en-US"/>
+              </w:rPr>
+              <w:t>.contains(entity)) {</w:t>
+            </w:r>
+            <w:r>
+              <w:rPr>
+                <w:color w:val="FFFFFF" w:themeColor="background1"/>
+                <w:sz w:val="18"/>
+                <w:szCs w:val="18"/>
+                <w:lang w:val="en-US"/>
+              </w:rPr>
+              <w:br/>
+              <w:t xml:space="preserve">        return "ERROR: Entity '" + entity </w:t>
+            </w:r>
+          </w:p>
+          <w:p>
+            <w:pPr>
+              <w:pStyle w:val="HTMLpr-formatado"/>
+              <w:shd w:val="clear" w:color="auto" w:fill="1E1F22"/>
+              <w:rPr>
+                <w:color w:val="FFFFFF" w:themeColor="background1"/>
+                <w:sz w:val="18"/>
+                <w:szCs w:val="18"/>
+                <w:lang w:val="en-US"/>
+              </w:rPr>
+            </w:pPr>
+            <w:r>
+              <w:rPr>
+                <w:color w:val="FFFFFF" w:themeColor="background1"/>
+                <w:sz w:val="18"/>
+                <w:szCs w:val="18"/>
+                <w:lang w:val="en-US"/>
+              </w:rPr>
+              <w:t xml:space="preserve">         + "' is not accessible via   this assistant. "</w:t>
+            </w:r>
+            <w:r>
+              <w:rPr>
+                <w:color w:val="FFFFFF" w:themeColor="background1"/>
+                <w:sz w:val="18"/>
+                <w:szCs w:val="18"/>
+                <w:lang w:val="en-US"/>
+              </w:rPr>
+              <w:br/>
+              <w:t xml:space="preserve">         + "Allowed entities: " + </w:t>
+            </w:r>
             <w:r>
               <w:rPr>
                 <w:i/>
@@ -19848,7 +17414,7 @@
                 <w:szCs w:val="18"/>
                 <w:lang w:val="en-US"/>
               </w:rPr>
-              <w:t>_ENTITIES</w:t>
+              <w:t>ALLOWED_ENTITIES</w:t>
             </w:r>
             <w:r>
               <w:rPr>
@@ -19857,9 +17423,8 @@
                 <w:szCs w:val="18"/>
                 <w:lang w:val="en-US"/>
               </w:rPr>
-              <w:t>.contains</w:t>
-            </w:r>
-            <w:proofErr w:type="spellEnd"/>
+              <w:t>;</w:t>
+            </w:r>
             <w:r>
               <w:rPr>
                 <w:color w:val="FFFFFF" w:themeColor="background1"/>
@@ -19867,17 +17432,220 @@
                 <w:szCs w:val="18"/>
                 <w:lang w:val="en-US"/>
               </w:rPr>
-              <w:t>(entity)) {</w:t>
-            </w:r>
-            <w:r>
-              <w:rPr>
+              <w:br/>
+              <w:t xml:space="preserve">      }</w:t>
+            </w:r>
+          </w:p>
+          <w:p>
+            <w:pPr>
+              <w:rPr>
+                <w:rFonts w:ascii="Courier New" w:hAnsi="Courier New" w:cs="Courier New"/>
                 <w:color w:val="FFFFFF" w:themeColor="background1"/>
                 <w:sz w:val="18"/>
                 <w:szCs w:val="18"/>
                 <w:lang w:val="en-US"/>
               </w:rPr>
-              <w:br/>
-              <w:t xml:space="preserve">        return "ERROR: Entity '" + entity </w:t>
+            </w:pPr>
+            <w:r>
+              <w:rPr>
+                <w:rFonts w:ascii="Courier New" w:hAnsi="Courier New" w:cs="Courier New"/>
+                <w:color w:val="264F78"/>
+                <w:sz w:val="18"/>
+                <w:szCs w:val="18"/>
+                <w:lang w:val="en-US"/>
+              </w:rPr>
+              <w:t xml:space="preserve">    </w:t>
+            </w:r>
+            <w:r>
+              <w:rPr>
+                <w:rFonts w:ascii="Courier New" w:hAnsi="Courier New" w:cs="Courier New"/>
+                <w:color w:val="FFFFFF" w:themeColor="background1"/>
+                <w:sz w:val="18"/>
+                <w:szCs w:val="18"/>
+                <w:lang w:val="en-US"/>
+              </w:rPr>
+              <w:t>}</w:t>
+            </w:r>
+          </w:p>
+          <w:p>
+            <w:pPr>
+              <w:rPr>
+                <w:rFonts w:ascii="Courier New" w:hAnsi="Courier New" w:cs="Courier New"/>
+                <w:color w:val="FFFFFF" w:themeColor="background1"/>
+                <w:sz w:val="18"/>
+                <w:szCs w:val="18"/>
+                <w:lang w:val="en-US"/>
+              </w:rPr>
+            </w:pPr>
+            <w:r>
+              <w:rPr>
+                <w:rFonts w:ascii="Courier New" w:hAnsi="Courier New" w:cs="Courier New"/>
+                <w:color w:val="264F78"/>
+                <w:sz w:val="18"/>
+                <w:szCs w:val="18"/>
+                <w:lang w:val="en-US"/>
+              </w:rPr>
+              <w:t xml:space="preserve">    </w:t>
+            </w:r>
+            <w:r>
+              <w:rPr>
+                <w:rFonts w:ascii="Courier New" w:hAnsi="Courier New" w:cs="Courier New"/>
+                <w:color w:val="FFFFFF" w:themeColor="background1"/>
+                <w:sz w:val="18"/>
+                <w:szCs w:val="18"/>
+                <w:lang w:val="en-US"/>
+              </w:rPr>
+              <w:t>return null;</w:t>
+            </w:r>
+          </w:p>
+          <w:p>
+            <w:pPr>
+              <w:rPr>
+                <w:rFonts w:ascii="Courier New" w:hAnsi="Courier New" w:cs="Courier New"/>
+                <w:color w:val="FFFFFF" w:themeColor="background1"/>
+                <w:sz w:val="18"/>
+                <w:szCs w:val="18"/>
+                <w:lang w:val="en-US"/>
+              </w:rPr>
+            </w:pPr>
+            <w:r>
+              <w:rPr>
+                <w:rFonts w:ascii="Courier New" w:hAnsi="Courier New" w:cs="Courier New"/>
+                <w:color w:val="FFFFFF" w:themeColor="background1"/>
+                <w:sz w:val="18"/>
+                <w:szCs w:val="18"/>
+                <w:lang w:val="en-US"/>
+              </w:rPr>
+              <w:t>}</w:t>
+            </w:r>
+          </w:p>
+          <w:p>
+            <w:pPr>
+              <w:rPr>
+                <w:rFonts w:ascii="Courier New" w:hAnsi="Courier New" w:cs="Courier New"/>
+                <w:color w:val="FFFFFF" w:themeColor="background1"/>
+                <w:sz w:val="18"/>
+                <w:szCs w:val="18"/>
+                <w:lang w:val="en-US"/>
+              </w:rPr>
+            </w:pPr>
+          </w:p>
+          <w:p>
+            <w:pPr>
+              <w:rPr>
+                <w:rFonts w:ascii="Courier New" w:hAnsi="Courier New" w:cs="Courier New"/>
+                <w:color w:val="FFFFFF" w:themeColor="background1"/>
+                <w:sz w:val="18"/>
+                <w:szCs w:val="18"/>
+                <w:lang w:val="en-US"/>
+              </w:rPr>
+            </w:pPr>
+            <w:r>
+              <w:rPr>
+                <w:rFonts w:ascii="Courier New" w:hAnsi="Courier New" w:cs="Courier New"/>
+                <w:color w:val="FFFFFF" w:themeColor="background1"/>
+                <w:sz w:val="18"/>
+                <w:szCs w:val="18"/>
+                <w:lang w:val="en-US"/>
+              </w:rPr>
+              <w:t>private String validateFieldBlacklist(String hql) {</w:t>
+            </w:r>
+          </w:p>
+          <w:p>
+            <w:pPr>
+              <w:rPr>
+                <w:rFonts w:ascii="Courier New" w:hAnsi="Courier New" w:cs="Courier New"/>
+                <w:color w:val="FFFFFF" w:themeColor="background1"/>
+                <w:sz w:val="18"/>
+                <w:szCs w:val="18"/>
+                <w:lang w:val="en-US"/>
+              </w:rPr>
+            </w:pPr>
+            <w:r>
+              <w:rPr>
+                <w:rFonts w:ascii="Courier New" w:hAnsi="Courier New" w:cs="Courier New"/>
+                <w:color w:val="264F78"/>
+                <w:sz w:val="18"/>
+                <w:szCs w:val="18"/>
+                <w:lang w:val="en-US"/>
+              </w:rPr>
+              <w:t xml:space="preserve">    </w:t>
+            </w:r>
+            <w:r>
+              <w:rPr>
+                <w:rFonts w:ascii="Courier New" w:hAnsi="Courier New" w:cs="Courier New"/>
+                <w:color w:val="FFFFFF" w:themeColor="background1"/>
+                <w:sz w:val="18"/>
+                <w:szCs w:val="18"/>
+                <w:lang w:val="en-US"/>
+              </w:rPr>
+              <w:t>for (String field : RESTRICTED_FIELDS) {</w:t>
+            </w:r>
+          </w:p>
+          <w:p>
+            <w:pPr>
+              <w:ind w:left="720"/>
+              <w:rPr>
+                <w:rFonts w:ascii="Courier New" w:hAnsi="Courier New" w:cs="Courier New"/>
+                <w:color w:val="FFFFFF" w:themeColor="background1"/>
+                <w:sz w:val="18"/>
+                <w:szCs w:val="18"/>
+                <w:lang w:val="en-US"/>
+              </w:rPr>
+            </w:pPr>
+            <w:r>
+              <w:rPr>
+                <w:rFonts w:ascii="Courier New" w:hAnsi="Courier New" w:cs="Courier New"/>
+                <w:color w:val="FFFFFF" w:themeColor="background1"/>
+                <w:sz w:val="18"/>
+                <w:szCs w:val="18"/>
+                <w:lang w:val="en-US"/>
+              </w:rPr>
+              <w:t>Pattern p = Pattern.compile("\\b" + Pattern.quote(field) + "\\b",</w:t>
+            </w:r>
+          </w:p>
+          <w:p>
+            <w:pPr>
+              <w:ind w:left="720"/>
+              <w:rPr>
+                <w:rFonts w:ascii="Courier New" w:hAnsi="Courier New" w:cs="Courier New"/>
+                <w:color w:val="FFFFFF" w:themeColor="background1"/>
+                <w:sz w:val="18"/>
+                <w:szCs w:val="18"/>
+                <w:lang w:val="en-US"/>
+              </w:rPr>
+            </w:pPr>
+            <w:r>
+              <w:rPr>
+                <w:rFonts w:ascii="Courier New" w:hAnsi="Courier New" w:cs="Courier New"/>
+                <w:color w:val="FFFFFF" w:themeColor="background1"/>
+                <w:sz w:val="18"/>
+                <w:szCs w:val="18"/>
+                <w:lang w:val="en-US"/>
+              </w:rPr>
+              <w:t xml:space="preserve">  Pattern.CASE_INSENSITIVE);</w:t>
+            </w:r>
+          </w:p>
+          <w:p>
+            <w:pPr>
+              <w:ind w:left="720"/>
+              <w:rPr>
+                <w:rFonts w:ascii="Courier New" w:hAnsi="Courier New" w:cs="Courier New"/>
+                <w:color w:val="FFFFFF" w:themeColor="background1"/>
+                <w:sz w:val="18"/>
+                <w:szCs w:val="18"/>
+                <w:lang w:val="en-US"/>
+              </w:rPr>
+            </w:pPr>
+            <w:r>
+              <w:rPr>
+                <w:rFonts w:ascii="Courier New" w:hAnsi="Courier New" w:cs="Courier New"/>
+                <w:color w:val="FFFFFF" w:themeColor="background1"/>
+                <w:sz w:val="18"/>
+                <w:szCs w:val="18"/>
+                <w:lang w:val="en-US"/>
+              </w:rPr>
+              <w:t>if (p.matcher(hql).find())</w:t>
             </w:r>
           </w:p>
           <w:p>
@@ -19893,12 +17661,21 @@
             </w:pPr>
             <w:r>
               <w:rPr>
+                <w:color w:val="264F78"/>
+                <w:sz w:val="18"/>
+                <w:szCs w:val="18"/>
+                <w:lang w:val="en-US"/>
+              </w:rPr>
+              <w:t xml:space="preserve">   </w:t>
+            </w:r>
+            <w:r>
+              <w:rPr>
                 <w:color w:val="FFFFFF" w:themeColor="background1"/>
                 <w:sz w:val="18"/>
                 <w:szCs w:val="18"/>
                 <w:lang w:val="en-US"/>
               </w:rPr>
-              <w:t xml:space="preserve">         + "' is not accessible via   this assistant. "</w:t>
+              <w:t xml:space="preserve"> </w:t>
             </w:r>
             <w:r>
               <w:rPr>
@@ -19907,50 +17684,18 @@
                 <w:szCs w:val="18"/>
                 <w:lang w:val="en-US"/>
               </w:rPr>
+              <w:t xml:space="preserve">    return "ERROR: Field '" + field + "' is not accessible via this assistant.";</w:t>
+            </w:r>
+            <w:r>
+              <w:rPr>
+                <w:color w:val="FFFFFF" w:themeColor="background1"/>
+                <w:sz w:val="18"/>
+                <w:szCs w:val="18"/>
+                <w:lang w:val="en-US"/>
+              </w:rPr>
               <w:br/>
-              <w:t xml:space="preserve">         + "Allowed entities: " + </w:t>
-            </w:r>
-            <w:r>
-              <w:rPr>
-                <w:i/>
-                <w:iCs/>
-                <w:color w:val="FFFFFF" w:themeColor="background1"/>
-                <w:sz w:val="18"/>
-                <w:szCs w:val="18"/>
-                <w:lang w:val="en-US"/>
-              </w:rPr>
-              <w:t>ALLOWED_ENTITIES</w:t>
-            </w:r>
-            <w:r>
-              <w:rPr>
-                <w:color w:val="FFFFFF" w:themeColor="background1"/>
-                <w:sz w:val="18"/>
-                <w:szCs w:val="18"/>
-                <w:lang w:val="en-US"/>
-              </w:rPr>
-              <w:t>;</w:t>
-            </w:r>
-            <w:r>
-              <w:rPr>
-                <w:color w:val="FFFFFF" w:themeColor="background1"/>
-                <w:sz w:val="18"/>
-                <w:szCs w:val="18"/>
-                <w:lang w:val="en-US"/>
-              </w:rPr>
-              <w:br/>
-              <w:t xml:space="preserve">    </w:t>
-            </w:r>
-            <w:proofErr w:type="gramStart"/>
-            <w:r>
-              <w:rPr>
-                <w:color w:val="FFFFFF" w:themeColor="background1"/>
-                <w:sz w:val="18"/>
-                <w:szCs w:val="18"/>
-                <w:lang w:val="en-US"/>
-              </w:rPr>
-              <w:t xml:space="preserve">  }</w:t>
-            </w:r>
-            <w:proofErr w:type="gramEnd"/>
+              <w:t xml:space="preserve">      }</w:t>
+            </w:r>
           </w:p>
           <w:p>
             <w:pPr>
@@ -20011,496 +17756,8 @@
                 <w:szCs w:val="18"/>
                 <w:lang w:val="en-US"/>
               </w:rPr>
-              <w:t xml:space="preserve">return </w:t>
-            </w:r>
-            <w:proofErr w:type="gramStart"/>
-            <w:r>
-              <w:rPr>
-                <w:rFonts w:ascii="Courier New" w:hAnsi="Courier New" w:cs="Courier New"/>
-                <w:color w:val="FFFFFF" w:themeColor="background1"/>
-                <w:sz w:val="18"/>
-                <w:szCs w:val="18"/>
-                <w:lang w:val="en-US"/>
-              </w:rPr>
-              <w:t>null;</w:t>
-            </w:r>
-            <w:proofErr w:type="gramEnd"/>
-          </w:p>
-          <w:p>
-            <w:pPr>
-              <w:rPr>
-                <w:rFonts w:ascii="Courier New" w:hAnsi="Courier New" w:cs="Courier New"/>
-                <w:color w:val="FFFFFF" w:themeColor="background1"/>
-                <w:sz w:val="18"/>
-                <w:szCs w:val="18"/>
-                <w:lang w:val="en-US"/>
-              </w:rPr>
-            </w:pPr>
-            <w:r>
-              <w:rPr>
-                <w:rFonts w:ascii="Courier New" w:hAnsi="Courier New" w:cs="Courier New"/>
-                <w:color w:val="FFFFFF" w:themeColor="background1"/>
-                <w:sz w:val="18"/>
-                <w:szCs w:val="18"/>
-                <w:lang w:val="en-US"/>
-              </w:rPr>
-              <w:t>}</w:t>
-            </w:r>
-          </w:p>
-          <w:p>
-            <w:pPr>
-              <w:rPr>
-                <w:rFonts w:ascii="Courier New" w:hAnsi="Courier New" w:cs="Courier New"/>
-                <w:color w:val="FFFFFF" w:themeColor="background1"/>
-                <w:sz w:val="18"/>
-                <w:szCs w:val="18"/>
-                <w:lang w:val="en-US"/>
-              </w:rPr>
-            </w:pPr>
-          </w:p>
-          <w:p>
-            <w:pPr>
-              <w:rPr>
-                <w:rFonts w:ascii="Courier New" w:hAnsi="Courier New" w:cs="Courier New"/>
-                <w:color w:val="FFFFFF" w:themeColor="background1"/>
-                <w:sz w:val="18"/>
-                <w:szCs w:val="18"/>
-                <w:lang w:val="en-US"/>
-              </w:rPr>
-            </w:pPr>
-            <w:r>
-              <w:rPr>
-                <w:rFonts w:ascii="Courier New" w:hAnsi="Courier New" w:cs="Courier New"/>
-                <w:color w:val="FFFFFF" w:themeColor="background1"/>
-                <w:sz w:val="18"/>
-                <w:szCs w:val="18"/>
-                <w:lang w:val="en-US"/>
-              </w:rPr>
-              <w:t xml:space="preserve">private String </w:t>
-            </w:r>
-            <w:proofErr w:type="spellStart"/>
-            <w:proofErr w:type="gramStart"/>
-            <w:r>
-              <w:rPr>
-                <w:rFonts w:ascii="Courier New" w:hAnsi="Courier New" w:cs="Courier New"/>
-                <w:color w:val="FFFFFF" w:themeColor="background1"/>
-                <w:sz w:val="18"/>
-                <w:szCs w:val="18"/>
-                <w:lang w:val="en-US"/>
-              </w:rPr>
-              <w:t>validateFieldBlacklist</w:t>
-            </w:r>
-            <w:proofErr w:type="spellEnd"/>
-            <w:r>
-              <w:rPr>
-                <w:rFonts w:ascii="Courier New" w:hAnsi="Courier New" w:cs="Courier New"/>
-                <w:color w:val="FFFFFF" w:themeColor="background1"/>
-                <w:sz w:val="18"/>
-                <w:szCs w:val="18"/>
-                <w:lang w:val="en-US"/>
-              </w:rPr>
-              <w:t>(</w:t>
-            </w:r>
-            <w:proofErr w:type="gramEnd"/>
-            <w:r>
-              <w:rPr>
-                <w:rFonts w:ascii="Courier New" w:hAnsi="Courier New" w:cs="Courier New"/>
-                <w:color w:val="FFFFFF" w:themeColor="background1"/>
-                <w:sz w:val="18"/>
-                <w:szCs w:val="18"/>
-                <w:lang w:val="en-US"/>
-              </w:rPr>
-              <w:t xml:space="preserve">String </w:t>
-            </w:r>
-            <w:proofErr w:type="spellStart"/>
-            <w:r>
-              <w:rPr>
-                <w:rFonts w:ascii="Courier New" w:hAnsi="Courier New" w:cs="Courier New"/>
-                <w:color w:val="FFFFFF" w:themeColor="background1"/>
-                <w:sz w:val="18"/>
-                <w:szCs w:val="18"/>
-                <w:lang w:val="en-US"/>
-              </w:rPr>
-              <w:t>hql</w:t>
-            </w:r>
-            <w:proofErr w:type="spellEnd"/>
-            <w:r>
-              <w:rPr>
-                <w:rFonts w:ascii="Courier New" w:hAnsi="Courier New" w:cs="Courier New"/>
-                <w:color w:val="FFFFFF" w:themeColor="background1"/>
-                <w:sz w:val="18"/>
-                <w:szCs w:val="18"/>
-                <w:lang w:val="en-US"/>
-              </w:rPr>
-              <w:t>) {</w:t>
-            </w:r>
-          </w:p>
-          <w:p>
-            <w:pPr>
-              <w:rPr>
-                <w:rFonts w:ascii="Courier New" w:hAnsi="Courier New" w:cs="Courier New"/>
-                <w:color w:val="FFFFFF" w:themeColor="background1"/>
-                <w:sz w:val="18"/>
-                <w:szCs w:val="18"/>
-                <w:lang w:val="en-US"/>
-              </w:rPr>
-            </w:pPr>
-            <w:r>
-              <w:rPr>
-                <w:rFonts w:ascii="Courier New" w:hAnsi="Courier New" w:cs="Courier New"/>
-                <w:color w:val="264F78"/>
-                <w:sz w:val="18"/>
-                <w:szCs w:val="18"/>
-                <w:lang w:val="en-US"/>
-              </w:rPr>
-              <w:t xml:space="preserve">    </w:t>
-            </w:r>
-            <w:r>
-              <w:rPr>
-                <w:rFonts w:ascii="Courier New" w:hAnsi="Courier New" w:cs="Courier New"/>
-                <w:color w:val="FFFFFF" w:themeColor="background1"/>
-                <w:sz w:val="18"/>
-                <w:szCs w:val="18"/>
-                <w:lang w:val="en-US"/>
-              </w:rPr>
-              <w:t xml:space="preserve">for (String </w:t>
-            </w:r>
-            <w:proofErr w:type="gramStart"/>
-            <w:r>
-              <w:rPr>
-                <w:rFonts w:ascii="Courier New" w:hAnsi="Courier New" w:cs="Courier New"/>
-                <w:color w:val="FFFFFF" w:themeColor="background1"/>
-                <w:sz w:val="18"/>
-                <w:szCs w:val="18"/>
-                <w:lang w:val="en-US"/>
-              </w:rPr>
-              <w:t>field :</w:t>
-            </w:r>
-            <w:proofErr w:type="gramEnd"/>
-            <w:r>
-              <w:rPr>
-                <w:rFonts w:ascii="Courier New" w:hAnsi="Courier New" w:cs="Courier New"/>
-                <w:color w:val="FFFFFF" w:themeColor="background1"/>
-                <w:sz w:val="18"/>
-                <w:szCs w:val="18"/>
-                <w:lang w:val="en-US"/>
-              </w:rPr>
-              <w:t xml:space="preserve"> RESTRICTED_FIELDS) {</w:t>
-            </w:r>
-          </w:p>
-          <w:p>
-            <w:pPr>
-              <w:ind w:left="720"/>
-              <w:rPr>
-                <w:rFonts w:ascii="Courier New" w:hAnsi="Courier New" w:cs="Courier New"/>
-                <w:color w:val="FFFFFF" w:themeColor="background1"/>
-                <w:sz w:val="18"/>
-                <w:szCs w:val="18"/>
-                <w:lang w:val="en-US"/>
-              </w:rPr>
-            </w:pPr>
-            <w:r>
-              <w:rPr>
-                <w:rFonts w:ascii="Courier New" w:hAnsi="Courier New" w:cs="Courier New"/>
-                <w:color w:val="FFFFFF" w:themeColor="background1"/>
-                <w:sz w:val="18"/>
-                <w:szCs w:val="18"/>
-                <w:lang w:val="en-US"/>
-              </w:rPr>
-              <w:t xml:space="preserve">Pattern p = </w:t>
-            </w:r>
-            <w:proofErr w:type="spellStart"/>
-            <w:r>
-              <w:rPr>
-                <w:rFonts w:ascii="Courier New" w:hAnsi="Courier New" w:cs="Courier New"/>
-                <w:color w:val="FFFFFF" w:themeColor="background1"/>
-                <w:sz w:val="18"/>
-                <w:szCs w:val="18"/>
-                <w:lang w:val="en-US"/>
-              </w:rPr>
-              <w:t>Pattern.compile</w:t>
-            </w:r>
-            <w:proofErr w:type="spellEnd"/>
-            <w:r>
-              <w:rPr>
-                <w:rFonts w:ascii="Courier New" w:hAnsi="Courier New" w:cs="Courier New"/>
-                <w:color w:val="FFFFFF" w:themeColor="background1"/>
-                <w:sz w:val="18"/>
-                <w:szCs w:val="18"/>
-                <w:lang w:val="en-US"/>
-              </w:rPr>
-              <w:t xml:space="preserve">("\\b" + </w:t>
-            </w:r>
-            <w:proofErr w:type="spellStart"/>
-            <w:r>
-              <w:rPr>
-                <w:rFonts w:ascii="Courier New" w:hAnsi="Courier New" w:cs="Courier New"/>
-                <w:color w:val="FFFFFF" w:themeColor="background1"/>
-                <w:sz w:val="18"/>
-                <w:szCs w:val="18"/>
-                <w:lang w:val="en-US"/>
-              </w:rPr>
-              <w:t>Pattern.quote</w:t>
-            </w:r>
-            <w:proofErr w:type="spellEnd"/>
-            <w:r>
-              <w:rPr>
-                <w:rFonts w:ascii="Courier New" w:hAnsi="Courier New" w:cs="Courier New"/>
-                <w:color w:val="FFFFFF" w:themeColor="background1"/>
-                <w:sz w:val="18"/>
-                <w:szCs w:val="18"/>
-                <w:lang w:val="en-US"/>
-              </w:rPr>
-              <w:t>(field) + "\\b",</w:t>
-            </w:r>
-          </w:p>
-          <w:p>
-            <w:pPr>
-              <w:ind w:left="720"/>
-              <w:rPr>
-                <w:rFonts w:ascii="Courier New" w:hAnsi="Courier New" w:cs="Courier New"/>
-                <w:color w:val="FFFFFF" w:themeColor="background1"/>
-                <w:sz w:val="18"/>
-                <w:szCs w:val="18"/>
-                <w:lang w:val="en-US"/>
-              </w:rPr>
-            </w:pPr>
-            <w:r>
-              <w:rPr>
-                <w:rFonts w:ascii="Courier New" w:hAnsi="Courier New" w:cs="Courier New"/>
-                <w:color w:val="FFFFFF" w:themeColor="background1"/>
-                <w:sz w:val="18"/>
-                <w:szCs w:val="18"/>
-                <w:lang w:val="en-US"/>
-              </w:rPr>
-              <w:t xml:space="preserve">  </w:t>
-            </w:r>
-            <w:proofErr w:type="spellStart"/>
-            <w:r>
-              <w:rPr>
-                <w:rFonts w:ascii="Courier New" w:hAnsi="Courier New" w:cs="Courier New"/>
-                <w:color w:val="FFFFFF" w:themeColor="background1"/>
-                <w:sz w:val="18"/>
-                <w:szCs w:val="18"/>
-                <w:lang w:val="en-US"/>
-              </w:rPr>
-              <w:t>Pattern.CASE_INSENSITIVE</w:t>
-            </w:r>
-            <w:proofErr w:type="spellEnd"/>
-            <w:proofErr w:type="gramStart"/>
-            <w:r>
-              <w:rPr>
-                <w:rFonts w:ascii="Courier New" w:hAnsi="Courier New" w:cs="Courier New"/>
-                <w:color w:val="FFFFFF" w:themeColor="background1"/>
-                <w:sz w:val="18"/>
-                <w:szCs w:val="18"/>
-                <w:lang w:val="en-US"/>
-              </w:rPr>
-              <w:t>);</w:t>
-            </w:r>
-            <w:proofErr w:type="gramEnd"/>
-          </w:p>
-          <w:p>
-            <w:pPr>
-              <w:ind w:left="720"/>
-              <w:rPr>
-                <w:rFonts w:ascii="Courier New" w:hAnsi="Courier New" w:cs="Courier New"/>
-                <w:color w:val="FFFFFF" w:themeColor="background1"/>
-                <w:sz w:val="18"/>
-                <w:szCs w:val="18"/>
-                <w:lang w:val="en-US"/>
-              </w:rPr>
-            </w:pPr>
-            <w:r>
-              <w:rPr>
-                <w:rFonts w:ascii="Courier New" w:hAnsi="Courier New" w:cs="Courier New"/>
-                <w:color w:val="FFFFFF" w:themeColor="background1"/>
-                <w:sz w:val="18"/>
-                <w:szCs w:val="18"/>
-                <w:lang w:val="en-US"/>
-              </w:rPr>
-              <w:t>if (</w:t>
-            </w:r>
-            <w:proofErr w:type="spellStart"/>
-            <w:proofErr w:type="gramStart"/>
-            <w:r>
-              <w:rPr>
-                <w:rFonts w:ascii="Courier New" w:hAnsi="Courier New" w:cs="Courier New"/>
-                <w:color w:val="FFFFFF" w:themeColor="background1"/>
-                <w:sz w:val="18"/>
-                <w:szCs w:val="18"/>
-                <w:lang w:val="en-US"/>
-              </w:rPr>
-              <w:t>p.matcher</w:t>
-            </w:r>
-            <w:proofErr w:type="spellEnd"/>
-            <w:proofErr w:type="gramEnd"/>
-            <w:r>
-              <w:rPr>
-                <w:rFonts w:ascii="Courier New" w:hAnsi="Courier New" w:cs="Courier New"/>
-                <w:color w:val="FFFFFF" w:themeColor="background1"/>
-                <w:sz w:val="18"/>
-                <w:szCs w:val="18"/>
-                <w:lang w:val="en-US"/>
-              </w:rPr>
-              <w:t>(</w:t>
-            </w:r>
-            <w:proofErr w:type="spellStart"/>
-            <w:r>
-              <w:rPr>
-                <w:rFonts w:ascii="Courier New" w:hAnsi="Courier New" w:cs="Courier New"/>
-                <w:color w:val="FFFFFF" w:themeColor="background1"/>
-                <w:sz w:val="18"/>
-                <w:szCs w:val="18"/>
-                <w:lang w:val="en-US"/>
-              </w:rPr>
-              <w:t>hql</w:t>
-            </w:r>
-            <w:proofErr w:type="spellEnd"/>
-            <w:r>
-              <w:rPr>
-                <w:rFonts w:ascii="Courier New" w:hAnsi="Courier New" w:cs="Courier New"/>
-                <w:color w:val="FFFFFF" w:themeColor="background1"/>
-                <w:sz w:val="18"/>
-                <w:szCs w:val="18"/>
-                <w:lang w:val="en-US"/>
-              </w:rPr>
-              <w:t>).find())</w:t>
-            </w:r>
-          </w:p>
-          <w:p>
-            <w:pPr>
-              <w:pStyle w:val="HTMLpr-formatado"/>
-              <w:shd w:val="clear" w:color="auto" w:fill="1E1F22"/>
-              <w:rPr>
-                <w:color w:val="FFFFFF" w:themeColor="background1"/>
-                <w:sz w:val="18"/>
-                <w:szCs w:val="18"/>
-                <w:lang w:val="en-US"/>
-              </w:rPr>
-            </w:pPr>
-            <w:r>
-              <w:rPr>
-                <w:color w:val="264F78"/>
-                <w:sz w:val="18"/>
-                <w:szCs w:val="18"/>
-                <w:lang w:val="en-US"/>
-              </w:rPr>
-              <w:t xml:space="preserve">   </w:t>
-            </w:r>
-            <w:r>
-              <w:rPr>
-                <w:color w:val="FFFFFF" w:themeColor="background1"/>
-                <w:sz w:val="18"/>
-                <w:szCs w:val="18"/>
-                <w:lang w:val="en-US"/>
-              </w:rPr>
-              <w:t xml:space="preserve"> </w:t>
-            </w:r>
-            <w:r>
-              <w:rPr>
-                <w:color w:val="FFFFFF" w:themeColor="background1"/>
-                <w:sz w:val="18"/>
-                <w:szCs w:val="18"/>
-                <w:lang w:val="en-US"/>
-              </w:rPr>
-              <w:t xml:space="preserve">    return "ERROR: Field '" + field + "' is not accessible via this assistant.";</w:t>
-            </w:r>
-            <w:r>
-              <w:rPr>
-                <w:color w:val="FFFFFF" w:themeColor="background1"/>
-                <w:sz w:val="18"/>
-                <w:szCs w:val="18"/>
-                <w:lang w:val="en-US"/>
-              </w:rPr>
-              <w:br/>
-              <w:t xml:space="preserve">    </w:t>
-            </w:r>
-            <w:proofErr w:type="gramStart"/>
-            <w:r>
-              <w:rPr>
-                <w:color w:val="FFFFFF" w:themeColor="background1"/>
-                <w:sz w:val="18"/>
-                <w:szCs w:val="18"/>
-                <w:lang w:val="en-US"/>
-              </w:rPr>
-              <w:t xml:space="preserve">  }</w:t>
-            </w:r>
-            <w:proofErr w:type="gramEnd"/>
-          </w:p>
-          <w:p>
-            <w:pPr>
-              <w:rPr>
-                <w:rFonts w:ascii="Courier New" w:hAnsi="Courier New" w:cs="Courier New"/>
-                <w:color w:val="FFFFFF" w:themeColor="background1"/>
-                <w:sz w:val="18"/>
-                <w:szCs w:val="18"/>
-                <w:lang w:val="en-US"/>
-              </w:rPr>
-            </w:pPr>
-            <w:r>
-              <w:rPr>
-                <w:rFonts w:ascii="Courier New" w:hAnsi="Courier New" w:cs="Courier New"/>
-                <w:color w:val="264F78"/>
-                <w:sz w:val="18"/>
-                <w:szCs w:val="18"/>
-                <w:lang w:val="en-US"/>
-              </w:rPr>
-              <w:t xml:space="preserve">    </w:t>
-            </w:r>
-            <w:r>
-              <w:rPr>
-                <w:rFonts w:ascii="Courier New" w:hAnsi="Courier New" w:cs="Courier New"/>
-                <w:color w:val="FFFFFF" w:themeColor="background1"/>
-                <w:sz w:val="18"/>
-                <w:szCs w:val="18"/>
-                <w:lang w:val="en-US"/>
-              </w:rPr>
-              <w:t>}</w:t>
-            </w:r>
-          </w:p>
-          <w:p>
-            <w:pPr>
-              <w:rPr>
-                <w:rFonts w:ascii="Courier New" w:hAnsi="Courier New" w:cs="Courier New"/>
-                <w:color w:val="FFFFFF" w:themeColor="background1"/>
-                <w:sz w:val="18"/>
-                <w:szCs w:val="18"/>
-                <w:lang w:val="en-US"/>
-              </w:rPr>
-            </w:pPr>
-            <w:r>
-              <w:rPr>
-                <w:rFonts w:ascii="Courier New" w:hAnsi="Courier New" w:cs="Courier New"/>
-                <w:color w:val="264F78"/>
-                <w:sz w:val="18"/>
-                <w:szCs w:val="18"/>
-                <w:lang w:val="en-US"/>
-              </w:rPr>
-              <w:t xml:space="preserve">    </w:t>
-            </w:r>
-            <w:r>
-              <w:rPr>
-                <w:rFonts w:ascii="Courier New" w:hAnsi="Courier New" w:cs="Courier New"/>
-                <w:color w:val="FFFFFF" w:themeColor="background1"/>
-                <w:sz w:val="18"/>
-                <w:szCs w:val="18"/>
-                <w:lang w:val="en-US"/>
-              </w:rPr>
-              <w:t xml:space="preserve">return </w:t>
-            </w:r>
-            <w:proofErr w:type="gramStart"/>
-            <w:r>
-              <w:rPr>
-                <w:rFonts w:ascii="Courier New" w:hAnsi="Courier New" w:cs="Courier New"/>
-                <w:color w:val="FFFFFF" w:themeColor="background1"/>
-                <w:sz w:val="18"/>
-                <w:szCs w:val="18"/>
-                <w:lang w:val="en-US"/>
-              </w:rPr>
-              <w:t>null;</w:t>
-            </w:r>
-            <w:proofErr w:type="gramEnd"/>
+              <w:t>return null;</w:t>
+            </w:r>
           </w:p>
           <w:p>
             <w:pPr>
@@ -20547,7 +17804,7 @@
           <w:lang w:val="en-US"/>
         </w:rPr>
         <w:lastRenderedPageBreak/>
-        <w:t>Código 11 — Entity whitelist + field black</w:t>
+        <w:t>Código 1</w:t>
       </w:r>
       <w:r>
         <w:rPr>
@@ -20558,9 +17815,8 @@
           <w:szCs w:val="20"/>
           <w:lang w:val="en-US"/>
         </w:rPr>
-        <w:t xml:space="preserve">list no </w:t>
-      </w:r>
-      <w:proofErr w:type="spellStart"/>
+        <w:t>0</w:t>
+      </w:r>
       <w:r>
         <w:rPr>
           <w:i/>
@@ -20570,9 +17826,19 @@
           <w:szCs w:val="20"/>
           <w:lang w:val="en-US"/>
         </w:rPr>
-        <w:t>HibernateQueryTool</w:t>
-      </w:r>
-      <w:proofErr w:type="spellEnd"/>
+        <w:t xml:space="preserve"> — Entity whitelist + field black</w:t>
+      </w:r>
+      <w:r>
+        <w:rPr>
+          <w:i/>
+          <w:iCs/>
+          <w:color w:val="595959"/>
+          <w:sz w:val="20"/>
+          <w:szCs w:val="20"/>
+          <w:lang w:val="en-US"/>
+        </w:rPr>
+        <w:t>list no HibernateQueryTool</w:t>
+      </w:r>
     </w:p>
     <w:p>
       <w:pPr>
@@ -20580,30 +17846,9 @@
       </w:pPr>
       <w:bookmarkStart w:id="21" w:name="_Toc230252216"/>
       <w:r>
-        <w:t xml:space="preserve">MCP — </w:t>
-      </w:r>
-      <w:proofErr w:type="spellStart"/>
-      <w:r>
-        <w:t>Model</w:t>
-      </w:r>
-      <w:proofErr w:type="spellEnd"/>
-      <w:r>
-        <w:t xml:space="preserve"> </w:t>
-      </w:r>
-      <w:proofErr w:type="spellStart"/>
-      <w:r>
-        <w:t>Context</w:t>
-      </w:r>
-      <w:proofErr w:type="spellEnd"/>
-      <w:r>
-        <w:t xml:space="preserve"> </w:t>
-      </w:r>
-      <w:proofErr w:type="spellStart"/>
-      <w:r>
-        <w:t>Protocol</w:t>
+        <w:t>MCP — Model Context Protocol</w:t>
       </w:r>
       <w:bookmarkEnd w:id="21"/>
-      <w:proofErr w:type="spellEnd"/>
     </w:p>
     <w:p>
       <w:pPr>
@@ -20663,7 +17908,7 @@
               </wp:anchor>
             </w:drawing>
           </mc:Choice>
-          <mc:Fallback xmlns:ns9="http://schemas.openxmlformats.org/drawingml/2006/picture" xmlns:ns5="http://schemas.openxmlformats.org/drawingml/2006/main" xmlns:ns11="http://schemas.microsoft.com/office/drawing/2010/main">
+          <mc:Fallback xmlns:ns11="http://schemas.microsoft.com/office/drawing/2010/main" xmlns:ns5="http://schemas.openxmlformats.org/drawingml/2006/main" xmlns:ns9="http://schemas.openxmlformats.org/drawingml/2006/picture">
             <w:pict>
               <v:line w14:anchorId="4758ED58" id="Conexão Reta 3" o:spid="_x0000_s1026" style="position:absolute;z-index:251688960;visibility:visible;mso-wrap-style:square;mso-wrap-distance-left:9pt;mso-wrap-distance-top:0;mso-wrap-distance-right:9pt;mso-wrap-distance-bottom:0;mso-position-horizontal:absolute;mso-position-horizontal-relative:text;mso-position-vertical:absolute;mso-position-vertical-relative:text" from="0,-.05pt" to="484.2pt,-.05pt" o:gfxdata="UEsDBBQABgAIAAAAIQC2gziS/gAAAOEBAAATAAAAW0NvbnRlbnRfVHlwZXNdLnhtbJSRQU7DMBBF 90jcwfIWJU67QAgl6YK0S0CoHGBkTxKLZGx5TGhvj5O2G0SRWNoz/78nu9wcxkFMGNg6quQqL6RA 0s5Y6ir5vt9lD1JwBDIwOMJKHpHlpr69KfdHjyxSmriSfYz+USnWPY7AufNIadK6MEJMx9ApD/oD OlTrorhX2lFEilmcO2RdNtjC5xDF9pCuTyYBB5bi6bQ4syoJ3g9WQ0ymaiLzg5KdCXlKLjvcW893 SUOqXwnz5DrgnHtJTxOsQfEKIT7DmDSUCaxw7Rqn8787ZsmRM9e2VmPeBN4uqYvTtW7jvijg9N/y JsXecLq0q+WD6m8AAAD//wMAUEsDBBQABgAIAAAAIQA4/SH/1gAAAJQBAAALAAAAX3JlbHMvLnJl bHOkkMFqwzAMhu+DvYPRfXGawxijTi+j0GvpHsDYimMaW0Yy2fr2M4PBMnrbUb/Q94l/f/hMi1qR JVI2sOt6UJgd+ZiDgffL8ekFlFSbvV0oo4EbChzGx4f9GRdb25HMsYhqlCwG5lrLq9biZkxWOiqY 22YiTra2kYMu1l1tQD30/bPm3wwYN0x18gb45AdQl1tp5j/sFB2T0FQ7R0nTNEV3j6o9feQzro1i OWA14Fm+Q8a1a8+Bvu/d/dMb2JY5uiPbhG/ktn4cqGU/er3pcvwCAAD//wMAUEsDBBQABgAIAAAA IQCZ2PQonAEAAJQDAAAOAAAAZHJzL2Uyb0RvYy54bWysU01P3DAQvVfqf7B8Z5MAQm202T2A4FK1 qMAPMM54Y8n2WLbZZP99x97dLGorIRAXxx/z3sx7M1muJ2vYFkLU6DreLGrOwEnstdt0/Onx9uwb ZzEJ1wuDDjq+g8jXq69flqNv4RwHND0ERiQutqPv+JCSb6sqygGsiAv04OhRYbAi0TFsqj6Ikdit qc7r+qoaMfQ+oIQY6fZm/8hXhV8pkOmXUhESMx2n2lJZQ1mf81qtlqLdBOEHLQ9liA9UYYV2lHSm uhFJsJeg/6GyWgaMqNJCoq1QKS2haCA1Tf2XmodBeChayJzoZ5vi59HKn9trdx/IhtHHNvr7kFVM Ktj8pfrYVMzazWbBlJiky6vm8vvFJXkqj2/VCehDTHeAluVNx412WYdoxfZHTJSMQo8hdDilLru0 M5CDjfsNiumekjUFXaYCrk1gW0H9FFKCS03uIfGV6AxT2pgZWL8NPMRnKJSJeQ94RpTM6NIMttph +F/2NB1LVvv4owN73dmCZ+x3pSnFGmp9UXgY0zxbr88FfvqZVn8AAAD//wMAUEsDBBQABgAIAAAA IQCasyRQ4AAAAAkBAAAPAAAAZHJzL2Rvd25yZXYueG1sTI9Ba8JAEIXvhf6HZQq96UYpYmM2IpZS KxSpFfS4ZqdJ2uxs2F1N/Pcde2kvA4/He/O+bN7bRpzRh9qRgtEwAYFUOFNTqWD38TyYgghRk9GN I1RwwQDz/PYm06lxHb3jeRtLwSUUUq2girFNpQxFhVaHoWuR2Pt03urI0pfSeN1xuW3kOEkm0uqa +EOlW1xWWHxvT1bBm1+tlov15Ys2B9vtx+v95rV/Uer+rn+a8VnMQETs418Crgy8H3IednQnMkE0 CpgmKhiMQLD5OJk+gDj+apln8j9B/gMAAP//AwBQSwECLQAUAAYACAAAACEAtoM4kv4AAADhAQAA EwAAAAAAAAAAAAAAAAAAAAAAW0NvbnRlbnRfVHlwZXNdLnhtbFBLAQItABQABgAIAAAAIQA4/SH/ 1gAAAJQBAAALAAAAAAAAAAAAAAAAAC8BAABfcmVscy8ucmVsc1BLAQItABQABgAIAAAAIQCZ2PQo nAEAAJQDAAAOAAAAAAAAAAAAAAAAAC4CAABkcnMvZTJvRG9jLnhtbFBLAQItABQABgAIAAAAIQCa syRQ4AAAAAkBAAAPAAAAAAAAAAAAAAAAAPYDAABkcnMvZG93bnJldi54bWxQSwUGAAAAAAQABADz AAAAAwUAAAAA " strokecolor="#156082 [3204]" strokeweight=".5pt">
                 <v:stroke joinstyle="miter"/>
@@ -20897,95 +18142,7 @@
                 <w:szCs w:val="18"/>
                 <w:lang w:val="en-US"/>
               </w:rPr>
-              <w:t>//     &lt;</w:t>
-            </w:r>
-            <w:proofErr w:type="spellStart"/>
-            <w:r>
-              <w:rPr>
-                <w:rFonts w:ascii="Courier New" w:eastAsia="Courier New" w:hAnsi="Courier New" w:cs="Courier New"/>
-                <w:color w:val="D4D4D4"/>
-                <w:sz w:val="18"/>
-                <w:szCs w:val="18"/>
-                <w:lang w:val="en-US"/>
-              </w:rPr>
-              <w:t>artifactId</w:t>
-            </w:r>
-            <w:proofErr w:type="spellEnd"/>
-            <w:r>
-              <w:rPr>
-                <w:rFonts w:ascii="Courier New" w:eastAsia="Courier New" w:hAnsi="Courier New" w:cs="Courier New"/>
-                <w:color w:val="D4D4D4"/>
-                <w:sz w:val="18"/>
-                <w:szCs w:val="18"/>
-                <w:lang w:val="en-US"/>
-              </w:rPr>
-              <w:t>&gt;</w:t>
-            </w:r>
-            <w:proofErr w:type="spellStart"/>
-            <w:r>
-              <w:rPr>
-                <w:rFonts w:ascii="Courier New" w:eastAsia="Courier New" w:hAnsi="Courier New" w:cs="Courier New"/>
-                <w:color w:val="D4D4D4"/>
-                <w:sz w:val="18"/>
-                <w:szCs w:val="18"/>
-                <w:lang w:val="en-US"/>
-              </w:rPr>
-              <w:t>mcp</w:t>
-            </w:r>
-            <w:proofErr w:type="spellEnd"/>
-            <w:r>
-              <w:rPr>
-                <w:rFonts w:ascii="Courier New" w:eastAsia="Courier New" w:hAnsi="Courier New" w:cs="Courier New"/>
-                <w:color w:val="D4D4D4"/>
-                <w:sz w:val="18"/>
-                <w:szCs w:val="18"/>
-                <w:lang w:val="en-US"/>
-              </w:rPr>
-              <w:t>-spring-</w:t>
-            </w:r>
-            <w:proofErr w:type="spellStart"/>
-            <w:r>
-              <w:rPr>
-                <w:rFonts w:ascii="Courier New" w:eastAsia="Courier New" w:hAnsi="Courier New" w:cs="Courier New"/>
-                <w:color w:val="D4D4D4"/>
-                <w:sz w:val="18"/>
-                <w:szCs w:val="18"/>
-                <w:lang w:val="en-US"/>
-              </w:rPr>
-              <w:t>webmvc</w:t>
-            </w:r>
-            <w:proofErr w:type="spellEnd"/>
-            <w:r>
-              <w:rPr>
-                <w:rFonts w:ascii="Courier New" w:eastAsia="Courier New" w:hAnsi="Courier New" w:cs="Courier New"/>
-                <w:color w:val="D4D4D4"/>
-                <w:sz w:val="18"/>
-                <w:szCs w:val="18"/>
-                <w:lang w:val="en-US"/>
-              </w:rPr>
-              <w:t>&lt;/</w:t>
-            </w:r>
-            <w:proofErr w:type="spellStart"/>
-            <w:r>
-              <w:rPr>
-                <w:rFonts w:ascii="Courier New" w:eastAsia="Courier New" w:hAnsi="Courier New" w:cs="Courier New"/>
-                <w:color w:val="D4D4D4"/>
-                <w:sz w:val="18"/>
-                <w:szCs w:val="18"/>
-                <w:lang w:val="en-US"/>
-              </w:rPr>
-              <w:t>artifactId</w:t>
-            </w:r>
-            <w:proofErr w:type="spellEnd"/>
-            <w:r>
-              <w:rPr>
-                <w:rFonts w:ascii="Courier New" w:eastAsia="Courier New" w:hAnsi="Courier New" w:cs="Courier New"/>
-                <w:color w:val="D4D4D4"/>
-                <w:sz w:val="18"/>
-                <w:szCs w:val="18"/>
-                <w:lang w:val="en-US"/>
-              </w:rPr>
-              <w:t>&gt;</w:t>
+              <w:t>//     &lt;artifactId&gt;mcp-spring-webmvc&lt;/artifactId&gt;</w:t>
             </w:r>
           </w:p>
         </w:tc>
@@ -21019,69 +18176,7 @@
                 <w:sz w:val="18"/>
                 <w:szCs w:val="18"/>
               </w:rPr>
-              <w:t>//     &lt;</w:t>
-            </w:r>
-            <w:proofErr w:type="spellStart"/>
-            <w:r>
-              <w:rPr>
-                <w:rFonts w:ascii="Courier New" w:eastAsia="Courier New" w:hAnsi="Courier New" w:cs="Courier New"/>
-                <w:color w:val="D4D4D4"/>
-                <w:sz w:val="18"/>
-                <w:szCs w:val="18"/>
-              </w:rPr>
-              <w:t>version</w:t>
-            </w:r>
-            <w:proofErr w:type="spellEnd"/>
-            <w:r>
-              <w:rPr>
-                <w:rFonts w:ascii="Courier New" w:eastAsia="Courier New" w:hAnsi="Courier New" w:cs="Courier New"/>
-                <w:color w:val="D4D4D4"/>
-                <w:sz w:val="18"/>
-                <w:szCs w:val="18"/>
-              </w:rPr>
-              <w:t>&gt;${</w:t>
-            </w:r>
-            <w:proofErr w:type="spellStart"/>
-            <w:proofErr w:type="gramStart"/>
-            <w:r>
-              <w:rPr>
-                <w:rFonts w:ascii="Courier New" w:eastAsia="Courier New" w:hAnsi="Courier New" w:cs="Courier New"/>
-                <w:color w:val="D4D4D4"/>
-                <w:sz w:val="18"/>
-                <w:szCs w:val="18"/>
-              </w:rPr>
-              <w:t>mcp.version</w:t>
-            </w:r>
-            <w:proofErr w:type="spellEnd"/>
-            <w:proofErr w:type="gramEnd"/>
-            <w:r>
-              <w:rPr>
-                <w:rFonts w:ascii="Courier New" w:eastAsia="Courier New" w:hAnsi="Courier New" w:cs="Courier New"/>
-                <w:color w:val="D4D4D4"/>
-                <w:sz w:val="18"/>
-                <w:szCs w:val="18"/>
-              </w:rPr>
-              <w:t>}&lt;/</w:t>
-            </w:r>
-            <w:proofErr w:type="spellStart"/>
-            <w:r>
-              <w:rPr>
-                <w:rFonts w:ascii="Courier New" w:eastAsia="Courier New" w:hAnsi="Courier New" w:cs="Courier New"/>
-                <w:color w:val="D4D4D4"/>
-                <w:sz w:val="18"/>
-                <w:szCs w:val="18"/>
-              </w:rPr>
-              <w:t>version</w:t>
-            </w:r>
-            <w:proofErr w:type="spellEnd"/>
-            <w:r>
-              <w:rPr>
-                <w:rFonts w:ascii="Courier New" w:eastAsia="Courier New" w:hAnsi="Courier New" w:cs="Courier New"/>
-                <w:color w:val="D4D4D4"/>
-                <w:sz w:val="18"/>
-                <w:szCs w:val="18"/>
-              </w:rPr>
-              <w:t>&gt;</w:t>
+              <w:t>//     &lt;version&gt;${mcp.version}&lt;/version&gt;</w:t>
             </w:r>
           </w:p>
         </w:tc>
@@ -21509,7 +18604,6 @@
                 <w:sz w:val="18"/>
                 <w:szCs w:val="18"/>
               </w:rPr>
-              <w:lastRenderedPageBreak/>
               <w:t>// Após reiniciar o Claude Desktop, 'query_product_database' fica disponível.</w:t>
             </w:r>
           </w:p>
@@ -21546,7 +18640,7 @@
           <w:sz w:val="20"/>
           <w:szCs w:val="20"/>
         </w:rPr>
-        <w:t>2</w:t>
+        <w:t>1</w:t>
       </w:r>
       <w:r>
         <w:rPr>
@@ -21556,29 +18650,7 @@
           <w:sz w:val="20"/>
           <w:szCs w:val="20"/>
         </w:rPr>
-        <w:t xml:space="preserve"> — pom.xml e McpServerConfig.java — ativação do MCP Server (demo-hibernate-</w:t>
-      </w:r>
-      <w:proofErr w:type="gramStart"/>
-      <w:r>
-        <w:rPr>
-          <w:i/>
-          <w:iCs/>
-          <w:color w:val="595959"/>
-          <w:sz w:val="20"/>
-          <w:szCs w:val="20"/>
-        </w:rPr>
-        <w:t>ai</w:t>
-      </w:r>
-      <w:proofErr w:type="gramEnd"/>
-      <w:r>
-        <w:rPr>
-          <w:i/>
-          <w:iCs/>
-          <w:color w:val="595959"/>
-          <w:sz w:val="20"/>
-          <w:szCs w:val="20"/>
-        </w:rPr>
-        <w:t>)</w:t>
+        <w:t xml:space="preserve"> — pom.xml e McpServerConfig.java — ativação do MCP Server (demo-hibernate-ai)</w:t>
       </w:r>
     </w:p>
     <w:p>
@@ -21587,6 +18659,7 @@
       </w:pPr>
       <w:bookmarkStart w:id="22" w:name="_Toc230252217"/>
       <w:r>
+        <w:lastRenderedPageBreak/>
         <w:t>Arquitetura MCP — Quando Activado</w:t>
       </w:r>
       <w:bookmarkEnd w:id="22"/>
@@ -21649,7 +18722,7 @@
               </wp:anchor>
             </w:drawing>
           </mc:Choice>
-          <mc:Fallback xmlns:ns9="http://schemas.openxmlformats.org/drawingml/2006/picture" xmlns:ns5="http://schemas.openxmlformats.org/drawingml/2006/main" xmlns:ns11="http://schemas.microsoft.com/office/drawing/2010/main">
+          <mc:Fallback xmlns:ns11="http://schemas.microsoft.com/office/drawing/2010/main" xmlns:ns5="http://schemas.openxmlformats.org/drawingml/2006/main" xmlns:ns9="http://schemas.openxmlformats.org/drawingml/2006/picture">
             <w:pict>
               <v:line w14:anchorId="32FC0122" id="Conexão Reta 3" o:spid="_x0000_s1026" style="position:absolute;z-index:251691008;visibility:visible;mso-wrap-style:square;mso-wrap-distance-left:9pt;mso-wrap-distance-top:0;mso-wrap-distance-right:9pt;mso-wrap-distance-bottom:0;mso-position-horizontal:absolute;mso-position-horizontal-relative:text;mso-position-vertical:absolute;mso-position-vertical-relative:text" from="0,-.05pt" to="484.2pt,-.05pt" o:gfxdata="UEsDBBQABgAIAAAAIQC2gziS/gAAAOEBAAATAAAAW0NvbnRlbnRfVHlwZXNdLnhtbJSRQU7DMBBF 90jcwfIWJU67QAgl6YK0S0CoHGBkTxKLZGx5TGhvj5O2G0SRWNoz/78nu9wcxkFMGNg6quQqL6RA 0s5Y6ir5vt9lD1JwBDIwOMJKHpHlpr69KfdHjyxSmriSfYz+USnWPY7AufNIadK6MEJMx9ApD/oD OlTrorhX2lFEilmcO2RdNtjC5xDF9pCuTyYBB5bi6bQ4syoJ3g9WQ0ymaiLzg5KdCXlKLjvcW893 SUOqXwnz5DrgnHtJTxOsQfEKIT7DmDSUCaxw7Rqn8787ZsmRM9e2VmPeBN4uqYvTtW7jvijg9N/y JsXecLq0q+WD6m8AAAD//wMAUEsDBBQABgAIAAAAIQA4/SH/1gAAAJQBAAALAAAAX3JlbHMvLnJl bHOkkMFqwzAMhu+DvYPRfXGawxijTi+j0GvpHsDYimMaW0Yy2fr2M4PBMnrbUb/Q94l/f/hMi1qR JVI2sOt6UJgd+ZiDgffL8ekFlFSbvV0oo4EbChzGx4f9GRdb25HMsYhqlCwG5lrLq9biZkxWOiqY 22YiTra2kYMu1l1tQD30/bPm3wwYN0x18gb45AdQl1tp5j/sFB2T0FQ7R0nTNEV3j6o9feQzro1i OWA14Fm+Q8a1a8+Bvu/d/dMb2JY5uiPbhG/ktn4cqGU/er3pcvwCAAD//wMAUEsDBBQABgAIAAAA IQCZ2PQonAEAAJQDAAAOAAAAZHJzL2Uyb0RvYy54bWysU01P3DAQvVfqf7B8Z5MAQm202T2A4FK1 qMAPMM54Y8n2WLbZZP99x97dLGorIRAXxx/z3sx7M1muJ2vYFkLU6DreLGrOwEnstdt0/Onx9uwb ZzEJ1wuDDjq+g8jXq69flqNv4RwHND0ERiQutqPv+JCSb6sqygGsiAv04OhRYbAi0TFsqj6Ikdit qc7r+qoaMfQ+oIQY6fZm/8hXhV8pkOmXUhESMx2n2lJZQ1mf81qtlqLdBOEHLQ9liA9UYYV2lHSm uhFJsJeg/6GyWgaMqNJCoq1QKS2haCA1Tf2XmodBeChayJzoZ5vi59HKn9trdx/IhtHHNvr7kFVM Ktj8pfrYVMzazWbBlJiky6vm8vvFJXkqj2/VCehDTHeAluVNx412WYdoxfZHTJSMQo8hdDilLru0 M5CDjfsNiumekjUFXaYCrk1gW0H9FFKCS03uIfGV6AxT2pgZWL8NPMRnKJSJeQ94RpTM6NIMttph +F/2NB1LVvv4owN73dmCZ+x3pSnFGmp9UXgY0zxbr88FfvqZVn8AAAD//wMAUEsDBBQABgAIAAAA IQCasyRQ4AAAAAkBAAAPAAAAZHJzL2Rvd25yZXYueG1sTI9Ba8JAEIXvhf6HZQq96UYpYmM2IpZS KxSpFfS4ZqdJ2uxs2F1N/Pcde2kvA4/He/O+bN7bRpzRh9qRgtEwAYFUOFNTqWD38TyYgghRk9GN I1RwwQDz/PYm06lxHb3jeRtLwSUUUq2girFNpQxFhVaHoWuR2Pt03urI0pfSeN1xuW3kOEkm0uqa +EOlW1xWWHxvT1bBm1+tlov15Ys2B9vtx+v95rV/Uer+rn+a8VnMQETs418Crgy8H3IednQnMkE0 CpgmKhiMQLD5OJk+gDj+apln8j9B/gMAAP//AwBQSwECLQAUAAYACAAAACEAtoM4kv4AAADhAQAA EwAAAAAAAAAAAAAAAAAAAAAAW0NvbnRlbnRfVHlwZXNdLnhtbFBLAQItABQABgAIAAAAIQA4/SH/ 1gAAAJQBAAALAAAAAAAAAAAAAAAAAC8BAABfcmVscy8ucmVsc1BLAQItABQABgAIAAAAIQCZ2PQo nAEAAJQDAAAOAAAAAAAAAAAAAAAAAC4CAABkcnMvZTJvRG9jLnhtbFBLAQItABQABgAIAAAAIQCa syRQ4AAAAAkBAAAPAAAAAAAAAAAAAAAAAPYDAABkcnMvZG93bnJldi54bWxQSwUGAAAAAAQABADz AAAAAwUAAAAA " strokecolor="#156082 [3204]" strokeweight=".5pt">
                 <v:stroke joinstyle="miter"/>
@@ -21680,6 +18753,47 @@
       </w:r>
       <w:r>
         <w:t>, que trata da consulta à base de dados.</w:t>
+      </w:r>
+    </w:p>
+    <w:p>
+      <w:pPr>
+        <w:spacing w:before="80" w:after="80" w:line="276" w:lineRule="auto"/>
+      </w:pPr>
+      <w:r>
+        <w:t xml:space="preserve">O McpServerConfig.java regista a ferramenta usando a anotação </w:t>
+      </w:r>
+      <w:r>
+        <w:rPr>
+          <w:rStyle w:val="CdigoHTML"/>
+          <w:rFonts w:ascii="Arial" w:eastAsia="Arial" w:hAnsi="Arial" w:cs="Arial"/>
+        </w:rPr>
+        <w:t>@Tool</w:t>
+      </w:r>
+      <w:r>
+        <w:t xml:space="preserve"> do MCP Java SDK. Quando o cliente MCP (Claude Desktop, Cursor, ou qualquer agente) descobre o servidor em </w:t>
+      </w:r>
+      <w:r>
+        <w:rPr>
+          <w:rStyle w:val="CdigoHTML"/>
+          <w:rFonts w:ascii="Arial" w:eastAsia="Arial" w:hAnsi="Arial" w:cs="Arial"/>
+        </w:rPr>
+        <w:t>http://localhost:8080/mcp/sse</w:t>
+      </w:r>
+      <w:r>
+        <w:t xml:space="preserve">, recebe automaticamente a descrição da ferramenta e o esquema dos parâmetros. A partir daí, qualquer pergunta feita ao agente pode ser resolvida chamando </w:t>
+      </w:r>
+      <w:r>
+        <w:rPr>
+          <w:rStyle w:val="CdigoHTML"/>
+          <w:rFonts w:ascii="Arial" w:eastAsia="Arial" w:hAnsi="Arial" w:cs="Arial"/>
+        </w:rPr>
+        <w:t>query_product_database</w:t>
+      </w:r>
+      <w:r>
+        <w:t xml:space="preserve"> como tool — o agente não precisa de saber que existe Hibernate, HQL, ou uma base de dados H2 por baixo. A segurança é mantida: o HibernateQueryTool continua a validar cada query antes de a executar, independentemente de o pedido vir via REST ou via MCP</w:t>
+      </w:r>
+      <w:r>
+        <w:t>.</w:t>
       </w:r>
     </w:p>
     <w:p>
@@ -21750,7 +18864,7 @@
               </wp:anchor>
             </w:drawing>
           </mc:Choice>
-          <mc:Fallback xmlns:ns9="http://schemas.openxmlformats.org/drawingml/2006/picture" xmlns:ns5="http://schemas.openxmlformats.org/drawingml/2006/main" xmlns:ns11="http://schemas.microsoft.com/office/drawing/2010/main">
+          <mc:Fallback xmlns:ns11="http://schemas.microsoft.com/office/drawing/2010/main" xmlns:ns5="http://schemas.openxmlformats.org/drawingml/2006/main" xmlns:ns9="http://schemas.openxmlformats.org/drawingml/2006/picture">
             <w:pict>
               <v:line w14:anchorId="17F8D4B3" id="Conexão Reta 3" o:spid="_x0000_s1026" style="position:absolute;z-index:251693056;visibility:visible;mso-wrap-style:square;mso-wrap-distance-left:9pt;mso-wrap-distance-top:0;mso-wrap-distance-right:9pt;mso-wrap-distance-bottom:0;mso-position-horizontal:absolute;mso-position-horizontal-relative:text;mso-position-vertical:absolute;mso-position-vertical-relative:text" from="0,-.05pt" to="484.2pt,-.05pt" o:gfxdata="UEsDBBQABgAIAAAAIQC2gziS/gAAAOEBAAATAAAAW0NvbnRlbnRfVHlwZXNdLnhtbJSRQU7DMBBF 90jcwfIWJU67QAgl6YK0S0CoHGBkTxKLZGx5TGhvj5O2G0SRWNoz/78nu9wcxkFMGNg6quQqL6RA 0s5Y6ir5vt9lD1JwBDIwOMJKHpHlpr69KfdHjyxSmriSfYz+USnWPY7AufNIadK6MEJMx9ApD/oD OlTrorhX2lFEilmcO2RdNtjC5xDF9pCuTyYBB5bi6bQ4syoJ3g9WQ0ymaiLzg5KdCXlKLjvcW893 SUOqXwnz5DrgnHtJTxOsQfEKIT7DmDSUCaxw7Rqn8787ZsmRM9e2VmPeBN4uqYvTtW7jvijg9N/y JsXecLq0q+WD6m8AAAD//wMAUEsDBBQABgAIAAAAIQA4/SH/1gAAAJQBAAALAAAAX3JlbHMvLnJl bHOkkMFqwzAMhu+DvYPRfXGawxijTi+j0GvpHsDYimMaW0Yy2fr2M4PBMnrbUb/Q94l/f/hMi1qR JVI2sOt6UJgd+ZiDgffL8ekFlFSbvV0oo4EbChzGx4f9GRdb25HMsYhqlCwG5lrLq9biZkxWOiqY 22YiTra2kYMu1l1tQD30/bPm3wwYN0x18gb45AdQl1tp5j/sFB2T0FQ7R0nTNEV3j6o9feQzro1i OWA14Fm+Q8a1a8+Bvu/d/dMb2JY5uiPbhG/ktn4cqGU/er3pcvwCAAD//wMAUEsDBBQABgAIAAAA IQCZ2PQonAEAAJQDAAAOAAAAZHJzL2Uyb0RvYy54bWysU01P3DAQvVfqf7B8Z5MAQm202T2A4FK1 qMAPMM54Y8n2WLbZZP99x97dLGorIRAXxx/z3sx7M1muJ2vYFkLU6DreLGrOwEnstdt0/Onx9uwb ZzEJ1wuDDjq+g8jXq69flqNv4RwHND0ERiQutqPv+JCSb6sqygGsiAv04OhRYbAi0TFsqj6Ikdit qc7r+qoaMfQ+oIQY6fZm/8hXhV8pkOmXUhESMx2n2lJZQ1mf81qtlqLdBOEHLQ9liA9UYYV2lHSm uhFJsJeg/6GyWgaMqNJCoq1QKS2haCA1Tf2XmodBeChayJzoZ5vi59HKn9trdx/IhtHHNvr7kFVM Ktj8pfrYVMzazWbBlJiky6vm8vvFJXkqj2/VCehDTHeAluVNx412WYdoxfZHTJSMQo8hdDilLru0 M5CDjfsNiumekjUFXaYCrk1gW0H9FFKCS03uIfGV6AxT2pgZWL8NPMRnKJSJeQ94RpTM6NIMttph +F/2NB1LVvv4owN73dmCZ+x3pSnFGmp9UXgY0zxbr88FfvqZVn8AAAD//wMAUEsDBBQABgAIAAAA IQCasyRQ4AAAAAkBAAAPAAAAZHJzL2Rvd25yZXYueG1sTI9Ba8JAEIXvhf6HZQq96UYpYmM2IpZS KxSpFfS4ZqdJ2uxs2F1N/Pcde2kvA4/He/O+bN7bRpzRh9qRgtEwAYFUOFNTqWD38TyYgghRk9GN I1RwwQDz/PYm06lxHb3jeRtLwSUUUq2girFNpQxFhVaHoWuR2Pt03urI0pfSeN1xuW3kOEkm0uqa +EOlW1xWWHxvT1bBm1+tlov15Ys2B9vtx+v95rV/Uer+rn+a8VnMQETs418Crgy8H3IednQnMkE0 CpgmKhiMQLD5OJk+gDj+apln8j9B/gMAAP//AwBQSwECLQAUAAYACAAAACEAtoM4kv4AAADhAQAA EwAAAAAAAAAAAAAAAAAAAAAAW0NvbnRlbnRfVHlwZXNdLnhtbFBLAQItABQABgAIAAAAIQA4/SH/ 1gAAAJQBAAALAAAAAAAAAAAAAAAAAC8BAABfcmVscy8ucmVsc1BLAQItABQABgAIAAAAIQCZ2PQo nAEAAJQDAAAOAAAAAAAAAAAAAAAAAC4CAABkcnMvZTJvRG9jLnhtbFBLAQItABQABgAIAAAAIQCa syRQ4AAAAAkBAAAPAAAAAAAAAAAAAAAAAPYDAABkcnMvZG93bnJldi54bWxQSwUGAAAAAAQABADz AAAAAwUAAAAA " strokecolor="#156082 [3204]" strokeweight=".5pt">
                 <v:stroke joinstyle="miter"/>
@@ -21925,29 +19039,7 @@
                 <w:szCs w:val="18"/>
                 <w:lang w:val="en-US"/>
               </w:rPr>
-              <w:t xml:space="preserve"># Top N — LLM gera: SELECT p FROM Product p ORDER BY </w:t>
-            </w:r>
-            <w:proofErr w:type="gramStart"/>
-            <w:r>
-              <w:rPr>
-                <w:rFonts w:ascii="Courier New" w:eastAsia="Courier New" w:hAnsi="Courier New" w:cs="Courier New"/>
-                <w:color w:val="D4D4D4"/>
-                <w:sz w:val="18"/>
-                <w:szCs w:val="18"/>
-                <w:lang w:val="en-US"/>
-              </w:rPr>
-              <w:t>p.price</w:t>
-            </w:r>
-            <w:proofErr w:type="gramEnd"/>
-            <w:r>
-              <w:rPr>
-                <w:rFonts w:ascii="Courier New" w:eastAsia="Courier New" w:hAnsi="Courier New" w:cs="Courier New"/>
-                <w:color w:val="D4D4D4"/>
-                <w:sz w:val="18"/>
-                <w:szCs w:val="18"/>
-                <w:lang w:val="en-US"/>
-              </w:rPr>
-              <w:t xml:space="preserve"> DESC</w:t>
+              <w:t># Top N — LLM gera: SELECT p FROM Product p ORDER BY p.price DESC</w:t>
             </w:r>
           </w:p>
         </w:tc>
@@ -22047,19 +19139,8 @@
                 <w:sz w:val="18"/>
                 <w:szCs w:val="18"/>
               </w:rPr>
-              <w:t xml:space="preserve"># Filtro por categoria — LLM gera HQL com </w:t>
-            </w:r>
-            <w:proofErr w:type="gramStart"/>
-            <w:r>
-              <w:rPr>
-                <w:rFonts w:ascii="Courier New" w:eastAsia="Courier New" w:hAnsi="Courier New" w:cs="Courier New"/>
-                <w:color w:val="D4D4D4"/>
-                <w:sz w:val="18"/>
-                <w:szCs w:val="18"/>
-              </w:rPr>
-              <w:t>p.category.name</w:t>
-            </w:r>
-            <w:proofErr w:type="gramEnd"/>
+              <w:t># Filtro por categoria — LLM gera HQL com p.category.name</w:t>
+            </w:r>
           </w:p>
         </w:tc>
       </w:tr>
@@ -22162,29 +19243,7 @@
                 <w:szCs w:val="18"/>
                 <w:lang w:val="en-US"/>
               </w:rPr>
-              <w:t xml:space="preserve"># Agregação — LLM gera: SELECT </w:t>
-            </w:r>
-            <w:proofErr w:type="gramStart"/>
-            <w:r>
-              <w:rPr>
-                <w:rFonts w:ascii="Courier New" w:eastAsia="Courier New" w:hAnsi="Courier New" w:cs="Courier New"/>
-                <w:color w:val="D4D4D4"/>
-                <w:sz w:val="18"/>
-                <w:szCs w:val="18"/>
-                <w:lang w:val="en-US"/>
-              </w:rPr>
-              <w:t>p.category.name</w:t>
-            </w:r>
-            <w:proofErr w:type="gramEnd"/>
-            <w:r>
-              <w:rPr>
-                <w:rFonts w:ascii="Courier New" w:eastAsia="Courier New" w:hAnsi="Courier New" w:cs="Courier New"/>
-                <w:color w:val="D4D4D4"/>
-                <w:sz w:val="18"/>
-                <w:szCs w:val="18"/>
-                <w:lang w:val="en-US"/>
-              </w:rPr>
-              <w:t>, AVG(p.price) ... GROUP BY</w:t>
+              <w:t># Agregação — LLM gera: SELECT p.category.name, AVG(p.price) ... GROUP BY</w:t>
             </w:r>
           </w:p>
         </w:tc>
@@ -22284,19 +19343,8 @@
                 <w:sz w:val="18"/>
                 <w:szCs w:val="18"/>
               </w:rPr>
-              <w:t xml:space="preserve"># Stock baixo — LLM gera HQL com filtro </w:t>
-            </w:r>
-            <w:proofErr w:type="gramStart"/>
-            <w:r>
-              <w:rPr>
-                <w:rFonts w:ascii="Courier New" w:eastAsia="Courier New" w:hAnsi="Courier New" w:cs="Courier New"/>
-                <w:color w:val="D4D4D4"/>
-                <w:sz w:val="18"/>
-                <w:szCs w:val="18"/>
-              </w:rPr>
-              <w:t>p.stock</w:t>
-            </w:r>
-            <w:proofErr w:type="gramEnd"/>
+              <w:t># Stock baixo — LLM gera HQL com filtro p.stock</w:t>
+            </w:r>
           </w:p>
         </w:tc>
       </w:tr>
@@ -22597,29 +19645,7 @@
           <w:sz w:val="20"/>
           <w:szCs w:val="20"/>
         </w:rPr>
-        <w:t xml:space="preserve">Exemplos de </w:t>
-      </w:r>
-      <w:proofErr w:type="spellStart"/>
-      <w:r>
-        <w:rPr>
-          <w:i/>
-          <w:iCs/>
-          <w:color w:val="595959"/>
-          <w:sz w:val="20"/>
-          <w:szCs w:val="20"/>
-        </w:rPr>
-        <w:t>queries</w:t>
-      </w:r>
-      <w:proofErr w:type="spellEnd"/>
-      <w:r>
-        <w:rPr>
-          <w:i/>
-          <w:iCs/>
-          <w:color w:val="595959"/>
-          <w:sz w:val="20"/>
-          <w:szCs w:val="20"/>
-        </w:rPr>
-        <w:t xml:space="preserve"> para a demo ao vivo (curl)</w:t>
+        <w:t>Exemplos de queries para a demo ao vivo (curl)</w:t>
       </w:r>
     </w:p>
     <w:p>
@@ -22628,6 +19654,7 @@
       </w:pPr>
       <w:bookmarkStart w:id="24" w:name="_Toc230252219"/>
       <w:r>
+        <w:lastRenderedPageBreak/>
         <w:t>Pontos-Chave</w:t>
       </w:r>
       <w:bookmarkEnd w:id="24"/>
@@ -22695,7 +19722,7 @@
               </wp:anchor>
             </w:drawing>
           </mc:Choice>
-          <mc:Fallback xmlns:ns9="http://schemas.openxmlformats.org/drawingml/2006/picture" xmlns:ns5="http://schemas.openxmlformats.org/drawingml/2006/main" xmlns:ns11="http://schemas.microsoft.com/office/drawing/2010/main">
+          <mc:Fallback xmlns:ns11="http://schemas.microsoft.com/office/drawing/2010/main" xmlns:ns5="http://schemas.openxmlformats.org/drawingml/2006/main" xmlns:ns9="http://schemas.openxmlformats.org/drawingml/2006/picture">
             <w:pict>
               <v:line w14:anchorId="4469CF73" id="Conexão Reta 3" o:spid="_x0000_s1026" style="position:absolute;z-index:251695104;visibility:visible;mso-wrap-style:square;mso-wrap-distance-left:9pt;mso-wrap-distance-top:0;mso-wrap-distance-right:9pt;mso-wrap-distance-bottom:0;mso-position-horizontal:absolute;mso-position-horizontal-relative:text;mso-position-vertical:absolute;mso-position-vertical-relative:text" from="0,0" to="484.2pt,0" o:gfxdata="UEsDBBQABgAIAAAAIQC2gziS/gAAAOEBAAATAAAAW0NvbnRlbnRfVHlwZXNdLnhtbJSRQU7DMBBF 90jcwfIWJU67QAgl6YK0S0CoHGBkTxKLZGx5TGhvj5O2G0SRWNoz/78nu9wcxkFMGNg6quQqL6RA 0s5Y6ir5vt9lD1JwBDIwOMJKHpHlpr69KfdHjyxSmriSfYz+USnWPY7AufNIadK6MEJMx9ApD/oD OlTrorhX2lFEilmcO2RdNtjC5xDF9pCuTyYBB5bi6bQ4syoJ3g9WQ0ymaiLzg5KdCXlKLjvcW893 SUOqXwnz5DrgnHtJTxOsQfEKIT7DmDSUCaxw7Rqn8787ZsmRM9e2VmPeBN4uqYvTtW7jvijg9N/y JsXecLq0q+WD6m8AAAD//wMAUEsDBBQABgAIAAAAIQA4/SH/1gAAAJQBAAALAAAAX3JlbHMvLnJl bHOkkMFqwzAMhu+DvYPRfXGawxijTi+j0GvpHsDYimMaW0Yy2fr2M4PBMnrbUb/Q94l/f/hMi1qR JVI2sOt6UJgd+ZiDgffL8ekFlFSbvV0oo4EbChzGx4f9GRdb25HMsYhqlCwG5lrLq9biZkxWOiqY 22YiTra2kYMu1l1tQD30/bPm3wwYN0x18gb45AdQl1tp5j/sFB2T0FQ7R0nTNEV3j6o9feQzro1i OWA14Fm+Q8a1a8+Bvu/d/dMb2JY5uiPbhG/ktn4cqGU/er3pcvwCAAD//wMAUEsDBBQABgAIAAAA IQCZ2PQonAEAAJQDAAAOAAAAZHJzL2Uyb0RvYy54bWysU01P3DAQvVfqf7B8Z5MAQm202T2A4FK1 qMAPMM54Y8n2WLbZZP99x97dLGorIRAXxx/z3sx7M1muJ2vYFkLU6DreLGrOwEnstdt0/Onx9uwb ZzEJ1wuDDjq+g8jXq69flqNv4RwHND0ERiQutqPv+JCSb6sqygGsiAv04OhRYbAi0TFsqj6Ikdit qc7r+qoaMfQ+oIQY6fZm/8hXhV8pkOmXUhESMx2n2lJZQ1mf81qtlqLdBOEHLQ9liA9UYYV2lHSm uhFJsJeg/6GyWgaMqNJCoq1QKS2haCA1Tf2XmodBeChayJzoZ5vi59HKn9trdx/IhtHHNvr7kFVM Ktj8pfrYVMzazWbBlJiky6vm8vvFJXkqj2/VCehDTHeAluVNx412WYdoxfZHTJSMQo8hdDilLru0 M5CDjfsNiumekjUFXaYCrk1gW0H9FFKCS03uIfGV6AxT2pgZWL8NPMRnKJSJeQ94RpTM6NIMttph +F/2NB1LVvv4owN73dmCZ+x3pSnFGmp9UXgY0zxbr88FfvqZVn8AAAD//wMAUEsDBBQABgAIAAAA IQBdcTjb3gAAAAcBAAAPAAAAZHJzL2Rvd25yZXYueG1sTI9Ba8JAEIXvBf/DMkJvdVMpYmM2IpZS KxSpLdjjmp0m0exs2F1N/Pcde2kvDx6PefO9bN7bRpzRh9qRgvtRAgKpcKamUsHnx/PdFESImoxu HKGCCwaY54ObTKfGdfSO520sBZdQSLWCKsY2lTIUFVodRq5F4uzbeasjW19K43XH5baR4ySZSKtr 4g+VbnFZYXHcnqyCN79aLRfry4E2X7bbjde7zWv/otTtsH+asSxmICL28e8CrhuYH3IG27sTmSAa Bbwm/ipnj5PpA4j91co8k//58x8AAAD//wMAUEsBAi0AFAAGAAgAAAAhALaDOJL+AAAA4QEAABMA AAAAAAAAAAAAAAAAAAAAAFtDb250ZW50X1R5cGVzXS54bWxQSwECLQAUAAYACAAAACEAOP0h/9YA AACUAQAACwAAAAAAAAAAAAAAAAAvAQAAX3JlbHMvLnJlbHNQSwECLQAUAAYACAAAACEAmdj0KJwB AACUAwAADgAAAAAAAAAAAAAAAAAuAgAAZHJzL2Uyb0RvYy54bWxQSwECLQAUAAYACAAAACEAXXE4 294AAAAHAQAADwAAAAAAAAAAAAAAAAD2AwAAZHJzL2Rvd25yZXYueG1sUEsFBgAAAAAEAAQA8wAA AAEFAAAAAA== " strokecolor="#156082 [3204]" strokeweight=".5pt">
                 <v:stroke joinstyle="miter"/>
@@ -22729,7 +19756,6 @@
           <w:b/>
           <w:bCs/>
         </w:rPr>
-        <w:lastRenderedPageBreak/>
         <w:t>@AiService (LangChain4j):</w:t>
       </w:r>
       <w:r>
@@ -22972,7 +19998,7 @@
               </wp:anchor>
             </w:drawing>
           </mc:Choice>
-          <mc:Fallback xmlns:ns9="http://schemas.openxmlformats.org/drawingml/2006/picture" xmlns:ns5="http://schemas.openxmlformats.org/drawingml/2006/main" xmlns:ns11="http://schemas.microsoft.com/office/drawing/2010/main">
+          <mc:Fallback xmlns:ns11="http://schemas.microsoft.com/office/drawing/2010/main" xmlns:ns5="http://schemas.openxmlformats.org/drawingml/2006/main" xmlns:ns9="http://schemas.openxmlformats.org/drawingml/2006/picture">
             <w:pict>
               <v:line w14:anchorId="46AF1C3A" id="Conexão Reta 3" o:spid="_x0000_s1026" style="position:absolute;z-index:251699200;visibility:visible;mso-wrap-style:square;mso-wrap-distance-left:9pt;mso-wrap-distance-top:0;mso-wrap-distance-right:9pt;mso-wrap-distance-bottom:0;mso-position-horizontal:absolute;mso-position-horizontal-relative:text;mso-position-vertical:absolute;mso-position-vertical-relative:text" from="0,-.05pt" to="484.2pt,-.05pt" o:gfxdata="UEsDBBQABgAIAAAAIQC2gziS/gAAAOEBAAATAAAAW0NvbnRlbnRfVHlwZXNdLnhtbJSRQU7DMBBF 90jcwfIWJU67QAgl6YK0S0CoHGBkTxKLZGx5TGhvj5O2G0SRWNoz/78nu9wcxkFMGNg6quQqL6RA 0s5Y6ir5vt9lD1JwBDIwOMJKHpHlpr69KfdHjyxSmriSfYz+USnWPY7AufNIadK6MEJMx9ApD/oD OlTrorhX2lFEilmcO2RdNtjC5xDF9pCuTyYBB5bi6bQ4syoJ3g9WQ0ymaiLzg5KdCXlKLjvcW893 SUOqXwnz5DrgnHtJTxOsQfEKIT7DmDSUCaxw7Rqn8787ZsmRM9e2VmPeBN4uqYvTtW7jvijg9N/y JsXecLq0q+WD6m8AAAD//wMAUEsDBBQABgAIAAAAIQA4/SH/1gAAAJQBAAALAAAAX3JlbHMvLnJl bHOkkMFqwzAMhu+DvYPRfXGawxijTi+j0GvpHsDYimMaW0Yy2fr2M4PBMnrbUb/Q94l/f/hMi1qR JVI2sOt6UJgd+ZiDgffL8ekFlFSbvV0oo4EbChzGx4f9GRdb25HMsYhqlCwG5lrLq9biZkxWOiqY 22YiTra2kYMu1l1tQD30/bPm3wwYN0x18gb45AdQl1tp5j/sFB2T0FQ7R0nTNEV3j6o9feQzro1i OWA14Fm+Q8a1a8+Bvu/d/dMb2JY5uiPbhG/ktn4cqGU/er3pcvwCAAD//wMAUEsDBBQABgAIAAAA IQCZ2PQonAEAAJQDAAAOAAAAZHJzL2Uyb0RvYy54bWysU01P3DAQvVfqf7B8Z5MAQm202T2A4FK1 qMAPMM54Y8n2WLbZZP99x97dLGorIRAXxx/z3sx7M1muJ2vYFkLU6DreLGrOwEnstdt0/Onx9uwb ZzEJ1wuDDjq+g8jXq69flqNv4RwHND0ERiQutqPv+JCSb6sqygGsiAv04OhRYbAi0TFsqj6Ikdit qc7r+qoaMfQ+oIQY6fZm/8hXhV8pkOmXUhESMx2n2lJZQ1mf81qtlqLdBOEHLQ9liA9UYYV2lHSm uhFJsJeg/6GyWgaMqNJCoq1QKS2haCA1Tf2XmodBeChayJzoZ5vi59HKn9trdx/IhtHHNvr7kFVM Ktj8pfrYVMzazWbBlJiky6vm8vvFJXkqj2/VCehDTHeAluVNx412WYdoxfZHTJSMQo8hdDilLru0 M5CDjfsNiumekjUFXaYCrk1gW0H9FFKCS03uIfGV6AxT2pgZWL8NPMRnKJSJeQ94RpTM6NIMttph +F/2NB1LVvv4owN73dmCZ+x3pSnFGmp9UXgY0zxbr88FfvqZVn8AAAD//wMAUEsDBBQABgAIAAAA IQCasyRQ4AAAAAkBAAAPAAAAZHJzL2Rvd25yZXYueG1sTI9Ba8JAEIXvhf6HZQq96UYpYmM2IpZS KxSpFfS4ZqdJ2uxs2F1N/Pcde2kvA4/He/O+bN7bRpzRh9qRgtEwAYFUOFNTqWD38TyYgghRk9GN I1RwwQDz/PYm06lxHb3jeRtLwSUUUq2girFNpQxFhVaHoWuR2Pt03urI0pfSeN1xuW3kOEkm0uqa +EOlW1xWWHxvT1bBm1+tlov15Ys2B9vtx+v95rV/Uer+rn+a8VnMQETs418Crgy8H3IednQnMkE0 CpgmKhiMQLD5OJk+gDj+apln8j9B/gMAAP//AwBQSwECLQAUAAYACAAAACEAtoM4kv4AAADhAQAA EwAAAAAAAAAAAAAAAAAAAAAAW0NvbnRlbnRfVHlwZXNdLnhtbFBLAQItABQABgAIAAAAIQA4/SH/ 1gAAAJQBAAALAAAAAAAAAAAAAAAAAC8BAABfcmVscy8ucmVsc1BLAQItABQABgAIAAAAIQCZ2PQo nAEAAJQDAAAOAAAAAAAAAAAAAAAAAC4CAABkcnMvZTJvRG9jLnhtbFBLAQItABQABgAIAAAAIQCa syRQ4AAAAAkBAAAPAAAAAAAAAAAAAAAAAPYDAABkcnMvZG93bnJldi54bWxQSwUGAAAAAAQABADz AAAAAwUAAAAA " strokecolor="#156082 [3204]" strokeweight=".5pt">
                 <v:stroke joinstyle="miter"/>
@@ -23041,18 +20067,8 @@
             <w:color w:val="2E75B6"/>
             <w:lang w:val="en-US"/>
           </w:rPr>
-          <w:t xml:space="preserve">LangChain4j — </w:t>
+          <w:t>LangChain4j — AiServices</w:t>
         </w:r>
-        <w:proofErr w:type="spellStart"/>
-        <w:r>
-          <w:rPr>
-            <w:rStyle w:val="Hiperligao"/>
-            <w:color w:val="2E75B6"/>
-            <w:lang w:val="en-US"/>
-          </w:rPr>
-          <w:t>AiServices</w:t>
-        </w:r>
-        <w:proofErr w:type="spellEnd"/>
       </w:hyperlink>
     </w:p>
     <w:p>
@@ -23105,25 +20121,7 @@
             <w:color w:val="2E75B6"/>
             <w:lang w:val="en-US"/>
           </w:rPr>
-          <w:t xml:space="preserve">Spring AI — </w:t>
-        </w:r>
-        <w:proofErr w:type="spellStart"/>
-        <w:r>
-          <w:rPr>
-            <w:rStyle w:val="Hiperligao"/>
-            <w:color w:val="2E75B6"/>
-            <w:lang w:val="en-US"/>
-          </w:rPr>
-          <w:t>ChatClient</w:t>
-        </w:r>
-        <w:proofErr w:type="spellEnd"/>
-        <w:r>
-          <w:rPr>
-            <w:rStyle w:val="Hiperligao"/>
-            <w:color w:val="2E75B6"/>
-            <w:lang w:val="en-US"/>
-          </w:rPr>
-          <w:t xml:space="preserve"> API</w:t>
+          <w:t>Spring AI — ChatClient API</w:t>
         </w:r>
       </w:hyperlink>
     </w:p>
@@ -23171,23 +20169,13 @@
         <w:t xml:space="preserve">→  </w:t>
       </w:r>
       <w:hyperlink r:id="rId28" w:history="1">
-        <w:proofErr w:type="spellStart"/>
         <w:r>
           <w:rPr>
             <w:rStyle w:val="Hiperligao"/>
             <w:color w:val="2E75B6"/>
             <w:lang w:val="en-US"/>
           </w:rPr>
-          <w:t>Artigo</w:t>
-        </w:r>
-        <w:proofErr w:type="spellEnd"/>
-        <w:r>
-          <w:rPr>
-            <w:rStyle w:val="Hiperligao"/>
-            <w:color w:val="2E75B6"/>
-            <w:lang w:val="en-US"/>
-          </w:rPr>
-          <w:t xml:space="preserve"> JAVAPRO — Talk to Your Data</w:t>
+          <w:t>Artigo JAVAPRO — Talk to Your Data</w:t>
         </w:r>
       </w:hyperlink>
     </w:p>
@@ -23204,21 +20192,12 @@
         <w:t xml:space="preserve">→  </w:t>
       </w:r>
       <w:hyperlink r:id="rId29" w:history="1">
-        <w:proofErr w:type="spellStart"/>
         <w:r>
           <w:rPr>
             <w:rStyle w:val="Hiperligao"/>
             <w:color w:val="2E75B6"/>
           </w:rPr>
-          <w:t>Hibernate</w:t>
-        </w:r>
-        <w:proofErr w:type="spellEnd"/>
-        <w:r>
-          <w:rPr>
-            <w:rStyle w:val="Hiperligao"/>
-            <w:color w:val="2E75B6"/>
-          </w:rPr>
-          <w:t xml:space="preserve"> ORM</w:t>
+          <w:t>Hibernate ORM</w:t>
         </w:r>
       </w:hyperlink>
     </w:p>
@@ -23308,47 +20287,7 @@
         </mc:AlternateContent>
       </w:r>
       <w:r>
-        <w:t xml:space="preserve">O </w:t>
-      </w:r>
-      <w:proofErr w:type="spellStart"/>
-      <w:r>
-        <w:t>Hibernate</w:t>
-      </w:r>
-      <w:proofErr w:type="spellEnd"/>
-      <w:r>
-        <w:t xml:space="preserve"> </w:t>
-      </w:r>
-      <w:proofErr w:type="spellStart"/>
-      <w:r>
-        <w:t>Assistant</w:t>
-      </w:r>
-      <w:proofErr w:type="spellEnd"/>
-      <w:r>
-        <w:t xml:space="preserve"> demonstra que é possível adicionar inteligência artificial a aplicações Java existentes de forma segura, controlada e sem infraestrutura adicional. Com o modelo de entidades </w:t>
-      </w:r>
-      <w:proofErr w:type="spellStart"/>
-      <w:r>
-        <w:t>Hibernate</w:t>
-      </w:r>
-      <w:proofErr w:type="spellEnd"/>
-      <w:r>
-        <w:t xml:space="preserve"> como camada de segurança natural, o LLM acede exatamente ao que o </w:t>
-      </w:r>
-      <w:proofErr w:type="spellStart"/>
-      <w:r>
-        <w:t>developer</w:t>
-      </w:r>
-      <w:proofErr w:type="spellEnd"/>
-      <w:r>
-        <w:t xml:space="preserve"> decide expor — nem mais, nem menos. Os dados são reais e em tempo real, as respostas são determinísticas, e não são necessários </w:t>
-      </w:r>
-      <w:proofErr w:type="spellStart"/>
-      <w:r>
-        <w:t>embeddings</w:t>
-      </w:r>
-      <w:proofErr w:type="spellEnd"/>
-      <w:r>
-        <w:t>, bases de dados vetoriais nem pipelines de indexação.</w:t>
+        <w:t>O Hibernate Assistant demonstra que é possível adicionar inteligência artificial a aplicações Java existentes de forma segura, controlada e sem infraestrutura adicional. Com o modelo de entidades Hibernate como camada de segurança natural, o LLM acede exatamente ao que o developer decide expor — nem mais, nem menos. Os dados são reais e em tempo real, as respostas são determinísticas, e não são necessários embeddings, bases de dados vetoriais nem pipelines de indexação.</w:t>
       </w:r>
     </w:p>
     <w:p>
@@ -23356,31 +20295,7 @@
         <w:spacing w:before="80"/>
       </w:pPr>
       <w:r>
-        <w:t xml:space="preserve">Esta abordagem é especialmente relevante para equipas de </w:t>
-      </w:r>
-      <w:proofErr w:type="spellStart"/>
-      <w:r>
-        <w:t>backend</w:t>
-      </w:r>
-      <w:proofErr w:type="spellEnd"/>
-      <w:r>
-        <w:t xml:space="preserve"> Java que já usam </w:t>
-      </w:r>
-      <w:proofErr w:type="spellStart"/>
-      <w:r>
-        <w:t>Hibernate</w:t>
-      </w:r>
-      <w:proofErr w:type="spellEnd"/>
-      <w:r>
-        <w:t xml:space="preserve"> ou Spring Data e querem adicionar AI sem expor a base de dados completa; para arquitetos preocupados com privacidade e conformidade (RGPD, controlo de acesso); para liderança técnica e produto que precisa de garantir que a AI interna usa apenas os dados corretos; e para qualquer </w:t>
-      </w:r>
-      <w:proofErr w:type="spellStart"/>
-      <w:r>
-        <w:t>developer</w:t>
-      </w:r>
-      <w:proofErr w:type="spellEnd"/>
-      <w:r>
-        <w:t xml:space="preserve"> que necessite de AI sobre dados estruturados relacionais com garantias de segurança verificáveis em código.</w:t>
+        <w:t>Esta abordagem é especialmente relevante para equipas de backend Java que já usam Hibernate ou Spring Data e querem adicionar AI sem expor a base de dados completa; para arquitetos preocupados com privacidade e conformidade (RGPD, controlo de acesso); para liderança técnica e produto que precisa de garantir que a AI interna usa apenas os dados corretos; e para qualquer developer que necessite de AI sobre dados estruturados relacionais com garantias de segurança verificáveis em código.</w:t>
       </w:r>
     </w:p>
     <w:p>
@@ -23388,23 +20303,7 @@
         <w:spacing w:before="60" w:after="60"/>
       </w:pPr>
       <w:r>
-        <w:t xml:space="preserve">Face a soluções como um MCP PostgreSQL — que expõe toda a base de dados ao modelo — o </w:t>
-      </w:r>
-      <w:proofErr w:type="spellStart"/>
-      <w:r>
-        <w:t>Hibernate</w:t>
-      </w:r>
-      <w:proofErr w:type="spellEnd"/>
-      <w:r>
-        <w:t xml:space="preserve"> </w:t>
-      </w:r>
-      <w:proofErr w:type="spellStart"/>
-      <w:r>
-        <w:t>Assistant</w:t>
-      </w:r>
-      <w:proofErr w:type="spellEnd"/>
-      <w:r>
-        <w:t xml:space="preserve"> oferece controlo granular, integração natural no ecossistema Spring, e uma superfície de ataque drasticamente reduzida. A camada de segurança não é configuração: é o próprio modelo de domínio.</w:t>
+        <w:t>Face a soluções como um MCP PostgreSQL — que expõe toda a base de dados ao modelo — o Hibernate Assistant oferece controlo granular, integração natural no ecossistema Spring, e uma superfície de ataque drasticamente reduzida. A camada de segurança não é configuração: é o próprio modelo de domínio.</w:t>
       </w:r>
     </w:p>
     <w:p/>

--- a/local_llm_pt.docx
+++ b/local_llm_pt.docx
@@ -83,7 +83,7 @@
           <w:r>
             <w:fldChar w:fldCharType="separate"/>
           </w:r>
-          <w:hyperlink w:anchor="_Toc230252197" w:history="1">
+          <w:hyperlink w:anchor="_Toc230344017" w:history="1">
             <w:r>
               <w:rPr>
                 <w:rStyle w:val="Hiperligao"/>
@@ -108,7 +108,7 @@
               <w:rPr>
                 <w:noProof/>
               </w:rPr>
-              <w:instrText xml:space="preserve"> PAGEREF _Toc230252197 \h </w:instrText>
+              <w:instrText xml:space="preserve"> PAGEREF _Toc230344017 \h </w:instrText>
             </w:r>
             <w:r>
               <w:rPr>
@@ -150,7 +150,7 @@
               <w14:ligatures w14:val="standardContextual"/>
             </w:rPr>
           </w:pPr>
-          <w:hyperlink w:anchor="_Toc230252198" w:history="1">
+          <w:hyperlink w:anchor="_Toc230344018" w:history="1">
             <w:r>
               <w:rPr>
                 <w:rStyle w:val="Hiperligao"/>
@@ -174,7 +174,7 @@
               <w:rPr>
                 <w:noProof/>
               </w:rPr>
-              <w:instrText xml:space="preserve"> PAGEREF _Toc230252198 \h </w:instrText>
+              <w:instrText xml:space="preserve"> PAGEREF _Toc230344018 \h </w:instrText>
             </w:r>
             <w:r>
               <w:rPr>
@@ -216,7 +216,7 @@
               <w14:ligatures w14:val="standardContextual"/>
             </w:rPr>
           </w:pPr>
-          <w:hyperlink w:anchor="_Toc230252199" w:history="1">
+          <w:hyperlink w:anchor="_Toc230344019" w:history="1">
             <w:r>
               <w:rPr>
                 <w:rStyle w:val="Hiperligao"/>
@@ -240,7 +240,7 @@
               <w:rPr>
                 <w:noProof/>
               </w:rPr>
-              <w:instrText xml:space="preserve"> PAGEREF _Toc230252199 \h </w:instrText>
+              <w:instrText xml:space="preserve"> PAGEREF _Toc230344019 \h </w:instrText>
             </w:r>
             <w:r>
               <w:rPr>
@@ -282,7 +282,7 @@
               <w14:ligatures w14:val="standardContextual"/>
             </w:rPr>
           </w:pPr>
-          <w:hyperlink w:anchor="_Toc230252200" w:history="1">
+          <w:hyperlink w:anchor="_Toc230344020" w:history="1">
             <w:r>
               <w:rPr>
                 <w:rStyle w:val="Hiperligao"/>
@@ -306,7 +306,7 @@
               <w:rPr>
                 <w:noProof/>
               </w:rPr>
-              <w:instrText xml:space="preserve"> PAGEREF _Toc230252200 \h </w:instrText>
+              <w:instrText xml:space="preserve"> PAGEREF _Toc230344020 \h </w:instrText>
             </w:r>
             <w:r>
               <w:rPr>
@@ -348,7 +348,7 @@
               <w14:ligatures w14:val="standardContextual"/>
             </w:rPr>
           </w:pPr>
-          <w:hyperlink w:anchor="_Toc230252201" w:history="1">
+          <w:hyperlink w:anchor="_Toc230344021" w:history="1">
             <w:r>
               <w:rPr>
                 <w:rStyle w:val="Hiperligao"/>
@@ -372,7 +372,7 @@
               <w:rPr>
                 <w:noProof/>
               </w:rPr>
-              <w:instrText xml:space="preserve"> PAGEREF _Toc230252201 \h </w:instrText>
+              <w:instrText xml:space="preserve"> PAGEREF _Toc230344021 \h </w:instrText>
             </w:r>
             <w:r>
               <w:rPr>
@@ -414,7 +414,7 @@
               <w14:ligatures w14:val="standardContextual"/>
             </w:rPr>
           </w:pPr>
-          <w:hyperlink w:anchor="_Toc230252202" w:history="1">
+          <w:hyperlink w:anchor="_Toc230344022" w:history="1">
             <w:r>
               <w:rPr>
                 <w:rStyle w:val="Hiperligao"/>
@@ -438,7 +438,7 @@
               <w:rPr>
                 <w:noProof/>
               </w:rPr>
-              <w:instrText xml:space="preserve"> PAGEREF _Toc230252202 \h </w:instrText>
+              <w:instrText xml:space="preserve"> PAGEREF _Toc230344022 \h </w:instrText>
             </w:r>
             <w:r>
               <w:rPr>
@@ -480,7 +480,7 @@
               <w14:ligatures w14:val="standardContextual"/>
             </w:rPr>
           </w:pPr>
-          <w:hyperlink w:anchor="_Toc230252203" w:history="1">
+          <w:hyperlink w:anchor="_Toc230344023" w:history="1">
             <w:r>
               <w:rPr>
                 <w:rStyle w:val="Hiperligao"/>
@@ -504,7 +504,7 @@
               <w:rPr>
                 <w:noProof/>
               </w:rPr>
-              <w:instrText xml:space="preserve"> PAGEREF _Toc230252203 \h </w:instrText>
+              <w:instrText xml:space="preserve"> PAGEREF _Toc230344023 \h </w:instrText>
             </w:r>
             <w:r>
               <w:rPr>
@@ -546,7 +546,7 @@
               <w14:ligatures w14:val="standardContextual"/>
             </w:rPr>
           </w:pPr>
-          <w:hyperlink w:anchor="_Toc230252204" w:history="1">
+          <w:hyperlink w:anchor="_Toc230344024" w:history="1">
             <w:r>
               <w:rPr>
                 <w:rStyle w:val="Hiperligao"/>
@@ -570,7 +570,7 @@
               <w:rPr>
                 <w:noProof/>
               </w:rPr>
-              <w:instrText xml:space="preserve"> PAGEREF _Toc230252204 \h </w:instrText>
+              <w:instrText xml:space="preserve"> PAGEREF _Toc230344024 \h </w:instrText>
             </w:r>
             <w:r>
               <w:rPr>
@@ -612,7 +612,7 @@
               <w14:ligatures w14:val="standardContextual"/>
             </w:rPr>
           </w:pPr>
-          <w:hyperlink w:anchor="_Toc230252205" w:history="1">
+          <w:hyperlink w:anchor="_Toc230344025" w:history="1">
             <w:r>
               <w:rPr>
                 <w:rStyle w:val="Hiperligao"/>
@@ -636,7 +636,7 @@
               <w:rPr>
                 <w:noProof/>
               </w:rPr>
-              <w:instrText xml:space="preserve"> PAGEREF _Toc230252205 \h </w:instrText>
+              <w:instrText xml:space="preserve"> PAGEREF _Toc230344025 \h </w:instrText>
             </w:r>
             <w:r>
               <w:rPr>
@@ -678,7 +678,7 @@
               <w14:ligatures w14:val="standardContextual"/>
             </w:rPr>
           </w:pPr>
-          <w:hyperlink w:anchor="_Toc230252206" w:history="1">
+          <w:hyperlink w:anchor="_Toc230344026" w:history="1">
             <w:r>
               <w:rPr>
                 <w:rStyle w:val="Hiperligao"/>
@@ -702,7 +702,7 @@
               <w:rPr>
                 <w:noProof/>
               </w:rPr>
-              <w:instrText xml:space="preserve"> PAGEREF _Toc230252206 \h </w:instrText>
+              <w:instrText xml:space="preserve"> PAGEREF _Toc230344026 \h </w:instrText>
             </w:r>
             <w:r>
               <w:rPr>
@@ -744,7 +744,7 @@
               <w14:ligatures w14:val="standardContextual"/>
             </w:rPr>
           </w:pPr>
-          <w:hyperlink w:anchor="_Toc230252207" w:history="1">
+          <w:hyperlink w:anchor="_Toc230344027" w:history="1">
             <w:r>
               <w:rPr>
                 <w:rStyle w:val="Hiperligao"/>
@@ -769,7 +769,7 @@
               <w:rPr>
                 <w:noProof/>
               </w:rPr>
-              <w:instrText xml:space="preserve"> PAGEREF _Toc230252207 \h </w:instrText>
+              <w:instrText xml:space="preserve"> PAGEREF _Toc230344027 \h </w:instrText>
             </w:r>
             <w:r>
               <w:rPr>
@@ -811,7 +811,7 @@
               <w14:ligatures w14:val="standardContextual"/>
             </w:rPr>
           </w:pPr>
-          <w:hyperlink w:anchor="_Toc230252208" w:history="1">
+          <w:hyperlink w:anchor="_Toc230344028" w:history="1">
             <w:r>
               <w:rPr>
                 <w:rStyle w:val="Hiperligao"/>
@@ -835,7 +835,7 @@
               <w:rPr>
                 <w:noProof/>
               </w:rPr>
-              <w:instrText xml:space="preserve"> PAGEREF _Toc230252208 \h </w:instrText>
+              <w:instrText xml:space="preserve"> PAGEREF _Toc230344028 \h </w:instrText>
             </w:r>
             <w:r>
               <w:rPr>
@@ -877,7 +877,7 @@
               <w14:ligatures w14:val="standardContextual"/>
             </w:rPr>
           </w:pPr>
-          <w:hyperlink w:anchor="_Toc230252209" w:history="1">
+          <w:hyperlink w:anchor="_Toc230344029" w:history="1">
             <w:r>
               <w:rPr>
                 <w:rStyle w:val="Hiperligao"/>
@@ -901,7 +901,7 @@
               <w:rPr>
                 <w:noProof/>
               </w:rPr>
-              <w:instrText xml:space="preserve"> PAGEREF _Toc230252209 \h </w:instrText>
+              <w:instrText xml:space="preserve"> PAGEREF _Toc230344029 \h </w:instrText>
             </w:r>
             <w:r>
               <w:rPr>
@@ -943,13 +943,13 @@
               <w14:ligatures w14:val="standardContextual"/>
             </w:rPr>
           </w:pPr>
-          <w:hyperlink w:anchor="_Toc230252210" w:history="1">
+          <w:hyperlink w:anchor="_Toc230344030" w:history="1">
             <w:r>
               <w:rPr>
                 <w:rStyle w:val="Hiperligao"/>
                 <w:noProof/>
               </w:rPr>
-              <w:t>LangChain4j</w:t>
+              <w:t>Pipeline Fixa vs Abordagem com Agentes</w:t>
             </w:r>
             <w:r>
               <w:rPr>
@@ -967,7 +967,7 @@
               <w:rPr>
                 <w:noProof/>
               </w:rPr>
-              <w:instrText xml:space="preserve"> PAGEREF _Toc230252210 \h </w:instrText>
+              <w:instrText xml:space="preserve"> PAGEREF _Toc230344030 \h </w:instrText>
             </w:r>
             <w:r>
               <w:rPr>
@@ -984,7 +984,7 @@
               <w:rPr>
                 <w:noProof/>
               </w:rPr>
-              <w:t>14</w:t>
+              <w:t>13</w:t>
             </w:r>
             <w:r>
               <w:rPr>
@@ -1009,13 +1009,13 @@
               <w14:ligatures w14:val="standardContextual"/>
             </w:rPr>
           </w:pPr>
-          <w:hyperlink w:anchor="_Toc230252211" w:history="1">
+          <w:hyperlink w:anchor="_Toc230344031" w:history="1">
             <w:r>
               <w:rPr>
                 <w:rStyle w:val="Hiperligao"/>
                 <w:noProof/>
               </w:rPr>
-              <w:t>LangChain4j vs Spring AI — Mesma Arquitetura, APIs Diferentes</w:t>
+              <w:t>LangChain4j</w:t>
             </w:r>
             <w:r>
               <w:rPr>
@@ -1033,7 +1033,7 @@
               <w:rPr>
                 <w:noProof/>
               </w:rPr>
-              <w:instrText xml:space="preserve"> PAGEREF _Toc230252211 \h </w:instrText>
+              <w:instrText xml:space="preserve"> PAGEREF _Toc230344031 \h </w:instrText>
             </w:r>
             <w:r>
               <w:rPr>
@@ -1075,13 +1075,13 @@
               <w14:ligatures w14:val="standardContextual"/>
             </w:rPr>
           </w:pPr>
-          <w:hyperlink w:anchor="_Toc230252212" w:history="1">
+          <w:hyperlink w:anchor="_Toc230344032" w:history="1">
             <w:r>
               <w:rPr>
                 <w:rStyle w:val="Hiperligao"/>
                 <w:noProof/>
               </w:rPr>
-              <w:t>Spring AI</w:t>
+              <w:t>LangChain4j vs Spring AI — Mesma Arquitetura, APIs Diferentes</w:t>
             </w:r>
             <w:r>
               <w:rPr>
@@ -1099,7 +1099,7 @@
               <w:rPr>
                 <w:noProof/>
               </w:rPr>
-              <w:instrText xml:space="preserve"> PAGEREF _Toc230252212 \h </w:instrText>
+              <w:instrText xml:space="preserve"> PAGEREF _Toc230344032 \h </w:instrText>
             </w:r>
             <w:r>
               <w:rPr>
@@ -1141,13 +1141,13 @@
               <w14:ligatures w14:val="standardContextual"/>
             </w:rPr>
           </w:pPr>
-          <w:hyperlink w:anchor="_Toc230252213" w:history="1">
+          <w:hyperlink w:anchor="_Toc230344033" w:history="1">
             <w:r>
               <w:rPr>
                 <w:rStyle w:val="Hiperligao"/>
                 <w:noProof/>
               </w:rPr>
-              <w:t>HQL vs SQL — Porquê HQL?</w:t>
+              <w:t>Spring AI</w:t>
             </w:r>
             <w:r>
               <w:rPr>
@@ -1165,7 +1165,7 @@
               <w:rPr>
                 <w:noProof/>
               </w:rPr>
-              <w:instrText xml:space="preserve"> PAGEREF _Toc230252213 \h </w:instrText>
+              <w:instrText xml:space="preserve"> PAGEREF _Toc230344033 \h </w:instrText>
             </w:r>
             <w:r>
               <w:rPr>
@@ -1182,7 +1182,7 @@
               <w:rPr>
                 <w:noProof/>
               </w:rPr>
-              <w:t>16</w:t>
+              <w:t>14</w:t>
             </w:r>
             <w:r>
               <w:rPr>
@@ -1207,13 +1207,13 @@
               <w14:ligatures w14:val="standardContextual"/>
             </w:rPr>
           </w:pPr>
-          <w:hyperlink w:anchor="_Toc230252214" w:history="1">
+          <w:hyperlink w:anchor="_Toc230344034" w:history="1">
             <w:r>
               <w:rPr>
                 <w:rStyle w:val="Hiperligao"/>
                 <w:noProof/>
               </w:rPr>
-              <w:t>RAG com Dados Reais</w:t>
+              <w:t>HQL vs SQL — Porquê HQL?</w:t>
             </w:r>
             <w:r>
               <w:rPr>
@@ -1231,7 +1231,7 @@
               <w:rPr>
                 <w:noProof/>
               </w:rPr>
-              <w:instrText xml:space="preserve"> PAGEREF _Toc230252214 \h </w:instrText>
+              <w:instrText xml:space="preserve"> PAGEREF _Toc230344034 \h </w:instrText>
             </w:r>
             <w:r>
               <w:rPr>
@@ -1248,7 +1248,7 @@
               <w:rPr>
                 <w:noProof/>
               </w:rPr>
-              <w:t>17</w:t>
+              <w:t>16</w:t>
             </w:r>
             <w:r>
               <w:rPr>
@@ -1273,13 +1273,13 @@
               <w14:ligatures w14:val="standardContextual"/>
             </w:rPr>
           </w:pPr>
-          <w:hyperlink w:anchor="_Toc230252215" w:history="1">
+          <w:hyperlink w:anchor="_Toc230344035" w:history="1">
             <w:r>
               <w:rPr>
                 <w:rStyle w:val="Hiperligao"/>
                 <w:noProof/>
               </w:rPr>
-              <w:t>Segurança e Controlo de Acesso</w:t>
+              <w:t>RAG com Dados Reais</w:t>
             </w:r>
             <w:r>
               <w:rPr>
@@ -1297,7 +1297,7 @@
               <w:rPr>
                 <w:noProof/>
               </w:rPr>
-              <w:instrText xml:space="preserve"> PAGEREF _Toc230252215 \h </w:instrText>
+              <w:instrText xml:space="preserve"> PAGEREF _Toc230344035 \h </w:instrText>
             </w:r>
             <w:r>
               <w:rPr>
@@ -1314,7 +1314,7 @@
               <w:rPr>
                 <w:noProof/>
               </w:rPr>
-              <w:t>18</w:t>
+              <w:t>17</w:t>
             </w:r>
             <w:r>
               <w:rPr>
@@ -1339,18 +1339,32 @@
               <w14:ligatures w14:val="standardContextual"/>
             </w:rPr>
           </w:pPr>
-          <w:hyperlink w:anchor="_Toc230252216" w:history="1">
+          <w:hyperlink w:anchor="_Toc230344036" w:history="1">
             <w:r>
               <w:rPr>
                 <w:rStyle w:val="Hiperligao"/>
                 <w:noProof/>
               </w:rPr>
-              <w:t>MCP — Model Context Protocol</w:t>
-            </w:r>
-            <w:r>
-              <w:rPr>
+              <w:t>Segurança e Controlo de A</w:t>
+            </w:r>
+            <w:r>
+              <w:rPr>
+                <w:rStyle w:val="Hiperligao"/>
                 <w:noProof/>
               </w:rPr>
+              <w:t>c</w:t>
+            </w:r>
+            <w:r>
+              <w:rPr>
+                <w:rStyle w:val="Hiperligao"/>
+                <w:noProof/>
+              </w:rPr>
+              <w:t>esso</w:t>
+            </w:r>
+            <w:r>
+              <w:rPr>
+                <w:noProof/>
+              </w:rPr>
               <w:tab/>
             </w:r>
             <w:r>
@@ -1363,7 +1377,7 @@
               <w:rPr>
                 <w:noProof/>
               </w:rPr>
-              <w:instrText xml:space="preserve"> PAGEREF _Toc230252216 \h </w:instrText>
+              <w:instrText xml:space="preserve"> PAGEREF _Toc230344036 \h </w:instrText>
             </w:r>
             <w:r>
               <w:rPr>
@@ -1380,7 +1394,7 @@
               <w:rPr>
                 <w:noProof/>
               </w:rPr>
-              <w:t>19</w:t>
+              <w:t>18</w:t>
             </w:r>
             <w:r>
               <w:rPr>
@@ -1405,13 +1419,13 @@
               <w14:ligatures w14:val="standardContextual"/>
             </w:rPr>
           </w:pPr>
-          <w:hyperlink w:anchor="_Toc230252217" w:history="1">
+          <w:hyperlink w:anchor="_Toc230344037" w:history="1">
             <w:r>
               <w:rPr>
                 <w:rStyle w:val="Hiperligao"/>
                 <w:noProof/>
               </w:rPr>
-              <w:t>Arquitetura MCP — Quando Activado</w:t>
+              <w:t>MCP — Model Context Protocol</w:t>
             </w:r>
             <w:r>
               <w:rPr>
@@ -1429,7 +1443,7 @@
               <w:rPr>
                 <w:noProof/>
               </w:rPr>
-              <w:instrText xml:space="preserve"> PAGEREF _Toc230252217 \h </w:instrText>
+              <w:instrText xml:space="preserve"> PAGEREF _Toc230344037 \h </w:instrText>
             </w:r>
             <w:r>
               <w:rPr>
@@ -1446,7 +1460,7 @@
               <w:rPr>
                 <w:noProof/>
               </w:rPr>
-              <w:t>20</w:t>
+              <w:t>19</w:t>
             </w:r>
             <w:r>
               <w:rPr>
@@ -1471,13 +1485,13 @@
               <w14:ligatures w14:val="standardContextual"/>
             </w:rPr>
           </w:pPr>
-          <w:hyperlink w:anchor="_Toc230252218" w:history="1">
+          <w:hyperlink w:anchor="_Toc230344038" w:history="1">
             <w:r>
               <w:rPr>
                 <w:rStyle w:val="Hiperligao"/>
                 <w:noProof/>
               </w:rPr>
-              <w:t>Perguntas de Demonstração</w:t>
+              <w:t>Arquitetura MCP — Quando Activado</w:t>
             </w:r>
             <w:r>
               <w:rPr>
@@ -1495,7 +1509,7 @@
               <w:rPr>
                 <w:noProof/>
               </w:rPr>
-              <w:instrText xml:space="preserve"> PAGEREF _Toc230252218 \h </w:instrText>
+              <w:instrText xml:space="preserve"> PAGEREF _Toc230344038 \h </w:instrText>
             </w:r>
             <w:r>
               <w:rPr>
@@ -1537,13 +1551,13 @@
               <w14:ligatures w14:val="standardContextual"/>
             </w:rPr>
           </w:pPr>
-          <w:hyperlink w:anchor="_Toc230252219" w:history="1">
+          <w:hyperlink w:anchor="_Toc230344039" w:history="1">
             <w:r>
               <w:rPr>
                 <w:rStyle w:val="Hiperligao"/>
                 <w:noProof/>
               </w:rPr>
-              <w:t>Pontos-Chave</w:t>
+              <w:t>Perguntas de Demonstração</w:t>
             </w:r>
             <w:r>
               <w:rPr>
@@ -1561,7 +1575,7 @@
               <w:rPr>
                 <w:noProof/>
               </w:rPr>
-              <w:instrText xml:space="preserve"> PAGEREF _Toc230252219 \h </w:instrText>
+              <w:instrText xml:space="preserve"> PAGEREF _Toc230344039 \h </w:instrText>
             </w:r>
             <w:r>
               <w:rPr>
@@ -1578,7 +1592,7 @@
               <w:rPr>
                 <w:noProof/>
               </w:rPr>
-              <w:t>21</w:t>
+              <w:t>20</w:t>
             </w:r>
             <w:r>
               <w:rPr>
@@ -1603,13 +1617,13 @@
               <w14:ligatures w14:val="standardContextual"/>
             </w:rPr>
           </w:pPr>
-          <w:hyperlink w:anchor="_Toc230252220" w:history="1">
+          <w:hyperlink w:anchor="_Toc230344040" w:history="1">
             <w:r>
               <w:rPr>
                 <w:rStyle w:val="Hiperligao"/>
                 <w:noProof/>
               </w:rPr>
-              <w:t>Ligações e Recursos</w:t>
+              <w:t>Pontos-Chave</w:t>
             </w:r>
             <w:r>
               <w:rPr>
@@ -1627,7 +1641,7 @@
               <w:rPr>
                 <w:noProof/>
               </w:rPr>
-              <w:instrText xml:space="preserve"> PAGEREF _Toc230252220 \h </w:instrText>
+              <w:instrText xml:space="preserve"> PAGEREF _Toc230344040 \h </w:instrText>
             </w:r>
             <w:r>
               <w:rPr>
@@ -1669,12 +1683,78 @@
               <w14:ligatures w14:val="standardContextual"/>
             </w:rPr>
           </w:pPr>
-          <w:hyperlink w:anchor="_Toc230252221" w:history="1">
+          <w:hyperlink w:anchor="_Toc230344041" w:history="1">
             <w:r>
               <w:rPr>
                 <w:rStyle w:val="Hiperligao"/>
                 <w:noProof/>
               </w:rPr>
+              <w:t>Ligações e Recursos</w:t>
+            </w:r>
+            <w:r>
+              <w:rPr>
+                <w:noProof/>
+              </w:rPr>
+              <w:tab/>
+            </w:r>
+            <w:r>
+              <w:rPr>
+                <w:noProof/>
+              </w:rPr>
+              <w:fldChar w:fldCharType="begin"/>
+            </w:r>
+            <w:r>
+              <w:rPr>
+                <w:noProof/>
+              </w:rPr>
+              <w:instrText xml:space="preserve"> PAGEREF _Toc230344041 \h </w:instrText>
+            </w:r>
+            <w:r>
+              <w:rPr>
+                <w:noProof/>
+              </w:rPr>
+            </w:r>
+            <w:r>
+              <w:rPr>
+                <w:noProof/>
+              </w:rPr>
+              <w:fldChar w:fldCharType="separate"/>
+            </w:r>
+            <w:r>
+              <w:rPr>
+                <w:noProof/>
+              </w:rPr>
+              <w:t>21</w:t>
+            </w:r>
+            <w:r>
+              <w:rPr>
+                <w:noProof/>
+              </w:rPr>
+              <w:fldChar w:fldCharType="end"/>
+            </w:r>
+          </w:hyperlink>
+        </w:p>
+        <w:p>
+          <w:pPr>
+            <w:pStyle w:val="ndice3"/>
+            <w:tabs>
+              <w:tab w:val="right" w:leader="dot" w:pos="9628"/>
+            </w:tabs>
+            <w:rPr>
+              <w:rFonts w:asciiTheme="minorHAnsi" w:eastAsiaTheme="minorEastAsia" w:hAnsiTheme="minorHAnsi" w:cstheme="minorBidi"/>
+              <w:noProof/>
+              <w:kern w:val="2"/>
+              <w:sz w:val="24"/>
+              <w:szCs w:val="24"/>
+              <w14:ligatures w14:val="standardContextual"/>
+            </w:rPr>
+          </w:pPr>
+          <w:hyperlink w:anchor="_Toc230344042" w:history="1">
+            <w:r>
+              <w:rPr>
+                <w:rStyle w:val="Hiperligao"/>
+                <w:noProof/>
+              </w:rPr>
               <w:t>Conclusão</w:t>
             </w:r>
             <w:r>
@@ -1693,7 +1773,7 @@
               <w:rPr>
                 <w:noProof/>
               </w:rPr>
-              <w:instrText xml:space="preserve"> PAGEREF _Toc230252221 \h </w:instrText>
+              <w:instrText xml:space="preserve"> PAGEREF _Toc230344042 \h </w:instrText>
             </w:r>
             <w:r>
               <w:rPr>
@@ -1742,7 +1822,7 @@
           <w:lang w:val="en-US"/>
         </w:rPr>
       </w:pPr>
-      <w:bookmarkStart w:id="0" w:name="_Toc230252197"/>
+      <w:bookmarkStart w:id="0" w:name="_Toc230344017"/>
       <w:r>
         <w:rPr>
           <w:lang w:val="en-US"/>
@@ -1832,7 +1912,7 @@
         <w:t>Pros e cons: modelos locais vs remotos (cloud)</w:t>
       </w:r>
     </w:p>
-    <w:bookmarkStart w:id="1" w:name="_Toc230252198"/>
+    <w:bookmarkStart w:id="1" w:name="_Toc230344018"/>
     <w:p>
       <w:pPr>
         <w:pStyle w:val="Ttulo3"/>
@@ -1921,7 +2001,7 @@
         <w:t>O foco não foi apenas técnico — foi também filosófico. Nem todas as tarefas precisam do modelo mais potente. Escolher o modelo certo para cada tarefa é em si uma competência de engenharia.</w:t>
       </w:r>
     </w:p>
-    <w:bookmarkStart w:id="2" w:name="_Toc230252199"/>
+    <w:bookmarkStart w:id="2" w:name="_Toc230344019"/>
     <w:p>
       <w:pPr>
         <w:pStyle w:val="Ttulo3"/>
@@ -2279,7 +2359,7 @@
       <w:pPr>
         <w:pStyle w:val="Ttulo3"/>
       </w:pPr>
-      <w:bookmarkStart w:id="4" w:name="_Toc230252200"/>
+      <w:bookmarkStart w:id="4" w:name="_Toc230344020"/>
       <w:r>
         <w:t>Quantização — Porque é que um Modelo de 7B Cabe numa Laptop</w:t>
       </w:r>
@@ -3030,7 +3110,7 @@
       <w:pPr>
         <w:pStyle w:val="Ttulo3"/>
       </w:pPr>
-      <w:bookmarkStart w:id="5" w:name="_Toc230252201"/>
+      <w:bookmarkStart w:id="5" w:name="_Toc230344021"/>
       <w:r>
         <w:lastRenderedPageBreak/>
         <w:t>Vantagens e Desvantagens do Desenvolvimento Local com LLMs</w:t>
@@ -3537,7 +3617,7 @@
       <w:pPr>
         <w:pStyle w:val="Ttulo3"/>
       </w:pPr>
-      <w:bookmarkStart w:id="6" w:name="_Toc230252202"/>
+      <w:bookmarkStart w:id="6" w:name="_Toc230344022"/>
       <w:r>
         <w:t>Ferramentas do Ecossistema Local</w:t>
       </w:r>
@@ -3996,7 +4076,7 @@
       <w:pPr>
         <w:pStyle w:val="Ttulo3"/>
       </w:pPr>
-      <w:bookmarkStart w:id="7" w:name="_Toc230252203"/>
+      <w:bookmarkStart w:id="7" w:name="_Toc230344023"/>
       <w:r>
         <w:lastRenderedPageBreak/>
         <w:t>Escolher o Modelo Certo</w:t>
@@ -4164,7 +4244,7 @@
       <w:pPr>
         <w:pStyle w:val="Ttulo3"/>
       </w:pPr>
-      <w:bookmarkStart w:id="8" w:name="_Toc230252204"/>
+      <w:bookmarkStart w:id="8" w:name="_Toc230344024"/>
       <w:r>
         <w:t>Segurança em Modelos Open-Source</w:t>
       </w:r>
@@ -4376,7 +4456,7 @@
       <w:pPr>
         <w:pStyle w:val="Ttulo3"/>
       </w:pPr>
-      <w:bookmarkStart w:id="9" w:name="_Toc230252205"/>
+      <w:bookmarkStart w:id="9" w:name="_Toc230344025"/>
       <w:r>
         <w:t>Pontos-Chave</w:t>
       </w:r>
@@ -4629,7 +4709,7 @@
       <w:pPr>
         <w:pStyle w:val="Ttulo3"/>
       </w:pPr>
-      <w:bookmarkStart w:id="10" w:name="_Toc230252206"/>
+      <w:bookmarkStart w:id="10" w:name="_Toc230344026"/>
       <w:r>
         <w:lastRenderedPageBreak/>
         <w:t>Ligações e Recursos</w:t>
@@ -5033,7 +5113,7 @@
           <w:lang w:val="en-US"/>
         </w:rPr>
       </w:pPr>
-      <w:bookmarkStart w:id="11" w:name="_Toc230252207"/>
+      <w:bookmarkStart w:id="11" w:name="_Toc230344027"/>
       <w:r>
         <w:rPr>
           <w:lang w:val="en-US"/>
@@ -5167,7 +5247,7 @@
       <w:pPr>
         <w:pStyle w:val="Ttulo3"/>
       </w:pPr>
-      <w:bookmarkStart w:id="12" w:name="_Toc230252208"/>
+      <w:bookmarkStart w:id="12" w:name="_Toc230344028"/>
       <w:r>
         <w:t>O Problema</w:t>
       </w:r>
@@ -5577,7 +5657,7 @@
       <w:pPr>
         <w:pStyle w:val="Ttulo3"/>
       </w:pPr>
-      <w:bookmarkStart w:id="13" w:name="_Toc230252209"/>
+      <w:bookmarkStart w:id="13" w:name="_Toc230344029"/>
       <w:r>
         <w:t>Hibernate Assistant — Como Funciona Internamente</w:t>
       </w:r>
@@ -7455,18 +7535,19 @@
             <w:pPr>
               <w:spacing w:before="20" w:after="20"/>
               <w:rPr>
-                <w:lang w:val="en-US"/>
-              </w:rPr>
-            </w:pPr>
-            <w:r>
-              <w:rPr>
-                <w:rFonts w:ascii="Courier New" w:eastAsia="Courier New" w:hAnsi="Courier New" w:cs="Courier New"/>
-                <w:color w:val="D4D4D4"/>
-                <w:sz w:val="18"/>
-                <w:szCs w:val="18"/>
-                <w:lang w:val="en-US"/>
-              </w:rPr>
-              <w:t xml:space="preserve">        - Use Java field names: Product(id, name, price, stock, category),</w:t>
+                <w:color w:val="FFFFFF" w:themeColor="background1"/>
+                <w:lang w:val="en-US"/>
+              </w:rPr>
+            </w:pPr>
+            <w:r>
+              <w:rPr>
+                <w:rFonts w:ascii="Courier New" w:eastAsia="Courier New" w:hAnsi="Courier New" w:cs="Courier New"/>
+                <w:color w:val="FFFFFF" w:themeColor="background1"/>
+                <w:sz w:val="18"/>
+                <w:szCs w:val="18"/>
+                <w:lang w:val="en-US"/>
+              </w:rPr>
+              <w:t xml:space="preserve">        - Product.costPrice and Product.supplierCode exist, but are restricted fields.</w:t>
             </w:r>
           </w:p>
         </w:tc>
@@ -7492,63 +7573,20 @@
           <w:p>
             <w:pPr>
               <w:spacing w:before="20" w:after="20"/>
-            </w:pPr>
-            <w:r>
-              <w:rPr>
-                <w:rFonts w:ascii="Courier New" w:eastAsia="Courier New" w:hAnsi="Courier New" w:cs="Courier New"/>
-                <w:color w:val="D4D4D4"/>
-                <w:sz w:val="18"/>
-                <w:szCs w:val="18"/>
-                <w:lang w:val="en-US"/>
-              </w:rPr>
-              <w:t xml:space="preserve">          </w:t>
-            </w:r>
-            <w:r>
-              <w:rPr>
-                <w:rFonts w:ascii="Courier New" w:eastAsia="Courier New" w:hAnsi="Courier New" w:cs="Courier New"/>
-                <w:color w:val="D4D4D4"/>
-                <w:sz w:val="18"/>
-                <w:szCs w:val="18"/>
-              </w:rPr>
-              <w:t>Category(id, name).</w:t>
-            </w:r>
-          </w:p>
-        </w:tc>
-      </w:tr>
-      <w:tr>
-        <w:tc>
-          <w:tcPr>
-            <w:tcW w:w="9026" w:type="dxa"/>
-            <w:tcBorders>
-              <w:top w:val="none" w:sz="0" w:space="0" w:color="FFFFFF"/>
-              <w:left w:val="none" w:sz="0" w:space="0" w:color="FFFFFF"/>
-              <w:bottom w:val="none" w:sz="0" w:space="0" w:color="FFFFFF"/>
-              <w:right w:val="none" w:sz="0" w:space="0" w:color="FFFFFF"/>
-            </w:tcBorders>
-            <w:shd w:val="clear" w:color="auto" w:fill="1E1E1E"/>
-            <w:tcMar>
-              <w:top w:w="40" w:type="dxa"/>
-              <w:left w:w="200" w:type="dxa"/>
-              <w:bottom w:w="40" w:type="dxa"/>
-              <w:right w:w="180" w:type="dxa"/>
-            </w:tcMar>
-          </w:tcPr>
-          <w:p>
-            <w:pPr>
-              <w:spacing w:before="20" w:after="20"/>
-              <w:rPr>
-                <w:lang w:val="en-US"/>
-              </w:rPr>
-            </w:pPr>
-            <w:r>
-              <w:rPr>
-                <w:rFonts w:ascii="Courier New" w:eastAsia="Courier New" w:hAnsi="Courier New" w:cs="Courier New"/>
-                <w:color w:val="D4D4D4"/>
-                <w:sz w:val="18"/>
-                <w:szCs w:val="18"/>
-                <w:lang w:val="en-US"/>
-              </w:rPr>
-              <w:t xml:space="preserve">        - Only SELECT or FROM queries. Never UPDATE/DELETE/INSERT/DROP/ALTER.</w:t>
+              <w:rPr>
+                <w:color w:val="FFFFFF" w:themeColor="background1"/>
+                <w:lang w:val="en-US"/>
+              </w:rPr>
+            </w:pPr>
+            <w:r>
+              <w:rPr>
+                <w:rFonts w:ascii="Courier New" w:eastAsia="Courier New" w:hAnsi="Courier New" w:cs="Courier New"/>
+                <w:color w:val="FFFFFF" w:themeColor="background1"/>
+                <w:sz w:val="18"/>
+                <w:szCs w:val="18"/>
+                <w:lang w:val="en-US"/>
+              </w:rPr>
+              <w:t xml:space="preserve">        - If the user asks for cost price, margin, supplier code, or supplier codes, generate the HQL with the exact restricted field name. The execution layer will reject it.</w:t>
             </w:r>
           </w:p>
         </w:tc>
@@ -9321,6 +9359,7 @@
                 <w:sz w:val="18"/>
                 <w:szCs w:val="18"/>
               </w:rPr>
+              <w:lastRenderedPageBreak/>
               <w:t xml:space="preserve">       </w:t>
             </w:r>
             <w:r>
@@ -9373,7 +9412,6 @@
                 <w:szCs w:val="18"/>
                 <w:lang w:val="es-ES"/>
               </w:rPr>
-              <w:lastRenderedPageBreak/>
               <w:t xml:space="preserve"> </w:t>
             </w:r>
           </w:p>
@@ -10601,6 +10639,7 @@
                 <w:szCs w:val="18"/>
                 <w:lang w:val="en-US"/>
               </w:rPr>
+              <w:lastRenderedPageBreak/>
               <w:t xml:space="preserve">        String cat = product.getCategory() == null</w:t>
             </w:r>
           </w:p>
@@ -10636,7 +10675,6 @@
                 <w:szCs w:val="18"/>
                 <w:lang w:val="en-US"/>
               </w:rPr>
-              <w:lastRenderedPageBreak/>
               <w:t xml:space="preserve">                     </w:t>
             </w:r>
             <w:r>
@@ -11379,9 +11417,11 @@
       <w:pPr>
         <w:pStyle w:val="Ttulo3"/>
       </w:pPr>
+      <w:bookmarkStart w:id="14" w:name="_Toc230344030"/>
       <w:r>
         <w:t>Pipeline Fixa vs Abordagem com Agentes</w:t>
       </w:r>
+      <w:bookmarkEnd w:id="14"/>
     </w:p>
     <w:p>
       <w:pPr>
@@ -11757,22 +11797,22 @@
     </w:p>
     <w:p>
       <w:r>
-        <w:t xml:space="preserve">@AiService (HqlGenerator e AnswerFormatter) são interfaces sem implementação — o LangChain4j gera o proxy em runtime e envia os prompts ao LLM usando @SystemMessage/@UserMessage. São os componentes que falam com o LLM. O </w:t>
+        <w:t xml:space="preserve">@AiService (HqlGenerator e AnswerFormatter) são interfaces sem implementação — o LangChain4j gera o proxy em runtime e envia os prompts ao LLM usando </w:t>
       </w:r>
       <w:r>
         <w:lastRenderedPageBreak/>
-        <w:t>HibernateQueryTool, pelo contrário, é um @Component Spring normal: quando chamado, executa a query via EntityManager do JPA e devolve uma String com os resultados — nunca fala com o LLM. O DatabaseAssistant orquestra os dois: chama os @AiService para as operações de linguagem natural e chama o HibernateQueryTool directamente para aceder à base de dados.</w:t>
+        <w:t>@SystemMessage/@UserMessage. São os componentes que falam com o LLM. O HibernateQueryTool, pelo contrário, é um @Component Spring normal: quando chamado, executa a query via EntityManager do JPA e devolve uma String com os resultados — nunca fala com o LLM. O DatabaseAssistant orquestra os dois: chama os @AiService para as operações de linguagem natural e chama o HibernateQueryTool directamente para aceder à base de dados.</w:t>
       </w:r>
     </w:p>
     <w:p>
       <w:pPr>
         <w:pStyle w:val="Ttulo3"/>
       </w:pPr>
-      <w:bookmarkStart w:id="14" w:name="_Toc230252210"/>
+      <w:bookmarkStart w:id="15" w:name="_Toc230344031"/>
       <w:r>
         <w:t>LangChain4j</w:t>
       </w:r>
-      <w:bookmarkEnd w:id="14"/>
+      <w:bookmarkEnd w:id="15"/>
     </w:p>
     <w:p>
       <w:pPr>
@@ -12026,11 +12066,11 @@
       <w:pPr>
         <w:pStyle w:val="Ttulo3"/>
       </w:pPr>
-      <w:bookmarkStart w:id="15" w:name="_Toc230252211"/>
+      <w:bookmarkStart w:id="16" w:name="_Toc230344032"/>
       <w:r>
         <w:t>LangChain4j vs Spring AI — Mesma Arquitetura, APIs Diferentes</w:t>
       </w:r>
-      <w:bookmarkEnd w:id="15"/>
+      <w:bookmarkEnd w:id="16"/>
     </w:p>
     <w:p>
       <w:pPr>
@@ -12107,11 +12147,11 @@
       <w:pPr>
         <w:pStyle w:val="Ttulo3"/>
       </w:pPr>
-      <w:bookmarkStart w:id="16" w:name="_Toc230252212"/>
+      <w:bookmarkStart w:id="17" w:name="_Toc230344033"/>
       <w:r>
         <w:t>Spring AI</w:t>
       </w:r>
-      <w:bookmarkEnd w:id="16"/>
+      <w:bookmarkEnd w:id="17"/>
     </w:p>
     <w:p>
       <w:pPr>
@@ -12398,6 +12438,7 @@
                 <w:sz w:val="18"/>
                 <w:szCs w:val="18"/>
               </w:rPr>
+              <w:lastRenderedPageBreak/>
               <w:t xml:space="preserve">    private final HibernateQueryTool queryTool;</w:t>
             </w:r>
           </w:p>
@@ -12794,7 +12835,17 @@
                 <w:szCs w:val="18"/>
                 <w:lang w:val="en-US"/>
               </w:rPr>
-              <w:t xml:space="preserve">                    Rules: only HQL, no markdown, use Product/Category entities...</w:t>
+              <w:t xml:space="preserve">                    Rules: only HQL, no markdown, use Product/Category entities</w:t>
+            </w:r>
+            <w:r>
+              <w:rPr>
+                <w:rFonts w:ascii="Courier New" w:eastAsia="Courier New" w:hAnsi="Courier New" w:cs="Courier New"/>
+                <w:color w:val="FFFFFF" w:themeColor="background1"/>
+                <w:sz w:val="18"/>
+                <w:szCs w:val="18"/>
+                <w:lang w:val="en-US"/>
+              </w:rPr>
+              <w:t>; costPrice/supplierCode exist but are restricted...</w:t>
             </w:r>
           </w:p>
         </w:tc>
@@ -13583,6 +13634,9 @@
           <w:p>
             <w:pPr>
               <w:spacing w:before="20" w:after="20"/>
+              <w:rPr>
+                <w:lang w:val="en-US"/>
+              </w:rPr>
             </w:pPr>
             <w:r>
               <w:rPr>
@@ -13590,6 +13644,7 @@
                 <w:color w:val="D4D4D4"/>
                 <w:sz w:val="18"/>
                 <w:szCs w:val="18"/>
+                <w:lang w:val="en-US"/>
               </w:rPr>
               <w:t>spring.ai.ollama.base-url=http://localhost:11434</w:t>
             </w:r>
@@ -13617,6 +13672,9 @@
           <w:p>
             <w:pPr>
               <w:spacing w:before="20" w:after="20"/>
+              <w:rPr>
+                <w:lang w:val="en-US"/>
+              </w:rPr>
             </w:pPr>
             <w:r>
               <w:rPr>
@@ -13624,6 +13682,7 @@
                 <w:color w:val="D4D4D4"/>
                 <w:sz w:val="18"/>
                 <w:szCs w:val="18"/>
+                <w:lang w:val="en-US"/>
               </w:rPr>
               <w:t>spring.ai.ollama.chat.options.model=qwen2.5:3b</w:t>
             </w:r>
@@ -13835,6 +13894,7 @@
                 <w:szCs w:val="18"/>
                 <w:lang w:val="en-US"/>
               </w:rPr>
+              <w:lastRenderedPageBreak/>
               <w:t>langchain4j.ollama.chat-model.temperature=0.0</w:t>
             </w:r>
           </w:p>
@@ -14733,11 +14793,11 @@
       <w:pPr>
         <w:pStyle w:val="Ttulo3"/>
       </w:pPr>
-      <w:bookmarkStart w:id="17" w:name="_Toc230252213"/>
+      <w:bookmarkStart w:id="18" w:name="_Toc230344034"/>
       <w:r>
         <w:t>HQL vs SQL — Porquê HQL?</w:t>
       </w:r>
-      <w:bookmarkEnd w:id="17"/>
+      <w:bookmarkEnd w:id="18"/>
     </w:p>
     <w:p>
       <w:pPr>
@@ -15189,6 +15249,7 @@
                 <w:sz w:val="18"/>
                 <w:szCs w:val="18"/>
               </w:rPr>
+              <w:lastRenderedPageBreak/>
               <w:t>-- Não funciona em H2 se a sintaxe for PostgreSQL-specific</w:t>
             </w:r>
           </w:p>
@@ -16180,11 +16241,11 @@
       <w:pPr>
         <w:pStyle w:val="Ttulo3"/>
       </w:pPr>
-      <w:bookmarkStart w:id="18" w:name="_Toc230252214"/>
+      <w:bookmarkStart w:id="19" w:name="_Toc230344035"/>
       <w:r>
         <w:t>RAG com Dados Reais</w:t>
       </w:r>
-      <w:bookmarkEnd w:id="18"/>
+      <w:bookmarkEnd w:id="19"/>
     </w:p>
     <w:p>
       <w:pPr>
@@ -16383,7 +16444,6 @@
                 <w:sz w:val="20"/>
                 <w:szCs w:val="20"/>
               </w:rPr>
-              <w:lastRenderedPageBreak/>
               <w:t>Fonte dos dados</w:t>
             </w:r>
           </w:p>
@@ -16814,13 +16874,13 @@
       <w:pPr>
         <w:pStyle w:val="Ttulo3"/>
       </w:pPr>
-      <w:bookmarkStart w:id="19" w:name="_Toc230208850"/>
-      <w:bookmarkStart w:id="20" w:name="_Toc230252215"/>
+      <w:bookmarkStart w:id="20" w:name="_Toc230208850"/>
+      <w:bookmarkStart w:id="21" w:name="_Toc230344036"/>
       <w:r>
         <w:t>Segurança e Controlo de Acesso</w:t>
       </w:r>
-      <w:bookmarkEnd w:id="19"/>
       <w:bookmarkEnd w:id="20"/>
+      <w:bookmarkEnd w:id="21"/>
     </w:p>
     <w:p>
       <w:pPr>
@@ -16904,9 +16964,35 @@
     <w:p>
       <w:pPr>
         <w:spacing w:before="80"/>
-      </w:pPr>
-      <w:r>
-        <w:t>Blacklist de campos: para campos individuais dentro de entidades permitidas, o HibernateQueryTool mantém um RESTRICTED_FIELDS com os nomes dos campos que o LLM não pode referenciar. O método validateFieldBlacklist() percorre essa lista e usa word-boundary matching para detetar referências ao campo em qualquer parte do HQL — SELECT, WHERE, ORDER BY ou expressões como p.costPrice. Os campos continuam mapeados na entidade e acessíveis pela aplicação; a restrição aplica-se apenas às queries geradas pelo LLM.</w:t>
+        <w:rPr>
+          <w:b/>
+          <w:bCs/>
+        </w:rPr>
+      </w:pPr>
+      <w:r>
+        <w:t>Blacklist de campos: para campos individuais dentro de entidades permitidas, o HibernateQueryTool mantém um RESTRICTED_FIELDS com os nomes dos campos que o LLM não pode referenciar. O método validateFieldBlacklist() percorre essa lista e usa word-boundary matching para detetar referências ao campo em qualquer parte do HQL — SELECT, WHERE, ORDER BY ou expressões como p.costPrice. Os campos continuam mapeados na entidade e acessíveis pela aplicação; a restrição aplica-se apenas às queries geradas pelo LLM</w:t>
+      </w:r>
+      <w:r>
+        <w:rPr>
+          <w:b/>
+          <w:bCs/>
+        </w:rPr>
+        <w:t>.</w:t>
+      </w:r>
+      <w:r>
+        <w:rPr>
+          <w:b/>
+          <w:bCs/>
+        </w:rPr>
+        <w:t xml:space="preserve"> </w:t>
+      </w:r>
+      <w:r>
+        <w:rPr>
+          <w:b/>
+          <w:bCs/>
+          <w:color w:val="000000" w:themeColor="text1"/>
+        </w:rPr>
+        <w:t>Para garantir que o bloqueio acontece de forma determinística na demo, o system prompt informa explicitamente o LLM de que costPrice e supplierCode existem mas são restritos — instruindo-o a gerar o HQL com o nome exacto do campo. O LLM produz a query correcta (ex: SELECT p.costPrice FROM Product p), que é então bloqueada pelo validateFieldBlacklist() na camada de execução.</w:t>
       </w:r>
     </w:p>
     <w:p>
@@ -17065,6 +17151,7 @@
                 <w:szCs w:val="18"/>
                 <w:lang w:val="en-US"/>
               </w:rPr>
+              <w:lastRenderedPageBreak/>
               <w:t>private static final Set&lt;String&gt; RESTRICTED_FIELDS = Set.of("costPrice", "supplierCode");</w:t>
             </w:r>
           </w:p>
@@ -17289,7 +17376,6 @@
                 <w:szCs w:val="18"/>
                 <w:lang w:val="en-US"/>
               </w:rPr>
-              <w:lastRenderedPageBreak/>
               <w:t xml:space="preserve">    </w:t>
             </w:r>
             <w:r>
@@ -17844,11 +17930,11 @@
       <w:pPr>
         <w:pStyle w:val="Ttulo3"/>
       </w:pPr>
-      <w:bookmarkStart w:id="21" w:name="_Toc230252216"/>
+      <w:bookmarkStart w:id="22" w:name="_Toc230344037"/>
       <w:r>
         <w:t>MCP — Model Context Protocol</w:t>
       </w:r>
-      <w:bookmarkEnd w:id="21"/>
+      <w:bookmarkEnd w:id="22"/>
     </w:p>
     <w:p>
       <w:pPr>
@@ -18464,6 +18550,7 @@
                 <w:sz w:val="18"/>
                 <w:szCs w:val="18"/>
               </w:rPr>
+              <w:lastRenderedPageBreak/>
               <w:t>//   "mcpServers": {</w:t>
             </w:r>
           </w:p>
@@ -18657,12 +18744,11 @@
       <w:pPr>
         <w:pStyle w:val="Ttulo3"/>
       </w:pPr>
-      <w:bookmarkStart w:id="22" w:name="_Toc230252217"/>
-      <w:r>
-        <w:lastRenderedPageBreak/>
+      <w:bookmarkStart w:id="23" w:name="_Toc230344038"/>
+      <w:r>
         <w:t>Arquitetura MCP — Quando Activado</w:t>
       </w:r>
-      <w:bookmarkEnd w:id="22"/>
+      <w:bookmarkEnd w:id="23"/>
     </w:p>
     <w:p>
       <w:pPr>
@@ -18800,11 +18886,11 @@
       <w:pPr>
         <w:pStyle w:val="Ttulo3"/>
       </w:pPr>
-      <w:bookmarkStart w:id="23" w:name="_Toc230252218"/>
+      <w:bookmarkStart w:id="24" w:name="_Toc230344039"/>
       <w:r>
         <w:t>Perguntas de Demonstração</w:t>
       </w:r>
-      <w:bookmarkEnd w:id="23"/>
+      <w:bookmarkEnd w:id="24"/>
     </w:p>
     <w:p>
       <w:pPr>
@@ -19481,6 +19567,7 @@
                 <w:szCs w:val="18"/>
                 <w:lang w:val="en-US"/>
               </w:rPr>
+              <w:lastRenderedPageBreak/>
               <w:t>curl "http://localhost:8080/assistant/ask?q=Which+categories+have+more+than+5+products?"</w:t>
             </w:r>
           </w:p>
@@ -19652,12 +19739,11 @@
       <w:pPr>
         <w:pStyle w:val="Ttulo3"/>
       </w:pPr>
-      <w:bookmarkStart w:id="24" w:name="_Toc230252219"/>
-      <w:r>
-        <w:lastRenderedPageBreak/>
+      <w:bookmarkStart w:id="25" w:name="_Toc230344040"/>
+      <w:r>
         <w:t>Pontos-Chave</w:t>
       </w:r>
-      <w:bookmarkEnd w:id="24"/>
+      <w:bookmarkEnd w:id="25"/>
     </w:p>
     <w:p>
       <w:pPr>
@@ -19926,11 +20012,11 @@
       <w:pPr>
         <w:pStyle w:val="Ttulo3"/>
       </w:pPr>
-      <w:bookmarkStart w:id="25" w:name="_Toc230252220"/>
+      <w:bookmarkStart w:id="26" w:name="_Toc230344041"/>
       <w:r>
         <w:t>Ligações e Recursos</w:t>
       </w:r>
-      <w:bookmarkEnd w:id="25"/>
+      <w:bookmarkEnd w:id="26"/>
     </w:p>
     <w:p>
       <w:pPr>
@@ -20210,14 +20296,14 @@
       <w:pPr>
         <w:pStyle w:val="Ttulo3"/>
       </w:pPr>
-      <w:bookmarkStart w:id="26" w:name="_Toc230208856"/>
-      <w:bookmarkStart w:id="27" w:name="_Toc230252221"/>
+      <w:bookmarkStart w:id="27" w:name="_Toc230208856"/>
+      <w:bookmarkStart w:id="28" w:name="_Toc230344042"/>
       <w:r>
         <w:lastRenderedPageBreak/>
         <w:t>Conclusão</w:t>
       </w:r>
-      <w:bookmarkEnd w:id="26"/>
       <w:bookmarkEnd w:id="27"/>
+      <w:bookmarkEnd w:id="28"/>
     </w:p>
     <w:p>
       <w:pPr>

--- a/local_llm_pt.docx
+++ b/local_llm_pt.docx
@@ -101,7 +101,7 @@
           <w:r>
             <w:fldChar w:fldCharType="separate"/>
           </w:r>
-          <w:hyperlink w:anchor="_Toc230344017" w:history="1">
+          <w:hyperlink w:anchor="_Toc230356096" w:history="1">
             <w:r>
               <w:rPr>
                 <w:rStyle w:val="Hiperligao"/>
@@ -126,7 +126,7 @@
               <w:rPr>
                 <w:noProof/>
               </w:rPr>
-              <w:instrText xml:space="preserve"> PAGEREF _Toc230344017 \h </w:instrText>
+              <w:instrText xml:space="preserve"> PAGEREF _Toc230356096 \h </w:instrText>
             </w:r>
             <w:r>
               <w:rPr>
@@ -168,7 +168,7 @@
               <w14:ligatures w14:val="standardContextual"/>
             </w:rPr>
           </w:pPr>
-          <w:hyperlink w:anchor="_Toc230344018" w:history="1">
+          <w:hyperlink w:anchor="_Toc230356097" w:history="1">
             <w:r>
               <w:rPr>
                 <w:rStyle w:val="Hiperligao"/>
@@ -192,7 +192,7 @@
               <w:rPr>
                 <w:noProof/>
               </w:rPr>
-              <w:instrText xml:space="preserve"> PAGEREF _Toc230344018 \h </w:instrText>
+              <w:instrText xml:space="preserve"> PAGEREF _Toc230356097 \h </w:instrText>
             </w:r>
             <w:r>
               <w:rPr>
@@ -234,7 +234,7 @@
               <w14:ligatures w14:val="standardContextual"/>
             </w:rPr>
           </w:pPr>
-          <w:hyperlink w:anchor="_Toc230344019" w:history="1">
+          <w:hyperlink w:anchor="_Toc230356098" w:history="1">
             <w:r>
               <w:rPr>
                 <w:rStyle w:val="Hiperligao"/>
@@ -258,7 +258,7 @@
               <w:rPr>
                 <w:noProof/>
               </w:rPr>
-              <w:instrText xml:space="preserve"> PAGEREF _Toc230344019 \h </w:instrText>
+              <w:instrText xml:space="preserve"> PAGEREF _Toc230356098 \h </w:instrText>
             </w:r>
             <w:r>
               <w:rPr>
@@ -300,7 +300,7 @@
               <w14:ligatures w14:val="standardContextual"/>
             </w:rPr>
           </w:pPr>
-          <w:hyperlink w:anchor="_Toc230344020" w:history="1">
+          <w:hyperlink w:anchor="_Toc230356099" w:history="1">
             <w:r>
               <w:rPr>
                 <w:rStyle w:val="Hiperligao"/>
@@ -324,7 +324,7 @@
               <w:rPr>
                 <w:noProof/>
               </w:rPr>
-              <w:instrText xml:space="preserve"> PAGEREF _Toc230344020 \h </w:instrText>
+              <w:instrText xml:space="preserve"> PAGEREF _Toc230356099 \h </w:instrText>
             </w:r>
             <w:r>
               <w:rPr>
@@ -366,7 +366,7 @@
               <w14:ligatures w14:val="standardContextual"/>
             </w:rPr>
           </w:pPr>
-          <w:hyperlink w:anchor="_Toc230344021" w:history="1">
+          <w:hyperlink w:anchor="_Toc230356100" w:history="1">
             <w:r>
               <w:rPr>
                 <w:rStyle w:val="Hiperligao"/>
@@ -390,7 +390,7 @@
               <w:rPr>
                 <w:noProof/>
               </w:rPr>
-              <w:instrText xml:space="preserve"> PAGEREF _Toc230344021 \h </w:instrText>
+              <w:instrText xml:space="preserve"> PAGEREF _Toc230356100 \h </w:instrText>
             </w:r>
             <w:r>
               <w:rPr>
@@ -432,7 +432,7 @@
               <w14:ligatures w14:val="standardContextual"/>
             </w:rPr>
           </w:pPr>
-          <w:hyperlink w:anchor="_Toc230344022" w:history="1">
+          <w:hyperlink w:anchor="_Toc230356101" w:history="1">
             <w:r>
               <w:rPr>
                 <w:rStyle w:val="Hiperligao"/>
@@ -456,7 +456,7 @@
               <w:rPr>
                 <w:noProof/>
               </w:rPr>
-              <w:instrText xml:space="preserve"> PAGEREF _Toc230344022 \h </w:instrText>
+              <w:instrText xml:space="preserve"> PAGEREF _Toc230356101 \h </w:instrText>
             </w:r>
             <w:r>
               <w:rPr>
@@ -498,7 +498,7 @@
               <w14:ligatures w14:val="standardContextual"/>
             </w:rPr>
           </w:pPr>
-          <w:hyperlink w:anchor="_Toc230344023" w:history="1">
+          <w:hyperlink w:anchor="_Toc230356102" w:history="1">
             <w:r>
               <w:rPr>
                 <w:rStyle w:val="Hiperligao"/>
@@ -522,7 +522,7 @@
               <w:rPr>
                 <w:noProof/>
               </w:rPr>
-              <w:instrText xml:space="preserve"> PAGEREF _Toc230344023 \h </w:instrText>
+              <w:instrText xml:space="preserve"> PAGEREF _Toc230356102 \h </w:instrText>
             </w:r>
             <w:r>
               <w:rPr>
@@ -564,7 +564,7 @@
               <w14:ligatures w14:val="standardContextual"/>
             </w:rPr>
           </w:pPr>
-          <w:hyperlink w:anchor="_Toc230344024" w:history="1">
+          <w:hyperlink w:anchor="_Toc230356103" w:history="1">
             <w:r>
               <w:rPr>
                 <w:rStyle w:val="Hiperligao"/>
@@ -588,7 +588,7 @@
               <w:rPr>
                 <w:noProof/>
               </w:rPr>
-              <w:instrText xml:space="preserve"> PAGEREF _Toc230344024 \h </w:instrText>
+              <w:instrText xml:space="preserve"> PAGEREF _Toc230356103 \h </w:instrText>
             </w:r>
             <w:r>
               <w:rPr>
@@ -630,7 +630,7 @@
               <w14:ligatures w14:val="standardContextual"/>
             </w:rPr>
           </w:pPr>
-          <w:hyperlink w:anchor="_Toc230344025" w:history="1">
+          <w:hyperlink w:anchor="_Toc230356104" w:history="1">
             <w:r>
               <w:rPr>
                 <w:rStyle w:val="Hiperligao"/>
@@ -654,7 +654,7 @@
               <w:rPr>
                 <w:noProof/>
               </w:rPr>
-              <w:instrText xml:space="preserve"> PAGEREF _Toc230344025 \h </w:instrText>
+              <w:instrText xml:space="preserve"> PAGEREF _Toc230356104 \h </w:instrText>
             </w:r>
             <w:r>
               <w:rPr>
@@ -696,7 +696,7 @@
               <w14:ligatures w14:val="standardContextual"/>
             </w:rPr>
           </w:pPr>
-          <w:hyperlink w:anchor="_Toc230344026" w:history="1">
+          <w:hyperlink w:anchor="_Toc230356105" w:history="1">
             <w:r>
               <w:rPr>
                 <w:rStyle w:val="Hiperligao"/>
@@ -720,7 +720,7 @@
               <w:rPr>
                 <w:noProof/>
               </w:rPr>
-              <w:instrText xml:space="preserve"> PAGEREF _Toc230344026 \h </w:instrText>
+              <w:instrText xml:space="preserve"> PAGEREF _Toc230356105 \h </w:instrText>
             </w:r>
             <w:r>
               <w:rPr>
@@ -762,7 +762,7 @@
               <w14:ligatures w14:val="standardContextual"/>
             </w:rPr>
           </w:pPr>
-          <w:hyperlink w:anchor="_Toc230344027" w:history="1">
+          <w:hyperlink w:anchor="_Toc230356106" w:history="1">
             <w:r>
               <w:rPr>
                 <w:rStyle w:val="Hiperligao"/>
@@ -787,7 +787,7 @@
               <w:rPr>
                 <w:noProof/>
               </w:rPr>
-              <w:instrText xml:space="preserve"> PAGEREF _Toc230344027 \h </w:instrText>
+              <w:instrText xml:space="preserve"> PAGEREF _Toc230356106 \h </w:instrText>
             </w:r>
             <w:r>
               <w:rPr>
@@ -829,7 +829,7 @@
               <w14:ligatures w14:val="standardContextual"/>
             </w:rPr>
           </w:pPr>
-          <w:hyperlink w:anchor="_Toc230344028" w:history="1">
+          <w:hyperlink w:anchor="_Toc230356107" w:history="1">
             <w:r>
               <w:rPr>
                 <w:rStyle w:val="Hiperligao"/>
@@ -853,7 +853,7 @@
               <w:rPr>
                 <w:noProof/>
               </w:rPr>
-              <w:instrText xml:space="preserve"> PAGEREF _Toc230344028 \h </w:instrText>
+              <w:instrText xml:space="preserve"> PAGEREF _Toc230356107 \h </w:instrText>
             </w:r>
             <w:r>
               <w:rPr>
@@ -895,7 +895,7 @@
               <w14:ligatures w14:val="standardContextual"/>
             </w:rPr>
           </w:pPr>
-          <w:hyperlink w:anchor="_Toc230344029" w:history="1">
+          <w:hyperlink w:anchor="_Toc230356108" w:history="1">
             <w:r>
               <w:rPr>
                 <w:rStyle w:val="Hiperligao"/>
@@ -919,7 +919,7 @@
               <w:rPr>
                 <w:noProof/>
               </w:rPr>
-              <w:instrText xml:space="preserve"> PAGEREF _Toc230344029 \h </w:instrText>
+              <w:instrText xml:space="preserve"> PAGEREF _Toc230356108 \h </w:instrText>
             </w:r>
             <w:r>
               <w:rPr>
@@ -961,7 +961,7 @@
               <w14:ligatures w14:val="standardContextual"/>
             </w:rPr>
           </w:pPr>
-          <w:hyperlink w:anchor="_Toc230344030" w:history="1">
+          <w:hyperlink w:anchor="_Toc230356109" w:history="1">
             <w:r>
               <w:rPr>
                 <w:rStyle w:val="Hiperligao"/>
@@ -985,7 +985,7 @@
               <w:rPr>
                 <w:noProof/>
               </w:rPr>
-              <w:instrText xml:space="preserve"> PAGEREF _Toc230344030 \h </w:instrText>
+              <w:instrText xml:space="preserve"> PAGEREF _Toc230356109 \h </w:instrText>
             </w:r>
             <w:r>
               <w:rPr>
@@ -1027,7 +1027,7 @@
               <w14:ligatures w14:val="standardContextual"/>
             </w:rPr>
           </w:pPr>
-          <w:hyperlink w:anchor="_Toc230344031" w:history="1">
+          <w:hyperlink w:anchor="_Toc230356110" w:history="1">
             <w:r>
               <w:rPr>
                 <w:rStyle w:val="Hiperligao"/>
@@ -1051,7 +1051,7 @@
               <w:rPr>
                 <w:noProof/>
               </w:rPr>
-              <w:instrText xml:space="preserve"> PAGEREF _Toc230344031 \h </w:instrText>
+              <w:instrText xml:space="preserve"> PAGEREF _Toc230356110 \h </w:instrText>
             </w:r>
             <w:r>
               <w:rPr>
@@ -1093,7 +1093,7 @@
               <w14:ligatures w14:val="standardContextual"/>
             </w:rPr>
           </w:pPr>
-          <w:hyperlink w:anchor="_Toc230344032" w:history="1">
+          <w:hyperlink w:anchor="_Toc230356111" w:history="1">
             <w:r>
               <w:rPr>
                 <w:rStyle w:val="Hiperligao"/>
@@ -1117,7 +1117,7 @@
               <w:rPr>
                 <w:noProof/>
               </w:rPr>
-              <w:instrText xml:space="preserve"> PAGEREF _Toc230344032 \h </w:instrText>
+              <w:instrText xml:space="preserve"> PAGEREF _Toc230356111 \h </w:instrText>
             </w:r>
             <w:r>
               <w:rPr>
@@ -1159,7 +1159,7 @@
               <w14:ligatures w14:val="standardContextual"/>
             </w:rPr>
           </w:pPr>
-          <w:hyperlink w:anchor="_Toc230344033" w:history="1">
+          <w:hyperlink w:anchor="_Toc230356112" w:history="1">
             <w:r>
               <w:rPr>
                 <w:rStyle w:val="Hiperligao"/>
@@ -1183,7 +1183,7 @@
               <w:rPr>
                 <w:noProof/>
               </w:rPr>
-              <w:instrText xml:space="preserve"> PAGEREF _Toc230344033 \h </w:instrText>
+              <w:instrText xml:space="preserve"> PAGEREF _Toc230356112 \h </w:instrText>
             </w:r>
             <w:r>
               <w:rPr>
@@ -1225,7 +1225,7 @@
               <w14:ligatures w14:val="standardContextual"/>
             </w:rPr>
           </w:pPr>
-          <w:hyperlink w:anchor="_Toc230344034" w:history="1">
+          <w:hyperlink w:anchor="_Toc230356113" w:history="1">
             <w:r>
               <w:rPr>
                 <w:rStyle w:val="Hiperligao"/>
@@ -1249,7 +1249,7 @@
               <w:rPr>
                 <w:noProof/>
               </w:rPr>
-              <w:instrText xml:space="preserve"> PAGEREF _Toc230344034 \h </w:instrText>
+              <w:instrText xml:space="preserve"> PAGEREF _Toc230356113 \h </w:instrText>
             </w:r>
             <w:r>
               <w:rPr>
@@ -1291,7 +1291,7 @@
               <w14:ligatures w14:val="standardContextual"/>
             </w:rPr>
           </w:pPr>
-          <w:hyperlink w:anchor="_Toc230344035" w:history="1">
+          <w:hyperlink w:anchor="_Toc230356114" w:history="1">
             <w:r>
               <w:rPr>
                 <w:rStyle w:val="Hiperligao"/>
@@ -1315,7 +1315,7 @@
               <w:rPr>
                 <w:noProof/>
               </w:rPr>
-              <w:instrText xml:space="preserve"> PAGEREF _Toc230344035 \h </w:instrText>
+              <w:instrText xml:space="preserve"> PAGEREF _Toc230356114 \h </w:instrText>
             </w:r>
             <w:r>
               <w:rPr>
@@ -1357,7 +1357,7 @@
               <w14:ligatures w14:val="standardContextual"/>
             </w:rPr>
           </w:pPr>
-          <w:hyperlink w:anchor="_Toc230344036" w:history="1">
+          <w:hyperlink w:anchor="_Toc230356115" w:history="1">
             <w:r>
               <w:rPr>
                 <w:rStyle w:val="Hiperligao"/>
@@ -1381,7 +1381,7 @@
               <w:rPr>
                 <w:noProof/>
               </w:rPr>
-              <w:instrText xml:space="preserve"> PAGEREF _Toc230344036 \h </w:instrText>
+              <w:instrText xml:space="preserve"> PAGEREF _Toc230356115 \h </w:instrText>
             </w:r>
             <w:r>
               <w:rPr>
@@ -1423,7 +1423,7 @@
               <w14:ligatures w14:val="standardContextual"/>
             </w:rPr>
           </w:pPr>
-          <w:hyperlink w:anchor="_Toc230344037" w:history="1">
+          <w:hyperlink w:anchor="_Toc230356116" w:history="1">
             <w:r>
               <w:rPr>
                 <w:rStyle w:val="Hiperligao"/>
@@ -1447,7 +1447,7 @@
               <w:rPr>
                 <w:noProof/>
               </w:rPr>
-              <w:instrText xml:space="preserve"> PAGEREF _Toc230344037 \h </w:instrText>
+              <w:instrText xml:space="preserve"> PAGEREF _Toc230356116 \h </w:instrText>
             </w:r>
             <w:r>
               <w:rPr>
@@ -1489,7 +1489,7 @@
               <w14:ligatures w14:val="standardContextual"/>
             </w:rPr>
           </w:pPr>
-          <w:hyperlink w:anchor="_Toc230344038" w:history="1">
+          <w:hyperlink w:anchor="_Toc230356117" w:history="1">
             <w:r>
               <w:rPr>
                 <w:rStyle w:val="Hiperligao"/>
@@ -1513,7 +1513,7 @@
               <w:rPr>
                 <w:noProof/>
               </w:rPr>
-              <w:instrText xml:space="preserve"> PAGEREF _Toc230344038 \h </w:instrText>
+              <w:instrText xml:space="preserve"> PAGEREF _Toc230356117 \h </w:instrText>
             </w:r>
             <w:r>
               <w:rPr>
@@ -1555,7 +1555,7 @@
               <w14:ligatures w14:val="standardContextual"/>
             </w:rPr>
           </w:pPr>
-          <w:hyperlink w:anchor="_Toc230344039" w:history="1">
+          <w:hyperlink w:anchor="_Toc230356118" w:history="1">
             <w:r>
               <w:rPr>
                 <w:rStyle w:val="Hiperligao"/>
@@ -1579,7 +1579,7 @@
               <w:rPr>
                 <w:noProof/>
               </w:rPr>
-              <w:instrText xml:space="preserve"> PAGEREF _Toc230344039 \h </w:instrText>
+              <w:instrText xml:space="preserve"> PAGEREF _Toc230356118 \h </w:instrText>
             </w:r>
             <w:r>
               <w:rPr>
@@ -1621,7 +1621,7 @@
               <w14:ligatures w14:val="standardContextual"/>
             </w:rPr>
           </w:pPr>
-          <w:hyperlink w:anchor="_Toc230344040" w:history="1">
+          <w:hyperlink w:anchor="_Toc230356119" w:history="1">
             <w:r>
               <w:rPr>
                 <w:rStyle w:val="Hiperligao"/>
@@ -1645,7 +1645,7 @@
               <w:rPr>
                 <w:noProof/>
               </w:rPr>
-              <w:instrText xml:space="preserve"> PAGEREF _Toc230344040 \h </w:instrText>
+              <w:instrText xml:space="preserve"> PAGEREF _Toc230356119 \h </w:instrText>
             </w:r>
             <w:r>
               <w:rPr>
@@ -1687,7 +1687,7 @@
               <w14:ligatures w14:val="standardContextual"/>
             </w:rPr>
           </w:pPr>
-          <w:hyperlink w:anchor="_Toc230344041" w:history="1">
+          <w:hyperlink w:anchor="_Toc230356120" w:history="1">
             <w:r>
               <w:rPr>
                 <w:rStyle w:val="Hiperligao"/>
@@ -1711,7 +1711,7 @@
               <w:rPr>
                 <w:noProof/>
               </w:rPr>
-              <w:instrText xml:space="preserve"> PAGEREF _Toc230344041 \h </w:instrText>
+              <w:instrText xml:space="preserve"> PAGEREF _Toc230356120 \h </w:instrText>
             </w:r>
             <w:r>
               <w:rPr>
@@ -1753,7 +1753,7 @@
               <w14:ligatures w14:val="standardContextual"/>
             </w:rPr>
           </w:pPr>
-          <w:hyperlink w:anchor="_Toc230344042" w:history="1">
+          <w:hyperlink w:anchor="_Toc230356121" w:history="1">
             <w:r>
               <w:rPr>
                 <w:rStyle w:val="Hiperligao"/>
@@ -1777,7 +1777,7 @@
               <w:rPr>
                 <w:noProof/>
               </w:rPr>
-              <w:instrText xml:space="preserve"> PAGEREF _Toc230344042 \h </w:instrText>
+              <w:instrText xml:space="preserve"> PAGEREF _Toc230356121 \h </w:instrText>
             </w:r>
             <w:r>
               <w:rPr>
@@ -1826,7 +1826,7 @@
           <w:lang w:val="en-US"/>
         </w:rPr>
       </w:pPr>
-      <w:bookmarkStart w:id="0" w:name="_Toc230344017"/>
+      <w:bookmarkStart w:id="0" w:name="_Toc230356096"/>
       <w:r>
         <w:rPr>
           <w:lang w:val="en-US"/>
@@ -2023,7 +2023,7 @@
         <w:t>)</w:t>
       </w:r>
     </w:p>
-    <w:bookmarkStart w:id="1" w:name="_Toc230344018"/>
+    <w:bookmarkStart w:id="1" w:name="_Toc230356097"/>
     <w:p>
       <w:pPr>
         <w:pStyle w:val="Ttulo3"/>
@@ -2082,7 +2082,7 @@
               </wp:anchor>
             </w:drawing>
           </mc:Choice>
-          <mc:Fallback xmlns:ns11="http://schemas.microsoft.com/office/drawing/2010/main" xmlns:ns5="http://schemas.openxmlformats.org/drawingml/2006/main" xmlns:ns9="http://schemas.openxmlformats.org/drawingml/2006/picture">
+          <mc:Fallback xmlns:ns9="http://schemas.openxmlformats.org/drawingml/2006/picture" xmlns:ns5="http://schemas.openxmlformats.org/drawingml/2006/main" xmlns:ns11="http://schemas.microsoft.com/office/drawing/2010/main">
             <w:pict>
               <v:line w14:anchorId="416D2C14" id="Conexão Reta 2" o:spid="_x0000_s1026" style="position:absolute;z-index:251659264;visibility:visible;mso-wrap-style:square;mso-wrap-distance-left:9pt;mso-wrap-distance-top:0;mso-wrap-distance-right:9pt;mso-wrap-distance-bottom:0;mso-position-horizontal:absolute;mso-position-horizontal-relative:text;mso-position-vertical:absolute;mso-position-vertical-relative:text" from=".9pt,23.9pt" to="485.1pt,23.9pt" o:gfxdata="UEsDBBQABgAIAAAAIQC2gziS/gAAAOEBAAATAAAAW0NvbnRlbnRfVHlwZXNdLnhtbJSRQU7DMBBF 90jcwfIWJU67QAgl6YK0S0CoHGBkTxKLZGx5TGhvj5O2G0SRWNoz/78nu9wcxkFMGNg6quQqL6RA 0s5Y6ir5vt9lD1JwBDIwOMJKHpHlpr69KfdHjyxSmriSfYz+USnWPY7AufNIadK6MEJMx9ApD/oD OlTrorhX2lFEilmcO2RdNtjC5xDF9pCuTyYBB5bi6bQ4syoJ3g9WQ0ymaiLzg5KdCXlKLjvcW893 SUOqXwnz5DrgnHtJTxOsQfEKIT7DmDSUCaxw7Rqn8787ZsmRM9e2VmPeBN4uqYvTtW7jvijg9N/y JsXecLq0q+WD6m8AAAD//wMAUEsDBBQABgAIAAAAIQA4/SH/1gAAAJQBAAALAAAAX3JlbHMvLnJl bHOkkMFqwzAMhu+DvYPRfXGawxijTi+j0GvpHsDYimMaW0Yy2fr2M4PBMnrbUb/Q94l/f/hMi1qR JVI2sOt6UJgd+ZiDgffL8ekFlFSbvV0oo4EbChzGx4f9GRdb25HMsYhqlCwG5lrLq9biZkxWOiqY 22YiTra2kYMu1l1tQD30/bPm3wwYN0x18gb45AdQl1tp5j/sFB2T0FQ7R0nTNEV3j6o9feQzro1i OWA14Fm+Q8a1a8+Bvu/d/dMb2JY5uiPbhG/ktn4cqGU/er3pcvwCAAD//wMAUEsDBBQABgAIAAAA IQCZ2PQonAEAAJQDAAAOAAAAZHJzL2Uyb0RvYy54bWysU01P3DAQvVfqf7B8Z5MAQm202T2A4FK1 qMAPMM54Y8n2WLbZZP99x97dLGorIRAXxx/z3sx7M1muJ2vYFkLU6DreLGrOwEnstdt0/Onx9uwb ZzEJ1wuDDjq+g8jXq69flqNv4RwHND0ERiQutqPv+JCSb6sqygGsiAv04OhRYbAi0TFsqj6Ikdit qc7r+qoaMfQ+oIQY6fZm/8hXhV8pkOmXUhESMx2n2lJZQ1mf81qtlqLdBOEHLQ9liA9UYYV2lHSm uhFJsJeg/6GyWgaMqNJCoq1QKS2haCA1Tf2XmodBeChayJzoZ5vi59HKn9trdx/IhtHHNvr7kFVM Ktj8pfrYVMzazWbBlJiky6vm8vvFJXkqj2/VCehDTHeAluVNx412WYdoxfZHTJSMQo8hdDilLru0 M5CDjfsNiumekjUFXaYCrk1gW0H9FFKCS03uIfGV6AxT2pgZWL8NPMRnKJSJeQ94RpTM6NIMttph +F/2NB1LVvv4owN73dmCZ+x3pSnFGmp9UXgY0zxbr88FfvqZVn8AAAD//wMAUEsDBBQABgAIAAAA IQDx80zj4AAAAAwBAAAPAAAAZHJzL2Rvd25yZXYueG1sTE9NS8NAEL0L/odlBG92YxBr02xKqYi1 UIqtUI/b7JhEs7Nhd9uk/94RD3qZ4c1j3kc+G2wrTuhD40jB7SgBgVQ601Cl4G33dPMAIkRNRreO UMEZA8yKy4tcZ8b19IqnbawEi1DItII6xi6TMpQ1Wh1GrkNi7sN5qyNDX0njdc/itpVpktxLqxti h1p3uKix/NoerYK1Xy4X89X5kzbvtt+nq/3mZXhW6vpqeJzymE9BRBzi3wf8dOD8UHCwgzuSCaJl zOmjgrsxb6Yn4yQFcfg9yCKX/0sU3wAAAP//AwBQSwECLQAUAAYACAAAACEAtoM4kv4AAADhAQAA EwAAAAAAAAAAAAAAAAAAAAAAW0NvbnRlbnRfVHlwZXNdLnhtbFBLAQItABQABgAIAAAAIQA4/SH/ 1gAAAJQBAAALAAAAAAAAAAAAAAAAAC8BAABfcmVscy8ucmVsc1BLAQItABQABgAIAAAAIQCZ2PQo nAEAAJQDAAAOAAAAAAAAAAAAAAAAAC4CAABkcnMvZTJvRG9jLnhtbFBLAQItABQABgAIAAAAIQDx 80zj4AAAAAwBAAAPAAAAAAAAAAAAAAAAAPYDAABkcnMvZG93bnJldi54bWxQSwUGAAAAAAQABADz AAAAAwUAAAAA " strokecolor="#156082 [3204]" strokeweight=".5pt">
                 <v:stroke joinstyle="miter"/>
@@ -2144,7 +2144,7 @@
         <w:t>O foco não foi apenas técnico — foi também filosófico. Nem todas as tarefas precisam do modelo mais potente. Escolher o modelo certo para cada tarefa é em si uma competência de engenharia.</w:t>
       </w:r>
     </w:p>
-    <w:bookmarkStart w:id="2" w:name="_Toc230344019"/>
+    <w:bookmarkStart w:id="2" w:name="_Toc230356098"/>
     <w:p>
       <w:pPr>
         <w:pStyle w:val="Ttulo3"/>
@@ -2203,7 +2203,7 @@
               </wp:anchor>
             </w:drawing>
           </mc:Choice>
-          <mc:Fallback xmlns:ns11="http://schemas.microsoft.com/office/drawing/2010/main" xmlns:ns5="http://schemas.openxmlformats.org/drawingml/2006/main" xmlns:ns9="http://schemas.openxmlformats.org/drawingml/2006/picture">
+          <mc:Fallback xmlns:ns9="http://schemas.openxmlformats.org/drawingml/2006/picture" xmlns:ns5="http://schemas.openxmlformats.org/drawingml/2006/main" xmlns:ns11="http://schemas.microsoft.com/office/drawing/2010/main">
             <w:pict>
               <v:line w14:anchorId="6F2C7688" id="Conexão Reta 3" o:spid="_x0000_s1026" style="position:absolute;z-index:251660288;visibility:visible;mso-wrap-style:square;mso-wrap-distance-left:9pt;mso-wrap-distance-top:0;mso-wrap-distance-right:9pt;mso-wrap-distance-bottom:0;mso-position-horizontal:absolute;mso-position-horizontal-relative:text;mso-position-vertical:absolute;mso-position-vertical-relative:text" from=".9pt,23.25pt" to="485.1pt,23.25pt" o:gfxdata="UEsDBBQABgAIAAAAIQC2gziS/gAAAOEBAAATAAAAW0NvbnRlbnRfVHlwZXNdLnhtbJSRQU7DMBBF 90jcwfIWJU67QAgl6YK0S0CoHGBkTxKLZGx5TGhvj5O2G0SRWNoz/78nu9wcxkFMGNg6quQqL6RA 0s5Y6ir5vt9lD1JwBDIwOMJKHpHlpr69KfdHjyxSmriSfYz+USnWPY7AufNIadK6MEJMx9ApD/oD OlTrorhX2lFEilmcO2RdNtjC5xDF9pCuTyYBB5bi6bQ4syoJ3g9WQ0ymaiLzg5KdCXlKLjvcW893 SUOqXwnz5DrgnHtJTxOsQfEKIT7DmDSUCaxw7Rqn8787ZsmRM9e2VmPeBN4uqYvTtW7jvijg9N/y JsXecLq0q+WD6m8AAAD//wMAUEsDBBQABgAIAAAAIQA4/SH/1gAAAJQBAAALAAAAX3JlbHMvLnJl bHOkkMFqwzAMhu+DvYPRfXGawxijTi+j0GvpHsDYimMaW0Yy2fr2M4PBMnrbUb/Q94l/f/hMi1qR JVI2sOt6UJgd+ZiDgffL8ekFlFSbvV0oo4EbChzGx4f9GRdb25HMsYhqlCwG5lrLq9biZkxWOiqY 22YiTra2kYMu1l1tQD30/bPm3wwYN0x18gb45AdQl1tp5j/sFB2T0FQ7R0nTNEV3j6o9feQzro1i OWA14Fm+Q8a1a8+Bvu/d/dMb2JY5uiPbhG/ktn4cqGU/er3pcvwCAAD//wMAUEsDBBQABgAIAAAA IQCZ2PQonAEAAJQDAAAOAAAAZHJzL2Uyb0RvYy54bWysU01P3DAQvVfqf7B8Z5MAQm202T2A4FK1 qMAPMM54Y8n2WLbZZP99x97dLGorIRAXxx/z3sx7M1muJ2vYFkLU6DreLGrOwEnstdt0/Onx9uwb ZzEJ1wuDDjq+g8jXq69flqNv4RwHND0ERiQutqPv+JCSb6sqygGsiAv04OhRYbAi0TFsqj6Ikdit qc7r+qoaMfQ+oIQY6fZm/8hXhV8pkOmXUhESMx2n2lJZQ1mf81qtlqLdBOEHLQ9liA9UYYV2lHSm uhFJsJeg/6GyWgaMqNJCoq1QKS2haCA1Tf2XmodBeChayJzoZ5vi59HKn9trdx/IhtHHNvr7kFVM Ktj8pfrYVMzazWbBlJiky6vm8vvFJXkqj2/VCehDTHeAluVNx412WYdoxfZHTJSMQo8hdDilLru0 M5CDjfsNiumekjUFXaYCrk1gW0H9FFKCS03uIfGV6AxT2pgZWL8NPMRnKJSJeQ94RpTM6NIMttph +F/2NB1LVvv4owN73dmCZ+x3pSnFGmp9UXgY0zxbr88FfvqZVn8AAAD//wMAUEsDBBQABgAIAAAA IQC7cnDs4gAAAAwBAAAPAAAAZHJzL2Rvd25yZXYueG1sTI9BS8NAEIXvgv9hGcGb3Ri01jSbUipi LUixFepxmx2TaHY27G6b9N874kEvA28e8+Z7+WywrTiiD40jBdejBARS6UxDlYK37ePVBESImoxu HaGCEwaYFednuc6M6+kVj5tYCQ6hkGkFdYxdJmUoa7Q6jFyHxN6H81ZHlr6Sxuuew20r0yQZS6sb 4g+17nBRY/m1OVgFL365XMxXp09av9t+l6526+fhSanLi+FhymM+BRFxiH8X8NOB+aFgsL07kAmi Zc30UcHN+BYE2/d3SQpi/7uQRS7/lyi+AQAA//8DAFBLAQItABQABgAIAAAAIQC2gziS/gAAAOEB AAATAAAAAAAAAAAAAAAAAAAAAABbQ29udGVudF9UeXBlc10ueG1sUEsBAi0AFAAGAAgAAAAhADj9 If/WAAAAlAEAAAsAAAAAAAAAAAAAAAAALwEAAF9yZWxzLy5yZWxzUEsBAi0AFAAGAAgAAAAhAJnY 9CicAQAAlAMAAA4AAAAAAAAAAAAAAAAALgIAAGRycy9lMm9Eb2MueG1sUEsBAi0AFAAGAAgAAAAh ALtycOziAAAADAEAAA8AAAAAAAAAAAAAAAAA9gMAAGRycy9kb3ducmV2LnhtbFBLBQYAAAAABAAE APMAAAAFBQAAAAA= " strokecolor="#156082 [3204]" strokeweight=".5pt">
                 <v:stroke joinstyle="miter"/>
@@ -2990,7 +2990,7 @@
       <w:pPr>
         <w:pStyle w:val="Ttulo3"/>
       </w:pPr>
-      <w:bookmarkStart w:id="4" w:name="_Toc230344020"/>
+      <w:bookmarkStart w:id="4" w:name="_Toc230356099"/>
       <w:r>
         <w:t>Quantização — Porque é que um Modelo de 7B Cabe numa Laptop</w:t>
       </w:r>
@@ -3060,7 +3060,7 @@
               </wp:anchor>
             </w:drawing>
           </mc:Choice>
-          <mc:Fallback xmlns:ns11="http://schemas.microsoft.com/office/drawing/2010/main" xmlns:ns5="http://schemas.openxmlformats.org/drawingml/2006/main" xmlns:ns9="http://schemas.openxmlformats.org/drawingml/2006/picture">
+          <mc:Fallback xmlns:ns9="http://schemas.openxmlformats.org/drawingml/2006/picture" xmlns:ns5="http://schemas.openxmlformats.org/drawingml/2006/main" xmlns:ns11="http://schemas.microsoft.com/office/drawing/2010/main">
             <w:pict>
               <v:line w14:anchorId="65E0A2AF" id="Conexão Reta 3" o:spid="_x0000_s1026" style="position:absolute;z-index:251697152;visibility:visible;mso-wrap-style:square;mso-wrap-distance-left:9pt;mso-wrap-distance-top:0;mso-wrap-distance-right:9pt;mso-wrap-distance-bottom:0;mso-position-horizontal:absolute;mso-position-horizontal-relative:text;mso-position-vertical:absolute;mso-position-vertical-relative:text" from="0,-.05pt" to="484.2pt,-.05pt" o:gfxdata="UEsDBBQABgAIAAAAIQC2gziS/gAAAOEBAAATAAAAW0NvbnRlbnRfVHlwZXNdLnhtbJSRQU7DMBBF 90jcwfIWJU67QAgl6YK0S0CoHGBkTxKLZGx5TGhvj5O2G0SRWNoz/78nu9wcxkFMGNg6quQqL6RA 0s5Y6ir5vt9lD1JwBDIwOMJKHpHlpr69KfdHjyxSmriSfYz+USnWPY7AufNIadK6MEJMx9ApD/oD OlTrorhX2lFEilmcO2RdNtjC5xDF9pCuTyYBB5bi6bQ4syoJ3g9WQ0ymaiLzg5KdCXlKLjvcW893 SUOqXwnz5DrgnHtJTxOsQfEKIT7DmDSUCaxw7Rqn8787ZsmRM9e2VmPeBN4uqYvTtW7jvijg9N/y JsXecLq0q+WD6m8AAAD//wMAUEsDBBQABgAIAAAAIQA4/SH/1gAAAJQBAAALAAAAX3JlbHMvLnJl bHOkkMFqwzAMhu+DvYPRfXGawxijTi+j0GvpHsDYimMaW0Yy2fr2M4PBMnrbUb/Q94l/f/hMi1qR JVI2sOt6UJgd+ZiDgffL8ekFlFSbvV0oo4EbChzGx4f9GRdb25HMsYhqlCwG5lrLq9biZkxWOiqY 22YiTra2kYMu1l1tQD30/bPm3wwYN0x18gb45AdQl1tp5j/sFB2T0FQ7R0nTNEV3j6o9feQzro1i OWA14Fm+Q8a1a8+Bvu/d/dMb2JY5uiPbhG/ktn4cqGU/er3pcvwCAAD//wMAUEsDBBQABgAIAAAA IQCZ2PQonAEAAJQDAAAOAAAAZHJzL2Uyb0RvYy54bWysU01P3DAQvVfqf7B8Z5MAQm202T2A4FK1 qMAPMM54Y8n2WLbZZP99x97dLGorIRAXxx/z3sx7M1muJ2vYFkLU6DreLGrOwEnstdt0/Onx9uwb ZzEJ1wuDDjq+g8jXq69flqNv4RwHND0ERiQutqPv+JCSb6sqygGsiAv04OhRYbAi0TFsqj6Ikdit qc7r+qoaMfQ+oIQY6fZm/8hXhV8pkOmXUhESMx2n2lJZQ1mf81qtlqLdBOEHLQ9liA9UYYV2lHSm uhFJsJeg/6GyWgaMqNJCoq1QKS2haCA1Tf2XmodBeChayJzoZ5vi59HKn9trdx/IhtHHNvr7kFVM Ktj8pfrYVMzazWbBlJiky6vm8vvFJXkqj2/VCehDTHeAluVNx412WYdoxfZHTJSMQo8hdDilLru0 M5CDjfsNiumekjUFXaYCrk1gW0H9FFKCS03uIfGV6AxT2pgZWL8NPMRnKJSJeQ94RpTM6NIMttph +F/2NB1LVvv4owN73dmCZ+x3pSnFGmp9UXgY0zxbr88FfvqZVn8AAAD//wMAUEsDBBQABgAIAAAA IQCasyRQ4AAAAAkBAAAPAAAAZHJzL2Rvd25yZXYueG1sTI9Ba8JAEIXvhf6HZQq96UYpYmM2IpZS KxSpFfS4ZqdJ2uxs2F1N/Pcde2kvA4/He/O+bN7bRpzRh9qRgtEwAYFUOFNTqWD38TyYgghRk9GN I1RwwQDz/PYm06lxHb3jeRtLwSUUUq2girFNpQxFhVaHoWuR2Pt03urI0pfSeN1xuW3kOEkm0uqa +EOlW1xWWHxvT1bBm1+tlov15Ys2B9vtx+v95rV/Uer+rn+a8VnMQETs418Crgy8H3IednQnMkE0 CpgmKhiMQLD5OJk+gDj+apln8j9B/gMAAP//AwBQSwECLQAUAAYACAAAACEAtoM4kv4AAADhAQAA EwAAAAAAAAAAAAAAAAAAAAAAW0NvbnRlbnRfVHlwZXNdLnhtbFBLAQItABQABgAIAAAAIQA4/SH/ 1gAAAJQBAAALAAAAAAAAAAAAAAAAAC8BAABfcmVscy8ucmVsc1BLAQItABQABgAIAAAAIQCZ2PQo nAEAAJQDAAAOAAAAAAAAAAAAAAAAAC4CAABkcnMvZTJvRG9jLnhtbFBLAQItABQABgAIAAAAIQCa syRQ4AAAAAkBAAAPAAAAAAAAAAAAAAAAAPYDAABkcnMvZG93bnJldi54bWxQSwUGAAAAAAQABADz AAAAAwUAAAAA " strokecolor="#156082 [3204]" strokeweight=".5pt">
                 <v:stroke joinstyle="miter"/>
@@ -3893,7 +3893,7 @@
       <w:pPr>
         <w:pStyle w:val="Ttulo3"/>
       </w:pPr>
-      <w:bookmarkStart w:id="5" w:name="_Toc230344021"/>
+      <w:bookmarkStart w:id="5" w:name="_Toc230356100"/>
       <w:r>
         <w:lastRenderedPageBreak/>
         <w:t xml:space="preserve">Vantagens e Desvantagens do Desenvolvimento Local com </w:t>
@@ -3963,7 +3963,7 @@
               </wp:anchor>
             </w:drawing>
           </mc:Choice>
-          <mc:Fallback xmlns:ns11="http://schemas.microsoft.com/office/drawing/2010/main" xmlns:ns5="http://schemas.openxmlformats.org/drawingml/2006/main" xmlns:ns9="http://schemas.openxmlformats.org/drawingml/2006/picture">
+          <mc:Fallback xmlns:ns9="http://schemas.openxmlformats.org/drawingml/2006/picture" xmlns:ns5="http://schemas.openxmlformats.org/drawingml/2006/main" xmlns:ns11="http://schemas.microsoft.com/office/drawing/2010/main">
             <w:pict>
               <v:line w14:anchorId="781B6A1A" id="Conexão Reta 3" o:spid="_x0000_s1026" style="position:absolute;z-index:251662336;visibility:visible;mso-wrap-style:square;mso-wrap-distance-left:9pt;mso-wrap-distance-top:0;mso-wrap-distance-right:9pt;mso-wrap-distance-bottom:0;mso-position-horizontal:absolute;mso-position-horizontal-relative:text;mso-position-vertical:absolute;mso-position-vertical-relative:text" from="0,-.05pt" to="484.2pt,-.05pt" o:gfxdata="UEsDBBQABgAIAAAAIQC2gziS/gAAAOEBAAATAAAAW0NvbnRlbnRfVHlwZXNdLnhtbJSRQU7DMBBF 90jcwfIWJU67QAgl6YK0S0CoHGBkTxKLZGx5TGhvj5O2G0SRWNoz/78nu9wcxkFMGNg6quQqL6RA 0s5Y6ir5vt9lD1JwBDIwOMJKHpHlpr69KfdHjyxSmriSfYz+USnWPY7AufNIadK6MEJMx9ApD/oD OlTrorhX2lFEilmcO2RdNtjC5xDF9pCuTyYBB5bi6bQ4syoJ3g9WQ0ymaiLzg5KdCXlKLjvcW893 SUOqXwnz5DrgnHtJTxOsQfEKIT7DmDSUCaxw7Rqn8787ZsmRM9e2VmPeBN4uqYvTtW7jvijg9N/y JsXecLq0q+WD6m8AAAD//wMAUEsDBBQABgAIAAAAIQA4/SH/1gAAAJQBAAALAAAAX3JlbHMvLnJl bHOkkMFqwzAMhu+DvYPRfXGawxijTi+j0GvpHsDYimMaW0Yy2fr2M4PBMnrbUb/Q94l/f/hMi1qR JVI2sOt6UJgd+ZiDgffL8ekFlFSbvV0oo4EbChzGx4f9GRdb25HMsYhqlCwG5lrLq9biZkxWOiqY 22YiTra2kYMu1l1tQD30/bPm3wwYN0x18gb45AdQl1tp5j/sFB2T0FQ7R0nTNEV3j6o9feQzro1i OWA14Fm+Q8a1a8+Bvu/d/dMb2JY5uiPbhG/ktn4cqGU/er3pcvwCAAD//wMAUEsDBBQABgAIAAAA IQCZ2PQonAEAAJQDAAAOAAAAZHJzL2Uyb0RvYy54bWysU01P3DAQvVfqf7B8Z5MAQm202T2A4FK1 qMAPMM54Y8n2WLbZZP99x97dLGorIRAXxx/z3sx7M1muJ2vYFkLU6DreLGrOwEnstdt0/Onx9uwb ZzEJ1wuDDjq+g8jXq69flqNv4RwHND0ERiQutqPv+JCSb6sqygGsiAv04OhRYbAi0TFsqj6Ikdit qc7r+qoaMfQ+oIQY6fZm/8hXhV8pkOmXUhESMx2n2lJZQ1mf81qtlqLdBOEHLQ9liA9UYYV2lHSm uhFJsJeg/6GyWgaMqNJCoq1QKS2haCA1Tf2XmodBeChayJzoZ5vi59HKn9trdx/IhtHHNvr7kFVM Ktj8pfrYVMzazWbBlJiky6vm8vvFJXkqj2/VCehDTHeAluVNx412WYdoxfZHTJSMQo8hdDilLru0 M5CDjfsNiumekjUFXaYCrk1gW0H9FFKCS03uIfGV6AxT2pgZWL8NPMRnKJSJeQ94RpTM6NIMttph +F/2NB1LVvv4owN73dmCZ+x3pSnFGmp9UXgY0zxbr88FfvqZVn8AAAD//wMAUEsDBBQABgAIAAAA IQCasyRQ4AAAAAkBAAAPAAAAZHJzL2Rvd25yZXYueG1sTI9Ba8JAEIXvhf6HZQq96UYpYmM2IpZS KxSpFfS4ZqdJ2uxs2F1N/Pcde2kvA4/He/O+bN7bRpzRh9qRgtEwAYFUOFNTqWD38TyYgghRk9GN I1RwwQDz/PYm06lxHb3jeRtLwSUUUq2girFNpQxFhVaHoWuR2Pt03urI0pfSeN1xuW3kOEkm0uqa +EOlW1xWWHxvT1bBm1+tlov15Ys2B9vtx+v95rV/Uer+rn+a8VnMQETs418Crgy8H3IednQnMkE0 CpgmKhiMQLD5OJk+gDj+apln8j9B/gMAAP//AwBQSwECLQAUAAYACAAAACEAtoM4kv4AAADhAQAA EwAAAAAAAAAAAAAAAAAAAAAAW0NvbnRlbnRfVHlwZXNdLnhtbFBLAQItABQABgAIAAAAIQA4/SH/ 1gAAAJQBAAALAAAAAAAAAAAAAAAAAC8BAABfcmVscy8ucmVsc1BLAQItABQABgAIAAAAIQCZ2PQo nAEAAJQDAAAOAAAAAAAAAAAAAAAAAC4CAABkcnMvZTJvRG9jLnhtbFBLAQItABQABgAIAAAAIQCa syRQ4AAAAAkBAAAPAAAAAAAAAAAAAAAAAPYDAABkcnMvZG93bnJldi54bWxQSwUGAAAAAAQABADz AAAAAwUAAAAA " strokecolor="#156082 [3204]" strokeweight=".5pt">
                 <v:stroke joinstyle="miter"/>
@@ -4792,7 +4792,7 @@
       <w:pPr>
         <w:pStyle w:val="Ttulo3"/>
       </w:pPr>
-      <w:bookmarkStart w:id="6" w:name="_Toc230344022"/>
+      <w:bookmarkStart w:id="6" w:name="_Toc230356101"/>
       <w:r>
         <w:t>Ferramentas do Ecossistema Local</w:t>
       </w:r>
@@ -4856,7 +4856,7 @@
               </wp:anchor>
             </w:drawing>
           </mc:Choice>
-          <mc:Fallback xmlns:ns11="http://schemas.microsoft.com/office/drawing/2010/main" xmlns:ns5="http://schemas.openxmlformats.org/drawingml/2006/main" xmlns:ns9="http://schemas.openxmlformats.org/drawingml/2006/picture">
+          <mc:Fallback xmlns:ns9="http://schemas.openxmlformats.org/drawingml/2006/picture" xmlns:ns5="http://schemas.openxmlformats.org/drawingml/2006/main" xmlns:ns11="http://schemas.microsoft.com/office/drawing/2010/main">
             <w:pict>
               <v:line w14:anchorId="20F34B84" id="Conexão Reta 3" o:spid="_x0000_s1026" style="position:absolute;z-index:251664384;visibility:visible;mso-wrap-style:square;mso-wrap-distance-left:9pt;mso-wrap-distance-top:0;mso-wrap-distance-right:9pt;mso-wrap-distance-bottom:0;mso-position-horizontal:absolute;mso-position-horizontal-relative:text;mso-position-vertical:absolute;mso-position-vertical-relative:text" from="0,-.05pt" to="484.2pt,-.05pt" o:gfxdata="UEsDBBQABgAIAAAAIQC2gziS/gAAAOEBAAATAAAAW0NvbnRlbnRfVHlwZXNdLnhtbJSRQU7DMBBF 90jcwfIWJU67QAgl6YK0S0CoHGBkTxKLZGx5TGhvj5O2G0SRWNoz/78nu9wcxkFMGNg6quQqL6RA 0s5Y6ir5vt9lD1JwBDIwOMJKHpHlpr69KfdHjyxSmriSfYz+USnWPY7AufNIadK6MEJMx9ApD/oD OlTrorhX2lFEilmcO2RdNtjC5xDF9pCuTyYBB5bi6bQ4syoJ3g9WQ0ymaiLzg5KdCXlKLjvcW893 SUOqXwnz5DrgnHtJTxOsQfEKIT7DmDSUCaxw7Rqn8787ZsmRM9e2VmPeBN4uqYvTtW7jvijg9N/y JsXecLq0q+WD6m8AAAD//wMAUEsDBBQABgAIAAAAIQA4/SH/1gAAAJQBAAALAAAAX3JlbHMvLnJl bHOkkMFqwzAMhu+DvYPRfXGawxijTi+j0GvpHsDYimMaW0Yy2fr2M4PBMnrbUb/Q94l/f/hMi1qR JVI2sOt6UJgd+ZiDgffL8ekFlFSbvV0oo4EbChzGx4f9GRdb25HMsYhqlCwG5lrLq9biZkxWOiqY 22YiTra2kYMu1l1tQD30/bPm3wwYN0x18gb45AdQl1tp5j/sFB2T0FQ7R0nTNEV3j6o9feQzro1i OWA14Fm+Q8a1a8+Bvu/d/dMb2JY5uiPbhG/ktn4cqGU/er3pcvwCAAD//wMAUEsDBBQABgAIAAAA IQCZ2PQonAEAAJQDAAAOAAAAZHJzL2Uyb0RvYy54bWysU01P3DAQvVfqf7B8Z5MAQm202T2A4FK1 qMAPMM54Y8n2WLbZZP99x97dLGorIRAXxx/z3sx7M1muJ2vYFkLU6DreLGrOwEnstdt0/Onx9uwb ZzEJ1wuDDjq+g8jXq69flqNv4RwHND0ERiQutqPv+JCSb6sqygGsiAv04OhRYbAi0TFsqj6Ikdit qc7r+qoaMfQ+oIQY6fZm/8hXhV8pkOmXUhESMx2n2lJZQ1mf81qtlqLdBOEHLQ9liA9UYYV2lHSm uhFJsJeg/6GyWgaMqNJCoq1QKS2haCA1Tf2XmodBeChayJzoZ5vi59HKn9trdx/IhtHHNvr7kFVM Ktj8pfrYVMzazWbBlJiky6vm8vvFJXkqj2/VCehDTHeAluVNx412WYdoxfZHTJSMQo8hdDilLru0 M5CDjfsNiumekjUFXaYCrk1gW0H9FFKCS03uIfGV6AxT2pgZWL8NPMRnKJSJeQ94RpTM6NIMttph +F/2NB1LVvv4owN73dmCZ+x3pSnFGmp9UXgY0zxbr88FfvqZVn8AAAD//wMAUEsDBBQABgAIAAAA IQCasyRQ4AAAAAkBAAAPAAAAZHJzL2Rvd25yZXYueG1sTI9Ba8JAEIXvhf6HZQq96UYpYmM2IpZS KxSpFfS4ZqdJ2uxs2F1N/Pcde2kvA4/He/O+bN7bRpzRh9qRgtEwAYFUOFNTqWD38TyYgghRk9GN I1RwwQDz/PYm06lxHb3jeRtLwSUUUq2girFNpQxFhVaHoWuR2Pt03urI0pfSeN1xuW3kOEkm0uqa +EOlW1xWWHxvT1bBm1+tlov15Ys2B9vtx+v95rV/Uer+rn+a8VnMQETs418Crgy8H3IednQnMkE0 CpgmKhiMQLD5OJk+gDj+apln8j9B/gMAAP//AwBQSwECLQAUAAYACAAAACEAtoM4kv4AAADhAQAA EwAAAAAAAAAAAAAAAAAAAAAAW0NvbnRlbnRfVHlwZXNdLnhtbFBLAQItABQABgAIAAAAIQA4/SH/ 1gAAAJQBAAALAAAAAAAAAAAAAAAAAC8BAABfcmVscy8ucmVsc1BLAQItABQABgAIAAAAIQCZ2PQo nAEAAJQDAAAOAAAAAAAAAAAAAAAAAC4CAABkcnMvZTJvRG9jLnhtbFBLAQItABQABgAIAAAAIQCa syRQ4AAAAAkBAAAPAAAAAAAAAAAAAAAAAPYDAABkcnMvZG93bnJldi54bWxQSwUGAAAAAAQABADz AAAAAwUAAAAA " strokecolor="#156082 [3204]" strokeweight=".5pt">
                 <v:stroke joinstyle="miter"/>
@@ -5659,7 +5659,7 @@
       <w:pPr>
         <w:pStyle w:val="Ttulo3"/>
       </w:pPr>
-      <w:bookmarkStart w:id="7" w:name="_Toc230344023"/>
+      <w:bookmarkStart w:id="7" w:name="_Toc230356102"/>
       <w:r>
         <w:lastRenderedPageBreak/>
         <w:t>Escolher o Modelo Certo</w:t>
@@ -5724,7 +5724,7 @@
               </wp:anchor>
             </w:drawing>
           </mc:Choice>
-          <mc:Fallback xmlns:ns11="http://schemas.microsoft.com/office/drawing/2010/main" xmlns:ns5="http://schemas.openxmlformats.org/drawingml/2006/main" xmlns:ns9="http://schemas.openxmlformats.org/drawingml/2006/picture">
+          <mc:Fallback xmlns:ns9="http://schemas.openxmlformats.org/drawingml/2006/picture" xmlns:ns5="http://schemas.openxmlformats.org/drawingml/2006/main" xmlns:ns11="http://schemas.microsoft.com/office/drawing/2010/main">
             <w:pict>
               <v:line w14:anchorId="619BBE13" id="Conexão Reta 3" o:spid="_x0000_s1026" style="position:absolute;z-index:251666432;visibility:visible;mso-wrap-style:square;mso-wrap-distance-left:9pt;mso-wrap-distance-top:0;mso-wrap-distance-right:9pt;mso-wrap-distance-bottom:0;mso-position-horizontal:absolute;mso-position-horizontal-relative:text;mso-position-vertical:absolute;mso-position-vertical-relative:text" from="0,-.05pt" to="484.2pt,-.05pt" o:gfxdata="UEsDBBQABgAIAAAAIQC2gziS/gAAAOEBAAATAAAAW0NvbnRlbnRfVHlwZXNdLnhtbJSRQU7DMBBF 90jcwfIWJU67QAgl6YK0S0CoHGBkTxKLZGx5TGhvj5O2G0SRWNoz/78nu9wcxkFMGNg6quQqL6RA 0s5Y6ir5vt9lD1JwBDIwOMJKHpHlpr69KfdHjyxSmriSfYz+USnWPY7AufNIadK6MEJMx9ApD/oD OlTrorhX2lFEilmcO2RdNtjC5xDF9pCuTyYBB5bi6bQ4syoJ3g9WQ0ymaiLzg5KdCXlKLjvcW893 SUOqXwnz5DrgnHtJTxOsQfEKIT7DmDSUCaxw7Rqn8787ZsmRM9e2VmPeBN4uqYvTtW7jvijg9N/y JsXecLq0q+WD6m8AAAD//wMAUEsDBBQABgAIAAAAIQA4/SH/1gAAAJQBAAALAAAAX3JlbHMvLnJl bHOkkMFqwzAMhu+DvYPRfXGawxijTi+j0GvpHsDYimMaW0Yy2fr2M4PBMnrbUb/Q94l/f/hMi1qR JVI2sOt6UJgd+ZiDgffL8ekFlFSbvV0oo4EbChzGx4f9GRdb25HMsYhqlCwG5lrLq9biZkxWOiqY 22YiTra2kYMu1l1tQD30/bPm3wwYN0x18gb45AdQl1tp5j/sFB2T0FQ7R0nTNEV3j6o9feQzro1i OWA14Fm+Q8a1a8+Bvu/d/dMb2JY5uiPbhG/ktn4cqGU/er3pcvwCAAD//wMAUEsDBBQABgAIAAAA IQCZ2PQonAEAAJQDAAAOAAAAZHJzL2Uyb0RvYy54bWysU01P3DAQvVfqf7B8Z5MAQm202T2A4FK1 qMAPMM54Y8n2WLbZZP99x97dLGorIRAXxx/z3sx7M1muJ2vYFkLU6DreLGrOwEnstdt0/Onx9uwb ZzEJ1wuDDjq+g8jXq69flqNv4RwHND0ERiQutqPv+JCSb6sqygGsiAv04OhRYbAi0TFsqj6Ikdit qc7r+qoaMfQ+oIQY6fZm/8hXhV8pkOmXUhESMx2n2lJZQ1mf81qtlqLdBOEHLQ9liA9UYYV2lHSm uhFJsJeg/6GyWgaMqNJCoq1QKS2haCA1Tf2XmodBeChayJzoZ5vi59HKn9trdx/IhtHHNvr7kFVM Ktj8pfrYVMzazWbBlJiky6vm8vvFJXkqj2/VCehDTHeAluVNx412WYdoxfZHTJSMQo8hdDilLru0 M5CDjfsNiumekjUFXaYCrk1gW0H9FFKCS03uIfGV6AxT2pgZWL8NPMRnKJSJeQ94RpTM6NIMttph +F/2NB1LVvv4owN73dmCZ+x3pSnFGmp9UXgY0zxbr88FfvqZVn8AAAD//wMAUEsDBBQABgAIAAAA IQCasyRQ4AAAAAkBAAAPAAAAZHJzL2Rvd25yZXYueG1sTI9Ba8JAEIXvhf6HZQq96UYpYmM2IpZS KxSpFfS4ZqdJ2uxs2F1N/Pcde2kvA4/He/O+bN7bRpzRh9qRgtEwAYFUOFNTqWD38TyYgghRk9GN I1RwwQDz/PYm06lxHb3jeRtLwSUUUq2girFNpQxFhVaHoWuR2Pt03urI0pfSeN1xuW3kOEkm0uqa +EOlW1xWWHxvT1bBm1+tlov15Ys2B9vtx+v95rV/Uer+rn+a8VnMQETs418Crgy8H3IednQnMkE0 CpgmKhiMQLD5OJk+gDj+apln8j9B/gMAAP//AwBQSwECLQAUAAYACAAAACEAtoM4kv4AAADhAQAA EwAAAAAAAAAAAAAAAAAAAAAAW0NvbnRlbnRfVHlwZXNdLnhtbFBLAQItABQABgAIAAAAIQA4/SH/ 1gAAAJQBAAALAAAAAAAAAAAAAAAAAC8BAABfcmVscy8ucmVsc1BLAQItABQABgAIAAAAIQCZ2PQo nAEAAJQDAAAOAAAAAAAAAAAAAAAAAC4CAABkcnMvZTJvRG9jLnhtbFBLAQItABQABgAIAAAAIQCa syRQ4AAAAAkBAAAPAAAAAAAAAAAAAAAAAPYDAABkcnMvZG93bnJldi54bWxQSwUGAAAAAAQABADz AAAAAwUAAAAA " strokecolor="#156082 [3204]" strokeweight=".5pt">
                 <v:stroke joinstyle="miter"/>
@@ -5896,7 +5896,7 @@
       <w:pPr>
         <w:pStyle w:val="Ttulo3"/>
       </w:pPr>
-      <w:bookmarkStart w:id="8" w:name="_Toc230344024"/>
+      <w:bookmarkStart w:id="8" w:name="_Toc230356103"/>
       <w:r>
         <w:t>Segurança em Modelos Open-Source</w:t>
       </w:r>
@@ -5960,7 +5960,7 @@
               </wp:anchor>
             </w:drawing>
           </mc:Choice>
-          <mc:Fallback xmlns:ns11="http://schemas.microsoft.com/office/drawing/2010/main" xmlns:ns5="http://schemas.openxmlformats.org/drawingml/2006/main" xmlns:ns9="http://schemas.openxmlformats.org/drawingml/2006/picture">
+          <mc:Fallback xmlns:ns9="http://schemas.openxmlformats.org/drawingml/2006/picture" xmlns:ns5="http://schemas.openxmlformats.org/drawingml/2006/main" xmlns:ns11="http://schemas.microsoft.com/office/drawing/2010/main">
             <w:pict>
               <v:line w14:anchorId="44DE2E80" id="Conexão Reta 3" o:spid="_x0000_s1026" style="position:absolute;z-index:251668480;visibility:visible;mso-wrap-style:square;mso-wrap-distance-left:9pt;mso-wrap-distance-top:0;mso-wrap-distance-right:9pt;mso-wrap-distance-bottom:0;mso-position-horizontal:absolute;mso-position-horizontal-relative:text;mso-position-vertical:absolute;mso-position-vertical-relative:text" from="0,0" to="484.2pt,0" o:gfxdata="UEsDBBQABgAIAAAAIQC2gziS/gAAAOEBAAATAAAAW0NvbnRlbnRfVHlwZXNdLnhtbJSRQU7DMBBF 90jcwfIWJU67QAgl6YK0S0CoHGBkTxKLZGx5TGhvj5O2G0SRWNoz/78nu9wcxkFMGNg6quQqL6RA 0s5Y6ir5vt9lD1JwBDIwOMJKHpHlpr69KfdHjyxSmriSfYz+USnWPY7AufNIadK6MEJMx9ApD/oD OlTrorhX2lFEilmcO2RdNtjC5xDF9pCuTyYBB5bi6bQ4syoJ3g9WQ0ymaiLzg5KdCXlKLjvcW893 SUOqXwnz5DrgnHtJTxOsQfEKIT7DmDSUCaxw7Rqn8787ZsmRM9e2VmPeBN4uqYvTtW7jvijg9N/y JsXecLq0q+WD6m8AAAD//wMAUEsDBBQABgAIAAAAIQA4/SH/1gAAAJQBAAALAAAAX3JlbHMvLnJl bHOkkMFqwzAMhu+DvYPRfXGawxijTi+j0GvpHsDYimMaW0Yy2fr2M4PBMnrbUb/Q94l/f/hMi1qR JVI2sOt6UJgd+ZiDgffL8ekFlFSbvV0oo4EbChzGx4f9GRdb25HMsYhqlCwG5lrLq9biZkxWOiqY 22YiTra2kYMu1l1tQD30/bPm3wwYN0x18gb45AdQl1tp5j/sFB2T0FQ7R0nTNEV3j6o9feQzro1i OWA14Fm+Q8a1a8+Bvu/d/dMb2JY5uiPbhG/ktn4cqGU/er3pcvwCAAD//wMAUEsDBBQABgAIAAAA IQCZ2PQonAEAAJQDAAAOAAAAZHJzL2Uyb0RvYy54bWysU01P3DAQvVfqf7B8Z5MAQm202T2A4FK1 qMAPMM54Y8n2WLbZZP99x97dLGorIRAXxx/z3sx7M1muJ2vYFkLU6DreLGrOwEnstdt0/Onx9uwb ZzEJ1wuDDjq+g8jXq69flqNv4RwHND0ERiQutqPv+JCSb6sqygGsiAv04OhRYbAi0TFsqj6Ikdit qc7r+qoaMfQ+oIQY6fZm/8hXhV8pkOmXUhESMx2n2lJZQ1mf81qtlqLdBOEHLQ9liA9UYYV2lHSm uhFJsJeg/6GyWgaMqNJCoq1QKS2haCA1Tf2XmodBeChayJzoZ5vi59HKn9trdx/IhtHHNvr7kFVM Ktj8pfrYVMzazWbBlJiky6vm8vvFJXkqj2/VCehDTHeAluVNx412WYdoxfZHTJSMQo8hdDilLru0 M5CDjfsNiumekjUFXaYCrk1gW0H9FFKCS03uIfGV6AxT2pgZWL8NPMRnKJSJeQ94RpTM6NIMttph +F/2NB1LVvv4owN73dmCZ+x3pSnFGmp9UXgY0zxbr88FfvqZVn8AAAD//wMAUEsDBBQABgAIAAAA IQBdcTjb3gAAAAcBAAAPAAAAZHJzL2Rvd25yZXYueG1sTI9Ba8JAEIXvBf/DMkJvdVMpYmM2IpZS KxSpLdjjmp0m0exs2F1N/Pcde2kvDx6PefO9bN7bRpzRh9qRgvtRAgKpcKamUsHnx/PdFESImoxu HKGCCwaY54ObTKfGdfSO520sBZdQSLWCKsY2lTIUFVodRq5F4uzbeasjW19K43XH5baR4ySZSKtr 4g+VbnFZYXHcnqyCN79aLRfry4E2X7bbjde7zWv/otTtsH+asSxmICL28e8CrhuYH3IG27sTmSAa Bbwm/ipnj5PpA4j91co8k//58x8AAAD//wMAUEsBAi0AFAAGAAgAAAAhALaDOJL+AAAA4QEAABMA AAAAAAAAAAAAAAAAAAAAAFtDb250ZW50X1R5cGVzXS54bWxQSwECLQAUAAYACAAAACEAOP0h/9YA AACUAQAACwAAAAAAAAAAAAAAAAAvAQAAX3JlbHMvLnJlbHNQSwECLQAUAAYACAAAACEAmdj0KJwB AACUAwAADgAAAAAAAAAAAAAAAAAuAgAAZHJzL2Uyb0RvYy54bWxQSwECLQAUAAYACAAAACEAXXE4 294AAAAHAQAADwAAAAAAAAAAAAAAAAD2AwAAZHJzL2Rvd25yZXYueG1sUEsFBgAAAAAEAAQA8wAA AAEFAAAAAA== " strokecolor="#156082 [3204]" strokeweight=".5pt">
                 <v:stroke joinstyle="miter"/>
@@ -6258,7 +6258,7 @@
       <w:pPr>
         <w:pStyle w:val="Ttulo3"/>
       </w:pPr>
-      <w:bookmarkStart w:id="9" w:name="_Toc230344025"/>
+      <w:bookmarkStart w:id="9" w:name="_Toc230356104"/>
       <w:r>
         <w:t>Pontos-Chave</w:t>
       </w:r>
@@ -6329,7 +6329,7 @@
               </wp:anchor>
             </w:drawing>
           </mc:Choice>
-          <mc:Fallback xmlns:ns11="http://schemas.microsoft.com/office/drawing/2010/main" xmlns:ns5="http://schemas.openxmlformats.org/drawingml/2006/main" xmlns:ns9="http://schemas.openxmlformats.org/drawingml/2006/picture">
+          <mc:Fallback xmlns:ns9="http://schemas.openxmlformats.org/drawingml/2006/picture" xmlns:ns5="http://schemas.openxmlformats.org/drawingml/2006/main" xmlns:ns11="http://schemas.microsoft.com/office/drawing/2010/main">
             <w:pict>
               <v:line w14:anchorId="7BCFBA01" id="Conexão Reta 3" o:spid="_x0000_s1026" style="position:absolute;z-index:251670528;visibility:visible;mso-wrap-style:square;mso-wrap-distance-left:9pt;mso-wrap-distance-top:0;mso-wrap-distance-right:9pt;mso-wrap-distance-bottom:0;mso-position-horizontal:absolute;mso-position-horizontal-relative:text;mso-position-vertical:absolute;mso-position-vertical-relative:text" from="0,-.05pt" to="484.2pt,-.05pt" o:gfxdata="UEsDBBQABgAIAAAAIQC2gziS/gAAAOEBAAATAAAAW0NvbnRlbnRfVHlwZXNdLnhtbJSRQU7DMBBF 90jcwfIWJU67QAgl6YK0S0CoHGBkTxKLZGx5TGhvj5O2G0SRWNoz/78nu9wcxkFMGNg6quQqL6RA 0s5Y6ir5vt9lD1JwBDIwOMJKHpHlpr69KfdHjyxSmriSfYz+USnWPY7AufNIadK6MEJMx9ApD/oD OlTrorhX2lFEilmcO2RdNtjC5xDF9pCuTyYBB5bi6bQ4syoJ3g9WQ0ymaiLzg5KdCXlKLjvcW893 SUOqXwnz5DrgnHtJTxOsQfEKIT7DmDSUCaxw7Rqn8787ZsmRM9e2VmPeBN4uqYvTtW7jvijg9N/y JsXecLq0q+WD6m8AAAD//wMAUEsDBBQABgAIAAAAIQA4/SH/1gAAAJQBAAALAAAAX3JlbHMvLnJl bHOkkMFqwzAMhu+DvYPRfXGawxijTi+j0GvpHsDYimMaW0Yy2fr2M4PBMnrbUb/Q94l/f/hMi1qR JVI2sOt6UJgd+ZiDgffL8ekFlFSbvV0oo4EbChzGx4f9GRdb25HMsYhqlCwG5lrLq9biZkxWOiqY 22YiTra2kYMu1l1tQD30/bPm3wwYN0x18gb45AdQl1tp5j/sFB2T0FQ7R0nTNEV3j6o9feQzro1i OWA14Fm+Q8a1a8+Bvu/d/dMb2JY5uiPbhG/ktn4cqGU/er3pcvwCAAD//wMAUEsDBBQABgAIAAAA IQCZ2PQonAEAAJQDAAAOAAAAZHJzL2Uyb0RvYy54bWysU01P3DAQvVfqf7B8Z5MAQm202T2A4FK1 qMAPMM54Y8n2WLbZZP99x97dLGorIRAXxx/z3sx7M1muJ2vYFkLU6DreLGrOwEnstdt0/Onx9uwb ZzEJ1wuDDjq+g8jXq69flqNv4RwHND0ERiQutqPv+JCSb6sqygGsiAv04OhRYbAi0TFsqj6Ikdit qc7r+qoaMfQ+oIQY6fZm/8hXhV8pkOmXUhESMx2n2lJZQ1mf81qtlqLdBOEHLQ9liA9UYYV2lHSm uhFJsJeg/6GyWgaMqNJCoq1QKS2haCA1Tf2XmodBeChayJzoZ5vi59HKn9trdx/IhtHHNvr7kFVM Ktj8pfrYVMzazWbBlJiky6vm8vvFJXkqj2/VCehDTHeAluVNx412WYdoxfZHTJSMQo8hdDilLru0 M5CDjfsNiumekjUFXaYCrk1gW0H9FFKCS03uIfGV6AxT2pgZWL8NPMRnKJSJeQ94RpTM6NIMttph +F/2NB1LVvv4owN73dmCZ+x3pSnFGmp9UXgY0zxbr88FfvqZVn8AAAD//wMAUEsDBBQABgAIAAAA IQCasyRQ4AAAAAkBAAAPAAAAZHJzL2Rvd25yZXYueG1sTI9Ba8JAEIXvhf6HZQq96UYpYmM2IpZS KxSpFfS4ZqdJ2uxs2F1N/Pcde2kvA4/He/O+bN7bRpzRh9qRgtEwAYFUOFNTqWD38TyYgghRk9GN I1RwwQDz/PYm06lxHb3jeRtLwSUUUq2girFNpQxFhVaHoWuR2Pt03urI0pfSeN1xuW3kOEkm0uqa +EOlW1xWWHxvT1bBm1+tlov15Ys2B9vtx+v95rV/Uer+rn+a8VnMQETs418Crgy8H3IednQnMkE0 CpgmKhiMQLD5OJk+gDj+apln8j9B/gMAAP//AwBQSwECLQAUAAYACAAAACEAtoM4kv4AAADhAQAA EwAAAAAAAAAAAAAAAAAAAAAAW0NvbnRlbnRfVHlwZXNdLnhtbFBLAQItABQABgAIAAAAIQA4/SH/ 1gAAAJQBAAALAAAAAAAAAAAAAAAAAC8BAABfcmVscy8ucmVsc1BLAQItABQABgAIAAAAIQCZ2PQo nAEAAJQDAAAOAAAAAAAAAAAAAAAAAC4CAABkcnMvZTJvRG9jLnhtbFBLAQItABQABgAIAAAAIQCa syRQ4AAAAAkBAAAPAAAAAAAAAAAAAAAAAPYDAABkcnMvZG93bnJldi54bWxQSwUGAAAAAAQABADz AAAAAwUAAAAA " strokecolor="#156082 [3204]" strokeweight=".5pt">
                 <v:stroke joinstyle="miter"/>
@@ -6579,7 +6579,7 @@
       <w:pPr>
         <w:pStyle w:val="Ttulo3"/>
       </w:pPr>
-      <w:bookmarkStart w:id="10" w:name="_Toc230344026"/>
+      <w:bookmarkStart w:id="10" w:name="_Toc230356105"/>
       <w:r>
         <w:lastRenderedPageBreak/>
         <w:t>Ligações e Recursos</w:t>
@@ -6652,7 +6652,7 @@
               </wp:anchor>
             </w:drawing>
           </mc:Choice>
-          <mc:Fallback xmlns:ns11="http://schemas.microsoft.com/office/drawing/2010/main" xmlns:ns5="http://schemas.openxmlformats.org/drawingml/2006/main" xmlns:ns9="http://schemas.openxmlformats.org/drawingml/2006/picture">
+          <mc:Fallback xmlns:ns9="http://schemas.openxmlformats.org/drawingml/2006/picture" xmlns:ns5="http://schemas.openxmlformats.org/drawingml/2006/main" xmlns:ns11="http://schemas.microsoft.com/office/drawing/2010/main">
             <w:pict>
               <v:line w14:anchorId="546AD9F8" id="Conexão Reta 3" o:spid="_x0000_s1026" style="position:absolute;z-index:251672576;visibility:visible;mso-wrap-style:square;mso-wrap-distance-left:9pt;mso-wrap-distance-top:0;mso-wrap-distance-right:9pt;mso-wrap-distance-bottom:0;mso-position-horizontal:absolute;mso-position-horizontal-relative:text;mso-position-vertical:absolute;mso-position-vertical-relative:text" from="0,-.05pt" to="484.2pt,-.05pt" o:gfxdata="UEsDBBQABgAIAAAAIQC2gziS/gAAAOEBAAATAAAAW0NvbnRlbnRfVHlwZXNdLnhtbJSRQU7DMBBF 90jcwfIWJU67QAgl6YK0S0CoHGBkTxKLZGx5TGhvj5O2G0SRWNoz/78nu9wcxkFMGNg6quQqL6RA 0s5Y6ir5vt9lD1JwBDIwOMJKHpHlpr69KfdHjyxSmriSfYz+USnWPY7AufNIadK6MEJMx9ApD/oD OlTrorhX2lFEilmcO2RdNtjC5xDF9pCuTyYBB5bi6bQ4syoJ3g9WQ0ymaiLzg5KdCXlKLjvcW893 SUOqXwnz5DrgnHtJTxOsQfEKIT7DmDSUCaxw7Rqn8787ZsmRM9e2VmPeBN4uqYvTtW7jvijg9N/y JsXecLq0q+WD6m8AAAD//wMAUEsDBBQABgAIAAAAIQA4/SH/1gAAAJQBAAALAAAAX3JlbHMvLnJl bHOkkMFqwzAMhu+DvYPRfXGawxijTi+j0GvpHsDYimMaW0Yy2fr2M4PBMnrbUb/Q94l/f/hMi1qR JVI2sOt6UJgd+ZiDgffL8ekFlFSbvV0oo4EbChzGx4f9GRdb25HMsYhqlCwG5lrLq9biZkxWOiqY 22YiTra2kYMu1l1tQD30/bPm3wwYN0x18gb45AdQl1tp5j/sFB2T0FQ7R0nTNEV3j6o9feQzro1i OWA14Fm+Q8a1a8+Bvu/d/dMb2JY5uiPbhG/ktn4cqGU/er3pcvwCAAD//wMAUEsDBBQABgAIAAAA IQCZ2PQonAEAAJQDAAAOAAAAZHJzL2Uyb0RvYy54bWysU01P3DAQvVfqf7B8Z5MAQm202T2A4FK1 qMAPMM54Y8n2WLbZZP99x97dLGorIRAXxx/z3sx7M1muJ2vYFkLU6DreLGrOwEnstdt0/Onx9uwb ZzEJ1wuDDjq+g8jXq69flqNv4RwHND0ERiQutqPv+JCSb6sqygGsiAv04OhRYbAi0TFsqj6Ikdit qc7r+qoaMfQ+oIQY6fZm/8hXhV8pkOmXUhESMx2n2lJZQ1mf81qtlqLdBOEHLQ9liA9UYYV2lHSm uhFJsJeg/6GyWgaMqNJCoq1QKS2haCA1Tf2XmodBeChayJzoZ5vi59HKn9trdx/IhtHHNvr7kFVM Ktj8pfrYVMzazWbBlJiky6vm8vvFJXkqj2/VCehDTHeAluVNx412WYdoxfZHTJSMQo8hdDilLru0 M5CDjfsNiumekjUFXaYCrk1gW0H9FFKCS03uIfGV6AxT2pgZWL8NPMRnKJSJeQ94RpTM6NIMttph +F/2NB1LVvv4owN73dmCZ+x3pSnFGmp9UXgY0zxbr88FfvqZVn8AAAD//wMAUEsDBBQABgAIAAAA IQCasyRQ4AAAAAkBAAAPAAAAZHJzL2Rvd25yZXYueG1sTI9Ba8JAEIXvhf6HZQq96UYpYmM2IpZS KxSpFfS4ZqdJ2uxs2F1N/Pcde2kvA4/He/O+bN7bRpzRh9qRgtEwAYFUOFNTqWD38TyYgghRk9GN I1RwwQDz/PYm06lxHb3jeRtLwSUUUq2girFNpQxFhVaHoWuR2Pt03urI0pfSeN1xuW3kOEkm0uqa +EOlW1xWWHxvT1bBm1+tlov15Ys2B9vtx+v95rV/Uer+rn+a8VnMQETs418Crgy8H3IednQnMkE0 CpgmKhiMQLD5OJk+gDj+apln8j9B/gMAAP//AwBQSwECLQAUAAYACAAAACEAtoM4kv4AAADhAQAA EwAAAAAAAAAAAAAAAAAAAAAAW0NvbnRlbnRfVHlwZXNdLnhtbFBLAQItABQABgAIAAAAIQA4/SH/ 1gAAAJQBAAALAAAAAAAAAAAAAAAAAC8BAABfcmVscy8ucmVsc1BLAQItABQABgAIAAAAIQCZ2PQo nAEAAJQDAAAOAAAAAAAAAAAAAAAAAC4CAABkcnMvZTJvRG9jLnhtbFBLAQItABQABgAIAAAAIQCa syRQ4AAAAAkBAAAPAAAAAAAAAAAAAAAAAPYDAABkcnMvZG93bnJldi54bWxQSwUGAAAAAAQABADz AAAAAwUAAAAA " strokecolor="#156082 [3204]" strokeweight=".5pt">
                 <v:stroke joinstyle="miter"/>
@@ -7037,7 +7037,7 @@
           <w:lang w:val="en-US"/>
         </w:rPr>
       </w:pPr>
-      <w:bookmarkStart w:id="11" w:name="_Toc230344027"/>
+      <w:bookmarkStart w:id="11" w:name="_Toc230356106"/>
       <w:r>
         <w:rPr>
           <w:lang w:val="en-US"/>
@@ -7313,7 +7313,7 @@
       <w:pPr>
         <w:pStyle w:val="Ttulo3"/>
       </w:pPr>
-      <w:bookmarkStart w:id="12" w:name="_Toc230344028"/>
+      <w:bookmarkStart w:id="12" w:name="_Toc230356107"/>
       <w:r>
         <w:t>O Problema</w:t>
       </w:r>
@@ -7377,7 +7377,7 @@
               </wp:anchor>
             </w:drawing>
           </mc:Choice>
-          <mc:Fallback xmlns:ns11="http://schemas.microsoft.com/office/drawing/2010/main" xmlns:ns5="http://schemas.openxmlformats.org/drawingml/2006/main" xmlns:ns9="http://schemas.openxmlformats.org/drawingml/2006/picture">
+          <mc:Fallback xmlns:ns9="http://schemas.openxmlformats.org/drawingml/2006/picture" xmlns:ns5="http://schemas.openxmlformats.org/drawingml/2006/main" xmlns:ns11="http://schemas.microsoft.com/office/drawing/2010/main">
             <w:pict>
               <v:line w14:anchorId="353A3786" id="Conexão Reta 3" o:spid="_x0000_s1026" style="position:absolute;z-index:251674624;visibility:visible;mso-wrap-style:square;mso-wrap-distance-left:9pt;mso-wrap-distance-top:0;mso-wrap-distance-right:9pt;mso-wrap-distance-bottom:0;mso-position-horizontal:absolute;mso-position-horizontal-relative:text;mso-position-vertical:absolute;mso-position-vertical-relative:text" from="0,-.05pt" to="484.2pt,-.05pt" o:gfxdata="UEsDBBQABgAIAAAAIQC2gziS/gAAAOEBAAATAAAAW0NvbnRlbnRfVHlwZXNdLnhtbJSRQU7DMBBF 90jcwfIWJU67QAgl6YK0S0CoHGBkTxKLZGx5TGhvj5O2G0SRWNoz/78nu9wcxkFMGNg6quQqL6RA 0s5Y6ir5vt9lD1JwBDIwOMJKHpHlpr69KfdHjyxSmriSfYz+USnWPY7AufNIadK6MEJMx9ApD/oD OlTrorhX2lFEilmcO2RdNtjC5xDF9pCuTyYBB5bi6bQ4syoJ3g9WQ0ymaiLzg5KdCXlKLjvcW893 SUOqXwnz5DrgnHtJTxOsQfEKIT7DmDSUCaxw7Rqn8787ZsmRM9e2VmPeBN4uqYvTtW7jvijg9N/y JsXecLq0q+WD6m8AAAD//wMAUEsDBBQABgAIAAAAIQA4/SH/1gAAAJQBAAALAAAAX3JlbHMvLnJl bHOkkMFqwzAMhu+DvYPRfXGawxijTi+j0GvpHsDYimMaW0Yy2fr2M4PBMnrbUb/Q94l/f/hMi1qR JVI2sOt6UJgd+ZiDgffL8ekFlFSbvV0oo4EbChzGx4f9GRdb25HMsYhqlCwG5lrLq9biZkxWOiqY 22YiTra2kYMu1l1tQD30/bPm3wwYN0x18gb45AdQl1tp5j/sFB2T0FQ7R0nTNEV3j6o9feQzro1i OWA14Fm+Q8a1a8+Bvu/d/dMb2JY5uiPbhG/ktn4cqGU/er3pcvwCAAD//wMAUEsDBBQABgAIAAAA IQCZ2PQonAEAAJQDAAAOAAAAZHJzL2Uyb0RvYy54bWysU01P3DAQvVfqf7B8Z5MAQm202T2A4FK1 qMAPMM54Y8n2WLbZZP99x97dLGorIRAXxx/z3sx7M1muJ2vYFkLU6DreLGrOwEnstdt0/Onx9uwb ZzEJ1wuDDjq+g8jXq69flqNv4RwHND0ERiQutqPv+JCSb6sqygGsiAv04OhRYbAi0TFsqj6Ikdit qc7r+qoaMfQ+oIQY6fZm/8hXhV8pkOmXUhESMx2n2lJZQ1mf81qtlqLdBOEHLQ9liA9UYYV2lHSm uhFJsJeg/6GyWgaMqNJCoq1QKS2haCA1Tf2XmodBeChayJzoZ5vi59HKn9trdx/IhtHHNvr7kFVM Ktj8pfrYVMzazWbBlJiky6vm8vvFJXkqj2/VCehDTHeAluVNx412WYdoxfZHTJSMQo8hdDilLru0 M5CDjfsNiumekjUFXaYCrk1gW0H9FFKCS03uIfGV6AxT2pgZWL8NPMRnKJSJeQ94RpTM6NIMttph +F/2NB1LVvv4owN73dmCZ+x3pSnFGmp9UXgY0zxbr88FfvqZVn8AAAD//wMAUEsDBBQABgAIAAAA IQCasyRQ4AAAAAkBAAAPAAAAZHJzL2Rvd25yZXYueG1sTI9Ba8JAEIXvhf6HZQq96UYpYmM2IpZS KxSpFfS4ZqdJ2uxs2F1N/Pcde2kvA4/He/O+bN7bRpzRh9qRgtEwAYFUOFNTqWD38TyYgghRk9GN I1RwwQDz/PYm06lxHb3jeRtLwSUUUq2girFNpQxFhVaHoWuR2Pt03urI0pfSeN1xuW3kOEkm0uqa +EOlW1xWWHxvT1bBm1+tlov15Ys2B9vtx+v95rV/Uer+rn+a8VnMQETs418Crgy8H3IednQnMkE0 CpgmKhiMQLD5OJk+gDj+apln8j9B/gMAAP//AwBQSwECLQAUAAYACAAAACEAtoM4kv4AAADhAQAA EwAAAAAAAAAAAAAAAAAAAAAAW0NvbnRlbnRfVHlwZXNdLnhtbFBLAQItABQABgAIAAAAIQA4/SH/ 1gAAAJQBAAALAAAAAAAAAAAAAAAAAC8BAABfcmVscy8ucmVsc1BLAQItABQABgAIAAAAIQCZ2PQo nAEAAJQDAAAOAAAAAAAAAAAAAAAAAC4CAABkcnMvZTJvRG9jLnhtbFBLAQItABQABgAIAAAAIQCa syRQ4AAAAAkBAAAPAAAAAAAAAAAAAAAAAPYDAABkcnMvZG93bnJldi54bWxQSwUGAAAAAAQABADz AAAAAwUAAAAA " strokecolor="#156082 [3204]" strokeweight=".5pt">
                 <v:stroke joinstyle="miter"/>
@@ -7874,7 +7874,7 @@
       <w:pPr>
         <w:pStyle w:val="Ttulo3"/>
       </w:pPr>
-      <w:bookmarkStart w:id="13" w:name="_Toc230344029"/>
+      <w:bookmarkStart w:id="13" w:name="_Toc230356108"/>
       <w:proofErr w:type="spellStart"/>
       <w:r>
         <w:t>Hibernate</w:t>
@@ -7951,7 +7951,7 @@
               </wp:anchor>
             </w:drawing>
           </mc:Choice>
-          <mc:Fallback xmlns:ns11="http://schemas.microsoft.com/office/drawing/2010/main" xmlns:ns5="http://schemas.openxmlformats.org/drawingml/2006/main" xmlns:ns9="http://schemas.openxmlformats.org/drawingml/2006/picture">
+          <mc:Fallback xmlns:ns9="http://schemas.openxmlformats.org/drawingml/2006/picture" xmlns:ns5="http://schemas.openxmlformats.org/drawingml/2006/main" xmlns:ns11="http://schemas.microsoft.com/office/drawing/2010/main">
             <w:pict>
               <v:line w14:anchorId="14151E29" id="Conexão Reta 3" o:spid="_x0000_s1026" style="position:absolute;z-index:251676672;visibility:visible;mso-wrap-style:square;mso-wrap-distance-left:9pt;mso-wrap-distance-top:0;mso-wrap-distance-right:9pt;mso-wrap-distance-bottom:0;mso-position-horizontal:absolute;mso-position-horizontal-relative:text;mso-position-vertical:absolute;mso-position-vertical-relative:text" from="0,-.05pt" to="484.2pt,-.05pt" o:gfxdata="UEsDBBQABgAIAAAAIQC2gziS/gAAAOEBAAATAAAAW0NvbnRlbnRfVHlwZXNdLnhtbJSRQU7DMBBF 90jcwfIWJU67QAgl6YK0S0CoHGBkTxKLZGx5TGhvj5O2G0SRWNoz/78nu9wcxkFMGNg6quQqL6RA 0s5Y6ir5vt9lD1JwBDIwOMJKHpHlpr69KfdHjyxSmriSfYz+USnWPY7AufNIadK6MEJMx9ApD/oD OlTrorhX2lFEilmcO2RdNtjC5xDF9pCuTyYBB5bi6bQ4syoJ3g9WQ0ymaiLzg5KdCXlKLjvcW893 SUOqXwnz5DrgnHtJTxOsQfEKIT7DmDSUCaxw7Rqn8787ZsmRM9e2VmPeBN4uqYvTtW7jvijg9N/y JsXecLq0q+WD6m8AAAD//wMAUEsDBBQABgAIAAAAIQA4/SH/1gAAAJQBAAALAAAAX3JlbHMvLnJl bHOkkMFqwzAMhu+DvYPRfXGawxijTi+j0GvpHsDYimMaW0Yy2fr2M4PBMnrbUb/Q94l/f/hMi1qR JVI2sOt6UJgd+ZiDgffL8ekFlFSbvV0oo4EbChzGx4f9GRdb25HMsYhqlCwG5lrLq9biZkxWOiqY 22YiTra2kYMu1l1tQD30/bPm3wwYN0x18gb45AdQl1tp5j/sFB2T0FQ7R0nTNEV3j6o9feQzro1i OWA14Fm+Q8a1a8+Bvu/d/dMb2JY5uiPbhG/ktn4cqGU/er3pcvwCAAD//wMAUEsDBBQABgAIAAAA IQCZ2PQonAEAAJQDAAAOAAAAZHJzL2Uyb0RvYy54bWysU01P3DAQvVfqf7B8Z5MAQm202T2A4FK1 qMAPMM54Y8n2WLbZZP99x97dLGorIRAXxx/z3sx7M1muJ2vYFkLU6DreLGrOwEnstdt0/Onx9uwb ZzEJ1wuDDjq+g8jXq69flqNv4RwHND0ERiQutqPv+JCSb6sqygGsiAv04OhRYbAi0TFsqj6Ikdit qc7r+qoaMfQ+oIQY6fZm/8hXhV8pkOmXUhESMx2n2lJZQ1mf81qtlqLdBOEHLQ9liA9UYYV2lHSm uhFJsJeg/6GyWgaMqNJCoq1QKS2haCA1Tf2XmodBeChayJzoZ5vi59HKn9trdx/IhtHHNvr7kFVM Ktj8pfrYVMzazWbBlJiky6vm8vvFJXkqj2/VCehDTHeAluVNx412WYdoxfZHTJSMQo8hdDilLru0 M5CDjfsNiumekjUFXaYCrk1gW0H9FFKCS03uIfGV6AxT2pgZWL8NPMRnKJSJeQ94RpTM6NIMttph +F/2NB1LVvv4owN73dmCZ+x3pSnFGmp9UXgY0zxbr88FfvqZVn8AAAD//wMAUEsDBBQABgAIAAAA IQCasyRQ4AAAAAkBAAAPAAAAZHJzL2Rvd25yZXYueG1sTI9Ba8JAEIXvhf6HZQq96UYpYmM2IpZS KxSpFfS4ZqdJ2uxs2F1N/Pcde2kvA4/He/O+bN7bRpzRh9qRgtEwAYFUOFNTqWD38TyYgghRk9GN I1RwwQDz/PYm06lxHb3jeRtLwSUUUq2girFNpQxFhVaHoWuR2Pt03urI0pfSeN1xuW3kOEkm0uqa +EOlW1xWWHxvT1bBm1+tlov15Ys2B9vtx+v95rV/Uer+rn+a8VnMQETs418Crgy8H3IednQnMkE0 CpgmKhiMQLD5OJk+gDj+apln8j9B/gMAAP//AwBQSwECLQAUAAYACAAAACEAtoM4kv4AAADhAQAA EwAAAAAAAAAAAAAAAAAAAAAAW0NvbnRlbnRfVHlwZXNdLnhtbFBLAQItABQABgAIAAAAIQA4/SH/ 1gAAAJQBAAALAAAAAAAAAAAAAAAAAC8BAABfcmVscy8ucmVsc1BLAQItABQABgAIAAAAIQCZ2PQo nAEAAJQDAAAOAAAAAAAAAAAAAAAAAC4CAABkcnMvZTJvRG9jLnhtbFBLAQItABQABgAIAAAAIQCa syRQ4AAAAAkBAAAPAAAAAAAAAAAAAAAAAPYDAABkcnMvZG93bnJldi54bWxQSwUGAAAAAAQABADz AAAAAwUAAAAA " strokecolor="#156082 [3204]" strokeweight=".5pt">
                 <v:stroke joinstyle="miter"/>
@@ -11548,9 +11548,9 @@
                 <w:szCs w:val="18"/>
                 <w:lang w:val="en-US"/>
               </w:rPr>
-              <w:t xml:space="preserve">        - Use Java field names: </w:t>
-            </w:r>
-            <w:proofErr w:type="gramStart"/>
+              <w:t xml:space="preserve">        - Use Java field names: Product(id, name, price, stock, category, </w:t>
+            </w:r>
+            <w:proofErr w:type="spellStart"/>
             <w:r>
               <w:rPr>
                 <w:rFonts w:ascii="Courier New" w:eastAsia="Courier New" w:hAnsi="Courier New" w:cs="Courier New"/>
@@ -11559,9 +11559,9 @@
                 <w:szCs w:val="18"/>
                 <w:lang w:val="en-US"/>
               </w:rPr>
-              <w:t>Product(</w:t>
-            </w:r>
-            <w:proofErr w:type="gramEnd"/>
+              <w:t>costPrice</w:t>
+            </w:r>
+            <w:proofErr w:type="spellEnd"/>
             <w:r>
               <w:rPr>
                 <w:rFonts w:ascii="Courier New" w:eastAsia="Courier New" w:hAnsi="Courier New" w:cs="Courier New"/>
@@ -11570,7 +11570,7 @@
                 <w:szCs w:val="18"/>
                 <w:lang w:val="en-US"/>
               </w:rPr>
-              <w:t xml:space="preserve">id, name, price, stock, category, </w:t>
+              <w:t xml:space="preserve">, </w:t>
             </w:r>
             <w:proofErr w:type="spellStart"/>
             <w:r>
@@ -11581,7 +11581,7 @@
                 <w:szCs w:val="18"/>
                 <w:lang w:val="en-US"/>
               </w:rPr>
-              <w:t>costPrice</w:t>
+              <w:t>supplierCode</w:t>
             </w:r>
             <w:proofErr w:type="spellEnd"/>
             <w:r>
@@ -11592,9 +11592,8 @@
                 <w:szCs w:val="18"/>
                 <w:lang w:val="en-US"/>
               </w:rPr>
-              <w:t xml:space="preserve">, </w:t>
-            </w:r>
-            <w:proofErr w:type="spellStart"/>
+              <w:t>), Category(id, name)</w:t>
+            </w:r>
             <w:r>
               <w:rPr>
                 <w:rFonts w:ascii="Courier New" w:eastAsia="Courier New" w:hAnsi="Courier New" w:cs="Courier New"/>
@@ -11603,18 +11602,7 @@
                 <w:szCs w:val="18"/>
                 <w:lang w:val="en-US"/>
               </w:rPr>
-              <w:t>supplierCode</w:t>
-            </w:r>
-            <w:proofErr w:type="spellEnd"/>
-            <w:r>
-              <w:rPr>
-                <w:rFonts w:ascii="Courier New" w:eastAsia="Courier New" w:hAnsi="Courier New" w:cs="Courier New"/>
-                <w:color w:val="FFFFFF" w:themeColor="background1"/>
-                <w:sz w:val="18"/>
-                <w:szCs w:val="18"/>
-                <w:lang w:val="en-US"/>
-              </w:rPr>
-              <w:t>), Category(id, name)</w:t>
+              <w:t>.</w:t>
             </w:r>
           </w:p>
         </w:tc>
@@ -18860,7 +18848,7 @@
       <w:pPr>
         <w:pStyle w:val="Ttulo3"/>
       </w:pPr>
-      <w:bookmarkStart w:id="14" w:name="_Toc230344030"/>
+      <w:bookmarkStart w:id="14" w:name="_Toc230356109"/>
       <w:r>
         <w:t xml:space="preserve">Pipeline Fixa </w:t>
       </w:r>
@@ -19451,7 +19439,7 @@
       <w:pPr>
         <w:pStyle w:val="Ttulo3"/>
       </w:pPr>
-      <w:bookmarkStart w:id="15" w:name="_Toc230344031"/>
+      <w:bookmarkStart w:id="15" w:name="_Toc230356110"/>
       <w:r>
         <w:t>LangChain4j</w:t>
       </w:r>
@@ -19515,7 +19503,7 @@
               </wp:anchor>
             </w:drawing>
           </mc:Choice>
-          <mc:Fallback xmlns:ns11="http://schemas.microsoft.com/office/drawing/2010/main" xmlns:ns5="http://schemas.openxmlformats.org/drawingml/2006/main" xmlns:ns9="http://schemas.openxmlformats.org/drawingml/2006/picture">
+          <mc:Fallback xmlns:ns9="http://schemas.openxmlformats.org/drawingml/2006/picture" xmlns:ns5="http://schemas.openxmlformats.org/drawingml/2006/main" xmlns:ns11="http://schemas.microsoft.com/office/drawing/2010/main">
             <w:pict>
               <v:line w14:anchorId="33E8BA80" id="Conexão Reta 3" o:spid="_x0000_s1026" style="position:absolute;z-index:251678720;visibility:visible;mso-wrap-style:square;mso-wrap-distance-left:9pt;mso-wrap-distance-top:0;mso-wrap-distance-right:9pt;mso-wrap-distance-bottom:0;mso-position-horizontal:absolute;mso-position-horizontal-relative:text;mso-position-vertical:absolute;mso-position-vertical-relative:text" from="0,0" to="484.2pt,0" o:gfxdata="UEsDBBQABgAIAAAAIQC2gziS/gAAAOEBAAATAAAAW0NvbnRlbnRfVHlwZXNdLnhtbJSRQU7DMBBF 90jcwfIWJU67QAgl6YK0S0CoHGBkTxKLZGx5TGhvj5O2G0SRWNoz/78nu9wcxkFMGNg6quQqL6RA 0s5Y6ir5vt9lD1JwBDIwOMJKHpHlpr69KfdHjyxSmriSfYz+USnWPY7AufNIadK6MEJMx9ApD/oD OlTrorhX2lFEilmcO2RdNtjC5xDF9pCuTyYBB5bi6bQ4syoJ3g9WQ0ymaiLzg5KdCXlKLjvcW893 SUOqXwnz5DrgnHtJTxOsQfEKIT7DmDSUCaxw7Rqn8787ZsmRM9e2VmPeBN4uqYvTtW7jvijg9N/y JsXecLq0q+WD6m8AAAD//wMAUEsDBBQABgAIAAAAIQA4/SH/1gAAAJQBAAALAAAAX3JlbHMvLnJl bHOkkMFqwzAMhu+DvYPRfXGawxijTi+j0GvpHsDYimMaW0Yy2fr2M4PBMnrbUb/Q94l/f/hMi1qR JVI2sOt6UJgd+ZiDgffL8ekFlFSbvV0oo4EbChzGx4f9GRdb25HMsYhqlCwG5lrLq9biZkxWOiqY 22YiTra2kYMu1l1tQD30/bPm3wwYN0x18gb45AdQl1tp5j/sFB2T0FQ7R0nTNEV3j6o9feQzro1i OWA14Fm+Q8a1a8+Bvu/d/dMb2JY5uiPbhG/ktn4cqGU/er3pcvwCAAD//wMAUEsDBBQABgAIAAAA IQCZ2PQonAEAAJQDAAAOAAAAZHJzL2Uyb0RvYy54bWysU01P3DAQvVfqf7B8Z5MAQm202T2A4FK1 qMAPMM54Y8n2WLbZZP99x97dLGorIRAXxx/z3sx7M1muJ2vYFkLU6DreLGrOwEnstdt0/Onx9uwb ZzEJ1wuDDjq+g8jXq69flqNv4RwHND0ERiQutqPv+JCSb6sqygGsiAv04OhRYbAi0TFsqj6Ikdit qc7r+qoaMfQ+oIQY6fZm/8hXhV8pkOmXUhESMx2n2lJZQ1mf81qtlqLdBOEHLQ9liA9UYYV2lHSm uhFJsJeg/6GyWgaMqNJCoq1QKS2haCA1Tf2XmodBeChayJzoZ5vi59HKn9trdx/IhtHHNvr7kFVM Ktj8pfrYVMzazWbBlJiky6vm8vvFJXkqj2/VCehDTHeAluVNx412WYdoxfZHTJSMQo8hdDilLru0 M5CDjfsNiumekjUFXaYCrk1gW0H9FFKCS03uIfGV6AxT2pgZWL8NPMRnKJSJeQ94RpTM6NIMttph +F/2NB1LVvv4owN73dmCZ+x3pSnFGmp9UXgY0zxbr88FfvqZVn8AAAD//wMAUEsDBBQABgAIAAAA IQBdcTjb3gAAAAcBAAAPAAAAZHJzL2Rvd25yZXYueG1sTI9Ba8JAEIXvBf/DMkJvdVMpYmM2IpZS KxSpLdjjmp0m0exs2F1N/Pcde2kvDx6PefO9bN7bRpzRh9qRgvtRAgKpcKamUsHnx/PdFESImoxu HKGCCwaY54ObTKfGdfSO520sBZdQSLWCKsY2lTIUFVodRq5F4uzbeasjW19K43XH5baR4ySZSKtr 4g+VbnFZYXHcnqyCN79aLRfry4E2X7bbjde7zWv/otTtsH+asSxmICL28e8CrhuYH3IG27sTmSAa Bbwm/ipnj5PpA4j91co8k//58x8AAAD//wMAUEsBAi0AFAAGAAgAAAAhALaDOJL+AAAA4QEAABMA AAAAAAAAAAAAAAAAAAAAAFtDb250ZW50X1R5cGVzXS54bWxQSwECLQAUAAYACAAAACEAOP0h/9YA AACUAQAACwAAAAAAAAAAAAAAAAAvAQAAX3JlbHMvLnJlbHNQSwECLQAUAAYACAAAACEAmdj0KJwB AACUAwAADgAAAAAAAAAAAAAAAAAuAgAAZHJzL2Uyb0RvYy54bWxQSwECLQAUAAYACAAAACEAXXE4 294AAAAHAQAADwAAAAAAAAAAAAAAAAD2AwAAZHJzL2Rvd25yZXYueG1sUEsFBgAAAAAEAAQA8wAA AAEFAAAAAA== " strokecolor="#156082 [3204]" strokeweight=".5pt">
                 <v:stroke joinstyle="miter"/>
@@ -20111,7 +20099,7 @@
       <w:pPr>
         <w:pStyle w:val="Ttulo3"/>
       </w:pPr>
-      <w:bookmarkStart w:id="16" w:name="_Toc230344032"/>
+      <w:bookmarkStart w:id="16" w:name="_Toc230356111"/>
       <w:r>
         <w:t xml:space="preserve">LangChain4j </w:t>
       </w:r>
@@ -20191,7 +20179,7 @@
               </wp:anchor>
             </w:drawing>
           </mc:Choice>
-          <mc:Fallback xmlns:ns11="http://schemas.microsoft.com/office/drawing/2010/main" xmlns:ns5="http://schemas.openxmlformats.org/drawingml/2006/main" xmlns:ns9="http://schemas.openxmlformats.org/drawingml/2006/picture">
+          <mc:Fallback xmlns:ns9="http://schemas.openxmlformats.org/drawingml/2006/picture" xmlns:ns5="http://schemas.openxmlformats.org/drawingml/2006/main" xmlns:ns11="http://schemas.microsoft.com/office/drawing/2010/main">
             <w:pict>
               <v:line w14:anchorId="09D61D67" id="Conexão Reta 3" o:spid="_x0000_s1026" style="position:absolute;z-index:251680768;visibility:visible;mso-wrap-style:square;mso-wrap-distance-left:9pt;mso-wrap-distance-top:0;mso-wrap-distance-right:9pt;mso-wrap-distance-bottom:0;mso-position-horizontal:absolute;mso-position-horizontal-relative:text;mso-position-vertical:absolute;mso-position-vertical-relative:text" from="0,-.05pt" to="484.2pt,-.05pt" o:gfxdata="UEsDBBQABgAIAAAAIQC2gziS/gAAAOEBAAATAAAAW0NvbnRlbnRfVHlwZXNdLnhtbJSRQU7DMBBF 90jcwfIWJU67QAgl6YK0S0CoHGBkTxKLZGx5TGhvj5O2G0SRWNoz/78nu9wcxkFMGNg6quQqL6RA 0s5Y6ir5vt9lD1JwBDIwOMJKHpHlpr69KfdHjyxSmriSfYz+USnWPY7AufNIadK6MEJMx9ApD/oD OlTrorhX2lFEilmcO2RdNtjC5xDF9pCuTyYBB5bi6bQ4syoJ3g9WQ0ymaiLzg5KdCXlKLjvcW893 SUOqXwnz5DrgnHtJTxOsQfEKIT7DmDSUCaxw7Rqn8787ZsmRM9e2VmPeBN4uqYvTtW7jvijg9N/y JsXecLq0q+WD6m8AAAD//wMAUEsDBBQABgAIAAAAIQA4/SH/1gAAAJQBAAALAAAAX3JlbHMvLnJl bHOkkMFqwzAMhu+DvYPRfXGawxijTi+j0GvpHsDYimMaW0Yy2fr2M4PBMnrbUb/Q94l/f/hMi1qR JVI2sOt6UJgd+ZiDgffL8ekFlFSbvV0oo4EbChzGx4f9GRdb25HMsYhqlCwG5lrLq9biZkxWOiqY 22YiTra2kYMu1l1tQD30/bPm3wwYN0x18gb45AdQl1tp5j/sFB2T0FQ7R0nTNEV3j6o9feQzro1i OWA14Fm+Q8a1a8+Bvu/d/dMb2JY5uiPbhG/ktn4cqGU/er3pcvwCAAD//wMAUEsDBBQABgAIAAAA IQCZ2PQonAEAAJQDAAAOAAAAZHJzL2Uyb0RvYy54bWysU01P3DAQvVfqf7B8Z5MAQm202T2A4FK1 qMAPMM54Y8n2WLbZZP99x97dLGorIRAXxx/z3sx7M1muJ2vYFkLU6DreLGrOwEnstdt0/Onx9uwb ZzEJ1wuDDjq+g8jXq69flqNv4RwHND0ERiQutqPv+JCSb6sqygGsiAv04OhRYbAi0TFsqj6Ikdit qc7r+qoaMfQ+oIQY6fZm/8hXhV8pkOmXUhESMx2n2lJZQ1mf81qtlqLdBOEHLQ9liA9UYYV2lHSm uhFJsJeg/6GyWgaMqNJCoq1QKS2haCA1Tf2XmodBeChayJzoZ5vi59HKn9trdx/IhtHHNvr7kFVM Ktj8pfrYVMzazWbBlJiky6vm8vvFJXkqj2/VCehDTHeAluVNx412WYdoxfZHTJSMQo8hdDilLru0 M5CDjfsNiumekjUFXaYCrk1gW0H9FFKCS03uIfGV6AxT2pgZWL8NPMRnKJSJeQ94RpTM6NIMttph +F/2NB1LVvv4owN73dmCZ+x3pSnFGmp9UXgY0zxbr88FfvqZVn8AAAD//wMAUEsDBBQABgAIAAAA IQCasyRQ4AAAAAkBAAAPAAAAZHJzL2Rvd25yZXYueG1sTI9Ba8JAEIXvhf6HZQq96UYpYmM2IpZS KxSpFfS4ZqdJ2uxs2F1N/Pcde2kvA4/He/O+bN7bRpzRh9qRgtEwAYFUOFNTqWD38TyYgghRk9GN I1RwwQDz/PYm06lxHb3jeRtLwSUUUq2girFNpQxFhVaHoWuR2Pt03urI0pfSeN1xuW3kOEkm0uqa +EOlW1xWWHxvT1bBm1+tlov15Ys2B9vtx+v95rV/Uer+rn+a8VnMQETs418Crgy8H3IednQnMkE0 CpgmKhiMQLD5OJk+gDj+apln8j9B/gMAAP//AwBQSwECLQAUAAYACAAAACEAtoM4kv4AAADhAQAA EwAAAAAAAAAAAAAAAAAAAAAAW0NvbnRlbnRfVHlwZXNdLnhtbFBLAQItABQABgAIAAAAIQA4/SH/ 1gAAAJQBAAALAAAAAAAAAAAAAAAAAC8BAABfcmVscy8ucmVsc1BLAQItABQABgAIAAAAIQCZ2PQo nAEAAJQDAAAOAAAAAAAAAAAAAAAAAC4CAABkcnMvZTJvRG9jLnhtbFBLAQItABQABgAIAAAAIQCa syRQ4AAAAAkBAAAPAAAAAAAAAAAAAAAAAPYDAABkcnMvZG93bnJldi54bWxQSwUGAAAAAAQABADz AAAAAwUAAAAA " strokecolor="#156082 [3204]" strokeweight=".5pt">
                 <v:stroke joinstyle="miter"/>
@@ -20240,7 +20228,7 @@
       <w:pPr>
         <w:pStyle w:val="Ttulo3"/>
       </w:pPr>
-      <w:bookmarkStart w:id="17" w:name="_Toc230344033"/>
+      <w:bookmarkStart w:id="17" w:name="_Toc230356112"/>
       <w:r>
         <w:t>Spring AI</w:t>
       </w:r>
@@ -20304,7 +20292,7 @@
               </wp:anchor>
             </w:drawing>
           </mc:Choice>
-          <mc:Fallback xmlns:ns11="http://schemas.microsoft.com/office/drawing/2010/main" xmlns:ns5="http://schemas.openxmlformats.org/drawingml/2006/main" xmlns:ns9="http://schemas.openxmlformats.org/drawingml/2006/picture">
+          <mc:Fallback xmlns:ns9="http://schemas.openxmlformats.org/drawingml/2006/picture" xmlns:ns5="http://schemas.openxmlformats.org/drawingml/2006/main" xmlns:ns11="http://schemas.microsoft.com/office/drawing/2010/main">
             <w:pict>
               <v:line w14:anchorId="1705DB05" id="Conexão Reta 3" o:spid="_x0000_s1026" style="position:absolute;z-index:251682816;visibility:visible;mso-wrap-style:square;mso-wrap-distance-left:9pt;mso-wrap-distance-top:0;mso-wrap-distance-right:9pt;mso-wrap-distance-bottom:0;mso-position-horizontal:absolute;mso-position-horizontal-relative:text;mso-position-vertical:absolute;mso-position-vertical-relative:text" from="0,-.05pt" to="484.2pt,-.05pt" o:gfxdata="UEsDBBQABgAIAAAAIQC2gziS/gAAAOEBAAATAAAAW0NvbnRlbnRfVHlwZXNdLnhtbJSRQU7DMBBF 90jcwfIWJU67QAgl6YK0S0CoHGBkTxKLZGx5TGhvj5O2G0SRWNoz/78nu9wcxkFMGNg6quQqL6RA 0s5Y6ir5vt9lD1JwBDIwOMJKHpHlpr69KfdHjyxSmriSfYz+USnWPY7AufNIadK6MEJMx9ApD/oD OlTrorhX2lFEilmcO2RdNtjC5xDF9pCuTyYBB5bi6bQ4syoJ3g9WQ0ymaiLzg5KdCXlKLjvcW893 SUOqXwnz5DrgnHtJTxOsQfEKIT7DmDSUCaxw7Rqn8787ZsmRM9e2VmPeBN4uqYvTtW7jvijg9N/y JsXecLq0q+WD6m8AAAD//wMAUEsDBBQABgAIAAAAIQA4/SH/1gAAAJQBAAALAAAAX3JlbHMvLnJl bHOkkMFqwzAMhu+DvYPRfXGawxijTi+j0GvpHsDYimMaW0Yy2fr2M4PBMnrbUb/Q94l/f/hMi1qR JVI2sOt6UJgd+ZiDgffL8ekFlFSbvV0oo4EbChzGx4f9GRdb25HMsYhqlCwG5lrLq9biZkxWOiqY 22YiTra2kYMu1l1tQD30/bPm3wwYN0x18gb45AdQl1tp5j/sFB2T0FQ7R0nTNEV3j6o9feQzro1i OWA14Fm+Q8a1a8+Bvu/d/dMb2JY5uiPbhG/ktn4cqGU/er3pcvwCAAD//wMAUEsDBBQABgAIAAAA IQCZ2PQonAEAAJQDAAAOAAAAZHJzL2Uyb0RvYy54bWysU01P3DAQvVfqf7B8Z5MAQm202T2A4FK1 qMAPMM54Y8n2WLbZZP99x97dLGorIRAXxx/z3sx7M1muJ2vYFkLU6DreLGrOwEnstdt0/Onx9uwb ZzEJ1wuDDjq+g8jXq69flqNv4RwHND0ERiQutqPv+JCSb6sqygGsiAv04OhRYbAi0TFsqj6Ikdit qc7r+qoaMfQ+oIQY6fZm/8hXhV8pkOmXUhESMx2n2lJZQ1mf81qtlqLdBOEHLQ9liA9UYYV2lHSm uhFJsJeg/6GyWgaMqNJCoq1QKS2haCA1Tf2XmodBeChayJzoZ5vi59HKn9trdx/IhtHHNvr7kFVM Ktj8pfrYVMzazWbBlJiky6vm8vvFJXkqj2/VCehDTHeAluVNx412WYdoxfZHTJSMQo8hdDilLru0 M5CDjfsNiumekjUFXaYCrk1gW0H9FFKCS03uIfGV6AxT2pgZWL8NPMRnKJSJeQ94RpTM6NIMttph +F/2NB1LVvv4owN73dmCZ+x3pSnFGmp9UXgY0zxbr88FfvqZVn8AAAD//wMAUEsDBBQABgAIAAAA IQCasyRQ4AAAAAkBAAAPAAAAZHJzL2Rvd25yZXYueG1sTI9Ba8JAEIXvhf6HZQq96UYpYmM2IpZS KxSpFfS4ZqdJ2uxs2F1N/Pcde2kvA4/He/O+bN7bRpzRh9qRgtEwAYFUOFNTqWD38TyYgghRk9GN I1RwwQDz/PYm06lxHb3jeRtLwSUUUq2girFNpQxFhVaHoWuR2Pt03urI0pfSeN1xuW3kOEkm0uqa +EOlW1xWWHxvT1bBm1+tlov15Ys2B9vtx+v95rV/Uer+rn+a8VnMQETs418Crgy8H3IednQnMkE0 CpgmKhiMQLD5OJk+gDj+apln8j9B/gMAAP//AwBQSwECLQAUAAYACAAAACEAtoM4kv4AAADhAQAA EwAAAAAAAAAAAAAAAAAAAAAAW0NvbnRlbnRfVHlwZXNdLnhtbFBLAQItABQABgAIAAAAIQA4/SH/ 1gAAAJQBAAALAAAAAAAAAAAAAAAAAC8BAABfcmVscy8ucmVsc1BLAQItABQABgAIAAAAIQCZ2PQo nAEAAJQDAAAOAAAAAAAAAAAAAAAAAC4CAABkcnMvZTJvRG9jLnhtbFBLAQItABQABgAIAAAAIQCa syRQ4AAAAAkBAAAPAAAAAAAAAAAAAAAAAPYDAABkcnMvZG93bnJldi54bWxQSwUGAAAAAAQABADz AAAAAwUAAAAA " strokecolor="#156082 [3204]" strokeweight=".5pt">
                 <v:stroke joinstyle="miter"/>
@@ -24735,7 +24723,7 @@
       <w:pPr>
         <w:pStyle w:val="Ttulo3"/>
       </w:pPr>
-      <w:bookmarkStart w:id="18" w:name="_Toc230344034"/>
+      <w:bookmarkStart w:id="18" w:name="_Toc230356113"/>
       <w:r>
         <w:t xml:space="preserve">HQL </w:t>
       </w:r>
@@ -24807,7 +24795,7 @@
               </wp:anchor>
             </w:drawing>
           </mc:Choice>
-          <mc:Fallback xmlns:ns11="http://schemas.microsoft.com/office/drawing/2010/main" xmlns:ns5="http://schemas.openxmlformats.org/drawingml/2006/main" xmlns:ns9="http://schemas.openxmlformats.org/drawingml/2006/picture">
+          <mc:Fallback xmlns:ns9="http://schemas.openxmlformats.org/drawingml/2006/picture" xmlns:ns5="http://schemas.openxmlformats.org/drawingml/2006/main" xmlns:ns11="http://schemas.microsoft.com/office/drawing/2010/main">
             <w:pict>
               <v:line w14:anchorId="33CA8BAD" id="Conexão Reta 3" o:spid="_x0000_s1026" style="position:absolute;z-index:251684864;visibility:visible;mso-wrap-style:square;mso-wrap-distance-left:9pt;mso-wrap-distance-top:0;mso-wrap-distance-right:9pt;mso-wrap-distance-bottom:0;mso-position-horizontal:absolute;mso-position-horizontal-relative:text;mso-position-vertical:absolute;mso-position-vertical-relative:text" from="0,0" to="484.2pt,0" o:gfxdata="UEsDBBQABgAIAAAAIQC2gziS/gAAAOEBAAATAAAAW0NvbnRlbnRfVHlwZXNdLnhtbJSRQU7DMBBF 90jcwfIWJU67QAgl6YK0S0CoHGBkTxKLZGx5TGhvj5O2G0SRWNoz/78nu9wcxkFMGNg6quQqL6RA 0s5Y6ir5vt9lD1JwBDIwOMJKHpHlpr69KfdHjyxSmriSfYz+USnWPY7AufNIadK6MEJMx9ApD/oD OlTrorhX2lFEilmcO2RdNtjC5xDF9pCuTyYBB5bi6bQ4syoJ3g9WQ0ymaiLzg5KdCXlKLjvcW893 SUOqXwnz5DrgnHtJTxOsQfEKIT7DmDSUCaxw7Rqn8787ZsmRM9e2VmPeBN4uqYvTtW7jvijg9N/y JsXecLq0q+WD6m8AAAD//wMAUEsDBBQABgAIAAAAIQA4/SH/1gAAAJQBAAALAAAAX3JlbHMvLnJl bHOkkMFqwzAMhu+DvYPRfXGawxijTi+j0GvpHsDYimMaW0Yy2fr2M4PBMnrbUb/Q94l/f/hMi1qR JVI2sOt6UJgd+ZiDgffL8ekFlFSbvV0oo4EbChzGx4f9GRdb25HMsYhqlCwG5lrLq9biZkxWOiqY 22YiTra2kYMu1l1tQD30/bPm3wwYN0x18gb45AdQl1tp5j/sFB2T0FQ7R0nTNEV3j6o9feQzro1i OWA14Fm+Q8a1a8+Bvu/d/dMb2JY5uiPbhG/ktn4cqGU/er3pcvwCAAD//wMAUEsDBBQABgAIAAAA IQCZ2PQonAEAAJQDAAAOAAAAZHJzL2Uyb0RvYy54bWysU01P3DAQvVfqf7B8Z5MAQm202T2A4FK1 qMAPMM54Y8n2WLbZZP99x97dLGorIRAXxx/z3sx7M1muJ2vYFkLU6DreLGrOwEnstdt0/Onx9uwb ZzEJ1wuDDjq+g8jXq69flqNv4RwHND0ERiQutqPv+JCSb6sqygGsiAv04OhRYbAi0TFsqj6Ikdit qc7r+qoaMfQ+oIQY6fZm/8hXhV8pkOmXUhESMx2n2lJZQ1mf81qtlqLdBOEHLQ9liA9UYYV2lHSm uhFJsJeg/6GyWgaMqNJCoq1QKS2haCA1Tf2XmodBeChayJzoZ5vi59HKn9trdx/IhtHHNvr7kFVM Ktj8pfrYVMzazWbBlJiky6vm8vvFJXkqj2/VCehDTHeAluVNx412WYdoxfZHTJSMQo8hdDilLru0 M5CDjfsNiumekjUFXaYCrk1gW0H9FFKCS03uIfGV6AxT2pgZWL8NPMRnKJSJeQ94RpTM6NIMttph +F/2NB1LVvv4owN73dmCZ+x3pSnFGmp9UXgY0zxbr88FfvqZVn8AAAD//wMAUEsDBBQABgAIAAAA IQBdcTjb3gAAAAcBAAAPAAAAZHJzL2Rvd25yZXYueG1sTI9Ba8JAEIXvBf/DMkJvdVMpYmM2IpZS KxSpLdjjmp0m0exs2F1N/Pcde2kvDx6PefO9bN7bRpzRh9qRgvtRAgKpcKamUsHnx/PdFESImoxu HKGCCwaY54ObTKfGdfSO520sBZdQSLWCKsY2lTIUFVodRq5F4uzbeasjW19K43XH5baR4ySZSKtr 4g+VbnFZYXHcnqyCN79aLRfry4E2X7bbjde7zWv/otTtsH+asSxmICL28e8CrhuYH3IG27sTmSAa Bbwm/ipnj5PpA4j91co8k//58x8AAAD//wMAUEsBAi0AFAAGAAgAAAAhALaDOJL+AAAA4QEAABMA AAAAAAAAAAAAAAAAAAAAAFtDb250ZW50X1R5cGVzXS54bWxQSwECLQAUAAYACAAAACEAOP0h/9YA AACUAQAACwAAAAAAAAAAAAAAAAAvAQAAX3JlbHMvLnJlbHNQSwECLQAUAAYACAAAACEAmdj0KJwB AACUAwAADgAAAAAAAAAAAAAAAAAuAgAAZHJzL2Uyb0RvYy54bWxQSwECLQAUAAYACAAAACEAXXE4 294AAAAHAQAADwAAAAAAAAAAAAAAAAD2AwAAZHJzL2Rvd25yZXYueG1sUEsFBgAAAAAEAAQA8wAA AAEFAAAAAA== " strokecolor="#156082 [3204]" strokeweight=".5pt">
                 <v:stroke joinstyle="miter"/>
@@ -26970,7 +26958,7 @@
       <w:pPr>
         <w:pStyle w:val="Ttulo3"/>
       </w:pPr>
-      <w:bookmarkStart w:id="19" w:name="_Toc230344035"/>
+      <w:bookmarkStart w:id="19" w:name="_Toc230356114"/>
       <w:r>
         <w:t>RAG com Dados Reais</w:t>
       </w:r>
@@ -27034,7 +27022,7 @@
               </wp:anchor>
             </w:drawing>
           </mc:Choice>
-          <mc:Fallback xmlns:ns11="http://schemas.microsoft.com/office/drawing/2010/main" xmlns:ns5="http://schemas.openxmlformats.org/drawingml/2006/main" xmlns:ns9="http://schemas.openxmlformats.org/drawingml/2006/picture">
+          <mc:Fallback xmlns:ns9="http://schemas.openxmlformats.org/drawingml/2006/picture" xmlns:ns5="http://schemas.openxmlformats.org/drawingml/2006/main" xmlns:ns11="http://schemas.microsoft.com/office/drawing/2010/main">
             <w:pict>
               <v:line w14:anchorId="2E235C5D" id="Conexão Reta 3" o:spid="_x0000_s1026" style="position:absolute;z-index:251686912;visibility:visible;mso-wrap-style:square;mso-wrap-distance-left:9pt;mso-wrap-distance-top:0;mso-wrap-distance-right:9pt;mso-wrap-distance-bottom:0;mso-position-horizontal:absolute;mso-position-horizontal-relative:text;mso-position-vertical:absolute;mso-position-vertical-relative:text" from="0,-.05pt" to="484.2pt,-.05pt" o:gfxdata="UEsDBBQABgAIAAAAIQC2gziS/gAAAOEBAAATAAAAW0NvbnRlbnRfVHlwZXNdLnhtbJSRQU7DMBBF 90jcwfIWJU67QAgl6YK0S0CoHGBkTxKLZGx5TGhvj5O2G0SRWNoz/78nu9wcxkFMGNg6quQqL6RA 0s5Y6ir5vt9lD1JwBDIwOMJKHpHlpr69KfdHjyxSmriSfYz+USnWPY7AufNIadK6MEJMx9ApD/oD OlTrorhX2lFEilmcO2RdNtjC5xDF9pCuTyYBB5bi6bQ4syoJ3g9WQ0ymaiLzg5KdCXlKLjvcW893 SUOqXwnz5DrgnHtJTxOsQfEKIT7DmDSUCaxw7Rqn8787ZsmRM9e2VmPeBN4uqYvTtW7jvijg9N/y JsXecLq0q+WD6m8AAAD//wMAUEsDBBQABgAIAAAAIQA4/SH/1gAAAJQBAAALAAAAX3JlbHMvLnJl bHOkkMFqwzAMhu+DvYPRfXGawxijTi+j0GvpHsDYimMaW0Yy2fr2M4PBMnrbUb/Q94l/f/hMi1qR JVI2sOt6UJgd+ZiDgffL8ekFlFSbvV0oo4EbChzGx4f9GRdb25HMsYhqlCwG5lrLq9biZkxWOiqY 22YiTra2kYMu1l1tQD30/bPm3wwYN0x18gb45AdQl1tp5j/sFB2T0FQ7R0nTNEV3j6o9feQzro1i OWA14Fm+Q8a1a8+Bvu/d/dMb2JY5uiPbhG/ktn4cqGU/er3pcvwCAAD//wMAUEsDBBQABgAIAAAA IQCZ2PQonAEAAJQDAAAOAAAAZHJzL2Uyb0RvYy54bWysU01P3DAQvVfqf7B8Z5MAQm202T2A4FK1 qMAPMM54Y8n2WLbZZP99x97dLGorIRAXxx/z3sx7M1muJ2vYFkLU6DreLGrOwEnstdt0/Onx9uwb ZzEJ1wuDDjq+g8jXq69flqNv4RwHND0ERiQutqPv+JCSb6sqygGsiAv04OhRYbAi0TFsqj6Ikdit qc7r+qoaMfQ+oIQY6fZm/8hXhV8pkOmXUhESMx2n2lJZQ1mf81qtlqLdBOEHLQ9liA9UYYV2lHSm uhFJsJeg/6GyWgaMqNJCoq1QKS2haCA1Tf2XmodBeChayJzoZ5vi59HKn9trdx/IhtHHNvr7kFVM Ktj8pfrYVMzazWbBlJiky6vm8vvFJXkqj2/VCehDTHeAluVNx412WYdoxfZHTJSMQo8hdDilLru0 M5CDjfsNiumekjUFXaYCrk1gW0H9FFKCS03uIfGV6AxT2pgZWL8NPMRnKJSJeQ94RpTM6NIMttph +F/2NB1LVvv4owN73dmCZ+x3pSnFGmp9UXgY0zxbr88FfvqZVn8AAAD//wMAUEsDBBQABgAIAAAA IQCasyRQ4AAAAAkBAAAPAAAAZHJzL2Rvd25yZXYueG1sTI9Ba8JAEIXvhf6HZQq96UYpYmM2IpZS KxSpFfS4ZqdJ2uxs2F1N/Pcde2kvA4/He/O+bN7bRpzRh9qRgtEwAYFUOFNTqWD38TyYgghRk9GN I1RwwQDz/PYm06lxHb3jeRtLwSUUUq2girFNpQxFhVaHoWuR2Pt03urI0pfSeN1xuW3kOEkm0uqa +EOlW1xWWHxvT1bBm1+tlov15Ys2B9vtx+v95rV/Uer+rn+a8VnMQETs418Crgy8H3IednQnMkE0 CpgmKhiMQLD5OJk+gDj+apln8j9B/gMAAP//AwBQSwECLQAUAAYACAAAACEAtoM4kv4AAADhAQAA EwAAAAAAAAAAAAAAAAAAAAAAW0NvbnRlbnRfVHlwZXNdLnhtbFBLAQItABQABgAIAAAAIQA4/SH/ 1gAAAJQBAAALAAAAAAAAAAAAAAAAAC8BAABfcmVscy8ucmVsc1BLAQItABQABgAIAAAAIQCZ2PQo nAEAAJQDAAAOAAAAAAAAAAAAAAAAAC4CAABkcnMvZTJvRG9jLnhtbFBLAQItABQABgAIAAAAIQCa syRQ4AAAAAkBAAAPAAAAAAAAAAAAAAAAAPYDAABkcnMvZG93bnJldi54bWxQSwUGAAAAAAQABADz AAAAAwUAAAAA " strokecolor="#156082 [3204]" strokeweight=".5pt">
                 <v:stroke joinstyle="miter"/>
@@ -27963,7 +27951,7 @@
         <w:pStyle w:val="Ttulo3"/>
       </w:pPr>
       <w:bookmarkStart w:id="20" w:name="_Toc230208850"/>
-      <w:bookmarkStart w:id="21" w:name="_Toc230344036"/>
+      <w:bookmarkStart w:id="21" w:name="_Toc230356115"/>
       <w:r>
         <w:t>Segurança e Controlo de Acesso</w:t>
       </w:r>
@@ -30037,7 +30025,7 @@
       <w:pPr>
         <w:pStyle w:val="Ttulo3"/>
       </w:pPr>
-      <w:bookmarkStart w:id="22" w:name="_Toc230344037"/>
+      <w:bookmarkStart w:id="22" w:name="_Toc230356116"/>
       <w:r>
         <w:t xml:space="preserve">MCP — </w:t>
       </w:r>
@@ -30122,7 +30110,7 @@
               </wp:anchor>
             </w:drawing>
           </mc:Choice>
-          <mc:Fallback xmlns:ns11="http://schemas.microsoft.com/office/drawing/2010/main" xmlns:ns5="http://schemas.openxmlformats.org/drawingml/2006/main" xmlns:ns9="http://schemas.openxmlformats.org/drawingml/2006/picture">
+          <mc:Fallback xmlns:ns9="http://schemas.openxmlformats.org/drawingml/2006/picture" xmlns:ns5="http://schemas.openxmlformats.org/drawingml/2006/main" xmlns:ns11="http://schemas.microsoft.com/office/drawing/2010/main">
             <w:pict>
               <v:line w14:anchorId="4758ED58" id="Conexão Reta 3" o:spid="_x0000_s1026" style="position:absolute;z-index:251688960;visibility:visible;mso-wrap-style:square;mso-wrap-distance-left:9pt;mso-wrap-distance-top:0;mso-wrap-distance-right:9pt;mso-wrap-distance-bottom:0;mso-position-horizontal:absolute;mso-position-horizontal-relative:text;mso-position-vertical:absolute;mso-position-vertical-relative:text" from="0,-.05pt" to="484.2pt,-.05pt" o:gfxdata="UEsDBBQABgAIAAAAIQC2gziS/gAAAOEBAAATAAAAW0NvbnRlbnRfVHlwZXNdLnhtbJSRQU7DMBBF 90jcwfIWJU67QAgl6YK0S0CoHGBkTxKLZGx5TGhvj5O2G0SRWNoz/78nu9wcxkFMGNg6quQqL6RA 0s5Y6ir5vt9lD1JwBDIwOMJKHpHlpr69KfdHjyxSmriSfYz+USnWPY7AufNIadK6MEJMx9ApD/oD OlTrorhX2lFEilmcO2RdNtjC5xDF9pCuTyYBB5bi6bQ4syoJ3g9WQ0ymaiLzg5KdCXlKLjvcW893 SUOqXwnz5DrgnHtJTxOsQfEKIT7DmDSUCaxw7Rqn8787ZsmRM9e2VmPeBN4uqYvTtW7jvijg9N/y JsXecLq0q+WD6m8AAAD//wMAUEsDBBQABgAIAAAAIQA4/SH/1gAAAJQBAAALAAAAX3JlbHMvLnJl bHOkkMFqwzAMhu+DvYPRfXGawxijTi+j0GvpHsDYimMaW0Yy2fr2M4PBMnrbUb/Q94l/f/hMi1qR JVI2sOt6UJgd+ZiDgffL8ekFlFSbvV0oo4EbChzGx4f9GRdb25HMsYhqlCwG5lrLq9biZkxWOiqY 22YiTra2kYMu1l1tQD30/bPm3wwYN0x18gb45AdQl1tp5j/sFB2T0FQ7R0nTNEV3j6o9feQzro1i OWA14Fm+Q8a1a8+Bvu/d/dMb2JY5uiPbhG/ktn4cqGU/er3pcvwCAAD//wMAUEsDBBQABgAIAAAA IQCZ2PQonAEAAJQDAAAOAAAAZHJzL2Uyb0RvYy54bWysU01P3DAQvVfqf7B8Z5MAQm202T2A4FK1 qMAPMM54Y8n2WLbZZP99x97dLGorIRAXxx/z3sx7M1muJ2vYFkLU6DreLGrOwEnstdt0/Onx9uwb ZzEJ1wuDDjq+g8jXq69flqNv4RwHND0ERiQutqPv+JCSb6sqygGsiAv04OhRYbAi0TFsqj6Ikdit qc7r+qoaMfQ+oIQY6fZm/8hXhV8pkOmXUhESMx2n2lJZQ1mf81qtlqLdBOEHLQ9liA9UYYV2lHSm uhFJsJeg/6GyWgaMqNJCoq1QKS2haCA1Tf2XmodBeChayJzoZ5vi59HKn9trdx/IhtHHNvr7kFVM Ktj8pfrYVMzazWbBlJiky6vm8vvFJXkqj2/VCehDTHeAluVNx412WYdoxfZHTJSMQo8hdDilLru0 M5CDjfsNiumekjUFXaYCrk1gW0H9FFKCS03uIfGV6AxT2pgZWL8NPMRnKJSJeQ94RpTM6NIMttph +F/2NB1LVvv4owN73dmCZ+x3pSnFGmp9UXgY0zxbr88FfvqZVn8AAAD//wMAUEsDBBQABgAIAAAA IQCasyRQ4AAAAAkBAAAPAAAAZHJzL2Rvd25yZXYueG1sTI9Ba8JAEIXvhf6HZQq96UYpYmM2IpZS KxSpFfS4ZqdJ2uxs2F1N/Pcde2kvA4/He/O+bN7bRpzRh9qRgtEwAYFUOFNTqWD38TyYgghRk9GN I1RwwQDz/PYm06lxHb3jeRtLwSUUUq2girFNpQxFhVaHoWuR2Pt03urI0pfSeN1xuW3kOEkm0uqa +EOlW1xWWHxvT1bBm1+tlov15Ys2B9vtx+v95rV/Uer+rn+a8VnMQETs418Crgy8H3IednQnMkE0 CpgmKhiMQLD5OJk+gDj+apln8j9B/gMAAP//AwBQSwECLQAUAAYACAAAACEAtoM4kv4AAADhAQAA EwAAAAAAAAAAAAAAAAAAAAAAW0NvbnRlbnRfVHlwZXNdLnhtbFBLAQItABQABgAIAAAAIQA4/SH/ 1gAAAJQBAAALAAAAAAAAAAAAAAAAAC8BAABfcmVscy8ucmVsc1BLAQItABQABgAIAAAAIQCZ2PQo nAEAAJQDAAAOAAAAAAAAAAAAAAAAAC4CAABkcnMvZTJvRG9jLnhtbFBLAQItABQABgAIAAAAIQCa syRQ4AAAAAkBAAAPAAAAAAAAAAAAAAAAAPYDAABkcnMvZG93bnJldi54bWxQSwUGAAAAAAQABADz AAAAAwUAAAAA " strokecolor="#156082 [3204]" strokeweight=".5pt">
                 <v:stroke joinstyle="miter"/>
@@ -31698,7 +31686,7 @@
       <w:pPr>
         <w:pStyle w:val="Ttulo3"/>
       </w:pPr>
-      <w:bookmarkStart w:id="23" w:name="_Toc230344038"/>
+      <w:bookmarkStart w:id="23" w:name="_Toc230356117"/>
       <w:r>
         <w:t xml:space="preserve">Arquitetura MCP — Quando </w:t>
       </w:r>
@@ -31767,7 +31755,7 @@
               </wp:anchor>
             </w:drawing>
           </mc:Choice>
-          <mc:Fallback xmlns:ns11="http://schemas.microsoft.com/office/drawing/2010/main" xmlns:ns5="http://schemas.openxmlformats.org/drawingml/2006/main" xmlns:ns9="http://schemas.openxmlformats.org/drawingml/2006/picture">
+          <mc:Fallback xmlns:ns9="http://schemas.openxmlformats.org/drawingml/2006/picture" xmlns:ns5="http://schemas.openxmlformats.org/drawingml/2006/main" xmlns:ns11="http://schemas.microsoft.com/office/drawing/2010/main">
             <w:pict>
               <v:line w14:anchorId="32FC0122" id="Conexão Reta 3" o:spid="_x0000_s1026" style="position:absolute;z-index:251691008;visibility:visible;mso-wrap-style:square;mso-wrap-distance-left:9pt;mso-wrap-distance-top:0;mso-wrap-distance-right:9pt;mso-wrap-distance-bottom:0;mso-position-horizontal:absolute;mso-position-horizontal-relative:text;mso-position-vertical:absolute;mso-position-vertical-relative:text" from="0,-.05pt" to="484.2pt,-.05pt" o:gfxdata="UEsDBBQABgAIAAAAIQC2gziS/gAAAOEBAAATAAAAW0NvbnRlbnRfVHlwZXNdLnhtbJSRQU7DMBBF 90jcwfIWJU67QAgl6YK0S0CoHGBkTxKLZGx5TGhvj5O2G0SRWNoz/78nu9wcxkFMGNg6quQqL6RA 0s5Y6ir5vt9lD1JwBDIwOMJKHpHlpr69KfdHjyxSmriSfYz+USnWPY7AufNIadK6MEJMx9ApD/oD OlTrorhX2lFEilmcO2RdNtjC5xDF9pCuTyYBB5bi6bQ4syoJ3g9WQ0ymaiLzg5KdCXlKLjvcW893 SUOqXwnz5DrgnHtJTxOsQfEKIT7DmDSUCaxw7Rqn8787ZsmRM9e2VmPeBN4uqYvTtW7jvijg9N/y JsXecLq0q+WD6m8AAAD//wMAUEsDBBQABgAIAAAAIQA4/SH/1gAAAJQBAAALAAAAX3JlbHMvLnJl bHOkkMFqwzAMhu+DvYPRfXGawxijTi+j0GvpHsDYimMaW0Yy2fr2M4PBMnrbUb/Q94l/f/hMi1qR JVI2sOt6UJgd+ZiDgffL8ekFlFSbvV0oo4EbChzGx4f9GRdb25HMsYhqlCwG5lrLq9biZkxWOiqY 22YiTra2kYMu1l1tQD30/bPm3wwYN0x18gb45AdQl1tp5j/sFB2T0FQ7R0nTNEV3j6o9feQzro1i OWA14Fm+Q8a1a8+Bvu/d/dMb2JY5uiPbhG/ktn4cqGU/er3pcvwCAAD//wMAUEsDBBQABgAIAAAA IQCZ2PQonAEAAJQDAAAOAAAAZHJzL2Uyb0RvYy54bWysU01P3DAQvVfqf7B8Z5MAQm202T2A4FK1 qMAPMM54Y8n2WLbZZP99x97dLGorIRAXxx/z3sx7M1muJ2vYFkLU6DreLGrOwEnstdt0/Onx9uwb ZzEJ1wuDDjq+g8jXq69flqNv4RwHND0ERiQutqPv+JCSb6sqygGsiAv04OhRYbAi0TFsqj6Ikdit qc7r+qoaMfQ+oIQY6fZm/8hXhV8pkOmXUhESMx2n2lJZQ1mf81qtlqLdBOEHLQ9liA9UYYV2lHSm uhFJsJeg/6GyWgaMqNJCoq1QKS2haCA1Tf2XmodBeChayJzoZ5vi59HKn9trdx/IhtHHNvr7kFVM Ktj8pfrYVMzazWbBlJiky6vm8vvFJXkqj2/VCehDTHeAluVNx412WYdoxfZHTJSMQo8hdDilLru0 M5CDjfsNiumekjUFXaYCrk1gW0H9FFKCS03uIfGV6AxT2pgZWL8NPMRnKJSJeQ94RpTM6NIMttph +F/2NB1LVvv4owN73dmCZ+x3pSnFGmp9UXgY0zxbr88FfvqZVn8AAAD//wMAUEsDBBQABgAIAAAA IQCasyRQ4AAAAAkBAAAPAAAAZHJzL2Rvd25yZXYueG1sTI9Ba8JAEIXvhf6HZQq96UYpYmM2IpZS KxSpFfS4ZqdJ2uxs2F1N/Pcde2kvA4/He/O+bN7bRpzRh9qRgtEwAYFUOFNTqWD38TyYgghRk9GN I1RwwQDz/PYm06lxHb3jeRtLwSUUUq2girFNpQxFhVaHoWuR2Pt03urI0pfSeN1xuW3kOEkm0uqa +EOlW1xWWHxvT1bBm1+tlov15Ys2B9vtx+v95rV/Uer+rn+a8VnMQETs418Crgy8H3IednQnMkE0 CpgmKhiMQLD5OJk+gDj+apln8j9B/gMAAP//AwBQSwECLQAUAAYACAAAACEAtoM4kv4AAADhAQAA EwAAAAAAAAAAAAAAAAAAAAAAW0NvbnRlbnRfVHlwZXNdLnhtbFBLAQItABQABgAIAAAAIQA4/SH/ 1gAAAJQBAAALAAAAAAAAAAAAAAAAAC8BAABfcmVscy8ucmVsc1BLAQItABQABgAIAAAAIQCZ2PQo nAEAAJQDAAAOAAAAAAAAAAAAAAAAAC4CAABkcnMvZTJvRG9jLnhtbFBLAQItABQABgAIAAAAIQCa syRQ4AAAAAkBAAAPAAAAAAAAAAAAAAAAAPYDAABkcnMvZG93bnJldi54bWxQSwUGAAAAAAQABADz AAAAAwUAAAAA " strokecolor="#156082 [3204]" strokeweight=".5pt">
                 <v:stroke joinstyle="miter"/>
@@ -31906,7 +31894,7 @@
       <w:pPr>
         <w:pStyle w:val="Ttulo3"/>
       </w:pPr>
-      <w:bookmarkStart w:id="24" w:name="_Toc230344039"/>
+      <w:bookmarkStart w:id="24" w:name="_Toc230356118"/>
       <w:r>
         <w:t>Perguntas de Demonstração</w:t>
       </w:r>
@@ -31970,7 +31958,7 @@
               </wp:anchor>
             </w:drawing>
           </mc:Choice>
-          <mc:Fallback xmlns:ns11="http://schemas.microsoft.com/office/drawing/2010/main" xmlns:ns5="http://schemas.openxmlformats.org/drawingml/2006/main" xmlns:ns9="http://schemas.openxmlformats.org/drawingml/2006/picture">
+          <mc:Fallback xmlns:ns9="http://schemas.openxmlformats.org/drawingml/2006/picture" xmlns:ns5="http://schemas.openxmlformats.org/drawingml/2006/main" xmlns:ns11="http://schemas.microsoft.com/office/drawing/2010/main">
             <w:pict>
               <v:line w14:anchorId="17F8D4B3" id="Conexão Reta 3" o:spid="_x0000_s1026" style="position:absolute;z-index:251693056;visibility:visible;mso-wrap-style:square;mso-wrap-distance-left:9pt;mso-wrap-distance-top:0;mso-wrap-distance-right:9pt;mso-wrap-distance-bottom:0;mso-position-horizontal:absolute;mso-position-horizontal-relative:text;mso-position-vertical:absolute;mso-position-vertical-relative:text" from="0,-.05pt" to="484.2pt,-.05pt" o:gfxdata="UEsDBBQABgAIAAAAIQC2gziS/gAAAOEBAAATAAAAW0NvbnRlbnRfVHlwZXNdLnhtbJSRQU7DMBBF 90jcwfIWJU67QAgl6YK0S0CoHGBkTxKLZGx5TGhvj5O2G0SRWNoz/78nu9wcxkFMGNg6quQqL6RA 0s5Y6ir5vt9lD1JwBDIwOMJKHpHlpr69KfdHjyxSmriSfYz+USnWPY7AufNIadK6MEJMx9ApD/oD OlTrorhX2lFEilmcO2RdNtjC5xDF9pCuTyYBB5bi6bQ4syoJ3g9WQ0ymaiLzg5KdCXlKLjvcW893 SUOqXwnz5DrgnHtJTxOsQfEKIT7DmDSUCaxw7Rqn8787ZsmRM9e2VmPeBN4uqYvTtW7jvijg9N/y JsXecLq0q+WD6m8AAAD//wMAUEsDBBQABgAIAAAAIQA4/SH/1gAAAJQBAAALAAAAX3JlbHMvLnJl bHOkkMFqwzAMhu+DvYPRfXGawxijTi+j0GvpHsDYimMaW0Yy2fr2M4PBMnrbUb/Q94l/f/hMi1qR JVI2sOt6UJgd+ZiDgffL8ekFlFSbvV0oo4EbChzGx4f9GRdb25HMsYhqlCwG5lrLq9biZkxWOiqY 22YiTra2kYMu1l1tQD30/bPm3wwYN0x18gb45AdQl1tp5j/sFB2T0FQ7R0nTNEV3j6o9feQzro1i OWA14Fm+Q8a1a8+Bvu/d/dMb2JY5uiPbhG/ktn4cqGU/er3pcvwCAAD//wMAUEsDBBQABgAIAAAA IQCZ2PQonAEAAJQDAAAOAAAAZHJzL2Uyb0RvYy54bWysU01P3DAQvVfqf7B8Z5MAQm202T2A4FK1 qMAPMM54Y8n2WLbZZP99x97dLGorIRAXxx/z3sx7M1muJ2vYFkLU6DreLGrOwEnstdt0/Onx9uwb ZzEJ1wuDDjq+g8jXq69flqNv4RwHND0ERiQutqPv+JCSb6sqygGsiAv04OhRYbAi0TFsqj6Ikdit qc7r+qoaMfQ+oIQY6fZm/8hXhV8pkOmXUhESMx2n2lJZQ1mf81qtlqLdBOEHLQ9liA9UYYV2lHSm uhFJsJeg/6GyWgaMqNJCoq1QKS2haCA1Tf2XmodBeChayJzoZ5vi59HKn9trdx/IhtHHNvr7kFVM Ktj8pfrYVMzazWbBlJiky6vm8vvFJXkqj2/VCehDTHeAluVNx412WYdoxfZHTJSMQo8hdDilLru0 M5CDjfsNiumekjUFXaYCrk1gW0H9FFKCS03uIfGV6AxT2pgZWL8NPMRnKJSJeQ94RpTM6NIMttph +F/2NB1LVvv4owN73dmCZ+x3pSnFGmp9UXgY0zxbr88FfvqZVn8AAAD//wMAUEsDBBQABgAIAAAA IQCasyRQ4AAAAAkBAAAPAAAAZHJzL2Rvd25yZXYueG1sTI9Ba8JAEIXvhf6HZQq96UYpYmM2IpZS KxSpFfS4ZqdJ2uxs2F1N/Pcde2kvA4/He/O+bN7bRpzRh9qRgtEwAYFUOFNTqWD38TyYgghRk9GN I1RwwQDz/PYm06lxHb3jeRtLwSUUUq2girFNpQxFhVaHoWuR2Pt03urI0pfSeN1xuW3kOEkm0uqa +EOlW1xWWHxvT1bBm1+tlov15Ys2B9vtx+v95rV/Uer+rn+a8VnMQETs418Crgy8H3IednQnMkE0 CpgmKhiMQLD5OJk+gDj+apln8j9B/gMAAP//AwBQSwECLQAUAAYACAAAACEAtoM4kv4AAADhAQAA EwAAAAAAAAAAAAAAAAAAAAAAW0NvbnRlbnRfVHlwZXNdLnhtbFBLAQItABQABgAIAAAAIQA4/SH/ 1gAAAJQBAAALAAAAAAAAAAAAAAAAAC8BAABfcmVscy8ucmVsc1BLAQItABQABgAIAAAAIQCZ2PQo nAEAAJQDAAAOAAAAAAAAAAAAAAAAAC4CAABkcnMvZTJvRG9jLnhtbFBLAQItABQABgAIAAAAIQCa syRQ4AAAAAkBAAAPAAAAAAAAAAAAAAAAAPYDAABkcnMvZG93bnJldi54bWxQSwUGAAAAAAQABADz AAAAAwUAAAAA " strokecolor="#156082 [3204]" strokeweight=".5pt">
                 <v:stroke joinstyle="miter"/>
@@ -33105,7 +33093,7 @@
       <w:pPr>
         <w:pStyle w:val="Ttulo3"/>
       </w:pPr>
-      <w:bookmarkStart w:id="25" w:name="_Toc230344040"/>
+      <w:bookmarkStart w:id="25" w:name="_Toc230356119"/>
       <w:r>
         <w:t>Pontos-Chave</w:t>
       </w:r>
@@ -33174,7 +33162,7 @@
               </wp:anchor>
             </w:drawing>
           </mc:Choice>
-          <mc:Fallback xmlns:ns11="http://schemas.microsoft.com/office/drawing/2010/main" xmlns:ns5="http://schemas.openxmlformats.org/drawingml/2006/main" xmlns:ns9="http://schemas.openxmlformats.org/drawingml/2006/picture">
+          <mc:Fallback xmlns:ns9="http://schemas.openxmlformats.org/drawingml/2006/picture" xmlns:ns5="http://schemas.openxmlformats.org/drawingml/2006/main" xmlns:ns11="http://schemas.microsoft.com/office/drawing/2010/main">
             <w:pict>
               <v:line w14:anchorId="4469CF73" id="Conexão Reta 3" o:spid="_x0000_s1026" style="position:absolute;z-index:251695104;visibility:visible;mso-wrap-style:square;mso-wrap-distance-left:9pt;mso-wrap-distance-top:0;mso-wrap-distance-right:9pt;mso-wrap-distance-bottom:0;mso-position-horizontal:absolute;mso-position-horizontal-relative:text;mso-position-vertical:absolute;mso-position-vertical-relative:text" from="0,0" to="484.2pt,0" o:gfxdata="UEsDBBQABgAIAAAAIQC2gziS/gAAAOEBAAATAAAAW0NvbnRlbnRfVHlwZXNdLnhtbJSRQU7DMBBF 90jcwfIWJU67QAgl6YK0S0CoHGBkTxKLZGx5TGhvj5O2G0SRWNoz/78nu9wcxkFMGNg6quQqL6RA 0s5Y6ir5vt9lD1JwBDIwOMJKHpHlpr69KfdHjyxSmriSfYz+USnWPY7AufNIadK6MEJMx9ApD/oD OlTrorhX2lFEilmcO2RdNtjC5xDF9pCuTyYBB5bi6bQ4syoJ3g9WQ0ymaiLzg5KdCXlKLjvcW893 SUOqXwnz5DrgnHtJTxOsQfEKIT7DmDSUCaxw7Rqn8787ZsmRM9e2VmPeBN4uqYvTtW7jvijg9N/y JsXecLq0q+WD6m8AAAD//wMAUEsDBBQABgAIAAAAIQA4/SH/1gAAAJQBAAALAAAAX3JlbHMvLnJl bHOkkMFqwzAMhu+DvYPRfXGawxijTi+j0GvpHsDYimMaW0Yy2fr2M4PBMnrbUb/Q94l/f/hMi1qR JVI2sOt6UJgd+ZiDgffL8ekFlFSbvV0oo4EbChzGx4f9GRdb25HMsYhqlCwG5lrLq9biZkxWOiqY 22YiTra2kYMu1l1tQD30/bPm3wwYN0x18gb45AdQl1tp5j/sFB2T0FQ7R0nTNEV3j6o9feQzro1i OWA14Fm+Q8a1a8+Bvu/d/dMb2JY5uiPbhG/ktn4cqGU/er3pcvwCAAD//wMAUEsDBBQABgAIAAAA IQCZ2PQonAEAAJQDAAAOAAAAZHJzL2Uyb0RvYy54bWysU01P3DAQvVfqf7B8Z5MAQm202T2A4FK1 qMAPMM54Y8n2WLbZZP99x97dLGorIRAXxx/z3sx7M1muJ2vYFkLU6DreLGrOwEnstdt0/Onx9uwb ZzEJ1wuDDjq+g8jXq69flqNv4RwHND0ERiQutqPv+JCSb6sqygGsiAv04OhRYbAi0TFsqj6Ikdit qc7r+qoaMfQ+oIQY6fZm/8hXhV8pkOmXUhESMx2n2lJZQ1mf81qtlqLdBOEHLQ9liA9UYYV2lHSm uhFJsJeg/6GyWgaMqNJCoq1QKS2haCA1Tf2XmodBeChayJzoZ5vi59HKn9trdx/IhtHHNvr7kFVM Ktj8pfrYVMzazWbBlJiky6vm8vvFJXkqj2/VCehDTHeAluVNx412WYdoxfZHTJSMQo8hdDilLru0 M5CDjfsNiumekjUFXaYCrk1gW0H9FFKCS03uIfGV6AxT2pgZWL8NPMRnKJSJeQ94RpTM6NIMttph +F/2NB1LVvv4owN73dmCZ+x3pSnFGmp9UXgY0zxbr88FfvqZVn8AAAD//wMAUEsDBBQABgAIAAAA IQBdcTjb3gAAAAcBAAAPAAAAZHJzL2Rvd25yZXYueG1sTI9Ba8JAEIXvBf/DMkJvdVMpYmM2IpZS KxSpLdjjmp0m0exs2F1N/Pcde2kvDx6PefO9bN7bRpzRh9qRgvtRAgKpcKamUsHnx/PdFESImoxu HKGCCwaY54ObTKfGdfSO520sBZdQSLWCKsY2lTIUFVodRq5F4uzbeasjW19K43XH5baR4ySZSKtr 4g+VbnFZYXHcnqyCN79aLRfry4E2X7bbjde7zWv/otTtsH+asSxmICL28e8CrhuYH3IG27sTmSAa Bbwm/ipnj5PpA4j91co8k//58x8AAAD//wMAUEsBAi0AFAAGAAgAAAAhALaDOJL+AAAA4QEAABMA AAAAAAAAAAAAAAAAAAAAAFtDb250ZW50X1R5cGVzXS54bWxQSwECLQAUAAYACAAAACEAOP0h/9YA AACUAQAACwAAAAAAAAAAAAAAAAAvAQAAX3JlbHMvLnJlbHNQSwECLQAUAAYACAAAACEAmdj0KJwB AACUAwAADgAAAAAAAAAAAAAAAAAuAgAAZHJzL2Uyb0RvYy54bWxQSwECLQAUAAYACAAAACEAXXE4 294AAAAHAQAADwAAAAAAAAAAAAAAAAD2AwAAZHJzL2Rvd25yZXYueG1sUEsFBgAAAAAEAAQA8wAA AAEFAAAAAA== " strokecolor="#156082 [3204]" strokeweight=".5pt">
                 <v:stroke joinstyle="miter"/>
@@ -33835,7 +33823,7 @@
       <w:pPr>
         <w:pStyle w:val="Ttulo3"/>
       </w:pPr>
-      <w:bookmarkStart w:id="26" w:name="_Toc230344041"/>
+      <w:bookmarkStart w:id="26" w:name="_Toc230356120"/>
       <w:r>
         <w:t>Ligações e Recursos</w:t>
       </w:r>
@@ -33907,7 +33895,7 @@
               </wp:anchor>
             </w:drawing>
           </mc:Choice>
-          <mc:Fallback xmlns:ns11="http://schemas.microsoft.com/office/drawing/2010/main" xmlns:ns5="http://schemas.openxmlformats.org/drawingml/2006/main" xmlns:ns9="http://schemas.openxmlformats.org/drawingml/2006/picture">
+          <mc:Fallback xmlns:ns9="http://schemas.openxmlformats.org/drawingml/2006/picture" xmlns:ns5="http://schemas.openxmlformats.org/drawingml/2006/main" xmlns:ns11="http://schemas.microsoft.com/office/drawing/2010/main">
             <w:pict>
               <v:line w14:anchorId="46AF1C3A" id="Conexão Reta 3" o:spid="_x0000_s1026" style="position:absolute;z-index:251699200;visibility:visible;mso-wrap-style:square;mso-wrap-distance-left:9pt;mso-wrap-distance-top:0;mso-wrap-distance-right:9pt;mso-wrap-distance-bottom:0;mso-position-horizontal:absolute;mso-position-horizontal-relative:text;mso-position-vertical:absolute;mso-position-vertical-relative:text" from="0,-.05pt" to="484.2pt,-.05pt" o:gfxdata="UEsDBBQABgAIAAAAIQC2gziS/gAAAOEBAAATAAAAW0NvbnRlbnRfVHlwZXNdLnhtbJSRQU7DMBBF 90jcwfIWJU67QAgl6YK0S0CoHGBkTxKLZGx5TGhvj5O2G0SRWNoz/78nu9wcxkFMGNg6quQqL6RA 0s5Y6ir5vt9lD1JwBDIwOMJKHpHlpr69KfdHjyxSmriSfYz+USnWPY7AufNIadK6MEJMx9ApD/oD OlTrorhX2lFEilmcO2RdNtjC5xDF9pCuTyYBB5bi6bQ4syoJ3g9WQ0ymaiLzg5KdCXlKLjvcW893 SUOqXwnz5DrgnHtJTxOsQfEKIT7DmDSUCaxw7Rqn8787ZsmRM9e2VmPeBN4uqYvTtW7jvijg9N/y JsXecLq0q+WD6m8AAAD//wMAUEsDBBQABgAIAAAAIQA4/SH/1gAAAJQBAAALAAAAX3JlbHMvLnJl bHOkkMFqwzAMhu+DvYPRfXGawxijTi+j0GvpHsDYimMaW0Yy2fr2M4PBMnrbUb/Q94l/f/hMi1qR JVI2sOt6UJgd+ZiDgffL8ekFlFSbvV0oo4EbChzGx4f9GRdb25HMsYhqlCwG5lrLq9biZkxWOiqY 22YiTra2kYMu1l1tQD30/bPm3wwYN0x18gb45AdQl1tp5j/sFB2T0FQ7R0nTNEV3j6o9feQzro1i OWA14Fm+Q8a1a8+Bvu/d/dMb2JY5uiPbhG/ktn4cqGU/er3pcvwCAAD//wMAUEsDBBQABgAIAAAA IQCZ2PQonAEAAJQDAAAOAAAAZHJzL2Uyb0RvYy54bWysU01P3DAQvVfqf7B8Z5MAQm202T2A4FK1 qMAPMM54Y8n2WLbZZP99x97dLGorIRAXxx/z3sx7M1muJ2vYFkLU6DreLGrOwEnstdt0/Onx9uwb ZzEJ1wuDDjq+g8jXq69flqNv4RwHND0ERiQutqPv+JCSb6sqygGsiAv04OhRYbAi0TFsqj6Ikdit qc7r+qoaMfQ+oIQY6fZm/8hXhV8pkOmXUhESMx2n2lJZQ1mf81qtlqLdBOEHLQ9liA9UYYV2lHSm uhFJsJeg/6GyWgaMqNJCoq1QKS2haCA1Tf2XmodBeChayJzoZ5vi59HKn9trdx/IhtHHNvr7kFVM Ktj8pfrYVMzazWbBlJiky6vm8vvFJXkqj2/VCehDTHeAluVNx412WYdoxfZHTJSMQo8hdDilLru0 M5CDjfsNiumekjUFXaYCrk1gW0H9FFKCS03uIfGV6AxT2pgZWL8NPMRnKJSJeQ94RpTM6NIMttph +F/2NB1LVvv4owN73dmCZ+x3pSnFGmp9UXgY0zxbr88FfvqZVn8AAAD//wMAUEsDBBQABgAIAAAA IQCasyRQ4AAAAAkBAAAPAAAAZHJzL2Rvd25yZXYueG1sTI9Ba8JAEIXvhf6HZQq96UYpYmM2IpZS KxSpFfS4ZqdJ2uxs2F1N/Pcde2kvA4/He/O+bN7bRpzRh9qRgtEwAYFUOFNTqWD38TyYgghRk9GN I1RwwQDz/PYm06lxHb3jeRtLwSUUUq2girFNpQxFhVaHoWuR2Pt03urI0pfSeN1xuW3kOEkm0uqa +EOlW1xWWHxvT1bBm1+tlov15Ys2B9vtx+v95rV/Uer+rn+a8VnMQETs418Crgy8H3IednQnMkE0 CpgmKhiMQLD5OJk+gDj+apln8j9B/gMAAP//AwBQSwECLQAUAAYACAAAACEAtoM4kv4AAADhAQAA EwAAAAAAAAAAAAAAAAAAAAAAW0NvbnRlbnRfVHlwZXNdLnhtbFBLAQItABQABgAIAAAAIQA4/SH/ 1gAAAJQBAAALAAAAAAAAAAAAAAAAAC8BAABfcmVscy8ucmVsc1BLAQItABQABgAIAAAAIQCZ2PQo nAEAAJQDAAAOAAAAAAAAAAAAAAAAAC4CAABkcnMvZTJvRG9jLnhtbFBLAQItABQABgAIAAAAIQCa syRQ4AAAAAkBAAAPAAAAAAAAAAAAAAAAAPYDAABkcnMvZG93bnJldi54bWxQSwUGAAAAAAQABADz AAAAAwUAAAAA " strokecolor="#156082 [3204]" strokeweight=".5pt">
                 <v:stroke joinstyle="miter"/>
@@ -34208,7 +34196,7 @@
         <w:pStyle w:val="Ttulo3"/>
       </w:pPr>
       <w:bookmarkStart w:id="27" w:name="_Toc230208856"/>
-      <w:bookmarkStart w:id="28" w:name="_Toc230344042"/>
+      <w:bookmarkStart w:id="28" w:name="_Toc230356121"/>
       <w:r>
         <w:lastRenderedPageBreak/>
         <w:t>Conclusão</w:t>

--- a/local_llm_pt.docx
+++ b/local_llm_pt.docx
@@ -42,25 +42,7 @@
           <w:sz w:val="20"/>
           <w:szCs w:val="20"/>
         </w:rPr>
-        <w:t xml:space="preserve">Sessões de </w:t>
-      </w:r>
-      <w:proofErr w:type="gramStart"/>
-      <w:r>
-        <w:rPr>
-          <w:color w:val="888888"/>
-          <w:sz w:val="20"/>
-          <w:szCs w:val="20"/>
-        </w:rPr>
-        <w:t>Referência  ·</w:t>
-      </w:r>
-      <w:proofErr w:type="gramEnd"/>
-      <w:r>
-        <w:rPr>
-          <w:color w:val="888888"/>
-          <w:sz w:val="20"/>
-          <w:szCs w:val="20"/>
-        </w:rPr>
-        <w:t xml:space="preserve">  Aprofundamento Técnico  ·  Agenda Atualizada</w:t>
+        <w:t>Sessões de Referência  ·  Aprofundamento Técnico  ·  Agenda Atualizada</w:t>
       </w:r>
     </w:p>
     <w:p>
@@ -1848,29 +1830,7 @@
           <w:sz w:val="20"/>
           <w:szCs w:val="20"/>
         </w:rPr>
-        <w:t xml:space="preserve">Kevin </w:t>
-      </w:r>
-      <w:proofErr w:type="gramStart"/>
-      <w:r>
-        <w:rPr>
-          <w:i/>
-          <w:iCs/>
-          <w:color w:val="555555"/>
-          <w:sz w:val="20"/>
-          <w:szCs w:val="20"/>
-        </w:rPr>
-        <w:t>Dubois  ·</w:t>
-      </w:r>
-      <w:proofErr w:type="gramEnd"/>
-      <w:r>
-        <w:rPr>
-          <w:i/>
-          <w:iCs/>
-          <w:color w:val="555555"/>
-          <w:sz w:val="20"/>
-          <w:szCs w:val="20"/>
-        </w:rPr>
-        <w:t xml:space="preserve">  22 Abril 2026</w:t>
+        <w:t>Kevin Dubois  ·  22 Abril 2026</w:t>
       </w:r>
     </w:p>
     <w:p>
@@ -2082,7 +2042,7 @@
               </wp:anchor>
             </w:drawing>
           </mc:Choice>
-          <mc:Fallback xmlns:ns9="http://schemas.openxmlformats.org/drawingml/2006/picture" xmlns:ns5="http://schemas.openxmlformats.org/drawingml/2006/main" xmlns:ns11="http://schemas.microsoft.com/office/drawing/2010/main">
+          <mc:Fallback xmlns:ns11="http://schemas.microsoft.com/office/drawing/2010/main" xmlns:ns5="http://schemas.openxmlformats.org/drawingml/2006/main" xmlns:ns9="http://schemas.openxmlformats.org/drawingml/2006/picture">
             <w:pict>
               <v:line w14:anchorId="416D2C14" id="Conexão Reta 2" o:spid="_x0000_s1026" style="position:absolute;z-index:251659264;visibility:visible;mso-wrap-style:square;mso-wrap-distance-left:9pt;mso-wrap-distance-top:0;mso-wrap-distance-right:9pt;mso-wrap-distance-bottom:0;mso-position-horizontal:absolute;mso-position-horizontal-relative:text;mso-position-vertical:absolute;mso-position-vertical-relative:text" from=".9pt,23.9pt" to="485.1pt,23.9pt" o:gfxdata="UEsDBBQABgAIAAAAIQC2gziS/gAAAOEBAAATAAAAW0NvbnRlbnRfVHlwZXNdLnhtbJSRQU7DMBBF 90jcwfIWJU67QAgl6YK0S0CoHGBkTxKLZGx5TGhvj5O2G0SRWNoz/78nu9wcxkFMGNg6quQqL6RA 0s5Y6ir5vt9lD1JwBDIwOMJKHpHlpr69KfdHjyxSmriSfYz+USnWPY7AufNIadK6MEJMx9ApD/oD OlTrorhX2lFEilmcO2RdNtjC5xDF9pCuTyYBB5bi6bQ4syoJ3g9WQ0ymaiLzg5KdCXlKLjvcW893 SUOqXwnz5DrgnHtJTxOsQfEKIT7DmDSUCaxw7Rqn8787ZsmRM9e2VmPeBN4uqYvTtW7jvijg9N/y JsXecLq0q+WD6m8AAAD//wMAUEsDBBQABgAIAAAAIQA4/SH/1gAAAJQBAAALAAAAX3JlbHMvLnJl bHOkkMFqwzAMhu+DvYPRfXGawxijTi+j0GvpHsDYimMaW0Yy2fr2M4PBMnrbUb/Q94l/f/hMi1qR JVI2sOt6UJgd+ZiDgffL8ekFlFSbvV0oo4EbChzGx4f9GRdb25HMsYhqlCwG5lrLq9biZkxWOiqY 22YiTra2kYMu1l1tQD30/bPm3wwYN0x18gb45AdQl1tp5j/sFB2T0FQ7R0nTNEV3j6o9feQzro1i OWA14Fm+Q8a1a8+Bvu/d/dMb2JY5uiPbhG/ktn4cqGU/er3pcvwCAAD//wMAUEsDBBQABgAIAAAA IQCZ2PQonAEAAJQDAAAOAAAAZHJzL2Uyb0RvYy54bWysU01P3DAQvVfqf7B8Z5MAQm202T2A4FK1 qMAPMM54Y8n2WLbZZP99x97dLGorIRAXxx/z3sx7M1muJ2vYFkLU6DreLGrOwEnstdt0/Onx9uwb ZzEJ1wuDDjq+g8jXq69flqNv4RwHND0ERiQutqPv+JCSb6sqygGsiAv04OhRYbAi0TFsqj6Ikdit qc7r+qoaMfQ+oIQY6fZm/8hXhV8pkOmXUhESMx2n2lJZQ1mf81qtlqLdBOEHLQ9liA9UYYV2lHSm uhFJsJeg/6GyWgaMqNJCoq1QKS2haCA1Tf2XmodBeChayJzoZ5vi59HKn9trdx/IhtHHNvr7kFVM Ktj8pfrYVMzazWbBlJiky6vm8vvFJXkqj2/VCehDTHeAluVNx412WYdoxfZHTJSMQo8hdDilLru0 M5CDjfsNiumekjUFXaYCrk1gW0H9FFKCS03uIfGV6AxT2pgZWL8NPMRnKJSJeQ94RpTM6NIMttph +F/2NB1LVvv4owN73dmCZ+x3pSnFGmp9UXgY0zxbr88FfvqZVn8AAAD//wMAUEsDBBQABgAIAAAA IQDx80zj4AAAAAwBAAAPAAAAZHJzL2Rvd25yZXYueG1sTE9NS8NAEL0L/odlBG92YxBr02xKqYi1 UIqtUI/b7JhEs7Nhd9uk/94RD3qZ4c1j3kc+G2wrTuhD40jB7SgBgVQ601Cl4G33dPMAIkRNRreO UMEZA8yKy4tcZ8b19IqnbawEi1DItII6xi6TMpQ1Wh1GrkNi7sN5qyNDX0njdc/itpVpktxLqxti h1p3uKix/NoerYK1Xy4X89X5kzbvtt+nq/3mZXhW6vpqeJzymE9BRBzi3wf8dOD8UHCwgzuSCaJl zOmjgrsxb6Yn4yQFcfg9yCKX/0sU3wAAAP//AwBQSwECLQAUAAYACAAAACEAtoM4kv4AAADhAQAA EwAAAAAAAAAAAAAAAAAAAAAAW0NvbnRlbnRfVHlwZXNdLnhtbFBLAQItABQABgAIAAAAIQA4/SH/ 1gAAAJQBAAALAAAAAAAAAAAAAAAAAC8BAABfcmVscy8ucmVsc1BLAQItABQABgAIAAAAIQCZ2PQo nAEAAJQDAAAOAAAAAAAAAAAAAAAAAC4CAABkcnMvZTJvRG9jLnhtbFBLAQItABQABgAIAAAAIQDx 80zj4AAAAAwBAAAPAAAAAAAAAAAAAAAAAPYDAABkcnMvZG93bnJldi54bWxQSwUGAAAAAAQABADz AAAAAwUAAAAA " strokecolor="#156082 [3204]" strokeweight=".5pt">
                 <v:stroke joinstyle="miter"/>
@@ -2203,7 +2163,7 @@
               </wp:anchor>
             </w:drawing>
           </mc:Choice>
-          <mc:Fallback xmlns:ns9="http://schemas.openxmlformats.org/drawingml/2006/picture" xmlns:ns5="http://schemas.openxmlformats.org/drawingml/2006/main" xmlns:ns11="http://schemas.microsoft.com/office/drawing/2010/main">
+          <mc:Fallback xmlns:ns11="http://schemas.microsoft.com/office/drawing/2010/main" xmlns:ns5="http://schemas.openxmlformats.org/drawingml/2006/main" xmlns:ns9="http://schemas.openxmlformats.org/drawingml/2006/picture">
             <w:pict>
               <v:line w14:anchorId="6F2C7688" id="Conexão Reta 3" o:spid="_x0000_s1026" style="position:absolute;z-index:251660288;visibility:visible;mso-wrap-style:square;mso-wrap-distance-left:9pt;mso-wrap-distance-top:0;mso-wrap-distance-right:9pt;mso-wrap-distance-bottom:0;mso-position-horizontal:absolute;mso-position-horizontal-relative:text;mso-position-vertical:absolute;mso-position-vertical-relative:text" from=".9pt,23.25pt" to="485.1pt,23.25pt" o:gfxdata="UEsDBBQABgAIAAAAIQC2gziS/gAAAOEBAAATAAAAW0NvbnRlbnRfVHlwZXNdLnhtbJSRQU7DMBBF 90jcwfIWJU67QAgl6YK0S0CoHGBkTxKLZGx5TGhvj5O2G0SRWNoz/78nu9wcxkFMGNg6quQqL6RA 0s5Y6ir5vt9lD1JwBDIwOMJKHpHlpr69KfdHjyxSmriSfYz+USnWPY7AufNIadK6MEJMx9ApD/oD OlTrorhX2lFEilmcO2RdNtjC5xDF9pCuTyYBB5bi6bQ4syoJ3g9WQ0ymaiLzg5KdCXlKLjvcW893 SUOqXwnz5DrgnHtJTxOsQfEKIT7DmDSUCaxw7Rqn8787ZsmRM9e2VmPeBN4uqYvTtW7jvijg9N/y JsXecLq0q+WD6m8AAAD//wMAUEsDBBQABgAIAAAAIQA4/SH/1gAAAJQBAAALAAAAX3JlbHMvLnJl bHOkkMFqwzAMhu+DvYPRfXGawxijTi+j0GvpHsDYimMaW0Yy2fr2M4PBMnrbUb/Q94l/f/hMi1qR JVI2sOt6UJgd+ZiDgffL8ekFlFSbvV0oo4EbChzGx4f9GRdb25HMsYhqlCwG5lrLq9biZkxWOiqY 22YiTra2kYMu1l1tQD30/bPm3wwYN0x18gb45AdQl1tp5j/sFB2T0FQ7R0nTNEV3j6o9feQzro1i OWA14Fm+Q8a1a8+Bvu/d/dMb2JY5uiPbhG/ktn4cqGU/er3pcvwCAAD//wMAUEsDBBQABgAIAAAA IQCZ2PQonAEAAJQDAAAOAAAAZHJzL2Uyb0RvYy54bWysU01P3DAQvVfqf7B8Z5MAQm202T2A4FK1 qMAPMM54Y8n2WLbZZP99x97dLGorIRAXxx/z3sx7M1muJ2vYFkLU6DreLGrOwEnstdt0/Onx9uwb ZzEJ1wuDDjq+g8jXq69flqNv4RwHND0ERiQutqPv+JCSb6sqygGsiAv04OhRYbAi0TFsqj6Ikdit qc7r+qoaMfQ+oIQY6fZm/8hXhV8pkOmXUhESMx2n2lJZQ1mf81qtlqLdBOEHLQ9liA9UYYV2lHSm uhFJsJeg/6GyWgaMqNJCoq1QKS2haCA1Tf2XmodBeChayJzoZ5vi59HKn9trdx/IhtHHNvr7kFVM Ktj8pfrYVMzazWbBlJiky6vm8vvFJXkqj2/VCehDTHeAluVNx412WYdoxfZHTJSMQo8hdDilLru0 M5CDjfsNiumekjUFXaYCrk1gW0H9FFKCS03uIfGV6AxT2pgZWL8NPMRnKJSJeQ94RpTM6NIMttph +F/2NB1LVvv4owN73dmCZ+x3pSnFGmp9UXgY0zxbr88FfvqZVn8AAAD//wMAUEsDBBQABgAIAAAA IQC7cnDs4gAAAAwBAAAPAAAAZHJzL2Rvd25yZXYueG1sTI9BS8NAEIXvgv9hGcGb3Ri01jSbUipi LUixFepxmx2TaHY27G6b9N874kEvA28e8+Z7+WywrTiiD40jBdejBARS6UxDlYK37ePVBESImoxu HaGCEwaYFednuc6M6+kVj5tYCQ6hkGkFdYxdJmUoa7Q6jFyHxN6H81ZHlr6Sxuuew20r0yQZS6sb 4g+17nBRY/m1OVgFL365XMxXp09av9t+l6526+fhSanLi+FhymM+BRFxiH8X8NOB+aFgsL07kAmi Zc30UcHN+BYE2/d3SQpi/7uQRS7/lyi+AQAA//8DAFBLAQItABQABgAIAAAAIQC2gziS/gAAAOEB AAATAAAAAAAAAAAAAAAAAAAAAABbQ29udGVudF9UeXBlc10ueG1sUEsBAi0AFAAGAAgAAAAhADj9 If/WAAAAlAEAAAsAAAAAAAAAAAAAAAAALwEAAF9yZWxzLy5yZWxzUEsBAi0AFAAGAAgAAAAhAJnY 9CicAQAAlAMAAA4AAAAAAAAAAAAAAAAALgIAAGRycy9lMm9Eb2MueG1sUEsBAi0AFAAGAAgAAAAh ALtycOziAAAADAEAAA8AAAAAAAAAAAAAAAAA9gMAAGRycy9kb3ducmV2LnhtbFBLBQYAAAAABAAE APMAAAAFBQAAAAA= " strokecolor="#156082 [3204]" strokeweight=".5pt">
                 <v:stroke joinstyle="miter"/>
@@ -2212,13 +2172,8 @@
           </mc:Fallback>
         </mc:AlternateContent>
       </w:r>
-      <w:proofErr w:type="gramStart"/>
-      <w:r>
-        <w:t>Como Funciona</w:t>
-      </w:r>
-      <w:proofErr w:type="gramEnd"/>
-      <w:r>
-        <w:t xml:space="preserve"> o </w:t>
+      <w:r>
+        <w:t xml:space="preserve">Como Funciona o </w:t>
       </w:r>
       <w:proofErr w:type="spellStart"/>
       <w:r>
@@ -2364,25 +2319,15 @@
           <w:highlight w:val="lightGray"/>
           <w:lang w:val="es-ES"/>
         </w:rPr>
-        <w:t xml:space="preserve"> qwen2.5:3</w:t>
-      </w:r>
-      <w:proofErr w:type="gramStart"/>
-      <w:r>
-        <w:rPr>
-          <w:rFonts w:ascii="Abadi MT Condensed Light" w:hAnsi="Abadi MT Condensed Light" w:cs="ADLaM Display"/>
+        <w:t xml:space="preserve"> qwen2.5:3b  </w:t>
+      </w:r>
+      <w:r>
+        <w:rPr>
           <w:highlight w:val="lightGray"/>
           <w:lang w:val="es-ES"/>
         </w:rPr>
-        <w:t xml:space="preserve">b  </w:t>
-      </w:r>
-      <w:r>
-        <w:rPr>
-          <w:highlight w:val="lightGray"/>
-          <w:lang w:val="es-ES"/>
-        </w:rPr>
         <w:t>→</w:t>
       </w:r>
-      <w:proofErr w:type="gramEnd"/>
       <w:r>
         <w:rPr>
           <w:rFonts w:ascii="Abadi MT Condensed Light" w:hAnsi="Abadi MT Condensed Light" w:cs="ADLaM Display"/>
@@ -2884,18 +2829,13 @@
       </w:r>
       <w:proofErr w:type="spellEnd"/>
       <w:r>
-        <w:t xml:space="preserve">) como </w:t>
-      </w:r>
-      <w:proofErr w:type="gramStart"/>
-      <w:r>
-        <w:t>ficheiro .</w:t>
+        <w:t>) como ficheiro .</w:t>
       </w:r>
       <w:proofErr w:type="spellStart"/>
       <w:r>
         <w:t>gguf</w:t>
       </w:r>
       <w:proofErr w:type="spellEnd"/>
-      <w:proofErr w:type="gramEnd"/>
       <w:r>
         <w:t xml:space="preserve"> com pesos </w:t>
       </w:r>
@@ -3060,7 +3000,7 @@
               </wp:anchor>
             </w:drawing>
           </mc:Choice>
-          <mc:Fallback xmlns:ns9="http://schemas.openxmlformats.org/drawingml/2006/picture" xmlns:ns5="http://schemas.openxmlformats.org/drawingml/2006/main" xmlns:ns11="http://schemas.microsoft.com/office/drawing/2010/main">
+          <mc:Fallback xmlns:ns11="http://schemas.microsoft.com/office/drawing/2010/main" xmlns:ns5="http://schemas.openxmlformats.org/drawingml/2006/main" xmlns:ns9="http://schemas.openxmlformats.org/drawingml/2006/picture">
             <w:pict>
               <v:line w14:anchorId="65E0A2AF" id="Conexão Reta 3" o:spid="_x0000_s1026" style="position:absolute;z-index:251697152;visibility:visible;mso-wrap-style:square;mso-wrap-distance-left:9pt;mso-wrap-distance-top:0;mso-wrap-distance-right:9pt;mso-wrap-distance-bottom:0;mso-position-horizontal:absolute;mso-position-horizontal-relative:text;mso-position-vertical:absolute;mso-position-vertical-relative:text" from="0,-.05pt" to="484.2pt,-.05pt" o:gfxdata="UEsDBBQABgAIAAAAIQC2gziS/gAAAOEBAAATAAAAW0NvbnRlbnRfVHlwZXNdLnhtbJSRQU7DMBBF 90jcwfIWJU67QAgl6YK0S0CoHGBkTxKLZGx5TGhvj5O2G0SRWNoz/78nu9wcxkFMGNg6quQqL6RA 0s5Y6ir5vt9lD1JwBDIwOMJKHpHlpr69KfdHjyxSmriSfYz+USnWPY7AufNIadK6MEJMx9ApD/oD OlTrorhX2lFEilmcO2RdNtjC5xDF9pCuTyYBB5bi6bQ4syoJ3g9WQ0ymaiLzg5KdCXlKLjvcW893 SUOqXwnz5DrgnHtJTxOsQfEKIT7DmDSUCaxw7Rqn8787ZsmRM9e2VmPeBN4uqYvTtW7jvijg9N/y JsXecLq0q+WD6m8AAAD//wMAUEsDBBQABgAIAAAAIQA4/SH/1gAAAJQBAAALAAAAX3JlbHMvLnJl bHOkkMFqwzAMhu+DvYPRfXGawxijTi+j0GvpHsDYimMaW0Yy2fr2M4PBMnrbUb/Q94l/f/hMi1qR JVI2sOt6UJgd+ZiDgffL8ekFlFSbvV0oo4EbChzGx4f9GRdb25HMsYhqlCwG5lrLq9biZkxWOiqY 22YiTra2kYMu1l1tQD30/bPm3wwYN0x18gb45AdQl1tp5j/sFB2T0FQ7R0nTNEV3j6o9feQzro1i OWA14Fm+Q8a1a8+Bvu/d/dMb2JY5uiPbhG/ktn4cqGU/er3pcvwCAAD//wMAUEsDBBQABgAIAAAA IQCZ2PQonAEAAJQDAAAOAAAAZHJzL2Uyb0RvYy54bWysU01P3DAQvVfqf7B8Z5MAQm202T2A4FK1 qMAPMM54Y8n2WLbZZP99x97dLGorIRAXxx/z3sx7M1muJ2vYFkLU6DreLGrOwEnstdt0/Onx9uwb ZzEJ1wuDDjq+g8jXq69flqNv4RwHND0ERiQutqPv+JCSb6sqygGsiAv04OhRYbAi0TFsqj6Ikdit qc7r+qoaMfQ+oIQY6fZm/8hXhV8pkOmXUhESMx2n2lJZQ1mf81qtlqLdBOEHLQ9liA9UYYV2lHSm uhFJsJeg/6GyWgaMqNJCoq1QKS2haCA1Tf2XmodBeChayJzoZ5vi59HKn9trdx/IhtHHNvr7kFVM Ktj8pfrYVMzazWbBlJiky6vm8vvFJXkqj2/VCehDTHeAluVNx412WYdoxfZHTJSMQo8hdDilLru0 M5CDjfsNiumekjUFXaYCrk1gW0H9FFKCS03uIfGV6AxT2pgZWL8NPMRnKJSJeQ94RpTM6NIMttph +F/2NB1LVvv4owN73dmCZ+x3pSnFGmp9UXgY0zxbr88FfvqZVn8AAAD//wMAUEsDBBQABgAIAAAA IQCasyRQ4AAAAAkBAAAPAAAAZHJzL2Rvd25yZXYueG1sTI9Ba8JAEIXvhf6HZQq96UYpYmM2IpZS KxSpFfS4ZqdJ2uxs2F1N/Pcde2kvA4/He/O+bN7bRpzRh9qRgtEwAYFUOFNTqWD38TyYgghRk9GN I1RwwQDz/PYm06lxHb3jeRtLwSUUUq2girFNpQxFhVaHoWuR2Pt03urI0pfSeN1xuW3kOEkm0uqa +EOlW1xWWHxvT1bBm1+tlov15Ys2B9vtx+v95rV/Uer+rn+a8VnMQETs418Crgy8H3IednQnMkE0 CpgmKhiMQLD5OJk+gDj+apln8j9B/gMAAP//AwBQSwECLQAUAAYACAAAACEAtoM4kv4AAADhAQAA EwAAAAAAAAAAAAAAAAAAAAAAW0NvbnRlbnRfVHlwZXNdLnhtbFBLAQItABQABgAIAAAAIQA4/SH/ 1gAAAJQBAAALAAAAAAAAAAAAAAAAAC8BAABfcmVscy8ucmVsc1BLAQItABQABgAIAAAAIQCZ2PQo nAEAAJQDAAAOAAAAAAAAAAAAAAAAAC4CAABkcnMvZTJvRG9jLnhtbFBLAQItABQABgAIAAAAIQCa syRQ4AAAAAkBAAAPAAAAAAAAAAAAAAAAAPYDAABkcnMvZG93bnJldi54bWxQSwUGAAAAAAQABADz AAAAAwUAAAAA " strokecolor="#156082 [3204]" strokeweight=".5pt">
                 <v:stroke joinstyle="miter"/>
@@ -3130,18 +3070,13 @@
       </w:r>
       <w:proofErr w:type="spellEnd"/>
       <w:r>
-        <w:t xml:space="preserve">) — o </w:t>
-      </w:r>
-      <w:proofErr w:type="gramStart"/>
-      <w:r>
-        <w:t>ficheiro .</w:t>
+        <w:t>) — o ficheiro .</w:t>
       </w:r>
       <w:proofErr w:type="spellStart"/>
       <w:r>
         <w:t>gguf</w:t>
       </w:r>
       <w:proofErr w:type="spellEnd"/>
-      <w:proofErr w:type="gramEnd"/>
       <w:r>
         <w:t xml:space="preserve"> é o formato padrão </w:t>
       </w:r>
@@ -3191,18 +3126,13 @@
       </w:r>
       <w:proofErr w:type="spellEnd"/>
       <w:r>
-        <w:t xml:space="preserve"> descarrega </w:t>
-      </w:r>
-      <w:proofErr w:type="gramStart"/>
-      <w:r>
-        <w:t>o .</w:t>
+        <w:t xml:space="preserve"> descarrega o .</w:t>
       </w:r>
       <w:proofErr w:type="spellStart"/>
       <w:r>
         <w:t>gguf</w:t>
       </w:r>
       <w:proofErr w:type="spellEnd"/>
-      <w:proofErr w:type="gramEnd"/>
       <w:r>
         <w:t xml:space="preserve"> e o llama.cpp carrega-o </w:t>
       </w:r>
@@ -3963,7 +3893,7 @@
               </wp:anchor>
             </w:drawing>
           </mc:Choice>
-          <mc:Fallback xmlns:ns9="http://schemas.openxmlformats.org/drawingml/2006/picture" xmlns:ns5="http://schemas.openxmlformats.org/drawingml/2006/main" xmlns:ns11="http://schemas.microsoft.com/office/drawing/2010/main">
+          <mc:Fallback xmlns:ns11="http://schemas.microsoft.com/office/drawing/2010/main" xmlns:ns5="http://schemas.openxmlformats.org/drawingml/2006/main" xmlns:ns9="http://schemas.openxmlformats.org/drawingml/2006/picture">
             <w:pict>
               <v:line w14:anchorId="781B6A1A" id="Conexão Reta 3" o:spid="_x0000_s1026" style="position:absolute;z-index:251662336;visibility:visible;mso-wrap-style:square;mso-wrap-distance-left:9pt;mso-wrap-distance-top:0;mso-wrap-distance-right:9pt;mso-wrap-distance-bottom:0;mso-position-horizontal:absolute;mso-position-horizontal-relative:text;mso-position-vertical:absolute;mso-position-vertical-relative:text" from="0,-.05pt" to="484.2pt,-.05pt" o:gfxdata="UEsDBBQABgAIAAAAIQC2gziS/gAAAOEBAAATAAAAW0NvbnRlbnRfVHlwZXNdLnhtbJSRQU7DMBBF 90jcwfIWJU67QAgl6YK0S0CoHGBkTxKLZGx5TGhvj5O2G0SRWNoz/78nu9wcxkFMGNg6quQqL6RA 0s5Y6ir5vt9lD1JwBDIwOMJKHpHlpr69KfdHjyxSmriSfYz+USnWPY7AufNIadK6MEJMx9ApD/oD OlTrorhX2lFEilmcO2RdNtjC5xDF9pCuTyYBB5bi6bQ4syoJ3g9WQ0ymaiLzg5KdCXlKLjvcW893 SUOqXwnz5DrgnHtJTxOsQfEKIT7DmDSUCaxw7Rqn8787ZsmRM9e2VmPeBN4uqYvTtW7jvijg9N/y JsXecLq0q+WD6m8AAAD//wMAUEsDBBQABgAIAAAAIQA4/SH/1gAAAJQBAAALAAAAX3JlbHMvLnJl bHOkkMFqwzAMhu+DvYPRfXGawxijTi+j0GvpHsDYimMaW0Yy2fr2M4PBMnrbUb/Q94l/f/hMi1qR JVI2sOt6UJgd+ZiDgffL8ekFlFSbvV0oo4EbChzGx4f9GRdb25HMsYhqlCwG5lrLq9biZkxWOiqY 22YiTra2kYMu1l1tQD30/bPm3wwYN0x18gb45AdQl1tp5j/sFB2T0FQ7R0nTNEV3j6o9feQzro1i OWA14Fm+Q8a1a8+Bvu/d/dMb2JY5uiPbhG/ktn4cqGU/er3pcvwCAAD//wMAUEsDBBQABgAIAAAA IQCZ2PQonAEAAJQDAAAOAAAAZHJzL2Uyb0RvYy54bWysU01P3DAQvVfqf7B8Z5MAQm202T2A4FK1 qMAPMM54Y8n2WLbZZP99x97dLGorIRAXxx/z3sx7M1muJ2vYFkLU6DreLGrOwEnstdt0/Onx9uwb ZzEJ1wuDDjq+g8jXq69flqNv4RwHND0ERiQutqPv+JCSb6sqygGsiAv04OhRYbAi0TFsqj6Ikdit qc7r+qoaMfQ+oIQY6fZm/8hXhV8pkOmXUhESMx2n2lJZQ1mf81qtlqLdBOEHLQ9liA9UYYV2lHSm uhFJsJeg/6GyWgaMqNJCoq1QKS2haCA1Tf2XmodBeChayJzoZ5vi59HKn9trdx/IhtHHNvr7kFVM Ktj8pfrYVMzazWbBlJiky6vm8vvFJXkqj2/VCehDTHeAluVNx412WYdoxfZHTJSMQo8hdDilLru0 M5CDjfsNiumekjUFXaYCrk1gW0H9FFKCS03uIfGV6AxT2pgZWL8NPMRnKJSJeQ94RpTM6NIMttph +F/2NB1LVvv4owN73dmCZ+x3pSnFGmp9UXgY0zxbr88FfvqZVn8AAAD//wMAUEsDBBQABgAIAAAA IQCasyRQ4AAAAAkBAAAPAAAAZHJzL2Rvd25yZXYueG1sTI9Ba8JAEIXvhf6HZQq96UYpYmM2IpZS KxSpFfS4ZqdJ2uxs2F1N/Pcde2kvA4/He/O+bN7bRpzRh9qRgtEwAYFUOFNTqWD38TyYgghRk9GN I1RwwQDz/PYm06lxHb3jeRtLwSUUUq2girFNpQxFhVaHoWuR2Pt03urI0pfSeN1xuW3kOEkm0uqa +EOlW1xWWHxvT1bBm1+tlov15Ys2B9vtx+v95rV/Uer+rn+a8VnMQETs418Crgy8H3IednQnMkE0 CpgmKhiMQLD5OJk+gDj+apln8j9B/gMAAP//AwBQSwECLQAUAAYACAAAACEAtoM4kv4AAADhAQAA EwAAAAAAAAAAAAAAAAAAAAAAW0NvbnRlbnRfVHlwZXNdLnhtbFBLAQItABQABgAIAAAAIQA4/SH/ 1gAAAJQBAAALAAAAAAAAAAAAAAAAAC8BAABfcmVscy8ucmVsc1BLAQItABQABgAIAAAAIQCZ2PQo nAEAAJQDAAAOAAAAAAAAAAAAAAAAAC4CAABkcnMvZTJvRG9jLnhtbFBLAQItABQABgAIAAAAIQCa syRQ4AAAAAkBAAAPAAAAAAAAAAAAAAAAAPYDAABkcnMvZG93bnJldi54bWxQSwUGAAAAAAQABADz AAAAAwUAAAAA " strokecolor="#156082 [3204]" strokeweight=".5pt">
                 <v:stroke joinstyle="miter"/>
@@ -3981,15 +3911,7 @@
       </w:r>
       <w:proofErr w:type="spellEnd"/>
       <w:r>
-        <w:t xml:space="preserve"> tem vantagens concretas e limitações reais. Compreender ambos </w:t>
-      </w:r>
-      <w:proofErr w:type="gramStart"/>
-      <w:r>
-        <w:t>os lados é</w:t>
-      </w:r>
-      <w:proofErr w:type="gramEnd"/>
-      <w:r>
-        <w:t xml:space="preserve"> essencial para tomar decisões informadas sobre quando usar modelos locais </w:t>
+        <w:t xml:space="preserve"> tem vantagens concretas e limitações reais. Compreender ambos os lados é essencial para tomar decisões informadas sobre quando usar modelos locais </w:t>
       </w:r>
       <w:proofErr w:type="spellStart"/>
       <w:r>
@@ -4856,7 +4778,7 @@
               </wp:anchor>
             </w:drawing>
           </mc:Choice>
-          <mc:Fallback xmlns:ns9="http://schemas.openxmlformats.org/drawingml/2006/picture" xmlns:ns5="http://schemas.openxmlformats.org/drawingml/2006/main" xmlns:ns11="http://schemas.microsoft.com/office/drawing/2010/main">
+          <mc:Fallback xmlns:ns11="http://schemas.microsoft.com/office/drawing/2010/main" xmlns:ns5="http://schemas.openxmlformats.org/drawingml/2006/main" xmlns:ns9="http://schemas.openxmlformats.org/drawingml/2006/picture">
             <w:pict>
               <v:line w14:anchorId="20F34B84" id="Conexão Reta 3" o:spid="_x0000_s1026" style="position:absolute;z-index:251664384;visibility:visible;mso-wrap-style:square;mso-wrap-distance-left:9pt;mso-wrap-distance-top:0;mso-wrap-distance-right:9pt;mso-wrap-distance-bottom:0;mso-position-horizontal:absolute;mso-position-horizontal-relative:text;mso-position-vertical:absolute;mso-position-vertical-relative:text" from="0,-.05pt" to="484.2pt,-.05pt" o:gfxdata="UEsDBBQABgAIAAAAIQC2gziS/gAAAOEBAAATAAAAW0NvbnRlbnRfVHlwZXNdLnhtbJSRQU7DMBBF 90jcwfIWJU67QAgl6YK0S0CoHGBkTxKLZGx5TGhvj5O2G0SRWNoz/78nu9wcxkFMGNg6quQqL6RA 0s5Y6ir5vt9lD1JwBDIwOMJKHpHlpr69KfdHjyxSmriSfYz+USnWPY7AufNIadK6MEJMx9ApD/oD OlTrorhX2lFEilmcO2RdNtjC5xDF9pCuTyYBB5bi6bQ4syoJ3g9WQ0ymaiLzg5KdCXlKLjvcW893 SUOqXwnz5DrgnHtJTxOsQfEKIT7DmDSUCaxw7Rqn8787ZsmRM9e2VmPeBN4uqYvTtW7jvijg9N/y JsXecLq0q+WD6m8AAAD//wMAUEsDBBQABgAIAAAAIQA4/SH/1gAAAJQBAAALAAAAX3JlbHMvLnJl bHOkkMFqwzAMhu+DvYPRfXGawxijTi+j0GvpHsDYimMaW0Yy2fr2M4PBMnrbUb/Q94l/f/hMi1qR JVI2sOt6UJgd+ZiDgffL8ekFlFSbvV0oo4EbChzGx4f9GRdb25HMsYhqlCwG5lrLq9biZkxWOiqY 22YiTra2kYMu1l1tQD30/bPm3wwYN0x18gb45AdQl1tp5j/sFB2T0FQ7R0nTNEV3j6o9feQzro1i OWA14Fm+Q8a1a8+Bvu/d/dMb2JY5uiPbhG/ktn4cqGU/er3pcvwCAAD//wMAUEsDBBQABgAIAAAA IQCZ2PQonAEAAJQDAAAOAAAAZHJzL2Uyb0RvYy54bWysU01P3DAQvVfqf7B8Z5MAQm202T2A4FK1 qMAPMM54Y8n2WLbZZP99x97dLGorIRAXxx/z3sx7M1muJ2vYFkLU6DreLGrOwEnstdt0/Onx9uwb ZzEJ1wuDDjq+g8jXq69flqNv4RwHND0ERiQutqPv+JCSb6sqygGsiAv04OhRYbAi0TFsqj6Ikdit qc7r+qoaMfQ+oIQY6fZm/8hXhV8pkOmXUhESMx2n2lJZQ1mf81qtlqLdBOEHLQ9liA9UYYV2lHSm uhFJsJeg/6GyWgaMqNJCoq1QKS2haCA1Tf2XmodBeChayJzoZ5vi59HKn9trdx/IhtHHNvr7kFVM Ktj8pfrYVMzazWbBlJiky6vm8vvFJXkqj2/VCehDTHeAluVNx412WYdoxfZHTJSMQo8hdDilLru0 M5CDjfsNiumekjUFXaYCrk1gW0H9FFKCS03uIfGV6AxT2pgZWL8NPMRnKJSJeQ94RpTM6NIMttph +F/2NB1LVvv4owN73dmCZ+x3pSnFGmp9UXgY0zxbr88FfvqZVn8AAAD//wMAUEsDBBQABgAIAAAA IQCasyRQ4AAAAAkBAAAPAAAAZHJzL2Rvd25yZXYueG1sTI9Ba8JAEIXvhf6HZQq96UYpYmM2IpZS KxSpFfS4ZqdJ2uxs2F1N/Pcde2kvA4/He/O+bN7bRpzRh9qRgtEwAYFUOFNTqWD38TyYgghRk9GN I1RwwQDz/PYm06lxHb3jeRtLwSUUUq2girFNpQxFhVaHoWuR2Pt03urI0pfSeN1xuW3kOEkm0uqa +EOlW1xWWHxvT1bBm1+tlov15Ys2B9vtx+v95rV/Uer+rn+a8VnMQETs418Crgy8H3IednQnMkE0 CpgmKhiMQLD5OJk+gDj+apln8j9B/gMAAP//AwBQSwECLQAUAAYACAAAACEAtoM4kv4AAADhAQAA EwAAAAAAAAAAAAAAAAAAAAAAW0NvbnRlbnRfVHlwZXNdLnhtbFBLAQItABQABgAIAAAAIQA4/SH/ 1gAAAJQBAAALAAAAAAAAAAAAAAAAAC8BAABfcmVscy8ucmVsc1BLAQItABQABgAIAAAAIQCZ2PQo nAEAAJQDAAAOAAAAAAAAAAAAAAAAAC4CAABkcnMvZTJvRG9jLnhtbFBLAQItABQABgAIAAAAIQCa syRQ4AAAAAkBAAAPAAAAAAAAAAAAAAAAAPYDAABkcnMvZG93bnJldi54bWxQSwUGAAAAAAQABADz AAAAAwUAAAAA " strokecolor="#156082 [3204]" strokeweight=".5pt">
                 <v:stroke joinstyle="miter"/>
@@ -5246,16 +5168,8 @@
         <w:rPr>
           <w:lang w:val="en-US"/>
         </w:rPr>
-        <w:t xml:space="preserve">: interface simples, 100% offline, </w:t>
-      </w:r>
-      <w:proofErr w:type="gramStart"/>
-      <w:r>
-        <w:rPr>
-          <w:lang w:val="en-US"/>
-        </w:rPr>
-        <w:t>open-source</w:t>
-      </w:r>
-      <w:proofErr w:type="gramEnd"/>
+        <w:t>: interface simples, 100% offline, open-source</w:t>
+      </w:r>
     </w:p>
     <w:p>
       <w:pPr>
@@ -5564,15 +5478,7 @@
         <w:ind w:left="709"/>
       </w:pPr>
       <w:r>
-        <w:t xml:space="preserve">Os modelos IBM Granite são </w:t>
-      </w:r>
-      <w:proofErr w:type="gramStart"/>
-      <w:r>
-        <w:t>open-source</w:t>
-      </w:r>
-      <w:proofErr w:type="gramEnd"/>
-      <w:r>
-        <w:t xml:space="preserve"> mas desenhados especificamente para </w:t>
+        <w:t xml:space="preserve">Os modelos IBM Granite são open-source mas desenhados especificamente para </w:t>
       </w:r>
       <w:proofErr w:type="spellStart"/>
       <w:r>
@@ -5724,7 +5630,7 @@
               </wp:anchor>
             </w:drawing>
           </mc:Choice>
-          <mc:Fallback xmlns:ns9="http://schemas.openxmlformats.org/drawingml/2006/picture" xmlns:ns5="http://schemas.openxmlformats.org/drawingml/2006/main" xmlns:ns11="http://schemas.microsoft.com/office/drawing/2010/main">
+          <mc:Fallback xmlns:ns11="http://schemas.microsoft.com/office/drawing/2010/main" xmlns:ns5="http://schemas.openxmlformats.org/drawingml/2006/main" xmlns:ns9="http://schemas.openxmlformats.org/drawingml/2006/picture">
             <w:pict>
               <v:line w14:anchorId="619BBE13" id="Conexão Reta 3" o:spid="_x0000_s1026" style="position:absolute;z-index:251666432;visibility:visible;mso-wrap-style:square;mso-wrap-distance-left:9pt;mso-wrap-distance-top:0;mso-wrap-distance-right:9pt;mso-wrap-distance-bottom:0;mso-position-horizontal:absolute;mso-position-horizontal-relative:text;mso-position-vertical:absolute;mso-position-vertical-relative:text" from="0,-.05pt" to="484.2pt,-.05pt" o:gfxdata="UEsDBBQABgAIAAAAIQC2gziS/gAAAOEBAAATAAAAW0NvbnRlbnRfVHlwZXNdLnhtbJSRQU7DMBBF 90jcwfIWJU67QAgl6YK0S0CoHGBkTxKLZGx5TGhvj5O2G0SRWNoz/78nu9wcxkFMGNg6quQqL6RA 0s5Y6ir5vt9lD1JwBDIwOMJKHpHlpr69KfdHjyxSmriSfYz+USnWPY7AufNIadK6MEJMx9ApD/oD OlTrorhX2lFEilmcO2RdNtjC5xDF9pCuTyYBB5bi6bQ4syoJ3g9WQ0ymaiLzg5KdCXlKLjvcW893 SUOqXwnz5DrgnHtJTxOsQfEKIT7DmDSUCaxw7Rqn8787ZsmRM9e2VmPeBN4uqYvTtW7jvijg9N/y JsXecLq0q+WD6m8AAAD//wMAUEsDBBQABgAIAAAAIQA4/SH/1gAAAJQBAAALAAAAX3JlbHMvLnJl bHOkkMFqwzAMhu+DvYPRfXGawxijTi+j0GvpHsDYimMaW0Yy2fr2M4PBMnrbUb/Q94l/f/hMi1qR JVI2sOt6UJgd+ZiDgffL8ekFlFSbvV0oo4EbChzGx4f9GRdb25HMsYhqlCwG5lrLq9biZkxWOiqY 22YiTra2kYMu1l1tQD30/bPm3wwYN0x18gb45AdQl1tp5j/sFB2T0FQ7R0nTNEV3j6o9feQzro1i OWA14Fm+Q8a1a8+Bvu/d/dMb2JY5uiPbhG/ktn4cqGU/er3pcvwCAAD//wMAUEsDBBQABgAIAAAA IQCZ2PQonAEAAJQDAAAOAAAAZHJzL2Uyb0RvYy54bWysU01P3DAQvVfqf7B8Z5MAQm202T2A4FK1 qMAPMM54Y8n2WLbZZP99x97dLGorIRAXxx/z3sx7M1muJ2vYFkLU6DreLGrOwEnstdt0/Onx9uwb ZzEJ1wuDDjq+g8jXq69flqNv4RwHND0ERiQutqPv+JCSb6sqygGsiAv04OhRYbAi0TFsqj6Ikdit qc7r+qoaMfQ+oIQY6fZm/8hXhV8pkOmXUhESMx2n2lJZQ1mf81qtlqLdBOEHLQ9liA9UYYV2lHSm uhFJsJeg/6GyWgaMqNJCoq1QKS2haCA1Tf2XmodBeChayJzoZ5vi59HKn9trdx/IhtHHNvr7kFVM Ktj8pfrYVMzazWbBlJiky6vm8vvFJXkqj2/VCehDTHeAluVNx412WYdoxfZHTJSMQo8hdDilLru0 M5CDjfsNiumekjUFXaYCrk1gW0H9FFKCS03uIfGV6AxT2pgZWL8NPMRnKJSJeQ94RpTM6NIMttph +F/2NB1LVvv4owN73dmCZ+x3pSnFGmp9UXgY0zxbr88FfvqZVn8AAAD//wMAUEsDBBQABgAIAAAA IQCasyRQ4AAAAAkBAAAPAAAAZHJzL2Rvd25yZXYueG1sTI9Ba8JAEIXvhf6HZQq96UYpYmM2IpZS KxSpFfS4ZqdJ2uxs2F1N/Pcde2kvA4/He/O+bN7bRpzRh9qRgtEwAYFUOFNTqWD38TyYgghRk9GN I1RwwQDz/PYm06lxHb3jeRtLwSUUUq2girFNpQxFhVaHoWuR2Pt03urI0pfSeN1xuW3kOEkm0uqa +EOlW1xWWHxvT1bBm1+tlov15Ys2B9vtx+v95rV/Uer+rn+a8VnMQETs418Crgy8H3IednQnMkE0 CpgmKhiMQLD5OJk+gDj+apln8j9B/gMAAP//AwBQSwECLQAUAAYACAAAACEAtoM4kv4AAADhAQAA EwAAAAAAAAAAAAAAAAAAAAAAW0NvbnRlbnRfVHlwZXNdLnhtbFBLAQItABQABgAIAAAAIQA4/SH/ 1gAAAJQBAAALAAAAAAAAAAAAAAAAAC8BAABfcmVscy8ucmVsc1BLAQItABQABgAIAAAAIQCZ2PQo nAEAAJQDAAAOAAAAAAAAAAAAAAAAAC4CAABkcnMvZTJvRG9jLnhtbFBLAQItABQABgAIAAAAIQCa syRQ4AAAAAkBAAAPAAAAAAAAAAAAAAAAAPYDAABkcnMvZG93bnJldi54bWxQSwUGAAAAAAQABADz AAAAAwUAAAAA " strokecolor="#156082 [3204]" strokeweight=".5pt">
                 <v:stroke joinstyle="miter"/>
@@ -5852,15 +5758,7 @@
         <w:spacing w:before="60" w:after="60"/>
       </w:pPr>
       <w:r>
-        <w:t xml:space="preserve">Memória disponível: modelos maiores dão melhores </w:t>
-      </w:r>
-      <w:proofErr w:type="gramStart"/>
-      <w:r>
-        <w:t>respostas</w:t>
-      </w:r>
-      <w:proofErr w:type="gramEnd"/>
-      <w:r>
-        <w:t xml:space="preserve"> mas precisam de mais RAM</w:t>
+        <w:t>Memória disponível: modelos maiores dão melhores respostas mas precisam de mais RAM</w:t>
       </w:r>
     </w:p>
     <w:p>
@@ -5960,7 +5858,7 @@
               </wp:anchor>
             </w:drawing>
           </mc:Choice>
-          <mc:Fallback xmlns:ns9="http://schemas.openxmlformats.org/drawingml/2006/picture" xmlns:ns5="http://schemas.openxmlformats.org/drawingml/2006/main" xmlns:ns11="http://schemas.microsoft.com/office/drawing/2010/main">
+          <mc:Fallback xmlns:ns11="http://schemas.microsoft.com/office/drawing/2010/main" xmlns:ns5="http://schemas.openxmlformats.org/drawingml/2006/main" xmlns:ns9="http://schemas.openxmlformats.org/drawingml/2006/picture">
             <w:pict>
               <v:line w14:anchorId="44DE2E80" id="Conexão Reta 3" o:spid="_x0000_s1026" style="position:absolute;z-index:251668480;visibility:visible;mso-wrap-style:square;mso-wrap-distance-left:9pt;mso-wrap-distance-top:0;mso-wrap-distance-right:9pt;mso-wrap-distance-bottom:0;mso-position-horizontal:absolute;mso-position-horizontal-relative:text;mso-position-vertical:absolute;mso-position-vertical-relative:text" from="0,0" to="484.2pt,0" o:gfxdata="UEsDBBQABgAIAAAAIQC2gziS/gAAAOEBAAATAAAAW0NvbnRlbnRfVHlwZXNdLnhtbJSRQU7DMBBF 90jcwfIWJU67QAgl6YK0S0CoHGBkTxKLZGx5TGhvj5O2G0SRWNoz/78nu9wcxkFMGNg6quQqL6RA 0s5Y6ir5vt9lD1JwBDIwOMJKHpHlpr69KfdHjyxSmriSfYz+USnWPY7AufNIadK6MEJMx9ApD/oD OlTrorhX2lFEilmcO2RdNtjC5xDF9pCuTyYBB5bi6bQ4syoJ3g9WQ0ymaiLzg5KdCXlKLjvcW893 SUOqXwnz5DrgnHtJTxOsQfEKIT7DmDSUCaxw7Rqn8787ZsmRM9e2VmPeBN4uqYvTtW7jvijg9N/y JsXecLq0q+WD6m8AAAD//wMAUEsDBBQABgAIAAAAIQA4/SH/1gAAAJQBAAALAAAAX3JlbHMvLnJl bHOkkMFqwzAMhu+DvYPRfXGawxijTi+j0GvpHsDYimMaW0Yy2fr2M4PBMnrbUb/Q94l/f/hMi1qR JVI2sOt6UJgd+ZiDgffL8ekFlFSbvV0oo4EbChzGx4f9GRdb25HMsYhqlCwG5lrLq9biZkxWOiqY 22YiTra2kYMu1l1tQD30/bPm3wwYN0x18gb45AdQl1tp5j/sFB2T0FQ7R0nTNEV3j6o9feQzro1i OWA14Fm+Q8a1a8+Bvu/d/dMb2JY5uiPbhG/ktn4cqGU/er3pcvwCAAD//wMAUEsDBBQABgAIAAAA IQCZ2PQonAEAAJQDAAAOAAAAZHJzL2Uyb0RvYy54bWysU01P3DAQvVfqf7B8Z5MAQm202T2A4FK1 qMAPMM54Y8n2WLbZZP99x97dLGorIRAXxx/z3sx7M1muJ2vYFkLU6DreLGrOwEnstdt0/Onx9uwb ZzEJ1wuDDjq+g8jXq69flqNv4RwHND0ERiQutqPv+JCSb6sqygGsiAv04OhRYbAi0TFsqj6Ikdit qc7r+qoaMfQ+oIQY6fZm/8hXhV8pkOmXUhESMx2n2lJZQ1mf81qtlqLdBOEHLQ9liA9UYYV2lHSm uhFJsJeg/6GyWgaMqNJCoq1QKS2haCA1Tf2XmodBeChayJzoZ5vi59HKn9trdx/IhtHHNvr7kFVM Ktj8pfrYVMzazWbBlJiky6vm8vvFJXkqj2/VCehDTHeAluVNx412WYdoxfZHTJSMQo8hdDilLru0 M5CDjfsNiumekjUFXaYCrk1gW0H9FFKCS03uIfGV6AxT2pgZWL8NPMRnKJSJeQ94RpTM6NIMttph +F/2NB1LVvv4owN73dmCZ+x3pSnFGmp9UXgY0zxbr88FfvqZVn8AAAD//wMAUEsDBBQABgAIAAAA IQBdcTjb3gAAAAcBAAAPAAAAZHJzL2Rvd25yZXYueG1sTI9Ba8JAEIXvBf/DMkJvdVMpYmM2IpZS KxSpLdjjmp0m0exs2F1N/Pcde2kvDx6PefO9bN7bRpzRh9qRgvtRAgKpcKamUsHnx/PdFESImoxu HKGCCwaY54ObTKfGdfSO520sBZdQSLWCKsY2lTIUFVodRq5F4uzbeasjW19K43XH5baR4ySZSKtr 4g+VbnFZYXHcnqyCN79aLRfry4E2X7bbjde7zWv/otTtsH+asSxmICL28e8CrhuYH3IG27sTmSAa Bbwm/ipnj5PpA4j91co8k//58x8AAAD//wMAUEsBAi0AFAAGAAgAAAAhALaDOJL+AAAA4QEAABMA AAAAAAAAAAAAAAAAAAAAAFtDb250ZW50X1R5cGVzXS54bWxQSwECLQAUAAYACAAAACEAOP0h/9YA AACUAQAACwAAAAAAAAAAAAAAAAAvAQAAX3JlbHMvLnJlbHNQSwECLQAUAAYACAAAACEAmdj0KJwB AACUAwAADgAAAAAAAAAAAAAAAAAuAgAAZHJzL2Uyb0RvYy54bWxQSwECLQAUAAYACAAAACEAXXE4 294AAAAHAQAADwAAAAAAAAAAAAAAAAD2AwAAZHJzL2Rvd25yZXYueG1sUEsFBgAAAAAEAAQA8wAA AAEFAAAAAA== " strokecolor="#156082 [3204]" strokeweight=".5pt">
                 <v:stroke joinstyle="miter"/>
@@ -6329,7 +6227,7 @@
               </wp:anchor>
             </w:drawing>
           </mc:Choice>
-          <mc:Fallback xmlns:ns9="http://schemas.openxmlformats.org/drawingml/2006/picture" xmlns:ns5="http://schemas.openxmlformats.org/drawingml/2006/main" xmlns:ns11="http://schemas.microsoft.com/office/drawing/2010/main">
+          <mc:Fallback xmlns:ns11="http://schemas.microsoft.com/office/drawing/2010/main" xmlns:ns5="http://schemas.openxmlformats.org/drawingml/2006/main" xmlns:ns9="http://schemas.openxmlformats.org/drawingml/2006/picture">
             <w:pict>
               <v:line w14:anchorId="7BCFBA01" id="Conexão Reta 3" o:spid="_x0000_s1026" style="position:absolute;z-index:251670528;visibility:visible;mso-wrap-style:square;mso-wrap-distance-left:9pt;mso-wrap-distance-top:0;mso-wrap-distance-right:9pt;mso-wrap-distance-bottom:0;mso-position-horizontal:absolute;mso-position-horizontal-relative:text;mso-position-vertical:absolute;mso-position-vertical-relative:text" from="0,-.05pt" to="484.2pt,-.05pt" o:gfxdata="UEsDBBQABgAIAAAAIQC2gziS/gAAAOEBAAATAAAAW0NvbnRlbnRfVHlwZXNdLnhtbJSRQU7DMBBF 90jcwfIWJU67QAgl6YK0S0CoHGBkTxKLZGx5TGhvj5O2G0SRWNoz/78nu9wcxkFMGNg6quQqL6RA 0s5Y6ir5vt9lD1JwBDIwOMJKHpHlpr69KfdHjyxSmriSfYz+USnWPY7AufNIadK6MEJMx9ApD/oD OlTrorhX2lFEilmcO2RdNtjC5xDF9pCuTyYBB5bi6bQ4syoJ3g9WQ0ymaiLzg5KdCXlKLjvcW893 SUOqXwnz5DrgnHtJTxOsQfEKIT7DmDSUCaxw7Rqn8787ZsmRM9e2VmPeBN4uqYvTtW7jvijg9N/y JsXecLq0q+WD6m8AAAD//wMAUEsDBBQABgAIAAAAIQA4/SH/1gAAAJQBAAALAAAAX3JlbHMvLnJl bHOkkMFqwzAMhu+DvYPRfXGawxijTi+j0GvpHsDYimMaW0Yy2fr2M4PBMnrbUb/Q94l/f/hMi1qR JVI2sOt6UJgd+ZiDgffL8ekFlFSbvV0oo4EbChzGx4f9GRdb25HMsYhqlCwG5lrLq9biZkxWOiqY 22YiTra2kYMu1l1tQD30/bPm3wwYN0x18gb45AdQl1tp5j/sFB2T0FQ7R0nTNEV3j6o9feQzro1i OWA14Fm+Q8a1a8+Bvu/d/dMb2JY5uiPbhG/ktn4cqGU/er3pcvwCAAD//wMAUEsDBBQABgAIAAAA IQCZ2PQonAEAAJQDAAAOAAAAZHJzL2Uyb0RvYy54bWysU01P3DAQvVfqf7B8Z5MAQm202T2A4FK1 qMAPMM54Y8n2WLbZZP99x97dLGorIRAXxx/z3sx7M1muJ2vYFkLU6DreLGrOwEnstdt0/Onx9uwb ZzEJ1wuDDjq+g8jXq69flqNv4RwHND0ERiQutqPv+JCSb6sqygGsiAv04OhRYbAi0TFsqj6Ikdit qc7r+qoaMfQ+oIQY6fZm/8hXhV8pkOmXUhESMx2n2lJZQ1mf81qtlqLdBOEHLQ9liA9UYYV2lHSm uhFJsJeg/6GyWgaMqNJCoq1QKS2haCA1Tf2XmodBeChayJzoZ5vi59HKn9trdx/IhtHHNvr7kFVM Ktj8pfrYVMzazWbBlJiky6vm8vvFJXkqj2/VCehDTHeAluVNx412WYdoxfZHTJSMQo8hdDilLru0 M5CDjfsNiumekjUFXaYCrk1gW0H9FFKCS03uIfGV6AxT2pgZWL8NPMRnKJSJeQ94RpTM6NIMttph +F/2NB1LVvv4owN73dmCZ+x3pSnFGmp9UXgY0zxbr88FfvqZVn8AAAD//wMAUEsDBBQABgAIAAAA IQCasyRQ4AAAAAkBAAAPAAAAZHJzL2Rvd25yZXYueG1sTI9Ba8JAEIXvhf6HZQq96UYpYmM2IpZS KxSpFfS4ZqdJ2uxs2F1N/Pcde2kvA4/He/O+bN7bRpzRh9qRgtEwAYFUOFNTqWD38TyYgghRk9GN I1RwwQDz/PYm06lxHb3jeRtLwSUUUq2girFNpQxFhVaHoWuR2Pt03urI0pfSeN1xuW3kOEkm0uqa +EOlW1xWWHxvT1bBm1+tlov15Ys2B9vtx+v95rV/Uer+rn+a8VnMQETs418Crgy8H3IednQnMkE0 CpgmKhiMQLD5OJk+gDj+apln8j9B/gMAAP//AwBQSwECLQAUAAYACAAAACEAtoM4kv4AAADhAQAA EwAAAAAAAAAAAAAAAAAAAAAAW0NvbnRlbnRfVHlwZXNdLnhtbFBLAQItABQABgAIAAAAIQA4/SH/ 1gAAAJQBAAALAAAAAAAAAAAAAAAAAC8BAABfcmVscy8ucmVsc1BLAQItABQABgAIAAAAIQCZ2PQo nAEAAJQDAAAOAAAAAAAAAAAAAAAAAC4CAABkcnMvZTJvRG9jLnhtbFBLAQItABQABgAIAAAAIQCa syRQ4AAAAAkBAAAPAAAAAAAAAAAAAAAAAPYDAABkcnMvZG93bnJldi54bWxQSwUGAAAAAAQABADz AAAAAwUAAAAA " strokecolor="#156082 [3204]" strokeweight=".5pt">
                 <v:stroke joinstyle="miter"/>
@@ -6652,7 +6550,7 @@
               </wp:anchor>
             </w:drawing>
           </mc:Choice>
-          <mc:Fallback xmlns:ns9="http://schemas.openxmlformats.org/drawingml/2006/picture" xmlns:ns5="http://schemas.openxmlformats.org/drawingml/2006/main" xmlns:ns11="http://schemas.microsoft.com/office/drawing/2010/main">
+          <mc:Fallback xmlns:ns11="http://schemas.microsoft.com/office/drawing/2010/main" xmlns:ns5="http://schemas.openxmlformats.org/drawingml/2006/main" xmlns:ns9="http://schemas.openxmlformats.org/drawingml/2006/picture">
             <w:pict>
               <v:line w14:anchorId="546AD9F8" id="Conexão Reta 3" o:spid="_x0000_s1026" style="position:absolute;z-index:251672576;visibility:visible;mso-wrap-style:square;mso-wrap-distance-left:9pt;mso-wrap-distance-top:0;mso-wrap-distance-right:9pt;mso-wrap-distance-bottom:0;mso-position-horizontal:absolute;mso-position-horizontal-relative:text;mso-position-vertical:absolute;mso-position-vertical-relative:text" from="0,-.05pt" to="484.2pt,-.05pt" o:gfxdata="UEsDBBQABgAIAAAAIQC2gziS/gAAAOEBAAATAAAAW0NvbnRlbnRfVHlwZXNdLnhtbJSRQU7DMBBF 90jcwfIWJU67QAgl6YK0S0CoHGBkTxKLZGx5TGhvj5O2G0SRWNoz/78nu9wcxkFMGNg6quQqL6RA 0s5Y6ir5vt9lD1JwBDIwOMJKHpHlpr69KfdHjyxSmriSfYz+USnWPY7AufNIadK6MEJMx9ApD/oD OlTrorhX2lFEilmcO2RdNtjC5xDF9pCuTyYBB5bi6bQ4syoJ3g9WQ0ymaiLzg5KdCXlKLjvcW893 SUOqXwnz5DrgnHtJTxOsQfEKIT7DmDSUCaxw7Rqn8787ZsmRM9e2VmPeBN4uqYvTtW7jvijg9N/y JsXecLq0q+WD6m8AAAD//wMAUEsDBBQABgAIAAAAIQA4/SH/1gAAAJQBAAALAAAAX3JlbHMvLnJl bHOkkMFqwzAMhu+DvYPRfXGawxijTi+j0GvpHsDYimMaW0Yy2fr2M4PBMnrbUb/Q94l/f/hMi1qR JVI2sOt6UJgd+ZiDgffL8ekFlFSbvV0oo4EbChzGx4f9GRdb25HMsYhqlCwG5lrLq9biZkxWOiqY 22YiTra2kYMu1l1tQD30/bPm3wwYN0x18gb45AdQl1tp5j/sFB2T0FQ7R0nTNEV3j6o9feQzro1i OWA14Fm+Q8a1a8+Bvu/d/dMb2JY5uiPbhG/ktn4cqGU/er3pcvwCAAD//wMAUEsDBBQABgAIAAAA IQCZ2PQonAEAAJQDAAAOAAAAZHJzL2Uyb0RvYy54bWysU01P3DAQvVfqf7B8Z5MAQm202T2A4FK1 qMAPMM54Y8n2WLbZZP99x97dLGorIRAXxx/z3sx7M1muJ2vYFkLU6DreLGrOwEnstdt0/Onx9uwb ZzEJ1wuDDjq+g8jXq69flqNv4RwHND0ERiQutqPv+JCSb6sqygGsiAv04OhRYbAi0TFsqj6Ikdit qc7r+qoaMfQ+oIQY6fZm/8hXhV8pkOmXUhESMx2n2lJZQ1mf81qtlqLdBOEHLQ9liA9UYYV2lHSm uhFJsJeg/6GyWgaMqNJCoq1QKS2haCA1Tf2XmodBeChayJzoZ5vi59HKn9trdx/IhtHHNvr7kFVM Ktj8pfrYVMzazWbBlJiky6vm8vvFJXkqj2/VCehDTHeAluVNx412WYdoxfZHTJSMQo8hdDilLru0 M5CDjfsNiumekjUFXaYCrk1gW0H9FFKCS03uIfGV6AxT2pgZWL8NPMRnKJSJeQ94RpTM6NIMttph +F/2NB1LVvv4owN73dmCZ+x3pSnFGmp9UXgY0zxbr88FfvqZVn8AAAD//wMAUEsDBBQABgAIAAAA IQCasyRQ4AAAAAkBAAAPAAAAZHJzL2Rvd25yZXYueG1sTI9Ba8JAEIXvhf6HZQq96UYpYmM2IpZS KxSpFfS4ZqdJ2uxs2F1N/Pcde2kvA4/He/O+bN7bRpzRh9qRgtEwAYFUOFNTqWD38TyYgghRk9GN I1RwwQDz/PYm06lxHb3jeRtLwSUUUq2girFNpQxFhVaHoWuR2Pt03urI0pfSeN1xuW3kOEkm0uqa +EOlW1xWWHxvT1bBm1+tlov15Ys2B9vtx+v95rV/Uer+rn+a8VnMQETs418Crgy8H3IednQnMkE0 CpgmKhiMQLD5OJk+gDj+apln8j9B/gMAAP//AwBQSwECLQAUAAYACAAAACEAtoM4kv4AAADhAQAA EwAAAAAAAAAAAAAAAAAAAAAAW0NvbnRlbnRfVHlwZXNdLnhtbFBLAQItABQABgAIAAAAIQA4/SH/ 1gAAAJQBAAALAAAAAAAAAAAAAAAAAC8BAABfcmVscy8ucmVsc1BLAQItABQABgAIAAAAIQCZ2PQo nAEAAJQDAAAOAAAAAAAAAAAAAAAAAC4CAABkcnMvZTJvRG9jLnhtbFBLAQItABQABgAIAAAAIQCa syRQ4AAAAAkBAAAPAAAAAAAAAAAAAAAAAPYDAABkcnMvZG93bnJldi54bWxQSwUGAAAAAAQABADz AAAAAwUAAAAA " strokecolor="#156082 [3204]" strokeweight=".5pt">
                 <v:stroke joinstyle="miter"/>
@@ -7087,31 +6985,7 @@
           <w:szCs w:val="20"/>
           <w:lang w:val="en-US"/>
         </w:rPr>
-        <w:t xml:space="preserve"> (IBM / Hibernate </w:t>
-      </w:r>
-      <w:proofErr w:type="gramStart"/>
-      <w:r>
-        <w:rPr>
-          <w:i/>
-          <w:iCs/>
-          <w:color w:val="555555"/>
-          <w:sz w:val="20"/>
-          <w:szCs w:val="20"/>
-          <w:lang w:val="en-US"/>
-        </w:rPr>
-        <w:t>ORM)  ·</w:t>
-      </w:r>
-      <w:proofErr w:type="gramEnd"/>
-      <w:r>
-        <w:rPr>
-          <w:i/>
-          <w:iCs/>
-          <w:color w:val="555555"/>
-          <w:sz w:val="20"/>
-          <w:szCs w:val="20"/>
-          <w:lang w:val="en-US"/>
-        </w:rPr>
-        <w:t xml:space="preserve">  23 Abril 2026</w:t>
+        <w:t xml:space="preserve"> (IBM / Hibernate ORM)  ·  23 Abril 2026</w:t>
       </w:r>
     </w:p>
     <w:p>
@@ -7377,7 +7251,7 @@
               </wp:anchor>
             </w:drawing>
           </mc:Choice>
-          <mc:Fallback xmlns:ns9="http://schemas.openxmlformats.org/drawingml/2006/picture" xmlns:ns5="http://schemas.openxmlformats.org/drawingml/2006/main" xmlns:ns11="http://schemas.microsoft.com/office/drawing/2010/main">
+          <mc:Fallback xmlns:ns11="http://schemas.microsoft.com/office/drawing/2010/main" xmlns:ns5="http://schemas.openxmlformats.org/drawingml/2006/main" xmlns:ns9="http://schemas.openxmlformats.org/drawingml/2006/picture">
             <w:pict>
               <v:line w14:anchorId="353A3786" id="Conexão Reta 3" o:spid="_x0000_s1026" style="position:absolute;z-index:251674624;visibility:visible;mso-wrap-style:square;mso-wrap-distance-left:9pt;mso-wrap-distance-top:0;mso-wrap-distance-right:9pt;mso-wrap-distance-bottom:0;mso-position-horizontal:absolute;mso-position-horizontal-relative:text;mso-position-vertical:absolute;mso-position-vertical-relative:text" from="0,-.05pt" to="484.2pt,-.05pt" o:gfxdata="UEsDBBQABgAIAAAAIQC2gziS/gAAAOEBAAATAAAAW0NvbnRlbnRfVHlwZXNdLnhtbJSRQU7DMBBF 90jcwfIWJU67QAgl6YK0S0CoHGBkTxKLZGx5TGhvj5O2G0SRWNoz/78nu9wcxkFMGNg6quQqL6RA 0s5Y6ir5vt9lD1JwBDIwOMJKHpHlpr69KfdHjyxSmriSfYz+USnWPY7AufNIadK6MEJMx9ApD/oD OlTrorhX2lFEilmcO2RdNtjC5xDF9pCuTyYBB5bi6bQ4syoJ3g9WQ0ymaiLzg5KdCXlKLjvcW893 SUOqXwnz5DrgnHtJTxOsQfEKIT7DmDSUCaxw7Rqn8787ZsmRM9e2VmPeBN4uqYvTtW7jvijg9N/y JsXecLq0q+WD6m8AAAD//wMAUEsDBBQABgAIAAAAIQA4/SH/1gAAAJQBAAALAAAAX3JlbHMvLnJl bHOkkMFqwzAMhu+DvYPRfXGawxijTi+j0GvpHsDYimMaW0Yy2fr2M4PBMnrbUb/Q94l/f/hMi1qR JVI2sOt6UJgd+ZiDgffL8ekFlFSbvV0oo4EbChzGx4f9GRdb25HMsYhqlCwG5lrLq9biZkxWOiqY 22YiTra2kYMu1l1tQD30/bPm3wwYN0x18gb45AdQl1tp5j/sFB2T0FQ7R0nTNEV3j6o9feQzro1i OWA14Fm+Q8a1a8+Bvu/d/dMb2JY5uiPbhG/ktn4cqGU/er3pcvwCAAD//wMAUEsDBBQABgAIAAAA IQCZ2PQonAEAAJQDAAAOAAAAZHJzL2Uyb0RvYy54bWysU01P3DAQvVfqf7B8Z5MAQm202T2A4FK1 qMAPMM54Y8n2WLbZZP99x97dLGorIRAXxx/z3sx7M1muJ2vYFkLU6DreLGrOwEnstdt0/Onx9uwb ZzEJ1wuDDjq+g8jXq69flqNv4RwHND0ERiQutqPv+JCSb6sqygGsiAv04OhRYbAi0TFsqj6Ikdit qc7r+qoaMfQ+oIQY6fZm/8hXhV8pkOmXUhESMx2n2lJZQ1mf81qtlqLdBOEHLQ9liA9UYYV2lHSm uhFJsJeg/6GyWgaMqNJCoq1QKS2haCA1Tf2XmodBeChayJzoZ5vi59HKn9trdx/IhtHHNvr7kFVM Ktj8pfrYVMzazWbBlJiky6vm8vvFJXkqj2/VCehDTHeAluVNx412WYdoxfZHTJSMQo8hdDilLru0 M5CDjfsNiumekjUFXaYCrk1gW0H9FFKCS03uIfGV6AxT2pgZWL8NPMRnKJSJeQ94RpTM6NIMttph +F/2NB1LVvv4owN73dmCZ+x3pSnFGmp9UXgY0zxbr88FfvqZVn8AAAD//wMAUEsDBBQABgAIAAAA IQCasyRQ4AAAAAkBAAAPAAAAZHJzL2Rvd25yZXYueG1sTI9Ba8JAEIXvhf6HZQq96UYpYmM2IpZS KxSpFfS4ZqdJ2uxs2F1N/Pcde2kvA4/He/O+bN7bRpzRh9qRgtEwAYFUOFNTqWD38TyYgghRk9GN I1RwwQDz/PYm06lxHb3jeRtLwSUUUq2girFNpQxFhVaHoWuR2Pt03urI0pfSeN1xuW3kOEkm0uqa +EOlW1xWWHxvT1bBm1+tlov15Ys2B9vtx+v95rV/Uer+rn+a8VnMQETs418Crgy8H3IednQnMkE0 CpgmKhiMQLD5OJk+gDj+apln8j9B/gMAAP//AwBQSwECLQAUAAYACAAAACEAtoM4kv4AAADhAQAA EwAAAAAAAAAAAAAAAAAAAAAAW0NvbnRlbnRfVHlwZXNdLnhtbFBLAQItABQABgAIAAAAIQA4/SH/ 1gAAAJQBAAALAAAAAAAAAAAAAAAAAC8BAABfcmVscy8ucmVsc1BLAQItABQABgAIAAAAIQCZ2PQo nAEAAJQDAAAOAAAAAAAAAAAAAAAAAC4CAABkcnMvZTJvRG9jLnhtbFBLAQItABQABgAIAAAAIQCa syRQ4AAAAAkBAAAPAAAAAAAAAAAAAAAAAPYDAABkcnMvZG93bnJldi54bWxQSwUGAAAAAAQABADz AAAAAwUAAAAA " strokecolor="#156082 [3204]" strokeweight=".5pt">
                 <v:stroke joinstyle="miter"/>
@@ -7951,7 +7825,7 @@
               </wp:anchor>
             </w:drawing>
           </mc:Choice>
-          <mc:Fallback xmlns:ns9="http://schemas.openxmlformats.org/drawingml/2006/picture" xmlns:ns5="http://schemas.openxmlformats.org/drawingml/2006/main" xmlns:ns11="http://schemas.microsoft.com/office/drawing/2010/main">
+          <mc:Fallback xmlns:ns11="http://schemas.microsoft.com/office/drawing/2010/main" xmlns:ns5="http://schemas.openxmlformats.org/drawingml/2006/main" xmlns:ns9="http://schemas.openxmlformats.org/drawingml/2006/picture">
             <w:pict>
               <v:line w14:anchorId="14151E29" id="Conexão Reta 3" o:spid="_x0000_s1026" style="position:absolute;z-index:251676672;visibility:visible;mso-wrap-style:square;mso-wrap-distance-left:9pt;mso-wrap-distance-top:0;mso-wrap-distance-right:9pt;mso-wrap-distance-bottom:0;mso-position-horizontal:absolute;mso-position-horizontal-relative:text;mso-position-vertical:absolute;mso-position-vertical-relative:text" from="0,-.05pt" to="484.2pt,-.05pt" o:gfxdata="UEsDBBQABgAIAAAAIQC2gziS/gAAAOEBAAATAAAAW0NvbnRlbnRfVHlwZXNdLnhtbJSRQU7DMBBF 90jcwfIWJU67QAgl6YK0S0CoHGBkTxKLZGx5TGhvj5O2G0SRWNoz/78nu9wcxkFMGNg6quQqL6RA 0s5Y6ir5vt9lD1JwBDIwOMJKHpHlpr69KfdHjyxSmriSfYz+USnWPY7AufNIadK6MEJMx9ApD/oD OlTrorhX2lFEilmcO2RdNtjC5xDF9pCuTyYBB5bi6bQ4syoJ3g9WQ0ymaiLzg5KdCXlKLjvcW893 SUOqXwnz5DrgnHtJTxOsQfEKIT7DmDSUCaxw7Rqn8787ZsmRM9e2VmPeBN4uqYvTtW7jvijg9N/y JsXecLq0q+WD6m8AAAD//wMAUEsDBBQABgAIAAAAIQA4/SH/1gAAAJQBAAALAAAAX3JlbHMvLnJl bHOkkMFqwzAMhu+DvYPRfXGawxijTi+j0GvpHsDYimMaW0Yy2fr2M4PBMnrbUb/Q94l/f/hMi1qR JVI2sOt6UJgd+ZiDgffL8ekFlFSbvV0oo4EbChzGx4f9GRdb25HMsYhqlCwG5lrLq9biZkxWOiqY 22YiTra2kYMu1l1tQD30/bPm3wwYN0x18gb45AdQl1tp5j/sFB2T0FQ7R0nTNEV3j6o9feQzro1i OWA14Fm+Q8a1a8+Bvu/d/dMb2JY5uiPbhG/ktn4cqGU/er3pcvwCAAD//wMAUEsDBBQABgAIAAAA IQCZ2PQonAEAAJQDAAAOAAAAZHJzL2Uyb0RvYy54bWysU01P3DAQvVfqf7B8Z5MAQm202T2A4FK1 qMAPMM54Y8n2WLbZZP99x97dLGorIRAXxx/z3sx7M1muJ2vYFkLU6DreLGrOwEnstdt0/Onx9uwb ZzEJ1wuDDjq+g8jXq69flqNv4RwHND0ERiQutqPv+JCSb6sqygGsiAv04OhRYbAi0TFsqj6Ikdit qc7r+qoaMfQ+oIQY6fZm/8hXhV8pkOmXUhESMx2n2lJZQ1mf81qtlqLdBOEHLQ9liA9UYYV2lHSm uhFJsJeg/6GyWgaMqNJCoq1QKS2haCA1Tf2XmodBeChayJzoZ5vi59HKn9trdx/IhtHHNvr7kFVM Ktj8pfrYVMzazWbBlJiky6vm8vvFJXkqj2/VCehDTHeAluVNx412WYdoxfZHTJSMQo8hdDilLru0 M5CDjfsNiumekjUFXaYCrk1gW0H9FFKCS03uIfGV6AxT2pgZWL8NPMRnKJSJeQ94RpTM6NIMttph +F/2NB1LVvv4owN73dmCZ+x3pSnFGmp9UXgY0zxbr88FfvqZVn8AAAD//wMAUEsDBBQABgAIAAAA IQCasyRQ4AAAAAkBAAAPAAAAZHJzL2Rvd25yZXYueG1sTI9Ba8JAEIXvhf6HZQq96UYpYmM2IpZS KxSpFfS4ZqdJ2uxs2F1N/Pcde2kvA4/He/O+bN7bRpzRh9qRgtEwAYFUOFNTqWD38TyYgghRk9GN I1RwwQDz/PYm06lxHb3jeRtLwSUUUq2girFNpQxFhVaHoWuR2Pt03urI0pfSeN1xuW3kOEkm0uqa +EOlW1xWWHxvT1bBm1+tlov15Ys2B9vtx+v95rV/Uer+rn+a8VnMQETs418Crgy8H3IednQnMkE0 CpgmKhiMQLD5OJk+gDj+apln8j9B/gMAAP//AwBQSwECLQAUAAYACAAAACEAtoM4kv4AAADhAQAA EwAAAAAAAAAAAAAAAAAAAAAAW0NvbnRlbnRfVHlwZXNdLnhtbFBLAQItABQABgAIAAAAIQA4/SH/ 1gAAAJQBAAALAAAAAAAAAAAAAAAAAC8BAABfcmVscy8ucmVsc1BLAQItABQABgAIAAAAIQCZ2PQo nAEAAJQDAAAOAAAAAAAAAAAAAAAAAC4CAABkcnMvZTJvRG9jLnhtbFBLAQItABQABgAIAAAAIQCa syRQ4AAAAAkBAAAPAAAAAAAAAAAAAAAAAPYDAABkcnMvZG93bnJldi54bWxQSwUGAAAAAAQABADz AAAAAwUAAAAA " strokecolor="#156082 [3204]" strokeweight=".5pt">
                 <v:stroke joinstyle="miter"/>
@@ -8341,17 +8215,8 @@
           <w:b/>
           <w:bCs/>
         </w:rPr>
-        <w:t xml:space="preserve"> </w:t>
-      </w:r>
-      <w:proofErr w:type="gramStart"/>
-      <w:r>
-        <w:rPr>
-          <w:b/>
-          <w:bCs/>
-        </w:rPr>
-        <w:t>como Orquestrador</w:t>
-      </w:r>
-      <w:proofErr w:type="gramEnd"/>
+        <w:t xml:space="preserve"> como Orquestrador</w:t>
+      </w:r>
     </w:p>
     <w:p>
       <w:pPr>
@@ -8366,15 +8231,7 @@
       </w:r>
       <w:proofErr w:type="spellEnd"/>
       <w:r>
-        <w:t xml:space="preserve"> é um @Service Spring que orquestra o fluxo </w:t>
-      </w:r>
-      <w:proofErr w:type="gramStart"/>
-      <w:r>
-        <w:t>completo</w:t>
-      </w:r>
-      <w:proofErr w:type="gramEnd"/>
-      <w:r>
-        <w:t xml:space="preserve"> mas delega as duas operações de LLM a dois @AiService: </w:t>
+        <w:t xml:space="preserve"> é um @Service Spring que orquestra o fluxo completo mas delega as duas operações de LLM a dois @AiService: </w:t>
       </w:r>
       <w:proofErr w:type="spellStart"/>
       <w:r>
@@ -8647,12 +8504,6 @@
       <w:r>
         <w:t xml:space="preserve"> envia os resultados ao LLM e pede-lhe que os transforme numa resposta em linguagem natural clara e concisa. O utilizador recebe texto, não uma tabela de dados brutos.</w:t>
       </w:r>
-      <w:r>
-        <w:t xml:space="preserve"> </w:t>
-      </w:r>
-      <w:r>
-        <w:t>Secção MCP</w:t>
-      </w:r>
     </w:p>
     <w:p>
       <w:pPr>
@@ -8948,7 +8799,6 @@
               <w:t xml:space="preserve">    </w:t>
             </w:r>
             <w:proofErr w:type="spellStart"/>
-            <w:proofErr w:type="gramStart"/>
             <w:r>
               <w:rPr>
                 <w:rFonts w:ascii="Courier New" w:eastAsia="Courier New" w:hAnsi="Courier New" w:cs="Courier New"/>
@@ -8966,17 +8816,7 @@
                 <w:sz w:val="18"/>
                 <w:szCs w:val="18"/>
               </w:rPr>
-              <w:t xml:space="preserve">;   </w:t>
-            </w:r>
-            <w:proofErr w:type="gramEnd"/>
-            <w:r>
-              <w:rPr>
-                <w:rFonts w:ascii="Courier New" w:eastAsia="Courier New" w:hAnsi="Courier New" w:cs="Courier New"/>
-                <w:color w:val="D4D4D4"/>
-                <w:sz w:val="18"/>
-                <w:szCs w:val="18"/>
-              </w:rPr>
-              <w:t xml:space="preserve"> // @AiService — gera HQL</w:t>
+              <w:t>;    // @AiService — gera HQL</w:t>
             </w:r>
           </w:p>
         </w:tc>
@@ -9170,7 +9010,6 @@
               <w:t xml:space="preserve"> </w:t>
             </w:r>
             <w:proofErr w:type="spellStart"/>
-            <w:proofErr w:type="gramStart"/>
             <w:r>
               <w:rPr>
                 <w:rFonts w:ascii="Courier New" w:eastAsia="Courier New" w:hAnsi="Courier New" w:cs="Courier New"/>
@@ -9188,17 +9027,7 @@
                 <w:sz w:val="18"/>
                 <w:szCs w:val="18"/>
               </w:rPr>
-              <w:t xml:space="preserve">;   </w:t>
-            </w:r>
-            <w:proofErr w:type="gramEnd"/>
-            <w:r>
-              <w:rPr>
-                <w:rFonts w:ascii="Courier New" w:eastAsia="Courier New" w:hAnsi="Courier New" w:cs="Courier New"/>
-                <w:color w:val="D4D4D4"/>
-                <w:sz w:val="18"/>
-                <w:szCs w:val="18"/>
-              </w:rPr>
-              <w:t xml:space="preserve"> // @Component — executa HQL</w:t>
+              <w:t>;    // @Component — executa HQL</w:t>
             </w:r>
           </w:p>
         </w:tc>
@@ -9261,29 +9090,7 @@
                 <w:szCs w:val="18"/>
                 <w:lang w:val="en-US"/>
               </w:rPr>
-              <w:t xml:space="preserve">    public String </w:t>
-            </w:r>
-            <w:proofErr w:type="gramStart"/>
-            <w:r>
-              <w:rPr>
-                <w:rFonts w:ascii="Courier New" w:eastAsia="Courier New" w:hAnsi="Courier New" w:cs="Courier New"/>
-                <w:color w:val="D4D4D4"/>
-                <w:sz w:val="18"/>
-                <w:szCs w:val="18"/>
-                <w:lang w:val="en-US"/>
-              </w:rPr>
-              <w:t>chat(</w:t>
-            </w:r>
-            <w:proofErr w:type="gramEnd"/>
-            <w:r>
-              <w:rPr>
-                <w:rFonts w:ascii="Courier New" w:eastAsia="Courier New" w:hAnsi="Courier New" w:cs="Courier New"/>
-                <w:color w:val="D4D4D4"/>
-                <w:sz w:val="18"/>
-                <w:szCs w:val="18"/>
-                <w:lang w:val="en-US"/>
-              </w:rPr>
-              <w:t>String question) {</w:t>
+              <w:t xml:space="preserve">    public String chat(String question) {</w:t>
             </w:r>
           </w:p>
         </w:tc>
@@ -9472,29 +9279,7 @@
                 <w:szCs w:val="18"/>
                 <w:lang w:val="en-US"/>
               </w:rPr>
-              <w:t>(question</w:t>
-            </w:r>
-            <w:proofErr w:type="gramStart"/>
-            <w:r>
-              <w:rPr>
-                <w:rFonts w:ascii="Courier New" w:eastAsia="Courier New" w:hAnsi="Courier New" w:cs="Courier New"/>
-                <w:color w:val="D4D4D4"/>
-                <w:sz w:val="18"/>
-                <w:szCs w:val="18"/>
-                <w:lang w:val="en-US"/>
-              </w:rPr>
-              <w:t>);  /</w:t>
-            </w:r>
-            <w:proofErr w:type="gramEnd"/>
-            <w:r>
-              <w:rPr>
-                <w:rFonts w:ascii="Courier New" w:eastAsia="Courier New" w:hAnsi="Courier New" w:cs="Courier New"/>
-                <w:color w:val="D4D4D4"/>
-                <w:sz w:val="18"/>
-                <w:szCs w:val="18"/>
-                <w:lang w:val="en-US"/>
-              </w:rPr>
-              <w:t xml:space="preserve">/ @AiService </w:t>
+              <w:t xml:space="preserve">(question);  // @AiService </w:t>
             </w:r>
             <w:proofErr w:type="spellStart"/>
             <w:r>
@@ -9657,7 +9442,6 @@
               <w:t xml:space="preserve"> </w:t>
             </w:r>
             <w:proofErr w:type="spellStart"/>
-            <w:proofErr w:type="gramStart"/>
             <w:r>
               <w:rPr>
                 <w:rFonts w:ascii="Courier New" w:eastAsia="Courier New" w:hAnsi="Courier New" w:cs="Courier New"/>
@@ -9675,17 +9459,7 @@
                 <w:sz w:val="18"/>
                 <w:szCs w:val="18"/>
               </w:rPr>
-              <w:t>(</w:t>
-            </w:r>
-            <w:proofErr w:type="gramEnd"/>
-            <w:r>
-              <w:rPr>
-                <w:rFonts w:ascii="Courier New" w:eastAsia="Courier New" w:hAnsi="Courier New" w:cs="Courier New"/>
-                <w:color w:val="D4D4D4"/>
-                <w:sz w:val="18"/>
-                <w:szCs w:val="18"/>
-              </w:rPr>
-              <w:t xml:space="preserve">); // </w:t>
+              <w:t xml:space="preserve">(); // </w:t>
             </w:r>
             <w:proofErr w:type="spellStart"/>
             <w:r>
@@ -9828,7 +9602,6 @@
               <w:t>(</w:t>
             </w:r>
             <w:proofErr w:type="spellStart"/>
-            <w:proofErr w:type="gramStart"/>
             <w:r>
               <w:rPr>
                 <w:rFonts w:ascii="Courier New" w:eastAsia="Courier New" w:hAnsi="Courier New" w:cs="Courier New"/>
@@ -9848,18 +9621,7 @@
                 <w:szCs w:val="18"/>
                 <w:lang w:val="en-US"/>
               </w:rPr>
-              <w:t>(</w:t>
-            </w:r>
-            <w:proofErr w:type="gramEnd"/>
-            <w:r>
-              <w:rPr>
-                <w:rFonts w:ascii="Courier New" w:eastAsia="Courier New" w:hAnsi="Courier New" w:cs="Courier New"/>
-                <w:color w:val="D4D4D4"/>
-                <w:sz w:val="18"/>
-                <w:szCs w:val="18"/>
-                <w:lang w:val="en-US"/>
-              </w:rPr>
-              <w:t xml:space="preserve">), </w:t>
+              <w:t xml:space="preserve">(), </w:t>
             </w:r>
             <w:proofErr w:type="spellStart"/>
             <w:r>
@@ -10005,7 +9767,6 @@
               <w:t xml:space="preserve">            return </w:t>
             </w:r>
             <w:proofErr w:type="spellStart"/>
-            <w:proofErr w:type="gramStart"/>
             <w:r>
               <w:rPr>
                 <w:rFonts w:ascii="Courier New" w:eastAsia="Courier New" w:hAnsi="Courier New" w:cs="Courier New"/>
@@ -10025,18 +9786,7 @@
                 <w:szCs w:val="18"/>
                 <w:lang w:val="en-US"/>
               </w:rPr>
-              <w:t>(</w:t>
-            </w:r>
-            <w:proofErr w:type="gramEnd"/>
-            <w:r>
-              <w:rPr>
-                <w:rFonts w:ascii="Courier New" w:eastAsia="Courier New" w:hAnsi="Courier New" w:cs="Courier New"/>
-                <w:color w:val="D4D4D4"/>
-                <w:sz w:val="18"/>
-                <w:szCs w:val="18"/>
-                <w:lang w:val="en-US"/>
-              </w:rPr>
-              <w:t xml:space="preserve">question, </w:t>
+              <w:t xml:space="preserve">(question, </w:t>
             </w:r>
             <w:proofErr w:type="spellStart"/>
             <w:r>
@@ -10404,7 +10154,6 @@
               <w:t xml:space="preserve"> </w:t>
             </w:r>
             <w:proofErr w:type="spellStart"/>
-            <w:proofErr w:type="gramStart"/>
             <w:r>
               <w:rPr>
                 <w:rFonts w:ascii="Courier New" w:eastAsia="Courier New" w:hAnsi="Courier New" w:cs="Courier New"/>
@@ -10424,18 +10173,7 @@
                 <w:szCs w:val="18"/>
                 <w:lang w:val="en-US"/>
               </w:rPr>
-              <w:t>(</w:t>
-            </w:r>
-            <w:proofErr w:type="gramEnd"/>
-            <w:r>
-              <w:rPr>
-                <w:rFonts w:ascii="Courier New" w:eastAsia="Courier New" w:hAnsi="Courier New" w:cs="Courier New"/>
-                <w:color w:val="D4D4D4"/>
-                <w:sz w:val="18"/>
-                <w:szCs w:val="18"/>
-                <w:lang w:val="en-US"/>
-              </w:rPr>
-              <w:t>String question) {</w:t>
+              <w:t>(String question) {</w:t>
             </w:r>
           </w:p>
         </w:tc>
@@ -10476,7 +10214,6 @@
               <w:t xml:space="preserve">        return new </w:t>
             </w:r>
             <w:proofErr w:type="spellStart"/>
-            <w:proofErr w:type="gramStart"/>
             <w:r>
               <w:rPr>
                 <w:rFonts w:ascii="Courier New" w:eastAsia="Courier New" w:hAnsi="Courier New" w:cs="Courier New"/>
@@ -10496,18 +10233,7 @@
                 <w:szCs w:val="18"/>
                 <w:lang w:val="en-US"/>
               </w:rPr>
-              <w:t xml:space="preserve">(  </w:t>
-            </w:r>
-            <w:proofErr w:type="gramEnd"/>
-            <w:r>
-              <w:rPr>
-                <w:rFonts w:ascii="Courier New" w:eastAsia="Courier New" w:hAnsi="Courier New" w:cs="Courier New"/>
-                <w:color w:val="D4D4D4"/>
-                <w:sz w:val="18"/>
-                <w:szCs w:val="18"/>
-                <w:lang w:val="en-US"/>
-              </w:rPr>
-              <w:t xml:space="preserve">                         // </w:t>
+              <w:t xml:space="preserve">(                           // </w:t>
             </w:r>
             <w:proofErr w:type="spellStart"/>
             <w:r>
@@ -10611,7 +10337,6 @@
               <w:t xml:space="preserve">                </w:t>
             </w:r>
             <w:proofErr w:type="spellStart"/>
-            <w:proofErr w:type="gramStart"/>
             <w:r>
               <w:rPr>
                 <w:rFonts w:ascii="Courier New" w:eastAsia="Courier New" w:hAnsi="Courier New" w:cs="Courier New"/>
@@ -10632,7 +10357,6 @@
               <w:t>(</w:t>
             </w:r>
             <w:proofErr w:type="spellStart"/>
-            <w:proofErr w:type="gramEnd"/>
             <w:r>
               <w:rPr>
                 <w:rFonts w:ascii="Courier New" w:eastAsia="Courier New" w:hAnsi="Courier New" w:cs="Courier New"/>
@@ -10770,7 +10494,6 @@
               <w:t xml:space="preserve">    private record </w:t>
             </w:r>
             <w:proofErr w:type="spellStart"/>
-            <w:proofErr w:type="gramStart"/>
             <w:r>
               <w:rPr>
                 <w:rFonts w:ascii="Courier New" w:eastAsia="Courier New" w:hAnsi="Courier New" w:cs="Courier New"/>
@@ -10790,18 +10513,7 @@
                 <w:szCs w:val="18"/>
                 <w:lang w:val="en-US"/>
               </w:rPr>
-              <w:t>(</w:t>
-            </w:r>
-            <w:proofErr w:type="gramEnd"/>
-            <w:r>
-              <w:rPr>
-                <w:rFonts w:ascii="Courier New" w:eastAsia="Courier New" w:hAnsi="Courier New" w:cs="Courier New"/>
-                <w:color w:val="D4D4D4"/>
-                <w:sz w:val="18"/>
-                <w:szCs w:val="18"/>
-                <w:lang w:val="en-US"/>
-              </w:rPr>
-              <w:t xml:space="preserve">String </w:t>
+              <w:t xml:space="preserve">(String </w:t>
             </w:r>
             <w:proofErr w:type="spellStart"/>
             <w:r>
@@ -10927,29 +10639,7 @@
           <w:sz w:val="20"/>
           <w:szCs w:val="20"/>
         </w:rPr>
-        <w:t>-</w:t>
-      </w:r>
-      <w:proofErr w:type="gramStart"/>
-      <w:r>
-        <w:rPr>
-          <w:i/>
-          <w:iCs/>
-          <w:color w:val="595959"/>
-          <w:sz w:val="20"/>
-          <w:szCs w:val="20"/>
-        </w:rPr>
-        <w:t>ai</w:t>
-      </w:r>
-      <w:proofErr w:type="gramEnd"/>
-      <w:r>
-        <w:rPr>
-          <w:i/>
-          <w:iCs/>
-          <w:color w:val="595959"/>
-          <w:sz w:val="20"/>
-          <w:szCs w:val="20"/>
-        </w:rPr>
-        <w:t xml:space="preserve"> · LangChain4j) — orquestrador do fluxo</w:t>
+        <w:t>-ai · LangChain4j) — orquestrador do fluxo</w:t>
       </w:r>
     </w:p>
     <w:p>
@@ -11143,29 +10833,7 @@
                 <w:szCs w:val="18"/>
                 <w:lang w:val="es-ES"/>
               </w:rPr>
-              <w:t>@</w:t>
-            </w:r>
-            <w:proofErr w:type="gramStart"/>
-            <w:r>
-              <w:rPr>
-                <w:rFonts w:ascii="Courier New" w:eastAsia="Courier New" w:hAnsi="Courier New" w:cs="Courier New"/>
-                <w:color w:val="FFFFFF" w:themeColor="background1"/>
-                <w:sz w:val="18"/>
-                <w:szCs w:val="18"/>
-                <w:lang w:val="es-ES"/>
-              </w:rPr>
-              <w:t>AiService(</w:t>
-            </w:r>
-            <w:proofErr w:type="gramEnd"/>
-            <w:r>
-              <w:rPr>
-                <w:rFonts w:ascii="Courier New" w:eastAsia="Courier New" w:hAnsi="Courier New" w:cs="Courier New"/>
-                <w:color w:val="FFFFFF" w:themeColor="background1"/>
-                <w:sz w:val="18"/>
-                <w:szCs w:val="18"/>
-                <w:lang w:val="es-ES"/>
-              </w:rPr>
-              <w:t xml:space="preserve">wiringMode = EXPLICIT, </w:t>
+              <w:t xml:space="preserve">@AiService(wiringMode = EXPLICIT, </w:t>
             </w:r>
             <w:proofErr w:type="spellStart"/>
             <w:r>
@@ -11342,27 +11010,7 @@
                 <w:sz w:val="18"/>
                 <w:szCs w:val="18"/>
               </w:rPr>
-              <w:t xml:space="preserve">    @</w:t>
-            </w:r>
-            <w:proofErr w:type="gramStart"/>
-            <w:r>
-              <w:rPr>
-                <w:rFonts w:ascii="Courier New" w:eastAsia="Courier New" w:hAnsi="Courier New" w:cs="Courier New"/>
-                <w:color w:val="FFFFFF" w:themeColor="background1"/>
-                <w:sz w:val="18"/>
-                <w:szCs w:val="18"/>
-              </w:rPr>
-              <w:t>SystemMessage(</w:t>
-            </w:r>
-            <w:proofErr w:type="gramEnd"/>
-            <w:r>
-              <w:rPr>
-                <w:rFonts w:ascii="Courier New" w:eastAsia="Courier New" w:hAnsi="Courier New" w:cs="Courier New"/>
-                <w:color w:val="FFFFFF" w:themeColor="background1"/>
-                <w:sz w:val="18"/>
-                <w:szCs w:val="18"/>
-              </w:rPr>
-              <w:t>"""</w:t>
+              <w:t xml:space="preserve">    @SystemMessage("""</w:t>
             </w:r>
           </w:p>
         </w:tc>
@@ -11685,29 +11333,7 @@
                 <w:szCs w:val="18"/>
                 <w:lang w:val="en-US"/>
               </w:rPr>
-              <w:t xml:space="preserve"> </w:t>
-            </w:r>
-            <w:proofErr w:type="gramStart"/>
-            <w:r>
-              <w:rPr>
-                <w:rFonts w:ascii="Courier New" w:eastAsia="Courier New" w:hAnsi="Courier New" w:cs="Courier New"/>
-                <w:color w:val="FFFFFF" w:themeColor="background1"/>
-                <w:sz w:val="18"/>
-                <w:szCs w:val="18"/>
-                <w:lang w:val="en-US"/>
-              </w:rPr>
-              <w:t>exist, but</w:t>
-            </w:r>
-            <w:proofErr w:type="gramEnd"/>
-            <w:r>
-              <w:rPr>
-                <w:rFonts w:ascii="Courier New" w:eastAsia="Courier New" w:hAnsi="Courier New" w:cs="Courier New"/>
-                <w:color w:val="FFFFFF" w:themeColor="background1"/>
-                <w:sz w:val="18"/>
-                <w:szCs w:val="18"/>
-                <w:lang w:val="en-US"/>
-              </w:rPr>
-              <w:t xml:space="preserve"> are restricted fields.</w:t>
+              <w:t xml:space="preserve"> exist, but are restricted fields.</w:t>
             </w:r>
           </w:p>
         </w:tc>
@@ -11807,29 +11433,7 @@
                 <w:szCs w:val="18"/>
                 <w:lang w:val="en-US"/>
               </w:rPr>
-              <w:t xml:space="preserve">        - HQL does not support LIMIT. For </w:t>
-            </w:r>
-            <w:proofErr w:type="gramStart"/>
-            <w:r>
-              <w:rPr>
-                <w:rFonts w:ascii="Courier New" w:eastAsia="Courier New" w:hAnsi="Courier New" w:cs="Courier New"/>
-                <w:color w:val="FFFFFF" w:themeColor="background1"/>
-                <w:sz w:val="18"/>
-                <w:szCs w:val="18"/>
-                <w:lang w:val="en-US"/>
-              </w:rPr>
-              <w:t>top-N</w:t>
-            </w:r>
-            <w:proofErr w:type="gramEnd"/>
-            <w:r>
-              <w:rPr>
-                <w:rFonts w:ascii="Courier New" w:eastAsia="Courier New" w:hAnsi="Courier New" w:cs="Courier New"/>
-                <w:color w:val="FFFFFF" w:themeColor="background1"/>
-                <w:sz w:val="18"/>
-                <w:szCs w:val="18"/>
-                <w:lang w:val="en-US"/>
-              </w:rPr>
-              <w:t>, use ORDER BY only.</w:t>
+              <w:t xml:space="preserve">        - HQL does not support LIMIT. For top-N, use ORDER BY only.</w:t>
             </w:r>
           </w:p>
         </w:tc>
@@ -11868,29 +11472,7 @@
                 <w:szCs w:val="18"/>
                 <w:lang w:val="en-US"/>
               </w:rPr>
-              <w:t xml:space="preserve">        - For category filters, use </w:t>
-            </w:r>
-            <w:proofErr w:type="gramStart"/>
-            <w:r>
-              <w:rPr>
-                <w:rFonts w:ascii="Courier New" w:eastAsia="Courier New" w:hAnsi="Courier New" w:cs="Courier New"/>
-                <w:color w:val="FFFFFF" w:themeColor="background1"/>
-                <w:sz w:val="18"/>
-                <w:szCs w:val="18"/>
-                <w:lang w:val="en-US"/>
-              </w:rPr>
-              <w:t>p.category.name</w:t>
-            </w:r>
-            <w:proofErr w:type="gramEnd"/>
-            <w:r>
-              <w:rPr>
-                <w:rFonts w:ascii="Courier New" w:eastAsia="Courier New" w:hAnsi="Courier New" w:cs="Courier New"/>
-                <w:color w:val="FFFFFF" w:themeColor="background1"/>
-                <w:sz w:val="18"/>
-                <w:szCs w:val="18"/>
-                <w:lang w:val="en-US"/>
-              </w:rPr>
-              <w:t>.</w:t>
+              <w:t xml:space="preserve">        - For category filters, use p.category.name.</w:t>
             </w:r>
           </w:p>
         </w:tc>
@@ -12209,29 +11791,7 @@
                 <w:szCs w:val="18"/>
                 <w:lang w:val="es-ES"/>
               </w:rPr>
-              <w:t>@</w:t>
-            </w:r>
-            <w:proofErr w:type="gramStart"/>
-            <w:r>
-              <w:rPr>
-                <w:rFonts w:ascii="Courier New" w:eastAsia="Courier New" w:hAnsi="Courier New" w:cs="Courier New"/>
-                <w:color w:val="D4D4D4"/>
-                <w:sz w:val="18"/>
-                <w:szCs w:val="18"/>
-                <w:lang w:val="es-ES"/>
-              </w:rPr>
-              <w:t>AiService(</w:t>
-            </w:r>
-            <w:proofErr w:type="gramEnd"/>
-            <w:r>
-              <w:rPr>
-                <w:rFonts w:ascii="Courier New" w:eastAsia="Courier New" w:hAnsi="Courier New" w:cs="Courier New"/>
-                <w:color w:val="D4D4D4"/>
-                <w:sz w:val="18"/>
-                <w:szCs w:val="18"/>
-                <w:lang w:val="es-ES"/>
-              </w:rPr>
-              <w:t xml:space="preserve">wiringMode = EXPLICIT, </w:t>
+              <w:t xml:space="preserve">@AiService(wiringMode = EXPLICIT, </w:t>
             </w:r>
             <w:proofErr w:type="spellStart"/>
             <w:r>
@@ -12399,27 +11959,7 @@
                 <w:sz w:val="18"/>
                 <w:szCs w:val="18"/>
               </w:rPr>
-              <w:t xml:space="preserve">    @</w:t>
-            </w:r>
-            <w:proofErr w:type="gramStart"/>
-            <w:r>
-              <w:rPr>
-                <w:rFonts w:ascii="Courier New" w:eastAsia="Courier New" w:hAnsi="Courier New" w:cs="Courier New"/>
-                <w:color w:val="D4D4D4"/>
-                <w:sz w:val="18"/>
-                <w:szCs w:val="18"/>
-              </w:rPr>
-              <w:t>SystemMessage(</w:t>
-            </w:r>
-            <w:proofErr w:type="gramEnd"/>
-            <w:r>
-              <w:rPr>
-                <w:rFonts w:ascii="Courier New" w:eastAsia="Courier New" w:hAnsi="Courier New" w:cs="Courier New"/>
-                <w:color w:val="D4D4D4"/>
-                <w:sz w:val="18"/>
-                <w:szCs w:val="18"/>
-              </w:rPr>
-              <w:t>"""</w:t>
+              <w:t xml:space="preserve">    @SystemMessage("""</w:t>
             </w:r>
           </w:p>
         </w:tc>
@@ -12615,29 +12155,7 @@
                 <w:szCs w:val="18"/>
                 <w:lang w:val="en-US"/>
               </w:rPr>
-              <w:t xml:space="preserve">        - Do not invent values </w:t>
-            </w:r>
-            <w:proofErr w:type="gramStart"/>
-            <w:r>
-              <w:rPr>
-                <w:rFonts w:ascii="Courier New" w:eastAsia="Courier New" w:hAnsi="Courier New" w:cs="Courier New"/>
-                <w:color w:val="D4D4D4"/>
-                <w:sz w:val="18"/>
-                <w:szCs w:val="18"/>
-                <w:lang w:val="en-US"/>
-              </w:rPr>
-              <w:t>not present</w:t>
-            </w:r>
-            <w:proofErr w:type="gramEnd"/>
-            <w:r>
-              <w:rPr>
-                <w:rFonts w:ascii="Courier New" w:eastAsia="Courier New" w:hAnsi="Courier New" w:cs="Courier New"/>
-                <w:color w:val="D4D4D4"/>
-                <w:sz w:val="18"/>
-                <w:szCs w:val="18"/>
-                <w:lang w:val="en-US"/>
-              </w:rPr>
-              <w:t xml:space="preserve"> in the database result.</w:t>
+              <w:t xml:space="preserve">        - Do not invent values not present in the database result.</w:t>
             </w:r>
           </w:p>
         </w:tc>
@@ -12809,27 +12327,7 @@
                 <w:sz w:val="18"/>
                 <w:szCs w:val="18"/>
               </w:rPr>
-              <w:t xml:space="preserve">    @</w:t>
-            </w:r>
-            <w:proofErr w:type="gramStart"/>
-            <w:r>
-              <w:rPr>
-                <w:rFonts w:ascii="Courier New" w:eastAsia="Courier New" w:hAnsi="Courier New" w:cs="Courier New"/>
-                <w:color w:val="D4D4D4"/>
-                <w:sz w:val="18"/>
-                <w:szCs w:val="18"/>
-              </w:rPr>
-              <w:t>UserMessage(</w:t>
-            </w:r>
-            <w:proofErr w:type="gramEnd"/>
-            <w:r>
-              <w:rPr>
-                <w:rFonts w:ascii="Courier New" w:eastAsia="Courier New" w:hAnsi="Courier New" w:cs="Courier New"/>
-                <w:color w:val="D4D4D4"/>
-                <w:sz w:val="18"/>
-                <w:szCs w:val="18"/>
-              </w:rPr>
-              <w:t>"""</w:t>
+              <w:t xml:space="preserve">    @UserMessage("""</w:t>
             </w:r>
           </w:p>
         </w:tc>
@@ -12970,25 +12468,14 @@
               <w:t>executed</w:t>
             </w:r>
             <w:proofErr w:type="spellEnd"/>
-            <w:proofErr w:type="gramStart"/>
-            <w:r>
-              <w:rPr>
-                <w:rFonts w:ascii="Courier New" w:eastAsia="Courier New" w:hAnsi="Courier New" w:cs="Courier New"/>
-                <w:color w:val="D4D4D4"/>
-                <w:sz w:val="18"/>
-                <w:szCs w:val="18"/>
-              </w:rPr>
-              <w:t>:  {</w:t>
-            </w:r>
-            <w:proofErr w:type="gramEnd"/>
-            <w:r>
-              <w:rPr>
-                <w:rFonts w:ascii="Courier New" w:eastAsia="Courier New" w:hAnsi="Courier New" w:cs="Courier New"/>
-                <w:color w:val="D4D4D4"/>
-                <w:sz w:val="18"/>
-                <w:szCs w:val="18"/>
-              </w:rPr>
-              <w:t>{</w:t>
+            <w:r>
+              <w:rPr>
+                <w:rFonts w:ascii="Courier New" w:eastAsia="Courier New" w:hAnsi="Courier New" w:cs="Courier New"/>
+                <w:color w:val="D4D4D4"/>
+                <w:sz w:val="18"/>
+                <w:szCs w:val="18"/>
+              </w:rPr>
+              <w:t>:  {{</w:t>
             </w:r>
             <w:proofErr w:type="spellStart"/>
             <w:r>
@@ -13220,27 +12707,7 @@
                 <w:sz w:val="18"/>
                 <w:szCs w:val="18"/>
               </w:rPr>
-              <w:t>@V("hql</w:t>
-            </w:r>
-            <w:proofErr w:type="gramStart"/>
-            <w:r>
-              <w:rPr>
-                <w:rFonts w:ascii="Courier New" w:eastAsia="Courier New" w:hAnsi="Courier New" w:cs="Courier New"/>
-                <w:color w:val="D4D4D4"/>
-                <w:sz w:val="18"/>
-                <w:szCs w:val="18"/>
-              </w:rPr>
-              <w:t xml:space="preserve">")   </w:t>
-            </w:r>
-            <w:proofErr w:type="gramEnd"/>
-            <w:r>
-              <w:rPr>
-                <w:rFonts w:ascii="Courier New" w:eastAsia="Courier New" w:hAnsi="Courier New" w:cs="Courier New"/>
-                <w:color w:val="D4D4D4"/>
-                <w:sz w:val="18"/>
-                <w:szCs w:val="18"/>
-              </w:rPr>
-              <w:t xml:space="preserve">   </w:t>
+              <w:t xml:space="preserve">@V("hql")      </w:t>
             </w:r>
             <w:proofErr w:type="spellStart"/>
             <w:r>
@@ -13294,20 +12761,9 @@
                 <w:sz w:val="18"/>
                 <w:szCs w:val="18"/>
               </w:rPr>
-              <w:t xml:space="preserve">                         @V("result</w:t>
-            </w:r>
-            <w:proofErr w:type="gramStart"/>
-            <w:r>
-              <w:rPr>
-                <w:rFonts w:ascii="Courier New" w:eastAsia="Courier New" w:hAnsi="Courier New" w:cs="Courier New"/>
-                <w:color w:val="D4D4D4"/>
-                <w:sz w:val="18"/>
-                <w:szCs w:val="18"/>
-              </w:rPr>
-              <w:t xml:space="preserve">")   </w:t>
-            </w:r>
-            <w:proofErr w:type="spellStart"/>
-            <w:proofErr w:type="gramEnd"/>
+              <w:t xml:space="preserve">                         @V("result")   </w:t>
+            </w:r>
+            <w:proofErr w:type="spellStart"/>
             <w:r>
               <w:rPr>
                 <w:rFonts w:ascii="Courier New" w:eastAsia="Courier New" w:hAnsi="Courier New" w:cs="Courier New"/>
@@ -13799,29 +13255,7 @@
                 <w:szCs w:val="18"/>
                 <w:lang w:val="en-US"/>
               </w:rPr>
-              <w:t>().user(question</w:t>
-            </w:r>
-            <w:proofErr w:type="gramStart"/>
-            <w:r>
-              <w:rPr>
-                <w:rFonts w:ascii="Courier New" w:eastAsia="Courier New" w:hAnsi="Courier New" w:cs="Courier New"/>
-                <w:color w:val="1F3864"/>
-                <w:sz w:val="18"/>
-                <w:szCs w:val="18"/>
-                <w:lang w:val="en-US"/>
-              </w:rPr>
-              <w:t>).call</w:t>
-            </w:r>
-            <w:proofErr w:type="gramEnd"/>
-            <w:r>
-              <w:rPr>
-                <w:rFonts w:ascii="Courier New" w:eastAsia="Courier New" w:hAnsi="Courier New" w:cs="Courier New"/>
-                <w:color w:val="1F3864"/>
-                <w:sz w:val="18"/>
-                <w:szCs w:val="18"/>
-                <w:lang w:val="en-US"/>
-              </w:rPr>
-              <w:t>().content()</w:t>
+              <w:t>().user(question).call().content()</w:t>
             </w:r>
           </w:p>
         </w:tc>
@@ -13988,7 +13422,6 @@
               <w:t xml:space="preserve">       → </w:t>
             </w:r>
             <w:proofErr w:type="spellStart"/>
-            <w:proofErr w:type="gramStart"/>
             <w:r>
               <w:rPr>
                 <w:rFonts w:ascii="Courier New" w:eastAsia="Courier New" w:hAnsi="Courier New" w:cs="Courier New"/>
@@ -14006,17 +13439,7 @@
                 <w:sz w:val="18"/>
                 <w:szCs w:val="18"/>
               </w:rPr>
-              <w:t>(</w:t>
-            </w:r>
-            <w:proofErr w:type="gramEnd"/>
-            <w:r>
-              <w:rPr>
-                <w:rFonts w:ascii="Courier New" w:eastAsia="Courier New" w:hAnsi="Courier New" w:cs="Courier New"/>
-                <w:color w:val="1F3864"/>
-                <w:sz w:val="18"/>
-                <w:szCs w:val="18"/>
-              </w:rPr>
-              <w:t xml:space="preserve">): elimina ```, trunca em ';', </w:t>
+              <w:t xml:space="preserve">(): elimina ```, trunca em ';', </w:t>
             </w:r>
             <w:proofErr w:type="spellStart"/>
             <w:r>
@@ -14088,7 +13511,6 @@
               <w:t xml:space="preserve"> </w:t>
             </w:r>
             <w:proofErr w:type="spellStart"/>
-            <w:proofErr w:type="gramStart"/>
             <w:r>
               <w:rPr>
                 <w:rFonts w:ascii="Courier New" w:eastAsia="Courier New" w:hAnsi="Courier New" w:cs="Courier New"/>
@@ -14109,7 +13531,6 @@
               <w:t>(</w:t>
             </w:r>
             <w:proofErr w:type="spellStart"/>
-            <w:proofErr w:type="gramEnd"/>
             <w:r>
               <w:rPr>
                 <w:rFonts w:ascii="Courier New" w:eastAsia="Courier New" w:hAnsi="Courier New" w:cs="Courier New"/>
@@ -14395,7 +13816,6 @@
               <w:t>hql</w:t>
             </w:r>
             <w:proofErr w:type="spellEnd"/>
-            <w:proofErr w:type="gramStart"/>
             <w:r>
               <w:rPr>
                 <w:rFonts w:ascii="Courier New" w:eastAsia="Courier New" w:hAnsi="Courier New" w:cs="Courier New"/>
@@ -14418,7 +13838,6 @@
               <w:t>setMaxResults</w:t>
             </w:r>
             <w:proofErr w:type="spellEnd"/>
-            <w:proofErr w:type="gramEnd"/>
             <w:r>
               <w:rPr>
                 <w:rFonts w:ascii="Courier New" w:eastAsia="Courier New" w:hAnsi="Courier New" w:cs="Courier New"/>
@@ -14500,7 +13919,6 @@
               <w:t xml:space="preserve">→ </w:t>
             </w:r>
             <w:proofErr w:type="spellStart"/>
-            <w:proofErr w:type="gramStart"/>
             <w:r>
               <w:rPr>
                 <w:rFonts w:ascii="Courier New" w:eastAsia="Courier New" w:hAnsi="Courier New" w:cs="Courier New"/>
@@ -14518,17 +13936,7 @@
                 <w:sz w:val="18"/>
                 <w:szCs w:val="18"/>
               </w:rPr>
-              <w:t>(</w:t>
-            </w:r>
-            <w:proofErr w:type="gramEnd"/>
-            <w:r>
-              <w:rPr>
-                <w:rFonts w:ascii="Courier New" w:eastAsia="Courier New" w:hAnsi="Courier New" w:cs="Courier New"/>
-                <w:color w:val="1F3864"/>
-                <w:sz w:val="18"/>
-                <w:szCs w:val="18"/>
-              </w:rPr>
-              <w:t xml:space="preserve">) por cada item: </w:t>
+              <w:t xml:space="preserve">() por cada item: </w:t>
             </w:r>
             <w:proofErr w:type="spellStart"/>
             <w:r>
@@ -14962,29 +14370,7 @@
                 <w:szCs w:val="18"/>
                 <w:lang w:val="en-US"/>
               </w:rPr>
-              <w:t>(</w:t>
-            </w:r>
-            <w:proofErr w:type="gramStart"/>
-            <w:r>
-              <w:rPr>
-                <w:rFonts w:ascii="Courier New" w:eastAsia="Courier New" w:hAnsi="Courier New" w:cs="Courier New"/>
-                <w:color w:val="1F3864"/>
-                <w:sz w:val="18"/>
-                <w:szCs w:val="18"/>
-                <w:lang w:val="en-US"/>
-              </w:rPr>
-              <w:t>).system</w:t>
-            </w:r>
-            <w:proofErr w:type="gramEnd"/>
-            <w:r>
-              <w:rPr>
-                <w:rFonts w:ascii="Courier New" w:eastAsia="Courier New" w:hAnsi="Courier New" w:cs="Courier New"/>
-                <w:color w:val="1F3864"/>
-                <w:sz w:val="18"/>
-                <w:szCs w:val="18"/>
-                <w:lang w:val="en-US"/>
-              </w:rPr>
-              <w:t xml:space="preserve">(...).user(...).call() </w:t>
+              <w:t xml:space="preserve">().system(...).user(...).call() </w:t>
             </w:r>
           </w:p>
         </w:tc>
@@ -15458,7 +14844,6 @@
         </w:rPr>
       </w:pPr>
       <w:proofErr w:type="spellStart"/>
-      <w:proofErr w:type="gramStart"/>
       <w:r>
         <w:rPr>
           <w:b/>
@@ -15472,15 +14857,7 @@
           <w:b/>
           <w:bCs/>
         </w:rPr>
-        <w:t>(</w:t>
-      </w:r>
-      <w:proofErr w:type="gramEnd"/>
-      <w:r>
-        <w:rPr>
-          <w:b/>
-          <w:bCs/>
-        </w:rPr>
-        <w:t>) — Limpeza do Output do LLM</w:t>
+        <w:t>() — Limpeza do Output do LLM</w:t>
       </w:r>
     </w:p>
     <w:p>
@@ -15499,17 +14876,12 @@
         <w:t xml:space="preserve"> detalhado para gerar o HQL. Como o output de um LLM nunca é 100% previsível, o </w:t>
       </w:r>
       <w:proofErr w:type="spellStart"/>
-      <w:proofErr w:type="gramStart"/>
       <w:r>
         <w:t>sanitizeHql</w:t>
       </w:r>
       <w:proofErr w:type="spellEnd"/>
       <w:r>
-        <w:t>(</w:t>
-      </w:r>
-      <w:proofErr w:type="gramEnd"/>
-      <w:r>
-        <w:t xml:space="preserve">) normaliza o resultado antes de o passar ao </w:t>
+        <w:t xml:space="preserve">() normaliza o resultado antes de o passar ao </w:t>
       </w:r>
       <w:proofErr w:type="spellStart"/>
       <w:r>
@@ -15592,7 +14964,6 @@
               <w:t xml:space="preserve">private String </w:t>
             </w:r>
             <w:proofErr w:type="spellStart"/>
-            <w:proofErr w:type="gramStart"/>
             <w:r>
               <w:rPr>
                 <w:rFonts w:ascii="Courier New" w:eastAsia="Courier New" w:hAnsi="Courier New" w:cs="Courier New"/>
@@ -15612,18 +14983,7 @@
                 <w:szCs w:val="18"/>
                 <w:lang w:val="en-US"/>
               </w:rPr>
-              <w:t>(</w:t>
-            </w:r>
-            <w:proofErr w:type="gramEnd"/>
-            <w:r>
-              <w:rPr>
-                <w:rFonts w:ascii="Courier New" w:eastAsia="Courier New" w:hAnsi="Courier New" w:cs="Courier New"/>
-                <w:color w:val="D4D4D4"/>
-                <w:sz w:val="18"/>
-                <w:szCs w:val="18"/>
-                <w:lang w:val="en-US"/>
-              </w:rPr>
-              <w:t xml:space="preserve">String </w:t>
+              <w:t xml:space="preserve">(String </w:t>
             </w:r>
             <w:proofErr w:type="spellStart"/>
             <w:r>
@@ -15908,7 +15268,6 @@
               <w:t xml:space="preserve"> (</w:t>
             </w:r>
             <w:proofErr w:type="spellStart"/>
-            <w:proofErr w:type="gramStart"/>
             <w:r>
               <w:rPr>
                 <w:rFonts w:ascii="Courier New" w:eastAsia="Courier New" w:hAnsi="Courier New" w:cs="Courier New"/>
@@ -15919,7 +15278,6 @@
               <w:t>hql.startsWith</w:t>
             </w:r>
             <w:proofErr w:type="spellEnd"/>
-            <w:proofErr w:type="gramEnd"/>
             <w:r>
               <w:rPr>
                 <w:rFonts w:ascii="Courier New" w:eastAsia="Courier New" w:hAnsi="Courier New" w:cs="Courier New"/>
@@ -15990,7 +15348,6 @@
               <w:t xml:space="preserve"> = </w:t>
             </w:r>
             <w:proofErr w:type="spellStart"/>
-            <w:proofErr w:type="gramStart"/>
             <w:r>
               <w:rPr>
                 <w:rFonts w:ascii="Courier New" w:eastAsia="Courier New" w:hAnsi="Courier New" w:cs="Courier New"/>
@@ -16002,7 +15359,6 @@
               <w:t>hql.replaceFirst</w:t>
             </w:r>
             <w:proofErr w:type="spellEnd"/>
-            <w:proofErr w:type="gramEnd"/>
             <w:r>
               <w:rPr>
                 <w:rFonts w:ascii="Courier New" w:eastAsia="Courier New" w:hAnsi="Courier New" w:cs="Courier New"/>
@@ -16096,7 +15452,6 @@
               <w:t xml:space="preserve"> = </w:t>
             </w:r>
             <w:proofErr w:type="spellStart"/>
-            <w:proofErr w:type="gramStart"/>
             <w:r>
               <w:rPr>
                 <w:rFonts w:ascii="Courier New" w:eastAsia="Courier New" w:hAnsi="Courier New" w:cs="Courier New"/>
@@ -16108,7 +15463,6 @@
               <w:t>hql.replaceFirst</w:t>
             </w:r>
             <w:proofErr w:type="spellEnd"/>
-            <w:proofErr w:type="gramEnd"/>
             <w:r>
               <w:rPr>
                 <w:rFonts w:ascii="Courier New" w:eastAsia="Courier New" w:hAnsi="Courier New" w:cs="Courier New"/>
@@ -16270,7 +15624,6 @@
               <w:t xml:space="preserve">int semicolon = </w:t>
             </w:r>
             <w:proofErr w:type="spellStart"/>
-            <w:proofErr w:type="gramStart"/>
             <w:r>
               <w:rPr>
                 <w:rFonts w:ascii="Courier New" w:eastAsia="Courier New" w:hAnsi="Courier New" w:cs="Courier New"/>
@@ -16282,7 +15635,6 @@
               <w:t>hql.indexOf</w:t>
             </w:r>
             <w:proofErr w:type="spellEnd"/>
-            <w:proofErr w:type="gramEnd"/>
             <w:r>
               <w:rPr>
                 <w:rFonts w:ascii="Courier New" w:eastAsia="Courier New" w:hAnsi="Courier New" w:cs="Courier New"/>
@@ -16354,7 +15706,6 @@
               <w:t xml:space="preserve"> = </w:t>
             </w:r>
             <w:proofErr w:type="spellStart"/>
-            <w:proofErr w:type="gramStart"/>
             <w:r>
               <w:rPr>
                 <w:rFonts w:ascii="Courier New" w:eastAsia="Courier New" w:hAnsi="Courier New" w:cs="Courier New"/>
@@ -16366,7 +15717,6 @@
               <w:t>hql.substring</w:t>
             </w:r>
             <w:proofErr w:type="spellEnd"/>
-            <w:proofErr w:type="gramEnd"/>
             <w:r>
               <w:rPr>
                 <w:rFonts w:ascii="Courier New" w:eastAsia="Courier New" w:hAnsi="Courier New" w:cs="Courier New"/>
@@ -16461,7 +15811,6 @@
               <w:t xml:space="preserve"> </w:t>
             </w:r>
             <w:proofErr w:type="spellStart"/>
-            <w:proofErr w:type="gramStart"/>
             <w:r>
               <w:rPr>
                 <w:rFonts w:ascii="Courier New" w:eastAsia="Courier New" w:hAnsi="Courier New" w:cs="Courier New"/>
@@ -16472,7 +15821,6 @@
               <w:t>hql.trim</w:t>
             </w:r>
             <w:proofErr w:type="spellEnd"/>
-            <w:proofErr w:type="gramEnd"/>
             <w:r>
               <w:rPr>
                 <w:rFonts w:ascii="Courier New" w:eastAsia="Courier New" w:hAnsi="Courier New" w:cs="Courier New"/>
@@ -16563,7 +15911,6 @@
         <w:t xml:space="preserve"> — DatabaseAssistant.java — </w:t>
       </w:r>
       <w:proofErr w:type="spellStart"/>
-      <w:proofErr w:type="gramStart"/>
       <w:r>
         <w:rPr>
           <w:i/>
@@ -16583,9 +15930,9 @@
           <w:sz w:val="20"/>
           <w:szCs w:val="20"/>
         </w:rPr>
-        <w:t>(</w:t>
-      </w:r>
-      <w:proofErr w:type="gramEnd"/>
+        <w:t xml:space="preserve">(): normaliza o output do LLM (remove </w:t>
+      </w:r>
+      <w:proofErr w:type="spellStart"/>
       <w:r>
         <w:rPr>
           <w:i/>
@@ -16594,9 +15941,9 @@
           <w:sz w:val="20"/>
           <w:szCs w:val="20"/>
         </w:rPr>
-        <w:t xml:space="preserve">): normaliza o output do LLM (remove </w:t>
-      </w:r>
-      <w:proofErr w:type="spellStart"/>
+        <w:t>markdown</w:t>
+      </w:r>
+      <w:proofErr w:type="spellEnd"/>
       <w:r>
         <w:rPr>
           <w:i/>
@@ -16605,9 +15952,9 @@
           <w:sz w:val="20"/>
           <w:szCs w:val="20"/>
         </w:rPr>
-        <w:t>markdown</w:t>
-      </w:r>
-      <w:proofErr w:type="spellEnd"/>
+        <w:t xml:space="preserve"> </w:t>
+      </w:r>
+      <w:proofErr w:type="spellStart"/>
       <w:r>
         <w:rPr>
           <w:i/>
@@ -16616,9 +15963,9 @@
           <w:sz w:val="20"/>
           <w:szCs w:val="20"/>
         </w:rPr>
-        <w:t xml:space="preserve"> </w:t>
-      </w:r>
-      <w:proofErr w:type="spellStart"/>
+        <w:t>fences</w:t>
+      </w:r>
+      <w:proofErr w:type="spellEnd"/>
       <w:r>
         <w:rPr>
           <w:i/>
@@ -16627,17 +15974,6 @@
           <w:sz w:val="20"/>
           <w:szCs w:val="20"/>
         </w:rPr>
-        <w:t>fences</w:t>
-      </w:r>
-      <w:proofErr w:type="spellEnd"/>
-      <w:r>
-        <w:rPr>
-          <w:i/>
-          <w:iCs/>
-          <w:color w:val="595959"/>
-          <w:sz w:val="20"/>
-          <w:szCs w:val="20"/>
-        </w:rPr>
         <w:t>)</w:t>
       </w:r>
     </w:p>
@@ -16650,7 +15986,6 @@
         </w:rPr>
       </w:pPr>
       <w:proofErr w:type="spellStart"/>
-      <w:proofErr w:type="gramStart"/>
       <w:r>
         <w:rPr>
           <w:b/>
@@ -16664,15 +15999,7 @@
           <w:b/>
           <w:bCs/>
         </w:rPr>
-        <w:t>(</w:t>
-      </w:r>
-      <w:proofErr w:type="gramEnd"/>
-      <w:r>
-        <w:rPr>
-          <w:b/>
-          <w:bCs/>
-        </w:rPr>
-        <w:t>)</w:t>
+        <w:t>()</w:t>
       </w:r>
     </w:p>
     <w:p>
@@ -16707,17 +16034,12 @@
         <w:t xml:space="preserve"> que o LLM (ou o utilizador) possa ler. O </w:t>
       </w:r>
       <w:proofErr w:type="spellStart"/>
-      <w:proofErr w:type="gramStart"/>
       <w:r>
         <w:t>formatResult</w:t>
       </w:r>
       <w:proofErr w:type="spellEnd"/>
       <w:r>
-        <w:t>(</w:t>
-      </w:r>
-      <w:proofErr w:type="gramEnd"/>
-      <w:r>
-        <w:t xml:space="preserve">) usa </w:t>
+        <w:t xml:space="preserve">() usa </w:t>
       </w:r>
       <w:proofErr w:type="spellStart"/>
       <w:r>
@@ -16808,7 +16130,6 @@
               <w:t xml:space="preserve">private String </w:t>
             </w:r>
             <w:proofErr w:type="spellStart"/>
-            <w:proofErr w:type="gramStart"/>
             <w:r>
               <w:rPr>
                 <w:rFonts w:ascii="Courier New" w:eastAsia="Courier New" w:hAnsi="Courier New" w:cs="Courier New"/>
@@ -16828,18 +16149,7 @@
                 <w:szCs w:val="18"/>
                 <w:lang w:val="en-US"/>
               </w:rPr>
-              <w:t>(</w:t>
-            </w:r>
-            <w:proofErr w:type="gramEnd"/>
-            <w:r>
-              <w:rPr>
-                <w:rFonts w:ascii="Courier New" w:eastAsia="Courier New" w:hAnsi="Courier New" w:cs="Courier New"/>
-                <w:color w:val="D4D4D4"/>
-                <w:sz w:val="18"/>
-                <w:szCs w:val="18"/>
-                <w:lang w:val="en-US"/>
-              </w:rPr>
-              <w:t>Object result) {</w:t>
+              <w:t>(Object result) {</w:t>
             </w:r>
           </w:p>
         </w:tc>
@@ -17032,7 +16342,6 @@
               <w:t xml:space="preserve">        String cat = </w:t>
             </w:r>
             <w:proofErr w:type="spellStart"/>
-            <w:proofErr w:type="gramStart"/>
             <w:r>
               <w:rPr>
                 <w:rFonts w:ascii="Courier New" w:eastAsia="Courier New" w:hAnsi="Courier New" w:cs="Courier New"/>
@@ -17044,7 +16353,6 @@
               <w:t>product.getCategory</w:t>
             </w:r>
             <w:proofErr w:type="spellEnd"/>
-            <w:proofErr w:type="gramEnd"/>
             <w:r>
               <w:rPr>
                 <w:rFonts w:ascii="Courier New" w:eastAsia="Courier New" w:hAnsi="Courier New" w:cs="Courier New"/>
@@ -17100,7 +16408,6 @@
               <w:t xml:space="preserve">? </w:t>
             </w:r>
             <w:proofErr w:type="spellStart"/>
-            <w:proofErr w:type="gramStart"/>
             <w:r>
               <w:rPr>
                 <w:rFonts w:ascii="Courier New" w:eastAsia="Courier New" w:hAnsi="Courier New" w:cs="Courier New"/>
@@ -17118,17 +16425,7 @@
                 <w:sz w:val="18"/>
                 <w:szCs w:val="18"/>
               </w:rPr>
-              <w:t xml:space="preserve"> :</w:t>
-            </w:r>
-            <w:proofErr w:type="gramEnd"/>
-            <w:r>
-              <w:rPr>
-                <w:rFonts w:ascii="Courier New" w:eastAsia="Courier New" w:hAnsi="Courier New" w:cs="Courier New"/>
-                <w:color w:val="D4D4D4"/>
-                <w:sz w:val="18"/>
-                <w:szCs w:val="18"/>
-              </w:rPr>
-              <w:t xml:space="preserve"> </w:t>
+              <w:t xml:space="preserve"> : </w:t>
             </w:r>
             <w:proofErr w:type="spellStart"/>
             <w:r>
@@ -17206,29 +16503,7 @@
                 <w:szCs w:val="18"/>
                 <w:lang w:val="en-US"/>
               </w:rPr>
-              <w:t xml:space="preserve">        return "</w:t>
-            </w:r>
-            <w:proofErr w:type="gramStart"/>
-            <w:r>
-              <w:rPr>
-                <w:rFonts w:ascii="Courier New" w:eastAsia="Courier New" w:hAnsi="Courier New" w:cs="Courier New"/>
-                <w:color w:val="D4D4D4"/>
-                <w:sz w:val="18"/>
-                <w:szCs w:val="18"/>
-                <w:lang w:val="en-US"/>
-              </w:rPr>
-              <w:t>Product{</w:t>
-            </w:r>
-            <w:proofErr w:type="gramEnd"/>
-            <w:r>
-              <w:rPr>
-                <w:rFonts w:ascii="Courier New" w:eastAsia="Courier New" w:hAnsi="Courier New" w:cs="Courier New"/>
-                <w:color w:val="D4D4D4"/>
-                <w:sz w:val="18"/>
-                <w:szCs w:val="18"/>
-                <w:lang w:val="en-US"/>
-              </w:rPr>
-              <w:t>name='%s', price=%s, stock=%d, category='%s'}"</w:t>
+              <w:t xml:space="preserve">        return "Product{name='%s', price=%s, stock=%d, category='%s'}"</w:t>
             </w:r>
           </w:p>
         </w:tc>
@@ -17267,29 +16542,7 @@
                 <w:lang w:val="en-US"/>
               </w:rPr>
               <w:lastRenderedPageBreak/>
-              <w:t xml:space="preserve">               </w:t>
-            </w:r>
-            <w:proofErr w:type="gramStart"/>
-            <w:r>
-              <w:rPr>
-                <w:rFonts w:ascii="Courier New" w:eastAsia="Courier New" w:hAnsi="Courier New" w:cs="Courier New"/>
-                <w:color w:val="D4D4D4"/>
-                <w:sz w:val="18"/>
-                <w:szCs w:val="18"/>
-                <w:lang w:val="en-US"/>
-              </w:rPr>
-              <w:t>.formatted</w:t>
-            </w:r>
-            <w:proofErr w:type="gramEnd"/>
-            <w:r>
-              <w:rPr>
-                <w:rFonts w:ascii="Courier New" w:eastAsia="Courier New" w:hAnsi="Courier New" w:cs="Courier New"/>
-                <w:color w:val="D4D4D4"/>
-                <w:sz w:val="18"/>
-                <w:szCs w:val="18"/>
-                <w:lang w:val="en-US"/>
-              </w:rPr>
-              <w:t>(</w:t>
+              <w:t xml:space="preserve">               .formatted(</w:t>
             </w:r>
             <w:proofErr w:type="spellStart"/>
             <w:r>
@@ -17371,7 +16624,6 @@
               <w:t xml:space="preserve">                          </w:t>
             </w:r>
             <w:proofErr w:type="spellStart"/>
-            <w:proofErr w:type="gramStart"/>
             <w:r>
               <w:rPr>
                 <w:rFonts w:ascii="Courier New" w:eastAsia="Courier New" w:hAnsi="Courier New" w:cs="Courier New"/>
@@ -17382,7 +16634,6 @@
               <w:t>product.getStock</w:t>
             </w:r>
             <w:proofErr w:type="spellEnd"/>
-            <w:proofErr w:type="gramEnd"/>
             <w:r>
               <w:rPr>
                 <w:rFonts w:ascii="Courier New" w:eastAsia="Courier New" w:hAnsi="Courier New" w:cs="Courier New"/>
@@ -17542,29 +16793,7 @@
                 <w:szCs w:val="18"/>
                 <w:lang w:val="en-US"/>
               </w:rPr>
-              <w:t xml:space="preserve">        return "Category{name='%s'}</w:t>
-            </w:r>
-            <w:proofErr w:type="gramStart"/>
-            <w:r>
-              <w:rPr>
-                <w:rFonts w:ascii="Courier New" w:eastAsia="Courier New" w:hAnsi="Courier New" w:cs="Courier New"/>
-                <w:color w:val="D4D4D4"/>
-                <w:sz w:val="18"/>
-                <w:szCs w:val="18"/>
-                <w:lang w:val="en-US"/>
-              </w:rPr>
-              <w:t>".formatted</w:t>
-            </w:r>
-            <w:proofErr w:type="gramEnd"/>
-            <w:r>
-              <w:rPr>
-                <w:rFonts w:ascii="Courier New" w:eastAsia="Courier New" w:hAnsi="Courier New" w:cs="Courier New"/>
-                <w:color w:val="D4D4D4"/>
-                <w:sz w:val="18"/>
-                <w:szCs w:val="18"/>
-                <w:lang w:val="en-US"/>
-              </w:rPr>
-              <w:t>(</w:t>
+              <w:t xml:space="preserve">        return "Category{name='%s'}".formatted(</w:t>
             </w:r>
             <w:proofErr w:type="spellStart"/>
             <w:r>
@@ -17690,29 +16919,7 @@
                 <w:szCs w:val="18"/>
                 <w:lang w:val="en-US"/>
               </w:rPr>
-              <w:t xml:space="preserve"> </w:t>
-            </w:r>
-            <w:proofErr w:type="gramStart"/>
-            <w:r>
-              <w:rPr>
-                <w:rFonts w:ascii="Courier New" w:eastAsia="Courier New" w:hAnsi="Courier New" w:cs="Courier New"/>
-                <w:color w:val="D4D4D4"/>
-                <w:sz w:val="18"/>
-                <w:szCs w:val="18"/>
-                <w:lang w:val="en-US"/>
-              </w:rPr>
-              <w:t>Object[</w:t>
-            </w:r>
-            <w:proofErr w:type="gramEnd"/>
-            <w:r>
-              <w:rPr>
-                <w:rFonts w:ascii="Courier New" w:eastAsia="Courier New" w:hAnsi="Courier New" w:cs="Courier New"/>
-                <w:color w:val="D4D4D4"/>
-                <w:sz w:val="18"/>
-                <w:szCs w:val="18"/>
-                <w:lang w:val="en-US"/>
-              </w:rPr>
-              <w:t>] row) {</w:t>
+              <w:t xml:space="preserve"> Object[] row) {</w:t>
             </w:r>
           </w:p>
         </w:tc>
@@ -17776,27 +16983,7 @@
                 <w:sz w:val="18"/>
                 <w:szCs w:val="18"/>
               </w:rPr>
-              <w:t xml:space="preserve"> de agregação: SELECT </w:t>
-            </w:r>
-            <w:proofErr w:type="gramStart"/>
-            <w:r>
-              <w:rPr>
-                <w:rFonts w:ascii="Courier New" w:eastAsia="Courier New" w:hAnsi="Courier New" w:cs="Courier New"/>
-                <w:color w:val="D4D4D4"/>
-                <w:sz w:val="18"/>
-                <w:szCs w:val="18"/>
-              </w:rPr>
-              <w:t>p.category.name</w:t>
-            </w:r>
-            <w:proofErr w:type="gramEnd"/>
-            <w:r>
-              <w:rPr>
-                <w:rFonts w:ascii="Courier New" w:eastAsia="Courier New" w:hAnsi="Courier New" w:cs="Courier New"/>
-                <w:color w:val="D4D4D4"/>
-                <w:sz w:val="18"/>
-                <w:szCs w:val="18"/>
-              </w:rPr>
-              <w:t>, AVG(</w:t>
+              <w:t xml:space="preserve"> de agregação: SELECT p.category.name, AVG(</w:t>
             </w:r>
             <w:proofErr w:type="spellStart"/>
             <w:r>
@@ -17885,29 +17072,7 @@
                 <w:szCs w:val="18"/>
                 <w:lang w:val="en-US"/>
               </w:rPr>
-              <w:t>(row</w:t>
-            </w:r>
-            <w:proofErr w:type="gramStart"/>
-            <w:r>
-              <w:rPr>
-                <w:rFonts w:ascii="Courier New" w:eastAsia="Courier New" w:hAnsi="Courier New" w:cs="Courier New"/>
-                <w:color w:val="D4D4D4"/>
-                <w:sz w:val="18"/>
-                <w:szCs w:val="18"/>
-                <w:lang w:val="en-US"/>
-              </w:rPr>
-              <w:t>).map</w:t>
-            </w:r>
-            <w:proofErr w:type="gramEnd"/>
-            <w:r>
-              <w:rPr>
-                <w:rFonts w:ascii="Courier New" w:eastAsia="Courier New" w:hAnsi="Courier New" w:cs="Courier New"/>
-                <w:color w:val="D4D4D4"/>
-                <w:sz w:val="18"/>
-                <w:szCs w:val="18"/>
-                <w:lang w:val="en-US"/>
-              </w:rPr>
-              <w:t>(String::</w:t>
+              <w:t>(row).map(String::</w:t>
             </w:r>
             <w:proofErr w:type="spellStart"/>
             <w:r>
@@ -17966,7 +17131,6 @@
               </w:rPr>
               <w:t xml:space="preserve">                     </w:t>
             </w:r>
-            <w:proofErr w:type="gramStart"/>
             <w:r>
               <w:rPr>
                 <w:rFonts w:ascii="Courier New" w:eastAsia="Courier New" w:hAnsi="Courier New" w:cs="Courier New"/>
@@ -17987,7 +17151,6 @@
               <w:t>collect</w:t>
             </w:r>
             <w:proofErr w:type="spellEnd"/>
-            <w:proofErr w:type="gramEnd"/>
             <w:r>
               <w:rPr>
                 <w:rFonts w:ascii="Courier New" w:eastAsia="Courier New" w:hAnsi="Courier New" w:cs="Courier New"/>
@@ -18226,7 +17389,6 @@
         <w:t xml:space="preserve"> — HibernateQueryTool.java — </w:t>
       </w:r>
       <w:proofErr w:type="spellStart"/>
-      <w:proofErr w:type="gramStart"/>
       <w:r>
         <w:rPr>
           <w:i/>
@@ -18246,9 +17408,9 @@
           <w:sz w:val="20"/>
           <w:szCs w:val="20"/>
         </w:rPr>
-        <w:t>(</w:t>
-      </w:r>
-      <w:proofErr w:type="gramEnd"/>
+        <w:t xml:space="preserve">() com </w:t>
+      </w:r>
+      <w:proofErr w:type="spellStart"/>
       <w:r>
         <w:rPr>
           <w:i/>
@@ -18257,9 +17419,9 @@
           <w:sz w:val="20"/>
           <w:szCs w:val="20"/>
         </w:rPr>
-        <w:t xml:space="preserve">) com </w:t>
-      </w:r>
-      <w:proofErr w:type="spellStart"/>
+        <w:t>pattern</w:t>
+      </w:r>
+      <w:proofErr w:type="spellEnd"/>
       <w:r>
         <w:rPr>
           <w:i/>
@@ -18268,9 +17430,9 @@
           <w:sz w:val="20"/>
           <w:szCs w:val="20"/>
         </w:rPr>
-        <w:t>pattern</w:t>
-      </w:r>
-      <w:proofErr w:type="spellEnd"/>
+        <w:t xml:space="preserve"> </w:t>
+      </w:r>
+      <w:proofErr w:type="spellStart"/>
       <w:r>
         <w:rPr>
           <w:i/>
@@ -18279,9 +17441,9 @@
           <w:sz w:val="20"/>
           <w:szCs w:val="20"/>
         </w:rPr>
-        <w:t xml:space="preserve"> </w:t>
-      </w:r>
-      <w:proofErr w:type="spellStart"/>
+        <w:t>matching</w:t>
+      </w:r>
+      <w:proofErr w:type="spellEnd"/>
       <w:r>
         <w:rPr>
           <w:i/>
@@ -18290,17 +17452,6 @@
           <w:sz w:val="20"/>
           <w:szCs w:val="20"/>
         </w:rPr>
-        <w:t>matching</w:t>
-      </w:r>
-      <w:proofErr w:type="spellEnd"/>
-      <w:r>
-        <w:rPr>
-          <w:i/>
-          <w:iCs/>
-          <w:color w:val="595959"/>
-          <w:sz w:val="20"/>
-          <w:szCs w:val="20"/>
-        </w:rPr>
         <w:t xml:space="preserve"> Java 21</w:t>
       </w:r>
     </w:p>
@@ -18317,17 +17468,12 @@
         <w:t xml:space="preserve">O caso </w:t>
       </w:r>
       <w:proofErr w:type="spellStart"/>
-      <w:proofErr w:type="gramStart"/>
       <w:r>
         <w:t>Object</w:t>
       </w:r>
       <w:proofErr w:type="spellEnd"/>
       <w:r>
-        <w:t>[</w:t>
-      </w:r>
-      <w:proofErr w:type="gramEnd"/>
-      <w:r>
-        <w:t xml:space="preserve">] trata </w:t>
+        <w:t xml:space="preserve">[] trata </w:t>
       </w:r>
       <w:proofErr w:type="spellStart"/>
       <w:r>
@@ -18470,7 +17616,6 @@
               <w:t xml:space="preserve">Ao chamar </w:t>
             </w:r>
             <w:proofErr w:type="spellStart"/>
-            <w:proofErr w:type="gramStart"/>
             <w:r>
               <w:rPr>
                 <w:color w:val="333333"/>
@@ -18480,7 +17625,6 @@
               <w:t>product.getCategory</w:t>
             </w:r>
             <w:proofErr w:type="spellEnd"/>
-            <w:proofErr w:type="gramEnd"/>
             <w:r>
               <w:rPr>
                 <w:color w:val="333333"/>
@@ -18652,9 +17796,9 @@
                 <w:sz w:val="18"/>
                 <w:szCs w:val="18"/>
               </w:rPr>
-              <w:t>@</w:t>
-            </w:r>
-            <w:proofErr w:type="gramStart"/>
+              <w:t xml:space="preserve">@Transactional(readOnly = </w:t>
+            </w:r>
+            <w:proofErr w:type="spellStart"/>
             <w:r>
               <w:rPr>
                 <w:rFonts w:ascii="Courier New" w:hAnsi="Courier New" w:cs="Courier New"/>
@@ -18662,9 +17806,9 @@
                 <w:sz w:val="18"/>
                 <w:szCs w:val="18"/>
               </w:rPr>
-              <w:t>Transactional(</w:t>
-            </w:r>
-            <w:proofErr w:type="gramEnd"/>
+              <w:t>true</w:t>
+            </w:r>
+            <w:proofErr w:type="spellEnd"/>
             <w:r>
               <w:rPr>
                 <w:rFonts w:ascii="Courier New" w:hAnsi="Courier New" w:cs="Courier New"/>
@@ -18672,9 +17816,34 @@
                 <w:sz w:val="18"/>
                 <w:szCs w:val="18"/>
               </w:rPr>
-              <w:t xml:space="preserve">readOnly = </w:t>
-            </w:r>
-            <w:proofErr w:type="spellStart"/>
+              <w:t>)</w:t>
+            </w:r>
+            <w:r>
+              <w:rPr>
+                <w:color w:val="333333"/>
+                <w:sz w:val="20"/>
+                <w:szCs w:val="20"/>
+              </w:rPr>
+              <w:t xml:space="preserve"> no </w:t>
+            </w:r>
+            <w:proofErr w:type="spellStart"/>
+            <w:r>
+              <w:rPr>
+                <w:color w:val="333333"/>
+                <w:sz w:val="20"/>
+                <w:szCs w:val="20"/>
+              </w:rPr>
+              <w:t>HibernateQueryTool</w:t>
+            </w:r>
+            <w:proofErr w:type="spellEnd"/>
+            <w:r>
+              <w:rPr>
+                <w:color w:val="333333"/>
+                <w:sz w:val="20"/>
+                <w:szCs w:val="20"/>
+              </w:rPr>
+              <w:t xml:space="preserve">. O </w:t>
+            </w:r>
             <w:r>
               <w:rPr>
                 <w:rFonts w:ascii="Courier New" w:hAnsi="Courier New" w:cs="Courier New"/>
@@ -18682,9 +17851,9 @@
                 <w:sz w:val="18"/>
                 <w:szCs w:val="18"/>
               </w:rPr>
-              <w:t>true</w:t>
-            </w:r>
-            <w:proofErr w:type="spellEnd"/>
+              <w:t>demo-</w:t>
+            </w:r>
+            <w:proofErr w:type="spellStart"/>
             <w:r>
               <w:rPr>
                 <w:rFonts w:ascii="Courier New" w:hAnsi="Courier New" w:cs="Courier New"/>
@@ -18692,34 +17861,9 @@
                 <w:sz w:val="18"/>
                 <w:szCs w:val="18"/>
               </w:rPr>
-              <w:t>)</w:t>
-            </w:r>
-            <w:r>
-              <w:rPr>
-                <w:color w:val="333333"/>
-                <w:sz w:val="20"/>
-                <w:szCs w:val="20"/>
-              </w:rPr>
-              <w:t xml:space="preserve"> no </w:t>
-            </w:r>
-            <w:proofErr w:type="spellStart"/>
-            <w:r>
-              <w:rPr>
-                <w:color w:val="333333"/>
-                <w:sz w:val="20"/>
-                <w:szCs w:val="20"/>
-              </w:rPr>
-              <w:t>HibernateQueryTool</w:t>
-            </w:r>
-            <w:proofErr w:type="spellEnd"/>
-            <w:r>
-              <w:rPr>
-                <w:color w:val="333333"/>
-                <w:sz w:val="20"/>
-                <w:szCs w:val="20"/>
-              </w:rPr>
-              <w:t xml:space="preserve">. O </w:t>
-            </w:r>
+              <w:t>hibernate</w:t>
+            </w:r>
+            <w:proofErr w:type="spellEnd"/>
             <w:r>
               <w:rPr>
                 <w:rFonts w:ascii="Courier New" w:hAnsi="Courier New" w:cs="Courier New"/>
@@ -18727,39 +17871,8 @@
                 <w:sz w:val="18"/>
                 <w:szCs w:val="18"/>
               </w:rPr>
-              <w:t>demo-</w:t>
-            </w:r>
-            <w:proofErr w:type="spellStart"/>
-            <w:r>
-              <w:rPr>
-                <w:rFonts w:ascii="Courier New" w:hAnsi="Courier New" w:cs="Courier New"/>
-                <w:color w:val="333333"/>
-                <w:sz w:val="18"/>
-                <w:szCs w:val="18"/>
-              </w:rPr>
-              <w:t>hibernate</w:t>
-            </w:r>
-            <w:proofErr w:type="spellEnd"/>
-            <w:r>
-              <w:rPr>
-                <w:rFonts w:ascii="Courier New" w:hAnsi="Courier New" w:cs="Courier New"/>
-                <w:color w:val="333333"/>
-                <w:sz w:val="18"/>
-                <w:szCs w:val="18"/>
-              </w:rPr>
-              <w:t>-</w:t>
-            </w:r>
-            <w:proofErr w:type="gramStart"/>
-            <w:r>
-              <w:rPr>
-                <w:rFonts w:ascii="Courier New" w:hAnsi="Courier New" w:cs="Courier New"/>
-                <w:color w:val="333333"/>
-                <w:sz w:val="18"/>
-                <w:szCs w:val="18"/>
-              </w:rPr>
-              <w:t>ai</w:t>
-            </w:r>
-            <w:proofErr w:type="gramEnd"/>
+              <w:t>-ai</w:t>
+            </w:r>
             <w:r>
               <w:rPr>
                 <w:color w:val="333333"/>
@@ -19314,7 +18427,6 @@
         <w:t xml:space="preserve">Tabela 5 — Pipeline fixa </w:t>
       </w:r>
       <w:proofErr w:type="spellStart"/>
-      <w:proofErr w:type="gramStart"/>
       <w:r>
         <w:rPr>
           <w:i/>
@@ -19336,7 +18448,6 @@
         </w:rPr>
         <w:t xml:space="preserve"> Agente</w:t>
       </w:r>
-      <w:proofErr w:type="gramEnd"/>
     </w:p>
     <w:p>
       <w:r>
@@ -19503,7 +18614,7 @@
               </wp:anchor>
             </w:drawing>
           </mc:Choice>
-          <mc:Fallback xmlns:ns9="http://schemas.openxmlformats.org/drawingml/2006/picture" xmlns:ns5="http://schemas.openxmlformats.org/drawingml/2006/main" xmlns:ns11="http://schemas.microsoft.com/office/drawing/2010/main">
+          <mc:Fallback xmlns:ns11="http://schemas.microsoft.com/office/drawing/2010/main" xmlns:ns5="http://schemas.openxmlformats.org/drawingml/2006/main" xmlns:ns9="http://schemas.openxmlformats.org/drawingml/2006/picture">
             <w:pict>
               <v:line w14:anchorId="33E8BA80" id="Conexão Reta 3" o:spid="_x0000_s1026" style="position:absolute;z-index:251678720;visibility:visible;mso-wrap-style:square;mso-wrap-distance-left:9pt;mso-wrap-distance-top:0;mso-wrap-distance-right:9pt;mso-wrap-distance-bottom:0;mso-position-horizontal:absolute;mso-position-horizontal-relative:text;mso-position-vertical:absolute;mso-position-vertical-relative:text" from="0,0" to="484.2pt,0" o:gfxdata="UEsDBBQABgAIAAAAIQC2gziS/gAAAOEBAAATAAAAW0NvbnRlbnRfVHlwZXNdLnhtbJSRQU7DMBBF 90jcwfIWJU67QAgl6YK0S0CoHGBkTxKLZGx5TGhvj5O2G0SRWNoz/78nu9wcxkFMGNg6quQqL6RA 0s5Y6ir5vt9lD1JwBDIwOMJKHpHlpr69KfdHjyxSmriSfYz+USnWPY7AufNIadK6MEJMx9ApD/oD OlTrorhX2lFEilmcO2RdNtjC5xDF9pCuTyYBB5bi6bQ4syoJ3g9WQ0ymaiLzg5KdCXlKLjvcW893 SUOqXwnz5DrgnHtJTxOsQfEKIT7DmDSUCaxw7Rqn8787ZsmRM9e2VmPeBN4uqYvTtW7jvijg9N/y JsXecLq0q+WD6m8AAAD//wMAUEsDBBQABgAIAAAAIQA4/SH/1gAAAJQBAAALAAAAX3JlbHMvLnJl bHOkkMFqwzAMhu+DvYPRfXGawxijTi+j0GvpHsDYimMaW0Yy2fr2M4PBMnrbUb/Q94l/f/hMi1qR JVI2sOt6UJgd+ZiDgffL8ekFlFSbvV0oo4EbChzGx4f9GRdb25HMsYhqlCwG5lrLq9biZkxWOiqY 22YiTra2kYMu1l1tQD30/bPm3wwYN0x18gb45AdQl1tp5j/sFB2T0FQ7R0nTNEV3j6o9feQzro1i OWA14Fm+Q8a1a8+Bvu/d/dMb2JY5uiPbhG/ktn4cqGU/er3pcvwCAAD//wMAUEsDBBQABgAIAAAA IQCZ2PQonAEAAJQDAAAOAAAAZHJzL2Uyb0RvYy54bWysU01P3DAQvVfqf7B8Z5MAQm202T2A4FK1 qMAPMM54Y8n2WLbZZP99x97dLGorIRAXxx/z3sx7M1muJ2vYFkLU6DreLGrOwEnstdt0/Onx9uwb ZzEJ1wuDDjq+g8jXq69flqNv4RwHND0ERiQutqPv+JCSb6sqygGsiAv04OhRYbAi0TFsqj6Ikdit qc7r+qoaMfQ+oIQY6fZm/8hXhV8pkOmXUhESMx2n2lJZQ1mf81qtlqLdBOEHLQ9liA9UYYV2lHSm uhFJsJeg/6GyWgaMqNJCoq1QKS2haCA1Tf2XmodBeChayJzoZ5vi59HKn9trdx/IhtHHNvr7kFVM Ktj8pfrYVMzazWbBlJiky6vm8vvFJXkqj2/VCehDTHeAluVNx412WYdoxfZHTJSMQo8hdDilLru0 M5CDjfsNiumekjUFXaYCrk1gW0H9FFKCS03uIfGV6AxT2pgZWL8NPMRnKJSJeQ94RpTM6NIMttph +F/2NB1LVvv4owN73dmCZ+x3pSnFGmp9UXgY0zxbr88FfvqZVn8AAAD//wMAUEsDBBQABgAIAAAA IQBdcTjb3gAAAAcBAAAPAAAAZHJzL2Rvd25yZXYueG1sTI9Ba8JAEIXvBf/DMkJvdVMpYmM2IpZS KxSpLdjjmp0m0exs2F1N/Pcde2kvDx6PefO9bN7bRpzRh9qRgvtRAgKpcKamUsHnx/PdFESImoxu HKGCCwaY54ObTKfGdfSO520sBZdQSLWCKsY2lTIUFVodRq5F4uzbeasjW19K43XH5baR4ySZSKtr 4g+VbnFZYXHcnqyCN79aLRfry4E2X7bbjde7zWv/otTtsH+asSxmICL28e8CrhuYH3IG27sTmSAa Bbwm/ipnj5PpA4j91co8k//58x8AAAD//wMAUEsBAi0AFAAGAAgAAAAhALaDOJL+AAAA4QEAABMA AAAAAAAAAAAAAAAAAAAAAFtDb250ZW50X1R5cGVzXS54bWxQSwECLQAUAAYACAAAACEAOP0h/9YA AACUAQAACwAAAAAAAAAAAAAAAAAvAQAAX3JlbHMvLnJlbHNQSwECLQAUAAYACAAAACEAmdj0KJwB AACUAwAADgAAAAAAAAAAAAAAAAAuAgAAZHJzL2Uyb0RvYy54bWxQSwECLQAUAAYACAAAACEAXXE4 294AAAAHAQAADwAAAAAAAAAAAAAAAAD2AwAAZHJzL2Rvd25yZXYueG1sUEsFBgAAAAAEAAQA8wAA AAEFAAAAAA== " strokecolor="#156082 [3204]" strokeweight=".5pt">
                 <v:stroke joinstyle="miter"/>
@@ -19731,12 +18842,10 @@
         <w:t xml:space="preserve"> no </w:t>
       </w:r>
       <w:proofErr w:type="spellStart"/>
-      <w:proofErr w:type="gramStart"/>
       <w:r>
         <w:t>application.properties</w:t>
       </w:r>
       <w:proofErr w:type="spellEnd"/>
-      <w:proofErr w:type="gramEnd"/>
       <w:r>
         <w:t xml:space="preserve"> — o código Java não muda.</w:t>
       </w:r>
@@ -19809,15 +18918,7 @@
         <w:spacing w:before="60" w:after="60"/>
       </w:pPr>
       <w:r>
-        <w:t xml:space="preserve">Não está a gerir memória de conversa — cada chamada a </w:t>
-      </w:r>
-      <w:proofErr w:type="gramStart"/>
-      <w:r>
-        <w:t>chat(</w:t>
-      </w:r>
-      <w:proofErr w:type="gramEnd"/>
-      <w:r>
-        <w:t>) é independente (</w:t>
+        <w:t>Não está a gerir memória de conversa — cada chamada a chat() é independente (</w:t>
       </w:r>
       <w:proofErr w:type="spellStart"/>
       <w:r>
@@ -19941,7 +19042,6 @@
               <w:t xml:space="preserve">Para usar GPT-4o-mini em vez de qwen2.5:3b: (1) adicionar dependência langchain4j-open-ai-spring-boot-starter; (2) no </w:t>
             </w:r>
             <w:proofErr w:type="spellStart"/>
-            <w:proofErr w:type="gramStart"/>
             <w:r>
               <w:rPr>
                 <w:color w:val="333333"/>
@@ -19951,7 +19051,6 @@
               <w:t>application.properties</w:t>
             </w:r>
             <w:proofErr w:type="spellEnd"/>
-            <w:proofErr w:type="gramEnd"/>
             <w:r>
               <w:rPr>
                 <w:color w:val="333333"/>
@@ -20179,7 +19278,7 @@
               </wp:anchor>
             </w:drawing>
           </mc:Choice>
-          <mc:Fallback xmlns:ns9="http://schemas.openxmlformats.org/drawingml/2006/picture" xmlns:ns5="http://schemas.openxmlformats.org/drawingml/2006/main" xmlns:ns11="http://schemas.microsoft.com/office/drawing/2010/main">
+          <mc:Fallback xmlns:ns11="http://schemas.microsoft.com/office/drawing/2010/main" xmlns:ns5="http://schemas.openxmlformats.org/drawingml/2006/main" xmlns:ns9="http://schemas.openxmlformats.org/drawingml/2006/picture">
             <w:pict>
               <v:line w14:anchorId="09D61D67" id="Conexão Reta 3" o:spid="_x0000_s1026" style="position:absolute;z-index:251680768;visibility:visible;mso-wrap-style:square;mso-wrap-distance-left:9pt;mso-wrap-distance-top:0;mso-wrap-distance-right:9pt;mso-wrap-distance-bottom:0;mso-position-horizontal:absolute;mso-position-horizontal-relative:text;mso-position-vertical:absolute;mso-position-vertical-relative:text" from="0,-.05pt" to="484.2pt,-.05pt" o:gfxdata="UEsDBBQABgAIAAAAIQC2gziS/gAAAOEBAAATAAAAW0NvbnRlbnRfVHlwZXNdLnhtbJSRQU7DMBBF 90jcwfIWJU67QAgl6YK0S0CoHGBkTxKLZGx5TGhvj5O2G0SRWNoz/78nu9wcxkFMGNg6quQqL6RA 0s5Y6ir5vt9lD1JwBDIwOMJKHpHlpr69KfdHjyxSmriSfYz+USnWPY7AufNIadK6MEJMx9ApD/oD OlTrorhX2lFEilmcO2RdNtjC5xDF9pCuTyYBB5bi6bQ4syoJ3g9WQ0ymaiLzg5KdCXlKLjvcW893 SUOqXwnz5DrgnHtJTxOsQfEKIT7DmDSUCaxw7Rqn8787ZsmRM9e2VmPeBN4uqYvTtW7jvijg9N/y JsXecLq0q+WD6m8AAAD//wMAUEsDBBQABgAIAAAAIQA4/SH/1gAAAJQBAAALAAAAX3JlbHMvLnJl bHOkkMFqwzAMhu+DvYPRfXGawxijTi+j0GvpHsDYimMaW0Yy2fr2M4PBMnrbUb/Q94l/f/hMi1qR JVI2sOt6UJgd+ZiDgffL8ekFlFSbvV0oo4EbChzGx4f9GRdb25HMsYhqlCwG5lrLq9biZkxWOiqY 22YiTra2kYMu1l1tQD30/bPm3wwYN0x18gb45AdQl1tp5j/sFB2T0FQ7R0nTNEV3j6o9feQzro1i OWA14Fm+Q8a1a8+Bvu/d/dMb2JY5uiPbhG/ktn4cqGU/er3pcvwCAAD//wMAUEsDBBQABgAIAAAA IQCZ2PQonAEAAJQDAAAOAAAAZHJzL2Uyb0RvYy54bWysU01P3DAQvVfqf7B8Z5MAQm202T2A4FK1 qMAPMM54Y8n2WLbZZP99x97dLGorIRAXxx/z3sx7M1muJ2vYFkLU6DreLGrOwEnstdt0/Onx9uwb ZzEJ1wuDDjq+g8jXq69flqNv4RwHND0ERiQutqPv+JCSb6sqygGsiAv04OhRYbAi0TFsqj6Ikdit qc7r+qoaMfQ+oIQY6fZm/8hXhV8pkOmXUhESMx2n2lJZQ1mf81qtlqLdBOEHLQ9liA9UYYV2lHSm uhFJsJeg/6GyWgaMqNJCoq1QKS2haCA1Tf2XmodBeChayJzoZ5vi59HKn9trdx/IhtHHNvr7kFVM Ktj8pfrYVMzazWbBlJiky6vm8vvFJXkqj2/VCehDTHeAluVNx412WYdoxfZHTJSMQo8hdDilLru0 M5CDjfsNiumekjUFXaYCrk1gW0H9FFKCS03uIfGV6AxT2pgZWL8NPMRnKJSJeQ94RpTM6NIMttph +F/2NB1LVvv4owN73dmCZ+x3pSnFGmp9UXgY0zxbr88FfvqZVn8AAAD//wMAUEsDBBQABgAIAAAA IQCasyRQ4AAAAAkBAAAPAAAAZHJzL2Rvd25yZXYueG1sTI9Ba8JAEIXvhf6HZQq96UYpYmM2IpZS KxSpFfS4ZqdJ2uxs2F1N/Pcde2kvA4/He/O+bN7bRpzRh9qRgtEwAYFUOFNTqWD38TyYgghRk9GN I1RwwQDz/PYm06lxHb3jeRtLwSUUUq2girFNpQxFhVaHoWuR2Pt03urI0pfSeN1xuW3kOEkm0uqa +EOlW1xWWHxvT1bBm1+tlov15Ys2B9vtx+v95rV/Uer+rn+a8VnMQETs418Crgy8H3IednQnMkE0 CpgmKhiMQLD5OJk+gDj+apln8j9B/gMAAP//AwBQSwECLQAUAAYACAAAACEAtoM4kv4AAADhAQAA EwAAAAAAAAAAAAAAAAAAAAAAW0NvbnRlbnRfVHlwZXNdLnhtbFBLAQItABQABgAIAAAAIQA4/SH/ 1gAAAJQBAAALAAAAAAAAAAAAAAAAAC8BAABfcmVscy8ucmVsc1BLAQItABQABgAIAAAAIQCZ2PQo nAEAAJQDAAAOAAAAAAAAAAAAAAAAAC4CAABkcnMvZTJvRG9jLnhtbFBLAQItABQABgAIAAAAIQCa syRQ4AAAAAkBAAAPAAAAAAAAAAAAAAAAAPYDAABkcnMvZG93bnJldi54bWxQSwUGAAAAAAQABADz AAAAAwUAAAAA " strokecolor="#156082 [3204]" strokeweight=".5pt">
                 <v:stroke joinstyle="miter"/>
@@ -20292,7 +19391,7 @@
               </wp:anchor>
             </w:drawing>
           </mc:Choice>
-          <mc:Fallback xmlns:ns9="http://schemas.openxmlformats.org/drawingml/2006/picture" xmlns:ns5="http://schemas.openxmlformats.org/drawingml/2006/main" xmlns:ns11="http://schemas.microsoft.com/office/drawing/2010/main">
+          <mc:Fallback xmlns:ns11="http://schemas.microsoft.com/office/drawing/2010/main" xmlns:ns5="http://schemas.openxmlformats.org/drawingml/2006/main" xmlns:ns9="http://schemas.openxmlformats.org/drawingml/2006/picture">
             <w:pict>
               <v:line w14:anchorId="1705DB05" id="Conexão Reta 3" o:spid="_x0000_s1026" style="position:absolute;z-index:251682816;visibility:visible;mso-wrap-style:square;mso-wrap-distance-left:9pt;mso-wrap-distance-top:0;mso-wrap-distance-right:9pt;mso-wrap-distance-bottom:0;mso-position-horizontal:absolute;mso-position-horizontal-relative:text;mso-position-vertical:absolute;mso-position-vertical-relative:text" from="0,-.05pt" to="484.2pt,-.05pt" o:gfxdata="UEsDBBQABgAIAAAAIQC2gziS/gAAAOEBAAATAAAAW0NvbnRlbnRfVHlwZXNdLnhtbJSRQU7DMBBF 90jcwfIWJU67QAgl6YK0S0CoHGBkTxKLZGx5TGhvj5O2G0SRWNoz/78nu9wcxkFMGNg6quQqL6RA 0s5Y6ir5vt9lD1JwBDIwOMJKHpHlpr69KfdHjyxSmriSfYz+USnWPY7AufNIadK6MEJMx9ApD/oD OlTrorhX2lFEilmcO2RdNtjC5xDF9pCuTyYBB5bi6bQ4syoJ3g9WQ0ymaiLzg5KdCXlKLjvcW893 SUOqXwnz5DrgnHtJTxOsQfEKIT7DmDSUCaxw7Rqn8787ZsmRM9e2VmPeBN4uqYvTtW7jvijg9N/y JsXecLq0q+WD6m8AAAD//wMAUEsDBBQABgAIAAAAIQA4/SH/1gAAAJQBAAALAAAAX3JlbHMvLnJl bHOkkMFqwzAMhu+DvYPRfXGawxijTi+j0GvpHsDYimMaW0Yy2fr2M4PBMnrbUb/Q94l/f/hMi1qR JVI2sOt6UJgd+ZiDgffL8ekFlFSbvV0oo4EbChzGx4f9GRdb25HMsYhqlCwG5lrLq9biZkxWOiqY 22YiTra2kYMu1l1tQD30/bPm3wwYN0x18gb45AdQl1tp5j/sFB2T0FQ7R0nTNEV3j6o9feQzro1i OWA14Fm+Q8a1a8+Bvu/d/dMb2JY5uiPbhG/ktn4cqGU/er3pcvwCAAD//wMAUEsDBBQABgAIAAAA IQCZ2PQonAEAAJQDAAAOAAAAZHJzL2Uyb0RvYy54bWysU01P3DAQvVfqf7B8Z5MAQm202T2A4FK1 qMAPMM54Y8n2WLbZZP99x97dLGorIRAXxx/z3sx7M1muJ2vYFkLU6DreLGrOwEnstdt0/Onx9uwb ZzEJ1wuDDjq+g8jXq69flqNv4RwHND0ERiQutqPv+JCSb6sqygGsiAv04OhRYbAi0TFsqj6Ikdit qc7r+qoaMfQ+oIQY6fZm/8hXhV8pkOmXUhESMx2n2lJZQ1mf81qtlqLdBOEHLQ9liA9UYYV2lHSm uhFJsJeg/6GyWgaMqNJCoq1QKS2haCA1Tf2XmodBeChayJzoZ5vi59HKn9trdx/IhtHHNvr7kFVM Ktj8pfrYVMzazWbBlJiky6vm8vvFJXkqj2/VCehDTHeAluVNx412WYdoxfZHTJSMQo8hdDilLru0 M5CDjfsNiumekjUFXaYCrk1gW0H9FFKCS03uIfGV6AxT2pgZWL8NPMRnKJSJeQ94RpTM6NIMttph +F/2NB1LVvv4owN73dmCZ+x3pSnFGmp9UXgY0zxbr88FfvqZVn8AAAD//wMAUEsDBBQABgAIAAAA IQCasyRQ4AAAAAkBAAAPAAAAZHJzL2Rvd25yZXYueG1sTI9Ba8JAEIXvhf6HZQq96UYpYmM2IpZS KxSpFfS4ZqdJ2uxs2F1N/Pcde2kvA4/He/O+bN7bRpzRh9qRgtEwAYFUOFNTqWD38TyYgghRk9GN I1RwwQDz/PYm06lxHb3jeRtLwSUUUq2girFNpQxFhVaHoWuR2Pt03urI0pfSeN1xuW3kOEkm0uqa +EOlW1xWWHxvT1bBm1+tlov15Ys2B9vtx+v95rV/Uer+rn+a8VnMQETs418Crgy8H3IednQnMkE0 CpgmKhiMQLD5OJk+gDj+apln8j9B/gMAAP//AwBQSwECLQAUAAYACAAAACEAtoM4kv4AAADhAQAA EwAAAAAAAAAAAAAAAAAAAAAAW0NvbnRlbnRfVHlwZXNdLnhtbFBLAQItABQABgAIAAAAIQA4/SH/ 1gAAAJQBAAALAAAAAAAAAAAAAAAAAC8BAABfcmVscy8ucmVsc1BLAQItABQABgAIAAAAIQCZ2PQo nAEAAJQDAAAOAAAAAAAAAAAAAAAAAC4CAABkcnMvZTJvRG9jLnhtbFBLAQItABQABgAIAAAAIQCa syRQ4AAAAAkBAAAPAAAAAAAAAAAAAAAAAPYDAABkcnMvZG93bnJldi54bWxQSwUGAAAAAAQABADz AAAAAwUAAAAA " strokecolor="#156082 [3204]" strokeweight=".5pt">
                 <v:stroke joinstyle="miter"/>
@@ -20342,18 +19441,13 @@
       </w:r>
       <w:proofErr w:type="spellEnd"/>
       <w:r>
-        <w:t xml:space="preserve"> </w:t>
-      </w:r>
-      <w:proofErr w:type="gramStart"/>
-      <w:r>
-        <w:t>com .</w:t>
+        <w:t xml:space="preserve"> com .</w:t>
       </w:r>
       <w:proofErr w:type="spellStart"/>
       <w:r>
         <w:t>system</w:t>
       </w:r>
       <w:proofErr w:type="spellEnd"/>
-      <w:proofErr w:type="gramEnd"/>
       <w:r>
         <w:t>() e .</w:t>
       </w:r>
@@ -20900,7 +19994,6 @@
               <w:t xml:space="preserve">    public </w:t>
             </w:r>
             <w:proofErr w:type="spellStart"/>
-            <w:proofErr w:type="gramStart"/>
             <w:r>
               <w:rPr>
                 <w:rFonts w:ascii="Courier New" w:eastAsia="Courier New" w:hAnsi="Courier New" w:cs="Courier New"/>
@@ -20923,7 +20016,6 @@
               <w:t>(</w:t>
             </w:r>
             <w:proofErr w:type="spellStart"/>
-            <w:proofErr w:type="gramEnd"/>
             <w:r>
               <w:rPr>
                 <w:rFonts w:ascii="Courier New" w:eastAsia="Courier New" w:hAnsi="Courier New" w:cs="Courier New"/>
@@ -21028,7 +20120,6 @@
               <w:t xml:space="preserve">        </w:t>
             </w:r>
             <w:proofErr w:type="spellStart"/>
-            <w:proofErr w:type="gramStart"/>
             <w:r>
               <w:rPr>
                 <w:rFonts w:ascii="Courier New" w:eastAsia="Courier New" w:hAnsi="Courier New" w:cs="Courier New"/>
@@ -21040,7 +20131,6 @@
               <w:t>this.chatClient</w:t>
             </w:r>
             <w:proofErr w:type="spellEnd"/>
-            <w:proofErr w:type="gramEnd"/>
             <w:r>
               <w:rPr>
                 <w:rFonts w:ascii="Courier New" w:eastAsia="Courier New" w:hAnsi="Courier New" w:cs="Courier New"/>
@@ -21131,7 +20221,6 @@
               <w:t xml:space="preserve">        </w:t>
             </w:r>
             <w:proofErr w:type="spellStart"/>
-            <w:proofErr w:type="gramStart"/>
             <w:r>
               <w:rPr>
                 <w:rFonts w:ascii="Courier New" w:eastAsia="Courier New" w:hAnsi="Courier New" w:cs="Courier New"/>
@@ -21142,7 +20231,6 @@
               <w:t>this.queryTool</w:t>
             </w:r>
             <w:proofErr w:type="spellEnd"/>
-            <w:proofErr w:type="gramEnd"/>
             <w:r>
               <w:rPr>
                 <w:rFonts w:ascii="Courier New" w:eastAsia="Courier New" w:hAnsi="Courier New" w:cs="Courier New"/>
@@ -21270,7 +20358,6 @@
               <w:t xml:space="preserve">    private String </w:t>
             </w:r>
             <w:proofErr w:type="spellStart"/>
-            <w:proofErr w:type="gramStart"/>
             <w:r>
               <w:rPr>
                 <w:rFonts w:ascii="Courier New" w:eastAsia="Courier New" w:hAnsi="Courier New" w:cs="Courier New"/>
@@ -21290,18 +20377,7 @@
                 <w:szCs w:val="18"/>
                 <w:lang w:val="en-US"/>
               </w:rPr>
-              <w:t>(</w:t>
-            </w:r>
-            <w:proofErr w:type="gramEnd"/>
-            <w:r>
-              <w:rPr>
-                <w:rFonts w:ascii="Courier New" w:eastAsia="Courier New" w:hAnsi="Courier New" w:cs="Courier New"/>
-                <w:color w:val="D4D4D4"/>
-                <w:sz w:val="18"/>
-                <w:szCs w:val="18"/>
-                <w:lang w:val="en-US"/>
-              </w:rPr>
-              <w:t>String question) {</w:t>
+              <w:t>(String question) {</w:t>
             </w:r>
           </w:p>
         </w:tc>
@@ -21410,17 +20486,7 @@
                 <w:sz w:val="18"/>
                 <w:szCs w:val="18"/>
               </w:rPr>
-              <w:t xml:space="preserve">                </w:t>
-            </w:r>
-            <w:proofErr w:type="gramStart"/>
-            <w:r>
-              <w:rPr>
-                <w:rFonts w:ascii="Courier New" w:eastAsia="Courier New" w:hAnsi="Courier New" w:cs="Courier New"/>
-                <w:color w:val="D4D4D4"/>
-                <w:sz w:val="18"/>
-                <w:szCs w:val="18"/>
-              </w:rPr>
-              <w:t>.</w:t>
+              <w:t xml:space="preserve">                .</w:t>
             </w:r>
             <w:proofErr w:type="spellStart"/>
             <w:r>
@@ -21433,7 +20499,6 @@
               <w:t>system</w:t>
             </w:r>
             <w:proofErr w:type="spellEnd"/>
-            <w:proofErr w:type="gramEnd"/>
             <w:r>
               <w:rPr>
                 <w:rFonts w:ascii="Courier New" w:eastAsia="Courier New" w:hAnsi="Courier New" w:cs="Courier New"/>
@@ -21723,17 +20788,7 @@
                 <w:sz w:val="18"/>
                 <w:szCs w:val="18"/>
               </w:rPr>
-              <w:t xml:space="preserve">                </w:t>
-            </w:r>
-            <w:proofErr w:type="gramStart"/>
-            <w:r>
-              <w:rPr>
-                <w:rFonts w:ascii="Courier New" w:eastAsia="Courier New" w:hAnsi="Courier New" w:cs="Courier New"/>
-                <w:color w:val="D4D4D4"/>
-                <w:sz w:val="18"/>
-                <w:szCs w:val="18"/>
-              </w:rPr>
-              <w:t>.</w:t>
+              <w:t xml:space="preserve">                .</w:t>
             </w:r>
             <w:proofErr w:type="spellStart"/>
             <w:r>
@@ -21746,7 +20801,6 @@
               <w:t>call</w:t>
             </w:r>
             <w:proofErr w:type="spellEnd"/>
-            <w:proofErr w:type="gramEnd"/>
             <w:r>
               <w:rPr>
                 <w:rFonts w:ascii="Courier New" w:eastAsia="Courier New" w:hAnsi="Courier New" w:cs="Courier New"/>
@@ -21788,17 +20842,7 @@
                 <w:sz w:val="18"/>
                 <w:szCs w:val="18"/>
               </w:rPr>
-              <w:t xml:space="preserve">                </w:t>
-            </w:r>
-            <w:proofErr w:type="gramStart"/>
-            <w:r>
-              <w:rPr>
-                <w:rFonts w:ascii="Courier New" w:eastAsia="Courier New" w:hAnsi="Courier New" w:cs="Courier New"/>
-                <w:color w:val="D4D4D4"/>
-                <w:sz w:val="18"/>
-                <w:szCs w:val="18"/>
-              </w:rPr>
-              <w:t>.</w:t>
+              <w:t xml:space="preserve">                .</w:t>
             </w:r>
             <w:proofErr w:type="spellStart"/>
             <w:r>
@@ -21811,7 +20855,6 @@
               <w:t>content</w:t>
             </w:r>
             <w:proofErr w:type="spellEnd"/>
-            <w:proofErr w:type="gramEnd"/>
             <w:r>
               <w:rPr>
                 <w:rFonts w:ascii="Courier New" w:eastAsia="Courier New" w:hAnsi="Courier New" w:cs="Courier New"/>
@@ -21919,7 +20962,6 @@
               <w:t xml:space="preserve">    private String </w:t>
             </w:r>
             <w:proofErr w:type="spellStart"/>
-            <w:proofErr w:type="gramStart"/>
             <w:r>
               <w:rPr>
                 <w:rFonts w:ascii="Courier New" w:eastAsia="Courier New" w:hAnsi="Courier New" w:cs="Courier New"/>
@@ -21939,18 +20981,7 @@
                 <w:szCs w:val="18"/>
                 <w:lang w:val="en-US"/>
               </w:rPr>
-              <w:t>(</w:t>
-            </w:r>
-            <w:proofErr w:type="gramEnd"/>
-            <w:r>
-              <w:rPr>
-                <w:rFonts w:ascii="Courier New" w:eastAsia="Courier New" w:hAnsi="Courier New" w:cs="Courier New"/>
-                <w:color w:val="D4D4D4"/>
-                <w:sz w:val="18"/>
-                <w:szCs w:val="18"/>
-                <w:lang w:val="en-US"/>
-              </w:rPr>
-              <w:t xml:space="preserve">String question, String </w:t>
+              <w:t xml:space="preserve">(String question, String </w:t>
             </w:r>
             <w:proofErr w:type="spellStart"/>
             <w:r>
@@ -22085,29 +21116,7 @@
                 <w:szCs w:val="18"/>
                 <w:lang w:val="en-US"/>
               </w:rPr>
-              <w:t xml:space="preserve">                </w:t>
-            </w:r>
-            <w:proofErr w:type="gramStart"/>
-            <w:r>
-              <w:rPr>
-                <w:rFonts w:ascii="Courier New" w:eastAsia="Courier New" w:hAnsi="Courier New" w:cs="Courier New"/>
-                <w:color w:val="D4D4D4"/>
-                <w:sz w:val="18"/>
-                <w:szCs w:val="18"/>
-                <w:lang w:val="en-US"/>
-              </w:rPr>
-              <w:t>.system</w:t>
-            </w:r>
-            <w:proofErr w:type="gramEnd"/>
-            <w:r>
-              <w:rPr>
-                <w:rFonts w:ascii="Courier New" w:eastAsia="Courier New" w:hAnsi="Courier New" w:cs="Courier New"/>
-                <w:color w:val="D4D4D4"/>
-                <w:sz w:val="18"/>
-                <w:szCs w:val="18"/>
-                <w:lang w:val="en-US"/>
-              </w:rPr>
-              <w:t>("Answer using only the real database result...")</w:t>
+              <w:t xml:space="preserve">                .system("Answer using only the real database result...")</w:t>
             </w:r>
           </w:p>
         </w:tc>
@@ -22154,7 +21163,6 @@
               <w:t>.</w:t>
             </w:r>
             <w:proofErr w:type="spellStart"/>
-            <w:proofErr w:type="gramStart"/>
             <w:r>
               <w:rPr>
                 <w:rFonts w:ascii="Courier New" w:eastAsia="Courier New" w:hAnsi="Courier New" w:cs="Courier New"/>
@@ -22172,17 +21180,7 @@
                 <w:sz w:val="18"/>
                 <w:szCs w:val="18"/>
               </w:rPr>
-              <w:t>(</w:t>
-            </w:r>
-            <w:proofErr w:type="gramEnd"/>
-            <w:r>
-              <w:rPr>
-                <w:rFonts w:ascii="Courier New" w:eastAsia="Courier New" w:hAnsi="Courier New" w:cs="Courier New"/>
-                <w:color w:val="D4D4D4"/>
-                <w:sz w:val="18"/>
-                <w:szCs w:val="18"/>
-              </w:rPr>
-              <w:t>""",</w:t>
+              <w:t>(""",</w:t>
             </w:r>
           </w:p>
         </w:tc>
@@ -22398,17 +21396,7 @@
                 <w:sz w:val="18"/>
                 <w:szCs w:val="18"/>
               </w:rPr>
-              <w:t xml:space="preserve">                    ""</w:t>
-            </w:r>
-            <w:proofErr w:type="gramStart"/>
-            <w:r>
-              <w:rPr>
-                <w:rFonts w:ascii="Courier New" w:eastAsia="Courier New" w:hAnsi="Courier New" w:cs="Courier New"/>
-                <w:color w:val="D4D4D4"/>
-                <w:sz w:val="18"/>
-                <w:szCs w:val="18"/>
-              </w:rPr>
-              <w:t>".</w:t>
+              <w:t xml:space="preserve">                    """.</w:t>
             </w:r>
             <w:proofErr w:type="spellStart"/>
             <w:r>
@@ -22421,7 +21409,6 @@
               <w:t>formatted</w:t>
             </w:r>
             <w:proofErr w:type="spellEnd"/>
-            <w:proofErr w:type="gramEnd"/>
             <w:r>
               <w:rPr>
                 <w:rFonts w:ascii="Courier New" w:eastAsia="Courier New" w:hAnsi="Courier New" w:cs="Courier New"/>
@@ -22523,17 +21510,7 @@
                 <w:sz w:val="18"/>
                 <w:szCs w:val="18"/>
               </w:rPr>
-              <w:t xml:space="preserve">                </w:t>
-            </w:r>
-            <w:proofErr w:type="gramStart"/>
-            <w:r>
-              <w:rPr>
-                <w:rFonts w:ascii="Courier New" w:eastAsia="Courier New" w:hAnsi="Courier New" w:cs="Courier New"/>
-                <w:color w:val="D4D4D4"/>
-                <w:sz w:val="18"/>
-                <w:szCs w:val="18"/>
-              </w:rPr>
-              <w:t>.</w:t>
+              <w:t xml:space="preserve">                .</w:t>
             </w:r>
             <w:proofErr w:type="spellStart"/>
             <w:r>
@@ -22546,7 +21523,6 @@
               <w:t>call</w:t>
             </w:r>
             <w:proofErr w:type="spellEnd"/>
-            <w:proofErr w:type="gramEnd"/>
             <w:r>
               <w:rPr>
                 <w:rFonts w:ascii="Courier New" w:eastAsia="Courier New" w:hAnsi="Courier New" w:cs="Courier New"/>
@@ -22588,17 +21564,7 @@
                 <w:sz w:val="18"/>
                 <w:szCs w:val="18"/>
               </w:rPr>
-              <w:t xml:space="preserve">                </w:t>
-            </w:r>
-            <w:proofErr w:type="gramStart"/>
-            <w:r>
-              <w:rPr>
-                <w:rFonts w:ascii="Courier New" w:eastAsia="Courier New" w:hAnsi="Courier New" w:cs="Courier New"/>
-                <w:color w:val="D4D4D4"/>
-                <w:sz w:val="18"/>
-                <w:szCs w:val="18"/>
-              </w:rPr>
-              <w:t>.</w:t>
+              <w:t xml:space="preserve">                .</w:t>
             </w:r>
             <w:proofErr w:type="spellStart"/>
             <w:r>
@@ -22611,7 +21577,6 @@
               <w:t>content</w:t>
             </w:r>
             <w:proofErr w:type="spellEnd"/>
-            <w:proofErr w:type="gramEnd"/>
             <w:r>
               <w:rPr>
                 <w:rFonts w:ascii="Courier New" w:eastAsia="Courier New" w:hAnsi="Courier New" w:cs="Courier New"/>
@@ -22780,12 +21745,10 @@
         <w:t xml:space="preserve">A configuração é análoga mas com prefixo diferente no </w:t>
       </w:r>
       <w:proofErr w:type="spellStart"/>
-      <w:proofErr w:type="gramStart"/>
       <w:r>
         <w:t>application.properties</w:t>
       </w:r>
       <w:proofErr w:type="spellEnd"/>
-      <w:proofErr w:type="gramEnd"/>
       <w:r>
         <w:t>:</w:t>
       </w:r>
@@ -22871,25 +21834,14 @@
               <w:spacing w:before="20" w:after="20"/>
             </w:pPr>
             <w:proofErr w:type="spellStart"/>
-            <w:proofErr w:type="gramStart"/>
-            <w:r>
-              <w:rPr>
-                <w:rFonts w:ascii="Courier New" w:eastAsia="Courier New" w:hAnsi="Courier New" w:cs="Courier New"/>
-                <w:color w:val="D4D4D4"/>
-                <w:sz w:val="18"/>
-                <w:szCs w:val="18"/>
-              </w:rPr>
-              <w:t>spring.ai.ollama</w:t>
-            </w:r>
-            <w:proofErr w:type="gramEnd"/>
-            <w:r>
-              <w:rPr>
-                <w:rFonts w:ascii="Courier New" w:eastAsia="Courier New" w:hAnsi="Courier New" w:cs="Courier New"/>
-                <w:color w:val="D4D4D4"/>
-                <w:sz w:val="18"/>
-                <w:szCs w:val="18"/>
-              </w:rPr>
-              <w:t>.base-url</w:t>
+            <w:r>
+              <w:rPr>
+                <w:rFonts w:ascii="Courier New" w:eastAsia="Courier New" w:hAnsi="Courier New" w:cs="Courier New"/>
+                <w:color w:val="D4D4D4"/>
+                <w:sz w:val="18"/>
+                <w:szCs w:val="18"/>
+              </w:rPr>
+              <w:t>spring.ai.ollama.base-url</w:t>
             </w:r>
             <w:proofErr w:type="spellEnd"/>
             <w:r>
@@ -22927,25 +21879,14 @@
               <w:spacing w:before="20" w:after="20"/>
             </w:pPr>
             <w:proofErr w:type="spellStart"/>
-            <w:proofErr w:type="gramStart"/>
-            <w:r>
-              <w:rPr>
-                <w:rFonts w:ascii="Courier New" w:eastAsia="Courier New" w:hAnsi="Courier New" w:cs="Courier New"/>
-                <w:color w:val="D4D4D4"/>
-                <w:sz w:val="18"/>
-                <w:szCs w:val="18"/>
-              </w:rPr>
-              <w:t>spring.ai.ollama</w:t>
-            </w:r>
-            <w:proofErr w:type="gramEnd"/>
-            <w:r>
-              <w:rPr>
-                <w:rFonts w:ascii="Courier New" w:eastAsia="Courier New" w:hAnsi="Courier New" w:cs="Courier New"/>
-                <w:color w:val="D4D4D4"/>
-                <w:sz w:val="18"/>
-                <w:szCs w:val="18"/>
-              </w:rPr>
-              <w:t>.chat.options.model</w:t>
+            <w:r>
+              <w:rPr>
+                <w:rFonts w:ascii="Courier New" w:eastAsia="Courier New" w:hAnsi="Courier New" w:cs="Courier New"/>
+                <w:color w:val="D4D4D4"/>
+                <w:sz w:val="18"/>
+                <w:szCs w:val="18"/>
+              </w:rPr>
+              <w:t>spring.ai.ollama.chat.options.model</w:t>
             </w:r>
             <w:proofErr w:type="spellEnd"/>
             <w:r>
@@ -22986,27 +21927,15 @@
               </w:rPr>
             </w:pPr>
             <w:proofErr w:type="spellStart"/>
-            <w:proofErr w:type="gramStart"/>
-            <w:r>
-              <w:rPr>
-                <w:rFonts w:ascii="Courier New" w:eastAsia="Courier New" w:hAnsi="Courier New" w:cs="Courier New"/>
-                <w:color w:val="D4D4D4"/>
-                <w:sz w:val="18"/>
-                <w:szCs w:val="18"/>
-                <w:lang w:val="en-US"/>
-              </w:rPr>
-              <w:t>spring.ai.ollama</w:t>
-            </w:r>
-            <w:proofErr w:type="gramEnd"/>
-            <w:r>
-              <w:rPr>
-                <w:rFonts w:ascii="Courier New" w:eastAsia="Courier New" w:hAnsi="Courier New" w:cs="Courier New"/>
-                <w:color w:val="D4D4D4"/>
-                <w:sz w:val="18"/>
-                <w:szCs w:val="18"/>
-                <w:lang w:val="en-US"/>
-              </w:rPr>
-              <w:t>.chat.options.temperature</w:t>
+            <w:r>
+              <w:rPr>
+                <w:rFonts w:ascii="Courier New" w:eastAsia="Courier New" w:hAnsi="Courier New" w:cs="Courier New"/>
+                <w:color w:val="D4D4D4"/>
+                <w:sz w:val="18"/>
+                <w:szCs w:val="18"/>
+                <w:lang w:val="en-US"/>
+              </w:rPr>
+              <w:t>spring.ai.ollama.chat.options.temperature</w:t>
             </w:r>
             <w:proofErr w:type="spellEnd"/>
             <w:r>
@@ -23099,27 +22028,7 @@
                 <w:sz w:val="18"/>
                 <w:szCs w:val="18"/>
               </w:rPr>
-              <w:t>-</w:t>
-            </w:r>
-            <w:proofErr w:type="gramStart"/>
-            <w:r>
-              <w:rPr>
-                <w:rFonts w:ascii="Courier New" w:eastAsia="Courier New" w:hAnsi="Courier New" w:cs="Courier New"/>
-                <w:color w:val="D4D4D4"/>
-                <w:sz w:val="18"/>
-                <w:szCs w:val="18"/>
-              </w:rPr>
-              <w:t>ai</w:t>
-            </w:r>
-            <w:proofErr w:type="gramEnd"/>
-            <w:r>
-              <w:rPr>
-                <w:rFonts w:ascii="Courier New" w:eastAsia="Courier New" w:hAnsi="Courier New" w:cs="Courier New"/>
-                <w:color w:val="D4D4D4"/>
-                <w:sz w:val="18"/>
-                <w:szCs w:val="18"/>
-              </w:rPr>
-              <w:t>)</w:t>
+              <w:t>-ai)</w:t>
             </w:r>
           </w:p>
         </w:tc>
@@ -23146,25 +22055,14 @@
             <w:pPr>
               <w:spacing w:before="20" w:after="20"/>
             </w:pPr>
-            <w:proofErr w:type="gramStart"/>
-            <w:r>
-              <w:rPr>
-                <w:rFonts w:ascii="Courier New" w:eastAsia="Courier New" w:hAnsi="Courier New" w:cs="Courier New"/>
-                <w:color w:val="D4D4D4"/>
-                <w:sz w:val="18"/>
-                <w:szCs w:val="18"/>
-              </w:rPr>
-              <w:t>langchain4j.ollama.chat</w:t>
-            </w:r>
-            <w:proofErr w:type="gramEnd"/>
-            <w:r>
-              <w:rPr>
-                <w:rFonts w:ascii="Courier New" w:eastAsia="Courier New" w:hAnsi="Courier New" w:cs="Courier New"/>
-                <w:color w:val="D4D4D4"/>
-                <w:sz w:val="18"/>
-                <w:szCs w:val="18"/>
-              </w:rPr>
-              <w:t>-model.base-url=http://localhost:11434</w:t>
+            <w:r>
+              <w:rPr>
+                <w:rFonts w:ascii="Courier New" w:eastAsia="Courier New" w:hAnsi="Courier New" w:cs="Courier New"/>
+                <w:color w:val="D4D4D4"/>
+                <w:sz w:val="18"/>
+                <w:szCs w:val="18"/>
+              </w:rPr>
+              <w:t>langchain4j.ollama.chat-model.base-url=http://localhost:11434</w:t>
             </w:r>
           </w:p>
         </w:tc>
@@ -23194,27 +22092,15 @@
                 <w:lang w:val="en-US"/>
               </w:rPr>
             </w:pPr>
-            <w:proofErr w:type="gramStart"/>
-            <w:r>
-              <w:rPr>
-                <w:rFonts w:ascii="Courier New" w:eastAsia="Courier New" w:hAnsi="Courier New" w:cs="Courier New"/>
-                <w:color w:val="D4D4D4"/>
-                <w:sz w:val="18"/>
-                <w:szCs w:val="18"/>
-                <w:lang w:val="en-US"/>
-              </w:rPr>
-              <w:t>langchain4j.ollama.chat</w:t>
-            </w:r>
-            <w:proofErr w:type="gramEnd"/>
-            <w:r>
-              <w:rPr>
-                <w:rFonts w:ascii="Courier New" w:eastAsia="Courier New" w:hAnsi="Courier New" w:cs="Courier New"/>
-                <w:color w:val="D4D4D4"/>
-                <w:sz w:val="18"/>
-                <w:szCs w:val="18"/>
-                <w:lang w:val="en-US"/>
-              </w:rPr>
-              <w:t>-model.model-name=qwen2.5:3b</w:t>
+            <w:r>
+              <w:rPr>
+                <w:rFonts w:ascii="Courier New" w:eastAsia="Courier New" w:hAnsi="Courier New" w:cs="Courier New"/>
+                <w:color w:val="D4D4D4"/>
+                <w:sz w:val="18"/>
+                <w:szCs w:val="18"/>
+                <w:lang w:val="en-US"/>
+              </w:rPr>
+              <w:t>langchain4j.ollama.chat-model.model-name=qwen2.5:3b</w:t>
             </w:r>
           </w:p>
         </w:tc>
@@ -23244,27 +22130,15 @@
                 <w:lang w:val="en-US"/>
               </w:rPr>
             </w:pPr>
-            <w:proofErr w:type="gramStart"/>
-            <w:r>
-              <w:rPr>
-                <w:rFonts w:ascii="Courier New" w:eastAsia="Courier New" w:hAnsi="Courier New" w:cs="Courier New"/>
-                <w:color w:val="D4D4D4"/>
-                <w:sz w:val="18"/>
-                <w:szCs w:val="18"/>
-                <w:lang w:val="en-US"/>
-              </w:rPr>
-              <w:t>langchain4j.ollama.chat</w:t>
-            </w:r>
-            <w:proofErr w:type="gramEnd"/>
-            <w:r>
-              <w:rPr>
-                <w:rFonts w:ascii="Courier New" w:eastAsia="Courier New" w:hAnsi="Courier New" w:cs="Courier New"/>
-                <w:color w:val="D4D4D4"/>
-                <w:sz w:val="18"/>
-                <w:szCs w:val="18"/>
-                <w:lang w:val="en-US"/>
-              </w:rPr>
-              <w:t>-model.temperature=0.0</w:t>
+            <w:r>
+              <w:rPr>
+                <w:rFonts w:ascii="Courier New" w:eastAsia="Courier New" w:hAnsi="Courier New" w:cs="Courier New"/>
+                <w:color w:val="D4D4D4"/>
+                <w:sz w:val="18"/>
+                <w:szCs w:val="18"/>
+                <w:lang w:val="en-US"/>
+              </w:rPr>
+              <w:t>langchain4j.ollama.chat-model.temperature=0.0</w:t>
             </w:r>
           </w:p>
         </w:tc>
@@ -23317,7 +22191,6 @@
         <w:t xml:space="preserve"> — </w:t>
       </w:r>
       <w:proofErr w:type="spellStart"/>
-      <w:proofErr w:type="gramStart"/>
       <w:r>
         <w:rPr>
           <w:i/>
@@ -23330,7 +22203,6 @@
         <w:t>application.properties</w:t>
       </w:r>
       <w:proofErr w:type="spellEnd"/>
-      <w:proofErr w:type="gramEnd"/>
       <w:r>
         <w:rPr>
           <w:i/>
@@ -23649,7 +22521,6 @@
           </w:tcPr>
           <w:p>
             <w:proofErr w:type="spellStart"/>
-            <w:proofErr w:type="gramStart"/>
             <w:r>
               <w:rPr>
                 <w:sz w:val="20"/>
@@ -23663,15 +22534,7 @@
                 <w:sz w:val="20"/>
                 <w:szCs w:val="20"/>
               </w:rPr>
-              <w:t>(</w:t>
-            </w:r>
-            <w:proofErr w:type="gramEnd"/>
-            <w:r>
-              <w:rPr>
-                <w:sz w:val="20"/>
-                <w:szCs w:val="20"/>
-              </w:rPr>
-              <w:t xml:space="preserve">) + </w:t>
+              <w:t xml:space="preserve">() + </w:t>
             </w:r>
             <w:proofErr w:type="spellStart"/>
             <w:r>
@@ -23943,7 +22806,6 @@
               <w:t>injectado</w:t>
             </w:r>
             <w:proofErr w:type="spellEnd"/>
-            <w:proofErr w:type="gramStart"/>
             <w:r>
               <w:rPr>
                 <w:sz w:val="20"/>
@@ -23960,7 +22822,6 @@
               <w:t>build</w:t>
             </w:r>
             <w:proofErr w:type="spellEnd"/>
-            <w:proofErr w:type="gramEnd"/>
             <w:r>
               <w:rPr>
                 <w:sz w:val="20"/>
@@ -24384,21 +23245,12 @@
             </w:tcMar>
           </w:tcPr>
           <w:p>
-            <w:proofErr w:type="gramStart"/>
-            <w:r>
-              <w:rPr>
-                <w:sz w:val="20"/>
-                <w:szCs w:val="20"/>
-              </w:rPr>
-              <w:t>langchain4j.ollama.chat</w:t>
-            </w:r>
-            <w:proofErr w:type="gramEnd"/>
-            <w:r>
-              <w:rPr>
-                <w:sz w:val="20"/>
-                <w:szCs w:val="20"/>
-              </w:rPr>
-              <w:t>-model.*</w:t>
+            <w:r>
+              <w:rPr>
+                <w:sz w:val="20"/>
+                <w:szCs w:val="20"/>
+              </w:rPr>
+              <w:t>langchain4j.ollama.chat-model.*</w:t>
             </w:r>
           </w:p>
         </w:tc>
@@ -24419,23 +23271,13 @@
                 <w:lang w:val="en-US"/>
               </w:rPr>
             </w:pPr>
-            <w:proofErr w:type="gramStart"/>
-            <w:r>
-              <w:rPr>
-                <w:sz w:val="20"/>
-                <w:szCs w:val="20"/>
-                <w:lang w:val="en-US"/>
-              </w:rPr>
-              <w:t>spring.ai.ollama</w:t>
-            </w:r>
-            <w:proofErr w:type="gramEnd"/>
-            <w:r>
-              <w:rPr>
-                <w:sz w:val="20"/>
-                <w:szCs w:val="20"/>
-                <w:lang w:val="en-US"/>
-              </w:rPr>
-              <w:t>.chat.options.*</w:t>
+            <w:r>
+              <w:rPr>
+                <w:sz w:val="20"/>
+                <w:szCs w:val="20"/>
+                <w:lang w:val="en-US"/>
+              </w:rPr>
+              <w:t>spring.ai.ollama.chat.options.*</w:t>
             </w:r>
           </w:p>
         </w:tc>
@@ -24795,7 +23637,7 @@
               </wp:anchor>
             </w:drawing>
           </mc:Choice>
-          <mc:Fallback xmlns:ns9="http://schemas.openxmlformats.org/drawingml/2006/picture" xmlns:ns5="http://schemas.openxmlformats.org/drawingml/2006/main" xmlns:ns11="http://schemas.microsoft.com/office/drawing/2010/main">
+          <mc:Fallback xmlns:ns11="http://schemas.microsoft.com/office/drawing/2010/main" xmlns:ns5="http://schemas.openxmlformats.org/drawingml/2006/main" xmlns:ns9="http://schemas.openxmlformats.org/drawingml/2006/picture">
             <w:pict>
               <v:line w14:anchorId="33CA8BAD" id="Conexão Reta 3" o:spid="_x0000_s1026" style="position:absolute;z-index:251684864;visibility:visible;mso-wrap-style:square;mso-wrap-distance-left:9pt;mso-wrap-distance-top:0;mso-wrap-distance-right:9pt;mso-wrap-distance-bottom:0;mso-position-horizontal:absolute;mso-position-horizontal-relative:text;mso-position-vertical:absolute;mso-position-vertical-relative:text" from="0,0" to="484.2pt,0" o:gfxdata="UEsDBBQABgAIAAAAIQC2gziS/gAAAOEBAAATAAAAW0NvbnRlbnRfVHlwZXNdLnhtbJSRQU7DMBBF 90jcwfIWJU67QAgl6YK0S0CoHGBkTxKLZGx5TGhvj5O2G0SRWNoz/78nu9wcxkFMGNg6quQqL6RA 0s5Y6ir5vt9lD1JwBDIwOMJKHpHlpr69KfdHjyxSmriSfYz+USnWPY7AufNIadK6MEJMx9ApD/oD OlTrorhX2lFEilmcO2RdNtjC5xDF9pCuTyYBB5bi6bQ4syoJ3g9WQ0ymaiLzg5KdCXlKLjvcW893 SUOqXwnz5DrgnHtJTxOsQfEKIT7DmDSUCaxw7Rqn8787ZsmRM9e2VmPeBN4uqYvTtW7jvijg9N/y JsXecLq0q+WD6m8AAAD//wMAUEsDBBQABgAIAAAAIQA4/SH/1gAAAJQBAAALAAAAX3JlbHMvLnJl bHOkkMFqwzAMhu+DvYPRfXGawxijTi+j0GvpHsDYimMaW0Yy2fr2M4PBMnrbUb/Q94l/f/hMi1qR JVI2sOt6UJgd+ZiDgffL8ekFlFSbvV0oo4EbChzGx4f9GRdb25HMsYhqlCwG5lrLq9biZkxWOiqY 22YiTra2kYMu1l1tQD30/bPm3wwYN0x18gb45AdQl1tp5j/sFB2T0FQ7R0nTNEV3j6o9feQzro1i OWA14Fm+Q8a1a8+Bvu/d/dMb2JY5uiPbhG/ktn4cqGU/er3pcvwCAAD//wMAUEsDBBQABgAIAAAA IQCZ2PQonAEAAJQDAAAOAAAAZHJzL2Uyb0RvYy54bWysU01P3DAQvVfqf7B8Z5MAQm202T2A4FK1 qMAPMM54Y8n2WLbZZP99x97dLGorIRAXxx/z3sx7M1muJ2vYFkLU6DreLGrOwEnstdt0/Onx9uwb ZzEJ1wuDDjq+g8jXq69flqNv4RwHND0ERiQutqPv+JCSb6sqygGsiAv04OhRYbAi0TFsqj6Ikdit qc7r+qoaMfQ+oIQY6fZm/8hXhV8pkOmXUhESMx2n2lJZQ1mf81qtlqLdBOEHLQ9liA9UYYV2lHSm uhFJsJeg/6GyWgaMqNJCoq1QKS2haCA1Tf2XmodBeChayJzoZ5vi59HKn9trdx/IhtHHNvr7kFVM Ktj8pfrYVMzazWbBlJiky6vm8vvFJXkqj2/VCehDTHeAluVNx412WYdoxfZHTJSMQo8hdDilLru0 M5CDjfsNiumekjUFXaYCrk1gW0H9FFKCS03uIfGV6AxT2pgZWL8NPMRnKJSJeQ94RpTM6NIMttph +F/2NB1LVvv4owN73dmCZ+x3pSnFGmp9UXgY0zxbr88FfvqZVn8AAAD//wMAUEsDBBQABgAIAAAA IQBdcTjb3gAAAAcBAAAPAAAAZHJzL2Rvd25yZXYueG1sTI9Ba8JAEIXvBf/DMkJvdVMpYmM2IpZS KxSpLdjjmp0m0exs2F1N/Pcde2kvDx6PefO9bN7bRpzRh9qRgvtRAgKpcKamUsHnx/PdFESImoxu HKGCCwaY54ObTKfGdfSO520sBZdQSLWCKsY2lTIUFVodRq5F4uzbeasjW19K43XH5baR4ySZSKtr 4g+VbnFZYXHcnqyCN79aLRfry4E2X7bbjde7zWv/otTtsH+asSxmICL28e8CrhuYH3IG27sTmSAa Bbwm/ipnj5PpA4j91co8k//58x8AAAD//wMAUEsBAi0AFAAGAAgAAAAhALaDOJL+AAAA4QEAABMA AAAAAAAAAAAAAAAAAAAAAFtDb250ZW50X1R5cGVzXS54bWxQSwECLQAUAAYACAAAACEAOP0h/9YA AACUAQAACwAAAAAAAAAAAAAAAAAvAQAAX3JlbHMvLnJlbHNQSwECLQAUAAYACAAAACEAmdj0KJwB AACUAwAADgAAAAAAAAAAAAAAAAAuAgAAZHJzL2Uyb0RvYy54bWxQSwECLQAUAAYACAAAACEAXXE4 294AAAAHAQAADwAAAAAAAAAAAAAAAAD2AwAAZHJzL2Rvd25yZXYueG1sUEsFBgAAAAAEAAQA8wAA AAEFAAAAAA== " strokecolor="#156082 [3204]" strokeweight=".5pt">
                 <v:stroke joinstyle="miter"/>
@@ -25002,7 +23844,6 @@
               <w:t xml:space="preserve">SELECT p.name, </w:t>
             </w:r>
             <w:proofErr w:type="spellStart"/>
-            <w:proofErr w:type="gramStart"/>
             <w:r>
               <w:rPr>
                 <w:rFonts w:ascii="Courier New" w:eastAsia="Courier New" w:hAnsi="Courier New" w:cs="Courier New"/>
@@ -25014,7 +23855,6 @@
               <w:t>p.price</w:t>
             </w:r>
             <w:proofErr w:type="spellEnd"/>
-            <w:proofErr w:type="gramEnd"/>
           </w:p>
         </w:tc>
       </w:tr>
@@ -25108,27 +23948,15 @@
               <w:t xml:space="preserve">JOIN categories c ON </w:t>
             </w:r>
             <w:proofErr w:type="spellStart"/>
-            <w:proofErr w:type="gramStart"/>
-            <w:r>
-              <w:rPr>
-                <w:rFonts w:ascii="Courier New" w:eastAsia="Courier New" w:hAnsi="Courier New" w:cs="Courier New"/>
-                <w:color w:val="D4D4D4"/>
-                <w:sz w:val="18"/>
-                <w:szCs w:val="18"/>
-                <w:lang w:val="en-US"/>
-              </w:rPr>
-              <w:t>p.category</w:t>
-            </w:r>
-            <w:proofErr w:type="gramEnd"/>
-            <w:r>
-              <w:rPr>
-                <w:rFonts w:ascii="Courier New" w:eastAsia="Courier New" w:hAnsi="Courier New" w:cs="Courier New"/>
-                <w:color w:val="D4D4D4"/>
-                <w:sz w:val="18"/>
-                <w:szCs w:val="18"/>
-                <w:lang w:val="en-US"/>
-              </w:rPr>
-              <w:t>_id</w:t>
+            <w:r>
+              <w:rPr>
+                <w:rFonts w:ascii="Courier New" w:eastAsia="Courier New" w:hAnsi="Courier New" w:cs="Courier New"/>
+                <w:color w:val="D4D4D4"/>
+                <w:sz w:val="18"/>
+                <w:szCs w:val="18"/>
+                <w:lang w:val="en-US"/>
+              </w:rPr>
+              <w:t>p.category_id</w:t>
             </w:r>
             <w:proofErr w:type="spellEnd"/>
             <w:r>
@@ -25180,7 +24008,6 @@
               <w:t xml:space="preserve">WHERE </w:t>
             </w:r>
             <w:proofErr w:type="spellStart"/>
-            <w:proofErr w:type="gramStart"/>
             <w:r>
               <w:rPr>
                 <w:rFonts w:ascii="Courier New" w:eastAsia="Courier New" w:hAnsi="Courier New" w:cs="Courier New"/>
@@ -25192,7 +24019,6 @@
               <w:t>p.price</w:t>
             </w:r>
             <w:proofErr w:type="spellEnd"/>
-            <w:proofErr w:type="gramEnd"/>
             <w:r>
               <w:rPr>
                 <w:rFonts w:ascii="Courier New" w:eastAsia="Courier New" w:hAnsi="Courier New" w:cs="Courier New"/>
@@ -25629,7 +24455,6 @@
               <w:t xml:space="preserve">WHERE </w:t>
             </w:r>
             <w:proofErr w:type="spellStart"/>
-            <w:proofErr w:type="gramStart"/>
             <w:r>
               <w:rPr>
                 <w:rFonts w:ascii="Courier New" w:eastAsia="Courier New" w:hAnsi="Courier New" w:cs="Courier New"/>
@@ -25640,7 +24465,6 @@
               <w:t>p.price</w:t>
             </w:r>
             <w:proofErr w:type="spellEnd"/>
-            <w:proofErr w:type="gramEnd"/>
             <w:r>
               <w:rPr>
                 <w:rFonts w:ascii="Courier New" w:eastAsia="Courier New" w:hAnsi="Courier New" w:cs="Courier New"/>
@@ -25686,29 +24510,7 @@
                 <w:szCs w:val="18"/>
                 <w:lang w:val="en-US"/>
               </w:rPr>
-              <w:t xml:space="preserve">  AND </w:t>
-            </w:r>
-            <w:proofErr w:type="gramStart"/>
-            <w:r>
-              <w:rPr>
-                <w:rFonts w:ascii="Courier New" w:eastAsia="Courier New" w:hAnsi="Courier New" w:cs="Courier New"/>
-                <w:color w:val="D4D4D4"/>
-                <w:sz w:val="18"/>
-                <w:szCs w:val="18"/>
-                <w:lang w:val="en-US"/>
-              </w:rPr>
-              <w:t>p.category.name</w:t>
-            </w:r>
-            <w:proofErr w:type="gramEnd"/>
-            <w:r>
-              <w:rPr>
-                <w:rFonts w:ascii="Courier New" w:eastAsia="Courier New" w:hAnsi="Courier New" w:cs="Courier New"/>
-                <w:color w:val="D4D4D4"/>
-                <w:sz w:val="18"/>
-                <w:szCs w:val="18"/>
-                <w:lang w:val="en-US"/>
-              </w:rPr>
-              <w:t xml:space="preserve"> = 'Sports'</w:t>
+              <w:t xml:space="preserve">  AND p.category.name = 'Sports'</w:t>
             </w:r>
           </w:p>
         </w:tc>
@@ -25770,27 +24572,7 @@
                 <w:sz w:val="18"/>
                 <w:szCs w:val="18"/>
               </w:rPr>
-              <w:t xml:space="preserve">-- </w:t>
-            </w:r>
-            <w:proofErr w:type="gramStart"/>
-            <w:r>
-              <w:rPr>
-                <w:rFonts w:ascii="Courier New" w:eastAsia="Courier New" w:hAnsi="Courier New" w:cs="Courier New"/>
-                <w:color w:val="D4D4D4"/>
-                <w:sz w:val="18"/>
-                <w:szCs w:val="18"/>
-              </w:rPr>
-              <w:t>p.category.name</w:t>
-            </w:r>
-            <w:proofErr w:type="gramEnd"/>
-            <w:r>
-              <w:rPr>
-                <w:rFonts w:ascii="Courier New" w:eastAsia="Courier New" w:hAnsi="Courier New" w:cs="Courier New"/>
-                <w:color w:val="D4D4D4"/>
-                <w:sz w:val="18"/>
-                <w:szCs w:val="18"/>
-              </w:rPr>
-              <w:t xml:space="preserve"> é uma </w:t>
+              <w:t xml:space="preserve">-- p.category.name é uma </w:t>
             </w:r>
             <w:proofErr w:type="spellStart"/>
             <w:r>
@@ -26647,18 +25429,8 @@
                 <w:szCs w:val="20"/>
                 <w:lang w:val="en-US"/>
               </w:rPr>
-              <w:t xml:space="preserve">Usa path expressions: </w:t>
-            </w:r>
-            <w:proofErr w:type="gramStart"/>
-            <w:r>
-              <w:rPr>
-                <w:sz w:val="20"/>
-                <w:szCs w:val="20"/>
-                <w:lang w:val="en-US"/>
-              </w:rPr>
-              <w:t>p.category.name</w:t>
-            </w:r>
-            <w:proofErr w:type="gramEnd"/>
+              <w:t>Usa path expressions: p.category.name</w:t>
+            </w:r>
           </w:p>
         </w:tc>
       </w:tr>
@@ -27022,7 +25794,7 @@
               </wp:anchor>
             </w:drawing>
           </mc:Choice>
-          <mc:Fallback xmlns:ns9="http://schemas.openxmlformats.org/drawingml/2006/picture" xmlns:ns5="http://schemas.openxmlformats.org/drawingml/2006/main" xmlns:ns11="http://schemas.microsoft.com/office/drawing/2010/main">
+          <mc:Fallback xmlns:ns11="http://schemas.microsoft.com/office/drawing/2010/main" xmlns:ns5="http://schemas.openxmlformats.org/drawingml/2006/main" xmlns:ns9="http://schemas.openxmlformats.org/drawingml/2006/picture">
             <w:pict>
               <v:line w14:anchorId="2E235C5D" id="Conexão Reta 3" o:spid="_x0000_s1026" style="position:absolute;z-index:251686912;visibility:visible;mso-wrap-style:square;mso-wrap-distance-left:9pt;mso-wrap-distance-top:0;mso-wrap-distance-right:9pt;mso-wrap-distance-bottom:0;mso-position-horizontal:absolute;mso-position-horizontal-relative:text;mso-position-vertical:absolute;mso-position-vertical-relative:text" from="0,-.05pt" to="484.2pt,-.05pt" o:gfxdata="UEsDBBQABgAIAAAAIQC2gziS/gAAAOEBAAATAAAAW0NvbnRlbnRfVHlwZXNdLnhtbJSRQU7DMBBF 90jcwfIWJU67QAgl6YK0S0CoHGBkTxKLZGx5TGhvj5O2G0SRWNoz/78nu9wcxkFMGNg6quQqL6RA 0s5Y6ir5vt9lD1JwBDIwOMJKHpHlpr69KfdHjyxSmriSfYz+USnWPY7AufNIadK6MEJMx9ApD/oD OlTrorhX2lFEilmcO2RdNtjC5xDF9pCuTyYBB5bi6bQ4syoJ3g9WQ0ymaiLzg5KdCXlKLjvcW893 SUOqXwnz5DrgnHtJTxOsQfEKIT7DmDSUCaxw7Rqn8787ZsmRM9e2VmPeBN4uqYvTtW7jvijg9N/y JsXecLq0q+WD6m8AAAD//wMAUEsDBBQABgAIAAAAIQA4/SH/1gAAAJQBAAALAAAAX3JlbHMvLnJl bHOkkMFqwzAMhu+DvYPRfXGawxijTi+j0GvpHsDYimMaW0Yy2fr2M4PBMnrbUb/Q94l/f/hMi1qR JVI2sOt6UJgd+ZiDgffL8ekFlFSbvV0oo4EbChzGx4f9GRdb25HMsYhqlCwG5lrLq9biZkxWOiqY 22YiTra2kYMu1l1tQD30/bPm3wwYN0x18gb45AdQl1tp5j/sFB2T0FQ7R0nTNEV3j6o9feQzro1i OWA14Fm+Q8a1a8+Bvu/d/dMb2JY5uiPbhG/ktn4cqGU/er3pcvwCAAD//wMAUEsDBBQABgAIAAAA IQCZ2PQonAEAAJQDAAAOAAAAZHJzL2Uyb0RvYy54bWysU01P3DAQvVfqf7B8Z5MAQm202T2A4FK1 qMAPMM54Y8n2WLbZZP99x97dLGorIRAXxx/z3sx7M1muJ2vYFkLU6DreLGrOwEnstdt0/Onx9uwb ZzEJ1wuDDjq+g8jXq69flqNv4RwHND0ERiQutqPv+JCSb6sqygGsiAv04OhRYbAi0TFsqj6Ikdit qc7r+qoaMfQ+oIQY6fZm/8hXhV8pkOmXUhESMx2n2lJZQ1mf81qtlqLdBOEHLQ9liA9UYYV2lHSm uhFJsJeg/6GyWgaMqNJCoq1QKS2haCA1Tf2XmodBeChayJzoZ5vi59HKn9trdx/IhtHHNvr7kFVM Ktj8pfrYVMzazWbBlJiky6vm8vvFJXkqj2/VCehDTHeAluVNx412WYdoxfZHTJSMQo8hdDilLru0 M5CDjfsNiumekjUFXaYCrk1gW0H9FFKCS03uIfGV6AxT2pgZWL8NPMRnKJSJeQ94RpTM6NIMttph +F/2NB1LVvv4owN73dmCZ+x3pSnFGmp9UXgY0zxbr88FfvqZVn8AAAD//wMAUEsDBBQABgAIAAAA IQCasyRQ4AAAAAkBAAAPAAAAZHJzL2Rvd25yZXYueG1sTI9Ba8JAEIXvhf6HZQq96UYpYmM2IpZS KxSpFfS4ZqdJ2uxs2F1N/Pcde2kvA4/He/O+bN7bRpzRh9qRgtEwAYFUOFNTqWD38TyYgghRk9GN I1RwwQDz/PYm06lxHb3jeRtLwSUUUq2girFNpQxFhVaHoWuR2Pt03urI0pfSeN1xuW3kOEkm0uqa +EOlW1xWWHxvT1bBm1+tlov15Ys2B9vtx+v95rV/Uer+rn+a8VnMQETs418Crgy8H3IednQnMkE0 CpgmKhiMQLD5OJk+gDj+apln8j9B/gMAAP//AwBQSwECLQAUAAYACAAAACEAtoM4kv4AAADhAQAA EwAAAAAAAAAAAAAAAAAAAAAAW0NvbnRlbnRfVHlwZXNdLnhtbFBLAQItABQABgAIAAAAIQA4/SH/ 1gAAAJQBAAALAAAAAAAAAAAAAAAAAC8BAABfcmVscy8ucmVsc1BLAQItABQABgAIAAAAIQCZ2PQo nAEAAJQDAAAOAAAAAAAAAAAAAAAAAC4CAABkcnMvZTJvRG9jLnhtbFBLAQItABQABgAIAAAAIQCa syRQ4AAAAAkBAAAPAAAAAAAAAAAAAAAAAPYDAABkcnMvZG93bnJldi54bWxQSwUGAAAAAAQABADz AAAAAwUAAAAA " strokecolor="#156082 [3204]" strokeweight=".5pt">
                 <v:stroke joinstyle="miter"/>
@@ -27040,15 +25812,7 @@
       </w:r>
       <w:proofErr w:type="spellEnd"/>
       <w:r>
-        <w:t xml:space="preserve"> são treinados com dados até uma determinada data e não conhecem a realidade atual da nossa aplicação. Se perguntarmos ao modelo sobre as encomendas em aberto, os utilizadores registados ou o stock disponível, ele simplesmente não tem essa informação — e sem contexto, pode inventar respostas </w:t>
-      </w:r>
-      <w:proofErr w:type="gramStart"/>
-      <w:r>
-        <w:t>plausíveis</w:t>
-      </w:r>
-      <w:proofErr w:type="gramEnd"/>
-      <w:r>
-        <w:t xml:space="preserve"> mas incorretas, fenómeno conhecido como alucinação.</w:t>
+        <w:t xml:space="preserve"> são treinados com dados até uma determinada data e não conhecem a realidade atual da nossa aplicação. Se perguntarmos ao modelo sobre as encomendas em aberto, os utilizadores registados ou o stock disponível, ele simplesmente não tem essa informação — e sem contexto, pode inventar respostas plausíveis mas incorretas, fenómeno conhecido como alucinação.</w:t>
       </w:r>
     </w:p>
     <w:p>
@@ -28098,17 +26862,12 @@
         <w:t xml:space="preserve">, o método </w:t>
       </w:r>
       <w:proofErr w:type="spellStart"/>
-      <w:proofErr w:type="gramStart"/>
       <w:r>
         <w:t>validateEntityWhitelist</w:t>
       </w:r>
       <w:proofErr w:type="spellEnd"/>
       <w:r>
-        <w:t>(</w:t>
-      </w:r>
-      <w:proofErr w:type="gramEnd"/>
-      <w:r>
-        <w:t xml:space="preserve">) analisa o HQL gerado pelo modelo e rejeita qualquer referência a entidades fora da lista — mesmo que essas entidades tenham @Entity válido na aplicação. Basta remover </w:t>
+        <w:t xml:space="preserve">() analisa o HQL gerado pelo modelo e rejeita qualquer referência a entidades fora da lista — mesmo que essas entidades tenham @Entity válido na aplicação. Basta remover </w:t>
       </w:r>
       <w:proofErr w:type="spellStart"/>
       <w:r>
@@ -28144,17 +26903,12 @@
         <w:t xml:space="preserve"> mantém um RESTRICTED_FIELDS com os nomes dos campos que o LLM não pode referenciar. O método </w:t>
       </w:r>
       <w:proofErr w:type="spellStart"/>
-      <w:proofErr w:type="gramStart"/>
       <w:r>
         <w:t>validateFieldBlacklist</w:t>
       </w:r>
       <w:proofErr w:type="spellEnd"/>
       <w:r>
-        <w:t>(</w:t>
-      </w:r>
-      <w:proofErr w:type="gramEnd"/>
-      <w:r>
-        <w:t xml:space="preserve">) percorre essa lista e usa </w:t>
+        <w:t xml:space="preserve">() percorre essa lista e usa </w:t>
       </w:r>
       <w:proofErr w:type="spellStart"/>
       <w:r>
@@ -28280,25 +27034,25 @@
           <w:bCs/>
           <w:color w:val="000000" w:themeColor="text1"/>
         </w:rPr>
-        <w:t xml:space="preserve"> </w:t>
-      </w:r>
-      <w:proofErr w:type="gramStart"/>
+        <w:t xml:space="preserve"> existem mas são restritos — instruindo-o a gerar o HQL com o nome </w:t>
+      </w:r>
+      <w:proofErr w:type="spellStart"/>
       <w:r>
         <w:rPr>
           <w:b/>
           <w:bCs/>
           <w:color w:val="000000" w:themeColor="text1"/>
         </w:rPr>
-        <w:t>existem</w:t>
-      </w:r>
-      <w:proofErr w:type="gramEnd"/>
+        <w:t>exacto</w:t>
+      </w:r>
+      <w:proofErr w:type="spellEnd"/>
       <w:r>
         <w:rPr>
           <w:b/>
           <w:bCs/>
           <w:color w:val="000000" w:themeColor="text1"/>
         </w:rPr>
-        <w:t xml:space="preserve"> mas são restritos — instruindo-o a gerar o HQL com o nome </w:t>
+        <w:t xml:space="preserve"> do campo. O LLM produz a </w:t>
       </w:r>
       <w:proofErr w:type="spellStart"/>
       <w:r>
@@ -28307,7 +27061,7 @@
           <w:bCs/>
           <w:color w:val="000000" w:themeColor="text1"/>
         </w:rPr>
-        <w:t>exacto</w:t>
+        <w:t>query</w:t>
       </w:r>
       <w:proofErr w:type="spellEnd"/>
       <w:r>
@@ -28316,7 +27070,7 @@
           <w:bCs/>
           <w:color w:val="000000" w:themeColor="text1"/>
         </w:rPr>
-        <w:t xml:space="preserve"> do campo. O LLM produz a </w:t>
+        <w:t xml:space="preserve"> </w:t>
       </w:r>
       <w:proofErr w:type="spellStart"/>
       <w:r>
@@ -28325,7 +27079,7 @@
           <w:bCs/>
           <w:color w:val="000000" w:themeColor="text1"/>
         </w:rPr>
-        <w:t>query</w:t>
+        <w:t>correcta</w:t>
       </w:r>
       <w:proofErr w:type="spellEnd"/>
       <w:r>
@@ -28334,7 +27088,7 @@
           <w:bCs/>
           <w:color w:val="000000" w:themeColor="text1"/>
         </w:rPr>
-        <w:t xml:space="preserve"> </w:t>
+        <w:t xml:space="preserve"> (</w:t>
       </w:r>
       <w:proofErr w:type="spellStart"/>
       <w:r>
@@ -28343,7 +27097,7 @@
           <w:bCs/>
           <w:color w:val="000000" w:themeColor="text1"/>
         </w:rPr>
-        <w:t>correcta</w:t>
+        <w:t>ex</w:t>
       </w:r>
       <w:proofErr w:type="spellEnd"/>
       <w:r>
@@ -28352,7 +27106,7 @@
           <w:bCs/>
           <w:color w:val="000000" w:themeColor="text1"/>
         </w:rPr>
-        <w:t xml:space="preserve"> (</w:t>
+        <w:t xml:space="preserve">: SELECT </w:t>
       </w:r>
       <w:proofErr w:type="spellStart"/>
       <w:r>
@@ -28361,29 +27115,9 @@
           <w:bCs/>
           <w:color w:val="000000" w:themeColor="text1"/>
         </w:rPr>
-        <w:t>ex</w:t>
-      </w:r>
-      <w:proofErr w:type="spellEnd"/>
-      <w:r>
-        <w:rPr>
-          <w:b/>
-          <w:bCs/>
-          <w:color w:val="000000" w:themeColor="text1"/>
-        </w:rPr>
-        <w:t xml:space="preserve">: SELECT </w:t>
-      </w:r>
-      <w:proofErr w:type="spellStart"/>
-      <w:proofErr w:type="gramStart"/>
-      <w:r>
-        <w:rPr>
-          <w:b/>
-          <w:bCs/>
-          <w:color w:val="000000" w:themeColor="text1"/>
-        </w:rPr>
         <w:t>p.costPrice</w:t>
       </w:r>
       <w:proofErr w:type="spellEnd"/>
-      <w:proofErr w:type="gramEnd"/>
       <w:r>
         <w:rPr>
           <w:b/>
@@ -28450,15 +27184,7 @@
       </w:r>
       <w:proofErr w:type="spellEnd"/>
       <w:r>
-        <w:t xml:space="preserve"> que não comece por SELECT ou FROM (camada de texto). No projeto Spring AI, @</w:t>
-      </w:r>
-      <w:proofErr w:type="gramStart"/>
-      <w:r>
-        <w:t>Transactional(</w:t>
-      </w:r>
-      <w:proofErr w:type="gramEnd"/>
-      <w:r>
-        <w:t xml:space="preserve">readOnly = </w:t>
+        <w:t xml:space="preserve"> que não comece por SELECT ou FROM (camada de texto). No projeto Spring AI, @Transactional(readOnly = </w:t>
       </w:r>
       <w:proofErr w:type="spellStart"/>
       <w:r>
@@ -28624,10 +27350,12 @@
                 <w:szCs w:val="18"/>
                 <w:lang w:val="en-US"/>
               </w:rPr>
-              <w:t>("Product", "Category"</w:t>
-            </w:r>
-            <w:proofErr w:type="gramStart"/>
-            <w:r>
+              <w:t>("Product", "Category");</w:t>
+            </w:r>
+          </w:p>
+          <w:p>
+            <w:pPr>
+              <w:spacing w:before="20" w:after="20"/>
               <w:rPr>
                 <w:rFonts w:ascii="Courier New" w:hAnsi="Courier New" w:cs="Courier New"/>
                 <w:color w:val="FFFFFF" w:themeColor="background1"/>
@@ -28635,9 +27363,7 @@
                 <w:szCs w:val="18"/>
                 <w:lang w:val="en-US"/>
               </w:rPr>
-              <w:t>);</w:t>
-            </w:r>
-            <w:proofErr w:type="gramEnd"/>
+            </w:pPr>
           </w:p>
           <w:p>
             <w:pPr>
@@ -28650,10 +27376,7 @@
                 <w:lang w:val="en-US"/>
               </w:rPr>
             </w:pPr>
-          </w:p>
-          <w:p>
-            <w:pPr>
-              <w:spacing w:before="20" w:after="20"/>
+            <w:r>
               <w:rPr>
                 <w:rFonts w:ascii="Courier New" w:hAnsi="Courier New" w:cs="Courier New"/>
                 <w:color w:val="FFFFFF" w:themeColor="background1"/>
@@ -28661,8 +27384,11 @@
                 <w:szCs w:val="18"/>
                 <w:lang w:val="en-US"/>
               </w:rPr>
-            </w:pPr>
-            <w:r>
+              <w:t>// ── Field blacklist: these fields are blocked even in allowed entities ───</w:t>
+            </w:r>
+          </w:p>
+          <w:p>
+            <w:pPr>
               <w:rPr>
                 <w:rFonts w:ascii="Courier New" w:hAnsi="Courier New" w:cs="Courier New"/>
                 <w:color w:val="FFFFFF" w:themeColor="background1"/>
@@ -28670,11 +27396,8 @@
                 <w:szCs w:val="18"/>
                 <w:lang w:val="en-US"/>
               </w:rPr>
-              <w:t>// ── Field blacklist: these fields are blocked even in allowed entities ───</w:t>
-            </w:r>
-          </w:p>
-          <w:p>
-            <w:pPr>
+            </w:pPr>
+            <w:r>
               <w:rPr>
                 <w:rFonts w:ascii="Courier New" w:hAnsi="Courier New" w:cs="Courier New"/>
                 <w:color w:val="FFFFFF" w:themeColor="background1"/>
@@ -28682,7 +27405,9 @@
                 <w:szCs w:val="18"/>
                 <w:lang w:val="en-US"/>
               </w:rPr>
-            </w:pPr>
+              <w:t xml:space="preserve">private static final Set&lt;String&gt; RESTRICTED_FIELDS = </w:t>
+            </w:r>
+            <w:proofErr w:type="spellStart"/>
             <w:r>
               <w:rPr>
                 <w:rFonts w:ascii="Courier New" w:hAnsi="Courier New" w:cs="Courier New"/>
@@ -28691,9 +27416,9 @@
                 <w:szCs w:val="18"/>
                 <w:lang w:val="en-US"/>
               </w:rPr>
-              <w:t xml:space="preserve">private static final Set&lt;String&gt; RESTRICTED_FIELDS = </w:t>
-            </w:r>
-            <w:proofErr w:type="spellStart"/>
+              <w:t>Set.of</w:t>
+            </w:r>
+            <w:proofErr w:type="spellEnd"/>
             <w:r>
               <w:rPr>
                 <w:rFonts w:ascii="Courier New" w:hAnsi="Courier New" w:cs="Courier New"/>
@@ -28702,9 +27427,9 @@
                 <w:szCs w:val="18"/>
                 <w:lang w:val="en-US"/>
               </w:rPr>
-              <w:t>Set.of</w:t>
-            </w:r>
-            <w:proofErr w:type="spellEnd"/>
+              <w:t>("</w:t>
+            </w:r>
+            <w:proofErr w:type="spellStart"/>
             <w:r>
               <w:rPr>
                 <w:rFonts w:ascii="Courier New" w:hAnsi="Courier New" w:cs="Courier New"/>
@@ -28713,9 +27438,9 @@
                 <w:szCs w:val="18"/>
                 <w:lang w:val="en-US"/>
               </w:rPr>
-              <w:t>("</w:t>
-            </w:r>
-            <w:proofErr w:type="spellStart"/>
+              <w:t>costPrice</w:t>
+            </w:r>
+            <w:proofErr w:type="spellEnd"/>
             <w:r>
               <w:rPr>
                 <w:rFonts w:ascii="Courier New" w:hAnsi="Courier New" w:cs="Courier New"/>
@@ -28724,9 +27449,9 @@
                 <w:szCs w:val="18"/>
                 <w:lang w:val="en-US"/>
               </w:rPr>
-              <w:t>costPrice</w:t>
-            </w:r>
-            <w:proofErr w:type="spellEnd"/>
+              <w:t>", "</w:t>
+            </w:r>
+            <w:proofErr w:type="spellStart"/>
             <w:r>
               <w:rPr>
                 <w:rFonts w:ascii="Courier New" w:hAnsi="Courier New" w:cs="Courier New"/>
@@ -28735,9 +27460,9 @@
                 <w:szCs w:val="18"/>
                 <w:lang w:val="en-US"/>
               </w:rPr>
-              <w:t>", "</w:t>
-            </w:r>
-            <w:proofErr w:type="spellStart"/>
+              <w:t>supplierCode</w:t>
+            </w:r>
+            <w:proofErr w:type="spellEnd"/>
             <w:r>
               <w:rPr>
                 <w:rFonts w:ascii="Courier New" w:hAnsi="Courier New" w:cs="Courier New"/>
@@ -28746,31 +27471,8 @@
                 <w:szCs w:val="18"/>
                 <w:lang w:val="en-US"/>
               </w:rPr>
-              <w:t>supplierCode</w:t>
-            </w:r>
-            <w:proofErr w:type="spellEnd"/>
-            <w:r>
-              <w:rPr>
-                <w:rFonts w:ascii="Courier New" w:hAnsi="Courier New" w:cs="Courier New"/>
-                <w:color w:val="FFFFFF" w:themeColor="background1"/>
-                <w:sz w:val="18"/>
-                <w:szCs w:val="18"/>
-                <w:lang w:val="en-US"/>
-              </w:rPr>
-              <w:t>"</w:t>
-            </w:r>
-            <w:proofErr w:type="gramStart"/>
-            <w:r>
-              <w:rPr>
-                <w:rFonts w:ascii="Courier New" w:hAnsi="Courier New" w:cs="Courier New"/>
-                <w:color w:val="FFFFFF" w:themeColor="background1"/>
-                <w:sz w:val="18"/>
-                <w:szCs w:val="18"/>
-                <w:lang w:val="en-US"/>
-              </w:rPr>
-              <w:t>);</w:t>
-            </w:r>
-            <w:proofErr w:type="gramEnd"/>
+              <w:t>");</w:t>
+            </w:r>
           </w:p>
           <w:p>
             <w:pPr>
@@ -28865,7 +27567,6 @@
               </w:rPr>
               <w:t>("</w:t>
             </w:r>
-            <w:proofErr w:type="gramStart"/>
             <w:r>
               <w:rPr>
                 <w:color w:val="FFFFFF" w:themeColor="background1"/>
@@ -28874,18 +27575,7 @@
                 <w:shd w:val="clear" w:color="auto" w:fill="293C40"/>
                 <w:lang w:val="en-US"/>
               </w:rPr>
-              <w:t>(?:</w:t>
-            </w:r>
-            <w:proofErr w:type="gramEnd"/>
-            <w:r>
-              <w:rPr>
-                <w:color w:val="FFFFFF" w:themeColor="background1"/>
-                <w:sz w:val="18"/>
-                <w:szCs w:val="18"/>
-                <w:shd w:val="clear" w:color="auto" w:fill="293C40"/>
-                <w:lang w:val="en-US"/>
-              </w:rPr>
-              <w:t>FROM|JOIN(?:\\</w:t>
+              <w:t>(?:FROM|JOIN(?:\\</w:t>
             </w:r>
             <w:proofErr w:type="spellStart"/>
             <w:r>
@@ -28982,7 +27672,6 @@
               <w:t xml:space="preserve">private String </w:t>
             </w:r>
             <w:proofErr w:type="spellStart"/>
-            <w:proofErr w:type="gramStart"/>
             <w:r>
               <w:rPr>
                 <w:rFonts w:ascii="Courier New" w:hAnsi="Courier New" w:cs="Courier New"/>
@@ -29002,18 +27691,7 @@
                 <w:szCs w:val="18"/>
                 <w:lang w:val="en-US"/>
               </w:rPr>
-              <w:t>(</w:t>
-            </w:r>
-            <w:proofErr w:type="gramEnd"/>
-            <w:r>
-              <w:rPr>
-                <w:rFonts w:ascii="Courier New" w:hAnsi="Courier New" w:cs="Courier New"/>
-                <w:color w:val="FFFFFF" w:themeColor="background1"/>
-                <w:sz w:val="18"/>
-                <w:szCs w:val="18"/>
-                <w:lang w:val="en-US"/>
-              </w:rPr>
-              <w:t xml:space="preserve">String </w:t>
+              <w:t xml:space="preserve">(String </w:t>
             </w:r>
             <w:proofErr w:type="spellStart"/>
             <w:r>
@@ -29109,7 +27787,6 @@
               <w:t>hql</w:t>
             </w:r>
             <w:proofErr w:type="spellEnd"/>
-            <w:proofErr w:type="gramStart"/>
             <w:r>
               <w:rPr>
                 <w:color w:val="FFFFFF" w:themeColor="background1"/>
@@ -29119,7 +27796,6 @@
               </w:rPr>
               <w:t>);</w:t>
             </w:r>
-            <w:proofErr w:type="gramEnd"/>
           </w:p>
           <w:p>
             <w:pPr>
@@ -29152,7 +27828,6 @@
               <w:t>while (</w:t>
             </w:r>
             <w:proofErr w:type="spellStart"/>
-            <w:proofErr w:type="gramStart"/>
             <w:r>
               <w:rPr>
                 <w:rFonts w:ascii="Courier New" w:hAnsi="Courier New" w:cs="Courier New"/>
@@ -29164,7 +27839,6 @@
               <w:t>m.find</w:t>
             </w:r>
             <w:proofErr w:type="spellEnd"/>
-            <w:proofErr w:type="gramEnd"/>
             <w:r>
               <w:rPr>
                 <w:rFonts w:ascii="Courier New" w:hAnsi="Courier New" w:cs="Courier New"/>
@@ -29197,7 +27871,6 @@
               <w:t xml:space="preserve">       String entity = </w:t>
             </w:r>
             <w:proofErr w:type="spellStart"/>
-            <w:proofErr w:type="gramStart"/>
             <w:r>
               <w:rPr>
                 <w:rFonts w:ascii="Courier New" w:hAnsi="Courier New" w:cs="Courier New"/>
@@ -29209,7 +27882,6 @@
               <w:t>m.group</w:t>
             </w:r>
             <w:proofErr w:type="spellEnd"/>
-            <w:proofErr w:type="gramEnd"/>
             <w:r>
               <w:rPr>
                 <w:rFonts w:ascii="Courier New" w:hAnsi="Courier New" w:cs="Courier New"/>
@@ -29239,17 +27911,7 @@
                 <w:szCs w:val="18"/>
                 <w:lang w:val="en-US"/>
               </w:rPr>
-              <w:t xml:space="preserve">      if </w:t>
-            </w:r>
-            <w:proofErr w:type="gramStart"/>
-            <w:r>
-              <w:rPr>
-                <w:color w:val="FFFFFF" w:themeColor="background1"/>
-                <w:sz w:val="18"/>
-                <w:szCs w:val="18"/>
-                <w:lang w:val="en-US"/>
-              </w:rPr>
-              <w:t>(!</w:t>
+              <w:t xml:space="preserve">      if (!</w:t>
             </w:r>
             <w:proofErr w:type="spellStart"/>
             <w:r>
@@ -29261,9 +27923,68 @@
                 <w:szCs w:val="18"/>
                 <w:lang w:val="en-US"/>
               </w:rPr>
-              <w:t>ALLOWED</w:t>
-            </w:r>
-            <w:proofErr w:type="gramEnd"/>
+              <w:t>ALLOWED_ENTITIES</w:t>
+            </w:r>
+            <w:r>
+              <w:rPr>
+                <w:color w:val="FFFFFF" w:themeColor="background1"/>
+                <w:sz w:val="18"/>
+                <w:szCs w:val="18"/>
+                <w:lang w:val="en-US"/>
+              </w:rPr>
+              <w:t>.contains</w:t>
+            </w:r>
+            <w:proofErr w:type="spellEnd"/>
+            <w:r>
+              <w:rPr>
+                <w:color w:val="FFFFFF" w:themeColor="background1"/>
+                <w:sz w:val="18"/>
+                <w:szCs w:val="18"/>
+                <w:lang w:val="en-US"/>
+              </w:rPr>
+              <w:t>(entity)) {</w:t>
+            </w:r>
+            <w:r>
+              <w:rPr>
+                <w:color w:val="FFFFFF" w:themeColor="background1"/>
+                <w:sz w:val="18"/>
+                <w:szCs w:val="18"/>
+                <w:lang w:val="en-US"/>
+              </w:rPr>
+              <w:br/>
+              <w:t xml:space="preserve">        return "ERROR: Entity '" + entity </w:t>
+            </w:r>
+          </w:p>
+          <w:p>
+            <w:pPr>
+              <w:pStyle w:val="HTMLpr-formatado"/>
+              <w:shd w:val="clear" w:color="auto" w:fill="1E1F22"/>
+              <w:rPr>
+                <w:color w:val="FFFFFF" w:themeColor="background1"/>
+                <w:sz w:val="18"/>
+                <w:szCs w:val="18"/>
+                <w:lang w:val="en-US"/>
+              </w:rPr>
+            </w:pPr>
+            <w:r>
+              <w:rPr>
+                <w:color w:val="FFFFFF" w:themeColor="background1"/>
+                <w:sz w:val="18"/>
+                <w:szCs w:val="18"/>
+                <w:lang w:val="en-US"/>
+              </w:rPr>
+              <w:t xml:space="preserve">         + "' is not accessible via   this assistant. "</w:t>
+            </w:r>
+            <w:r>
+              <w:rPr>
+                <w:color w:val="FFFFFF" w:themeColor="background1"/>
+                <w:sz w:val="18"/>
+                <w:szCs w:val="18"/>
+                <w:lang w:val="en-US"/>
+              </w:rPr>
+              <w:br/>
+              <w:t xml:space="preserve">         + "Allowed entities: " + </w:t>
+            </w:r>
             <w:r>
               <w:rPr>
                 <w:i/>
@@ -29273,7 +27994,7 @@
                 <w:szCs w:val="18"/>
                 <w:lang w:val="en-US"/>
               </w:rPr>
-              <w:t>_ENTITIES</w:t>
+              <w:t>ALLOWED_ENTITIES</w:t>
             </w:r>
             <w:r>
               <w:rPr>
@@ -29282,9 +28003,8 @@
                 <w:szCs w:val="18"/>
                 <w:lang w:val="en-US"/>
               </w:rPr>
-              <w:t>.contains</w:t>
-            </w:r>
-            <w:proofErr w:type="spellEnd"/>
+              <w:t>;</w:t>
+            </w:r>
             <w:r>
               <w:rPr>
                 <w:color w:val="FFFFFF" w:themeColor="background1"/>
@@ -29292,17 +28012,374 @@
                 <w:szCs w:val="18"/>
                 <w:lang w:val="en-US"/>
               </w:rPr>
-              <w:t>(entity)) {</w:t>
-            </w:r>
-            <w:r>
-              <w:rPr>
+              <w:br/>
+              <w:t xml:space="preserve">      }</w:t>
+            </w:r>
+          </w:p>
+          <w:p>
+            <w:pPr>
+              <w:rPr>
+                <w:rFonts w:ascii="Courier New" w:hAnsi="Courier New" w:cs="Courier New"/>
                 <w:color w:val="FFFFFF" w:themeColor="background1"/>
                 <w:sz w:val="18"/>
                 <w:szCs w:val="18"/>
                 <w:lang w:val="en-US"/>
               </w:rPr>
-              <w:br/>
-              <w:t xml:space="preserve">        return "ERROR: Entity '" + entity </w:t>
+            </w:pPr>
+            <w:r>
+              <w:rPr>
+                <w:rFonts w:ascii="Courier New" w:hAnsi="Courier New" w:cs="Courier New"/>
+                <w:color w:val="264F78"/>
+                <w:sz w:val="18"/>
+                <w:szCs w:val="18"/>
+                <w:lang w:val="en-US"/>
+              </w:rPr>
+              <w:t xml:space="preserve">    </w:t>
+            </w:r>
+            <w:r>
+              <w:rPr>
+                <w:rFonts w:ascii="Courier New" w:hAnsi="Courier New" w:cs="Courier New"/>
+                <w:color w:val="FFFFFF" w:themeColor="background1"/>
+                <w:sz w:val="18"/>
+                <w:szCs w:val="18"/>
+                <w:lang w:val="en-US"/>
+              </w:rPr>
+              <w:t>}</w:t>
+            </w:r>
+          </w:p>
+          <w:p>
+            <w:pPr>
+              <w:rPr>
+                <w:rFonts w:ascii="Courier New" w:hAnsi="Courier New" w:cs="Courier New"/>
+                <w:color w:val="FFFFFF" w:themeColor="background1"/>
+                <w:sz w:val="18"/>
+                <w:szCs w:val="18"/>
+                <w:lang w:val="en-US"/>
+              </w:rPr>
+            </w:pPr>
+            <w:r>
+              <w:rPr>
+                <w:rFonts w:ascii="Courier New" w:hAnsi="Courier New" w:cs="Courier New"/>
+                <w:color w:val="264F78"/>
+                <w:sz w:val="18"/>
+                <w:szCs w:val="18"/>
+                <w:lang w:val="en-US"/>
+              </w:rPr>
+              <w:t xml:space="preserve">    </w:t>
+            </w:r>
+            <w:r>
+              <w:rPr>
+                <w:rFonts w:ascii="Courier New" w:hAnsi="Courier New" w:cs="Courier New"/>
+                <w:color w:val="FFFFFF" w:themeColor="background1"/>
+                <w:sz w:val="18"/>
+                <w:szCs w:val="18"/>
+                <w:lang w:val="en-US"/>
+              </w:rPr>
+              <w:t>return null;</w:t>
+            </w:r>
+          </w:p>
+          <w:p>
+            <w:pPr>
+              <w:rPr>
+                <w:rFonts w:ascii="Courier New" w:hAnsi="Courier New" w:cs="Courier New"/>
+                <w:color w:val="FFFFFF" w:themeColor="background1"/>
+                <w:sz w:val="18"/>
+                <w:szCs w:val="18"/>
+                <w:lang w:val="en-US"/>
+              </w:rPr>
+            </w:pPr>
+            <w:r>
+              <w:rPr>
+                <w:rFonts w:ascii="Courier New" w:hAnsi="Courier New" w:cs="Courier New"/>
+                <w:color w:val="FFFFFF" w:themeColor="background1"/>
+                <w:sz w:val="18"/>
+                <w:szCs w:val="18"/>
+                <w:lang w:val="en-US"/>
+              </w:rPr>
+              <w:t>}</w:t>
+            </w:r>
+          </w:p>
+          <w:p>
+            <w:pPr>
+              <w:rPr>
+                <w:rFonts w:ascii="Courier New" w:hAnsi="Courier New" w:cs="Courier New"/>
+                <w:color w:val="FFFFFF" w:themeColor="background1"/>
+                <w:sz w:val="18"/>
+                <w:szCs w:val="18"/>
+                <w:lang w:val="en-US"/>
+              </w:rPr>
+            </w:pPr>
+          </w:p>
+          <w:p>
+            <w:pPr>
+              <w:rPr>
+                <w:rFonts w:ascii="Courier New" w:hAnsi="Courier New" w:cs="Courier New"/>
+                <w:color w:val="FFFFFF" w:themeColor="background1"/>
+                <w:sz w:val="18"/>
+                <w:szCs w:val="18"/>
+                <w:lang w:val="en-US"/>
+              </w:rPr>
+            </w:pPr>
+            <w:r>
+              <w:rPr>
+                <w:rFonts w:ascii="Courier New" w:hAnsi="Courier New" w:cs="Courier New"/>
+                <w:color w:val="FFFFFF" w:themeColor="background1"/>
+                <w:sz w:val="18"/>
+                <w:szCs w:val="18"/>
+                <w:lang w:val="en-US"/>
+              </w:rPr>
+              <w:t xml:space="preserve">private String </w:t>
+            </w:r>
+            <w:proofErr w:type="spellStart"/>
+            <w:r>
+              <w:rPr>
+                <w:rFonts w:ascii="Courier New" w:hAnsi="Courier New" w:cs="Courier New"/>
+                <w:color w:val="FFFFFF" w:themeColor="background1"/>
+                <w:sz w:val="18"/>
+                <w:szCs w:val="18"/>
+                <w:lang w:val="en-US"/>
+              </w:rPr>
+              <w:t>validateFieldBlacklist</w:t>
+            </w:r>
+            <w:proofErr w:type="spellEnd"/>
+            <w:r>
+              <w:rPr>
+                <w:rFonts w:ascii="Courier New" w:hAnsi="Courier New" w:cs="Courier New"/>
+                <w:color w:val="FFFFFF" w:themeColor="background1"/>
+                <w:sz w:val="18"/>
+                <w:szCs w:val="18"/>
+                <w:lang w:val="en-US"/>
+              </w:rPr>
+              <w:t xml:space="preserve">(String </w:t>
+            </w:r>
+            <w:proofErr w:type="spellStart"/>
+            <w:r>
+              <w:rPr>
+                <w:rFonts w:ascii="Courier New" w:hAnsi="Courier New" w:cs="Courier New"/>
+                <w:color w:val="FFFFFF" w:themeColor="background1"/>
+                <w:sz w:val="18"/>
+                <w:szCs w:val="18"/>
+                <w:lang w:val="en-US"/>
+              </w:rPr>
+              <w:t>hql</w:t>
+            </w:r>
+            <w:proofErr w:type="spellEnd"/>
+            <w:r>
+              <w:rPr>
+                <w:rFonts w:ascii="Courier New" w:hAnsi="Courier New" w:cs="Courier New"/>
+                <w:color w:val="FFFFFF" w:themeColor="background1"/>
+                <w:sz w:val="18"/>
+                <w:szCs w:val="18"/>
+                <w:lang w:val="en-US"/>
+              </w:rPr>
+              <w:t>) {</w:t>
+            </w:r>
+          </w:p>
+          <w:p>
+            <w:pPr>
+              <w:rPr>
+                <w:rFonts w:ascii="Courier New" w:hAnsi="Courier New" w:cs="Courier New"/>
+                <w:color w:val="FFFFFF" w:themeColor="background1"/>
+                <w:sz w:val="18"/>
+                <w:szCs w:val="18"/>
+                <w:lang w:val="en-US"/>
+              </w:rPr>
+            </w:pPr>
+            <w:r>
+              <w:rPr>
+                <w:rFonts w:ascii="Courier New" w:hAnsi="Courier New" w:cs="Courier New"/>
+                <w:color w:val="264F78"/>
+                <w:sz w:val="18"/>
+                <w:szCs w:val="18"/>
+                <w:lang w:val="en-US"/>
+              </w:rPr>
+              <w:t xml:space="preserve">    </w:t>
+            </w:r>
+            <w:r>
+              <w:rPr>
+                <w:rFonts w:ascii="Courier New" w:hAnsi="Courier New" w:cs="Courier New"/>
+                <w:color w:val="FFFFFF" w:themeColor="background1"/>
+                <w:sz w:val="18"/>
+                <w:szCs w:val="18"/>
+                <w:lang w:val="en-US"/>
+              </w:rPr>
+              <w:t>for (String field : RESTRICTED_FIELDS) {</w:t>
+            </w:r>
+          </w:p>
+          <w:p>
+            <w:pPr>
+              <w:ind w:left="720"/>
+              <w:rPr>
+                <w:rFonts w:ascii="Courier New" w:hAnsi="Courier New" w:cs="Courier New"/>
+                <w:color w:val="FFFFFF" w:themeColor="background1"/>
+                <w:sz w:val="18"/>
+                <w:szCs w:val="18"/>
+                <w:lang w:val="en-US"/>
+              </w:rPr>
+            </w:pPr>
+            <w:r>
+              <w:rPr>
+                <w:rFonts w:ascii="Courier New" w:hAnsi="Courier New" w:cs="Courier New"/>
+                <w:color w:val="FFFFFF" w:themeColor="background1"/>
+                <w:sz w:val="18"/>
+                <w:szCs w:val="18"/>
+                <w:lang w:val="en-US"/>
+              </w:rPr>
+              <w:t xml:space="preserve">Pattern p = </w:t>
+            </w:r>
+            <w:proofErr w:type="spellStart"/>
+            <w:r>
+              <w:rPr>
+                <w:rFonts w:ascii="Courier New" w:hAnsi="Courier New" w:cs="Courier New"/>
+                <w:color w:val="FFFFFF" w:themeColor="background1"/>
+                <w:sz w:val="18"/>
+                <w:szCs w:val="18"/>
+                <w:lang w:val="en-US"/>
+              </w:rPr>
+              <w:t>Pattern.compile</w:t>
+            </w:r>
+            <w:proofErr w:type="spellEnd"/>
+            <w:r>
+              <w:rPr>
+                <w:rFonts w:ascii="Courier New" w:hAnsi="Courier New" w:cs="Courier New"/>
+                <w:color w:val="FFFFFF" w:themeColor="background1"/>
+                <w:sz w:val="18"/>
+                <w:szCs w:val="18"/>
+                <w:lang w:val="en-US"/>
+              </w:rPr>
+              <w:t xml:space="preserve">("\\b" + </w:t>
+            </w:r>
+            <w:proofErr w:type="spellStart"/>
+            <w:r>
+              <w:rPr>
+                <w:rFonts w:ascii="Courier New" w:hAnsi="Courier New" w:cs="Courier New"/>
+                <w:color w:val="FFFFFF" w:themeColor="background1"/>
+                <w:sz w:val="18"/>
+                <w:szCs w:val="18"/>
+                <w:lang w:val="en-US"/>
+              </w:rPr>
+              <w:t>Pattern.quote</w:t>
+            </w:r>
+            <w:proofErr w:type="spellEnd"/>
+            <w:r>
+              <w:rPr>
+                <w:rFonts w:ascii="Courier New" w:hAnsi="Courier New" w:cs="Courier New"/>
+                <w:color w:val="FFFFFF" w:themeColor="background1"/>
+                <w:sz w:val="18"/>
+                <w:szCs w:val="18"/>
+                <w:lang w:val="en-US"/>
+              </w:rPr>
+              <w:t>(field) + "\\b",</w:t>
+            </w:r>
+          </w:p>
+          <w:p>
+            <w:pPr>
+              <w:ind w:left="720"/>
+              <w:rPr>
+                <w:rFonts w:ascii="Courier New" w:hAnsi="Courier New" w:cs="Courier New"/>
+                <w:color w:val="FFFFFF" w:themeColor="background1"/>
+                <w:sz w:val="18"/>
+                <w:szCs w:val="18"/>
+                <w:lang w:val="en-US"/>
+              </w:rPr>
+            </w:pPr>
+            <w:r>
+              <w:rPr>
+                <w:rFonts w:ascii="Courier New" w:hAnsi="Courier New" w:cs="Courier New"/>
+                <w:color w:val="FFFFFF" w:themeColor="background1"/>
+                <w:sz w:val="18"/>
+                <w:szCs w:val="18"/>
+                <w:lang w:val="en-US"/>
+              </w:rPr>
+              <w:t xml:space="preserve">  </w:t>
+            </w:r>
+            <w:proofErr w:type="spellStart"/>
+            <w:r>
+              <w:rPr>
+                <w:rFonts w:ascii="Courier New" w:hAnsi="Courier New" w:cs="Courier New"/>
+                <w:color w:val="FFFFFF" w:themeColor="background1"/>
+                <w:sz w:val="18"/>
+                <w:szCs w:val="18"/>
+                <w:lang w:val="en-US"/>
+              </w:rPr>
+              <w:t>Pattern.CASE_INSENSITIVE</w:t>
+            </w:r>
+            <w:proofErr w:type="spellEnd"/>
+            <w:r>
+              <w:rPr>
+                <w:rFonts w:ascii="Courier New" w:hAnsi="Courier New" w:cs="Courier New"/>
+                <w:color w:val="FFFFFF" w:themeColor="background1"/>
+                <w:sz w:val="18"/>
+                <w:szCs w:val="18"/>
+                <w:lang w:val="en-US"/>
+              </w:rPr>
+              <w:t>);</w:t>
+            </w:r>
+          </w:p>
+          <w:p>
+            <w:pPr>
+              <w:ind w:left="720"/>
+              <w:rPr>
+                <w:rFonts w:ascii="Courier New" w:hAnsi="Courier New" w:cs="Courier New"/>
+                <w:color w:val="FFFFFF" w:themeColor="background1"/>
+                <w:sz w:val="18"/>
+                <w:szCs w:val="18"/>
+                <w:lang w:val="en-US"/>
+              </w:rPr>
+            </w:pPr>
+            <w:r>
+              <w:rPr>
+                <w:rFonts w:ascii="Courier New" w:hAnsi="Courier New" w:cs="Courier New"/>
+                <w:color w:val="FFFFFF" w:themeColor="background1"/>
+                <w:sz w:val="18"/>
+                <w:szCs w:val="18"/>
+                <w:lang w:val="en-US"/>
+              </w:rPr>
+              <w:t>if (</w:t>
+            </w:r>
+            <w:proofErr w:type="spellStart"/>
+            <w:r>
+              <w:rPr>
+                <w:rFonts w:ascii="Courier New" w:hAnsi="Courier New" w:cs="Courier New"/>
+                <w:color w:val="FFFFFF" w:themeColor="background1"/>
+                <w:sz w:val="18"/>
+                <w:szCs w:val="18"/>
+                <w:lang w:val="en-US"/>
+              </w:rPr>
+              <w:t>p.matcher</w:t>
+            </w:r>
+            <w:proofErr w:type="spellEnd"/>
+            <w:r>
+              <w:rPr>
+                <w:rFonts w:ascii="Courier New" w:hAnsi="Courier New" w:cs="Courier New"/>
+                <w:color w:val="FFFFFF" w:themeColor="background1"/>
+                <w:sz w:val="18"/>
+                <w:szCs w:val="18"/>
+                <w:lang w:val="en-US"/>
+              </w:rPr>
+              <w:t>(</w:t>
+            </w:r>
+            <w:proofErr w:type="spellStart"/>
+            <w:r>
+              <w:rPr>
+                <w:rFonts w:ascii="Courier New" w:hAnsi="Courier New" w:cs="Courier New"/>
+                <w:color w:val="FFFFFF" w:themeColor="background1"/>
+                <w:sz w:val="18"/>
+                <w:szCs w:val="18"/>
+                <w:lang w:val="en-US"/>
+              </w:rPr>
+              <w:t>hql</w:t>
+            </w:r>
+            <w:proofErr w:type="spellEnd"/>
+            <w:r>
+              <w:rPr>
+                <w:rFonts w:ascii="Courier New" w:hAnsi="Courier New" w:cs="Courier New"/>
+                <w:color w:val="FFFFFF" w:themeColor="background1"/>
+                <w:sz w:val="18"/>
+                <w:szCs w:val="18"/>
+                <w:lang w:val="en-US"/>
+              </w:rPr>
+              <w:t>).find())</w:t>
             </w:r>
           </w:p>
           <w:p>
@@ -29318,12 +28395,21 @@
             </w:pPr>
             <w:r>
               <w:rPr>
+                <w:color w:val="264F78"/>
+                <w:sz w:val="18"/>
+                <w:szCs w:val="18"/>
+                <w:lang w:val="en-US"/>
+              </w:rPr>
+              <w:t xml:space="preserve">   </w:t>
+            </w:r>
+            <w:r>
+              <w:rPr>
                 <w:color w:val="FFFFFF" w:themeColor="background1"/>
                 <w:sz w:val="18"/>
                 <w:szCs w:val="18"/>
                 <w:lang w:val="en-US"/>
               </w:rPr>
-              <w:t xml:space="preserve">         + "' is not accessible via   this assistant. "</w:t>
+              <w:t xml:space="preserve"> </w:t>
             </w:r>
             <w:r>
               <w:rPr>
@@ -29332,50 +28418,18 @@
                 <w:szCs w:val="18"/>
                 <w:lang w:val="en-US"/>
               </w:rPr>
+              <w:t xml:space="preserve">    return "ERROR: Field '" + field + "' is not accessible via this assistant.";</w:t>
+            </w:r>
+            <w:r>
+              <w:rPr>
+                <w:color w:val="FFFFFF" w:themeColor="background1"/>
+                <w:sz w:val="18"/>
+                <w:szCs w:val="18"/>
+                <w:lang w:val="en-US"/>
+              </w:rPr>
               <w:br/>
-              <w:t xml:space="preserve">         + "Allowed entities: " + </w:t>
-            </w:r>
-            <w:r>
-              <w:rPr>
-                <w:i/>
-                <w:iCs/>
-                <w:color w:val="FFFFFF" w:themeColor="background1"/>
-                <w:sz w:val="18"/>
-                <w:szCs w:val="18"/>
-                <w:lang w:val="en-US"/>
-              </w:rPr>
-              <w:t>ALLOWED_ENTITIES</w:t>
-            </w:r>
-            <w:r>
-              <w:rPr>
-                <w:color w:val="FFFFFF" w:themeColor="background1"/>
-                <w:sz w:val="18"/>
-                <w:szCs w:val="18"/>
-                <w:lang w:val="en-US"/>
-              </w:rPr>
-              <w:t>;</w:t>
-            </w:r>
-            <w:r>
-              <w:rPr>
-                <w:color w:val="FFFFFF" w:themeColor="background1"/>
-                <w:sz w:val="18"/>
-                <w:szCs w:val="18"/>
-                <w:lang w:val="en-US"/>
-              </w:rPr>
-              <w:br/>
-              <w:t xml:space="preserve">    </w:t>
-            </w:r>
-            <w:proofErr w:type="gramStart"/>
-            <w:r>
-              <w:rPr>
-                <w:color w:val="FFFFFF" w:themeColor="background1"/>
-                <w:sz w:val="18"/>
-                <w:szCs w:val="18"/>
-                <w:lang w:val="en-US"/>
-              </w:rPr>
-              <w:t xml:space="preserve">  }</w:t>
-            </w:r>
-            <w:proofErr w:type="gramEnd"/>
+              <w:t xml:space="preserve">      }</w:t>
+            </w:r>
           </w:p>
           <w:p>
             <w:pPr>
@@ -29436,496 +28490,8 @@
                 <w:szCs w:val="18"/>
                 <w:lang w:val="en-US"/>
               </w:rPr>
-              <w:t xml:space="preserve">return </w:t>
-            </w:r>
-            <w:proofErr w:type="gramStart"/>
-            <w:r>
-              <w:rPr>
-                <w:rFonts w:ascii="Courier New" w:hAnsi="Courier New" w:cs="Courier New"/>
-                <w:color w:val="FFFFFF" w:themeColor="background1"/>
-                <w:sz w:val="18"/>
-                <w:szCs w:val="18"/>
-                <w:lang w:val="en-US"/>
-              </w:rPr>
-              <w:t>null;</w:t>
-            </w:r>
-            <w:proofErr w:type="gramEnd"/>
-          </w:p>
-          <w:p>
-            <w:pPr>
-              <w:rPr>
-                <w:rFonts w:ascii="Courier New" w:hAnsi="Courier New" w:cs="Courier New"/>
-                <w:color w:val="FFFFFF" w:themeColor="background1"/>
-                <w:sz w:val="18"/>
-                <w:szCs w:val="18"/>
-                <w:lang w:val="en-US"/>
-              </w:rPr>
-            </w:pPr>
-            <w:r>
-              <w:rPr>
-                <w:rFonts w:ascii="Courier New" w:hAnsi="Courier New" w:cs="Courier New"/>
-                <w:color w:val="FFFFFF" w:themeColor="background1"/>
-                <w:sz w:val="18"/>
-                <w:szCs w:val="18"/>
-                <w:lang w:val="en-US"/>
-              </w:rPr>
-              <w:t>}</w:t>
-            </w:r>
-          </w:p>
-          <w:p>
-            <w:pPr>
-              <w:rPr>
-                <w:rFonts w:ascii="Courier New" w:hAnsi="Courier New" w:cs="Courier New"/>
-                <w:color w:val="FFFFFF" w:themeColor="background1"/>
-                <w:sz w:val="18"/>
-                <w:szCs w:val="18"/>
-                <w:lang w:val="en-US"/>
-              </w:rPr>
-            </w:pPr>
-          </w:p>
-          <w:p>
-            <w:pPr>
-              <w:rPr>
-                <w:rFonts w:ascii="Courier New" w:hAnsi="Courier New" w:cs="Courier New"/>
-                <w:color w:val="FFFFFF" w:themeColor="background1"/>
-                <w:sz w:val="18"/>
-                <w:szCs w:val="18"/>
-                <w:lang w:val="en-US"/>
-              </w:rPr>
-            </w:pPr>
-            <w:r>
-              <w:rPr>
-                <w:rFonts w:ascii="Courier New" w:hAnsi="Courier New" w:cs="Courier New"/>
-                <w:color w:val="FFFFFF" w:themeColor="background1"/>
-                <w:sz w:val="18"/>
-                <w:szCs w:val="18"/>
-                <w:lang w:val="en-US"/>
-              </w:rPr>
-              <w:t xml:space="preserve">private String </w:t>
-            </w:r>
-            <w:proofErr w:type="spellStart"/>
-            <w:proofErr w:type="gramStart"/>
-            <w:r>
-              <w:rPr>
-                <w:rFonts w:ascii="Courier New" w:hAnsi="Courier New" w:cs="Courier New"/>
-                <w:color w:val="FFFFFF" w:themeColor="background1"/>
-                <w:sz w:val="18"/>
-                <w:szCs w:val="18"/>
-                <w:lang w:val="en-US"/>
-              </w:rPr>
-              <w:t>validateFieldBlacklist</w:t>
-            </w:r>
-            <w:proofErr w:type="spellEnd"/>
-            <w:r>
-              <w:rPr>
-                <w:rFonts w:ascii="Courier New" w:hAnsi="Courier New" w:cs="Courier New"/>
-                <w:color w:val="FFFFFF" w:themeColor="background1"/>
-                <w:sz w:val="18"/>
-                <w:szCs w:val="18"/>
-                <w:lang w:val="en-US"/>
-              </w:rPr>
-              <w:t>(</w:t>
-            </w:r>
-            <w:proofErr w:type="gramEnd"/>
-            <w:r>
-              <w:rPr>
-                <w:rFonts w:ascii="Courier New" w:hAnsi="Courier New" w:cs="Courier New"/>
-                <w:color w:val="FFFFFF" w:themeColor="background1"/>
-                <w:sz w:val="18"/>
-                <w:szCs w:val="18"/>
-                <w:lang w:val="en-US"/>
-              </w:rPr>
-              <w:t xml:space="preserve">String </w:t>
-            </w:r>
-            <w:proofErr w:type="spellStart"/>
-            <w:r>
-              <w:rPr>
-                <w:rFonts w:ascii="Courier New" w:hAnsi="Courier New" w:cs="Courier New"/>
-                <w:color w:val="FFFFFF" w:themeColor="background1"/>
-                <w:sz w:val="18"/>
-                <w:szCs w:val="18"/>
-                <w:lang w:val="en-US"/>
-              </w:rPr>
-              <w:t>hql</w:t>
-            </w:r>
-            <w:proofErr w:type="spellEnd"/>
-            <w:r>
-              <w:rPr>
-                <w:rFonts w:ascii="Courier New" w:hAnsi="Courier New" w:cs="Courier New"/>
-                <w:color w:val="FFFFFF" w:themeColor="background1"/>
-                <w:sz w:val="18"/>
-                <w:szCs w:val="18"/>
-                <w:lang w:val="en-US"/>
-              </w:rPr>
-              <w:t>) {</w:t>
-            </w:r>
-          </w:p>
-          <w:p>
-            <w:pPr>
-              <w:rPr>
-                <w:rFonts w:ascii="Courier New" w:hAnsi="Courier New" w:cs="Courier New"/>
-                <w:color w:val="FFFFFF" w:themeColor="background1"/>
-                <w:sz w:val="18"/>
-                <w:szCs w:val="18"/>
-                <w:lang w:val="en-US"/>
-              </w:rPr>
-            </w:pPr>
-            <w:r>
-              <w:rPr>
-                <w:rFonts w:ascii="Courier New" w:hAnsi="Courier New" w:cs="Courier New"/>
-                <w:color w:val="264F78"/>
-                <w:sz w:val="18"/>
-                <w:szCs w:val="18"/>
-                <w:lang w:val="en-US"/>
-              </w:rPr>
-              <w:t xml:space="preserve">    </w:t>
-            </w:r>
-            <w:r>
-              <w:rPr>
-                <w:rFonts w:ascii="Courier New" w:hAnsi="Courier New" w:cs="Courier New"/>
-                <w:color w:val="FFFFFF" w:themeColor="background1"/>
-                <w:sz w:val="18"/>
-                <w:szCs w:val="18"/>
-                <w:lang w:val="en-US"/>
-              </w:rPr>
-              <w:t xml:space="preserve">for (String </w:t>
-            </w:r>
-            <w:proofErr w:type="gramStart"/>
-            <w:r>
-              <w:rPr>
-                <w:rFonts w:ascii="Courier New" w:hAnsi="Courier New" w:cs="Courier New"/>
-                <w:color w:val="FFFFFF" w:themeColor="background1"/>
-                <w:sz w:val="18"/>
-                <w:szCs w:val="18"/>
-                <w:lang w:val="en-US"/>
-              </w:rPr>
-              <w:t>field :</w:t>
-            </w:r>
-            <w:proofErr w:type="gramEnd"/>
-            <w:r>
-              <w:rPr>
-                <w:rFonts w:ascii="Courier New" w:hAnsi="Courier New" w:cs="Courier New"/>
-                <w:color w:val="FFFFFF" w:themeColor="background1"/>
-                <w:sz w:val="18"/>
-                <w:szCs w:val="18"/>
-                <w:lang w:val="en-US"/>
-              </w:rPr>
-              <w:t xml:space="preserve"> RESTRICTED_FIELDS) {</w:t>
-            </w:r>
-          </w:p>
-          <w:p>
-            <w:pPr>
-              <w:ind w:left="720"/>
-              <w:rPr>
-                <w:rFonts w:ascii="Courier New" w:hAnsi="Courier New" w:cs="Courier New"/>
-                <w:color w:val="FFFFFF" w:themeColor="background1"/>
-                <w:sz w:val="18"/>
-                <w:szCs w:val="18"/>
-                <w:lang w:val="en-US"/>
-              </w:rPr>
-            </w:pPr>
-            <w:r>
-              <w:rPr>
-                <w:rFonts w:ascii="Courier New" w:hAnsi="Courier New" w:cs="Courier New"/>
-                <w:color w:val="FFFFFF" w:themeColor="background1"/>
-                <w:sz w:val="18"/>
-                <w:szCs w:val="18"/>
-                <w:lang w:val="en-US"/>
-              </w:rPr>
-              <w:t xml:space="preserve">Pattern p = </w:t>
-            </w:r>
-            <w:proofErr w:type="spellStart"/>
-            <w:r>
-              <w:rPr>
-                <w:rFonts w:ascii="Courier New" w:hAnsi="Courier New" w:cs="Courier New"/>
-                <w:color w:val="FFFFFF" w:themeColor="background1"/>
-                <w:sz w:val="18"/>
-                <w:szCs w:val="18"/>
-                <w:lang w:val="en-US"/>
-              </w:rPr>
-              <w:t>Pattern.compile</w:t>
-            </w:r>
-            <w:proofErr w:type="spellEnd"/>
-            <w:r>
-              <w:rPr>
-                <w:rFonts w:ascii="Courier New" w:hAnsi="Courier New" w:cs="Courier New"/>
-                <w:color w:val="FFFFFF" w:themeColor="background1"/>
-                <w:sz w:val="18"/>
-                <w:szCs w:val="18"/>
-                <w:lang w:val="en-US"/>
-              </w:rPr>
-              <w:t xml:space="preserve">("\\b" + </w:t>
-            </w:r>
-            <w:proofErr w:type="spellStart"/>
-            <w:r>
-              <w:rPr>
-                <w:rFonts w:ascii="Courier New" w:hAnsi="Courier New" w:cs="Courier New"/>
-                <w:color w:val="FFFFFF" w:themeColor="background1"/>
-                <w:sz w:val="18"/>
-                <w:szCs w:val="18"/>
-                <w:lang w:val="en-US"/>
-              </w:rPr>
-              <w:t>Pattern.quote</w:t>
-            </w:r>
-            <w:proofErr w:type="spellEnd"/>
-            <w:r>
-              <w:rPr>
-                <w:rFonts w:ascii="Courier New" w:hAnsi="Courier New" w:cs="Courier New"/>
-                <w:color w:val="FFFFFF" w:themeColor="background1"/>
-                <w:sz w:val="18"/>
-                <w:szCs w:val="18"/>
-                <w:lang w:val="en-US"/>
-              </w:rPr>
-              <w:t>(field) + "\\b",</w:t>
-            </w:r>
-          </w:p>
-          <w:p>
-            <w:pPr>
-              <w:ind w:left="720"/>
-              <w:rPr>
-                <w:rFonts w:ascii="Courier New" w:hAnsi="Courier New" w:cs="Courier New"/>
-                <w:color w:val="FFFFFF" w:themeColor="background1"/>
-                <w:sz w:val="18"/>
-                <w:szCs w:val="18"/>
-                <w:lang w:val="en-US"/>
-              </w:rPr>
-            </w:pPr>
-            <w:r>
-              <w:rPr>
-                <w:rFonts w:ascii="Courier New" w:hAnsi="Courier New" w:cs="Courier New"/>
-                <w:color w:val="FFFFFF" w:themeColor="background1"/>
-                <w:sz w:val="18"/>
-                <w:szCs w:val="18"/>
-                <w:lang w:val="en-US"/>
-              </w:rPr>
-              <w:t xml:space="preserve">  </w:t>
-            </w:r>
-            <w:proofErr w:type="spellStart"/>
-            <w:r>
-              <w:rPr>
-                <w:rFonts w:ascii="Courier New" w:hAnsi="Courier New" w:cs="Courier New"/>
-                <w:color w:val="FFFFFF" w:themeColor="background1"/>
-                <w:sz w:val="18"/>
-                <w:szCs w:val="18"/>
-                <w:lang w:val="en-US"/>
-              </w:rPr>
-              <w:t>Pattern.CASE_INSENSITIVE</w:t>
-            </w:r>
-            <w:proofErr w:type="spellEnd"/>
-            <w:proofErr w:type="gramStart"/>
-            <w:r>
-              <w:rPr>
-                <w:rFonts w:ascii="Courier New" w:hAnsi="Courier New" w:cs="Courier New"/>
-                <w:color w:val="FFFFFF" w:themeColor="background1"/>
-                <w:sz w:val="18"/>
-                <w:szCs w:val="18"/>
-                <w:lang w:val="en-US"/>
-              </w:rPr>
-              <w:t>);</w:t>
-            </w:r>
-            <w:proofErr w:type="gramEnd"/>
-          </w:p>
-          <w:p>
-            <w:pPr>
-              <w:ind w:left="720"/>
-              <w:rPr>
-                <w:rFonts w:ascii="Courier New" w:hAnsi="Courier New" w:cs="Courier New"/>
-                <w:color w:val="FFFFFF" w:themeColor="background1"/>
-                <w:sz w:val="18"/>
-                <w:szCs w:val="18"/>
-                <w:lang w:val="en-US"/>
-              </w:rPr>
-            </w:pPr>
-            <w:r>
-              <w:rPr>
-                <w:rFonts w:ascii="Courier New" w:hAnsi="Courier New" w:cs="Courier New"/>
-                <w:color w:val="FFFFFF" w:themeColor="background1"/>
-                <w:sz w:val="18"/>
-                <w:szCs w:val="18"/>
-                <w:lang w:val="en-US"/>
-              </w:rPr>
-              <w:t>if (</w:t>
-            </w:r>
-            <w:proofErr w:type="spellStart"/>
-            <w:proofErr w:type="gramStart"/>
-            <w:r>
-              <w:rPr>
-                <w:rFonts w:ascii="Courier New" w:hAnsi="Courier New" w:cs="Courier New"/>
-                <w:color w:val="FFFFFF" w:themeColor="background1"/>
-                <w:sz w:val="18"/>
-                <w:szCs w:val="18"/>
-                <w:lang w:val="en-US"/>
-              </w:rPr>
-              <w:t>p.matcher</w:t>
-            </w:r>
-            <w:proofErr w:type="spellEnd"/>
-            <w:proofErr w:type="gramEnd"/>
-            <w:r>
-              <w:rPr>
-                <w:rFonts w:ascii="Courier New" w:hAnsi="Courier New" w:cs="Courier New"/>
-                <w:color w:val="FFFFFF" w:themeColor="background1"/>
-                <w:sz w:val="18"/>
-                <w:szCs w:val="18"/>
-                <w:lang w:val="en-US"/>
-              </w:rPr>
-              <w:t>(</w:t>
-            </w:r>
-            <w:proofErr w:type="spellStart"/>
-            <w:r>
-              <w:rPr>
-                <w:rFonts w:ascii="Courier New" w:hAnsi="Courier New" w:cs="Courier New"/>
-                <w:color w:val="FFFFFF" w:themeColor="background1"/>
-                <w:sz w:val="18"/>
-                <w:szCs w:val="18"/>
-                <w:lang w:val="en-US"/>
-              </w:rPr>
-              <w:t>hql</w:t>
-            </w:r>
-            <w:proofErr w:type="spellEnd"/>
-            <w:r>
-              <w:rPr>
-                <w:rFonts w:ascii="Courier New" w:hAnsi="Courier New" w:cs="Courier New"/>
-                <w:color w:val="FFFFFF" w:themeColor="background1"/>
-                <w:sz w:val="18"/>
-                <w:szCs w:val="18"/>
-                <w:lang w:val="en-US"/>
-              </w:rPr>
-              <w:t>).find())</w:t>
-            </w:r>
-          </w:p>
-          <w:p>
-            <w:pPr>
-              <w:pStyle w:val="HTMLpr-formatado"/>
-              <w:shd w:val="clear" w:color="auto" w:fill="1E1F22"/>
-              <w:rPr>
-                <w:color w:val="FFFFFF" w:themeColor="background1"/>
-                <w:sz w:val="18"/>
-                <w:szCs w:val="18"/>
-                <w:lang w:val="en-US"/>
-              </w:rPr>
-            </w:pPr>
-            <w:r>
-              <w:rPr>
-                <w:color w:val="264F78"/>
-                <w:sz w:val="18"/>
-                <w:szCs w:val="18"/>
-                <w:lang w:val="en-US"/>
-              </w:rPr>
-              <w:t xml:space="preserve">   </w:t>
-            </w:r>
-            <w:r>
-              <w:rPr>
-                <w:color w:val="FFFFFF" w:themeColor="background1"/>
-                <w:sz w:val="18"/>
-                <w:szCs w:val="18"/>
-                <w:lang w:val="en-US"/>
-              </w:rPr>
-              <w:t xml:space="preserve"> </w:t>
-            </w:r>
-            <w:r>
-              <w:rPr>
-                <w:color w:val="FFFFFF" w:themeColor="background1"/>
-                <w:sz w:val="18"/>
-                <w:szCs w:val="18"/>
-                <w:lang w:val="en-US"/>
-              </w:rPr>
-              <w:t xml:space="preserve">    return "ERROR: Field '" + field + "' is not accessible via this assistant.";</w:t>
-            </w:r>
-            <w:r>
-              <w:rPr>
-                <w:color w:val="FFFFFF" w:themeColor="background1"/>
-                <w:sz w:val="18"/>
-                <w:szCs w:val="18"/>
-                <w:lang w:val="en-US"/>
-              </w:rPr>
-              <w:br/>
-              <w:t xml:space="preserve">    </w:t>
-            </w:r>
-            <w:proofErr w:type="gramStart"/>
-            <w:r>
-              <w:rPr>
-                <w:color w:val="FFFFFF" w:themeColor="background1"/>
-                <w:sz w:val="18"/>
-                <w:szCs w:val="18"/>
-                <w:lang w:val="en-US"/>
-              </w:rPr>
-              <w:t xml:space="preserve">  }</w:t>
-            </w:r>
-            <w:proofErr w:type="gramEnd"/>
-          </w:p>
-          <w:p>
-            <w:pPr>
-              <w:rPr>
-                <w:rFonts w:ascii="Courier New" w:hAnsi="Courier New" w:cs="Courier New"/>
-                <w:color w:val="FFFFFF" w:themeColor="background1"/>
-                <w:sz w:val="18"/>
-                <w:szCs w:val="18"/>
-                <w:lang w:val="en-US"/>
-              </w:rPr>
-            </w:pPr>
-            <w:r>
-              <w:rPr>
-                <w:rFonts w:ascii="Courier New" w:hAnsi="Courier New" w:cs="Courier New"/>
-                <w:color w:val="264F78"/>
-                <w:sz w:val="18"/>
-                <w:szCs w:val="18"/>
-                <w:lang w:val="en-US"/>
-              </w:rPr>
-              <w:t xml:space="preserve">    </w:t>
-            </w:r>
-            <w:r>
-              <w:rPr>
-                <w:rFonts w:ascii="Courier New" w:hAnsi="Courier New" w:cs="Courier New"/>
-                <w:color w:val="FFFFFF" w:themeColor="background1"/>
-                <w:sz w:val="18"/>
-                <w:szCs w:val="18"/>
-                <w:lang w:val="en-US"/>
-              </w:rPr>
-              <w:t>}</w:t>
-            </w:r>
-          </w:p>
-          <w:p>
-            <w:pPr>
-              <w:rPr>
-                <w:rFonts w:ascii="Courier New" w:hAnsi="Courier New" w:cs="Courier New"/>
-                <w:color w:val="FFFFFF" w:themeColor="background1"/>
-                <w:sz w:val="18"/>
-                <w:szCs w:val="18"/>
-                <w:lang w:val="en-US"/>
-              </w:rPr>
-            </w:pPr>
-            <w:r>
-              <w:rPr>
-                <w:rFonts w:ascii="Courier New" w:hAnsi="Courier New" w:cs="Courier New"/>
-                <w:color w:val="264F78"/>
-                <w:sz w:val="18"/>
-                <w:szCs w:val="18"/>
-                <w:lang w:val="en-US"/>
-              </w:rPr>
-              <w:t xml:space="preserve">    </w:t>
-            </w:r>
-            <w:r>
-              <w:rPr>
-                <w:rFonts w:ascii="Courier New" w:hAnsi="Courier New" w:cs="Courier New"/>
-                <w:color w:val="FFFFFF" w:themeColor="background1"/>
-                <w:sz w:val="18"/>
-                <w:szCs w:val="18"/>
-                <w:lang w:val="en-US"/>
-              </w:rPr>
-              <w:t xml:space="preserve">return </w:t>
-            </w:r>
-            <w:proofErr w:type="gramStart"/>
-            <w:r>
-              <w:rPr>
-                <w:rFonts w:ascii="Courier New" w:hAnsi="Courier New" w:cs="Courier New"/>
-                <w:color w:val="FFFFFF" w:themeColor="background1"/>
-                <w:sz w:val="18"/>
-                <w:szCs w:val="18"/>
-                <w:lang w:val="en-US"/>
-              </w:rPr>
-              <w:t>null;</w:t>
-            </w:r>
-            <w:proofErr w:type="gramEnd"/>
+              <w:t>return null;</w:t>
+            </w:r>
           </w:p>
           <w:p>
             <w:pPr>
@@ -30110,7 +28676,7 @@
               </wp:anchor>
             </w:drawing>
           </mc:Choice>
-          <mc:Fallback xmlns:ns9="http://schemas.openxmlformats.org/drawingml/2006/picture" xmlns:ns5="http://schemas.openxmlformats.org/drawingml/2006/main" xmlns:ns11="http://schemas.microsoft.com/office/drawing/2010/main">
+          <mc:Fallback xmlns:ns11="http://schemas.microsoft.com/office/drawing/2010/main" xmlns:ns5="http://schemas.openxmlformats.org/drawingml/2006/main" xmlns:ns9="http://schemas.openxmlformats.org/drawingml/2006/picture">
             <w:pict>
               <v:line w14:anchorId="4758ED58" id="Conexão Reta 3" o:spid="_x0000_s1026" style="position:absolute;z-index:251688960;visibility:visible;mso-wrap-style:square;mso-wrap-distance-left:9pt;mso-wrap-distance-top:0;mso-wrap-distance-right:9pt;mso-wrap-distance-bottom:0;mso-position-horizontal:absolute;mso-position-horizontal-relative:text;mso-position-vertical:absolute;mso-position-vertical-relative:text" from="0,-.05pt" to="484.2pt,-.05pt" o:gfxdata="UEsDBBQABgAIAAAAIQC2gziS/gAAAOEBAAATAAAAW0NvbnRlbnRfVHlwZXNdLnhtbJSRQU7DMBBF 90jcwfIWJU67QAgl6YK0S0CoHGBkTxKLZGx5TGhvj5O2G0SRWNoz/78nu9wcxkFMGNg6quQqL6RA 0s5Y6ir5vt9lD1JwBDIwOMJKHpHlpr69KfdHjyxSmriSfYz+USnWPY7AufNIadK6MEJMx9ApD/oD OlTrorhX2lFEilmcO2RdNtjC5xDF9pCuTyYBB5bi6bQ4syoJ3g9WQ0ymaiLzg5KdCXlKLjvcW893 SUOqXwnz5DrgnHtJTxOsQfEKIT7DmDSUCaxw7Rqn8787ZsmRM9e2VmPeBN4uqYvTtW7jvijg9N/y JsXecLq0q+WD6m8AAAD//wMAUEsDBBQABgAIAAAAIQA4/SH/1gAAAJQBAAALAAAAX3JlbHMvLnJl bHOkkMFqwzAMhu+DvYPRfXGawxijTi+j0GvpHsDYimMaW0Yy2fr2M4PBMnrbUb/Q94l/f/hMi1qR JVI2sOt6UJgd+ZiDgffL8ekFlFSbvV0oo4EbChzGx4f9GRdb25HMsYhqlCwG5lrLq9biZkxWOiqY 22YiTra2kYMu1l1tQD30/bPm3wwYN0x18gb45AdQl1tp5j/sFB2T0FQ7R0nTNEV3j6o9feQzro1i OWA14Fm+Q8a1a8+Bvu/d/dMb2JY5uiPbhG/ktn4cqGU/er3pcvwCAAD//wMAUEsDBBQABgAIAAAA IQCZ2PQonAEAAJQDAAAOAAAAZHJzL2Uyb0RvYy54bWysU01P3DAQvVfqf7B8Z5MAQm202T2A4FK1 qMAPMM54Y8n2WLbZZP99x97dLGorIRAXxx/z3sx7M1muJ2vYFkLU6DreLGrOwEnstdt0/Onx9uwb ZzEJ1wuDDjq+g8jXq69flqNv4RwHND0ERiQutqPv+JCSb6sqygGsiAv04OhRYbAi0TFsqj6Ikdit qc7r+qoaMfQ+oIQY6fZm/8hXhV8pkOmXUhESMx2n2lJZQ1mf81qtlqLdBOEHLQ9liA9UYYV2lHSm uhFJsJeg/6GyWgaMqNJCoq1QKS2haCA1Tf2XmodBeChayJzoZ5vi59HKn9trdx/IhtHHNvr7kFVM Ktj8pfrYVMzazWbBlJiky6vm8vvFJXkqj2/VCehDTHeAluVNx412WYdoxfZHTJSMQo8hdDilLru0 M5CDjfsNiumekjUFXaYCrk1gW0H9FFKCS03uIfGV6AxT2pgZWL8NPMRnKJSJeQ94RpTM6NIMttph +F/2NB1LVvv4owN73dmCZ+x3pSnFGmp9UXgY0zxbr88FfvqZVn8AAAD//wMAUEsDBBQABgAIAAAA IQCasyRQ4AAAAAkBAAAPAAAAZHJzL2Rvd25yZXYueG1sTI9Ba8JAEIXvhf6HZQq96UYpYmM2IpZS KxSpFfS4ZqdJ2uxs2F1N/Pcde2kvA4/He/O+bN7bRpzRh9qRgtEwAYFUOFNTqWD38TyYgghRk9GN I1RwwQDz/PYm06lxHb3jeRtLwSUUUq2girFNpQxFhVaHoWuR2Pt03urI0pfSeN1xuW3kOEkm0uqa +EOlW1xWWHxvT1bBm1+tlov15Ys2B9vtx+v95rV/Uer+rn+a8VnMQETs418Crgy8H3IednQnMkE0 CpgmKhiMQLD5OJk+gDj+apln8j9B/gMAAP//AwBQSwECLQAUAAYACAAAACEAtoM4kv4AAADhAQAA EwAAAAAAAAAAAAAAAAAAAAAAW0NvbnRlbnRfVHlwZXNdLnhtbFBLAQItABQABgAIAAAAIQA4/SH/ 1gAAAJQBAAALAAAAAAAAAAAAAAAAAC8BAABfcmVscy8ucmVsc1BLAQItABQABgAIAAAAIQCZ2PQo nAEAAJQDAAAOAAAAAAAAAAAAAAAAAC4CAABkcnMvZTJvRG9jLnhtbFBLAQItABQABgAIAAAAIQCa syRQ4AAAAAkBAAAPAAAAAAAAAAAAAAAAAPYDAABkcnMvZG93bnJldi54bWxQSwUGAAAAAAQABADz AAAAAwUAAAAA " strokecolor="#156082 [3204]" strokeweight=".5pt">
                 <v:stroke joinstyle="miter"/>
@@ -30318,27 +28884,7 @@
                 <w:sz w:val="18"/>
                 <w:szCs w:val="18"/>
               </w:rPr>
-              <w:t>//</w:t>
-            </w:r>
-            <w:proofErr w:type="gramStart"/>
-            <w:r>
-              <w:rPr>
-                <w:rFonts w:ascii="Courier New" w:eastAsia="Courier New" w:hAnsi="Courier New" w:cs="Courier New"/>
-                <w:color w:val="D4D4D4"/>
-                <w:sz w:val="18"/>
-                <w:szCs w:val="18"/>
-              </w:rPr>
-              <w:t xml:space="preserve">   (</w:t>
-            </w:r>
-            <w:proofErr w:type="gramEnd"/>
-            <w:r>
-              <w:rPr>
-                <w:rFonts w:ascii="Courier New" w:eastAsia="Courier New" w:hAnsi="Courier New" w:cs="Courier New"/>
-                <w:color w:val="D4D4D4"/>
-                <w:sz w:val="18"/>
-                <w:szCs w:val="18"/>
-              </w:rPr>
-              <w:t>está comentada com o comentário '</w:t>
+              <w:t>//   (está comentada com o comentário '</w:t>
             </w:r>
             <w:proofErr w:type="spellStart"/>
             <w:r>
@@ -30779,7 +29325,6 @@
               <w:t>&gt;${</w:t>
             </w:r>
             <w:proofErr w:type="spellStart"/>
-            <w:proofErr w:type="gramStart"/>
             <w:r>
               <w:rPr>
                 <w:rFonts w:ascii="Courier New" w:eastAsia="Courier New" w:hAnsi="Courier New" w:cs="Courier New"/>
@@ -30790,7 +29335,6 @@
               <w:t>mcp.version</w:t>
             </w:r>
             <w:proofErr w:type="spellEnd"/>
-            <w:proofErr w:type="gramEnd"/>
             <w:r>
               <w:rPr>
                 <w:rFonts w:ascii="Courier New" w:eastAsia="Courier New" w:hAnsi="Courier New" w:cs="Courier New"/>
@@ -31102,7 +29646,6 @@
               <w:t xml:space="preserve">//   Recebe pergunta em linguagem natural → chama </w:t>
             </w:r>
             <w:proofErr w:type="spellStart"/>
-            <w:proofErr w:type="gramStart"/>
             <w:r>
               <w:rPr>
                 <w:rFonts w:ascii="Courier New" w:eastAsia="Courier New" w:hAnsi="Courier New" w:cs="Courier New"/>
@@ -31113,7 +29656,6 @@
               <w:t>assistant.chat</w:t>
             </w:r>
             <w:proofErr w:type="spellEnd"/>
-            <w:proofErr w:type="gramEnd"/>
             <w:r>
               <w:rPr>
                 <w:rFonts w:ascii="Courier New" w:eastAsia="Courier New" w:hAnsi="Courier New" w:cs="Courier New"/>
@@ -31388,21 +29930,9 @@
                 <w:szCs w:val="18"/>
                 <w:lang w:val="en-US"/>
               </w:rPr>
-              <w:t xml:space="preserve">": </w:t>
-            </w:r>
-            <w:proofErr w:type="gramStart"/>
-            <w:r>
-              <w:rPr>
-                <w:rFonts w:ascii="Courier New" w:eastAsia="Courier New" w:hAnsi="Courier New" w:cs="Courier New"/>
-                <w:color w:val="D4D4D4"/>
-                <w:sz w:val="18"/>
-                <w:szCs w:val="18"/>
-                <w:lang w:val="en-US"/>
-              </w:rPr>
-              <w:t>{ "</w:t>
-            </w:r>
-            <w:proofErr w:type="spellStart"/>
-            <w:proofErr w:type="gramEnd"/>
+              <w:t>": { "</w:t>
+            </w:r>
+            <w:proofErr w:type="spellStart"/>
             <w:r>
               <w:rPr>
                 <w:rFonts w:ascii="Courier New" w:eastAsia="Courier New" w:hAnsi="Courier New" w:cs="Courier New"/>
@@ -31657,29 +30187,7 @@
           <w:sz w:val="20"/>
           <w:szCs w:val="20"/>
         </w:rPr>
-        <w:t>-</w:t>
-      </w:r>
-      <w:proofErr w:type="gramStart"/>
-      <w:r>
-        <w:rPr>
-          <w:i/>
-          <w:iCs/>
-          <w:color w:val="595959"/>
-          <w:sz w:val="20"/>
-          <w:szCs w:val="20"/>
-        </w:rPr>
-        <w:t>ai</w:t>
-      </w:r>
-      <w:proofErr w:type="gramEnd"/>
-      <w:r>
-        <w:rPr>
-          <w:i/>
-          <w:iCs/>
-          <w:color w:val="595959"/>
-          <w:sz w:val="20"/>
-          <w:szCs w:val="20"/>
-        </w:rPr>
-        <w:t>)</w:t>
+        <w:t>-ai)</w:t>
       </w:r>
     </w:p>
     <w:p>
@@ -31755,7 +30263,7 @@
               </wp:anchor>
             </w:drawing>
           </mc:Choice>
-          <mc:Fallback xmlns:ns9="http://schemas.openxmlformats.org/drawingml/2006/picture" xmlns:ns5="http://schemas.openxmlformats.org/drawingml/2006/main" xmlns:ns11="http://schemas.microsoft.com/office/drawing/2010/main">
+          <mc:Fallback xmlns:ns11="http://schemas.microsoft.com/office/drawing/2010/main" xmlns:ns5="http://schemas.openxmlformats.org/drawingml/2006/main" xmlns:ns9="http://schemas.openxmlformats.org/drawingml/2006/picture">
             <w:pict>
               <v:line w14:anchorId="32FC0122" id="Conexão Reta 3" o:spid="_x0000_s1026" style="position:absolute;z-index:251691008;visibility:visible;mso-wrap-style:square;mso-wrap-distance-left:9pt;mso-wrap-distance-top:0;mso-wrap-distance-right:9pt;mso-wrap-distance-bottom:0;mso-position-horizontal:absolute;mso-position-horizontal-relative:text;mso-position-vertical:absolute;mso-position-vertical-relative:text" from="0,-.05pt" to="484.2pt,-.05pt" o:gfxdata="UEsDBBQABgAIAAAAIQC2gziS/gAAAOEBAAATAAAAW0NvbnRlbnRfVHlwZXNdLnhtbJSRQU7DMBBF 90jcwfIWJU67QAgl6YK0S0CoHGBkTxKLZGx5TGhvj5O2G0SRWNoz/78nu9wcxkFMGNg6quQqL6RA 0s5Y6ir5vt9lD1JwBDIwOMJKHpHlpr69KfdHjyxSmriSfYz+USnWPY7AufNIadK6MEJMx9ApD/oD OlTrorhX2lFEilmcO2RdNtjC5xDF9pCuTyYBB5bi6bQ4syoJ3g9WQ0ymaiLzg5KdCXlKLjvcW893 SUOqXwnz5DrgnHtJTxOsQfEKIT7DmDSUCaxw7Rqn8787ZsmRM9e2VmPeBN4uqYvTtW7jvijg9N/y JsXecLq0q+WD6m8AAAD//wMAUEsDBBQABgAIAAAAIQA4/SH/1gAAAJQBAAALAAAAX3JlbHMvLnJl bHOkkMFqwzAMhu+DvYPRfXGawxijTi+j0GvpHsDYimMaW0Yy2fr2M4PBMnrbUb/Q94l/f/hMi1qR JVI2sOt6UJgd+ZiDgffL8ekFlFSbvV0oo4EbChzGx4f9GRdb25HMsYhqlCwG5lrLq9biZkxWOiqY 22YiTra2kYMu1l1tQD30/bPm3wwYN0x18gb45AdQl1tp5j/sFB2T0FQ7R0nTNEV3j6o9feQzro1i OWA14Fm+Q8a1a8+Bvu/d/dMb2JY5uiPbhG/ktn4cqGU/er3pcvwCAAD//wMAUEsDBBQABgAIAAAA IQCZ2PQonAEAAJQDAAAOAAAAZHJzL2Uyb0RvYy54bWysU01P3DAQvVfqf7B8Z5MAQm202T2A4FK1 qMAPMM54Y8n2WLbZZP99x97dLGorIRAXxx/z3sx7M1muJ2vYFkLU6DreLGrOwEnstdt0/Onx9uwb ZzEJ1wuDDjq+g8jXq69flqNv4RwHND0ERiQutqPv+JCSb6sqygGsiAv04OhRYbAi0TFsqj6Ikdit qc7r+qoaMfQ+oIQY6fZm/8hXhV8pkOmXUhESMx2n2lJZQ1mf81qtlqLdBOEHLQ9liA9UYYV2lHSm uhFJsJeg/6GyWgaMqNJCoq1QKS2haCA1Tf2XmodBeChayJzoZ5vi59HKn9trdx/IhtHHNvr7kFVM Ktj8pfrYVMzazWbBlJiky6vm8vvFJXkqj2/VCehDTHeAluVNx412WYdoxfZHTJSMQo8hdDilLru0 M5CDjfsNiumekjUFXaYCrk1gW0H9FFKCS03uIfGV6AxT2pgZWL8NPMRnKJSJeQ94RpTM6NIMttph +F/2NB1LVvv4owN73dmCZ+x3pSnFGmp9UXgY0zxbr88FfvqZVn8AAAD//wMAUEsDBBQABgAIAAAA IQCasyRQ4AAAAAkBAAAPAAAAZHJzL2Rvd25yZXYueG1sTI9Ba8JAEIXvhf6HZQq96UYpYmM2IpZS KxSpFfS4ZqdJ2uxs2F1N/Pcde2kvA4/He/O+bN7bRpzRh9qRgtEwAYFUOFNTqWD38TyYgghRk9GN I1RwwQDz/PYm06lxHb3jeRtLwSUUUq2girFNpQxFhVaHoWuR2Pt03urI0pfSeN1xuW3kOEkm0uqa +EOlW1xWWHxvT1bBm1+tlov15Ys2B9vtx+v95rV/Uer+rn+a8VnMQETs418Crgy8H3IednQnMkE0 CpgmKhiMQLD5OJk+gDj+apln8j9B/gMAAP//AwBQSwECLQAUAAYACAAAACEAtoM4kv4AAADhAQAA EwAAAAAAAAAAAAAAAAAAAAAAW0NvbnRlbnRfVHlwZXNdLnhtbFBLAQItABQABgAIAAAAIQA4/SH/ 1gAAAJQBAAALAAAAAAAAAAAAAAAAAC8BAABfcmVscy8ucmVsc1BLAQItABQABgAIAAAAIQCZ2PQo nAEAAJQDAAAOAAAAAAAAAAAAAAAAAC4CAABkcnMvZTJvRG9jLnhtbFBLAQItABQABgAIAAAAIQCa syRQ4AAAAAkBAAAPAAAAAAAAAAAAAAAAAPYDAABkcnMvZG93bnJldi54bWxQSwUGAAAAAAQABADz AAAAAwUAAAAA " strokecolor="#156082 [3204]" strokeweight=".5pt">
                 <v:stroke joinstyle="miter"/>
@@ -31958,7 +30466,7 @@
               </wp:anchor>
             </w:drawing>
           </mc:Choice>
-          <mc:Fallback xmlns:ns9="http://schemas.openxmlformats.org/drawingml/2006/picture" xmlns:ns5="http://schemas.openxmlformats.org/drawingml/2006/main" xmlns:ns11="http://schemas.microsoft.com/office/drawing/2010/main">
+          <mc:Fallback xmlns:ns11="http://schemas.microsoft.com/office/drawing/2010/main" xmlns:ns5="http://schemas.openxmlformats.org/drawingml/2006/main" xmlns:ns9="http://schemas.openxmlformats.org/drawingml/2006/picture">
             <w:pict>
               <v:line w14:anchorId="17F8D4B3" id="Conexão Reta 3" o:spid="_x0000_s1026" style="position:absolute;z-index:251693056;visibility:visible;mso-wrap-style:square;mso-wrap-distance-left:9pt;mso-wrap-distance-top:0;mso-wrap-distance-right:9pt;mso-wrap-distance-bottom:0;mso-position-horizontal:absolute;mso-position-horizontal-relative:text;mso-position-vertical:absolute;mso-position-vertical-relative:text" from="0,-.05pt" to="484.2pt,-.05pt" o:gfxdata="UEsDBBQABgAIAAAAIQC2gziS/gAAAOEBAAATAAAAW0NvbnRlbnRfVHlwZXNdLnhtbJSRQU7DMBBF 90jcwfIWJU67QAgl6YK0S0CoHGBkTxKLZGx5TGhvj5O2G0SRWNoz/78nu9wcxkFMGNg6quQqL6RA 0s5Y6ir5vt9lD1JwBDIwOMJKHpHlpr69KfdHjyxSmriSfYz+USnWPY7AufNIadK6MEJMx9ApD/oD OlTrorhX2lFEilmcO2RdNtjC5xDF9pCuTyYBB5bi6bQ4syoJ3g9WQ0ymaiLzg5KdCXlKLjvcW893 SUOqXwnz5DrgnHtJTxOsQfEKIT7DmDSUCaxw7Rqn8787ZsmRM9e2VmPeBN4uqYvTtW7jvijg9N/y JsXecLq0q+WD6m8AAAD//wMAUEsDBBQABgAIAAAAIQA4/SH/1gAAAJQBAAALAAAAX3JlbHMvLnJl bHOkkMFqwzAMhu+DvYPRfXGawxijTi+j0GvpHsDYimMaW0Yy2fr2M4PBMnrbUb/Q94l/f/hMi1qR JVI2sOt6UJgd+ZiDgffL8ekFlFSbvV0oo4EbChzGx4f9GRdb25HMsYhqlCwG5lrLq9biZkxWOiqY 22YiTra2kYMu1l1tQD30/bPm3wwYN0x18gb45AdQl1tp5j/sFB2T0FQ7R0nTNEV3j6o9feQzro1i OWA14Fm+Q8a1a8+Bvu/d/dMb2JY5uiPbhG/ktn4cqGU/er3pcvwCAAD//wMAUEsDBBQABgAIAAAA IQCZ2PQonAEAAJQDAAAOAAAAZHJzL2Uyb0RvYy54bWysU01P3DAQvVfqf7B8Z5MAQm202T2A4FK1 qMAPMM54Y8n2WLbZZP99x97dLGorIRAXxx/z3sx7M1muJ2vYFkLU6DreLGrOwEnstdt0/Onx9uwb ZzEJ1wuDDjq+g8jXq69flqNv4RwHND0ERiQutqPv+JCSb6sqygGsiAv04OhRYbAi0TFsqj6Ikdit qc7r+qoaMfQ+oIQY6fZm/8hXhV8pkOmXUhESMx2n2lJZQ1mf81qtlqLdBOEHLQ9liA9UYYV2lHSm uhFJsJeg/6GyWgaMqNJCoq1QKS2haCA1Tf2XmodBeChayJzoZ5vi59HKn9trdx/IhtHHNvr7kFVM Ktj8pfrYVMzazWbBlJiky6vm8vvFJXkqj2/VCehDTHeAluVNx412WYdoxfZHTJSMQo8hdDilLru0 M5CDjfsNiumekjUFXaYCrk1gW0H9FFKCS03uIfGV6AxT2pgZWL8NPMRnKJSJeQ94RpTM6NIMttph +F/2NB1LVvv4owN73dmCZ+x3pSnFGmp9UXgY0zxbr88FfvqZVn8AAAD//wMAUEsDBBQABgAIAAAA IQCasyRQ4AAAAAkBAAAPAAAAZHJzL2Rvd25yZXYueG1sTI9Ba8JAEIXvhf6HZQq96UYpYmM2IpZS KxSpFfS4ZqdJ2uxs2F1N/Pcde2kvA4/He/O+bN7bRpzRh9qRgtEwAYFUOFNTqWD38TyYgghRk9GN I1RwwQDz/PYm06lxHb3jeRtLwSUUUq2girFNpQxFhVaHoWuR2Pt03urI0pfSeN1xuW3kOEkm0uqa +EOlW1xWWHxvT1bBm1+tlov15Ys2B9vtx+v95rV/Uer+rn+a8VnMQETs418Crgy8H3IednQnMkE0 CpgmKhiMQLD5OJk+gDj+apln8j9B/gMAAP//AwBQSwECLQAUAAYACAAAACEAtoM4kv4AAADhAQAA EwAAAAAAAAAAAAAAAAAAAAAAW0NvbnRlbnRfVHlwZXNdLnhtbFBLAQItABQABgAIAAAAIQA4/SH/ 1gAAAJQBAAALAAAAAAAAAAAAAAAAAC8BAABfcmVscy8ucmVsc1BLAQItABQABgAIAAAAIQCZ2PQo nAEAAJQDAAAOAAAAAAAAAAAAAAAAAC4CAABkcnMvZTJvRG9jLnhtbFBLAQItABQABgAIAAAAIQCa syRQ4AAAAAkBAAAPAAAAAAAAAAAAAAAAAPYDAABkcnMvZG93bnJldi54bWxQSwUGAAAAAAQABADz AAAAAwUAAAAA " strokecolor="#156082 [3204]" strokeweight=".5pt">
                 <v:stroke joinstyle="miter"/>
@@ -32242,7 +30750,6 @@
               <w:t xml:space="preserve">: SELECT p FROM Product p ORDER BY </w:t>
             </w:r>
             <w:proofErr w:type="spellStart"/>
-            <w:proofErr w:type="gramStart"/>
             <w:r>
               <w:rPr>
                 <w:rFonts w:ascii="Courier New" w:eastAsia="Courier New" w:hAnsi="Courier New" w:cs="Courier New"/>
@@ -32254,7 +30761,6 @@
               <w:t>p.price</w:t>
             </w:r>
             <w:proofErr w:type="spellEnd"/>
-            <w:proofErr w:type="gramEnd"/>
             <w:r>
               <w:rPr>
                 <w:rFonts w:ascii="Courier New" w:eastAsia="Courier New" w:hAnsi="Courier New" w:cs="Courier New"/>
@@ -32363,19 +30869,8 @@
                 <w:sz w:val="18"/>
                 <w:szCs w:val="18"/>
               </w:rPr>
-              <w:t xml:space="preserve"># Filtro por categoria — LLM gera HQL com </w:t>
-            </w:r>
-            <w:proofErr w:type="gramStart"/>
-            <w:r>
-              <w:rPr>
-                <w:rFonts w:ascii="Courier New" w:eastAsia="Courier New" w:hAnsi="Courier New" w:cs="Courier New"/>
-                <w:color w:val="D4D4D4"/>
-                <w:sz w:val="18"/>
-                <w:szCs w:val="18"/>
-              </w:rPr>
-              <w:t>p.category.name</w:t>
-            </w:r>
-            <w:proofErr w:type="gramEnd"/>
+              <w:t># Filtro por categoria — LLM gera HQL com p.category.name</w:t>
+            </w:r>
           </w:p>
         </w:tc>
       </w:tr>
@@ -32522,29 +31017,7 @@
                 <w:szCs w:val="18"/>
                 <w:lang w:val="en-US"/>
               </w:rPr>
-              <w:t xml:space="preserve">: SELECT </w:t>
-            </w:r>
-            <w:proofErr w:type="gramStart"/>
-            <w:r>
-              <w:rPr>
-                <w:rFonts w:ascii="Courier New" w:eastAsia="Courier New" w:hAnsi="Courier New" w:cs="Courier New"/>
-                <w:color w:val="D4D4D4"/>
-                <w:sz w:val="18"/>
-                <w:szCs w:val="18"/>
-                <w:lang w:val="en-US"/>
-              </w:rPr>
-              <w:t>p.category.name</w:t>
-            </w:r>
-            <w:proofErr w:type="gramEnd"/>
-            <w:r>
-              <w:rPr>
-                <w:rFonts w:ascii="Courier New" w:eastAsia="Courier New" w:hAnsi="Courier New" w:cs="Courier New"/>
-                <w:color w:val="D4D4D4"/>
-                <w:sz w:val="18"/>
-                <w:szCs w:val="18"/>
-                <w:lang w:val="en-US"/>
-              </w:rPr>
-              <w:t>, AVG(</w:t>
+              <w:t>: SELECT p.category.name, AVG(</w:t>
             </w:r>
             <w:proofErr w:type="spellStart"/>
             <w:r>
@@ -32669,7 +31142,6 @@
               <w:t xml:space="preserve"># Stock baixo — LLM gera HQL com filtro </w:t>
             </w:r>
             <w:proofErr w:type="spellStart"/>
-            <w:proofErr w:type="gramStart"/>
             <w:r>
               <w:rPr>
                 <w:rFonts w:ascii="Courier New" w:eastAsia="Courier New" w:hAnsi="Courier New" w:cs="Courier New"/>
@@ -32680,7 +31152,6 @@
               <w:t>p.stock</w:t>
             </w:r>
             <w:proofErr w:type="spellEnd"/>
-            <w:proofErr w:type="gramEnd"/>
           </w:p>
         </w:tc>
       </w:tr>
@@ -33162,7 +31633,7 @@
               </wp:anchor>
             </w:drawing>
           </mc:Choice>
-          <mc:Fallback xmlns:ns9="http://schemas.openxmlformats.org/drawingml/2006/picture" xmlns:ns5="http://schemas.openxmlformats.org/drawingml/2006/main" xmlns:ns11="http://schemas.microsoft.com/office/drawing/2010/main">
+          <mc:Fallback xmlns:ns11="http://schemas.microsoft.com/office/drawing/2010/main" xmlns:ns5="http://schemas.openxmlformats.org/drawingml/2006/main" xmlns:ns9="http://schemas.openxmlformats.org/drawingml/2006/picture">
             <w:pict>
               <v:line w14:anchorId="4469CF73" id="Conexão Reta 3" o:spid="_x0000_s1026" style="position:absolute;z-index:251695104;visibility:visible;mso-wrap-style:square;mso-wrap-distance-left:9pt;mso-wrap-distance-top:0;mso-wrap-distance-right:9pt;mso-wrap-distance-bottom:0;mso-position-horizontal:absolute;mso-position-horizontal-relative:text;mso-position-vertical:absolute;mso-position-vertical-relative:text" from="0,0" to="484.2pt,0" o:gfxdata="UEsDBBQABgAIAAAAIQC2gziS/gAAAOEBAAATAAAAW0NvbnRlbnRfVHlwZXNdLnhtbJSRQU7DMBBF 90jcwfIWJU67QAgl6YK0S0CoHGBkTxKLZGx5TGhvj5O2G0SRWNoz/78nu9wcxkFMGNg6quQqL6RA 0s5Y6ir5vt9lD1JwBDIwOMJKHpHlpr69KfdHjyxSmriSfYz+USnWPY7AufNIadK6MEJMx9ApD/oD OlTrorhX2lFEilmcO2RdNtjC5xDF9pCuTyYBB5bi6bQ4syoJ3g9WQ0ymaiLzg5KdCXlKLjvcW893 SUOqXwnz5DrgnHtJTxOsQfEKIT7DmDSUCaxw7Rqn8787ZsmRM9e2VmPeBN4uqYvTtW7jvijg9N/y JsXecLq0q+WD6m8AAAD//wMAUEsDBBQABgAIAAAAIQA4/SH/1gAAAJQBAAALAAAAX3JlbHMvLnJl bHOkkMFqwzAMhu+DvYPRfXGawxijTi+j0GvpHsDYimMaW0Yy2fr2M4PBMnrbUb/Q94l/f/hMi1qR JVI2sOt6UJgd+ZiDgffL8ekFlFSbvV0oo4EbChzGx4f9GRdb25HMsYhqlCwG5lrLq9biZkxWOiqY 22YiTra2kYMu1l1tQD30/bPm3wwYN0x18gb45AdQl1tp5j/sFB2T0FQ7R0nTNEV3j6o9feQzro1i OWA14Fm+Q8a1a8+Bvu/d/dMb2JY5uiPbhG/ktn4cqGU/er3pcvwCAAD//wMAUEsDBBQABgAIAAAA IQCZ2PQonAEAAJQDAAAOAAAAZHJzL2Uyb0RvYy54bWysU01P3DAQvVfqf7B8Z5MAQm202T2A4FK1 qMAPMM54Y8n2WLbZZP99x97dLGorIRAXxx/z3sx7M1muJ2vYFkLU6DreLGrOwEnstdt0/Onx9uwb ZzEJ1wuDDjq+g8jXq69flqNv4RwHND0ERiQutqPv+JCSb6sqygGsiAv04OhRYbAi0TFsqj6Ikdit qc7r+qoaMfQ+oIQY6fZm/8hXhV8pkOmXUhESMx2n2lJZQ1mf81qtlqLdBOEHLQ9liA9UYYV2lHSm uhFJsJeg/6GyWgaMqNJCoq1QKS2haCA1Tf2XmodBeChayJzoZ5vi59HKn9trdx/IhtHHNvr7kFVM Ktj8pfrYVMzazWbBlJiky6vm8vvFJXkqj2/VCehDTHeAluVNx412WYdoxfZHTJSMQo8hdDilLru0 M5CDjfsNiumekjUFXaYCrk1gW0H9FFKCS03uIfGV6AxT2pgZWL8NPMRnKJSJeQ94RpTM6NIMttph +F/2NB1LVvv4owN73dmCZ+x3pSnFGmp9UXgY0zxbr88FfvqZVn8AAAD//wMAUEsDBBQABgAIAAAA IQBdcTjb3gAAAAcBAAAPAAAAZHJzL2Rvd25yZXYueG1sTI9Ba8JAEIXvBf/DMkJvdVMpYmM2IpZS KxSpLdjjmp0m0exs2F1N/Pcde2kvDx6PefO9bN7bRpzRh9qRgvtRAgKpcKamUsHnx/PdFESImoxu HKGCCwaY54ObTKfGdfSO520sBZdQSLWCKsY2lTIUFVodRq5F4uzbeasjW19K43XH5baR4ySZSKtr 4g+VbnFZYXHcnqyCN79aLRfry4E2X7bbjde7zWv/otTtsH+asSxmICL28e8CrhuYH3IG27sTmSAa Bbwm/ipnj5PpA4j91co8k//58x8AAAD//wMAUEsBAi0AFAAGAAgAAAAhALaDOJL+AAAA4QEAABMA AAAAAAAAAAAAAAAAAAAAAFtDb250ZW50X1R5cGVzXS54bWxQSwECLQAUAAYACAAAACEAOP0h/9YA AACUAQAACwAAAAAAAAAAAAAAAAAvAQAAX3JlbHMvLnJlbHNQSwECLQAUAAYACAAAACEAmdj0KJwB AACUAwAADgAAAAAAAAAAAAAAAAAuAgAAZHJzL2Uyb0RvYy54bWxQSwECLQAUAAYACAAAACEAXXE4 294AAAAHAQAADwAAAAAAAAAAAAAAAAD2AwAAZHJzL2Rvd25yZXYueG1sUEsFBgAAAAAEAAQA8wAA AAEFAAAAAA== " strokecolor="#156082 [3204]" strokeweight=".5pt">
                 <v:stroke joinstyle="miter"/>
@@ -33284,18 +31755,13 @@
       </w:r>
       <w:proofErr w:type="spellEnd"/>
       <w:r>
-        <w:t xml:space="preserve"> </w:t>
-      </w:r>
-      <w:proofErr w:type="gramStart"/>
-      <w:r>
-        <w:t>com .</w:t>
+        <w:t xml:space="preserve"> com .</w:t>
       </w:r>
       <w:proofErr w:type="spellStart"/>
       <w:r>
         <w:t>system</w:t>
       </w:r>
       <w:proofErr w:type="spellEnd"/>
-      <w:proofErr w:type="gramEnd"/>
       <w:r>
         <w:t>().</w:t>
       </w:r>
@@ -33350,7 +31816,6 @@
         <w:spacing w:before="60" w:after="60"/>
       </w:pPr>
       <w:proofErr w:type="spellStart"/>
-      <w:proofErr w:type="gramStart"/>
       <w:r>
         <w:rPr>
           <w:b/>
@@ -33364,15 +31829,7 @@
           <w:b/>
           <w:bCs/>
         </w:rPr>
-        <w:t>(</w:t>
-      </w:r>
-      <w:proofErr w:type="gramEnd"/>
-      <w:r>
-        <w:rPr>
-          <w:b/>
-          <w:bCs/>
-        </w:rPr>
-        <w:t xml:space="preserve">): </w:t>
+        <w:t xml:space="preserve">(): </w:t>
       </w:r>
       <w:r>
         <w:t xml:space="preserve">normaliza o output do LLM antes de executar — remove </w:t>
@@ -33517,7 +31974,6 @@
         <w:spacing w:before="60" w:after="60"/>
       </w:pPr>
       <w:proofErr w:type="spellStart"/>
-      <w:proofErr w:type="gramStart"/>
       <w:r>
         <w:rPr>
           <w:b/>
@@ -33531,15 +31987,7 @@
           <w:b/>
           <w:bCs/>
         </w:rPr>
-        <w:t>(</w:t>
-      </w:r>
-      <w:proofErr w:type="gramEnd"/>
-      <w:r>
-        <w:rPr>
-          <w:b/>
-          <w:bCs/>
-        </w:rPr>
-        <w:t>) Java 21:</w:t>
+        <w:t>() Java 21:</w:t>
       </w:r>
       <w:r>
         <w:t xml:space="preserve"> </w:t>
@@ -33895,7 +32343,7 @@
               </wp:anchor>
             </w:drawing>
           </mc:Choice>
-          <mc:Fallback xmlns:ns9="http://schemas.openxmlformats.org/drawingml/2006/picture" xmlns:ns5="http://schemas.openxmlformats.org/drawingml/2006/main" xmlns:ns11="http://schemas.microsoft.com/office/drawing/2010/main">
+          <mc:Fallback xmlns:ns11="http://schemas.microsoft.com/office/drawing/2010/main" xmlns:ns5="http://schemas.openxmlformats.org/drawingml/2006/main" xmlns:ns9="http://schemas.openxmlformats.org/drawingml/2006/picture">
             <w:pict>
               <v:line w14:anchorId="46AF1C3A" id="Conexão Reta 3" o:spid="_x0000_s1026" style="position:absolute;z-index:251699200;visibility:visible;mso-wrap-style:square;mso-wrap-distance-left:9pt;mso-wrap-distance-top:0;mso-wrap-distance-right:9pt;mso-wrap-distance-bottom:0;mso-position-horizontal:absolute;mso-position-horizontal-relative:text;mso-position-vertical:absolute;mso-position-vertical-relative:text" from="0,-.05pt" to="484.2pt,-.05pt" o:gfxdata="UEsDBBQABgAIAAAAIQC2gziS/gAAAOEBAAATAAAAW0NvbnRlbnRfVHlwZXNdLnhtbJSRQU7DMBBF 90jcwfIWJU67QAgl6YK0S0CoHGBkTxKLZGx5TGhvj5O2G0SRWNoz/78nu9wcxkFMGNg6quQqL6RA 0s5Y6ir5vt9lD1JwBDIwOMJKHpHlpr69KfdHjyxSmriSfYz+USnWPY7AufNIadK6MEJMx9ApD/oD OlTrorhX2lFEilmcO2RdNtjC5xDF9pCuTyYBB5bi6bQ4syoJ3g9WQ0ymaiLzg5KdCXlKLjvcW893 SUOqXwnz5DrgnHtJTxOsQfEKIT7DmDSUCaxw7Rqn8787ZsmRM9e2VmPeBN4uqYvTtW7jvijg9N/y JsXecLq0q+WD6m8AAAD//wMAUEsDBBQABgAIAAAAIQA4/SH/1gAAAJQBAAALAAAAX3JlbHMvLnJl bHOkkMFqwzAMhu+DvYPRfXGawxijTi+j0GvpHsDYimMaW0Yy2fr2M4PBMnrbUb/Q94l/f/hMi1qR JVI2sOt6UJgd+ZiDgffL8ekFlFSbvV0oo4EbChzGx4f9GRdb25HMsYhqlCwG5lrLq9biZkxWOiqY 22YiTra2kYMu1l1tQD30/bPm3wwYN0x18gb45AdQl1tp5j/sFB2T0FQ7R0nTNEV3j6o9feQzro1i OWA14Fm+Q8a1a8+Bvu/d/dMb2JY5uiPbhG/ktn4cqGU/er3pcvwCAAD//wMAUEsDBBQABgAIAAAA IQCZ2PQonAEAAJQDAAAOAAAAZHJzL2Uyb0RvYy54bWysU01P3DAQvVfqf7B8Z5MAQm202T2A4FK1 qMAPMM54Y8n2WLbZZP99x97dLGorIRAXxx/z3sx7M1muJ2vYFkLU6DreLGrOwEnstdt0/Onx9uwb ZzEJ1wuDDjq+g8jXq69flqNv4RwHND0ERiQutqPv+JCSb6sqygGsiAv04OhRYbAi0TFsqj6Ikdit qc7r+qoaMfQ+oIQY6fZm/8hXhV8pkOmXUhESMx2n2lJZQ1mf81qtlqLdBOEHLQ9liA9UYYV2lHSm uhFJsJeg/6GyWgaMqNJCoq1QKS2haCA1Tf2XmodBeChayJzoZ5vi59HKn9trdx/IhtHHNvr7kFVM Ktj8pfrYVMzazWbBlJiky6vm8vvFJXkqj2/VCehDTHeAluVNx412WYdoxfZHTJSMQo8hdDilLru0 M5CDjfsNiumekjUFXaYCrk1gW0H9FFKCS03uIfGV6AxT2pgZWL8NPMRnKJSJeQ94RpTM6NIMttph +F/2NB1LVvv4owN73dmCZ+x3pSnFGmp9UXgY0zxbr88FfvqZVn8AAAD//wMAUEsDBBQABgAIAAAA IQCasyRQ4AAAAAkBAAAPAAAAZHJzL2Rvd25yZXYueG1sTI9Ba8JAEIXvhf6HZQq96UYpYmM2IpZS KxSpFfS4ZqdJ2uxs2F1N/Pcde2kvA4/He/O+bN7bRpzRh9qRgtEwAYFUOFNTqWD38TyYgghRk9GN I1RwwQDz/PYm06lxHb3jeRtLwSUUUq2girFNpQxFhVaHoWuR2Pt03urI0pfSeN1xuW3kOEkm0uqa +EOlW1xWWHxvT1bBm1+tlov15Ys2B9vtx+v95rV/Uer+rn+a8VnMQETs418Crgy8H3IednQnMkE0 CpgmKhiMQLD5OJk+gDj+apln8j9B/gMAAP//AwBQSwECLQAUAAYACAAAACEAtoM4kv4AAADhAQAA EwAAAAAAAAAAAAAAAAAAAAAAW0NvbnRlbnRfVHlwZXNdLnhtbFBLAQItABQABgAIAAAAIQA4/SH/ 1gAAAJQBAAALAAAAAAAAAAAAAAAAAC8BAABfcmVscy8ucmVsc1BLAQItABQABgAIAAAAIQCZ2PQo nAEAAJQDAAAOAAAAAAAAAAAAAAAAAC4CAABkcnMvZTJvRG9jLnhtbFBLAQItABQABgAIAAAAIQCa syRQ4AAAAAkBAAAPAAAAAAAAAAAAAAAAAPYDAABkcnMvZG93bnJldi54bWxQSwUGAAAAAAQABADz AAAAAwUAAAAA " strokecolor="#156082 [3204]" strokeweight=".5pt">
                 <v:stroke joinstyle="miter"/>

--- a/local_llm_pt.docx
+++ b/local_llm_pt.docx
@@ -42,7 +42,25 @@
           <w:sz w:val="20"/>
           <w:szCs w:val="20"/>
         </w:rPr>
-        <w:t>Sessões de Referência  ·  Aprofundamento Técnico  ·  Agenda Atualizada</w:t>
+        <w:t xml:space="preserve">Sessões de </w:t>
+      </w:r>
+      <w:proofErr w:type="gramStart"/>
+      <w:r>
+        <w:rPr>
+          <w:color w:val="888888"/>
+          <w:sz w:val="20"/>
+          <w:szCs w:val="20"/>
+        </w:rPr>
+        <w:t>Referência  ·</w:t>
+      </w:r>
+      <w:proofErr w:type="gramEnd"/>
+      <w:r>
+        <w:rPr>
+          <w:color w:val="888888"/>
+          <w:sz w:val="20"/>
+          <w:szCs w:val="20"/>
+        </w:rPr>
+        <w:t xml:space="preserve">  Aprofundamento Técnico  ·  Agenda Atualizada</w:t>
       </w:r>
     </w:p>
     <w:p>
@@ -1830,7 +1848,29 @@
           <w:sz w:val="20"/>
           <w:szCs w:val="20"/>
         </w:rPr>
-        <w:t>Kevin Dubois  ·  22 Abril 2026</w:t>
+        <w:t xml:space="preserve">Kevin </w:t>
+      </w:r>
+      <w:proofErr w:type="gramStart"/>
+      <w:r>
+        <w:rPr>
+          <w:i/>
+          <w:iCs/>
+          <w:color w:val="555555"/>
+          <w:sz w:val="20"/>
+          <w:szCs w:val="20"/>
+        </w:rPr>
+        <w:t>Dubois  ·</w:t>
+      </w:r>
+      <w:proofErr w:type="gramEnd"/>
+      <w:r>
+        <w:rPr>
+          <w:i/>
+          <w:iCs/>
+          <w:color w:val="555555"/>
+          <w:sz w:val="20"/>
+          <w:szCs w:val="20"/>
+        </w:rPr>
+        <w:t xml:space="preserve">  22 Abril 2026</w:t>
       </w:r>
     </w:p>
     <w:p>
@@ -2172,8 +2212,13 @@
           </mc:Fallback>
         </mc:AlternateContent>
       </w:r>
-      <w:r>
-        <w:t xml:space="preserve">Como Funciona o </w:t>
+      <w:proofErr w:type="gramStart"/>
+      <w:r>
+        <w:t>Como Funciona</w:t>
+      </w:r>
+      <w:proofErr w:type="gramEnd"/>
+      <w:r>
+        <w:t xml:space="preserve"> o </w:t>
       </w:r>
       <w:proofErr w:type="spellStart"/>
       <w:r>
@@ -2319,15 +2364,25 @@
           <w:highlight w:val="lightGray"/>
           <w:lang w:val="es-ES"/>
         </w:rPr>
-        <w:t xml:space="preserve"> qwen2.5:3b  </w:t>
-      </w:r>
-      <w:r>
-        <w:rPr>
+        <w:t xml:space="preserve"> qwen2.5:3</w:t>
+      </w:r>
+      <w:proofErr w:type="gramStart"/>
+      <w:r>
+        <w:rPr>
+          <w:rFonts w:ascii="Abadi MT Condensed Light" w:hAnsi="Abadi MT Condensed Light" w:cs="ADLaM Display"/>
           <w:highlight w:val="lightGray"/>
           <w:lang w:val="es-ES"/>
         </w:rPr>
+        <w:t xml:space="preserve">b  </w:t>
+      </w:r>
+      <w:r>
+        <w:rPr>
+          <w:highlight w:val="lightGray"/>
+          <w:lang w:val="es-ES"/>
+        </w:rPr>
         <w:t>→</w:t>
       </w:r>
+      <w:proofErr w:type="gramEnd"/>
       <w:r>
         <w:rPr>
           <w:rFonts w:ascii="Abadi MT Condensed Light" w:hAnsi="Abadi MT Condensed Light" w:cs="ADLaM Display"/>
@@ -2829,13 +2884,18 @@
       </w:r>
       <w:proofErr w:type="spellEnd"/>
       <w:r>
-        <w:t>) como ficheiro .</w:t>
+        <w:t xml:space="preserve">) como </w:t>
+      </w:r>
+      <w:proofErr w:type="gramStart"/>
+      <w:r>
+        <w:t>ficheiro .</w:t>
       </w:r>
       <w:proofErr w:type="spellStart"/>
       <w:r>
         <w:t>gguf</w:t>
       </w:r>
       <w:proofErr w:type="spellEnd"/>
+      <w:proofErr w:type="gramEnd"/>
       <w:r>
         <w:t xml:space="preserve"> com pesos </w:t>
       </w:r>
@@ -3070,13 +3130,18 @@
       </w:r>
       <w:proofErr w:type="spellEnd"/>
       <w:r>
-        <w:t>) — o ficheiro .</w:t>
+        <w:t xml:space="preserve">) — o </w:t>
+      </w:r>
+      <w:proofErr w:type="gramStart"/>
+      <w:r>
+        <w:t>ficheiro .</w:t>
       </w:r>
       <w:proofErr w:type="spellStart"/>
       <w:r>
         <w:t>gguf</w:t>
       </w:r>
       <w:proofErr w:type="spellEnd"/>
+      <w:proofErr w:type="gramEnd"/>
       <w:r>
         <w:t xml:space="preserve"> é o formato padrão </w:t>
       </w:r>
@@ -3126,13 +3191,18 @@
       </w:r>
       <w:proofErr w:type="spellEnd"/>
       <w:r>
-        <w:t xml:space="preserve"> descarrega o .</w:t>
+        <w:t xml:space="preserve"> descarrega </w:t>
+      </w:r>
+      <w:proofErr w:type="gramStart"/>
+      <w:r>
+        <w:t>o .</w:t>
       </w:r>
       <w:proofErr w:type="spellStart"/>
       <w:r>
         <w:t>gguf</w:t>
       </w:r>
       <w:proofErr w:type="spellEnd"/>
+      <w:proofErr w:type="gramEnd"/>
       <w:r>
         <w:t xml:space="preserve"> e o llama.cpp carrega-o </w:t>
       </w:r>
@@ -3911,7 +3981,15 @@
       </w:r>
       <w:proofErr w:type="spellEnd"/>
       <w:r>
-        <w:t xml:space="preserve"> tem vantagens concretas e limitações reais. Compreender ambos os lados é essencial para tomar decisões informadas sobre quando usar modelos locais </w:t>
+        <w:t xml:space="preserve"> tem vantagens concretas e limitações reais. Compreender ambos </w:t>
+      </w:r>
+      <w:proofErr w:type="gramStart"/>
+      <w:r>
+        <w:t>os lados é</w:t>
+      </w:r>
+      <w:proofErr w:type="gramEnd"/>
+      <w:r>
+        <w:t xml:space="preserve"> essencial para tomar decisões informadas sobre quando usar modelos locais </w:t>
       </w:r>
       <w:proofErr w:type="spellStart"/>
       <w:r>
@@ -5168,8 +5246,16 @@
         <w:rPr>
           <w:lang w:val="en-US"/>
         </w:rPr>
-        <w:t>: interface simples, 100% offline, open-source</w:t>
-      </w:r>
+        <w:t xml:space="preserve">: interface simples, 100% offline, </w:t>
+      </w:r>
+      <w:proofErr w:type="gramStart"/>
+      <w:r>
+        <w:rPr>
+          <w:lang w:val="en-US"/>
+        </w:rPr>
+        <w:t>open-source</w:t>
+      </w:r>
+      <w:proofErr w:type="gramEnd"/>
     </w:p>
     <w:p>
       <w:pPr>
@@ -5478,7 +5564,15 @@
         <w:ind w:left="709"/>
       </w:pPr>
       <w:r>
-        <w:t xml:space="preserve">Os modelos IBM Granite são open-source mas desenhados especificamente para </w:t>
+        <w:t xml:space="preserve">Os modelos IBM Granite são </w:t>
+      </w:r>
+      <w:proofErr w:type="gramStart"/>
+      <w:r>
+        <w:t>open-source</w:t>
+      </w:r>
+      <w:proofErr w:type="gramEnd"/>
+      <w:r>
+        <w:t xml:space="preserve"> mas desenhados especificamente para </w:t>
       </w:r>
       <w:proofErr w:type="spellStart"/>
       <w:r>
@@ -5758,7 +5852,15 @@
         <w:spacing w:before="60" w:after="60"/>
       </w:pPr>
       <w:r>
-        <w:t>Memória disponível: modelos maiores dão melhores respostas mas precisam de mais RAM</w:t>
+        <w:t xml:space="preserve">Memória disponível: modelos maiores dão melhores </w:t>
+      </w:r>
+      <w:proofErr w:type="gramStart"/>
+      <w:r>
+        <w:t>respostas</w:t>
+      </w:r>
+      <w:proofErr w:type="gramEnd"/>
+      <w:r>
+        <w:t xml:space="preserve"> mas precisam de mais RAM</w:t>
       </w:r>
     </w:p>
     <w:p>
@@ -6985,7 +7087,31 @@
           <w:szCs w:val="20"/>
           <w:lang w:val="en-US"/>
         </w:rPr>
-        <w:t xml:space="preserve"> (IBM / Hibernate ORM)  ·  23 Abril 2026</w:t>
+        <w:t xml:space="preserve"> (IBM / Hibernate </w:t>
+      </w:r>
+      <w:proofErr w:type="gramStart"/>
+      <w:r>
+        <w:rPr>
+          <w:i/>
+          <w:iCs/>
+          <w:color w:val="555555"/>
+          <w:sz w:val="20"/>
+          <w:szCs w:val="20"/>
+          <w:lang w:val="en-US"/>
+        </w:rPr>
+        <w:t>ORM)  ·</w:t>
+      </w:r>
+      <w:proofErr w:type="gramEnd"/>
+      <w:r>
+        <w:rPr>
+          <w:i/>
+          <w:iCs/>
+          <w:color w:val="555555"/>
+          <w:sz w:val="20"/>
+          <w:szCs w:val="20"/>
+          <w:lang w:val="en-US"/>
+        </w:rPr>
+        <w:t xml:space="preserve">  23 Abril 2026</w:t>
       </w:r>
     </w:p>
     <w:p>
@@ -8215,8 +8341,17 @@
           <w:b/>
           <w:bCs/>
         </w:rPr>
-        <w:t xml:space="preserve"> como Orquestrador</w:t>
-      </w:r>
+        <w:t xml:space="preserve"> </w:t>
+      </w:r>
+      <w:proofErr w:type="gramStart"/>
+      <w:r>
+        <w:rPr>
+          <w:b/>
+          <w:bCs/>
+        </w:rPr>
+        <w:t>como Orquestrador</w:t>
+      </w:r>
+      <w:proofErr w:type="gramEnd"/>
     </w:p>
     <w:p>
       <w:pPr>
@@ -8503,7 +8638,7 @@
         <w:rPr>
           <w:color w:val="000000" w:themeColor="text1"/>
         </w:rPr>
-        <w:t>HibernateQueryTool</w:t>
+        <w:t>HqlQueryExecutor</w:t>
       </w:r>
       <w:proofErr w:type="spellEnd"/>
       <w:r>
@@ -8608,7 +8743,7 @@
         <w:rPr>
           <w:color w:val="000000" w:themeColor="text1"/>
         </w:rPr>
-        <w:t>HibernateQueryTool</w:t>
+        <w:t>HqlQueryExecutor</w:t>
       </w:r>
       <w:proofErr w:type="spellEnd"/>
       <w:r>
@@ -8891,6 +9026,7 @@
               <w:t xml:space="preserve">    </w:t>
             </w:r>
             <w:proofErr w:type="spellStart"/>
+            <w:proofErr w:type="gramStart"/>
             <w:r>
               <w:rPr>
                 <w:rFonts w:ascii="Courier New" w:eastAsia="Courier New" w:hAnsi="Courier New" w:cs="Courier New"/>
@@ -8908,16 +9044,26 @@
                 <w:sz w:val="18"/>
                 <w:szCs w:val="18"/>
               </w:rPr>
-              <w:t xml:space="preserve">;    </w:t>
-            </w:r>
-            <w:r>
-              <w:rPr>
-                <w:rFonts w:ascii="Courier New" w:eastAsia="Courier New" w:hAnsi="Courier New" w:cs="Courier New"/>
-                <w:color w:val="FFFFFF" w:themeColor="background1"/>
-                <w:sz w:val="18"/>
-                <w:szCs w:val="18"/>
-              </w:rPr>
-              <w:t>// serviço de LLM — gera HQL</w:t>
+              <w:t xml:space="preserve">;   </w:t>
+            </w:r>
+            <w:proofErr w:type="gramEnd"/>
+            <w:r>
+              <w:rPr>
+                <w:rFonts w:ascii="Courier New" w:eastAsia="Courier New" w:hAnsi="Courier New" w:cs="Courier New"/>
+                <w:color w:val="D4D4D4"/>
+                <w:sz w:val="18"/>
+                <w:szCs w:val="18"/>
+              </w:rPr>
+              <w:t xml:space="preserve"> </w:t>
+            </w:r>
+            <w:r>
+              <w:rPr>
+                <w:rFonts w:ascii="Courier New" w:eastAsia="Courier New" w:hAnsi="Courier New" w:cs="Courier New"/>
+                <w:color w:val="FFFFFF" w:themeColor="background1"/>
+                <w:sz w:val="18"/>
+                <w:szCs w:val="18"/>
+              </w:rPr>
+              <w:t>//gera HQL</w:t>
             </w:r>
           </w:p>
         </w:tc>
@@ -9009,29 +9155,7 @@
                 <w:szCs w:val="18"/>
                 <w:lang w:val="en-US"/>
               </w:rPr>
-              <w:t xml:space="preserve">// </w:t>
-            </w:r>
-            <w:proofErr w:type="spellStart"/>
-            <w:r>
-              <w:rPr>
-                <w:rFonts w:ascii="Courier New" w:eastAsia="Courier New" w:hAnsi="Courier New" w:cs="Courier New"/>
-                <w:color w:val="FFFFFF" w:themeColor="background1"/>
-                <w:sz w:val="18"/>
-                <w:szCs w:val="18"/>
-                <w:lang w:val="en-US"/>
-              </w:rPr>
-              <w:t>serviço</w:t>
-            </w:r>
-            <w:proofErr w:type="spellEnd"/>
-            <w:r>
-              <w:rPr>
-                <w:rFonts w:ascii="Courier New" w:eastAsia="Courier New" w:hAnsi="Courier New" w:cs="Courier New"/>
-                <w:color w:val="FFFFFF" w:themeColor="background1"/>
-                <w:sz w:val="18"/>
-                <w:szCs w:val="18"/>
-                <w:lang w:val="en-US"/>
-              </w:rPr>
-              <w:t xml:space="preserve"> de LLM — </w:t>
+              <w:t>//</w:t>
             </w:r>
             <w:proofErr w:type="spellStart"/>
             <w:r>
@@ -9043,28 +9167,6 @@
                 <w:lang w:val="en-US"/>
               </w:rPr>
               <w:t>formata</w:t>
-            </w:r>
-            <w:proofErr w:type="spellEnd"/>
-            <w:r>
-              <w:rPr>
-                <w:rFonts w:ascii="Courier New" w:eastAsia="Courier New" w:hAnsi="Courier New" w:cs="Courier New"/>
-                <w:color w:val="FFFFFF" w:themeColor="background1"/>
-                <w:sz w:val="18"/>
-                <w:szCs w:val="18"/>
-                <w:lang w:val="en-US"/>
-              </w:rPr>
-              <w:t xml:space="preserve"> </w:t>
-            </w:r>
-            <w:proofErr w:type="spellStart"/>
-            <w:r>
-              <w:rPr>
-                <w:rFonts w:ascii="Courier New" w:eastAsia="Courier New" w:hAnsi="Courier New" w:cs="Courier New"/>
-                <w:color w:val="FFFFFF" w:themeColor="background1"/>
-                <w:sz w:val="18"/>
-                <w:szCs w:val="18"/>
-                <w:lang w:val="en-US"/>
-              </w:rPr>
-              <w:t>resposta</w:t>
             </w:r>
             <w:proofErr w:type="spellEnd"/>
             <w:r>
@@ -9113,6 +9215,12 @@
           <w:p>
             <w:pPr>
               <w:spacing w:before="20" w:after="20"/>
+              <w:rPr>
+                <w:rFonts w:ascii="Courier New" w:eastAsia="Courier New" w:hAnsi="Courier New" w:cs="Courier New"/>
+                <w:color w:val="D4D4D4"/>
+                <w:sz w:val="18"/>
+                <w:szCs w:val="18"/>
+              </w:rPr>
             </w:pPr>
             <w:r>
               <w:rPr>
@@ -9152,7 +9260,7 @@
                 <w:sz w:val="18"/>
                 <w:szCs w:val="18"/>
               </w:rPr>
-              <w:t>HibernateQueryTool</w:t>
+              <w:t>HqlQueryExecutor</w:t>
             </w:r>
             <w:proofErr w:type="spellEnd"/>
             <w:r>
@@ -9165,25 +9273,152 @@
               <w:t xml:space="preserve"> </w:t>
             </w:r>
             <w:proofErr w:type="spellStart"/>
-            <w:r>
-              <w:rPr>
-                <w:rFonts w:ascii="Courier New" w:eastAsia="Courier New" w:hAnsi="Courier New" w:cs="Courier New"/>
-                <w:color w:val="D4D4D4"/>
-                <w:sz w:val="18"/>
-                <w:szCs w:val="18"/>
-              </w:rPr>
-              <w:t>queryTool</w:t>
-            </w:r>
-            <w:proofErr w:type="spellEnd"/>
-            <w:r>
-              <w:rPr>
-                <w:rFonts w:ascii="Courier New" w:eastAsia="Courier New" w:hAnsi="Courier New" w:cs="Courier New"/>
-                <w:color w:val="D4D4D4"/>
-                <w:sz w:val="18"/>
-                <w:szCs w:val="18"/>
-              </w:rPr>
-              <w:t>;    // @Component — executa HQL</w:t>
-            </w:r>
+            <w:proofErr w:type="gramStart"/>
+            <w:r>
+              <w:rPr>
+                <w:rFonts w:ascii="Courier New" w:eastAsia="Courier New" w:hAnsi="Courier New" w:cs="Courier New"/>
+                <w:color w:val="D4D4D4"/>
+                <w:sz w:val="18"/>
+                <w:szCs w:val="18"/>
+              </w:rPr>
+              <w:t>queryExecutor</w:t>
+            </w:r>
+            <w:proofErr w:type="spellEnd"/>
+            <w:r>
+              <w:rPr>
+                <w:rFonts w:ascii="Courier New" w:eastAsia="Courier New" w:hAnsi="Courier New" w:cs="Courier New"/>
+                <w:color w:val="D4D4D4"/>
+                <w:sz w:val="18"/>
+                <w:szCs w:val="18"/>
+              </w:rPr>
+              <w:t>;  /</w:t>
+            </w:r>
+            <w:proofErr w:type="gramEnd"/>
+            <w:r>
+              <w:rPr>
+                <w:rFonts w:ascii="Courier New" w:eastAsia="Courier New" w:hAnsi="Courier New" w:cs="Courier New"/>
+                <w:color w:val="D4D4D4"/>
+                <w:sz w:val="18"/>
+                <w:szCs w:val="18"/>
+              </w:rPr>
+              <w:t>/executa HQL</w:t>
+            </w:r>
+          </w:p>
+          <w:p>
+            <w:pPr>
+              <w:spacing w:before="20" w:after="20"/>
+              <w:rPr>
+                <w:rFonts w:ascii="Courier New" w:eastAsia="Courier New" w:hAnsi="Courier New" w:cs="Courier New"/>
+                <w:color w:val="FFFFFF" w:themeColor="background1"/>
+                <w:sz w:val="18"/>
+                <w:szCs w:val="18"/>
+              </w:rPr>
+            </w:pPr>
+            <w:r>
+              <w:rPr>
+                <w:rFonts w:ascii="Courier New" w:eastAsia="Courier New" w:hAnsi="Courier New" w:cs="Courier New"/>
+                <w:color w:val="FF0000"/>
+                <w:sz w:val="18"/>
+                <w:szCs w:val="18"/>
+              </w:rPr>
+              <w:t xml:space="preserve">    </w:t>
+            </w:r>
+            <w:proofErr w:type="spellStart"/>
+            <w:r>
+              <w:rPr>
+                <w:rFonts w:ascii="Courier New" w:eastAsia="Courier New" w:hAnsi="Courier New" w:cs="Courier New"/>
+                <w:color w:val="FFFFFF" w:themeColor="background1"/>
+                <w:sz w:val="18"/>
+                <w:szCs w:val="18"/>
+              </w:rPr>
+              <w:t>private</w:t>
+            </w:r>
+            <w:proofErr w:type="spellEnd"/>
+            <w:r>
+              <w:rPr>
+                <w:rFonts w:ascii="Courier New" w:eastAsia="Courier New" w:hAnsi="Courier New" w:cs="Courier New"/>
+                <w:color w:val="FFFFFF" w:themeColor="background1"/>
+                <w:sz w:val="18"/>
+                <w:szCs w:val="18"/>
+              </w:rPr>
+              <w:t xml:space="preserve"> final </w:t>
+            </w:r>
+            <w:proofErr w:type="spellStart"/>
+            <w:r>
+              <w:rPr>
+                <w:rFonts w:ascii="Courier New" w:eastAsia="Courier New" w:hAnsi="Courier New" w:cs="Courier New"/>
+                <w:color w:val="FFFFFF" w:themeColor="background1"/>
+                <w:sz w:val="18"/>
+                <w:szCs w:val="18"/>
+              </w:rPr>
+              <w:t>HqlSanitizer</w:t>
+            </w:r>
+            <w:proofErr w:type="spellEnd"/>
+            <w:r>
+              <w:rPr>
+                <w:rFonts w:ascii="Courier New" w:eastAsia="Courier New" w:hAnsi="Courier New" w:cs="Courier New"/>
+                <w:color w:val="FFFFFF" w:themeColor="background1"/>
+                <w:sz w:val="18"/>
+                <w:szCs w:val="18"/>
+              </w:rPr>
+              <w:t xml:space="preserve"> </w:t>
+            </w:r>
+            <w:proofErr w:type="spellStart"/>
+            <w:proofErr w:type="gramStart"/>
+            <w:r>
+              <w:rPr>
+                <w:rFonts w:ascii="Courier New" w:eastAsia="Courier New" w:hAnsi="Courier New" w:cs="Courier New"/>
+                <w:color w:val="FFFFFF" w:themeColor="background1"/>
+                <w:sz w:val="18"/>
+                <w:szCs w:val="18"/>
+              </w:rPr>
+              <w:t>hqlSanitizer</w:t>
+            </w:r>
+            <w:proofErr w:type="spellEnd"/>
+            <w:r>
+              <w:rPr>
+                <w:rFonts w:ascii="Courier New" w:eastAsia="Courier New" w:hAnsi="Courier New" w:cs="Courier New"/>
+                <w:color w:val="FFFFFF" w:themeColor="background1"/>
+                <w:sz w:val="18"/>
+                <w:szCs w:val="18"/>
+              </w:rPr>
+              <w:t xml:space="preserve">;   </w:t>
+            </w:r>
+            <w:proofErr w:type="gramEnd"/>
+            <w:r>
+              <w:rPr>
+                <w:rFonts w:ascii="Courier New" w:eastAsia="Courier New" w:hAnsi="Courier New" w:cs="Courier New"/>
+                <w:color w:val="FFFFFF" w:themeColor="background1"/>
+                <w:sz w:val="18"/>
+                <w:szCs w:val="18"/>
+              </w:rPr>
+              <w:t xml:space="preserve">    //</w:t>
+            </w:r>
+            <w:r>
+              <w:rPr>
+                <w:rFonts w:ascii="Courier New" w:eastAsia="Courier New" w:hAnsi="Courier New" w:cs="Courier New"/>
+                <w:color w:val="FFFFFF" w:themeColor="background1"/>
+                <w:sz w:val="18"/>
+                <w:szCs w:val="18"/>
+              </w:rPr>
+              <w:t xml:space="preserve">normaliza </w:t>
+            </w:r>
+            <w:proofErr w:type="spellStart"/>
+            <w:r>
+              <w:rPr>
+                <w:rFonts w:ascii="Courier New" w:eastAsia="Courier New" w:hAnsi="Courier New" w:cs="Courier New"/>
+                <w:color w:val="FFFFFF" w:themeColor="background1"/>
+                <w:sz w:val="18"/>
+                <w:szCs w:val="18"/>
+              </w:rPr>
+              <w:t>String</w:t>
+            </w:r>
+            <w:proofErr w:type="spellEnd"/>
+          </w:p>
+          <w:p>
+            <w:pPr>
+              <w:spacing w:before="20" w:after="20"/>
+            </w:pPr>
           </w:p>
         </w:tc>
       </w:tr>
@@ -9208,7 +9443,52 @@
           <w:p>
             <w:pPr>
               <w:spacing w:before="20" w:after="20"/>
+              <w:rPr>
+                <w:lang w:val="en-US"/>
+              </w:rPr>
             </w:pPr>
+            <w:r>
+              <w:rPr>
+                <w:rFonts w:ascii="Courier New" w:eastAsia="Courier New" w:hAnsi="Courier New" w:cs="Courier New"/>
+                <w:color w:val="D4D4D4"/>
+                <w:sz w:val="18"/>
+                <w:szCs w:val="18"/>
+                <w:lang w:val="en-US"/>
+              </w:rPr>
+              <w:t xml:space="preserve">    </w:t>
+            </w:r>
+            <w:r>
+              <w:rPr>
+                <w:rFonts w:ascii="Courier New" w:eastAsia="Courier New" w:hAnsi="Courier New" w:cs="Courier New"/>
+                <w:color w:val="D4D4D4"/>
+                <w:sz w:val="18"/>
+                <w:szCs w:val="18"/>
+                <w:lang w:val="en-US"/>
+              </w:rPr>
+              <w:t xml:space="preserve">public String </w:t>
+            </w:r>
+            <w:proofErr w:type="gramStart"/>
+            <w:r>
+              <w:rPr>
+                <w:rFonts w:ascii="Courier New" w:eastAsia="Courier New" w:hAnsi="Courier New" w:cs="Courier New"/>
+                <w:color w:val="D4D4D4"/>
+                <w:sz w:val="18"/>
+                <w:szCs w:val="18"/>
+                <w:lang w:val="en-US"/>
+              </w:rPr>
+              <w:t>chat(</w:t>
+            </w:r>
+            <w:proofErr w:type="gramEnd"/>
+            <w:r>
+              <w:rPr>
+                <w:rFonts w:ascii="Courier New" w:eastAsia="Courier New" w:hAnsi="Courier New" w:cs="Courier New"/>
+                <w:color w:val="D4D4D4"/>
+                <w:sz w:val="18"/>
+                <w:szCs w:val="18"/>
+                <w:lang w:val="en-US"/>
+              </w:rPr>
+              <w:t>String question) {</w:t>
+            </w:r>
           </w:p>
         </w:tc>
       </w:tr>
@@ -9233,9 +9513,6 @@
           <w:p>
             <w:pPr>
               <w:spacing w:before="20" w:after="20"/>
-              <w:rPr>
-                <w:lang w:val="en-US"/>
-              </w:rPr>
             </w:pPr>
             <w:r>
               <w:rPr>
@@ -9245,7 +9522,56 @@
                 <w:szCs w:val="18"/>
                 <w:lang w:val="en-US"/>
               </w:rPr>
-              <w:t xml:space="preserve">    public String chat(String question) {</w:t>
+              <w:t xml:space="preserve">        </w:t>
+            </w:r>
+            <w:proofErr w:type="spellStart"/>
+            <w:r>
+              <w:rPr>
+                <w:rFonts w:ascii="Courier New" w:eastAsia="Courier New" w:hAnsi="Courier New" w:cs="Courier New"/>
+                <w:color w:val="D4D4D4"/>
+                <w:sz w:val="18"/>
+                <w:szCs w:val="18"/>
+              </w:rPr>
+              <w:t>QueryPlan</w:t>
+            </w:r>
+            <w:proofErr w:type="spellEnd"/>
+            <w:r>
+              <w:rPr>
+                <w:rFonts w:ascii="Courier New" w:eastAsia="Courier New" w:hAnsi="Courier New" w:cs="Courier New"/>
+                <w:color w:val="D4D4D4"/>
+                <w:sz w:val="18"/>
+                <w:szCs w:val="18"/>
+              </w:rPr>
+              <w:t xml:space="preserve"> </w:t>
+            </w:r>
+            <w:proofErr w:type="spellStart"/>
+            <w:r>
+              <w:rPr>
+                <w:rFonts w:ascii="Courier New" w:eastAsia="Courier New" w:hAnsi="Courier New" w:cs="Courier New"/>
+                <w:color w:val="D4D4D4"/>
+                <w:sz w:val="18"/>
+                <w:szCs w:val="18"/>
+              </w:rPr>
+              <w:t>queryP</w:t>
+            </w:r>
+            <w:r>
+              <w:rPr>
+                <w:rFonts w:ascii="Courier New" w:eastAsia="Courier New" w:hAnsi="Courier New" w:cs="Courier New"/>
+                <w:color w:val="D4D4D4"/>
+                <w:sz w:val="18"/>
+                <w:szCs w:val="18"/>
+              </w:rPr>
+              <w:t>lan</w:t>
+            </w:r>
+            <w:proofErr w:type="spellEnd"/>
+            <w:r>
+              <w:rPr>
+                <w:rFonts w:ascii="Courier New" w:eastAsia="Courier New" w:hAnsi="Courier New" w:cs="Courier New"/>
+                <w:color w:val="D4D4D4"/>
+                <w:sz w:val="18"/>
+                <w:szCs w:val="18"/>
+              </w:rPr>
+              <w:t>;</w:t>
             </w:r>
           </w:p>
         </w:tc>
@@ -9278,7 +9604,6 @@
                 <w:color w:val="D4D4D4"/>
                 <w:sz w:val="18"/>
                 <w:szCs w:val="18"/>
-                <w:lang w:val="en-US"/>
               </w:rPr>
               <w:t xml:space="preserve">        </w:t>
             </w:r>
@@ -9290,37 +9615,17 @@
                 <w:sz w:val="18"/>
                 <w:szCs w:val="18"/>
               </w:rPr>
-              <w:t>QueryPlan</w:t>
-            </w:r>
-            <w:proofErr w:type="spellEnd"/>
-            <w:r>
-              <w:rPr>
-                <w:rFonts w:ascii="Courier New" w:eastAsia="Courier New" w:hAnsi="Courier New" w:cs="Courier New"/>
-                <w:color w:val="D4D4D4"/>
-                <w:sz w:val="18"/>
-                <w:szCs w:val="18"/>
-              </w:rPr>
-              <w:t xml:space="preserve"> </w:t>
-            </w:r>
-            <w:proofErr w:type="spellStart"/>
-            <w:r>
-              <w:rPr>
-                <w:rFonts w:ascii="Courier New" w:eastAsia="Courier New" w:hAnsi="Courier New" w:cs="Courier New"/>
-                <w:color w:val="D4D4D4"/>
-                <w:sz w:val="18"/>
-                <w:szCs w:val="18"/>
-              </w:rPr>
-              <w:t>plan</w:t>
-            </w:r>
-            <w:proofErr w:type="spellEnd"/>
-            <w:r>
-              <w:rPr>
-                <w:rFonts w:ascii="Courier New" w:eastAsia="Courier New" w:hAnsi="Courier New" w:cs="Courier New"/>
-                <w:color w:val="D4D4D4"/>
-                <w:sz w:val="18"/>
-                <w:szCs w:val="18"/>
-              </w:rPr>
-              <w:t>;</w:t>
+              <w:t>try</w:t>
+            </w:r>
+            <w:proofErr w:type="spellEnd"/>
+            <w:r>
+              <w:rPr>
+                <w:rFonts w:ascii="Courier New" w:eastAsia="Courier New" w:hAnsi="Courier New" w:cs="Courier New"/>
+                <w:color w:val="D4D4D4"/>
+                <w:sz w:val="18"/>
+                <w:szCs w:val="18"/>
+              </w:rPr>
+              <w:t xml:space="preserve"> {</w:t>
             </w:r>
           </w:p>
         </w:tc>
@@ -9346,6 +9651,9 @@
           <w:p>
             <w:pPr>
               <w:spacing w:before="20" w:after="20"/>
+              <w:rPr>
+                <w:lang w:val="en-US"/>
+              </w:rPr>
             </w:pPr>
             <w:r>
               <w:rPr>
@@ -9353,28 +9661,138 @@
                 <w:color w:val="D4D4D4"/>
                 <w:sz w:val="18"/>
                 <w:szCs w:val="18"/>
-              </w:rPr>
-              <w:t xml:space="preserve">        </w:t>
-            </w:r>
-            <w:proofErr w:type="spellStart"/>
-            <w:r>
-              <w:rPr>
-                <w:rFonts w:ascii="Courier New" w:eastAsia="Courier New" w:hAnsi="Courier New" w:cs="Courier New"/>
-                <w:color w:val="D4D4D4"/>
-                <w:sz w:val="18"/>
-                <w:szCs w:val="18"/>
-              </w:rPr>
-              <w:t>try</w:t>
-            </w:r>
-            <w:proofErr w:type="spellEnd"/>
-            <w:r>
-              <w:rPr>
-                <w:rFonts w:ascii="Courier New" w:eastAsia="Courier New" w:hAnsi="Courier New" w:cs="Courier New"/>
-                <w:color w:val="D4D4D4"/>
-                <w:sz w:val="18"/>
-                <w:szCs w:val="18"/>
-              </w:rPr>
-              <w:t xml:space="preserve"> {</w:t>
+                <w:lang w:val="en-US"/>
+              </w:rPr>
+              <w:t xml:space="preserve">            </w:t>
+            </w:r>
+            <w:proofErr w:type="spellStart"/>
+            <w:r>
+              <w:rPr>
+                <w:rFonts w:ascii="Courier New" w:eastAsia="Courier New" w:hAnsi="Courier New" w:cs="Courier New"/>
+                <w:color w:val="D4D4D4"/>
+                <w:sz w:val="18"/>
+                <w:szCs w:val="18"/>
+              </w:rPr>
+              <w:t>queryPlan</w:t>
+            </w:r>
+            <w:proofErr w:type="spellEnd"/>
+            <w:r>
+              <w:rPr>
+                <w:rFonts w:ascii="Courier New" w:eastAsia="Courier New" w:hAnsi="Courier New" w:cs="Courier New"/>
+                <w:color w:val="D4D4D4"/>
+                <w:sz w:val="18"/>
+                <w:szCs w:val="18"/>
+                <w:lang w:val="en-US"/>
+              </w:rPr>
+              <w:t xml:space="preserve"> </w:t>
+            </w:r>
+            <w:r>
+              <w:rPr>
+                <w:rFonts w:ascii="Courier New" w:eastAsia="Courier New" w:hAnsi="Courier New" w:cs="Courier New"/>
+                <w:color w:val="D4D4D4"/>
+                <w:sz w:val="18"/>
+                <w:szCs w:val="18"/>
+                <w:lang w:val="en-US"/>
+              </w:rPr>
+              <w:t xml:space="preserve">= </w:t>
+            </w:r>
+            <w:proofErr w:type="spellStart"/>
+            <w:r>
+              <w:rPr>
+                <w:rFonts w:ascii="Courier New" w:eastAsia="Courier New" w:hAnsi="Courier New" w:cs="Courier New"/>
+                <w:color w:val="D4D4D4"/>
+                <w:sz w:val="18"/>
+                <w:szCs w:val="18"/>
+                <w:lang w:val="en-US"/>
+              </w:rPr>
+              <w:t>buildQueryPlan</w:t>
+            </w:r>
+            <w:proofErr w:type="spellEnd"/>
+            <w:r>
+              <w:rPr>
+                <w:rFonts w:ascii="Courier New" w:eastAsia="Courier New" w:hAnsi="Courier New" w:cs="Courier New"/>
+                <w:color w:val="D4D4D4"/>
+                <w:sz w:val="18"/>
+                <w:szCs w:val="18"/>
+                <w:lang w:val="en-US"/>
+              </w:rPr>
+              <w:t>(question</w:t>
+            </w:r>
+            <w:proofErr w:type="gramStart"/>
+            <w:r>
+              <w:rPr>
+                <w:rFonts w:ascii="Courier New" w:eastAsia="Courier New" w:hAnsi="Courier New" w:cs="Courier New"/>
+                <w:color w:val="D4D4D4"/>
+                <w:sz w:val="18"/>
+                <w:szCs w:val="18"/>
+                <w:lang w:val="en-US"/>
+              </w:rPr>
+              <w:t xml:space="preserve">);  </w:t>
+            </w:r>
+            <w:r>
+              <w:rPr>
+                <w:rFonts w:ascii="Courier New" w:eastAsia="Courier New" w:hAnsi="Courier New" w:cs="Courier New"/>
+                <w:color w:val="FFFFFF" w:themeColor="background1"/>
+                <w:sz w:val="18"/>
+                <w:szCs w:val="18"/>
+                <w:lang w:val="en-US"/>
+              </w:rPr>
+              <w:t>/</w:t>
+            </w:r>
+            <w:proofErr w:type="gramEnd"/>
+            <w:r>
+              <w:rPr>
+                <w:rFonts w:ascii="Courier New" w:eastAsia="Courier New" w:hAnsi="Courier New" w:cs="Courier New"/>
+                <w:color w:val="FFFFFF" w:themeColor="background1"/>
+                <w:sz w:val="18"/>
+                <w:szCs w:val="18"/>
+                <w:lang w:val="en-US"/>
+              </w:rPr>
+              <w:t xml:space="preserve">/ </w:t>
+            </w:r>
+            <w:proofErr w:type="spellStart"/>
+            <w:r>
+              <w:rPr>
+                <w:rFonts w:ascii="Courier New" w:eastAsia="Courier New" w:hAnsi="Courier New" w:cs="Courier New"/>
+                <w:color w:val="FFFFFF" w:themeColor="background1"/>
+                <w:sz w:val="18"/>
+                <w:szCs w:val="18"/>
+                <w:lang w:val="en-US"/>
+              </w:rPr>
+              <w:t>gera</w:t>
+            </w:r>
+            <w:proofErr w:type="spellEnd"/>
+            <w:r>
+              <w:rPr>
+                <w:rFonts w:ascii="Courier New" w:eastAsia="Courier New" w:hAnsi="Courier New" w:cs="Courier New"/>
+                <w:color w:val="FFFFFF" w:themeColor="background1"/>
+                <w:sz w:val="18"/>
+                <w:szCs w:val="18"/>
+                <w:lang w:val="en-US"/>
+              </w:rPr>
+              <w:t xml:space="preserve"> HQL via </w:t>
+            </w:r>
+            <w:proofErr w:type="spellStart"/>
+            <w:r>
+              <w:rPr>
+                <w:rFonts w:ascii="Courier New" w:eastAsia="Courier New" w:hAnsi="Courier New" w:cs="Courier New"/>
+                <w:color w:val="FFFFFF" w:themeColor="background1"/>
+                <w:sz w:val="18"/>
+                <w:szCs w:val="18"/>
+                <w:lang w:val="en-US"/>
+              </w:rPr>
+              <w:t>serviço</w:t>
+            </w:r>
+            <w:proofErr w:type="spellEnd"/>
+            <w:r>
+              <w:rPr>
+                <w:rFonts w:ascii="Courier New" w:eastAsia="Courier New" w:hAnsi="Courier New" w:cs="Courier New"/>
+                <w:color w:val="FFFFFF" w:themeColor="background1"/>
+                <w:sz w:val="18"/>
+                <w:szCs w:val="18"/>
+                <w:lang w:val="en-US"/>
+              </w:rPr>
+              <w:t xml:space="preserve"> de LLM</w:t>
             </w:r>
           </w:p>
         </w:tc>
@@ -9400,9 +9818,6 @@
           <w:p>
             <w:pPr>
               <w:spacing w:before="20" w:after="20"/>
-              <w:rPr>
-                <w:lang w:val="en-US"/>
-              </w:rPr>
             </w:pPr>
             <w:r>
               <w:rPr>
@@ -9412,83 +9827,56 @@
                 <w:szCs w:val="18"/>
                 <w:lang w:val="en-US"/>
               </w:rPr>
-              <w:t xml:space="preserve">            plan = </w:t>
-            </w:r>
-            <w:proofErr w:type="spellStart"/>
-            <w:r>
-              <w:rPr>
-                <w:rFonts w:ascii="Courier New" w:eastAsia="Courier New" w:hAnsi="Courier New" w:cs="Courier New"/>
-                <w:color w:val="D4D4D4"/>
-                <w:sz w:val="18"/>
-                <w:szCs w:val="18"/>
-                <w:lang w:val="en-US"/>
-              </w:rPr>
-              <w:t>buildQueryPlan</w:t>
-            </w:r>
-            <w:proofErr w:type="spellEnd"/>
-            <w:r>
-              <w:rPr>
-                <w:rFonts w:ascii="Courier New" w:eastAsia="Courier New" w:hAnsi="Courier New" w:cs="Courier New"/>
-                <w:color w:val="D4D4D4"/>
-                <w:sz w:val="18"/>
-                <w:szCs w:val="18"/>
-                <w:lang w:val="en-US"/>
-              </w:rPr>
-              <w:t xml:space="preserve">(question);  </w:t>
-            </w:r>
-            <w:r>
-              <w:rPr>
-                <w:rFonts w:ascii="Courier New" w:eastAsia="Courier New" w:hAnsi="Courier New" w:cs="Courier New"/>
-                <w:color w:val="FFFFFF" w:themeColor="background1"/>
-                <w:sz w:val="18"/>
-                <w:szCs w:val="18"/>
-                <w:lang w:val="en-US"/>
-              </w:rPr>
-              <w:t xml:space="preserve">// </w:t>
-            </w:r>
-            <w:proofErr w:type="spellStart"/>
-            <w:r>
-              <w:rPr>
-                <w:rFonts w:ascii="Courier New" w:eastAsia="Courier New" w:hAnsi="Courier New" w:cs="Courier New"/>
-                <w:color w:val="FFFFFF" w:themeColor="background1"/>
-                <w:sz w:val="18"/>
-                <w:szCs w:val="18"/>
-                <w:lang w:val="en-US"/>
-              </w:rPr>
-              <w:t>gera</w:t>
-            </w:r>
-            <w:proofErr w:type="spellEnd"/>
-            <w:r>
-              <w:rPr>
-                <w:rFonts w:ascii="Courier New" w:eastAsia="Courier New" w:hAnsi="Courier New" w:cs="Courier New"/>
-                <w:color w:val="FFFFFF" w:themeColor="background1"/>
-                <w:sz w:val="18"/>
-                <w:szCs w:val="18"/>
-                <w:lang w:val="en-US"/>
-              </w:rPr>
-              <w:t xml:space="preserve"> HQL via </w:t>
-            </w:r>
-            <w:proofErr w:type="spellStart"/>
-            <w:r>
-              <w:rPr>
-                <w:rFonts w:ascii="Courier New" w:eastAsia="Courier New" w:hAnsi="Courier New" w:cs="Courier New"/>
-                <w:color w:val="FFFFFF" w:themeColor="background1"/>
-                <w:sz w:val="18"/>
-                <w:szCs w:val="18"/>
-                <w:lang w:val="en-US"/>
-              </w:rPr>
-              <w:t>serviço</w:t>
-            </w:r>
-            <w:proofErr w:type="spellEnd"/>
-            <w:r>
-              <w:rPr>
-                <w:rFonts w:ascii="Courier New" w:eastAsia="Courier New" w:hAnsi="Courier New" w:cs="Courier New"/>
-                <w:color w:val="FFFFFF" w:themeColor="background1"/>
-                <w:sz w:val="18"/>
-                <w:szCs w:val="18"/>
-                <w:lang w:val="en-US"/>
-              </w:rPr>
-              <w:t xml:space="preserve"> de LLM</w:t>
+              <w:t xml:space="preserve">        </w:t>
+            </w:r>
+            <w:r>
+              <w:rPr>
+                <w:rFonts w:ascii="Courier New" w:eastAsia="Courier New" w:hAnsi="Courier New" w:cs="Courier New"/>
+                <w:color w:val="D4D4D4"/>
+                <w:sz w:val="18"/>
+                <w:szCs w:val="18"/>
+              </w:rPr>
+              <w:t xml:space="preserve">} </w:t>
+            </w:r>
+            <w:proofErr w:type="spellStart"/>
+            <w:r>
+              <w:rPr>
+                <w:rFonts w:ascii="Courier New" w:eastAsia="Courier New" w:hAnsi="Courier New" w:cs="Courier New"/>
+                <w:color w:val="D4D4D4"/>
+                <w:sz w:val="18"/>
+                <w:szCs w:val="18"/>
+              </w:rPr>
+              <w:t>catch</w:t>
+            </w:r>
+            <w:proofErr w:type="spellEnd"/>
+            <w:r>
+              <w:rPr>
+                <w:rFonts w:ascii="Courier New" w:eastAsia="Courier New" w:hAnsi="Courier New" w:cs="Courier New"/>
+                <w:color w:val="D4D4D4"/>
+                <w:sz w:val="18"/>
+                <w:szCs w:val="18"/>
+              </w:rPr>
+              <w:t xml:space="preserve"> (</w:t>
+            </w:r>
+            <w:proofErr w:type="spellStart"/>
+            <w:r>
+              <w:rPr>
+                <w:rFonts w:ascii="Courier New" w:eastAsia="Courier New" w:hAnsi="Courier New" w:cs="Courier New"/>
+                <w:color w:val="D4D4D4"/>
+                <w:sz w:val="18"/>
+                <w:szCs w:val="18"/>
+              </w:rPr>
+              <w:t>RuntimeException</w:t>
+            </w:r>
+            <w:proofErr w:type="spellEnd"/>
+            <w:r>
+              <w:rPr>
+                <w:rFonts w:ascii="Courier New" w:eastAsia="Courier New" w:hAnsi="Courier New" w:cs="Courier New"/>
+                <w:color w:val="D4D4D4"/>
+                <w:sz w:val="18"/>
+                <w:szCs w:val="18"/>
+              </w:rPr>
+              <w:t xml:space="preserve"> e) {</w:t>
             </w:r>
           </w:p>
         </w:tc>
@@ -9514,6 +9902,9 @@
           <w:p>
             <w:pPr>
               <w:spacing w:before="20" w:after="20"/>
+              <w:rPr>
+                <w:lang w:val="en-US"/>
+              </w:rPr>
             </w:pPr>
             <w:r>
               <w:rPr>
@@ -9523,56 +9914,18 @@
                 <w:szCs w:val="18"/>
                 <w:lang w:val="en-US"/>
               </w:rPr>
-              <w:t xml:space="preserve">        </w:t>
-            </w:r>
-            <w:r>
-              <w:rPr>
-                <w:rFonts w:ascii="Courier New" w:eastAsia="Courier New" w:hAnsi="Courier New" w:cs="Courier New"/>
-                <w:color w:val="D4D4D4"/>
-                <w:sz w:val="18"/>
-                <w:szCs w:val="18"/>
-              </w:rPr>
-              <w:t xml:space="preserve">} </w:t>
-            </w:r>
-            <w:proofErr w:type="spellStart"/>
-            <w:r>
-              <w:rPr>
-                <w:rFonts w:ascii="Courier New" w:eastAsia="Courier New" w:hAnsi="Courier New" w:cs="Courier New"/>
-                <w:color w:val="D4D4D4"/>
-                <w:sz w:val="18"/>
-                <w:szCs w:val="18"/>
-              </w:rPr>
-              <w:t>catch</w:t>
-            </w:r>
-            <w:proofErr w:type="spellEnd"/>
-            <w:r>
-              <w:rPr>
-                <w:rFonts w:ascii="Courier New" w:eastAsia="Courier New" w:hAnsi="Courier New" w:cs="Courier New"/>
-                <w:color w:val="D4D4D4"/>
-                <w:sz w:val="18"/>
-                <w:szCs w:val="18"/>
-              </w:rPr>
-              <w:t xml:space="preserve"> (</w:t>
-            </w:r>
-            <w:proofErr w:type="spellStart"/>
-            <w:r>
-              <w:rPr>
-                <w:rFonts w:ascii="Courier New" w:eastAsia="Courier New" w:hAnsi="Courier New" w:cs="Courier New"/>
-                <w:color w:val="D4D4D4"/>
-                <w:sz w:val="18"/>
-                <w:szCs w:val="18"/>
-              </w:rPr>
-              <w:t>RuntimeException</w:t>
-            </w:r>
-            <w:proofErr w:type="spellEnd"/>
-            <w:r>
-              <w:rPr>
-                <w:rFonts w:ascii="Courier New" w:eastAsia="Courier New" w:hAnsi="Courier New" w:cs="Courier New"/>
-                <w:color w:val="D4D4D4"/>
-                <w:sz w:val="18"/>
-                <w:szCs w:val="18"/>
-              </w:rPr>
-              <w:t xml:space="preserve"> e) {</w:t>
+              <w:lastRenderedPageBreak/>
+              <w:t xml:space="preserve">            return </w:t>
+            </w:r>
+            <w:r>
+              <w:rPr>
+                <w:rFonts w:ascii="Courier New" w:eastAsia="Courier New" w:hAnsi="Courier New" w:cs="Courier New"/>
+                <w:color w:val="D4D4D4"/>
+                <w:sz w:val="18"/>
+                <w:szCs w:val="18"/>
+                <w:lang w:val="en-US"/>
+              </w:rPr>
+              <w:t>“The local model is not reachable”;</w:t>
             </w:r>
           </w:p>
         </w:tc>
@@ -9605,69 +9958,18 @@
                 <w:color w:val="D4D4D4"/>
                 <w:sz w:val="18"/>
                 <w:szCs w:val="18"/>
-              </w:rPr>
-              <w:lastRenderedPageBreak/>
-              <w:t xml:space="preserve">            </w:t>
-            </w:r>
-            <w:proofErr w:type="spellStart"/>
-            <w:r>
-              <w:rPr>
-                <w:rFonts w:ascii="Courier New" w:eastAsia="Courier New" w:hAnsi="Courier New" w:cs="Courier New"/>
-                <w:color w:val="D4D4D4"/>
-                <w:sz w:val="18"/>
-                <w:szCs w:val="18"/>
-              </w:rPr>
-              <w:t>return</w:t>
-            </w:r>
-            <w:proofErr w:type="spellEnd"/>
-            <w:r>
-              <w:rPr>
-                <w:rFonts w:ascii="Courier New" w:eastAsia="Courier New" w:hAnsi="Courier New" w:cs="Courier New"/>
-                <w:color w:val="D4D4D4"/>
-                <w:sz w:val="18"/>
-                <w:szCs w:val="18"/>
-              </w:rPr>
-              <w:t xml:space="preserve"> </w:t>
-            </w:r>
-            <w:proofErr w:type="spellStart"/>
-            <w:r>
-              <w:rPr>
-                <w:rFonts w:ascii="Courier New" w:eastAsia="Courier New" w:hAnsi="Courier New" w:cs="Courier New"/>
-                <w:color w:val="D4D4D4"/>
-                <w:sz w:val="18"/>
-                <w:szCs w:val="18"/>
-              </w:rPr>
-              <w:t>localModelUnavailableMessage</w:t>
-            </w:r>
-            <w:proofErr w:type="spellEnd"/>
-            <w:r>
-              <w:rPr>
-                <w:rFonts w:ascii="Courier New" w:eastAsia="Courier New" w:hAnsi="Courier New" w:cs="Courier New"/>
-                <w:color w:val="D4D4D4"/>
-                <w:sz w:val="18"/>
-                <w:szCs w:val="18"/>
-              </w:rPr>
-              <w:t xml:space="preserve">(); // </w:t>
-            </w:r>
-            <w:proofErr w:type="spellStart"/>
-            <w:r>
-              <w:rPr>
-                <w:rFonts w:ascii="Courier New" w:eastAsia="Courier New" w:hAnsi="Courier New" w:cs="Courier New"/>
-                <w:color w:val="D4D4D4"/>
-                <w:sz w:val="18"/>
-                <w:szCs w:val="18"/>
-              </w:rPr>
-              <w:t>Ollama</w:t>
-            </w:r>
-            <w:proofErr w:type="spellEnd"/>
-            <w:r>
-              <w:rPr>
-                <w:rFonts w:ascii="Courier New" w:eastAsia="Courier New" w:hAnsi="Courier New" w:cs="Courier New"/>
-                <w:color w:val="D4D4D4"/>
-                <w:sz w:val="18"/>
-                <w:szCs w:val="18"/>
-              </w:rPr>
-              <w:t xml:space="preserve"> não disponível</w:t>
+                <w:lang w:val="en-US"/>
+              </w:rPr>
+              <w:t xml:space="preserve">        </w:t>
+            </w:r>
+            <w:r>
+              <w:rPr>
+                <w:rFonts w:ascii="Courier New" w:eastAsia="Courier New" w:hAnsi="Courier New" w:cs="Courier New"/>
+                <w:color w:val="D4D4D4"/>
+                <w:sz w:val="18"/>
+                <w:szCs w:val="18"/>
+              </w:rPr>
+              <w:t>}</w:t>
             </w:r>
           </w:p>
         </w:tc>
@@ -9694,14 +9996,40 @@
             <w:pPr>
               <w:spacing w:before="20" w:after="20"/>
             </w:pPr>
-            <w:r>
-              <w:rPr>
-                <w:rFonts w:ascii="Courier New" w:eastAsia="Courier New" w:hAnsi="Courier New" w:cs="Courier New"/>
-                <w:color w:val="D4D4D4"/>
-                <w:sz w:val="18"/>
-                <w:szCs w:val="18"/>
-              </w:rPr>
-              <w:t xml:space="preserve">        }</w:t>
+          </w:p>
+          <w:p>
+            <w:pPr>
+              <w:spacing w:before="20" w:after="20"/>
+            </w:pPr>
+            <w:r>
+              <w:rPr>
+                <w:rFonts w:ascii="Courier New" w:eastAsia="Courier New" w:hAnsi="Courier New" w:cs="Courier New"/>
+                <w:color w:val="D4D4D4"/>
+                <w:sz w:val="18"/>
+                <w:szCs w:val="18"/>
+                <w:lang w:val="en-US"/>
+              </w:rPr>
+              <w:t xml:space="preserve">        </w:t>
+            </w:r>
+            <w:proofErr w:type="spellStart"/>
+            <w:r>
+              <w:rPr>
+                <w:rFonts w:ascii="Courier New" w:eastAsia="Courier New" w:hAnsi="Courier New" w:cs="Courier New"/>
+                <w:color w:val="D4D4D4"/>
+                <w:sz w:val="18"/>
+                <w:szCs w:val="18"/>
+              </w:rPr>
+              <w:t>try</w:t>
+            </w:r>
+            <w:proofErr w:type="spellEnd"/>
+            <w:r>
+              <w:rPr>
+                <w:rFonts w:ascii="Courier New" w:eastAsia="Courier New" w:hAnsi="Courier New" w:cs="Courier New"/>
+                <w:color w:val="D4D4D4"/>
+                <w:sz w:val="18"/>
+                <w:szCs w:val="18"/>
+              </w:rPr>
+              <w:t xml:space="preserve"> {</w:t>
             </w:r>
           </w:p>
         </w:tc>
@@ -9727,6 +10055,330 @@
           <w:p>
             <w:pPr>
               <w:spacing w:before="20" w:after="20"/>
+              <w:rPr>
+                <w:rFonts w:ascii="Courier New" w:eastAsia="Courier New" w:hAnsi="Courier New" w:cs="Courier New"/>
+                <w:color w:val="D4D4D4"/>
+                <w:sz w:val="18"/>
+                <w:szCs w:val="18"/>
+              </w:rPr>
+            </w:pPr>
+            <w:r>
+              <w:rPr>
+                <w:rFonts w:ascii="Courier New" w:eastAsia="Courier New" w:hAnsi="Courier New" w:cs="Courier New"/>
+                <w:color w:val="D4D4D4"/>
+                <w:sz w:val="18"/>
+                <w:szCs w:val="18"/>
+              </w:rPr>
+              <w:t xml:space="preserve">        </w:t>
+            </w:r>
+            <w:r>
+              <w:rPr>
+                <w:rFonts w:ascii="Courier New" w:eastAsia="Courier New" w:hAnsi="Courier New" w:cs="Courier New"/>
+                <w:color w:val="D4D4D4"/>
+                <w:sz w:val="18"/>
+                <w:szCs w:val="18"/>
+              </w:rPr>
+              <w:t xml:space="preserve">  </w:t>
+            </w:r>
+            <w:proofErr w:type="spellStart"/>
+            <w:r>
+              <w:rPr>
+                <w:rFonts w:ascii="Courier New" w:eastAsia="Courier New" w:hAnsi="Courier New" w:cs="Courier New"/>
+                <w:color w:val="D4D4D4"/>
+                <w:sz w:val="18"/>
+                <w:szCs w:val="18"/>
+              </w:rPr>
+              <w:t>String</w:t>
+            </w:r>
+            <w:proofErr w:type="spellEnd"/>
+            <w:r>
+              <w:rPr>
+                <w:rFonts w:ascii="Courier New" w:eastAsia="Courier New" w:hAnsi="Courier New" w:cs="Courier New"/>
+                <w:color w:val="D4D4D4"/>
+                <w:sz w:val="18"/>
+                <w:szCs w:val="18"/>
+              </w:rPr>
+              <w:t xml:space="preserve"> </w:t>
+            </w:r>
+            <w:proofErr w:type="spellStart"/>
+            <w:r>
+              <w:rPr>
+                <w:rFonts w:ascii="Courier New" w:eastAsia="Courier New" w:hAnsi="Courier New" w:cs="Courier New"/>
+                <w:color w:val="D4D4D4"/>
+                <w:sz w:val="18"/>
+                <w:szCs w:val="18"/>
+              </w:rPr>
+              <w:t>result</w:t>
+            </w:r>
+            <w:proofErr w:type="spellEnd"/>
+            <w:r>
+              <w:rPr>
+                <w:rFonts w:ascii="Courier New" w:eastAsia="Courier New" w:hAnsi="Courier New" w:cs="Courier New"/>
+                <w:color w:val="D4D4D4"/>
+                <w:sz w:val="18"/>
+                <w:szCs w:val="18"/>
+              </w:rPr>
+              <w:t xml:space="preserve"> = </w:t>
+            </w:r>
+            <w:proofErr w:type="spellStart"/>
+            <w:r>
+              <w:rPr>
+                <w:rFonts w:ascii="Courier New" w:eastAsia="Courier New" w:hAnsi="Courier New" w:cs="Courier New"/>
+                <w:color w:val="D4D4D4"/>
+                <w:sz w:val="18"/>
+                <w:szCs w:val="18"/>
+              </w:rPr>
+              <w:t>queryExecutor</w:t>
+            </w:r>
+            <w:r>
+              <w:rPr>
+                <w:rFonts w:ascii="Courier New" w:eastAsia="Courier New" w:hAnsi="Courier New" w:cs="Courier New"/>
+                <w:color w:val="D4D4D4"/>
+                <w:sz w:val="18"/>
+                <w:szCs w:val="18"/>
+              </w:rPr>
+              <w:t>.executeHqlQuery</w:t>
+            </w:r>
+            <w:proofErr w:type="spellEnd"/>
+            <w:r>
+              <w:rPr>
+                <w:rFonts w:ascii="Courier New" w:eastAsia="Courier New" w:hAnsi="Courier New" w:cs="Courier New"/>
+                <w:color w:val="D4D4D4"/>
+                <w:sz w:val="18"/>
+                <w:szCs w:val="18"/>
+              </w:rPr>
+              <w:t>(</w:t>
+            </w:r>
+            <w:proofErr w:type="spellStart"/>
+            <w:proofErr w:type="gramStart"/>
+            <w:r>
+              <w:rPr>
+                <w:rFonts w:ascii="Courier New" w:eastAsia="Courier New" w:hAnsi="Courier New" w:cs="Courier New"/>
+                <w:color w:val="D4D4D4"/>
+                <w:sz w:val="18"/>
+                <w:szCs w:val="18"/>
+              </w:rPr>
+              <w:t>queryPlan</w:t>
+            </w:r>
+            <w:r>
+              <w:rPr>
+                <w:rFonts w:ascii="Courier New" w:eastAsia="Courier New" w:hAnsi="Courier New" w:cs="Courier New"/>
+                <w:color w:val="D4D4D4"/>
+                <w:sz w:val="18"/>
+                <w:szCs w:val="18"/>
+              </w:rPr>
+              <w:t>.hql</w:t>
+            </w:r>
+            <w:proofErr w:type="spellEnd"/>
+            <w:r>
+              <w:rPr>
+                <w:rFonts w:ascii="Courier New" w:eastAsia="Courier New" w:hAnsi="Courier New" w:cs="Courier New"/>
+                <w:color w:val="D4D4D4"/>
+                <w:sz w:val="18"/>
+                <w:szCs w:val="18"/>
+              </w:rPr>
+              <w:t>(</w:t>
+            </w:r>
+            <w:proofErr w:type="gramEnd"/>
+            <w:r>
+              <w:rPr>
+                <w:rFonts w:ascii="Courier New" w:eastAsia="Courier New" w:hAnsi="Courier New" w:cs="Courier New"/>
+                <w:color w:val="D4D4D4"/>
+                <w:sz w:val="18"/>
+                <w:szCs w:val="18"/>
+              </w:rPr>
+              <w:t>),</w:t>
+            </w:r>
+            <w:r>
+              <w:rPr>
+                <w:rFonts w:ascii="Courier New" w:eastAsia="Courier New" w:hAnsi="Courier New" w:cs="Courier New"/>
+                <w:color w:val="D4D4D4"/>
+                <w:sz w:val="18"/>
+                <w:szCs w:val="18"/>
+              </w:rPr>
+              <w:t xml:space="preserve"> </w:t>
+            </w:r>
+            <w:proofErr w:type="spellStart"/>
+            <w:r>
+              <w:rPr>
+                <w:rFonts w:ascii="Courier New" w:eastAsia="Courier New" w:hAnsi="Courier New" w:cs="Courier New"/>
+                <w:color w:val="D4D4D4"/>
+                <w:sz w:val="18"/>
+                <w:szCs w:val="18"/>
+              </w:rPr>
+              <w:t>queryPlan</w:t>
+            </w:r>
+            <w:r>
+              <w:rPr>
+                <w:rFonts w:ascii="Courier New" w:eastAsia="Courier New" w:hAnsi="Courier New" w:cs="Courier New"/>
+                <w:color w:val="D4D4D4"/>
+                <w:sz w:val="18"/>
+                <w:szCs w:val="18"/>
+              </w:rPr>
+              <w:t>.maxResults</w:t>
+            </w:r>
+            <w:proofErr w:type="spellEnd"/>
+            <w:r>
+              <w:rPr>
+                <w:rFonts w:ascii="Courier New" w:eastAsia="Courier New" w:hAnsi="Courier New" w:cs="Courier New"/>
+                <w:color w:val="D4D4D4"/>
+                <w:sz w:val="18"/>
+                <w:szCs w:val="18"/>
+              </w:rPr>
+              <w:t>());</w:t>
+            </w:r>
+          </w:p>
+          <w:p>
+            <w:pPr>
+              <w:spacing w:before="20" w:after="20"/>
+              <w:rPr>
+                <w:rFonts w:ascii="Courier New" w:eastAsia="Courier New" w:hAnsi="Courier New" w:cs="Courier New"/>
+                <w:color w:val="D4D4D4"/>
+                <w:sz w:val="18"/>
+                <w:szCs w:val="18"/>
+                <w:lang w:val="en-US"/>
+              </w:rPr>
+            </w:pPr>
+            <w:r>
+              <w:rPr>
+                <w:rFonts w:ascii="Courier New" w:eastAsia="Courier New" w:hAnsi="Courier New" w:cs="Courier New"/>
+                <w:color w:val="D4D4D4"/>
+                <w:sz w:val="18"/>
+                <w:szCs w:val="18"/>
+              </w:rPr>
+              <w:t xml:space="preserve">        </w:t>
+            </w:r>
+            <w:r>
+              <w:rPr>
+                <w:rFonts w:ascii="Courier New" w:eastAsia="Courier New" w:hAnsi="Courier New" w:cs="Courier New"/>
+                <w:color w:val="D4D4D4"/>
+                <w:sz w:val="18"/>
+                <w:szCs w:val="18"/>
+                <w:lang w:val="en-US"/>
+              </w:rPr>
+              <w:t>} catch (</w:t>
+            </w:r>
+            <w:proofErr w:type="spellStart"/>
+            <w:r>
+              <w:rPr>
+                <w:rFonts w:ascii="Courier New" w:eastAsia="Courier New" w:hAnsi="Courier New" w:cs="Courier New"/>
+                <w:color w:val="D4D4D4"/>
+                <w:sz w:val="18"/>
+                <w:szCs w:val="18"/>
+                <w:lang w:val="en-US"/>
+              </w:rPr>
+              <w:t>RuntimeException</w:t>
+            </w:r>
+            <w:proofErr w:type="spellEnd"/>
+            <w:r>
+              <w:rPr>
+                <w:rFonts w:ascii="Courier New" w:eastAsia="Courier New" w:hAnsi="Courier New" w:cs="Courier New"/>
+                <w:color w:val="D4D4D4"/>
+                <w:sz w:val="18"/>
+                <w:szCs w:val="18"/>
+                <w:lang w:val="en-US"/>
+              </w:rPr>
+              <w:t xml:space="preserve"> e) {</w:t>
+            </w:r>
+          </w:p>
+          <w:p>
+            <w:pPr>
+              <w:spacing w:before="20" w:after="20"/>
+              <w:rPr>
+                <w:rFonts w:ascii="Courier New" w:eastAsia="Courier New" w:hAnsi="Courier New" w:cs="Courier New"/>
+                <w:color w:val="D4D4D4"/>
+                <w:sz w:val="18"/>
+                <w:szCs w:val="18"/>
+                <w:lang w:val="en-US"/>
+              </w:rPr>
+            </w:pPr>
+            <w:r>
+              <w:rPr>
+                <w:rFonts w:ascii="Courier New" w:eastAsia="Courier New" w:hAnsi="Courier New" w:cs="Courier New"/>
+                <w:color w:val="D4D4D4"/>
+                <w:sz w:val="18"/>
+                <w:szCs w:val="18"/>
+                <w:lang w:val="en-US"/>
+              </w:rPr>
+              <w:t xml:space="preserve">          </w:t>
+            </w:r>
+            <w:r>
+              <w:rPr>
+                <w:rFonts w:ascii="Courier New" w:eastAsia="Courier New" w:hAnsi="Courier New" w:cs="Courier New"/>
+                <w:color w:val="D4D4D4"/>
+                <w:sz w:val="18"/>
+                <w:szCs w:val="18"/>
+                <w:lang w:val="en-US"/>
+              </w:rPr>
+              <w:t xml:space="preserve">return </w:t>
+            </w:r>
+            <w:r>
+              <w:rPr>
+                <w:rFonts w:ascii="Courier New" w:eastAsia="Courier New" w:hAnsi="Courier New" w:cs="Courier New"/>
+                <w:color w:val="D4D4D4"/>
+                <w:sz w:val="18"/>
+                <w:szCs w:val="18"/>
+                <w:lang w:val="en-US"/>
+              </w:rPr>
+              <w:t>“HQL query error</w:t>
+            </w:r>
+            <w:proofErr w:type="gramStart"/>
+            <w:r>
+              <w:rPr>
+                <w:rFonts w:ascii="Courier New" w:eastAsia="Courier New" w:hAnsi="Courier New" w:cs="Courier New"/>
+                <w:color w:val="D4D4D4"/>
+                <w:sz w:val="18"/>
+                <w:szCs w:val="18"/>
+                <w:lang w:val="en-US"/>
+              </w:rPr>
+              <w:t>”</w:t>
+            </w:r>
+            <w:r>
+              <w:rPr>
+                <w:rFonts w:ascii="Courier New" w:eastAsia="Courier New" w:hAnsi="Courier New" w:cs="Courier New"/>
+                <w:color w:val="D4D4D4"/>
+                <w:sz w:val="18"/>
+                <w:szCs w:val="18"/>
+                <w:lang w:val="en-US"/>
+              </w:rPr>
+              <w:t>;</w:t>
+            </w:r>
+            <w:proofErr w:type="gramEnd"/>
+          </w:p>
+          <w:p>
+            <w:pPr>
+              <w:spacing w:before="20" w:after="20"/>
+              <w:rPr>
+                <w:lang w:val="en-US"/>
+              </w:rPr>
+            </w:pPr>
+            <w:r>
+              <w:rPr>
+                <w:rFonts w:ascii="Courier New" w:eastAsia="Courier New" w:hAnsi="Courier New" w:cs="Courier New"/>
+                <w:color w:val="D4D4D4"/>
+                <w:sz w:val="18"/>
+                <w:szCs w:val="18"/>
+                <w:lang w:val="en-US"/>
+              </w:rPr>
+              <w:t xml:space="preserve">        </w:t>
+            </w:r>
+            <w:r>
+              <w:rPr>
+                <w:rFonts w:ascii="Courier New" w:eastAsia="Courier New" w:hAnsi="Courier New" w:cs="Courier New"/>
+                <w:color w:val="D4D4D4"/>
+                <w:sz w:val="18"/>
+                <w:szCs w:val="18"/>
+                <w:lang w:val="en-US"/>
+              </w:rPr>
+              <w:t>}</w:t>
+            </w:r>
+          </w:p>
+          <w:p>
+            <w:pPr>
+              <w:spacing w:before="20" w:after="20"/>
+              <w:rPr>
+                <w:lang w:val="en-US"/>
+              </w:rPr>
             </w:pPr>
           </w:p>
         </w:tc>
@@ -9752,9 +10404,6 @@
           <w:p>
             <w:pPr>
               <w:spacing w:before="20" w:after="20"/>
-              <w:rPr>
-                <w:lang w:val="en-US"/>
-              </w:rPr>
             </w:pPr>
             <w:r>
               <w:rPr>
@@ -9764,73 +10413,27 @@
                 <w:szCs w:val="18"/>
                 <w:lang w:val="en-US"/>
               </w:rPr>
-              <w:t xml:space="preserve">        String result = </w:t>
-            </w:r>
-            <w:proofErr w:type="spellStart"/>
-            <w:r>
-              <w:rPr>
-                <w:rFonts w:ascii="Courier New" w:eastAsia="Courier New" w:hAnsi="Courier New" w:cs="Courier New"/>
-                <w:color w:val="D4D4D4"/>
-                <w:sz w:val="18"/>
-                <w:szCs w:val="18"/>
-                <w:lang w:val="en-US"/>
-              </w:rPr>
-              <w:t>queryTool.executeHqlQuery</w:t>
-            </w:r>
-            <w:proofErr w:type="spellEnd"/>
-            <w:r>
-              <w:rPr>
-                <w:rFonts w:ascii="Courier New" w:eastAsia="Courier New" w:hAnsi="Courier New" w:cs="Courier New"/>
-                <w:color w:val="D4D4D4"/>
-                <w:sz w:val="18"/>
-                <w:szCs w:val="18"/>
-                <w:lang w:val="en-US"/>
-              </w:rPr>
-              <w:t>(</w:t>
-            </w:r>
-            <w:proofErr w:type="spellStart"/>
-            <w:r>
-              <w:rPr>
-                <w:rFonts w:ascii="Courier New" w:eastAsia="Courier New" w:hAnsi="Courier New" w:cs="Courier New"/>
-                <w:color w:val="D4D4D4"/>
-                <w:sz w:val="18"/>
-                <w:szCs w:val="18"/>
-                <w:lang w:val="en-US"/>
-              </w:rPr>
-              <w:t>plan.hql</w:t>
-            </w:r>
-            <w:proofErr w:type="spellEnd"/>
-            <w:r>
-              <w:rPr>
-                <w:rFonts w:ascii="Courier New" w:eastAsia="Courier New" w:hAnsi="Courier New" w:cs="Courier New"/>
-                <w:color w:val="D4D4D4"/>
-                <w:sz w:val="18"/>
-                <w:szCs w:val="18"/>
-                <w:lang w:val="en-US"/>
-              </w:rPr>
-              <w:t xml:space="preserve">(), </w:t>
-            </w:r>
-            <w:proofErr w:type="spellStart"/>
-            <w:r>
-              <w:rPr>
-                <w:rFonts w:ascii="Courier New" w:eastAsia="Courier New" w:hAnsi="Courier New" w:cs="Courier New"/>
-                <w:color w:val="D4D4D4"/>
-                <w:sz w:val="18"/>
-                <w:szCs w:val="18"/>
-                <w:lang w:val="en-US"/>
-              </w:rPr>
-              <w:t>plan.maxResults</w:t>
-            </w:r>
-            <w:proofErr w:type="spellEnd"/>
-            <w:r>
-              <w:rPr>
-                <w:rFonts w:ascii="Courier New" w:eastAsia="Courier New" w:hAnsi="Courier New" w:cs="Courier New"/>
-                <w:color w:val="D4D4D4"/>
-                <w:sz w:val="18"/>
-                <w:szCs w:val="18"/>
-                <w:lang w:val="en-US"/>
-              </w:rPr>
-              <w:t>());</w:t>
+              <w:t xml:space="preserve">        </w:t>
+            </w:r>
+            <w:proofErr w:type="spellStart"/>
+            <w:r>
+              <w:rPr>
+                <w:rFonts w:ascii="Courier New" w:eastAsia="Courier New" w:hAnsi="Courier New" w:cs="Courier New"/>
+                <w:color w:val="D4D4D4"/>
+                <w:sz w:val="18"/>
+                <w:szCs w:val="18"/>
+              </w:rPr>
+              <w:t>try</w:t>
+            </w:r>
+            <w:proofErr w:type="spellEnd"/>
+            <w:r>
+              <w:rPr>
+                <w:rFonts w:ascii="Courier New" w:eastAsia="Courier New" w:hAnsi="Courier New" w:cs="Courier New"/>
+                <w:color w:val="D4D4D4"/>
+                <w:sz w:val="18"/>
+                <w:szCs w:val="18"/>
+              </w:rPr>
+              <w:t xml:space="preserve"> {</w:t>
             </w:r>
           </w:p>
         </w:tc>
@@ -9856,10 +10459,136 @@
           <w:p>
             <w:pPr>
               <w:spacing w:before="20" w:after="20"/>
-              <w:rPr>
-                <w:lang w:val="en-US"/>
-              </w:rPr>
             </w:pPr>
+            <w:r>
+              <w:rPr>
+                <w:rFonts w:ascii="Courier New" w:eastAsia="Courier New" w:hAnsi="Courier New" w:cs="Courier New"/>
+                <w:color w:val="D4D4D4"/>
+                <w:sz w:val="18"/>
+                <w:szCs w:val="18"/>
+              </w:rPr>
+              <w:t xml:space="preserve">            </w:t>
+            </w:r>
+            <w:proofErr w:type="spellStart"/>
+            <w:r>
+              <w:rPr>
+                <w:rFonts w:ascii="Courier New" w:eastAsia="Courier New" w:hAnsi="Courier New" w:cs="Courier New"/>
+                <w:color w:val="D4D4D4"/>
+                <w:sz w:val="18"/>
+                <w:szCs w:val="18"/>
+              </w:rPr>
+              <w:t>return</w:t>
+            </w:r>
+            <w:proofErr w:type="spellEnd"/>
+            <w:r>
+              <w:rPr>
+                <w:rFonts w:ascii="Courier New" w:eastAsia="Courier New" w:hAnsi="Courier New" w:cs="Courier New"/>
+                <w:color w:val="D4D4D4"/>
+                <w:sz w:val="18"/>
+                <w:szCs w:val="18"/>
+              </w:rPr>
+              <w:t xml:space="preserve"> </w:t>
+            </w:r>
+            <w:proofErr w:type="spellStart"/>
+            <w:proofErr w:type="gramStart"/>
+            <w:r>
+              <w:rPr>
+                <w:rFonts w:ascii="Courier New" w:eastAsia="Courier New" w:hAnsi="Courier New" w:cs="Courier New"/>
+                <w:color w:val="D4D4D4"/>
+                <w:sz w:val="18"/>
+                <w:szCs w:val="18"/>
+              </w:rPr>
+              <w:t>formatAnswer</w:t>
+            </w:r>
+            <w:proofErr w:type="spellEnd"/>
+            <w:r>
+              <w:rPr>
+                <w:rFonts w:ascii="Courier New" w:eastAsia="Courier New" w:hAnsi="Courier New" w:cs="Courier New"/>
+                <w:color w:val="D4D4D4"/>
+                <w:sz w:val="18"/>
+                <w:szCs w:val="18"/>
+              </w:rPr>
+              <w:t>(</w:t>
+            </w:r>
+            <w:proofErr w:type="spellStart"/>
+            <w:proofErr w:type="gramEnd"/>
+            <w:r>
+              <w:rPr>
+                <w:rFonts w:ascii="Courier New" w:eastAsia="Courier New" w:hAnsi="Courier New" w:cs="Courier New"/>
+                <w:color w:val="D4D4D4"/>
+                <w:sz w:val="18"/>
+                <w:szCs w:val="18"/>
+              </w:rPr>
+              <w:t>question</w:t>
+            </w:r>
+            <w:proofErr w:type="spellEnd"/>
+            <w:r>
+              <w:rPr>
+                <w:rFonts w:ascii="Courier New" w:eastAsia="Courier New" w:hAnsi="Courier New" w:cs="Courier New"/>
+                <w:color w:val="D4D4D4"/>
+                <w:sz w:val="18"/>
+                <w:szCs w:val="18"/>
+              </w:rPr>
+              <w:t xml:space="preserve">, </w:t>
+            </w:r>
+            <w:proofErr w:type="spellStart"/>
+            <w:r>
+              <w:rPr>
+                <w:rFonts w:ascii="Courier New" w:eastAsia="Courier New" w:hAnsi="Courier New" w:cs="Courier New"/>
+                <w:color w:val="D4D4D4"/>
+                <w:sz w:val="18"/>
+                <w:szCs w:val="18"/>
+              </w:rPr>
+              <w:t>queryPlan</w:t>
+            </w:r>
+            <w:r>
+              <w:rPr>
+                <w:rFonts w:ascii="Courier New" w:eastAsia="Courier New" w:hAnsi="Courier New" w:cs="Courier New"/>
+                <w:color w:val="D4D4D4"/>
+                <w:sz w:val="18"/>
+                <w:szCs w:val="18"/>
+              </w:rPr>
+              <w:t>.hql</w:t>
+            </w:r>
+            <w:proofErr w:type="spellEnd"/>
+            <w:r>
+              <w:rPr>
+                <w:rFonts w:ascii="Courier New" w:eastAsia="Courier New" w:hAnsi="Courier New" w:cs="Courier New"/>
+                <w:color w:val="D4D4D4"/>
+                <w:sz w:val="18"/>
+                <w:szCs w:val="18"/>
+              </w:rPr>
+              <w:t xml:space="preserve">(), </w:t>
+            </w:r>
+            <w:proofErr w:type="spellStart"/>
+            <w:r>
+              <w:rPr>
+                <w:rFonts w:ascii="Courier New" w:eastAsia="Courier New" w:hAnsi="Courier New" w:cs="Courier New"/>
+                <w:color w:val="D4D4D4"/>
+                <w:sz w:val="18"/>
+                <w:szCs w:val="18"/>
+              </w:rPr>
+              <w:t>result</w:t>
+            </w:r>
+            <w:proofErr w:type="spellEnd"/>
+            <w:r>
+              <w:rPr>
+                <w:rFonts w:ascii="Courier New" w:eastAsia="Courier New" w:hAnsi="Courier New" w:cs="Courier New"/>
+                <w:color w:val="D4D4D4"/>
+                <w:sz w:val="18"/>
+                <w:szCs w:val="18"/>
+              </w:rPr>
+              <w:t xml:space="preserve">); </w:t>
+            </w:r>
+            <w:r>
+              <w:rPr>
+                <w:rFonts w:ascii="Courier New" w:eastAsia="Courier New" w:hAnsi="Courier New" w:cs="Courier New"/>
+                <w:color w:val="FFFFFF" w:themeColor="background1"/>
+                <w:sz w:val="18"/>
+                <w:szCs w:val="18"/>
+              </w:rPr>
+              <w:t>// formata via serviço de LLM</w:t>
+            </w:r>
           </w:p>
         </w:tc>
       </w:tr>
@@ -9891,29 +10620,57 @@
                 <w:color w:val="D4D4D4"/>
                 <w:sz w:val="18"/>
                 <w:szCs w:val="18"/>
-                <w:lang w:val="en-US"/>
               </w:rPr>
               <w:t xml:space="preserve">        </w:t>
             </w:r>
-            <w:proofErr w:type="spellStart"/>
-            <w:r>
-              <w:rPr>
-                <w:rFonts w:ascii="Courier New" w:eastAsia="Courier New" w:hAnsi="Courier New" w:cs="Courier New"/>
-                <w:color w:val="D4D4D4"/>
-                <w:sz w:val="18"/>
-                <w:szCs w:val="18"/>
-              </w:rPr>
-              <w:t>try</w:t>
-            </w:r>
-            <w:proofErr w:type="spellEnd"/>
-            <w:r>
-              <w:rPr>
-                <w:rFonts w:ascii="Courier New" w:eastAsia="Courier New" w:hAnsi="Courier New" w:cs="Courier New"/>
-                <w:color w:val="D4D4D4"/>
-                <w:sz w:val="18"/>
-                <w:szCs w:val="18"/>
-              </w:rPr>
-              <w:t xml:space="preserve"> {</w:t>
+            <w:r>
+              <w:rPr>
+                <w:rFonts w:ascii="Courier New" w:eastAsia="Courier New" w:hAnsi="Courier New" w:cs="Courier New"/>
+                <w:color w:val="D4D4D4"/>
+                <w:sz w:val="18"/>
+                <w:szCs w:val="18"/>
+              </w:rPr>
+              <w:t xml:space="preserve">} </w:t>
+            </w:r>
+            <w:proofErr w:type="spellStart"/>
+            <w:r>
+              <w:rPr>
+                <w:rFonts w:ascii="Courier New" w:eastAsia="Courier New" w:hAnsi="Courier New" w:cs="Courier New"/>
+                <w:color w:val="D4D4D4"/>
+                <w:sz w:val="18"/>
+                <w:szCs w:val="18"/>
+              </w:rPr>
+              <w:t>catch</w:t>
+            </w:r>
+            <w:proofErr w:type="spellEnd"/>
+            <w:r>
+              <w:rPr>
+                <w:rFonts w:ascii="Courier New" w:eastAsia="Courier New" w:hAnsi="Courier New" w:cs="Courier New"/>
+                <w:color w:val="D4D4D4"/>
+                <w:sz w:val="18"/>
+                <w:szCs w:val="18"/>
+              </w:rPr>
+              <w:t xml:space="preserve"> (</w:t>
+            </w:r>
+            <w:proofErr w:type="spellStart"/>
+            <w:r>
+              <w:rPr>
+                <w:rFonts w:ascii="Courier New" w:eastAsia="Courier New" w:hAnsi="Courier New" w:cs="Courier New"/>
+                <w:color w:val="D4D4D4"/>
+                <w:sz w:val="18"/>
+                <w:szCs w:val="18"/>
+              </w:rPr>
+              <w:t>RuntimeException</w:t>
+            </w:r>
+            <w:proofErr w:type="spellEnd"/>
+            <w:r>
+              <w:rPr>
+                <w:rFonts w:ascii="Courier New" w:eastAsia="Courier New" w:hAnsi="Courier New" w:cs="Courier New"/>
+                <w:color w:val="D4D4D4"/>
+                <w:sz w:val="18"/>
+                <w:szCs w:val="18"/>
+              </w:rPr>
+              <w:t xml:space="preserve"> e) {</w:t>
             </w:r>
           </w:p>
         </w:tc>
@@ -9939,6 +10696,9 @@
           <w:p>
             <w:pPr>
               <w:spacing w:before="20" w:after="20"/>
+              <w:rPr>
+                <w:lang w:val="en-US"/>
+              </w:rPr>
             </w:pPr>
             <w:r>
               <w:rPr>
@@ -9946,88 +10706,9 @@
                 <w:color w:val="D4D4D4"/>
                 <w:sz w:val="18"/>
                 <w:szCs w:val="18"/>
-              </w:rPr>
-              <w:t xml:space="preserve">            </w:t>
-            </w:r>
-            <w:proofErr w:type="spellStart"/>
-            <w:r>
-              <w:rPr>
-                <w:rFonts w:ascii="Courier New" w:eastAsia="Courier New" w:hAnsi="Courier New" w:cs="Courier New"/>
-                <w:color w:val="D4D4D4"/>
-                <w:sz w:val="18"/>
-                <w:szCs w:val="18"/>
-              </w:rPr>
-              <w:t>return</w:t>
-            </w:r>
-            <w:proofErr w:type="spellEnd"/>
-            <w:r>
-              <w:rPr>
-                <w:rFonts w:ascii="Courier New" w:eastAsia="Courier New" w:hAnsi="Courier New" w:cs="Courier New"/>
-                <w:color w:val="D4D4D4"/>
-                <w:sz w:val="18"/>
-                <w:szCs w:val="18"/>
-              </w:rPr>
-              <w:t xml:space="preserve"> </w:t>
-            </w:r>
-            <w:proofErr w:type="spellStart"/>
-            <w:r>
-              <w:rPr>
-                <w:rFonts w:ascii="Courier New" w:eastAsia="Courier New" w:hAnsi="Courier New" w:cs="Courier New"/>
-                <w:color w:val="D4D4D4"/>
-                <w:sz w:val="18"/>
-                <w:szCs w:val="18"/>
-              </w:rPr>
-              <w:t>formatAnswer</w:t>
-            </w:r>
-            <w:proofErr w:type="spellEnd"/>
-            <w:r>
-              <w:rPr>
-                <w:rFonts w:ascii="Courier New" w:eastAsia="Courier New" w:hAnsi="Courier New" w:cs="Courier New"/>
-                <w:color w:val="D4D4D4"/>
-                <w:sz w:val="18"/>
-                <w:szCs w:val="18"/>
-              </w:rPr>
-              <w:t>(</w:t>
-            </w:r>
-            <w:proofErr w:type="spellStart"/>
-            <w:r>
-              <w:rPr>
-                <w:rFonts w:ascii="Courier New" w:eastAsia="Courier New" w:hAnsi="Courier New" w:cs="Courier New"/>
-                <w:color w:val="D4D4D4"/>
-                <w:sz w:val="18"/>
-                <w:szCs w:val="18"/>
-              </w:rPr>
-              <w:t>question</w:t>
-            </w:r>
-            <w:proofErr w:type="spellEnd"/>
-            <w:r>
-              <w:rPr>
-                <w:rFonts w:ascii="Courier New" w:eastAsia="Courier New" w:hAnsi="Courier New" w:cs="Courier New"/>
-                <w:color w:val="D4D4D4"/>
-                <w:sz w:val="18"/>
-                <w:szCs w:val="18"/>
-              </w:rPr>
-              <w:t xml:space="preserve">, </w:t>
-            </w:r>
-            <w:proofErr w:type="spellStart"/>
-            <w:r>
-              <w:rPr>
-                <w:rFonts w:ascii="Courier New" w:eastAsia="Courier New" w:hAnsi="Courier New" w:cs="Courier New"/>
-                <w:color w:val="D4D4D4"/>
-                <w:sz w:val="18"/>
-                <w:szCs w:val="18"/>
-              </w:rPr>
-              <w:t>plan.hql</w:t>
-            </w:r>
-            <w:proofErr w:type="spellEnd"/>
-            <w:r>
-              <w:rPr>
-                <w:rFonts w:ascii="Courier New" w:eastAsia="Courier New" w:hAnsi="Courier New" w:cs="Courier New"/>
-                <w:color w:val="D4D4D4"/>
-                <w:sz w:val="18"/>
-                <w:szCs w:val="18"/>
-              </w:rPr>
-              <w:t xml:space="preserve">(), </w:t>
+                <w:lang w:val="en-US"/>
+              </w:rPr>
+              <w:t xml:space="preserve">            return </w:t>
             </w:r>
             <w:proofErr w:type="spellStart"/>
             <w:r>
@@ -10046,17 +10727,30 @@
                 <w:color w:val="D4D4D4"/>
                 <w:sz w:val="18"/>
                 <w:szCs w:val="18"/>
-              </w:rPr>
-              <w:t xml:space="preserve">); </w:t>
-            </w:r>
-            <w:r>
-              <w:rPr>
-                <w:rFonts w:ascii="Courier New" w:eastAsia="Courier New" w:hAnsi="Courier New" w:cs="Courier New"/>
-                <w:color w:val="FFFFFF" w:themeColor="background1"/>
-                <w:sz w:val="18"/>
-                <w:szCs w:val="18"/>
-              </w:rPr>
-              <w:t>// formata via serviço de LLM</w:t>
+                <w:lang w:val="en-US"/>
+              </w:rPr>
+              <w:t xml:space="preserve">; // </w:t>
+            </w:r>
+            <w:proofErr w:type="spellStart"/>
+            <w:r>
+              <w:rPr>
+                <w:rFonts w:ascii="Courier New" w:eastAsia="Courier New" w:hAnsi="Courier New" w:cs="Courier New"/>
+                <w:color w:val="D4D4D4"/>
+                <w:sz w:val="18"/>
+                <w:szCs w:val="18"/>
+                <w:lang w:val="en-US"/>
+              </w:rPr>
+              <w:t>fallbac</w:t>
+            </w:r>
+            <w:proofErr w:type="spellEnd"/>
+            <w:r>
+              <w:rPr>
+                <w:rFonts w:ascii="Courier New" w:eastAsia="Courier New" w:hAnsi="Courier New" w:cs="Courier New"/>
+                <w:color w:val="D4D4D4"/>
+                <w:sz w:val="18"/>
+                <w:szCs w:val="18"/>
+              </w:rPr>
+              <w:t>k: devolve resultado bruto</w:t>
             </w:r>
           </w:p>
         </w:tc>
@@ -10089,6 +10783,7 @@
                 <w:color w:val="D4D4D4"/>
                 <w:sz w:val="18"/>
                 <w:szCs w:val="18"/>
+                <w:lang w:val="en-US"/>
               </w:rPr>
               <w:t xml:space="preserve">        </w:t>
             </w:r>
@@ -10099,47 +10794,7 @@
                 <w:sz w:val="18"/>
                 <w:szCs w:val="18"/>
               </w:rPr>
-              <w:t xml:space="preserve">} </w:t>
-            </w:r>
-            <w:proofErr w:type="spellStart"/>
-            <w:r>
-              <w:rPr>
-                <w:rFonts w:ascii="Courier New" w:eastAsia="Courier New" w:hAnsi="Courier New" w:cs="Courier New"/>
-                <w:color w:val="D4D4D4"/>
-                <w:sz w:val="18"/>
-                <w:szCs w:val="18"/>
-              </w:rPr>
-              <w:t>catch</w:t>
-            </w:r>
-            <w:proofErr w:type="spellEnd"/>
-            <w:r>
-              <w:rPr>
-                <w:rFonts w:ascii="Courier New" w:eastAsia="Courier New" w:hAnsi="Courier New" w:cs="Courier New"/>
-                <w:color w:val="D4D4D4"/>
-                <w:sz w:val="18"/>
-                <w:szCs w:val="18"/>
-              </w:rPr>
-              <w:t xml:space="preserve"> (</w:t>
-            </w:r>
-            <w:proofErr w:type="spellStart"/>
-            <w:r>
-              <w:rPr>
-                <w:rFonts w:ascii="Courier New" w:eastAsia="Courier New" w:hAnsi="Courier New" w:cs="Courier New"/>
-                <w:color w:val="D4D4D4"/>
-                <w:sz w:val="18"/>
-                <w:szCs w:val="18"/>
-              </w:rPr>
-              <w:t>RuntimeException</w:t>
-            </w:r>
-            <w:proofErr w:type="spellEnd"/>
-            <w:r>
-              <w:rPr>
-                <w:rFonts w:ascii="Courier New" w:eastAsia="Courier New" w:hAnsi="Courier New" w:cs="Courier New"/>
-                <w:color w:val="D4D4D4"/>
-                <w:sz w:val="18"/>
-                <w:szCs w:val="18"/>
-              </w:rPr>
-              <w:t xml:space="preserve"> e) {</w:t>
+              <w:t>}</w:t>
             </w:r>
           </w:p>
         </w:tc>
@@ -10165,6 +10820,12 @@
           <w:p>
             <w:pPr>
               <w:spacing w:before="20" w:after="20"/>
+              <w:rPr>
+                <w:rFonts w:ascii="Courier New" w:eastAsia="Courier New" w:hAnsi="Courier New" w:cs="Courier New"/>
+                <w:color w:val="D4D4D4"/>
+                <w:sz w:val="18"/>
+                <w:szCs w:val="18"/>
+              </w:rPr>
             </w:pPr>
             <w:r>
               <w:rPr>
@@ -10173,68 +10834,13 @@
                 <w:sz w:val="18"/>
                 <w:szCs w:val="18"/>
               </w:rPr>
-              <w:t xml:space="preserve">            </w:t>
-            </w:r>
-            <w:proofErr w:type="spellStart"/>
-            <w:r>
-              <w:rPr>
-                <w:rFonts w:ascii="Courier New" w:eastAsia="Courier New" w:hAnsi="Courier New" w:cs="Courier New"/>
-                <w:color w:val="D4D4D4"/>
-                <w:sz w:val="18"/>
-                <w:szCs w:val="18"/>
-              </w:rPr>
-              <w:t>return</w:t>
-            </w:r>
-            <w:proofErr w:type="spellEnd"/>
-            <w:r>
-              <w:rPr>
-                <w:rFonts w:ascii="Courier New" w:eastAsia="Courier New" w:hAnsi="Courier New" w:cs="Courier New"/>
-                <w:color w:val="D4D4D4"/>
-                <w:sz w:val="18"/>
-                <w:szCs w:val="18"/>
-              </w:rPr>
-              <w:t xml:space="preserve"> </w:t>
-            </w:r>
-            <w:proofErr w:type="spellStart"/>
-            <w:r>
-              <w:rPr>
-                <w:rFonts w:ascii="Courier New" w:eastAsia="Courier New" w:hAnsi="Courier New" w:cs="Courier New"/>
-                <w:color w:val="D4D4D4"/>
-                <w:sz w:val="18"/>
-                <w:szCs w:val="18"/>
-              </w:rPr>
-              <w:t>result</w:t>
-            </w:r>
-            <w:proofErr w:type="spellEnd"/>
-            <w:r>
-              <w:rPr>
-                <w:rFonts w:ascii="Courier New" w:eastAsia="Courier New" w:hAnsi="Courier New" w:cs="Courier New"/>
-                <w:color w:val="D4D4D4"/>
-                <w:sz w:val="18"/>
-                <w:szCs w:val="18"/>
-              </w:rPr>
-              <w:t xml:space="preserve">; // </w:t>
-            </w:r>
-            <w:proofErr w:type="spellStart"/>
-            <w:r>
-              <w:rPr>
-                <w:rFonts w:ascii="Courier New" w:eastAsia="Courier New" w:hAnsi="Courier New" w:cs="Courier New"/>
-                <w:color w:val="D4D4D4"/>
-                <w:sz w:val="18"/>
-                <w:szCs w:val="18"/>
-              </w:rPr>
-              <w:t>fallback</w:t>
-            </w:r>
-            <w:proofErr w:type="spellEnd"/>
-            <w:r>
-              <w:rPr>
-                <w:rFonts w:ascii="Courier New" w:eastAsia="Courier New" w:hAnsi="Courier New" w:cs="Courier New"/>
-                <w:color w:val="D4D4D4"/>
-                <w:sz w:val="18"/>
-                <w:szCs w:val="18"/>
-              </w:rPr>
-              <w:t>: devolve resultado bruto</w:t>
-            </w:r>
+              <w:t xml:space="preserve">    }</w:t>
+            </w:r>
+          </w:p>
+          <w:p>
+            <w:pPr>
+              <w:spacing w:before="20" w:after="20"/>
+            </w:pPr>
           </w:p>
         </w:tc>
       </w:tr>
@@ -10259,6 +10865,9 @@
           <w:p>
             <w:pPr>
               <w:spacing w:before="20" w:after="20"/>
+              <w:rPr>
+                <w:lang w:val="en-US"/>
+              </w:rPr>
             </w:pPr>
             <w:r>
               <w:rPr>
@@ -10266,8 +10875,65 @@
                 <w:color w:val="D4D4D4"/>
                 <w:sz w:val="18"/>
                 <w:szCs w:val="18"/>
-              </w:rPr>
-              <w:t xml:space="preserve">        }</w:t>
+                <w:lang w:val="en-US"/>
+              </w:rPr>
+              <w:t xml:space="preserve">    private </w:t>
+            </w:r>
+            <w:proofErr w:type="spellStart"/>
+            <w:r>
+              <w:rPr>
+                <w:rFonts w:ascii="Courier New" w:eastAsia="Courier New" w:hAnsi="Courier New" w:cs="Courier New"/>
+                <w:color w:val="D4D4D4"/>
+                <w:sz w:val="18"/>
+                <w:szCs w:val="18"/>
+                <w:lang w:val="en-US"/>
+              </w:rPr>
+              <w:t>QueryPlan</w:t>
+            </w:r>
+            <w:proofErr w:type="spellEnd"/>
+            <w:r>
+              <w:rPr>
+                <w:rFonts w:ascii="Courier New" w:eastAsia="Courier New" w:hAnsi="Courier New" w:cs="Courier New"/>
+                <w:color w:val="D4D4D4"/>
+                <w:sz w:val="18"/>
+                <w:szCs w:val="18"/>
+                <w:lang w:val="en-US"/>
+              </w:rPr>
+              <w:t xml:space="preserve"> </w:t>
+            </w:r>
+            <w:proofErr w:type="spellStart"/>
+            <w:proofErr w:type="gramStart"/>
+            <w:r>
+              <w:rPr>
+                <w:rFonts w:ascii="Courier New" w:eastAsia="Courier New" w:hAnsi="Courier New" w:cs="Courier New"/>
+                <w:color w:val="D4D4D4"/>
+                <w:sz w:val="18"/>
+                <w:szCs w:val="18"/>
+                <w:lang w:val="en-US"/>
+              </w:rPr>
+              <w:t>buildQueryPlan</w:t>
+            </w:r>
+            <w:proofErr w:type="spellEnd"/>
+            <w:r>
+              <w:rPr>
+                <w:rFonts w:ascii="Courier New" w:eastAsia="Courier New" w:hAnsi="Courier New" w:cs="Courier New"/>
+                <w:color w:val="D4D4D4"/>
+                <w:sz w:val="18"/>
+                <w:szCs w:val="18"/>
+                <w:lang w:val="en-US"/>
+              </w:rPr>
+              <w:t>(</w:t>
+            </w:r>
+            <w:proofErr w:type="gramEnd"/>
+            <w:r>
+              <w:rPr>
+                <w:rFonts w:ascii="Courier New" w:eastAsia="Courier New" w:hAnsi="Courier New" w:cs="Courier New"/>
+                <w:color w:val="D4D4D4"/>
+                <w:sz w:val="18"/>
+                <w:szCs w:val="18"/>
+                <w:lang w:val="en-US"/>
+              </w:rPr>
+              <w:t>String question) {</w:t>
             </w:r>
           </w:p>
         </w:tc>
@@ -10293,6 +10959,9 @@
           <w:p>
             <w:pPr>
               <w:spacing w:before="20" w:after="20"/>
+              <w:rPr>
+                <w:lang w:val="en-US"/>
+              </w:rPr>
             </w:pPr>
             <w:r>
               <w:rPr>
@@ -10300,9 +10969,34 @@
                 <w:color w:val="D4D4D4"/>
                 <w:sz w:val="18"/>
                 <w:szCs w:val="18"/>
-              </w:rPr>
-              <w:t xml:space="preserve">    }</w:t>
-            </w:r>
+                <w:lang w:val="en-US"/>
+              </w:rPr>
+              <w:t xml:space="preserve">        return new </w:t>
+            </w:r>
+            <w:proofErr w:type="spellStart"/>
+            <w:proofErr w:type="gramStart"/>
+            <w:r>
+              <w:rPr>
+                <w:rFonts w:ascii="Courier New" w:eastAsia="Courier New" w:hAnsi="Courier New" w:cs="Courier New"/>
+                <w:color w:val="D4D4D4"/>
+                <w:sz w:val="18"/>
+                <w:szCs w:val="18"/>
+                <w:lang w:val="en-US"/>
+              </w:rPr>
+              <w:t>QueryPlan</w:t>
+            </w:r>
+            <w:proofErr w:type="spellEnd"/>
+            <w:r>
+              <w:rPr>
+                <w:rFonts w:ascii="Courier New" w:eastAsia="Courier New" w:hAnsi="Courier New" w:cs="Courier New"/>
+                <w:color w:val="D4D4D4"/>
+                <w:sz w:val="18"/>
+                <w:szCs w:val="18"/>
+                <w:lang w:val="en-US"/>
+              </w:rPr>
+              <w:t>(</w:t>
+            </w:r>
+            <w:proofErr w:type="gramEnd"/>
           </w:p>
         </w:tc>
       </w:tr>
@@ -10327,7 +11021,116 @@
           <w:p>
             <w:pPr>
               <w:spacing w:before="20" w:after="20"/>
+              <w:rPr>
+                <w:rFonts w:ascii="Courier New" w:eastAsia="Courier New" w:hAnsi="Courier New" w:cs="Courier New"/>
+                <w:color w:val="D4D4D4"/>
+                <w:sz w:val="18"/>
+                <w:szCs w:val="18"/>
+              </w:rPr>
             </w:pPr>
+            <w:r>
+              <w:rPr>
+                <w:rFonts w:ascii="Courier New" w:eastAsia="Courier New" w:hAnsi="Courier New" w:cs="Courier New"/>
+                <w:color w:val="D4D4D4"/>
+                <w:sz w:val="18"/>
+                <w:szCs w:val="18"/>
+                <w:lang w:val="en-US"/>
+              </w:rPr>
+              <w:t xml:space="preserve">         </w:t>
+            </w:r>
+            <w:r>
+              <w:rPr>
+                <w:rFonts w:ascii="Courier New" w:eastAsia="Courier New" w:hAnsi="Courier New" w:cs="Courier New"/>
+                <w:color w:val="D4D4D4"/>
+                <w:sz w:val="18"/>
+                <w:szCs w:val="18"/>
+                <w:lang w:val="en-US"/>
+              </w:rPr>
+              <w:t xml:space="preserve"> </w:t>
+            </w:r>
+            <w:proofErr w:type="spellStart"/>
+            <w:r>
+              <w:rPr>
+                <w:rFonts w:ascii="Courier New" w:eastAsia="Courier New" w:hAnsi="Courier New" w:cs="Courier New"/>
+                <w:color w:val="FFFFFF" w:themeColor="background1"/>
+                <w:sz w:val="18"/>
+                <w:szCs w:val="18"/>
+              </w:rPr>
+              <w:t>hqlSanitizer.</w:t>
+            </w:r>
+            <w:r>
+              <w:rPr>
+                <w:rFonts w:ascii="Courier New" w:eastAsia="Courier New" w:hAnsi="Courier New" w:cs="Courier New"/>
+                <w:color w:val="D4D4D4"/>
+                <w:sz w:val="18"/>
+                <w:szCs w:val="18"/>
+              </w:rPr>
+              <w:t>sanitizeHql</w:t>
+            </w:r>
+            <w:proofErr w:type="spellEnd"/>
+            <w:r>
+              <w:rPr>
+                <w:rFonts w:ascii="Courier New" w:eastAsia="Courier New" w:hAnsi="Courier New" w:cs="Courier New"/>
+                <w:color w:val="D4D4D4"/>
+                <w:sz w:val="18"/>
+                <w:szCs w:val="18"/>
+              </w:rPr>
+              <w:t>(</w:t>
+            </w:r>
+            <w:proofErr w:type="spellStart"/>
+            <w:r>
+              <w:rPr>
+                <w:rFonts w:ascii="Courier New" w:eastAsia="Courier New" w:hAnsi="Courier New" w:cs="Courier New"/>
+                <w:color w:val="D4D4D4"/>
+                <w:sz w:val="18"/>
+                <w:szCs w:val="18"/>
+              </w:rPr>
+              <w:t>hqlGenerator.generateHql</w:t>
+            </w:r>
+            <w:proofErr w:type="spellEnd"/>
+            <w:r>
+              <w:rPr>
+                <w:rFonts w:ascii="Courier New" w:eastAsia="Courier New" w:hAnsi="Courier New" w:cs="Courier New"/>
+                <w:color w:val="D4D4D4"/>
+                <w:sz w:val="18"/>
+                <w:szCs w:val="18"/>
+              </w:rPr>
+              <w:t>(</w:t>
+            </w:r>
+            <w:proofErr w:type="spellStart"/>
+            <w:r>
+              <w:rPr>
+                <w:rFonts w:ascii="Courier New" w:eastAsia="Courier New" w:hAnsi="Courier New" w:cs="Courier New"/>
+                <w:color w:val="D4D4D4"/>
+                <w:sz w:val="18"/>
+                <w:szCs w:val="18"/>
+              </w:rPr>
+              <w:t>question</w:t>
+            </w:r>
+            <w:proofErr w:type="spellEnd"/>
+            <w:r>
+              <w:rPr>
+                <w:rFonts w:ascii="Courier New" w:eastAsia="Courier New" w:hAnsi="Courier New" w:cs="Courier New"/>
+                <w:color w:val="D4D4D4"/>
+                <w:sz w:val="18"/>
+                <w:szCs w:val="18"/>
+              </w:rPr>
+              <w:t>)), 50</w:t>
+            </w:r>
+          </w:p>
+          <w:p>
+            <w:pPr>
+              <w:spacing w:before="20" w:after="20"/>
+            </w:pPr>
+            <w:r>
+              <w:rPr>
+                <w:rFonts w:ascii="Courier New" w:eastAsia="Courier New" w:hAnsi="Courier New" w:cs="Courier New"/>
+                <w:color w:val="D4D4D4"/>
+                <w:sz w:val="18"/>
+                <w:szCs w:val="18"/>
+              </w:rPr>
+              <w:t xml:space="preserve">        );</w:t>
+            </w:r>
           </w:p>
         </w:tc>
       </w:tr>
@@ -10353,6 +11156,10 @@
             <w:pPr>
               <w:spacing w:before="20" w:after="20"/>
               <w:rPr>
+                <w:rFonts w:ascii="Courier New" w:eastAsia="Courier New" w:hAnsi="Courier New" w:cs="Courier New"/>
+                <w:color w:val="D4D4D4"/>
+                <w:sz w:val="18"/>
+                <w:szCs w:val="18"/>
                 <w:lang w:val="en-US"/>
               </w:rPr>
             </w:pPr>
@@ -10364,52 +11171,300 @@
                 <w:szCs w:val="18"/>
                 <w:lang w:val="en-US"/>
               </w:rPr>
-              <w:t xml:space="preserve">    private </w:t>
-            </w:r>
-            <w:proofErr w:type="spellStart"/>
-            <w:r>
-              <w:rPr>
-                <w:rFonts w:ascii="Courier New" w:eastAsia="Courier New" w:hAnsi="Courier New" w:cs="Courier New"/>
-                <w:color w:val="D4D4D4"/>
-                <w:sz w:val="18"/>
-                <w:szCs w:val="18"/>
-                <w:lang w:val="en-US"/>
-              </w:rPr>
-              <w:t>QueryPlan</w:t>
-            </w:r>
-            <w:proofErr w:type="spellEnd"/>
-            <w:r>
-              <w:rPr>
-                <w:rFonts w:ascii="Courier New" w:eastAsia="Courier New" w:hAnsi="Courier New" w:cs="Courier New"/>
-                <w:color w:val="D4D4D4"/>
-                <w:sz w:val="18"/>
-                <w:szCs w:val="18"/>
-                <w:lang w:val="en-US"/>
-              </w:rPr>
-              <w:t xml:space="preserve"> </w:t>
-            </w:r>
-            <w:proofErr w:type="spellStart"/>
-            <w:r>
-              <w:rPr>
-                <w:rFonts w:ascii="Courier New" w:eastAsia="Courier New" w:hAnsi="Courier New" w:cs="Courier New"/>
-                <w:color w:val="D4D4D4"/>
-                <w:sz w:val="18"/>
-                <w:szCs w:val="18"/>
-                <w:lang w:val="en-US"/>
-              </w:rPr>
-              <w:t>buildQueryPlan</w:t>
-            </w:r>
-            <w:proofErr w:type="spellEnd"/>
-            <w:r>
-              <w:rPr>
-                <w:rFonts w:ascii="Courier New" w:eastAsia="Courier New" w:hAnsi="Courier New" w:cs="Courier New"/>
-                <w:color w:val="D4D4D4"/>
-                <w:sz w:val="18"/>
-                <w:szCs w:val="18"/>
-                <w:lang w:val="en-US"/>
-              </w:rPr>
-              <w:t>(String question) {</w:t>
-            </w:r>
+              <w:t xml:space="preserve">    }</w:t>
+            </w:r>
+          </w:p>
+          <w:p>
+            <w:pPr>
+              <w:spacing w:before="20" w:after="20"/>
+              <w:rPr>
+                <w:lang w:val="en-US"/>
+              </w:rPr>
+            </w:pPr>
+          </w:p>
+          <w:p>
+            <w:pPr>
+              <w:pStyle w:val="HTMLpr-formatado"/>
+              <w:shd w:val="clear" w:color="auto" w:fill="1E1F22"/>
+              <w:rPr>
+                <w:color w:val="FFFFFF" w:themeColor="background1"/>
+                <w:sz w:val="18"/>
+                <w:szCs w:val="18"/>
+                <w:lang w:val="en-US"/>
+              </w:rPr>
+            </w:pPr>
+            <w:r>
+              <w:rPr>
+                <w:rFonts w:eastAsia="Courier New"/>
+                <w:color w:val="D4D4D4"/>
+                <w:sz w:val="18"/>
+                <w:szCs w:val="18"/>
+                <w:lang w:val="en-US"/>
+              </w:rPr>
+              <w:t xml:space="preserve">    </w:t>
+            </w:r>
+            <w:r>
+              <w:rPr>
+                <w:color w:val="FFFFFF" w:themeColor="background1"/>
+                <w:sz w:val="18"/>
+                <w:szCs w:val="18"/>
+                <w:lang w:val="en-US"/>
+              </w:rPr>
+              <w:t xml:space="preserve">private String </w:t>
+            </w:r>
+            <w:proofErr w:type="spellStart"/>
+            <w:proofErr w:type="gramStart"/>
+            <w:r>
+              <w:rPr>
+                <w:color w:val="FFFFFF" w:themeColor="background1"/>
+                <w:sz w:val="18"/>
+                <w:szCs w:val="18"/>
+                <w:lang w:val="en-US"/>
+              </w:rPr>
+              <w:t>formatAnswer</w:t>
+            </w:r>
+            <w:proofErr w:type="spellEnd"/>
+            <w:r>
+              <w:rPr>
+                <w:color w:val="FFFFFF" w:themeColor="background1"/>
+                <w:sz w:val="18"/>
+                <w:szCs w:val="18"/>
+                <w:lang w:val="en-US"/>
+              </w:rPr>
+              <w:t>(</w:t>
+            </w:r>
+            <w:proofErr w:type="gramEnd"/>
+            <w:r>
+              <w:rPr>
+                <w:color w:val="FFFFFF" w:themeColor="background1"/>
+                <w:sz w:val="18"/>
+                <w:szCs w:val="18"/>
+                <w:lang w:val="en-US"/>
+              </w:rPr>
+              <w:t xml:space="preserve">String question, String </w:t>
+            </w:r>
+            <w:proofErr w:type="spellStart"/>
+            <w:r>
+              <w:rPr>
+                <w:color w:val="FFFFFF" w:themeColor="background1"/>
+                <w:sz w:val="18"/>
+                <w:szCs w:val="18"/>
+                <w:lang w:val="en-US"/>
+              </w:rPr>
+              <w:t>hql</w:t>
+            </w:r>
+            <w:proofErr w:type="spellEnd"/>
+            <w:r>
+              <w:rPr>
+                <w:color w:val="FFFFFF" w:themeColor="background1"/>
+                <w:sz w:val="18"/>
+                <w:szCs w:val="18"/>
+                <w:lang w:val="en-US"/>
+              </w:rPr>
+              <w:t>, String result) {</w:t>
+            </w:r>
+            <w:r>
+              <w:rPr>
+                <w:color w:val="FFFFFF" w:themeColor="background1"/>
+                <w:sz w:val="18"/>
+                <w:szCs w:val="18"/>
+                <w:lang w:val="en-US"/>
+              </w:rPr>
+              <w:br/>
+            </w:r>
+            <w:r>
+              <w:rPr>
+                <w:rFonts w:eastAsia="Courier New"/>
+                <w:color w:val="D4D4D4"/>
+                <w:sz w:val="18"/>
+                <w:szCs w:val="18"/>
+                <w:lang w:val="en-US"/>
+              </w:rPr>
+              <w:t xml:space="preserve">      </w:t>
+            </w:r>
+            <w:r>
+              <w:rPr>
+                <w:color w:val="FFFFFF" w:themeColor="background1"/>
+                <w:sz w:val="18"/>
+                <w:szCs w:val="18"/>
+                <w:lang w:val="en-US"/>
+              </w:rPr>
+              <w:t>if (</w:t>
+            </w:r>
+            <w:proofErr w:type="spellStart"/>
+            <w:r>
+              <w:rPr>
+                <w:color w:val="FFFFFF" w:themeColor="background1"/>
+                <w:sz w:val="18"/>
+                <w:szCs w:val="18"/>
+                <w:lang w:val="en-US"/>
+              </w:rPr>
+              <w:t>result.startsWith</w:t>
+            </w:r>
+            <w:proofErr w:type="spellEnd"/>
+            <w:r>
+              <w:rPr>
+                <w:color w:val="FFFFFF" w:themeColor="background1"/>
+                <w:sz w:val="18"/>
+                <w:szCs w:val="18"/>
+                <w:lang w:val="en-US"/>
+              </w:rPr>
+              <w:t xml:space="preserve">("ERROR:") || </w:t>
+            </w:r>
+            <w:proofErr w:type="spellStart"/>
+            <w:r>
+              <w:rPr>
+                <w:color w:val="FFFFFF" w:themeColor="background1"/>
+                <w:sz w:val="18"/>
+                <w:szCs w:val="18"/>
+                <w:lang w:val="en-US"/>
+              </w:rPr>
+              <w:t>result.startsWith</w:t>
+            </w:r>
+            <w:proofErr w:type="spellEnd"/>
+            <w:r>
+              <w:rPr>
+                <w:color w:val="FFFFFF" w:themeColor="background1"/>
+                <w:sz w:val="18"/>
+                <w:szCs w:val="18"/>
+                <w:lang w:val="en-US"/>
+              </w:rPr>
+              <w:t>("HQL query error:")) {</w:t>
+            </w:r>
+            <w:r>
+              <w:rPr>
+                <w:color w:val="FFFFFF" w:themeColor="background1"/>
+                <w:sz w:val="18"/>
+                <w:szCs w:val="18"/>
+                <w:lang w:val="en-US"/>
+              </w:rPr>
+              <w:br/>
+              <w:t xml:space="preserve">       return result;</w:t>
+            </w:r>
+            <w:r>
+              <w:rPr>
+                <w:color w:val="FFFFFF" w:themeColor="background1"/>
+                <w:sz w:val="18"/>
+                <w:szCs w:val="18"/>
+                <w:lang w:val="en-US"/>
+              </w:rPr>
+              <w:br/>
+              <w:t xml:space="preserve">  </w:t>
+            </w:r>
+            <w:r>
+              <w:rPr>
+                <w:rFonts w:eastAsia="Courier New"/>
+                <w:color w:val="D4D4D4"/>
+                <w:sz w:val="18"/>
+                <w:szCs w:val="18"/>
+                <w:lang w:val="en-US"/>
+              </w:rPr>
+              <w:t xml:space="preserve">    </w:t>
+            </w:r>
+            <w:r>
+              <w:rPr>
+                <w:color w:val="FFFFFF" w:themeColor="background1"/>
+                <w:sz w:val="18"/>
+                <w:szCs w:val="18"/>
+                <w:lang w:val="en-US"/>
+              </w:rPr>
+              <w:t>}</w:t>
+            </w:r>
+            <w:r>
+              <w:rPr>
+                <w:color w:val="FFFFFF" w:themeColor="background1"/>
+                <w:sz w:val="18"/>
+                <w:szCs w:val="18"/>
+                <w:lang w:val="en-US"/>
+              </w:rPr>
+              <w:br/>
+            </w:r>
+            <w:r>
+              <w:rPr>
+                <w:color w:val="FFFFFF" w:themeColor="background1"/>
+                <w:sz w:val="18"/>
+                <w:szCs w:val="18"/>
+                <w:lang w:val="en-US"/>
+              </w:rPr>
+              <w:br/>
+              <w:t xml:space="preserve">      return </w:t>
+            </w:r>
+            <w:proofErr w:type="spellStart"/>
+            <w:r>
+              <w:rPr>
+                <w:color w:val="FFFFFF" w:themeColor="background1"/>
+                <w:sz w:val="18"/>
+                <w:szCs w:val="18"/>
+                <w:lang w:val="en-US"/>
+              </w:rPr>
+              <w:t>answerFormatter.formatAnswer</w:t>
+            </w:r>
+            <w:proofErr w:type="spellEnd"/>
+            <w:r>
+              <w:rPr>
+                <w:color w:val="FFFFFF" w:themeColor="background1"/>
+                <w:sz w:val="18"/>
+                <w:szCs w:val="18"/>
+                <w:lang w:val="en-US"/>
+              </w:rPr>
+              <w:t xml:space="preserve">(question, </w:t>
+            </w:r>
+            <w:proofErr w:type="spellStart"/>
+            <w:r>
+              <w:rPr>
+                <w:color w:val="FFFFFF" w:themeColor="background1"/>
+                <w:sz w:val="18"/>
+                <w:szCs w:val="18"/>
+                <w:lang w:val="en-US"/>
+              </w:rPr>
+              <w:t>hql</w:t>
+            </w:r>
+            <w:proofErr w:type="spellEnd"/>
+            <w:r>
+              <w:rPr>
+                <w:color w:val="FFFFFF" w:themeColor="background1"/>
+                <w:sz w:val="18"/>
+                <w:szCs w:val="18"/>
+                <w:lang w:val="en-US"/>
+              </w:rPr>
+              <w:t>, result);</w:t>
+            </w:r>
+            <w:r>
+              <w:rPr>
+                <w:color w:val="FFFFFF" w:themeColor="background1"/>
+                <w:sz w:val="18"/>
+                <w:szCs w:val="18"/>
+                <w:lang w:val="en-US"/>
+              </w:rPr>
+              <w:br/>
+            </w:r>
+            <w:r>
+              <w:rPr>
+                <w:rFonts w:eastAsia="Courier New"/>
+                <w:color w:val="D4D4D4"/>
+                <w:sz w:val="18"/>
+                <w:szCs w:val="18"/>
+                <w:lang w:val="en-US"/>
+              </w:rPr>
+              <w:t xml:space="preserve">    </w:t>
+            </w:r>
+            <w:r>
+              <w:rPr>
+                <w:color w:val="FFFFFF" w:themeColor="background1"/>
+                <w:sz w:val="18"/>
+                <w:szCs w:val="18"/>
+                <w:lang w:val="en-US"/>
+              </w:rPr>
+              <w:t>}</w:t>
+            </w:r>
+          </w:p>
+          <w:p>
+            <w:pPr>
+              <w:spacing w:before="20" w:after="20"/>
+              <w:rPr>
+                <w:lang w:val="en-US"/>
+              </w:rPr>
+            </w:pPr>
           </w:p>
         </w:tc>
       </w:tr>
@@ -10446,9 +11501,10 @@
                 <w:szCs w:val="18"/>
                 <w:lang w:val="en-US"/>
               </w:rPr>
-              <w:t xml:space="preserve">        return new </w:t>
-            </w:r>
-            <w:proofErr w:type="spellStart"/>
+              <w:t xml:space="preserve">    private record </w:t>
+            </w:r>
+            <w:proofErr w:type="spellStart"/>
+            <w:proofErr w:type="gramStart"/>
             <w:r>
               <w:rPr>
                 <w:rFonts w:ascii="Courier New" w:eastAsia="Courier New" w:hAnsi="Courier New" w:cs="Courier New"/>
@@ -10468,51 +11524,18 @@
                 <w:szCs w:val="18"/>
                 <w:lang w:val="en-US"/>
               </w:rPr>
-              <w:t xml:space="preserve">(                           // </w:t>
-            </w:r>
-            <w:proofErr w:type="spellStart"/>
-            <w:r>
-              <w:rPr>
-                <w:rFonts w:ascii="Courier New" w:eastAsia="Courier New" w:hAnsi="Courier New" w:cs="Courier New"/>
-                <w:color w:val="D4D4D4"/>
-                <w:sz w:val="18"/>
-                <w:szCs w:val="18"/>
-                <w:lang w:val="en-US"/>
-              </w:rPr>
-              <w:t>QueryPlan</w:t>
-            </w:r>
-            <w:proofErr w:type="spellEnd"/>
-            <w:r>
-              <w:rPr>
-                <w:rFonts w:ascii="Courier New" w:eastAsia="Courier New" w:hAnsi="Courier New" w:cs="Courier New"/>
-                <w:color w:val="D4D4D4"/>
-                <w:sz w:val="18"/>
-                <w:szCs w:val="18"/>
-                <w:lang w:val="en-US"/>
-              </w:rPr>
-              <w:t xml:space="preserve">: </w:t>
-            </w:r>
-            <w:proofErr w:type="spellStart"/>
-            <w:r>
-              <w:rPr>
-                <w:rFonts w:ascii="Courier New" w:eastAsia="Courier New" w:hAnsi="Courier New" w:cs="Courier New"/>
-                <w:color w:val="D4D4D4"/>
-                <w:sz w:val="18"/>
-                <w:szCs w:val="18"/>
-                <w:lang w:val="en-US"/>
-              </w:rPr>
-              <w:t>apenas</w:t>
-            </w:r>
-            <w:proofErr w:type="spellEnd"/>
-            <w:r>
-              <w:rPr>
-                <w:rFonts w:ascii="Courier New" w:eastAsia="Courier New" w:hAnsi="Courier New" w:cs="Courier New"/>
-                <w:color w:val="D4D4D4"/>
-                <w:sz w:val="18"/>
-                <w:szCs w:val="18"/>
-                <w:lang w:val="en-US"/>
-              </w:rPr>
-              <w:t xml:space="preserve"> </w:t>
+              <w:t>(</w:t>
+            </w:r>
+            <w:proofErr w:type="gramEnd"/>
+            <w:r>
+              <w:rPr>
+                <w:rFonts w:ascii="Courier New" w:eastAsia="Courier New" w:hAnsi="Courier New" w:cs="Courier New"/>
+                <w:color w:val="D4D4D4"/>
+                <w:sz w:val="18"/>
+                <w:szCs w:val="18"/>
+                <w:lang w:val="en-US"/>
+              </w:rPr>
+              <w:t xml:space="preserve">String </w:t>
             </w:r>
             <w:proofErr w:type="spellStart"/>
             <w:r>
@@ -10534,7 +11557,7 @@
                 <w:szCs w:val="18"/>
                 <w:lang w:val="en-US"/>
               </w:rPr>
-              <w:t xml:space="preserve"> + </w:t>
+              <w:t xml:space="preserve">, int </w:t>
             </w:r>
             <w:proofErr w:type="spellStart"/>
             <w:r>
@@ -10548,6 +11571,16 @@
               <w:t>maxResults</w:t>
             </w:r>
             <w:proofErr w:type="spellEnd"/>
+            <w:r>
+              <w:rPr>
+                <w:rFonts w:ascii="Courier New" w:eastAsia="Courier New" w:hAnsi="Courier New" w:cs="Courier New"/>
+                <w:color w:val="D4D4D4"/>
+                <w:sz w:val="18"/>
+                <w:szCs w:val="18"/>
+                <w:lang w:val="en-US"/>
+              </w:rPr>
+              <w:t>) {}</w:t>
+            </w:r>
           </w:p>
         </w:tc>
       </w:tr>
@@ -10579,264 +11612,6 @@
                 <w:color w:val="D4D4D4"/>
                 <w:sz w:val="18"/>
                 <w:szCs w:val="18"/>
-                <w:lang w:val="en-US"/>
-              </w:rPr>
-              <w:t xml:space="preserve">                </w:t>
-            </w:r>
-            <w:proofErr w:type="spellStart"/>
-            <w:r>
-              <w:rPr>
-                <w:rFonts w:ascii="Courier New" w:eastAsia="Courier New" w:hAnsi="Courier New" w:cs="Courier New"/>
-                <w:color w:val="D4D4D4"/>
-                <w:sz w:val="18"/>
-                <w:szCs w:val="18"/>
-              </w:rPr>
-              <w:t>sanitizeHql</w:t>
-            </w:r>
-            <w:proofErr w:type="spellEnd"/>
-            <w:r>
-              <w:rPr>
-                <w:rFonts w:ascii="Courier New" w:eastAsia="Courier New" w:hAnsi="Courier New" w:cs="Courier New"/>
-                <w:color w:val="D4D4D4"/>
-                <w:sz w:val="18"/>
-                <w:szCs w:val="18"/>
-              </w:rPr>
-              <w:t>(</w:t>
-            </w:r>
-            <w:proofErr w:type="spellStart"/>
-            <w:r>
-              <w:rPr>
-                <w:rFonts w:ascii="Courier New" w:eastAsia="Courier New" w:hAnsi="Courier New" w:cs="Courier New"/>
-                <w:color w:val="D4D4D4"/>
-                <w:sz w:val="18"/>
-                <w:szCs w:val="18"/>
-              </w:rPr>
-              <w:t>hqlGenerator.generateHql</w:t>
-            </w:r>
-            <w:proofErr w:type="spellEnd"/>
-            <w:r>
-              <w:rPr>
-                <w:rFonts w:ascii="Courier New" w:eastAsia="Courier New" w:hAnsi="Courier New" w:cs="Courier New"/>
-                <w:color w:val="D4D4D4"/>
-                <w:sz w:val="18"/>
-                <w:szCs w:val="18"/>
-              </w:rPr>
-              <w:t>(</w:t>
-            </w:r>
-            <w:proofErr w:type="spellStart"/>
-            <w:r>
-              <w:rPr>
-                <w:rFonts w:ascii="Courier New" w:eastAsia="Courier New" w:hAnsi="Courier New" w:cs="Courier New"/>
-                <w:color w:val="D4D4D4"/>
-                <w:sz w:val="18"/>
-                <w:szCs w:val="18"/>
-              </w:rPr>
-              <w:t>question</w:t>
-            </w:r>
-            <w:proofErr w:type="spellEnd"/>
-            <w:r>
-              <w:rPr>
-                <w:rFonts w:ascii="Courier New" w:eastAsia="Courier New" w:hAnsi="Courier New" w:cs="Courier New"/>
-                <w:color w:val="D4D4D4"/>
-                <w:sz w:val="18"/>
-                <w:szCs w:val="18"/>
-              </w:rPr>
-              <w:t>)), 50);</w:t>
-            </w:r>
-          </w:p>
-        </w:tc>
-      </w:tr>
-      <w:tr>
-        <w:tc>
-          <w:tcPr>
-            <w:tcW w:w="9026" w:type="dxa"/>
-            <w:tcBorders>
-              <w:top w:val="none" w:sz="0" w:space="0" w:color="FFFFFF"/>
-              <w:left w:val="none" w:sz="0" w:space="0" w:color="FFFFFF"/>
-              <w:bottom w:val="none" w:sz="0" w:space="0" w:color="FFFFFF"/>
-              <w:right w:val="none" w:sz="0" w:space="0" w:color="FFFFFF"/>
-            </w:tcBorders>
-            <w:shd w:val="clear" w:color="auto" w:fill="1E1E1E"/>
-            <w:tcMar>
-              <w:top w:w="40" w:type="dxa"/>
-              <w:left w:w="200" w:type="dxa"/>
-              <w:bottom w:w="40" w:type="dxa"/>
-              <w:right w:w="180" w:type="dxa"/>
-            </w:tcMar>
-          </w:tcPr>
-          <w:p>
-            <w:pPr>
-              <w:spacing w:before="20" w:after="20"/>
-            </w:pPr>
-            <w:r>
-              <w:rPr>
-                <w:rFonts w:ascii="Courier New" w:eastAsia="Courier New" w:hAnsi="Courier New" w:cs="Courier New"/>
-                <w:color w:val="D4D4D4"/>
-                <w:sz w:val="18"/>
-                <w:szCs w:val="18"/>
-              </w:rPr>
-              <w:t xml:space="preserve">    }</w:t>
-            </w:r>
-          </w:p>
-        </w:tc>
-      </w:tr>
-      <w:tr>
-        <w:tc>
-          <w:tcPr>
-            <w:tcW w:w="9026" w:type="dxa"/>
-            <w:tcBorders>
-              <w:top w:val="none" w:sz="0" w:space="0" w:color="FFFFFF"/>
-              <w:left w:val="none" w:sz="0" w:space="0" w:color="FFFFFF"/>
-              <w:bottom w:val="none" w:sz="0" w:space="0" w:color="FFFFFF"/>
-              <w:right w:val="none" w:sz="0" w:space="0" w:color="FFFFFF"/>
-            </w:tcBorders>
-            <w:shd w:val="clear" w:color="auto" w:fill="1E1E1E"/>
-            <w:tcMar>
-              <w:top w:w="40" w:type="dxa"/>
-              <w:left w:w="200" w:type="dxa"/>
-              <w:bottom w:w="40" w:type="dxa"/>
-              <w:right w:w="180" w:type="dxa"/>
-            </w:tcMar>
-          </w:tcPr>
-          <w:p>
-            <w:pPr>
-              <w:spacing w:before="20" w:after="20"/>
-            </w:pPr>
-          </w:p>
-        </w:tc>
-      </w:tr>
-      <w:tr>
-        <w:tc>
-          <w:tcPr>
-            <w:tcW w:w="9026" w:type="dxa"/>
-            <w:tcBorders>
-              <w:top w:val="none" w:sz="0" w:space="0" w:color="FFFFFF"/>
-              <w:left w:val="none" w:sz="0" w:space="0" w:color="FFFFFF"/>
-              <w:bottom w:val="none" w:sz="0" w:space="0" w:color="FFFFFF"/>
-              <w:right w:val="none" w:sz="0" w:space="0" w:color="FFFFFF"/>
-            </w:tcBorders>
-            <w:shd w:val="clear" w:color="auto" w:fill="1E1E1E"/>
-            <w:tcMar>
-              <w:top w:w="40" w:type="dxa"/>
-              <w:left w:w="200" w:type="dxa"/>
-              <w:bottom w:w="40" w:type="dxa"/>
-              <w:right w:w="180" w:type="dxa"/>
-            </w:tcMar>
-          </w:tcPr>
-          <w:p>
-            <w:pPr>
-              <w:spacing w:before="20" w:after="20"/>
-              <w:rPr>
-                <w:lang w:val="en-US"/>
-              </w:rPr>
-            </w:pPr>
-            <w:r>
-              <w:rPr>
-                <w:rFonts w:ascii="Courier New" w:eastAsia="Courier New" w:hAnsi="Courier New" w:cs="Courier New"/>
-                <w:color w:val="D4D4D4"/>
-                <w:sz w:val="18"/>
-                <w:szCs w:val="18"/>
-                <w:lang w:val="en-US"/>
-              </w:rPr>
-              <w:t xml:space="preserve">    private record </w:t>
-            </w:r>
-            <w:proofErr w:type="spellStart"/>
-            <w:r>
-              <w:rPr>
-                <w:rFonts w:ascii="Courier New" w:eastAsia="Courier New" w:hAnsi="Courier New" w:cs="Courier New"/>
-                <w:color w:val="D4D4D4"/>
-                <w:sz w:val="18"/>
-                <w:szCs w:val="18"/>
-                <w:lang w:val="en-US"/>
-              </w:rPr>
-              <w:t>QueryPlan</w:t>
-            </w:r>
-            <w:proofErr w:type="spellEnd"/>
-            <w:r>
-              <w:rPr>
-                <w:rFonts w:ascii="Courier New" w:eastAsia="Courier New" w:hAnsi="Courier New" w:cs="Courier New"/>
-                <w:color w:val="D4D4D4"/>
-                <w:sz w:val="18"/>
-                <w:szCs w:val="18"/>
-                <w:lang w:val="en-US"/>
-              </w:rPr>
-              <w:t xml:space="preserve">(String </w:t>
-            </w:r>
-            <w:proofErr w:type="spellStart"/>
-            <w:r>
-              <w:rPr>
-                <w:rFonts w:ascii="Courier New" w:eastAsia="Courier New" w:hAnsi="Courier New" w:cs="Courier New"/>
-                <w:color w:val="D4D4D4"/>
-                <w:sz w:val="18"/>
-                <w:szCs w:val="18"/>
-                <w:lang w:val="en-US"/>
-              </w:rPr>
-              <w:t>hql</w:t>
-            </w:r>
-            <w:proofErr w:type="spellEnd"/>
-            <w:r>
-              <w:rPr>
-                <w:rFonts w:ascii="Courier New" w:eastAsia="Courier New" w:hAnsi="Courier New" w:cs="Courier New"/>
-                <w:color w:val="D4D4D4"/>
-                <w:sz w:val="18"/>
-                <w:szCs w:val="18"/>
-                <w:lang w:val="en-US"/>
-              </w:rPr>
-              <w:t xml:space="preserve">, int </w:t>
-            </w:r>
-            <w:proofErr w:type="spellStart"/>
-            <w:r>
-              <w:rPr>
-                <w:rFonts w:ascii="Courier New" w:eastAsia="Courier New" w:hAnsi="Courier New" w:cs="Courier New"/>
-                <w:color w:val="D4D4D4"/>
-                <w:sz w:val="18"/>
-                <w:szCs w:val="18"/>
-                <w:lang w:val="en-US"/>
-              </w:rPr>
-              <w:t>maxResults</w:t>
-            </w:r>
-            <w:proofErr w:type="spellEnd"/>
-            <w:r>
-              <w:rPr>
-                <w:rFonts w:ascii="Courier New" w:eastAsia="Courier New" w:hAnsi="Courier New" w:cs="Courier New"/>
-                <w:color w:val="D4D4D4"/>
-                <w:sz w:val="18"/>
-                <w:szCs w:val="18"/>
-                <w:lang w:val="en-US"/>
-              </w:rPr>
-              <w:t>) {}</w:t>
-            </w:r>
-          </w:p>
-        </w:tc>
-      </w:tr>
-      <w:tr>
-        <w:tc>
-          <w:tcPr>
-            <w:tcW w:w="9026" w:type="dxa"/>
-            <w:tcBorders>
-              <w:top w:val="none" w:sz="0" w:space="0" w:color="FFFFFF"/>
-              <w:left w:val="none" w:sz="0" w:space="0" w:color="FFFFFF"/>
-              <w:bottom w:val="none" w:sz="0" w:space="0" w:color="FFFFFF"/>
-              <w:right w:val="none" w:sz="0" w:space="0" w:color="FFFFFF"/>
-            </w:tcBorders>
-            <w:shd w:val="clear" w:color="auto" w:fill="1E1E1E"/>
-            <w:tcMar>
-              <w:top w:w="40" w:type="dxa"/>
-              <w:left w:w="200" w:type="dxa"/>
-              <w:bottom w:w="40" w:type="dxa"/>
-              <w:right w:w="180" w:type="dxa"/>
-            </w:tcMar>
-          </w:tcPr>
-          <w:p>
-            <w:pPr>
-              <w:spacing w:before="20" w:after="20"/>
-            </w:pPr>
-            <w:r>
-              <w:rPr>
-                <w:rFonts w:ascii="Courier New" w:eastAsia="Courier New" w:hAnsi="Courier New" w:cs="Courier New"/>
-                <w:color w:val="D4D4D4"/>
-                <w:sz w:val="18"/>
-                <w:szCs w:val="18"/>
               </w:rPr>
               <w:t>}</w:t>
             </w:r>
@@ -10886,7 +11661,29 @@
           <w:sz w:val="20"/>
           <w:szCs w:val="20"/>
         </w:rPr>
-        <w:t>-ai · LangChain4j) — orquestrador do fluxo</w:t>
+        <w:t>-</w:t>
+      </w:r>
+      <w:proofErr w:type="gramStart"/>
+      <w:r>
+        <w:rPr>
+          <w:i/>
+          <w:iCs/>
+          <w:color w:val="595959"/>
+          <w:sz w:val="20"/>
+          <w:szCs w:val="20"/>
+        </w:rPr>
+        <w:t>ai</w:t>
+      </w:r>
+      <w:proofErr w:type="gramEnd"/>
+      <w:r>
+        <w:rPr>
+          <w:i/>
+          <w:iCs/>
+          <w:color w:val="595959"/>
+          <w:sz w:val="20"/>
+          <w:szCs w:val="20"/>
+        </w:rPr>
+        <w:t xml:space="preserve"> · LangChain4j) — orquestrador do fluxo</w:t>
       </w:r>
     </w:p>
     <w:p>
@@ -11046,6 +11843,7 @@
               <w:t xml:space="preserve"> </w:t>
             </w:r>
             <w:proofErr w:type="spellStart"/>
+            <w:proofErr w:type="gramStart"/>
             <w:r>
               <w:rPr>
                 <w:rFonts w:ascii="Courier New" w:eastAsia="Courier New" w:hAnsi="Courier New" w:cs="Courier New"/>
@@ -11068,6 +11866,7 @@
               <w:t>(</w:t>
             </w:r>
             <w:proofErr w:type="spellStart"/>
+            <w:proofErr w:type="gramEnd"/>
             <w:r>
               <w:rPr>
                 <w:rFonts w:ascii="Courier New" w:eastAsia="Courier New" w:hAnsi="Courier New" w:cs="Courier New"/>
@@ -11400,6 +12199,7 @@
                 <w:sz w:val="18"/>
                 <w:szCs w:val="18"/>
               </w:rPr>
+              <w:lastRenderedPageBreak/>
               <w:t>// LangChain4j implementa este método com @AiService.</w:t>
             </w:r>
           </w:p>
@@ -11494,27 +12294,6 @@
           <w:szCs w:val="20"/>
         </w:rPr>
         <w:t xml:space="preserve"> método para gerar HQL</w:t>
-      </w:r>
-    </w:p>
-    <w:p>
-      <w:pPr>
-        <w:rPr>
-          <w:i/>
-          <w:iCs/>
-          <w:color w:val="595959"/>
-          <w:sz w:val="20"/>
-          <w:szCs w:val="20"/>
-        </w:rPr>
-      </w:pPr>
-      <w:r>
-        <w:rPr>
-          <w:i/>
-          <w:iCs/>
-          <w:color w:val="595959"/>
-          <w:sz w:val="20"/>
-          <w:szCs w:val="20"/>
-        </w:rPr>
-        <w:br w:type="page"/>
       </w:r>
     </w:p>
     <w:tbl>
@@ -11564,12 +12343,21 @@
             </w:pPr>
             <w:r>
               <w:rPr>
-                <w:rFonts w:ascii="Courier New" w:eastAsia="Courier New" w:hAnsi="Courier New" w:cs="Courier New"/>
-                <w:color w:val="FFFFFF" w:themeColor="background1"/>
-                <w:sz w:val="18"/>
-                <w:szCs w:val="18"/>
-              </w:rPr>
-              <w:lastRenderedPageBreak/>
+                <w:i/>
+                <w:iCs/>
+                <w:color w:val="595959"/>
+                <w:sz w:val="20"/>
+                <w:szCs w:val="20"/>
+              </w:rPr>
+              <w:br w:type="page"/>
+            </w:r>
+            <w:r>
+              <w:rPr>
+                <w:rFonts w:ascii="Courier New" w:eastAsia="Courier New" w:hAnsi="Courier New" w:cs="Courier New"/>
+                <w:color w:val="FFFFFF" w:themeColor="background1"/>
+                <w:sz w:val="18"/>
+                <w:szCs w:val="18"/>
+              </w:rPr>
               <w:t xml:space="preserve">// </w:t>
             </w:r>
             <w:proofErr w:type="spellStart"/>
@@ -11632,6 +12420,7 @@
               <w:t xml:space="preserve">String </w:t>
             </w:r>
             <w:proofErr w:type="spellStart"/>
+            <w:proofErr w:type="gramStart"/>
             <w:r>
               <w:rPr>
                 <w:rFonts w:ascii="Courier New" w:eastAsia="Courier New" w:hAnsi="Courier New" w:cs="Courier New"/>
@@ -11651,7 +12440,18 @@
                 <w:szCs w:val="18"/>
                 <w:lang w:val="en-US"/>
               </w:rPr>
-              <w:t xml:space="preserve">(String question, String </w:t>
+              <w:t>(</w:t>
+            </w:r>
+            <w:proofErr w:type="gramEnd"/>
+            <w:r>
+              <w:rPr>
+                <w:rFonts w:ascii="Courier New" w:eastAsia="Courier New" w:hAnsi="Courier New" w:cs="Courier New"/>
+                <w:color w:val="FFFFFF" w:themeColor="background1"/>
+                <w:sz w:val="18"/>
+                <w:szCs w:val="18"/>
+                <w:lang w:val="en-US"/>
+              </w:rPr>
+              <w:t xml:space="preserve">String question, String </w:t>
             </w:r>
             <w:proofErr w:type="spellStart"/>
             <w:r>
@@ -12647,6 +13447,7 @@
               <w:t xml:space="preserve">-&gt; </w:t>
             </w:r>
             <w:proofErr w:type="spellStart"/>
+            <w:proofErr w:type="gramStart"/>
             <w:r>
               <w:rPr>
                 <w:rFonts w:ascii="Courier New" w:eastAsia="Courier New" w:hAnsi="Courier New" w:cs="Courier New"/>
@@ -12664,7 +13465,17 @@
                 <w:sz w:val="18"/>
                 <w:szCs w:val="18"/>
               </w:rPr>
-              <w:t xml:space="preserve">() remove </w:t>
+              <w:t>(</w:t>
+            </w:r>
+            <w:proofErr w:type="gramEnd"/>
+            <w:r>
+              <w:rPr>
+                <w:rFonts w:ascii="Courier New" w:eastAsia="Courier New" w:hAnsi="Courier New" w:cs="Courier New"/>
+                <w:color w:val="000000" w:themeColor="text1"/>
+                <w:sz w:val="18"/>
+                <w:szCs w:val="18"/>
+              </w:rPr>
+              <w:t xml:space="preserve">) remove </w:t>
             </w:r>
             <w:proofErr w:type="spellStart"/>
             <w:r>
@@ -12726,6 +13537,7 @@
               <w:t xml:space="preserve">   -&gt; </w:t>
             </w:r>
             <w:proofErr w:type="spellStart"/>
+            <w:proofErr w:type="gramStart"/>
             <w:r>
               <w:rPr>
                 <w:rFonts w:ascii="Courier New" w:eastAsia="Courier New" w:hAnsi="Courier New" w:cs="Courier New"/>
@@ -12746,6 +13558,7 @@
               <w:t>(</w:t>
             </w:r>
             <w:proofErr w:type="spellStart"/>
+            <w:proofErr w:type="gramEnd"/>
             <w:r>
               <w:rPr>
                 <w:rFonts w:ascii="Courier New" w:eastAsia="Courier New" w:hAnsi="Courier New" w:cs="Courier New"/>
@@ -12912,7 +13725,16 @@
                 <w:sz w:val="18"/>
                 <w:szCs w:val="18"/>
               </w:rPr>
-              <w:t>queryTool.executeHqlQuery</w:t>
+              <w:t>queryExecutor</w:t>
+            </w:r>
+            <w:r>
+              <w:rPr>
+                <w:rFonts w:ascii="Courier New" w:eastAsia="Courier New" w:hAnsi="Courier New" w:cs="Courier New"/>
+                <w:color w:val="000000" w:themeColor="text1"/>
+                <w:sz w:val="18"/>
+                <w:szCs w:val="18"/>
+              </w:rPr>
+              <w:t>.executeHqlQuery</w:t>
             </w:r>
             <w:proofErr w:type="spellEnd"/>
             <w:r>
@@ -13524,7 +14346,7 @@
           <w:b/>
           <w:bCs/>
         </w:rPr>
-        <w:t>sanitizeHql</w:t>
+        <w:t>HqlSanitizer</w:t>
       </w:r>
       <w:proofErr w:type="spellEnd"/>
       <w:r>
@@ -13532,7 +14354,7 @@
           <w:b/>
           <w:bCs/>
         </w:rPr>
-        <w:t>() — Limpeza do Output do LLM</w:t>
+        <w:t xml:space="preserve"> — Limpeza do Output do LLM</w:t>
       </w:r>
     </w:p>
     <w:p>
@@ -13551,13 +14373,17 @@
         <w:t xml:space="preserve"> detalhado para gerar o HQL. Como o output de um LLM nunca é 100% previsível, o </w:t>
       </w:r>
       <w:proofErr w:type="spellStart"/>
-      <w:r>
-        <w:lastRenderedPageBreak/>
+      <w:proofErr w:type="gramStart"/>
+      <w:r>
         <w:t>sanitizeHql</w:t>
       </w:r>
       <w:proofErr w:type="spellEnd"/>
       <w:r>
-        <w:t xml:space="preserve">() normaliza o resultado antes de o passar ao </w:t>
+        <w:t>(</w:t>
+      </w:r>
+      <w:proofErr w:type="gramEnd"/>
+      <w:r>
+        <w:t xml:space="preserve">) normaliza o resultado antes de o passar ao </w:t>
       </w:r>
       <w:proofErr w:type="spellStart"/>
       <w:r>
@@ -13640,6 +14466,7 @@
               <w:t xml:space="preserve">private String </w:t>
             </w:r>
             <w:proofErr w:type="spellStart"/>
+            <w:proofErr w:type="gramStart"/>
             <w:r>
               <w:rPr>
                 <w:rFonts w:ascii="Courier New" w:eastAsia="Courier New" w:hAnsi="Courier New" w:cs="Courier New"/>
@@ -13659,7 +14486,18 @@
                 <w:szCs w:val="18"/>
                 <w:lang w:val="en-US"/>
               </w:rPr>
-              <w:t xml:space="preserve">(String </w:t>
+              <w:t>(</w:t>
+            </w:r>
+            <w:proofErr w:type="gramEnd"/>
+            <w:r>
+              <w:rPr>
+                <w:rFonts w:ascii="Courier New" w:eastAsia="Courier New" w:hAnsi="Courier New" w:cs="Courier New"/>
+                <w:color w:val="D4D4D4"/>
+                <w:sz w:val="18"/>
+                <w:szCs w:val="18"/>
+                <w:lang w:val="en-US"/>
+              </w:rPr>
+              <w:t xml:space="preserve">String </w:t>
             </w:r>
             <w:proofErr w:type="spellStart"/>
             <w:r>
@@ -13944,6 +14782,7 @@
               <w:t xml:space="preserve"> (</w:t>
             </w:r>
             <w:proofErr w:type="spellStart"/>
+            <w:proofErr w:type="gramStart"/>
             <w:r>
               <w:rPr>
                 <w:rFonts w:ascii="Courier New" w:eastAsia="Courier New" w:hAnsi="Courier New" w:cs="Courier New"/>
@@ -13954,6 +14793,7 @@
               <w:t>hql.startsWith</w:t>
             </w:r>
             <w:proofErr w:type="spellEnd"/>
+            <w:proofErr w:type="gramEnd"/>
             <w:r>
               <w:rPr>
                 <w:rFonts w:ascii="Courier New" w:eastAsia="Courier New" w:hAnsi="Courier New" w:cs="Courier New"/>
@@ -14024,6 +14864,7 @@
               <w:t xml:space="preserve"> = </w:t>
             </w:r>
             <w:proofErr w:type="spellStart"/>
+            <w:proofErr w:type="gramStart"/>
             <w:r>
               <w:rPr>
                 <w:rFonts w:ascii="Courier New" w:eastAsia="Courier New" w:hAnsi="Courier New" w:cs="Courier New"/>
@@ -14035,6 +14876,7 @@
               <w:t>hql.replaceFirst</w:t>
             </w:r>
             <w:proofErr w:type="spellEnd"/>
+            <w:proofErr w:type="gramEnd"/>
             <w:r>
               <w:rPr>
                 <w:rFonts w:ascii="Courier New" w:eastAsia="Courier New" w:hAnsi="Courier New" w:cs="Courier New"/>
@@ -14128,6 +14970,7 @@
               <w:t xml:space="preserve"> = </w:t>
             </w:r>
             <w:proofErr w:type="spellStart"/>
+            <w:proofErr w:type="gramStart"/>
             <w:r>
               <w:rPr>
                 <w:rFonts w:ascii="Courier New" w:eastAsia="Courier New" w:hAnsi="Courier New" w:cs="Courier New"/>
@@ -14139,6 +14982,7 @@
               <w:t>hql.replaceFirst</w:t>
             </w:r>
             <w:proofErr w:type="spellEnd"/>
+            <w:proofErr w:type="gramEnd"/>
             <w:r>
               <w:rPr>
                 <w:rFonts w:ascii="Courier New" w:eastAsia="Courier New" w:hAnsi="Courier New" w:cs="Courier New"/>
@@ -14300,6 +15144,7 @@
               <w:t xml:space="preserve">int semicolon = </w:t>
             </w:r>
             <w:proofErr w:type="spellStart"/>
+            <w:proofErr w:type="gramStart"/>
             <w:r>
               <w:rPr>
                 <w:rFonts w:ascii="Courier New" w:eastAsia="Courier New" w:hAnsi="Courier New" w:cs="Courier New"/>
@@ -14311,6 +15156,7 @@
               <w:t>hql.indexOf</w:t>
             </w:r>
             <w:proofErr w:type="spellEnd"/>
+            <w:proofErr w:type="gramEnd"/>
             <w:r>
               <w:rPr>
                 <w:rFonts w:ascii="Courier New" w:eastAsia="Courier New" w:hAnsi="Courier New" w:cs="Courier New"/>
@@ -14382,6 +15228,7 @@
               <w:t xml:space="preserve"> = </w:t>
             </w:r>
             <w:proofErr w:type="spellStart"/>
+            <w:proofErr w:type="gramStart"/>
             <w:r>
               <w:rPr>
                 <w:rFonts w:ascii="Courier New" w:eastAsia="Courier New" w:hAnsi="Courier New" w:cs="Courier New"/>
@@ -14393,6 +15240,7 @@
               <w:t>hql.substring</w:t>
             </w:r>
             <w:proofErr w:type="spellEnd"/>
+            <w:proofErr w:type="gramEnd"/>
             <w:r>
               <w:rPr>
                 <w:rFonts w:ascii="Courier New" w:eastAsia="Courier New" w:hAnsi="Courier New" w:cs="Courier New"/>
@@ -14487,6 +15335,7 @@
               <w:t xml:space="preserve"> </w:t>
             </w:r>
             <w:proofErr w:type="spellStart"/>
+            <w:proofErr w:type="gramStart"/>
             <w:r>
               <w:rPr>
                 <w:rFonts w:ascii="Courier New" w:eastAsia="Courier New" w:hAnsi="Courier New" w:cs="Courier New"/>
@@ -14497,6 +15346,7 @@
               <w:t>hql.trim</w:t>
             </w:r>
             <w:proofErr w:type="spellEnd"/>
+            <w:proofErr w:type="gramEnd"/>
             <w:r>
               <w:rPr>
                 <w:rFonts w:ascii="Courier New" w:eastAsia="Courier New" w:hAnsi="Courier New" w:cs="Courier New"/>
@@ -14584,9 +15434,8 @@
           <w:sz w:val="20"/>
           <w:szCs w:val="20"/>
         </w:rPr>
-        <w:t xml:space="preserve"> — DatabaseAssistant.java — </w:t>
-      </w:r>
-      <w:proofErr w:type="spellStart"/>
+        <w:t xml:space="preserve"> — </w:t>
+      </w:r>
       <w:r>
         <w:rPr>
           <w:i/>
@@ -14595,9 +15444,8 @@
           <w:sz w:val="20"/>
           <w:szCs w:val="20"/>
         </w:rPr>
-        <w:t>sanitizeHql</w:t>
-      </w:r>
-      <w:proofErr w:type="spellEnd"/>
+        <w:t>HqlSanitizer</w:t>
+      </w:r>
       <w:r>
         <w:rPr>
           <w:i/>
@@ -14606,7 +15454,7 @@
           <w:sz w:val="20"/>
           <w:szCs w:val="20"/>
         </w:rPr>
-        <w:t xml:space="preserve">(): normaliza o output do LLM (remove </w:t>
+        <w:t xml:space="preserve">.java —normaliza o output do LLM (remove </w:t>
       </w:r>
       <w:proofErr w:type="spellStart"/>
       <w:r>
@@ -14723,6 +15571,7 @@
         <w:t xml:space="preserve"> que o LLM (ou o utilizador) consegue ler. O </w:t>
       </w:r>
       <w:proofErr w:type="spellStart"/>
+      <w:proofErr w:type="gramStart"/>
       <w:r>
         <w:rPr>
           <w:color w:val="000000" w:themeColor="text1"/>
@@ -14734,7 +15583,14 @@
         <w:rPr>
           <w:color w:val="000000" w:themeColor="text1"/>
         </w:rPr>
-        <w:t xml:space="preserve">() usa </w:t>
+        <w:t>(</w:t>
+      </w:r>
+      <w:proofErr w:type="gramEnd"/>
+      <w:r>
+        <w:rPr>
+          <w:color w:val="000000" w:themeColor="text1"/>
+        </w:rPr>
+        <w:t xml:space="preserve">) usa </w:t>
       </w:r>
       <w:proofErr w:type="spellStart"/>
       <w:r>
@@ -14832,6 +15688,7 @@
               <w:t xml:space="preserve">private String </w:t>
             </w:r>
             <w:proofErr w:type="spellStart"/>
+            <w:proofErr w:type="gramStart"/>
             <w:r>
               <w:rPr>
                 <w:rFonts w:ascii="Courier New" w:eastAsia="Courier New" w:hAnsi="Courier New" w:cs="Courier New"/>
@@ -14851,7 +15708,18 @@
                 <w:szCs w:val="18"/>
                 <w:lang w:val="en-US"/>
               </w:rPr>
-              <w:t>(Object result) {</w:t>
+              <w:t>(</w:t>
+            </w:r>
+            <w:proofErr w:type="gramEnd"/>
+            <w:r>
+              <w:rPr>
+                <w:rFonts w:ascii="Courier New" w:eastAsia="Courier New" w:hAnsi="Courier New" w:cs="Courier New"/>
+                <w:color w:val="D4D4D4"/>
+                <w:sz w:val="18"/>
+                <w:szCs w:val="18"/>
+                <w:lang w:val="en-US"/>
+              </w:rPr>
+              <w:t>Object result) {</w:t>
             </w:r>
           </w:p>
         </w:tc>
@@ -14881,6 +15749,48 @@
                 <w:lang w:val="en-US"/>
               </w:rPr>
             </w:pPr>
+            <w:r>
+              <w:rPr>
+                <w:rFonts w:ascii="Courier New" w:eastAsia="Courier New" w:hAnsi="Courier New" w:cs="Courier New"/>
+                <w:color w:val="D4D4D4"/>
+                <w:sz w:val="18"/>
+                <w:szCs w:val="18"/>
+                <w:lang w:val="en-US"/>
+              </w:rPr>
+              <w:t xml:space="preserve">  </w:t>
+            </w:r>
+            <w:r>
+              <w:rPr>
+                <w:rFonts w:ascii="Courier New" w:eastAsia="Courier New" w:hAnsi="Courier New" w:cs="Courier New"/>
+                <w:color w:val="D4D4D4"/>
+                <w:sz w:val="18"/>
+                <w:szCs w:val="18"/>
+                <w:lang w:val="en-US"/>
+              </w:rPr>
+              <w:t xml:space="preserve">if (result </w:t>
+            </w:r>
+            <w:proofErr w:type="spellStart"/>
+            <w:r>
+              <w:rPr>
+                <w:rFonts w:ascii="Courier New" w:eastAsia="Courier New" w:hAnsi="Courier New" w:cs="Courier New"/>
+                <w:color w:val="D4D4D4"/>
+                <w:sz w:val="18"/>
+                <w:szCs w:val="18"/>
+                <w:lang w:val="en-US"/>
+              </w:rPr>
+              <w:t>instanceof</w:t>
+            </w:r>
+            <w:proofErr w:type="spellEnd"/>
+            <w:r>
+              <w:rPr>
+                <w:rFonts w:ascii="Courier New" w:eastAsia="Courier New" w:hAnsi="Courier New" w:cs="Courier New"/>
+                <w:color w:val="D4D4D4"/>
+                <w:sz w:val="18"/>
+                <w:szCs w:val="18"/>
+                <w:lang w:val="en-US"/>
+              </w:rPr>
+              <w:t xml:space="preserve"> Product product) {</w:t>
+            </w:r>
           </w:p>
         </w:tc>
       </w:tr>
@@ -14905,6 +15815,9 @@
           <w:p>
             <w:pPr>
               <w:spacing w:before="20" w:after="20"/>
+              <w:rPr>
+                <w:lang w:val="en-US"/>
+              </w:rPr>
             </w:pPr>
             <w:r>
               <w:rPr>
@@ -14914,36 +15827,51 @@
                 <w:szCs w:val="18"/>
                 <w:lang w:val="en-US"/>
               </w:rPr>
-              <w:t xml:space="preserve">  </w:t>
-            </w:r>
-            <w:r>
-              <w:rPr>
-                <w:rFonts w:ascii="Courier New" w:eastAsia="Courier New" w:hAnsi="Courier New" w:cs="Courier New"/>
-                <w:color w:val="D4D4D4"/>
-                <w:sz w:val="18"/>
-                <w:szCs w:val="18"/>
-              </w:rPr>
-              <w:t xml:space="preserve">// Java 21 — sem </w:t>
-            </w:r>
-            <w:proofErr w:type="spellStart"/>
-            <w:r>
-              <w:rPr>
-                <w:rFonts w:ascii="Courier New" w:eastAsia="Courier New" w:hAnsi="Courier New" w:cs="Courier New"/>
-                <w:color w:val="D4D4D4"/>
-                <w:sz w:val="18"/>
-                <w:szCs w:val="18"/>
-              </w:rPr>
-              <w:t>instanceof</w:t>
-            </w:r>
-            <w:proofErr w:type="spellEnd"/>
-            <w:r>
-              <w:rPr>
-                <w:rFonts w:ascii="Courier New" w:eastAsia="Courier New" w:hAnsi="Courier New" w:cs="Courier New"/>
-                <w:color w:val="D4D4D4"/>
-                <w:sz w:val="18"/>
-                <w:szCs w:val="18"/>
-              </w:rPr>
-              <w:t xml:space="preserve"> + cast manual</w:t>
+              <w:t xml:space="preserve">    </w:t>
+            </w:r>
+            <w:r>
+              <w:rPr>
+                <w:rFonts w:ascii="Courier New" w:eastAsia="Courier New" w:hAnsi="Courier New" w:cs="Courier New"/>
+                <w:color w:val="D4D4D4"/>
+                <w:sz w:val="18"/>
+                <w:szCs w:val="18"/>
+                <w:lang w:val="en-US"/>
+              </w:rPr>
+              <w:t xml:space="preserve"> </w:t>
+            </w:r>
+            <w:r>
+              <w:rPr>
+                <w:rFonts w:ascii="Courier New" w:eastAsia="Courier New" w:hAnsi="Courier New" w:cs="Courier New"/>
+                <w:color w:val="D4D4D4"/>
+                <w:sz w:val="18"/>
+                <w:szCs w:val="18"/>
+                <w:lang w:val="en-US"/>
+              </w:rPr>
+              <w:t xml:space="preserve">String cat = </w:t>
+            </w:r>
+            <w:proofErr w:type="spellStart"/>
+            <w:proofErr w:type="gramStart"/>
+            <w:r>
+              <w:rPr>
+                <w:rFonts w:ascii="Courier New" w:eastAsia="Courier New" w:hAnsi="Courier New" w:cs="Courier New"/>
+                <w:color w:val="D4D4D4"/>
+                <w:sz w:val="18"/>
+                <w:szCs w:val="18"/>
+                <w:lang w:val="en-US"/>
+              </w:rPr>
+              <w:t>product.getCategory</w:t>
+            </w:r>
+            <w:proofErr w:type="spellEnd"/>
+            <w:proofErr w:type="gramEnd"/>
+            <w:r>
+              <w:rPr>
+                <w:rFonts w:ascii="Courier New" w:eastAsia="Courier New" w:hAnsi="Courier New" w:cs="Courier New"/>
+                <w:color w:val="D4D4D4"/>
+                <w:sz w:val="18"/>
+                <w:szCs w:val="18"/>
+                <w:lang w:val="en-US"/>
+              </w:rPr>
+              <w:t>() == null</w:t>
             </w:r>
           </w:p>
         </w:tc>
@@ -14969,9 +15897,6 @@
           <w:p>
             <w:pPr>
               <w:spacing w:before="20" w:after="20"/>
-              <w:rPr>
-                <w:lang w:val="en-US"/>
-              </w:rPr>
             </w:pPr>
             <w:r>
               <w:rPr>
@@ -14981,39 +15906,87 @@
                 <w:szCs w:val="18"/>
                 <w:lang w:val="en-US"/>
               </w:rPr>
-              <w:t xml:space="preserve">  </w:t>
-            </w:r>
-            <w:r>
-              <w:rPr>
-                <w:rFonts w:ascii="Courier New" w:eastAsia="Courier New" w:hAnsi="Courier New" w:cs="Courier New"/>
-                <w:color w:val="D4D4D4"/>
-                <w:sz w:val="18"/>
-                <w:szCs w:val="18"/>
-                <w:lang w:val="en-US"/>
-              </w:rPr>
-              <w:t xml:space="preserve">if (result </w:t>
-            </w:r>
-            <w:proofErr w:type="spellStart"/>
-            <w:r>
-              <w:rPr>
-                <w:rFonts w:ascii="Courier New" w:eastAsia="Courier New" w:hAnsi="Courier New" w:cs="Courier New"/>
-                <w:color w:val="D4D4D4"/>
-                <w:sz w:val="18"/>
-                <w:szCs w:val="18"/>
-                <w:lang w:val="en-US"/>
-              </w:rPr>
-              <w:t>instanceof</w:t>
-            </w:r>
-            <w:proofErr w:type="spellEnd"/>
-            <w:r>
-              <w:rPr>
-                <w:rFonts w:ascii="Courier New" w:eastAsia="Courier New" w:hAnsi="Courier New" w:cs="Courier New"/>
-                <w:color w:val="D4D4D4"/>
-                <w:sz w:val="18"/>
-                <w:szCs w:val="18"/>
-                <w:lang w:val="en-US"/>
-              </w:rPr>
-              <w:t xml:space="preserve"> Product product) {</w:t>
+              <w:t xml:space="preserve">        </w:t>
+            </w:r>
+            <w:r>
+              <w:rPr>
+                <w:rFonts w:ascii="Courier New" w:eastAsia="Courier New" w:hAnsi="Courier New" w:cs="Courier New"/>
+                <w:color w:val="D4D4D4"/>
+                <w:sz w:val="18"/>
+                <w:szCs w:val="18"/>
+              </w:rPr>
+              <w:t xml:space="preserve">? </w:t>
+            </w:r>
+            <w:proofErr w:type="spellStart"/>
+            <w:proofErr w:type="gramStart"/>
+            <w:r>
+              <w:rPr>
+                <w:rFonts w:ascii="Courier New" w:eastAsia="Courier New" w:hAnsi="Courier New" w:cs="Courier New"/>
+                <w:color w:val="D4D4D4"/>
+                <w:sz w:val="18"/>
+                <w:szCs w:val="18"/>
+              </w:rPr>
+              <w:t>null</w:t>
+            </w:r>
+            <w:proofErr w:type="spellEnd"/>
+            <w:r>
+              <w:rPr>
+                <w:rFonts w:ascii="Courier New" w:eastAsia="Courier New" w:hAnsi="Courier New" w:cs="Courier New"/>
+                <w:color w:val="D4D4D4"/>
+                <w:sz w:val="18"/>
+                <w:szCs w:val="18"/>
+              </w:rPr>
+              <w:t xml:space="preserve"> :</w:t>
+            </w:r>
+            <w:proofErr w:type="gramEnd"/>
+            <w:r>
+              <w:rPr>
+                <w:rFonts w:ascii="Courier New" w:eastAsia="Courier New" w:hAnsi="Courier New" w:cs="Courier New"/>
+                <w:color w:val="D4D4D4"/>
+                <w:sz w:val="18"/>
+                <w:szCs w:val="18"/>
+              </w:rPr>
+              <w:t xml:space="preserve"> </w:t>
+            </w:r>
+            <w:proofErr w:type="spellStart"/>
+            <w:r>
+              <w:rPr>
+                <w:rFonts w:ascii="Courier New" w:eastAsia="Courier New" w:hAnsi="Courier New" w:cs="Courier New"/>
+                <w:color w:val="D4D4D4"/>
+                <w:sz w:val="18"/>
+                <w:szCs w:val="18"/>
+              </w:rPr>
+              <w:t>product.getCategory</w:t>
+            </w:r>
+            <w:proofErr w:type="spellEnd"/>
+            <w:r>
+              <w:rPr>
+                <w:rFonts w:ascii="Courier New" w:eastAsia="Courier New" w:hAnsi="Courier New" w:cs="Courier New"/>
+                <w:color w:val="D4D4D4"/>
+                <w:sz w:val="18"/>
+                <w:szCs w:val="18"/>
+              </w:rPr>
+              <w:t>().</w:t>
+            </w:r>
+            <w:proofErr w:type="spellStart"/>
+            <w:r>
+              <w:rPr>
+                <w:rFonts w:ascii="Courier New" w:eastAsia="Courier New" w:hAnsi="Courier New" w:cs="Courier New"/>
+                <w:color w:val="D4D4D4"/>
+                <w:sz w:val="18"/>
+                <w:szCs w:val="18"/>
+              </w:rPr>
+              <w:t>getName</w:t>
+            </w:r>
+            <w:proofErr w:type="spellEnd"/>
+            <w:r>
+              <w:rPr>
+                <w:rFonts w:ascii="Courier New" w:eastAsia="Courier New" w:hAnsi="Courier New" w:cs="Courier New"/>
+                <w:color w:val="D4D4D4"/>
+                <w:sz w:val="18"/>
+                <w:szCs w:val="18"/>
+              </w:rPr>
+              <w:t>();</w:t>
             </w:r>
           </w:p>
         </w:tc>
@@ -15051,29 +16024,29 @@
                 <w:szCs w:val="18"/>
                 <w:lang w:val="en-US"/>
               </w:rPr>
-              <w:t xml:space="preserve">        String cat = </w:t>
-            </w:r>
-            <w:proofErr w:type="spellStart"/>
-            <w:r>
-              <w:rPr>
-                <w:rFonts w:ascii="Courier New" w:eastAsia="Courier New" w:hAnsi="Courier New" w:cs="Courier New"/>
-                <w:color w:val="D4D4D4"/>
-                <w:sz w:val="18"/>
-                <w:szCs w:val="18"/>
-                <w:lang w:val="en-US"/>
-              </w:rPr>
-              <w:t>product.getCategory</w:t>
-            </w:r>
-            <w:proofErr w:type="spellEnd"/>
-            <w:r>
-              <w:rPr>
-                <w:rFonts w:ascii="Courier New" w:eastAsia="Courier New" w:hAnsi="Courier New" w:cs="Courier New"/>
-                <w:color w:val="D4D4D4"/>
-                <w:sz w:val="18"/>
-                <w:szCs w:val="18"/>
-                <w:lang w:val="en-US"/>
-              </w:rPr>
-              <w:t>() == null</w:t>
+              <w:t xml:space="preserve">     return "</w:t>
+            </w:r>
+            <w:proofErr w:type="gramStart"/>
+            <w:r>
+              <w:rPr>
+                <w:rFonts w:ascii="Courier New" w:eastAsia="Courier New" w:hAnsi="Courier New" w:cs="Courier New"/>
+                <w:color w:val="D4D4D4"/>
+                <w:sz w:val="18"/>
+                <w:szCs w:val="18"/>
+                <w:lang w:val="en-US"/>
+              </w:rPr>
+              <w:t>Product{</w:t>
+            </w:r>
+            <w:proofErr w:type="gramEnd"/>
+            <w:r>
+              <w:rPr>
+                <w:rFonts w:ascii="Courier New" w:eastAsia="Courier New" w:hAnsi="Courier New" w:cs="Courier New"/>
+                <w:color w:val="D4D4D4"/>
+                <w:sz w:val="18"/>
+                <w:szCs w:val="18"/>
+                <w:lang w:val="en-US"/>
+              </w:rPr>
+              <w:t>name='%s', price=%s, stock=%d, category='%s'}"</w:t>
             </w:r>
           </w:p>
         </w:tc>
@@ -15099,6 +16072,9 @@
           <w:p>
             <w:pPr>
               <w:spacing w:before="20" w:after="20"/>
+              <w:rPr>
+                <w:lang w:val="en-US"/>
+              </w:rPr>
             </w:pPr>
             <w:r>
               <w:rPr>
@@ -15108,76 +16084,73 @@
                 <w:szCs w:val="18"/>
                 <w:lang w:val="en-US"/>
               </w:rPr>
-              <w:t xml:space="preserve">                     </w:t>
-            </w:r>
-            <w:r>
-              <w:rPr>
-                <w:rFonts w:ascii="Courier New" w:eastAsia="Courier New" w:hAnsi="Courier New" w:cs="Courier New"/>
-                <w:color w:val="D4D4D4"/>
-                <w:sz w:val="18"/>
-                <w:szCs w:val="18"/>
-              </w:rPr>
-              <w:t xml:space="preserve">? </w:t>
-            </w:r>
-            <w:proofErr w:type="spellStart"/>
-            <w:r>
-              <w:rPr>
-                <w:rFonts w:ascii="Courier New" w:eastAsia="Courier New" w:hAnsi="Courier New" w:cs="Courier New"/>
-                <w:color w:val="D4D4D4"/>
-                <w:sz w:val="18"/>
-                <w:szCs w:val="18"/>
-              </w:rPr>
-              <w:t>null</w:t>
-            </w:r>
-            <w:proofErr w:type="spellEnd"/>
-            <w:r>
-              <w:rPr>
-                <w:rFonts w:ascii="Courier New" w:eastAsia="Courier New" w:hAnsi="Courier New" w:cs="Courier New"/>
-                <w:color w:val="D4D4D4"/>
-                <w:sz w:val="18"/>
-                <w:szCs w:val="18"/>
-              </w:rPr>
-              <w:t xml:space="preserve"> : </w:t>
-            </w:r>
-            <w:proofErr w:type="spellStart"/>
-            <w:r>
-              <w:rPr>
-                <w:rFonts w:ascii="Courier New" w:eastAsia="Courier New" w:hAnsi="Courier New" w:cs="Courier New"/>
-                <w:color w:val="D4D4D4"/>
-                <w:sz w:val="18"/>
-                <w:szCs w:val="18"/>
-              </w:rPr>
-              <w:t>product.getCategory</w:t>
-            </w:r>
-            <w:proofErr w:type="spellEnd"/>
-            <w:r>
-              <w:rPr>
-                <w:rFonts w:ascii="Courier New" w:eastAsia="Courier New" w:hAnsi="Courier New" w:cs="Courier New"/>
-                <w:color w:val="D4D4D4"/>
-                <w:sz w:val="18"/>
-                <w:szCs w:val="18"/>
-              </w:rPr>
-              <w:t>().</w:t>
-            </w:r>
-            <w:proofErr w:type="spellStart"/>
-            <w:r>
-              <w:rPr>
-                <w:rFonts w:ascii="Courier New" w:eastAsia="Courier New" w:hAnsi="Courier New" w:cs="Courier New"/>
-                <w:color w:val="D4D4D4"/>
-                <w:sz w:val="18"/>
-                <w:szCs w:val="18"/>
-              </w:rPr>
-              <w:t>getName</w:t>
-            </w:r>
-            <w:proofErr w:type="spellEnd"/>
-            <w:r>
-              <w:rPr>
-                <w:rFonts w:ascii="Courier New" w:eastAsia="Courier New" w:hAnsi="Courier New" w:cs="Courier New"/>
-                <w:color w:val="D4D4D4"/>
-                <w:sz w:val="18"/>
-                <w:szCs w:val="18"/>
-              </w:rPr>
-              <w:t>();</w:t>
+              <w:t xml:space="preserve">        </w:t>
+            </w:r>
+            <w:proofErr w:type="gramStart"/>
+            <w:r>
+              <w:rPr>
+                <w:rFonts w:ascii="Courier New" w:eastAsia="Courier New" w:hAnsi="Courier New" w:cs="Courier New"/>
+                <w:color w:val="D4D4D4"/>
+                <w:sz w:val="18"/>
+                <w:szCs w:val="18"/>
+                <w:lang w:val="en-US"/>
+              </w:rPr>
+              <w:t>.formatted</w:t>
+            </w:r>
+            <w:proofErr w:type="gramEnd"/>
+            <w:r>
+              <w:rPr>
+                <w:rFonts w:ascii="Courier New" w:eastAsia="Courier New" w:hAnsi="Courier New" w:cs="Courier New"/>
+                <w:color w:val="D4D4D4"/>
+                <w:sz w:val="18"/>
+                <w:szCs w:val="18"/>
+                <w:lang w:val="en-US"/>
+              </w:rPr>
+              <w:t>(</w:t>
+            </w:r>
+            <w:proofErr w:type="spellStart"/>
+            <w:r>
+              <w:rPr>
+                <w:rFonts w:ascii="Courier New" w:eastAsia="Courier New" w:hAnsi="Courier New" w:cs="Courier New"/>
+                <w:color w:val="D4D4D4"/>
+                <w:sz w:val="18"/>
+                <w:szCs w:val="18"/>
+                <w:lang w:val="en-US"/>
+              </w:rPr>
+              <w:t>product.getName</w:t>
+            </w:r>
+            <w:proofErr w:type="spellEnd"/>
+            <w:r>
+              <w:rPr>
+                <w:rFonts w:ascii="Courier New" w:eastAsia="Courier New" w:hAnsi="Courier New" w:cs="Courier New"/>
+                <w:color w:val="D4D4D4"/>
+                <w:sz w:val="18"/>
+                <w:szCs w:val="18"/>
+                <w:lang w:val="en-US"/>
+              </w:rPr>
+              <w:t xml:space="preserve">(), </w:t>
+            </w:r>
+            <w:proofErr w:type="spellStart"/>
+            <w:r>
+              <w:rPr>
+                <w:rFonts w:ascii="Courier New" w:eastAsia="Courier New" w:hAnsi="Courier New" w:cs="Courier New"/>
+                <w:color w:val="D4D4D4"/>
+                <w:sz w:val="18"/>
+                <w:szCs w:val="18"/>
+                <w:lang w:val="en-US"/>
+              </w:rPr>
+              <w:t>product.getPrice</w:t>
+            </w:r>
+            <w:proofErr w:type="spellEnd"/>
+            <w:r>
+              <w:rPr>
+                <w:rFonts w:ascii="Courier New" w:eastAsia="Courier New" w:hAnsi="Courier New" w:cs="Courier New"/>
+                <w:color w:val="D4D4D4"/>
+                <w:sz w:val="18"/>
+                <w:szCs w:val="18"/>
+                <w:lang w:val="en-US"/>
+              </w:rPr>
+              <w:t>(),</w:t>
             </w:r>
           </w:p>
         </w:tc>
@@ -15203,9 +16176,6 @@
           <w:p>
             <w:pPr>
               <w:spacing w:before="20" w:after="20"/>
-              <w:rPr>
-                <w:lang w:val="en-US"/>
-              </w:rPr>
             </w:pPr>
             <w:r>
               <w:rPr>
@@ -15215,7 +16185,49 @@
                 <w:szCs w:val="18"/>
                 <w:lang w:val="en-US"/>
               </w:rPr>
-              <w:t xml:space="preserve">        return "Product{name='%s', price=%s, stock=%d, category='%s'}"</w:t>
+              <w:t xml:space="preserve">          </w:t>
+            </w:r>
+            <w:proofErr w:type="spellStart"/>
+            <w:proofErr w:type="gramStart"/>
+            <w:r>
+              <w:rPr>
+                <w:rFonts w:ascii="Courier New" w:eastAsia="Courier New" w:hAnsi="Courier New" w:cs="Courier New"/>
+                <w:color w:val="D4D4D4"/>
+                <w:sz w:val="18"/>
+                <w:szCs w:val="18"/>
+              </w:rPr>
+              <w:t>product.getStock</w:t>
+            </w:r>
+            <w:proofErr w:type="spellEnd"/>
+            <w:proofErr w:type="gramEnd"/>
+            <w:r>
+              <w:rPr>
+                <w:rFonts w:ascii="Courier New" w:eastAsia="Courier New" w:hAnsi="Courier New" w:cs="Courier New"/>
+                <w:color w:val="D4D4D4"/>
+                <w:sz w:val="18"/>
+                <w:szCs w:val="18"/>
+              </w:rPr>
+              <w:t xml:space="preserve">(), </w:t>
+            </w:r>
+            <w:proofErr w:type="spellStart"/>
+            <w:r>
+              <w:rPr>
+                <w:rFonts w:ascii="Courier New" w:eastAsia="Courier New" w:hAnsi="Courier New" w:cs="Courier New"/>
+                <w:color w:val="D4D4D4"/>
+                <w:sz w:val="18"/>
+                <w:szCs w:val="18"/>
+              </w:rPr>
+              <w:t>cat</w:t>
+            </w:r>
+            <w:proofErr w:type="spellEnd"/>
+            <w:r>
+              <w:rPr>
+                <w:rFonts w:ascii="Courier New" w:eastAsia="Courier New" w:hAnsi="Courier New" w:cs="Courier New"/>
+                <w:color w:val="D4D4D4"/>
+                <w:sz w:val="18"/>
+                <w:szCs w:val="18"/>
+              </w:rPr>
+              <w:t>);</w:t>
             </w:r>
           </w:p>
         </w:tc>
@@ -15241,9 +16253,6 @@
           <w:p>
             <w:pPr>
               <w:spacing w:before="20" w:after="20"/>
-              <w:rPr>
-                <w:lang w:val="en-US"/>
-              </w:rPr>
             </w:pPr>
             <w:r>
               <w:rPr>
@@ -15251,53 +16260,8 @@
                 <w:color w:val="D4D4D4"/>
                 <w:sz w:val="18"/>
                 <w:szCs w:val="18"/>
-                <w:lang w:val="en-US"/>
-              </w:rPr>
-              <w:t xml:space="preserve">               .formatted(</w:t>
-            </w:r>
-            <w:proofErr w:type="spellStart"/>
-            <w:r>
-              <w:rPr>
-                <w:rFonts w:ascii="Courier New" w:eastAsia="Courier New" w:hAnsi="Courier New" w:cs="Courier New"/>
-                <w:color w:val="D4D4D4"/>
-                <w:sz w:val="18"/>
-                <w:szCs w:val="18"/>
-                <w:lang w:val="en-US"/>
-              </w:rPr>
-              <w:t>product.getName</w:t>
-            </w:r>
-            <w:proofErr w:type="spellEnd"/>
-            <w:r>
-              <w:rPr>
-                <w:rFonts w:ascii="Courier New" w:eastAsia="Courier New" w:hAnsi="Courier New" w:cs="Courier New"/>
-                <w:color w:val="D4D4D4"/>
-                <w:sz w:val="18"/>
-                <w:szCs w:val="18"/>
-                <w:lang w:val="en-US"/>
-              </w:rPr>
-              <w:t xml:space="preserve">(), </w:t>
-            </w:r>
-            <w:proofErr w:type="spellStart"/>
-            <w:r>
-              <w:rPr>
-                <w:rFonts w:ascii="Courier New" w:eastAsia="Courier New" w:hAnsi="Courier New" w:cs="Courier New"/>
-                <w:color w:val="D4D4D4"/>
-                <w:sz w:val="18"/>
-                <w:szCs w:val="18"/>
-                <w:lang w:val="en-US"/>
-              </w:rPr>
-              <w:t>product.getPrice</w:t>
-            </w:r>
-            <w:proofErr w:type="spellEnd"/>
-            <w:r>
-              <w:rPr>
-                <w:rFonts w:ascii="Courier New" w:eastAsia="Courier New" w:hAnsi="Courier New" w:cs="Courier New"/>
-                <w:color w:val="D4D4D4"/>
-                <w:sz w:val="18"/>
-                <w:szCs w:val="18"/>
-                <w:lang w:val="en-US"/>
-              </w:rPr>
-              <w:t>(),</w:t>
+              </w:rPr>
+              <w:t xml:space="preserve">  }</w:t>
             </w:r>
           </w:p>
         </w:tc>
@@ -15323,6 +16287,9 @@
           <w:p>
             <w:pPr>
               <w:spacing w:before="20" w:after="20"/>
+              <w:rPr>
+                <w:lang w:val="en-US"/>
+              </w:rPr>
             </w:pPr>
             <w:r>
               <w:rPr>
@@ -15332,47 +16299,39 @@
                 <w:szCs w:val="18"/>
                 <w:lang w:val="en-US"/>
               </w:rPr>
-              <w:t xml:space="preserve">                          </w:t>
-            </w:r>
-            <w:proofErr w:type="spellStart"/>
-            <w:r>
-              <w:rPr>
-                <w:rFonts w:ascii="Courier New" w:eastAsia="Courier New" w:hAnsi="Courier New" w:cs="Courier New"/>
-                <w:color w:val="D4D4D4"/>
-                <w:sz w:val="18"/>
-                <w:szCs w:val="18"/>
-              </w:rPr>
-              <w:t>product.getStock</w:t>
-            </w:r>
-            <w:proofErr w:type="spellEnd"/>
-            <w:r>
-              <w:rPr>
-                <w:rFonts w:ascii="Courier New" w:eastAsia="Courier New" w:hAnsi="Courier New" w:cs="Courier New"/>
-                <w:color w:val="D4D4D4"/>
-                <w:sz w:val="18"/>
-                <w:szCs w:val="18"/>
-              </w:rPr>
-              <w:t xml:space="preserve">(), </w:t>
-            </w:r>
-            <w:proofErr w:type="spellStart"/>
-            <w:r>
-              <w:rPr>
-                <w:rFonts w:ascii="Courier New" w:eastAsia="Courier New" w:hAnsi="Courier New" w:cs="Courier New"/>
-                <w:color w:val="D4D4D4"/>
-                <w:sz w:val="18"/>
-                <w:szCs w:val="18"/>
-              </w:rPr>
-              <w:t>cat</w:t>
-            </w:r>
-            <w:proofErr w:type="spellEnd"/>
-            <w:r>
-              <w:rPr>
-                <w:rFonts w:ascii="Courier New" w:eastAsia="Courier New" w:hAnsi="Courier New" w:cs="Courier New"/>
-                <w:color w:val="D4D4D4"/>
-                <w:sz w:val="18"/>
-                <w:szCs w:val="18"/>
-              </w:rPr>
-              <w:t>);</w:t>
+              <w:t xml:space="preserve">  </w:t>
+            </w:r>
+            <w:r>
+              <w:rPr>
+                <w:rFonts w:ascii="Courier New" w:eastAsia="Courier New" w:hAnsi="Courier New" w:cs="Courier New"/>
+                <w:color w:val="D4D4D4"/>
+                <w:sz w:val="18"/>
+                <w:szCs w:val="18"/>
+                <w:lang w:val="en-US"/>
+              </w:rPr>
+              <w:t xml:space="preserve">if (result </w:t>
+            </w:r>
+            <w:proofErr w:type="spellStart"/>
+            <w:r>
+              <w:rPr>
+                <w:rFonts w:ascii="Courier New" w:eastAsia="Courier New" w:hAnsi="Courier New" w:cs="Courier New"/>
+                <w:color w:val="D4D4D4"/>
+                <w:sz w:val="18"/>
+                <w:szCs w:val="18"/>
+                <w:lang w:val="en-US"/>
+              </w:rPr>
+              <w:t>instanceof</w:t>
+            </w:r>
+            <w:proofErr w:type="spellEnd"/>
+            <w:r>
+              <w:rPr>
+                <w:rFonts w:ascii="Courier New" w:eastAsia="Courier New" w:hAnsi="Courier New" w:cs="Courier New"/>
+                <w:color w:val="D4D4D4"/>
+                <w:sz w:val="18"/>
+                <w:szCs w:val="18"/>
+                <w:lang w:val="en-US"/>
+              </w:rPr>
+              <w:t xml:space="preserve"> Category category) {</w:t>
             </w:r>
           </w:p>
         </w:tc>
@@ -15398,6 +16357,9 @@
           <w:p>
             <w:pPr>
               <w:spacing w:before="20" w:after="20"/>
+              <w:rPr>
+                <w:lang w:val="en-US"/>
+              </w:rPr>
             </w:pPr>
             <w:r>
               <w:rPr>
@@ -15405,8 +16367,53 @@
                 <w:color w:val="D4D4D4"/>
                 <w:sz w:val="18"/>
                 <w:szCs w:val="18"/>
-              </w:rPr>
-              <w:t xml:space="preserve">  }</w:t>
+                <w:lang w:val="en-US"/>
+              </w:rPr>
+              <w:t xml:space="preserve">     return "Category{name='%s'}</w:t>
+            </w:r>
+            <w:proofErr w:type="gramStart"/>
+            <w:r>
+              <w:rPr>
+                <w:rFonts w:ascii="Courier New" w:eastAsia="Courier New" w:hAnsi="Courier New" w:cs="Courier New"/>
+                <w:color w:val="D4D4D4"/>
+                <w:sz w:val="18"/>
+                <w:szCs w:val="18"/>
+                <w:lang w:val="en-US"/>
+              </w:rPr>
+              <w:t>".formatted</w:t>
+            </w:r>
+            <w:proofErr w:type="gramEnd"/>
+            <w:r>
+              <w:rPr>
+                <w:rFonts w:ascii="Courier New" w:eastAsia="Courier New" w:hAnsi="Courier New" w:cs="Courier New"/>
+                <w:color w:val="D4D4D4"/>
+                <w:sz w:val="18"/>
+                <w:szCs w:val="18"/>
+                <w:lang w:val="en-US"/>
+              </w:rPr>
+              <w:t>(</w:t>
+            </w:r>
+            <w:proofErr w:type="spellStart"/>
+            <w:r>
+              <w:rPr>
+                <w:rFonts w:ascii="Courier New" w:eastAsia="Courier New" w:hAnsi="Courier New" w:cs="Courier New"/>
+                <w:color w:val="D4D4D4"/>
+                <w:sz w:val="18"/>
+                <w:szCs w:val="18"/>
+                <w:lang w:val="en-US"/>
+              </w:rPr>
+              <w:t>category.getName</w:t>
+            </w:r>
+            <w:proofErr w:type="spellEnd"/>
+            <w:r>
+              <w:rPr>
+                <w:rFonts w:ascii="Courier New" w:eastAsia="Courier New" w:hAnsi="Courier New" w:cs="Courier New"/>
+                <w:color w:val="D4D4D4"/>
+                <w:sz w:val="18"/>
+                <w:szCs w:val="18"/>
+                <w:lang w:val="en-US"/>
+              </w:rPr>
+              <w:t>());</w:t>
             </w:r>
           </w:p>
         </w:tc>
@@ -15432,9 +16439,6 @@
           <w:p>
             <w:pPr>
               <w:spacing w:before="20" w:after="20"/>
-              <w:rPr>
-                <w:lang w:val="en-US"/>
-              </w:rPr>
             </w:pPr>
             <w:r>
               <w:rPr>
@@ -15452,31 +16456,8 @@
                 <w:color w:val="D4D4D4"/>
                 <w:sz w:val="18"/>
                 <w:szCs w:val="18"/>
-                <w:lang w:val="en-US"/>
-              </w:rPr>
-              <w:t xml:space="preserve">if (result </w:t>
-            </w:r>
-            <w:proofErr w:type="spellStart"/>
-            <w:r>
-              <w:rPr>
-                <w:rFonts w:ascii="Courier New" w:eastAsia="Courier New" w:hAnsi="Courier New" w:cs="Courier New"/>
-                <w:color w:val="D4D4D4"/>
-                <w:sz w:val="18"/>
-                <w:szCs w:val="18"/>
-                <w:lang w:val="en-US"/>
-              </w:rPr>
-              <w:t>instanceof</w:t>
-            </w:r>
-            <w:proofErr w:type="spellEnd"/>
-            <w:r>
-              <w:rPr>
-                <w:rFonts w:ascii="Courier New" w:eastAsia="Courier New" w:hAnsi="Courier New" w:cs="Courier New"/>
-                <w:color w:val="D4D4D4"/>
-                <w:sz w:val="18"/>
-                <w:szCs w:val="18"/>
-                <w:lang w:val="en-US"/>
-              </w:rPr>
-              <w:t xml:space="preserve"> Category category) {</w:t>
+              </w:rPr>
+              <w:t>}</w:t>
             </w:r>
           </w:p>
         </w:tc>
@@ -15514,29 +16495,61 @@
                 <w:szCs w:val="18"/>
                 <w:lang w:val="en-US"/>
               </w:rPr>
-              <w:t xml:space="preserve">        return "Category{name='%s'}".formatted(</w:t>
-            </w:r>
-            <w:proofErr w:type="spellStart"/>
-            <w:r>
-              <w:rPr>
-                <w:rFonts w:ascii="Courier New" w:eastAsia="Courier New" w:hAnsi="Courier New" w:cs="Courier New"/>
-                <w:color w:val="D4D4D4"/>
-                <w:sz w:val="18"/>
-                <w:szCs w:val="18"/>
-                <w:lang w:val="en-US"/>
-              </w:rPr>
-              <w:t>category.getName</w:t>
-            </w:r>
-            <w:proofErr w:type="spellEnd"/>
-            <w:r>
-              <w:rPr>
-                <w:rFonts w:ascii="Courier New" w:eastAsia="Courier New" w:hAnsi="Courier New" w:cs="Courier New"/>
-                <w:color w:val="D4D4D4"/>
-                <w:sz w:val="18"/>
-                <w:szCs w:val="18"/>
-                <w:lang w:val="en-US"/>
-              </w:rPr>
-              <w:t>());</w:t>
+              <w:t xml:space="preserve">  </w:t>
+            </w:r>
+            <w:r>
+              <w:rPr>
+                <w:rFonts w:ascii="Courier New" w:eastAsia="Courier New" w:hAnsi="Courier New" w:cs="Courier New"/>
+                <w:color w:val="D4D4D4"/>
+                <w:sz w:val="18"/>
+                <w:szCs w:val="18"/>
+                <w:lang w:val="en-US"/>
+              </w:rPr>
+              <w:t xml:space="preserve">if (result </w:t>
+            </w:r>
+            <w:proofErr w:type="spellStart"/>
+            <w:r>
+              <w:rPr>
+                <w:rFonts w:ascii="Courier New" w:eastAsia="Courier New" w:hAnsi="Courier New" w:cs="Courier New"/>
+                <w:color w:val="D4D4D4"/>
+                <w:sz w:val="18"/>
+                <w:szCs w:val="18"/>
+                <w:lang w:val="en-US"/>
+              </w:rPr>
+              <w:t>instanceof</w:t>
+            </w:r>
+            <w:proofErr w:type="spellEnd"/>
+            <w:r>
+              <w:rPr>
+                <w:rFonts w:ascii="Courier New" w:eastAsia="Courier New" w:hAnsi="Courier New" w:cs="Courier New"/>
+                <w:color w:val="D4D4D4"/>
+                <w:sz w:val="18"/>
+                <w:szCs w:val="18"/>
+                <w:lang w:val="en-US"/>
+              </w:rPr>
+              <w:t xml:space="preserve"> </w:t>
+            </w:r>
+            <w:proofErr w:type="gramStart"/>
+            <w:r>
+              <w:rPr>
+                <w:rFonts w:ascii="Courier New" w:eastAsia="Courier New" w:hAnsi="Courier New" w:cs="Courier New"/>
+                <w:color w:val="D4D4D4"/>
+                <w:sz w:val="18"/>
+                <w:szCs w:val="18"/>
+                <w:lang w:val="en-US"/>
+              </w:rPr>
+              <w:t>Object[</w:t>
+            </w:r>
+            <w:proofErr w:type="gramEnd"/>
+            <w:r>
+              <w:rPr>
+                <w:rFonts w:ascii="Courier New" w:eastAsia="Courier New" w:hAnsi="Courier New" w:cs="Courier New"/>
+                <w:color w:val="D4D4D4"/>
+                <w:sz w:val="18"/>
+                <w:szCs w:val="18"/>
+                <w:lang w:val="en-US"/>
+              </w:rPr>
+              <w:t>] row) {</w:t>
             </w:r>
           </w:p>
         </w:tc>
@@ -15571,16 +16584,76 @@
                 <w:szCs w:val="18"/>
                 <w:lang w:val="en-US"/>
               </w:rPr>
-              <w:t xml:space="preserve">  </w:t>
-            </w:r>
-            <w:r>
-              <w:rPr>
-                <w:rFonts w:ascii="Courier New" w:eastAsia="Courier New" w:hAnsi="Courier New" w:cs="Courier New"/>
-                <w:color w:val="D4D4D4"/>
-                <w:sz w:val="18"/>
-                <w:szCs w:val="18"/>
-              </w:rPr>
-              <w:t>}</w:t>
+              <w:t xml:space="preserve">     </w:t>
+            </w:r>
+            <w:r>
+              <w:rPr>
+                <w:rFonts w:ascii="Courier New" w:eastAsia="Courier New" w:hAnsi="Courier New" w:cs="Courier New"/>
+                <w:color w:val="D4D4D4"/>
+                <w:sz w:val="18"/>
+                <w:szCs w:val="18"/>
+              </w:rPr>
+              <w:t xml:space="preserve">// </w:t>
+            </w:r>
+            <w:proofErr w:type="spellStart"/>
+            <w:r>
+              <w:rPr>
+                <w:rFonts w:ascii="Courier New" w:eastAsia="Courier New" w:hAnsi="Courier New" w:cs="Courier New"/>
+                <w:color w:val="D4D4D4"/>
+                <w:sz w:val="18"/>
+                <w:szCs w:val="18"/>
+              </w:rPr>
+              <w:t>Queries</w:t>
+            </w:r>
+            <w:proofErr w:type="spellEnd"/>
+            <w:r>
+              <w:rPr>
+                <w:rFonts w:ascii="Courier New" w:eastAsia="Courier New" w:hAnsi="Courier New" w:cs="Courier New"/>
+                <w:color w:val="D4D4D4"/>
+                <w:sz w:val="18"/>
+                <w:szCs w:val="18"/>
+              </w:rPr>
+              <w:t xml:space="preserve"> de agregação: SELECT </w:t>
+            </w:r>
+            <w:proofErr w:type="gramStart"/>
+            <w:r>
+              <w:rPr>
+                <w:rFonts w:ascii="Courier New" w:eastAsia="Courier New" w:hAnsi="Courier New" w:cs="Courier New"/>
+                <w:color w:val="D4D4D4"/>
+                <w:sz w:val="18"/>
+                <w:szCs w:val="18"/>
+              </w:rPr>
+              <w:t>p.category.name</w:t>
+            </w:r>
+            <w:proofErr w:type="gramEnd"/>
+            <w:r>
+              <w:rPr>
+                <w:rFonts w:ascii="Courier New" w:eastAsia="Courier New" w:hAnsi="Courier New" w:cs="Courier New"/>
+                <w:color w:val="D4D4D4"/>
+                <w:sz w:val="18"/>
+                <w:szCs w:val="18"/>
+              </w:rPr>
+              <w:t>, AVG(</w:t>
+            </w:r>
+            <w:proofErr w:type="spellStart"/>
+            <w:r>
+              <w:rPr>
+                <w:rFonts w:ascii="Courier New" w:eastAsia="Courier New" w:hAnsi="Courier New" w:cs="Courier New"/>
+                <w:color w:val="D4D4D4"/>
+                <w:sz w:val="18"/>
+                <w:szCs w:val="18"/>
+              </w:rPr>
+              <w:t>p.price</w:t>
+            </w:r>
+            <w:proofErr w:type="spellEnd"/>
+            <w:r>
+              <w:rPr>
+                <w:rFonts w:ascii="Courier New" w:eastAsia="Courier New" w:hAnsi="Courier New" w:cs="Courier New"/>
+                <w:color w:val="D4D4D4"/>
+                <w:sz w:val="18"/>
+                <w:szCs w:val="18"/>
+              </w:rPr>
+              <w:t>)</w:t>
             </w:r>
           </w:p>
         </w:tc>
@@ -15616,41 +16689,84 @@
                 <w:color w:val="D4D4D4"/>
                 <w:sz w:val="18"/>
                 <w:szCs w:val="18"/>
-                <w:lang w:val="en-US"/>
-              </w:rPr>
-              <w:t xml:space="preserve">  </w:t>
-            </w:r>
-            <w:r>
-              <w:rPr>
-                <w:rFonts w:ascii="Courier New" w:eastAsia="Courier New" w:hAnsi="Courier New" w:cs="Courier New"/>
-                <w:color w:val="D4D4D4"/>
-                <w:sz w:val="18"/>
-                <w:szCs w:val="18"/>
-                <w:lang w:val="en-US"/>
-              </w:rPr>
-              <w:t xml:space="preserve">if (result </w:t>
-            </w:r>
-            <w:proofErr w:type="spellStart"/>
-            <w:r>
-              <w:rPr>
-                <w:rFonts w:ascii="Courier New" w:eastAsia="Courier New" w:hAnsi="Courier New" w:cs="Courier New"/>
-                <w:color w:val="D4D4D4"/>
-                <w:sz w:val="18"/>
-                <w:szCs w:val="18"/>
-                <w:lang w:val="en-US"/>
-              </w:rPr>
-              <w:t>instanceof</w:t>
-            </w:r>
-            <w:proofErr w:type="spellEnd"/>
-            <w:r>
-              <w:rPr>
-                <w:rFonts w:ascii="Courier New" w:eastAsia="Courier New" w:hAnsi="Courier New" w:cs="Courier New"/>
-                <w:color w:val="D4D4D4"/>
-                <w:sz w:val="18"/>
-                <w:szCs w:val="18"/>
-                <w:lang w:val="en-US"/>
-              </w:rPr>
-              <w:t xml:space="preserve"> Object[] row) {</w:t>
+              </w:rPr>
+              <w:t xml:space="preserve">     </w:t>
+            </w:r>
+            <w:r>
+              <w:rPr>
+                <w:rFonts w:ascii="Courier New" w:eastAsia="Courier New" w:hAnsi="Courier New" w:cs="Courier New"/>
+                <w:color w:val="D4D4D4"/>
+                <w:sz w:val="18"/>
+                <w:szCs w:val="18"/>
+                <w:lang w:val="en-US"/>
+              </w:rPr>
+              <w:t xml:space="preserve">return </w:t>
+            </w:r>
+            <w:proofErr w:type="spellStart"/>
+            <w:r>
+              <w:rPr>
+                <w:rFonts w:ascii="Courier New" w:eastAsia="Courier New" w:hAnsi="Courier New" w:cs="Courier New"/>
+                <w:color w:val="D4D4D4"/>
+                <w:sz w:val="18"/>
+                <w:szCs w:val="18"/>
+                <w:lang w:val="en-US"/>
+              </w:rPr>
+              <w:t>Arrays.stream</w:t>
+            </w:r>
+            <w:proofErr w:type="spellEnd"/>
+            <w:r>
+              <w:rPr>
+                <w:rFonts w:ascii="Courier New" w:eastAsia="Courier New" w:hAnsi="Courier New" w:cs="Courier New"/>
+                <w:color w:val="D4D4D4"/>
+                <w:sz w:val="18"/>
+                <w:szCs w:val="18"/>
+                <w:lang w:val="en-US"/>
+              </w:rPr>
+              <w:t>(row</w:t>
+            </w:r>
+            <w:proofErr w:type="gramStart"/>
+            <w:r>
+              <w:rPr>
+                <w:rFonts w:ascii="Courier New" w:eastAsia="Courier New" w:hAnsi="Courier New" w:cs="Courier New"/>
+                <w:color w:val="D4D4D4"/>
+                <w:sz w:val="18"/>
+                <w:szCs w:val="18"/>
+                <w:lang w:val="en-US"/>
+              </w:rPr>
+              <w:t>).map</w:t>
+            </w:r>
+            <w:proofErr w:type="gramEnd"/>
+            <w:r>
+              <w:rPr>
+                <w:rFonts w:ascii="Courier New" w:eastAsia="Courier New" w:hAnsi="Courier New" w:cs="Courier New"/>
+                <w:color w:val="D4D4D4"/>
+                <w:sz w:val="18"/>
+                <w:szCs w:val="18"/>
+                <w:lang w:val="en-US"/>
+              </w:rPr>
+              <w:t>(String::</w:t>
+            </w:r>
+            <w:proofErr w:type="spellStart"/>
+            <w:r>
+              <w:rPr>
+                <w:rFonts w:ascii="Courier New" w:eastAsia="Courier New" w:hAnsi="Courier New" w:cs="Courier New"/>
+                <w:color w:val="D4D4D4"/>
+                <w:sz w:val="18"/>
+                <w:szCs w:val="18"/>
+                <w:lang w:val="en-US"/>
+              </w:rPr>
+              <w:t>valueOf</w:t>
+            </w:r>
+            <w:proofErr w:type="spellEnd"/>
+            <w:r>
+              <w:rPr>
+                <w:rFonts w:ascii="Courier New" w:eastAsia="Courier New" w:hAnsi="Courier New" w:cs="Courier New"/>
+                <w:color w:val="D4D4D4"/>
+                <w:sz w:val="18"/>
+                <w:szCs w:val="18"/>
+                <w:lang w:val="en-US"/>
+              </w:rPr>
+              <w:t>)</w:t>
             </w:r>
           </w:p>
         </w:tc>
@@ -15685,56 +16801,68 @@
                 <w:szCs w:val="18"/>
                 <w:lang w:val="en-US"/>
               </w:rPr>
-              <w:t xml:space="preserve">        </w:t>
-            </w:r>
-            <w:r>
-              <w:rPr>
-                <w:rFonts w:ascii="Courier New" w:eastAsia="Courier New" w:hAnsi="Courier New" w:cs="Courier New"/>
-                <w:color w:val="D4D4D4"/>
-                <w:sz w:val="18"/>
-                <w:szCs w:val="18"/>
-              </w:rPr>
-              <w:t xml:space="preserve">// </w:t>
-            </w:r>
-            <w:proofErr w:type="spellStart"/>
-            <w:r>
-              <w:rPr>
-                <w:rFonts w:ascii="Courier New" w:eastAsia="Courier New" w:hAnsi="Courier New" w:cs="Courier New"/>
-                <w:color w:val="D4D4D4"/>
-                <w:sz w:val="18"/>
-                <w:szCs w:val="18"/>
-              </w:rPr>
-              <w:t>Queries</w:t>
-            </w:r>
-            <w:proofErr w:type="spellEnd"/>
-            <w:r>
-              <w:rPr>
-                <w:rFonts w:ascii="Courier New" w:eastAsia="Courier New" w:hAnsi="Courier New" w:cs="Courier New"/>
-                <w:color w:val="D4D4D4"/>
-                <w:sz w:val="18"/>
-                <w:szCs w:val="18"/>
-              </w:rPr>
-              <w:t xml:space="preserve"> de agregação: SELECT p.category.name, AVG(</w:t>
-            </w:r>
-            <w:proofErr w:type="spellStart"/>
-            <w:r>
-              <w:rPr>
-                <w:rFonts w:ascii="Courier New" w:eastAsia="Courier New" w:hAnsi="Courier New" w:cs="Courier New"/>
-                <w:color w:val="D4D4D4"/>
-                <w:sz w:val="18"/>
-                <w:szCs w:val="18"/>
-              </w:rPr>
-              <w:t>p.price</w:t>
-            </w:r>
-            <w:proofErr w:type="spellEnd"/>
-            <w:r>
-              <w:rPr>
-                <w:rFonts w:ascii="Courier New" w:eastAsia="Courier New" w:hAnsi="Courier New" w:cs="Courier New"/>
-                <w:color w:val="D4D4D4"/>
-                <w:sz w:val="18"/>
-                <w:szCs w:val="18"/>
-              </w:rPr>
-              <w:t>)</w:t>
+              <w:t xml:space="preserve">      </w:t>
+            </w:r>
+            <w:r>
+              <w:rPr>
+                <w:rFonts w:ascii="Courier New" w:eastAsia="Courier New" w:hAnsi="Courier New" w:cs="Courier New"/>
+                <w:color w:val="D4D4D4"/>
+                <w:sz w:val="18"/>
+                <w:szCs w:val="18"/>
+                <w:lang w:val="en-US"/>
+              </w:rPr>
+              <w:t xml:space="preserve"> </w:t>
+            </w:r>
+            <w:proofErr w:type="gramStart"/>
+            <w:r>
+              <w:rPr>
+                <w:rFonts w:ascii="Courier New" w:eastAsia="Courier New" w:hAnsi="Courier New" w:cs="Courier New"/>
+                <w:color w:val="D4D4D4"/>
+                <w:sz w:val="18"/>
+                <w:szCs w:val="18"/>
+              </w:rPr>
+              <w:t>.</w:t>
+            </w:r>
+            <w:proofErr w:type="spellStart"/>
+            <w:r>
+              <w:rPr>
+                <w:rFonts w:ascii="Courier New" w:eastAsia="Courier New" w:hAnsi="Courier New" w:cs="Courier New"/>
+                <w:color w:val="D4D4D4"/>
+                <w:sz w:val="18"/>
+                <w:szCs w:val="18"/>
+              </w:rPr>
+              <w:t>collect</w:t>
+            </w:r>
+            <w:proofErr w:type="spellEnd"/>
+            <w:proofErr w:type="gramEnd"/>
+            <w:r>
+              <w:rPr>
+                <w:rFonts w:ascii="Courier New" w:eastAsia="Courier New" w:hAnsi="Courier New" w:cs="Courier New"/>
+                <w:color w:val="D4D4D4"/>
+                <w:sz w:val="18"/>
+                <w:szCs w:val="18"/>
+              </w:rPr>
+              <w:t>(</w:t>
+            </w:r>
+            <w:proofErr w:type="spellStart"/>
+            <w:r>
+              <w:rPr>
+                <w:rFonts w:ascii="Courier New" w:eastAsia="Courier New" w:hAnsi="Courier New" w:cs="Courier New"/>
+                <w:color w:val="D4D4D4"/>
+                <w:sz w:val="18"/>
+                <w:szCs w:val="18"/>
+              </w:rPr>
+              <w:t>Collectors.joining</w:t>
+            </w:r>
+            <w:proofErr w:type="spellEnd"/>
+            <w:r>
+              <w:rPr>
+                <w:rFonts w:ascii="Courier New" w:eastAsia="Courier New" w:hAnsi="Courier New" w:cs="Courier New"/>
+                <w:color w:val="D4D4D4"/>
+                <w:sz w:val="18"/>
+                <w:szCs w:val="18"/>
+              </w:rPr>
+              <w:t>(" | "));</w:t>
             </w:r>
           </w:p>
         </w:tc>
@@ -15760,9 +16888,6 @@
           <w:p>
             <w:pPr>
               <w:spacing w:before="20" w:after="20"/>
-              <w:rPr>
-                <w:lang w:val="en-US"/>
-              </w:rPr>
             </w:pPr>
             <w:r>
               <w:rPr>
@@ -15771,61 +16896,7 @@
                 <w:sz w:val="18"/>
                 <w:szCs w:val="18"/>
               </w:rPr>
-              <w:t xml:space="preserve">        </w:t>
-            </w:r>
-            <w:r>
-              <w:rPr>
-                <w:rFonts w:ascii="Courier New" w:eastAsia="Courier New" w:hAnsi="Courier New" w:cs="Courier New"/>
-                <w:color w:val="D4D4D4"/>
-                <w:sz w:val="18"/>
-                <w:szCs w:val="18"/>
-                <w:lang w:val="en-US"/>
-              </w:rPr>
-              <w:t xml:space="preserve">return </w:t>
-            </w:r>
-            <w:proofErr w:type="spellStart"/>
-            <w:r>
-              <w:rPr>
-                <w:rFonts w:ascii="Courier New" w:eastAsia="Courier New" w:hAnsi="Courier New" w:cs="Courier New"/>
-                <w:color w:val="D4D4D4"/>
-                <w:sz w:val="18"/>
-                <w:szCs w:val="18"/>
-                <w:lang w:val="en-US"/>
-              </w:rPr>
-              <w:t>Arrays.stream</w:t>
-            </w:r>
-            <w:proofErr w:type="spellEnd"/>
-            <w:r>
-              <w:rPr>
-                <w:rFonts w:ascii="Courier New" w:eastAsia="Courier New" w:hAnsi="Courier New" w:cs="Courier New"/>
-                <w:color w:val="D4D4D4"/>
-                <w:sz w:val="18"/>
-                <w:szCs w:val="18"/>
-                <w:lang w:val="en-US"/>
-              </w:rPr>
-              <w:t>(row).map(String::</w:t>
-            </w:r>
-            <w:proofErr w:type="spellStart"/>
-            <w:r>
-              <w:rPr>
-                <w:rFonts w:ascii="Courier New" w:eastAsia="Courier New" w:hAnsi="Courier New" w:cs="Courier New"/>
-                <w:color w:val="D4D4D4"/>
-                <w:sz w:val="18"/>
-                <w:szCs w:val="18"/>
-                <w:lang w:val="en-US"/>
-              </w:rPr>
-              <w:t>valueOf</w:t>
-            </w:r>
-            <w:proofErr w:type="spellEnd"/>
-            <w:r>
-              <w:rPr>
-                <w:rFonts w:ascii="Courier New" w:eastAsia="Courier New" w:hAnsi="Courier New" w:cs="Courier New"/>
-                <w:color w:val="D4D4D4"/>
-                <w:sz w:val="18"/>
-                <w:szCs w:val="18"/>
-                <w:lang w:val="en-US"/>
-              </w:rPr>
-              <w:t>)</w:t>
+              <w:t xml:space="preserve">  }</w:t>
             </w:r>
           </w:p>
         </w:tc>
@@ -15858,28 +16929,38 @@
                 <w:color w:val="D4D4D4"/>
                 <w:sz w:val="18"/>
                 <w:szCs w:val="18"/>
-                <w:lang w:val="en-US"/>
-              </w:rPr>
-              <w:t xml:space="preserve">                     </w:t>
-            </w:r>
-            <w:r>
-              <w:rPr>
-                <w:rFonts w:ascii="Courier New" w:eastAsia="Courier New" w:hAnsi="Courier New" w:cs="Courier New"/>
-                <w:color w:val="D4D4D4"/>
-                <w:sz w:val="18"/>
-                <w:szCs w:val="18"/>
-              </w:rPr>
-              <w:t>.</w:t>
-            </w:r>
-            <w:proofErr w:type="spellStart"/>
-            <w:r>
-              <w:rPr>
-                <w:rFonts w:ascii="Courier New" w:eastAsia="Courier New" w:hAnsi="Courier New" w:cs="Courier New"/>
-                <w:color w:val="D4D4D4"/>
-                <w:sz w:val="18"/>
-                <w:szCs w:val="18"/>
-              </w:rPr>
-              <w:t>collect</w:t>
+              </w:rPr>
+              <w:t xml:space="preserve">    </w:t>
+            </w:r>
+            <w:proofErr w:type="spellStart"/>
+            <w:r>
+              <w:rPr>
+                <w:rFonts w:ascii="Courier New" w:eastAsia="Courier New" w:hAnsi="Courier New" w:cs="Courier New"/>
+                <w:color w:val="D4D4D4"/>
+                <w:sz w:val="18"/>
+                <w:szCs w:val="18"/>
+              </w:rPr>
+              <w:t>return</w:t>
+            </w:r>
+            <w:proofErr w:type="spellEnd"/>
+            <w:r>
+              <w:rPr>
+                <w:rFonts w:ascii="Courier New" w:eastAsia="Courier New" w:hAnsi="Courier New" w:cs="Courier New"/>
+                <w:color w:val="D4D4D4"/>
+                <w:sz w:val="18"/>
+                <w:szCs w:val="18"/>
+              </w:rPr>
+              <w:t xml:space="preserve"> </w:t>
+            </w:r>
+            <w:proofErr w:type="spellStart"/>
+            <w:r>
+              <w:rPr>
+                <w:rFonts w:ascii="Courier New" w:eastAsia="Courier New" w:hAnsi="Courier New" w:cs="Courier New"/>
+                <w:color w:val="D4D4D4"/>
+                <w:sz w:val="18"/>
+                <w:szCs w:val="18"/>
+              </w:rPr>
+              <w:t>String.valueOf</w:t>
             </w:r>
             <w:proofErr w:type="spellEnd"/>
             <w:r>
@@ -15899,17 +16980,17 @@
                 <w:sz w:val="18"/>
                 <w:szCs w:val="18"/>
               </w:rPr>
-              <w:t>Collectors.joining</w:t>
-            </w:r>
-            <w:proofErr w:type="spellEnd"/>
-            <w:r>
-              <w:rPr>
-                <w:rFonts w:ascii="Courier New" w:eastAsia="Courier New" w:hAnsi="Courier New" w:cs="Courier New"/>
-                <w:color w:val="D4D4D4"/>
-                <w:sz w:val="18"/>
-                <w:szCs w:val="18"/>
-              </w:rPr>
-              <w:t>(" | "));</w:t>
+              <w:t>result</w:t>
+            </w:r>
+            <w:proofErr w:type="spellEnd"/>
+            <w:r>
+              <w:rPr>
+                <w:rFonts w:ascii="Courier New" w:eastAsia="Courier New" w:hAnsi="Courier New" w:cs="Courier New"/>
+                <w:color w:val="D4D4D4"/>
+                <w:sz w:val="18"/>
+                <w:szCs w:val="18"/>
+              </w:rPr>
+              <w:t>);</w:t>
             </w:r>
           </w:p>
         </w:tc>
@@ -15943,134 +17024,7 @@
                 <w:sz w:val="18"/>
                 <w:szCs w:val="18"/>
               </w:rPr>
-              <w:t xml:space="preserve">  }</w:t>
-            </w:r>
-          </w:p>
-        </w:tc>
-      </w:tr>
-      <w:tr>
-        <w:tc>
-          <w:tcPr>
-            <w:tcW w:w="9026" w:type="dxa"/>
-            <w:tcBorders>
-              <w:top w:val="none" w:sz="0" w:space="0" w:color="FFFFFF"/>
-              <w:left w:val="none" w:sz="0" w:space="0" w:color="FFFFFF"/>
-              <w:bottom w:val="none" w:sz="0" w:space="0" w:color="FFFFFF"/>
-              <w:right w:val="none" w:sz="0" w:space="0" w:color="FFFFFF"/>
-            </w:tcBorders>
-            <w:shd w:val="clear" w:color="auto" w:fill="1E1E1E"/>
-            <w:tcMar>
-              <w:top w:w="40" w:type="dxa"/>
-              <w:left w:w="200" w:type="dxa"/>
-              <w:bottom w:w="40" w:type="dxa"/>
-              <w:right w:w="180" w:type="dxa"/>
-            </w:tcMar>
-          </w:tcPr>
-          <w:p>
-            <w:pPr>
-              <w:spacing w:before="20" w:after="20"/>
-            </w:pPr>
-            <w:r>
-              <w:rPr>
-                <w:rFonts w:ascii="Courier New" w:eastAsia="Courier New" w:hAnsi="Courier New" w:cs="Courier New"/>
-                <w:color w:val="D4D4D4"/>
-                <w:sz w:val="18"/>
-                <w:szCs w:val="18"/>
-              </w:rPr>
-              <w:t xml:space="preserve">    </w:t>
-            </w:r>
-            <w:proofErr w:type="spellStart"/>
-            <w:r>
-              <w:rPr>
-                <w:rFonts w:ascii="Courier New" w:eastAsia="Courier New" w:hAnsi="Courier New" w:cs="Courier New"/>
-                <w:color w:val="D4D4D4"/>
-                <w:sz w:val="18"/>
-                <w:szCs w:val="18"/>
-              </w:rPr>
-              <w:t>return</w:t>
-            </w:r>
-            <w:proofErr w:type="spellEnd"/>
-            <w:r>
-              <w:rPr>
-                <w:rFonts w:ascii="Courier New" w:eastAsia="Courier New" w:hAnsi="Courier New" w:cs="Courier New"/>
-                <w:color w:val="D4D4D4"/>
-                <w:sz w:val="18"/>
-                <w:szCs w:val="18"/>
-              </w:rPr>
-              <w:t xml:space="preserve"> </w:t>
-            </w:r>
-            <w:proofErr w:type="spellStart"/>
-            <w:r>
-              <w:rPr>
-                <w:rFonts w:ascii="Courier New" w:eastAsia="Courier New" w:hAnsi="Courier New" w:cs="Courier New"/>
-                <w:color w:val="D4D4D4"/>
-                <w:sz w:val="18"/>
-                <w:szCs w:val="18"/>
-              </w:rPr>
-              <w:t>String.valueOf</w:t>
-            </w:r>
-            <w:proofErr w:type="spellEnd"/>
-            <w:r>
-              <w:rPr>
-                <w:rFonts w:ascii="Courier New" w:eastAsia="Courier New" w:hAnsi="Courier New" w:cs="Courier New"/>
-                <w:color w:val="D4D4D4"/>
-                <w:sz w:val="18"/>
-                <w:szCs w:val="18"/>
-              </w:rPr>
-              <w:t>(</w:t>
-            </w:r>
-            <w:proofErr w:type="spellStart"/>
-            <w:r>
-              <w:rPr>
-                <w:rFonts w:ascii="Courier New" w:eastAsia="Courier New" w:hAnsi="Courier New" w:cs="Courier New"/>
-                <w:color w:val="D4D4D4"/>
-                <w:sz w:val="18"/>
-                <w:szCs w:val="18"/>
-              </w:rPr>
-              <w:t>result</w:t>
-            </w:r>
-            <w:proofErr w:type="spellEnd"/>
-            <w:r>
-              <w:rPr>
-                <w:rFonts w:ascii="Courier New" w:eastAsia="Courier New" w:hAnsi="Courier New" w:cs="Courier New"/>
-                <w:color w:val="D4D4D4"/>
-                <w:sz w:val="18"/>
-                <w:szCs w:val="18"/>
-              </w:rPr>
-              <w:t>);</w:t>
-            </w:r>
-          </w:p>
-        </w:tc>
-      </w:tr>
-      <w:tr>
-        <w:tc>
-          <w:tcPr>
-            <w:tcW w:w="9026" w:type="dxa"/>
-            <w:tcBorders>
-              <w:top w:val="none" w:sz="0" w:space="0" w:color="FFFFFF"/>
-              <w:left w:val="none" w:sz="0" w:space="0" w:color="FFFFFF"/>
-              <w:bottom w:val="none" w:sz="0" w:space="0" w:color="FFFFFF"/>
-              <w:right w:val="none" w:sz="0" w:space="0" w:color="FFFFFF"/>
-            </w:tcBorders>
-            <w:shd w:val="clear" w:color="auto" w:fill="1E1E1E"/>
-            <w:tcMar>
-              <w:top w:w="40" w:type="dxa"/>
-              <w:left w:w="200" w:type="dxa"/>
-              <w:bottom w:w="40" w:type="dxa"/>
-              <w:right w:w="180" w:type="dxa"/>
-            </w:tcMar>
-          </w:tcPr>
-          <w:p>
-            <w:pPr>
-              <w:spacing w:before="20" w:after="20"/>
-            </w:pPr>
-            <w:r>
-              <w:rPr>
-                <w:rFonts w:ascii="Courier New" w:eastAsia="Courier New" w:hAnsi="Courier New" w:cs="Courier New"/>
-                <w:color w:val="D4D4D4"/>
-                <w:sz w:val="18"/>
-                <w:szCs w:val="18"/>
-              </w:rPr>
+              <w:lastRenderedPageBreak/>
               <w:t>}</w:t>
             </w:r>
           </w:p>
@@ -16140,6 +17094,7 @@
         <w:t xml:space="preserve">.java — </w:t>
       </w:r>
       <w:proofErr w:type="spellStart"/>
+      <w:proofErr w:type="gramStart"/>
       <w:r>
         <w:rPr>
           <w:i/>
@@ -16159,7 +17114,18 @@
           <w:sz w:val="20"/>
           <w:szCs w:val="20"/>
         </w:rPr>
-        <w:t xml:space="preserve">() com </w:t>
+        <w:t>(</w:t>
+      </w:r>
+      <w:proofErr w:type="gramEnd"/>
+      <w:r>
+        <w:rPr>
+          <w:i/>
+          <w:iCs/>
+          <w:color w:val="595959"/>
+          <w:sz w:val="20"/>
+          <w:szCs w:val="20"/>
+        </w:rPr>
+        <w:t xml:space="preserve">) com </w:t>
       </w:r>
       <w:proofErr w:type="spellStart"/>
       <w:r>
@@ -16212,7 +17178,6 @@
       </w:pPr>
       <w:bookmarkStart w:id="14" w:name="_Toc230356109"/>
       <w:r>
-        <w:lastRenderedPageBreak/>
         <w:t xml:space="preserve">Pipeline Fixa </w:t>
       </w:r>
       <w:proofErr w:type="spellStart"/>
@@ -16677,6 +17642,7 @@
         <w:t xml:space="preserve">Tabela 5 — Pipeline fixa </w:t>
       </w:r>
       <w:proofErr w:type="spellStart"/>
+      <w:proofErr w:type="gramStart"/>
       <w:r>
         <w:rPr>
           <w:i/>
@@ -16698,6 +17664,7 @@
         </w:rPr>
         <w:t xml:space="preserve"> Agente</w:t>
       </w:r>
+      <w:proofErr w:type="gramEnd"/>
     </w:p>
     <w:p>
       <w:r>
@@ -16753,7 +17720,7 @@
         <w:rPr>
           <w:color w:val="000000" w:themeColor="text1"/>
         </w:rPr>
-        <w:t>HibernateQueryTool</w:t>
+        <w:t>HqlQueryExecutor</w:t>
       </w:r>
       <w:proofErr w:type="spellEnd"/>
       <w:r>
@@ -16919,9 +17886,17 @@
       </w:pPr>
       <w:r>
         <w:rPr>
+          <w:b/>
+          <w:bCs/>
           <w:color w:val="000000" w:themeColor="text1"/>
         </w:rPr>
-        <w:t xml:space="preserve">Serviços de LLM: </w:t>
+        <w:t>Serviços de LLM:</w:t>
+      </w:r>
+      <w:r>
+        <w:rPr>
+          <w:color w:val="000000" w:themeColor="text1"/>
+        </w:rPr>
+        <w:t xml:space="preserve"> </w:t>
       </w:r>
       <w:proofErr w:type="spellStart"/>
       <w:r>
@@ -17032,7 +18007,14 @@
         <w:spacing w:before="60" w:after="60"/>
       </w:pPr>
       <w:r>
-        <w:t>@V (variáveis): o @UserMessage pode ter múltiplas variáveis — {{</w:t>
+        <w:rPr>
+          <w:b/>
+          <w:bCs/>
+        </w:rPr>
+        <w:t>@V (variáveis):</w:t>
+      </w:r>
+      <w:r>
+        <w:t xml:space="preserve"> o @UserMessage pode ter múltiplas variáveis — {{</w:t>
       </w:r>
       <w:proofErr w:type="spellStart"/>
       <w:r>
@@ -17077,7 +18059,14 @@
         <w:spacing w:before="60" w:after="60"/>
       </w:pPr>
       <w:r>
-        <w:t xml:space="preserve">Portabilidade do modelo: mudar de </w:t>
+        <w:rPr>
+          <w:b/>
+          <w:bCs/>
+        </w:rPr>
+        <w:t>Portabilidade do modelo:</w:t>
+      </w:r>
+      <w:r>
+        <w:t xml:space="preserve"> mudar de </w:t>
       </w:r>
       <w:proofErr w:type="spellStart"/>
       <w:r>
@@ -17104,10 +18093,12 @@
         <w:t xml:space="preserve"> no </w:t>
       </w:r>
       <w:proofErr w:type="spellStart"/>
+      <w:proofErr w:type="gramStart"/>
       <w:r>
         <w:t>application.properties</w:t>
       </w:r>
       <w:proofErr w:type="spellEnd"/>
+      <w:proofErr w:type="gramEnd"/>
       <w:r>
         <w:t xml:space="preserve"> — o código Java não muda.</w:t>
       </w:r>
@@ -17135,18 +18126,34 @@
         <w:spacing w:before="60" w:after="60"/>
       </w:pPr>
       <w:r>
+        <w:rPr>
+          <w:b/>
+          <w:bCs/>
+        </w:rPr>
         <w:t xml:space="preserve">Não está a fazer </w:t>
       </w:r>
       <w:proofErr w:type="spellStart"/>
       <w:r>
+        <w:rPr>
+          <w:b/>
+          <w:bCs/>
+        </w:rPr>
         <w:t>function</w:t>
       </w:r>
       <w:proofErr w:type="spellEnd"/>
       <w:r>
+        <w:rPr>
+          <w:b/>
+          <w:bCs/>
+        </w:rPr>
         <w:t xml:space="preserve"> </w:t>
       </w:r>
       <w:proofErr w:type="spellStart"/>
       <w:r>
+        <w:rPr>
+          <w:b/>
+          <w:bCs/>
+        </w:rPr>
         <w:t>calling</w:t>
       </w:r>
       <w:proofErr w:type="spellEnd"/>
@@ -17155,7 +18162,10 @@
       </w:r>
       <w:proofErr w:type="spellStart"/>
       <w:r>
-        <w:t>queryTool.executeHqlQuery</w:t>
+        <w:t>queryExecutor</w:t>
+      </w:r>
+      <w:r>
+        <w:t>.executeHqlQuery</w:t>
       </w:r>
       <w:proofErr w:type="spellEnd"/>
       <w:r>
@@ -17180,7 +18190,22 @@
         <w:spacing w:before="60" w:after="60"/>
       </w:pPr>
       <w:r>
-        <w:t>Não está a gerir memória de conversa — cada chamada a chat() é independente (</w:t>
+        <w:rPr>
+          <w:b/>
+          <w:bCs/>
+        </w:rPr>
+        <w:t>Não está a gerir memória de conversa</w:t>
+      </w:r>
+      <w:r>
+        <w:t xml:space="preserve"> — cada chamada a </w:t>
+      </w:r>
+      <w:proofErr w:type="gramStart"/>
+      <w:r>
+        <w:t>chat(</w:t>
+      </w:r>
+      <w:proofErr w:type="gramEnd"/>
+      <w:r>
+        <w:t>) é independente (</w:t>
       </w:r>
       <w:proofErr w:type="spellStart"/>
       <w:r>
@@ -17201,7 +18226,14 @@
         <w:spacing w:before="80" w:after="60"/>
       </w:pPr>
       <w:r>
-        <w:t xml:space="preserve">Não está a usar agentes autónomos — o fluxo de execução é determinístico e controlado pelo </w:t>
+        <w:rPr>
+          <w:b/>
+          <w:bCs/>
+        </w:rPr>
+        <w:t>Não está a usar agentes autónomos</w:t>
+      </w:r>
+      <w:r>
+        <w:t xml:space="preserve"> — o fluxo de execução é determinístico e controlado pelo </w:t>
       </w:r>
       <w:proofErr w:type="spellStart"/>
       <w:r>
@@ -17304,6 +18336,7 @@
               <w:t xml:space="preserve">Para usar GPT-4o-mini em vez de qwen2.5:3b: (1) adicionar dependência langchain4j-open-ai-spring-boot-starter; (2) no </w:t>
             </w:r>
             <w:proofErr w:type="spellStart"/>
+            <w:proofErr w:type="gramStart"/>
             <w:r>
               <w:rPr>
                 <w:color w:val="333333"/>
@@ -17313,6 +18346,7 @@
               <w:t>application.properties</w:t>
             </w:r>
             <w:proofErr w:type="spellEnd"/>
+            <w:proofErr w:type="gramEnd"/>
             <w:r>
               <w:rPr>
                 <w:color w:val="333333"/>
@@ -17346,6 +18380,7 @@
                 <w:sz w:val="20"/>
                 <w:szCs w:val="20"/>
               </w:rPr>
+              <w:lastRenderedPageBreak/>
               <w:t>descomentar</w:t>
             </w:r>
             <w:proofErr w:type="spellEnd"/>
@@ -17462,7 +18497,6 @@
       </w:pPr>
       <w:bookmarkStart w:id="16" w:name="_Toc230356111"/>
       <w:r>
-        <w:lastRenderedPageBreak/>
         <w:t xml:space="preserve">LangChain4j </w:t>
       </w:r>
       <w:proofErr w:type="spellStart"/>
@@ -17673,7 +18707,21 @@
           <w:noProof/>
           <w:color w:val="000000" w:themeColor="text1"/>
         </w:rPr>
-        <w:t>No projeto Spring AI, o essencial é a mesma separação de responsabilidades: o DatabaseAssistant continua a orquestrar, o HqlGenerator gera HQL com ChatClient, o HibernateQueryTool executa via Hibernate, e o AnswerFormatter formata a resposta final. A diferença face ao LangChain4j está apenas na forma de chamar o LLM: aqui são classes @Service com ChatClient.</w:t>
+        <w:t xml:space="preserve">No projeto Spring AI, o essencial é a mesma separação de responsabilidades: o DatabaseAssistant continua a orquestrar, o HqlGenerator gera HQL com ChatClient, o </w:t>
+      </w:r>
+      <w:r>
+        <w:rPr>
+          <w:noProof/>
+          <w:color w:val="000000" w:themeColor="text1"/>
+        </w:rPr>
+        <w:t>HqlQueryExecutor</w:t>
+      </w:r>
+      <w:r>
+        <w:rPr>
+          <w:noProof/>
+          <w:color w:val="000000" w:themeColor="text1"/>
+        </w:rPr>
+        <w:t xml:space="preserve"> executa via Hibernate, e o AnswerFormatter formata a resposta final. A diferença face ao LangChain4j está apenas na forma de chamar o LLM: aqui são classes @Service com ChatClient.</w:t>
       </w:r>
     </w:p>
     <w:tbl>
@@ -17927,7 +18975,10 @@
             <w:pPr>
               <w:spacing w:before="20" w:after="20"/>
               <w:rPr>
-                <w:color w:val="FFFFFF" w:themeColor="background1"/>
+                <w:rFonts w:ascii="Courier New" w:eastAsia="Courier New" w:hAnsi="Courier New" w:cs="Courier New"/>
+                <w:color w:val="FFFFFF" w:themeColor="background1"/>
+                <w:sz w:val="18"/>
+                <w:szCs w:val="18"/>
                 <w:lang w:val="en-US"/>
               </w:rPr>
             </w:pPr>
@@ -17950,7 +19001,7 @@
                 <w:szCs w:val="18"/>
                 <w:lang w:val="en-US"/>
               </w:rPr>
-              <w:t>HibernateQueryTool</w:t>
+              <w:t>HqlQueryExecutor</w:t>
             </w:r>
             <w:proofErr w:type="spellEnd"/>
             <w:r>
@@ -17964,15 +19015,80 @@
               <w:t xml:space="preserve"> </w:t>
             </w:r>
             <w:proofErr w:type="spellStart"/>
-            <w:r>
-              <w:rPr>
-                <w:rFonts w:ascii="Courier New" w:eastAsia="Courier New" w:hAnsi="Courier New" w:cs="Courier New"/>
-                <w:color w:val="FFFFFF" w:themeColor="background1"/>
-                <w:sz w:val="18"/>
-                <w:szCs w:val="18"/>
-                <w:lang w:val="en-US"/>
-              </w:rPr>
-              <w:t>queryTool</w:t>
+            <w:proofErr w:type="gramStart"/>
+            <w:r>
+              <w:rPr>
+                <w:rFonts w:ascii="Courier New" w:eastAsia="Courier New" w:hAnsi="Courier New" w:cs="Courier New"/>
+                <w:color w:val="FFFFFF" w:themeColor="background1"/>
+                <w:sz w:val="18"/>
+                <w:szCs w:val="18"/>
+                <w:lang w:val="en-US"/>
+              </w:rPr>
+              <w:t>queryExecutor</w:t>
+            </w:r>
+            <w:proofErr w:type="spellEnd"/>
+            <w:r>
+              <w:rPr>
+                <w:rFonts w:ascii="Courier New" w:eastAsia="Courier New" w:hAnsi="Courier New" w:cs="Courier New"/>
+                <w:color w:val="FFFFFF" w:themeColor="background1"/>
+                <w:sz w:val="18"/>
+                <w:szCs w:val="18"/>
+                <w:lang w:val="en-US"/>
+              </w:rPr>
+              <w:t>;</w:t>
+            </w:r>
+            <w:proofErr w:type="gramEnd"/>
+          </w:p>
+          <w:p>
+            <w:pPr>
+              <w:spacing w:before="20" w:after="20"/>
+              <w:rPr>
+                <w:color w:val="FFFFFF" w:themeColor="background1"/>
+                <w:lang w:val="en-US"/>
+              </w:rPr>
+            </w:pPr>
+            <w:r>
+              <w:rPr>
+                <w:rFonts w:ascii="Courier New" w:eastAsia="Courier New" w:hAnsi="Courier New" w:cs="Courier New"/>
+                <w:color w:val="FFFFFF" w:themeColor="background1"/>
+                <w:sz w:val="18"/>
+                <w:szCs w:val="18"/>
+                <w:lang w:val="en-US"/>
+              </w:rPr>
+              <w:t xml:space="preserve">private final </w:t>
+            </w:r>
+            <w:proofErr w:type="spellStart"/>
+            <w:r>
+              <w:rPr>
+                <w:rFonts w:ascii="Courier New" w:eastAsia="Courier New" w:hAnsi="Courier New" w:cs="Courier New"/>
+                <w:color w:val="FFFFFF" w:themeColor="background1"/>
+                <w:sz w:val="18"/>
+                <w:szCs w:val="18"/>
+                <w:lang w:val="en-US"/>
+              </w:rPr>
+              <w:t>HqlQSanitizer</w:t>
+            </w:r>
+            <w:proofErr w:type="spellEnd"/>
+            <w:r>
+              <w:rPr>
+                <w:rFonts w:ascii="Courier New" w:eastAsia="Courier New" w:hAnsi="Courier New" w:cs="Courier New"/>
+                <w:color w:val="FFFFFF" w:themeColor="background1"/>
+                <w:sz w:val="18"/>
+                <w:szCs w:val="18"/>
+                <w:lang w:val="en-US"/>
+              </w:rPr>
+              <w:t xml:space="preserve"> </w:t>
+            </w:r>
+            <w:proofErr w:type="spellStart"/>
+            <w:r>
+              <w:rPr>
+                <w:rFonts w:ascii="Courier New" w:eastAsia="Courier New" w:hAnsi="Courier New" w:cs="Courier New"/>
+                <w:color w:val="FFFFFF" w:themeColor="background1"/>
+                <w:sz w:val="18"/>
+                <w:szCs w:val="18"/>
+                <w:lang w:val="en-US"/>
+              </w:rPr>
+              <w:t>hqlSanitizer</w:t>
             </w:r>
             <w:proofErr w:type="spellEnd"/>
             <w:r>
@@ -18051,7 +19167,29 @@
                 <w:szCs w:val="18"/>
                 <w:lang w:val="en-US"/>
               </w:rPr>
-              <w:t>public String chat(String question) {</w:t>
+              <w:t xml:space="preserve">public String </w:t>
+            </w:r>
+            <w:proofErr w:type="gramStart"/>
+            <w:r>
+              <w:rPr>
+                <w:rFonts w:ascii="Courier New" w:eastAsia="Courier New" w:hAnsi="Courier New" w:cs="Courier New"/>
+                <w:color w:val="FFFFFF" w:themeColor="background1"/>
+                <w:sz w:val="18"/>
+                <w:szCs w:val="18"/>
+                <w:lang w:val="en-US"/>
+              </w:rPr>
+              <w:t>chat(</w:t>
+            </w:r>
+            <w:proofErr w:type="gramEnd"/>
+            <w:r>
+              <w:rPr>
+                <w:rFonts w:ascii="Courier New" w:eastAsia="Courier New" w:hAnsi="Courier New" w:cs="Courier New"/>
+                <w:color w:val="FFFFFF" w:themeColor="background1"/>
+                <w:sz w:val="18"/>
+                <w:szCs w:val="18"/>
+                <w:lang w:val="en-US"/>
+              </w:rPr>
+              <w:t>String question) {</w:t>
             </w:r>
           </w:p>
         </w:tc>
@@ -18183,7 +19321,17 @@
                 <w:szCs w:val="18"/>
                 <w:lang w:val="en-US"/>
               </w:rPr>
-              <w:t>queryTool.executeHqlQuery</w:t>
+              <w:t>queryExecutor</w:t>
+            </w:r>
+            <w:r>
+              <w:rPr>
+                <w:rFonts w:ascii="Courier New" w:eastAsia="Courier New" w:hAnsi="Courier New" w:cs="Courier New"/>
+                <w:color w:val="FFFFFF" w:themeColor="background1"/>
+                <w:sz w:val="18"/>
+                <w:szCs w:val="18"/>
+                <w:lang w:val="en-US"/>
+              </w:rPr>
+              <w:t>.executeHqlQuery</w:t>
             </w:r>
             <w:proofErr w:type="spellEnd"/>
             <w:r>
@@ -18197,6 +19345,7 @@
               <w:t>(</w:t>
             </w:r>
             <w:proofErr w:type="spellStart"/>
+            <w:proofErr w:type="gramStart"/>
             <w:r>
               <w:rPr>
                 <w:rFonts w:ascii="Courier New" w:eastAsia="Courier New" w:hAnsi="Courier New" w:cs="Courier New"/>
@@ -18216,7 +19365,18 @@
                 <w:szCs w:val="18"/>
                 <w:lang w:val="en-US"/>
               </w:rPr>
-              <w:t xml:space="preserve">(), </w:t>
+              <w:t>(</w:t>
+            </w:r>
+            <w:proofErr w:type="gramEnd"/>
+            <w:r>
+              <w:rPr>
+                <w:rFonts w:ascii="Courier New" w:eastAsia="Courier New" w:hAnsi="Courier New" w:cs="Courier New"/>
+                <w:color w:val="FFFFFF" w:themeColor="background1"/>
+                <w:sz w:val="18"/>
+                <w:szCs w:val="18"/>
+                <w:lang w:val="en-US"/>
+              </w:rPr>
+              <w:t xml:space="preserve">), </w:t>
             </w:r>
             <w:proofErr w:type="spellStart"/>
             <w:r>
@@ -18302,6 +19462,7 @@
               <w:t xml:space="preserve">(question, </w:t>
             </w:r>
             <w:proofErr w:type="spellStart"/>
+            <w:proofErr w:type="gramStart"/>
             <w:r>
               <w:rPr>
                 <w:rFonts w:ascii="Courier New" w:eastAsia="Courier New" w:hAnsi="Courier New" w:cs="Courier New"/>
@@ -18321,7 +19482,18 @@
                 <w:szCs w:val="18"/>
                 <w:lang w:val="en-US"/>
               </w:rPr>
-              <w:t>(), result);</w:t>
+              <w:t>(</w:t>
+            </w:r>
+            <w:proofErr w:type="gramEnd"/>
+            <w:r>
+              <w:rPr>
+                <w:rFonts w:ascii="Courier New" w:eastAsia="Courier New" w:hAnsi="Courier New" w:cs="Courier New"/>
+                <w:color w:val="FFFFFF" w:themeColor="background1"/>
+                <w:sz w:val="18"/>
+                <w:szCs w:val="18"/>
+                <w:lang w:val="en-US"/>
+              </w:rPr>
+              <w:t>), result);</w:t>
             </w:r>
           </w:p>
         </w:tc>
@@ -18453,6 +19625,7 @@
               <w:t xml:space="preserve"> </w:t>
             </w:r>
             <w:proofErr w:type="spellStart"/>
+            <w:proofErr w:type="gramStart"/>
             <w:r>
               <w:rPr>
                 <w:rFonts w:ascii="Courier New" w:eastAsia="Courier New" w:hAnsi="Courier New" w:cs="Courier New"/>
@@ -18472,7 +19645,18 @@
                 <w:szCs w:val="18"/>
                 <w:lang w:val="en-US"/>
               </w:rPr>
-              <w:t>(String question) {</w:t>
+              <w:t>(</w:t>
+            </w:r>
+            <w:proofErr w:type="gramEnd"/>
+            <w:r>
+              <w:rPr>
+                <w:rFonts w:ascii="Courier New" w:eastAsia="Courier New" w:hAnsi="Courier New" w:cs="Courier New"/>
+                <w:color w:val="FFFFFF" w:themeColor="background1"/>
+                <w:sz w:val="18"/>
+                <w:szCs w:val="18"/>
+                <w:lang w:val="en-US"/>
+              </w:rPr>
+              <w:t>String question) {</w:t>
             </w:r>
           </w:p>
         </w:tc>
@@ -18514,6 +19698,7 @@
               <w:t xml:space="preserve">  return new </w:t>
             </w:r>
             <w:proofErr w:type="spellStart"/>
+            <w:proofErr w:type="gramStart"/>
             <w:r>
               <w:rPr>
                 <w:rFonts w:ascii="Courier New" w:eastAsia="Courier New" w:hAnsi="Courier New" w:cs="Courier New"/>
@@ -18534,6 +19719,39 @@
                 <w:lang w:val="en-US"/>
               </w:rPr>
               <w:t>(</w:t>
+            </w:r>
+            <w:proofErr w:type="spellStart"/>
+            <w:proofErr w:type="gramEnd"/>
+            <w:r>
+              <w:rPr>
+                <w:rFonts w:ascii="Courier New" w:eastAsia="Courier New" w:hAnsi="Courier New" w:cs="Courier New"/>
+                <w:color w:val="FFFFFF" w:themeColor="background1"/>
+                <w:sz w:val="18"/>
+                <w:szCs w:val="18"/>
+                <w:lang w:val="en-US"/>
+              </w:rPr>
+              <w:t>hqlSanitizer</w:t>
+            </w:r>
+            <w:proofErr w:type="spellEnd"/>
+            <w:r>
+              <w:rPr>
+                <w:rFonts w:ascii="Courier New" w:eastAsia="Courier New" w:hAnsi="Courier New" w:cs="Courier New"/>
+                <w:color w:val="FFFFFF" w:themeColor="background1"/>
+                <w:sz w:val="18"/>
+                <w:szCs w:val="18"/>
+                <w:lang w:val="en-US"/>
+              </w:rPr>
+              <w:t xml:space="preserve"> </w:t>
+            </w:r>
+            <w:r>
+              <w:rPr>
+                <w:rFonts w:ascii="Courier New" w:eastAsia="Courier New" w:hAnsi="Courier New" w:cs="Courier New"/>
+                <w:color w:val="FFFFFF" w:themeColor="background1"/>
+                <w:sz w:val="18"/>
+                <w:szCs w:val="18"/>
+                <w:lang w:val="en-US"/>
+              </w:rPr>
+              <w:t>.</w:t>
             </w:r>
             <w:proofErr w:type="spellStart"/>
             <w:r>
@@ -18790,6 +20008,7 @@
               <w:t xml:space="preserve">public String </w:t>
             </w:r>
             <w:proofErr w:type="spellStart"/>
+            <w:proofErr w:type="gramStart"/>
             <w:r>
               <w:rPr>
                 <w:rFonts w:ascii="Courier New" w:eastAsia="Courier New" w:hAnsi="Courier New" w:cs="Courier New"/>
@@ -18809,7 +20028,18 @@
                 <w:szCs w:val="18"/>
                 <w:lang w:val="en-US"/>
               </w:rPr>
-              <w:t>(String question) {</w:t>
+              <w:t>(</w:t>
+            </w:r>
+            <w:proofErr w:type="gramEnd"/>
+            <w:r>
+              <w:rPr>
+                <w:rFonts w:ascii="Courier New" w:eastAsia="Courier New" w:hAnsi="Courier New" w:cs="Courier New"/>
+                <w:color w:val="FFFFFF" w:themeColor="background1"/>
+                <w:sz w:val="18"/>
+                <w:szCs w:val="18"/>
+                <w:lang w:val="en-US"/>
+              </w:rPr>
+              <w:t>String question) {</w:t>
             </w:r>
           </w:p>
         </w:tc>
@@ -18907,7 +20137,17 @@
                 <w:sz w:val="18"/>
                 <w:szCs w:val="18"/>
               </w:rPr>
-              <w:t xml:space="preserve">    .</w:t>
+              <w:t xml:space="preserve">    </w:t>
+            </w:r>
+            <w:proofErr w:type="gramStart"/>
+            <w:r>
+              <w:rPr>
+                <w:rFonts w:ascii="Courier New" w:eastAsia="Courier New" w:hAnsi="Courier New" w:cs="Courier New"/>
+                <w:color w:val="FFFFFF" w:themeColor="background1"/>
+                <w:sz w:val="18"/>
+                <w:szCs w:val="18"/>
+              </w:rPr>
+              <w:t>.</w:t>
             </w:r>
             <w:proofErr w:type="spellStart"/>
             <w:r>
@@ -18920,6 +20160,7 @@
               <w:t>system</w:t>
             </w:r>
             <w:proofErr w:type="spellEnd"/>
+            <w:proofErr w:type="gramEnd"/>
             <w:r>
               <w:rPr>
                 <w:rFonts w:ascii="Courier New" w:eastAsia="Courier New" w:hAnsi="Courier New" w:cs="Courier New"/>
@@ -19014,7 +20255,29 @@
                 <w:szCs w:val="18"/>
                 <w:lang w:val="en-US"/>
               </w:rPr>
-              <w:t xml:space="preserve">    .call()</w:t>
+              <w:t xml:space="preserve">    </w:t>
+            </w:r>
+            <w:proofErr w:type="gramStart"/>
+            <w:r>
+              <w:rPr>
+                <w:rFonts w:ascii="Courier New" w:eastAsia="Courier New" w:hAnsi="Courier New" w:cs="Courier New"/>
+                <w:color w:val="FFFFFF" w:themeColor="background1"/>
+                <w:sz w:val="18"/>
+                <w:szCs w:val="18"/>
+                <w:lang w:val="en-US"/>
+              </w:rPr>
+              <w:t>.call</w:t>
+            </w:r>
+            <w:proofErr w:type="gramEnd"/>
+            <w:r>
+              <w:rPr>
+                <w:rFonts w:ascii="Courier New" w:eastAsia="Courier New" w:hAnsi="Courier New" w:cs="Courier New"/>
+                <w:color w:val="FFFFFF" w:themeColor="background1"/>
+                <w:sz w:val="18"/>
+                <w:szCs w:val="18"/>
+                <w:lang w:val="en-US"/>
+              </w:rPr>
+              <w:t>()</w:t>
             </w:r>
             <w:r>
               <w:rPr>
@@ -19258,6 +20521,7 @@
               <w:t xml:space="preserve">public String </w:t>
             </w:r>
             <w:proofErr w:type="spellStart"/>
+            <w:proofErr w:type="gramStart"/>
             <w:r>
               <w:rPr>
                 <w:rFonts w:ascii="Courier New" w:eastAsia="Courier New" w:hAnsi="Courier New" w:cs="Courier New"/>
@@ -19277,7 +20541,18 @@
                 <w:szCs w:val="18"/>
                 <w:lang w:val="en-US"/>
               </w:rPr>
-              <w:t xml:space="preserve">(String question, String </w:t>
+              <w:t>(</w:t>
+            </w:r>
+            <w:proofErr w:type="gramEnd"/>
+            <w:r>
+              <w:rPr>
+                <w:rFonts w:ascii="Courier New" w:eastAsia="Courier New" w:hAnsi="Courier New" w:cs="Courier New"/>
+                <w:color w:val="FFFFFF" w:themeColor="background1"/>
+                <w:sz w:val="18"/>
+                <w:szCs w:val="18"/>
+                <w:lang w:val="en-US"/>
+              </w:rPr>
+              <w:t xml:space="preserve">String question, String </w:t>
             </w:r>
             <w:proofErr w:type="spellStart"/>
             <w:r>
@@ -19397,7 +20672,17 @@
                 <w:sz w:val="18"/>
                 <w:szCs w:val="18"/>
               </w:rPr>
-              <w:t xml:space="preserve">    .</w:t>
+              <w:t xml:space="preserve">    </w:t>
+            </w:r>
+            <w:proofErr w:type="gramStart"/>
+            <w:r>
+              <w:rPr>
+                <w:rFonts w:ascii="Courier New" w:eastAsia="Courier New" w:hAnsi="Courier New" w:cs="Courier New"/>
+                <w:color w:val="FFFFFF" w:themeColor="background1"/>
+                <w:sz w:val="18"/>
+                <w:szCs w:val="18"/>
+              </w:rPr>
+              <w:t>.</w:t>
             </w:r>
             <w:proofErr w:type="spellStart"/>
             <w:r>
@@ -19410,6 +20695,7 @@
               <w:t>system</w:t>
             </w:r>
             <w:proofErr w:type="spellEnd"/>
+            <w:proofErr w:type="gramEnd"/>
             <w:r>
               <w:rPr>
                 <w:rFonts w:ascii="Courier New" w:eastAsia="Courier New" w:hAnsi="Courier New" w:cs="Courier New"/>
@@ -19455,6 +20741,7 @@
                 <w:sz w:val="18"/>
                 <w:szCs w:val="18"/>
               </w:rPr>
+              <w:lastRenderedPageBreak/>
               <w:t xml:space="preserve">    </w:t>
             </w:r>
             <w:r>
@@ -19465,7 +20752,29 @@
                 <w:szCs w:val="18"/>
                 <w:lang w:val="en-US"/>
               </w:rPr>
-              <w:t xml:space="preserve">.user(""" question + </w:t>
+              <w:t>.</w:t>
+            </w:r>
+            <w:proofErr w:type="gramStart"/>
+            <w:r>
+              <w:rPr>
+                <w:rFonts w:ascii="Courier New" w:eastAsia="Courier New" w:hAnsi="Courier New" w:cs="Courier New"/>
+                <w:color w:val="FFFFFF" w:themeColor="background1"/>
+                <w:sz w:val="18"/>
+                <w:szCs w:val="18"/>
+                <w:lang w:val="en-US"/>
+              </w:rPr>
+              <w:t>user(</w:t>
+            </w:r>
+            <w:proofErr w:type="gramEnd"/>
+            <w:r>
+              <w:rPr>
+                <w:rFonts w:ascii="Courier New" w:eastAsia="Courier New" w:hAnsi="Courier New" w:cs="Courier New"/>
+                <w:color w:val="FFFFFF" w:themeColor="background1"/>
+                <w:sz w:val="18"/>
+                <w:szCs w:val="18"/>
+                <w:lang w:val="en-US"/>
+              </w:rPr>
+              <w:t xml:space="preserve">""" question + </w:t>
             </w:r>
             <w:proofErr w:type="spellStart"/>
             <w:r>
@@ -19548,7 +20857,29 @@
                 <w:szCs w:val="18"/>
                 <w:lang w:val="en-US"/>
               </w:rPr>
-              <w:t xml:space="preserve">    .call()</w:t>
+              <w:t xml:space="preserve">    </w:t>
+            </w:r>
+            <w:proofErr w:type="gramStart"/>
+            <w:r>
+              <w:rPr>
+                <w:rFonts w:ascii="Courier New" w:eastAsia="Courier New" w:hAnsi="Courier New" w:cs="Courier New"/>
+                <w:color w:val="FFFFFF" w:themeColor="background1"/>
+                <w:sz w:val="18"/>
+                <w:szCs w:val="18"/>
+                <w:lang w:val="en-US"/>
+              </w:rPr>
+              <w:t>.call</w:t>
+            </w:r>
+            <w:proofErr w:type="gramEnd"/>
+            <w:r>
+              <w:rPr>
+                <w:rFonts w:ascii="Courier New" w:eastAsia="Courier New" w:hAnsi="Courier New" w:cs="Courier New"/>
+                <w:color w:val="FFFFFF" w:themeColor="background1"/>
+                <w:sz w:val="18"/>
+                <w:szCs w:val="18"/>
+                <w:lang w:val="en-US"/>
+              </w:rPr>
+              <w:t>()</w:t>
             </w:r>
           </w:p>
         </w:tc>
@@ -19586,7 +20917,29 @@
                 <w:szCs w:val="18"/>
                 <w:lang w:val="en-US"/>
               </w:rPr>
-              <w:t xml:space="preserve">    .content();</w:t>
+              <w:t xml:space="preserve">    </w:t>
+            </w:r>
+            <w:proofErr w:type="gramStart"/>
+            <w:r>
+              <w:rPr>
+                <w:rFonts w:ascii="Courier New" w:eastAsia="Courier New" w:hAnsi="Courier New" w:cs="Courier New"/>
+                <w:color w:val="FFFFFF" w:themeColor="background1"/>
+                <w:sz w:val="18"/>
+                <w:szCs w:val="18"/>
+                <w:lang w:val="en-US"/>
+              </w:rPr>
+              <w:t>.content</w:t>
+            </w:r>
+            <w:proofErr w:type="gramEnd"/>
+            <w:r>
+              <w:rPr>
+                <w:rFonts w:ascii="Courier New" w:eastAsia="Courier New" w:hAnsi="Courier New" w:cs="Courier New"/>
+                <w:color w:val="FFFFFF" w:themeColor="background1"/>
+                <w:sz w:val="18"/>
+                <w:szCs w:val="18"/>
+                <w:lang w:val="en-US"/>
+              </w:rPr>
+              <w:t>();</w:t>
             </w:r>
           </w:p>
         </w:tc>
@@ -19720,14 +21073,15 @@
         <w:spacing w:before="80" w:after="80" w:line="276" w:lineRule="auto"/>
       </w:pPr>
       <w:r>
-        <w:lastRenderedPageBreak/>
         <w:t xml:space="preserve">A configuração é análoga mas com prefixo diferente no </w:t>
       </w:r>
       <w:proofErr w:type="spellStart"/>
+      <w:proofErr w:type="gramStart"/>
       <w:r>
         <w:t>application.properties</w:t>
       </w:r>
       <w:proofErr w:type="spellEnd"/>
+      <w:proofErr w:type="gramEnd"/>
       <w:r>
         <w:t>:</w:t>
       </w:r>
@@ -19811,29 +21165,35 @@
           <w:p>
             <w:pPr>
               <w:spacing w:before="20" w:after="20"/>
-              <w:rPr>
-                <w:lang w:val="en-US"/>
-              </w:rPr>
             </w:pPr>
             <w:proofErr w:type="spellStart"/>
-            <w:r>
-              <w:rPr>
-                <w:rFonts w:ascii="Courier New" w:eastAsia="Courier New" w:hAnsi="Courier New" w:cs="Courier New"/>
-                <w:color w:val="D4D4D4"/>
-                <w:sz w:val="18"/>
-                <w:szCs w:val="18"/>
-                <w:lang w:val="en-US"/>
-              </w:rPr>
-              <w:t>spring.ai.ollama.base-url</w:t>
-            </w:r>
-            <w:proofErr w:type="spellEnd"/>
-            <w:r>
-              <w:rPr>
-                <w:rFonts w:ascii="Courier New" w:eastAsia="Courier New" w:hAnsi="Courier New" w:cs="Courier New"/>
-                <w:color w:val="D4D4D4"/>
-                <w:sz w:val="18"/>
-                <w:szCs w:val="18"/>
-                <w:lang w:val="en-US"/>
+            <w:proofErr w:type="gramStart"/>
+            <w:r>
+              <w:rPr>
+                <w:rFonts w:ascii="Courier New" w:eastAsia="Courier New" w:hAnsi="Courier New" w:cs="Courier New"/>
+                <w:color w:val="D4D4D4"/>
+                <w:sz w:val="18"/>
+                <w:szCs w:val="18"/>
+              </w:rPr>
+              <w:t>spring.ai.ollama</w:t>
+            </w:r>
+            <w:proofErr w:type="gramEnd"/>
+            <w:r>
+              <w:rPr>
+                <w:rFonts w:ascii="Courier New" w:eastAsia="Courier New" w:hAnsi="Courier New" w:cs="Courier New"/>
+                <w:color w:val="D4D4D4"/>
+                <w:sz w:val="18"/>
+                <w:szCs w:val="18"/>
+              </w:rPr>
+              <w:t>.base-url</w:t>
+            </w:r>
+            <w:proofErr w:type="spellEnd"/>
+            <w:r>
+              <w:rPr>
+                <w:rFonts w:ascii="Courier New" w:eastAsia="Courier New" w:hAnsi="Courier New" w:cs="Courier New"/>
+                <w:color w:val="D4D4D4"/>
+                <w:sz w:val="18"/>
+                <w:szCs w:val="18"/>
               </w:rPr>
               <w:t>=http://localhost:11434</w:t>
             </w:r>
@@ -19861,29 +21221,35 @@
           <w:p>
             <w:pPr>
               <w:spacing w:before="20" w:after="20"/>
-              <w:rPr>
-                <w:lang w:val="en-US"/>
-              </w:rPr>
             </w:pPr>
             <w:proofErr w:type="spellStart"/>
-            <w:r>
-              <w:rPr>
-                <w:rFonts w:ascii="Courier New" w:eastAsia="Courier New" w:hAnsi="Courier New" w:cs="Courier New"/>
-                <w:color w:val="D4D4D4"/>
-                <w:sz w:val="18"/>
-                <w:szCs w:val="18"/>
-                <w:lang w:val="en-US"/>
-              </w:rPr>
-              <w:t>spring.ai.ollama.chat.options.model</w:t>
-            </w:r>
-            <w:proofErr w:type="spellEnd"/>
-            <w:r>
-              <w:rPr>
-                <w:rFonts w:ascii="Courier New" w:eastAsia="Courier New" w:hAnsi="Courier New" w:cs="Courier New"/>
-                <w:color w:val="D4D4D4"/>
-                <w:sz w:val="18"/>
-                <w:szCs w:val="18"/>
-                <w:lang w:val="en-US"/>
+            <w:proofErr w:type="gramStart"/>
+            <w:r>
+              <w:rPr>
+                <w:rFonts w:ascii="Courier New" w:eastAsia="Courier New" w:hAnsi="Courier New" w:cs="Courier New"/>
+                <w:color w:val="D4D4D4"/>
+                <w:sz w:val="18"/>
+                <w:szCs w:val="18"/>
+              </w:rPr>
+              <w:t>spring.ai.ollama</w:t>
+            </w:r>
+            <w:proofErr w:type="gramEnd"/>
+            <w:r>
+              <w:rPr>
+                <w:rFonts w:ascii="Courier New" w:eastAsia="Courier New" w:hAnsi="Courier New" w:cs="Courier New"/>
+                <w:color w:val="D4D4D4"/>
+                <w:sz w:val="18"/>
+                <w:szCs w:val="18"/>
+              </w:rPr>
+              <w:t>.chat.options.model</w:t>
+            </w:r>
+            <w:proofErr w:type="spellEnd"/>
+            <w:r>
+              <w:rPr>
+                <w:rFonts w:ascii="Courier New" w:eastAsia="Courier New" w:hAnsi="Courier New" w:cs="Courier New"/>
+                <w:color w:val="D4D4D4"/>
+                <w:sz w:val="18"/>
+                <w:szCs w:val="18"/>
               </w:rPr>
               <w:t>=qwen2.5:3b</w:t>
             </w:r>
@@ -19916,15 +21282,27 @@
               </w:rPr>
             </w:pPr>
             <w:proofErr w:type="spellStart"/>
-            <w:r>
-              <w:rPr>
-                <w:rFonts w:ascii="Courier New" w:eastAsia="Courier New" w:hAnsi="Courier New" w:cs="Courier New"/>
-                <w:color w:val="D4D4D4"/>
-                <w:sz w:val="18"/>
-                <w:szCs w:val="18"/>
-                <w:lang w:val="en-US"/>
-              </w:rPr>
-              <w:t>spring.ai.ollama.chat.options.temperature</w:t>
+            <w:proofErr w:type="gramStart"/>
+            <w:r>
+              <w:rPr>
+                <w:rFonts w:ascii="Courier New" w:eastAsia="Courier New" w:hAnsi="Courier New" w:cs="Courier New"/>
+                <w:color w:val="D4D4D4"/>
+                <w:sz w:val="18"/>
+                <w:szCs w:val="18"/>
+                <w:lang w:val="en-US"/>
+              </w:rPr>
+              <w:t>spring.ai.ollama</w:t>
+            </w:r>
+            <w:proofErr w:type="gramEnd"/>
+            <w:r>
+              <w:rPr>
+                <w:rFonts w:ascii="Courier New" w:eastAsia="Courier New" w:hAnsi="Courier New" w:cs="Courier New"/>
+                <w:color w:val="D4D4D4"/>
+                <w:sz w:val="18"/>
+                <w:szCs w:val="18"/>
+                <w:lang w:val="en-US"/>
+              </w:rPr>
+              <w:t>.chat.options.temperature</w:t>
             </w:r>
             <w:proofErr w:type="spellEnd"/>
             <w:r>
@@ -20017,7 +21395,27 @@
                 <w:sz w:val="18"/>
                 <w:szCs w:val="18"/>
               </w:rPr>
-              <w:t>-ai)</w:t>
+              <w:t>-</w:t>
+            </w:r>
+            <w:proofErr w:type="gramStart"/>
+            <w:r>
+              <w:rPr>
+                <w:rFonts w:ascii="Courier New" w:eastAsia="Courier New" w:hAnsi="Courier New" w:cs="Courier New"/>
+                <w:color w:val="D4D4D4"/>
+                <w:sz w:val="18"/>
+                <w:szCs w:val="18"/>
+              </w:rPr>
+              <w:t>ai</w:t>
+            </w:r>
+            <w:proofErr w:type="gramEnd"/>
+            <w:r>
+              <w:rPr>
+                <w:rFonts w:ascii="Courier New" w:eastAsia="Courier New" w:hAnsi="Courier New" w:cs="Courier New"/>
+                <w:color w:val="D4D4D4"/>
+                <w:sz w:val="18"/>
+                <w:szCs w:val="18"/>
+              </w:rPr>
+              <w:t>)</w:t>
             </w:r>
           </w:p>
         </w:tc>
@@ -20044,14 +21442,25 @@
             <w:pPr>
               <w:spacing w:before="20" w:after="20"/>
             </w:pPr>
-            <w:r>
-              <w:rPr>
-                <w:rFonts w:ascii="Courier New" w:eastAsia="Courier New" w:hAnsi="Courier New" w:cs="Courier New"/>
-                <w:color w:val="D4D4D4"/>
-                <w:sz w:val="18"/>
-                <w:szCs w:val="18"/>
-              </w:rPr>
-              <w:t>langchain4j.ollama.chat-model.base-url=http://localhost:11434</w:t>
+            <w:proofErr w:type="gramStart"/>
+            <w:r>
+              <w:rPr>
+                <w:rFonts w:ascii="Courier New" w:eastAsia="Courier New" w:hAnsi="Courier New" w:cs="Courier New"/>
+                <w:color w:val="D4D4D4"/>
+                <w:sz w:val="18"/>
+                <w:szCs w:val="18"/>
+              </w:rPr>
+              <w:t>langchain4j.ollama.chat</w:t>
+            </w:r>
+            <w:proofErr w:type="gramEnd"/>
+            <w:r>
+              <w:rPr>
+                <w:rFonts w:ascii="Courier New" w:eastAsia="Courier New" w:hAnsi="Courier New" w:cs="Courier New"/>
+                <w:color w:val="D4D4D4"/>
+                <w:sz w:val="18"/>
+                <w:szCs w:val="18"/>
+              </w:rPr>
+              <w:t>-model.base-url=http://localhost:11434</w:t>
             </w:r>
           </w:p>
         </w:tc>
@@ -20081,15 +21490,27 @@
                 <w:lang w:val="en-US"/>
               </w:rPr>
             </w:pPr>
-            <w:r>
-              <w:rPr>
-                <w:rFonts w:ascii="Courier New" w:eastAsia="Courier New" w:hAnsi="Courier New" w:cs="Courier New"/>
-                <w:color w:val="D4D4D4"/>
-                <w:sz w:val="18"/>
-                <w:szCs w:val="18"/>
-                <w:lang w:val="en-US"/>
-              </w:rPr>
-              <w:t>langchain4j.ollama.chat-model.model-name=qwen2.5:3b</w:t>
+            <w:proofErr w:type="gramStart"/>
+            <w:r>
+              <w:rPr>
+                <w:rFonts w:ascii="Courier New" w:eastAsia="Courier New" w:hAnsi="Courier New" w:cs="Courier New"/>
+                <w:color w:val="D4D4D4"/>
+                <w:sz w:val="18"/>
+                <w:szCs w:val="18"/>
+                <w:lang w:val="en-US"/>
+              </w:rPr>
+              <w:t>langchain4j.ollama.chat</w:t>
+            </w:r>
+            <w:proofErr w:type="gramEnd"/>
+            <w:r>
+              <w:rPr>
+                <w:rFonts w:ascii="Courier New" w:eastAsia="Courier New" w:hAnsi="Courier New" w:cs="Courier New"/>
+                <w:color w:val="D4D4D4"/>
+                <w:sz w:val="18"/>
+                <w:szCs w:val="18"/>
+                <w:lang w:val="en-US"/>
+              </w:rPr>
+              <w:t>-model.model-name=qwen2.5:3b</w:t>
             </w:r>
           </w:p>
         </w:tc>
@@ -20119,15 +21540,27 @@
                 <w:lang w:val="en-US"/>
               </w:rPr>
             </w:pPr>
-            <w:r>
-              <w:rPr>
-                <w:rFonts w:ascii="Courier New" w:eastAsia="Courier New" w:hAnsi="Courier New" w:cs="Courier New"/>
-                <w:color w:val="D4D4D4"/>
-                <w:sz w:val="18"/>
-                <w:szCs w:val="18"/>
-                <w:lang w:val="en-US"/>
-              </w:rPr>
-              <w:t>langchain4j.ollama.chat-model.temperature=0.0</w:t>
+            <w:proofErr w:type="gramStart"/>
+            <w:r>
+              <w:rPr>
+                <w:rFonts w:ascii="Courier New" w:eastAsia="Courier New" w:hAnsi="Courier New" w:cs="Courier New"/>
+                <w:color w:val="D4D4D4"/>
+                <w:sz w:val="18"/>
+                <w:szCs w:val="18"/>
+                <w:lang w:val="en-US"/>
+              </w:rPr>
+              <w:t>langchain4j.ollama.chat</w:t>
+            </w:r>
+            <w:proofErr w:type="gramEnd"/>
+            <w:r>
+              <w:rPr>
+                <w:rFonts w:ascii="Courier New" w:eastAsia="Courier New" w:hAnsi="Courier New" w:cs="Courier New"/>
+                <w:color w:val="D4D4D4"/>
+                <w:sz w:val="18"/>
+                <w:szCs w:val="18"/>
+                <w:lang w:val="en-US"/>
+              </w:rPr>
+              <w:t>-model.temperature=0.0</w:t>
             </w:r>
           </w:p>
         </w:tc>
@@ -20180,6 +21613,7 @@
         <w:t xml:space="preserve"> — </w:t>
       </w:r>
       <w:proofErr w:type="spellStart"/>
+      <w:proofErr w:type="gramStart"/>
       <w:r>
         <w:rPr>
           <w:i/>
@@ -20192,6 +21626,7 @@
         <w:t>application.properties</w:t>
       </w:r>
       <w:proofErr w:type="spellEnd"/>
+      <w:proofErr w:type="gramEnd"/>
       <w:r>
         <w:rPr>
           <w:i/>
@@ -20271,9 +21706,9 @@
         <w:tblLook w:val="04A0" w:firstRow="1" w:lastRow="0" w:firstColumn="1" w:lastColumn="0" w:noHBand="0" w:noVBand="1"/>
       </w:tblPr>
       <w:tblGrid>
-        <w:gridCol w:w="2243"/>
-        <w:gridCol w:w="3336"/>
-        <w:gridCol w:w="3447"/>
+        <w:gridCol w:w="2077"/>
+        <w:gridCol w:w="3457"/>
+        <w:gridCol w:w="3492"/>
       </w:tblGrid>
       <w:tr>
         <w:tc>
@@ -20514,18 +21949,28 @@
                 <w:sz w:val="20"/>
                 <w:szCs w:val="20"/>
               </w:rPr>
-              <w:t>@Service com .</w:t>
-            </w:r>
-            <w:proofErr w:type="spellStart"/>
+              <w:t xml:space="preserve">@Service </w:t>
+            </w:r>
+            <w:proofErr w:type="gramStart"/>
             <w:r>
               <w:rPr>
                 <w:color w:val="000000" w:themeColor="text1"/>
                 <w:sz w:val="20"/>
                 <w:szCs w:val="20"/>
               </w:rPr>
+              <w:t>com .</w:t>
+            </w:r>
+            <w:proofErr w:type="spellStart"/>
+            <w:r>
+              <w:rPr>
+                <w:color w:val="000000" w:themeColor="text1"/>
+                <w:sz w:val="20"/>
+                <w:szCs w:val="20"/>
+              </w:rPr>
               <w:t>system</w:t>
             </w:r>
             <w:proofErr w:type="spellEnd"/>
+            <w:proofErr w:type="gramEnd"/>
             <w:r>
               <w:rPr>
                 <w:color w:val="000000" w:themeColor="text1"/>
@@ -21081,7 +22526,7 @@
                 <w:sz w:val="20"/>
                 <w:szCs w:val="20"/>
               </w:rPr>
-              <w:t>HibernateQueryTool</w:t>
+              <w:t>HqlQueryExecutor</w:t>
             </w:r>
             <w:proofErr w:type="spellEnd"/>
           </w:p>
@@ -21241,12 +22686,21 @@
             </w:tcMar>
           </w:tcPr>
           <w:p>
+            <w:proofErr w:type="gramStart"/>
             <w:r>
               <w:rPr>
                 <w:sz w:val="20"/>
                 <w:szCs w:val="20"/>
               </w:rPr>
-              <w:t>langchain4j.ollama.chat-model.*</w:t>
+              <w:t>langchain4j.ollama.chat</w:t>
+            </w:r>
+            <w:proofErr w:type="gramEnd"/>
+            <w:r>
+              <w:rPr>
+                <w:sz w:val="20"/>
+                <w:szCs w:val="20"/>
+              </w:rPr>
+              <w:t>-model.*</w:t>
             </w:r>
           </w:p>
         </w:tc>
@@ -21267,13 +22721,23 @@
                 <w:lang w:val="en-US"/>
               </w:rPr>
             </w:pPr>
+            <w:proofErr w:type="gramStart"/>
             <w:r>
               <w:rPr>
                 <w:sz w:val="20"/>
                 <w:szCs w:val="20"/>
                 <w:lang w:val="en-US"/>
               </w:rPr>
-              <w:t>spring.ai.ollama.chat.options.*</w:t>
+              <w:t>spring.ai.ollama</w:t>
+            </w:r>
+            <w:proofErr w:type="gramEnd"/>
+            <w:r>
+              <w:rPr>
+                <w:sz w:val="20"/>
+                <w:szCs w:val="20"/>
+                <w:lang w:val="en-US"/>
+              </w:rPr>
+              <w:t>.chat.options.*</w:t>
             </w:r>
           </w:p>
         </w:tc>
@@ -21568,6 +23032,7 @@
         <w:rPr>
           <w:noProof/>
         </w:rPr>
+        <w:lastRenderedPageBreak/>
         <mc:AlternateContent>
           <mc:Choice Requires="wps">
             <w:drawing>
@@ -21825,6 +23290,7 @@
               <w:t xml:space="preserve">SELECT p.name, </w:t>
             </w:r>
             <w:proofErr w:type="spellStart"/>
+            <w:proofErr w:type="gramStart"/>
             <w:r>
               <w:rPr>
                 <w:rFonts w:ascii="Courier New" w:eastAsia="Courier New" w:hAnsi="Courier New" w:cs="Courier New"/>
@@ -21836,6 +23302,7 @@
               <w:t>p.price</w:t>
             </w:r>
             <w:proofErr w:type="spellEnd"/>
+            <w:proofErr w:type="gramEnd"/>
           </w:p>
         </w:tc>
       </w:tr>
@@ -21929,15 +23396,27 @@
               <w:t xml:space="preserve">JOIN categories c ON </w:t>
             </w:r>
             <w:proofErr w:type="spellStart"/>
-            <w:r>
-              <w:rPr>
-                <w:rFonts w:ascii="Courier New" w:eastAsia="Courier New" w:hAnsi="Courier New" w:cs="Courier New"/>
-                <w:color w:val="D4D4D4"/>
-                <w:sz w:val="18"/>
-                <w:szCs w:val="18"/>
-                <w:lang w:val="en-US"/>
-              </w:rPr>
-              <w:t>p.category_id</w:t>
+            <w:proofErr w:type="gramStart"/>
+            <w:r>
+              <w:rPr>
+                <w:rFonts w:ascii="Courier New" w:eastAsia="Courier New" w:hAnsi="Courier New" w:cs="Courier New"/>
+                <w:color w:val="D4D4D4"/>
+                <w:sz w:val="18"/>
+                <w:szCs w:val="18"/>
+                <w:lang w:val="en-US"/>
+              </w:rPr>
+              <w:t>p.category</w:t>
+            </w:r>
+            <w:proofErr w:type="gramEnd"/>
+            <w:r>
+              <w:rPr>
+                <w:rFonts w:ascii="Courier New" w:eastAsia="Courier New" w:hAnsi="Courier New" w:cs="Courier New"/>
+                <w:color w:val="D4D4D4"/>
+                <w:sz w:val="18"/>
+                <w:szCs w:val="18"/>
+                <w:lang w:val="en-US"/>
+              </w:rPr>
+              <w:t>_id</w:t>
             </w:r>
             <w:proofErr w:type="spellEnd"/>
             <w:r>
@@ -21989,6 +23468,7 @@
               <w:t xml:space="preserve">WHERE </w:t>
             </w:r>
             <w:proofErr w:type="spellStart"/>
+            <w:proofErr w:type="gramStart"/>
             <w:r>
               <w:rPr>
                 <w:rFonts w:ascii="Courier New" w:eastAsia="Courier New" w:hAnsi="Courier New" w:cs="Courier New"/>
@@ -22000,6 +23480,7 @@
               <w:t>p.price</w:t>
             </w:r>
             <w:proofErr w:type="spellEnd"/>
+            <w:proofErr w:type="gramEnd"/>
             <w:r>
               <w:rPr>
                 <w:rFonts w:ascii="Courier New" w:eastAsia="Courier New" w:hAnsi="Courier New" w:cs="Courier New"/>
@@ -22435,6 +23916,7 @@
               <w:t xml:space="preserve">WHERE </w:t>
             </w:r>
             <w:proofErr w:type="spellStart"/>
+            <w:proofErr w:type="gramStart"/>
             <w:r>
               <w:rPr>
                 <w:rFonts w:ascii="Courier New" w:eastAsia="Courier New" w:hAnsi="Courier New" w:cs="Courier New"/>
@@ -22445,6 +23927,7 @@
               <w:t>p.price</w:t>
             </w:r>
             <w:proofErr w:type="spellEnd"/>
+            <w:proofErr w:type="gramEnd"/>
             <w:r>
               <w:rPr>
                 <w:rFonts w:ascii="Courier New" w:eastAsia="Courier New" w:hAnsi="Courier New" w:cs="Courier New"/>
@@ -22490,7 +23973,29 @@
                 <w:szCs w:val="18"/>
                 <w:lang w:val="en-US"/>
               </w:rPr>
-              <w:t xml:space="preserve">  AND p.category.name = 'Sports'</w:t>
+              <w:t xml:space="preserve">  AND </w:t>
+            </w:r>
+            <w:proofErr w:type="gramStart"/>
+            <w:r>
+              <w:rPr>
+                <w:rFonts w:ascii="Courier New" w:eastAsia="Courier New" w:hAnsi="Courier New" w:cs="Courier New"/>
+                <w:color w:val="D4D4D4"/>
+                <w:sz w:val="18"/>
+                <w:szCs w:val="18"/>
+                <w:lang w:val="en-US"/>
+              </w:rPr>
+              <w:t>p.category.name</w:t>
+            </w:r>
+            <w:proofErr w:type="gramEnd"/>
+            <w:r>
+              <w:rPr>
+                <w:rFonts w:ascii="Courier New" w:eastAsia="Courier New" w:hAnsi="Courier New" w:cs="Courier New"/>
+                <w:color w:val="D4D4D4"/>
+                <w:sz w:val="18"/>
+                <w:szCs w:val="18"/>
+                <w:lang w:val="en-US"/>
+              </w:rPr>
+              <w:t xml:space="preserve"> = 'Sports'</w:t>
             </w:r>
           </w:p>
         </w:tc>
@@ -22552,7 +24057,27 @@
                 <w:sz w:val="18"/>
                 <w:szCs w:val="18"/>
               </w:rPr>
-              <w:t xml:space="preserve">-- p.category.name é uma </w:t>
+              <w:t xml:space="preserve">-- </w:t>
+            </w:r>
+            <w:proofErr w:type="gramStart"/>
+            <w:r>
+              <w:rPr>
+                <w:rFonts w:ascii="Courier New" w:eastAsia="Courier New" w:hAnsi="Courier New" w:cs="Courier New"/>
+                <w:color w:val="D4D4D4"/>
+                <w:sz w:val="18"/>
+                <w:szCs w:val="18"/>
+              </w:rPr>
+              <w:t>p.category.name</w:t>
+            </w:r>
+            <w:proofErr w:type="gramEnd"/>
+            <w:r>
+              <w:rPr>
+                <w:rFonts w:ascii="Courier New" w:eastAsia="Courier New" w:hAnsi="Courier New" w:cs="Courier New"/>
+                <w:color w:val="D4D4D4"/>
+                <w:sz w:val="18"/>
+                <w:szCs w:val="18"/>
+              </w:rPr>
+              <w:t xml:space="preserve"> é uma </w:t>
             </w:r>
             <w:proofErr w:type="spellStart"/>
             <w:r>
@@ -23409,8 +24934,18 @@
                 <w:szCs w:val="20"/>
                 <w:lang w:val="en-US"/>
               </w:rPr>
-              <w:t>Usa path expressions: p.category.name</w:t>
-            </w:r>
+              <w:t xml:space="preserve">Usa path expressions: </w:t>
+            </w:r>
+            <w:proofErr w:type="gramStart"/>
+            <w:r>
+              <w:rPr>
+                <w:sz w:val="20"/>
+                <w:szCs w:val="20"/>
+                <w:lang w:val="en-US"/>
+              </w:rPr>
+              <w:t>p.category.name</w:t>
+            </w:r>
+            <w:proofErr w:type="gramEnd"/>
           </w:p>
         </w:tc>
       </w:tr>
@@ -23533,6 +25068,7 @@
                 <w:sz w:val="20"/>
                 <w:szCs w:val="20"/>
               </w:rPr>
+              <w:lastRenderedPageBreak/>
               <w:t>Erros</w:t>
             </w:r>
           </w:p>
@@ -23792,11 +25328,15 @@
       </w:r>
       <w:proofErr w:type="spellEnd"/>
       <w:r>
-        <w:t xml:space="preserve"> são treinados com dados até uma determinada data e não conhecem a realidade atual da nossa aplicação. Se perguntarmos ao modelo sobre as encomendas em aberto, os utilizadores </w:t>
-      </w:r>
-      <w:r>
-        <w:lastRenderedPageBreak/>
-        <w:t>registados ou o stock disponível, ele simplesmente não tem essa informação — e sem contexto, pode inventar respostas plausíveis mas incorretas, fenómeno conhecido como alucinação.</w:t>
+        <w:t xml:space="preserve"> são treinados com dados até uma determinada data e não conhecem a realidade atual da nossa aplicação. Se perguntarmos ao modelo sobre as encomendas em aberto, os utilizadores registados ou o stock disponível, ele simplesmente não tem essa informação — e sem contexto, pode inventar respostas </w:t>
+      </w:r>
+      <w:proofErr w:type="gramStart"/>
+      <w:r>
+        <w:t>plausíveis</w:t>
+      </w:r>
+      <w:proofErr w:type="gramEnd"/>
+      <w:r>
+        <w:t xml:space="preserve"> mas incorretas, fenómeno conhecido como alucinação.</w:t>
       </w:r>
     </w:p>
     <w:p>
@@ -24888,6 +26428,7 @@
         <w:t xml:space="preserve">, o método </w:t>
       </w:r>
       <w:proofErr w:type="spellStart"/>
+      <w:proofErr w:type="gramStart"/>
       <w:r>
         <w:rPr>
           <w:color w:val="000000" w:themeColor="text1"/>
@@ -24899,7 +26440,14 @@
         <w:rPr>
           <w:color w:val="000000" w:themeColor="text1"/>
         </w:rPr>
-        <w:t xml:space="preserve">() analisa o HQL gerado pelo modelo e rejeita qualquer referência a entidades fora da lista — mesmo que essas entidades tenham @Entity válido na aplicação. Basta remover </w:t>
+        <w:t>(</w:t>
+      </w:r>
+      <w:proofErr w:type="gramEnd"/>
+      <w:r>
+        <w:rPr>
+          <w:color w:val="000000" w:themeColor="text1"/>
+        </w:rPr>
+        <w:t xml:space="preserve">) analisa o HQL gerado pelo modelo e rejeita qualquer referência a entidades fora da lista — mesmo que essas entidades tenham @Entity válido na aplicação. Basta remover </w:t>
       </w:r>
       <w:proofErr w:type="spellStart"/>
       <w:r>
@@ -24962,6 +26510,7 @@
         <w:t xml:space="preserve"> mantém um ALLOWED_FIELDS_BY_ENTITY com os campos expostos ao assistente. O método </w:t>
       </w:r>
       <w:proofErr w:type="spellStart"/>
+      <w:proofErr w:type="gramStart"/>
       <w:r>
         <w:rPr>
           <w:color w:val="000000" w:themeColor="text1"/>
@@ -24973,13 +26522,20 @@
         <w:rPr>
           <w:color w:val="000000" w:themeColor="text1"/>
         </w:rPr>
-        <w:t xml:space="preserve">() resolve </w:t>
-      </w:r>
-      <w:proofErr w:type="spellStart"/>
+        <w:t>(</w:t>
+      </w:r>
+      <w:proofErr w:type="gramEnd"/>
       <w:r>
         <w:rPr>
           <w:color w:val="000000" w:themeColor="text1"/>
         </w:rPr>
+        <w:t xml:space="preserve">) resolve </w:t>
+      </w:r>
+      <w:proofErr w:type="spellStart"/>
+      <w:r>
+        <w:rPr>
+          <w:color w:val="000000" w:themeColor="text1"/>
+        </w:rPr>
         <w:t>aliases</w:t>
       </w:r>
       <w:proofErr w:type="spellEnd"/>
@@ -25001,13 +26557,20 @@
         <w:rPr>
           <w:color w:val="000000" w:themeColor="text1"/>
         </w:rPr>
-        <w:t xml:space="preserve"> e valida referências </w:t>
-      </w:r>
-      <w:proofErr w:type="spellStart"/>
+        <w:t xml:space="preserve"> e valida </w:t>
+      </w:r>
       <w:r>
         <w:rPr>
           <w:color w:val="000000" w:themeColor="text1"/>
         </w:rPr>
+        <w:lastRenderedPageBreak/>
+        <w:t xml:space="preserve">referências </w:t>
+      </w:r>
+      <w:proofErr w:type="spellStart"/>
+      <w:r>
+        <w:rPr>
+          <w:color w:val="000000" w:themeColor="text1"/>
+        </w:rPr>
         <w:t>alias.campo</w:t>
       </w:r>
       <w:proofErr w:type="spellEnd"/>
@@ -25043,7 +26606,21 @@
         <w:rPr>
           <w:color w:val="000000" w:themeColor="text1"/>
         </w:rPr>
-        <w:t xml:space="preserve">. Campos mapeados mas não expostos, como </w:t>
+        <w:t xml:space="preserve">. Campos </w:t>
+      </w:r>
+      <w:proofErr w:type="gramStart"/>
+      <w:r>
+        <w:rPr>
+          <w:color w:val="000000" w:themeColor="text1"/>
+        </w:rPr>
+        <w:t>mapeados</w:t>
+      </w:r>
+      <w:proofErr w:type="gramEnd"/>
+      <w:r>
+        <w:rPr>
+          <w:color w:val="000000" w:themeColor="text1"/>
+        </w:rPr>
+        <w:t xml:space="preserve"> mas não expostos, como </w:t>
       </w:r>
       <w:proofErr w:type="spellStart"/>
       <w:r>
@@ -25184,14 +26761,28 @@
         <w:rPr>
           <w:color w:val="000000" w:themeColor="text1"/>
         </w:rPr>
-        <w:t>HibernateQueryTool</w:t>
+        <w:t>HqlQueryExecutor</w:t>
       </w:r>
       <w:proofErr w:type="spellEnd"/>
       <w:r>
         <w:rPr>
           <w:color w:val="000000" w:themeColor="text1"/>
         </w:rPr>
-        <w:t xml:space="preserve"> usa @Transactional(readOnly = </w:t>
+        <w:t xml:space="preserve"> usa @</w:t>
+      </w:r>
+      <w:proofErr w:type="gramStart"/>
+      <w:r>
+        <w:rPr>
+          <w:color w:val="000000" w:themeColor="text1"/>
+        </w:rPr>
+        <w:t>Transactional(</w:t>
+      </w:r>
+      <w:proofErr w:type="gramEnd"/>
+      <w:r>
+        <w:rPr>
+          <w:color w:val="000000" w:themeColor="text1"/>
+        </w:rPr>
+        <w:t xml:space="preserve">readOnly = </w:t>
       </w:r>
       <w:proofErr w:type="spellStart"/>
       <w:r>
@@ -25227,7 +26818,6 @@
         <w:spacing w:before="80"/>
       </w:pPr>
       <w:r>
-        <w:lastRenderedPageBreak/>
         <w:t xml:space="preserve">Comparado com um MCP PostgreSQL, que expõe diretamente a ligação à base de dados — todas as tabelas, todas as colunas, e potencialmente operações de escrita — o </w:t>
       </w:r>
       <w:proofErr w:type="spellStart"/>
@@ -25363,8 +26953,19 @@
                 <w:sz w:val="18"/>
                 <w:lang w:val="en-US"/>
               </w:rPr>
-              <w:t>("Product", "Category");</w:t>
-            </w:r>
+              <w:t>("Product", "Category"</w:t>
+            </w:r>
+            <w:proofErr w:type="gramStart"/>
+            <w:r>
+              <w:rPr>
+                <w:rFonts w:ascii="Courier New" w:hAnsi="Courier New"/>
+                <w:color w:val="FFFFFF" w:themeColor="background1"/>
+                <w:sz w:val="18"/>
+                <w:lang w:val="en-US"/>
+              </w:rPr>
+              <w:t>);</w:t>
+            </w:r>
+            <w:proofErr w:type="gramEnd"/>
           </w:p>
           <w:p>
             <w:pPr>
@@ -25541,9 +27142,9 @@
                 <w:sz w:val="18"/>
                 <w:lang w:val="en-US"/>
               </w:rPr>
-              <w:t xml:space="preserve">public String validate(String </w:t>
-            </w:r>
-            <w:proofErr w:type="spellStart"/>
+              <w:t xml:space="preserve">public String </w:t>
+            </w:r>
+            <w:proofErr w:type="gramStart"/>
             <w:r>
               <w:rPr>
                 <w:rFonts w:ascii="Courier New" w:hAnsi="Courier New"/>
@@ -25551,6 +27152,26 @@
                 <w:sz w:val="18"/>
                 <w:lang w:val="en-US"/>
               </w:rPr>
+              <w:t>validate(</w:t>
+            </w:r>
+            <w:proofErr w:type="gramEnd"/>
+            <w:r>
+              <w:rPr>
+                <w:rFonts w:ascii="Courier New" w:hAnsi="Courier New"/>
+                <w:color w:val="FFFFFF" w:themeColor="background1"/>
+                <w:sz w:val="18"/>
+                <w:lang w:val="en-US"/>
+              </w:rPr>
+              <w:t xml:space="preserve">String </w:t>
+            </w:r>
+            <w:proofErr w:type="spellStart"/>
+            <w:r>
+              <w:rPr>
+                <w:rFonts w:ascii="Courier New" w:hAnsi="Courier New"/>
+                <w:color w:val="FFFFFF" w:themeColor="background1"/>
+                <w:sz w:val="18"/>
+                <w:lang w:val="en-US"/>
+              </w:rPr>
               <w:t>hqlQuery</w:t>
             </w:r>
             <w:proofErr w:type="spellEnd"/>
@@ -25631,6 +27252,7 @@
               <w:t>hqlQuery</w:t>
             </w:r>
             <w:proofErr w:type="spellEnd"/>
+            <w:proofErr w:type="gramStart"/>
             <w:r>
               <w:rPr>
                 <w:rFonts w:ascii="Courier New" w:hAnsi="Courier New"/>
@@ -25640,6 +27262,7 @@
               </w:rPr>
               <w:t>);</w:t>
             </w:r>
+            <w:proofErr w:type="gramEnd"/>
           </w:p>
           <w:p>
             <w:pPr>
@@ -25658,6 +27281,7 @@
               <w:t xml:space="preserve">    if (</w:t>
             </w:r>
             <w:proofErr w:type="spellStart"/>
+            <w:proofErr w:type="gramStart"/>
             <w:r>
               <w:rPr>
                 <w:rFonts w:ascii="Courier New" w:hAnsi="Courier New"/>
@@ -25675,9 +27299,9 @@
                 <w:sz w:val="18"/>
                 <w:lang w:val="en-US"/>
               </w:rPr>
-              <w:t xml:space="preserve"> != null) return </w:t>
-            </w:r>
-            <w:proofErr w:type="spellStart"/>
+              <w:t xml:space="preserve"> !</w:t>
+            </w:r>
+            <w:proofErr w:type="gramEnd"/>
             <w:r>
               <w:rPr>
                 <w:rFonts w:ascii="Courier New" w:hAnsi="Courier New"/>
@@ -25685,6 +27309,16 @@
                 <w:sz w:val="18"/>
                 <w:lang w:val="en-US"/>
               </w:rPr>
+              <w:t xml:space="preserve">= null) return </w:t>
+            </w:r>
+            <w:proofErr w:type="spellStart"/>
+            <w:r>
+              <w:rPr>
+                <w:rFonts w:ascii="Courier New" w:hAnsi="Courier New"/>
+                <w:color w:val="FFFFFF" w:themeColor="background1"/>
+                <w:sz w:val="18"/>
+                <w:lang w:val="en-US"/>
+              </w:rPr>
               <w:t>entityError</w:t>
             </w:r>
             <w:proofErr w:type="spellEnd"/>
@@ -25773,6 +27407,7 @@
               <w:t>hqlQuery</w:t>
             </w:r>
             <w:proofErr w:type="spellEnd"/>
+            <w:proofErr w:type="gramStart"/>
             <w:r>
               <w:rPr>
                 <w:rFonts w:ascii="Courier New" w:hAnsi="Courier New"/>
@@ -25782,6 +27417,7 @@
               </w:rPr>
               <w:t>);</w:t>
             </w:r>
+            <w:proofErr w:type="gramEnd"/>
           </w:p>
           <w:p>
             <w:pPr>
@@ -25800,6 +27436,7 @@
               <w:t xml:space="preserve">    if (</w:t>
             </w:r>
             <w:proofErr w:type="spellStart"/>
+            <w:proofErr w:type="gramStart"/>
             <w:r>
               <w:rPr>
                 <w:rFonts w:ascii="Courier New" w:hAnsi="Courier New"/>
@@ -25817,9 +27454,9 @@
                 <w:sz w:val="18"/>
                 <w:lang w:val="en-US"/>
               </w:rPr>
-              <w:t xml:space="preserve"> != null) return </w:t>
-            </w:r>
-            <w:proofErr w:type="spellStart"/>
+              <w:t xml:space="preserve"> !</w:t>
+            </w:r>
+            <w:proofErr w:type="gramEnd"/>
             <w:r>
               <w:rPr>
                 <w:rFonts w:ascii="Courier New" w:hAnsi="Courier New"/>
@@ -25827,6 +27464,16 @@
                 <w:sz w:val="18"/>
                 <w:lang w:val="en-US"/>
               </w:rPr>
+              <w:t xml:space="preserve">= null) return </w:t>
+            </w:r>
+            <w:proofErr w:type="spellStart"/>
+            <w:r>
+              <w:rPr>
+                <w:rFonts w:ascii="Courier New" w:hAnsi="Courier New"/>
+                <w:color w:val="FFFFFF" w:themeColor="background1"/>
+                <w:sz w:val="18"/>
+                <w:lang w:val="en-US"/>
+              </w:rPr>
               <w:t>fieldError</w:t>
             </w:r>
             <w:proofErr w:type="spellEnd"/>
@@ -25895,6 +27542,7 @@
               <w:t>hqlQuery</w:t>
             </w:r>
             <w:proofErr w:type="spellEnd"/>
+            <w:proofErr w:type="gramStart"/>
             <w:r>
               <w:rPr>
                 <w:rFonts w:ascii="Courier New" w:hAnsi="Courier New"/>
@@ -25904,6 +27552,7 @@
               </w:rPr>
               <w:t>);</w:t>
             </w:r>
+            <w:proofErr w:type="gramEnd"/>
           </w:p>
           <w:p>
             <w:pPr>
@@ -25947,6 +27596,7 @@
               <w:t xml:space="preserve">private String </w:t>
             </w:r>
             <w:proofErr w:type="spellStart"/>
+            <w:proofErr w:type="gramStart"/>
             <w:r>
               <w:rPr>
                 <w:rFonts w:ascii="Courier New" w:hAnsi="Courier New"/>
@@ -25964,9 +27614,9 @@
                 <w:sz w:val="18"/>
                 <w:lang w:val="en-US"/>
               </w:rPr>
-              <w:t xml:space="preserve">(String </w:t>
-            </w:r>
-            <w:proofErr w:type="spellStart"/>
+              <w:t>(</w:t>
+            </w:r>
+            <w:proofErr w:type="gramEnd"/>
             <w:r>
               <w:rPr>
                 <w:rFonts w:ascii="Courier New" w:hAnsi="Courier New"/>
@@ -25974,6 +27624,16 @@
                 <w:sz w:val="18"/>
                 <w:lang w:val="en-US"/>
               </w:rPr>
+              <w:t xml:space="preserve">String </w:t>
+            </w:r>
+            <w:proofErr w:type="spellStart"/>
+            <w:r>
+              <w:rPr>
+                <w:rFonts w:ascii="Courier New" w:hAnsi="Courier New"/>
+                <w:color w:val="FFFFFF" w:themeColor="background1"/>
+                <w:sz w:val="18"/>
+                <w:lang w:val="en-US"/>
+              </w:rPr>
               <w:t>hqlQuery</w:t>
             </w:r>
             <w:proofErr w:type="spellEnd"/>
@@ -26001,7 +27661,27 @@
                 <w:sz w:val="18"/>
                 <w:lang w:val="en-US"/>
               </w:rPr>
-              <w:t xml:space="preserve">    Map&lt;String, String&gt; aliases = new HashMap&lt;&gt;();</w:t>
+              <w:t xml:space="preserve">    Map&lt;String, String&gt; aliases = new HashMap&lt;</w:t>
+            </w:r>
+            <w:proofErr w:type="gramStart"/>
+            <w:r>
+              <w:rPr>
+                <w:rFonts w:ascii="Courier New" w:hAnsi="Courier New"/>
+                <w:color w:val="FFFFFF" w:themeColor="background1"/>
+                <w:sz w:val="18"/>
+                <w:lang w:val="en-US"/>
+              </w:rPr>
+              <w:t>&gt;(</w:t>
+            </w:r>
+            <w:proofErr w:type="gramEnd"/>
+            <w:r>
+              <w:rPr>
+                <w:rFonts w:ascii="Courier New" w:hAnsi="Courier New"/>
+                <w:color w:val="FFFFFF" w:themeColor="background1"/>
+                <w:sz w:val="18"/>
+                <w:lang w:val="en-US"/>
+              </w:rPr>
+              <w:t>);</w:t>
             </w:r>
           </w:p>
           <w:p>
@@ -26041,6 +27721,7 @@
               <w:t xml:space="preserve">(entity -&gt; </w:t>
             </w:r>
             <w:proofErr w:type="spellStart"/>
+            <w:proofErr w:type="gramStart"/>
             <w:r>
               <w:rPr>
                 <w:rFonts w:ascii="Courier New" w:hAnsi="Courier New"/>
@@ -26058,7 +27739,17 @@
                 <w:sz w:val="18"/>
                 <w:lang w:val="en-US"/>
               </w:rPr>
-              <w:t>(entity, entity));</w:t>
+              <w:t>(</w:t>
+            </w:r>
+            <w:proofErr w:type="gramEnd"/>
+            <w:r>
+              <w:rPr>
+                <w:rFonts w:ascii="Courier New" w:hAnsi="Courier New"/>
+                <w:color w:val="FFFFFF" w:themeColor="background1"/>
+                <w:sz w:val="18"/>
+                <w:lang w:val="en-US"/>
+              </w:rPr>
+              <w:t>entity, entity));</w:t>
             </w:r>
           </w:p>
           <w:p>
@@ -26136,6 +27827,7 @@
               <w:t>hqlQuery</w:t>
             </w:r>
             <w:proofErr w:type="spellEnd"/>
+            <w:proofErr w:type="gramStart"/>
             <w:r>
               <w:rPr>
                 <w:rFonts w:ascii="Courier New" w:hAnsi="Courier New"/>
@@ -26145,6 +27837,7 @@
               </w:rPr>
               <w:t>);</w:t>
             </w:r>
+            <w:proofErr w:type="gramEnd"/>
           </w:p>
           <w:p>
             <w:pPr>
@@ -26200,6 +27893,7 @@
               <w:t xml:space="preserve">        </w:t>
             </w:r>
             <w:proofErr w:type="spellStart"/>
+            <w:proofErr w:type="gramStart"/>
             <w:r>
               <w:rPr>
                 <w:rFonts w:ascii="Courier New" w:hAnsi="Courier New"/>
@@ -26220,6 +27914,7 @@
               <w:t>(</w:t>
             </w:r>
             <w:proofErr w:type="spellStart"/>
+            <w:proofErr w:type="gramEnd"/>
             <w:r>
               <w:rPr>
                 <w:rFonts w:ascii="Courier New" w:hAnsi="Courier New"/>
@@ -26352,6 +28047,7 @@
               <w:t>hqlQuery</w:t>
             </w:r>
             <w:proofErr w:type="spellEnd"/>
+            <w:proofErr w:type="gramStart"/>
             <w:r>
               <w:rPr>
                 <w:rFonts w:ascii="Courier New" w:hAnsi="Courier New"/>
@@ -26361,6 +28057,7 @@
               </w:rPr>
               <w:t>);</w:t>
             </w:r>
+            <w:proofErr w:type="gramEnd"/>
           </w:p>
           <w:p>
             <w:pPr>
@@ -26433,8 +28130,19 @@
                 <w:sz w:val="18"/>
                 <w:lang w:val="en-US"/>
               </w:rPr>
-              <w:t>(1);</w:t>
-            </w:r>
+              <w:t>(1</w:t>
+            </w:r>
+            <w:proofErr w:type="gramStart"/>
+            <w:r>
+              <w:rPr>
+                <w:rFonts w:ascii="Courier New" w:hAnsi="Courier New"/>
+                <w:color w:val="FFFFFF" w:themeColor="background1"/>
+                <w:sz w:val="18"/>
+                <w:lang w:val="en-US"/>
+              </w:rPr>
+              <w:t>);</w:t>
+            </w:r>
+            <w:proofErr w:type="gramEnd"/>
           </w:p>
           <w:p>
             <w:pPr>
@@ -26470,8 +28178,19 @@
                 <w:sz w:val="18"/>
                 <w:lang w:val="en-US"/>
               </w:rPr>
-              <w:t>(2);</w:t>
-            </w:r>
+              <w:t>(2</w:t>
+            </w:r>
+            <w:proofErr w:type="gramStart"/>
+            <w:r>
+              <w:rPr>
+                <w:rFonts w:ascii="Courier New" w:hAnsi="Courier New"/>
+                <w:color w:val="FFFFFF" w:themeColor="background1"/>
+                <w:sz w:val="18"/>
+                <w:lang w:val="en-US"/>
+              </w:rPr>
+              <w:t>);</w:t>
+            </w:r>
+            <w:proofErr w:type="gramEnd"/>
           </w:p>
           <w:p>
             <w:pPr>
@@ -26507,8 +28226,19 @@
                 <w:sz w:val="18"/>
                 <w:lang w:val="en-US"/>
               </w:rPr>
-              <w:t>(alias);</w:t>
-            </w:r>
+              <w:t>(alias</w:t>
+            </w:r>
+            <w:proofErr w:type="gramStart"/>
+            <w:r>
+              <w:rPr>
+                <w:rFonts w:ascii="Courier New" w:hAnsi="Courier New"/>
+                <w:color w:val="FFFFFF" w:themeColor="background1"/>
+                <w:sz w:val="18"/>
+                <w:lang w:val="en-US"/>
+              </w:rPr>
+              <w:t>);</w:t>
+            </w:r>
+            <w:proofErr w:type="gramEnd"/>
           </w:p>
           <w:p>
             <w:pPr>
@@ -26564,8 +28294,19 @@
                 <w:sz w:val="18"/>
                 <w:lang w:val="en-US"/>
               </w:rPr>
-              <w:t>(entity);</w:t>
-            </w:r>
+              <w:t>(entity</w:t>
+            </w:r>
+            <w:proofErr w:type="gramStart"/>
+            <w:r>
+              <w:rPr>
+                <w:rFonts w:ascii="Courier New" w:hAnsi="Courier New"/>
+                <w:color w:val="FFFFFF" w:themeColor="background1"/>
+                <w:sz w:val="18"/>
+                <w:lang w:val="en-US"/>
+              </w:rPr>
+              <w:t>);</w:t>
+            </w:r>
+            <w:proofErr w:type="gramEnd"/>
           </w:p>
           <w:p>
             <w:pPr>
@@ -26589,9 +28330,9 @@
                 <w:sz w:val="18"/>
                 <w:lang w:val="en-US"/>
               </w:rPr>
-              <w:t xml:space="preserve">        if (entity != null &amp;&amp; !</w:t>
-            </w:r>
-            <w:proofErr w:type="spellStart"/>
+              <w:t xml:space="preserve">        if (</w:t>
+            </w:r>
+            <w:proofErr w:type="gramStart"/>
             <w:r>
               <w:rPr>
                 <w:rFonts w:ascii="Courier New" w:hAnsi="Courier New"/>
@@ -26599,6 +28340,26 @@
                 <w:sz w:val="18"/>
                 <w:lang w:val="en-US"/>
               </w:rPr>
+              <w:t>entity !</w:t>
+            </w:r>
+            <w:proofErr w:type="gramEnd"/>
+            <w:r>
+              <w:rPr>
+                <w:rFonts w:ascii="Courier New" w:hAnsi="Courier New"/>
+                <w:color w:val="FFFFFF" w:themeColor="background1"/>
+                <w:sz w:val="18"/>
+                <w:lang w:val="en-US"/>
+              </w:rPr>
+              <w:t>= null &amp;&amp; !</w:t>
+            </w:r>
+            <w:proofErr w:type="spellStart"/>
+            <w:r>
+              <w:rPr>
+                <w:rFonts w:ascii="Courier New" w:hAnsi="Courier New"/>
+                <w:color w:val="FFFFFF" w:themeColor="background1"/>
+                <w:sz w:val="18"/>
+                <w:lang w:val="en-US"/>
+              </w:rPr>
               <w:t>allowedFields.contains</w:t>
             </w:r>
             <w:proofErr w:type="spellEnd"/>
@@ -26643,8 +28404,19 @@
                 <w:sz w:val="18"/>
                 <w:lang w:val="en-US"/>
               </w:rPr>
-              <w:t xml:space="preserve">              + "' is not accessible via this assistant.";</w:t>
-            </w:r>
+              <w:t xml:space="preserve">              + "' is not accessible via this assistant.</w:t>
+            </w:r>
+            <w:proofErr w:type="gramStart"/>
+            <w:r>
+              <w:rPr>
+                <w:rFonts w:ascii="Courier New" w:hAnsi="Courier New"/>
+                <w:color w:val="FFFFFF" w:themeColor="background1"/>
+                <w:sz w:val="18"/>
+                <w:lang w:val="en-US"/>
+              </w:rPr>
+              <w:t>";</w:t>
+            </w:r>
+            <w:proofErr w:type="gramEnd"/>
           </w:p>
           <w:p>
             <w:pPr>
@@ -26962,7 +28734,11 @@
       </w:r>
       <w:proofErr w:type="spellEnd"/>
       <w:r>
-        <w:t xml:space="preserve"> que permite a agentes de IA descobrir e usar ferramentas externas de forma simples. Com o MCP Server ativado, qualquer cliente MCP (Claude Desktop, Cursor, agentes personalizados) pode chamar a ferramenta </w:t>
+        <w:t xml:space="preserve"> que permite a agentes de IA descobrir e usar ferramentas externas de forma simples. Com o MCP Server ativado, qualquer </w:t>
+      </w:r>
+      <w:r>
+        <w:lastRenderedPageBreak/>
+        <w:t xml:space="preserve">cliente MCP (Claude Desktop, Cursor, agentes personalizados) pode chamar a ferramenta </w:t>
       </w:r>
       <w:proofErr w:type="spellStart"/>
       <w:r>
@@ -27128,7 +28904,27 @@
                 <w:sz w:val="18"/>
                 <w:szCs w:val="18"/>
               </w:rPr>
-              <w:t>//   (está comentada com o comentário '</w:t>
+              <w:t>//</w:t>
+            </w:r>
+            <w:proofErr w:type="gramStart"/>
+            <w:r>
+              <w:rPr>
+                <w:rFonts w:ascii="Courier New" w:eastAsia="Courier New" w:hAnsi="Courier New" w:cs="Courier New"/>
+                <w:color w:val="D4D4D4"/>
+                <w:sz w:val="18"/>
+                <w:szCs w:val="18"/>
+              </w:rPr>
+              <w:t xml:space="preserve">   (</w:t>
+            </w:r>
+            <w:proofErr w:type="gramEnd"/>
+            <w:r>
+              <w:rPr>
+                <w:rFonts w:ascii="Courier New" w:eastAsia="Courier New" w:hAnsi="Courier New" w:cs="Courier New"/>
+                <w:color w:val="D4D4D4"/>
+                <w:sz w:val="18"/>
+                <w:szCs w:val="18"/>
+              </w:rPr>
+              <w:t>está comentada com o comentário '</w:t>
             </w:r>
             <w:proofErr w:type="spellStart"/>
             <w:r>
@@ -27262,7 +29058,6 @@
                 <w:sz w:val="18"/>
                 <w:szCs w:val="18"/>
               </w:rPr>
-              <w:lastRenderedPageBreak/>
               <w:t>// &lt;</w:t>
             </w:r>
             <w:proofErr w:type="spellStart"/>
@@ -27570,6 +29365,7 @@
               <w:t>&gt;${</w:t>
             </w:r>
             <w:proofErr w:type="spellStart"/>
+            <w:proofErr w:type="gramStart"/>
             <w:r>
               <w:rPr>
                 <w:rFonts w:ascii="Courier New" w:eastAsia="Courier New" w:hAnsi="Courier New" w:cs="Courier New"/>
@@ -27580,6 +29376,7 @@
               <w:t>mcp.version</w:t>
             </w:r>
             <w:proofErr w:type="spellEnd"/>
+            <w:proofErr w:type="gramEnd"/>
             <w:r>
               <w:rPr>
                 <w:rFonts w:ascii="Courier New" w:eastAsia="Courier New" w:hAnsi="Courier New" w:cs="Courier New"/>
@@ -27891,6 +29688,7 @@
               <w:t xml:space="preserve">//   Recebe pergunta em linguagem natural → chama </w:t>
             </w:r>
             <w:proofErr w:type="spellStart"/>
+            <w:proofErr w:type="gramStart"/>
             <w:r>
               <w:rPr>
                 <w:rFonts w:ascii="Courier New" w:eastAsia="Courier New" w:hAnsi="Courier New" w:cs="Courier New"/>
@@ -27901,6 +29699,7 @@
               <w:t>assistant.chat</w:t>
             </w:r>
             <w:proofErr w:type="spellEnd"/>
+            <w:proofErr w:type="gramEnd"/>
             <w:r>
               <w:rPr>
                 <w:rFonts w:ascii="Courier New" w:eastAsia="Courier New" w:hAnsi="Courier New" w:cs="Courier New"/>
@@ -28175,9 +29974,21 @@
                 <w:szCs w:val="18"/>
                 <w:lang w:val="en-US"/>
               </w:rPr>
-              <w:t>": { "</w:t>
-            </w:r>
-            <w:proofErr w:type="spellStart"/>
+              <w:t xml:space="preserve">": </w:t>
+            </w:r>
+            <w:proofErr w:type="gramStart"/>
+            <w:r>
+              <w:rPr>
+                <w:rFonts w:ascii="Courier New" w:eastAsia="Courier New" w:hAnsi="Courier New" w:cs="Courier New"/>
+                <w:color w:val="D4D4D4"/>
+                <w:sz w:val="18"/>
+                <w:szCs w:val="18"/>
+                <w:lang w:val="en-US"/>
+              </w:rPr>
+              <w:t>{ "</w:t>
+            </w:r>
+            <w:proofErr w:type="spellStart"/>
+            <w:proofErr w:type="gramEnd"/>
             <w:r>
               <w:rPr>
                 <w:rFonts w:ascii="Courier New" w:eastAsia="Courier New" w:hAnsi="Courier New" w:cs="Courier New"/>
@@ -28431,7 +30242,29 @@
           <w:sz w:val="20"/>
           <w:szCs w:val="20"/>
         </w:rPr>
-        <w:t>-ai)</w:t>
+        <w:t>-</w:t>
+      </w:r>
+      <w:proofErr w:type="gramStart"/>
+      <w:r>
+        <w:rPr>
+          <w:i/>
+          <w:iCs/>
+          <w:color w:val="595959"/>
+          <w:sz w:val="20"/>
+          <w:szCs w:val="20"/>
+        </w:rPr>
+        <w:t>ai</w:t>
+      </w:r>
+      <w:proofErr w:type="gramEnd"/>
+      <w:r>
+        <w:rPr>
+          <w:i/>
+          <w:iCs/>
+          <w:color w:val="595959"/>
+          <w:sz w:val="20"/>
+          <w:szCs w:val="20"/>
+        </w:rPr>
+        <w:t>)</w:t>
       </w:r>
     </w:p>
     <w:p>
@@ -28624,7 +30457,7 @@
       </w:r>
       <w:proofErr w:type="spellStart"/>
       <w:r>
-        <w:t>HibernateQueryTool</w:t>
+        <w:t>HqlQueryExecutor</w:t>
       </w:r>
       <w:proofErr w:type="spellEnd"/>
       <w:r>
@@ -28773,7 +30606,7 @@
         <w:rPr>
           <w:color w:val="000000" w:themeColor="text1"/>
         </w:rPr>
-        <w:t>HibernateQueryTool</w:t>
+        <w:t>HqlQueryExecutor</w:t>
       </w:r>
       <w:proofErr w:type="spellEnd"/>
       <w:r>
@@ -28813,15 +30646,10 @@
       <w:r>
         <w:t>.</w:t>
       </w:r>
-    </w:p>
-    <w:p>
-      <w:pPr>
-        <w:spacing w:before="80"/>
-      </w:pPr>
     </w:p>
     <w:tbl>
       <w:tblPr>
-        <w:tblW w:w="9026" w:type="dxa"/>
+        <w:tblW w:w="9638" w:type="dxa"/>
         <w:tblBorders>
           <w:top w:val="single" w:sz="4" w:space="0" w:color="auto"/>
           <w:left w:val="single" w:sz="4" w:space="0" w:color="auto"/>
@@ -28834,51 +30662,58 @@
           <w:left w:w="10" w:type="dxa"/>
           <w:right w:w="10" w:type="dxa"/>
         </w:tblCellMar>
-        <w:tblLook w:val="04A0" w:firstRow="1" w:lastRow="0" w:firstColumn="1" w:lastColumn="0" w:noHBand="0" w:noVBand="1"/>
+        <w:tblLook w:val="0000" w:firstRow="0" w:lastRow="0" w:firstColumn="0" w:lastColumn="0" w:noHBand="0" w:noVBand="0"/>
       </w:tblPr>
       <w:tblGrid>
         <w:gridCol w:w="9638"/>
       </w:tblGrid>
       <w:tr>
+        <w:trPr>
+          <w:trHeight w:val="4633"/>
+        </w:trPr>
         <w:tc>
           <w:tcPr>
-            <w:tcW w:w="9026" w:type="dxa"/>
+            <w:tcW w:w="9638" w:type="dxa"/>
             <w:tcBorders>
               <w:top w:val="none" w:sz="0" w:space="0" w:color="FFFFFF"/>
               <w:left w:val="none" w:sz="0" w:space="0" w:color="FFFFFF"/>
               <w:bottom w:val="none" w:sz="0" w:space="0" w:color="FFFFFF"/>
               <w:right w:val="none" w:sz="0" w:space="0" w:color="FFFFFF"/>
             </w:tcBorders>
-            <w:shd w:val="clear" w:color="auto" w:fill="1E1E1E"/>
+            <w:shd w:val="clear" w:color="auto" w:fill="D5E8F0"/>
             <w:tcMar>
-              <w:top w:w="40" w:type="dxa"/>
-              <w:left w:w="200" w:type="dxa"/>
-              <w:bottom w:w="40" w:type="dxa"/>
+              <w:top w:w="60" w:type="dxa"/>
+              <w:left w:w="180" w:type="dxa"/>
+              <w:bottom w:w="60" w:type="dxa"/>
               <w:right w:w="180" w:type="dxa"/>
             </w:tcMar>
           </w:tcPr>
           <w:p>
             <w:pPr>
-              <w:spacing w:before="20" w:after="20"/>
-              <w:rPr>
+              <w:autoSpaceDE w:val="0"/>
+              <w:autoSpaceDN w:val="0"/>
+              <w:adjustRightInd w:val="0"/>
+              <w:rPr>
+                <w:rFonts w:ascii="Courier New" w:hAnsi="Courier New" w:cs="Courier New"/>
+                <w:sz w:val="18"/>
+                <w:szCs w:val="18"/>
                 <w:lang w:val="en-US"/>
               </w:rPr>
             </w:pPr>
             <w:r>
               <w:rPr>
-                <w:rFonts w:ascii="Courier New" w:eastAsia="Courier New" w:hAnsi="Courier New" w:cs="Courier New"/>
-                <w:color w:val="D4D4D4"/>
-                <w:sz w:val="18"/>
-                <w:szCs w:val="18"/>
-                <w:lang w:val="en-US"/>
-              </w:rPr>
+                <w:rFonts w:ascii="Courier New" w:hAnsi="Courier New" w:cs="Courier New"/>
+                <w:sz w:val="18"/>
+                <w:szCs w:val="18"/>
+                <w:lang w:val="en-US"/>
+              </w:rPr>
+              <w:lastRenderedPageBreak/>
               <w:t xml:space="preserve"># </w:t>
             </w:r>
             <w:proofErr w:type="spellStart"/>
             <w:r>
               <w:rPr>
-                <w:rFonts w:ascii="Courier New" w:eastAsia="Courier New" w:hAnsi="Courier New" w:cs="Courier New"/>
-                <w:color w:val="D4D4D4"/>
+                <w:rFonts w:ascii="Courier New" w:hAnsi="Courier New" w:cs="Courier New"/>
                 <w:sz w:val="18"/>
                 <w:szCs w:val="18"/>
                 <w:lang w:val="en-US"/>
@@ -28888,8 +30723,7 @@
             <w:proofErr w:type="spellEnd"/>
             <w:r>
               <w:rPr>
-                <w:rFonts w:ascii="Courier New" w:eastAsia="Courier New" w:hAnsi="Courier New" w:cs="Courier New"/>
-                <w:color w:val="D4D4D4"/>
+                <w:rFonts w:ascii="Courier New" w:hAnsi="Courier New" w:cs="Courier New"/>
                 <w:sz w:val="18"/>
                 <w:szCs w:val="18"/>
                 <w:lang w:val="en-US"/>
@@ -28899,8 +30733,7 @@
             <w:proofErr w:type="spellStart"/>
             <w:r>
               <w:rPr>
-                <w:rFonts w:ascii="Courier New" w:eastAsia="Courier New" w:hAnsi="Courier New" w:cs="Courier New"/>
-                <w:color w:val="D4D4D4"/>
+                <w:rFonts w:ascii="Courier New" w:hAnsi="Courier New" w:cs="Courier New"/>
                 <w:sz w:val="18"/>
                 <w:szCs w:val="18"/>
                 <w:lang w:val="en-US"/>
@@ -28910,8 +30743,7 @@
             <w:proofErr w:type="spellEnd"/>
             <w:r>
               <w:rPr>
-                <w:rFonts w:ascii="Courier New" w:eastAsia="Courier New" w:hAnsi="Courier New" w:cs="Courier New"/>
-                <w:color w:val="D4D4D4"/>
+                <w:rFonts w:ascii="Courier New" w:hAnsi="Courier New" w:cs="Courier New"/>
                 <w:sz w:val="18"/>
                 <w:szCs w:val="18"/>
                 <w:lang w:val="en-US"/>
@@ -28919,37 +30751,21 @@
               <w:t>: SELECT COUNT(p) FROM Product p</w:t>
             </w:r>
           </w:p>
-        </w:tc>
-      </w:tr>
-      <w:tr>
-        <w:tc>
-          <w:tcPr>
-            <w:tcW w:w="9026" w:type="dxa"/>
-            <w:tcBorders>
-              <w:top w:val="none" w:sz="0" w:space="0" w:color="FFFFFF"/>
-              <w:left w:val="none" w:sz="0" w:space="0" w:color="FFFFFF"/>
-              <w:bottom w:val="none" w:sz="0" w:space="0" w:color="FFFFFF"/>
-              <w:right w:val="none" w:sz="0" w:space="0" w:color="FFFFFF"/>
-            </w:tcBorders>
-            <w:shd w:val="clear" w:color="auto" w:fill="1E1E1E"/>
-            <w:tcMar>
-              <w:top w:w="40" w:type="dxa"/>
-              <w:left w:w="200" w:type="dxa"/>
-              <w:bottom w:w="40" w:type="dxa"/>
-              <w:right w:w="180" w:type="dxa"/>
-            </w:tcMar>
-          </w:tcPr>
           <w:p>
             <w:pPr>
-              <w:spacing w:before="20" w:after="20"/>
-              <w:rPr>
+              <w:autoSpaceDE w:val="0"/>
+              <w:autoSpaceDN w:val="0"/>
+              <w:adjustRightInd w:val="0"/>
+              <w:rPr>
+                <w:rFonts w:ascii="Courier New" w:hAnsi="Courier New" w:cs="Courier New"/>
+                <w:sz w:val="18"/>
+                <w:szCs w:val="18"/>
                 <w:lang w:val="en-US"/>
               </w:rPr>
             </w:pPr>
             <w:r>
               <w:rPr>
-                <w:rFonts w:ascii="Courier New" w:eastAsia="Courier New" w:hAnsi="Courier New" w:cs="Courier New"/>
-                <w:color w:val="D4D4D4"/>
+                <w:rFonts w:ascii="Courier New" w:hAnsi="Courier New" w:cs="Courier New"/>
                 <w:sz w:val="18"/>
                 <w:szCs w:val="18"/>
                 <w:lang w:val="en-US"/>
@@ -28957,65 +30773,34 @@
               <w:t>curl "http://localhost:8080/assistant/ask?q=How+many+products+do+we+have?"</w:t>
             </w:r>
           </w:p>
-        </w:tc>
-      </w:tr>
-      <w:tr>
-        <w:tc>
-          <w:tcPr>
-            <w:tcW w:w="9026" w:type="dxa"/>
-            <w:tcBorders>
-              <w:top w:val="none" w:sz="0" w:space="0" w:color="FFFFFF"/>
-              <w:left w:val="none" w:sz="0" w:space="0" w:color="FFFFFF"/>
-              <w:bottom w:val="none" w:sz="0" w:space="0" w:color="FFFFFF"/>
-              <w:right w:val="none" w:sz="0" w:space="0" w:color="FFFFFF"/>
-            </w:tcBorders>
-            <w:shd w:val="clear" w:color="auto" w:fill="1E1E1E"/>
-            <w:tcMar>
-              <w:top w:w="40" w:type="dxa"/>
-              <w:left w:w="200" w:type="dxa"/>
-              <w:bottom w:w="40" w:type="dxa"/>
-              <w:right w:w="180" w:type="dxa"/>
-            </w:tcMar>
-          </w:tcPr>
           <w:p>
             <w:pPr>
-              <w:spacing w:before="20" w:after="20"/>
-              <w:rPr>
+              <w:autoSpaceDE w:val="0"/>
+              <w:autoSpaceDN w:val="0"/>
+              <w:adjustRightInd w:val="0"/>
+              <w:rPr>
+                <w:rFonts w:ascii="Courier New" w:hAnsi="Courier New" w:cs="Courier New"/>
+                <w:sz w:val="18"/>
+                <w:szCs w:val="18"/>
                 <w:lang w:val="en-US"/>
               </w:rPr>
             </w:pPr>
           </w:p>
-        </w:tc>
-      </w:tr>
-      <w:tr>
-        <w:tc>
-       